--- a/data/outputs/v2/Physics/SS4.2_Introduction_to_Space_Physics/Physics_Introduction_to_Space_Physics_CBE_LessonSequence.docx
+++ b/data/outputs/v2/Physics/SS4.2_Introduction_to_Space_Physics/Physics_Introduction_to_Space_Physics_CBE_LessonSequence.docx
@@ -3612,7 +3612,7 @@
             <w:pPr>
               <w:spacing w:after="20" w:before="0"/>
             </w:pPr>
-            <w:hyperlink w:history="1" r:id="rIdpo3fvfrxd19f-oqpek4me">
+            <w:hyperlink w:history="1" r:id="rIdjt6ozowy1vgcdnrw7ryux">
               <w:r>
                 <w:rPr>
                   <w:rFonts w:ascii="Arial" w:cs="Arial" w:eastAsia="Arial" w:hAnsi="Arial"/>
@@ -3645,7 +3645,7 @@
               <w:spacing w:after="10" w:before="0"/>
               <w:ind w:left="120"/>
             </w:pPr>
-            <w:hyperlink w:history="1" r:id="rIdcjp3mrakricnv00-e0u1z">
+            <w:hyperlink w:history="1" r:id="rIdal8rqcmqjdlcpod87t-7o">
               <w:r>
                 <w:rPr>
                   <w:rFonts w:ascii="Arial" w:cs="Arial" w:eastAsia="Arial" w:hAnsi="Arial"/>
@@ -3707,7 +3707,7 @@
               <w:spacing w:after="10" w:before="0"/>
               <w:ind w:left="120"/>
             </w:pPr>
-            <w:hyperlink w:history="1" r:id="rIdbbxlekdeohihkrkcyrd49">
+            <w:hyperlink w:history="1" r:id="rIdn89uumwg_oxikg73wayl8">
               <w:r>
                 <w:rPr>
                   <w:rFonts w:ascii="Arial" w:cs="Arial" w:eastAsia="Arial" w:hAnsi="Arial"/>
@@ -3917,7 +3917,312 @@
             <w:pPr>
               <w:spacing w:after="20" w:before="0"/>
             </w:pPr>
-            <w:hyperlink w:history="1" r:id="rIdixfvq3im3z0v6rk9txkbe">
+            <w:hyperlink w:history="1" r:id="rIdwmst41xm1ywwkza5vgutm">
+              <w:r>
+                <w:rPr>
+                  <w:rFonts w:ascii="Arial" w:cs="Arial" w:eastAsia="Arial" w:hAnsi="Arial"/>
+                  <w:color w:val="2E75B6"/>
+                  <w:sz w:val="16"/>
+                  <w:szCs w:val="16"/>
+                  <w:u w:val="single" w:color="2E75B6"/>
+                </w:rPr>
+                <w:t xml:space="preserve">Why Cosmic Evolution Matters</w:t>
+              </w:r>
+            </w:hyperlink>
+          </w:p>
+          <w:p>
+            <w:pPr>
+              <w:spacing w:after="10" w:before="0"/>
+              <w:ind w:left="120"/>
+            </w:pPr>
+            <w:r>
+              <w:rPr>
+                <w:rFonts w:ascii="Arial" w:cs="Arial" w:eastAsia="Arial" w:hAnsi="Arial"/>
+                <w:color w:val="595959"/>
+                <w:sz w:val="14"/>
+                <w:szCs w:val="14"/>
+              </w:rPr>
+              <w:t xml:space="preserve">Source: Khan Academy (English - US curriculum)</w:t>
+            </w:r>
+          </w:p>
+          <w:p>
+            <w:pPr>
+              <w:spacing w:after="10" w:before="0"/>
+              <w:ind w:left="120"/>
+            </w:pPr>
+            <w:hyperlink w:history="1" r:id="rIdb-fqwosk9rtqvi8slkis9">
+              <w:r>
+                <w:rPr>
+                  <w:rFonts w:ascii="Arial" w:cs="Arial" w:eastAsia="Arial" w:hAnsi="Arial"/>
+                  <w:color w:val="595959"/>
+                  <w:sz w:val="14"/>
+                  <w:szCs w:val="14"/>
+                  <w:u w:val="single" w:color="595959"/>
+                </w:rPr>
+                <w:t xml:space="preserve">🔍 Search ARES for similar videos</w:t>
+              </w:r>
+            </w:hyperlink>
+          </w:p>
+          <w:p>
+            <w:pPr>
+              <w:spacing w:after="40" w:before="0"/>
+            </w:pPr>
+            <w:r>
+              <w:rPr>
+                <w:sz w:val="14"/>
+                <w:szCs w:val="14"/>
+              </w:rPr>
+              <w:t xml:space="preserve"/>
+            </w:r>
+          </w:p>
+          <w:p>
+            <w:pPr>
+              <w:spacing w:after="20" w:before="0"/>
+            </w:pPr>
+            <w:r>
+              <w:rPr>
+                <w:rFonts w:ascii="Arial" w:cs="Arial" w:eastAsia="Arial" w:hAnsi="Arial"/>
+                <w:b/>
+                <w:bCs/>
+                <w:color w:val="1F3864"/>
+                <w:sz w:val="16"/>
+                <w:szCs w:val="16"/>
+              </w:rPr>
+              <w:t xml:space="preserve">📖 READING:</w:t>
+            </w:r>
+          </w:p>
+          <w:p>
+            <w:pPr>
+              <w:spacing w:after="20" w:before="0"/>
+            </w:pPr>
+            <w:r>
+              <w:rPr>
+                <w:rFonts w:ascii="Arial" w:cs="Arial" w:eastAsia="Arial" w:hAnsi="Arial"/>
+                <w:i/>
+                <w:iCs/>
+                <w:color w:val="595959"/>
+                <w:sz w:val="16"/>
+                <w:szCs w:val="16"/>
+              </w:rPr>
+              <w:t xml:space="preserve">No closely matching reading in the ARES library for this activity.</w:t>
+            </w:r>
+          </w:p>
+          <w:p>
+            <w:pPr>
+              <w:spacing w:after="10" w:before="0"/>
+              <w:ind w:left="120"/>
+            </w:pPr>
+            <w:hyperlink w:history="1" r:id="rIdxsagp2z7-wzwkbj4plt-_">
+              <w:r>
+                <w:rPr>
+                  <w:rFonts w:ascii="Arial" w:cs="Arial" w:eastAsia="Arial" w:hAnsi="Arial"/>
+                  <w:color w:val="595959"/>
+                  <w:sz w:val="14"/>
+                  <w:szCs w:val="14"/>
+                  <w:u w:val="single" w:color="595959"/>
+                </w:rPr>
+                <w:t xml:space="preserve">🔍 Search ARES for readings</w:t>
+              </w:r>
+            </w:hyperlink>
+          </w:p>
+          <w:p>
+            <w:pPr>
+              <w:spacing w:after="10" w:before="0"/>
+              <w:ind w:left="120"/>
+            </w:pPr>
+            <w:r>
+              <w:rPr>
+                <w:rFonts w:ascii="Arial" w:cs="Arial" w:eastAsia="Arial" w:hAnsi="Arial"/>
+                <w:color w:val="595959"/>
+                <w:sz w:val="14"/>
+                <w:szCs w:val="14"/>
+              </w:rPr>
+              <w:t xml:space="preserve">Search terms: space physics big bang</w:t>
+            </w:r>
+          </w:p>
+        </w:tc>
+        <w:tc>
+          <w:tcPr>
+            <w:tcW w:type="dxa" w:w="3040"/>
+            <w:shd w:fill="FFFFFF" w:color="auto" w:val="clear"/>
+            <w:tcMar>
+              <w:top w:type="dxa" w:w="60"/>
+              <w:left w:type="dxa" w:w="120"/>
+              <w:bottom w:type="dxa" w:w="60"/>
+              <w:right w:type="dxa" w:w="120"/>
+            </w:tcMar>
+            <w:vAlign w:val="top"/>
+          </w:tcPr>
+          <w:p>
+            <w:pPr>
+              <w:spacing w:after="40" w:before="0"/>
+              <w:jc w:val="left"/>
+            </w:pPr>
+            <w:r>
+              <w:rPr>
+                <w:rFonts w:ascii="Arial" w:cs="Arial" w:eastAsia="Arial" w:hAnsi="Arial"/>
+                <w:b w:val="false"/>
+                <w:bCs w:val="false"/>
+                <w:i w:val="false"/>
+                <w:iCs w:val="false"/>
+                <w:color w:val="000000"/>
+                <w:sz w:val="18"/>
+                <w:szCs w:val="18"/>
+              </w:rPr>
+              <w:t xml:space="preserve">Learners gather evidence from two multimedia sources. First (15 min), the class watches the Kurzgesagt YouTube animation 'The Big Bang — How Did Everything Begin?' (approx. 6–8 min). While watching, learners complete a structured Evidence Collection Table in their exercise books with three columns: 'What I Observed/Heard,' 'What It Suggests About the Universe's Origin,' and 'A Question It Raises.' After the video, learners have 2 minutes to complete their tables silently. Second (12 min), learners individually read the Khan Academy article 'The Big Bang' (printed handout or on device), annotating with two symbols: a star (★) next to any statement they find surprising, and a question mark (?) next to anything they do not understand. Learners then share their stars and question marks with a partner. The teacher cold-calls 3 learners to share one surprising statement each, and these are written on the board under 'Evidence We Found.'</w:t>
+            </w:r>
+          </w:p>
+        </w:tc>
+        <w:tc>
+          <w:tcPr>
+            <w:tcW w:type="dxa" w:w="3040"/>
+            <w:shd w:fill="F2F2F2" w:color="auto" w:val="clear"/>
+            <w:tcMar>
+              <w:top w:type="dxa" w:w="60"/>
+              <w:left w:type="dxa" w:w="120"/>
+              <w:bottom w:type="dxa" w:w="60"/>
+              <w:right w:type="dxa" w:w="120"/>
+            </w:tcMar>
+            <w:vAlign w:val="top"/>
+          </w:tcPr>
+          <w:p>
+            <w:pPr>
+              <w:spacing w:after="40" w:before="0"/>
+              <w:jc w:val="left"/>
+            </w:pPr>
+            <w:r>
+              <w:rPr>
+                <w:rFonts w:ascii="Arial" w:cs="Arial" w:eastAsia="Arial" w:hAnsi="Arial"/>
+                <w:b w:val="false"/>
+                <w:bCs w:val="false"/>
+                <w:i w:val="false"/>
+                <w:iCs w:val="false"/>
+                <w:color w:val="000000"/>
+                <w:sz w:val="18"/>
+                <w:szCs w:val="18"/>
+              </w:rPr>
+              <w:t xml:space="preserve">1. Before playing the video, say: 'As you watch, you are scientists gathering evidence. Your job is NOT to memorise — it is to notice: What does this video claim? What evidence does it offer? Write in your table as you watch.' 2. Play the Kurzgesagt video in full without pausing. If internet is unavailable, use the downloaded offline version on the ARES platform. 3. After the video, give exactly 2 minutes of silent writing time. Say: 'Silence please — finish your table. What did you observe? What does it suggest? What question does it raise?' 4. Distribute the Khan Academy article handout (or direct learners to ARES reading). Say: 'Read carefully. Mark a star for surprising, a question mark for confusing. You have 10 minutes.' 5. After reading, cold-call 3 learners (use name sticks): 'What one thing surprised you most? Tell us the sentence from the article and why it surprised you.' WAIT 10–15 seconds after each. 6. Write their surprising statements on the board. Then say: 'Look at our Starting Ideas from Phase 1. Which of those predictions does this evidence support? Which does it challenge?' Pause 15 seconds. Cold-call 2 learners.</w:t>
+            </w:r>
+          </w:p>
+        </w:tc>
+        <w:tc>
+          <w:tcPr>
+            <w:tcW w:type="dxa" w:w="3040"/>
+            <w:shd w:fill="FFFFFF" w:color="auto" w:val="clear"/>
+            <w:tcMar>
+              <w:top w:type="dxa" w:w="60"/>
+              <w:left w:type="dxa" w:w="120"/>
+              <w:bottom w:type="dxa" w:w="60"/>
+              <w:right w:type="dxa" w:w="120"/>
+            </w:tcMar>
+            <w:vAlign w:val="top"/>
+          </w:tcPr>
+          <w:p>
+            <w:pPr>
+              <w:spacing w:after="40" w:before="0"/>
+              <w:jc w:val="left"/>
+            </w:pPr>
+            <w:r>
+              <w:rPr>
+                <w:rFonts w:ascii="Arial" w:cs="Arial" w:eastAsia="Arial" w:hAnsi="Arial"/>
+                <w:b w:val="false"/>
+                <w:bCs w:val="false"/>
+                <w:i w:val="false"/>
+                <w:iCs w:val="false"/>
+                <w:color w:val="000000"/>
+                <w:sz w:val="18"/>
+                <w:szCs w:val="18"/>
+              </w:rPr>
+              <w:t xml:space="preserve">Structured Evidence Collection Table + Annotated Reading. The two-source evidence gathering (visual animation + academic text) models how scientists triangulate evidence from multiple sources — a core scientific practice. The Evidence Collection Table structures observation so learners do not passively consume the video but actively extract claims and questions. Annotated reading with ★ and ? symbols (a modified Cornell reading strategy) develops scientific reading literacy and surfaces genuine confusion for the teacher to address. This enacts NGSS Practice 8 (Obtaining, Evaluating, and Communicating Information).</w:t>
+            </w:r>
+          </w:p>
+        </w:tc>
+        <w:tc>
+          <w:tcPr>
+            <w:tcW w:type="dxa" w:w="3040"/>
+            <w:shd w:fill="F2F2F2" w:color="auto" w:val="clear"/>
+            <w:tcMar>
+              <w:top w:type="dxa" w:w="60"/>
+              <w:left w:type="dxa" w:w="120"/>
+              <w:bottom w:type="dxa" w:w="60"/>
+              <w:right w:type="dxa" w:w="120"/>
+            </w:tcMar>
+            <w:vAlign w:val="top"/>
+          </w:tcPr>
+          <w:p>
+            <w:pPr>
+              <w:spacing w:after="40" w:before="0"/>
+              <w:jc w:val="left"/>
+            </w:pPr>
+            <w:r>
+              <w:rPr>
+                <w:rFonts w:ascii="Arial" w:cs="Arial" w:eastAsia="Arial" w:hAnsi="Arial"/>
+                <w:b w:val="false"/>
+                <w:bCs w:val="false"/>
+                <w:i w:val="false"/>
+                <w:iCs w:val="false"/>
+                <w:color w:val="000000"/>
+                <w:sz w:val="18"/>
+                <w:szCs w:val="18"/>
+              </w:rPr>
+              <w:t xml:space="preserve">Observable indicator: Each learner's Evidence Collection Table has at least 2 rows completed (one from the video, one from the reading). During circulation while learners read, teacher checks for ★ and ? annotations — a blank page signals disengagement. Listen during cold-call sharing: target misconception is 'the Big Bang was an explosion in space' (correct to: it was an expansion OF space itself). If this misconception surfaces, note it on the board with a ?: 'Was it an explosion IN space, or an expansion OF space? We will return to this.'</w:t>
+            </w:r>
+          </w:p>
+        </w:tc>
+      </w:tr>
+      <w:tr>
+        <w:tc>
+          <w:tcPr>
+            <w:tcW w:type="dxa" w:w="1520"/>
+            <w:shd w:fill="E2EFDA" w:color="auto" w:val="clear"/>
+            <w:tcMar>
+              <w:top w:type="dxa" w:w="60"/>
+              <w:left w:type="dxa" w:w="120"/>
+              <w:bottom w:type="dxa" w:w="60"/>
+              <w:right w:type="dxa" w:w="120"/>
+            </w:tcMar>
+            <w:vAlign w:val="top"/>
+          </w:tcPr>
+          <w:p>
+            <w:pPr>
+              <w:spacing w:after="40" w:before="0"/>
+              <w:jc w:val="left"/>
+            </w:pPr>
+            <w:r>
+              <w:rPr>
+                <w:rFonts w:ascii="Arial" w:cs="Arial" w:eastAsia="Arial" w:hAnsi="Arial"/>
+                <w:b/>
+                <w:bCs/>
+                <w:i w:val="false"/>
+                <w:iCs w:val="false"/>
+                <w:color w:val="000000"/>
+                <w:sz w:val="18"/>
+                <w:szCs w:val="18"/>
+              </w:rPr>
+              <w:t xml:space="preserve">Explain Phase</w:t>
+            </w:r>
+          </w:p>
+          <w:p>
+            <w:pPr>
+              <w:spacing w:after="20" w:before="0"/>
+            </w:pPr>
+            <w:r>
+              <w:rPr>
+                <w:rFonts w:ascii="Arial" w:cs="Arial" w:eastAsia="Arial" w:hAnsi="Arial"/>
+                <w:b/>
+                <w:bCs/>
+                <w:color w:val="1F3864"/>
+                <w:sz w:val="16"/>
+                <w:szCs w:val="16"/>
+              </w:rPr>
+              <w:t xml:space="preserve">📹 VIDEO:</w:t>
+            </w:r>
+          </w:p>
+          <w:p>
+            <w:pPr>
+              <w:spacing w:after="20" w:before="0"/>
+            </w:pPr>
+            <w:hyperlink w:history="1" r:id="rId_6tombfko1ran3h8wpto_">
               <w:r>
                 <w:rPr>
                   <w:rFonts w:ascii="Arial" w:cs="Arial" w:eastAsia="Arial" w:hAnsi="Arial"/>
@@ -3950,7 +4255,7 @@
               <w:spacing w:after="10" w:before="0"/>
               <w:ind w:left="120"/>
             </w:pPr>
-            <w:hyperlink w:history="1" r:id="rId48cmpp3bp5thwtogjrmit">
+            <w:hyperlink w:history="1" r:id="rIddie6p3x2je6adsv6c4ju7">
               <w:r>
                 <w:rPr>
                   <w:rFonts w:ascii="Arial" w:cs="Arial" w:eastAsia="Arial" w:hAnsi="Arial"/>
@@ -4012,7 +4317,7 @@
               <w:spacing w:after="10" w:before="0"/>
               <w:ind w:left="120"/>
             </w:pPr>
-            <w:hyperlink w:history="1" r:id="rId4bezewe05og7-juazcomr">
+            <w:hyperlink w:history="1" r:id="rIdiiulza7ifcx5xvfizo_ei">
               <w:r>
                 <w:rPr>
                   <w:rFonts w:ascii="Arial" w:cs="Arial" w:eastAsia="Arial" w:hAnsi="Arial"/>
@@ -4069,7 +4374,7 @@
                 <w:sz w:val="18"/>
                 <w:szCs w:val="18"/>
               </w:rPr>
-              <w:t xml:space="preserve">Learners gather evidence from two multimedia sources. First (15 min), the class watches the Kurzgesagt YouTube animation 'The Big Bang — How Did Everything Begin?' (approx. 6–8 min). While watching, learners complete a structured Evidence Collection Table in their exercise books with three columns: 'What I Observed/Heard,' 'What It Suggests About the Universe's Origin,' and 'A Question It Raises.' After the video, learners have 2 minutes to complete their tables silently. Second (12 min), learners individually read the Khan Academy article 'The Big Bang' (printed handout or on device), annotating with two symbols: a star (★) next to any statement they find surprising, and a question mark (?) next to anything they do not understand. Learners then share their stars and question marks with a partner. The teacher cold-calls 3 learners to share one surprising statement each, and these are written on the board under 'Evidence We Found.'</w:t>
+              <w:t xml:space="preserve">Using their predictions (Phase 1) and evidence (Phase 2), learners now construct an initial scientific explanation using the Claim–Evidence–Reasoning (CER) framework, written individually in their exercise books. The prompt is: 'Make a claim about how the universe began. Use at least two pieces of evidence from the video and reading to support it. Explain the reasoning that connects your evidence to your claim.' Learners write for 8 minutes. Pairs then compare CER statements: 'Where do our explanations agree? Where do they differ? What is still unclear?' The teacher facilitates a whole-class discussion by projecting 2–3 anonymised CER examples (written on the board or typed quickly) and asking the class to evaluate: 'Is this evidence strong? Does the reasoning connect to the claim?' The lesson then zooms out: the teacher connects the CER back to the phenomenon by asking, 'If the Big Bang happened 13.8 billion years ago, why does the night sky above Nairobi look so calm and permanent tonight?' This question is left deliberately open — it will not be resolved today. It is the engine of the unit.</w:t>
             </w:r>
           </w:p>
         </w:tc>
@@ -4101,7 +4406,7 @@
                 <w:sz w:val="18"/>
                 <w:szCs w:val="18"/>
               </w:rPr>
-              <w:t xml:space="preserve">1. Before playing the video, say: 'As you watch, you are scientists gathering evidence. Your job is NOT to memorise — it is to notice: What does this video claim? What evidence does it offer? Write in your table as you watch.' 2. Play the Kurzgesagt video in full without pausing. If internet is unavailable, use the downloaded offline version on the ARES platform. 3. After the video, give exactly 2 minutes of silent writing time. Say: 'Silence please — finish your table. What did you observe? What does it suggest? What question does it raise?' 4. Distribute the Khan Academy article handout (or direct learners to ARES reading). Say: 'Read carefully. Mark a star for surprising, a question mark for confusing. You have 10 minutes.' 5. After reading, cold-call 3 learners (use name sticks): 'What one thing surprised you most? Tell us the sentence from the article and why it surprised you.' WAIT 10–15 seconds after each. 6. Write their surprising statements on the board. Then say: 'Look at our Starting Ideas from Phase 1. Which of those predictions does this evidence support? Which does it challenge?' Pause 15 seconds. Cold-call 2 learners.</w:t>
+              <w:t xml:space="preserve">1. Write the CER prompt on the board. Say: 'You have 8 minutes. Write your own explanation — not your partner's. Use the words: CLAIM, EVIDENCE, REASONING as headings.' 2. Circulate and read over shoulders. Identify 2 strong and 1 developing CER to share anonymously. Note: do NOT put a weak learner's work on the board without their permission. 3. After pair comparison (3 min), bring class together. Say: 'I found some interesting explanations. Let us evaluate them together as scientists.' Write the 2–3 examples on the board. 4. Ask: 'Does this evidence actually support this claim?' WAIT 15 seconds. Cold-call 3 different learners (not those who spoke in Phase 1 — track participation). 5. After CER discussion, shift register: dim the lights if possible, show the Rift Valley night-sky image again. Say quietly: 'Here is what puzzles me — and what I want you to carry with you for the rest of this unit: If everything began 13.8 billion years ago in a violent event, why does this sky look so still? So permanent? So eternal? How do we KNOW what we claim to know, if we cannot travel back in time or touch a star?' 6. Pause for 15 seconds of silence. Do NOT answer. Say: 'Hold that question. That is exactly what this unit is about.'</w:t>
             </w:r>
           </w:p>
         </w:tc>
@@ -4133,7 +4438,7 @@
                 <w:sz w:val="18"/>
                 <w:szCs w:val="18"/>
               </w:rPr>
-              <w:t xml:space="preserve">Structured Evidence Collection Table + Annotated Reading. The two-source evidence gathering (visual animation + academic text) models how scientists triangulate evidence from multiple sources — a core scientific practice. The Evidence Collection Table structures observation so learners do not passively consume the video but actively extract claims and questions. Annotated reading with ★ and ? symbols (a modified Cornell reading strategy) develops scientific reading literacy and surfaces genuine confusion for the teacher to address. This enacts NGSS Practice 8 (Obtaining, Evaluating, and Communicating Information).</w:t>
+              <w:t xml:space="preserve">Claim–Evidence–Reasoning (CER) Framework. CER is a structured scientific argumentation strategy that separates what a learner believes (claim) from what they can point to as support (evidence) and how they connect the two (reasoning). Using CER in Lesson 1 establishes the epistemic norms for the entire unit — science is not about reciting facts but about constructing arguments from evidence. Evaluating anonymised peer CER statements develops critical scientific literacy and models peer review. This enacts NGSS Practice 6 (Constructing Explanations) and Practice 7 (Engaging in Argument from Evidence).</w:t>
             </w:r>
           </w:p>
         </w:tc>
@@ -4165,7 +4470,7 @@
                 <w:sz w:val="18"/>
                 <w:szCs w:val="18"/>
               </w:rPr>
-              <w:t xml:space="preserve">Observable indicator: Each learner's Evidence Collection Table has at least 2 rows completed (one from the video, one from the reading). During circulation while learners read, teacher checks for ★ and ? annotations — a blank page signals disengagement. Listen during cold-call sharing: target misconception is 'the Big Bang was an explosion in space' (correct to: it was an expansion OF space itself). If this misconception surfaces, note it on the board with a ?: 'Was it an explosion IN space, or an expansion OF space? We will return to this.'</w:t>
+              <w:t xml:space="preserve">Observable indicator: Each learner's exercise book contains a CER with all three labelled components. Quality check: Does the evidence section contain specific data (e.g., '13.8 billion years ago,' 'temperature of universe dropped as it expanded') rather than vague restatements ('the video said the universe started')? Collect 5–6 exercise books at random at end of lesson to review CER quality and identify learners needing targeted support in Lesson 2. Key misconception to flag: learners who write 'the Big Bang proves God does not exist' — address sensitively: 'Science describes HOW, not necessarily WHY or WHO. Both questions can coexist.'</w:t>
             </w:r>
           </w:p>
         </w:tc>
@@ -4174,32 +4479,32 @@
         <w:tc>
           <w:tcPr>
             <w:tcW w:type="dxa" w:w="1520"/>
-            <w:shd w:fill="E2EFDA" w:color="auto" w:val="clear"/>
-            <w:tcMar>
-              <w:top w:type="dxa" w:w="60"/>
-              <w:left w:type="dxa" w:w="120"/>
-              <w:bottom w:type="dxa" w:w="60"/>
-              <w:right w:type="dxa" w:w="120"/>
-            </w:tcMar>
-            <w:vAlign w:val="top"/>
-          </w:tcPr>
-          <w:p>
-            <w:pPr>
-              <w:spacing w:after="40" w:before="0"/>
-              <w:jc w:val="left"/>
-            </w:pPr>
-            <w:r>
-              <w:rPr>
-                <w:rFonts w:ascii="Arial" w:cs="Arial" w:eastAsia="Arial" w:hAnsi="Arial"/>
-                <w:b/>
-                <w:bCs/>
-                <w:i w:val="false"/>
-                <w:iCs w:val="false"/>
-                <w:color w:val="000000"/>
-                <w:sz w:val="18"/>
-                <w:szCs w:val="18"/>
-              </w:rPr>
-              <w:t xml:space="preserve">Explain Phase</w:t>
+            <w:shd w:fill="FCE4D6" w:color="auto" w:val="clear"/>
+            <w:tcMar>
+              <w:top w:type="dxa" w:w="60"/>
+              <w:left w:type="dxa" w:w="120"/>
+              <w:bottom w:type="dxa" w:w="60"/>
+              <w:right w:type="dxa" w:w="120"/>
+            </w:tcMar>
+            <w:vAlign w:val="top"/>
+          </w:tcPr>
+          <w:p>
+            <w:pPr>
+              <w:spacing w:after="40" w:before="0"/>
+              <w:jc w:val="left"/>
+            </w:pPr>
+            <w:r>
+              <w:rPr>
+                <w:rFonts w:ascii="Arial" w:cs="Arial" w:eastAsia="Arial" w:hAnsi="Arial"/>
+                <w:b/>
+                <w:bCs/>
+                <w:i w:val="false"/>
+                <w:iCs w:val="false"/>
+                <w:color w:val="000000"/>
+                <w:sz w:val="18"/>
+                <w:szCs w:val="18"/>
+              </w:rPr>
+              <w:t xml:space="preserve">Driving Question Board (DQB) Creation</w:t>
             </w:r>
           </w:p>
           <w:p>
@@ -4222,7 +4527,7 @@
             <w:pPr>
               <w:spacing w:after="20" w:before="0"/>
             </w:pPr>
-            <w:hyperlink w:history="1" r:id="rIdsh1kjids4sdhdde61b-w9">
+            <w:hyperlink w:history="1" r:id="rIdatnqsecou_3ksdiv-8feo">
               <w:r>
                 <w:rPr>
                   <w:rFonts w:ascii="Arial" w:cs="Arial" w:eastAsia="Arial" w:hAnsi="Arial"/>
@@ -4255,7 +4560,7 @@
               <w:spacing w:after="10" w:before="0"/>
               <w:ind w:left="120"/>
             </w:pPr>
-            <w:hyperlink w:history="1" r:id="rIdx-rgu0s1ywnuo1vc3us4n">
+            <w:hyperlink w:history="1" r:id="rIdk8q_4vh8-gn3-aookfj3v">
               <w:r>
                 <w:rPr>
                   <w:rFonts w:ascii="Arial" w:cs="Arial" w:eastAsia="Arial" w:hAnsi="Arial"/>
@@ -4317,7 +4622,7 @@
               <w:spacing w:after="10" w:before="0"/>
               <w:ind w:left="120"/>
             </w:pPr>
-            <w:hyperlink w:history="1" r:id="rIdg1gvbjntbaehcq2jspk0x">
+            <w:hyperlink w:history="1" r:id="rIdbeapmfmnekhikyimuum2v">
               <w:r>
                 <w:rPr>
                   <w:rFonts w:ascii="Arial" w:cs="Arial" w:eastAsia="Arial" w:hAnsi="Arial"/>
@@ -4374,7 +4679,7 @@
                 <w:sz w:val="18"/>
                 <w:szCs w:val="18"/>
               </w:rPr>
-              <w:t xml:space="preserve">Using their predictions (Phase 1) and evidence (Phase 2), learners now construct an initial scientific explanation using the Claim–Evidence–Reasoning (CER) framework, written individually in their exercise books. The prompt is: 'Make a claim about how the universe began. Use at least two pieces of evidence from the video and reading to support it. Explain the reasoning that connects your evidence to your claim.' Learners write for 8 minutes. Pairs then compare CER statements: 'Where do our explanations agree? Where do they differ? What is still unclear?' The teacher facilitates a whole-class discussion by projecting 2–3 anonymised CER examples (written on the board or typed quickly) and asking the class to evaluate: 'Is this evidence strong? Does the reasoning connect to the claim?' The lesson then zooms out: the teacher connects the CER back to the phenomenon by asking, 'If the Big Bang happened 13.8 billion years ago, why does the night sky above Nairobi look so calm and permanent tonight?' This question is left deliberately open — it will not be resolved today. It is the engine of the unit.</w:t>
+              <w:t xml:space="preserve">Each learner receives 2 sticky notes (or small paper squares if sticky notes unavailable). They write ONE genuine question per sticky note — questions that genuinely puzzle them after today's lesson. Sentence starters are provided on the board: 'I wonder why…', 'How do scientists know…', 'What would happen if…', 'Is it possible that…'. Learners then post their sticky notes onto the class Driving Question Board (a large sheet of manila paper or a section of the classroom wall labelled 'OUR DRIVING QUESTION BOARD'). The teacher reads aloud 6–8 of the posted questions and, with learner input, clusters them into emerging themes (e.g., 'Questions about the beginning,' 'Questions about evidence,' 'Questions about stars and planets,' 'Questions about us/Earth'). The teacher then reveals the unit's overarching Driving Question — 'How did everything we see in the night sky above Nairobi come to exist, and how do scientists gather evidence about a universe they cannot directly touch or travel to?' — and posts it at the top of the DQB. Learners record the Driving Question in their exercise books.</w:t>
             </w:r>
           </w:p>
         </w:tc>
@@ -4406,7 +4711,7 @@
                 <w:sz w:val="18"/>
                 <w:szCs w:val="18"/>
               </w:rPr>
-              <w:t xml:space="preserve">1. Write the CER prompt on the board. Say: 'You have 8 minutes. Write your own explanation — not your partner's. Use the words: CLAIM, EVIDENCE, REASONING as headings.' 2. Circulate and read over shoulders. Identify 2 strong and 1 developing CER to share anonymously. Note: do NOT put a weak learner's work on the board without their permission. 3. After pair comparison (3 min), bring class together. Say: 'I found some interesting explanations. Let us evaluate them together as scientists.' Write the 2–3 examples on the board. 4. Ask: 'Does this evidence actually support this claim?' WAIT 15 seconds. Cold-call 3 different learners (not those who spoke in Phase 1 — track participation). 5. After CER discussion, shift register: dim the lights if possible, show the Rift Valley night-sky image again. Say quietly: 'Here is what puzzles me — and what I want you to carry with you for the rest of this unit: If everything began 13.8 billion years ago in a violent event, why does this sky look so still? So permanent? So eternal? How do we KNOW what we claim to know, if we cannot travel back in time or touch a star?' 6. Pause for 15 seconds of silence. Do NOT answer. Say: 'Hold that question. That is exactly what this unit is about.'</w:t>
+              <w:t xml:space="preserve">1. Distribute 2 sticky notes per learner. Say: 'You now know more than you did an hour ago — but real scientists never stop asking questions. Write two questions that you GENUINELY want answered. Not questions you think I want. Real ones. You have 3 minutes.' 2. Play soft background music (optional) during question writing. 3. Say: 'Bring your questions and post them on the board. Read your neighbour's questions as you post.' Allow 2–3 minutes of movement and reading. 4. Stand at the DQB and read 6–8 questions aloud expressively. Say: 'Listen to these. These are YOUR questions. Scientists ask questions exactly like these.' 5. Cluster questions visually on the board with learner input: 'Where does this question belong? Is it about the beginning? About evidence? About stars?' Use a marker to draw circles around clusters and label them. 6. Reveal the unit Driving Question by posting it at the top of the DQB. Read it together as a class. Say: 'Every lesson in this unit is one step toward answering THIS question. Your questions on this board will be answered — one by one — over the next six lessons. We will return to this board every single day.' 7. Take a photo of the DQB for the ARES platform record.</w:t>
             </w:r>
           </w:p>
         </w:tc>
@@ -4438,7 +4743,7 @@
                 <w:sz w:val="18"/>
                 <w:szCs w:val="18"/>
               </w:rPr>
-              <w:t xml:space="preserve">Claim–Evidence–Reasoning (CER) Framework. CER is a structured scientific argumentation strategy that separates what a learner believes (claim) from what they can point to as support (evidence) and how they connect the two (reasoning). Using CER in Lesson 1 establishes the epistemic norms for the entire unit — science is not about reciting facts but about constructing arguments from evidence. Evaluating anonymised peer CER statements develops critical scientific literacy and models peer review. This enacts NGSS Practice 6 (Constructing Explanations) and Practice 7 (Engaging in Argument from Evidence).</w:t>
+              <w:t xml:space="preserve">Driving Question Board (DQB) — Wonder Wall Protocol. The DQB is a collaborative sensemaking artefact that externalises the class's collective curiosity and tracks how understanding grows across a unit. By clustering learner questions into themes, the teacher models how scientists organise inquiry around big ideas rather than isolated facts. Returning to the DQB each lesson and annotating answered questions creates a visible narrative of intellectual progress — a powerful motivator and a metacognitive tool. This enacts NGSS Practice 1 (Asking Questions) at the unit level.</w:t>
             </w:r>
           </w:p>
         </w:tc>
@@ -4470,7 +4775,7 @@
                 <w:sz w:val="18"/>
                 <w:szCs w:val="18"/>
               </w:rPr>
-              <w:t xml:space="preserve">Observable indicator: Each learner's exercise book contains a CER with all three labelled components. Quality check: Does the evidence section contain specific data (e.g., '13.8 billion years ago,' 'temperature of universe dropped as it expanded') rather than vague restatements ('the video said the universe started')? Collect 5–6 exercise books at random at end of lesson to review CER quality and identify learners needing targeted support in Lesson 2. Key misconception to flag: learners who write 'the Big Bang proves God does not exist' — address sensitively: 'Science describes HOW, not necessarily WHY or WHO. Both questions can coexist.'</w:t>
+              <w:t xml:space="preserve">Observable indicator: Every learner posts at least one sticky note. Quality check: Are questions specific and scientifically tractable ('How do scientists measure the age of the universe?') or vague and unfocused ('What is space?')? For vague questions, prompt the learner quietly: 'That is a great start — can you make it more specific? What exactly about space puzzles you?' Photograph the DQB and note the distribution across clusters — if most questions cluster around 'the beginning' and few address 'evidence,' plan to emphasise the evidence-gathering theme explicitly in Lesson 2.</w:t>
             </w:r>
           </w:p>
         </w:tc>
@@ -4479,32 +4784,32 @@
         <w:tc>
           <w:tcPr>
             <w:tcW w:type="dxa" w:w="1520"/>
-            <w:shd w:fill="FCE4D6" w:color="auto" w:val="clear"/>
-            <w:tcMar>
-              <w:top w:type="dxa" w:w="60"/>
-              <w:left w:type="dxa" w:w="120"/>
-              <w:bottom w:type="dxa" w:w="60"/>
-              <w:right w:type="dxa" w:w="120"/>
-            </w:tcMar>
-            <w:vAlign w:val="top"/>
-          </w:tcPr>
-          <w:p>
-            <w:pPr>
-              <w:spacing w:after="40" w:before="0"/>
-              <w:jc w:val="left"/>
-            </w:pPr>
-            <w:r>
-              <w:rPr>
-                <w:rFonts w:ascii="Arial" w:cs="Arial" w:eastAsia="Arial" w:hAnsi="Arial"/>
-                <w:b/>
-                <w:bCs/>
-                <w:i w:val="false"/>
-                <w:iCs w:val="false"/>
-                <w:color w:val="000000"/>
-                <w:sz w:val="18"/>
-                <w:szCs w:val="18"/>
-              </w:rPr>
-              <w:t xml:space="preserve">Driving Question Board (DQB) Creation</w:t>
+            <w:shd w:fill="D5E8F0" w:color="auto" w:val="clear"/>
+            <w:tcMar>
+              <w:top w:type="dxa" w:w="60"/>
+              <w:left w:type="dxa" w:w="120"/>
+              <w:bottom w:type="dxa" w:w="60"/>
+              <w:right w:type="dxa" w:w="120"/>
+            </w:tcMar>
+            <w:vAlign w:val="top"/>
+          </w:tcPr>
+          <w:p>
+            <w:pPr>
+              <w:spacing w:after="40" w:before="0"/>
+              <w:jc w:val="left"/>
+            </w:pPr>
+            <w:r>
+              <w:rPr>
+                <w:rFonts w:ascii="Arial" w:cs="Arial" w:eastAsia="Arial" w:hAnsi="Arial"/>
+                <w:b/>
+                <w:bCs/>
+                <w:i w:val="false"/>
+                <w:iCs w:val="false"/>
+                <w:color w:val="000000"/>
+                <w:sz w:val="18"/>
+                <w:szCs w:val="18"/>
+              </w:rPr>
+              <w:t xml:space="preserve">Model Building Phase</w:t>
             </w:r>
           </w:p>
           <w:p>
@@ -4527,7 +4832,7 @@
             <w:pPr>
               <w:spacing w:after="20" w:before="0"/>
             </w:pPr>
-            <w:hyperlink w:history="1" r:id="rIdw4tf8y7xlvdqnmyy93ba-">
+            <w:hyperlink w:history="1" r:id="rId7fiewivtzt2h49rmlmvb0">
               <w:r>
                 <w:rPr>
                   <w:rFonts w:ascii="Arial" w:cs="Arial" w:eastAsia="Arial" w:hAnsi="Arial"/>
@@ -4560,7 +4865,7 @@
               <w:spacing w:after="10" w:before="0"/>
               <w:ind w:left="120"/>
             </w:pPr>
-            <w:hyperlink w:history="1" r:id="rIdcguyc39use6vqvry2ebbm">
+            <w:hyperlink w:history="1" r:id="rIdn54651a0i5ntfgf234_x0">
               <w:r>
                 <w:rPr>
                   <w:rFonts w:ascii="Arial" w:cs="Arial" w:eastAsia="Arial" w:hAnsi="Arial"/>
@@ -4622,312 +4927,7 @@
               <w:spacing w:after="10" w:before="0"/>
               <w:ind w:left="120"/>
             </w:pPr>
-            <w:hyperlink w:history="1" r:id="rIdbpgiwwyvksjkj1cz_lhnt">
-              <w:r>
-                <w:rPr>
-                  <w:rFonts w:ascii="Arial" w:cs="Arial" w:eastAsia="Arial" w:hAnsi="Arial"/>
-                  <w:color w:val="595959"/>
-                  <w:sz w:val="14"/>
-                  <w:szCs w:val="14"/>
-                  <w:u w:val="single" w:color="595959"/>
-                </w:rPr>
-                <w:t xml:space="preserve">🔍 Search ARES for readings</w:t>
-              </w:r>
-            </w:hyperlink>
-          </w:p>
-          <w:p>
-            <w:pPr>
-              <w:spacing w:after="10" w:before="0"/>
-              <w:ind w:left="120"/>
-            </w:pPr>
-            <w:r>
-              <w:rPr>
-                <w:rFonts w:ascii="Arial" w:cs="Arial" w:eastAsia="Arial" w:hAnsi="Arial"/>
-                <w:color w:val="595959"/>
-                <w:sz w:val="14"/>
-                <w:szCs w:val="14"/>
-              </w:rPr>
-              <w:t xml:space="preserve">Search terms: space physics big bang</w:t>
-            </w:r>
-          </w:p>
-        </w:tc>
-        <w:tc>
-          <w:tcPr>
-            <w:tcW w:type="dxa" w:w="3040"/>
-            <w:shd w:fill="FFFFFF" w:color="auto" w:val="clear"/>
-            <w:tcMar>
-              <w:top w:type="dxa" w:w="60"/>
-              <w:left w:type="dxa" w:w="120"/>
-              <w:bottom w:type="dxa" w:w="60"/>
-              <w:right w:type="dxa" w:w="120"/>
-            </w:tcMar>
-            <w:vAlign w:val="top"/>
-          </w:tcPr>
-          <w:p>
-            <w:pPr>
-              <w:spacing w:after="40" w:before="0"/>
-              <w:jc w:val="left"/>
-            </w:pPr>
-            <w:r>
-              <w:rPr>
-                <w:rFonts w:ascii="Arial" w:cs="Arial" w:eastAsia="Arial" w:hAnsi="Arial"/>
-                <w:b w:val="false"/>
-                <w:bCs w:val="false"/>
-                <w:i w:val="false"/>
-                <w:iCs w:val="false"/>
-                <w:color w:val="000000"/>
-                <w:sz w:val="18"/>
-                <w:szCs w:val="18"/>
-              </w:rPr>
-              <w:t xml:space="preserve">Each learner receives 2 sticky notes (or small paper squares if sticky notes unavailable). They write ONE genuine question per sticky note — questions that genuinely puzzle them after today's lesson. Sentence starters are provided on the board: 'I wonder why…', 'How do scientists know…', 'What would happen if…', 'Is it possible that…'. Learners then post their sticky notes onto the class Driving Question Board (a large sheet of manila paper or a section of the classroom wall labelled 'OUR DRIVING QUESTION BOARD'). The teacher reads aloud 6–8 of the posted questions and, with learner input, clusters them into emerging themes (e.g., 'Questions about the beginning,' 'Questions about evidence,' 'Questions about stars and planets,' 'Questions about us/Earth'). The teacher then reveals the unit's overarching Driving Question — 'How did everything we see in the night sky above Nairobi come to exist, and how do scientists gather evidence about a universe they cannot directly touch or travel to?' — and posts it at the top of the DQB. Learners record the Driving Question in their exercise books.</w:t>
-            </w:r>
-          </w:p>
-        </w:tc>
-        <w:tc>
-          <w:tcPr>
-            <w:tcW w:type="dxa" w:w="3040"/>
-            <w:shd w:fill="F2F2F2" w:color="auto" w:val="clear"/>
-            <w:tcMar>
-              <w:top w:type="dxa" w:w="60"/>
-              <w:left w:type="dxa" w:w="120"/>
-              <w:bottom w:type="dxa" w:w="60"/>
-              <w:right w:type="dxa" w:w="120"/>
-            </w:tcMar>
-            <w:vAlign w:val="top"/>
-          </w:tcPr>
-          <w:p>
-            <w:pPr>
-              <w:spacing w:after="40" w:before="0"/>
-              <w:jc w:val="left"/>
-            </w:pPr>
-            <w:r>
-              <w:rPr>
-                <w:rFonts w:ascii="Arial" w:cs="Arial" w:eastAsia="Arial" w:hAnsi="Arial"/>
-                <w:b w:val="false"/>
-                <w:bCs w:val="false"/>
-                <w:i w:val="false"/>
-                <w:iCs w:val="false"/>
-                <w:color w:val="000000"/>
-                <w:sz w:val="18"/>
-                <w:szCs w:val="18"/>
-              </w:rPr>
-              <w:t xml:space="preserve">1. Distribute 2 sticky notes per learner. Say: 'You now know more than you did an hour ago — but real scientists never stop asking questions. Write two questions that you GENUINELY want answered. Not questions you think I want. Real ones. You have 3 minutes.' 2. Play soft background music (optional) during question writing. 3. Say: 'Bring your questions and post them on the board. Read your neighbour's questions as you post.' Allow 2–3 minutes of movement and reading. 4. Stand at the DQB and read 6–8 questions aloud expressively. Say: 'Listen to these. These are YOUR questions. Scientists ask questions exactly like these.' 5. Cluster questions visually on the board with learner input: 'Where does this question belong? Is it about the beginning? About evidence? About stars?' Use a marker to draw circles around clusters and label them. 6. Reveal the unit Driving Question by posting it at the top of the DQB. Read it together as a class. Say: 'Every lesson in this unit is one step toward answering THIS question. Your questions on this board will be answered — one by one — over the next six lessons. We will return to this board every single day.' 7. Take a photo of the DQB for the ARES platform record.</w:t>
-            </w:r>
-          </w:p>
-        </w:tc>
-        <w:tc>
-          <w:tcPr>
-            <w:tcW w:type="dxa" w:w="3040"/>
-            <w:shd w:fill="FFFFFF" w:color="auto" w:val="clear"/>
-            <w:tcMar>
-              <w:top w:type="dxa" w:w="60"/>
-              <w:left w:type="dxa" w:w="120"/>
-              <w:bottom w:type="dxa" w:w="60"/>
-              <w:right w:type="dxa" w:w="120"/>
-            </w:tcMar>
-            <w:vAlign w:val="top"/>
-          </w:tcPr>
-          <w:p>
-            <w:pPr>
-              <w:spacing w:after="40" w:before="0"/>
-              <w:jc w:val="left"/>
-            </w:pPr>
-            <w:r>
-              <w:rPr>
-                <w:rFonts w:ascii="Arial" w:cs="Arial" w:eastAsia="Arial" w:hAnsi="Arial"/>
-                <w:b w:val="false"/>
-                <w:bCs w:val="false"/>
-                <w:i w:val="false"/>
-                <w:iCs w:val="false"/>
-                <w:color w:val="000000"/>
-                <w:sz w:val="18"/>
-                <w:szCs w:val="18"/>
-              </w:rPr>
-              <w:t xml:space="preserve">Driving Question Board (DQB) — Wonder Wall Protocol. The DQB is a collaborative sensemaking artefact that externalises the class's collective curiosity and tracks how understanding grows across a unit. By clustering learner questions into themes, the teacher models how scientists organise inquiry around big ideas rather than isolated facts. Returning to the DQB each lesson and annotating answered questions creates a visible narrative of intellectual progress — a powerful motivator and a metacognitive tool. This enacts NGSS Practice 1 (Asking Questions) at the unit level.</w:t>
-            </w:r>
-          </w:p>
-        </w:tc>
-        <w:tc>
-          <w:tcPr>
-            <w:tcW w:type="dxa" w:w="3040"/>
-            <w:shd w:fill="F2F2F2" w:color="auto" w:val="clear"/>
-            <w:tcMar>
-              <w:top w:type="dxa" w:w="60"/>
-              <w:left w:type="dxa" w:w="120"/>
-              <w:bottom w:type="dxa" w:w="60"/>
-              <w:right w:type="dxa" w:w="120"/>
-            </w:tcMar>
-            <w:vAlign w:val="top"/>
-          </w:tcPr>
-          <w:p>
-            <w:pPr>
-              <w:spacing w:after="40" w:before="0"/>
-              <w:jc w:val="left"/>
-            </w:pPr>
-            <w:r>
-              <w:rPr>
-                <w:rFonts w:ascii="Arial" w:cs="Arial" w:eastAsia="Arial" w:hAnsi="Arial"/>
-                <w:b w:val="false"/>
-                <w:bCs w:val="false"/>
-                <w:i w:val="false"/>
-                <w:iCs w:val="false"/>
-                <w:color w:val="000000"/>
-                <w:sz w:val="18"/>
-                <w:szCs w:val="18"/>
-              </w:rPr>
-              <w:t xml:space="preserve">Observable indicator: Every learner posts at least one sticky note. Quality check: Are questions specific and scientifically tractable ('How do scientists measure the age of the universe?') or vague and unfocused ('What is space?')? For vague questions, prompt the learner quietly: 'That is a great start — can you make it more specific? What exactly about space puzzles you?' Photograph the DQB and note the distribution across clusters — if most questions cluster around 'the beginning' and few address 'evidence,' plan to emphasise the evidence-gathering theme explicitly in Lesson 2.</w:t>
-            </w:r>
-          </w:p>
-        </w:tc>
-      </w:tr>
-      <w:tr>
-        <w:tc>
-          <w:tcPr>
-            <w:tcW w:type="dxa" w:w="1520"/>
-            <w:shd w:fill="D5E8F0" w:color="auto" w:val="clear"/>
-            <w:tcMar>
-              <w:top w:type="dxa" w:w="60"/>
-              <w:left w:type="dxa" w:w="120"/>
-              <w:bottom w:type="dxa" w:w="60"/>
-              <w:right w:type="dxa" w:w="120"/>
-            </w:tcMar>
-            <w:vAlign w:val="top"/>
-          </w:tcPr>
-          <w:p>
-            <w:pPr>
-              <w:spacing w:after="40" w:before="0"/>
-              <w:jc w:val="left"/>
-            </w:pPr>
-            <w:r>
-              <w:rPr>
-                <w:rFonts w:ascii="Arial" w:cs="Arial" w:eastAsia="Arial" w:hAnsi="Arial"/>
-                <w:b/>
-                <w:bCs/>
-                <w:i w:val="false"/>
-                <w:iCs w:val="false"/>
-                <w:color w:val="000000"/>
-                <w:sz w:val="18"/>
-                <w:szCs w:val="18"/>
-              </w:rPr>
-              <w:t xml:space="preserve">Model Building Phase</w:t>
-            </w:r>
-          </w:p>
-          <w:p>
-            <w:pPr>
-              <w:spacing w:after="20" w:before="0"/>
-            </w:pPr>
-            <w:r>
-              <w:rPr>
-                <w:rFonts w:ascii="Arial" w:cs="Arial" w:eastAsia="Arial" w:hAnsi="Arial"/>
-                <w:b/>
-                <w:bCs/>
-                <w:color w:val="1F3864"/>
-                <w:sz w:val="16"/>
-                <w:szCs w:val="16"/>
-              </w:rPr>
-              <w:t xml:space="preserve">📹 VIDEO:</w:t>
-            </w:r>
-          </w:p>
-          <w:p>
-            <w:pPr>
-              <w:spacing w:after="20" w:before="0"/>
-            </w:pPr>
-            <w:hyperlink w:history="1" r:id="rIdyilnxbwnuj4v4ob46z92w">
-              <w:r>
-                <w:rPr>
-                  <w:rFonts w:ascii="Arial" w:cs="Arial" w:eastAsia="Arial" w:hAnsi="Arial"/>
-                  <w:color w:val="2E75B6"/>
-                  <w:sz w:val="16"/>
-                  <w:szCs w:val="16"/>
-                  <w:u w:val="single" w:color="2E75B6"/>
-                </w:rPr>
-                <w:t xml:space="preserve">What Emerged from the Big Bang?</w:t>
-              </w:r>
-            </w:hyperlink>
-          </w:p>
-          <w:p>
-            <w:pPr>
-              <w:spacing w:after="10" w:before="0"/>
-              <w:ind w:left="120"/>
-            </w:pPr>
-            <w:r>
-              <w:rPr>
-                <w:rFonts w:ascii="Arial" w:cs="Arial" w:eastAsia="Arial" w:hAnsi="Arial"/>
-                <w:color w:val="595959"/>
-                <w:sz w:val="14"/>
-                <w:szCs w:val="14"/>
-              </w:rPr>
-              <w:t xml:space="preserve">Source: Khan Academy (English - US curriculum)</w:t>
-            </w:r>
-          </w:p>
-          <w:p>
-            <w:pPr>
-              <w:spacing w:after="10" w:before="0"/>
-              <w:ind w:left="120"/>
-            </w:pPr>
-            <w:hyperlink w:history="1" r:id="rIdfgblsll2pcautswweuxov">
-              <w:r>
-                <w:rPr>
-                  <w:rFonts w:ascii="Arial" w:cs="Arial" w:eastAsia="Arial" w:hAnsi="Arial"/>
-                  <w:color w:val="595959"/>
-                  <w:sz w:val="14"/>
-                  <w:szCs w:val="14"/>
-                  <w:u w:val="single" w:color="595959"/>
-                </w:rPr>
-                <w:t xml:space="preserve">🔍 Search ARES for similar videos</w:t>
-              </w:r>
-            </w:hyperlink>
-          </w:p>
-          <w:p>
-            <w:pPr>
-              <w:spacing w:after="40" w:before="0"/>
-            </w:pPr>
-            <w:r>
-              <w:rPr>
-                <w:sz w:val="14"/>
-                <w:szCs w:val="14"/>
-              </w:rPr>
-              <w:t xml:space="preserve"/>
-            </w:r>
-          </w:p>
-          <w:p>
-            <w:pPr>
-              <w:spacing w:after="20" w:before="0"/>
-            </w:pPr>
-            <w:r>
-              <w:rPr>
-                <w:rFonts w:ascii="Arial" w:cs="Arial" w:eastAsia="Arial" w:hAnsi="Arial"/>
-                <w:b/>
-                <w:bCs/>
-                <w:color w:val="1F3864"/>
-                <w:sz w:val="16"/>
-                <w:szCs w:val="16"/>
-              </w:rPr>
-              <w:t xml:space="preserve">📖 READING:</w:t>
-            </w:r>
-          </w:p>
-          <w:p>
-            <w:pPr>
-              <w:spacing w:after="20" w:before="0"/>
-            </w:pPr>
-            <w:r>
-              <w:rPr>
-                <w:rFonts w:ascii="Arial" w:cs="Arial" w:eastAsia="Arial" w:hAnsi="Arial"/>
-                <w:i/>
-                <w:iCs/>
-                <w:color w:val="595959"/>
-                <w:sz w:val="16"/>
-                <w:szCs w:val="16"/>
-              </w:rPr>
-              <w:t xml:space="preserve">No closely matching reading in the ARES library for this activity.</w:t>
-            </w:r>
-          </w:p>
-          <w:p>
-            <w:pPr>
-              <w:spacing w:after="10" w:before="0"/>
-              <w:ind w:left="120"/>
-            </w:pPr>
-            <w:hyperlink w:history="1" r:id="rIdk56gdlihox7sjlavrwhs-">
+            <w:hyperlink w:history="1" r:id="rIddy_9qdw5f2vsfq8fii3nf">
               <w:r>
                 <w:rPr>
                   <w:rFonts w:ascii="Arial" w:cs="Arial" w:eastAsia="Arial" w:hAnsi="Arial"/>
@@ -6429,7 +6429,7 @@
             <w:pPr>
               <w:spacing w:after="20" w:before="0"/>
             </w:pPr>
-            <w:hyperlink w:history="1" r:id="rIdrqjrxj3mwpsofewgijpvi">
+            <w:hyperlink w:history="1" r:id="rIdpeutpxghexirz_mwv5bq_">
               <w:r>
                 <w:rPr>
                   <w:rFonts w:ascii="Arial" w:cs="Arial" w:eastAsia="Arial" w:hAnsi="Arial"/>
@@ -6462,7 +6462,7 @@
               <w:spacing w:after="10" w:before="0"/>
               <w:ind w:left="120"/>
             </w:pPr>
-            <w:hyperlink w:history="1" r:id="rId_9ubnueergbq8n18kcxze">
+            <w:hyperlink w:history="1" r:id="rIdn9xols-dz-oelskvcs_wv">
               <w:r>
                 <w:rPr>
                   <w:rFonts w:ascii="Arial" w:cs="Arial" w:eastAsia="Arial" w:hAnsi="Arial"/>
@@ -6507,7 +6507,7 @@
             <w:pPr>
               <w:spacing w:after="20" w:before="0"/>
             </w:pPr>
-            <w:hyperlink w:history="1" r:id="rIdzvek03yq9hrgftxgqe82z">
+            <w:hyperlink w:history="1" r:id="rIdt2thvkwnn9zogb_alvco1">
               <w:r>
                 <w:rPr>
                   <w:rFonts w:ascii="Arial" w:cs="Arial" w:eastAsia="Arial" w:hAnsi="Arial"/>
@@ -6540,7 +6540,7 @@
               <w:spacing w:after="10" w:before="0"/>
               <w:ind w:left="120"/>
             </w:pPr>
-            <w:hyperlink w:history="1" r:id="rIdrwsbjskhsjal2oykg8zag">
+            <w:hyperlink w:history="1" r:id="rIdbancqtt2mthdwa-u4232x">
               <w:r>
                 <w:rPr>
                   <w:rFonts w:ascii="Arial" w:cs="Arial" w:eastAsia="Arial" w:hAnsi="Arial"/>
@@ -6735,7 +6735,389 @@
             <w:pPr>
               <w:spacing w:after="20" w:before="0"/>
             </w:pPr>
-            <w:hyperlink w:history="1" r:id="rIdrza0gfypb-pbu9lyd6jxb">
+            <w:hyperlink w:history="1" r:id="rIdbxxodsezsbjeg_8pvwcqi">
+              <w:r>
+                <w:rPr>
+                  <w:rFonts w:ascii="Arial" w:cs="Arial" w:eastAsia="Arial" w:hAnsi="Arial"/>
+                  <w:color w:val="2E75B6"/>
+                  <w:sz w:val="16"/>
+                  <w:szCs w:val="16"/>
+                  <w:u w:val="single" w:color="2E75B6"/>
+                </w:rPr>
+                <w:t xml:space="preserve">Threshold 2: Stars Light Up</w:t>
+              </w:r>
+            </w:hyperlink>
+          </w:p>
+          <w:p>
+            <w:pPr>
+              <w:spacing w:after="10" w:before="0"/>
+              <w:ind w:left="120"/>
+            </w:pPr>
+            <w:r>
+              <w:rPr>
+                <w:rFonts w:ascii="Arial" w:cs="Arial" w:eastAsia="Arial" w:hAnsi="Arial"/>
+                <w:color w:val="595959"/>
+                <w:sz w:val="14"/>
+                <w:szCs w:val="14"/>
+              </w:rPr>
+              <w:t xml:space="preserve">Source: Khan Academy (English - US curriculum)</w:t>
+            </w:r>
+          </w:p>
+          <w:p>
+            <w:pPr>
+              <w:spacing w:after="10" w:before="0"/>
+              <w:ind w:left="120"/>
+            </w:pPr>
+            <w:hyperlink w:history="1" r:id="rIdbrbnc1g0oda4o-3yuutli">
+              <w:r>
+                <w:rPr>
+                  <w:rFonts w:ascii="Arial" w:cs="Arial" w:eastAsia="Arial" w:hAnsi="Arial"/>
+                  <w:color w:val="595959"/>
+                  <w:sz w:val="14"/>
+                  <w:szCs w:val="14"/>
+                  <w:u w:val="single" w:color="595959"/>
+                </w:rPr>
+                <w:t xml:space="preserve">🔍 Search ARES for similar videos</w:t>
+              </w:r>
+            </w:hyperlink>
+          </w:p>
+          <w:p>
+            <w:pPr>
+              <w:spacing w:after="40" w:before="0"/>
+            </w:pPr>
+            <w:r>
+              <w:rPr>
+                <w:sz w:val="14"/>
+                <w:szCs w:val="14"/>
+              </w:rPr>
+              <w:t xml:space="preserve"/>
+            </w:r>
+          </w:p>
+          <w:p>
+            <w:pPr>
+              <w:spacing w:after="20" w:before="0"/>
+            </w:pPr>
+            <w:r>
+              <w:rPr>
+                <w:rFonts w:ascii="Arial" w:cs="Arial" w:eastAsia="Arial" w:hAnsi="Arial"/>
+                <w:b/>
+                <w:bCs/>
+                <w:color w:val="1F3864"/>
+                <w:sz w:val="16"/>
+                <w:szCs w:val="16"/>
+              </w:rPr>
+              <w:t xml:space="preserve">📖 EXERCISE:</w:t>
+            </w:r>
+          </w:p>
+          <w:p>
+            <w:pPr>
+              <w:spacing w:after="20" w:before="0"/>
+            </w:pPr>
+            <w:hyperlink w:history="1" r:id="rIdsx4x0-i1yidnulvgwywyu">
+              <w:r>
+                <w:rPr>
+                  <w:rFonts w:ascii="Arial" w:cs="Arial" w:eastAsia="Arial" w:hAnsi="Arial"/>
+                  <w:color w:val="2E75B6"/>
+                  <w:sz w:val="16"/>
+                  <w:szCs w:val="16"/>
+                  <w:u w:val="single" w:color="2E75B6"/>
+                </w:rPr>
+                <w:t xml:space="preserve">Big Bang Practice</w:t>
+              </w:r>
+            </w:hyperlink>
+          </w:p>
+          <w:p>
+            <w:pPr>
+              <w:spacing w:after="10" w:before="0"/>
+              <w:ind w:left="120"/>
+            </w:pPr>
+            <w:r>
+              <w:rPr>
+                <w:rFonts w:ascii="Arial" w:cs="Arial" w:eastAsia="Arial" w:hAnsi="Arial"/>
+                <w:color w:val="595959"/>
+                <w:sz w:val="14"/>
+                <w:szCs w:val="14"/>
+              </w:rPr>
+              <w:t xml:space="preserve">Source: CK-12</w:t>
+            </w:r>
+          </w:p>
+          <w:p>
+            <w:pPr>
+              <w:spacing w:after="10" w:before="0"/>
+              <w:ind w:left="120"/>
+            </w:pPr>
+            <w:hyperlink w:history="1" r:id="rIdigkcbvqk8kw3bxplgrafi">
+              <w:r>
+                <w:rPr>
+                  <w:rFonts w:ascii="Arial" w:cs="Arial" w:eastAsia="Arial" w:hAnsi="Arial"/>
+                  <w:color w:val="595959"/>
+                  <w:sz w:val="14"/>
+                  <w:szCs w:val="14"/>
+                  <w:u w:val="single" w:color="595959"/>
+                </w:rPr>
+                <w:t xml:space="preserve">🔍 Search ARES for similar readings</w:t>
+              </w:r>
+            </w:hyperlink>
+          </w:p>
+        </w:tc>
+        <w:tc>
+          <w:tcPr>
+            <w:tcW w:type="dxa" w:w="3040"/>
+            <w:shd w:fill="FFFFFF" w:color="auto" w:val="clear"/>
+            <w:tcMar>
+              <w:top w:type="dxa" w:w="60"/>
+              <w:left w:type="dxa" w:w="120"/>
+              <w:bottom w:type="dxa" w:w="60"/>
+              <w:right w:type="dxa" w:w="120"/>
+            </w:tcMar>
+            <w:vAlign w:val="top"/>
+          </w:tcPr>
+          <w:p>
+            <w:pPr>
+              <w:spacing w:after="40" w:before="0"/>
+              <w:jc w:val="left"/>
+            </w:pPr>
+            <w:r>
+              <w:rPr>
+                <w:rFonts w:ascii="Arial" w:cs="Arial" w:eastAsia="Arial" w:hAnsi="Arial"/>
+                <w:b w:val="false"/>
+                <w:bCs w:val="false"/>
+                <w:i w:val="false"/>
+                <w:iCs w:val="false"/>
+                <w:color w:val="000000"/>
+                <w:sz w:val="18"/>
+                <w:szCs w:val="18"/>
+              </w:rPr>
+              <w:t xml:space="preserve">Learners engage in TWO evidence-gathering activities run in sequence:</w:t>
+            </w:r>
+          </w:p>
+          <w:p>
+            <w:pPr>
+              <w:spacing w:after="40" w:before="0"/>
+              <w:jc w:val="left"/>
+            </w:pPr>
+            <w:r>
+              <w:rPr>
+                <w:rFonts w:ascii="Arial" w:cs="Arial" w:eastAsia="Arial" w:hAnsi="Arial"/>
+                <w:b w:val="false"/>
+                <w:bCs w:val="false"/>
+                <w:i w:val="false"/>
+                <w:iCs w:val="false"/>
+                <w:color w:val="000000"/>
+                <w:sz w:val="18"/>
+                <w:szCs w:val="18"/>
+              </w:rPr>
+              <w:t xml:space="preserve"/>
+            </w:r>
+          </w:p>
+          <w:p>
+            <w:pPr>
+              <w:spacing w:after="40" w:before="0"/>
+              <w:jc w:val="left"/>
+            </w:pPr>
+            <w:r>
+              <w:rPr>
+                <w:rFonts w:ascii="Arial" w:cs="Arial" w:eastAsia="Arial" w:hAnsi="Arial"/>
+                <w:b w:val="false"/>
+                <w:bCs w:val="false"/>
+                <w:i w:val="false"/>
+                <w:iCs w:val="false"/>
+                <w:color w:val="000000"/>
+                <w:sz w:val="18"/>
+                <w:szCs w:val="18"/>
+              </w:rPr>
+              <w:t xml:space="preserve"> ACTIVITY A — Big Bang Timeline Construction (25 min): Working in groups of 4, learners receive a printed 'Cosmic Events Card Set' (12 cards, each describing a key event: Big Bang, quark-gluon plasma, protons/neutrons form, first atoms form [380,000 yrs], first stars ignite [~200 million yrs], first galaxies form [~1 billion yrs], Milky Way forms [~13.6 billion yrs ago], Solar System forms [~4.6 billion yrs ago], Earth forms, first life on Earth, modern humans, tonight above Nairobi). Groups arrange the cards in chronological order along a 2-metre rope stretched across their desk (representing 13.8 billion years on a log scale). They annotate each card with: what existed at that stage, and what did NOT yet exist. Groups photograph their completed timeline with a tablet.</w:t>
+            </w:r>
+          </w:p>
+          <w:p>
+            <w:pPr>
+              <w:spacing w:after="40" w:before="0"/>
+              <w:jc w:val="left"/>
+            </w:pPr>
+            <w:r>
+              <w:rPr>
+                <w:rFonts w:ascii="Arial" w:cs="Arial" w:eastAsia="Arial" w:hAnsi="Arial"/>
+                <w:b w:val="false"/>
+                <w:bCs w:val="false"/>
+                <w:i w:val="false"/>
+                <w:iCs w:val="false"/>
+                <w:color w:val="000000"/>
+                <w:sz w:val="18"/>
+                <w:szCs w:val="18"/>
+              </w:rPr>
+              <w:t xml:space="preserve"/>
+            </w:r>
+          </w:p>
+          <w:p>
+            <w:pPr>
+              <w:spacing w:after="40" w:before="0"/>
+              <w:jc w:val="left"/>
+            </w:pPr>
+            <w:r>
+              <w:rPr>
+                <w:rFonts w:ascii="Arial" w:cs="Arial" w:eastAsia="Arial" w:hAnsi="Arial"/>
+                <w:b w:val="false"/>
+                <w:bCs w:val="false"/>
+                <w:i w:val="false"/>
+                <w:iCs w:val="false"/>
+                <w:color w:val="000000"/>
+                <w:sz w:val="18"/>
+                <w:szCs w:val="18"/>
+              </w:rPr>
+              <w:t xml:space="preserve"> ACTIVITY B — NASA Galaxy Classification (15 min): Pairs of learners access NASA's Galaxy Zoo / galaxy classification interface (or a teacher-prepared offline image gallery of 10 galaxy images). They classify each galaxy as elliptical, spiral, barred spiral, or irregular, and record their classifications in a shared table. Learners identify which type our Milky Way belongs to (barred spiral) and locate an example galaxy image that resembles what they see as the Milky Way band from the Rift Valley.</w:t>
+            </w:r>
+          </w:p>
+        </w:tc>
+        <w:tc>
+          <w:tcPr>
+            <w:tcW w:type="dxa" w:w="3040"/>
+            <w:shd w:fill="F2F2F2" w:color="auto" w:val="clear"/>
+            <w:tcMar>
+              <w:top w:type="dxa" w:w="60"/>
+              <w:left w:type="dxa" w:w="120"/>
+              <w:bottom w:type="dxa" w:w="60"/>
+              <w:right w:type="dxa" w:w="120"/>
+            </w:tcMar>
+            <w:vAlign w:val="top"/>
+          </w:tcPr>
+          <w:p>
+            <w:pPr>
+              <w:spacing w:after="40" w:before="0"/>
+              <w:jc w:val="left"/>
+            </w:pPr>
+            <w:r>
+              <w:rPr>
+                <w:rFonts w:ascii="Arial" w:cs="Arial" w:eastAsia="Arial" w:hAnsi="Arial"/>
+                <w:b w:val="false"/>
+                <w:bCs w:val="false"/>
+                <w:i w:val="false"/>
+                <w:iCs w:val="false"/>
+                <w:color w:val="000000"/>
+                <w:sz w:val="18"/>
+                <w:szCs w:val="18"/>
+              </w:rPr>
+              <w:t xml:space="preserve">Distribute card sets and ropes. Say: 'Your job is to become the universe's historians. These 12 cards describe events across 13.8 billion years. Your challenge: put them in order AND mark on the rope roughly WHERE each event falls — not just the order, but how long after the Big Bang it happened. Pay attention to the numbers.' [WAIT 8 minutes for initial ordering — circulate and observe.] After 8 minutes, prompt groups who are struggling with scale: 'If the Big Bang is at one end and tonight is at the other end — where on this 2-metre rope would the entire history of human civilisation fit? Think about that.' [WAIT 15 seconds.] After timeline completion, direct learners to Activity B. Say: 'You have just seen how galaxies took about 1 billion years to form. Now let us look at what galaxies actually look like. Open the galaxy image gallery. Your task is to classify each image and find our home galaxy.' Circulate during classification. Prompt deeper thinking by asking pairs: 'Why do you think some galaxies are smooth and round while others have spiral arms? What might cause those differences?' [WAIT 10 seconds before taking responses.] Cold-call 4 pairs to share their Milky Way identification and reasoning.</w:t>
+            </w:r>
+          </w:p>
+        </w:tc>
+        <w:tc>
+          <w:tcPr>
+            <w:tcW w:type="dxa" w:w="3040"/>
+            <w:shd w:fill="FFFFFF" w:color="auto" w:val="clear"/>
+            <w:tcMar>
+              <w:top w:type="dxa" w:w="60"/>
+              <w:left w:type="dxa" w:w="120"/>
+              <w:bottom w:type="dxa" w:w="60"/>
+              <w:right w:type="dxa" w:w="120"/>
+            </w:tcMar>
+            <w:vAlign w:val="top"/>
+          </w:tcPr>
+          <w:p>
+            <w:pPr>
+              <w:spacing w:after="40" w:before="0"/>
+              <w:jc w:val="left"/>
+            </w:pPr>
+            <w:r>
+              <w:rPr>
+                <w:rFonts w:ascii="Arial" w:cs="Arial" w:eastAsia="Arial" w:hAnsi="Arial"/>
+                <w:b w:val="false"/>
+                <w:bCs w:val="false"/>
+                <w:i w:val="false"/>
+                <w:iCs w:val="false"/>
+                <w:color w:val="000000"/>
+                <w:sz w:val="18"/>
+                <w:szCs w:val="18"/>
+              </w:rPr>
+              <w:t xml:space="preserve">Concrete Timeline Manipulation + Image-Based Classification. The physical rope timeline makes the abstract scale of cosmic time tangible — learners viscerally experience that human history is an almost invisible sliver of cosmic time, which directly challenges the perception that the night sky is 'eternal.' The galaxy classification activity connects the abstract evolutionary story to real observable objects, reinforcing that galaxies — including our own Milky Way visible from the Rift Valley — are the physical products of that evolutionary process.</w:t>
+            </w:r>
+          </w:p>
+        </w:tc>
+        <w:tc>
+          <w:tcPr>
+            <w:tcW w:type="dxa" w:w="3040"/>
+            <w:shd w:fill="F2F2F2" w:color="auto" w:val="clear"/>
+            <w:tcMar>
+              <w:top w:type="dxa" w:w="60"/>
+              <w:left w:type="dxa" w:w="120"/>
+              <w:bottom w:type="dxa" w:w="60"/>
+              <w:right w:type="dxa" w:w="120"/>
+            </w:tcMar>
+            <w:vAlign w:val="top"/>
+          </w:tcPr>
+          <w:p>
+            <w:pPr>
+              <w:spacing w:after="40" w:before="0"/>
+              <w:jc w:val="left"/>
+            </w:pPr>
+            <w:r>
+              <w:rPr>
+                <w:rFonts w:ascii="Arial" w:cs="Arial" w:eastAsia="Arial" w:hAnsi="Arial"/>
+                <w:b w:val="false"/>
+                <w:bCs w:val="false"/>
+                <w:i w:val="false"/>
+                <w:iCs w:val="false"/>
+                <w:color w:val="000000"/>
+                <w:sz w:val="18"/>
+                <w:szCs w:val="18"/>
+              </w:rPr>
+              <w:t xml:space="preserve">Teacher photographs each group's timeline arrangement during circulation. Observable success indicators: (a) cards are in correct chronological order; (b) first atoms are placed significantly far from the Big Bang on the rope (380,000 years vs. 13.8 billion — a very small distance); (c) Solar System and Earth are placed in the final third of the rope; (d) learners correctly identify the Milky Way as a barred spiral. Misconception flag: if groups place 'first stars' very close to the Big Bang (confusing minutes with millions of years), pause the class and ask: 'What does 200 million years look like on a 13.8-billion-year timeline? Work that out as a fraction.'</w:t>
+            </w:r>
+          </w:p>
+        </w:tc>
+      </w:tr>
+      <w:tr>
+        <w:tc>
+          <w:tcPr>
+            <w:tcW w:type="dxa" w:w="1520"/>
+            <w:shd w:fill="E2EFDA" w:color="auto" w:val="clear"/>
+            <w:tcMar>
+              <w:top w:type="dxa" w:w="60"/>
+              <w:left w:type="dxa" w:w="120"/>
+              <w:bottom w:type="dxa" w:w="60"/>
+              <w:right w:type="dxa" w:w="120"/>
+            </w:tcMar>
+            <w:vAlign w:val="top"/>
+          </w:tcPr>
+          <w:p>
+            <w:pPr>
+              <w:spacing w:after="40" w:before="0"/>
+              <w:jc w:val="left"/>
+            </w:pPr>
+            <w:r>
+              <w:rPr>
+                <w:rFonts w:ascii="Arial" w:cs="Arial" w:eastAsia="Arial" w:hAnsi="Arial"/>
+                <w:b/>
+                <w:bCs/>
+                <w:i w:val="false"/>
+                <w:iCs w:val="false"/>
+                <w:color w:val="000000"/>
+                <w:sz w:val="18"/>
+                <w:szCs w:val="18"/>
+              </w:rPr>
+              <w:t xml:space="preserve">Explain Phase</w:t>
+            </w:r>
+          </w:p>
+          <w:p>
+            <w:pPr>
+              <w:spacing w:after="20" w:before="0"/>
+            </w:pPr>
+            <w:r>
+              <w:rPr>
+                <w:rFonts w:ascii="Arial" w:cs="Arial" w:eastAsia="Arial" w:hAnsi="Arial"/>
+                <w:b/>
+                <w:bCs/>
+                <w:color w:val="1F3864"/>
+                <w:sz w:val="16"/>
+                <w:szCs w:val="16"/>
+              </w:rPr>
+              <w:t xml:space="preserve">📹 VIDEO:</w:t>
+            </w:r>
+          </w:p>
+          <w:p>
+            <w:pPr>
+              <w:spacing w:after="20" w:before="0"/>
+            </w:pPr>
+            <w:hyperlink w:history="1" r:id="rIdfub4adlfvoq0xho1xcgns">
               <w:r>
                 <w:rPr>
                   <w:rFonts w:ascii="Arial" w:cs="Arial" w:eastAsia="Arial" w:hAnsi="Arial"/>
@@ -6768,7 +7150,7 @@
               <w:spacing w:after="10" w:before="0"/>
               <w:ind w:left="120"/>
             </w:pPr>
-            <w:hyperlink w:history="1" r:id="rIdjibbk10v-oturzbo0wr-n">
+            <w:hyperlink w:history="1" r:id="rId-asppvrr5ojuradvqsfnf">
               <w:r>
                 <w:rPr>
                   <w:rFonts w:ascii="Arial" w:cs="Arial" w:eastAsia="Arial" w:hAnsi="Arial"/>
@@ -6813,7 +7195,7 @@
             <w:pPr>
               <w:spacing w:after="20" w:before="0"/>
             </w:pPr>
-            <w:hyperlink w:history="1" r:id="rIdgozsr6mekhjzpus5qwj9l">
+            <w:hyperlink w:history="1" r:id="rIduo-idxftzfecayzvmrkwk">
               <w:r>
                 <w:rPr>
                   <w:rFonts w:ascii="Arial" w:cs="Arial" w:eastAsia="Arial" w:hAnsi="Arial"/>
@@ -6822,7 +7204,7 @@
                   <w:szCs w:val="16"/>
                   <w:u w:val="single" w:color="2E75B6"/>
                 </w:rPr>
-                <w:t xml:space="preserve">Big Bang Practice</w:t>
+                <w:t xml:space="preserve">Quiz: The Big Bang</w:t>
               </w:r>
             </w:hyperlink>
           </w:p>
@@ -6838,7 +7220,7 @@
                 <w:sz w:val="14"/>
                 <w:szCs w:val="14"/>
               </w:rPr>
-              <w:t xml:space="preserve">Source: CK-12</w:t>
+              <w:t xml:space="preserve">Source: Khan Academy (English - US curriculum)</w:t>
             </w:r>
           </w:p>
           <w:p>
@@ -6846,7 +7228,7 @@
               <w:spacing w:after="10" w:before="0"/>
               <w:ind w:left="120"/>
             </w:pPr>
-            <w:hyperlink w:history="1" r:id="rIdextcjh14_zawnsbovkuif">
+            <w:hyperlink w:history="1" r:id="rIdcpmpjlr13yxo3joeopy5u">
               <w:r>
                 <w:rPr>
                   <w:rFonts w:ascii="Arial" w:cs="Arial" w:eastAsia="Arial" w:hAnsi="Arial"/>
@@ -6888,83 +7270,7 @@
                 <w:sz w:val="18"/>
                 <w:szCs w:val="18"/>
               </w:rPr>
-              <w:t xml:space="preserve">Learners engage in TWO evidence-gathering activities run in sequence:</w:t>
-            </w:r>
-          </w:p>
-          <w:p>
-            <w:pPr>
-              <w:spacing w:after="40" w:before="0"/>
-              <w:jc w:val="left"/>
-            </w:pPr>
-            <w:r>
-              <w:rPr>
-                <w:rFonts w:ascii="Arial" w:cs="Arial" w:eastAsia="Arial" w:hAnsi="Arial"/>
-                <w:b w:val="false"/>
-                <w:bCs w:val="false"/>
-                <w:i w:val="false"/>
-                <w:iCs w:val="false"/>
-                <w:color w:val="000000"/>
-                <w:sz w:val="18"/>
-                <w:szCs w:val="18"/>
-              </w:rPr>
-              <w:t xml:space="preserve"/>
-            </w:r>
-          </w:p>
-          <w:p>
-            <w:pPr>
-              <w:spacing w:after="40" w:before="0"/>
-              <w:jc w:val="left"/>
-            </w:pPr>
-            <w:r>
-              <w:rPr>
-                <w:rFonts w:ascii="Arial" w:cs="Arial" w:eastAsia="Arial" w:hAnsi="Arial"/>
-                <w:b w:val="false"/>
-                <w:bCs w:val="false"/>
-                <w:i w:val="false"/>
-                <w:iCs w:val="false"/>
-                <w:color w:val="000000"/>
-                <w:sz w:val="18"/>
-                <w:szCs w:val="18"/>
-              </w:rPr>
-              <w:t xml:space="preserve"> ACTIVITY A — Big Bang Timeline Construction (25 min): Working in groups of 4, learners receive a printed 'Cosmic Events Card Set' (12 cards, each describing a key event: Big Bang, quark-gluon plasma, protons/neutrons form, first atoms form [380,000 yrs], first stars ignite [~200 million yrs], first galaxies form [~1 billion yrs], Milky Way forms [~13.6 billion yrs ago], Solar System forms [~4.6 billion yrs ago], Earth forms, first life on Earth, modern humans, tonight above Nairobi). Groups arrange the cards in chronological order along a 2-metre rope stretched across their desk (representing 13.8 billion years on a log scale). They annotate each card with: what existed at that stage, and what did NOT yet exist. Groups photograph their completed timeline with a tablet.</w:t>
-            </w:r>
-          </w:p>
-          <w:p>
-            <w:pPr>
-              <w:spacing w:after="40" w:before="0"/>
-              <w:jc w:val="left"/>
-            </w:pPr>
-            <w:r>
-              <w:rPr>
-                <w:rFonts w:ascii="Arial" w:cs="Arial" w:eastAsia="Arial" w:hAnsi="Arial"/>
-                <w:b w:val="false"/>
-                <w:bCs w:val="false"/>
-                <w:i w:val="false"/>
-                <w:iCs w:val="false"/>
-                <w:color w:val="000000"/>
-                <w:sz w:val="18"/>
-                <w:szCs w:val="18"/>
-              </w:rPr>
-              <w:t xml:space="preserve"/>
-            </w:r>
-          </w:p>
-          <w:p>
-            <w:pPr>
-              <w:spacing w:after="40" w:before="0"/>
-              <w:jc w:val="left"/>
-            </w:pPr>
-            <w:r>
-              <w:rPr>
-                <w:rFonts w:ascii="Arial" w:cs="Arial" w:eastAsia="Arial" w:hAnsi="Arial"/>
-                <w:b w:val="false"/>
-                <w:bCs w:val="false"/>
-                <w:i w:val="false"/>
-                <w:iCs w:val="false"/>
-                <w:color w:val="000000"/>
-                <w:sz w:val="18"/>
-                <w:szCs w:val="18"/>
-              </w:rPr>
-              <w:t xml:space="preserve"> ACTIVITY B — NASA Galaxy Classification (15 min): Pairs of learners access NASA's Galaxy Zoo / galaxy classification interface (or a teacher-prepared offline image gallery of 10 galaxy images). They classify each galaxy as elliptical, spiral, barred spiral, or irregular, and record their classifications in a shared table. Learners identify which type our Milky Way belongs to (barred spiral) and locate an example galaxy image that resembles what they see as the Milky Way band from the Rift Valley.</w:t>
+              <w:t xml:space="preserve">Learners watch the short video 'Evolution of the Universe in 5 Minutes' (YouTube, teacher pre-downloaded for offline use). While watching, they complete a structured note-catcher with three columns: STAGE | WHAT FORMED | EVIDENCE WE HAVE TODAY. After the video, groups compare their timeline rope arrangement with the video's sequence and make any corrections. Each group then produces a 'Universe Origin Explanation Paragraph' responding to the prompt: 'A farmer in Kericho looks up at the Milky Way on a clear night and asks you: Where did all those stars come from? Using what you have learned today, write a clear explanation — in plain language a farmer would understand — of how the universe evolved from the Big Bang to the galaxy they are looking at tonight.' Groups share paragraphs with the class. Whole-class discussion follows, anchored by the question: 'What would the sky above Nairobi have looked like 13 billion years ago? 1 billion years ago? 4.6 billion years ago?' Learners record a refined explanation in their own notebooks.</w:t>
             </w:r>
           </w:p>
         </w:tc>
@@ -6996,7 +7302,7 @@
                 <w:sz w:val="18"/>
                 <w:szCs w:val="18"/>
               </w:rPr>
-              <w:t xml:space="preserve">Distribute card sets and ropes. Say: 'Your job is to become the universe's historians. These 12 cards describe events across 13.8 billion years. Your challenge: put them in order AND mark on the rope roughly WHERE each event falls — not just the order, but how long after the Big Bang it happened. Pay attention to the numbers.' [WAIT 8 minutes for initial ordering — circulate and observe.] After 8 minutes, prompt groups who are struggling with scale: 'If the Big Bang is at one end and tonight is at the other end — where on this 2-metre rope would the entire history of human civilisation fit? Think about that.' [WAIT 15 seconds.] After timeline completion, direct learners to Activity B. Say: 'You have just seen how galaxies took about 1 billion years to form. Now let us look at what galaxies actually look like. Open the galaxy image gallery. Your task is to classify each image and find our home galaxy.' Circulate during classification. Prompt deeper thinking by asking pairs: 'Why do you think some galaxies are smooth and round while others have spiral arms? What might cause those differences?' [WAIT 10 seconds before taking responses.] Cold-call 4 pairs to share their Milky Way identification and reasoning.</w:t>
+              <w:t xml:space="preserve">Before the video: 'As you watch, fill in your note-catcher. Focus on three things: what formed at each stage, and what evidence scientists use TODAY to know this happened.' Play video (pre-downloaded). After video: 'Compare your timeline rope to what the video showed. Do you need to move any cards? You have 2 minutes.' [WAIT 2 minutes.] Introduce the Kericho farmer prompt. Say: 'This is the real test of understanding — can you explain it to someone who was not in this classroom? Write your paragraph now. 5 minutes, individually first.' [WAIT 5 minutes.] 'Now share with your group and agree on the best version.' [WAIT 3 minutes.] Cold-call 3 groups to read their paragraphs aloud. After each, ask the class: 'What did they explain well? What is missing or could be clearer?' Then pose the sky time-travel questions one at a time. For each, say: 'Think silently for 10 seconds, then share with your partner.' [WAIT 10 seconds between each question.] Cold-call 2 pairs per question. Conclude by saying: 'The sky above Nairobi looks permanent and eternal — but every single star you see is the product of billions of years of cosmic evolution. That is what the evidence shows us.'</w:t>
             </w:r>
           </w:p>
         </w:tc>
@@ -7028,7 +7334,7 @@
                 <w:sz w:val="18"/>
                 <w:szCs w:val="18"/>
               </w:rPr>
-              <w:t xml:space="preserve">Concrete Timeline Manipulation + Image-Based Classification. The physical rope timeline makes the abstract scale of cosmic time tangible — learners viscerally experience that human history is an almost invisible sliver of cosmic time, which directly challenges the perception that the night sky is 'eternal.' The galaxy classification activity connects the abstract evolutionary story to real observable objects, reinforcing that galaxies — including our own Milky Way visible from the Rift Valley — are the physical products of that evolutionary process.</w:t>
+              <w:t xml:space="preserve">Structured Note-Catcher + Explanation-to-a-Novice Writing. The note-catcher organises the video content into the STAGE → FORMATION → EVIDENCE framework that underpins scientific reasoning in this unit. The 'explain to a Kericho farmer' task forces learners to reconstruct the explanation in their own words for a non-specialist audience, which is the highest indicator of genuine understanding. The 'sky time-travel' questions connect the evolutionary timeline directly back to the anchoring phenomenon — the night sky above Nairobi — and make the abstract timeline personally relevant.</w:t>
             </w:r>
           </w:p>
         </w:tc>
@@ -7060,7 +7366,7 @@
                 <w:sz w:val="18"/>
                 <w:szCs w:val="18"/>
               </w:rPr>
-              <w:t xml:space="preserve">Teacher photographs each group's timeline arrangement during circulation. Observable success indicators: (a) cards are in correct chronological order; (b) first atoms are placed significantly far from the Big Bang on the rope (380,000 years vs. 13.8 billion — a very small distance); (c) Solar System and Earth are placed in the final third of the rope; (d) learners correctly identify the Milky Way as a barred spiral. Misconception flag: if groups place 'first stars' very close to the Big Bang (confusing minutes with millions of years), pause the class and ask: 'What does 200 million years look like on a 13.8-billion-year timeline? Work that out as a fraction.'</w:t>
+              <w:t xml:space="preserve">Collect or photograph the Kericho farmer explanation paragraphs. Success criteria: (a) paragraph mentions the Big Bang as a starting point; (b) paragraph includes at least two intermediate stages (e.g., formation of atoms, formation of stars); (c) paragraph connects the timeline to the visible Milky Way; (d) explanation avoids purely supernatural framing (learner uses causal, evidence-based language). Misconception to watch for: learners claiming 'the Big Bang created the planets directly' — probe with 'What had to exist before planets could form?'</w:t>
             </w:r>
           </w:p>
         </w:tc>
@@ -7069,32 +7375,32 @@
         <w:tc>
           <w:tcPr>
             <w:tcW w:type="dxa" w:w="1520"/>
-            <w:shd w:fill="E2EFDA" w:color="auto" w:val="clear"/>
-            <w:tcMar>
-              <w:top w:type="dxa" w:w="60"/>
-              <w:left w:type="dxa" w:w="120"/>
-              <w:bottom w:type="dxa" w:w="60"/>
-              <w:right w:type="dxa" w:w="120"/>
-            </w:tcMar>
-            <w:vAlign w:val="top"/>
-          </w:tcPr>
-          <w:p>
-            <w:pPr>
-              <w:spacing w:after="40" w:before="0"/>
-              <w:jc w:val="left"/>
-            </w:pPr>
-            <w:r>
-              <w:rPr>
-                <w:rFonts w:ascii="Arial" w:cs="Arial" w:eastAsia="Arial" w:hAnsi="Arial"/>
-                <w:b/>
-                <w:bCs/>
-                <w:i w:val="false"/>
-                <w:iCs w:val="false"/>
-                <w:color w:val="000000"/>
-                <w:sz w:val="18"/>
-                <w:szCs w:val="18"/>
-              </w:rPr>
-              <w:t xml:space="preserve">Explain Phase</w:t>
+            <w:shd w:fill="FCE4D6" w:color="auto" w:val="clear"/>
+            <w:tcMar>
+              <w:top w:type="dxa" w:w="60"/>
+              <w:left w:type="dxa" w:w="120"/>
+              <w:bottom w:type="dxa" w:w="60"/>
+              <w:right w:type="dxa" w:w="120"/>
+            </w:tcMar>
+            <w:vAlign w:val="top"/>
+          </w:tcPr>
+          <w:p>
+            <w:pPr>
+              <w:spacing w:after="40" w:before="0"/>
+              <w:jc w:val="left"/>
+            </w:pPr>
+            <w:r>
+              <w:rPr>
+                <w:rFonts w:ascii="Arial" w:cs="Arial" w:eastAsia="Arial" w:hAnsi="Arial"/>
+                <w:b/>
+                <w:bCs/>
+                <w:i w:val="false"/>
+                <w:iCs w:val="false"/>
+                <w:color w:val="000000"/>
+                <w:sz w:val="18"/>
+                <w:szCs w:val="18"/>
+              </w:rPr>
+              <w:t xml:space="preserve">Driving Question Board (DQB) Creation</w:t>
             </w:r>
           </w:p>
           <w:p>
@@ -7117,7 +7423,7 @@
             <w:pPr>
               <w:spacing w:after="20" w:before="0"/>
             </w:pPr>
-            <w:hyperlink w:history="1" r:id="rIdi_w01bheyhz_nzcektmae">
+            <w:hyperlink w:history="1" r:id="rIdrprxhziuizc3y4wbcfb1l">
               <w:r>
                 <w:rPr>
                   <w:rFonts w:ascii="Arial" w:cs="Arial" w:eastAsia="Arial" w:hAnsi="Arial"/>
@@ -7150,7 +7456,7 @@
               <w:spacing w:after="10" w:before="0"/>
               <w:ind w:left="120"/>
             </w:pPr>
-            <w:hyperlink w:history="1" r:id="rIdev3-qlj2pr6nkllvw2thh">
+            <w:hyperlink w:history="1" r:id="rIdxn25rooxz9eaxhszexgg6">
               <w:r>
                 <w:rPr>
                   <w:rFonts w:ascii="Arial" w:cs="Arial" w:eastAsia="Arial" w:hAnsi="Arial"/>
@@ -7188,14 +7494,14 @@
                 <w:sz w:val="16"/>
                 <w:szCs w:val="16"/>
               </w:rPr>
-              <w:t xml:space="preserve">📖 EXERCISE:</w:t>
+              <w:t xml:space="preserve">📖 HTML:</w:t>
             </w:r>
           </w:p>
           <w:p>
             <w:pPr>
               <w:spacing w:after="20" w:before="0"/>
             </w:pPr>
-            <w:hyperlink w:history="1" r:id="rIdcyw3gazglhk-ws7sdaqli">
+            <w:hyperlink w:history="1" r:id="rIdluvscuse8nq-yldbtdm3c">
               <w:r>
                 <w:rPr>
                   <w:rFonts w:ascii="Arial" w:cs="Arial" w:eastAsia="Arial" w:hAnsi="Arial"/>
@@ -7204,7 +7510,7 @@
                   <w:szCs w:val="16"/>
                   <w:u w:val="single" w:color="2E75B6"/>
                 </w:rPr>
-                <w:t xml:space="preserve">Quiz: The Big Bang</w:t>
+                <w:t xml:space="preserve">Big Bang (Flexbook)</w:t>
               </w:r>
             </w:hyperlink>
           </w:p>
@@ -7220,7 +7526,7 @@
                 <w:sz w:val="14"/>
                 <w:szCs w:val="14"/>
               </w:rPr>
-              <w:t xml:space="preserve">Source: Khan Academy (English - US curriculum)</w:t>
+              <w:t xml:space="preserve">Source: CK-12</w:t>
             </w:r>
           </w:p>
           <w:p>
@@ -7228,7 +7534,7 @@
               <w:spacing w:after="10" w:before="0"/>
               <w:ind w:left="120"/>
             </w:pPr>
-            <w:hyperlink w:history="1" r:id="rId0l_nb7t9-nspedlw9jbow">
+            <w:hyperlink w:history="1" r:id="rIdrof5hmiftonbrmybefxoe">
               <w:r>
                 <w:rPr>
                   <w:rFonts w:ascii="Arial" w:cs="Arial" w:eastAsia="Arial" w:hAnsi="Arial"/>
@@ -7270,7 +7576,7 @@
                 <w:sz w:val="18"/>
                 <w:szCs w:val="18"/>
               </w:rPr>
-              <w:t xml:space="preserve">Learners watch the short video 'Evolution of the Universe in 5 Minutes' (YouTube, teacher pre-downloaded for offline use). While watching, they complete a structured note-catcher with three columns: STAGE | WHAT FORMED | EVIDENCE WE HAVE TODAY. After the video, groups compare their timeline rope arrangement with the video's sequence and make any corrections. Each group then produces a 'Universe Origin Explanation Paragraph' responding to the prompt: 'A farmer in Kericho looks up at the Milky Way on a clear night and asks you: Where did all those stars come from? Using what you have learned today, write a clear explanation — in plain language a farmer would understand — of how the universe evolved from the Big Bang to the galaxy they are looking at tonight.' Groups share paragraphs with the class. Whole-class discussion follows, anchored by the question: 'What would the sky above Nairobi have looked like 13 billion years ago? 1 billion years ago? 4.6 billion years ago?' Learners record a refined explanation in their own notebooks.</w:t>
+              <w:t xml:space="preserve">Learners return to the class Driving Question Board established in Lesson 1. Individually, each learner writes on a sticky note: (a) ONE thing they now know (GREEN note) that helps answer the driving question 'How did everything in the night sky above Nairobi come to exist?', and (b) ONE new question that today's lesson has raised for them (ORANGE note). Learners post their notes on the DQB under the relevant driving question column. The teacher leads a 5-minute whole-class 'tour' of the new notes, grouping emerging themes aloud (e.g., 'Several of you are now asking about WHERE the energy for the Big Bang came from — that is a question even professional scientists are still investigating'). The class collectively identifies which parts of the driving question today's lesson has partially answered and which parts remain open.</w:t>
             </w:r>
           </w:p>
         </w:tc>
@@ -7302,7 +7608,7 @@
                 <w:sz w:val="18"/>
                 <w:szCs w:val="18"/>
               </w:rPr>
-              <w:t xml:space="preserve">Before the video: 'As you watch, fill in your note-catcher. Focus on three things: what formed at each stage, and what evidence scientists use TODAY to know this happened.' Play video (pre-downloaded). After video: 'Compare your timeline rope to what the video showed. Do you need to move any cards? You have 2 minutes.' [WAIT 2 minutes.] Introduce the Kericho farmer prompt. Say: 'This is the real test of understanding — can you explain it to someone who was not in this classroom? Write your paragraph now. 5 minutes, individually first.' [WAIT 5 minutes.] 'Now share with your group and agree on the best version.' [WAIT 3 minutes.] Cold-call 3 groups to read their paragraphs aloud. After each, ask the class: 'What did they explain well? What is missing or could be clearer?' Then pose the sky time-travel questions one at a time. For each, say: 'Think silently for 10 seconds, then share with your partner.' [WAIT 10 seconds between each question.] Cold-call 2 pairs per question. Conclude by saying: 'The sky above Nairobi looks permanent and eternal — but every single star you see is the product of billions of years of cosmic evolution. That is what the evidence shows us.'</w:t>
+              <w:t xml:space="preserve">Hand out sticky notes (two colours). Say: 'Take a green note and write one thing you now KNOW — something from today — that helps us answer our driving question. Take an orange note and write the new question today's lesson has opened up for you. You have 3 minutes — write independently.' [WAIT 3 minutes.] Direct learners to post notes on the DQB. Lead a gallery-walk-style verbal tour: read several notes aloud, group related ideas, and say: 'Look at how many new questions we have generated. In science, good evidence does not just answer questions — it creates new ones. That is exactly what is happening here.' Point to the driving question and ask: 'Show of hands — who feels we have partially answered the first key inquiry question today? Who feels we need more evidence?' Acknowledge both responses as valid. Say: 'We will keep building. Every lesson adds a new layer.'</w:t>
             </w:r>
           </w:p>
         </w:tc>
@@ -7334,7 +7640,7 @@
                 <w:sz w:val="18"/>
                 <w:szCs w:val="18"/>
               </w:rPr>
-              <w:t xml:space="preserve">Structured Note-Catcher + Explanation-to-a-Novice Writing. The note-catcher organises the video content into the STAGE → FORMATION → EVIDENCE framework that underpins scientific reasoning in this unit. The 'explain to a Kericho farmer' task forces learners to reconstruct the explanation in their own words for a non-specialist audience, which is the highest indicator of genuine understanding. The 'sky time-travel' questions connect the evolutionary timeline directly back to the anchoring phenomenon — the night sky above Nairobi — and make the abstract timeline personally relevant.</w:t>
+              <w:t xml:space="preserve">Driving Question Board (DQB) — a Research-Practice Framework tool. The DQB functions as a public, cumulative record of the class's growing understanding. Posting both knowledge gains AND new questions models authentic scientific practice, where evidence simultaneously resolves and opens questions. The physical act of adding to the board each lesson makes the incremental nature of evidence-building visible and motivating.</w:t>
             </w:r>
           </w:p>
         </w:tc>
@@ -7366,7 +7672,7 @@
                 <w:sz w:val="18"/>
                 <w:szCs w:val="18"/>
               </w:rPr>
-              <w:t xml:space="preserve">Collect or photograph the Kericho farmer explanation paragraphs. Success criteria: (a) paragraph mentions the Big Bang as a starting point; (b) paragraph includes at least two intermediate stages (e.g., formation of atoms, formation of stars); (c) paragraph connects the timeline to the visible Milky Way; (d) explanation avoids purely supernatural framing (learner uses causal, evidence-based language). Misconception to watch for: learners claiming 'the Big Bang created the planets directly' — probe with 'What had to exist before planets could form?'</w:t>
+              <w:t xml:space="preserve">Teacher reads all posted sticky notes after class. Observable indicators: (a) green notes reference specific content from the lesson (Big Bang, galaxy formation, CMB, timeline stages); (b) orange notes show genuine intellectual curiosity and are not simply restatements of lesson content; (c) absence of green notes from a learner signals incomplete understanding and requires follow-up at the start of Lesson 3. Tally the ratio of 'answered' vs. 'new questions' to calibrate the depth of coverage needed in subsequent lessons.</w:t>
             </w:r>
           </w:p>
         </w:tc>
@@ -7375,32 +7681,32 @@
         <w:tc>
           <w:tcPr>
             <w:tcW w:type="dxa" w:w="1520"/>
-            <w:shd w:fill="FCE4D6" w:color="auto" w:val="clear"/>
-            <w:tcMar>
-              <w:top w:type="dxa" w:w="60"/>
-              <w:left w:type="dxa" w:w="120"/>
-              <w:bottom w:type="dxa" w:w="60"/>
-              <w:right w:type="dxa" w:w="120"/>
-            </w:tcMar>
-            <w:vAlign w:val="top"/>
-          </w:tcPr>
-          <w:p>
-            <w:pPr>
-              <w:spacing w:after="40" w:before="0"/>
-              <w:jc w:val="left"/>
-            </w:pPr>
-            <w:r>
-              <w:rPr>
-                <w:rFonts w:ascii="Arial" w:cs="Arial" w:eastAsia="Arial" w:hAnsi="Arial"/>
-                <w:b/>
-                <w:bCs/>
-                <w:i w:val="false"/>
-                <w:iCs w:val="false"/>
-                <w:color w:val="000000"/>
-                <w:sz w:val="18"/>
-                <w:szCs w:val="18"/>
-              </w:rPr>
-              <w:t xml:space="preserve">Driving Question Board (DQB) Creation</w:t>
+            <w:shd w:fill="D5E8F0" w:color="auto" w:val="clear"/>
+            <w:tcMar>
+              <w:top w:type="dxa" w:w="60"/>
+              <w:left w:type="dxa" w:w="120"/>
+              <w:bottom w:type="dxa" w:w="60"/>
+              <w:right w:type="dxa" w:w="120"/>
+            </w:tcMar>
+            <w:vAlign w:val="top"/>
+          </w:tcPr>
+          <w:p>
+            <w:pPr>
+              <w:spacing w:after="40" w:before="0"/>
+              <w:jc w:val="left"/>
+            </w:pPr>
+            <w:r>
+              <w:rPr>
+                <w:rFonts w:ascii="Arial" w:cs="Arial" w:eastAsia="Arial" w:hAnsi="Arial"/>
+                <w:b/>
+                <w:bCs/>
+                <w:i w:val="false"/>
+                <w:iCs w:val="false"/>
+                <w:color w:val="000000"/>
+                <w:sz w:val="18"/>
+                <w:szCs w:val="18"/>
+              </w:rPr>
+              <w:t xml:space="preserve">Model Building Phase</w:t>
             </w:r>
           </w:p>
           <w:p>
@@ -7423,7 +7729,7 @@
             <w:pPr>
               <w:spacing w:after="20" w:before="0"/>
             </w:pPr>
-            <w:hyperlink w:history="1" r:id="rIdrwr6kirxicqhdbiykrnmk">
+            <w:hyperlink w:history="1" r:id="rIdlcxnjmqeuento9mjx_gxq">
               <w:r>
                 <w:rPr>
                   <w:rFonts w:ascii="Arial" w:cs="Arial" w:eastAsia="Arial" w:hAnsi="Arial"/>
@@ -7432,7 +7738,7 @@
                   <w:szCs w:val="16"/>
                   <w:u w:val="single" w:color="2E75B6"/>
                 </w:rPr>
-                <w:t xml:space="preserve">Questions About the Big Bang</w:t>
+                <w:t xml:space="preserve">Why Cosmic Evolution Matters</w:t>
               </w:r>
             </w:hyperlink>
           </w:p>
@@ -7456,7 +7762,7 @@
               <w:spacing w:after="10" w:before="0"/>
               <w:ind w:left="120"/>
             </w:pPr>
-            <w:hyperlink w:history="1" r:id="rIdjhirecp6vfndqzj1f1-u-">
+            <w:hyperlink w:history="1" r:id="rIdxz0dg4hxkgqgoxi4-pjoo">
               <w:r>
                 <w:rPr>
                   <w:rFonts w:ascii="Arial" w:cs="Arial" w:eastAsia="Arial" w:hAnsi="Arial"/>
@@ -7501,7 +7807,7 @@
             <w:pPr>
               <w:spacing w:after="20" w:before="0"/>
             </w:pPr>
-            <w:hyperlink w:history="1" r:id="rIdhngcawm3zrnmt4buvfxx1">
+            <w:hyperlink w:history="1" r:id="rIdnqsasysuouvszvzqdmjir">
               <w:r>
                 <w:rPr>
                   <w:rFonts w:ascii="Arial" w:cs="Arial" w:eastAsia="Arial" w:hAnsi="Arial"/>
@@ -7534,313 +7840,7 @@
               <w:spacing w:after="10" w:before="0"/>
               <w:ind w:left="120"/>
             </w:pPr>
-            <w:hyperlink w:history="1" r:id="rId6mjrnaicnyl8k9weqovde">
-              <w:r>
-                <w:rPr>
-                  <w:rFonts w:ascii="Arial" w:cs="Arial" w:eastAsia="Arial" w:hAnsi="Arial"/>
-                  <w:color w:val="595959"/>
-                  <w:sz w:val="14"/>
-                  <w:szCs w:val="14"/>
-                  <w:u w:val="single" w:color="595959"/>
-                </w:rPr>
-                <w:t xml:space="preserve">🔍 Search ARES for similar readings</w:t>
-              </w:r>
-            </w:hyperlink>
-          </w:p>
-        </w:tc>
-        <w:tc>
-          <w:tcPr>
-            <w:tcW w:type="dxa" w:w="3040"/>
-            <w:shd w:fill="FFFFFF" w:color="auto" w:val="clear"/>
-            <w:tcMar>
-              <w:top w:type="dxa" w:w="60"/>
-              <w:left w:type="dxa" w:w="120"/>
-              <w:bottom w:type="dxa" w:w="60"/>
-              <w:right w:type="dxa" w:w="120"/>
-            </w:tcMar>
-            <w:vAlign w:val="top"/>
-          </w:tcPr>
-          <w:p>
-            <w:pPr>
-              <w:spacing w:after="40" w:before="0"/>
-              <w:jc w:val="left"/>
-            </w:pPr>
-            <w:r>
-              <w:rPr>
-                <w:rFonts w:ascii="Arial" w:cs="Arial" w:eastAsia="Arial" w:hAnsi="Arial"/>
-                <w:b w:val="false"/>
-                <w:bCs w:val="false"/>
-                <w:i w:val="false"/>
-                <w:iCs w:val="false"/>
-                <w:color w:val="000000"/>
-                <w:sz w:val="18"/>
-                <w:szCs w:val="18"/>
-              </w:rPr>
-              <w:t xml:space="preserve">Learners return to the class Driving Question Board established in Lesson 1. Individually, each learner writes on a sticky note: (a) ONE thing they now know (GREEN note) that helps answer the driving question 'How did everything in the night sky above Nairobi come to exist?', and (b) ONE new question that today's lesson has raised for them (ORANGE note). Learners post their notes on the DQB under the relevant driving question column. The teacher leads a 5-minute whole-class 'tour' of the new notes, grouping emerging themes aloud (e.g., 'Several of you are now asking about WHERE the energy for the Big Bang came from — that is a question even professional scientists are still investigating'). The class collectively identifies which parts of the driving question today's lesson has partially answered and which parts remain open.</w:t>
-            </w:r>
-          </w:p>
-        </w:tc>
-        <w:tc>
-          <w:tcPr>
-            <w:tcW w:type="dxa" w:w="3040"/>
-            <w:shd w:fill="F2F2F2" w:color="auto" w:val="clear"/>
-            <w:tcMar>
-              <w:top w:type="dxa" w:w="60"/>
-              <w:left w:type="dxa" w:w="120"/>
-              <w:bottom w:type="dxa" w:w="60"/>
-              <w:right w:type="dxa" w:w="120"/>
-            </w:tcMar>
-            <w:vAlign w:val="top"/>
-          </w:tcPr>
-          <w:p>
-            <w:pPr>
-              <w:spacing w:after="40" w:before="0"/>
-              <w:jc w:val="left"/>
-            </w:pPr>
-            <w:r>
-              <w:rPr>
-                <w:rFonts w:ascii="Arial" w:cs="Arial" w:eastAsia="Arial" w:hAnsi="Arial"/>
-                <w:b w:val="false"/>
-                <w:bCs w:val="false"/>
-                <w:i w:val="false"/>
-                <w:iCs w:val="false"/>
-                <w:color w:val="000000"/>
-                <w:sz w:val="18"/>
-                <w:szCs w:val="18"/>
-              </w:rPr>
-              <w:t xml:space="preserve">Hand out sticky notes (two colours). Say: 'Take a green note and write one thing you now KNOW — something from today — that helps us answer our driving question. Take an orange note and write the new question today's lesson has opened up for you. You have 3 minutes — write independently.' [WAIT 3 minutes.] Direct learners to post notes on the DQB. Lead a gallery-walk-style verbal tour: read several notes aloud, group related ideas, and say: 'Look at how many new questions we have generated. In science, good evidence does not just answer questions — it creates new ones. That is exactly what is happening here.' Point to the driving question and ask: 'Show of hands — who feels we have partially answered the first key inquiry question today? Who feels we need more evidence?' Acknowledge both responses as valid. Say: 'We will keep building. Every lesson adds a new layer.'</w:t>
-            </w:r>
-          </w:p>
-        </w:tc>
-        <w:tc>
-          <w:tcPr>
-            <w:tcW w:type="dxa" w:w="3040"/>
-            <w:shd w:fill="FFFFFF" w:color="auto" w:val="clear"/>
-            <w:tcMar>
-              <w:top w:type="dxa" w:w="60"/>
-              <w:left w:type="dxa" w:w="120"/>
-              <w:bottom w:type="dxa" w:w="60"/>
-              <w:right w:type="dxa" w:w="120"/>
-            </w:tcMar>
-            <w:vAlign w:val="top"/>
-          </w:tcPr>
-          <w:p>
-            <w:pPr>
-              <w:spacing w:after="40" w:before="0"/>
-              <w:jc w:val="left"/>
-            </w:pPr>
-            <w:r>
-              <w:rPr>
-                <w:rFonts w:ascii="Arial" w:cs="Arial" w:eastAsia="Arial" w:hAnsi="Arial"/>
-                <w:b w:val="false"/>
-                <w:bCs w:val="false"/>
-                <w:i w:val="false"/>
-                <w:iCs w:val="false"/>
-                <w:color w:val="000000"/>
-                <w:sz w:val="18"/>
-                <w:szCs w:val="18"/>
-              </w:rPr>
-              <w:t xml:space="preserve">Driving Question Board (DQB) — a Research-Practice Framework tool. The DQB functions as a public, cumulative record of the class's growing understanding. Posting both knowledge gains AND new questions models authentic scientific practice, where evidence simultaneously resolves and opens questions. The physical act of adding to the board each lesson makes the incremental nature of evidence-building visible and motivating.</w:t>
-            </w:r>
-          </w:p>
-        </w:tc>
-        <w:tc>
-          <w:tcPr>
-            <w:tcW w:type="dxa" w:w="3040"/>
-            <w:shd w:fill="F2F2F2" w:color="auto" w:val="clear"/>
-            <w:tcMar>
-              <w:top w:type="dxa" w:w="60"/>
-              <w:left w:type="dxa" w:w="120"/>
-              <w:bottom w:type="dxa" w:w="60"/>
-              <w:right w:type="dxa" w:w="120"/>
-            </w:tcMar>
-            <w:vAlign w:val="top"/>
-          </w:tcPr>
-          <w:p>
-            <w:pPr>
-              <w:spacing w:after="40" w:before="0"/>
-              <w:jc w:val="left"/>
-            </w:pPr>
-            <w:r>
-              <w:rPr>
-                <w:rFonts w:ascii="Arial" w:cs="Arial" w:eastAsia="Arial" w:hAnsi="Arial"/>
-                <w:b w:val="false"/>
-                <w:bCs w:val="false"/>
-                <w:i w:val="false"/>
-                <w:iCs w:val="false"/>
-                <w:color w:val="000000"/>
-                <w:sz w:val="18"/>
-                <w:szCs w:val="18"/>
-              </w:rPr>
-              <w:t xml:space="preserve">Teacher reads all posted sticky notes after class. Observable indicators: (a) green notes reference specific content from the lesson (Big Bang, galaxy formation, CMB, timeline stages); (b) orange notes show genuine intellectual curiosity and are not simply restatements of lesson content; (c) absence of green notes from a learner signals incomplete understanding and requires follow-up at the start of Lesson 3. Tally the ratio of 'answered' vs. 'new questions' to calibrate the depth of coverage needed in subsequent lessons.</w:t>
-            </w:r>
-          </w:p>
-        </w:tc>
-      </w:tr>
-      <w:tr>
-        <w:tc>
-          <w:tcPr>
-            <w:tcW w:type="dxa" w:w="1520"/>
-            <w:shd w:fill="D5E8F0" w:color="auto" w:val="clear"/>
-            <w:tcMar>
-              <w:top w:type="dxa" w:w="60"/>
-              <w:left w:type="dxa" w:w="120"/>
-              <w:bottom w:type="dxa" w:w="60"/>
-              <w:right w:type="dxa" w:w="120"/>
-            </w:tcMar>
-            <w:vAlign w:val="top"/>
-          </w:tcPr>
-          <w:p>
-            <w:pPr>
-              <w:spacing w:after="40" w:before="0"/>
-              <w:jc w:val="left"/>
-            </w:pPr>
-            <w:r>
-              <w:rPr>
-                <w:rFonts w:ascii="Arial" w:cs="Arial" w:eastAsia="Arial" w:hAnsi="Arial"/>
-                <w:b/>
-                <w:bCs/>
-                <w:i w:val="false"/>
-                <w:iCs w:val="false"/>
-                <w:color w:val="000000"/>
-                <w:sz w:val="18"/>
-                <w:szCs w:val="18"/>
-              </w:rPr>
-              <w:t xml:space="preserve">Model Building Phase</w:t>
-            </w:r>
-          </w:p>
-          <w:p>
-            <w:pPr>
-              <w:spacing w:after="20" w:before="0"/>
-            </w:pPr>
-            <w:r>
-              <w:rPr>
-                <w:rFonts w:ascii="Arial" w:cs="Arial" w:eastAsia="Arial" w:hAnsi="Arial"/>
-                <w:b/>
-                <w:bCs/>
-                <w:color w:val="1F3864"/>
-                <w:sz w:val="16"/>
-                <w:szCs w:val="16"/>
-              </w:rPr>
-              <w:t xml:space="preserve">📹 VIDEO:</w:t>
-            </w:r>
-          </w:p>
-          <w:p>
-            <w:pPr>
-              <w:spacing w:after="20" w:before="0"/>
-            </w:pPr>
-            <w:hyperlink w:history="1" r:id="rIdvuq4sxp3zua7w_6g2hijc">
-              <w:r>
-                <w:rPr>
-                  <w:rFonts w:ascii="Arial" w:cs="Arial" w:eastAsia="Arial" w:hAnsi="Arial"/>
-                  <w:color w:val="2E75B6"/>
-                  <w:sz w:val="16"/>
-                  <w:szCs w:val="16"/>
-                  <w:u w:val="single" w:color="2E75B6"/>
-                </w:rPr>
-                <w:t xml:space="preserve">The Big Bang</w:t>
-              </w:r>
-            </w:hyperlink>
-          </w:p>
-          <w:p>
-            <w:pPr>
-              <w:spacing w:after="10" w:before="0"/>
-              <w:ind w:left="120"/>
-            </w:pPr>
-            <w:r>
-              <w:rPr>
-                <w:rFonts w:ascii="Arial" w:cs="Arial" w:eastAsia="Arial" w:hAnsi="Arial"/>
-                <w:color w:val="595959"/>
-                <w:sz w:val="14"/>
-                <w:szCs w:val="14"/>
-              </w:rPr>
-              <w:t xml:space="preserve">Source: Khan Academy (English - US curriculum)</w:t>
-            </w:r>
-          </w:p>
-          <w:p>
-            <w:pPr>
-              <w:spacing w:after="10" w:before="0"/>
-              <w:ind w:left="120"/>
-            </w:pPr>
-            <w:hyperlink w:history="1" r:id="rIdbhptverkz9ebg8muasjnv">
-              <w:r>
-                <w:rPr>
-                  <w:rFonts w:ascii="Arial" w:cs="Arial" w:eastAsia="Arial" w:hAnsi="Arial"/>
-                  <w:color w:val="595959"/>
-                  <w:sz w:val="14"/>
-                  <w:szCs w:val="14"/>
-                  <w:u w:val="single" w:color="595959"/>
-                </w:rPr>
-                <w:t xml:space="preserve">🔍 Search ARES for similar videos</w:t>
-              </w:r>
-            </w:hyperlink>
-          </w:p>
-          <w:p>
-            <w:pPr>
-              <w:spacing w:after="40" w:before="0"/>
-            </w:pPr>
-            <w:r>
-              <w:rPr>
-                <w:sz w:val="14"/>
-                <w:szCs w:val="14"/>
-              </w:rPr>
-              <w:t xml:space="preserve"/>
-            </w:r>
-          </w:p>
-          <w:p>
-            <w:pPr>
-              <w:spacing w:after="20" w:before="0"/>
-            </w:pPr>
-            <w:r>
-              <w:rPr>
-                <w:rFonts w:ascii="Arial" w:cs="Arial" w:eastAsia="Arial" w:hAnsi="Arial"/>
-                <w:b/>
-                <w:bCs/>
-                <w:color w:val="1F3864"/>
-                <w:sz w:val="16"/>
-                <w:szCs w:val="16"/>
-              </w:rPr>
-              <w:t xml:space="preserve">📖 HTML:</w:t>
-            </w:r>
-          </w:p>
-          <w:p>
-            <w:pPr>
-              <w:spacing w:after="20" w:before="0"/>
-            </w:pPr>
-            <w:hyperlink w:history="1" r:id="rIdyvzsb9wpv_qtcdven1vp5">
-              <w:r>
-                <w:rPr>
-                  <w:rFonts w:ascii="Arial" w:cs="Arial" w:eastAsia="Arial" w:hAnsi="Arial"/>
-                  <w:color w:val="2E75B6"/>
-                  <w:sz w:val="16"/>
-                  <w:szCs w:val="16"/>
-                  <w:u w:val="single" w:color="2E75B6"/>
-                </w:rPr>
-                <w:t xml:space="preserve">Big Bang (Flexbook)</w:t>
-              </w:r>
-            </w:hyperlink>
-          </w:p>
-          <w:p>
-            <w:pPr>
-              <w:spacing w:after="10" w:before="0"/>
-              <w:ind w:left="120"/>
-            </w:pPr>
-            <w:r>
-              <w:rPr>
-                <w:rFonts w:ascii="Arial" w:cs="Arial" w:eastAsia="Arial" w:hAnsi="Arial"/>
-                <w:color w:val="595959"/>
-                <w:sz w:val="14"/>
-                <w:szCs w:val="14"/>
-              </w:rPr>
-              <w:t xml:space="preserve">Source: CK-12</w:t>
-            </w:r>
-          </w:p>
-          <w:p>
-            <w:pPr>
-              <w:spacing w:after="10" w:before="0"/>
-              <w:ind w:left="120"/>
-            </w:pPr>
-            <w:hyperlink w:history="1" r:id="rIdha4wq5agjivadt98m8yrn">
+            <w:hyperlink w:history="1" r:id="rIdjst204-wfwnwznlpsbdwx">
               <w:r>
                 <w:rPr>
                   <w:rFonts w:ascii="Arial" w:cs="Arial" w:eastAsia="Arial" w:hAnsi="Arial"/>
@@ -9327,7 +9327,619 @@
             <w:pPr>
               <w:spacing w:after="20" w:before="0"/>
             </w:pPr>
-            <w:hyperlink w:history="1" r:id="rId7m1ktocfwo19le7rat5vq">
+            <w:hyperlink w:history="1" r:id="rIdn_wysr9od_24o63kwbnsh">
+              <w:r>
+                <w:rPr>
+                  <w:rFonts w:ascii="Arial" w:cs="Arial" w:eastAsia="Arial" w:hAnsi="Arial"/>
+                  <w:color w:val="2E75B6"/>
+                  <w:sz w:val="16"/>
+                  <w:szCs w:val="16"/>
+                  <w:u w:val="single" w:color="2E75B6"/>
+                </w:rPr>
+                <w:t xml:space="preserve">Detectable civilizations in our galaxy 2</w:t>
+              </w:r>
+            </w:hyperlink>
+          </w:p>
+          <w:p>
+            <w:pPr>
+              <w:spacing w:after="10" w:before="0"/>
+              <w:ind w:left="120"/>
+            </w:pPr>
+            <w:r>
+              <w:rPr>
+                <w:rFonts w:ascii="Arial" w:cs="Arial" w:eastAsia="Arial" w:hAnsi="Arial"/>
+                <w:color w:val="595959"/>
+                <w:sz w:val="14"/>
+                <w:szCs w:val="14"/>
+              </w:rPr>
+              <w:t xml:space="preserve">Source: Khan Academy (English - US curriculum)</w:t>
+            </w:r>
+          </w:p>
+          <w:p>
+            <w:pPr>
+              <w:spacing w:after="10" w:before="0"/>
+              <w:ind w:left="120"/>
+            </w:pPr>
+            <w:hyperlink w:history="1" r:id="rIdzmdej3kgy7islomzsmrji">
+              <w:r>
+                <w:rPr>
+                  <w:rFonts w:ascii="Arial" w:cs="Arial" w:eastAsia="Arial" w:hAnsi="Arial"/>
+                  <w:color w:val="595959"/>
+                  <w:sz w:val="14"/>
+                  <w:szCs w:val="14"/>
+                  <w:u w:val="single" w:color="595959"/>
+                </w:rPr>
+                <w:t xml:space="preserve">🔍 Search ARES for similar videos</w:t>
+              </w:r>
+            </w:hyperlink>
+          </w:p>
+          <w:p>
+            <w:pPr>
+              <w:spacing w:after="40" w:before="0"/>
+            </w:pPr>
+            <w:r>
+              <w:rPr>
+                <w:sz w:val="14"/>
+                <w:szCs w:val="14"/>
+              </w:rPr>
+              <w:t xml:space="preserve"/>
+            </w:r>
+          </w:p>
+          <w:p>
+            <w:pPr>
+              <w:spacing w:after="20" w:before="0"/>
+            </w:pPr>
+            <w:r>
+              <w:rPr>
+                <w:rFonts w:ascii="Arial" w:cs="Arial" w:eastAsia="Arial" w:hAnsi="Arial"/>
+                <w:b/>
+                <w:bCs/>
+                <w:color w:val="1F3864"/>
+                <w:sz w:val="16"/>
+                <w:szCs w:val="16"/>
+              </w:rPr>
+              <w:t xml:space="preserve">📖 EXERCISE:</w:t>
+            </w:r>
+          </w:p>
+          <w:p>
+            <w:pPr>
+              <w:spacing w:after="20" w:before="0"/>
+            </w:pPr>
+            <w:hyperlink w:history="1" r:id="rIdx9dil7p6x-figwn9jho6z">
+              <w:r>
+                <w:rPr>
+                  <w:rFonts w:ascii="Arial" w:cs="Arial" w:eastAsia="Arial" w:hAnsi="Arial"/>
+                  <w:color w:val="2E75B6"/>
+                  <w:sz w:val="16"/>
+                  <w:szCs w:val="16"/>
+                  <w:u w:val="single" w:color="2E75B6"/>
+                </w:rPr>
+                <w:t xml:space="preserve">Star Classification Practice</w:t>
+              </w:r>
+            </w:hyperlink>
+          </w:p>
+          <w:p>
+            <w:pPr>
+              <w:spacing w:after="10" w:before="0"/>
+              <w:ind w:left="120"/>
+            </w:pPr>
+            <w:r>
+              <w:rPr>
+                <w:rFonts w:ascii="Arial" w:cs="Arial" w:eastAsia="Arial" w:hAnsi="Arial"/>
+                <w:color w:val="595959"/>
+                <w:sz w:val="14"/>
+                <w:szCs w:val="14"/>
+              </w:rPr>
+              <w:t xml:space="preserve">Source: CK-12</w:t>
+            </w:r>
+          </w:p>
+          <w:p>
+            <w:pPr>
+              <w:spacing w:after="10" w:before="0"/>
+              <w:ind w:left="120"/>
+            </w:pPr>
+            <w:hyperlink w:history="1" r:id="rIdlnh7cf-fdzpncw2xfl8nb">
+              <w:r>
+                <w:rPr>
+                  <w:rFonts w:ascii="Arial" w:cs="Arial" w:eastAsia="Arial" w:hAnsi="Arial"/>
+                  <w:color w:val="595959"/>
+                  <w:sz w:val="14"/>
+                  <w:szCs w:val="14"/>
+                  <w:u w:val="single" w:color="595959"/>
+                </w:rPr>
+                <w:t xml:space="preserve">🔍 Search ARES for similar readings</w:t>
+              </w:r>
+            </w:hyperlink>
+          </w:p>
+        </w:tc>
+        <w:tc>
+          <w:tcPr>
+            <w:tcW w:type="dxa" w:w="3040"/>
+            <w:shd w:fill="FFFFFF" w:color="auto" w:val="clear"/>
+            <w:tcMar>
+              <w:top w:type="dxa" w:w="60"/>
+              <w:left w:type="dxa" w:w="120"/>
+              <w:bottom w:type="dxa" w:w="60"/>
+              <w:right w:type="dxa" w:w="120"/>
+            </w:tcMar>
+            <w:vAlign w:val="top"/>
+          </w:tcPr>
+          <w:p>
+            <w:pPr>
+              <w:spacing w:after="40" w:before="0"/>
+              <w:jc w:val="left"/>
+            </w:pPr>
+            <w:r>
+              <w:rPr>
+                <w:rFonts w:ascii="Arial" w:cs="Arial" w:eastAsia="Arial" w:hAnsi="Arial"/>
+                <w:b w:val="false"/>
+                <w:bCs w:val="false"/>
+                <w:i w:val="false"/>
+                <w:iCs w:val="false"/>
+                <w:color w:val="000000"/>
+                <w:sz w:val="18"/>
+                <w:szCs w:val="18"/>
+              </w:rPr>
+              <w:t xml:space="preserve">Without opening Stellarium yet, learners individually examine a printed or on-screen wide-angle photograph of the night sky taken from the Rift Valley (outside Nairobi's light pollution). They study the image for 90 seconds in silence. Each learner then writes answers to three prompt questions in their science notebook: (1) 'Name every different TYPE of object you think you can see in this image — not individual objects, but categories.' (2) 'How would you decide whether two objects belong to the same category or different categories?' (3) 'Pick one object in this image that puzzles you most. What do you already know about it, and what do you NOT know?' Learners then share their type-lists with a neighbour (Think-Pair) for 2 minutes before the teacher takes a cold-call sample.</w:t>
+            </w:r>
+          </w:p>
+        </w:tc>
+        <w:tc>
+          <w:tcPr>
+            <w:tcW w:type="dxa" w:w="3040"/>
+            <w:shd w:fill="F2F2F2" w:color="auto" w:val="clear"/>
+            <w:tcMar>
+              <w:top w:type="dxa" w:w="60"/>
+              <w:left w:type="dxa" w:w="120"/>
+              <w:bottom w:type="dxa" w:w="60"/>
+              <w:right w:type="dxa" w:w="120"/>
+            </w:tcMar>
+            <w:vAlign w:val="top"/>
+          </w:tcPr>
+          <w:p>
+            <w:pPr>
+              <w:spacing w:after="40" w:before="0"/>
+              <w:jc w:val="left"/>
+            </w:pPr>
+            <w:r>
+              <w:rPr>
+                <w:rFonts w:ascii="Arial" w:cs="Arial" w:eastAsia="Arial" w:hAnsi="Arial"/>
+                <w:b w:val="false"/>
+                <w:bCs w:val="false"/>
+                <w:i w:val="false"/>
+                <w:iCs w:val="false"/>
+                <w:color w:val="000000"/>
+                <w:sz w:val="18"/>
+                <w:szCs w:val="18"/>
+              </w:rPr>
+              <w:t xml:space="preserve">Display the Rift Valley night-sky photograph on the projector. Say: 'Before we use any tools today, I want you to be scientists working only with your own eyes and prior knowledge — just like the student in our phenomenon, standing outside Nairobi looking up. Study this image in silence for 90 seconds. Then answer the three prompts in your notebook.' [Start 90-second timer — visible on screen.] Circulate silently; do not answer questions. After writing time, say: 'Now share your type-list with the person next to you. You have 2 minutes. Argue if you disagree.' After pair-share, cold-call FIVE different students: 'Amina — what is one category you listed?' Tally all unique categories on the board without commentary. Then ask the class: 'Which categories appear on almost everyone's list? Which are surprising or controversial?' [WAIT 10 seconds before calling on anyone.] Do NOT confirm or correct — leave all predictions visible as a class record to revisit.</w:t>
+            </w:r>
+          </w:p>
+        </w:tc>
+        <w:tc>
+          <w:tcPr>
+            <w:tcW w:type="dxa" w:w="3040"/>
+            <w:shd w:fill="FFFFFF" w:color="auto" w:val="clear"/>
+            <w:tcMar>
+              <w:top w:type="dxa" w:w="60"/>
+              <w:left w:type="dxa" w:w="120"/>
+              <w:bottom w:type="dxa" w:w="60"/>
+              <w:right w:type="dxa" w:w="120"/>
+            </w:tcMar>
+            <w:vAlign w:val="top"/>
+          </w:tcPr>
+          <w:p>
+            <w:pPr>
+              <w:spacing w:after="40" w:before="0"/>
+              <w:jc w:val="left"/>
+            </w:pPr>
+            <w:r>
+              <w:rPr>
+                <w:rFonts w:ascii="Arial" w:cs="Arial" w:eastAsia="Arial" w:hAnsi="Arial"/>
+                <w:b w:val="false"/>
+                <w:bCs w:val="false"/>
+                <w:i w:val="false"/>
+                <w:iCs w:val="false"/>
+                <w:color w:val="000000"/>
+                <w:sz w:val="18"/>
+                <w:szCs w:val="18"/>
+              </w:rPr>
+              <w:t xml:space="preserve">Think-Pair-Share with public tally: By forcing individual commitment before peer discussion, this strategy surfaces prior knowledge and misconceptions (e.g., learners often list 'satellites' or 'shooting stars' but not 'asteroids' or 'galaxies'). The public tally on the board creates a shared reference point that learners will compare against their classification table at the end of the lesson, making learning gains visible.</w:t>
+            </w:r>
+          </w:p>
+        </w:tc>
+        <w:tc>
+          <w:tcPr>
+            <w:tcW w:type="dxa" w:w="3040"/>
+            <w:shd w:fill="F2F2F2" w:color="auto" w:val="clear"/>
+            <w:tcMar>
+              <w:top w:type="dxa" w:w="60"/>
+              <w:left w:type="dxa" w:w="120"/>
+              <w:bottom w:type="dxa" w:w="60"/>
+              <w:right w:type="dxa" w:w="120"/>
+            </w:tcMar>
+            <w:vAlign w:val="top"/>
+          </w:tcPr>
+          <w:p>
+            <w:pPr>
+              <w:spacing w:after="40" w:before="0"/>
+              <w:jc w:val="left"/>
+            </w:pPr>
+            <w:r>
+              <w:rPr>
+                <w:rFonts w:ascii="Arial" w:cs="Arial" w:eastAsia="Arial" w:hAnsi="Arial"/>
+                <w:b w:val="false"/>
+                <w:bCs w:val="false"/>
+                <w:i w:val="false"/>
+                <w:iCs w:val="false"/>
+                <w:color w:val="000000"/>
+                <w:sz w:val="18"/>
+                <w:szCs w:val="18"/>
+              </w:rPr>
+              <w:t xml:space="preserve">Observable indicator: Every learner's notebook contains at least three written category names and a written 'puzzle' question before discussion begins. Teacher scans notebooks during the pair-share. Red flag: If most learners list fewer than three categories or cannot articulate any distinguishing criterion, the teacher should prompt: 'Think about objects that MAKE their own light versus those that only REFLECT light — does that help you split your list?'</w:t>
+            </w:r>
+          </w:p>
+        </w:tc>
+      </w:tr>
+      <w:tr>
+        <w:tc>
+          <w:tcPr>
+            <w:tcW w:type="dxa" w:w="1520"/>
+            <w:shd w:fill="D9EEF1" w:color="auto" w:val="clear"/>
+            <w:tcMar>
+              <w:top w:type="dxa" w:w="60"/>
+              <w:left w:type="dxa" w:w="120"/>
+              <w:bottom w:type="dxa" w:w="60"/>
+              <w:right w:type="dxa" w:w="120"/>
+            </w:tcMar>
+            <w:vAlign w:val="top"/>
+          </w:tcPr>
+          <w:p>
+            <w:pPr>
+              <w:spacing w:after="40" w:before="0"/>
+              <w:jc w:val="left"/>
+            </w:pPr>
+            <w:r>
+              <w:rPr>
+                <w:rFonts w:ascii="Arial" w:cs="Arial" w:eastAsia="Arial" w:hAnsi="Arial"/>
+                <w:b/>
+                <w:bCs/>
+                <w:i w:val="false"/>
+                <w:iCs w:val="false"/>
+                <w:color w:val="000000"/>
+                <w:sz w:val="18"/>
+                <w:szCs w:val="18"/>
+              </w:rPr>
+              <w:t xml:space="preserve">Observe Phase</w:t>
+            </w:r>
+          </w:p>
+          <w:p>
+            <w:pPr>
+              <w:spacing w:after="20" w:before="0"/>
+            </w:pPr>
+            <w:r>
+              <w:rPr>
+                <w:rFonts w:ascii="Arial" w:cs="Arial" w:eastAsia="Arial" w:hAnsi="Arial"/>
+                <w:b/>
+                <w:bCs/>
+                <w:color w:val="1F3864"/>
+                <w:sz w:val="16"/>
+                <w:szCs w:val="16"/>
+              </w:rPr>
+              <w:t xml:space="preserve">📹 VIDEO:</w:t>
+            </w:r>
+          </w:p>
+          <w:p>
+            <w:pPr>
+              <w:spacing w:after="20" w:before="0"/>
+            </w:pPr>
+            <w:hyperlink w:history="1" r:id="rId8z7vobnbqg_onbjzgovxw">
+              <w:r>
+                <w:rPr>
+                  <w:rFonts w:ascii="Arial" w:cs="Arial" w:eastAsia="Arial" w:hAnsi="Arial"/>
+                  <w:color w:val="2E75B6"/>
+                  <w:sz w:val="16"/>
+                  <w:szCs w:val="16"/>
+                  <w:u w:val="single" w:color="2E75B6"/>
+                </w:rPr>
+                <w:t xml:space="preserve">How Did Earth and the Solar System Form?</w:t>
+              </w:r>
+            </w:hyperlink>
+          </w:p>
+          <w:p>
+            <w:pPr>
+              <w:spacing w:after="10" w:before="0"/>
+              <w:ind w:left="120"/>
+            </w:pPr>
+            <w:r>
+              <w:rPr>
+                <w:rFonts w:ascii="Arial" w:cs="Arial" w:eastAsia="Arial" w:hAnsi="Arial"/>
+                <w:color w:val="595959"/>
+                <w:sz w:val="14"/>
+                <w:szCs w:val="14"/>
+              </w:rPr>
+              <w:t xml:space="preserve">Source: Khan Academy (English - US curriculum)</w:t>
+            </w:r>
+          </w:p>
+          <w:p>
+            <w:pPr>
+              <w:spacing w:after="10" w:before="0"/>
+              <w:ind w:left="120"/>
+            </w:pPr>
+            <w:hyperlink w:history="1" r:id="rIdt__4y7ekqxucaukiz3yle">
+              <w:r>
+                <w:rPr>
+                  <w:rFonts w:ascii="Arial" w:cs="Arial" w:eastAsia="Arial" w:hAnsi="Arial"/>
+                  <w:color w:val="595959"/>
+                  <w:sz w:val="14"/>
+                  <w:szCs w:val="14"/>
+                  <w:u w:val="single" w:color="595959"/>
+                </w:rPr>
+                <w:t xml:space="preserve">🔍 Search ARES for similar videos</w:t>
+              </w:r>
+            </w:hyperlink>
+          </w:p>
+          <w:p>
+            <w:pPr>
+              <w:spacing w:after="40" w:before="0"/>
+            </w:pPr>
+            <w:r>
+              <w:rPr>
+                <w:sz w:val="14"/>
+                <w:szCs w:val="14"/>
+              </w:rPr>
+              <w:t xml:space="preserve"/>
+            </w:r>
+          </w:p>
+          <w:p>
+            <w:pPr>
+              <w:spacing w:after="20" w:before="0"/>
+            </w:pPr>
+            <w:r>
+              <w:rPr>
+                <w:rFonts w:ascii="Arial" w:cs="Arial" w:eastAsia="Arial" w:hAnsi="Arial"/>
+                <w:b/>
+                <w:bCs/>
+                <w:color w:val="1F3864"/>
+                <w:sz w:val="16"/>
+                <w:szCs w:val="16"/>
+              </w:rPr>
+              <w:t xml:space="preserve">📖 H5P:</w:t>
+            </w:r>
+          </w:p>
+          <w:p>
+            <w:pPr>
+              <w:spacing w:after="20" w:before="0"/>
+            </w:pPr>
+            <w:hyperlink w:history="1" r:id="rIdsvrj3sptw6v8mrlucqoyb">
+              <w:r>
+                <w:rPr>
+                  <w:rFonts w:ascii="Arial" w:cs="Arial" w:eastAsia="Arial" w:hAnsi="Arial"/>
+                  <w:color w:val="2E75B6"/>
+                  <w:sz w:val="16"/>
+                  <w:szCs w:val="16"/>
+                  <w:u w:val="single" w:color="2E75B6"/>
+                </w:rPr>
+                <w:t xml:space="preserve">Tina and the Stars</w:t>
+              </w:r>
+            </w:hyperlink>
+          </w:p>
+          <w:p>
+            <w:pPr>
+              <w:spacing w:after="10" w:before="0"/>
+              <w:ind w:left="120"/>
+            </w:pPr>
+            <w:r>
+              <w:rPr>
+                <w:rFonts w:ascii="Arial" w:cs="Arial" w:eastAsia="Arial" w:hAnsi="Arial"/>
+                <w:color w:val="595959"/>
+                <w:sz w:val="14"/>
+                <w:szCs w:val="14"/>
+              </w:rPr>
+              <w:t xml:space="preserve">Source: Global Digital Library - Book Catalog</w:t>
+            </w:r>
+          </w:p>
+          <w:p>
+            <w:pPr>
+              <w:spacing w:after="10" w:before="0"/>
+              <w:ind w:left="120"/>
+            </w:pPr>
+            <w:hyperlink w:history="1" r:id="rIdybxl558_q7q3c9-d8y4n4">
+              <w:r>
+                <w:rPr>
+                  <w:rFonts w:ascii="Arial" w:cs="Arial" w:eastAsia="Arial" w:hAnsi="Arial"/>
+                  <w:color w:val="595959"/>
+                  <w:sz w:val="14"/>
+                  <w:szCs w:val="14"/>
+                  <w:u w:val="single" w:color="595959"/>
+                </w:rPr>
+                <w:t xml:space="preserve">🔍 Search ARES for similar readings</w:t>
+              </w:r>
+            </w:hyperlink>
+          </w:p>
+        </w:tc>
+        <w:tc>
+          <w:tcPr>
+            <w:tcW w:type="dxa" w:w="3040"/>
+            <w:shd w:fill="FFFFFF" w:color="auto" w:val="clear"/>
+            <w:tcMar>
+              <w:top w:type="dxa" w:w="60"/>
+              <w:left w:type="dxa" w:w="120"/>
+              <w:bottom w:type="dxa" w:w="60"/>
+              <w:right w:type="dxa" w:w="120"/>
+            </w:tcMar>
+            <w:vAlign w:val="top"/>
+          </w:tcPr>
+          <w:p>
+            <w:pPr>
+              <w:spacing w:after="40" w:before="0"/>
+              <w:jc w:val="left"/>
+            </w:pPr>
+            <w:r>
+              <w:rPr>
+                <w:rFonts w:ascii="Arial" w:cs="Arial" w:eastAsia="Arial" w:hAnsi="Arial"/>
+                <w:b w:val="false"/>
+                <w:bCs w:val="false"/>
+                <w:i w:val="false"/>
+                <w:iCs w:val="false"/>
+                <w:color w:val="000000"/>
+                <w:sz w:val="18"/>
+                <w:szCs w:val="18"/>
+              </w:rPr>
+              <w:t xml:space="preserve">Learners open Stellarium on paired devices, set location to Nairobi (or use the teacher's pre-saved 'Nairobi Night' session) and set time to a pre-selected clear night (e.g., a recent date with Venus and Jupiter visible). They complete a structured Stellarium Observation Sheet with four columns: Object Name | Type (my best guess) | How I can tell (evidence from Stellarium data panel) | Questions this raises. Learners must log at least eight distinct objects, including: the Moon, Venus, Jupiter, a named star (e.g., Sirius or Canopus, visible from Nairobi), the Milky Way band, and at least one object from Stellarium's deep-sky catalogue (e.g., the Andromeda Galaxy or the Orion Nebula). After individual exploration (15 minutes), pairs compare their sheets and reconcile any disagreements about type-classification. The class then watches a 3-minute clip from 'Evolution of the Universe in 5 Minutes' (YouTube) paused at the moment each new class of object first appears in cosmic history, with the teacher asking learners to place a checkmark next to any object on their sheet that they spot in the video.</w:t>
+            </w:r>
+          </w:p>
+        </w:tc>
+        <w:tc>
+          <w:tcPr>
+            <w:tcW w:type="dxa" w:w="3040"/>
+            <w:shd w:fill="F2F2F2" w:color="auto" w:val="clear"/>
+            <w:tcMar>
+              <w:top w:type="dxa" w:w="60"/>
+              <w:left w:type="dxa" w:w="120"/>
+              <w:bottom w:type="dxa" w:w="60"/>
+              <w:right w:type="dxa" w:w="120"/>
+            </w:tcMar>
+            <w:vAlign w:val="top"/>
+          </w:tcPr>
+          <w:p>
+            <w:pPr>
+              <w:spacing w:after="40" w:before="0"/>
+              <w:jc w:val="left"/>
+            </w:pPr>
+            <w:r>
+              <w:rPr>
+                <w:rFonts w:ascii="Arial" w:cs="Arial" w:eastAsia="Arial" w:hAnsi="Arial"/>
+                <w:b w:val="false"/>
+                <w:bCs w:val="false"/>
+                <w:i w:val="false"/>
+                <w:iCs w:val="false"/>
+                <w:color w:val="000000"/>
+                <w:sz w:val="18"/>
+                <w:szCs w:val="18"/>
+              </w:rPr>
+              <w:t xml:space="preserve">Before releasing to Stellarium, demonstrate for 2 minutes on the projector: click on the Moon → show the data panel (type, distance, magnitude) → say: 'Stellarium is not just a pretty picture — it is a data source. Every object has a data panel. Your job is to BE A SCIENTIST: use that data to justify your type classification.' Release learners to paired devices. Circulate every 3–4 minutes. Use these specific prompts when visiting pairs: 'What is the data panel telling you about whether this object makes its own light?' / 'You classified that as a star — Venus is also bright, why is it NOT a star? What does the data say?' / 'Zoom out to maximum — what structure do you see that you didn't notice before?' [WAIT 12 seconds after each question before accepting an answer.] At the 15-minute mark, say: 'Freeze your screens. Do not close Stellarium.' Play the YouTube video. Pause at 0:42 (first stars form), 1:15 (galaxies), 2:05 (solar system formation). At each pause, ask the class: 'Raise your hand if you have an object on your sheet that was JUST born in the universe at this moment.' Cold-call THREE learners at each pause to justify their claim.</w:t>
+            </w:r>
+          </w:p>
+        </w:tc>
+        <w:tc>
+          <w:tcPr>
+            <w:tcW w:type="dxa" w:w="3040"/>
+            <w:shd w:fill="FFFFFF" w:color="auto" w:val="clear"/>
+            <w:tcMar>
+              <w:top w:type="dxa" w:w="60"/>
+              <w:left w:type="dxa" w:w="120"/>
+              <w:bottom w:type="dxa" w:w="60"/>
+              <w:right w:type="dxa" w:w="120"/>
+            </w:tcMar>
+            <w:vAlign w:val="top"/>
+          </w:tcPr>
+          <w:p>
+            <w:pPr>
+              <w:spacing w:after="40" w:before="0"/>
+              <w:jc w:val="left"/>
+            </w:pPr>
+            <w:r>
+              <w:rPr>
+                <w:rFonts w:ascii="Arial" w:cs="Arial" w:eastAsia="Arial" w:hAnsi="Arial"/>
+                <w:b w:val="false"/>
+                <w:bCs w:val="false"/>
+                <w:i w:val="false"/>
+                <w:iCs w:val="false"/>
+                <w:color w:val="000000"/>
+                <w:sz w:val="18"/>
+                <w:szCs w:val="18"/>
+              </w:rPr>
+              <w:t xml:space="preserve">Data-Panel Evidence Logging with Video Timestamp Matching: Stellarium's data panel gives learners real observational data (distance in light-years, object type, magnitude) rather than labels, pushing them to infer classification from evidence. Pausing the timeline video at cosmic milestones and asking learners to match their logged objects to those moments explicitly connects the classification task to the Lesson 2 evolutionary sequence — a core thread of the storyline.</w:t>
+            </w:r>
+          </w:p>
+        </w:tc>
+        <w:tc>
+          <w:tcPr>
+            <w:tcW w:type="dxa" w:w="3040"/>
+            <w:shd w:fill="F2F2F2" w:color="auto" w:val="clear"/>
+            <w:tcMar>
+              <w:top w:type="dxa" w:w="60"/>
+              <w:left w:type="dxa" w:w="120"/>
+              <w:bottom w:type="dxa" w:w="60"/>
+              <w:right w:type="dxa" w:w="120"/>
+            </w:tcMar>
+            <w:vAlign w:val="top"/>
+          </w:tcPr>
+          <w:p>
+            <w:pPr>
+              <w:spacing w:after="40" w:before="0"/>
+              <w:jc w:val="left"/>
+            </w:pPr>
+            <w:r>
+              <w:rPr>
+                <w:rFonts w:ascii="Arial" w:cs="Arial" w:eastAsia="Arial" w:hAnsi="Arial"/>
+                <w:b w:val="false"/>
+                <w:bCs w:val="false"/>
+                <w:i w:val="false"/>
+                <w:iCs w:val="false"/>
+                <w:color w:val="000000"/>
+                <w:sz w:val="18"/>
+                <w:szCs w:val="18"/>
+              </w:rPr>
+              <w:t xml:space="preserve">Observable indicator: Each learner's Observation Sheet contains at least eight objects with a TYPE entry AND at least one piece of Stellarium data cited as evidence in the 'How I can tell' column. Teacher collects or photographs two or three sheets mid-activity to check for common error: students writing 'it looks bright' as evidence rather than citing data-panel values (magnitude, distance, spectral type). If this pattern is widespread, pause the class for a 2-minute mini-lesson: 'Brightness to your eye is NOT the same as what type of object it is — show me the data panel value that tells you the difference.'</w:t>
+            </w:r>
+          </w:p>
+        </w:tc>
+      </w:tr>
+      <w:tr>
+        <w:tc>
+          <w:tcPr>
+            <w:tcW w:type="dxa" w:w="1520"/>
+            <w:shd w:fill="E2EFDA" w:color="auto" w:val="clear"/>
+            <w:tcMar>
+              <w:top w:type="dxa" w:w="60"/>
+              <w:left w:type="dxa" w:w="120"/>
+              <w:bottom w:type="dxa" w:w="60"/>
+              <w:right w:type="dxa" w:w="120"/>
+            </w:tcMar>
+            <w:vAlign w:val="top"/>
+          </w:tcPr>
+          <w:p>
+            <w:pPr>
+              <w:spacing w:after="40" w:before="0"/>
+              <w:jc w:val="left"/>
+            </w:pPr>
+            <w:r>
+              <w:rPr>
+                <w:rFonts w:ascii="Arial" w:cs="Arial" w:eastAsia="Arial" w:hAnsi="Arial"/>
+                <w:b/>
+                <w:bCs/>
+                <w:i w:val="false"/>
+                <w:iCs w:val="false"/>
+                <w:color w:val="000000"/>
+                <w:sz w:val="18"/>
+                <w:szCs w:val="18"/>
+              </w:rPr>
+              <w:t xml:space="preserve">Explain Phase</w:t>
+            </w:r>
+          </w:p>
+          <w:p>
+            <w:pPr>
+              <w:spacing w:after="20" w:before="0"/>
+            </w:pPr>
+            <w:r>
+              <w:rPr>
+                <w:rFonts w:ascii="Arial" w:cs="Arial" w:eastAsia="Arial" w:hAnsi="Arial"/>
+                <w:b/>
+                <w:bCs/>
+                <w:color w:val="1F3864"/>
+                <w:sz w:val="16"/>
+                <w:szCs w:val="16"/>
+              </w:rPr>
+              <w:t xml:space="preserve">📹 VIDEO:</w:t>
+            </w:r>
+          </w:p>
+          <w:p>
+            <w:pPr>
+              <w:spacing w:after="20" w:before="0"/>
+            </w:pPr>
+            <w:hyperlink w:history="1" r:id="rIdrbotgdo2e3wr-mgsb49ul">
               <w:r>
                 <w:rPr>
                   <w:rFonts w:ascii="Arial" w:cs="Arial" w:eastAsia="Arial" w:hAnsi="Arial"/>
@@ -9360,7 +9972,7 @@
               <w:spacing w:after="10" w:before="0"/>
               <w:ind w:left="120"/>
             </w:pPr>
-            <w:hyperlink w:history="1" r:id="rIdlzwtfunasphvmqnofl3sg">
+            <w:hyperlink w:history="1" r:id="rIdao51s18rioalleflk5hte">
               <w:r>
                 <w:rPr>
                   <w:rFonts w:ascii="Arial" w:cs="Arial" w:eastAsia="Arial" w:hAnsi="Arial"/>
@@ -9398,6 +10010,618 @@
                 <w:sz w:val="16"/>
                 <w:szCs w:val="16"/>
               </w:rPr>
+              <w:t xml:space="preserve">📖 H5P:</w:t>
+            </w:r>
+          </w:p>
+          <w:p>
+            <w:pPr>
+              <w:spacing w:after="20" w:before="0"/>
+            </w:pPr>
+            <w:hyperlink w:history="1" r:id="rId1eygstwxwfxkd89ony-eg">
+              <w:r>
+                <w:rPr>
+                  <w:rFonts w:ascii="Arial" w:cs="Arial" w:eastAsia="Arial" w:hAnsi="Arial"/>
+                  <w:color w:val="2E75B6"/>
+                  <w:sz w:val="16"/>
+                  <w:szCs w:val="16"/>
+                  <w:u w:val="single" w:color="2E75B6"/>
+                </w:rPr>
+                <w:t xml:space="preserve">Frog's Starry Wish</w:t>
+              </w:r>
+            </w:hyperlink>
+          </w:p>
+          <w:p>
+            <w:pPr>
+              <w:spacing w:after="10" w:before="0"/>
+              <w:ind w:left="120"/>
+            </w:pPr>
+            <w:r>
+              <w:rPr>
+                <w:rFonts w:ascii="Arial" w:cs="Arial" w:eastAsia="Arial" w:hAnsi="Arial"/>
+                <w:color w:val="595959"/>
+                <w:sz w:val="14"/>
+                <w:szCs w:val="14"/>
+              </w:rPr>
+              <w:t xml:space="preserve">Source: Global Digital Library - Book Catalog</w:t>
+            </w:r>
+          </w:p>
+          <w:p>
+            <w:pPr>
+              <w:spacing w:after="10" w:before="0"/>
+              <w:ind w:left="120"/>
+            </w:pPr>
+            <w:hyperlink w:history="1" r:id="rIdknyz1trfpjtuvjqe6mm5d">
+              <w:r>
+                <w:rPr>
+                  <w:rFonts w:ascii="Arial" w:cs="Arial" w:eastAsia="Arial" w:hAnsi="Arial"/>
+                  <w:color w:val="595959"/>
+                  <w:sz w:val="14"/>
+                  <w:szCs w:val="14"/>
+                  <w:u w:val="single" w:color="595959"/>
+                </w:rPr>
+                <w:t xml:space="preserve">🔍 Search ARES for similar readings</w:t>
+              </w:r>
+            </w:hyperlink>
+          </w:p>
+        </w:tc>
+        <w:tc>
+          <w:tcPr>
+            <w:tcW w:type="dxa" w:w="3040"/>
+            <w:shd w:fill="FFFFFF" w:color="auto" w:val="clear"/>
+            <w:tcMar>
+              <w:top w:type="dxa" w:w="60"/>
+              <w:left w:type="dxa" w:w="120"/>
+              <w:bottom w:type="dxa" w:w="60"/>
+              <w:right w:type="dxa" w:w="120"/>
+            </w:tcMar>
+            <w:vAlign w:val="top"/>
+          </w:tcPr>
+          <w:p>
+            <w:pPr>
+              <w:spacing w:after="40" w:before="0"/>
+              <w:jc w:val="left"/>
+            </w:pPr>
+            <w:r>
+              <w:rPr>
+                <w:rFonts w:ascii="Arial" w:cs="Arial" w:eastAsia="Arial" w:hAnsi="Arial"/>
+                <w:b w:val="false"/>
+                <w:bCs w:val="false"/>
+                <w:i w:val="false"/>
+                <w:iCs w:val="false"/>
+                <w:color w:val="000000"/>
+                <w:sz w:val="18"/>
+                <w:szCs w:val="18"/>
+              </w:rPr>
+              <w:t xml:space="preserve">Learners receive (or access on device) a one-page structured reference infographic: 'The Six Classes of Celestial Bodies and Their Place in Cosmic History.' The infographic presents stars, planets, moons, comets, asteroids, and galaxies in a visual timeline alongside their key defining characteristics (energy source, composition, size range, orbital behaviour). Working in pairs, learners construct a Classification Table in their notebooks with the following columns: Class | Defining Characteristics (2–3) | How to Identify in Stellarium | Approximate Cosmic Age (when this class first appeared) | Example visible from Nairobi. They must complete all six rows. Pairs then join into groups of four to compare tables, resolve disagreements using the infographic as arbiter, and generate one 'Big Explanation Claim' statement per group: a sentence that begins 'The variety of objects we see in the Nairobi night sky exists because…' Groups share their claims aloud; teacher scribes key phrases on the board.</w:t>
+            </w:r>
+          </w:p>
+        </w:tc>
+        <w:tc>
+          <w:tcPr>
+            <w:tcW w:type="dxa" w:w="3040"/>
+            <w:shd w:fill="F2F2F2" w:color="auto" w:val="clear"/>
+            <w:tcMar>
+              <w:top w:type="dxa" w:w="60"/>
+              <w:left w:type="dxa" w:w="120"/>
+              <w:bottom w:type="dxa" w:w="60"/>
+              <w:right w:type="dxa" w:w="120"/>
+            </w:tcMar>
+            <w:vAlign w:val="top"/>
+          </w:tcPr>
+          <w:p>
+            <w:pPr>
+              <w:spacing w:after="40" w:before="0"/>
+              <w:jc w:val="left"/>
+            </w:pPr>
+            <w:r>
+              <w:rPr>
+                <w:rFonts w:ascii="Arial" w:cs="Arial" w:eastAsia="Arial" w:hAnsi="Arial"/>
+                <w:b w:val="false"/>
+                <w:bCs w:val="false"/>
+                <w:i w:val="false"/>
+                <w:iCs w:val="false"/>
+                <w:color w:val="000000"/>
+                <w:sz w:val="18"/>
+                <w:szCs w:val="18"/>
+              </w:rPr>
+              <w:t xml:space="preserve">Distribute the infographic and say: 'Your classification table is your EVIDENCE ORGANISER — it turns what you observed in Stellarium into a structured argument you can use to answer our driving question.' Give pairs 12 minutes for table construction. Circulate and use Socratic prompts: 'You wrote that a planet defines its own light — look again at column two of the infographic. What is the actual energy source for a planet?' / 'Your cosmic-age column says planets formed at the Big Bang — does the infographic support that? What year in cosmic history does it say?' [WAIT 10 seconds after each prompt.] At the group-of-four stage (8 minutes), say: 'Your Big Claim must mention BOTH what the objects are AND when they appeared. A claim that only describes without explaining the timeline is incomplete.' Cold-call FOUR groups to read their claims. After each, ask the class: 'Thumbs up if this claim would help us answer our driving question. Thumbs sideways if it is missing something. What is missing?' [WAIT 12 seconds.]</w:t>
+            </w:r>
+          </w:p>
+        </w:tc>
+        <w:tc>
+          <w:tcPr>
+            <w:tcW w:type="dxa" w:w="3040"/>
+            <w:shd w:fill="FFFFFF" w:color="auto" w:val="clear"/>
+            <w:tcMar>
+              <w:top w:type="dxa" w:w="60"/>
+              <w:left w:type="dxa" w:w="120"/>
+              <w:bottom w:type="dxa" w:w="60"/>
+              <w:right w:type="dxa" w:w="120"/>
+            </w:tcMar>
+            <w:vAlign w:val="top"/>
+          </w:tcPr>
+          <w:p>
+            <w:pPr>
+              <w:spacing w:after="40" w:before="0"/>
+              <w:jc w:val="left"/>
+            </w:pPr>
+            <w:r>
+              <w:rPr>
+                <w:rFonts w:ascii="Arial" w:cs="Arial" w:eastAsia="Arial" w:hAnsi="Arial"/>
+                <w:b w:val="false"/>
+                <w:bCs w:val="false"/>
+                <w:i w:val="false"/>
+                <w:iCs w:val="false"/>
+                <w:color w:val="000000"/>
+                <w:sz w:val="18"/>
+                <w:szCs w:val="18"/>
+              </w:rPr>
+              <w:t xml:space="preserve">Structured Classification Table with Claim Writing: The table provides a cognitive scaffold that forces learners to think across four dimensions simultaneously (characteristics, observability, timeline, local example). The transition from table to claim-writing is a disciplinary literacy move — it requires learners to synthesise descriptive information into an explanatory statement, mirroring how scientists move from data to argument. Scribing group claims on the board creates a shared 'claim wall' that will be refined in later lessons.</w:t>
+            </w:r>
+          </w:p>
+        </w:tc>
+        <w:tc>
+          <w:tcPr>
+            <w:tcW w:type="dxa" w:w="3040"/>
+            <w:shd w:fill="F2F2F2" w:color="auto" w:val="clear"/>
+            <w:tcMar>
+              <w:top w:type="dxa" w:w="60"/>
+              <w:left w:type="dxa" w:w="120"/>
+              <w:bottom w:type="dxa" w:w="60"/>
+              <w:right w:type="dxa" w:w="120"/>
+            </w:tcMar>
+            <w:vAlign w:val="top"/>
+          </w:tcPr>
+          <w:p>
+            <w:pPr>
+              <w:spacing w:after="40" w:before="0"/>
+              <w:jc w:val="left"/>
+            </w:pPr>
+            <w:r>
+              <w:rPr>
+                <w:rFonts w:ascii="Arial" w:cs="Arial" w:eastAsia="Arial" w:hAnsi="Arial"/>
+                <w:b w:val="false"/>
+                <w:bCs w:val="false"/>
+                <w:i w:val="false"/>
+                <w:iCs w:val="false"/>
+                <w:color w:val="000000"/>
+                <w:sz w:val="18"/>
+                <w:szCs w:val="18"/>
+              </w:rPr>
+              <w:t xml:space="preserve">Observable indicator: Each pair's table has all six rows completed with at least two characteristics per class AND a cosmic-age entry that is consistent with the Lesson 2 timeline (e.g., stars: ~200 million years after Big Bang; planets: ~9 billion years after Big Bang for our solar system). Teacher checks specifically that learners are NOT conflating 'age of the universe' with 'age of Earth/solar system.' Red flag: If groups' Big Claims are purely descriptive ('There are many types of objects'), prompt: 'Your claim describes WHAT is there. Our driving question asks HOW it came to exist — what word is missing from your sentence?'</w:t>
+            </w:r>
+          </w:p>
+        </w:tc>
+      </w:tr>
+      <w:tr>
+        <w:tc>
+          <w:tcPr>
+            <w:tcW w:type="dxa" w:w="1520"/>
+            <w:shd w:fill="FCE4D6" w:color="auto" w:val="clear"/>
+            <w:tcMar>
+              <w:top w:type="dxa" w:w="60"/>
+              <w:left w:type="dxa" w:w="120"/>
+              <w:bottom w:type="dxa" w:w="60"/>
+              <w:right w:type="dxa" w:w="120"/>
+            </w:tcMar>
+            <w:vAlign w:val="top"/>
+          </w:tcPr>
+          <w:p>
+            <w:pPr>
+              <w:spacing w:after="40" w:before="0"/>
+              <w:jc w:val="left"/>
+            </w:pPr>
+            <w:r>
+              <w:rPr>
+                <w:rFonts w:ascii="Arial" w:cs="Arial" w:eastAsia="Arial" w:hAnsi="Arial"/>
+                <w:b/>
+                <w:bCs/>
+                <w:i w:val="false"/>
+                <w:iCs w:val="false"/>
+                <w:color w:val="000000"/>
+                <w:sz w:val="18"/>
+                <w:szCs w:val="18"/>
+              </w:rPr>
+              <w:t xml:space="preserve">Driving Question Board (DQB) Creation</w:t>
+            </w:r>
+          </w:p>
+          <w:p>
+            <w:pPr>
+              <w:spacing w:after="20" w:before="0"/>
+            </w:pPr>
+            <w:r>
+              <w:rPr>
+                <w:rFonts w:ascii="Arial" w:cs="Arial" w:eastAsia="Arial" w:hAnsi="Arial"/>
+                <w:b/>
+                <w:bCs/>
+                <w:color w:val="1F3864"/>
+                <w:sz w:val="16"/>
+                <w:szCs w:val="16"/>
+              </w:rPr>
+              <w:t xml:space="preserve">📹 VIDEO:</w:t>
+            </w:r>
+          </w:p>
+          <w:p>
+            <w:pPr>
+              <w:spacing w:after="20" w:before="0"/>
+            </w:pPr>
+            <w:hyperlink w:history="1" r:id="rIda1pvvpz0gqwmo6znzlhog">
+              <w:r>
+                <w:rPr>
+                  <w:rFonts w:ascii="Arial" w:cs="Arial" w:eastAsia="Arial" w:hAnsi="Arial"/>
+                  <w:color w:val="2E75B6"/>
+                  <w:sz w:val="16"/>
+                  <w:szCs w:val="16"/>
+                  <w:u w:val="single" w:color="2E75B6"/>
+                </w:rPr>
+                <w:t xml:space="preserve">The solar system</w:t>
+              </w:r>
+            </w:hyperlink>
+          </w:p>
+          <w:p>
+            <w:pPr>
+              <w:spacing w:after="10" w:before="0"/>
+              <w:ind w:left="120"/>
+            </w:pPr>
+            <w:r>
+              <w:rPr>
+                <w:rFonts w:ascii="Arial" w:cs="Arial" w:eastAsia="Arial" w:hAnsi="Arial"/>
+                <w:color w:val="595959"/>
+                <w:sz w:val="14"/>
+                <w:szCs w:val="14"/>
+              </w:rPr>
+              <w:t xml:space="preserve">Source: Khan Academy (English - US curriculum)</w:t>
+            </w:r>
+          </w:p>
+          <w:p>
+            <w:pPr>
+              <w:spacing w:after="10" w:before="0"/>
+              <w:ind w:left="120"/>
+            </w:pPr>
+            <w:hyperlink w:history="1" r:id="rIdn3rjqyg4kbhm5xojodot3">
+              <w:r>
+                <w:rPr>
+                  <w:rFonts w:ascii="Arial" w:cs="Arial" w:eastAsia="Arial" w:hAnsi="Arial"/>
+                  <w:color w:val="595959"/>
+                  <w:sz w:val="14"/>
+                  <w:szCs w:val="14"/>
+                  <w:u w:val="single" w:color="595959"/>
+                </w:rPr>
+                <w:t xml:space="preserve">🔍 Search ARES for similar videos</w:t>
+              </w:r>
+            </w:hyperlink>
+          </w:p>
+          <w:p>
+            <w:pPr>
+              <w:spacing w:after="40" w:before="0"/>
+            </w:pPr>
+            <w:r>
+              <w:rPr>
+                <w:sz w:val="14"/>
+                <w:szCs w:val="14"/>
+              </w:rPr>
+              <w:t xml:space="preserve"/>
+            </w:r>
+          </w:p>
+          <w:p>
+            <w:pPr>
+              <w:spacing w:after="20" w:before="0"/>
+            </w:pPr>
+            <w:r>
+              <w:rPr>
+                <w:rFonts w:ascii="Arial" w:cs="Arial" w:eastAsia="Arial" w:hAnsi="Arial"/>
+                <w:b/>
+                <w:bCs/>
+                <w:color w:val="1F3864"/>
+                <w:sz w:val="16"/>
+                <w:szCs w:val="16"/>
+              </w:rPr>
+              <w:t xml:space="preserve">📖 H5P:</w:t>
+            </w:r>
+          </w:p>
+          <w:p>
+            <w:pPr>
+              <w:spacing w:after="20" w:before="0"/>
+            </w:pPr>
+            <w:hyperlink w:history="1" r:id="rIddruzesagagwb_yclahwwf">
+              <w:r>
+                <w:rPr>
+                  <w:rFonts w:ascii="Arial" w:cs="Arial" w:eastAsia="Arial" w:hAnsi="Arial"/>
+                  <w:color w:val="2E75B6"/>
+                  <w:sz w:val="16"/>
+                  <w:szCs w:val="16"/>
+                  <w:u w:val="single" w:color="2E75B6"/>
+                </w:rPr>
+                <w:t xml:space="preserve">MacGaiver the Galatic Taxi Driver</w:t>
+              </w:r>
+            </w:hyperlink>
+          </w:p>
+          <w:p>
+            <w:pPr>
+              <w:spacing w:after="10" w:before="0"/>
+              <w:ind w:left="120"/>
+            </w:pPr>
+            <w:r>
+              <w:rPr>
+                <w:rFonts w:ascii="Arial" w:cs="Arial" w:eastAsia="Arial" w:hAnsi="Arial"/>
+                <w:color w:val="595959"/>
+                <w:sz w:val="14"/>
+                <w:szCs w:val="14"/>
+              </w:rPr>
+              <w:t xml:space="preserve">Source: Global Digital Library - Book Catalog</w:t>
+            </w:r>
+          </w:p>
+          <w:p>
+            <w:pPr>
+              <w:spacing w:after="10" w:before="0"/>
+              <w:ind w:left="120"/>
+            </w:pPr>
+            <w:hyperlink w:history="1" r:id="rIdoyisfmzk8zunser84fj_y">
+              <w:r>
+                <w:rPr>
+                  <w:rFonts w:ascii="Arial" w:cs="Arial" w:eastAsia="Arial" w:hAnsi="Arial"/>
+                  <w:color w:val="595959"/>
+                  <w:sz w:val="14"/>
+                  <w:szCs w:val="14"/>
+                  <w:u w:val="single" w:color="595959"/>
+                </w:rPr>
+                <w:t xml:space="preserve">🔍 Search ARES for similar readings</w:t>
+              </w:r>
+            </w:hyperlink>
+          </w:p>
+        </w:tc>
+        <w:tc>
+          <w:tcPr>
+            <w:tcW w:type="dxa" w:w="3040"/>
+            <w:shd w:fill="FFFFFF" w:color="auto" w:val="clear"/>
+            <w:tcMar>
+              <w:top w:type="dxa" w:w="60"/>
+              <w:left w:type="dxa" w:w="120"/>
+              <w:bottom w:type="dxa" w:w="60"/>
+              <w:right w:type="dxa" w:w="120"/>
+            </w:tcMar>
+            <w:vAlign w:val="top"/>
+          </w:tcPr>
+          <w:p>
+            <w:pPr>
+              <w:spacing w:after="40" w:before="0"/>
+              <w:jc w:val="left"/>
+            </w:pPr>
+            <w:r>
+              <w:rPr>
+                <w:rFonts w:ascii="Arial" w:cs="Arial" w:eastAsia="Arial" w:hAnsi="Arial"/>
+                <w:b w:val="false"/>
+                <w:bCs w:val="false"/>
+                <w:i w:val="false"/>
+                <w:iCs w:val="false"/>
+                <w:color w:val="000000"/>
+                <w:sz w:val="18"/>
+                <w:szCs w:val="18"/>
+              </w:rPr>
+              <w:t xml:space="preserve">Each learner receives two sticky notes (or types into the class DQB digital board). On the FIRST sticky note, they write one piece of NEW EVIDENCE from today's lesson that helps answer the driving question: 'How did everything we see in the night sky above Nairobi come to exist…?' — starting their note with 'We now know that…' On the SECOND sticky note, they write one NEW QUESTION that today's classification activity has raised for them — a question they did NOT have before this lesson. Learners post both notes on the class DQB (physical or digital), grouping their new-question notes into emerging theme clusters: 'Questions about Stars,' 'Questions about Planets,' 'Questions about Galaxies,' 'Questions about How We Know.' The class spends 5 minutes doing a gallery walk of the new questions, placing a dot sticker next to any question they also want answered. The top three dot-voted questions are circled by the teacher and labelled 'Lessons 4–6 targets.'</w:t>
+            </w:r>
+          </w:p>
+        </w:tc>
+        <w:tc>
+          <w:tcPr>
+            <w:tcW w:type="dxa" w:w="3040"/>
+            <w:shd w:fill="F2F2F2" w:color="auto" w:val="clear"/>
+            <w:tcMar>
+              <w:top w:type="dxa" w:w="60"/>
+              <w:left w:type="dxa" w:w="120"/>
+              <w:bottom w:type="dxa" w:w="60"/>
+              <w:right w:type="dxa" w:w="120"/>
+            </w:tcMar>
+            <w:vAlign w:val="top"/>
+          </w:tcPr>
+          <w:p>
+            <w:pPr>
+              <w:spacing w:after="40" w:before="0"/>
+              <w:jc w:val="left"/>
+            </w:pPr>
+            <w:r>
+              <w:rPr>
+                <w:rFonts w:ascii="Arial" w:cs="Arial" w:eastAsia="Arial" w:hAnsi="Arial"/>
+                <w:b w:val="false"/>
+                <w:bCs w:val="false"/>
+                <w:i w:val="false"/>
+                <w:iCs w:val="false"/>
+                <w:color w:val="000000"/>
+                <w:sz w:val="18"/>
+                <w:szCs w:val="18"/>
+              </w:rPr>
+              <w:t xml:space="preserve">Say: 'Every lesson in this unit, we update our Driving Question Board. The DQB is our collective brain — it tracks what we know and what we still need to find out. Today you have classified the objects in our phenomenon sky. That is new knowledge. And new knowledge always raises new questions.' Hand out sticky notes. Give 4 minutes of individual silent writing. Circulate and prompt learners who are stuck: 'Look at your classification table — is there a class of object whose cosmic-age surprised you? That surprise is a new question.' After posting, facilitate the gallery walk with the instruction: 'Read silently. Dot-vote for questions that YOU also want answered and that you think will help us crack our driving question.' After voting, announce the top three questions: 'These three questions will guide our next three lessons. Write them at the top of your notebook page for Lesson 4.' Explicitly connect to the storyline: 'We started with a student standing on the shores of Lake Victoria seeing a sky full of lights. Today we gave those lights their names and their cosmic birthdays. But knowing WHAT they are is not the same as knowing HOW they got there or HOW WE KNOW. That is where we go next.'</w:t>
+            </w:r>
+          </w:p>
+        </w:tc>
+        <w:tc>
+          <w:tcPr>
+            <w:tcW w:type="dxa" w:w="3040"/>
+            <w:shd w:fill="FFFFFF" w:color="auto" w:val="clear"/>
+            <w:tcMar>
+              <w:top w:type="dxa" w:w="60"/>
+              <w:left w:type="dxa" w:w="120"/>
+              <w:bottom w:type="dxa" w:w="60"/>
+              <w:right w:type="dxa" w:w="120"/>
+            </w:tcMar>
+            <w:vAlign w:val="top"/>
+          </w:tcPr>
+          <w:p>
+            <w:pPr>
+              <w:spacing w:after="40" w:before="0"/>
+              <w:jc w:val="left"/>
+            </w:pPr>
+            <w:r>
+              <w:rPr>
+                <w:rFonts w:ascii="Arial" w:cs="Arial" w:eastAsia="Arial" w:hAnsi="Arial"/>
+                <w:b w:val="false"/>
+                <w:bCs w:val="false"/>
+                <w:i w:val="false"/>
+                <w:iCs w:val="false"/>
+                <w:color w:val="000000"/>
+                <w:sz w:val="18"/>
+                <w:szCs w:val="18"/>
+              </w:rPr>
+              <w:t xml:space="preserve">Public Question Tracking with Dot Voting: The DQB is a living sensemaking artefact — it externalises and democratises the class's epistemic state, making the gap between current knowledge and the driving question visible and motivating. Dot voting adds metacognitive value: learners must evaluate which questions are most scientifically productive, not just most interesting, developing the NGSS practice of Asking Questions and Defining Problems.</w:t>
+            </w:r>
+          </w:p>
+        </w:tc>
+        <w:tc>
+          <w:tcPr>
+            <w:tcW w:type="dxa" w:w="3040"/>
+            <w:shd w:fill="F2F2F2" w:color="auto" w:val="clear"/>
+            <w:tcMar>
+              <w:top w:type="dxa" w:w="60"/>
+              <w:left w:type="dxa" w:w="120"/>
+              <w:bottom w:type="dxa" w:w="60"/>
+              <w:right w:type="dxa" w:w="120"/>
+            </w:tcMar>
+            <w:vAlign w:val="top"/>
+          </w:tcPr>
+          <w:p>
+            <w:pPr>
+              <w:spacing w:after="40" w:before="0"/>
+              <w:jc w:val="left"/>
+            </w:pPr>
+            <w:r>
+              <w:rPr>
+                <w:rFonts w:ascii="Arial" w:cs="Arial" w:eastAsia="Arial" w:hAnsi="Arial"/>
+                <w:b w:val="false"/>
+                <w:bCs w:val="false"/>
+                <w:i w:val="false"/>
+                <w:iCs w:val="false"/>
+                <w:color w:val="000000"/>
+                <w:sz w:val="18"/>
+                <w:szCs w:val="18"/>
+              </w:rPr>
+              <w:t xml:space="preserve">Observable indicator: Every learner has posted one 'We now know…' evidence note and one new question note. Teacher reads 'We now know…' notes to check that stated knowledge is accurate and lesson-derived (not recycled prior knowledge). Red flag: If evidence notes are vague ('We now know there are stars and planets'), the teacher pulls two or three examples and reads them aloud asking: 'Is this specific enough to help us answer the driving question? What detail could we add to make this more powerful as evidence?' New-question notes are also screened for testability — questions like 'Why does God make stars?' are acknowledged respectfully and redirected: 'That is a philosophical question — can anyone help us turn it into a scientific question we could investigate?'</w:t>
+            </w:r>
+          </w:p>
+        </w:tc>
+      </w:tr>
+      <w:tr>
+        <w:tc>
+          <w:tcPr>
+            <w:tcW w:type="dxa" w:w="1520"/>
+            <w:shd w:fill="D5E8F0" w:color="auto" w:val="clear"/>
+            <w:tcMar>
+              <w:top w:type="dxa" w:w="60"/>
+              <w:left w:type="dxa" w:w="120"/>
+              <w:bottom w:type="dxa" w:w="60"/>
+              <w:right w:type="dxa" w:w="120"/>
+            </w:tcMar>
+            <w:vAlign w:val="top"/>
+          </w:tcPr>
+          <w:p>
+            <w:pPr>
+              <w:spacing w:after="40" w:before="0"/>
+              <w:jc w:val="left"/>
+            </w:pPr>
+            <w:r>
+              <w:rPr>
+                <w:rFonts w:ascii="Arial" w:cs="Arial" w:eastAsia="Arial" w:hAnsi="Arial"/>
+                <w:b/>
+                <w:bCs/>
+                <w:i w:val="false"/>
+                <w:iCs w:val="false"/>
+                <w:color w:val="000000"/>
+                <w:sz w:val="18"/>
+                <w:szCs w:val="18"/>
+              </w:rPr>
+              <w:t xml:space="preserve">Model Building Phase</w:t>
+            </w:r>
+          </w:p>
+          <w:p>
+            <w:pPr>
+              <w:spacing w:after="20" w:before="0"/>
+            </w:pPr>
+            <w:r>
+              <w:rPr>
+                <w:rFonts w:ascii="Arial" w:cs="Arial" w:eastAsia="Arial" w:hAnsi="Arial"/>
+                <w:b/>
+                <w:bCs/>
+                <w:color w:val="1F3864"/>
+                <w:sz w:val="16"/>
+                <w:szCs w:val="16"/>
+              </w:rPr>
+              <w:t xml:space="preserve">📹 VIDEO:</w:t>
+            </w:r>
+          </w:p>
+          <w:p>
+            <w:pPr>
+              <w:spacing w:after="20" w:before="0"/>
+            </w:pPr>
+            <w:hyperlink w:history="1" r:id="rIdz6xr7r4k8iqwzx6vmzglz">
+              <w:r>
+                <w:rPr>
+                  <w:rFonts w:ascii="Arial" w:cs="Arial" w:eastAsia="Arial" w:hAnsi="Arial"/>
+                  <w:color w:val="2E75B6"/>
+                  <w:sz w:val="16"/>
+                  <w:szCs w:val="16"/>
+                  <w:u w:val="single" w:color="2E75B6"/>
+                </w:rPr>
+                <w:t xml:space="preserve">Detectable civilizations in our galaxy 2</w:t>
+              </w:r>
+            </w:hyperlink>
+          </w:p>
+          <w:p>
+            <w:pPr>
+              <w:spacing w:after="10" w:before="0"/>
+              <w:ind w:left="120"/>
+            </w:pPr>
+            <w:r>
+              <w:rPr>
+                <w:rFonts w:ascii="Arial" w:cs="Arial" w:eastAsia="Arial" w:hAnsi="Arial"/>
+                <w:color w:val="595959"/>
+                <w:sz w:val="14"/>
+                <w:szCs w:val="14"/>
+              </w:rPr>
+              <w:t xml:space="preserve">Source: Khan Academy (English - US curriculum)</w:t>
+            </w:r>
+          </w:p>
+          <w:p>
+            <w:pPr>
+              <w:spacing w:after="10" w:before="0"/>
+              <w:ind w:left="120"/>
+            </w:pPr>
+            <w:hyperlink w:history="1" r:id="rIddsde5lb0y8vg79enbt_jk">
+              <w:r>
+                <w:rPr>
+                  <w:rFonts w:ascii="Arial" w:cs="Arial" w:eastAsia="Arial" w:hAnsi="Arial"/>
+                  <w:color w:val="595959"/>
+                  <w:sz w:val="14"/>
+                  <w:szCs w:val="14"/>
+                  <w:u w:val="single" w:color="595959"/>
+                </w:rPr>
+                <w:t xml:space="preserve">🔍 Search ARES for similar videos</w:t>
+              </w:r>
+            </w:hyperlink>
+          </w:p>
+          <w:p>
+            <w:pPr>
+              <w:spacing w:after="40" w:before="0"/>
+            </w:pPr>
+            <w:r>
+              <w:rPr>
+                <w:sz w:val="14"/>
+                <w:szCs w:val="14"/>
+              </w:rPr>
+              <w:t xml:space="preserve"/>
+            </w:r>
+          </w:p>
+          <w:p>
+            <w:pPr>
+              <w:spacing w:after="20" w:before="0"/>
+            </w:pPr>
+            <w:r>
+              <w:rPr>
+                <w:rFonts w:ascii="Arial" w:cs="Arial" w:eastAsia="Arial" w:hAnsi="Arial"/>
+                <w:b/>
+                <w:bCs/>
+                <w:color w:val="1F3864"/>
+                <w:sz w:val="16"/>
+                <w:szCs w:val="16"/>
+              </w:rPr>
               <w:t xml:space="preserve">📖 EXERCISE:</w:t>
             </w:r>
           </w:p>
@@ -9405,7 +10629,7 @@
             <w:pPr>
               <w:spacing w:after="20" w:before="0"/>
             </w:pPr>
-            <w:hyperlink w:history="1" r:id="rIdbq4pwh9wkmxqwnwjwfzvh">
+            <w:hyperlink w:history="1" r:id="rIdpp8uvw-peblhlmosan1yu">
               <w:r>
                 <w:rPr>
                   <w:rFonts w:ascii="Arial" w:cs="Arial" w:eastAsia="Arial" w:hAnsi="Arial"/>
@@ -9438,1231 +10662,7 @@
               <w:spacing w:after="10" w:before="0"/>
               <w:ind w:left="120"/>
             </w:pPr>
-            <w:hyperlink w:history="1" r:id="rIdebfjepp9odmnowkz0unsr">
-              <w:r>
-                <w:rPr>
-                  <w:rFonts w:ascii="Arial" w:cs="Arial" w:eastAsia="Arial" w:hAnsi="Arial"/>
-                  <w:color w:val="595959"/>
-                  <w:sz w:val="14"/>
-                  <w:szCs w:val="14"/>
-                  <w:u w:val="single" w:color="595959"/>
-                </w:rPr>
-                <w:t xml:space="preserve">🔍 Search ARES for similar readings</w:t>
-              </w:r>
-            </w:hyperlink>
-          </w:p>
-        </w:tc>
-        <w:tc>
-          <w:tcPr>
-            <w:tcW w:type="dxa" w:w="3040"/>
-            <w:shd w:fill="FFFFFF" w:color="auto" w:val="clear"/>
-            <w:tcMar>
-              <w:top w:type="dxa" w:w="60"/>
-              <w:left w:type="dxa" w:w="120"/>
-              <w:bottom w:type="dxa" w:w="60"/>
-              <w:right w:type="dxa" w:w="120"/>
-            </w:tcMar>
-            <w:vAlign w:val="top"/>
-          </w:tcPr>
-          <w:p>
-            <w:pPr>
-              <w:spacing w:after="40" w:before="0"/>
-              <w:jc w:val="left"/>
-            </w:pPr>
-            <w:r>
-              <w:rPr>
-                <w:rFonts w:ascii="Arial" w:cs="Arial" w:eastAsia="Arial" w:hAnsi="Arial"/>
-                <w:b w:val="false"/>
-                <w:bCs w:val="false"/>
-                <w:i w:val="false"/>
-                <w:iCs w:val="false"/>
-                <w:color w:val="000000"/>
-                <w:sz w:val="18"/>
-                <w:szCs w:val="18"/>
-              </w:rPr>
-              <w:t xml:space="preserve">Without opening Stellarium yet, learners individually examine a printed or on-screen wide-angle photograph of the night sky taken from the Rift Valley (outside Nairobi's light pollution). They study the image for 90 seconds in silence. Each learner then writes answers to three prompt questions in their science notebook: (1) 'Name every different TYPE of object you think you can see in this image — not individual objects, but categories.' (2) 'How would you decide whether two objects belong to the same category or different categories?' (3) 'Pick one object in this image that puzzles you most. What do you already know about it, and what do you NOT know?' Learners then share their type-lists with a neighbour (Think-Pair) for 2 minutes before the teacher takes a cold-call sample.</w:t>
-            </w:r>
-          </w:p>
-        </w:tc>
-        <w:tc>
-          <w:tcPr>
-            <w:tcW w:type="dxa" w:w="3040"/>
-            <w:shd w:fill="F2F2F2" w:color="auto" w:val="clear"/>
-            <w:tcMar>
-              <w:top w:type="dxa" w:w="60"/>
-              <w:left w:type="dxa" w:w="120"/>
-              <w:bottom w:type="dxa" w:w="60"/>
-              <w:right w:type="dxa" w:w="120"/>
-            </w:tcMar>
-            <w:vAlign w:val="top"/>
-          </w:tcPr>
-          <w:p>
-            <w:pPr>
-              <w:spacing w:after="40" w:before="0"/>
-              <w:jc w:val="left"/>
-            </w:pPr>
-            <w:r>
-              <w:rPr>
-                <w:rFonts w:ascii="Arial" w:cs="Arial" w:eastAsia="Arial" w:hAnsi="Arial"/>
-                <w:b w:val="false"/>
-                <w:bCs w:val="false"/>
-                <w:i w:val="false"/>
-                <w:iCs w:val="false"/>
-                <w:color w:val="000000"/>
-                <w:sz w:val="18"/>
-                <w:szCs w:val="18"/>
-              </w:rPr>
-              <w:t xml:space="preserve">Display the Rift Valley night-sky photograph on the projector. Say: 'Before we use any tools today, I want you to be scientists working only with your own eyes and prior knowledge — just like the student in our phenomenon, standing outside Nairobi looking up. Study this image in silence for 90 seconds. Then answer the three prompts in your notebook.' [Start 90-second timer — visible on screen.] Circulate silently; do not answer questions. After writing time, say: 'Now share your type-list with the person next to you. You have 2 minutes. Argue if you disagree.' After pair-share, cold-call FIVE different students: 'Amina — what is one category you listed?' Tally all unique categories on the board without commentary. Then ask the class: 'Which categories appear on almost everyone's list? Which are surprising or controversial?' [WAIT 10 seconds before calling on anyone.] Do NOT confirm or correct — leave all predictions visible as a class record to revisit.</w:t>
-            </w:r>
-          </w:p>
-        </w:tc>
-        <w:tc>
-          <w:tcPr>
-            <w:tcW w:type="dxa" w:w="3040"/>
-            <w:shd w:fill="FFFFFF" w:color="auto" w:val="clear"/>
-            <w:tcMar>
-              <w:top w:type="dxa" w:w="60"/>
-              <w:left w:type="dxa" w:w="120"/>
-              <w:bottom w:type="dxa" w:w="60"/>
-              <w:right w:type="dxa" w:w="120"/>
-            </w:tcMar>
-            <w:vAlign w:val="top"/>
-          </w:tcPr>
-          <w:p>
-            <w:pPr>
-              <w:spacing w:after="40" w:before="0"/>
-              <w:jc w:val="left"/>
-            </w:pPr>
-            <w:r>
-              <w:rPr>
-                <w:rFonts w:ascii="Arial" w:cs="Arial" w:eastAsia="Arial" w:hAnsi="Arial"/>
-                <w:b w:val="false"/>
-                <w:bCs w:val="false"/>
-                <w:i w:val="false"/>
-                <w:iCs w:val="false"/>
-                <w:color w:val="000000"/>
-                <w:sz w:val="18"/>
-                <w:szCs w:val="18"/>
-              </w:rPr>
-              <w:t xml:space="preserve">Think-Pair-Share with public tally: By forcing individual commitment before peer discussion, this strategy surfaces prior knowledge and misconceptions (e.g., learners often list 'satellites' or 'shooting stars' but not 'asteroids' or 'galaxies'). The public tally on the board creates a shared reference point that learners will compare against their classification table at the end of the lesson, making learning gains visible.</w:t>
-            </w:r>
-          </w:p>
-        </w:tc>
-        <w:tc>
-          <w:tcPr>
-            <w:tcW w:type="dxa" w:w="3040"/>
-            <w:shd w:fill="F2F2F2" w:color="auto" w:val="clear"/>
-            <w:tcMar>
-              <w:top w:type="dxa" w:w="60"/>
-              <w:left w:type="dxa" w:w="120"/>
-              <w:bottom w:type="dxa" w:w="60"/>
-              <w:right w:type="dxa" w:w="120"/>
-            </w:tcMar>
-            <w:vAlign w:val="top"/>
-          </w:tcPr>
-          <w:p>
-            <w:pPr>
-              <w:spacing w:after="40" w:before="0"/>
-              <w:jc w:val="left"/>
-            </w:pPr>
-            <w:r>
-              <w:rPr>
-                <w:rFonts w:ascii="Arial" w:cs="Arial" w:eastAsia="Arial" w:hAnsi="Arial"/>
-                <w:b w:val="false"/>
-                <w:bCs w:val="false"/>
-                <w:i w:val="false"/>
-                <w:iCs w:val="false"/>
-                <w:color w:val="000000"/>
-                <w:sz w:val="18"/>
-                <w:szCs w:val="18"/>
-              </w:rPr>
-              <w:t xml:space="preserve">Observable indicator: Every learner's notebook contains at least three written category names and a written 'puzzle' question before discussion begins. Teacher scans notebooks during the pair-share. Red flag: If most learners list fewer than three categories or cannot articulate any distinguishing criterion, the teacher should prompt: 'Think about objects that MAKE their own light versus those that only REFLECT light — does that help you split your list?'</w:t>
-            </w:r>
-          </w:p>
-        </w:tc>
-      </w:tr>
-      <w:tr>
-        <w:tc>
-          <w:tcPr>
-            <w:tcW w:type="dxa" w:w="1520"/>
-            <w:shd w:fill="D9EEF1" w:color="auto" w:val="clear"/>
-            <w:tcMar>
-              <w:top w:type="dxa" w:w="60"/>
-              <w:left w:type="dxa" w:w="120"/>
-              <w:bottom w:type="dxa" w:w="60"/>
-              <w:right w:type="dxa" w:w="120"/>
-            </w:tcMar>
-            <w:vAlign w:val="top"/>
-          </w:tcPr>
-          <w:p>
-            <w:pPr>
-              <w:spacing w:after="40" w:before="0"/>
-              <w:jc w:val="left"/>
-            </w:pPr>
-            <w:r>
-              <w:rPr>
-                <w:rFonts w:ascii="Arial" w:cs="Arial" w:eastAsia="Arial" w:hAnsi="Arial"/>
-                <w:b/>
-                <w:bCs/>
-                <w:i w:val="false"/>
-                <w:iCs w:val="false"/>
-                <w:color w:val="000000"/>
-                <w:sz w:val="18"/>
-                <w:szCs w:val="18"/>
-              </w:rPr>
-              <w:t xml:space="preserve">Observe Phase</w:t>
-            </w:r>
-          </w:p>
-          <w:p>
-            <w:pPr>
-              <w:spacing w:after="20" w:before="0"/>
-            </w:pPr>
-            <w:r>
-              <w:rPr>
-                <w:rFonts w:ascii="Arial" w:cs="Arial" w:eastAsia="Arial" w:hAnsi="Arial"/>
-                <w:b/>
-                <w:bCs/>
-                <w:color w:val="1F3864"/>
-                <w:sz w:val="16"/>
-                <w:szCs w:val="16"/>
-              </w:rPr>
-              <w:t xml:space="preserve">📹 VIDEO:</w:t>
-            </w:r>
-          </w:p>
-          <w:p>
-            <w:pPr>
-              <w:spacing w:after="20" w:before="0"/>
-            </w:pPr>
-            <w:hyperlink w:history="1" r:id="rIdj1vjduosbw-m1iyvbsd2e">
-              <w:r>
-                <w:rPr>
-                  <w:rFonts w:ascii="Arial" w:cs="Arial" w:eastAsia="Arial" w:hAnsi="Arial"/>
-                  <w:color w:val="2E75B6"/>
-                  <w:sz w:val="16"/>
-                  <w:szCs w:val="16"/>
-                  <w:u w:val="single" w:color="2E75B6"/>
-                </w:rPr>
-                <w:t xml:space="preserve">The solar system</w:t>
-              </w:r>
-            </w:hyperlink>
-          </w:p>
-          <w:p>
-            <w:pPr>
-              <w:spacing w:after="10" w:before="0"/>
-              <w:ind w:left="120"/>
-            </w:pPr>
-            <w:r>
-              <w:rPr>
-                <w:rFonts w:ascii="Arial" w:cs="Arial" w:eastAsia="Arial" w:hAnsi="Arial"/>
-                <w:color w:val="595959"/>
-                <w:sz w:val="14"/>
-                <w:szCs w:val="14"/>
-              </w:rPr>
-              <w:t xml:space="preserve">Source: Khan Academy (English - US curriculum)</w:t>
-            </w:r>
-          </w:p>
-          <w:p>
-            <w:pPr>
-              <w:spacing w:after="10" w:before="0"/>
-              <w:ind w:left="120"/>
-            </w:pPr>
-            <w:hyperlink w:history="1" r:id="rIdyzrhk-na2lkwwejde7umy">
-              <w:r>
-                <w:rPr>
-                  <w:rFonts w:ascii="Arial" w:cs="Arial" w:eastAsia="Arial" w:hAnsi="Arial"/>
-                  <w:color w:val="595959"/>
-                  <w:sz w:val="14"/>
-                  <w:szCs w:val="14"/>
-                  <w:u w:val="single" w:color="595959"/>
-                </w:rPr>
-                <w:t xml:space="preserve">🔍 Search ARES for similar videos</w:t>
-              </w:r>
-            </w:hyperlink>
-          </w:p>
-          <w:p>
-            <w:pPr>
-              <w:spacing w:after="40" w:before="0"/>
-            </w:pPr>
-            <w:r>
-              <w:rPr>
-                <w:sz w:val="14"/>
-                <w:szCs w:val="14"/>
-              </w:rPr>
-              <w:t xml:space="preserve"/>
-            </w:r>
-          </w:p>
-          <w:p>
-            <w:pPr>
-              <w:spacing w:after="20" w:before="0"/>
-            </w:pPr>
-            <w:r>
-              <w:rPr>
-                <w:rFonts w:ascii="Arial" w:cs="Arial" w:eastAsia="Arial" w:hAnsi="Arial"/>
-                <w:b/>
-                <w:bCs/>
-                <w:color w:val="1F3864"/>
-                <w:sz w:val="16"/>
-                <w:szCs w:val="16"/>
-              </w:rPr>
-              <w:t xml:space="preserve">📖 H5P:</w:t>
-            </w:r>
-          </w:p>
-          <w:p>
-            <w:pPr>
-              <w:spacing w:after="20" w:before="0"/>
-            </w:pPr>
-            <w:hyperlink w:history="1" r:id="rId0xc3boyuwmslqrk-omf6g">
-              <w:r>
-                <w:rPr>
-                  <w:rFonts w:ascii="Arial" w:cs="Arial" w:eastAsia="Arial" w:hAnsi="Arial"/>
-                  <w:color w:val="2E75B6"/>
-                  <w:sz w:val="16"/>
-                  <w:szCs w:val="16"/>
-                  <w:u w:val="single" w:color="2E75B6"/>
-                </w:rPr>
-                <w:t xml:space="preserve">Tina and the Stars</w:t>
-              </w:r>
-            </w:hyperlink>
-          </w:p>
-          <w:p>
-            <w:pPr>
-              <w:spacing w:after="10" w:before="0"/>
-              <w:ind w:left="120"/>
-            </w:pPr>
-            <w:r>
-              <w:rPr>
-                <w:rFonts w:ascii="Arial" w:cs="Arial" w:eastAsia="Arial" w:hAnsi="Arial"/>
-                <w:color w:val="595959"/>
-                <w:sz w:val="14"/>
-                <w:szCs w:val="14"/>
-              </w:rPr>
-              <w:t xml:space="preserve">Source: Global Digital Library - Book Catalog</w:t>
-            </w:r>
-          </w:p>
-          <w:p>
-            <w:pPr>
-              <w:spacing w:after="10" w:before="0"/>
-              <w:ind w:left="120"/>
-            </w:pPr>
-            <w:hyperlink w:history="1" r:id="rIdmfdrkkmnr5wg3umpvymur">
-              <w:r>
-                <w:rPr>
-                  <w:rFonts w:ascii="Arial" w:cs="Arial" w:eastAsia="Arial" w:hAnsi="Arial"/>
-                  <w:color w:val="595959"/>
-                  <w:sz w:val="14"/>
-                  <w:szCs w:val="14"/>
-                  <w:u w:val="single" w:color="595959"/>
-                </w:rPr>
-                <w:t xml:space="preserve">🔍 Search ARES for similar readings</w:t>
-              </w:r>
-            </w:hyperlink>
-          </w:p>
-        </w:tc>
-        <w:tc>
-          <w:tcPr>
-            <w:tcW w:type="dxa" w:w="3040"/>
-            <w:shd w:fill="FFFFFF" w:color="auto" w:val="clear"/>
-            <w:tcMar>
-              <w:top w:type="dxa" w:w="60"/>
-              <w:left w:type="dxa" w:w="120"/>
-              <w:bottom w:type="dxa" w:w="60"/>
-              <w:right w:type="dxa" w:w="120"/>
-            </w:tcMar>
-            <w:vAlign w:val="top"/>
-          </w:tcPr>
-          <w:p>
-            <w:pPr>
-              <w:spacing w:after="40" w:before="0"/>
-              <w:jc w:val="left"/>
-            </w:pPr>
-            <w:r>
-              <w:rPr>
-                <w:rFonts w:ascii="Arial" w:cs="Arial" w:eastAsia="Arial" w:hAnsi="Arial"/>
-                <w:b w:val="false"/>
-                <w:bCs w:val="false"/>
-                <w:i w:val="false"/>
-                <w:iCs w:val="false"/>
-                <w:color w:val="000000"/>
-                <w:sz w:val="18"/>
-                <w:szCs w:val="18"/>
-              </w:rPr>
-              <w:t xml:space="preserve">Learners open Stellarium on paired devices, set location to Nairobi (or use the teacher's pre-saved 'Nairobi Night' session) and set time to a pre-selected clear night (e.g., a recent date with Venus and Jupiter visible). They complete a structured Stellarium Observation Sheet with four columns: Object Name | Type (my best guess) | How I can tell (evidence from Stellarium data panel) | Questions this raises. Learners must log at least eight distinct objects, including: the Moon, Venus, Jupiter, a named star (e.g., Sirius or Canopus, visible from Nairobi), the Milky Way band, and at least one object from Stellarium's deep-sky catalogue (e.g., the Andromeda Galaxy or the Orion Nebula). After individual exploration (15 minutes), pairs compare their sheets and reconcile any disagreements about type-classification. The class then watches a 3-minute clip from 'Evolution of the Universe in 5 Minutes' (YouTube) paused at the moment each new class of object first appears in cosmic history, with the teacher asking learners to place a checkmark next to any object on their sheet that they spot in the video.</w:t>
-            </w:r>
-          </w:p>
-        </w:tc>
-        <w:tc>
-          <w:tcPr>
-            <w:tcW w:type="dxa" w:w="3040"/>
-            <w:shd w:fill="F2F2F2" w:color="auto" w:val="clear"/>
-            <w:tcMar>
-              <w:top w:type="dxa" w:w="60"/>
-              <w:left w:type="dxa" w:w="120"/>
-              <w:bottom w:type="dxa" w:w="60"/>
-              <w:right w:type="dxa" w:w="120"/>
-            </w:tcMar>
-            <w:vAlign w:val="top"/>
-          </w:tcPr>
-          <w:p>
-            <w:pPr>
-              <w:spacing w:after="40" w:before="0"/>
-              <w:jc w:val="left"/>
-            </w:pPr>
-            <w:r>
-              <w:rPr>
-                <w:rFonts w:ascii="Arial" w:cs="Arial" w:eastAsia="Arial" w:hAnsi="Arial"/>
-                <w:b w:val="false"/>
-                <w:bCs w:val="false"/>
-                <w:i w:val="false"/>
-                <w:iCs w:val="false"/>
-                <w:color w:val="000000"/>
-                <w:sz w:val="18"/>
-                <w:szCs w:val="18"/>
-              </w:rPr>
-              <w:t xml:space="preserve">Before releasing to Stellarium, demonstrate for 2 minutes on the projector: click on the Moon → show the data panel (type, distance, magnitude) → say: 'Stellarium is not just a pretty picture — it is a data source. Every object has a data panel. Your job is to BE A SCIENTIST: use that data to justify your type classification.' Release learners to paired devices. Circulate every 3–4 minutes. Use these specific prompts when visiting pairs: 'What is the data panel telling you about whether this object makes its own light?' / 'You classified that as a star — Venus is also bright, why is it NOT a star? What does the data say?' / 'Zoom out to maximum — what structure do you see that you didn't notice before?' [WAIT 12 seconds after each question before accepting an answer.] At the 15-minute mark, say: 'Freeze your screens. Do not close Stellarium.' Play the YouTube video. Pause at 0:42 (first stars form), 1:15 (galaxies), 2:05 (solar system formation). At each pause, ask the class: 'Raise your hand if you have an object on your sheet that was JUST born in the universe at this moment.' Cold-call THREE learners at each pause to justify their claim.</w:t>
-            </w:r>
-          </w:p>
-        </w:tc>
-        <w:tc>
-          <w:tcPr>
-            <w:tcW w:type="dxa" w:w="3040"/>
-            <w:shd w:fill="FFFFFF" w:color="auto" w:val="clear"/>
-            <w:tcMar>
-              <w:top w:type="dxa" w:w="60"/>
-              <w:left w:type="dxa" w:w="120"/>
-              <w:bottom w:type="dxa" w:w="60"/>
-              <w:right w:type="dxa" w:w="120"/>
-            </w:tcMar>
-            <w:vAlign w:val="top"/>
-          </w:tcPr>
-          <w:p>
-            <w:pPr>
-              <w:spacing w:after="40" w:before="0"/>
-              <w:jc w:val="left"/>
-            </w:pPr>
-            <w:r>
-              <w:rPr>
-                <w:rFonts w:ascii="Arial" w:cs="Arial" w:eastAsia="Arial" w:hAnsi="Arial"/>
-                <w:b w:val="false"/>
-                <w:bCs w:val="false"/>
-                <w:i w:val="false"/>
-                <w:iCs w:val="false"/>
-                <w:color w:val="000000"/>
-                <w:sz w:val="18"/>
-                <w:szCs w:val="18"/>
-              </w:rPr>
-              <w:t xml:space="preserve">Data-Panel Evidence Logging with Video Timestamp Matching: Stellarium's data panel gives learners real observational data (distance in light-years, object type, magnitude) rather than labels, pushing them to infer classification from evidence. Pausing the timeline video at cosmic milestones and asking learners to match their logged objects to those moments explicitly connects the classification task to the Lesson 2 evolutionary sequence — a core thread of the storyline.</w:t>
-            </w:r>
-          </w:p>
-        </w:tc>
-        <w:tc>
-          <w:tcPr>
-            <w:tcW w:type="dxa" w:w="3040"/>
-            <w:shd w:fill="F2F2F2" w:color="auto" w:val="clear"/>
-            <w:tcMar>
-              <w:top w:type="dxa" w:w="60"/>
-              <w:left w:type="dxa" w:w="120"/>
-              <w:bottom w:type="dxa" w:w="60"/>
-              <w:right w:type="dxa" w:w="120"/>
-            </w:tcMar>
-            <w:vAlign w:val="top"/>
-          </w:tcPr>
-          <w:p>
-            <w:pPr>
-              <w:spacing w:after="40" w:before="0"/>
-              <w:jc w:val="left"/>
-            </w:pPr>
-            <w:r>
-              <w:rPr>
-                <w:rFonts w:ascii="Arial" w:cs="Arial" w:eastAsia="Arial" w:hAnsi="Arial"/>
-                <w:b w:val="false"/>
-                <w:bCs w:val="false"/>
-                <w:i w:val="false"/>
-                <w:iCs w:val="false"/>
-                <w:color w:val="000000"/>
-                <w:sz w:val="18"/>
-                <w:szCs w:val="18"/>
-              </w:rPr>
-              <w:t xml:space="preserve">Observable indicator: Each learner's Observation Sheet contains at least eight objects with a TYPE entry AND at least one piece of Stellarium data cited as evidence in the 'How I can tell' column. Teacher collects or photographs two or three sheets mid-activity to check for common error: students writing 'it looks bright' as evidence rather than citing data-panel values (magnitude, distance, spectral type). If this pattern is widespread, pause the class for a 2-minute mini-lesson: 'Brightness to your eye is NOT the same as what type of object it is — show me the data panel value that tells you the difference.'</w:t>
-            </w:r>
-          </w:p>
-        </w:tc>
-      </w:tr>
-      <w:tr>
-        <w:tc>
-          <w:tcPr>
-            <w:tcW w:type="dxa" w:w="1520"/>
-            <w:shd w:fill="E2EFDA" w:color="auto" w:val="clear"/>
-            <w:tcMar>
-              <w:top w:type="dxa" w:w="60"/>
-              <w:left w:type="dxa" w:w="120"/>
-              <w:bottom w:type="dxa" w:w="60"/>
-              <w:right w:type="dxa" w:w="120"/>
-            </w:tcMar>
-            <w:vAlign w:val="top"/>
-          </w:tcPr>
-          <w:p>
-            <w:pPr>
-              <w:spacing w:after="40" w:before="0"/>
-              <w:jc w:val="left"/>
-            </w:pPr>
-            <w:r>
-              <w:rPr>
-                <w:rFonts w:ascii="Arial" w:cs="Arial" w:eastAsia="Arial" w:hAnsi="Arial"/>
-                <w:b/>
-                <w:bCs/>
-                <w:i w:val="false"/>
-                <w:iCs w:val="false"/>
-                <w:color w:val="000000"/>
-                <w:sz w:val="18"/>
-                <w:szCs w:val="18"/>
-              </w:rPr>
-              <w:t xml:space="preserve">Explain Phase</w:t>
-            </w:r>
-          </w:p>
-          <w:p>
-            <w:pPr>
-              <w:spacing w:after="20" w:before="0"/>
-            </w:pPr>
-            <w:r>
-              <w:rPr>
-                <w:rFonts w:ascii="Arial" w:cs="Arial" w:eastAsia="Arial" w:hAnsi="Arial"/>
-                <w:b/>
-                <w:bCs/>
-                <w:color w:val="1F3864"/>
-                <w:sz w:val="16"/>
-                <w:szCs w:val="16"/>
-              </w:rPr>
-              <w:t xml:space="preserve">📹 VIDEO:</w:t>
-            </w:r>
-          </w:p>
-          <w:p>
-            <w:pPr>
-              <w:spacing w:after="20" w:before="0"/>
-            </w:pPr>
-            <w:hyperlink w:history="1" r:id="rId8iw-hidb8y5o8jvpscdya">
-              <w:r>
-                <w:rPr>
-                  <w:rFonts w:ascii="Arial" w:cs="Arial" w:eastAsia="Arial" w:hAnsi="Arial"/>
-                  <w:color w:val="2E75B6"/>
-                  <w:sz w:val="16"/>
-                  <w:szCs w:val="16"/>
-                  <w:u w:val="single" w:color="2E75B6"/>
-                </w:rPr>
-                <w:t xml:space="preserve">How Did Earth and the Solar System Form?</w:t>
-              </w:r>
-            </w:hyperlink>
-          </w:p>
-          <w:p>
-            <w:pPr>
-              <w:spacing w:after="10" w:before="0"/>
-              <w:ind w:left="120"/>
-            </w:pPr>
-            <w:r>
-              <w:rPr>
-                <w:rFonts w:ascii="Arial" w:cs="Arial" w:eastAsia="Arial" w:hAnsi="Arial"/>
-                <w:color w:val="595959"/>
-                <w:sz w:val="14"/>
-                <w:szCs w:val="14"/>
-              </w:rPr>
-              <w:t xml:space="preserve">Source: Khan Academy (English - US curriculum)</w:t>
-            </w:r>
-          </w:p>
-          <w:p>
-            <w:pPr>
-              <w:spacing w:after="10" w:before="0"/>
-              <w:ind w:left="120"/>
-            </w:pPr>
-            <w:hyperlink w:history="1" r:id="rIdof6pomvvzhjogycq0qm2i">
-              <w:r>
-                <w:rPr>
-                  <w:rFonts w:ascii="Arial" w:cs="Arial" w:eastAsia="Arial" w:hAnsi="Arial"/>
-                  <w:color w:val="595959"/>
-                  <w:sz w:val="14"/>
-                  <w:szCs w:val="14"/>
-                  <w:u w:val="single" w:color="595959"/>
-                </w:rPr>
-                <w:t xml:space="preserve">🔍 Search ARES for similar videos</w:t>
-              </w:r>
-            </w:hyperlink>
-          </w:p>
-          <w:p>
-            <w:pPr>
-              <w:spacing w:after="40" w:before="0"/>
-            </w:pPr>
-            <w:r>
-              <w:rPr>
-                <w:sz w:val="14"/>
-                <w:szCs w:val="14"/>
-              </w:rPr>
-              <w:t xml:space="preserve"/>
-            </w:r>
-          </w:p>
-          <w:p>
-            <w:pPr>
-              <w:spacing w:after="20" w:before="0"/>
-            </w:pPr>
-            <w:r>
-              <w:rPr>
-                <w:rFonts w:ascii="Arial" w:cs="Arial" w:eastAsia="Arial" w:hAnsi="Arial"/>
-                <w:b/>
-                <w:bCs/>
-                <w:color w:val="1F3864"/>
-                <w:sz w:val="16"/>
-                <w:szCs w:val="16"/>
-              </w:rPr>
-              <w:t xml:space="preserve">📖 H5P:</w:t>
-            </w:r>
-          </w:p>
-          <w:p>
-            <w:pPr>
-              <w:spacing w:after="20" w:before="0"/>
-            </w:pPr>
-            <w:hyperlink w:history="1" r:id="rIdnbpf1zifz6t43xedywu4p">
-              <w:r>
-                <w:rPr>
-                  <w:rFonts w:ascii="Arial" w:cs="Arial" w:eastAsia="Arial" w:hAnsi="Arial"/>
-                  <w:color w:val="2E75B6"/>
-                  <w:sz w:val="16"/>
-                  <w:szCs w:val="16"/>
-                  <w:u w:val="single" w:color="2E75B6"/>
-                </w:rPr>
-                <w:t xml:space="preserve">Frog's Starry Wish</w:t>
-              </w:r>
-            </w:hyperlink>
-          </w:p>
-          <w:p>
-            <w:pPr>
-              <w:spacing w:after="10" w:before="0"/>
-              <w:ind w:left="120"/>
-            </w:pPr>
-            <w:r>
-              <w:rPr>
-                <w:rFonts w:ascii="Arial" w:cs="Arial" w:eastAsia="Arial" w:hAnsi="Arial"/>
-                <w:color w:val="595959"/>
-                <w:sz w:val="14"/>
-                <w:szCs w:val="14"/>
-              </w:rPr>
-              <w:t xml:space="preserve">Source: Global Digital Library - Book Catalog</w:t>
-            </w:r>
-          </w:p>
-          <w:p>
-            <w:pPr>
-              <w:spacing w:after="10" w:before="0"/>
-              <w:ind w:left="120"/>
-            </w:pPr>
-            <w:hyperlink w:history="1" r:id="rIdmn4cczujqppvtoloy7bn6">
-              <w:r>
-                <w:rPr>
-                  <w:rFonts w:ascii="Arial" w:cs="Arial" w:eastAsia="Arial" w:hAnsi="Arial"/>
-                  <w:color w:val="595959"/>
-                  <w:sz w:val="14"/>
-                  <w:szCs w:val="14"/>
-                  <w:u w:val="single" w:color="595959"/>
-                </w:rPr>
-                <w:t xml:space="preserve">🔍 Search ARES for similar readings</w:t>
-              </w:r>
-            </w:hyperlink>
-          </w:p>
-        </w:tc>
-        <w:tc>
-          <w:tcPr>
-            <w:tcW w:type="dxa" w:w="3040"/>
-            <w:shd w:fill="FFFFFF" w:color="auto" w:val="clear"/>
-            <w:tcMar>
-              <w:top w:type="dxa" w:w="60"/>
-              <w:left w:type="dxa" w:w="120"/>
-              <w:bottom w:type="dxa" w:w="60"/>
-              <w:right w:type="dxa" w:w="120"/>
-            </w:tcMar>
-            <w:vAlign w:val="top"/>
-          </w:tcPr>
-          <w:p>
-            <w:pPr>
-              <w:spacing w:after="40" w:before="0"/>
-              <w:jc w:val="left"/>
-            </w:pPr>
-            <w:r>
-              <w:rPr>
-                <w:rFonts w:ascii="Arial" w:cs="Arial" w:eastAsia="Arial" w:hAnsi="Arial"/>
-                <w:b w:val="false"/>
-                <w:bCs w:val="false"/>
-                <w:i w:val="false"/>
-                <w:iCs w:val="false"/>
-                <w:color w:val="000000"/>
-                <w:sz w:val="18"/>
-                <w:szCs w:val="18"/>
-              </w:rPr>
-              <w:t xml:space="preserve">Learners receive (or access on device) a one-page structured reference infographic: 'The Six Classes of Celestial Bodies and Their Place in Cosmic History.' The infographic presents stars, planets, moons, comets, asteroids, and galaxies in a visual timeline alongside their key defining characteristics (energy source, composition, size range, orbital behaviour). Working in pairs, learners construct a Classification Table in their notebooks with the following columns: Class | Defining Characteristics (2–3) | How to Identify in Stellarium | Approximate Cosmic Age (when this class first appeared) | Example visible from Nairobi. They must complete all six rows. Pairs then join into groups of four to compare tables, resolve disagreements using the infographic as arbiter, and generate one 'Big Explanation Claim' statement per group: a sentence that begins 'The variety of objects we see in the Nairobi night sky exists because…' Groups share their claims aloud; teacher scribes key phrases on the board.</w:t>
-            </w:r>
-          </w:p>
-        </w:tc>
-        <w:tc>
-          <w:tcPr>
-            <w:tcW w:type="dxa" w:w="3040"/>
-            <w:shd w:fill="F2F2F2" w:color="auto" w:val="clear"/>
-            <w:tcMar>
-              <w:top w:type="dxa" w:w="60"/>
-              <w:left w:type="dxa" w:w="120"/>
-              <w:bottom w:type="dxa" w:w="60"/>
-              <w:right w:type="dxa" w:w="120"/>
-            </w:tcMar>
-            <w:vAlign w:val="top"/>
-          </w:tcPr>
-          <w:p>
-            <w:pPr>
-              <w:spacing w:after="40" w:before="0"/>
-              <w:jc w:val="left"/>
-            </w:pPr>
-            <w:r>
-              <w:rPr>
-                <w:rFonts w:ascii="Arial" w:cs="Arial" w:eastAsia="Arial" w:hAnsi="Arial"/>
-                <w:b w:val="false"/>
-                <w:bCs w:val="false"/>
-                <w:i w:val="false"/>
-                <w:iCs w:val="false"/>
-                <w:color w:val="000000"/>
-                <w:sz w:val="18"/>
-                <w:szCs w:val="18"/>
-              </w:rPr>
-              <w:t xml:space="preserve">Distribute the infographic and say: 'Your classification table is your EVIDENCE ORGANISER — it turns what you observed in Stellarium into a structured argument you can use to answer our driving question.' Give pairs 12 minutes for table construction. Circulate and use Socratic prompts: 'You wrote that a planet defines its own light — look again at column two of the infographic. What is the actual energy source for a planet?' / 'Your cosmic-age column says planets formed at the Big Bang — does the infographic support that? What year in cosmic history does it say?' [WAIT 10 seconds after each prompt.] At the group-of-four stage (8 minutes), say: 'Your Big Claim must mention BOTH what the objects are AND when they appeared. A claim that only describes without explaining the timeline is incomplete.' Cold-call FOUR groups to read their claims. After each, ask the class: 'Thumbs up if this claim would help us answer our driving question. Thumbs sideways if it is missing something. What is missing?' [WAIT 12 seconds.]</w:t>
-            </w:r>
-          </w:p>
-        </w:tc>
-        <w:tc>
-          <w:tcPr>
-            <w:tcW w:type="dxa" w:w="3040"/>
-            <w:shd w:fill="FFFFFF" w:color="auto" w:val="clear"/>
-            <w:tcMar>
-              <w:top w:type="dxa" w:w="60"/>
-              <w:left w:type="dxa" w:w="120"/>
-              <w:bottom w:type="dxa" w:w="60"/>
-              <w:right w:type="dxa" w:w="120"/>
-            </w:tcMar>
-            <w:vAlign w:val="top"/>
-          </w:tcPr>
-          <w:p>
-            <w:pPr>
-              <w:spacing w:after="40" w:before="0"/>
-              <w:jc w:val="left"/>
-            </w:pPr>
-            <w:r>
-              <w:rPr>
-                <w:rFonts w:ascii="Arial" w:cs="Arial" w:eastAsia="Arial" w:hAnsi="Arial"/>
-                <w:b w:val="false"/>
-                <w:bCs w:val="false"/>
-                <w:i w:val="false"/>
-                <w:iCs w:val="false"/>
-                <w:color w:val="000000"/>
-                <w:sz w:val="18"/>
-                <w:szCs w:val="18"/>
-              </w:rPr>
-              <w:t xml:space="preserve">Structured Classification Table with Claim Writing: The table provides a cognitive scaffold that forces learners to think across four dimensions simultaneously (characteristics, observability, timeline, local example). The transition from table to claim-writing is a disciplinary literacy move — it requires learners to synthesise descriptive information into an explanatory statement, mirroring how scientists move from data to argument. Scribing group claims on the board creates a shared 'claim wall' that will be refined in later lessons.</w:t>
-            </w:r>
-          </w:p>
-        </w:tc>
-        <w:tc>
-          <w:tcPr>
-            <w:tcW w:type="dxa" w:w="3040"/>
-            <w:shd w:fill="F2F2F2" w:color="auto" w:val="clear"/>
-            <w:tcMar>
-              <w:top w:type="dxa" w:w="60"/>
-              <w:left w:type="dxa" w:w="120"/>
-              <w:bottom w:type="dxa" w:w="60"/>
-              <w:right w:type="dxa" w:w="120"/>
-            </w:tcMar>
-            <w:vAlign w:val="top"/>
-          </w:tcPr>
-          <w:p>
-            <w:pPr>
-              <w:spacing w:after="40" w:before="0"/>
-              <w:jc w:val="left"/>
-            </w:pPr>
-            <w:r>
-              <w:rPr>
-                <w:rFonts w:ascii="Arial" w:cs="Arial" w:eastAsia="Arial" w:hAnsi="Arial"/>
-                <w:b w:val="false"/>
-                <w:bCs w:val="false"/>
-                <w:i w:val="false"/>
-                <w:iCs w:val="false"/>
-                <w:color w:val="000000"/>
-                <w:sz w:val="18"/>
-                <w:szCs w:val="18"/>
-              </w:rPr>
-              <w:t xml:space="preserve">Observable indicator: Each pair's table has all six rows completed with at least two characteristics per class AND a cosmic-age entry that is consistent with the Lesson 2 timeline (e.g., stars: ~200 million years after Big Bang; planets: ~9 billion years after Big Bang for our solar system). Teacher checks specifically that learners are NOT conflating 'age of the universe' with 'age of Earth/solar system.' Red flag: If groups' Big Claims are purely descriptive ('There are many types of objects'), prompt: 'Your claim describes WHAT is there. Our driving question asks HOW it came to exist — what word is missing from your sentence?'</w:t>
-            </w:r>
-          </w:p>
-        </w:tc>
-      </w:tr>
-      <w:tr>
-        <w:tc>
-          <w:tcPr>
-            <w:tcW w:type="dxa" w:w="1520"/>
-            <w:shd w:fill="FCE4D6" w:color="auto" w:val="clear"/>
-            <w:tcMar>
-              <w:top w:type="dxa" w:w="60"/>
-              <w:left w:type="dxa" w:w="120"/>
-              <w:bottom w:type="dxa" w:w="60"/>
-              <w:right w:type="dxa" w:w="120"/>
-            </w:tcMar>
-            <w:vAlign w:val="top"/>
-          </w:tcPr>
-          <w:p>
-            <w:pPr>
-              <w:spacing w:after="40" w:before="0"/>
-              <w:jc w:val="left"/>
-            </w:pPr>
-            <w:r>
-              <w:rPr>
-                <w:rFonts w:ascii="Arial" w:cs="Arial" w:eastAsia="Arial" w:hAnsi="Arial"/>
-                <w:b/>
-                <w:bCs/>
-                <w:i w:val="false"/>
-                <w:iCs w:val="false"/>
-                <w:color w:val="000000"/>
-                <w:sz w:val="18"/>
-                <w:szCs w:val="18"/>
-              </w:rPr>
-              <w:t xml:space="preserve">Driving Question Board (DQB) Creation</w:t>
-            </w:r>
-          </w:p>
-          <w:p>
-            <w:pPr>
-              <w:spacing w:after="20" w:before="0"/>
-            </w:pPr>
-            <w:r>
-              <w:rPr>
-                <w:rFonts w:ascii="Arial" w:cs="Arial" w:eastAsia="Arial" w:hAnsi="Arial"/>
-                <w:b/>
-                <w:bCs/>
-                <w:color w:val="1F3864"/>
-                <w:sz w:val="16"/>
-                <w:szCs w:val="16"/>
-              </w:rPr>
-              <w:t xml:space="preserve">📹 VIDEO:</w:t>
-            </w:r>
-          </w:p>
-          <w:p>
-            <w:pPr>
-              <w:spacing w:after="20" w:before="0"/>
-            </w:pPr>
-            <w:hyperlink w:history="1" r:id="rId3vcrf4qyxe5nllblxurn1">
-              <w:r>
-                <w:rPr>
-                  <w:rFonts w:ascii="Arial" w:cs="Arial" w:eastAsia="Arial" w:hAnsi="Arial"/>
-                  <w:color w:val="2E75B6"/>
-                  <w:sz w:val="16"/>
-                  <w:szCs w:val="16"/>
-                  <w:u w:val="single" w:color="2E75B6"/>
-                </w:rPr>
-                <w:t xml:space="preserve">Detectable civilizations in our galaxy 2</w:t>
-              </w:r>
-            </w:hyperlink>
-          </w:p>
-          <w:p>
-            <w:pPr>
-              <w:spacing w:after="10" w:before="0"/>
-              <w:ind w:left="120"/>
-            </w:pPr>
-            <w:r>
-              <w:rPr>
-                <w:rFonts w:ascii="Arial" w:cs="Arial" w:eastAsia="Arial" w:hAnsi="Arial"/>
-                <w:color w:val="595959"/>
-                <w:sz w:val="14"/>
-                <w:szCs w:val="14"/>
-              </w:rPr>
-              <w:t xml:space="preserve">Source: Khan Academy (English - US curriculum)</w:t>
-            </w:r>
-          </w:p>
-          <w:p>
-            <w:pPr>
-              <w:spacing w:after="10" w:before="0"/>
-              <w:ind w:left="120"/>
-            </w:pPr>
-            <w:hyperlink w:history="1" r:id="rIdzmke-6z0abefo67ryg6r_">
-              <w:r>
-                <w:rPr>
-                  <w:rFonts w:ascii="Arial" w:cs="Arial" w:eastAsia="Arial" w:hAnsi="Arial"/>
-                  <w:color w:val="595959"/>
-                  <w:sz w:val="14"/>
-                  <w:szCs w:val="14"/>
-                  <w:u w:val="single" w:color="595959"/>
-                </w:rPr>
-                <w:t xml:space="preserve">🔍 Search ARES for similar videos</w:t>
-              </w:r>
-            </w:hyperlink>
-          </w:p>
-          <w:p>
-            <w:pPr>
-              <w:spacing w:after="40" w:before="0"/>
-            </w:pPr>
-            <w:r>
-              <w:rPr>
-                <w:sz w:val="14"/>
-                <w:szCs w:val="14"/>
-              </w:rPr>
-              <w:t xml:space="preserve"/>
-            </w:r>
-          </w:p>
-          <w:p>
-            <w:pPr>
-              <w:spacing w:after="20" w:before="0"/>
-            </w:pPr>
-            <w:r>
-              <w:rPr>
-                <w:rFonts w:ascii="Arial" w:cs="Arial" w:eastAsia="Arial" w:hAnsi="Arial"/>
-                <w:b/>
-                <w:bCs/>
-                <w:color w:val="1F3864"/>
-                <w:sz w:val="16"/>
-                <w:szCs w:val="16"/>
-              </w:rPr>
-              <w:t xml:space="preserve">📖 H5P:</w:t>
-            </w:r>
-          </w:p>
-          <w:p>
-            <w:pPr>
-              <w:spacing w:after="20" w:before="0"/>
-            </w:pPr>
-            <w:hyperlink w:history="1" r:id="rIdlpsef5axtfwatqashw5st">
-              <w:r>
-                <w:rPr>
-                  <w:rFonts w:ascii="Arial" w:cs="Arial" w:eastAsia="Arial" w:hAnsi="Arial"/>
-                  <w:color w:val="2E75B6"/>
-                  <w:sz w:val="16"/>
-                  <w:szCs w:val="16"/>
-                  <w:u w:val="single" w:color="2E75B6"/>
-                </w:rPr>
-                <w:t xml:space="preserve">MacGaiver the Galatic Taxi Driver</w:t>
-              </w:r>
-            </w:hyperlink>
-          </w:p>
-          <w:p>
-            <w:pPr>
-              <w:spacing w:after="10" w:before="0"/>
-              <w:ind w:left="120"/>
-            </w:pPr>
-            <w:r>
-              <w:rPr>
-                <w:rFonts w:ascii="Arial" w:cs="Arial" w:eastAsia="Arial" w:hAnsi="Arial"/>
-                <w:color w:val="595959"/>
-                <w:sz w:val="14"/>
-                <w:szCs w:val="14"/>
-              </w:rPr>
-              <w:t xml:space="preserve">Source: Global Digital Library - Book Catalog</w:t>
-            </w:r>
-          </w:p>
-          <w:p>
-            <w:pPr>
-              <w:spacing w:after="10" w:before="0"/>
-              <w:ind w:left="120"/>
-            </w:pPr>
-            <w:hyperlink w:history="1" r:id="rIddq7kqyahxdmjiuhzhgmt2">
-              <w:r>
-                <w:rPr>
-                  <w:rFonts w:ascii="Arial" w:cs="Arial" w:eastAsia="Arial" w:hAnsi="Arial"/>
-                  <w:color w:val="595959"/>
-                  <w:sz w:val="14"/>
-                  <w:szCs w:val="14"/>
-                  <w:u w:val="single" w:color="595959"/>
-                </w:rPr>
-                <w:t xml:space="preserve">🔍 Search ARES for similar readings</w:t>
-              </w:r>
-            </w:hyperlink>
-          </w:p>
-        </w:tc>
-        <w:tc>
-          <w:tcPr>
-            <w:tcW w:type="dxa" w:w="3040"/>
-            <w:shd w:fill="FFFFFF" w:color="auto" w:val="clear"/>
-            <w:tcMar>
-              <w:top w:type="dxa" w:w="60"/>
-              <w:left w:type="dxa" w:w="120"/>
-              <w:bottom w:type="dxa" w:w="60"/>
-              <w:right w:type="dxa" w:w="120"/>
-            </w:tcMar>
-            <w:vAlign w:val="top"/>
-          </w:tcPr>
-          <w:p>
-            <w:pPr>
-              <w:spacing w:after="40" w:before="0"/>
-              <w:jc w:val="left"/>
-            </w:pPr>
-            <w:r>
-              <w:rPr>
-                <w:rFonts w:ascii="Arial" w:cs="Arial" w:eastAsia="Arial" w:hAnsi="Arial"/>
-                <w:b w:val="false"/>
-                <w:bCs w:val="false"/>
-                <w:i w:val="false"/>
-                <w:iCs w:val="false"/>
-                <w:color w:val="000000"/>
-                <w:sz w:val="18"/>
-                <w:szCs w:val="18"/>
-              </w:rPr>
-              <w:t xml:space="preserve">Each learner receives two sticky notes (or types into the class DQB digital board). On the FIRST sticky note, they write one piece of NEW EVIDENCE from today's lesson that helps answer the driving question: 'How did everything we see in the night sky above Nairobi come to exist…?' — starting their note with 'We now know that…' On the SECOND sticky note, they write one NEW QUESTION that today's classification activity has raised for them — a question they did NOT have before this lesson. Learners post both notes on the class DQB (physical or digital), grouping their new-question notes into emerging theme clusters: 'Questions about Stars,' 'Questions about Planets,' 'Questions about Galaxies,' 'Questions about How We Know.' The class spends 5 minutes doing a gallery walk of the new questions, placing a dot sticker next to any question they also want answered. The top three dot-voted questions are circled by the teacher and labelled 'Lessons 4–6 targets.'</w:t>
-            </w:r>
-          </w:p>
-        </w:tc>
-        <w:tc>
-          <w:tcPr>
-            <w:tcW w:type="dxa" w:w="3040"/>
-            <w:shd w:fill="F2F2F2" w:color="auto" w:val="clear"/>
-            <w:tcMar>
-              <w:top w:type="dxa" w:w="60"/>
-              <w:left w:type="dxa" w:w="120"/>
-              <w:bottom w:type="dxa" w:w="60"/>
-              <w:right w:type="dxa" w:w="120"/>
-            </w:tcMar>
-            <w:vAlign w:val="top"/>
-          </w:tcPr>
-          <w:p>
-            <w:pPr>
-              <w:spacing w:after="40" w:before="0"/>
-              <w:jc w:val="left"/>
-            </w:pPr>
-            <w:r>
-              <w:rPr>
-                <w:rFonts w:ascii="Arial" w:cs="Arial" w:eastAsia="Arial" w:hAnsi="Arial"/>
-                <w:b w:val="false"/>
-                <w:bCs w:val="false"/>
-                <w:i w:val="false"/>
-                <w:iCs w:val="false"/>
-                <w:color w:val="000000"/>
-                <w:sz w:val="18"/>
-                <w:szCs w:val="18"/>
-              </w:rPr>
-              <w:t xml:space="preserve">Say: 'Every lesson in this unit, we update our Driving Question Board. The DQB is our collective brain — it tracks what we know and what we still need to find out. Today you have classified the objects in our phenomenon sky. That is new knowledge. And new knowledge always raises new questions.' Hand out sticky notes. Give 4 minutes of individual silent writing. Circulate and prompt learners who are stuck: 'Look at your classification table — is there a class of object whose cosmic-age surprised you? That surprise is a new question.' After posting, facilitate the gallery walk with the instruction: 'Read silently. Dot-vote for questions that YOU also want answered and that you think will help us crack our driving question.' After voting, announce the top three questions: 'These three questions will guide our next three lessons. Write them at the top of your notebook page for Lesson 4.' Explicitly connect to the storyline: 'We started with a student standing on the shores of Lake Victoria seeing a sky full of lights. Today we gave those lights their names and their cosmic birthdays. But knowing WHAT they are is not the same as knowing HOW they got there or HOW WE KNOW. That is where we go next.'</w:t>
-            </w:r>
-          </w:p>
-        </w:tc>
-        <w:tc>
-          <w:tcPr>
-            <w:tcW w:type="dxa" w:w="3040"/>
-            <w:shd w:fill="FFFFFF" w:color="auto" w:val="clear"/>
-            <w:tcMar>
-              <w:top w:type="dxa" w:w="60"/>
-              <w:left w:type="dxa" w:w="120"/>
-              <w:bottom w:type="dxa" w:w="60"/>
-              <w:right w:type="dxa" w:w="120"/>
-            </w:tcMar>
-            <w:vAlign w:val="top"/>
-          </w:tcPr>
-          <w:p>
-            <w:pPr>
-              <w:spacing w:after="40" w:before="0"/>
-              <w:jc w:val="left"/>
-            </w:pPr>
-            <w:r>
-              <w:rPr>
-                <w:rFonts w:ascii="Arial" w:cs="Arial" w:eastAsia="Arial" w:hAnsi="Arial"/>
-                <w:b w:val="false"/>
-                <w:bCs w:val="false"/>
-                <w:i w:val="false"/>
-                <w:iCs w:val="false"/>
-                <w:color w:val="000000"/>
-                <w:sz w:val="18"/>
-                <w:szCs w:val="18"/>
-              </w:rPr>
-              <w:t xml:space="preserve">Public Question Tracking with Dot Voting: The DQB is a living sensemaking artefact — it externalises and democratises the class's epistemic state, making the gap between current knowledge and the driving question visible and motivating. Dot voting adds metacognitive value: learners must evaluate which questions are most scientifically productive, not just most interesting, developing the NGSS practice of Asking Questions and Defining Problems.</w:t>
-            </w:r>
-          </w:p>
-        </w:tc>
-        <w:tc>
-          <w:tcPr>
-            <w:tcW w:type="dxa" w:w="3040"/>
-            <w:shd w:fill="F2F2F2" w:color="auto" w:val="clear"/>
-            <w:tcMar>
-              <w:top w:type="dxa" w:w="60"/>
-              <w:left w:type="dxa" w:w="120"/>
-              <w:bottom w:type="dxa" w:w="60"/>
-              <w:right w:type="dxa" w:w="120"/>
-            </w:tcMar>
-            <w:vAlign w:val="top"/>
-          </w:tcPr>
-          <w:p>
-            <w:pPr>
-              <w:spacing w:after="40" w:before="0"/>
-              <w:jc w:val="left"/>
-            </w:pPr>
-            <w:r>
-              <w:rPr>
-                <w:rFonts w:ascii="Arial" w:cs="Arial" w:eastAsia="Arial" w:hAnsi="Arial"/>
-                <w:b w:val="false"/>
-                <w:bCs w:val="false"/>
-                <w:i w:val="false"/>
-                <w:iCs w:val="false"/>
-                <w:color w:val="000000"/>
-                <w:sz w:val="18"/>
-                <w:szCs w:val="18"/>
-              </w:rPr>
-              <w:t xml:space="preserve">Observable indicator: Every learner has posted one 'We now know…' evidence note and one new question note. Teacher reads 'We now know…' notes to check that stated knowledge is accurate and lesson-derived (not recycled prior knowledge). Red flag: If evidence notes are vague ('We now know there are stars and planets'), the teacher pulls two or three examples and reads them aloud asking: 'Is this specific enough to help us answer the driving question? What detail could we add to make this more powerful as evidence?' New-question notes are also screened for testability — questions like 'Why does God make stars?' are acknowledged respectfully and redirected: 'That is a philosophical question — can anyone help us turn it into a scientific question we could investigate?'</w:t>
-            </w:r>
-          </w:p>
-        </w:tc>
-      </w:tr>
-      <w:tr>
-        <w:tc>
-          <w:tcPr>
-            <w:tcW w:type="dxa" w:w="1520"/>
-            <w:shd w:fill="D5E8F0" w:color="auto" w:val="clear"/>
-            <w:tcMar>
-              <w:top w:type="dxa" w:w="60"/>
-              <w:left w:type="dxa" w:w="120"/>
-              <w:bottom w:type="dxa" w:w="60"/>
-              <w:right w:type="dxa" w:w="120"/>
-            </w:tcMar>
-            <w:vAlign w:val="top"/>
-          </w:tcPr>
-          <w:p>
-            <w:pPr>
-              <w:spacing w:after="40" w:before="0"/>
-              <w:jc w:val="left"/>
-            </w:pPr>
-            <w:r>
-              <w:rPr>
-                <w:rFonts w:ascii="Arial" w:cs="Arial" w:eastAsia="Arial" w:hAnsi="Arial"/>
-                <w:b/>
-                <w:bCs/>
-                <w:i w:val="false"/>
-                <w:iCs w:val="false"/>
-                <w:color w:val="000000"/>
-                <w:sz w:val="18"/>
-                <w:szCs w:val="18"/>
-              </w:rPr>
-              <w:t xml:space="preserve">Model Building Phase</w:t>
-            </w:r>
-          </w:p>
-          <w:p>
-            <w:pPr>
-              <w:spacing w:after="20" w:before="0"/>
-            </w:pPr>
-            <w:r>
-              <w:rPr>
-                <w:rFonts w:ascii="Arial" w:cs="Arial" w:eastAsia="Arial" w:hAnsi="Arial"/>
-                <w:b/>
-                <w:bCs/>
-                <w:color w:val="1F3864"/>
-                <w:sz w:val="16"/>
-                <w:szCs w:val="16"/>
-              </w:rPr>
-              <w:t xml:space="preserve">📹 VIDEO:</w:t>
-            </w:r>
-          </w:p>
-          <w:p>
-            <w:pPr>
-              <w:spacing w:after="20" w:before="0"/>
-            </w:pPr>
-            <w:hyperlink w:history="1" r:id="rId9b6ol73pegkjwg1vpoeye">
-              <w:r>
-                <w:rPr>
-                  <w:rFonts w:ascii="Arial" w:cs="Arial" w:eastAsia="Arial" w:hAnsi="Arial"/>
-                  <w:color w:val="2E75B6"/>
-                  <w:sz w:val="16"/>
-                  <w:szCs w:val="16"/>
-                  <w:u w:val="single" w:color="2E75B6"/>
-                </w:rPr>
-                <w:t xml:space="preserve">Earth formation</w:t>
-              </w:r>
-            </w:hyperlink>
-          </w:p>
-          <w:p>
-            <w:pPr>
-              <w:spacing w:after="10" w:before="0"/>
-              <w:ind w:left="120"/>
-            </w:pPr>
-            <w:r>
-              <w:rPr>
-                <w:rFonts w:ascii="Arial" w:cs="Arial" w:eastAsia="Arial" w:hAnsi="Arial"/>
-                <w:color w:val="595959"/>
-                <w:sz w:val="14"/>
-                <w:szCs w:val="14"/>
-              </w:rPr>
-              <w:t xml:space="preserve">Source: Khan Academy (English - US curriculum)</w:t>
-            </w:r>
-          </w:p>
-          <w:p>
-            <w:pPr>
-              <w:spacing w:after="10" w:before="0"/>
-              <w:ind w:left="120"/>
-            </w:pPr>
-            <w:hyperlink w:history="1" r:id="rIde9ufrfteygjnqfldwv47o">
-              <w:r>
-                <w:rPr>
-                  <w:rFonts w:ascii="Arial" w:cs="Arial" w:eastAsia="Arial" w:hAnsi="Arial"/>
-                  <w:color w:val="595959"/>
-                  <w:sz w:val="14"/>
-                  <w:szCs w:val="14"/>
-                  <w:u w:val="single" w:color="595959"/>
-                </w:rPr>
-                <w:t xml:space="preserve">🔍 Search ARES for similar videos</w:t>
-              </w:r>
-            </w:hyperlink>
-          </w:p>
-          <w:p>
-            <w:pPr>
-              <w:spacing w:after="40" w:before="0"/>
-            </w:pPr>
-            <w:r>
-              <w:rPr>
-                <w:sz w:val="14"/>
-                <w:szCs w:val="14"/>
-              </w:rPr>
-              <w:t xml:space="preserve"/>
-            </w:r>
-          </w:p>
-          <w:p>
-            <w:pPr>
-              <w:spacing w:after="20" w:before="0"/>
-            </w:pPr>
-            <w:r>
-              <w:rPr>
-                <w:rFonts w:ascii="Arial" w:cs="Arial" w:eastAsia="Arial" w:hAnsi="Arial"/>
-                <w:b/>
-                <w:bCs/>
-                <w:color w:val="1F3864"/>
-                <w:sz w:val="16"/>
-                <w:szCs w:val="16"/>
-              </w:rPr>
-              <w:t xml:space="preserve">📖 EXERCISE:</w:t>
-            </w:r>
-          </w:p>
-          <w:p>
-            <w:pPr>
-              <w:spacing w:after="20" w:before="0"/>
-            </w:pPr>
-            <w:hyperlink w:history="1" r:id="rIdea6a-rht22m5x2dn8iu4v">
-              <w:r>
-                <w:rPr>
-                  <w:rFonts w:ascii="Arial" w:cs="Arial" w:eastAsia="Arial" w:hAnsi="Arial"/>
-                  <w:color w:val="2E75B6"/>
-                  <w:sz w:val="16"/>
-                  <w:szCs w:val="16"/>
-                  <w:u w:val="single" w:color="2E75B6"/>
-                </w:rPr>
-                <w:t xml:space="preserve">Star Classification Practice</w:t>
-              </w:r>
-            </w:hyperlink>
-          </w:p>
-          <w:p>
-            <w:pPr>
-              <w:spacing w:after="10" w:before="0"/>
-              <w:ind w:left="120"/>
-            </w:pPr>
-            <w:r>
-              <w:rPr>
-                <w:rFonts w:ascii="Arial" w:cs="Arial" w:eastAsia="Arial" w:hAnsi="Arial"/>
-                <w:color w:val="595959"/>
-                <w:sz w:val="14"/>
-                <w:szCs w:val="14"/>
-              </w:rPr>
-              <w:t xml:space="preserve">Source: CK-12</w:t>
-            </w:r>
-          </w:p>
-          <w:p>
-            <w:pPr>
-              <w:spacing w:after="10" w:before="0"/>
-              <w:ind w:left="120"/>
-            </w:pPr>
-            <w:hyperlink w:history="1" r:id="rIdsb6b8hjoc28tbkwfhhka3">
+            <w:hyperlink w:history="1" r:id="rIdj8s8c7iesykpledgvlfce">
               <w:r>
                 <w:rPr>
                   <w:rFonts w:ascii="Arial" w:cs="Arial" w:eastAsia="Arial" w:hAnsi="Arial"/>
@@ -12149,7 +12149,7 @@
             <w:pPr>
               <w:spacing w:after="20" w:before="0"/>
             </w:pPr>
-            <w:hyperlink w:history="1" r:id="rIdtj-cenfsow3a8_0rpca3t">
+            <w:hyperlink w:history="1" r:id="rIdrj9nrqc_qofggzk1zblav">
               <w:r>
                 <w:rPr>
                   <w:rFonts w:ascii="Arial" w:cs="Arial" w:eastAsia="Arial" w:hAnsi="Arial"/>
@@ -12182,7 +12182,7 @@
               <w:spacing w:after="10" w:before="0"/>
               <w:ind w:left="120"/>
             </w:pPr>
-            <w:hyperlink w:history="1" r:id="rIdlt3yjhazduwlufut1bh82">
+            <w:hyperlink w:history="1" r:id="rId8ahdangpqhij-ufyubpbd">
               <w:r>
                 <w:rPr>
                   <w:rFonts w:ascii="Arial" w:cs="Arial" w:eastAsia="Arial" w:hAnsi="Arial"/>
@@ -12227,7 +12227,7 @@
             <w:pPr>
               <w:spacing w:after="20" w:before="0"/>
             </w:pPr>
-            <w:hyperlink w:history="1" r:id="rIdldmusyfcbaqetc1rjrmlk">
+            <w:hyperlink w:history="1" r:id="rIdvp0ffn-njtwr3kuzkmtxz">
               <w:r>
                 <w:rPr>
                   <w:rFonts w:ascii="Arial" w:cs="Arial" w:eastAsia="Arial" w:hAnsi="Arial"/>
@@ -12260,7 +12260,7 @@
               <w:spacing w:after="10" w:before="0"/>
               <w:ind w:left="120"/>
             </w:pPr>
-            <w:hyperlink w:history="1" r:id="rIddbrr2_uwzg2-5wi_m70gr">
+            <w:hyperlink w:history="1" r:id="rId0hqfg4earwp0r4omqgppo">
               <w:r>
                 <w:rPr>
                   <w:rFonts w:ascii="Arial" w:cs="Arial" w:eastAsia="Arial" w:hAnsi="Arial"/>
@@ -12455,7 +12455,7 @@
             <w:pPr>
               <w:spacing w:after="20" w:before="0"/>
             </w:pPr>
-            <w:hyperlink w:history="1" r:id="rIdc5zfvgierknbkggyuvjdk">
+            <w:hyperlink w:history="1" r:id="rIdf-sx_6pvkgs26ytj0dhgr">
               <w:r>
                 <w:rPr>
                   <w:rFonts w:ascii="Arial" w:cs="Arial" w:eastAsia="Arial" w:hAnsi="Arial"/>
@@ -12488,7 +12488,7 @@
               <w:spacing w:after="10" w:before="0"/>
               <w:ind w:left="120"/>
             </w:pPr>
-            <w:hyperlink w:history="1" r:id="rIdiye3rz7sj7_dmiqqu2kfd">
+            <w:hyperlink w:history="1" r:id="rIdsqxl0lfyk2ub2smkiqihp">
               <w:r>
                 <w:rPr>
                   <w:rFonts w:ascii="Arial" w:cs="Arial" w:eastAsia="Arial" w:hAnsi="Arial"/>
@@ -12533,7 +12533,7 @@
             <w:pPr>
               <w:spacing w:after="20" w:before="0"/>
             </w:pPr>
-            <w:hyperlink w:history="1" r:id="rIduda8y2o_fepdytkruup4b">
+            <w:hyperlink w:history="1" r:id="rIdom2ftso273tphpdbqlvst">
               <w:r>
                 <w:rPr>
                   <w:rFonts w:ascii="Arial" w:cs="Arial" w:eastAsia="Arial" w:hAnsi="Arial"/>
@@ -12566,7 +12566,7 @@
               <w:spacing w:after="10" w:before="0"/>
               <w:ind w:left="120"/>
             </w:pPr>
-            <w:hyperlink w:history="1" r:id="rIdpo0hr-ucgxeojyoyg8cdz">
+            <w:hyperlink w:history="1" r:id="rIdpwqx-0d9m06koxrmzemuu">
               <w:r>
                 <w:rPr>
                   <w:rFonts w:ascii="Arial" w:cs="Arial" w:eastAsia="Arial" w:hAnsi="Arial"/>
@@ -12761,7 +12761,7 @@
             <w:pPr>
               <w:spacing w:after="20" w:before="0"/>
             </w:pPr>
-            <w:hyperlink w:history="1" r:id="rIdxqmlgxo3bvr49jbyjslpj">
+            <w:hyperlink w:history="1" r:id="rIda7g0eftdux9-cfcuek220">
               <w:r>
                 <w:rPr>
                   <w:rFonts w:ascii="Arial" w:cs="Arial" w:eastAsia="Arial" w:hAnsi="Arial"/>
@@ -12794,7 +12794,7 @@
               <w:spacing w:after="10" w:before="0"/>
               <w:ind w:left="120"/>
             </w:pPr>
-            <w:hyperlink w:history="1" r:id="rIdka7ld07dqwa1dezsirwgu">
+            <w:hyperlink w:history="1" r:id="rIdwqmobm0-wb2vvdqarsblf">
               <w:r>
                 <w:rPr>
                   <w:rFonts w:ascii="Arial" w:cs="Arial" w:eastAsia="Arial" w:hAnsi="Arial"/>
@@ -12839,7 +12839,7 @@
             <w:pPr>
               <w:spacing w:after="20" w:before="0"/>
             </w:pPr>
-            <w:hyperlink w:history="1" r:id="rIdazy6jcpqsymbggq-hblgs">
+            <w:hyperlink w:history="1" r:id="rIdxv4mv9o2yhk72fihhoxgo">
               <w:r>
                 <w:rPr>
                   <w:rFonts w:ascii="Arial" w:cs="Arial" w:eastAsia="Arial" w:hAnsi="Arial"/>
@@ -12872,7 +12872,7 @@
               <w:spacing w:after="10" w:before="0"/>
               <w:ind w:left="120"/>
             </w:pPr>
-            <w:hyperlink w:history="1" r:id="rIdz9crma-xnq6lg0fi9neui">
+            <w:hyperlink w:history="1" r:id="rId3jff-_8ofh-ekfgutbhia">
               <w:r>
                 <w:rPr>
                   <w:rFonts w:ascii="Arial" w:cs="Arial" w:eastAsia="Arial" w:hAnsi="Arial"/>
@@ -13067,7 +13067,7 @@
             <w:pPr>
               <w:spacing w:after="20" w:before="0"/>
             </w:pPr>
-            <w:hyperlink w:history="1" r:id="rId5slhaq_y2yxabfqqcmima">
+            <w:hyperlink w:history="1" r:id="rIdxdsqzy9bjcbw8pweo-wgt">
               <w:r>
                 <w:rPr>
                   <w:rFonts w:ascii="Arial" w:cs="Arial" w:eastAsia="Arial" w:hAnsi="Arial"/>
@@ -13100,7 +13100,7 @@
               <w:spacing w:after="10" w:before="0"/>
               <w:ind w:left="120"/>
             </w:pPr>
-            <w:hyperlink w:history="1" r:id="rIduyx_wikvy6rggj-52ulhe">
+            <w:hyperlink w:history="1" r:id="rIdbs0hc3op0x8r1ra6ddvxk">
               <w:r>
                 <w:rPr>
                   <w:rFonts w:ascii="Arial" w:cs="Arial" w:eastAsia="Arial" w:hAnsi="Arial"/>
@@ -13145,7 +13145,7 @@
             <w:pPr>
               <w:spacing w:after="20" w:before="0"/>
             </w:pPr>
-            <w:hyperlink w:history="1" r:id="rIddyxx4mrbvdtidpwlkfjg-">
+            <w:hyperlink w:history="1" r:id="rIdhtg94mnxu9sabs_7kyntz">
               <w:r>
                 <w:rPr>
                   <w:rFonts w:ascii="Arial" w:cs="Arial" w:eastAsia="Arial" w:hAnsi="Arial"/>
@@ -13178,7 +13178,7 @@
               <w:spacing w:after="10" w:before="0"/>
               <w:ind w:left="120"/>
             </w:pPr>
-            <w:hyperlink w:history="1" r:id="rIdbexva0miqb7i2lexkx5dw">
+            <w:hyperlink w:history="1" r:id="rId1i0ctgypfp60lhrspnh7q">
               <w:r>
                 <w:rPr>
                   <w:rFonts w:ascii="Arial" w:cs="Arial" w:eastAsia="Arial" w:hAnsi="Arial"/>
@@ -13373,7 +13373,7 @@
             <w:pPr>
               <w:spacing w:after="20" w:before="0"/>
             </w:pPr>
-            <w:hyperlink w:history="1" r:id="rIdc_tasxiem455cm51n3gcs">
+            <w:hyperlink w:history="1" r:id="rIdjk6pjh8bmzvgh72rio3sw">
               <w:r>
                 <w:rPr>
                   <w:rFonts w:ascii="Arial" w:cs="Arial" w:eastAsia="Arial" w:hAnsi="Arial"/>
@@ -13406,7 +13406,7 @@
               <w:spacing w:after="10" w:before="0"/>
               <w:ind w:left="120"/>
             </w:pPr>
-            <w:hyperlink w:history="1" r:id="rIdxdwld9dqxc9ahfj2ixeri">
+            <w:hyperlink w:history="1" r:id="rIdzsdljflezxoyp2yiatjp0">
               <w:r>
                 <w:rPr>
                   <w:rFonts w:ascii="Arial" w:cs="Arial" w:eastAsia="Arial" w:hAnsi="Arial"/>
@@ -13451,7 +13451,7 @@
             <w:pPr>
               <w:spacing w:after="20" w:before="0"/>
             </w:pPr>
-            <w:hyperlink w:history="1" r:id="rId1gnnnrqtt1ibhgto5yqcd">
+            <w:hyperlink w:history="1" r:id="rIdigewsleal-ovztf7fjg9x">
               <w:r>
                 <w:rPr>
                   <w:rFonts w:ascii="Arial" w:cs="Arial" w:eastAsia="Arial" w:hAnsi="Arial"/>
@@ -13484,7 +13484,7 @@
               <w:spacing w:after="10" w:before="0"/>
               <w:ind w:left="120"/>
             </w:pPr>
-            <w:hyperlink w:history="1" r:id="rIdgwuz5xqjda5kgobn0a2mf">
+            <w:hyperlink w:history="1" r:id="rIddqo2wukgs7qgbn6wdknml">
               <w:r>
                 <w:rPr>
                   <w:rFonts w:ascii="Arial" w:cs="Arial" w:eastAsia="Arial" w:hAnsi="Arial"/>
@@ -14988,7 +14988,7 @@
               <w:spacing w:after="10" w:before="0"/>
               <w:ind w:left="120"/>
             </w:pPr>
-            <w:hyperlink w:history="1" r:id="rIdm3vywsz-ltlk8czv5zcog">
+            <w:hyperlink w:history="1" r:id="rIdi735vdmj5k4yiomai-pqs">
               <w:r>
                 <w:rPr>
                   <w:rFonts w:ascii="Arial" w:cs="Arial" w:eastAsia="Arial" w:hAnsi="Arial"/>
@@ -15048,7 +15048,7 @@
             <w:pPr>
               <w:spacing w:after="20" w:before="0"/>
             </w:pPr>
-            <w:hyperlink w:history="1" r:id="rIdndkunaofl0hy-jztjwg7j">
+            <w:hyperlink w:history="1" r:id="rIdxwa0trn64lx86tmsjesat">
               <w:r>
                 <w:rPr>
                   <w:rFonts w:ascii="Arial" w:cs="Arial" w:eastAsia="Arial" w:hAnsi="Arial"/>
@@ -15081,7 +15081,7 @@
               <w:spacing w:after="10" w:before="0"/>
               <w:ind w:left="120"/>
             </w:pPr>
-            <w:hyperlink w:history="1" r:id="rIdswik-6ymp-irzqyqka14u">
+            <w:hyperlink w:history="1" r:id="rIdwtoe3dzhymilfr9sfvm6c">
               <w:r>
                 <w:rPr>
                   <w:rFonts w:ascii="Arial" w:cs="Arial" w:eastAsia="Arial" w:hAnsi="Arial"/>
@@ -15293,7 +15293,7 @@
               <w:spacing w:after="10" w:before="0"/>
               <w:ind w:left="120"/>
             </w:pPr>
-            <w:hyperlink w:history="1" r:id="rIdxxq9tledev8y0cv4m6i4e">
+            <w:hyperlink w:history="1" r:id="rIdlkwbawx3wqjvvtvbanexe">
               <w:r>
                 <w:rPr>
                   <w:rFonts w:ascii="Arial" w:cs="Arial" w:eastAsia="Arial" w:hAnsi="Arial"/>
@@ -15353,7 +15353,7 @@
             <w:pPr>
               <w:spacing w:after="20" w:before="0"/>
             </w:pPr>
-            <w:hyperlink w:history="1" r:id="rIdbyzet32cpm4hgblwsnpxt">
+            <w:hyperlink w:history="1" r:id="rId8q8arkuqjcd_cnt27umef">
               <w:r>
                 <w:rPr>
                   <w:rFonts w:ascii="Arial" w:cs="Arial" w:eastAsia="Arial" w:hAnsi="Arial"/>
@@ -15386,7 +15386,7 @@
               <w:spacing w:after="10" w:before="0"/>
               <w:ind w:left="120"/>
             </w:pPr>
-            <w:hyperlink w:history="1" r:id="rIdebwlknovnu-89fhy6pkoc">
+            <w:hyperlink w:history="1" r:id="rIdq5ekdxijellp1kuuply2w">
               <w:r>
                 <w:rPr>
                   <w:rFonts w:ascii="Arial" w:cs="Arial" w:eastAsia="Arial" w:hAnsi="Arial"/>
@@ -15598,7 +15598,7 @@
               <w:spacing w:after="10" w:before="0"/>
               <w:ind w:left="120"/>
             </w:pPr>
-            <w:hyperlink w:history="1" r:id="rIdvajh870htay-7xo0el-l0">
+            <w:hyperlink w:history="1" r:id="rId80fyr4mjynp5dgxxlfdov">
               <w:r>
                 <w:rPr>
                   <w:rFonts w:ascii="Arial" w:cs="Arial" w:eastAsia="Arial" w:hAnsi="Arial"/>
@@ -15658,7 +15658,7 @@
             <w:pPr>
               <w:spacing w:after="20" w:before="0"/>
             </w:pPr>
-            <w:hyperlink w:history="1" r:id="rIdhv1ihflec1bkqatchotls">
+            <w:hyperlink w:history="1" r:id="rIdsfh9xkhi22a2rj3xtu7ob">
               <w:r>
                 <w:rPr>
                   <w:rFonts w:ascii="Arial" w:cs="Arial" w:eastAsia="Arial" w:hAnsi="Arial"/>
@@ -15691,7 +15691,7 @@
               <w:spacing w:after="10" w:before="0"/>
               <w:ind w:left="120"/>
             </w:pPr>
-            <w:hyperlink w:history="1" r:id="rId4138zza4ey12yvmjbbkoc">
+            <w:hyperlink w:history="1" r:id="rIds_pq4z1jbad_x4-mvdpr5">
               <w:r>
                 <w:rPr>
                   <w:rFonts w:ascii="Arial" w:cs="Arial" w:eastAsia="Arial" w:hAnsi="Arial"/>
@@ -15903,7 +15903,7 @@
               <w:spacing w:after="10" w:before="0"/>
               <w:ind w:left="120"/>
             </w:pPr>
-            <w:hyperlink w:history="1" r:id="rIdpeolvmcw-ihtbaexlbst-">
+            <w:hyperlink w:history="1" r:id="rIdfxvimdsj_rxlnuti0jujk">
               <w:r>
                 <w:rPr>
                   <w:rFonts w:ascii="Arial" w:cs="Arial" w:eastAsia="Arial" w:hAnsi="Arial"/>
@@ -15963,7 +15963,7 @@
             <w:pPr>
               <w:spacing w:after="20" w:before="0"/>
             </w:pPr>
-            <w:hyperlink w:history="1" r:id="rIdhciev8ilm3ornh1612cp0">
+            <w:hyperlink w:history="1" r:id="rIdufibg5r_e6y-x4gzit708">
               <w:r>
                 <w:rPr>
                   <w:rFonts w:ascii="Arial" w:cs="Arial" w:eastAsia="Arial" w:hAnsi="Arial"/>
@@ -15996,7 +15996,7 @@
               <w:spacing w:after="10" w:before="0"/>
               <w:ind w:left="120"/>
             </w:pPr>
-            <w:hyperlink w:history="1" r:id="rIdfhlvgfgjfpbxbu6h4zozj">
+            <w:hyperlink w:history="1" r:id="rId7n2arg8uqsuf9bp_ctmwf">
               <w:r>
                 <w:rPr>
                   <w:rFonts w:ascii="Arial" w:cs="Arial" w:eastAsia="Arial" w:hAnsi="Arial"/>
@@ -16208,7 +16208,7 @@
               <w:spacing w:after="10" w:before="0"/>
               <w:ind w:left="120"/>
             </w:pPr>
-            <w:hyperlink w:history="1" r:id="rIdb81hvvxvows1q8vqmab-s">
+            <w:hyperlink w:history="1" r:id="rId1x7yuio9oh5zgiwpzwqpa">
               <w:r>
                 <w:rPr>
                   <w:rFonts w:ascii="Arial" w:cs="Arial" w:eastAsia="Arial" w:hAnsi="Arial"/>
@@ -16268,7 +16268,7 @@
             <w:pPr>
               <w:spacing w:after="20" w:before="0"/>
             </w:pPr>
-            <w:hyperlink w:history="1" r:id="rId0kco95_e8m6drsclyhzwz">
+            <w:hyperlink w:history="1" r:id="rId1owqulasy3jqq0llrnfak">
               <w:r>
                 <w:rPr>
                   <w:rFonts w:ascii="Arial" w:cs="Arial" w:eastAsia="Arial" w:hAnsi="Arial"/>
@@ -16301,7 +16301,7 @@
               <w:spacing w:after="10" w:before="0"/>
               <w:ind w:left="120"/>
             </w:pPr>
-            <w:hyperlink w:history="1" r:id="rIdzc81wqitn_acn5fxmqpk4">
+            <w:hyperlink w:history="1" r:id="rIdmmyuqztujhlqgcl6xga-6">
               <w:r>
                 <w:rPr>
                   <w:rFonts w:ascii="Arial" w:cs="Arial" w:eastAsia="Arial" w:hAnsi="Arial"/>
@@ -17788,7 +17788,7 @@
             <w:pPr>
               <w:spacing w:after="20" w:before="0"/>
             </w:pPr>
-            <w:hyperlink w:history="1" r:id="rId6pi4_czmsu3blnszlzbg5">
+            <w:hyperlink w:history="1" r:id="rIdfexpmafg68bfsyigbmmz4">
               <w:r>
                 <w:rPr>
                   <w:rFonts w:ascii="Arial" w:cs="Arial" w:eastAsia="Arial" w:hAnsi="Arial"/>
@@ -17821,7 +17821,7 @@
               <w:spacing w:after="10" w:before="0"/>
               <w:ind w:left="120"/>
             </w:pPr>
-            <w:hyperlink w:history="1" r:id="rIdv_h2xea4cocwkqfjv9geo">
+            <w:hyperlink w:history="1" r:id="rIdkkufznuzobi2zpt1ybuvy">
               <w:r>
                 <w:rPr>
                   <w:rFonts w:ascii="Arial" w:cs="Arial" w:eastAsia="Arial" w:hAnsi="Arial"/>
@@ -17866,7 +17866,7 @@
             <w:pPr>
               <w:spacing w:after="20" w:before="0"/>
             </w:pPr>
-            <w:hyperlink w:history="1" r:id="rIdgns_dzbyj5kvmdwwvswvx">
+            <w:hyperlink w:history="1" r:id="rId3dydrqa3kfoudwnktxdmz">
               <w:r>
                 <w:rPr>
                   <w:rFonts w:ascii="Arial" w:cs="Arial" w:eastAsia="Arial" w:hAnsi="Arial"/>
@@ -17899,7 +17899,7 @@
               <w:spacing w:after="10" w:before="0"/>
               <w:ind w:left="120"/>
             </w:pPr>
-            <w:hyperlink w:history="1" r:id="rId2kid4lvctzmzajfxoumn7">
+            <w:hyperlink w:history="1" r:id="rIdyocmeharsssusktrilsyo">
               <w:r>
                 <w:rPr>
                   <w:rFonts w:ascii="Arial" w:cs="Arial" w:eastAsia="Arial" w:hAnsi="Arial"/>
@@ -18094,7 +18094,7 @@
             <w:pPr>
               <w:spacing w:after="20" w:before="0"/>
             </w:pPr>
-            <w:hyperlink w:history="1" r:id="rIdhjf6inotzvoqsavnbu989">
+            <w:hyperlink w:history="1" r:id="rIdh_pivuco0-adbar0s05vu">
               <w:r>
                 <w:rPr>
                   <w:rFonts w:ascii="Arial" w:cs="Arial" w:eastAsia="Arial" w:hAnsi="Arial"/>
@@ -18127,7 +18127,7 @@
               <w:spacing w:after="10" w:before="0"/>
               <w:ind w:left="120"/>
             </w:pPr>
-            <w:hyperlink w:history="1" r:id="rIdwohzgye8xwojvs5zk4k6g">
+            <w:hyperlink w:history="1" r:id="rIdkuao8gfilsymzk0j7hz1x">
               <w:r>
                 <w:rPr>
                   <w:rFonts w:ascii="Arial" w:cs="Arial" w:eastAsia="Arial" w:hAnsi="Arial"/>
@@ -18172,7 +18172,7 @@
             <w:pPr>
               <w:spacing w:after="20" w:before="0"/>
             </w:pPr>
-            <w:hyperlink w:history="1" r:id="rIdsns2us0mehzfxbncobqny">
+            <w:hyperlink w:history="1" r:id="rIdv5rhj-parc6ok-mrkv_sb">
               <w:r>
                 <w:rPr>
                   <w:rFonts w:ascii="Arial" w:cs="Arial" w:eastAsia="Arial" w:hAnsi="Arial"/>
@@ -18205,7 +18205,7 @@
               <w:spacing w:after="10" w:before="0"/>
               <w:ind w:left="120"/>
             </w:pPr>
-            <w:hyperlink w:history="1" r:id="rIdxxfl2k4qtuatxbp1khp6m">
+            <w:hyperlink w:history="1" r:id="rIdnhgdod7jtml7wwwrhk7_1">
               <w:r>
                 <w:rPr>
                   <w:rFonts w:ascii="Arial" w:cs="Arial" w:eastAsia="Arial" w:hAnsi="Arial"/>
@@ -18400,7 +18400,7 @@
             <w:pPr>
               <w:spacing w:after="20" w:before="0"/>
             </w:pPr>
-            <w:hyperlink w:history="1" r:id="rId3wwpv5dfvb1xkf4mgjkql">
+            <w:hyperlink w:history="1" r:id="rId4myar2ldv3a8ijc2cyjfb">
               <w:r>
                 <w:rPr>
                   <w:rFonts w:ascii="Arial" w:cs="Arial" w:eastAsia="Arial" w:hAnsi="Arial"/>
@@ -18433,7 +18433,7 @@
               <w:spacing w:after="10" w:before="0"/>
               <w:ind w:left="120"/>
             </w:pPr>
-            <w:hyperlink w:history="1" r:id="rId7al1vnr3ibssamromakzy">
+            <w:hyperlink w:history="1" r:id="rId33kwf7qswcokqgsnujgjh">
               <w:r>
                 <w:rPr>
                   <w:rFonts w:ascii="Arial" w:cs="Arial" w:eastAsia="Arial" w:hAnsi="Arial"/>
@@ -18478,7 +18478,7 @@
             <w:pPr>
               <w:spacing w:after="20" w:before="0"/>
             </w:pPr>
-            <w:hyperlink w:history="1" r:id="rId8h1rzxtu08t3kjliavddd">
+            <w:hyperlink w:history="1" r:id="rIdk8fuzhneq2z7ncamyelbn">
               <w:r>
                 <w:rPr>
                   <w:rFonts w:ascii="Arial" w:cs="Arial" w:eastAsia="Arial" w:hAnsi="Arial"/>
@@ -18511,7 +18511,7 @@
               <w:spacing w:after="10" w:before="0"/>
               <w:ind w:left="120"/>
             </w:pPr>
-            <w:hyperlink w:history="1" r:id="rIdrzlg8vrpyfpuy0dbmb3c1">
+            <w:hyperlink w:history="1" r:id="rId7rqhcuatwfmheoojox_do">
               <w:r>
                 <w:rPr>
                   <w:rFonts w:ascii="Arial" w:cs="Arial" w:eastAsia="Arial" w:hAnsi="Arial"/>
@@ -18706,7 +18706,7 @@
             <w:pPr>
               <w:spacing w:after="20" w:before="0"/>
             </w:pPr>
-            <w:hyperlink w:history="1" r:id="rIdynqsbtgshtp0j2d_m1cjt">
+            <w:hyperlink w:history="1" r:id="rIdfr6qjamckitz_eq6wiyt5">
               <w:r>
                 <w:rPr>
                   <w:rFonts w:ascii="Arial" w:cs="Arial" w:eastAsia="Arial" w:hAnsi="Arial"/>
@@ -18739,7 +18739,7 @@
               <w:spacing w:after="10" w:before="0"/>
               <w:ind w:left="120"/>
             </w:pPr>
-            <w:hyperlink w:history="1" r:id="rIdkf7cxcd8l5z7nivxev4t0">
+            <w:hyperlink w:history="1" r:id="rIdvsj9mgx5sh8mp4nn1beoh">
               <w:r>
                 <w:rPr>
                   <w:rFonts w:ascii="Arial" w:cs="Arial" w:eastAsia="Arial" w:hAnsi="Arial"/>
@@ -18784,7 +18784,7 @@
             <w:pPr>
               <w:spacing w:after="20" w:before="0"/>
             </w:pPr>
-            <w:hyperlink w:history="1" r:id="rIdmmcx_htvg5mmxbfpwdgzy">
+            <w:hyperlink w:history="1" r:id="rIdkrb0f7l6ckddqm-svzmox">
               <w:r>
                 <w:rPr>
                   <w:rFonts w:ascii="Arial" w:cs="Arial" w:eastAsia="Arial" w:hAnsi="Arial"/>
@@ -18817,7 +18817,7 @@
               <w:spacing w:after="10" w:before="0"/>
               <w:ind w:left="120"/>
             </w:pPr>
-            <w:hyperlink w:history="1" r:id="rId8xtqt0nkyas4a0k-p1rs9">
+            <w:hyperlink w:history="1" r:id="rId2zco0gfdmvgsuewhxhxbu">
               <w:r>
                 <w:rPr>
                   <w:rFonts w:ascii="Arial" w:cs="Arial" w:eastAsia="Arial" w:hAnsi="Arial"/>
@@ -19012,7 +19012,7 @@
             <w:pPr>
               <w:spacing w:after="20" w:before="0"/>
             </w:pPr>
-            <w:hyperlink w:history="1" r:id="rIdopuqqtqkyyy6npyxo_8_g">
+            <w:hyperlink w:history="1" r:id="rIds9fzrq9ddljllzhzgfli2">
               <w:r>
                 <w:rPr>
                   <w:rFonts w:ascii="Arial" w:cs="Arial" w:eastAsia="Arial" w:hAnsi="Arial"/>
@@ -19045,7 +19045,7 @@
               <w:spacing w:after="10" w:before="0"/>
               <w:ind w:left="120"/>
             </w:pPr>
-            <w:hyperlink w:history="1" r:id="rIdafcqegosuogtfzov7vdms">
+            <w:hyperlink w:history="1" r:id="rIdblhyevpvwcucyeane2ddz">
               <w:r>
                 <w:rPr>
                   <w:rFonts w:ascii="Arial" w:cs="Arial" w:eastAsia="Arial" w:hAnsi="Arial"/>
@@ -19090,7 +19090,7 @@
             <w:pPr>
               <w:spacing w:after="20" w:before="0"/>
             </w:pPr>
-            <w:hyperlink w:history="1" r:id="rIdkgulqrwb9lrp1vwrxhrxz">
+            <w:hyperlink w:history="1" r:id="rIdqnwrqk7r4_dbp95cmpck_">
               <w:r>
                 <w:rPr>
                   <w:rFonts w:ascii="Arial" w:cs="Arial" w:eastAsia="Arial" w:hAnsi="Arial"/>
@@ -19123,7 +19123,7 @@
               <w:spacing w:after="10" w:before="0"/>
               <w:ind w:left="120"/>
             </w:pPr>
-            <w:hyperlink w:history="1" r:id="rIdoc6lpg4sjmv5ebl6s2ump">
+            <w:hyperlink w:history="1" r:id="rId9wmui2-4mtmpsvcggldtv">
               <w:r>
                 <w:rPr>
                   <w:rFonts w:ascii="Arial" w:cs="Arial" w:eastAsia="Arial" w:hAnsi="Arial"/>
@@ -20627,7 +20627,7 @@
               <w:spacing w:after="10" w:before="0"/>
               <w:ind w:left="120"/>
             </w:pPr>
-            <w:hyperlink w:history="1" r:id="rIdt3xqhasgmgpa9kyynfq_j">
+            <w:hyperlink w:history="1" r:id="rIdnhlnstsfgh_cw2ijas0xb">
               <w:r>
                 <w:rPr>
                   <w:rFonts w:ascii="Arial" w:cs="Arial" w:eastAsia="Arial" w:hAnsi="Arial"/>
@@ -20687,7 +20687,7 @@
             <w:pPr>
               <w:spacing w:after="20" w:before="0"/>
             </w:pPr>
-            <w:hyperlink w:history="1" r:id="rIddbzlls8b0bh4tkj4z09ct">
+            <w:hyperlink w:history="1" r:id="rIdxlba2w9byx-ghbb3hkdiz">
               <w:r>
                 <w:rPr>
                   <w:rFonts w:ascii="Arial" w:cs="Arial" w:eastAsia="Arial" w:hAnsi="Arial"/>
@@ -20720,7 +20720,7 @@
               <w:spacing w:after="10" w:before="0"/>
               <w:ind w:left="120"/>
             </w:pPr>
-            <w:hyperlink w:history="1" r:id="rIdm7nezmigxuktzujbl5sc3">
+            <w:hyperlink w:history="1" r:id="rIdkmqtvcyvrikno186pw20u">
               <w:r>
                 <w:rPr>
                   <w:rFonts w:ascii="Arial" w:cs="Arial" w:eastAsia="Arial" w:hAnsi="Arial"/>
@@ -20932,7 +20932,7 @@
               <w:spacing w:after="10" w:before="0"/>
               <w:ind w:left="120"/>
             </w:pPr>
-            <w:hyperlink w:history="1" r:id="rIdnerbh5-d-bgzd-n1jmt9h">
+            <w:hyperlink w:history="1" r:id="rIdou1_d5u5iclmpzv29sd_i">
               <w:r>
                 <w:rPr>
                   <w:rFonts w:ascii="Arial" w:cs="Arial" w:eastAsia="Arial" w:hAnsi="Arial"/>
@@ -20992,7 +20992,7 @@
             <w:pPr>
               <w:spacing w:after="20" w:before="0"/>
             </w:pPr>
-            <w:hyperlink w:history="1" r:id="rIdzt9kw8zjpq8w4dllxq6g6">
+            <w:hyperlink w:history="1" r:id="rId59tvovmlghz9niaips9mu">
               <w:r>
                 <w:rPr>
                   <w:rFonts w:ascii="Arial" w:cs="Arial" w:eastAsia="Arial" w:hAnsi="Arial"/>
@@ -21025,7 +21025,7 @@
               <w:spacing w:after="10" w:before="0"/>
               <w:ind w:left="120"/>
             </w:pPr>
-            <w:hyperlink w:history="1" r:id="rIdzvt1kcsulrrfwfjjaftj8">
+            <w:hyperlink w:history="1" r:id="rId--li2mgx8bkgnsfzxuck9">
               <w:r>
                 <w:rPr>
                   <w:rFonts w:ascii="Arial" w:cs="Arial" w:eastAsia="Arial" w:hAnsi="Arial"/>
@@ -21237,7 +21237,7 @@
               <w:spacing w:after="10" w:before="0"/>
               <w:ind w:left="120"/>
             </w:pPr>
-            <w:hyperlink w:history="1" r:id="rIdnh6b2kt0wbls3vjm9-raw">
+            <w:hyperlink w:history="1" r:id="rIdaxtr4l7yk6sz8j7mv_lwl">
               <w:r>
                 <w:rPr>
                   <w:rFonts w:ascii="Arial" w:cs="Arial" w:eastAsia="Arial" w:hAnsi="Arial"/>
@@ -21297,7 +21297,7 @@
             <w:pPr>
               <w:spacing w:after="20" w:before="0"/>
             </w:pPr>
-            <w:hyperlink w:history="1" r:id="rIdgd7prccfhaq4iqxqts4hc">
+            <w:hyperlink w:history="1" r:id="rIdp_spncr3es0lm-ivlkvwk">
               <w:r>
                 <w:rPr>
                   <w:rFonts w:ascii="Arial" w:cs="Arial" w:eastAsia="Arial" w:hAnsi="Arial"/>
@@ -21330,7 +21330,7 @@
               <w:spacing w:after="10" w:before="0"/>
               <w:ind w:left="120"/>
             </w:pPr>
-            <w:hyperlink w:history="1" r:id="rIdrq0pzr69xsgstcbkormqi">
+            <w:hyperlink w:history="1" r:id="rIdk7-mcyahkb7j__5e6jqs-">
               <w:r>
                 <w:rPr>
                   <w:rFonts w:ascii="Arial" w:cs="Arial" w:eastAsia="Arial" w:hAnsi="Arial"/>
@@ -21542,7 +21542,7 @@
               <w:spacing w:after="10" w:before="0"/>
               <w:ind w:left="120"/>
             </w:pPr>
-            <w:hyperlink w:history="1" r:id="rId6tudkcrvy1idlybeymtr0">
+            <w:hyperlink w:history="1" r:id="rIdvhaycanvpdaonrtwssesr">
               <w:r>
                 <w:rPr>
                   <w:rFonts w:ascii="Arial" w:cs="Arial" w:eastAsia="Arial" w:hAnsi="Arial"/>
@@ -21602,7 +21602,7 @@
             <w:pPr>
               <w:spacing w:after="20" w:before="0"/>
             </w:pPr>
-            <w:hyperlink w:history="1" r:id="rIdpndflnqiyiu0tb6ezzbci">
+            <w:hyperlink w:history="1" r:id="rId4efohmzgsz1ph2imfpquq">
               <w:r>
                 <w:rPr>
                   <w:rFonts w:ascii="Arial" w:cs="Arial" w:eastAsia="Arial" w:hAnsi="Arial"/>
@@ -21635,7 +21635,7 @@
               <w:spacing w:after="10" w:before="0"/>
               <w:ind w:left="120"/>
             </w:pPr>
-            <w:hyperlink w:history="1" r:id="rId12s4rau1yjom4rcl7oack">
+            <w:hyperlink w:history="1" r:id="rIdaieuzcesqebb2gfwu7t3z">
               <w:r>
                 <w:rPr>
                   <w:rFonts w:ascii="Arial" w:cs="Arial" w:eastAsia="Arial" w:hAnsi="Arial"/>
@@ -21847,7 +21847,7 @@
               <w:spacing w:after="10" w:before="0"/>
               <w:ind w:left="120"/>
             </w:pPr>
-            <w:hyperlink w:history="1" r:id="rIdsraduclicbz7o9gxu86to">
+            <w:hyperlink w:history="1" r:id="rId254hc9kfj2p453ifnetru">
               <w:r>
                 <w:rPr>
                   <w:rFonts w:ascii="Arial" w:cs="Arial" w:eastAsia="Arial" w:hAnsi="Arial"/>
@@ -21907,7 +21907,7 @@
             <w:pPr>
               <w:spacing w:after="20" w:before="0"/>
             </w:pPr>
-            <w:hyperlink w:history="1" r:id="rId3vnajvxtwjxmr4zw4u4ma">
+            <w:hyperlink w:history="1" r:id="rIdi8la3iz1pyzmshre2wpv8">
               <w:r>
                 <w:rPr>
                   <w:rFonts w:ascii="Arial" w:cs="Arial" w:eastAsia="Arial" w:hAnsi="Arial"/>
@@ -21940,7 +21940,7 @@
               <w:spacing w:after="10" w:before="0"/>
               <w:ind w:left="120"/>
             </w:pPr>
-            <w:hyperlink w:history="1" r:id="rIdnrn5rddjixg93cg_c6usm">
+            <w:hyperlink w:history="1" r:id="rId-mqbsr3auskcia8hbuxdk">
               <w:r>
                 <w:rPr>
                   <w:rFonts w:ascii="Arial" w:cs="Arial" w:eastAsia="Arial" w:hAnsi="Arial"/>
@@ -23427,7 +23427,7 @@
             <w:pPr>
               <w:spacing w:after="20" w:before="0"/>
             </w:pPr>
-            <w:hyperlink w:history="1" r:id="rIddbm97o5uqi_uk71buk9a7">
+            <w:hyperlink w:history="1" r:id="rIda4mhechlmz1jki8ajippu">
               <w:r>
                 <w:rPr>
                   <w:rFonts w:ascii="Arial" w:cs="Arial" w:eastAsia="Arial" w:hAnsi="Arial"/>
@@ -23460,7 +23460,7 @@
               <w:spacing w:after="10" w:before="0"/>
               <w:ind w:left="120"/>
             </w:pPr>
-            <w:hyperlink w:history="1" r:id="rIdo88cqmxpptopw_ih0lkpc">
+            <w:hyperlink w:history="1" r:id="rIdvnjqfwhyvbdl9u-c-fohq">
               <w:r>
                 <w:rPr>
                   <w:rFonts w:ascii="Arial" w:cs="Arial" w:eastAsia="Arial" w:hAnsi="Arial"/>
@@ -23522,7 +23522,7 @@
               <w:spacing w:after="10" w:before="0"/>
               <w:ind w:left="120"/>
             </w:pPr>
-            <w:hyperlink w:history="1" r:id="rIdao0v-v0focqhoo4jp0d-r">
+            <w:hyperlink w:history="1" r:id="rId4jhu6lxdwhc_hew2coi7t">
               <w:r>
                 <w:rPr>
                   <w:rFonts w:ascii="Arial" w:cs="Arial" w:eastAsia="Arial" w:hAnsi="Arial"/>
@@ -23732,7 +23732,7 @@
             <w:pPr>
               <w:spacing w:after="20" w:before="0"/>
             </w:pPr>
-            <w:hyperlink w:history="1" r:id="rIdwlrsllvknfqqvkzo835wb">
+            <w:hyperlink w:history="1" r:id="rIdw8w1liebpvdupwmpsahcs">
               <w:r>
                 <w:rPr>
                   <w:rFonts w:ascii="Arial" w:cs="Arial" w:eastAsia="Arial" w:hAnsi="Arial"/>
@@ -23765,7 +23765,7 @@
               <w:spacing w:after="10" w:before="0"/>
               <w:ind w:left="120"/>
             </w:pPr>
-            <w:hyperlink w:history="1" r:id="rIdcxeufolwc5skx4zy8ejff">
+            <w:hyperlink w:history="1" r:id="rIdmmobdvvnw8poqyectzvnf">
               <w:r>
                 <w:rPr>
                   <w:rFonts w:ascii="Arial" w:cs="Arial" w:eastAsia="Arial" w:hAnsi="Arial"/>
@@ -23827,7 +23827,7 @@
               <w:spacing w:after="10" w:before="0"/>
               <w:ind w:left="120"/>
             </w:pPr>
-            <w:hyperlink w:history="1" r:id="rIdr7m4vmawbynjgamthlfcy">
+            <w:hyperlink w:history="1" r:id="rId9qakrkyet3mim_u-tbkic">
               <w:r>
                 <w:rPr>
                   <w:rFonts w:ascii="Arial" w:cs="Arial" w:eastAsia="Arial" w:hAnsi="Arial"/>
@@ -24037,7 +24037,7 @@
             <w:pPr>
               <w:spacing w:after="20" w:before="0"/>
             </w:pPr>
-            <w:hyperlink w:history="1" r:id="rId0cs1tm0o1estt6t6larlb">
+            <w:hyperlink w:history="1" r:id="rId2ojjoxicrtn68uqjl_vl0">
               <w:r>
                 <w:rPr>
                   <w:rFonts w:ascii="Arial" w:cs="Arial" w:eastAsia="Arial" w:hAnsi="Arial"/>
@@ -24070,7 +24070,7 @@
               <w:spacing w:after="10" w:before="0"/>
               <w:ind w:left="120"/>
             </w:pPr>
-            <w:hyperlink w:history="1" r:id="rIdp3dv9c-jyatdtwsus5ax0">
+            <w:hyperlink w:history="1" r:id="rIdn2g4sjzduiij5ru9jtvrd">
               <w:r>
                 <w:rPr>
                   <w:rFonts w:ascii="Arial" w:cs="Arial" w:eastAsia="Arial" w:hAnsi="Arial"/>
@@ -24132,7 +24132,7 @@
               <w:spacing w:after="10" w:before="0"/>
               <w:ind w:left="120"/>
             </w:pPr>
-            <w:hyperlink w:history="1" r:id="rIdmjdjyhacfnpx06r_xyo9_">
+            <w:hyperlink w:history="1" r:id="rIdg5uwauzdtrzkygi8bsrnx">
               <w:r>
                 <w:rPr>
                   <w:rFonts w:ascii="Arial" w:cs="Arial" w:eastAsia="Arial" w:hAnsi="Arial"/>
@@ -24342,7 +24342,7 @@
             <w:pPr>
               <w:spacing w:after="20" w:before="0"/>
             </w:pPr>
-            <w:hyperlink w:history="1" r:id="rIddj9zic6bgewctwgel1vs3">
+            <w:hyperlink w:history="1" r:id="rIdttqy3uqwf10ctr5vntflb">
               <w:r>
                 <w:rPr>
                   <w:rFonts w:ascii="Arial" w:cs="Arial" w:eastAsia="Arial" w:hAnsi="Arial"/>
@@ -24375,7 +24375,7 @@
               <w:spacing w:after="10" w:before="0"/>
               <w:ind w:left="120"/>
             </w:pPr>
-            <w:hyperlink w:history="1" r:id="rIdeylt56viz3wfvqogjoi6i">
+            <w:hyperlink w:history="1" r:id="rIdqqebcpn5qcp4v5my8bsa5">
               <w:r>
                 <w:rPr>
                   <w:rFonts w:ascii="Arial" w:cs="Arial" w:eastAsia="Arial" w:hAnsi="Arial"/>
@@ -24437,7 +24437,7 @@
               <w:spacing w:after="10" w:before="0"/>
               <w:ind w:left="120"/>
             </w:pPr>
-            <w:hyperlink w:history="1" r:id="rIdsvqnlykxrt0u8frtm_ggg">
+            <w:hyperlink w:history="1" r:id="rIdrictisdmsbplaoxs1p2_1">
               <w:r>
                 <w:rPr>
                   <w:rFonts w:ascii="Arial" w:cs="Arial" w:eastAsia="Arial" w:hAnsi="Arial"/>
@@ -24647,7 +24647,7 @@
             <w:pPr>
               <w:spacing w:after="20" w:before="0"/>
             </w:pPr>
-            <w:hyperlink w:history="1" r:id="rIdve9kjnivmqwn0q_cymjce">
+            <w:hyperlink w:history="1" r:id="rId14ueoy9yis3cisz5gp8x6">
               <w:r>
                 <w:rPr>
                   <w:rFonts w:ascii="Arial" w:cs="Arial" w:eastAsia="Arial" w:hAnsi="Arial"/>
@@ -24680,7 +24680,7 @@
               <w:spacing w:after="10" w:before="0"/>
               <w:ind w:left="120"/>
             </w:pPr>
-            <w:hyperlink w:history="1" r:id="rIdyjqs4qyt7a4vygxbe_ayb">
+            <w:hyperlink w:history="1" r:id="rIdgactycjhoadhcva2_3dfn">
               <w:r>
                 <w:rPr>
                   <w:rFonts w:ascii="Arial" w:cs="Arial" w:eastAsia="Arial" w:hAnsi="Arial"/>
@@ -24742,7 +24742,7 @@
               <w:spacing w:after="10" w:before="0"/>
               <w:ind w:left="120"/>
             </w:pPr>
-            <w:hyperlink w:history="1" r:id="rIdtkyixptybicmuhrsg0ci-">
+            <w:hyperlink w:history="1" r:id="rIdi6rj9znraszjwrckeswst">
               <w:r>
                 <w:rPr>
                   <w:rFonts w:ascii="Arial" w:cs="Arial" w:eastAsia="Arial" w:hAnsi="Arial"/>
@@ -26244,7 +26244,7 @@
             <w:pPr>
               <w:spacing w:after="20" w:before="0"/>
             </w:pPr>
-            <w:hyperlink w:history="1" r:id="rIdzpjbfrgaclmxmsxyrift1">
+            <w:hyperlink w:history="1" r:id="rIdcpkrnl47mnde2cr1f7wmz">
               <w:r>
                 <w:rPr>
                   <w:rFonts w:ascii="Arial" w:cs="Arial" w:eastAsia="Arial" w:hAnsi="Arial"/>
@@ -26277,7 +26277,7 @@
               <w:spacing w:after="10" w:before="0"/>
               <w:ind w:left="120"/>
             </w:pPr>
-            <w:hyperlink w:history="1" r:id="rIdxhkbvxmj8ywnzfn-d-sz3">
+            <w:hyperlink w:history="1" r:id="rIddntpp_flmo0w90n8xcuvw">
               <w:r>
                 <w:rPr>
                   <w:rFonts w:ascii="Arial" w:cs="Arial" w:eastAsia="Arial" w:hAnsi="Arial"/>
@@ -26339,7 +26339,7 @@
               <w:spacing w:after="10" w:before="0"/>
               <w:ind w:left="120"/>
             </w:pPr>
-            <w:hyperlink w:history="1" r:id="rIdpxm1ufpmxhspb80phnig-">
+            <w:hyperlink w:history="1" r:id="rIdwdxu8krzjxanoc4bgyjzz">
               <w:r>
                 <w:rPr>
                   <w:rFonts w:ascii="Arial" w:cs="Arial" w:eastAsia="Arial" w:hAnsi="Arial"/>
@@ -26549,7 +26549,7 @@
             <w:pPr>
               <w:spacing w:after="20" w:before="0"/>
             </w:pPr>
-            <w:hyperlink w:history="1" r:id="rIdj7pppcxxrfbg6lvccwxu0">
+            <w:hyperlink w:history="1" r:id="rIdva6ehldion2vkcqwmc4rt">
               <w:r>
                 <w:rPr>
                   <w:rFonts w:ascii="Arial" w:cs="Arial" w:eastAsia="Arial" w:hAnsi="Arial"/>
@@ -26582,7 +26582,7 @@
               <w:spacing w:after="10" w:before="0"/>
               <w:ind w:left="120"/>
             </w:pPr>
-            <w:hyperlink w:history="1" r:id="rIdeqvxwdwzhwljdi-zlvzst">
+            <w:hyperlink w:history="1" r:id="rIdyvfbqvri-kbvdzodelvk7">
               <w:r>
                 <w:rPr>
                   <w:rFonts w:ascii="Arial" w:cs="Arial" w:eastAsia="Arial" w:hAnsi="Arial"/>
@@ -26644,7 +26644,7 @@
               <w:spacing w:after="10" w:before="0"/>
               <w:ind w:left="120"/>
             </w:pPr>
-            <w:hyperlink w:history="1" r:id="rIdtxoicxeis1tldgirg_xgr">
+            <w:hyperlink w:history="1" r:id="rIdjqskpu_bpmmhqateep9da">
               <w:r>
                 <w:rPr>
                   <w:rFonts w:ascii="Arial" w:cs="Arial" w:eastAsia="Arial" w:hAnsi="Arial"/>
@@ -26854,7 +26854,7 @@
             <w:pPr>
               <w:spacing w:after="20" w:before="0"/>
             </w:pPr>
-            <w:hyperlink w:history="1" r:id="rIdrg8m92p7vfgveihozqlwf">
+            <w:hyperlink w:history="1" r:id="rIdf5qczu4qlcepuvebcnhkm">
               <w:r>
                 <w:rPr>
                   <w:rFonts w:ascii="Arial" w:cs="Arial" w:eastAsia="Arial" w:hAnsi="Arial"/>
@@ -26887,7 +26887,7 @@
               <w:spacing w:after="10" w:before="0"/>
               <w:ind w:left="120"/>
             </w:pPr>
-            <w:hyperlink w:history="1" r:id="rIdxec2-pbbu43ysm7hhl6ln">
+            <w:hyperlink w:history="1" r:id="rIdspf4ryvlpz6iw0ypovcfx">
               <w:r>
                 <w:rPr>
                   <w:rFonts w:ascii="Arial" w:cs="Arial" w:eastAsia="Arial" w:hAnsi="Arial"/>
@@ -26949,7 +26949,7 @@
               <w:spacing w:after="10" w:before="0"/>
               <w:ind w:left="120"/>
             </w:pPr>
-            <w:hyperlink w:history="1" r:id="rId2au1ostgqi3jkwlv4uy4g">
+            <w:hyperlink w:history="1" r:id="rIdnv0idfwb-w3ns3tv8ickl">
               <w:r>
                 <w:rPr>
                   <w:rFonts w:ascii="Arial" w:cs="Arial" w:eastAsia="Arial" w:hAnsi="Arial"/>
@@ -27159,7 +27159,7 @@
             <w:pPr>
               <w:spacing w:after="20" w:before="0"/>
             </w:pPr>
-            <w:hyperlink w:history="1" r:id="rIdxye5rz1kmy-qzkuajexih">
+            <w:hyperlink w:history="1" r:id="rIdkkuqnub8bfro_7gee6glt">
               <w:r>
                 <w:rPr>
                   <w:rFonts w:ascii="Arial" w:cs="Arial" w:eastAsia="Arial" w:hAnsi="Arial"/>
@@ -27192,7 +27192,7 @@
               <w:spacing w:after="10" w:before="0"/>
               <w:ind w:left="120"/>
             </w:pPr>
-            <w:hyperlink w:history="1" r:id="rIduccf70soptlerameytcy0">
+            <w:hyperlink w:history="1" r:id="rIdapfmgdrcgodma_he7bcez">
               <w:r>
                 <w:rPr>
                   <w:rFonts w:ascii="Arial" w:cs="Arial" w:eastAsia="Arial" w:hAnsi="Arial"/>
@@ -27254,7 +27254,7 @@
               <w:spacing w:after="10" w:before="0"/>
               <w:ind w:left="120"/>
             </w:pPr>
-            <w:hyperlink w:history="1" r:id="rIdy6qr9dwsoahagsrobuuwe">
+            <w:hyperlink w:history="1" r:id="rId7r1ofnun8q-3qxm0et97d">
               <w:r>
                 <w:rPr>
                   <w:rFonts w:ascii="Arial" w:cs="Arial" w:eastAsia="Arial" w:hAnsi="Arial"/>
@@ -27464,7 +27464,7 @@
             <w:pPr>
               <w:spacing w:after="20" w:before="0"/>
             </w:pPr>
-            <w:hyperlink w:history="1" r:id="rIdodff6nzpwnjkogubyd1as">
+            <w:hyperlink w:history="1" r:id="rId4-odgvex0fn56sge1nghr">
               <w:r>
                 <w:rPr>
                   <w:rFonts w:ascii="Arial" w:cs="Arial" w:eastAsia="Arial" w:hAnsi="Arial"/>
@@ -27497,7 +27497,7 @@
               <w:spacing w:after="10" w:before="0"/>
               <w:ind w:left="120"/>
             </w:pPr>
-            <w:hyperlink w:history="1" r:id="rId1kosq2kgeicbl5zntz3i6">
+            <w:hyperlink w:history="1" r:id="rIdtqhxvetcv1km8zaqxmb2f">
               <w:r>
                 <w:rPr>
                   <w:rFonts w:ascii="Arial" w:cs="Arial" w:eastAsia="Arial" w:hAnsi="Arial"/>
@@ -27559,7 +27559,7 @@
               <w:spacing w:after="10" w:before="0"/>
               <w:ind w:left="120"/>
             </w:pPr>
-            <w:hyperlink w:history="1" r:id="rIdwzgejdfog7jbpdextttpb">
+            <w:hyperlink w:history="1" r:id="rIdejyf7cckutkmhq6142e3r">
               <w:r>
                 <w:rPr>
                   <w:rFonts w:ascii="Arial" w:cs="Arial" w:eastAsia="Arial" w:hAnsi="Arial"/>
@@ -29078,7 +29078,7 @@
               <w:spacing w:after="10" w:before="0"/>
               <w:ind w:left="120"/>
             </w:pPr>
-            <w:hyperlink w:history="1" r:id="rIdxmpmjq3k8vpupaavwt0z9">
+            <w:hyperlink w:history="1" r:id="rIdsjyn6b5o7ounngt6axrr1">
               <w:r>
                 <w:rPr>
                   <w:rFonts w:ascii="Arial" w:cs="Arial" w:eastAsia="Arial" w:hAnsi="Arial"/>
@@ -29155,7 +29155,7 @@
               <w:spacing w:after="10" w:before="0"/>
               <w:ind w:left="120"/>
             </w:pPr>
-            <w:hyperlink w:history="1" r:id="rIdfbmfc2lt1f6ejbm1buvgo">
+            <w:hyperlink w:history="1" r:id="rId-xmjhrwjddjsim31lgixz">
               <w:r>
                 <w:rPr>
                   <w:rFonts w:ascii="Arial" w:cs="Arial" w:eastAsia="Arial" w:hAnsi="Arial"/>
@@ -29382,7 +29382,7 @@
               <w:spacing w:after="10" w:before="0"/>
               <w:ind w:left="120"/>
             </w:pPr>
-            <w:hyperlink w:history="1" r:id="rIdd4o7ftes61rl8zvywx4yt">
+            <w:hyperlink w:history="1" r:id="rIduzhvtmh845msgjieaxnfg">
               <w:r>
                 <w:rPr>
                   <w:rFonts w:ascii="Arial" w:cs="Arial" w:eastAsia="Arial" w:hAnsi="Arial"/>
@@ -29459,7 +29459,7 @@
               <w:spacing w:after="10" w:before="0"/>
               <w:ind w:left="120"/>
             </w:pPr>
-            <w:hyperlink w:history="1" r:id="rIdndyoqvaqut80fbtwur8ou">
+            <w:hyperlink w:history="1" r:id="rIdho0vsjs1h5zjkycjryj4u">
               <w:r>
                 <w:rPr>
                   <w:rFonts w:ascii="Arial" w:cs="Arial" w:eastAsia="Arial" w:hAnsi="Arial"/>
@@ -29686,7 +29686,7 @@
               <w:spacing w:after="10" w:before="0"/>
               <w:ind w:left="120"/>
             </w:pPr>
-            <w:hyperlink w:history="1" r:id="rIdnhnahedhph3uqyi_7wcmz">
+            <w:hyperlink w:history="1" r:id="rIdtovyhmyijkganjek9j0-s">
               <w:r>
                 <w:rPr>
                   <w:rFonts w:ascii="Arial" w:cs="Arial" w:eastAsia="Arial" w:hAnsi="Arial"/>
@@ -29763,7 +29763,7 @@
               <w:spacing w:after="10" w:before="0"/>
               <w:ind w:left="120"/>
             </w:pPr>
-            <w:hyperlink w:history="1" r:id="rIdf5ug9w0cbyc56khgue-3e">
+            <w:hyperlink w:history="1" r:id="rIdpovc4qb8e17mmg37bwrhd">
               <w:r>
                 <w:rPr>
                   <w:rFonts w:ascii="Arial" w:cs="Arial" w:eastAsia="Arial" w:hAnsi="Arial"/>
@@ -29990,7 +29990,7 @@
               <w:spacing w:after="10" w:before="0"/>
               <w:ind w:left="120"/>
             </w:pPr>
-            <w:hyperlink w:history="1" r:id="rIdun50r5lgcfllt4buvb_ck">
+            <w:hyperlink w:history="1" r:id="rId2tavq1ecrycqhvph5h6d0">
               <w:r>
                 <w:rPr>
                   <w:rFonts w:ascii="Arial" w:cs="Arial" w:eastAsia="Arial" w:hAnsi="Arial"/>
@@ -30067,7 +30067,7 @@
               <w:spacing w:after="10" w:before="0"/>
               <w:ind w:left="120"/>
             </w:pPr>
-            <w:hyperlink w:history="1" r:id="rIdwphpdvglw9p_jiuositmw">
+            <w:hyperlink w:history="1" r:id="rIdi1tgf3qcsxpzqcn3tc22e">
               <w:r>
                 <w:rPr>
                   <w:rFonts w:ascii="Arial" w:cs="Arial" w:eastAsia="Arial" w:hAnsi="Arial"/>
@@ -30294,7 +30294,7 @@
               <w:spacing w:after="10" w:before="0"/>
               <w:ind w:left="120"/>
             </w:pPr>
-            <w:hyperlink w:history="1" r:id="rIdr3zmf6aqx8sb-m5pcmbpl">
+            <w:hyperlink w:history="1" r:id="rId4xw7oi1lxdx7pi9-hv8lc">
               <w:r>
                 <w:rPr>
                   <w:rFonts w:ascii="Arial" w:cs="Arial" w:eastAsia="Arial" w:hAnsi="Arial"/>
@@ -30371,7 +30371,7 @@
               <w:spacing w:after="10" w:before="0"/>
               <w:ind w:left="120"/>
             </w:pPr>
-            <w:hyperlink w:history="1" r:id="rIdslyp1n5ewq-qlb1uqkiv-">
+            <w:hyperlink w:history="1" r:id="rIdincz6oj4gfhm4diyvzkiu">
               <w:r>
                 <w:rPr>
                   <w:rFonts w:ascii="Arial" w:cs="Arial" w:eastAsia="Arial" w:hAnsi="Arial"/>
@@ -32004,7 +32004,7 @@
               <w:spacing w:after="10" w:before="0"/>
               <w:ind w:left="120"/>
             </w:pPr>
-            <w:hyperlink w:history="1" r:id="rIdtluaotcrjdrmvrpzhn_24">
+            <w:hyperlink w:history="1" r:id="rIdpgyeew31htbjoglbkk4hn">
               <w:r>
                 <w:rPr>
                   <w:rFonts w:ascii="Arial" w:cs="Arial" w:eastAsia="Arial" w:hAnsi="Arial"/>
@@ -32081,7 +32081,7 @@
               <w:spacing w:after="10" w:before="0"/>
               <w:ind w:left="120"/>
             </w:pPr>
-            <w:hyperlink w:history="1" r:id="rIdsh_x_ceytgdfzb2quvp7s">
+            <w:hyperlink w:history="1" r:id="rIdcoekyvmrnxuserjjilac7">
               <w:r>
                 <w:rPr>
                   <w:rFonts w:ascii="Arial" w:cs="Arial" w:eastAsia="Arial" w:hAnsi="Arial"/>
@@ -32308,7 +32308,7 @@
               <w:spacing w:after="10" w:before="0"/>
               <w:ind w:left="120"/>
             </w:pPr>
-            <w:hyperlink w:history="1" r:id="rIdurlxncwlmkc1o5_8o5qln">
+            <w:hyperlink w:history="1" r:id="rIdb9xtwso_b0htw4zq02zig">
               <w:r>
                 <w:rPr>
                   <w:rFonts w:ascii="Arial" w:cs="Arial" w:eastAsia="Arial" w:hAnsi="Arial"/>
@@ -32385,7 +32385,7 @@
               <w:spacing w:after="10" w:before="0"/>
               <w:ind w:left="120"/>
             </w:pPr>
-            <w:hyperlink w:history="1" r:id="rIdhwg6i-ktjo8d_ztblzw5g">
+            <w:hyperlink w:history="1" r:id="rIdu7dqsqdykowak-sr8yg5u">
               <w:r>
                 <w:rPr>
                   <w:rFonts w:ascii="Arial" w:cs="Arial" w:eastAsia="Arial" w:hAnsi="Arial"/>
@@ -32612,7 +32612,7 @@
               <w:spacing w:after="10" w:before="0"/>
               <w:ind w:left="120"/>
             </w:pPr>
-            <w:hyperlink w:history="1" r:id="rIdgfke3q2-_2j1lqtg306wp">
+            <w:hyperlink w:history="1" r:id="rId2goyn7xwbonbnemd4b9zq">
               <w:r>
                 <w:rPr>
                   <w:rFonts w:ascii="Arial" w:cs="Arial" w:eastAsia="Arial" w:hAnsi="Arial"/>
@@ -32689,7 +32689,7 @@
               <w:spacing w:after="10" w:before="0"/>
               <w:ind w:left="120"/>
             </w:pPr>
-            <w:hyperlink w:history="1" r:id="rIdtneqv-buk_yekpc7_yxyg">
+            <w:hyperlink w:history="1" r:id="rIdamcpmln_s1fvhnwjlbnig">
               <w:r>
                 <w:rPr>
                   <w:rFonts w:ascii="Arial" w:cs="Arial" w:eastAsia="Arial" w:hAnsi="Arial"/>
@@ -32916,7 +32916,7 @@
               <w:spacing w:after="10" w:before="0"/>
               <w:ind w:left="120"/>
             </w:pPr>
-            <w:hyperlink w:history="1" r:id="rId6fmfoqq25bh-p3wyco5mu">
+            <w:hyperlink w:history="1" r:id="rIdrsak4ua3ct24ezlfvl9a8">
               <w:r>
                 <w:rPr>
                   <w:rFonts w:ascii="Arial" w:cs="Arial" w:eastAsia="Arial" w:hAnsi="Arial"/>
@@ -32993,7 +32993,7 @@
               <w:spacing w:after="10" w:before="0"/>
               <w:ind w:left="120"/>
             </w:pPr>
-            <w:hyperlink w:history="1" r:id="rIdryy6xgs6y2ukz88ihuny0">
+            <w:hyperlink w:history="1" r:id="rIdmwc-jva53pdxvl1aw4ik7">
               <w:r>
                 <w:rPr>
                   <w:rFonts w:ascii="Arial" w:cs="Arial" w:eastAsia="Arial" w:hAnsi="Arial"/>
@@ -33220,7 +33220,7 @@
               <w:spacing w:after="10" w:before="0"/>
               <w:ind w:left="120"/>
             </w:pPr>
-            <w:hyperlink w:history="1" r:id="rIdnnfqbip6qmgfzwsu2vm8h">
+            <w:hyperlink w:history="1" r:id="rIdorhb3q_bji3ps0a53tjg8">
               <w:r>
                 <w:rPr>
                   <w:rFonts w:ascii="Arial" w:cs="Arial" w:eastAsia="Arial" w:hAnsi="Arial"/>
@@ -33297,7 +33297,7 @@
               <w:spacing w:after="10" w:before="0"/>
               <w:ind w:left="120"/>
             </w:pPr>
-            <w:hyperlink w:history="1" r:id="rId_sd9yo_sibdmdeqkwjrvi">
+            <w:hyperlink w:history="1" r:id="rIdbfjlj0e7nwgffegtmozkz">
               <w:r>
                 <w:rPr>
                   <w:rFonts w:ascii="Arial" w:cs="Arial" w:eastAsia="Arial" w:hAnsi="Arial"/>
@@ -34799,7 +34799,7 @@
             <w:pPr>
               <w:spacing w:after="20" w:before="0"/>
             </w:pPr>
-            <w:hyperlink w:history="1" r:id="rIdygznriyjnopbylbrmlvb7">
+            <w:hyperlink w:history="1" r:id="rIdw0yddew2qwzuc1t7s_m0m">
               <w:r>
                 <w:rPr>
                   <w:rFonts w:ascii="Arial" w:cs="Arial" w:eastAsia="Arial" w:hAnsi="Arial"/>
@@ -34832,7 +34832,7 @@
               <w:spacing w:after="10" w:before="0"/>
               <w:ind w:left="120"/>
             </w:pPr>
-            <w:hyperlink w:history="1" r:id="rIdwcltxhnor3cblylgwx0ff">
+            <w:hyperlink w:history="1" r:id="rId5meujznfrcjqaewqxfuix">
               <w:r>
                 <w:rPr>
                   <w:rFonts w:ascii="Arial" w:cs="Arial" w:eastAsia="Arial" w:hAnsi="Arial"/>
@@ -34877,7 +34877,7 @@
             <w:pPr>
               <w:spacing w:after="20" w:before="0"/>
             </w:pPr>
-            <w:hyperlink w:history="1" r:id="rIdctbjc6ul_gi-xeanycln7">
+            <w:hyperlink w:history="1" r:id="rIdgd8mglxebelddsygivbyw">
               <w:r>
                 <w:rPr>
                   <w:rFonts w:ascii="Arial" w:cs="Arial" w:eastAsia="Arial" w:hAnsi="Arial"/>
@@ -34910,7 +34910,7 @@
               <w:spacing w:after="10" w:before="0"/>
               <w:ind w:left="120"/>
             </w:pPr>
-            <w:hyperlink w:history="1" r:id="rId9yagwntmdyvwpsqhixqv3">
+            <w:hyperlink w:history="1" r:id="rIdgj3samex49xzwrlzfjjkl">
               <w:r>
                 <w:rPr>
                   <w:rFonts w:ascii="Arial" w:cs="Arial" w:eastAsia="Arial" w:hAnsi="Arial"/>
@@ -35105,7 +35105,7 @@
             <w:pPr>
               <w:spacing w:after="20" w:before="0"/>
             </w:pPr>
-            <w:hyperlink w:history="1" r:id="rIddvbny35mcszjlxeyq6wps">
+            <w:hyperlink w:history="1" r:id="rId33mbrxlunejigwfnub_9e">
               <w:r>
                 <w:rPr>
                   <w:rFonts w:ascii="Arial" w:cs="Arial" w:eastAsia="Arial" w:hAnsi="Arial"/>
@@ -35138,7 +35138,7 @@
               <w:spacing w:after="10" w:before="0"/>
               <w:ind w:left="120"/>
             </w:pPr>
-            <w:hyperlink w:history="1" r:id="rId1pqlktjpfnwbz-sowk3qs">
+            <w:hyperlink w:history="1" r:id="rId0ma8idojpetahlapzkt0a">
               <w:r>
                 <w:rPr>
                   <w:rFonts w:ascii="Arial" w:cs="Arial" w:eastAsia="Arial" w:hAnsi="Arial"/>
@@ -35183,7 +35183,7 @@
             <w:pPr>
               <w:spacing w:after="20" w:before="0"/>
             </w:pPr>
-            <w:hyperlink w:history="1" r:id="rId0u2gwhwp1gzhbxnr_ceqp">
+            <w:hyperlink w:history="1" r:id="rIdh767uh66t_j0bhcjksfai">
               <w:r>
                 <w:rPr>
                   <w:rFonts w:ascii="Arial" w:cs="Arial" w:eastAsia="Arial" w:hAnsi="Arial"/>
@@ -35216,7 +35216,7 @@
               <w:spacing w:after="10" w:before="0"/>
               <w:ind w:left="120"/>
             </w:pPr>
-            <w:hyperlink w:history="1" r:id="rIdjvsq6a-9ox9lrxpkvikix">
+            <w:hyperlink w:history="1" r:id="rIdajouy18gfr4ndlkraehoz">
               <w:r>
                 <w:rPr>
                   <w:rFonts w:ascii="Arial" w:cs="Arial" w:eastAsia="Arial" w:hAnsi="Arial"/>
@@ -35411,7 +35411,313 @@
             <w:pPr>
               <w:spacing w:after="20" w:before="0"/>
             </w:pPr>
-            <w:hyperlink w:history="1" r:id="rIdezphhn_696cykidcs_cxh">
+            <w:hyperlink w:history="1" r:id="rIdpehomk9-ojrpeo-aq_d-i">
+              <w:r>
+                <w:rPr>
+                  <w:rFonts w:ascii="Arial" w:cs="Arial" w:eastAsia="Arial" w:hAnsi="Arial"/>
+                  <w:color w:val="2E75B6"/>
+                  <w:sz w:val="16"/>
+                  <w:szCs w:val="16"/>
+                  <w:u w:val="single" w:color="2E75B6"/>
+                </w:rPr>
+                <w:t xml:space="preserve">Why Cosmic Evolution Matters</w:t>
+              </w:r>
+            </w:hyperlink>
+          </w:p>
+          <w:p>
+            <w:pPr>
+              <w:spacing w:after="10" w:before="0"/>
+              <w:ind w:left="120"/>
+            </w:pPr>
+            <w:r>
+              <w:rPr>
+                <w:rFonts w:ascii="Arial" w:cs="Arial" w:eastAsia="Arial" w:hAnsi="Arial"/>
+                <w:color w:val="595959"/>
+                <w:sz w:val="14"/>
+                <w:szCs w:val="14"/>
+              </w:rPr>
+              <w:t xml:space="preserve">Source: Khan Academy (English - US curriculum)</w:t>
+            </w:r>
+          </w:p>
+          <w:p>
+            <w:pPr>
+              <w:spacing w:after="10" w:before="0"/>
+              <w:ind w:left="120"/>
+            </w:pPr>
+            <w:hyperlink w:history="1" r:id="rIdhdytkr2r6_n2tjjng7aoy">
+              <w:r>
+                <w:rPr>
+                  <w:rFonts w:ascii="Arial" w:cs="Arial" w:eastAsia="Arial" w:hAnsi="Arial"/>
+                  <w:color w:val="595959"/>
+                  <w:sz w:val="14"/>
+                  <w:szCs w:val="14"/>
+                  <w:u w:val="single" w:color="595959"/>
+                </w:rPr>
+                <w:t xml:space="preserve">🔍 Search ARES for similar videos</w:t>
+              </w:r>
+            </w:hyperlink>
+          </w:p>
+          <w:p>
+            <w:pPr>
+              <w:spacing w:after="40" w:before="0"/>
+            </w:pPr>
+            <w:r>
+              <w:rPr>
+                <w:sz w:val="14"/>
+                <w:szCs w:val="14"/>
+              </w:rPr>
+              <w:t xml:space="preserve"/>
+            </w:r>
+          </w:p>
+          <w:p>
+            <w:pPr>
+              <w:spacing w:after="20" w:before="0"/>
+            </w:pPr>
+            <w:r>
+              <w:rPr>
+                <w:rFonts w:ascii="Arial" w:cs="Arial" w:eastAsia="Arial" w:hAnsi="Arial"/>
+                <w:b/>
+                <w:bCs/>
+                <w:color w:val="1F3864"/>
+                <w:sz w:val="16"/>
+                <w:szCs w:val="16"/>
+              </w:rPr>
+              <w:t xml:space="preserve">📖 HTML:</w:t>
+            </w:r>
+          </w:p>
+          <w:p>
+            <w:pPr>
+              <w:spacing w:after="20" w:before="0"/>
+            </w:pPr>
+            <w:hyperlink w:history="1" r:id="rIdzviczhgpxrmoy5hmsfpzi">
+              <w:r>
+                <w:rPr>
+                  <w:rFonts w:ascii="Arial" w:cs="Arial" w:eastAsia="Arial" w:hAnsi="Arial"/>
+                  <w:color w:val="2E75B6"/>
+                  <w:sz w:val="16"/>
+                  <w:szCs w:val="16"/>
+                  <w:u w:val="single" w:color="2E75B6"/>
+                </w:rPr>
+                <w:t xml:space="preserve">Neutron Stars and Black Holes (Flexbook)</w:t>
+              </w:r>
+            </w:hyperlink>
+          </w:p>
+          <w:p>
+            <w:pPr>
+              <w:spacing w:after="10" w:before="0"/>
+              <w:ind w:left="120"/>
+            </w:pPr>
+            <w:r>
+              <w:rPr>
+                <w:rFonts w:ascii="Arial" w:cs="Arial" w:eastAsia="Arial" w:hAnsi="Arial"/>
+                <w:color w:val="595959"/>
+                <w:sz w:val="14"/>
+                <w:szCs w:val="14"/>
+              </w:rPr>
+              <w:t xml:space="preserve">Source: CK-12</w:t>
+            </w:r>
+          </w:p>
+          <w:p>
+            <w:pPr>
+              <w:spacing w:after="10" w:before="0"/>
+              <w:ind w:left="120"/>
+            </w:pPr>
+            <w:hyperlink w:history="1" r:id="rIdmi_g1q_n6_okcgtpbzwby">
+              <w:r>
+                <w:rPr>
+                  <w:rFonts w:ascii="Arial" w:cs="Arial" w:eastAsia="Arial" w:hAnsi="Arial"/>
+                  <w:color w:val="595959"/>
+                  <w:sz w:val="14"/>
+                  <w:szCs w:val="14"/>
+                  <w:u w:val="single" w:color="595959"/>
+                </w:rPr>
+                <w:t xml:space="preserve">🔍 Search ARES for similar readings</w:t>
+              </w:r>
+            </w:hyperlink>
+          </w:p>
+        </w:tc>
+        <w:tc>
+          <w:tcPr>
+            <w:tcW w:type="dxa" w:w="3040"/>
+            <w:shd w:fill="FFFFFF" w:color="auto" w:val="clear"/>
+            <w:tcMar>
+              <w:top w:type="dxa" w:w="60"/>
+              <w:left w:type="dxa" w:w="120"/>
+              <w:bottom w:type="dxa" w:w="60"/>
+              <w:right w:type="dxa" w:w="120"/>
+            </w:tcMar>
+            <w:vAlign w:val="top"/>
+          </w:tcPr>
+          <w:p>
+            <w:pPr>
+              <w:spacing w:after="40" w:before="0"/>
+              <w:jc w:val="left"/>
+            </w:pPr>
+            <w:r>
+              <w:rPr>
+                <w:rFonts w:ascii="Arial" w:cs="Arial" w:eastAsia="Arial" w:hAnsi="Arial"/>
+                <w:b w:val="false"/>
+                <w:bCs w:val="false"/>
+                <w:i w:val="false"/>
+                <w:iCs w:val="false"/>
+                <w:color w:val="000000"/>
+                <w:sz w:val="18"/>
+                <w:szCs w:val="18"/>
+              </w:rPr>
+              <w:t xml:space="preserve">Groups post their cumulative visual models on the classroom walls, forming a gallery. Each group selects one spokesperson to remain at their model for the first rotation; all other members become 'visitors'. In a structured gallery walk (two rotations of 6 minutes each), visitors move to two other groups' models and listen to a 3-minute Final Explanation delivered by the spokesperson, then spend 3 minutes providing written feedback on a structured CER (Claim–Evidence–Reasoning) Peer Feedback Card. Feedback cards ask: (1) 'What is the clearest and most evidence-supported claim in this model?' (2) 'Name one piece of evidence in this model that you found compelling and explain why.' (3) 'Identify one part of the model or explanation that would benefit from stronger evidence or clearer reasoning — be specific.' After two rotations (12 minutes), all learners return to their own model. Spokespersons from each visited group share the most useful piece of feedback received (whole-class, 4 minutes). Groups then have 4 minutes to make one final evidence-based revision to their model based on peer feedback before the whole-class Final Explanation synthesis.</w:t>
+            </w:r>
+          </w:p>
+        </w:tc>
+        <w:tc>
+          <w:tcPr>
+            <w:tcW w:type="dxa" w:w="3040"/>
+            <w:shd w:fill="F2F2F2" w:color="auto" w:val="clear"/>
+            <w:tcMar>
+              <w:top w:type="dxa" w:w="60"/>
+              <w:left w:type="dxa" w:w="120"/>
+              <w:bottom w:type="dxa" w:w="60"/>
+              <w:right w:type="dxa" w:w="120"/>
+            </w:tcMar>
+            <w:vAlign w:val="top"/>
+          </w:tcPr>
+          <w:p>
+            <w:pPr>
+              <w:spacing w:after="40" w:before="0"/>
+              <w:jc w:val="left"/>
+            </w:pPr>
+            <w:r>
+              <w:rPr>
+                <w:rFonts w:ascii="Arial" w:cs="Arial" w:eastAsia="Arial" w:hAnsi="Arial"/>
+                <w:b w:val="false"/>
+                <w:bCs w:val="false"/>
+                <w:i w:val="false"/>
+                <w:iCs w:val="false"/>
+                <w:color w:val="000000"/>
+                <w:sz w:val="18"/>
+                <w:szCs w:val="18"/>
+              </w:rPr>
+              <w:t xml:space="preserve">Set up the gallery by directing groups to post models. Say verbatim: 'This is your Final Explanation moment. When you are the spokesperson, you have 3 minutes to walk visitors through your model and answer the Driving Question out loud: How did everything we see in the night sky above Nairobi come to exist, and how do scientists gather evidence about a universe they cannot directly touch or travel to? Use your model as your evidence board. Visitors: you are scientists peer-reviewing a colleague's model. Fill in your CER Feedback Card honestly and specifically — no vague comments, only evidence-based observations.' [Signal Rotation 1 start.] Circulate during gallery walk, listening to Final Explanations. After each 3-minute explanation, prompt visitors: 'Ask one clarifying question before you write your feedback.' [Signal Rotation 2.] After rotations: 'Return to your own model. Read the feedback cards you received. Spokespersons — I will cold-call four groups: tell the class the single most useful piece of feedback you received and how you will act on it.' [Cold-call 4 groups.] 'You now have 4 minutes to make one evidence-based revision. Make it count.' [4-minute revision window.] Circulate, verify revisions are evidence-linked, not cosmetic.</w:t>
+            </w:r>
+          </w:p>
+        </w:tc>
+        <w:tc>
+          <w:tcPr>
+            <w:tcW w:type="dxa" w:w="3040"/>
+            <w:shd w:fill="FFFFFF" w:color="auto" w:val="clear"/>
+            <w:tcMar>
+              <w:top w:type="dxa" w:w="60"/>
+              <w:left w:type="dxa" w:w="120"/>
+              <w:bottom w:type="dxa" w:w="60"/>
+              <w:right w:type="dxa" w:w="120"/>
+            </w:tcMar>
+            <w:vAlign w:val="top"/>
+          </w:tcPr>
+          <w:p>
+            <w:pPr>
+              <w:spacing w:after="40" w:before="0"/>
+              <w:jc w:val="left"/>
+            </w:pPr>
+            <w:r>
+              <w:rPr>
+                <w:rFonts w:ascii="Arial" w:cs="Arial" w:eastAsia="Arial" w:hAnsi="Arial"/>
+                <w:b w:val="false"/>
+                <w:bCs w:val="false"/>
+                <w:i w:val="false"/>
+                <w:iCs w:val="false"/>
+                <w:color w:val="000000"/>
+                <w:sz w:val="18"/>
+                <w:szCs w:val="18"/>
+              </w:rPr>
+              <w:t xml:space="preserve">CER Gallery Walk (Claim–Evidence–Reasoning Peer Review) — Learners function as both presenters and peer reviewers, using a structured CER framework to evaluate scientific models. This mirrors authentic scientific peer review and builds understanding by requiring learners to articulate not just what a model shows but whether the evidence is sufficient and the reasoning is sound — directly connecting to NGSS SEP 7 (Engaging in Argument from Evidence). Presenting to peers also consolidates the presenter's own understanding through the act of teaching.</w:t>
+            </w:r>
+          </w:p>
+        </w:tc>
+        <w:tc>
+          <w:tcPr>
+            <w:tcW w:type="dxa" w:w="3040"/>
+            <w:shd w:fill="F2F2F2" w:color="auto" w:val="clear"/>
+            <w:tcMar>
+              <w:top w:type="dxa" w:w="60"/>
+              <w:left w:type="dxa" w:w="120"/>
+              <w:bottom w:type="dxa" w:w="60"/>
+              <w:right w:type="dxa" w:w="120"/>
+            </w:tcMar>
+            <w:vAlign w:val="top"/>
+          </w:tcPr>
+          <w:p>
+            <w:pPr>
+              <w:spacing w:after="40" w:before="0"/>
+              <w:jc w:val="left"/>
+            </w:pPr>
+            <w:r>
+              <w:rPr>
+                <w:rFonts w:ascii="Arial" w:cs="Arial" w:eastAsia="Arial" w:hAnsi="Arial"/>
+                <w:b w:val="false"/>
+                <w:bCs w:val="false"/>
+                <w:i w:val="false"/>
+                <w:iCs w:val="false"/>
+                <w:color w:val="000000"/>
+                <w:sz w:val="18"/>
+                <w:szCs w:val="18"/>
+              </w:rPr>
+              <w:t xml:space="preserve">Observable indicator: Every spokesperson can deliver a coherent 3-minute Final Explanation that answers the Driving Question using at least 3 named pieces of evidence from their model. Every visitor completes all three prompts on the CER Feedback Card with specific, model-referenced comments (not generic praise). Teacher evaluates 4 cold-called feedback summaries for specificity and scientific accuracy. Red flag: any Final Explanation that cannot connect the Big Bang to the present night sky above Nairobi in a causal chain — teacher notes this group for the synthesis discussion to address the gap publicly.</w:t>
+            </w:r>
+          </w:p>
+        </w:tc>
+      </w:tr>
+      <w:tr>
+        <w:tc>
+          <w:tcPr>
+            <w:tcW w:type="dxa" w:w="1520"/>
+            <w:shd w:fill="FCE4D6" w:color="auto" w:val="clear"/>
+            <w:tcMar>
+              <w:top w:type="dxa" w:w="60"/>
+              <w:left w:type="dxa" w:w="120"/>
+              <w:bottom w:type="dxa" w:w="60"/>
+              <w:right w:type="dxa" w:w="120"/>
+            </w:tcMar>
+            <w:vAlign w:val="top"/>
+          </w:tcPr>
+          <w:p>
+            <w:pPr>
+              <w:spacing w:after="40" w:before="0"/>
+              <w:jc w:val="left"/>
+            </w:pPr>
+            <w:r>
+              <w:rPr>
+                <w:rFonts w:ascii="Arial" w:cs="Arial" w:eastAsia="Arial" w:hAnsi="Arial"/>
+                <w:b/>
+                <w:bCs/>
+                <w:i w:val="false"/>
+                <w:iCs w:val="false"/>
+                <w:color w:val="000000"/>
+                <w:sz w:val="18"/>
+                <w:szCs w:val="18"/>
+              </w:rPr>
+              <w:t xml:space="preserve">Driving Question Board (DQB) Creation</w:t>
+            </w:r>
+          </w:p>
+          <w:p>
+            <w:pPr>
+              <w:spacing w:after="20" w:before="0"/>
+            </w:pPr>
+            <w:r>
+              <w:rPr>
+                <w:rFonts w:ascii="Arial" w:cs="Arial" w:eastAsia="Arial" w:hAnsi="Arial"/>
+                <w:b/>
+                <w:bCs/>
+                <w:color w:val="1F3864"/>
+                <w:sz w:val="16"/>
+                <w:szCs w:val="16"/>
+              </w:rPr>
+              <w:t xml:space="preserve">📹 VIDEO:</w:t>
+            </w:r>
+          </w:p>
+          <w:p>
+            <w:pPr>
+              <w:spacing w:after="20" w:before="0"/>
+            </w:pPr>
+            <w:hyperlink w:history="1" r:id="rIdgs-d4w88jcxl9ftavcjo-">
               <w:r>
                 <w:rPr>
                   <w:rFonts w:ascii="Arial" w:cs="Arial" w:eastAsia="Arial" w:hAnsi="Arial"/>
@@ -35444,7 +35750,7 @@
               <w:spacing w:after="10" w:before="0"/>
               <w:ind w:left="120"/>
             </w:pPr>
-            <w:hyperlink w:history="1" r:id="rIdipqxoz5fwbonjbtgxp7_l">
+            <w:hyperlink w:history="1" r:id="rId7xfwg5znyvnmdoyfx5zif">
               <w:r>
                 <w:rPr>
                   <w:rFonts w:ascii="Arial" w:cs="Arial" w:eastAsia="Arial" w:hAnsi="Arial"/>
@@ -35482,14 +35788,14 @@
                 <w:sz w:val="16"/>
                 <w:szCs w:val="16"/>
               </w:rPr>
-              <w:t xml:space="preserve">📖 HTML:</w:t>
+              <w:t xml:space="preserve">📖 EXERCISE:</w:t>
             </w:r>
           </w:p>
           <w:p>
             <w:pPr>
               <w:spacing w:after="20" w:before="0"/>
             </w:pPr>
-            <w:hyperlink w:history="1" r:id="rIdmj_kcqo4rasvwk9u-2tzf">
+            <w:hyperlink w:history="1" r:id="rId_4ad3njrou5powqbah4ow">
               <w:r>
                 <w:rPr>
                   <w:rFonts w:ascii="Arial" w:cs="Arial" w:eastAsia="Arial" w:hAnsi="Arial"/>
@@ -35498,7 +35804,7 @@
                   <w:szCs w:val="16"/>
                   <w:u w:val="single" w:color="2E75B6"/>
                 </w:rPr>
-                <w:t xml:space="preserve">Neutron Stars and Black Holes (Flexbook)</w:t>
+                <w:t xml:space="preserve">Neutron Stars and Black Holes Practice</w:t>
               </w:r>
             </w:hyperlink>
           </w:p>
@@ -35522,7 +35828,7 @@
               <w:spacing w:after="10" w:before="0"/>
               <w:ind w:left="120"/>
             </w:pPr>
-            <w:hyperlink w:history="1" r:id="rIdc6x7rptwuwq8qasteycqx">
+            <w:hyperlink w:history="1" r:id="rIdwocnmexlciztus3vwjosq">
               <w:r>
                 <w:rPr>
                   <w:rFonts w:ascii="Arial" w:cs="Arial" w:eastAsia="Arial" w:hAnsi="Arial"/>
@@ -35564,7 +35870,7 @@
                 <w:sz w:val="18"/>
                 <w:szCs w:val="18"/>
               </w:rPr>
-              <w:t xml:space="preserve">Groups post their cumulative visual models on the classroom walls, forming a gallery. Each group selects one spokesperson to remain at their model for the first rotation; all other members become 'visitors'. In a structured gallery walk (two rotations of 6 minutes each), visitors move to two other groups' models and listen to a 3-minute Final Explanation delivered by the spokesperson, then spend 3 minutes providing written feedback on a structured CER (Claim–Evidence–Reasoning) Peer Feedback Card. Feedback cards ask: (1) 'What is the clearest and most evidence-supported claim in this model?' (2) 'Name one piece of evidence in this model that you found compelling and explain why.' (3) 'Identify one part of the model or explanation that would benefit from stronger evidence or clearer reasoning — be specific.' After two rotations (12 minutes), all learners return to their own model. Spokespersons from each visited group share the most useful piece of feedback received (whole-class, 4 minutes). Groups then have 4 minutes to make one final evidence-based revision to their model based on peer feedback before the whole-class Final Explanation synthesis.</w:t>
+              <w:t xml:space="preserve">The class reconvenes facing the Driving Question Board (DQB) that has been maintained across all 12 lessons. The DQB contains questions generated by learners in every lesson — from 'What caused the Big Bang?' to 'Why does the Moon affect ocean tides in Mombasa?' to 'Can a Kenyan ever go to space?' and 'How do we see light from stars that died billions of years ago?' Working as a whole class (teacher-facilitated, 8 minutes), learners systematically categorise every question on the DQB using three sticky-dot colours: GREEN = 'We can now answer this with evidence from our unit'; YELLOW = 'We have partial evidence — this question needs more investigation'; RED = 'This question is still open — it may be at the frontier of current science.' Learners take turns approaching the board, placing a coloured dot on each question, and giving a one-sentence justification. After all questions are categorised, the class identifies the two most important RED (still open) questions and discusses what kind of evidence or investigation would be needed to begin answering them — connecting to how real scientists at observatories in South Africa, NASA, or the James Webb Space Telescope team work to answer open cosmological questions.</w:t>
             </w:r>
           </w:p>
         </w:tc>
@@ -35596,7 +35902,7 @@
                 <w:sz w:val="18"/>
                 <w:szCs w:val="18"/>
               </w:rPr>
-              <w:t xml:space="preserve">Set up the gallery by directing groups to post models. Say verbatim: 'This is your Final Explanation moment. When you are the spokesperson, you have 3 minutes to walk visitors through your model and answer the Driving Question out loud: How did everything we see in the night sky above Nairobi come to exist, and how do scientists gather evidence about a universe they cannot directly touch or travel to? Use your model as your evidence board. Visitors: you are scientists peer-reviewing a colleague's model. Fill in your CER Feedback Card honestly and specifically — no vague comments, only evidence-based observations.' [Signal Rotation 1 start.] Circulate during gallery walk, listening to Final Explanations. After each 3-minute explanation, prompt visitors: 'Ask one clarifying question before you write your feedback.' [Signal Rotation 2.] After rotations: 'Return to your own model. Read the feedback cards you received. Spokespersons — I will cold-call four groups: tell the class the single most useful piece of feedback you received and how you will act on it.' [Cold-call 4 groups.] 'You now have 4 minutes to make one evidence-based revision. Make it count.' [4-minute revision window.] Circulate, verify revisions are evidence-linked, not cosmetic.</w:t>
+              <w:t xml:space="preserve">Direct learners' attention to the full DQB. Say verbatim: 'This board has been growing since Lesson 1. Every question on it was asked by someone in this room — and every question mattered. Now it's time to find out how far we've come. We're going to categorise every question using three colours: green means we can answer it with evidence right now; yellow means we have some evidence but the question isn't fully closed; red means this is still open — maybe even for the world's best scientists. I need volunteers to come up, place a dot, and give one sentence of justification. Who wants to start?' [Accept volunteers; if no volunteers after 5 seconds, cold-call by name.] Move through all DQB questions in 8 minutes (keep pace). After categorisation: 'Look at our red questions — the ones that are still open. Which two are most important to you?' [Show of hands to vote — tally.] 'For our top two: what kind of evidence would a scientist need to begin answering this? What instrument, what observation, what data?' [Cold-call 2 learners per question.] Close by saying: 'Some of these questions may be answered in your lifetime. The James Webb Space Telescope, the Square Kilometre Array in South Africa — these are real instruments gathering real evidence right now. Your curiosity is pointing in the same direction as the world's best science.'</w:t>
             </w:r>
           </w:p>
         </w:tc>
@@ -35628,7 +35934,7 @@
                 <w:sz w:val="18"/>
                 <w:szCs w:val="18"/>
               </w:rPr>
-              <w:t xml:space="preserve">CER Gallery Walk (Claim–Evidence–Reasoning Peer Review) — Learners function as both presenters and peer reviewers, using a structured CER framework to evaluate scientific models. This mirrors authentic scientific peer review and builds understanding by requiring learners to articulate not just what a model shows but whether the evidence is sufficient and the reasoning is sound — directly connecting to NGSS SEP 7 (Engaging in Argument from Evidence). Presenting to peers also consolidates the presenter's own understanding through the act of teaching.</w:t>
+              <w:t xml:space="preserve">Driving Question Board Synthesis (Traffic-Light Categorisation) — Learners use a colour-coded categorisation protocol to systematically assess the explanatory power of the unit's accumulated evidence against the full landscape of questions they raised. This strategy builds understanding by making epistemic progress visible: learners can physically see that green questions have multiplied since Lesson 1, demonstrating that science produces genuine answers — while red questions honour the authentic open-endedness of frontier science and position learners as future contributors, not passive recipients.</w:t>
             </w:r>
           </w:p>
         </w:tc>
@@ -35660,7 +35966,7 @@
                 <w:sz w:val="18"/>
                 <w:szCs w:val="18"/>
               </w:rPr>
-              <w:t xml:space="preserve">Observable indicator: Every spokesperson can deliver a coherent 3-minute Final Explanation that answers the Driving Question using at least 3 named pieces of evidence from their model. Every visitor completes all three prompts on the CER Feedback Card with specific, model-referenced comments (not generic praise). Teacher evaluates 4 cold-called feedback summaries for specificity and scientific accuracy. Red flag: any Final Explanation that cannot connect the Big Bang to the present night sky above Nairobi in a causal chain — teacher notes this group for the synthesis discussion to address the gap publicly.</w:t>
+              <w:t xml:space="preserve">Observable indicator: Every DQB question receives a colour-coded dot with a one-sentence justification from a learner (not the teacher). The class correctly categorises at least 80% of green questions with an accurate evidence reference. Teacher listens for misconceptions during justifications — if a learner incorrectly categorises a question (e.g., marks as green a question for which no evidence was gathered), teacher prompts: 'What specific evidence from our unit supports that answer?' Red flag: fewer than 60% of questions are marked green — this indicates insufficient evidence integration and teacher should note for post-lesson review and possible supplementary session.</w:t>
             </w:r>
           </w:p>
         </w:tc>
@@ -35669,32 +35975,32 @@
         <w:tc>
           <w:tcPr>
             <w:tcW w:type="dxa" w:w="1520"/>
-            <w:shd w:fill="FCE4D6" w:color="auto" w:val="clear"/>
-            <w:tcMar>
-              <w:top w:type="dxa" w:w="60"/>
-              <w:left w:type="dxa" w:w="120"/>
-              <w:bottom w:type="dxa" w:w="60"/>
-              <w:right w:type="dxa" w:w="120"/>
-            </w:tcMar>
-            <w:vAlign w:val="top"/>
-          </w:tcPr>
-          <w:p>
-            <w:pPr>
-              <w:spacing w:after="40" w:before="0"/>
-              <w:jc w:val="left"/>
-            </w:pPr>
-            <w:r>
-              <w:rPr>
-                <w:rFonts w:ascii="Arial" w:cs="Arial" w:eastAsia="Arial" w:hAnsi="Arial"/>
-                <w:b/>
-                <w:bCs/>
-                <w:i w:val="false"/>
-                <w:iCs w:val="false"/>
-                <w:color w:val="000000"/>
-                <w:sz w:val="18"/>
-                <w:szCs w:val="18"/>
-              </w:rPr>
-              <w:t xml:space="preserve">Driving Question Board (DQB) Creation</w:t>
+            <w:shd w:fill="D5E8F0" w:color="auto" w:val="clear"/>
+            <w:tcMar>
+              <w:top w:type="dxa" w:w="60"/>
+              <w:left w:type="dxa" w:w="120"/>
+              <w:bottom w:type="dxa" w:w="60"/>
+              <w:right w:type="dxa" w:w="120"/>
+            </w:tcMar>
+            <w:vAlign w:val="top"/>
+          </w:tcPr>
+          <w:p>
+            <w:pPr>
+              <w:spacing w:after="40" w:before="0"/>
+              <w:jc w:val="left"/>
+            </w:pPr>
+            <w:r>
+              <w:rPr>
+                <w:rFonts w:ascii="Arial" w:cs="Arial" w:eastAsia="Arial" w:hAnsi="Arial"/>
+                <w:b/>
+                <w:bCs/>
+                <w:i w:val="false"/>
+                <w:iCs w:val="false"/>
+                <w:color w:val="000000"/>
+                <w:sz w:val="18"/>
+                <w:szCs w:val="18"/>
+              </w:rPr>
+              <w:t xml:space="preserve">Model Building Phase</w:t>
             </w:r>
           </w:p>
           <w:p>
@@ -35717,7 +36023,7 @@
             <w:pPr>
               <w:spacing w:after="20" w:before="0"/>
             </w:pPr>
-            <w:hyperlink w:history="1" r:id="rIdbpwdo6vt-ffwukzwecgyy">
+            <w:hyperlink w:history="1" r:id="rIdkri05uojkrmiovve5z8tp">
               <w:r>
                 <w:rPr>
                   <w:rFonts w:ascii="Arial" w:cs="Arial" w:eastAsia="Arial" w:hAnsi="Arial"/>
@@ -35750,7 +36056,7 @@
               <w:spacing w:after="10" w:before="0"/>
               <w:ind w:left="120"/>
             </w:pPr>
-            <w:hyperlink w:history="1" r:id="rIdle4guw8g_bdqa3nt5-ec7">
+            <w:hyperlink w:history="1" r:id="rIdkcy3xxboxxvpwu0gnq8o9">
               <w:r>
                 <w:rPr>
                   <w:rFonts w:ascii="Arial" w:cs="Arial" w:eastAsia="Arial" w:hAnsi="Arial"/>
@@ -35788,320 +36094,14 @@
                 <w:sz w:val="16"/>
                 <w:szCs w:val="16"/>
               </w:rPr>
-              <w:t xml:space="preserve">📖 EXERCISE:</w:t>
+              <w:t xml:space="preserve">📖 HTML:</w:t>
             </w:r>
           </w:p>
           <w:p>
             <w:pPr>
               <w:spacing w:after="20" w:before="0"/>
             </w:pPr>
-            <w:hyperlink w:history="1" r:id="rIdvb2pfz_utydb1wtamkjil">
-              <w:r>
-                <w:rPr>
-                  <w:rFonts w:ascii="Arial" w:cs="Arial" w:eastAsia="Arial" w:hAnsi="Arial"/>
-                  <w:color w:val="2E75B6"/>
-                  <w:sz w:val="16"/>
-                  <w:szCs w:val="16"/>
-                  <w:u w:val="single" w:color="2E75B6"/>
-                </w:rPr>
-                <w:t xml:space="preserve">Neutron Stars and Black Holes Practice</w:t>
-              </w:r>
-            </w:hyperlink>
-          </w:p>
-          <w:p>
-            <w:pPr>
-              <w:spacing w:after="10" w:before="0"/>
-              <w:ind w:left="120"/>
-            </w:pPr>
-            <w:r>
-              <w:rPr>
-                <w:rFonts w:ascii="Arial" w:cs="Arial" w:eastAsia="Arial" w:hAnsi="Arial"/>
-                <w:color w:val="595959"/>
-                <w:sz w:val="14"/>
-                <w:szCs w:val="14"/>
-              </w:rPr>
-              <w:t xml:space="preserve">Source: CK-12</w:t>
-            </w:r>
-          </w:p>
-          <w:p>
-            <w:pPr>
-              <w:spacing w:after="10" w:before="0"/>
-              <w:ind w:left="120"/>
-            </w:pPr>
-            <w:hyperlink w:history="1" r:id="rIdsfagenyvef0rwkixdqhn6">
-              <w:r>
-                <w:rPr>
-                  <w:rFonts w:ascii="Arial" w:cs="Arial" w:eastAsia="Arial" w:hAnsi="Arial"/>
-                  <w:color w:val="595959"/>
-                  <w:sz w:val="14"/>
-                  <w:szCs w:val="14"/>
-                  <w:u w:val="single" w:color="595959"/>
-                </w:rPr>
-                <w:t xml:space="preserve">🔍 Search ARES for similar readings</w:t>
-              </w:r>
-            </w:hyperlink>
-          </w:p>
-        </w:tc>
-        <w:tc>
-          <w:tcPr>
-            <w:tcW w:type="dxa" w:w="3040"/>
-            <w:shd w:fill="FFFFFF" w:color="auto" w:val="clear"/>
-            <w:tcMar>
-              <w:top w:type="dxa" w:w="60"/>
-              <w:left w:type="dxa" w:w="120"/>
-              <w:bottom w:type="dxa" w:w="60"/>
-              <w:right w:type="dxa" w:w="120"/>
-            </w:tcMar>
-            <w:vAlign w:val="top"/>
-          </w:tcPr>
-          <w:p>
-            <w:pPr>
-              <w:spacing w:after="40" w:before="0"/>
-              <w:jc w:val="left"/>
-            </w:pPr>
-            <w:r>
-              <w:rPr>
-                <w:rFonts w:ascii="Arial" w:cs="Arial" w:eastAsia="Arial" w:hAnsi="Arial"/>
-                <w:b w:val="false"/>
-                <w:bCs w:val="false"/>
-                <w:i w:val="false"/>
-                <w:iCs w:val="false"/>
-                <w:color w:val="000000"/>
-                <w:sz w:val="18"/>
-                <w:szCs w:val="18"/>
-              </w:rPr>
-              <w:t xml:space="preserve">The class reconvenes facing the Driving Question Board (DQB) that has been maintained across all 12 lessons. The DQB contains questions generated by learners in every lesson — from 'What caused the Big Bang?' to 'Why does the Moon affect ocean tides in Mombasa?' to 'Can a Kenyan ever go to space?' and 'How do we see light from stars that died billions of years ago?' Working as a whole class (teacher-facilitated, 8 minutes), learners systematically categorise every question on the DQB using three sticky-dot colours: GREEN = 'We can now answer this with evidence from our unit'; YELLOW = 'We have partial evidence — this question needs more investigation'; RED = 'This question is still open — it may be at the frontier of current science.' Learners take turns approaching the board, placing a coloured dot on each question, and giving a one-sentence justification. After all questions are categorised, the class identifies the two most important RED (still open) questions and discusses what kind of evidence or investigation would be needed to begin answering them — connecting to how real scientists at observatories in South Africa, NASA, or the James Webb Space Telescope team work to answer open cosmological questions.</w:t>
-            </w:r>
-          </w:p>
-        </w:tc>
-        <w:tc>
-          <w:tcPr>
-            <w:tcW w:type="dxa" w:w="3040"/>
-            <w:shd w:fill="F2F2F2" w:color="auto" w:val="clear"/>
-            <w:tcMar>
-              <w:top w:type="dxa" w:w="60"/>
-              <w:left w:type="dxa" w:w="120"/>
-              <w:bottom w:type="dxa" w:w="60"/>
-              <w:right w:type="dxa" w:w="120"/>
-            </w:tcMar>
-            <w:vAlign w:val="top"/>
-          </w:tcPr>
-          <w:p>
-            <w:pPr>
-              <w:spacing w:after="40" w:before="0"/>
-              <w:jc w:val="left"/>
-            </w:pPr>
-            <w:r>
-              <w:rPr>
-                <w:rFonts w:ascii="Arial" w:cs="Arial" w:eastAsia="Arial" w:hAnsi="Arial"/>
-                <w:b w:val="false"/>
-                <w:bCs w:val="false"/>
-                <w:i w:val="false"/>
-                <w:iCs w:val="false"/>
-                <w:color w:val="000000"/>
-                <w:sz w:val="18"/>
-                <w:szCs w:val="18"/>
-              </w:rPr>
-              <w:t xml:space="preserve">Direct learners' attention to the full DQB. Say verbatim: 'This board has been growing since Lesson 1. Every question on it was asked by someone in this room — and every question mattered. Now it's time to find out how far we've come. We're going to categorise every question using three colours: green means we can answer it with evidence right now; yellow means we have some evidence but the question isn't fully closed; red means this is still open — maybe even for the world's best scientists. I need volunteers to come up, place a dot, and give one sentence of justification. Who wants to start?' [Accept volunteers; if no volunteers after 5 seconds, cold-call by name.] Move through all DQB questions in 8 minutes (keep pace). After categorisation: 'Look at our red questions — the ones that are still open. Which two are most important to you?' [Show of hands to vote — tally.] 'For our top two: what kind of evidence would a scientist need to begin answering this? What instrument, what observation, what data?' [Cold-call 2 learners per question.] Close by saying: 'Some of these questions may be answered in your lifetime. The James Webb Space Telescope, the Square Kilometre Array in South Africa — these are real instruments gathering real evidence right now. Your curiosity is pointing in the same direction as the world's best science.'</w:t>
-            </w:r>
-          </w:p>
-        </w:tc>
-        <w:tc>
-          <w:tcPr>
-            <w:tcW w:type="dxa" w:w="3040"/>
-            <w:shd w:fill="FFFFFF" w:color="auto" w:val="clear"/>
-            <w:tcMar>
-              <w:top w:type="dxa" w:w="60"/>
-              <w:left w:type="dxa" w:w="120"/>
-              <w:bottom w:type="dxa" w:w="60"/>
-              <w:right w:type="dxa" w:w="120"/>
-            </w:tcMar>
-            <w:vAlign w:val="top"/>
-          </w:tcPr>
-          <w:p>
-            <w:pPr>
-              <w:spacing w:after="40" w:before="0"/>
-              <w:jc w:val="left"/>
-            </w:pPr>
-            <w:r>
-              <w:rPr>
-                <w:rFonts w:ascii="Arial" w:cs="Arial" w:eastAsia="Arial" w:hAnsi="Arial"/>
-                <w:b w:val="false"/>
-                <w:bCs w:val="false"/>
-                <w:i w:val="false"/>
-                <w:iCs w:val="false"/>
-                <w:color w:val="000000"/>
-                <w:sz w:val="18"/>
-                <w:szCs w:val="18"/>
-              </w:rPr>
-              <w:t xml:space="preserve">Driving Question Board Synthesis (Traffic-Light Categorisation) — Learners use a colour-coded categorisation protocol to systematically assess the explanatory power of the unit's accumulated evidence against the full landscape of questions they raised. This strategy builds understanding by making epistemic progress visible: learners can physically see that green questions have multiplied since Lesson 1, demonstrating that science produces genuine answers — while red questions honour the authentic open-endedness of frontier science and position learners as future contributors, not passive recipients.</w:t>
-            </w:r>
-          </w:p>
-        </w:tc>
-        <w:tc>
-          <w:tcPr>
-            <w:tcW w:type="dxa" w:w="3040"/>
-            <w:shd w:fill="F2F2F2" w:color="auto" w:val="clear"/>
-            <w:tcMar>
-              <w:top w:type="dxa" w:w="60"/>
-              <w:left w:type="dxa" w:w="120"/>
-              <w:bottom w:type="dxa" w:w="60"/>
-              <w:right w:type="dxa" w:w="120"/>
-            </w:tcMar>
-            <w:vAlign w:val="top"/>
-          </w:tcPr>
-          <w:p>
-            <w:pPr>
-              <w:spacing w:after="40" w:before="0"/>
-              <w:jc w:val="left"/>
-            </w:pPr>
-            <w:r>
-              <w:rPr>
-                <w:rFonts w:ascii="Arial" w:cs="Arial" w:eastAsia="Arial" w:hAnsi="Arial"/>
-                <w:b w:val="false"/>
-                <w:bCs w:val="false"/>
-                <w:i w:val="false"/>
-                <w:iCs w:val="false"/>
-                <w:color w:val="000000"/>
-                <w:sz w:val="18"/>
-                <w:szCs w:val="18"/>
-              </w:rPr>
-              <w:t xml:space="preserve">Observable indicator: Every DQB question receives a colour-coded dot with a one-sentence justification from a learner (not the teacher). The class correctly categorises at least 80% of green questions with an accurate evidence reference. Teacher listens for misconceptions during justifications — if a learner incorrectly categorises a question (e.g., marks as green a question for which no evidence was gathered), teacher prompts: 'What specific evidence from our unit supports that answer?' Red flag: fewer than 60% of questions are marked green — this indicates insufficient evidence integration and teacher should note for post-lesson review and possible supplementary session.</w:t>
-            </w:r>
-          </w:p>
-        </w:tc>
-      </w:tr>
-      <w:tr>
-        <w:tc>
-          <w:tcPr>
-            <w:tcW w:type="dxa" w:w="1520"/>
-            <w:shd w:fill="D5E8F0" w:color="auto" w:val="clear"/>
-            <w:tcMar>
-              <w:top w:type="dxa" w:w="60"/>
-              <w:left w:type="dxa" w:w="120"/>
-              <w:bottom w:type="dxa" w:w="60"/>
-              <w:right w:type="dxa" w:w="120"/>
-            </w:tcMar>
-            <w:vAlign w:val="top"/>
-          </w:tcPr>
-          <w:p>
-            <w:pPr>
-              <w:spacing w:after="40" w:before="0"/>
-              <w:jc w:val="left"/>
-            </w:pPr>
-            <w:r>
-              <w:rPr>
-                <w:rFonts w:ascii="Arial" w:cs="Arial" w:eastAsia="Arial" w:hAnsi="Arial"/>
-                <w:b/>
-                <w:bCs/>
-                <w:i w:val="false"/>
-                <w:iCs w:val="false"/>
-                <w:color w:val="000000"/>
-                <w:sz w:val="18"/>
-                <w:szCs w:val="18"/>
-              </w:rPr>
-              <w:t xml:space="preserve">Model Building Phase</w:t>
-            </w:r>
-          </w:p>
-          <w:p>
-            <w:pPr>
-              <w:spacing w:after="20" w:before="0"/>
-            </w:pPr>
-            <w:r>
-              <w:rPr>
-                <w:rFonts w:ascii="Arial" w:cs="Arial" w:eastAsia="Arial" w:hAnsi="Arial"/>
-                <w:b/>
-                <w:bCs/>
-                <w:color w:val="1F3864"/>
-                <w:sz w:val="16"/>
-                <w:szCs w:val="16"/>
-              </w:rPr>
-              <w:t xml:space="preserve">📹 VIDEO:</w:t>
-            </w:r>
-          </w:p>
-          <w:p>
-            <w:pPr>
-              <w:spacing w:after="20" w:before="0"/>
-            </w:pPr>
-            <w:hyperlink w:history="1" r:id="rIdi63pinaueunncev9rpfuq">
-              <w:r>
-                <w:rPr>
-                  <w:rFonts w:ascii="Arial" w:cs="Arial" w:eastAsia="Arial" w:hAnsi="Arial"/>
-                  <w:color w:val="2E75B6"/>
-                  <w:sz w:val="16"/>
-                  <w:szCs w:val="16"/>
-                  <w:u w:val="single" w:color="2E75B6"/>
-                </w:rPr>
-                <w:t xml:space="preserve">The solar system</w:t>
-              </w:r>
-            </w:hyperlink>
-          </w:p>
-          <w:p>
-            <w:pPr>
-              <w:spacing w:after="10" w:before="0"/>
-              <w:ind w:left="120"/>
-            </w:pPr>
-            <w:r>
-              <w:rPr>
-                <w:rFonts w:ascii="Arial" w:cs="Arial" w:eastAsia="Arial" w:hAnsi="Arial"/>
-                <w:color w:val="595959"/>
-                <w:sz w:val="14"/>
-                <w:szCs w:val="14"/>
-              </w:rPr>
-              <w:t xml:space="preserve">Source: Khan Academy (English - US curriculum)</w:t>
-            </w:r>
-          </w:p>
-          <w:p>
-            <w:pPr>
-              <w:spacing w:after="10" w:before="0"/>
-              <w:ind w:left="120"/>
-            </w:pPr>
-            <w:hyperlink w:history="1" r:id="rIdpyuyzgpkmh8aqfrgd5wh7">
-              <w:r>
-                <w:rPr>
-                  <w:rFonts w:ascii="Arial" w:cs="Arial" w:eastAsia="Arial" w:hAnsi="Arial"/>
-                  <w:color w:val="595959"/>
-                  <w:sz w:val="14"/>
-                  <w:szCs w:val="14"/>
-                  <w:u w:val="single" w:color="595959"/>
-                </w:rPr>
-                <w:t xml:space="preserve">🔍 Search ARES for similar videos</w:t>
-              </w:r>
-            </w:hyperlink>
-          </w:p>
-          <w:p>
-            <w:pPr>
-              <w:spacing w:after="40" w:before="0"/>
-            </w:pPr>
-            <w:r>
-              <w:rPr>
-                <w:sz w:val="14"/>
-                <w:szCs w:val="14"/>
-              </w:rPr>
-              <w:t xml:space="preserve"/>
-            </w:r>
-          </w:p>
-          <w:p>
-            <w:pPr>
-              <w:spacing w:after="20" w:before="0"/>
-            </w:pPr>
-            <w:r>
-              <w:rPr>
-                <w:rFonts w:ascii="Arial" w:cs="Arial" w:eastAsia="Arial" w:hAnsi="Arial"/>
-                <w:b/>
-                <w:bCs/>
-                <w:color w:val="1F3864"/>
-                <w:sz w:val="16"/>
-                <w:szCs w:val="16"/>
-              </w:rPr>
-              <w:t xml:space="preserve">📖 HTML:</w:t>
-            </w:r>
-          </w:p>
-          <w:p>
-            <w:pPr>
-              <w:spacing w:after="20" w:before="0"/>
-            </w:pPr>
-            <w:hyperlink w:history="1" r:id="rIdjhuqtrztl2uldj8x3bdpd">
+            <w:hyperlink w:history="1" r:id="rIde4tqmulx3x7nla8x9jybi">
               <w:r>
                 <w:rPr>
                   <w:rFonts w:ascii="Arial" w:cs="Arial" w:eastAsia="Arial" w:hAnsi="Arial"/>
@@ -36134,7 +36134,7 @@
               <w:spacing w:after="10" w:before="0"/>
               <w:ind w:left="120"/>
             </w:pPr>
-            <w:hyperlink w:history="1" r:id="rIdvrx5zdkkfrrlhlpnd9w1s">
+            <w:hyperlink w:history="1" r:id="rIdozwfisgdx5pwwufn2gf55">
               <w:r>
                 <w:rPr>
                   <w:rFonts w:ascii="Arial" w:cs="Arial" w:eastAsia="Arial" w:hAnsi="Arial"/>

--- a/data/outputs/v2/Physics/SS4.2_Introduction_to_Space_Physics/Physics_Introduction_to_Space_Physics_CBE_LessonSequence.docx
+++ b/data/outputs/v2/Physics/SS4.2_Introduction_to_Space_Physics/Physics_Introduction_to_Space_Physics_CBE_LessonSequence.docx
@@ -42,6 +42,177 @@
     </w:p>
     <w:p>
       <w:pPr>
+        <w:spacing w:after="80" w:before="120"/>
+      </w:pPr>
+      <w:r>
+        <w:rPr>
+          <w:rFonts w:ascii="Arial" w:cs="Arial" w:eastAsia="Arial" w:hAnsi="Arial"/>
+          <w:b/>
+          <w:bCs/>
+          <w:color w:val="1F3864"/>
+          <w:sz w:val="20"/>
+          <w:szCs w:val="20"/>
+        </w:rPr>
+        <w:t xml:space="preserve">ATTRIBUTION AND LICENSING</w:t>
+      </w:r>
+    </w:p>
+    <w:p>
+      <w:pPr>
+        <w:spacing w:after="60" w:before="0"/>
+      </w:pPr>
+      <w:r>
+        <w:rPr>
+          <w:rFonts w:ascii="Arial" w:cs="Arial" w:eastAsia="Arial" w:hAnsi="Arial"/>
+          <w:b/>
+          <w:bCs/>
+          <w:sz w:val="17"/>
+          <w:szCs w:val="17"/>
+        </w:rPr>
+        <w:t xml:space="preserve">Curriculum Alignment: </w:t>
+      </w:r>
+      <w:r>
+        <w:rPr>
+          <w:rFonts w:ascii="Arial" w:cs="Arial" w:eastAsia="Arial" w:hAnsi="Arial"/>
+          <w:sz w:val="17"/>
+          <w:szCs w:val="17"/>
+        </w:rPr>
+        <w:t xml:space="preserve">Structured in pedagogical alignment with the competence-based curriculum format and learning outcomes established by the Kenya Institute of Curriculum Development (KICD). This material is independently developed and is not officially endorsed or published by KICD.</w:t>
+      </w:r>
+    </w:p>
+    <w:p>
+      <w:pPr>
+        <w:spacing w:after="60" w:before="0"/>
+      </w:pPr>
+      <w:r>
+        <w:rPr>
+          <w:rFonts w:ascii="Arial" w:cs="Arial" w:eastAsia="Arial" w:hAnsi="Arial"/>
+          <w:b/>
+          <w:bCs/>
+          <w:sz w:val="17"/>
+          <w:szCs w:val="17"/>
+        </w:rPr>
+        <w:t xml:space="preserve">Content &amp; Pedagogy: </w:t>
+      </w:r>
+      <w:r>
+        <w:rPr>
+          <w:rFonts w:ascii="Arial" w:cs="Arial" w:eastAsia="Arial" w:hAnsi="Arial"/>
+          <w:sz w:val="17"/>
+          <w:szCs w:val="17"/>
+        </w:rPr>
+        <w:t xml:space="preserve">Developed and adapted by the educator team at SeaVuria (registered 501(c)(3) in the United States and registered NGO in Kenya, No. 872-850A-BF11), who designed the pedagogical framework, lesson templates and exemplar lessons on which this material is based.</w:t>
+      </w:r>
+    </w:p>
+    <w:p>
+      <w:pPr>
+        <w:spacing w:after="60" w:before="0"/>
+      </w:pPr>
+      <w:r>
+        <w:rPr>
+          <w:rFonts w:ascii="Arial" w:cs="Arial" w:eastAsia="Arial" w:hAnsi="Arial"/>
+          <w:b/>
+          <w:bCs/>
+          <w:sz w:val="17"/>
+          <w:szCs w:val="17"/>
+        </w:rPr>
+        <w:t xml:space="preserve">Production &amp; Layout: </w:t>
+      </w:r>
+      <w:r>
+        <w:rPr>
+          <w:rFonts w:ascii="Arial" w:cs="Arial" w:eastAsia="Arial" w:hAnsi="Arial"/>
+          <w:sz w:val="17"/>
+          <w:szCs w:val="17"/>
+        </w:rPr>
+        <w:t xml:space="preserve">Educational design and curriculum sequencing by SeaVuria. Technical layout, structural formatting, and digital optimization/implementation executed in partnership with ARES Education (registered 501(c)(3) in the United States and Canada (as Afretech Aid) and registered NGO in Kenya), with lesson drafting and compilation assisted by AI (Claude, Anthropic).</w:t>
+      </w:r>
+    </w:p>
+    <w:p>
+      <w:pPr>
+        <w:pBdr>
+          <w:bottom w:val="single" w:color="1F3864" w:sz="6" w:space="6"/>
+        </w:pBdr>
+        <w:spacing w:after="60" w:before="0"/>
+      </w:pPr>
+      <w:r>
+        <w:rPr>
+          <w:rFonts w:ascii="Arial" w:cs="Arial" w:eastAsia="Arial" w:hAnsi="Arial"/>
+          <w:b/>
+          <w:bCs/>
+          <w:sz w:val="17"/>
+          <w:szCs w:val="17"/>
+        </w:rPr>
+        <w:t xml:space="preserve">Licensing &amp; Copyright: </w:t>
+      </w:r>
+      <w:r>
+        <w:rPr>
+          <w:rFonts w:ascii="Arial" w:cs="Arial" w:eastAsia="Arial" w:hAnsi="Arial"/>
+          <w:sz w:val="17"/>
+          <w:szCs w:val="17"/>
+        </w:rPr>
+        <w:t xml:space="preserve">© 2026 SeaVuria and ARES. This work is licensed under a </w:t>
+      </w:r>
+      <w:hyperlink w:history="1" r:id="rId6e3rtqy_dkwf_cwolc2aa">
+        <w:r>
+          <w:rPr>
+            <w:rFonts w:ascii="Arial" w:cs="Arial" w:eastAsia="Arial" w:hAnsi="Arial"/>
+            <w:color w:val="1F6B75"/>
+            <w:sz w:val="17"/>
+            <w:szCs w:val="17"/>
+            <w:u w:val="single" w:color="1F6B75"/>
+          </w:rPr>
+          <w:t xml:space="preserve">Creative Commons Attribution-NonCommercial 4.0 International License</w:t>
+        </w:r>
+      </w:hyperlink>
+      <w:r>
+        <w:rPr>
+          <w:rFonts w:ascii="Arial" w:cs="Arial" w:eastAsia="Arial" w:hAnsi="Arial"/>
+          <w:sz w:val="17"/>
+          <w:szCs w:val="17"/>
+        </w:rPr>
+        <w:t xml:space="preserve"> (</w:t>
+      </w:r>
+      <w:hyperlink w:history="1" r:id="rId1skxlx4yvd9nufll3nnss">
+        <w:r>
+          <w:rPr>
+            <w:rFonts w:ascii="Arial" w:cs="Arial" w:eastAsia="Arial" w:hAnsi="Arial"/>
+            <w:color w:val="1F6B75"/>
+            <w:sz w:val="17"/>
+            <w:szCs w:val="17"/>
+            <w:u w:val="single" w:color="1F6B75"/>
+          </w:rPr>
+          <w:t xml:space="preserve">CC BY-NC 4.0</w:t>
+        </w:r>
+      </w:hyperlink>
+      <w:r>
+        <w:rPr>
+          <w:rFonts w:ascii="Arial" w:cs="Arial" w:eastAsia="Arial" w:hAnsi="Arial"/>
+          <w:sz w:val="17"/>
+          <w:szCs w:val="17"/>
+        </w:rPr>
+        <w:t xml:space="preserve">). To view a copy of this license, visit </w:t>
+      </w:r>
+      <w:hyperlink w:history="1" r:id="rIdjz9d9vgvqbghnhiiaxmmt">
+        <w:r>
+          <w:rPr>
+            <w:rFonts w:ascii="Arial" w:cs="Arial" w:eastAsia="Arial" w:hAnsi="Arial"/>
+            <w:color w:val="1F6B75"/>
+            <w:sz w:val="17"/>
+            <w:szCs w:val="17"/>
+            <w:u w:val="single" w:color="1F6B75"/>
+          </w:rPr>
+          <w:t xml:space="preserve">https://creativecommons.org/licenses/by-nc/4.0/</w:t>
+        </w:r>
+      </w:hyperlink>
+      <w:r>
+        <w:rPr>
+          <w:rFonts w:ascii="Arial" w:cs="Arial" w:eastAsia="Arial" w:hAnsi="Arial"/>
+          <w:sz w:val="17"/>
+          <w:szCs w:val="17"/>
+        </w:rPr>
+        <w:t xml:space="preserve">. You are free to copy, redistribute, and adapt this material in any medium or format, provided appropriate credit is given and the material is not used for commercial purposes. KICD learning outcomes and curriculum designations reproduced here for alignment purposes remain the property of KICD and are not covered by this license. Linked external resources (e.g. CK-12, Khan Academy, PhET) are subject to their own licenses.</w:t>
+      </w:r>
+    </w:p>
+    <w:p>
+      <w:pPr>
         <w:spacing w:after="120"/>
       </w:pPr>
       <w:r>
@@ -3612,7 +3783,7 @@
             <w:pPr>
               <w:spacing w:after="20" w:before="0"/>
             </w:pPr>
-            <w:hyperlink w:history="1" r:id="rIdjt6ozowy1vgcdnrw7ryux">
+            <w:hyperlink w:history="1" r:id="rIdzjjpl8xjlyo5mfnq72qee">
               <w:r>
                 <w:rPr>
                   <w:rFonts w:ascii="Arial" w:cs="Arial" w:eastAsia="Arial" w:hAnsi="Arial"/>
@@ -3645,7 +3816,7 @@
               <w:spacing w:after="10" w:before="0"/>
               <w:ind w:left="120"/>
             </w:pPr>
-            <w:hyperlink w:history="1" r:id="rIdal8rqcmqjdlcpod87t-7o">
+            <w:hyperlink w:history="1" r:id="rIdfv-a_m2rx6zwjoadv6vax">
               <w:r>
                 <w:rPr>
                   <w:rFonts w:ascii="Arial" w:cs="Arial" w:eastAsia="Arial" w:hAnsi="Arial"/>
@@ -3707,7 +3878,7 @@
               <w:spacing w:after="10" w:before="0"/>
               <w:ind w:left="120"/>
             </w:pPr>
-            <w:hyperlink w:history="1" r:id="rIdn89uumwg_oxikg73wayl8">
+            <w:hyperlink w:history="1" r:id="rIdt_i8pmtq0ympessn9hwkr">
               <w:r>
                 <w:rPr>
                   <w:rFonts w:ascii="Arial" w:cs="Arial" w:eastAsia="Arial" w:hAnsi="Arial"/>
@@ -3917,7 +4088,7 @@
             <w:pPr>
               <w:spacing w:after="20" w:before="0"/>
             </w:pPr>
-            <w:hyperlink w:history="1" r:id="rIdwmst41xm1ywwkza5vgutm">
+            <w:hyperlink w:history="1" r:id="rIdksamgelbl2ka-9gycd0bm">
               <w:r>
                 <w:rPr>
                   <w:rFonts w:ascii="Arial" w:cs="Arial" w:eastAsia="Arial" w:hAnsi="Arial"/>
@@ -3950,7 +4121,7 @@
               <w:spacing w:after="10" w:before="0"/>
               <w:ind w:left="120"/>
             </w:pPr>
-            <w:hyperlink w:history="1" r:id="rIdb-fqwosk9rtqvi8slkis9">
+            <w:hyperlink w:history="1" r:id="rId-hjuqp_k5b85g92b8zcjm">
               <w:r>
                 <w:rPr>
                   <w:rFonts w:ascii="Arial" w:cs="Arial" w:eastAsia="Arial" w:hAnsi="Arial"/>
@@ -4012,7 +4183,7 @@
               <w:spacing w:after="10" w:before="0"/>
               <w:ind w:left="120"/>
             </w:pPr>
-            <w:hyperlink w:history="1" r:id="rIdxsagp2z7-wzwkbj4plt-_">
+            <w:hyperlink w:history="1" r:id="rIdajkiw6sacwnylslm1lxvb">
               <w:r>
                 <w:rPr>
                   <w:rFonts w:ascii="Arial" w:cs="Arial" w:eastAsia="Arial" w:hAnsi="Arial"/>
@@ -4222,7 +4393,7 @@
             <w:pPr>
               <w:spacing w:after="20" w:before="0"/>
             </w:pPr>
-            <w:hyperlink w:history="1" r:id="rId_6tombfko1ran3h8wpto_">
+            <w:hyperlink w:history="1" r:id="rIdlzvizzk-mst2upgnyaz56">
               <w:r>
                 <w:rPr>
                   <w:rFonts w:ascii="Arial" w:cs="Arial" w:eastAsia="Arial" w:hAnsi="Arial"/>
@@ -4255,7 +4426,7 @@
               <w:spacing w:after="10" w:before="0"/>
               <w:ind w:left="120"/>
             </w:pPr>
-            <w:hyperlink w:history="1" r:id="rIddie6p3x2je6adsv6c4ju7">
+            <w:hyperlink w:history="1" r:id="rId5t-e6dpwvl0zbriaswqnz">
               <w:r>
                 <w:rPr>
                   <w:rFonts w:ascii="Arial" w:cs="Arial" w:eastAsia="Arial" w:hAnsi="Arial"/>
@@ -4317,7 +4488,7 @@
               <w:spacing w:after="10" w:before="0"/>
               <w:ind w:left="120"/>
             </w:pPr>
-            <w:hyperlink w:history="1" r:id="rIdiiulza7ifcx5xvfizo_ei">
+            <w:hyperlink w:history="1" r:id="rIdwk4qcwgitgxh1u9aym_iz">
               <w:r>
                 <w:rPr>
                   <w:rFonts w:ascii="Arial" w:cs="Arial" w:eastAsia="Arial" w:hAnsi="Arial"/>
@@ -4527,7 +4698,7 @@
             <w:pPr>
               <w:spacing w:after="20" w:before="0"/>
             </w:pPr>
-            <w:hyperlink w:history="1" r:id="rIdatnqsecou_3ksdiv-8feo">
+            <w:hyperlink w:history="1" r:id="rIdejxz8bkjydbnj4xeaj7by">
               <w:r>
                 <w:rPr>
                   <w:rFonts w:ascii="Arial" w:cs="Arial" w:eastAsia="Arial" w:hAnsi="Arial"/>
@@ -4560,7 +4731,7 @@
               <w:spacing w:after="10" w:before="0"/>
               <w:ind w:left="120"/>
             </w:pPr>
-            <w:hyperlink w:history="1" r:id="rIdk8q_4vh8-gn3-aookfj3v">
+            <w:hyperlink w:history="1" r:id="rIdpmgtft6al5ekt1p60tjpf">
               <w:r>
                 <w:rPr>
                   <w:rFonts w:ascii="Arial" w:cs="Arial" w:eastAsia="Arial" w:hAnsi="Arial"/>
@@ -4622,7 +4793,7 @@
               <w:spacing w:after="10" w:before="0"/>
               <w:ind w:left="120"/>
             </w:pPr>
-            <w:hyperlink w:history="1" r:id="rIdbeapmfmnekhikyimuum2v">
+            <w:hyperlink w:history="1" r:id="rIdqyyzqvhsnjjwbsp-tgbpp">
               <w:r>
                 <w:rPr>
                   <w:rFonts w:ascii="Arial" w:cs="Arial" w:eastAsia="Arial" w:hAnsi="Arial"/>
@@ -4832,7 +5003,7 @@
             <w:pPr>
               <w:spacing w:after="20" w:before="0"/>
             </w:pPr>
-            <w:hyperlink w:history="1" r:id="rId7fiewivtzt2h49rmlmvb0">
+            <w:hyperlink w:history="1" r:id="rIdzzpkixxbsi6fqzxjuwepx">
               <w:r>
                 <w:rPr>
                   <w:rFonts w:ascii="Arial" w:cs="Arial" w:eastAsia="Arial" w:hAnsi="Arial"/>
@@ -4865,7 +5036,7 @@
               <w:spacing w:after="10" w:before="0"/>
               <w:ind w:left="120"/>
             </w:pPr>
-            <w:hyperlink w:history="1" r:id="rIdn54651a0i5ntfgf234_x0">
+            <w:hyperlink w:history="1" r:id="rIdprffkbusjqhqq4kwrej1t">
               <w:r>
                 <w:rPr>
                   <w:rFonts w:ascii="Arial" w:cs="Arial" w:eastAsia="Arial" w:hAnsi="Arial"/>
@@ -4927,7 +5098,7 @@
               <w:spacing w:after="10" w:before="0"/>
               <w:ind w:left="120"/>
             </w:pPr>
-            <w:hyperlink w:history="1" r:id="rIddy_9qdw5f2vsfq8fii3nf">
+            <w:hyperlink w:history="1" r:id="rIdpjj5cba-icek0l9jrpewa">
               <w:r>
                 <w:rPr>
                   <w:rFonts w:ascii="Arial" w:cs="Arial" w:eastAsia="Arial" w:hAnsi="Arial"/>
@@ -5438,6 +5609,65 @@
         </w:tc>
       </w:tr>
     </w:tbl>
+    <w:p>
+      <w:pPr>
+        <w:pBdr>
+          <w:top w:val="single" w:color="BBBBBB" w:sz="4" w:space="4"/>
+        </w:pBdr>
+        <w:spacing w:after="0" w:before="160"/>
+      </w:pPr>
+      <w:r>
+        <w:rPr>
+          <w:rFonts w:ascii="Arial" w:cs="Arial" w:eastAsia="Arial" w:hAnsi="Arial"/>
+          <w:color w:val="666666"/>
+          <w:sz w:val="14"/>
+          <w:szCs w:val="14"/>
+        </w:rPr>
+        <w:t xml:space="preserve">© 2026 SeaVuria and ARES. Aligned with KICD objectives. Developed by SeaVuria; technical implementation by ARES (with AI assistance from Claude). Licensed under </w:t>
+      </w:r>
+      <w:hyperlink w:history="1" r:id="rIdwrldlucwstdhmx-40slym">
+        <w:r>
+          <w:rPr>
+            <w:rFonts w:ascii="Arial" w:cs="Arial" w:eastAsia="Arial" w:hAnsi="Arial"/>
+            <w:color w:val="1F6B75"/>
+            <w:sz w:val="14"/>
+            <w:szCs w:val="14"/>
+            <w:u w:val="single" w:color="1F6B75"/>
+          </w:rPr>
+          <w:t xml:space="preserve">CC BY-NC 4.0</w:t>
+        </w:r>
+      </w:hyperlink>
+      <w:r>
+        <w:rPr>
+          <w:rFonts w:ascii="Arial" w:cs="Arial" w:eastAsia="Arial" w:hAnsi="Arial"/>
+          <w:color w:val="666666"/>
+          <w:sz w:val="14"/>
+          <w:szCs w:val="14"/>
+        </w:rPr>
+        <w:t xml:space="preserve"> (</w:t>
+      </w:r>
+      <w:hyperlink w:history="1" r:id="rIdnf4eqynoqxoihrodkcs-e">
+        <w:r>
+          <w:rPr>
+            <w:rFonts w:ascii="Arial" w:cs="Arial" w:eastAsia="Arial" w:hAnsi="Arial"/>
+            <w:color w:val="1F6B75"/>
+            <w:sz w:val="14"/>
+            <w:szCs w:val="14"/>
+            <w:u w:val="single" w:color="1F6B75"/>
+          </w:rPr>
+          <w:t xml:space="preserve">https://creativecommons.org/licenses/by-nc/4.0/</w:t>
+        </w:r>
+      </w:hyperlink>
+      <w:r>
+        <w:rPr>
+          <w:rFonts w:ascii="Arial" w:cs="Arial" w:eastAsia="Arial" w:hAnsi="Arial"/>
+          <w:color w:val="666666"/>
+          <w:sz w:val="14"/>
+          <w:szCs w:val="14"/>
+        </w:rPr>
+        <w:t xml:space="preserve">).</w:t>
+      </w:r>
+    </w:p>
     <w:p>
       <w:r>
         <w:br w:type="page"/>
@@ -6429,7 +6659,7 @@
             <w:pPr>
               <w:spacing w:after="20" w:before="0"/>
             </w:pPr>
-            <w:hyperlink w:history="1" r:id="rIdpeutpxghexirz_mwv5bq_">
+            <w:hyperlink w:history="1" r:id="rIdeayizjt5m6pc8iexuedr9">
               <w:r>
                 <w:rPr>
                   <w:rFonts w:ascii="Arial" w:cs="Arial" w:eastAsia="Arial" w:hAnsi="Arial"/>
@@ -6462,7 +6692,7 @@
               <w:spacing w:after="10" w:before="0"/>
               <w:ind w:left="120"/>
             </w:pPr>
-            <w:hyperlink w:history="1" r:id="rIdn9xols-dz-oelskvcs_wv">
+            <w:hyperlink w:history="1" r:id="rIdpojpijzmjr6ietccf_lrf">
               <w:r>
                 <w:rPr>
                   <w:rFonts w:ascii="Arial" w:cs="Arial" w:eastAsia="Arial" w:hAnsi="Arial"/>
@@ -6507,7 +6737,7 @@
             <w:pPr>
               <w:spacing w:after="20" w:before="0"/>
             </w:pPr>
-            <w:hyperlink w:history="1" r:id="rIdt2thvkwnn9zogb_alvco1">
+            <w:hyperlink w:history="1" r:id="rIdvluitmrbtbfcix_recnvc">
               <w:r>
                 <w:rPr>
                   <w:rFonts w:ascii="Arial" w:cs="Arial" w:eastAsia="Arial" w:hAnsi="Arial"/>
@@ -6540,7 +6770,7 @@
               <w:spacing w:after="10" w:before="0"/>
               <w:ind w:left="120"/>
             </w:pPr>
-            <w:hyperlink w:history="1" r:id="rIdbancqtt2mthdwa-u4232x">
+            <w:hyperlink w:history="1" r:id="rIdhfnva182uoocctqb1r7ys">
               <w:r>
                 <w:rPr>
                   <w:rFonts w:ascii="Arial" w:cs="Arial" w:eastAsia="Arial" w:hAnsi="Arial"/>
@@ -6735,7 +6965,7 @@
             <w:pPr>
               <w:spacing w:after="20" w:before="0"/>
             </w:pPr>
-            <w:hyperlink w:history="1" r:id="rIdbxxodsezsbjeg_8pvwcqi">
+            <w:hyperlink w:history="1" r:id="rIdttfc-jba-_mlz2tcpw0el">
               <w:r>
                 <w:rPr>
                   <w:rFonts w:ascii="Arial" w:cs="Arial" w:eastAsia="Arial" w:hAnsi="Arial"/>
@@ -6768,7 +6998,7 @@
               <w:spacing w:after="10" w:before="0"/>
               <w:ind w:left="120"/>
             </w:pPr>
-            <w:hyperlink w:history="1" r:id="rIdbrbnc1g0oda4o-3yuutli">
+            <w:hyperlink w:history="1" r:id="rIdmqfwn2syh71evqowswqhl">
               <w:r>
                 <w:rPr>
                   <w:rFonts w:ascii="Arial" w:cs="Arial" w:eastAsia="Arial" w:hAnsi="Arial"/>
@@ -6813,7 +7043,7 @@
             <w:pPr>
               <w:spacing w:after="20" w:before="0"/>
             </w:pPr>
-            <w:hyperlink w:history="1" r:id="rIdsx4x0-i1yidnulvgwywyu">
+            <w:hyperlink w:history="1" r:id="rIdvqntjk2pmdwlpwumvmvas">
               <w:r>
                 <w:rPr>
                   <w:rFonts w:ascii="Arial" w:cs="Arial" w:eastAsia="Arial" w:hAnsi="Arial"/>
@@ -6846,7 +7076,7 @@
               <w:spacing w:after="10" w:before="0"/>
               <w:ind w:left="120"/>
             </w:pPr>
-            <w:hyperlink w:history="1" r:id="rIdigkcbvqk8kw3bxplgrafi">
+            <w:hyperlink w:history="1" r:id="rIdkup18-dgy5v8abwxmjqfg">
               <w:r>
                 <w:rPr>
                   <w:rFonts w:ascii="Arial" w:cs="Arial" w:eastAsia="Arial" w:hAnsi="Arial"/>
@@ -7117,7 +7347,7 @@
             <w:pPr>
               <w:spacing w:after="20" w:before="0"/>
             </w:pPr>
-            <w:hyperlink w:history="1" r:id="rIdfub4adlfvoq0xho1xcgns">
+            <w:hyperlink w:history="1" r:id="rIdy0cyskvsuvjw7-geah-gn">
               <w:r>
                 <w:rPr>
                   <w:rFonts w:ascii="Arial" w:cs="Arial" w:eastAsia="Arial" w:hAnsi="Arial"/>
@@ -7150,7 +7380,7 @@
               <w:spacing w:after="10" w:before="0"/>
               <w:ind w:left="120"/>
             </w:pPr>
-            <w:hyperlink w:history="1" r:id="rId-asppvrr5ojuradvqsfnf">
+            <w:hyperlink w:history="1" r:id="rIdfznlarslzyp4ghg4xovor">
               <w:r>
                 <w:rPr>
                   <w:rFonts w:ascii="Arial" w:cs="Arial" w:eastAsia="Arial" w:hAnsi="Arial"/>
@@ -7195,7 +7425,7 @@
             <w:pPr>
               <w:spacing w:after="20" w:before="0"/>
             </w:pPr>
-            <w:hyperlink w:history="1" r:id="rIduo-idxftzfecayzvmrkwk">
+            <w:hyperlink w:history="1" r:id="rIdtmjcxdq0rq069ndutpgob">
               <w:r>
                 <w:rPr>
                   <w:rFonts w:ascii="Arial" w:cs="Arial" w:eastAsia="Arial" w:hAnsi="Arial"/>
@@ -7228,7 +7458,7 @@
               <w:spacing w:after="10" w:before="0"/>
               <w:ind w:left="120"/>
             </w:pPr>
-            <w:hyperlink w:history="1" r:id="rIdcpmpjlr13yxo3joeopy5u">
+            <w:hyperlink w:history="1" r:id="rIdb-fuxafdxvh66o1-gi2wn">
               <w:r>
                 <w:rPr>
                   <w:rFonts w:ascii="Arial" w:cs="Arial" w:eastAsia="Arial" w:hAnsi="Arial"/>
@@ -7423,7 +7653,7 @@
             <w:pPr>
               <w:spacing w:after="20" w:before="0"/>
             </w:pPr>
-            <w:hyperlink w:history="1" r:id="rIdrprxhziuizc3y4wbcfb1l">
+            <w:hyperlink w:history="1" r:id="rIdsgsmwhl34hcnwu8_k8tb8">
               <w:r>
                 <w:rPr>
                   <w:rFonts w:ascii="Arial" w:cs="Arial" w:eastAsia="Arial" w:hAnsi="Arial"/>
@@ -7456,7 +7686,7 @@
               <w:spacing w:after="10" w:before="0"/>
               <w:ind w:left="120"/>
             </w:pPr>
-            <w:hyperlink w:history="1" r:id="rIdxn25rooxz9eaxhszexgg6">
+            <w:hyperlink w:history="1" r:id="rIdjz2-in_pbk3yco4pc4u3h">
               <w:r>
                 <w:rPr>
                   <w:rFonts w:ascii="Arial" w:cs="Arial" w:eastAsia="Arial" w:hAnsi="Arial"/>
@@ -7501,7 +7731,7 @@
             <w:pPr>
               <w:spacing w:after="20" w:before="0"/>
             </w:pPr>
-            <w:hyperlink w:history="1" r:id="rIdluvscuse8nq-yldbtdm3c">
+            <w:hyperlink w:history="1" r:id="rId4twcas7bqgl6n3ph5p_zd">
               <w:r>
                 <w:rPr>
                   <w:rFonts w:ascii="Arial" w:cs="Arial" w:eastAsia="Arial" w:hAnsi="Arial"/>
@@ -7534,7 +7764,7 @@
               <w:spacing w:after="10" w:before="0"/>
               <w:ind w:left="120"/>
             </w:pPr>
-            <w:hyperlink w:history="1" r:id="rIdrof5hmiftonbrmybefxoe">
+            <w:hyperlink w:history="1" r:id="rIdpxum3bx8dywsnq259dura">
               <w:r>
                 <w:rPr>
                   <w:rFonts w:ascii="Arial" w:cs="Arial" w:eastAsia="Arial" w:hAnsi="Arial"/>
@@ -7729,7 +7959,7 @@
             <w:pPr>
               <w:spacing w:after="20" w:before="0"/>
             </w:pPr>
-            <w:hyperlink w:history="1" r:id="rIdlcxnjmqeuento9mjx_gxq">
+            <w:hyperlink w:history="1" r:id="rIdbps-hvvji2qafdayvba6y">
               <w:r>
                 <w:rPr>
                   <w:rFonts w:ascii="Arial" w:cs="Arial" w:eastAsia="Arial" w:hAnsi="Arial"/>
@@ -7762,7 +7992,7 @@
               <w:spacing w:after="10" w:before="0"/>
               <w:ind w:left="120"/>
             </w:pPr>
-            <w:hyperlink w:history="1" r:id="rIdxz0dg4hxkgqgoxi4-pjoo">
+            <w:hyperlink w:history="1" r:id="rId6hreml53h2hjj1z8mia_l">
               <w:r>
                 <w:rPr>
                   <w:rFonts w:ascii="Arial" w:cs="Arial" w:eastAsia="Arial" w:hAnsi="Arial"/>
@@ -7807,7 +8037,7 @@
             <w:pPr>
               <w:spacing w:after="20" w:before="0"/>
             </w:pPr>
-            <w:hyperlink w:history="1" r:id="rIdnqsasysuouvszvzqdmjir">
+            <w:hyperlink w:history="1" r:id="rId4cifhpdmmiysnadyw-fsl">
               <w:r>
                 <w:rPr>
                   <w:rFonts w:ascii="Arial" w:cs="Arial" w:eastAsia="Arial" w:hAnsi="Arial"/>
@@ -7840,7 +8070,7 @@
               <w:spacing w:after="10" w:before="0"/>
               <w:ind w:left="120"/>
             </w:pPr>
-            <w:hyperlink w:history="1" r:id="rIdjst204-wfwnwznlpsbdwx">
+            <w:hyperlink w:history="1" r:id="rIdbfpr9rnaveq0sjhzrzvys">
               <w:r>
                 <w:rPr>
                   <w:rFonts w:ascii="Arial" w:cs="Arial" w:eastAsia="Arial" w:hAnsi="Arial"/>
@@ -8336,6 +8566,65 @@
         </w:tc>
       </w:tr>
     </w:tbl>
+    <w:p>
+      <w:pPr>
+        <w:pBdr>
+          <w:top w:val="single" w:color="BBBBBB" w:sz="4" w:space="4"/>
+        </w:pBdr>
+        <w:spacing w:after="0" w:before="160"/>
+      </w:pPr>
+      <w:r>
+        <w:rPr>
+          <w:rFonts w:ascii="Arial" w:cs="Arial" w:eastAsia="Arial" w:hAnsi="Arial"/>
+          <w:color w:val="666666"/>
+          <w:sz w:val="14"/>
+          <w:szCs w:val="14"/>
+        </w:rPr>
+        <w:t xml:space="preserve">© 2026 SeaVuria and ARES. Aligned with KICD objectives. Developed by SeaVuria; technical implementation by ARES (with AI assistance from Claude). Licensed under </w:t>
+      </w:r>
+      <w:hyperlink w:history="1" r:id="rIdggjyno3_ddxj3ahmrxesi">
+        <w:r>
+          <w:rPr>
+            <w:rFonts w:ascii="Arial" w:cs="Arial" w:eastAsia="Arial" w:hAnsi="Arial"/>
+            <w:color w:val="1F6B75"/>
+            <w:sz w:val="14"/>
+            <w:szCs w:val="14"/>
+            <w:u w:val="single" w:color="1F6B75"/>
+          </w:rPr>
+          <w:t xml:space="preserve">CC BY-NC 4.0</w:t>
+        </w:r>
+      </w:hyperlink>
+      <w:r>
+        <w:rPr>
+          <w:rFonts w:ascii="Arial" w:cs="Arial" w:eastAsia="Arial" w:hAnsi="Arial"/>
+          <w:color w:val="666666"/>
+          <w:sz w:val="14"/>
+          <w:szCs w:val="14"/>
+        </w:rPr>
+        <w:t xml:space="preserve"> (</w:t>
+      </w:r>
+      <w:hyperlink w:history="1" r:id="rIdkwmuckdj7-atgaqjc9ocp">
+        <w:r>
+          <w:rPr>
+            <w:rFonts w:ascii="Arial" w:cs="Arial" w:eastAsia="Arial" w:hAnsi="Arial"/>
+            <w:color w:val="1F6B75"/>
+            <w:sz w:val="14"/>
+            <w:szCs w:val="14"/>
+            <w:u w:val="single" w:color="1F6B75"/>
+          </w:rPr>
+          <w:t xml:space="preserve">https://creativecommons.org/licenses/by-nc/4.0/</w:t>
+        </w:r>
+      </w:hyperlink>
+      <w:r>
+        <w:rPr>
+          <w:rFonts w:ascii="Arial" w:cs="Arial" w:eastAsia="Arial" w:hAnsi="Arial"/>
+          <w:color w:val="666666"/>
+          <w:sz w:val="14"/>
+          <w:szCs w:val="14"/>
+        </w:rPr>
+        <w:t xml:space="preserve">).</w:t>
+      </w:r>
+    </w:p>
     <w:p>
       <w:r>
         <w:br w:type="page"/>
@@ -9327,7 +9616,7 @@
             <w:pPr>
               <w:spacing w:after="20" w:before="0"/>
             </w:pPr>
-            <w:hyperlink w:history="1" r:id="rIdn_wysr9od_24o63kwbnsh">
+            <w:hyperlink w:history="1" r:id="rId_dgxbezmrhqmf9f1gp6nf">
               <w:r>
                 <w:rPr>
                   <w:rFonts w:ascii="Arial" w:cs="Arial" w:eastAsia="Arial" w:hAnsi="Arial"/>
@@ -9360,7 +9649,7 @@
               <w:spacing w:after="10" w:before="0"/>
               <w:ind w:left="120"/>
             </w:pPr>
-            <w:hyperlink w:history="1" r:id="rIdzmdej3kgy7islomzsmrji">
+            <w:hyperlink w:history="1" r:id="rIdsaajanwr4ad-v3p39w42g">
               <w:r>
                 <w:rPr>
                   <w:rFonts w:ascii="Arial" w:cs="Arial" w:eastAsia="Arial" w:hAnsi="Arial"/>
@@ -9405,7 +9694,7 @@
             <w:pPr>
               <w:spacing w:after="20" w:before="0"/>
             </w:pPr>
-            <w:hyperlink w:history="1" r:id="rIdx9dil7p6x-figwn9jho6z">
+            <w:hyperlink w:history="1" r:id="rIdgfci8-9ncul8hnuuhwg0q">
               <w:r>
                 <w:rPr>
                   <w:rFonts w:ascii="Arial" w:cs="Arial" w:eastAsia="Arial" w:hAnsi="Arial"/>
@@ -9438,7 +9727,7 @@
               <w:spacing w:after="10" w:before="0"/>
               <w:ind w:left="120"/>
             </w:pPr>
-            <w:hyperlink w:history="1" r:id="rIdlnh7cf-fdzpncw2xfl8nb">
+            <w:hyperlink w:history="1" r:id="rIdqioppq6dknzzpmaumvu9q">
               <w:r>
                 <w:rPr>
                   <w:rFonts w:ascii="Arial" w:cs="Arial" w:eastAsia="Arial" w:hAnsi="Arial"/>
@@ -9633,7 +9922,7 @@
             <w:pPr>
               <w:spacing w:after="20" w:before="0"/>
             </w:pPr>
-            <w:hyperlink w:history="1" r:id="rId8z7vobnbqg_onbjzgovxw">
+            <w:hyperlink w:history="1" r:id="rIdosg1vrb0mw8bdriaibmv-">
               <w:r>
                 <w:rPr>
                   <w:rFonts w:ascii="Arial" w:cs="Arial" w:eastAsia="Arial" w:hAnsi="Arial"/>
@@ -9666,7 +9955,7 @@
               <w:spacing w:after="10" w:before="0"/>
               <w:ind w:left="120"/>
             </w:pPr>
-            <w:hyperlink w:history="1" r:id="rIdt__4y7ekqxucaukiz3yle">
+            <w:hyperlink w:history="1" r:id="rId5-wftacnqlnjiyx4yt7jt">
               <w:r>
                 <w:rPr>
                   <w:rFonts w:ascii="Arial" w:cs="Arial" w:eastAsia="Arial" w:hAnsi="Arial"/>
@@ -9711,7 +10000,7 @@
             <w:pPr>
               <w:spacing w:after="20" w:before="0"/>
             </w:pPr>
-            <w:hyperlink w:history="1" r:id="rIdsvrj3sptw6v8mrlucqoyb">
+            <w:hyperlink w:history="1" r:id="rIdsvb63astfq-_alqwroae0">
               <w:r>
                 <w:rPr>
                   <w:rFonts w:ascii="Arial" w:cs="Arial" w:eastAsia="Arial" w:hAnsi="Arial"/>
@@ -9744,7 +10033,7 @@
               <w:spacing w:after="10" w:before="0"/>
               <w:ind w:left="120"/>
             </w:pPr>
-            <w:hyperlink w:history="1" r:id="rIdybxl558_q7q3c9-d8y4n4">
+            <w:hyperlink w:history="1" r:id="rIdkwixol5gqpolgs0b4wz1t">
               <w:r>
                 <w:rPr>
                   <w:rFonts w:ascii="Arial" w:cs="Arial" w:eastAsia="Arial" w:hAnsi="Arial"/>
@@ -9939,7 +10228,7 @@
             <w:pPr>
               <w:spacing w:after="20" w:before="0"/>
             </w:pPr>
-            <w:hyperlink w:history="1" r:id="rIdrbotgdo2e3wr-mgsb49ul">
+            <w:hyperlink w:history="1" r:id="rIdk9q3d679qlp8jadg6_bw_">
               <w:r>
                 <w:rPr>
                   <w:rFonts w:ascii="Arial" w:cs="Arial" w:eastAsia="Arial" w:hAnsi="Arial"/>
@@ -9972,7 +10261,7 @@
               <w:spacing w:after="10" w:before="0"/>
               <w:ind w:left="120"/>
             </w:pPr>
-            <w:hyperlink w:history="1" r:id="rIdao51s18rioalleflk5hte">
+            <w:hyperlink w:history="1" r:id="rId0vljwn7y-a64yksx6jl3b">
               <w:r>
                 <w:rPr>
                   <w:rFonts w:ascii="Arial" w:cs="Arial" w:eastAsia="Arial" w:hAnsi="Arial"/>
@@ -10017,7 +10306,7 @@
             <w:pPr>
               <w:spacing w:after="20" w:before="0"/>
             </w:pPr>
-            <w:hyperlink w:history="1" r:id="rId1eygstwxwfxkd89ony-eg">
+            <w:hyperlink w:history="1" r:id="rIdwz0_lrok27moi_8zjxse9">
               <w:r>
                 <w:rPr>
                   <w:rFonts w:ascii="Arial" w:cs="Arial" w:eastAsia="Arial" w:hAnsi="Arial"/>
@@ -10050,7 +10339,7 @@
               <w:spacing w:after="10" w:before="0"/>
               <w:ind w:left="120"/>
             </w:pPr>
-            <w:hyperlink w:history="1" r:id="rIdknyz1trfpjtuvjqe6mm5d">
+            <w:hyperlink w:history="1" r:id="rIdei3e0vixorhcazx4naxds">
               <w:r>
                 <w:rPr>
                   <w:rFonts w:ascii="Arial" w:cs="Arial" w:eastAsia="Arial" w:hAnsi="Arial"/>
@@ -10245,7 +10534,7 @@
             <w:pPr>
               <w:spacing w:after="20" w:before="0"/>
             </w:pPr>
-            <w:hyperlink w:history="1" r:id="rIda1pvvpz0gqwmo6znzlhog">
+            <w:hyperlink w:history="1" r:id="rIdhtanr395bnbodqbugjf_u">
               <w:r>
                 <w:rPr>
                   <w:rFonts w:ascii="Arial" w:cs="Arial" w:eastAsia="Arial" w:hAnsi="Arial"/>
@@ -10278,7 +10567,7 @@
               <w:spacing w:after="10" w:before="0"/>
               <w:ind w:left="120"/>
             </w:pPr>
-            <w:hyperlink w:history="1" r:id="rIdn3rjqyg4kbhm5xojodot3">
+            <w:hyperlink w:history="1" r:id="rId4c8venrurm-18etwhqroq">
               <w:r>
                 <w:rPr>
                   <w:rFonts w:ascii="Arial" w:cs="Arial" w:eastAsia="Arial" w:hAnsi="Arial"/>
@@ -10323,7 +10612,7 @@
             <w:pPr>
               <w:spacing w:after="20" w:before="0"/>
             </w:pPr>
-            <w:hyperlink w:history="1" r:id="rIddruzesagagwb_yclahwwf">
+            <w:hyperlink w:history="1" r:id="rIdj6wiyfpx00yppizjaj8t2">
               <w:r>
                 <w:rPr>
                   <w:rFonts w:ascii="Arial" w:cs="Arial" w:eastAsia="Arial" w:hAnsi="Arial"/>
@@ -10356,7 +10645,7 @@
               <w:spacing w:after="10" w:before="0"/>
               <w:ind w:left="120"/>
             </w:pPr>
-            <w:hyperlink w:history="1" r:id="rIdoyisfmzk8zunser84fj_y">
+            <w:hyperlink w:history="1" r:id="rIdvdw4zdth21qc3-qsp3n82">
               <w:r>
                 <w:rPr>
                   <w:rFonts w:ascii="Arial" w:cs="Arial" w:eastAsia="Arial" w:hAnsi="Arial"/>
@@ -10551,7 +10840,7 @@
             <w:pPr>
               <w:spacing w:after="20" w:before="0"/>
             </w:pPr>
-            <w:hyperlink w:history="1" r:id="rIdz6xr7r4k8iqwzx6vmzglz">
+            <w:hyperlink w:history="1" r:id="rIdsuewigsoklvtteo4yjbai">
               <w:r>
                 <w:rPr>
                   <w:rFonts w:ascii="Arial" w:cs="Arial" w:eastAsia="Arial" w:hAnsi="Arial"/>
@@ -10584,7 +10873,7 @@
               <w:spacing w:after="10" w:before="0"/>
               <w:ind w:left="120"/>
             </w:pPr>
-            <w:hyperlink w:history="1" r:id="rIddsde5lb0y8vg79enbt_jk">
+            <w:hyperlink w:history="1" r:id="rIdhbhkwimd8bsbncxczws1a">
               <w:r>
                 <w:rPr>
                   <w:rFonts w:ascii="Arial" w:cs="Arial" w:eastAsia="Arial" w:hAnsi="Arial"/>
@@ -10629,7 +10918,7 @@
             <w:pPr>
               <w:spacing w:after="20" w:before="0"/>
             </w:pPr>
-            <w:hyperlink w:history="1" r:id="rIdpp8uvw-peblhlmosan1yu">
+            <w:hyperlink w:history="1" r:id="rIdxmyuxe38jsxkmmj1rtaxa">
               <w:r>
                 <w:rPr>
                   <w:rFonts w:ascii="Arial" w:cs="Arial" w:eastAsia="Arial" w:hAnsi="Arial"/>
@@ -10662,7 +10951,7 @@
               <w:spacing w:after="10" w:before="0"/>
               <w:ind w:left="120"/>
             </w:pPr>
-            <w:hyperlink w:history="1" r:id="rIdj8s8c7iesykpledgvlfce">
+            <w:hyperlink w:history="1" r:id="rIdt0djxln8uiq51gc1te3gj">
               <w:r>
                 <w:rPr>
                   <w:rFonts w:ascii="Arial" w:cs="Arial" w:eastAsia="Arial" w:hAnsi="Arial"/>
@@ -11158,6 +11447,65 @@
         </w:tc>
       </w:tr>
     </w:tbl>
+    <w:p>
+      <w:pPr>
+        <w:pBdr>
+          <w:top w:val="single" w:color="BBBBBB" w:sz="4" w:space="4"/>
+        </w:pBdr>
+        <w:spacing w:after="0" w:before="160"/>
+      </w:pPr>
+      <w:r>
+        <w:rPr>
+          <w:rFonts w:ascii="Arial" w:cs="Arial" w:eastAsia="Arial" w:hAnsi="Arial"/>
+          <w:color w:val="666666"/>
+          <w:sz w:val="14"/>
+          <w:szCs w:val="14"/>
+        </w:rPr>
+        <w:t xml:space="preserve">© 2026 SeaVuria and ARES. Aligned with KICD objectives. Developed by SeaVuria; technical implementation by ARES (with AI assistance from Claude). Licensed under </w:t>
+      </w:r>
+      <w:hyperlink w:history="1" r:id="rIdgusppctlkxn2nccebh98j">
+        <w:r>
+          <w:rPr>
+            <w:rFonts w:ascii="Arial" w:cs="Arial" w:eastAsia="Arial" w:hAnsi="Arial"/>
+            <w:color w:val="1F6B75"/>
+            <w:sz w:val="14"/>
+            <w:szCs w:val="14"/>
+            <w:u w:val="single" w:color="1F6B75"/>
+          </w:rPr>
+          <w:t xml:space="preserve">CC BY-NC 4.0</w:t>
+        </w:r>
+      </w:hyperlink>
+      <w:r>
+        <w:rPr>
+          <w:rFonts w:ascii="Arial" w:cs="Arial" w:eastAsia="Arial" w:hAnsi="Arial"/>
+          <w:color w:val="666666"/>
+          <w:sz w:val="14"/>
+          <w:szCs w:val="14"/>
+        </w:rPr>
+        <w:t xml:space="preserve"> (</w:t>
+      </w:r>
+      <w:hyperlink w:history="1" r:id="rIdige3igmcn1rq-ql8phavr">
+        <w:r>
+          <w:rPr>
+            <w:rFonts w:ascii="Arial" w:cs="Arial" w:eastAsia="Arial" w:hAnsi="Arial"/>
+            <w:color w:val="1F6B75"/>
+            <w:sz w:val="14"/>
+            <w:szCs w:val="14"/>
+            <w:u w:val="single" w:color="1F6B75"/>
+          </w:rPr>
+          <w:t xml:space="preserve">https://creativecommons.org/licenses/by-nc/4.0/</w:t>
+        </w:r>
+      </w:hyperlink>
+      <w:r>
+        <w:rPr>
+          <w:rFonts w:ascii="Arial" w:cs="Arial" w:eastAsia="Arial" w:hAnsi="Arial"/>
+          <w:color w:val="666666"/>
+          <w:sz w:val="14"/>
+          <w:szCs w:val="14"/>
+        </w:rPr>
+        <w:t xml:space="preserve">).</w:t>
+      </w:r>
+    </w:p>
     <w:p>
       <w:r>
         <w:br w:type="page"/>
@@ -12149,7 +12497,7 @@
             <w:pPr>
               <w:spacing w:after="20" w:before="0"/>
             </w:pPr>
-            <w:hyperlink w:history="1" r:id="rIdrj9nrqc_qofggzk1zblav">
+            <w:hyperlink w:history="1" r:id="rIdqyrko6t-vjhc5crzbmggt">
               <w:r>
                 <w:rPr>
                   <w:rFonts w:ascii="Arial" w:cs="Arial" w:eastAsia="Arial" w:hAnsi="Arial"/>
@@ -12182,7 +12530,7 @@
               <w:spacing w:after="10" w:before="0"/>
               <w:ind w:left="120"/>
             </w:pPr>
-            <w:hyperlink w:history="1" r:id="rId8ahdangpqhij-ufyubpbd">
+            <w:hyperlink w:history="1" r:id="rIdxenfpwrj_okgjthvmvirk">
               <w:r>
                 <w:rPr>
                   <w:rFonts w:ascii="Arial" w:cs="Arial" w:eastAsia="Arial" w:hAnsi="Arial"/>
@@ -12227,7 +12575,7 @@
             <w:pPr>
               <w:spacing w:after="20" w:before="0"/>
             </w:pPr>
-            <w:hyperlink w:history="1" r:id="rIdvp0ffn-njtwr3kuzkmtxz">
+            <w:hyperlink w:history="1" r:id="rId3ecoazm3g_uz6j-w0hlin">
               <w:r>
                 <w:rPr>
                   <w:rFonts w:ascii="Arial" w:cs="Arial" w:eastAsia="Arial" w:hAnsi="Arial"/>
@@ -12260,7 +12608,7 @@
               <w:spacing w:after="10" w:before="0"/>
               <w:ind w:left="120"/>
             </w:pPr>
-            <w:hyperlink w:history="1" r:id="rId0hqfg4earwp0r4omqgppo">
+            <w:hyperlink w:history="1" r:id="rIdemjsvmoyhqlgvfxjuvfv_">
               <w:r>
                 <w:rPr>
                   <w:rFonts w:ascii="Arial" w:cs="Arial" w:eastAsia="Arial" w:hAnsi="Arial"/>
@@ -12455,7 +12803,7 @@
             <w:pPr>
               <w:spacing w:after="20" w:before="0"/>
             </w:pPr>
-            <w:hyperlink w:history="1" r:id="rIdf-sx_6pvkgs26ytj0dhgr">
+            <w:hyperlink w:history="1" r:id="rIdkkivofou_e03dcd3c8tvq">
               <w:r>
                 <w:rPr>
                   <w:rFonts w:ascii="Arial" w:cs="Arial" w:eastAsia="Arial" w:hAnsi="Arial"/>
@@ -12488,7 +12836,7 @@
               <w:spacing w:after="10" w:before="0"/>
               <w:ind w:left="120"/>
             </w:pPr>
-            <w:hyperlink w:history="1" r:id="rIdsqxl0lfyk2ub2smkiqihp">
+            <w:hyperlink w:history="1" r:id="rIdv3yjfwedv07aoe8twx7ni">
               <w:r>
                 <w:rPr>
                   <w:rFonts w:ascii="Arial" w:cs="Arial" w:eastAsia="Arial" w:hAnsi="Arial"/>
@@ -12533,7 +12881,7 @@
             <w:pPr>
               <w:spacing w:after="20" w:before="0"/>
             </w:pPr>
-            <w:hyperlink w:history="1" r:id="rIdom2ftso273tphpdbqlvst">
+            <w:hyperlink w:history="1" r:id="rIdao4venytf_f_j27jcqosm">
               <w:r>
                 <w:rPr>
                   <w:rFonts w:ascii="Arial" w:cs="Arial" w:eastAsia="Arial" w:hAnsi="Arial"/>
@@ -12566,7 +12914,7 @@
               <w:spacing w:after="10" w:before="0"/>
               <w:ind w:left="120"/>
             </w:pPr>
-            <w:hyperlink w:history="1" r:id="rIdpwqx-0d9m06koxrmzemuu">
+            <w:hyperlink w:history="1" r:id="rIdsl6tskkghvknxehkyqidg">
               <w:r>
                 <w:rPr>
                   <w:rFonts w:ascii="Arial" w:cs="Arial" w:eastAsia="Arial" w:hAnsi="Arial"/>
@@ -12761,7 +13109,7 @@
             <w:pPr>
               <w:spacing w:after="20" w:before="0"/>
             </w:pPr>
-            <w:hyperlink w:history="1" r:id="rIda7g0eftdux9-cfcuek220">
+            <w:hyperlink w:history="1" r:id="rId6mb0_w6-_84qyifwxcf1u">
               <w:r>
                 <w:rPr>
                   <w:rFonts w:ascii="Arial" w:cs="Arial" w:eastAsia="Arial" w:hAnsi="Arial"/>
@@ -12794,7 +13142,7 @@
               <w:spacing w:after="10" w:before="0"/>
               <w:ind w:left="120"/>
             </w:pPr>
-            <w:hyperlink w:history="1" r:id="rIdwqmobm0-wb2vvdqarsblf">
+            <w:hyperlink w:history="1" r:id="rIdbczcixwzhakmuz-y6tpm4">
               <w:r>
                 <w:rPr>
                   <w:rFonts w:ascii="Arial" w:cs="Arial" w:eastAsia="Arial" w:hAnsi="Arial"/>
@@ -12839,7 +13187,7 @@
             <w:pPr>
               <w:spacing w:after="20" w:before="0"/>
             </w:pPr>
-            <w:hyperlink w:history="1" r:id="rIdxv4mv9o2yhk72fihhoxgo">
+            <w:hyperlink w:history="1" r:id="rId3aphk3cauvomfflynrrul">
               <w:r>
                 <w:rPr>
                   <w:rFonts w:ascii="Arial" w:cs="Arial" w:eastAsia="Arial" w:hAnsi="Arial"/>
@@ -12872,7 +13220,7 @@
               <w:spacing w:after="10" w:before="0"/>
               <w:ind w:left="120"/>
             </w:pPr>
-            <w:hyperlink w:history="1" r:id="rId3jff-_8ofh-ekfgutbhia">
+            <w:hyperlink w:history="1" r:id="rIdsp5cipjs9mtjz5dgfupcv">
               <w:r>
                 <w:rPr>
                   <w:rFonts w:ascii="Arial" w:cs="Arial" w:eastAsia="Arial" w:hAnsi="Arial"/>
@@ -13067,7 +13415,7 @@
             <w:pPr>
               <w:spacing w:after="20" w:before="0"/>
             </w:pPr>
-            <w:hyperlink w:history="1" r:id="rIdxdsqzy9bjcbw8pweo-wgt">
+            <w:hyperlink w:history="1" r:id="rIdbbeunom9unqsxi1xw0vyk">
               <w:r>
                 <w:rPr>
                   <w:rFonts w:ascii="Arial" w:cs="Arial" w:eastAsia="Arial" w:hAnsi="Arial"/>
@@ -13100,7 +13448,7 @@
               <w:spacing w:after="10" w:before="0"/>
               <w:ind w:left="120"/>
             </w:pPr>
-            <w:hyperlink w:history="1" r:id="rIdbs0hc3op0x8r1ra6ddvxk">
+            <w:hyperlink w:history="1" r:id="rIdj4twk8g-b-ygyoly-pryg">
               <w:r>
                 <w:rPr>
                   <w:rFonts w:ascii="Arial" w:cs="Arial" w:eastAsia="Arial" w:hAnsi="Arial"/>
@@ -13145,7 +13493,7 @@
             <w:pPr>
               <w:spacing w:after="20" w:before="0"/>
             </w:pPr>
-            <w:hyperlink w:history="1" r:id="rIdhtg94mnxu9sabs_7kyntz">
+            <w:hyperlink w:history="1" r:id="rId0resvhaxkexffvplsowac">
               <w:r>
                 <w:rPr>
                   <w:rFonts w:ascii="Arial" w:cs="Arial" w:eastAsia="Arial" w:hAnsi="Arial"/>
@@ -13178,7 +13526,7 @@
               <w:spacing w:after="10" w:before="0"/>
               <w:ind w:left="120"/>
             </w:pPr>
-            <w:hyperlink w:history="1" r:id="rId1i0ctgypfp60lhrspnh7q">
+            <w:hyperlink w:history="1" r:id="rId5zyaoxofnrxt19da5qfbf">
               <w:r>
                 <w:rPr>
                   <w:rFonts w:ascii="Arial" w:cs="Arial" w:eastAsia="Arial" w:hAnsi="Arial"/>
@@ -13373,7 +13721,7 @@
             <w:pPr>
               <w:spacing w:after="20" w:before="0"/>
             </w:pPr>
-            <w:hyperlink w:history="1" r:id="rIdjk6pjh8bmzvgh72rio3sw">
+            <w:hyperlink w:history="1" r:id="rId-rpr1atwpe2i21gdevs7y">
               <w:r>
                 <w:rPr>
                   <w:rFonts w:ascii="Arial" w:cs="Arial" w:eastAsia="Arial" w:hAnsi="Arial"/>
@@ -13406,7 +13754,7 @@
               <w:spacing w:after="10" w:before="0"/>
               <w:ind w:left="120"/>
             </w:pPr>
-            <w:hyperlink w:history="1" r:id="rIdzsdljflezxoyp2yiatjp0">
+            <w:hyperlink w:history="1" r:id="rId8dduaj2xzzgr4fdwkiwtj">
               <w:r>
                 <w:rPr>
                   <w:rFonts w:ascii="Arial" w:cs="Arial" w:eastAsia="Arial" w:hAnsi="Arial"/>
@@ -13451,7 +13799,7 @@
             <w:pPr>
               <w:spacing w:after="20" w:before="0"/>
             </w:pPr>
-            <w:hyperlink w:history="1" r:id="rIdigewsleal-ovztf7fjg9x">
+            <w:hyperlink w:history="1" r:id="rIdmqiosblnkvtzyj55zi4cr">
               <w:r>
                 <w:rPr>
                   <w:rFonts w:ascii="Arial" w:cs="Arial" w:eastAsia="Arial" w:hAnsi="Arial"/>
@@ -13484,7 +13832,7 @@
               <w:spacing w:after="10" w:before="0"/>
               <w:ind w:left="120"/>
             </w:pPr>
-            <w:hyperlink w:history="1" r:id="rIddqo2wukgs7qgbn6wdknml">
+            <w:hyperlink w:history="1" r:id="rIdhzr4fh1dwgklq_zpss04i">
               <w:r>
                 <w:rPr>
                   <w:rFonts w:ascii="Arial" w:cs="Arial" w:eastAsia="Arial" w:hAnsi="Arial"/>
@@ -13980,6 +14328,65 @@
         </w:tc>
       </w:tr>
     </w:tbl>
+    <w:p>
+      <w:pPr>
+        <w:pBdr>
+          <w:top w:val="single" w:color="BBBBBB" w:sz="4" w:space="4"/>
+        </w:pBdr>
+        <w:spacing w:after="0" w:before="160"/>
+      </w:pPr>
+      <w:r>
+        <w:rPr>
+          <w:rFonts w:ascii="Arial" w:cs="Arial" w:eastAsia="Arial" w:hAnsi="Arial"/>
+          <w:color w:val="666666"/>
+          <w:sz w:val="14"/>
+          <w:szCs w:val="14"/>
+        </w:rPr>
+        <w:t xml:space="preserve">© 2026 SeaVuria and ARES. Aligned with KICD objectives. Developed by SeaVuria; technical implementation by ARES (with AI assistance from Claude). Licensed under </w:t>
+      </w:r>
+      <w:hyperlink w:history="1" r:id="rId2r2vtqgrugaraqdc-nc2a">
+        <w:r>
+          <w:rPr>
+            <w:rFonts w:ascii="Arial" w:cs="Arial" w:eastAsia="Arial" w:hAnsi="Arial"/>
+            <w:color w:val="1F6B75"/>
+            <w:sz w:val="14"/>
+            <w:szCs w:val="14"/>
+            <w:u w:val="single" w:color="1F6B75"/>
+          </w:rPr>
+          <w:t xml:space="preserve">CC BY-NC 4.0</w:t>
+        </w:r>
+      </w:hyperlink>
+      <w:r>
+        <w:rPr>
+          <w:rFonts w:ascii="Arial" w:cs="Arial" w:eastAsia="Arial" w:hAnsi="Arial"/>
+          <w:color w:val="666666"/>
+          <w:sz w:val="14"/>
+          <w:szCs w:val="14"/>
+        </w:rPr>
+        <w:t xml:space="preserve"> (</w:t>
+      </w:r>
+      <w:hyperlink w:history="1" r:id="rIdgsyf__fayu8wjtdfqpc8l">
+        <w:r>
+          <w:rPr>
+            <w:rFonts w:ascii="Arial" w:cs="Arial" w:eastAsia="Arial" w:hAnsi="Arial"/>
+            <w:color w:val="1F6B75"/>
+            <w:sz w:val="14"/>
+            <w:szCs w:val="14"/>
+            <w:u w:val="single" w:color="1F6B75"/>
+          </w:rPr>
+          <w:t xml:space="preserve">https://creativecommons.org/licenses/by-nc/4.0/</w:t>
+        </w:r>
+      </w:hyperlink>
+      <w:r>
+        <w:rPr>
+          <w:rFonts w:ascii="Arial" w:cs="Arial" w:eastAsia="Arial" w:hAnsi="Arial"/>
+          <w:color w:val="666666"/>
+          <w:sz w:val="14"/>
+          <w:szCs w:val="14"/>
+        </w:rPr>
+        <w:t xml:space="preserve">).</w:t>
+      </w:r>
+    </w:p>
     <w:p>
       <w:r>
         <w:br w:type="page"/>
@@ -14988,7 +15395,7 @@
               <w:spacing w:after="10" w:before="0"/>
               <w:ind w:left="120"/>
             </w:pPr>
-            <w:hyperlink w:history="1" r:id="rIdi735vdmj5k4yiomai-pqs">
+            <w:hyperlink w:history="1" r:id="rIdk1pvzuyolv1-fhhagjb35">
               <w:r>
                 <w:rPr>
                   <w:rFonts w:ascii="Arial" w:cs="Arial" w:eastAsia="Arial" w:hAnsi="Arial"/>
@@ -15048,7 +15455,7 @@
             <w:pPr>
               <w:spacing w:after="20" w:before="0"/>
             </w:pPr>
-            <w:hyperlink w:history="1" r:id="rIdxwa0trn64lx86tmsjesat">
+            <w:hyperlink w:history="1" r:id="rIdjxvdnahv_wgehb9qzm4qh">
               <w:r>
                 <w:rPr>
                   <w:rFonts w:ascii="Arial" w:cs="Arial" w:eastAsia="Arial" w:hAnsi="Arial"/>
@@ -15081,7 +15488,7 @@
               <w:spacing w:after="10" w:before="0"/>
               <w:ind w:left="120"/>
             </w:pPr>
-            <w:hyperlink w:history="1" r:id="rIdwtoe3dzhymilfr9sfvm6c">
+            <w:hyperlink w:history="1" r:id="rIdhv9zyrubyveglre4qjiro">
               <w:r>
                 <w:rPr>
                   <w:rFonts w:ascii="Arial" w:cs="Arial" w:eastAsia="Arial" w:hAnsi="Arial"/>
@@ -15293,7 +15700,7 @@
               <w:spacing w:after="10" w:before="0"/>
               <w:ind w:left="120"/>
             </w:pPr>
-            <w:hyperlink w:history="1" r:id="rIdlkwbawx3wqjvvtvbanexe">
+            <w:hyperlink w:history="1" r:id="rId2xw2zgjewwsi6vjyhmmfa">
               <w:r>
                 <w:rPr>
                   <w:rFonts w:ascii="Arial" w:cs="Arial" w:eastAsia="Arial" w:hAnsi="Arial"/>
@@ -15353,7 +15760,7 @@
             <w:pPr>
               <w:spacing w:after="20" w:before="0"/>
             </w:pPr>
-            <w:hyperlink w:history="1" r:id="rId8q8arkuqjcd_cnt27umef">
+            <w:hyperlink w:history="1" r:id="rIdavyslwjrkhblgmwvy96ec">
               <w:r>
                 <w:rPr>
                   <w:rFonts w:ascii="Arial" w:cs="Arial" w:eastAsia="Arial" w:hAnsi="Arial"/>
@@ -15386,7 +15793,7 @@
               <w:spacing w:after="10" w:before="0"/>
               <w:ind w:left="120"/>
             </w:pPr>
-            <w:hyperlink w:history="1" r:id="rIdq5ekdxijellp1kuuply2w">
+            <w:hyperlink w:history="1" r:id="rIdwjri0ibsczexlsdlbr2fj">
               <w:r>
                 <w:rPr>
                   <w:rFonts w:ascii="Arial" w:cs="Arial" w:eastAsia="Arial" w:hAnsi="Arial"/>
@@ -15598,7 +16005,7 @@
               <w:spacing w:after="10" w:before="0"/>
               <w:ind w:left="120"/>
             </w:pPr>
-            <w:hyperlink w:history="1" r:id="rId80fyr4mjynp5dgxxlfdov">
+            <w:hyperlink w:history="1" r:id="rIdzlf1kg7sm78ufynekeh6o">
               <w:r>
                 <w:rPr>
                   <w:rFonts w:ascii="Arial" w:cs="Arial" w:eastAsia="Arial" w:hAnsi="Arial"/>
@@ -15658,7 +16065,7 @@
             <w:pPr>
               <w:spacing w:after="20" w:before="0"/>
             </w:pPr>
-            <w:hyperlink w:history="1" r:id="rIdsfh9xkhi22a2rj3xtu7ob">
+            <w:hyperlink w:history="1" r:id="rIdfjihmpbsoxtxi9hdk-adb">
               <w:r>
                 <w:rPr>
                   <w:rFonts w:ascii="Arial" w:cs="Arial" w:eastAsia="Arial" w:hAnsi="Arial"/>
@@ -15691,7 +16098,7 @@
               <w:spacing w:after="10" w:before="0"/>
               <w:ind w:left="120"/>
             </w:pPr>
-            <w:hyperlink w:history="1" r:id="rIds_pq4z1jbad_x4-mvdpr5">
+            <w:hyperlink w:history="1" r:id="rIdvo1gszdyb5gaysnvwamct">
               <w:r>
                 <w:rPr>
                   <w:rFonts w:ascii="Arial" w:cs="Arial" w:eastAsia="Arial" w:hAnsi="Arial"/>
@@ -15903,7 +16310,7 @@
               <w:spacing w:after="10" w:before="0"/>
               <w:ind w:left="120"/>
             </w:pPr>
-            <w:hyperlink w:history="1" r:id="rIdfxvimdsj_rxlnuti0jujk">
+            <w:hyperlink w:history="1" r:id="rIdfs4vxvq0bqfzvnn2l06uc">
               <w:r>
                 <w:rPr>
                   <w:rFonts w:ascii="Arial" w:cs="Arial" w:eastAsia="Arial" w:hAnsi="Arial"/>
@@ -15963,7 +16370,7 @@
             <w:pPr>
               <w:spacing w:after="20" w:before="0"/>
             </w:pPr>
-            <w:hyperlink w:history="1" r:id="rIdufibg5r_e6y-x4gzit708">
+            <w:hyperlink w:history="1" r:id="rIdbu9btsqf9hrw2pqlzbtqm">
               <w:r>
                 <w:rPr>
                   <w:rFonts w:ascii="Arial" w:cs="Arial" w:eastAsia="Arial" w:hAnsi="Arial"/>
@@ -15996,7 +16403,7 @@
               <w:spacing w:after="10" w:before="0"/>
               <w:ind w:left="120"/>
             </w:pPr>
-            <w:hyperlink w:history="1" r:id="rId7n2arg8uqsuf9bp_ctmwf">
+            <w:hyperlink w:history="1" r:id="rIdsjpj1q4ss98kvg6lpv0q-">
               <w:r>
                 <w:rPr>
                   <w:rFonts w:ascii="Arial" w:cs="Arial" w:eastAsia="Arial" w:hAnsi="Arial"/>
@@ -16208,7 +16615,7 @@
               <w:spacing w:after="10" w:before="0"/>
               <w:ind w:left="120"/>
             </w:pPr>
-            <w:hyperlink w:history="1" r:id="rId1x7yuio9oh5zgiwpzwqpa">
+            <w:hyperlink w:history="1" r:id="rIdloidlssegsyzeq73x38ux">
               <w:r>
                 <w:rPr>
                   <w:rFonts w:ascii="Arial" w:cs="Arial" w:eastAsia="Arial" w:hAnsi="Arial"/>
@@ -16268,7 +16675,7 @@
             <w:pPr>
               <w:spacing w:after="20" w:before="0"/>
             </w:pPr>
-            <w:hyperlink w:history="1" r:id="rId1owqulasy3jqq0llrnfak">
+            <w:hyperlink w:history="1" r:id="rIdnyqhcroi9bwginmjhcstg">
               <w:r>
                 <w:rPr>
                   <w:rFonts w:ascii="Arial" w:cs="Arial" w:eastAsia="Arial" w:hAnsi="Arial"/>
@@ -16301,7 +16708,7 @@
               <w:spacing w:after="10" w:before="0"/>
               <w:ind w:left="120"/>
             </w:pPr>
-            <w:hyperlink w:history="1" r:id="rIdmmyuqztujhlqgcl6xga-6">
+            <w:hyperlink w:history="1" r:id="rIdfd_uyscrijx7vvw-0jopj">
               <w:r>
                 <w:rPr>
                   <w:rFonts w:ascii="Arial" w:cs="Arial" w:eastAsia="Arial" w:hAnsi="Arial"/>
@@ -16797,6 +17204,65 @@
         </w:tc>
       </w:tr>
     </w:tbl>
+    <w:p>
+      <w:pPr>
+        <w:pBdr>
+          <w:top w:val="single" w:color="BBBBBB" w:sz="4" w:space="4"/>
+        </w:pBdr>
+        <w:spacing w:after="0" w:before="160"/>
+      </w:pPr>
+      <w:r>
+        <w:rPr>
+          <w:rFonts w:ascii="Arial" w:cs="Arial" w:eastAsia="Arial" w:hAnsi="Arial"/>
+          <w:color w:val="666666"/>
+          <w:sz w:val="14"/>
+          <w:szCs w:val="14"/>
+        </w:rPr>
+        <w:t xml:space="preserve">© 2026 SeaVuria and ARES. Aligned with KICD objectives. Developed by SeaVuria; technical implementation by ARES (with AI assistance from Claude). Licensed under </w:t>
+      </w:r>
+      <w:hyperlink w:history="1" r:id="rIdhch7are5vvfm8aexomjhc">
+        <w:r>
+          <w:rPr>
+            <w:rFonts w:ascii="Arial" w:cs="Arial" w:eastAsia="Arial" w:hAnsi="Arial"/>
+            <w:color w:val="1F6B75"/>
+            <w:sz w:val="14"/>
+            <w:szCs w:val="14"/>
+            <w:u w:val="single" w:color="1F6B75"/>
+          </w:rPr>
+          <w:t xml:space="preserve">CC BY-NC 4.0</w:t>
+        </w:r>
+      </w:hyperlink>
+      <w:r>
+        <w:rPr>
+          <w:rFonts w:ascii="Arial" w:cs="Arial" w:eastAsia="Arial" w:hAnsi="Arial"/>
+          <w:color w:val="666666"/>
+          <w:sz w:val="14"/>
+          <w:szCs w:val="14"/>
+        </w:rPr>
+        <w:t xml:space="preserve"> (</w:t>
+      </w:r>
+      <w:hyperlink w:history="1" r:id="rIdyh4wjxhmucl7k8f8mgvfr">
+        <w:r>
+          <w:rPr>
+            <w:rFonts w:ascii="Arial" w:cs="Arial" w:eastAsia="Arial" w:hAnsi="Arial"/>
+            <w:color w:val="1F6B75"/>
+            <w:sz w:val="14"/>
+            <w:szCs w:val="14"/>
+            <w:u w:val="single" w:color="1F6B75"/>
+          </w:rPr>
+          <w:t xml:space="preserve">https://creativecommons.org/licenses/by-nc/4.0/</w:t>
+        </w:r>
+      </w:hyperlink>
+      <w:r>
+        <w:rPr>
+          <w:rFonts w:ascii="Arial" w:cs="Arial" w:eastAsia="Arial" w:hAnsi="Arial"/>
+          <w:color w:val="666666"/>
+          <w:sz w:val="14"/>
+          <w:szCs w:val="14"/>
+        </w:rPr>
+        <w:t xml:space="preserve">).</w:t>
+      </w:r>
+    </w:p>
     <w:p>
       <w:r>
         <w:br w:type="page"/>
@@ -17788,7 +18254,7 @@
             <w:pPr>
               <w:spacing w:after="20" w:before="0"/>
             </w:pPr>
-            <w:hyperlink w:history="1" r:id="rIdfexpmafg68bfsyigbmmz4">
+            <w:hyperlink w:history="1" r:id="rIdulthnnyhi2wfujc4qet7n">
               <w:r>
                 <w:rPr>
                   <w:rFonts w:ascii="Arial" w:cs="Arial" w:eastAsia="Arial" w:hAnsi="Arial"/>
@@ -17821,7 +18287,7 @@
               <w:spacing w:after="10" w:before="0"/>
               <w:ind w:left="120"/>
             </w:pPr>
-            <w:hyperlink w:history="1" r:id="rIdkkufznuzobi2zpt1ybuvy">
+            <w:hyperlink w:history="1" r:id="rIdkri16h8miepwj-ugouwqh">
               <w:r>
                 <w:rPr>
                   <w:rFonts w:ascii="Arial" w:cs="Arial" w:eastAsia="Arial" w:hAnsi="Arial"/>
@@ -17866,7 +18332,7 @@
             <w:pPr>
               <w:spacing w:after="20" w:before="0"/>
             </w:pPr>
-            <w:hyperlink w:history="1" r:id="rId3dydrqa3kfoudwnktxdmz">
+            <w:hyperlink w:history="1" r:id="rIdijbmnreqie0g-wzrcimdn">
               <w:r>
                 <w:rPr>
                   <w:rFonts w:ascii="Arial" w:cs="Arial" w:eastAsia="Arial" w:hAnsi="Arial"/>
@@ -17899,7 +18365,7 @@
               <w:spacing w:after="10" w:before="0"/>
               <w:ind w:left="120"/>
             </w:pPr>
-            <w:hyperlink w:history="1" r:id="rIdyocmeharsssusktrilsyo">
+            <w:hyperlink w:history="1" r:id="rIdzwlvy1u3oc9hp-z5vskda">
               <w:r>
                 <w:rPr>
                   <w:rFonts w:ascii="Arial" w:cs="Arial" w:eastAsia="Arial" w:hAnsi="Arial"/>
@@ -18094,7 +18560,7 @@
             <w:pPr>
               <w:spacing w:after="20" w:before="0"/>
             </w:pPr>
-            <w:hyperlink w:history="1" r:id="rIdh_pivuco0-adbar0s05vu">
+            <w:hyperlink w:history="1" r:id="rIdyntv8zdbigj9ftghhqlel">
               <w:r>
                 <w:rPr>
                   <w:rFonts w:ascii="Arial" w:cs="Arial" w:eastAsia="Arial" w:hAnsi="Arial"/>
@@ -18127,7 +18593,7 @@
               <w:spacing w:after="10" w:before="0"/>
               <w:ind w:left="120"/>
             </w:pPr>
-            <w:hyperlink w:history="1" r:id="rIdkuao8gfilsymzk0j7hz1x">
+            <w:hyperlink w:history="1" r:id="rIdkjre32prfxoeiduupl4rt">
               <w:r>
                 <w:rPr>
                   <w:rFonts w:ascii="Arial" w:cs="Arial" w:eastAsia="Arial" w:hAnsi="Arial"/>
@@ -18172,7 +18638,7 @@
             <w:pPr>
               <w:spacing w:after="20" w:before="0"/>
             </w:pPr>
-            <w:hyperlink w:history="1" r:id="rIdv5rhj-parc6ok-mrkv_sb">
+            <w:hyperlink w:history="1" r:id="rIdx9wtc--7qefwdedh71cxh">
               <w:r>
                 <w:rPr>
                   <w:rFonts w:ascii="Arial" w:cs="Arial" w:eastAsia="Arial" w:hAnsi="Arial"/>
@@ -18205,7 +18671,7 @@
               <w:spacing w:after="10" w:before="0"/>
               <w:ind w:left="120"/>
             </w:pPr>
-            <w:hyperlink w:history="1" r:id="rIdnhgdod7jtml7wwwrhk7_1">
+            <w:hyperlink w:history="1" r:id="rIdwladv0geqcb7iz73pk7rm">
               <w:r>
                 <w:rPr>
                   <w:rFonts w:ascii="Arial" w:cs="Arial" w:eastAsia="Arial" w:hAnsi="Arial"/>
@@ -18400,7 +18866,7 @@
             <w:pPr>
               <w:spacing w:after="20" w:before="0"/>
             </w:pPr>
-            <w:hyperlink w:history="1" r:id="rId4myar2ldv3a8ijc2cyjfb">
+            <w:hyperlink w:history="1" r:id="rIdanic0ynuab07trf8d7dyh">
               <w:r>
                 <w:rPr>
                   <w:rFonts w:ascii="Arial" w:cs="Arial" w:eastAsia="Arial" w:hAnsi="Arial"/>
@@ -18433,7 +18899,7 @@
               <w:spacing w:after="10" w:before="0"/>
               <w:ind w:left="120"/>
             </w:pPr>
-            <w:hyperlink w:history="1" r:id="rId33kwf7qswcokqgsnujgjh">
+            <w:hyperlink w:history="1" r:id="rIdlsju7ydpjirqq2x3o6wsz">
               <w:r>
                 <w:rPr>
                   <w:rFonts w:ascii="Arial" w:cs="Arial" w:eastAsia="Arial" w:hAnsi="Arial"/>
@@ -18478,7 +18944,7 @@
             <w:pPr>
               <w:spacing w:after="20" w:before="0"/>
             </w:pPr>
-            <w:hyperlink w:history="1" r:id="rIdk8fuzhneq2z7ncamyelbn">
+            <w:hyperlink w:history="1" r:id="rId6wf6rk9bcdkptrabmylp7">
               <w:r>
                 <w:rPr>
                   <w:rFonts w:ascii="Arial" w:cs="Arial" w:eastAsia="Arial" w:hAnsi="Arial"/>
@@ -18511,7 +18977,7 @@
               <w:spacing w:after="10" w:before="0"/>
               <w:ind w:left="120"/>
             </w:pPr>
-            <w:hyperlink w:history="1" r:id="rId7rqhcuatwfmheoojox_do">
+            <w:hyperlink w:history="1" r:id="rIdcw_spno9zbrbbkyj0-s8x">
               <w:r>
                 <w:rPr>
                   <w:rFonts w:ascii="Arial" w:cs="Arial" w:eastAsia="Arial" w:hAnsi="Arial"/>
@@ -18706,7 +19172,7 @@
             <w:pPr>
               <w:spacing w:after="20" w:before="0"/>
             </w:pPr>
-            <w:hyperlink w:history="1" r:id="rIdfr6qjamckitz_eq6wiyt5">
+            <w:hyperlink w:history="1" r:id="rIdmtjdfgq888djeucgxujkc">
               <w:r>
                 <w:rPr>
                   <w:rFonts w:ascii="Arial" w:cs="Arial" w:eastAsia="Arial" w:hAnsi="Arial"/>
@@ -18739,7 +19205,7 @@
               <w:spacing w:after="10" w:before="0"/>
               <w:ind w:left="120"/>
             </w:pPr>
-            <w:hyperlink w:history="1" r:id="rIdvsj9mgx5sh8mp4nn1beoh">
+            <w:hyperlink w:history="1" r:id="rId-nxnnuqseryojxan67bl3">
               <w:r>
                 <w:rPr>
                   <w:rFonts w:ascii="Arial" w:cs="Arial" w:eastAsia="Arial" w:hAnsi="Arial"/>
@@ -18784,7 +19250,7 @@
             <w:pPr>
               <w:spacing w:after="20" w:before="0"/>
             </w:pPr>
-            <w:hyperlink w:history="1" r:id="rIdkrb0f7l6ckddqm-svzmox">
+            <w:hyperlink w:history="1" r:id="rIdm6ntxxpva4guogx66c0dg">
               <w:r>
                 <w:rPr>
                   <w:rFonts w:ascii="Arial" w:cs="Arial" w:eastAsia="Arial" w:hAnsi="Arial"/>
@@ -18817,7 +19283,7 @@
               <w:spacing w:after="10" w:before="0"/>
               <w:ind w:left="120"/>
             </w:pPr>
-            <w:hyperlink w:history="1" r:id="rId2zco0gfdmvgsuewhxhxbu">
+            <w:hyperlink w:history="1" r:id="rIdq6nhgjwuykcjrcpyja8ox">
               <w:r>
                 <w:rPr>
                   <w:rFonts w:ascii="Arial" w:cs="Arial" w:eastAsia="Arial" w:hAnsi="Arial"/>
@@ -19012,7 +19478,7 @@
             <w:pPr>
               <w:spacing w:after="20" w:before="0"/>
             </w:pPr>
-            <w:hyperlink w:history="1" r:id="rIds9fzrq9ddljllzhzgfli2">
+            <w:hyperlink w:history="1" r:id="rIdkiqqu56qizj8aiycs5sjj">
               <w:r>
                 <w:rPr>
                   <w:rFonts w:ascii="Arial" w:cs="Arial" w:eastAsia="Arial" w:hAnsi="Arial"/>
@@ -19045,7 +19511,7 @@
               <w:spacing w:after="10" w:before="0"/>
               <w:ind w:left="120"/>
             </w:pPr>
-            <w:hyperlink w:history="1" r:id="rIdblhyevpvwcucyeane2ddz">
+            <w:hyperlink w:history="1" r:id="rIdhucwux376gdkzrtknuuza">
               <w:r>
                 <w:rPr>
                   <w:rFonts w:ascii="Arial" w:cs="Arial" w:eastAsia="Arial" w:hAnsi="Arial"/>
@@ -19090,7 +19556,7 @@
             <w:pPr>
               <w:spacing w:after="20" w:before="0"/>
             </w:pPr>
-            <w:hyperlink w:history="1" r:id="rIdqnwrqk7r4_dbp95cmpck_">
+            <w:hyperlink w:history="1" r:id="rIdkoorczz1-tsjnqaf10hml">
               <w:r>
                 <w:rPr>
                   <w:rFonts w:ascii="Arial" w:cs="Arial" w:eastAsia="Arial" w:hAnsi="Arial"/>
@@ -19123,7 +19589,7 @@
               <w:spacing w:after="10" w:before="0"/>
               <w:ind w:left="120"/>
             </w:pPr>
-            <w:hyperlink w:history="1" r:id="rId9wmui2-4mtmpsvcggldtv">
+            <w:hyperlink w:history="1" r:id="rIdg2tczxpruie7rmmsr_qww">
               <w:r>
                 <w:rPr>
                   <w:rFonts w:ascii="Arial" w:cs="Arial" w:eastAsia="Arial" w:hAnsi="Arial"/>
@@ -19619,6 +20085,65 @@
         </w:tc>
       </w:tr>
     </w:tbl>
+    <w:p>
+      <w:pPr>
+        <w:pBdr>
+          <w:top w:val="single" w:color="BBBBBB" w:sz="4" w:space="4"/>
+        </w:pBdr>
+        <w:spacing w:after="0" w:before="160"/>
+      </w:pPr>
+      <w:r>
+        <w:rPr>
+          <w:rFonts w:ascii="Arial" w:cs="Arial" w:eastAsia="Arial" w:hAnsi="Arial"/>
+          <w:color w:val="666666"/>
+          <w:sz w:val="14"/>
+          <w:szCs w:val="14"/>
+        </w:rPr>
+        <w:t xml:space="preserve">© 2026 SeaVuria and ARES. Aligned with KICD objectives. Developed by SeaVuria; technical implementation by ARES (with AI assistance from Claude). Licensed under </w:t>
+      </w:r>
+      <w:hyperlink w:history="1" r:id="rIdkpt32w7rk9n5bs-hnuxmh">
+        <w:r>
+          <w:rPr>
+            <w:rFonts w:ascii="Arial" w:cs="Arial" w:eastAsia="Arial" w:hAnsi="Arial"/>
+            <w:color w:val="1F6B75"/>
+            <w:sz w:val="14"/>
+            <w:szCs w:val="14"/>
+            <w:u w:val="single" w:color="1F6B75"/>
+          </w:rPr>
+          <w:t xml:space="preserve">CC BY-NC 4.0</w:t>
+        </w:r>
+      </w:hyperlink>
+      <w:r>
+        <w:rPr>
+          <w:rFonts w:ascii="Arial" w:cs="Arial" w:eastAsia="Arial" w:hAnsi="Arial"/>
+          <w:color w:val="666666"/>
+          <w:sz w:val="14"/>
+          <w:szCs w:val="14"/>
+        </w:rPr>
+        <w:t xml:space="preserve"> (</w:t>
+      </w:r>
+      <w:hyperlink w:history="1" r:id="rIdg-ok5musdfxinhi6tqes_">
+        <w:r>
+          <w:rPr>
+            <w:rFonts w:ascii="Arial" w:cs="Arial" w:eastAsia="Arial" w:hAnsi="Arial"/>
+            <w:color w:val="1F6B75"/>
+            <w:sz w:val="14"/>
+            <w:szCs w:val="14"/>
+            <w:u w:val="single" w:color="1F6B75"/>
+          </w:rPr>
+          <w:t xml:space="preserve">https://creativecommons.org/licenses/by-nc/4.0/</w:t>
+        </w:r>
+      </w:hyperlink>
+      <w:r>
+        <w:rPr>
+          <w:rFonts w:ascii="Arial" w:cs="Arial" w:eastAsia="Arial" w:hAnsi="Arial"/>
+          <w:color w:val="666666"/>
+          <w:sz w:val="14"/>
+          <w:szCs w:val="14"/>
+        </w:rPr>
+        <w:t xml:space="preserve">).</w:t>
+      </w:r>
+    </w:p>
     <w:p>
       <w:r>
         <w:br w:type="page"/>
@@ -20627,7 +21152,7 @@
               <w:spacing w:after="10" w:before="0"/>
               <w:ind w:left="120"/>
             </w:pPr>
-            <w:hyperlink w:history="1" r:id="rIdnhlnstsfgh_cw2ijas0xb">
+            <w:hyperlink w:history="1" r:id="rIdf-xrudmitiar4-vmpwreu">
               <w:r>
                 <w:rPr>
                   <w:rFonts w:ascii="Arial" w:cs="Arial" w:eastAsia="Arial" w:hAnsi="Arial"/>
@@ -20687,7 +21212,7 @@
             <w:pPr>
               <w:spacing w:after="20" w:before="0"/>
             </w:pPr>
-            <w:hyperlink w:history="1" r:id="rIdxlba2w9byx-ghbb3hkdiz">
+            <w:hyperlink w:history="1" r:id="rIdnhvxwy8qmahqkojv05yjy">
               <w:r>
                 <w:rPr>
                   <w:rFonts w:ascii="Arial" w:cs="Arial" w:eastAsia="Arial" w:hAnsi="Arial"/>
@@ -20720,7 +21245,7 @@
               <w:spacing w:after="10" w:before="0"/>
               <w:ind w:left="120"/>
             </w:pPr>
-            <w:hyperlink w:history="1" r:id="rIdkmqtvcyvrikno186pw20u">
+            <w:hyperlink w:history="1" r:id="rIdw-v4cqw5s8bud-wf43tpd">
               <w:r>
                 <w:rPr>
                   <w:rFonts w:ascii="Arial" w:cs="Arial" w:eastAsia="Arial" w:hAnsi="Arial"/>
@@ -20932,7 +21457,7 @@
               <w:spacing w:after="10" w:before="0"/>
               <w:ind w:left="120"/>
             </w:pPr>
-            <w:hyperlink w:history="1" r:id="rIdou1_d5u5iclmpzv29sd_i">
+            <w:hyperlink w:history="1" r:id="rIdcww_sayxpxesxp9tmvcuw">
               <w:r>
                 <w:rPr>
                   <w:rFonts w:ascii="Arial" w:cs="Arial" w:eastAsia="Arial" w:hAnsi="Arial"/>
@@ -20992,7 +21517,7 @@
             <w:pPr>
               <w:spacing w:after="20" w:before="0"/>
             </w:pPr>
-            <w:hyperlink w:history="1" r:id="rId59tvovmlghz9niaips9mu">
+            <w:hyperlink w:history="1" r:id="rIdmn8x0pwydpu_ksw13ocue">
               <w:r>
                 <w:rPr>
                   <w:rFonts w:ascii="Arial" w:cs="Arial" w:eastAsia="Arial" w:hAnsi="Arial"/>
@@ -21025,7 +21550,7 @@
               <w:spacing w:after="10" w:before="0"/>
               <w:ind w:left="120"/>
             </w:pPr>
-            <w:hyperlink w:history="1" r:id="rId--li2mgx8bkgnsfzxuck9">
+            <w:hyperlink w:history="1" r:id="rIdge9qjl_lgfndtwty2pauy">
               <w:r>
                 <w:rPr>
                   <w:rFonts w:ascii="Arial" w:cs="Arial" w:eastAsia="Arial" w:hAnsi="Arial"/>
@@ -21237,7 +21762,7 @@
               <w:spacing w:after="10" w:before="0"/>
               <w:ind w:left="120"/>
             </w:pPr>
-            <w:hyperlink w:history="1" r:id="rIdaxtr4l7yk6sz8j7mv_lwl">
+            <w:hyperlink w:history="1" r:id="rIdt9e6b1a21dssujd_tulbp">
               <w:r>
                 <w:rPr>
                   <w:rFonts w:ascii="Arial" w:cs="Arial" w:eastAsia="Arial" w:hAnsi="Arial"/>
@@ -21297,7 +21822,7 @@
             <w:pPr>
               <w:spacing w:after="20" w:before="0"/>
             </w:pPr>
-            <w:hyperlink w:history="1" r:id="rIdp_spncr3es0lm-ivlkvwk">
+            <w:hyperlink w:history="1" r:id="rIdnnsmzfxag0oszjpsfkgjq">
               <w:r>
                 <w:rPr>
                   <w:rFonts w:ascii="Arial" w:cs="Arial" w:eastAsia="Arial" w:hAnsi="Arial"/>
@@ -21330,7 +21855,7 @@
               <w:spacing w:after="10" w:before="0"/>
               <w:ind w:left="120"/>
             </w:pPr>
-            <w:hyperlink w:history="1" r:id="rIdk7-mcyahkb7j__5e6jqs-">
+            <w:hyperlink w:history="1" r:id="rIds5esda5cw6kdzllesx41j">
               <w:r>
                 <w:rPr>
                   <w:rFonts w:ascii="Arial" w:cs="Arial" w:eastAsia="Arial" w:hAnsi="Arial"/>
@@ -21542,7 +22067,7 @@
               <w:spacing w:after="10" w:before="0"/>
               <w:ind w:left="120"/>
             </w:pPr>
-            <w:hyperlink w:history="1" r:id="rIdvhaycanvpdaonrtwssesr">
+            <w:hyperlink w:history="1" r:id="rIdf7ytwrxjeq5u7po5nptwf">
               <w:r>
                 <w:rPr>
                   <w:rFonts w:ascii="Arial" w:cs="Arial" w:eastAsia="Arial" w:hAnsi="Arial"/>
@@ -21602,7 +22127,7 @@
             <w:pPr>
               <w:spacing w:after="20" w:before="0"/>
             </w:pPr>
-            <w:hyperlink w:history="1" r:id="rId4efohmzgsz1ph2imfpquq">
+            <w:hyperlink w:history="1" r:id="rIdzojputfg4wypgqunqolja">
               <w:r>
                 <w:rPr>
                   <w:rFonts w:ascii="Arial" w:cs="Arial" w:eastAsia="Arial" w:hAnsi="Arial"/>
@@ -21635,7 +22160,7 @@
               <w:spacing w:after="10" w:before="0"/>
               <w:ind w:left="120"/>
             </w:pPr>
-            <w:hyperlink w:history="1" r:id="rIdaieuzcesqebb2gfwu7t3z">
+            <w:hyperlink w:history="1" r:id="rIdtn-cinaog3o0rmfjobjsv">
               <w:r>
                 <w:rPr>
                   <w:rFonts w:ascii="Arial" w:cs="Arial" w:eastAsia="Arial" w:hAnsi="Arial"/>
@@ -21847,7 +22372,7 @@
               <w:spacing w:after="10" w:before="0"/>
               <w:ind w:left="120"/>
             </w:pPr>
-            <w:hyperlink w:history="1" r:id="rId254hc9kfj2p453ifnetru">
+            <w:hyperlink w:history="1" r:id="rIdlh8crnbqstcnjaq1fzudh">
               <w:r>
                 <w:rPr>
                   <w:rFonts w:ascii="Arial" w:cs="Arial" w:eastAsia="Arial" w:hAnsi="Arial"/>
@@ -21907,7 +22432,7 @@
             <w:pPr>
               <w:spacing w:after="20" w:before="0"/>
             </w:pPr>
-            <w:hyperlink w:history="1" r:id="rIdi8la3iz1pyzmshre2wpv8">
+            <w:hyperlink w:history="1" r:id="rIdy8wgogmyiklhedjgr_epz">
               <w:r>
                 <w:rPr>
                   <w:rFonts w:ascii="Arial" w:cs="Arial" w:eastAsia="Arial" w:hAnsi="Arial"/>
@@ -21940,7 +22465,7 @@
               <w:spacing w:after="10" w:before="0"/>
               <w:ind w:left="120"/>
             </w:pPr>
-            <w:hyperlink w:history="1" r:id="rId-mqbsr3auskcia8hbuxdk">
+            <w:hyperlink w:history="1" r:id="rIdgtfsgknsprnpi_ojgylpg">
               <w:r>
                 <w:rPr>
                   <w:rFonts w:ascii="Arial" w:cs="Arial" w:eastAsia="Arial" w:hAnsi="Arial"/>
@@ -22436,6 +22961,65 @@
         </w:tc>
       </w:tr>
     </w:tbl>
+    <w:p>
+      <w:pPr>
+        <w:pBdr>
+          <w:top w:val="single" w:color="BBBBBB" w:sz="4" w:space="4"/>
+        </w:pBdr>
+        <w:spacing w:after="0" w:before="160"/>
+      </w:pPr>
+      <w:r>
+        <w:rPr>
+          <w:rFonts w:ascii="Arial" w:cs="Arial" w:eastAsia="Arial" w:hAnsi="Arial"/>
+          <w:color w:val="666666"/>
+          <w:sz w:val="14"/>
+          <w:szCs w:val="14"/>
+        </w:rPr>
+        <w:t xml:space="preserve">© 2026 SeaVuria and ARES. Aligned with KICD objectives. Developed by SeaVuria; technical implementation by ARES (with AI assistance from Claude). Licensed under </w:t>
+      </w:r>
+      <w:hyperlink w:history="1" r:id="rIdelnehn3pdb7szahgahnbb">
+        <w:r>
+          <w:rPr>
+            <w:rFonts w:ascii="Arial" w:cs="Arial" w:eastAsia="Arial" w:hAnsi="Arial"/>
+            <w:color w:val="1F6B75"/>
+            <w:sz w:val="14"/>
+            <w:szCs w:val="14"/>
+            <w:u w:val="single" w:color="1F6B75"/>
+          </w:rPr>
+          <w:t xml:space="preserve">CC BY-NC 4.0</w:t>
+        </w:r>
+      </w:hyperlink>
+      <w:r>
+        <w:rPr>
+          <w:rFonts w:ascii="Arial" w:cs="Arial" w:eastAsia="Arial" w:hAnsi="Arial"/>
+          <w:color w:val="666666"/>
+          <w:sz w:val="14"/>
+          <w:szCs w:val="14"/>
+        </w:rPr>
+        <w:t xml:space="preserve"> (</w:t>
+      </w:r>
+      <w:hyperlink w:history="1" r:id="rId2zs4serdn8vj1u0ko7sbu">
+        <w:r>
+          <w:rPr>
+            <w:rFonts w:ascii="Arial" w:cs="Arial" w:eastAsia="Arial" w:hAnsi="Arial"/>
+            <w:color w:val="1F6B75"/>
+            <w:sz w:val="14"/>
+            <w:szCs w:val="14"/>
+            <w:u w:val="single" w:color="1F6B75"/>
+          </w:rPr>
+          <w:t xml:space="preserve">https://creativecommons.org/licenses/by-nc/4.0/</w:t>
+        </w:r>
+      </w:hyperlink>
+      <w:r>
+        <w:rPr>
+          <w:rFonts w:ascii="Arial" w:cs="Arial" w:eastAsia="Arial" w:hAnsi="Arial"/>
+          <w:color w:val="666666"/>
+          <w:sz w:val="14"/>
+          <w:szCs w:val="14"/>
+        </w:rPr>
+        <w:t xml:space="preserve">).</w:t>
+      </w:r>
+    </w:p>
     <w:p>
       <w:r>
         <w:br w:type="page"/>
@@ -23427,7 +24011,7 @@
             <w:pPr>
               <w:spacing w:after="20" w:before="0"/>
             </w:pPr>
-            <w:hyperlink w:history="1" r:id="rIda4mhechlmz1jki8ajippu">
+            <w:hyperlink w:history="1" r:id="rIds8wy3xa__chgcegjk7rrf">
               <w:r>
                 <w:rPr>
                   <w:rFonts w:ascii="Arial" w:cs="Arial" w:eastAsia="Arial" w:hAnsi="Arial"/>
@@ -23460,7 +24044,7 @@
               <w:spacing w:after="10" w:before="0"/>
               <w:ind w:left="120"/>
             </w:pPr>
-            <w:hyperlink w:history="1" r:id="rIdvnjqfwhyvbdl9u-c-fohq">
+            <w:hyperlink w:history="1" r:id="rId5znplccqxs_oabelecwju">
               <w:r>
                 <w:rPr>
                   <w:rFonts w:ascii="Arial" w:cs="Arial" w:eastAsia="Arial" w:hAnsi="Arial"/>
@@ -23522,7 +24106,7 @@
               <w:spacing w:after="10" w:before="0"/>
               <w:ind w:left="120"/>
             </w:pPr>
-            <w:hyperlink w:history="1" r:id="rId4jhu6lxdwhc_hew2coi7t">
+            <w:hyperlink w:history="1" r:id="rIdbb7ydlmlolwu7jwomp_r3">
               <w:r>
                 <w:rPr>
                   <w:rFonts w:ascii="Arial" w:cs="Arial" w:eastAsia="Arial" w:hAnsi="Arial"/>
@@ -23732,7 +24316,7 @@
             <w:pPr>
               <w:spacing w:after="20" w:before="0"/>
             </w:pPr>
-            <w:hyperlink w:history="1" r:id="rIdw8w1liebpvdupwmpsahcs">
+            <w:hyperlink w:history="1" r:id="rId4t5i24pgfulps4gk6oulh">
               <w:r>
                 <w:rPr>
                   <w:rFonts w:ascii="Arial" w:cs="Arial" w:eastAsia="Arial" w:hAnsi="Arial"/>
@@ -23765,7 +24349,7 @@
               <w:spacing w:after="10" w:before="0"/>
               <w:ind w:left="120"/>
             </w:pPr>
-            <w:hyperlink w:history="1" r:id="rIdmmobdvvnw8poqyectzvnf">
+            <w:hyperlink w:history="1" r:id="rIdfnfomjeiwtbkbz7e38q5b">
               <w:r>
                 <w:rPr>
                   <w:rFonts w:ascii="Arial" w:cs="Arial" w:eastAsia="Arial" w:hAnsi="Arial"/>
@@ -23827,7 +24411,7 @@
               <w:spacing w:after="10" w:before="0"/>
               <w:ind w:left="120"/>
             </w:pPr>
-            <w:hyperlink w:history="1" r:id="rId9qakrkyet3mim_u-tbkic">
+            <w:hyperlink w:history="1" r:id="rIdyykx-yz7qzdwg8hgtxlbo">
               <w:r>
                 <w:rPr>
                   <w:rFonts w:ascii="Arial" w:cs="Arial" w:eastAsia="Arial" w:hAnsi="Arial"/>
@@ -24037,7 +24621,7 @@
             <w:pPr>
               <w:spacing w:after="20" w:before="0"/>
             </w:pPr>
-            <w:hyperlink w:history="1" r:id="rId2ojjoxicrtn68uqjl_vl0">
+            <w:hyperlink w:history="1" r:id="rIdeua4q6y4srwdgjdapmva7">
               <w:r>
                 <w:rPr>
                   <w:rFonts w:ascii="Arial" w:cs="Arial" w:eastAsia="Arial" w:hAnsi="Arial"/>
@@ -24070,7 +24654,7 @@
               <w:spacing w:after="10" w:before="0"/>
               <w:ind w:left="120"/>
             </w:pPr>
-            <w:hyperlink w:history="1" r:id="rIdn2g4sjzduiij5ru9jtvrd">
+            <w:hyperlink w:history="1" r:id="rIdmg5wg9glmhbd0qvofi4xk">
               <w:r>
                 <w:rPr>
                   <w:rFonts w:ascii="Arial" w:cs="Arial" w:eastAsia="Arial" w:hAnsi="Arial"/>
@@ -24132,7 +24716,7 @@
               <w:spacing w:after="10" w:before="0"/>
               <w:ind w:left="120"/>
             </w:pPr>
-            <w:hyperlink w:history="1" r:id="rIdg5uwauzdtrzkygi8bsrnx">
+            <w:hyperlink w:history="1" r:id="rId5dxqwebkrhrzlvuasiuu5">
               <w:r>
                 <w:rPr>
                   <w:rFonts w:ascii="Arial" w:cs="Arial" w:eastAsia="Arial" w:hAnsi="Arial"/>
@@ -24342,7 +24926,7 @@
             <w:pPr>
               <w:spacing w:after="20" w:before="0"/>
             </w:pPr>
-            <w:hyperlink w:history="1" r:id="rIdttqy3uqwf10ctr5vntflb">
+            <w:hyperlink w:history="1" r:id="rIdbeeiynetg9jadlm85hz7o">
               <w:r>
                 <w:rPr>
                   <w:rFonts w:ascii="Arial" w:cs="Arial" w:eastAsia="Arial" w:hAnsi="Arial"/>
@@ -24375,7 +24959,7 @@
               <w:spacing w:after="10" w:before="0"/>
               <w:ind w:left="120"/>
             </w:pPr>
-            <w:hyperlink w:history="1" r:id="rIdqqebcpn5qcp4v5my8bsa5">
+            <w:hyperlink w:history="1" r:id="rIdrv1a7-hi1-awudlrejbqe">
               <w:r>
                 <w:rPr>
                   <w:rFonts w:ascii="Arial" w:cs="Arial" w:eastAsia="Arial" w:hAnsi="Arial"/>
@@ -24437,7 +25021,7 @@
               <w:spacing w:after="10" w:before="0"/>
               <w:ind w:left="120"/>
             </w:pPr>
-            <w:hyperlink w:history="1" r:id="rIdrictisdmsbplaoxs1p2_1">
+            <w:hyperlink w:history="1" r:id="rId4gykcm2exy5rye3szx037">
               <w:r>
                 <w:rPr>
                   <w:rFonts w:ascii="Arial" w:cs="Arial" w:eastAsia="Arial" w:hAnsi="Arial"/>
@@ -24647,7 +25231,7 @@
             <w:pPr>
               <w:spacing w:after="20" w:before="0"/>
             </w:pPr>
-            <w:hyperlink w:history="1" r:id="rId14ueoy9yis3cisz5gp8x6">
+            <w:hyperlink w:history="1" r:id="rIdes0srepemvbgoftd9vokp">
               <w:r>
                 <w:rPr>
                   <w:rFonts w:ascii="Arial" w:cs="Arial" w:eastAsia="Arial" w:hAnsi="Arial"/>
@@ -24680,7 +25264,7 @@
               <w:spacing w:after="10" w:before="0"/>
               <w:ind w:left="120"/>
             </w:pPr>
-            <w:hyperlink w:history="1" r:id="rIdgactycjhoadhcva2_3dfn">
+            <w:hyperlink w:history="1" r:id="rIdcqaw2tgobi834jtjnta4z">
               <w:r>
                 <w:rPr>
                   <w:rFonts w:ascii="Arial" w:cs="Arial" w:eastAsia="Arial" w:hAnsi="Arial"/>
@@ -24742,7 +25326,7 @@
               <w:spacing w:after="10" w:before="0"/>
               <w:ind w:left="120"/>
             </w:pPr>
-            <w:hyperlink w:history="1" r:id="rIdi6rj9znraszjwrckeswst">
+            <w:hyperlink w:history="1" r:id="rIdy0_j1b8yaylvp9wzznvka">
               <w:r>
                 <w:rPr>
                   <w:rFonts w:ascii="Arial" w:cs="Arial" w:eastAsia="Arial" w:hAnsi="Arial"/>
@@ -25253,6 +25837,65 @@
         </w:tc>
       </w:tr>
     </w:tbl>
+    <w:p>
+      <w:pPr>
+        <w:pBdr>
+          <w:top w:val="single" w:color="BBBBBB" w:sz="4" w:space="4"/>
+        </w:pBdr>
+        <w:spacing w:after="0" w:before="160"/>
+      </w:pPr>
+      <w:r>
+        <w:rPr>
+          <w:rFonts w:ascii="Arial" w:cs="Arial" w:eastAsia="Arial" w:hAnsi="Arial"/>
+          <w:color w:val="666666"/>
+          <w:sz w:val="14"/>
+          <w:szCs w:val="14"/>
+        </w:rPr>
+        <w:t xml:space="preserve">© 2026 SeaVuria and ARES. Aligned with KICD objectives. Developed by SeaVuria; technical implementation by ARES (with AI assistance from Claude). Licensed under </w:t>
+      </w:r>
+      <w:hyperlink w:history="1" r:id="rIdh1snuvos98mbshztz4oy9">
+        <w:r>
+          <w:rPr>
+            <w:rFonts w:ascii="Arial" w:cs="Arial" w:eastAsia="Arial" w:hAnsi="Arial"/>
+            <w:color w:val="1F6B75"/>
+            <w:sz w:val="14"/>
+            <w:szCs w:val="14"/>
+            <w:u w:val="single" w:color="1F6B75"/>
+          </w:rPr>
+          <w:t xml:space="preserve">CC BY-NC 4.0</w:t>
+        </w:r>
+      </w:hyperlink>
+      <w:r>
+        <w:rPr>
+          <w:rFonts w:ascii="Arial" w:cs="Arial" w:eastAsia="Arial" w:hAnsi="Arial"/>
+          <w:color w:val="666666"/>
+          <w:sz w:val="14"/>
+          <w:szCs w:val="14"/>
+        </w:rPr>
+        <w:t xml:space="preserve"> (</w:t>
+      </w:r>
+      <w:hyperlink w:history="1" r:id="rIdiij_epxwd1zl6lzs_umwz">
+        <w:r>
+          <w:rPr>
+            <w:rFonts w:ascii="Arial" w:cs="Arial" w:eastAsia="Arial" w:hAnsi="Arial"/>
+            <w:color w:val="1F6B75"/>
+            <w:sz w:val="14"/>
+            <w:szCs w:val="14"/>
+            <w:u w:val="single" w:color="1F6B75"/>
+          </w:rPr>
+          <w:t xml:space="preserve">https://creativecommons.org/licenses/by-nc/4.0/</w:t>
+        </w:r>
+      </w:hyperlink>
+      <w:r>
+        <w:rPr>
+          <w:rFonts w:ascii="Arial" w:cs="Arial" w:eastAsia="Arial" w:hAnsi="Arial"/>
+          <w:color w:val="666666"/>
+          <w:sz w:val="14"/>
+          <w:szCs w:val="14"/>
+        </w:rPr>
+        <w:t xml:space="preserve">).</w:t>
+      </w:r>
+    </w:p>
     <w:p>
       <w:r>
         <w:br w:type="page"/>
@@ -26244,7 +26887,7 @@
             <w:pPr>
               <w:spacing w:after="20" w:before="0"/>
             </w:pPr>
-            <w:hyperlink w:history="1" r:id="rIdcpkrnl47mnde2cr1f7wmz">
+            <w:hyperlink w:history="1" r:id="rId89srtdfrqeqhfssreqnxz">
               <w:r>
                 <w:rPr>
                   <w:rFonts w:ascii="Arial" w:cs="Arial" w:eastAsia="Arial" w:hAnsi="Arial"/>
@@ -26277,7 +26920,7 @@
               <w:spacing w:after="10" w:before="0"/>
               <w:ind w:left="120"/>
             </w:pPr>
-            <w:hyperlink w:history="1" r:id="rIddntpp_flmo0w90n8xcuvw">
+            <w:hyperlink w:history="1" r:id="rIdpju9ngie5f96upm_bck2z">
               <w:r>
                 <w:rPr>
                   <w:rFonts w:ascii="Arial" w:cs="Arial" w:eastAsia="Arial" w:hAnsi="Arial"/>
@@ -26339,7 +26982,7 @@
               <w:spacing w:after="10" w:before="0"/>
               <w:ind w:left="120"/>
             </w:pPr>
-            <w:hyperlink w:history="1" r:id="rIdwdxu8krzjxanoc4bgyjzz">
+            <w:hyperlink w:history="1" r:id="rId-6-_ycb_t4yuv5uslnswt">
               <w:r>
                 <w:rPr>
                   <w:rFonts w:ascii="Arial" w:cs="Arial" w:eastAsia="Arial" w:hAnsi="Arial"/>
@@ -26549,7 +27192,7 @@
             <w:pPr>
               <w:spacing w:after="20" w:before="0"/>
             </w:pPr>
-            <w:hyperlink w:history="1" r:id="rIdva6ehldion2vkcqwmc4rt">
+            <w:hyperlink w:history="1" r:id="rIdtmoywi3_gm9ljyeyvjrdz">
               <w:r>
                 <w:rPr>
                   <w:rFonts w:ascii="Arial" w:cs="Arial" w:eastAsia="Arial" w:hAnsi="Arial"/>
@@ -26582,7 +27225,7 @@
               <w:spacing w:after="10" w:before="0"/>
               <w:ind w:left="120"/>
             </w:pPr>
-            <w:hyperlink w:history="1" r:id="rIdyvfbqvri-kbvdzodelvk7">
+            <w:hyperlink w:history="1" r:id="rIdar4bmosrdsxv1j_ioewfu">
               <w:r>
                 <w:rPr>
                   <w:rFonts w:ascii="Arial" w:cs="Arial" w:eastAsia="Arial" w:hAnsi="Arial"/>
@@ -26644,7 +27287,7 @@
               <w:spacing w:after="10" w:before="0"/>
               <w:ind w:left="120"/>
             </w:pPr>
-            <w:hyperlink w:history="1" r:id="rIdjqskpu_bpmmhqateep9da">
+            <w:hyperlink w:history="1" r:id="rIdt92wlhr6ycfnv5y92fx18">
               <w:r>
                 <w:rPr>
                   <w:rFonts w:ascii="Arial" w:cs="Arial" w:eastAsia="Arial" w:hAnsi="Arial"/>
@@ -26854,7 +27497,7 @@
             <w:pPr>
               <w:spacing w:after="20" w:before="0"/>
             </w:pPr>
-            <w:hyperlink w:history="1" r:id="rIdf5qczu4qlcepuvebcnhkm">
+            <w:hyperlink w:history="1" r:id="rId2mon8_plbvuzo3sbw5lky">
               <w:r>
                 <w:rPr>
                   <w:rFonts w:ascii="Arial" w:cs="Arial" w:eastAsia="Arial" w:hAnsi="Arial"/>
@@ -26887,7 +27530,7 @@
               <w:spacing w:after="10" w:before="0"/>
               <w:ind w:left="120"/>
             </w:pPr>
-            <w:hyperlink w:history="1" r:id="rIdspf4ryvlpz6iw0ypovcfx">
+            <w:hyperlink w:history="1" r:id="rIdhlqcksghoc4ttdmnaz7wc">
               <w:r>
                 <w:rPr>
                   <w:rFonts w:ascii="Arial" w:cs="Arial" w:eastAsia="Arial" w:hAnsi="Arial"/>
@@ -26949,7 +27592,7 @@
               <w:spacing w:after="10" w:before="0"/>
               <w:ind w:left="120"/>
             </w:pPr>
-            <w:hyperlink w:history="1" r:id="rIdnv0idfwb-w3ns3tv8ickl">
+            <w:hyperlink w:history="1" r:id="rIdacmjwlmfp31ismonkuh0a">
               <w:r>
                 <w:rPr>
                   <w:rFonts w:ascii="Arial" w:cs="Arial" w:eastAsia="Arial" w:hAnsi="Arial"/>
@@ -27159,7 +27802,7 @@
             <w:pPr>
               <w:spacing w:after="20" w:before="0"/>
             </w:pPr>
-            <w:hyperlink w:history="1" r:id="rIdkkuqnub8bfro_7gee6glt">
+            <w:hyperlink w:history="1" r:id="rIds0rfg1bl6zsspjqcrtxjq">
               <w:r>
                 <w:rPr>
                   <w:rFonts w:ascii="Arial" w:cs="Arial" w:eastAsia="Arial" w:hAnsi="Arial"/>
@@ -27192,7 +27835,7 @@
               <w:spacing w:after="10" w:before="0"/>
               <w:ind w:left="120"/>
             </w:pPr>
-            <w:hyperlink w:history="1" r:id="rIdapfmgdrcgodma_he7bcez">
+            <w:hyperlink w:history="1" r:id="rIdj4ewixhz9tl9btvv2kbe-">
               <w:r>
                 <w:rPr>
                   <w:rFonts w:ascii="Arial" w:cs="Arial" w:eastAsia="Arial" w:hAnsi="Arial"/>
@@ -27254,7 +27897,7 @@
               <w:spacing w:after="10" w:before="0"/>
               <w:ind w:left="120"/>
             </w:pPr>
-            <w:hyperlink w:history="1" r:id="rId7r1ofnun8q-3qxm0et97d">
+            <w:hyperlink w:history="1" r:id="rIdliv8sifmqx3hdsc_f1cst">
               <w:r>
                 <w:rPr>
                   <w:rFonts w:ascii="Arial" w:cs="Arial" w:eastAsia="Arial" w:hAnsi="Arial"/>
@@ -27464,7 +28107,7 @@
             <w:pPr>
               <w:spacing w:after="20" w:before="0"/>
             </w:pPr>
-            <w:hyperlink w:history="1" r:id="rId4-odgvex0fn56sge1nghr">
+            <w:hyperlink w:history="1" r:id="rIdtdyda2vi-frqboeixkjvv">
               <w:r>
                 <w:rPr>
                   <w:rFonts w:ascii="Arial" w:cs="Arial" w:eastAsia="Arial" w:hAnsi="Arial"/>
@@ -27497,7 +28140,7 @@
               <w:spacing w:after="10" w:before="0"/>
               <w:ind w:left="120"/>
             </w:pPr>
-            <w:hyperlink w:history="1" r:id="rIdtqhxvetcv1km8zaqxmb2f">
+            <w:hyperlink w:history="1" r:id="rIdifasxhstiyzduxwsckkag">
               <w:r>
                 <w:rPr>
                   <w:rFonts w:ascii="Arial" w:cs="Arial" w:eastAsia="Arial" w:hAnsi="Arial"/>
@@ -27559,7 +28202,7 @@
               <w:spacing w:after="10" w:before="0"/>
               <w:ind w:left="120"/>
             </w:pPr>
-            <w:hyperlink w:history="1" r:id="rIdejyf7cckutkmhq6142e3r">
+            <w:hyperlink w:history="1" r:id="rIdx894ehbwrpv1sx9cuf0sw">
               <w:r>
                 <w:rPr>
                   <w:rFonts w:ascii="Arial" w:cs="Arial" w:eastAsia="Arial" w:hAnsi="Arial"/>
@@ -28070,6 +28713,65 @@
         </w:tc>
       </w:tr>
     </w:tbl>
+    <w:p>
+      <w:pPr>
+        <w:pBdr>
+          <w:top w:val="single" w:color="BBBBBB" w:sz="4" w:space="4"/>
+        </w:pBdr>
+        <w:spacing w:after="0" w:before="160"/>
+      </w:pPr>
+      <w:r>
+        <w:rPr>
+          <w:rFonts w:ascii="Arial" w:cs="Arial" w:eastAsia="Arial" w:hAnsi="Arial"/>
+          <w:color w:val="666666"/>
+          <w:sz w:val="14"/>
+          <w:szCs w:val="14"/>
+        </w:rPr>
+        <w:t xml:space="preserve">© 2026 SeaVuria and ARES. Aligned with KICD objectives. Developed by SeaVuria; technical implementation by ARES (with AI assistance from Claude). Licensed under </w:t>
+      </w:r>
+      <w:hyperlink w:history="1" r:id="rIdwxpgvyqofpzhvqzm63lrb">
+        <w:r>
+          <w:rPr>
+            <w:rFonts w:ascii="Arial" w:cs="Arial" w:eastAsia="Arial" w:hAnsi="Arial"/>
+            <w:color w:val="1F6B75"/>
+            <w:sz w:val="14"/>
+            <w:szCs w:val="14"/>
+            <w:u w:val="single" w:color="1F6B75"/>
+          </w:rPr>
+          <w:t xml:space="preserve">CC BY-NC 4.0</w:t>
+        </w:r>
+      </w:hyperlink>
+      <w:r>
+        <w:rPr>
+          <w:rFonts w:ascii="Arial" w:cs="Arial" w:eastAsia="Arial" w:hAnsi="Arial"/>
+          <w:color w:val="666666"/>
+          <w:sz w:val="14"/>
+          <w:szCs w:val="14"/>
+        </w:rPr>
+        <w:t xml:space="preserve"> (</w:t>
+      </w:r>
+      <w:hyperlink w:history="1" r:id="rIdqswdroyopajn8ozwmobkc">
+        <w:r>
+          <w:rPr>
+            <w:rFonts w:ascii="Arial" w:cs="Arial" w:eastAsia="Arial" w:hAnsi="Arial"/>
+            <w:color w:val="1F6B75"/>
+            <w:sz w:val="14"/>
+            <w:szCs w:val="14"/>
+            <w:u w:val="single" w:color="1F6B75"/>
+          </w:rPr>
+          <w:t xml:space="preserve">https://creativecommons.org/licenses/by-nc/4.0/</w:t>
+        </w:r>
+      </w:hyperlink>
+      <w:r>
+        <w:rPr>
+          <w:rFonts w:ascii="Arial" w:cs="Arial" w:eastAsia="Arial" w:hAnsi="Arial"/>
+          <w:color w:val="666666"/>
+          <w:sz w:val="14"/>
+          <w:szCs w:val="14"/>
+        </w:rPr>
+        <w:t xml:space="preserve">).</w:t>
+      </w:r>
+    </w:p>
     <w:p>
       <w:r>
         <w:br w:type="page"/>
@@ -29078,7 +29780,7 @@
               <w:spacing w:after="10" w:before="0"/>
               <w:ind w:left="120"/>
             </w:pPr>
-            <w:hyperlink w:history="1" r:id="rIdsjyn6b5o7ounngt6axrr1">
+            <w:hyperlink w:history="1" r:id="rIducciyavnhvphajsoxbomk">
               <w:r>
                 <w:rPr>
                   <w:rFonts w:ascii="Arial" w:cs="Arial" w:eastAsia="Arial" w:hAnsi="Arial"/>
@@ -29155,7 +29857,7 @@
               <w:spacing w:after="10" w:before="0"/>
               <w:ind w:left="120"/>
             </w:pPr>
-            <w:hyperlink w:history="1" r:id="rId-xmjhrwjddjsim31lgixz">
+            <w:hyperlink w:history="1" r:id="rIdcbpbhtauhit5khkbyibx0">
               <w:r>
                 <w:rPr>
                   <w:rFonts w:ascii="Arial" w:cs="Arial" w:eastAsia="Arial" w:hAnsi="Arial"/>
@@ -29382,7 +30084,7 @@
               <w:spacing w:after="10" w:before="0"/>
               <w:ind w:left="120"/>
             </w:pPr>
-            <w:hyperlink w:history="1" r:id="rIduzhvtmh845msgjieaxnfg">
+            <w:hyperlink w:history="1" r:id="rIdk20ck1uguai--qrw0yuia">
               <w:r>
                 <w:rPr>
                   <w:rFonts w:ascii="Arial" w:cs="Arial" w:eastAsia="Arial" w:hAnsi="Arial"/>
@@ -29459,7 +30161,7 @@
               <w:spacing w:after="10" w:before="0"/>
               <w:ind w:left="120"/>
             </w:pPr>
-            <w:hyperlink w:history="1" r:id="rIdho0vsjs1h5zjkycjryj4u">
+            <w:hyperlink w:history="1" r:id="rIdyfb-qba5rvrwjuc0rk9cv">
               <w:r>
                 <w:rPr>
                   <w:rFonts w:ascii="Arial" w:cs="Arial" w:eastAsia="Arial" w:hAnsi="Arial"/>
@@ -29686,7 +30388,7 @@
               <w:spacing w:after="10" w:before="0"/>
               <w:ind w:left="120"/>
             </w:pPr>
-            <w:hyperlink w:history="1" r:id="rIdtovyhmyijkganjek9j0-s">
+            <w:hyperlink w:history="1" r:id="rIdsdmvsj9jegwag6zfvo0ki">
               <w:r>
                 <w:rPr>
                   <w:rFonts w:ascii="Arial" w:cs="Arial" w:eastAsia="Arial" w:hAnsi="Arial"/>
@@ -29763,7 +30465,7 @@
               <w:spacing w:after="10" w:before="0"/>
               <w:ind w:left="120"/>
             </w:pPr>
-            <w:hyperlink w:history="1" r:id="rIdpovc4qb8e17mmg37bwrhd">
+            <w:hyperlink w:history="1" r:id="rId1gcydetrhnv0eam9p2zxo">
               <w:r>
                 <w:rPr>
                   <w:rFonts w:ascii="Arial" w:cs="Arial" w:eastAsia="Arial" w:hAnsi="Arial"/>
@@ -29990,7 +30692,7 @@
               <w:spacing w:after="10" w:before="0"/>
               <w:ind w:left="120"/>
             </w:pPr>
-            <w:hyperlink w:history="1" r:id="rId2tavq1ecrycqhvph5h6d0">
+            <w:hyperlink w:history="1" r:id="rId780amanicarf-i3b_iw3k">
               <w:r>
                 <w:rPr>
                   <w:rFonts w:ascii="Arial" w:cs="Arial" w:eastAsia="Arial" w:hAnsi="Arial"/>
@@ -30067,7 +30769,7 @@
               <w:spacing w:after="10" w:before="0"/>
               <w:ind w:left="120"/>
             </w:pPr>
-            <w:hyperlink w:history="1" r:id="rIdi1tgf3qcsxpzqcn3tc22e">
+            <w:hyperlink w:history="1" r:id="rIdhalh0mlk6hdwmsdii7bzs">
               <w:r>
                 <w:rPr>
                   <w:rFonts w:ascii="Arial" w:cs="Arial" w:eastAsia="Arial" w:hAnsi="Arial"/>
@@ -30294,7 +30996,7 @@
               <w:spacing w:after="10" w:before="0"/>
               <w:ind w:left="120"/>
             </w:pPr>
-            <w:hyperlink w:history="1" r:id="rId4xw7oi1lxdx7pi9-hv8lc">
+            <w:hyperlink w:history="1" r:id="rId-j4io_gipbq8qetm17zsw">
               <w:r>
                 <w:rPr>
                   <w:rFonts w:ascii="Arial" w:cs="Arial" w:eastAsia="Arial" w:hAnsi="Arial"/>
@@ -30371,7 +31073,7 @@
               <w:spacing w:after="10" w:before="0"/>
               <w:ind w:left="120"/>
             </w:pPr>
-            <w:hyperlink w:history="1" r:id="rIdincz6oj4gfhm4diyvzkiu">
+            <w:hyperlink w:history="1" r:id="rIdy5ekuioe6_d-qjumboiwb">
               <w:r>
                 <w:rPr>
                   <w:rFonts w:ascii="Arial" w:cs="Arial" w:eastAsia="Arial" w:hAnsi="Arial"/>
@@ -30996,6 +31698,65 @@
         </w:tc>
       </w:tr>
     </w:tbl>
+    <w:p>
+      <w:pPr>
+        <w:pBdr>
+          <w:top w:val="single" w:color="BBBBBB" w:sz="4" w:space="4"/>
+        </w:pBdr>
+        <w:spacing w:after="0" w:before="160"/>
+      </w:pPr>
+      <w:r>
+        <w:rPr>
+          <w:rFonts w:ascii="Arial" w:cs="Arial" w:eastAsia="Arial" w:hAnsi="Arial"/>
+          <w:color w:val="666666"/>
+          <w:sz w:val="14"/>
+          <w:szCs w:val="14"/>
+        </w:rPr>
+        <w:t xml:space="preserve">© 2026 SeaVuria and ARES. Aligned with KICD objectives. Developed by SeaVuria; technical implementation by ARES (with AI assistance from Claude). Licensed under </w:t>
+      </w:r>
+      <w:hyperlink w:history="1" r:id="rIdubzk95bj8j0cicg5s71a1">
+        <w:r>
+          <w:rPr>
+            <w:rFonts w:ascii="Arial" w:cs="Arial" w:eastAsia="Arial" w:hAnsi="Arial"/>
+            <w:color w:val="1F6B75"/>
+            <w:sz w:val="14"/>
+            <w:szCs w:val="14"/>
+            <w:u w:val="single" w:color="1F6B75"/>
+          </w:rPr>
+          <w:t xml:space="preserve">CC BY-NC 4.0</w:t>
+        </w:r>
+      </w:hyperlink>
+      <w:r>
+        <w:rPr>
+          <w:rFonts w:ascii="Arial" w:cs="Arial" w:eastAsia="Arial" w:hAnsi="Arial"/>
+          <w:color w:val="666666"/>
+          <w:sz w:val="14"/>
+          <w:szCs w:val="14"/>
+        </w:rPr>
+        <w:t xml:space="preserve"> (</w:t>
+      </w:r>
+      <w:hyperlink w:history="1" r:id="rIdzt4285uiwhqkzae8cbg5t">
+        <w:r>
+          <w:rPr>
+            <w:rFonts w:ascii="Arial" w:cs="Arial" w:eastAsia="Arial" w:hAnsi="Arial"/>
+            <w:color w:val="1F6B75"/>
+            <w:sz w:val="14"/>
+            <w:szCs w:val="14"/>
+            <w:u w:val="single" w:color="1F6B75"/>
+          </w:rPr>
+          <w:t xml:space="preserve">https://creativecommons.org/licenses/by-nc/4.0/</w:t>
+        </w:r>
+      </w:hyperlink>
+      <w:r>
+        <w:rPr>
+          <w:rFonts w:ascii="Arial" w:cs="Arial" w:eastAsia="Arial" w:hAnsi="Arial"/>
+          <w:color w:val="666666"/>
+          <w:sz w:val="14"/>
+          <w:szCs w:val="14"/>
+        </w:rPr>
+        <w:t xml:space="preserve">).</w:t>
+      </w:r>
+    </w:p>
     <w:p>
       <w:r>
         <w:br w:type="page"/>
@@ -32004,7 +32765,7 @@
               <w:spacing w:after="10" w:before="0"/>
               <w:ind w:left="120"/>
             </w:pPr>
-            <w:hyperlink w:history="1" r:id="rIdpgyeew31htbjoglbkk4hn">
+            <w:hyperlink w:history="1" r:id="rId6qa_8elmoa_3r2mqiasxe">
               <w:r>
                 <w:rPr>
                   <w:rFonts w:ascii="Arial" w:cs="Arial" w:eastAsia="Arial" w:hAnsi="Arial"/>
@@ -32081,7 +32842,7 @@
               <w:spacing w:after="10" w:before="0"/>
               <w:ind w:left="120"/>
             </w:pPr>
-            <w:hyperlink w:history="1" r:id="rIdcoekyvmrnxuserjjilac7">
+            <w:hyperlink w:history="1" r:id="rIdahrahkuq5lqvu1x205eza">
               <w:r>
                 <w:rPr>
                   <w:rFonts w:ascii="Arial" w:cs="Arial" w:eastAsia="Arial" w:hAnsi="Arial"/>
@@ -32308,7 +33069,7 @@
               <w:spacing w:after="10" w:before="0"/>
               <w:ind w:left="120"/>
             </w:pPr>
-            <w:hyperlink w:history="1" r:id="rIdb9xtwso_b0htw4zq02zig">
+            <w:hyperlink w:history="1" r:id="rIdennops8hsrik7f53d2iyl">
               <w:r>
                 <w:rPr>
                   <w:rFonts w:ascii="Arial" w:cs="Arial" w:eastAsia="Arial" w:hAnsi="Arial"/>
@@ -32385,7 +33146,7 @@
               <w:spacing w:after="10" w:before="0"/>
               <w:ind w:left="120"/>
             </w:pPr>
-            <w:hyperlink w:history="1" r:id="rIdu7dqsqdykowak-sr8yg5u">
+            <w:hyperlink w:history="1" r:id="rIdqpnphnlepjttnbphdbrdk">
               <w:r>
                 <w:rPr>
                   <w:rFonts w:ascii="Arial" w:cs="Arial" w:eastAsia="Arial" w:hAnsi="Arial"/>
@@ -32612,7 +33373,7 @@
               <w:spacing w:after="10" w:before="0"/>
               <w:ind w:left="120"/>
             </w:pPr>
-            <w:hyperlink w:history="1" r:id="rId2goyn7xwbonbnemd4b9zq">
+            <w:hyperlink w:history="1" r:id="rIdzlg0jt9kjfh_vxx6xaw1g">
               <w:r>
                 <w:rPr>
                   <w:rFonts w:ascii="Arial" w:cs="Arial" w:eastAsia="Arial" w:hAnsi="Arial"/>
@@ -32689,7 +33450,7 @@
               <w:spacing w:after="10" w:before="0"/>
               <w:ind w:left="120"/>
             </w:pPr>
-            <w:hyperlink w:history="1" r:id="rIdamcpmln_s1fvhnwjlbnig">
+            <w:hyperlink w:history="1" r:id="rIdtf4d5bdhmq3q8tze082d5">
               <w:r>
                 <w:rPr>
                   <w:rFonts w:ascii="Arial" w:cs="Arial" w:eastAsia="Arial" w:hAnsi="Arial"/>
@@ -32916,7 +33677,7 @@
               <w:spacing w:after="10" w:before="0"/>
               <w:ind w:left="120"/>
             </w:pPr>
-            <w:hyperlink w:history="1" r:id="rIdrsak4ua3ct24ezlfvl9a8">
+            <w:hyperlink w:history="1" r:id="rIdoctxlhnjripkp2kpma6qc">
               <w:r>
                 <w:rPr>
                   <w:rFonts w:ascii="Arial" w:cs="Arial" w:eastAsia="Arial" w:hAnsi="Arial"/>
@@ -32993,7 +33754,7 @@
               <w:spacing w:after="10" w:before="0"/>
               <w:ind w:left="120"/>
             </w:pPr>
-            <w:hyperlink w:history="1" r:id="rIdmwc-jva53pdxvl1aw4ik7">
+            <w:hyperlink w:history="1" r:id="rId44tdgbcjuvrhpq2pn_yun">
               <w:r>
                 <w:rPr>
                   <w:rFonts w:ascii="Arial" w:cs="Arial" w:eastAsia="Arial" w:hAnsi="Arial"/>
@@ -33220,7 +33981,7 @@
               <w:spacing w:after="10" w:before="0"/>
               <w:ind w:left="120"/>
             </w:pPr>
-            <w:hyperlink w:history="1" r:id="rIdorhb3q_bji3ps0a53tjg8">
+            <w:hyperlink w:history="1" r:id="rIdjwm02i-ynuq5aqjhgi6lg">
               <w:r>
                 <w:rPr>
                   <w:rFonts w:ascii="Arial" w:cs="Arial" w:eastAsia="Arial" w:hAnsi="Arial"/>
@@ -33297,7 +34058,7 @@
               <w:spacing w:after="10" w:before="0"/>
               <w:ind w:left="120"/>
             </w:pPr>
-            <w:hyperlink w:history="1" r:id="rIdbfjlj0e7nwgffegtmozkz">
+            <w:hyperlink w:history="1" r:id="rId2jxit9cb_rdjnbrubw-bk">
               <w:r>
                 <w:rPr>
                   <w:rFonts w:ascii="Arial" w:cs="Arial" w:eastAsia="Arial" w:hAnsi="Arial"/>
@@ -33808,6 +34569,65 @@
         </w:tc>
       </w:tr>
     </w:tbl>
+    <w:p>
+      <w:pPr>
+        <w:pBdr>
+          <w:top w:val="single" w:color="BBBBBB" w:sz="4" w:space="4"/>
+        </w:pBdr>
+        <w:spacing w:after="0" w:before="160"/>
+      </w:pPr>
+      <w:r>
+        <w:rPr>
+          <w:rFonts w:ascii="Arial" w:cs="Arial" w:eastAsia="Arial" w:hAnsi="Arial"/>
+          <w:color w:val="666666"/>
+          <w:sz w:val="14"/>
+          <w:szCs w:val="14"/>
+        </w:rPr>
+        <w:t xml:space="preserve">© 2026 SeaVuria and ARES. Aligned with KICD objectives. Developed by SeaVuria; technical implementation by ARES (with AI assistance from Claude). Licensed under </w:t>
+      </w:r>
+      <w:hyperlink w:history="1" r:id="rIdvuxqs66_h9xtoysrarrus">
+        <w:r>
+          <w:rPr>
+            <w:rFonts w:ascii="Arial" w:cs="Arial" w:eastAsia="Arial" w:hAnsi="Arial"/>
+            <w:color w:val="1F6B75"/>
+            <w:sz w:val="14"/>
+            <w:szCs w:val="14"/>
+            <w:u w:val="single" w:color="1F6B75"/>
+          </w:rPr>
+          <w:t xml:space="preserve">CC BY-NC 4.0</w:t>
+        </w:r>
+      </w:hyperlink>
+      <w:r>
+        <w:rPr>
+          <w:rFonts w:ascii="Arial" w:cs="Arial" w:eastAsia="Arial" w:hAnsi="Arial"/>
+          <w:color w:val="666666"/>
+          <w:sz w:val="14"/>
+          <w:szCs w:val="14"/>
+        </w:rPr>
+        <w:t xml:space="preserve"> (</w:t>
+      </w:r>
+      <w:hyperlink w:history="1" r:id="rIdtujt07tliwkgwup3ftplq">
+        <w:r>
+          <w:rPr>
+            <w:rFonts w:ascii="Arial" w:cs="Arial" w:eastAsia="Arial" w:hAnsi="Arial"/>
+            <w:color w:val="1F6B75"/>
+            <w:sz w:val="14"/>
+            <w:szCs w:val="14"/>
+            <w:u w:val="single" w:color="1F6B75"/>
+          </w:rPr>
+          <w:t xml:space="preserve">https://creativecommons.org/licenses/by-nc/4.0/</w:t>
+        </w:r>
+      </w:hyperlink>
+      <w:r>
+        <w:rPr>
+          <w:rFonts w:ascii="Arial" w:cs="Arial" w:eastAsia="Arial" w:hAnsi="Arial"/>
+          <w:color w:val="666666"/>
+          <w:sz w:val="14"/>
+          <w:szCs w:val="14"/>
+        </w:rPr>
+        <w:t xml:space="preserve">).</w:t>
+      </w:r>
+    </w:p>
     <w:p>
       <w:r>
         <w:br w:type="page"/>
@@ -34799,7 +35619,7 @@
             <w:pPr>
               <w:spacing w:after="20" w:before="0"/>
             </w:pPr>
-            <w:hyperlink w:history="1" r:id="rIdw0yddew2qwzuc1t7s_m0m">
+            <w:hyperlink w:history="1" r:id="rIdhpc9ufcngkiicxf9o7yfn">
               <w:r>
                 <w:rPr>
                   <w:rFonts w:ascii="Arial" w:cs="Arial" w:eastAsia="Arial" w:hAnsi="Arial"/>
@@ -34832,7 +35652,7 @@
               <w:spacing w:after="10" w:before="0"/>
               <w:ind w:left="120"/>
             </w:pPr>
-            <w:hyperlink w:history="1" r:id="rId5meujznfrcjqaewqxfuix">
+            <w:hyperlink w:history="1" r:id="rId8dwclszwwfnn2ay2inybs">
               <w:r>
                 <w:rPr>
                   <w:rFonts w:ascii="Arial" w:cs="Arial" w:eastAsia="Arial" w:hAnsi="Arial"/>
@@ -34877,7 +35697,7 @@
             <w:pPr>
               <w:spacing w:after="20" w:before="0"/>
             </w:pPr>
-            <w:hyperlink w:history="1" r:id="rIdgd8mglxebelddsygivbyw">
+            <w:hyperlink w:history="1" r:id="rIdbp4d6gj5mimybcv_9_vw-">
               <w:r>
                 <w:rPr>
                   <w:rFonts w:ascii="Arial" w:cs="Arial" w:eastAsia="Arial" w:hAnsi="Arial"/>
@@ -34910,7 +35730,7 @@
               <w:spacing w:after="10" w:before="0"/>
               <w:ind w:left="120"/>
             </w:pPr>
-            <w:hyperlink w:history="1" r:id="rIdgj3samex49xzwrlzfjjkl">
+            <w:hyperlink w:history="1" r:id="rIdbb8hqfhqcqxrs2waa2fp9">
               <w:r>
                 <w:rPr>
                   <w:rFonts w:ascii="Arial" w:cs="Arial" w:eastAsia="Arial" w:hAnsi="Arial"/>
@@ -35105,7 +35925,7 @@
             <w:pPr>
               <w:spacing w:after="20" w:before="0"/>
             </w:pPr>
-            <w:hyperlink w:history="1" r:id="rId33mbrxlunejigwfnub_9e">
+            <w:hyperlink w:history="1" r:id="rIddnhyc8xjol9lopkw7i7lt">
               <w:r>
                 <w:rPr>
                   <w:rFonts w:ascii="Arial" w:cs="Arial" w:eastAsia="Arial" w:hAnsi="Arial"/>
@@ -35138,7 +35958,7 @@
               <w:spacing w:after="10" w:before="0"/>
               <w:ind w:left="120"/>
             </w:pPr>
-            <w:hyperlink w:history="1" r:id="rId0ma8idojpetahlapzkt0a">
+            <w:hyperlink w:history="1" r:id="rId56jvtwu1hzcnitkqm-rvw">
               <w:r>
                 <w:rPr>
                   <w:rFonts w:ascii="Arial" w:cs="Arial" w:eastAsia="Arial" w:hAnsi="Arial"/>
@@ -35183,7 +36003,7 @@
             <w:pPr>
               <w:spacing w:after="20" w:before="0"/>
             </w:pPr>
-            <w:hyperlink w:history="1" r:id="rIdh767uh66t_j0bhcjksfai">
+            <w:hyperlink w:history="1" r:id="rIddjykp5jhvihzgrjculf5z">
               <w:r>
                 <w:rPr>
                   <w:rFonts w:ascii="Arial" w:cs="Arial" w:eastAsia="Arial" w:hAnsi="Arial"/>
@@ -35216,7 +36036,7 @@
               <w:spacing w:after="10" w:before="0"/>
               <w:ind w:left="120"/>
             </w:pPr>
-            <w:hyperlink w:history="1" r:id="rIdajouy18gfr4ndlkraehoz">
+            <w:hyperlink w:history="1" r:id="rIduucnsambgpzg3tansaftk">
               <w:r>
                 <w:rPr>
                   <w:rFonts w:ascii="Arial" w:cs="Arial" w:eastAsia="Arial" w:hAnsi="Arial"/>
@@ -35411,7 +36231,7 @@
             <w:pPr>
               <w:spacing w:after="20" w:before="0"/>
             </w:pPr>
-            <w:hyperlink w:history="1" r:id="rIdpehomk9-ojrpeo-aq_d-i">
+            <w:hyperlink w:history="1" r:id="rIdthyhh0w8mixqjylpavll5">
               <w:r>
                 <w:rPr>
                   <w:rFonts w:ascii="Arial" w:cs="Arial" w:eastAsia="Arial" w:hAnsi="Arial"/>
@@ -35444,7 +36264,7 @@
               <w:spacing w:after="10" w:before="0"/>
               <w:ind w:left="120"/>
             </w:pPr>
-            <w:hyperlink w:history="1" r:id="rIdhdytkr2r6_n2tjjng7aoy">
+            <w:hyperlink w:history="1" r:id="rIddjslavoduttbaihehartg">
               <w:r>
                 <w:rPr>
                   <w:rFonts w:ascii="Arial" w:cs="Arial" w:eastAsia="Arial" w:hAnsi="Arial"/>
@@ -35489,7 +36309,7 @@
             <w:pPr>
               <w:spacing w:after="20" w:before="0"/>
             </w:pPr>
-            <w:hyperlink w:history="1" r:id="rIdzviczhgpxrmoy5hmsfpzi">
+            <w:hyperlink w:history="1" r:id="rIdt1fuzvs0mm_93k5gpaut8">
               <w:r>
                 <w:rPr>
                   <w:rFonts w:ascii="Arial" w:cs="Arial" w:eastAsia="Arial" w:hAnsi="Arial"/>
@@ -35522,7 +36342,7 @@
               <w:spacing w:after="10" w:before="0"/>
               <w:ind w:left="120"/>
             </w:pPr>
-            <w:hyperlink w:history="1" r:id="rIdmi_g1q_n6_okcgtpbzwby">
+            <w:hyperlink w:history="1" r:id="rIdvbgjtx3zf0l9atqkm-ort">
               <w:r>
                 <w:rPr>
                   <w:rFonts w:ascii="Arial" w:cs="Arial" w:eastAsia="Arial" w:hAnsi="Arial"/>
@@ -35717,7 +36537,7 @@
             <w:pPr>
               <w:spacing w:after="20" w:before="0"/>
             </w:pPr>
-            <w:hyperlink w:history="1" r:id="rIdgs-d4w88jcxl9ftavcjo-">
+            <w:hyperlink w:history="1" r:id="rIdgdbfte3cew7tcg-itgj_c">
               <w:r>
                 <w:rPr>
                   <w:rFonts w:ascii="Arial" w:cs="Arial" w:eastAsia="Arial" w:hAnsi="Arial"/>
@@ -35750,7 +36570,7 @@
               <w:spacing w:after="10" w:before="0"/>
               <w:ind w:left="120"/>
             </w:pPr>
-            <w:hyperlink w:history="1" r:id="rId7xfwg5znyvnmdoyfx5zif">
+            <w:hyperlink w:history="1" r:id="rIdzhkvobtyqxjemq_xw_omd">
               <w:r>
                 <w:rPr>
                   <w:rFonts w:ascii="Arial" w:cs="Arial" w:eastAsia="Arial" w:hAnsi="Arial"/>
@@ -35795,7 +36615,7 @@
             <w:pPr>
               <w:spacing w:after="20" w:before="0"/>
             </w:pPr>
-            <w:hyperlink w:history="1" r:id="rId_4ad3njrou5powqbah4ow">
+            <w:hyperlink w:history="1" r:id="rIdpowh1fdf7j9hdhakewyig">
               <w:r>
                 <w:rPr>
                   <w:rFonts w:ascii="Arial" w:cs="Arial" w:eastAsia="Arial" w:hAnsi="Arial"/>
@@ -35828,7 +36648,7 @@
               <w:spacing w:after="10" w:before="0"/>
               <w:ind w:left="120"/>
             </w:pPr>
-            <w:hyperlink w:history="1" r:id="rIdwocnmexlciztus3vwjosq">
+            <w:hyperlink w:history="1" r:id="rIdd2tgvwtl7exqjlmhmkd0-">
               <w:r>
                 <w:rPr>
                   <w:rFonts w:ascii="Arial" w:cs="Arial" w:eastAsia="Arial" w:hAnsi="Arial"/>
@@ -36023,7 +36843,7 @@
             <w:pPr>
               <w:spacing w:after="20" w:before="0"/>
             </w:pPr>
-            <w:hyperlink w:history="1" r:id="rIdkri05uojkrmiovve5z8tp">
+            <w:hyperlink w:history="1" r:id="rId0iuurbdleaoi_h35wcoyq">
               <w:r>
                 <w:rPr>
                   <w:rFonts w:ascii="Arial" w:cs="Arial" w:eastAsia="Arial" w:hAnsi="Arial"/>
@@ -36056,7 +36876,7 @@
               <w:spacing w:after="10" w:before="0"/>
               <w:ind w:left="120"/>
             </w:pPr>
-            <w:hyperlink w:history="1" r:id="rIdkcy3xxboxxvpwu0gnq8o9">
+            <w:hyperlink w:history="1" r:id="rIdy9bumczygk_dh887ohv0b">
               <w:r>
                 <w:rPr>
                   <w:rFonts w:ascii="Arial" w:cs="Arial" w:eastAsia="Arial" w:hAnsi="Arial"/>
@@ -36101,7 +36921,7 @@
             <w:pPr>
               <w:spacing w:after="20" w:before="0"/>
             </w:pPr>
-            <w:hyperlink w:history="1" r:id="rIde4tqmulx3x7nla8x9jybi">
+            <w:hyperlink w:history="1" r:id="rIdluiugsygtul_z8vt1pj0q">
               <w:r>
                 <w:rPr>
                   <w:rFonts w:ascii="Arial" w:cs="Arial" w:eastAsia="Arial" w:hAnsi="Arial"/>
@@ -36134,7 +36954,7 @@
               <w:spacing w:after="10" w:before="0"/>
               <w:ind w:left="120"/>
             </w:pPr>
-            <w:hyperlink w:history="1" r:id="rIdozwfisgdx5pwwufn2gf55">
+            <w:hyperlink w:history="1" r:id="rIdeozmg4fiicm7zqfeqsqk6">
               <w:r>
                 <w:rPr>
                   <w:rFonts w:ascii="Arial" w:cs="Arial" w:eastAsia="Arial" w:hAnsi="Arial"/>
@@ -36858,6 +37678,65 @@
         </w:tc>
       </w:tr>
     </w:tbl>
+    <w:p>
+      <w:pPr>
+        <w:pBdr>
+          <w:top w:val="single" w:color="BBBBBB" w:sz="4" w:space="4"/>
+        </w:pBdr>
+        <w:spacing w:after="0" w:before="160"/>
+      </w:pPr>
+      <w:r>
+        <w:rPr>
+          <w:rFonts w:ascii="Arial" w:cs="Arial" w:eastAsia="Arial" w:hAnsi="Arial"/>
+          <w:color w:val="666666"/>
+          <w:sz w:val="14"/>
+          <w:szCs w:val="14"/>
+        </w:rPr>
+        <w:t xml:space="preserve">© 2026 SeaVuria and ARES. Aligned with KICD objectives. Developed by SeaVuria; technical implementation by ARES (with AI assistance from Claude). Licensed under </w:t>
+      </w:r>
+      <w:hyperlink w:history="1" r:id="rIdj0_ojziubxe8spbndpocu">
+        <w:r>
+          <w:rPr>
+            <w:rFonts w:ascii="Arial" w:cs="Arial" w:eastAsia="Arial" w:hAnsi="Arial"/>
+            <w:color w:val="1F6B75"/>
+            <w:sz w:val="14"/>
+            <w:szCs w:val="14"/>
+            <w:u w:val="single" w:color="1F6B75"/>
+          </w:rPr>
+          <w:t xml:space="preserve">CC BY-NC 4.0</w:t>
+        </w:r>
+      </w:hyperlink>
+      <w:r>
+        <w:rPr>
+          <w:rFonts w:ascii="Arial" w:cs="Arial" w:eastAsia="Arial" w:hAnsi="Arial"/>
+          <w:color w:val="666666"/>
+          <w:sz w:val="14"/>
+          <w:szCs w:val="14"/>
+        </w:rPr>
+        <w:t xml:space="preserve"> (</w:t>
+      </w:r>
+      <w:hyperlink w:history="1" r:id="rIdamd5swiq_sc4nst8inptj">
+        <w:r>
+          <w:rPr>
+            <w:rFonts w:ascii="Arial" w:cs="Arial" w:eastAsia="Arial" w:hAnsi="Arial"/>
+            <w:color w:val="1F6B75"/>
+            <w:sz w:val="14"/>
+            <w:szCs w:val="14"/>
+            <w:u w:val="single" w:color="1F6B75"/>
+          </w:rPr>
+          <w:t xml:space="preserve">https://creativecommons.org/licenses/by-nc/4.0/</w:t>
+        </w:r>
+      </w:hyperlink>
+      <w:r>
+        <w:rPr>
+          <w:rFonts w:ascii="Arial" w:cs="Arial" w:eastAsia="Arial" w:hAnsi="Arial"/>
+          <w:color w:val="666666"/>
+          <w:sz w:val="14"/>
+          <w:szCs w:val="14"/>
+        </w:rPr>
+        <w:t xml:space="preserve">).</w:t>
+      </w:r>
+    </w:p>
     <w:p>
       <w:r>
         <w:br w:type="page"/>

--- a/data/outputs/v2/Physics/SS4.2_Introduction_to_Space_Physics/Physics_Introduction_to_Space_Physics_CBE_LessonSequence.docx
+++ b/data/outputs/v2/Physics/SS4.2_Introduction_to_Space_Physics/Physics_Introduction_to_Space_Physics_CBE_LessonSequence.docx
@@ -38,6 +38,2587 @@
           <w:szCs w:val="22"/>
         </w:rPr>
         <w:t xml:space="preserve">CBE Phenomenon-Driven Lesson Sequence — Sub-Strand 4.2 (12 Lessons)</w:t>
+      </w:r>
+    </w:p>
+    <w:p>
+      <w:pPr>
+        <w:spacing w:after="120"/>
+      </w:pPr>
+      <w:r>
+        <w:t xml:space="preserve"/>
+      </w:r>
+    </w:p>
+    <w:tbl>
+      <w:tblPr>
+        <w:tblW w:type="dxa" w:w="13680"/>
+        <w:tblBorders>
+          <w:top w:val="single" w:color="AAAAAA" w:sz="4"/>
+          <w:left w:val="single" w:color="AAAAAA" w:sz="4"/>
+          <w:bottom w:val="single" w:color="AAAAAA" w:sz="4"/>
+          <w:right w:val="single" w:color="AAAAAA" w:sz="4"/>
+          <w:insideH w:val="single" w:color="auto" w:sz="4"/>
+          <w:insideV w:val="single" w:color="auto" w:sz="4"/>
+        </w:tblBorders>
+        <w:tblLayout w:type="fixed"/>
+      </w:tblPr>
+      <w:tblGrid>
+        <w:gridCol w:w="3000"/>
+        <w:gridCol w:w="10680"/>
+      </w:tblGrid>
+      <w:tr>
+        <w:tc>
+          <w:tcPr>
+            <w:tcW w:type="dxa" w:w="13680"/>
+            <w:gridSpan w:val="2"/>
+            <w:shd w:fill="1F3864" w:color="auto" w:val="clear"/>
+            <w:tcMar>
+              <w:top w:type="dxa" w:w="60"/>
+              <w:left w:type="dxa" w:w="120"/>
+              <w:bottom w:type="dxa" w:w="60"/>
+              <w:right w:type="dxa" w:w="120"/>
+            </w:tcMar>
+            <w:vAlign w:val="top"/>
+          </w:tcPr>
+          <w:p>
+            <w:pPr>
+              <w:spacing w:after="40" w:before="0"/>
+              <w:jc w:val="center"/>
+            </w:pPr>
+            <w:r>
+              <w:rPr>
+                <w:rFonts w:ascii="Arial" w:cs="Arial" w:eastAsia="Arial" w:hAnsi="Arial"/>
+                <w:b/>
+                <w:bCs/>
+                <w:i w:val="false"/>
+                <w:iCs w:val="false"/>
+                <w:color w:val="FFFFFF"/>
+                <w:sz w:val="22"/>
+                <w:szCs w:val="22"/>
+              </w:rPr>
+              <w:t xml:space="preserve">SUB-STRAND OVERVIEW</w:t>
+            </w:r>
+          </w:p>
+        </w:tc>
+      </w:tr>
+      <w:tr>
+        <w:tc>
+          <w:tcPr>
+            <w:tcW w:type="dxa" w:w="3000"/>
+            <w:shd w:fill="D5E8F0" w:color="auto" w:val="clear"/>
+            <w:tcMar>
+              <w:top w:type="dxa" w:w="60"/>
+              <w:left w:type="dxa" w:w="120"/>
+              <w:bottom w:type="dxa" w:w="60"/>
+              <w:right w:type="dxa" w:w="120"/>
+            </w:tcMar>
+            <w:vAlign w:val="top"/>
+          </w:tcPr>
+          <w:p>
+            <w:pPr>
+              <w:spacing w:after="40" w:before="0"/>
+              <w:jc w:val="left"/>
+            </w:pPr>
+            <w:r>
+              <w:rPr>
+                <w:rFonts w:ascii="Arial" w:cs="Arial" w:eastAsia="Arial" w:hAnsi="Arial"/>
+                <w:b/>
+                <w:bCs/>
+                <w:i w:val="false"/>
+                <w:iCs w:val="false"/>
+                <w:color w:val="000000"/>
+                <w:sz w:val="18"/>
+                <w:szCs w:val="18"/>
+              </w:rPr>
+              <w:t xml:space="preserve">Grade Level</w:t>
+            </w:r>
+          </w:p>
+        </w:tc>
+        <w:tc>
+          <w:tcPr>
+            <w:tcW w:type="dxa" w:w="10680"/>
+            <w:shd w:fill="FFFFFF" w:color="auto" w:val="clear"/>
+            <w:tcMar>
+              <w:top w:type="dxa" w:w="60"/>
+              <w:left w:type="dxa" w:w="120"/>
+              <w:bottom w:type="dxa" w:w="60"/>
+              <w:right w:type="dxa" w:w="120"/>
+            </w:tcMar>
+            <w:vAlign w:val="top"/>
+          </w:tcPr>
+          <w:p>
+            <w:pPr>
+              <w:spacing w:after="40" w:before="0"/>
+              <w:jc w:val="left"/>
+            </w:pPr>
+            <w:r>
+              <w:rPr>
+                <w:rFonts w:ascii="Arial" w:cs="Arial" w:eastAsia="Arial" w:hAnsi="Arial"/>
+                <w:b w:val="false"/>
+                <w:bCs w:val="false"/>
+                <w:i w:val="false"/>
+                <w:iCs w:val="false"/>
+                <w:color w:val="000000"/>
+                <w:sz w:val="18"/>
+                <w:szCs w:val="18"/>
+              </w:rPr>
+              <w:t xml:space="preserve">10</w:t>
+            </w:r>
+          </w:p>
+        </w:tc>
+      </w:tr>
+      <w:tr>
+        <w:tc>
+          <w:tcPr>
+            <w:tcW w:type="dxa" w:w="3000"/>
+            <w:shd w:fill="D5E8F0" w:color="auto" w:val="clear"/>
+            <w:tcMar>
+              <w:top w:type="dxa" w:w="60"/>
+              <w:left w:type="dxa" w:w="120"/>
+              <w:bottom w:type="dxa" w:w="60"/>
+              <w:right w:type="dxa" w:w="120"/>
+            </w:tcMar>
+            <w:vAlign w:val="top"/>
+          </w:tcPr>
+          <w:p>
+            <w:pPr>
+              <w:spacing w:after="40" w:before="0"/>
+              <w:jc w:val="left"/>
+            </w:pPr>
+            <w:r>
+              <w:rPr>
+                <w:rFonts w:ascii="Arial" w:cs="Arial" w:eastAsia="Arial" w:hAnsi="Arial"/>
+                <w:b/>
+                <w:bCs/>
+                <w:i w:val="false"/>
+                <w:iCs w:val="false"/>
+                <w:color w:val="000000"/>
+                <w:sz w:val="18"/>
+                <w:szCs w:val="18"/>
+              </w:rPr>
+              <w:t xml:space="preserve">Subject</w:t>
+            </w:r>
+          </w:p>
+        </w:tc>
+        <w:tc>
+          <w:tcPr>
+            <w:tcW w:type="dxa" w:w="10680"/>
+            <w:shd w:fill="FFFFFF" w:color="auto" w:val="clear"/>
+            <w:tcMar>
+              <w:top w:type="dxa" w:w="60"/>
+              <w:left w:type="dxa" w:w="120"/>
+              <w:bottom w:type="dxa" w:w="60"/>
+              <w:right w:type="dxa" w:w="120"/>
+            </w:tcMar>
+            <w:vAlign w:val="top"/>
+          </w:tcPr>
+          <w:p>
+            <w:pPr>
+              <w:spacing w:after="40" w:before="0"/>
+              <w:jc w:val="left"/>
+            </w:pPr>
+            <w:r>
+              <w:rPr>
+                <w:rFonts w:ascii="Arial" w:cs="Arial" w:eastAsia="Arial" w:hAnsi="Arial"/>
+                <w:b w:val="false"/>
+                <w:bCs w:val="false"/>
+                <w:i w:val="false"/>
+                <w:iCs w:val="false"/>
+                <w:color w:val="000000"/>
+                <w:sz w:val="18"/>
+                <w:szCs w:val="18"/>
+              </w:rPr>
+              <w:t xml:space="preserve">Physics</w:t>
+            </w:r>
+          </w:p>
+        </w:tc>
+      </w:tr>
+      <w:tr>
+        <w:tc>
+          <w:tcPr>
+            <w:tcW w:type="dxa" w:w="3000"/>
+            <w:shd w:fill="D5E8F0" w:color="auto" w:val="clear"/>
+            <w:tcMar>
+              <w:top w:type="dxa" w:w="60"/>
+              <w:left w:type="dxa" w:w="120"/>
+              <w:bottom w:type="dxa" w:w="60"/>
+              <w:right w:type="dxa" w:w="120"/>
+            </w:tcMar>
+            <w:vAlign w:val="top"/>
+          </w:tcPr>
+          <w:p>
+            <w:pPr>
+              <w:spacing w:after="40" w:before="0"/>
+              <w:jc w:val="left"/>
+            </w:pPr>
+            <w:r>
+              <w:rPr>
+                <w:rFonts w:ascii="Arial" w:cs="Arial" w:eastAsia="Arial" w:hAnsi="Arial"/>
+                <w:b/>
+                <w:bCs/>
+                <w:i w:val="false"/>
+                <w:iCs w:val="false"/>
+                <w:color w:val="000000"/>
+                <w:sz w:val="18"/>
+                <w:szCs w:val="18"/>
+              </w:rPr>
+              <w:t xml:space="preserve">Strand</w:t>
+            </w:r>
+          </w:p>
+        </w:tc>
+        <w:tc>
+          <w:tcPr>
+            <w:tcW w:type="dxa" w:w="10680"/>
+            <w:shd w:fill="FFFFFF" w:color="auto" w:val="clear"/>
+            <w:tcMar>
+              <w:top w:type="dxa" w:w="60"/>
+              <w:left w:type="dxa" w:w="120"/>
+              <w:bottom w:type="dxa" w:w="60"/>
+              <w:right w:type="dxa" w:w="120"/>
+            </w:tcMar>
+            <w:vAlign w:val="top"/>
+          </w:tcPr>
+          <w:p>
+            <w:pPr>
+              <w:spacing w:after="40" w:before="0"/>
+              <w:jc w:val="left"/>
+            </w:pPr>
+            <w:r>
+              <w:rPr>
+                <w:rFonts w:ascii="Arial" w:cs="Arial" w:eastAsia="Arial" w:hAnsi="Arial"/>
+                <w:b w:val="false"/>
+                <w:bCs w:val="false"/>
+                <w:i w:val="false"/>
+                <w:iCs w:val="false"/>
+                <w:color w:val="000000"/>
+                <w:sz w:val="18"/>
+                <w:szCs w:val="18"/>
+              </w:rPr>
+              <w:t xml:space="preserve">Strand 4.0: Space Physics</w:t>
+            </w:r>
+          </w:p>
+        </w:tc>
+      </w:tr>
+      <w:tr>
+        <w:tc>
+          <w:tcPr>
+            <w:tcW w:type="dxa" w:w="3000"/>
+            <w:shd w:fill="D5E8F0" w:color="auto" w:val="clear"/>
+            <w:tcMar>
+              <w:top w:type="dxa" w:w="60"/>
+              <w:left w:type="dxa" w:w="120"/>
+              <w:bottom w:type="dxa" w:w="60"/>
+              <w:right w:type="dxa" w:w="120"/>
+            </w:tcMar>
+            <w:vAlign w:val="top"/>
+          </w:tcPr>
+          <w:p>
+            <w:pPr>
+              <w:spacing w:after="40" w:before="0"/>
+              <w:jc w:val="left"/>
+            </w:pPr>
+            <w:r>
+              <w:rPr>
+                <w:rFonts w:ascii="Arial" w:cs="Arial" w:eastAsia="Arial" w:hAnsi="Arial"/>
+                <w:b/>
+                <w:bCs/>
+                <w:i w:val="false"/>
+                <w:iCs w:val="false"/>
+                <w:color w:val="000000"/>
+                <w:sz w:val="18"/>
+                <w:szCs w:val="18"/>
+              </w:rPr>
+              <w:t xml:space="preserve">Sub-Strand</w:t>
+            </w:r>
+          </w:p>
+        </w:tc>
+        <w:tc>
+          <w:tcPr>
+            <w:tcW w:type="dxa" w:w="10680"/>
+            <w:shd w:fill="FFFFFF" w:color="auto" w:val="clear"/>
+            <w:tcMar>
+              <w:top w:type="dxa" w:w="60"/>
+              <w:left w:type="dxa" w:w="120"/>
+              <w:bottom w:type="dxa" w:w="60"/>
+              <w:right w:type="dxa" w:w="120"/>
+            </w:tcMar>
+            <w:vAlign w:val="top"/>
+          </w:tcPr>
+          <w:p>
+            <w:pPr>
+              <w:spacing w:after="40" w:before="0"/>
+              <w:jc w:val="left"/>
+            </w:pPr>
+            <w:r>
+              <w:rPr>
+                <w:rFonts w:ascii="Arial" w:cs="Arial" w:eastAsia="Arial" w:hAnsi="Arial"/>
+                <w:b w:val="false"/>
+                <w:bCs w:val="false"/>
+                <w:i w:val="false"/>
+                <w:iCs w:val="false"/>
+                <w:color w:val="000000"/>
+                <w:sz w:val="18"/>
+                <w:szCs w:val="18"/>
+              </w:rPr>
+              <w:t xml:space="preserve">Sub-Strand 4.2: Introduction to Space Physics</w:t>
+            </w:r>
+          </w:p>
+        </w:tc>
+      </w:tr>
+      <w:tr>
+        <w:tc>
+          <w:tcPr>
+            <w:tcW w:type="dxa" w:w="3000"/>
+            <w:shd w:fill="D5E8F0" w:color="auto" w:val="clear"/>
+            <w:tcMar>
+              <w:top w:type="dxa" w:w="60"/>
+              <w:left w:type="dxa" w:w="120"/>
+              <w:bottom w:type="dxa" w:w="60"/>
+              <w:right w:type="dxa" w:w="120"/>
+            </w:tcMar>
+            <w:vAlign w:val="top"/>
+          </w:tcPr>
+          <w:p>
+            <w:pPr>
+              <w:spacing w:after="40" w:before="0"/>
+              <w:jc w:val="left"/>
+            </w:pPr>
+            <w:r>
+              <w:rPr>
+                <w:rFonts w:ascii="Arial" w:cs="Arial" w:eastAsia="Arial" w:hAnsi="Arial"/>
+                <w:b/>
+                <w:bCs/>
+                <w:i w:val="false"/>
+                <w:iCs w:val="false"/>
+                <w:color w:val="000000"/>
+                <w:sz w:val="18"/>
+                <w:szCs w:val="18"/>
+              </w:rPr>
+              <w:t xml:space="preserve">Total Duration</w:t>
+            </w:r>
+          </w:p>
+        </w:tc>
+        <w:tc>
+          <w:tcPr>
+            <w:tcW w:type="dxa" w:w="10680"/>
+            <w:shd w:fill="FFFFFF" w:color="auto" w:val="clear"/>
+            <w:tcMar>
+              <w:top w:type="dxa" w:w="60"/>
+              <w:left w:type="dxa" w:w="120"/>
+              <w:bottom w:type="dxa" w:w="60"/>
+              <w:right w:type="dxa" w:w="120"/>
+            </w:tcMar>
+            <w:vAlign w:val="top"/>
+          </w:tcPr>
+          <w:p>
+            <w:pPr>
+              <w:spacing w:after="40" w:before="0"/>
+              <w:jc w:val="left"/>
+            </w:pPr>
+            <w:r>
+              <w:rPr>
+                <w:rFonts w:ascii="Arial" w:cs="Arial" w:eastAsia="Arial" w:hAnsi="Arial"/>
+                <w:b w:val="false"/>
+                <w:bCs w:val="false"/>
+                <w:i w:val="false"/>
+                <w:iCs w:val="false"/>
+                <w:color w:val="000000"/>
+                <w:sz w:val="18"/>
+                <w:szCs w:val="18"/>
+              </w:rPr>
+              <w:t xml:space="preserve">12 lessons × 40 minutes = 480 minutes total</w:t>
+            </w:r>
+          </w:p>
+        </w:tc>
+      </w:tr>
+      <w:tr>
+        <w:tc>
+          <w:tcPr>
+            <w:tcW w:type="dxa" w:w="3000"/>
+            <w:shd w:fill="D5E8F0" w:color="auto" w:val="clear"/>
+            <w:tcMar>
+              <w:top w:type="dxa" w:w="60"/>
+              <w:left w:type="dxa" w:w="120"/>
+              <w:bottom w:type="dxa" w:w="60"/>
+              <w:right w:type="dxa" w:w="120"/>
+            </w:tcMar>
+            <w:vAlign w:val="top"/>
+          </w:tcPr>
+          <w:p>
+            <w:pPr>
+              <w:spacing w:after="40" w:before="0"/>
+              <w:jc w:val="left"/>
+            </w:pPr>
+            <w:r>
+              <w:rPr>
+                <w:rFonts w:ascii="Arial" w:cs="Arial" w:eastAsia="Arial" w:hAnsi="Arial"/>
+                <w:b/>
+                <w:bCs/>
+                <w:i w:val="false"/>
+                <w:iCs w:val="false"/>
+                <w:color w:val="000000"/>
+                <w:sz w:val="18"/>
+                <w:szCs w:val="18"/>
+              </w:rPr>
+              <w:t xml:space="preserve">Sub-Strand Content</w:t>
+            </w:r>
+          </w:p>
+        </w:tc>
+        <w:tc>
+          <w:tcPr>
+            <w:tcW w:type="dxa" w:w="10680"/>
+            <w:shd w:fill="FFFFFF" w:color="auto" w:val="clear"/>
+            <w:tcMar>
+              <w:top w:type="dxa" w:w="60"/>
+              <w:left w:type="dxa" w:w="120"/>
+              <w:bottom w:type="dxa" w:w="60"/>
+              <w:right w:type="dxa" w:w="120"/>
+            </w:tcMar>
+            <w:vAlign w:val="top"/>
+          </w:tcPr>
+          <w:p>
+            <w:pPr>
+              <w:spacing w:after="30" w:before="0"/>
+              <w:ind w:left="360" w:hanging="180"/>
+              <w:jc w:val="left"/>
+            </w:pPr>
+            <w:r>
+              <w:rPr>
+                <w:rFonts w:ascii="Arial" w:cs="Arial" w:eastAsia="Arial" w:hAnsi="Arial"/>
+                <w:b w:val="false"/>
+                <w:bCs w:val="false"/>
+                <w:i w:val="false"/>
+                <w:iCs w:val="false"/>
+                <w:color w:val="000000"/>
+                <w:sz w:val="18"/>
+                <w:szCs w:val="18"/>
+              </w:rPr>
+              <w:t xml:space="preserve">–  The Big Bang Theory and the origin of the universe</w:t>
+            </w:r>
+          </w:p>
+          <w:p>
+            <w:pPr>
+              <w:spacing w:after="30" w:before="0"/>
+              <w:ind w:left="360" w:hanging="180"/>
+              <w:jc w:val="left"/>
+            </w:pPr>
+            <w:r>
+              <w:rPr>
+                <w:rFonts w:ascii="Arial" w:cs="Arial" w:eastAsia="Arial" w:hAnsi="Arial"/>
+                <w:b w:val="false"/>
+                <w:bCs w:val="false"/>
+                <w:i w:val="false"/>
+                <w:iCs w:val="false"/>
+                <w:color w:val="000000"/>
+                <w:sz w:val="18"/>
+                <w:szCs w:val="18"/>
+              </w:rPr>
+              <w:t xml:space="preserve">–  Evolution of the universe (formation of galaxies, stars, and planetary systems)</w:t>
+            </w:r>
+          </w:p>
+          <w:p>
+            <w:pPr>
+              <w:spacing w:after="30" w:before="0"/>
+              <w:ind w:left="360" w:hanging="180"/>
+              <w:jc w:val="left"/>
+            </w:pPr>
+            <w:r>
+              <w:rPr>
+                <w:rFonts w:ascii="Arial" w:cs="Arial" w:eastAsia="Arial" w:hAnsi="Arial"/>
+                <w:b w:val="false"/>
+                <w:bCs w:val="false"/>
+                <w:i w:val="false"/>
+                <w:iCs w:val="false"/>
+                <w:color w:val="000000"/>
+                <w:sz w:val="18"/>
+                <w:szCs w:val="18"/>
+              </w:rPr>
+              <w:t xml:space="preserve">–  Classification of celestial bodies (stars, planets, moons, asteroids, comets, nebulae, galaxies)</w:t>
+            </w:r>
+          </w:p>
+          <w:p>
+            <w:pPr>
+              <w:spacing w:after="30" w:before="0"/>
+              <w:ind w:left="360" w:hanging="180"/>
+              <w:jc w:val="left"/>
+            </w:pPr>
+            <w:r>
+              <w:rPr>
+                <w:rFonts w:ascii="Arial" w:cs="Arial" w:eastAsia="Arial" w:hAnsi="Arial"/>
+                <w:b w:val="false"/>
+                <w:bCs w:val="false"/>
+                <w:i w:val="false"/>
+                <w:iCs w:val="false"/>
+                <w:color w:val="000000"/>
+                <w:sz w:val="18"/>
+                <w:szCs w:val="18"/>
+              </w:rPr>
+              <w:t xml:space="preserve">–  The Solar System: structure, composition, and scale</w:t>
+            </w:r>
+          </w:p>
+          <w:p>
+            <w:pPr>
+              <w:spacing w:after="30" w:before="0"/>
+              <w:ind w:left="360" w:hanging="180"/>
+              <w:jc w:val="left"/>
+            </w:pPr>
+            <w:r>
+              <w:rPr>
+                <w:rFonts w:ascii="Arial" w:cs="Arial" w:eastAsia="Arial" w:hAnsi="Arial"/>
+                <w:b w:val="false"/>
+                <w:bCs w:val="false"/>
+                <w:i w:val="false"/>
+                <w:iCs w:val="false"/>
+                <w:color w:val="000000"/>
+                <w:sz w:val="18"/>
+                <w:szCs w:val="18"/>
+              </w:rPr>
+              <w:t xml:space="preserve">–  Planetary motion: Kepler's Laws of orbital motion</w:t>
+            </w:r>
+          </w:p>
+          <w:p>
+            <w:pPr>
+              <w:spacing w:after="30" w:before="0"/>
+              <w:ind w:left="360" w:hanging="180"/>
+              <w:jc w:val="left"/>
+            </w:pPr>
+            <w:r>
+              <w:rPr>
+                <w:rFonts w:ascii="Arial" w:cs="Arial" w:eastAsia="Arial" w:hAnsi="Arial"/>
+                <w:b w:val="false"/>
+                <w:bCs w:val="false"/>
+                <w:i w:val="false"/>
+                <w:iCs w:val="false"/>
+                <w:color w:val="000000"/>
+                <w:sz w:val="18"/>
+                <w:szCs w:val="18"/>
+              </w:rPr>
+              <w:t xml:space="preserve">–  Gravitational forces and their role in maintaining orbits</w:t>
+            </w:r>
+          </w:p>
+          <w:p>
+            <w:pPr>
+              <w:spacing w:after="30" w:before="0"/>
+              <w:ind w:left="360" w:hanging="180"/>
+              <w:jc w:val="left"/>
+            </w:pPr>
+            <w:r>
+              <w:rPr>
+                <w:rFonts w:ascii="Arial" w:cs="Arial" w:eastAsia="Arial" w:hAnsi="Arial"/>
+                <w:b w:val="false"/>
+                <w:bCs w:val="false"/>
+                <w:i w:val="false"/>
+                <w:iCs w:val="false"/>
+                <w:color w:val="000000"/>
+                <w:sz w:val="18"/>
+                <w:szCs w:val="18"/>
+              </w:rPr>
+              <w:t xml:space="preserve">–  Telescopes: types, principles of operation, and their role in space exploration</w:t>
+            </w:r>
+          </w:p>
+          <w:p>
+            <w:pPr>
+              <w:spacing w:after="30" w:before="0"/>
+              <w:ind w:left="360" w:hanging="180"/>
+              <w:jc w:val="left"/>
+            </w:pPr>
+            <w:r>
+              <w:rPr>
+                <w:rFonts w:ascii="Arial" w:cs="Arial" w:eastAsia="Arial" w:hAnsi="Arial"/>
+                <w:b w:val="false"/>
+                <w:bCs w:val="false"/>
+                <w:i w:val="false"/>
+                <w:iCs w:val="false"/>
+                <w:color w:val="000000"/>
+                <w:sz w:val="18"/>
+                <w:szCs w:val="18"/>
+              </w:rPr>
+              <w:t xml:space="preserve">–  History of space exploration (Sputnik, Apollo missions, Mars rovers, James Webb Space Telescope)</w:t>
+            </w:r>
+          </w:p>
+          <w:p>
+            <w:pPr>
+              <w:spacing w:after="30" w:before="0"/>
+              <w:ind w:left="360" w:hanging="180"/>
+              <w:jc w:val="left"/>
+            </w:pPr>
+            <w:r>
+              <w:rPr>
+                <w:rFonts w:ascii="Arial" w:cs="Arial" w:eastAsia="Arial" w:hAnsi="Arial"/>
+                <w:b w:val="false"/>
+                <w:bCs w:val="false"/>
+                <w:i w:val="false"/>
+                <w:iCs w:val="false"/>
+                <w:color w:val="000000"/>
+                <w:sz w:val="18"/>
+                <w:szCs w:val="18"/>
+              </w:rPr>
+              <w:t xml:space="preserve">–  Kenya and Africa's role in astronomy (e.g., Square Kilometre Array, African VLBI Network)</w:t>
+            </w:r>
+          </w:p>
+          <w:p>
+            <w:pPr>
+              <w:spacing w:after="30" w:before="0"/>
+              <w:ind w:left="360" w:hanging="180"/>
+              <w:jc w:val="left"/>
+            </w:pPr>
+            <w:r>
+              <w:rPr>
+                <w:rFonts w:ascii="Arial" w:cs="Arial" w:eastAsia="Arial" w:hAnsi="Arial"/>
+                <w:b w:val="false"/>
+                <w:bCs w:val="false"/>
+                <w:i w:val="false"/>
+                <w:iCs w:val="false"/>
+                <w:color w:val="000000"/>
+                <w:sz w:val="18"/>
+                <w:szCs w:val="18"/>
+              </w:rPr>
+              <w:t xml:space="preserve">–  Effects of space phenomena on Earth (solar winds, eclipses, tides, space weather)</w:t>
+            </w:r>
+          </w:p>
+          <w:p>
+            <w:pPr>
+              <w:spacing w:after="30" w:before="0"/>
+              <w:ind w:left="360" w:hanging="180"/>
+              <w:jc w:val="left"/>
+            </w:pPr>
+            <w:r>
+              <w:rPr>
+                <w:rFonts w:ascii="Arial" w:cs="Arial" w:eastAsia="Arial" w:hAnsi="Arial"/>
+                <w:b w:val="false"/>
+                <w:bCs w:val="false"/>
+                <w:i w:val="false"/>
+                <w:iCs w:val="false"/>
+                <w:color w:val="000000"/>
+                <w:sz w:val="18"/>
+                <w:szCs w:val="18"/>
+              </w:rPr>
+              <w:t xml:space="preserve">–  Careers in space physics and related fields</w:t>
+            </w:r>
+          </w:p>
+          <w:p>
+            <w:pPr>
+              <w:spacing w:after="30" w:before="0"/>
+              <w:ind w:left="360" w:hanging="180"/>
+              <w:jc w:val="left"/>
+            </w:pPr>
+            <w:r>
+              <w:rPr>
+                <w:rFonts w:ascii="Arial" w:cs="Arial" w:eastAsia="Arial" w:hAnsi="Arial"/>
+                <w:b w:val="false"/>
+                <w:bCs w:val="false"/>
+                <w:i w:val="false"/>
+                <w:iCs w:val="false"/>
+                <w:color w:val="000000"/>
+                <w:sz w:val="18"/>
+                <w:szCs w:val="18"/>
+              </w:rPr>
+              <w:t xml:space="preserve">–  Consolidation: connecting evidence to the origin and structure of the universe</w:t>
+            </w:r>
+          </w:p>
+        </w:tc>
+      </w:tr>
+      <w:tr>
+        <w:tc>
+          <w:tcPr>
+            <w:tcW w:type="dxa" w:w="3000"/>
+            <w:shd w:fill="D5E8F0" w:color="auto" w:val="clear"/>
+            <w:tcMar>
+              <w:top w:type="dxa" w:w="60"/>
+              <w:left w:type="dxa" w:w="120"/>
+              <w:bottom w:type="dxa" w:w="60"/>
+              <w:right w:type="dxa" w:w="120"/>
+            </w:tcMar>
+            <w:vAlign w:val="top"/>
+          </w:tcPr>
+          <w:p>
+            <w:pPr>
+              <w:spacing w:after="40" w:before="0"/>
+              <w:jc w:val="left"/>
+            </w:pPr>
+            <w:r>
+              <w:rPr>
+                <w:rFonts w:ascii="Arial" w:cs="Arial" w:eastAsia="Arial" w:hAnsi="Arial"/>
+                <w:b/>
+                <w:bCs/>
+                <w:i w:val="false"/>
+                <w:iCs w:val="false"/>
+                <w:color w:val="000000"/>
+                <w:sz w:val="18"/>
+                <w:szCs w:val="18"/>
+              </w:rPr>
+              <w:t xml:space="preserve">Learning Outcomes</w:t>
+            </w:r>
+          </w:p>
+        </w:tc>
+        <w:tc>
+          <w:tcPr>
+            <w:tcW w:type="dxa" w:w="10680"/>
+            <w:shd w:fill="FFFFFF" w:color="auto" w:val="clear"/>
+            <w:tcMar>
+              <w:top w:type="dxa" w:w="60"/>
+              <w:left w:type="dxa" w:w="120"/>
+              <w:bottom w:type="dxa" w:w="60"/>
+              <w:right w:type="dxa" w:w="120"/>
+            </w:tcMar>
+            <w:vAlign w:val="top"/>
+          </w:tcPr>
+          <w:p>
+            <w:pPr>
+              <w:spacing w:after="40" w:before="0"/>
+              <w:jc w:val="left"/>
+            </w:pPr>
+            <w:r>
+              <w:rPr>
+                <w:rFonts w:ascii="Arial" w:cs="Arial" w:eastAsia="Arial" w:hAnsi="Arial"/>
+                <w:b w:val="false"/>
+                <w:bCs w:val="false"/>
+                <w:i w:val="false"/>
+                <w:iCs w:val="false"/>
+                <w:color w:val="000000"/>
+                <w:sz w:val="18"/>
+                <w:szCs w:val="18"/>
+              </w:rPr>
+              <w:t xml:space="preserve">By the end of the sub-strand, the learner should be able to:</w:t>
+            </w:r>
+          </w:p>
+          <w:p>
+            <w:pPr>
+              <w:spacing w:after="40" w:before="0"/>
+              <w:jc w:val="left"/>
+            </w:pPr>
+            <w:r>
+              <w:rPr>
+                <w:rFonts w:ascii="Arial" w:cs="Arial" w:eastAsia="Arial" w:hAnsi="Arial"/>
+                <w:b w:val="false"/>
+                <w:bCs w:val="false"/>
+                <w:i w:val="false"/>
+                <w:iCs w:val="false"/>
+                <w:color w:val="000000"/>
+                <w:sz w:val="18"/>
+                <w:szCs w:val="18"/>
+              </w:rPr>
+              <w:t xml:space="preserve">a) explain the Big Bang Theory as the current scientific model for the origin of the universe,</w:t>
+            </w:r>
+          </w:p>
+          <w:p>
+            <w:pPr>
+              <w:spacing w:after="40" w:before="0"/>
+              <w:jc w:val="left"/>
+            </w:pPr>
+            <w:r>
+              <w:rPr>
+                <w:rFonts w:ascii="Arial" w:cs="Arial" w:eastAsia="Arial" w:hAnsi="Arial"/>
+                <w:b w:val="false"/>
+                <w:bCs w:val="false"/>
+                <w:i w:val="false"/>
+                <w:iCs w:val="false"/>
+                <w:color w:val="000000"/>
+                <w:sz w:val="18"/>
+                <w:szCs w:val="18"/>
+              </w:rPr>
+              <w:t xml:space="preserve">b) describe the evolution of the universe including the formation of galaxies, stars, and planetary systems,</w:t>
+            </w:r>
+          </w:p>
+          <w:p>
+            <w:pPr>
+              <w:spacing w:after="40" w:before="0"/>
+              <w:jc w:val="left"/>
+            </w:pPr>
+            <w:r>
+              <w:rPr>
+                <w:rFonts w:ascii="Arial" w:cs="Arial" w:eastAsia="Arial" w:hAnsi="Arial"/>
+                <w:b w:val="false"/>
+                <w:bCs w:val="false"/>
+                <w:i w:val="false"/>
+                <w:iCs w:val="false"/>
+                <w:color w:val="000000"/>
+                <w:sz w:val="18"/>
+                <w:szCs w:val="18"/>
+              </w:rPr>
+              <w:t xml:space="preserve">c) classify celestial bodies found within and beyond the Solar System,</w:t>
+            </w:r>
+          </w:p>
+          <w:p>
+            <w:pPr>
+              <w:spacing w:after="40" w:before="0"/>
+              <w:jc w:val="left"/>
+            </w:pPr>
+            <w:r>
+              <w:rPr>
+                <w:rFonts w:ascii="Arial" w:cs="Arial" w:eastAsia="Arial" w:hAnsi="Arial"/>
+                <w:b w:val="false"/>
+                <w:bCs w:val="false"/>
+                <w:i w:val="false"/>
+                <w:iCs w:val="false"/>
+                <w:color w:val="000000"/>
+                <w:sz w:val="18"/>
+                <w:szCs w:val="18"/>
+              </w:rPr>
+              <w:t xml:space="preserve">d) explain the structure and scale of the Solar System,</w:t>
+            </w:r>
+          </w:p>
+          <w:p>
+            <w:pPr>
+              <w:spacing w:after="40" w:before="0"/>
+              <w:jc w:val="left"/>
+            </w:pPr>
+            <w:r>
+              <w:rPr>
+                <w:rFonts w:ascii="Arial" w:cs="Arial" w:eastAsia="Arial" w:hAnsi="Arial"/>
+                <w:b w:val="false"/>
+                <w:bCs w:val="false"/>
+                <w:i w:val="false"/>
+                <w:iCs w:val="false"/>
+                <w:color w:val="000000"/>
+                <w:sz w:val="18"/>
+                <w:szCs w:val="18"/>
+              </w:rPr>
+              <w:t xml:space="preserve">e) apply Kepler's Laws to describe and explain planetary motion,</w:t>
+            </w:r>
+          </w:p>
+          <w:p>
+            <w:pPr>
+              <w:spacing w:after="40" w:before="0"/>
+              <w:jc w:val="left"/>
+            </w:pPr>
+            <w:r>
+              <w:rPr>
+                <w:rFonts w:ascii="Arial" w:cs="Arial" w:eastAsia="Arial" w:hAnsi="Arial"/>
+                <w:b w:val="false"/>
+                <w:bCs w:val="false"/>
+                <w:i w:val="false"/>
+                <w:iCs w:val="false"/>
+                <w:color w:val="000000"/>
+                <w:sz w:val="18"/>
+                <w:szCs w:val="18"/>
+              </w:rPr>
+              <w:t xml:space="preserve">f) explain how gravitational forces govern the motion of celestial bodies,</w:t>
+            </w:r>
+          </w:p>
+          <w:p>
+            <w:pPr>
+              <w:spacing w:after="40" w:before="0"/>
+              <w:jc w:val="left"/>
+            </w:pPr>
+            <w:r>
+              <w:rPr>
+                <w:rFonts w:ascii="Arial" w:cs="Arial" w:eastAsia="Arial" w:hAnsi="Arial"/>
+                <w:b w:val="false"/>
+                <w:bCs w:val="false"/>
+                <w:i w:val="false"/>
+                <w:iCs w:val="false"/>
+                <w:color w:val="000000"/>
+                <w:sz w:val="18"/>
+                <w:szCs w:val="18"/>
+              </w:rPr>
+              <w:t xml:space="preserve">g) describe the types and principles of operation of telescopes used in space exploration,</w:t>
+            </w:r>
+          </w:p>
+          <w:p>
+            <w:pPr>
+              <w:spacing w:after="40" w:before="0"/>
+              <w:jc w:val="left"/>
+            </w:pPr>
+            <w:r>
+              <w:rPr>
+                <w:rFonts w:ascii="Arial" w:cs="Arial" w:eastAsia="Arial" w:hAnsi="Arial"/>
+                <w:b w:val="false"/>
+                <w:bCs w:val="false"/>
+                <w:i w:val="false"/>
+                <w:iCs w:val="false"/>
+                <w:color w:val="000000"/>
+                <w:sz w:val="18"/>
+                <w:szCs w:val="18"/>
+              </w:rPr>
+              <w:t xml:space="preserve">h) outline the history of space exploration and Kenya/Africa's emerging role in astronomy,</w:t>
+            </w:r>
+          </w:p>
+          <w:p>
+            <w:pPr>
+              <w:spacing w:after="40" w:before="0"/>
+              <w:jc w:val="left"/>
+            </w:pPr>
+            <w:r>
+              <w:rPr>
+                <w:rFonts w:ascii="Arial" w:cs="Arial" w:eastAsia="Arial" w:hAnsi="Arial"/>
+                <w:b w:val="false"/>
+                <w:bCs w:val="false"/>
+                <w:i w:val="false"/>
+                <w:iCs w:val="false"/>
+                <w:color w:val="000000"/>
+                <w:sz w:val="18"/>
+                <w:szCs w:val="18"/>
+              </w:rPr>
+              <w:t xml:space="preserve">i) investigate the effects of space phenomena (solar winds, eclipses, tides) on Earth,</w:t>
+            </w:r>
+          </w:p>
+          <w:p>
+            <w:pPr>
+              <w:spacing w:after="40" w:before="0"/>
+              <w:jc w:val="left"/>
+            </w:pPr>
+            <w:r>
+              <w:rPr>
+                <w:rFonts w:ascii="Arial" w:cs="Arial" w:eastAsia="Arial" w:hAnsi="Arial"/>
+                <w:b w:val="false"/>
+                <w:bCs w:val="false"/>
+                <w:i w:val="false"/>
+                <w:iCs w:val="false"/>
+                <w:color w:val="000000"/>
+                <w:sz w:val="18"/>
+                <w:szCs w:val="18"/>
+              </w:rPr>
+              <w:t xml:space="preserve">j) identify career opportunities in space physics and related fields,</w:t>
+            </w:r>
+          </w:p>
+          <w:p>
+            <w:pPr>
+              <w:spacing w:after="40" w:before="0"/>
+              <w:jc w:val="left"/>
+            </w:pPr>
+            <w:r>
+              <w:rPr>
+                <w:rFonts w:ascii="Arial" w:cs="Arial" w:eastAsia="Arial" w:hAnsi="Arial"/>
+                <w:b w:val="false"/>
+                <w:bCs w:val="false"/>
+                <w:i w:val="false"/>
+                <w:iCs w:val="false"/>
+                <w:color w:val="000000"/>
+                <w:sz w:val="18"/>
+                <w:szCs w:val="18"/>
+              </w:rPr>
+              <w:t xml:space="preserve">k) appreciate the significance of space science in understanding humanity's place in the universe.</w:t>
+            </w:r>
+          </w:p>
+        </w:tc>
+      </w:tr>
+      <w:tr>
+        <w:tc>
+          <w:tcPr>
+            <w:tcW w:type="dxa" w:w="3000"/>
+            <w:shd w:fill="D5E8F0" w:color="auto" w:val="clear"/>
+            <w:tcMar>
+              <w:top w:type="dxa" w:w="60"/>
+              <w:left w:type="dxa" w:w="120"/>
+              <w:bottom w:type="dxa" w:w="60"/>
+              <w:right w:type="dxa" w:w="120"/>
+            </w:tcMar>
+            <w:vAlign w:val="top"/>
+          </w:tcPr>
+          <w:p>
+            <w:pPr>
+              <w:spacing w:after="40" w:before="0"/>
+              <w:jc w:val="left"/>
+            </w:pPr>
+            <w:r>
+              <w:rPr>
+                <w:rFonts w:ascii="Arial" w:cs="Arial" w:eastAsia="Arial" w:hAnsi="Arial"/>
+                <w:b/>
+                <w:bCs/>
+                <w:i w:val="false"/>
+                <w:iCs w:val="false"/>
+                <w:color w:val="000000"/>
+                <w:sz w:val="18"/>
+                <w:szCs w:val="18"/>
+              </w:rPr>
+              <w:t xml:space="preserve">Core Competencies</w:t>
+            </w:r>
+          </w:p>
+        </w:tc>
+        <w:tc>
+          <w:tcPr>
+            <w:tcW w:type="dxa" w:w="10680"/>
+            <w:shd w:fill="FFFFFF" w:color="auto" w:val="clear"/>
+            <w:tcMar>
+              <w:top w:type="dxa" w:w="60"/>
+              <w:left w:type="dxa" w:w="120"/>
+              <w:bottom w:type="dxa" w:w="60"/>
+              <w:right w:type="dxa" w:w="120"/>
+            </w:tcMar>
+            <w:vAlign w:val="top"/>
+          </w:tcPr>
+          <w:p>
+            <w:pPr>
+              <w:spacing w:after="30" w:before="0"/>
+              <w:ind w:left="360" w:hanging="180"/>
+              <w:jc w:val="left"/>
+            </w:pPr>
+            <w:r>
+              <w:rPr>
+                <w:rFonts w:ascii="Arial" w:cs="Arial" w:eastAsia="Arial" w:hAnsi="Arial"/>
+                <w:b w:val="false"/>
+                <w:bCs w:val="false"/>
+                <w:i w:val="false"/>
+                <w:iCs w:val="false"/>
+                <w:color w:val="000000"/>
+                <w:sz w:val="18"/>
+                <w:szCs w:val="18"/>
+              </w:rPr>
+              <w:t xml:space="preserve">–  Communication and Collaboration: Learners work in groups to debate competing models of the universe, present findings from simulations (e.g., PhET Gravity and Orbits), and co-construct the Driving Question Board — embracing teamwork and shared decision-making throughout.</w:t>
+            </w:r>
+          </w:p>
+          <w:p>
+            <w:pPr>
+              <w:spacing w:after="30" w:before="0"/>
+              <w:ind w:left="360" w:hanging="180"/>
+              <w:jc w:val="left"/>
+            </w:pPr>
+            <w:r>
+              <w:rPr>
+                <w:rFonts w:ascii="Arial" w:cs="Arial" w:eastAsia="Arial" w:hAnsi="Arial"/>
+                <w:b w:val="false"/>
+                <w:bCs w:val="false"/>
+                <w:i w:val="false"/>
+                <w:iCs w:val="false"/>
+                <w:color w:val="000000"/>
+                <w:sz w:val="18"/>
+                <w:szCs w:val="18"/>
+              </w:rPr>
+              <w:t xml:space="preserve">–  Critical Thinking and Problem Solving: Learners analyse orbital data, apply Kepler's Laws to real planetary datasets, and evaluate evidence from the cosmic microwave background and redshift to assess the validity of the Big Bang Theory.</w:t>
+            </w:r>
+          </w:p>
+          <w:p>
+            <w:pPr>
+              <w:spacing w:after="30" w:before="0"/>
+              <w:ind w:left="360" w:hanging="180"/>
+              <w:jc w:val="left"/>
+            </w:pPr>
+            <w:r>
+              <w:rPr>
+                <w:rFonts w:ascii="Arial" w:cs="Arial" w:eastAsia="Arial" w:hAnsi="Arial"/>
+                <w:b w:val="false"/>
+                <w:bCs w:val="false"/>
+                <w:i w:val="false"/>
+                <w:iCs w:val="false"/>
+                <w:color w:val="000000"/>
+                <w:sz w:val="18"/>
+                <w:szCs w:val="18"/>
+              </w:rPr>
+              <w:t xml:space="preserve">–  Learning to Learn: Learners practise self-directed inquiry by using NASA resources, Khan Academy, and Stellarium to investigate celestial phenomena, building metacognitive awareness of how scientific models evolve over time.</w:t>
+            </w:r>
+          </w:p>
+          <w:p>
+            <w:pPr>
+              <w:spacing w:after="30" w:before="0"/>
+              <w:ind w:left="360" w:hanging="180"/>
+              <w:jc w:val="left"/>
+            </w:pPr>
+            <w:r>
+              <w:rPr>
+                <w:rFonts w:ascii="Arial" w:cs="Arial" w:eastAsia="Arial" w:hAnsi="Arial"/>
+                <w:b w:val="false"/>
+                <w:bCs w:val="false"/>
+                <w:i w:val="false"/>
+                <w:iCs w:val="false"/>
+                <w:color w:val="000000"/>
+                <w:sz w:val="18"/>
+                <w:szCs w:val="18"/>
+              </w:rPr>
+              <w:t xml:space="preserve">–  Digital Literacy: Learners interact with digital tools including Stellarium sky maps, PhET simulations, the Virtual Telescope Project livestreams, and YouTube documentary content to gather and interpret space science evidence.</w:t>
+            </w:r>
+          </w:p>
+          <w:p>
+            <w:pPr>
+              <w:spacing w:after="30" w:before="0"/>
+              <w:ind w:left="360" w:hanging="180"/>
+              <w:jc w:val="left"/>
+            </w:pPr>
+            <w:r>
+              <w:rPr>
+                <w:rFonts w:ascii="Arial" w:cs="Arial" w:eastAsia="Arial" w:hAnsi="Arial"/>
+                <w:b w:val="false"/>
+                <w:bCs w:val="false"/>
+                <w:i w:val="false"/>
+                <w:iCs w:val="false"/>
+                <w:color w:val="000000"/>
+                <w:sz w:val="18"/>
+                <w:szCs w:val="18"/>
+              </w:rPr>
+              <w:t xml:space="preserve">–  Creativity and Imagination: Learners design cumulative visual models of the universe's evolution — from the Big Bang to the present Solar System — revising and improving them as new evidence is introduced across lessons.</w:t>
+            </w:r>
+          </w:p>
+        </w:tc>
+      </w:tr>
+      <w:tr>
+        <w:tc>
+          <w:tcPr>
+            <w:tcW w:type="dxa" w:w="3000"/>
+            <w:shd w:fill="E2EFDA" w:color="auto" w:val="clear"/>
+            <w:tcMar>
+              <w:top w:type="dxa" w:w="60"/>
+              <w:left w:type="dxa" w:w="120"/>
+              <w:bottom w:type="dxa" w:w="60"/>
+              <w:right w:type="dxa" w:w="120"/>
+            </w:tcMar>
+            <w:vAlign w:val="top"/>
+          </w:tcPr>
+          <w:p>
+            <w:pPr>
+              <w:spacing w:after="40" w:before="0"/>
+              <w:jc w:val="left"/>
+            </w:pPr>
+            <w:r>
+              <w:rPr>
+                <w:rFonts w:ascii="Arial" w:cs="Arial" w:eastAsia="Arial" w:hAnsi="Arial"/>
+                <w:b/>
+                <w:bCs/>
+                <w:i w:val="false"/>
+                <w:iCs w:val="false"/>
+                <w:color w:val="000000"/>
+                <w:sz w:val="18"/>
+                <w:szCs w:val="18"/>
+              </w:rPr>
+              <w:t xml:space="preserve">Core Values</w:t>
+            </w:r>
+          </w:p>
+        </w:tc>
+        <w:tc>
+          <w:tcPr>
+            <w:tcW w:type="dxa" w:w="10680"/>
+            <w:shd w:fill="FFFFFF" w:color="auto" w:val="clear"/>
+            <w:tcMar>
+              <w:top w:type="dxa" w:w="60"/>
+              <w:left w:type="dxa" w:w="120"/>
+              <w:bottom w:type="dxa" w:w="60"/>
+              <w:right w:type="dxa" w:w="120"/>
+            </w:tcMar>
+            <w:vAlign w:val="top"/>
+          </w:tcPr>
+          <w:p>
+            <w:pPr>
+              <w:spacing w:after="30" w:before="0"/>
+              <w:ind w:left="360" w:hanging="180"/>
+              <w:jc w:val="left"/>
+            </w:pPr>
+            <w:r>
+              <w:rPr>
+                <w:rFonts w:ascii="Arial" w:cs="Arial" w:eastAsia="Arial" w:hAnsi="Arial"/>
+                <w:b w:val="false"/>
+                <w:bCs w:val="false"/>
+                <w:i w:val="false"/>
+                <w:iCs w:val="false"/>
+                <w:color w:val="000000"/>
+                <w:sz w:val="18"/>
+                <w:szCs w:val="18"/>
+              </w:rPr>
+              <w:t xml:space="preserve">–  Responsibility: Learners take ownership of assigned roles when researching and presenting career profiles in space physics, and responsibly curate evidence added to the shared Driving Question Board.</w:t>
+            </w:r>
+          </w:p>
+          <w:p>
+            <w:pPr>
+              <w:spacing w:after="30" w:before="0"/>
+              <w:ind w:left="360" w:hanging="180"/>
+              <w:jc w:val="left"/>
+            </w:pPr>
+            <w:r>
+              <w:rPr>
+                <w:rFonts w:ascii="Arial" w:cs="Arial" w:eastAsia="Arial" w:hAnsi="Arial"/>
+                <w:b w:val="false"/>
+                <w:bCs w:val="false"/>
+                <w:i w:val="false"/>
+                <w:iCs w:val="false"/>
+                <w:color w:val="000000"/>
+                <w:sz w:val="18"/>
+                <w:szCs w:val="18"/>
+              </w:rPr>
+              <w:t xml:space="preserve">–  Respect: Learners demonstrate open-mindedness toward diverse cultural and scientific perspectives on the cosmos — including indigenous Kenyan and African astronomical traditions — while engaging with peers during discussions and presentations.</w:t>
+            </w:r>
+          </w:p>
+          <w:p>
+            <w:pPr>
+              <w:spacing w:after="30" w:before="0"/>
+              <w:ind w:left="360" w:hanging="180"/>
+              <w:jc w:val="left"/>
+            </w:pPr>
+            <w:r>
+              <w:rPr>
+                <w:rFonts w:ascii="Arial" w:cs="Arial" w:eastAsia="Arial" w:hAnsi="Arial"/>
+                <w:b w:val="false"/>
+                <w:bCs w:val="false"/>
+                <w:i w:val="false"/>
+                <w:iCs w:val="false"/>
+                <w:color w:val="000000"/>
+                <w:sz w:val="18"/>
+                <w:szCs w:val="18"/>
+              </w:rPr>
+              <w:t xml:space="preserve">–  Unity: Learners recognise that space science is a global endeavour, appreciating Kenya and Africa's growing contribution to international astronomy projects such as the Square Kilometre Array (SKA), and celebrate shared human curiosity about the universe.</w:t>
+            </w:r>
+          </w:p>
+          <w:p>
+            <w:pPr>
+              <w:spacing w:after="30" w:before="0"/>
+              <w:ind w:left="360" w:hanging="180"/>
+              <w:jc w:val="left"/>
+            </w:pPr>
+            <w:r>
+              <w:rPr>
+                <w:rFonts w:ascii="Arial" w:cs="Arial" w:eastAsia="Arial" w:hAnsi="Arial"/>
+                <w:b w:val="false"/>
+                <w:bCs w:val="false"/>
+                <w:i w:val="false"/>
+                <w:iCs w:val="false"/>
+                <w:color w:val="000000"/>
+                <w:sz w:val="18"/>
+                <w:szCs w:val="18"/>
+              </w:rPr>
+              <w:t xml:space="preserve">–  Social Justice: Learners confront myths and gender misconceptions about who can study or work in space physics, actively affirming that all learners — regardless of gender or background — can pursue careers in astronomy and space science.</w:t>
+            </w:r>
+          </w:p>
+        </w:tc>
+      </w:tr>
+      <w:tr>
+        <w:tc>
+          <w:tcPr>
+            <w:tcW w:type="dxa" w:w="3000"/>
+            <w:shd w:fill="D5E8F0" w:color="auto" w:val="clear"/>
+            <w:tcMar>
+              <w:top w:type="dxa" w:w="60"/>
+              <w:left w:type="dxa" w:w="120"/>
+              <w:bottom w:type="dxa" w:w="60"/>
+              <w:right w:type="dxa" w:w="120"/>
+            </w:tcMar>
+            <w:vAlign w:val="top"/>
+          </w:tcPr>
+          <w:p>
+            <w:pPr>
+              <w:spacing w:after="40" w:before="0"/>
+              <w:jc w:val="left"/>
+            </w:pPr>
+            <w:r>
+              <w:rPr>
+                <w:rFonts w:ascii="Arial" w:cs="Arial" w:eastAsia="Arial" w:hAnsi="Arial"/>
+                <w:b/>
+                <w:bCs/>
+                <w:i w:val="false"/>
+                <w:iCs w:val="false"/>
+                <w:color w:val="000000"/>
+                <w:sz w:val="18"/>
+                <w:szCs w:val="18"/>
+              </w:rPr>
+              <w:t xml:space="preserve">Science &amp; Engineering Practices</w:t>
+            </w:r>
+          </w:p>
+        </w:tc>
+        <w:tc>
+          <w:tcPr>
+            <w:tcW w:type="dxa" w:w="10680"/>
+            <w:shd w:fill="FFFFFF" w:color="auto" w:val="clear"/>
+            <w:tcMar>
+              <w:top w:type="dxa" w:w="60"/>
+              <w:left w:type="dxa" w:w="120"/>
+              <w:bottom w:type="dxa" w:w="60"/>
+              <w:right w:type="dxa" w:w="120"/>
+            </w:tcMar>
+            <w:vAlign w:val="top"/>
+          </w:tcPr>
+          <w:p>
+            <w:pPr>
+              <w:spacing w:after="30" w:before="0"/>
+              <w:ind w:left="360" w:hanging="180"/>
+              <w:jc w:val="left"/>
+            </w:pPr>
+            <w:r>
+              <w:rPr>
+                <w:rFonts w:ascii="Arial" w:cs="Arial" w:eastAsia="Arial" w:hAnsi="Arial"/>
+                <w:b w:val="false"/>
+                <w:bCs w:val="false"/>
+                <w:i w:val="false"/>
+                <w:iCs w:val="false"/>
+                <w:color w:val="000000"/>
+                <w:sz w:val="18"/>
+                <w:szCs w:val="18"/>
+              </w:rPr>
+              <w:t xml:space="preserve">–  SEP 1 – Asking Questions and Defining Problems: Learners generate and refine questions for the Driving Question Board in every lesson, progressively narrowing their inquiry from "How did the universe begin?" toward specific, testable sub-questions about planetary motion and space phenomena.</w:t>
+            </w:r>
+          </w:p>
+          <w:p>
+            <w:pPr>
+              <w:spacing w:after="30" w:before="0"/>
+              <w:ind w:left="360" w:hanging="180"/>
+              <w:jc w:val="left"/>
+            </w:pPr>
+            <w:r>
+              <w:rPr>
+                <w:rFonts w:ascii="Arial" w:cs="Arial" w:eastAsia="Arial" w:hAnsi="Arial"/>
+                <w:b w:val="false"/>
+                <w:bCs w:val="false"/>
+                <w:i w:val="false"/>
+                <w:iCs w:val="false"/>
+                <w:color w:val="000000"/>
+                <w:sz w:val="18"/>
+                <w:szCs w:val="18"/>
+              </w:rPr>
+              <w:t xml:space="preserve">–  SEP 2 – Developing and Using Models: Learners build, revise, and annotate cumulative visual models of the universe — starting with the Big Bang and expanding to include the Solar System, orbital paths, and telescope fields of view — across all 12 lessons.</w:t>
+            </w:r>
+          </w:p>
+          <w:p>
+            <w:pPr>
+              <w:spacing w:after="30" w:before="0"/>
+              <w:ind w:left="360" w:hanging="180"/>
+              <w:jc w:val="left"/>
+            </w:pPr>
+            <w:r>
+              <w:rPr>
+                <w:rFonts w:ascii="Arial" w:cs="Arial" w:eastAsia="Arial" w:hAnsi="Arial"/>
+                <w:b w:val="false"/>
+                <w:bCs w:val="false"/>
+                <w:i w:val="false"/>
+                <w:iCs w:val="false"/>
+                <w:color w:val="000000"/>
+                <w:sz w:val="18"/>
+                <w:szCs w:val="18"/>
+              </w:rPr>
+              <w:t xml:space="preserve">–  SEP 4 – Analysing and Interpreting Data: Learners analyse real orbital period and distance data for Solar System planets to derive and verify Kepler's Third Law, and interpret redshift spectral data as evidence for an expanding universe.</w:t>
+            </w:r>
+          </w:p>
+          <w:p>
+            <w:pPr>
+              <w:spacing w:after="30" w:before="0"/>
+              <w:ind w:left="360" w:hanging="180"/>
+              <w:jc w:val="left"/>
+            </w:pPr>
+            <w:r>
+              <w:rPr>
+                <w:rFonts w:ascii="Arial" w:cs="Arial" w:eastAsia="Arial" w:hAnsi="Arial"/>
+                <w:b w:val="false"/>
+                <w:bCs w:val="false"/>
+                <w:i w:val="false"/>
+                <w:iCs w:val="false"/>
+                <w:color w:val="000000"/>
+                <w:sz w:val="18"/>
+                <w:szCs w:val="18"/>
+              </w:rPr>
+              <w:t xml:space="preserve">–  SEP 6 – Constructing Explanations and Designing Solutions: Learners construct written and oral explanations linking the Big Bang, gravitational collapse, and planetary motion to the anchoring phenomenon of the night sky visible from Nairobi.</w:t>
+            </w:r>
+          </w:p>
+          <w:p>
+            <w:pPr>
+              <w:spacing w:after="30" w:before="0"/>
+              <w:ind w:left="360" w:hanging="180"/>
+              <w:jc w:val="left"/>
+            </w:pPr>
+            <w:r>
+              <w:rPr>
+                <w:rFonts w:ascii="Arial" w:cs="Arial" w:eastAsia="Arial" w:hAnsi="Arial"/>
+                <w:b w:val="false"/>
+                <w:bCs w:val="false"/>
+                <w:i w:val="false"/>
+                <w:iCs w:val="false"/>
+                <w:color w:val="000000"/>
+                <w:sz w:val="18"/>
+                <w:szCs w:val="18"/>
+              </w:rPr>
+              <w:t xml:space="preserve">–  SEP 7 – Engaging in Argument from Evidence: Learners evaluate competing historical models of the Solar System (geocentric vs. heliocentric) using observational evidence, and argue for the validity of the Big Bang Theory using cosmic microwave background radiation and Hubble's redshift data.</w:t>
+            </w:r>
+          </w:p>
+          <w:p>
+            <w:pPr>
+              <w:spacing w:after="30" w:before="0"/>
+              <w:ind w:left="360" w:hanging="180"/>
+              <w:jc w:val="left"/>
+            </w:pPr>
+            <w:r>
+              <w:rPr>
+                <w:rFonts w:ascii="Arial" w:cs="Arial" w:eastAsia="Arial" w:hAnsi="Arial"/>
+                <w:b w:val="false"/>
+                <w:bCs w:val="false"/>
+                <w:i w:val="false"/>
+                <w:iCs w:val="false"/>
+                <w:color w:val="000000"/>
+                <w:sz w:val="18"/>
+                <w:szCs w:val="18"/>
+              </w:rPr>
+              <w:t xml:space="preserve">–  SEP 8 – Obtaining, Evaluating, and Communicating Information: Learners critically read NASA summaries, watch curated documentary clips, and use Stellarium to obtain credible space science information, then communicate findings through class presentations, model annotations, and the DQB.</w:t>
+            </w:r>
+          </w:p>
+        </w:tc>
+      </w:tr>
+      <w:tr>
+        <w:tc>
+          <w:tcPr>
+            <w:tcW w:type="dxa" w:w="3000"/>
+            <w:shd w:fill="FCE4D6" w:color="auto" w:val="clear"/>
+            <w:tcMar>
+              <w:top w:type="dxa" w:w="60"/>
+              <w:left w:type="dxa" w:w="120"/>
+              <w:bottom w:type="dxa" w:w="60"/>
+              <w:right w:type="dxa" w:w="120"/>
+            </w:tcMar>
+            <w:vAlign w:val="top"/>
+          </w:tcPr>
+          <w:p>
+            <w:pPr>
+              <w:spacing w:after="40" w:before="0"/>
+              <w:jc w:val="left"/>
+            </w:pPr>
+            <w:r>
+              <w:rPr>
+                <w:rFonts w:ascii="Arial" w:cs="Arial" w:eastAsia="Arial" w:hAnsi="Arial"/>
+                <w:b/>
+                <w:bCs/>
+                <w:i w:val="false"/>
+                <w:iCs w:val="false"/>
+                <w:color w:val="000000"/>
+                <w:sz w:val="18"/>
+                <w:szCs w:val="18"/>
+              </w:rPr>
+              <w:t xml:space="preserve">Pertinent &amp; Contemporary Issues (PCIs)</w:t>
+            </w:r>
+          </w:p>
+        </w:tc>
+        <w:tc>
+          <w:tcPr>
+            <w:tcW w:type="dxa" w:w="10680"/>
+            <w:shd w:fill="FFFFFF" w:color="auto" w:val="clear"/>
+            <w:tcMar>
+              <w:top w:type="dxa" w:w="60"/>
+              <w:left w:type="dxa" w:w="120"/>
+              <w:bottom w:type="dxa" w:w="60"/>
+              <w:right w:type="dxa" w:w="120"/>
+            </w:tcMar>
+            <w:vAlign w:val="top"/>
+          </w:tcPr>
+          <w:p>
+            <w:pPr>
+              <w:spacing w:after="30" w:before="0"/>
+              <w:ind w:left="360" w:hanging="180"/>
+              <w:jc w:val="left"/>
+            </w:pPr>
+            <w:r>
+              <w:rPr>
+                <w:rFonts w:ascii="Arial" w:cs="Arial" w:eastAsia="Arial" w:hAnsi="Arial"/>
+                <w:b w:val="false"/>
+                <w:bCs w:val="false"/>
+                <w:i w:val="false"/>
+                <w:iCs w:val="false"/>
+                <w:color w:val="000000"/>
+                <w:sz w:val="18"/>
+                <w:szCs w:val="18"/>
+              </w:rPr>
+              <w:t xml:space="preserve">–  Gender Disparity: Learners actively challenge myths and stereotypes about gender in science as they research and present profiles of space scientists — including female astronomers and astronauts (e.g., Mae Jemison, Margaret Hamilton, and African women in STEM) — affirming that space physics is an inclusive field open to all learners regardless of gender.</w:t>
+            </w:r>
+          </w:p>
+          <w:p>
+            <w:pPr>
+              <w:spacing w:after="30" w:before="0"/>
+              <w:ind w:left="360" w:hanging="180"/>
+              <w:jc w:val="left"/>
+            </w:pPr>
+            <w:r>
+              <w:rPr>
+                <w:rFonts w:ascii="Arial" w:cs="Arial" w:eastAsia="Arial" w:hAnsi="Arial"/>
+                <w:b w:val="false"/>
+                <w:bCs w:val="false"/>
+                <w:i w:val="false"/>
+                <w:iCs w:val="false"/>
+                <w:color w:val="000000"/>
+                <w:sz w:val="18"/>
+                <w:szCs w:val="18"/>
+              </w:rPr>
+              <w:t xml:space="preserve">–  Environmental Education: Learners examine the effects of space weather (solar flares, geomagnetic storms) on Earth's environment and climate systems, connecting space phenomena to environmental sustainability concerns relevant to Kenya's agricultural and energy sectors.</w:t>
+            </w:r>
+          </w:p>
+          <w:p>
+            <w:pPr>
+              <w:spacing w:after="30" w:before="0"/>
+              <w:ind w:left="360" w:hanging="180"/>
+              <w:jc w:val="left"/>
+            </w:pPr>
+            <w:r>
+              <w:rPr>
+                <w:rFonts w:ascii="Arial" w:cs="Arial" w:eastAsia="Arial" w:hAnsi="Arial"/>
+                <w:b w:val="false"/>
+                <w:bCs w:val="false"/>
+                <w:i w:val="false"/>
+                <w:iCs w:val="false"/>
+                <w:color w:val="000000"/>
+                <w:sz w:val="18"/>
+                <w:szCs w:val="18"/>
+              </w:rPr>
+              <w:t xml:space="preserve">–  Life Skills — Critical Thinking and Decision Making: Learners evaluate the credibility of online sources about space, distinguishing scientific evidence from pseudoscience and misinformation about topics such as flat Earth claims and astrology.</w:t>
+            </w:r>
+          </w:p>
+          <w:p>
+            <w:pPr>
+              <w:spacing w:after="30" w:before="0"/>
+              <w:ind w:left="360" w:hanging="180"/>
+              <w:jc w:val="left"/>
+            </w:pPr>
+            <w:r>
+              <w:rPr>
+                <w:rFonts w:ascii="Arial" w:cs="Arial" w:eastAsia="Arial" w:hAnsi="Arial"/>
+                <w:b w:val="false"/>
+                <w:bCs w:val="false"/>
+                <w:i w:val="false"/>
+                <w:iCs w:val="false"/>
+                <w:color w:val="000000"/>
+                <w:sz w:val="18"/>
+                <w:szCs w:val="18"/>
+              </w:rPr>
+              <w:t xml:space="preserve">–  Career Guidance and Counselling: Learners explore diverse career pathways in space physics — including astrophysics, aerospace engineering, satellite communications, and meteorology — and connect these to Kenyan institutions such as the Kenya Space Agency (KSA) and universities offering related programmes.</w:t>
+            </w:r>
+          </w:p>
+        </w:tc>
+      </w:tr>
+      <w:tr>
+        <w:tc>
+          <w:tcPr>
+            <w:tcW w:type="dxa" w:w="3000"/>
+            <w:shd w:fill="D9EEF1" w:color="auto" w:val="clear"/>
+            <w:tcMar>
+              <w:top w:type="dxa" w:w="60"/>
+              <w:left w:type="dxa" w:w="120"/>
+              <w:bottom w:type="dxa" w:w="60"/>
+              <w:right w:type="dxa" w:w="120"/>
+            </w:tcMar>
+            <w:vAlign w:val="top"/>
+          </w:tcPr>
+          <w:p>
+            <w:pPr>
+              <w:spacing w:after="40" w:before="0"/>
+              <w:jc w:val="left"/>
+            </w:pPr>
+            <w:r>
+              <w:rPr>
+                <w:rFonts w:ascii="Arial" w:cs="Arial" w:eastAsia="Arial" w:hAnsi="Arial"/>
+                <w:b/>
+                <w:bCs/>
+                <w:i w:val="false"/>
+                <w:iCs w:val="false"/>
+                <w:color w:val="000000"/>
+                <w:sz w:val="18"/>
+                <w:szCs w:val="18"/>
+              </w:rPr>
+              <w:t xml:space="preserve">Career Connections</w:t>
+            </w:r>
+          </w:p>
+        </w:tc>
+        <w:tc>
+          <w:tcPr>
+            <w:tcW w:type="dxa" w:w="10680"/>
+            <w:shd w:fill="FFFFFF" w:color="auto" w:val="clear"/>
+            <w:tcMar>
+              <w:top w:type="dxa" w:w="60"/>
+              <w:left w:type="dxa" w:w="120"/>
+              <w:bottom w:type="dxa" w:w="60"/>
+              <w:right w:type="dxa" w:w="120"/>
+            </w:tcMar>
+            <w:vAlign w:val="top"/>
+          </w:tcPr>
+          <w:p>
+            <w:pPr>
+              <w:spacing w:after="30" w:before="0"/>
+              <w:ind w:left="360" w:hanging="180"/>
+              <w:jc w:val="left"/>
+            </w:pPr>
+            <w:r>
+              <w:rPr>
+                <w:rFonts w:ascii="Arial" w:cs="Arial" w:eastAsia="Arial" w:hAnsi="Arial"/>
+                <w:b w:val="false"/>
+                <w:bCs w:val="false"/>
+                <w:i w:val="false"/>
+                <w:iCs w:val="false"/>
+                <w:color w:val="000000"/>
+                <w:sz w:val="18"/>
+                <w:szCs w:val="18"/>
+              </w:rPr>
+              <w:t xml:space="preserve">–  Astrophysicist / Astronomer: This sub-strand directly develops the conceptual foundations (Big Bang, stellar evolution, celestial classification) required for university-level astrophysics, with reference to African research programmes such as the SKA and the African VLBI Network.</w:t>
+            </w:r>
+          </w:p>
+          <w:p>
+            <w:pPr>
+              <w:spacing w:after="30" w:before="0"/>
+              <w:ind w:left="360" w:hanging="180"/>
+              <w:jc w:val="left"/>
+            </w:pPr>
+            <w:r>
+              <w:rPr>
+                <w:rFonts w:ascii="Arial" w:cs="Arial" w:eastAsia="Arial" w:hAnsi="Arial"/>
+                <w:b w:val="false"/>
+                <w:bCs w:val="false"/>
+                <w:i w:val="false"/>
+                <w:iCs w:val="false"/>
+                <w:color w:val="000000"/>
+                <w:sz w:val="18"/>
+                <w:szCs w:val="18"/>
+              </w:rPr>
+              <w:t xml:space="preserve">–  Aerospace Engineer: Learners study the history of space exploration, rocket trajectories, and orbital mechanics, providing a foundational context for engineering careers in satellite design and launch — relevant to Kenya's growing space sector via the Kenya Space Agency.</w:t>
+            </w:r>
+          </w:p>
+          <w:p>
+            <w:pPr>
+              <w:spacing w:after="30" w:before="0"/>
+              <w:ind w:left="360" w:hanging="180"/>
+              <w:jc w:val="left"/>
+            </w:pPr>
+            <w:r>
+              <w:rPr>
+                <w:rFonts w:ascii="Arial" w:cs="Arial" w:eastAsia="Arial" w:hAnsi="Arial"/>
+                <w:b w:val="false"/>
+                <w:bCs w:val="false"/>
+                <w:i w:val="false"/>
+                <w:iCs w:val="false"/>
+                <w:color w:val="000000"/>
+                <w:sz w:val="18"/>
+                <w:szCs w:val="18"/>
+              </w:rPr>
+              <w:t xml:space="preserve">–  Satellite Communications Technician: Learners explore how satellites maintain orbital paths using gravitational principles, directly linking to careers in Kenya's telecommunications and broadcasting industries that depend on geostationary satellites.</w:t>
+            </w:r>
+          </w:p>
+          <w:p>
+            <w:pPr>
+              <w:spacing w:after="30" w:before="0"/>
+              <w:ind w:left="360" w:hanging="180"/>
+              <w:jc w:val="left"/>
+            </w:pPr>
+            <w:r>
+              <w:rPr>
+                <w:rFonts w:ascii="Arial" w:cs="Arial" w:eastAsia="Arial" w:hAnsi="Arial"/>
+                <w:b w:val="false"/>
+                <w:bCs w:val="false"/>
+                <w:i w:val="false"/>
+                <w:iCs w:val="false"/>
+                <w:color w:val="000000"/>
+                <w:sz w:val="18"/>
+                <w:szCs w:val="18"/>
+              </w:rPr>
+              <w:t xml:space="preserve">–  Meteorologist / Climate Scientist: Learners investigate how space phenomena such as solar wind and the Earth–Moon gravitational interaction (tides) affect Earth's weather and oceans, connecting to careers in Kenya Meteorological Department and climate research.</w:t>
+            </w:r>
+          </w:p>
+          <w:p>
+            <w:pPr>
+              <w:spacing w:after="30" w:before="0"/>
+              <w:ind w:left="360" w:hanging="180"/>
+              <w:jc w:val="left"/>
+            </w:pPr>
+            <w:r>
+              <w:rPr>
+                <w:rFonts w:ascii="Arial" w:cs="Arial" w:eastAsia="Arial" w:hAnsi="Arial"/>
+                <w:b w:val="false"/>
+                <w:bCs w:val="false"/>
+                <w:i w:val="false"/>
+                <w:iCs w:val="false"/>
+                <w:color w:val="000000"/>
+                <w:sz w:val="18"/>
+                <w:szCs w:val="18"/>
+              </w:rPr>
+              <w:t xml:space="preserve">–  Secondary School Physics Teacher / Science Educator: Learners develop science communication skills throughout the unit — presenting models, explaining phenomena, and building the DQB — preparing those who may pursue education pathways.</w:t>
+            </w:r>
+          </w:p>
+          <w:p>
+            <w:pPr>
+              <w:spacing w:after="30" w:before="0"/>
+              <w:ind w:left="360" w:hanging="180"/>
+              <w:jc w:val="left"/>
+            </w:pPr>
+            <w:r>
+              <w:rPr>
+                <w:rFonts w:ascii="Arial" w:cs="Arial" w:eastAsia="Arial" w:hAnsi="Arial"/>
+                <w:b w:val="false"/>
+                <w:bCs w:val="false"/>
+                <w:i w:val="false"/>
+                <w:iCs w:val="false"/>
+                <w:color w:val="000000"/>
+                <w:sz w:val="18"/>
+                <w:szCs w:val="18"/>
+              </w:rPr>
+              <w:t xml:space="preserve">–  Data Scientist / Computational Physicist: Learners analyse orbital datasets and interpret spectral data, introducing the quantitative and data-driven skills underpinning modern space science careers in big-data astronomy (e.g., SKA data pipelines).</w:t>
+            </w:r>
+          </w:p>
+        </w:tc>
+      </w:tr>
+      <w:tr>
+        <w:tc>
+          <w:tcPr>
+            <w:tcW w:type="dxa" w:w="3000"/>
+            <w:shd w:fill="D5E8F0" w:color="auto" w:val="clear"/>
+            <w:tcMar>
+              <w:top w:type="dxa" w:w="60"/>
+              <w:left w:type="dxa" w:w="120"/>
+              <w:bottom w:type="dxa" w:w="60"/>
+              <w:right w:type="dxa" w:w="120"/>
+            </w:tcMar>
+            <w:vAlign w:val="top"/>
+          </w:tcPr>
+          <w:p>
+            <w:pPr>
+              <w:spacing w:after="40" w:before="0"/>
+              <w:jc w:val="left"/>
+            </w:pPr>
+            <w:r>
+              <w:rPr>
+                <w:rFonts w:ascii="Arial" w:cs="Arial" w:eastAsia="Arial" w:hAnsi="Arial"/>
+                <w:b/>
+                <w:bCs/>
+                <w:i w:val="false"/>
+                <w:iCs w:val="false"/>
+                <w:color w:val="000000"/>
+                <w:sz w:val="18"/>
+                <w:szCs w:val="18"/>
+              </w:rPr>
+              <w:t xml:space="preserve">Focus for Lessons</w:t>
+            </w:r>
+          </w:p>
+        </w:tc>
+        <w:tc>
+          <w:tcPr>
+            <w:tcW w:type="dxa" w:w="10680"/>
+            <w:shd w:fill="FFFFFF" w:color="auto" w:val="clear"/>
+            <w:tcMar>
+              <w:top w:type="dxa" w:w="60"/>
+              <w:left w:type="dxa" w:w="120"/>
+              <w:bottom w:type="dxa" w:w="60"/>
+              <w:right w:type="dxa" w:w="120"/>
+            </w:tcMar>
+            <w:vAlign w:val="top"/>
+          </w:tcPr>
+          <w:p>
+            <w:pPr>
+              <w:spacing w:after="40" w:before="0"/>
+              <w:jc w:val="left"/>
+            </w:pPr>
+            <w:r>
+              <w:rPr>
+                <w:rFonts w:ascii="Arial" w:cs="Arial" w:eastAsia="Arial" w:hAnsi="Arial"/>
+                <w:b w:val="false"/>
+                <w:bCs w:val="false"/>
+                <w:i w:val="false"/>
+                <w:iCs w:val="false"/>
+                <w:color w:val="000000"/>
+                <w:sz w:val="18"/>
+                <w:szCs w:val="18"/>
+              </w:rPr>
+              <w:t xml:space="preserve">This unit introduces Grade 10 learners to the fundamental concepts of space physics through an inquiry-driven, phenomenon-anchored approach rooted in the Kenyan context. Beginning with the puzzle of the observable night sky above Nairobi and the question of how everything in it came to exist, learners progressively build understanding of the universe's origin, the structure and motion of the Solar System, the tools used to explore space, and Kenya's emerging role in global astronomy. The unit integrates digital simulations, NASA and ESA resources, and African space science examples to make abstract cosmic concepts tangible and locally relevant, while systematically developing NGSS Science and Engineering Practices alongside KICD core competencies.</w:t>
+            </w:r>
+          </w:p>
+        </w:tc>
+      </w:tr>
+      <w:tr>
+        <w:tc>
+          <w:tcPr>
+            <w:tcW w:type="dxa" w:w="3000"/>
+            <w:shd w:fill="EAD1F5" w:color="auto" w:val="clear"/>
+            <w:tcMar>
+              <w:top w:type="dxa" w:w="60"/>
+              <w:left w:type="dxa" w:w="120"/>
+              <w:bottom w:type="dxa" w:w="60"/>
+              <w:right w:type="dxa" w:w="120"/>
+            </w:tcMar>
+            <w:vAlign w:val="top"/>
+          </w:tcPr>
+          <w:p>
+            <w:pPr>
+              <w:spacing w:after="40" w:before="0"/>
+              <w:jc w:val="left"/>
+            </w:pPr>
+            <w:r>
+              <w:rPr>
+                <w:rFonts w:ascii="Arial" w:cs="Arial" w:eastAsia="Arial" w:hAnsi="Arial"/>
+                <w:b/>
+                <w:bCs/>
+                <w:i w:val="false"/>
+                <w:iCs w:val="false"/>
+                <w:color w:val="000000"/>
+                <w:sz w:val="18"/>
+                <w:szCs w:val="18"/>
+              </w:rPr>
+              <w:t xml:space="preserve">Driving Question / Key Inquiry Questions</w:t>
+            </w:r>
+          </w:p>
+        </w:tc>
+        <w:tc>
+          <w:tcPr>
+            <w:tcW w:type="dxa" w:w="10680"/>
+            <w:shd w:fill="FFFFFF" w:color="auto" w:val="clear"/>
+            <w:tcMar>
+              <w:top w:type="dxa" w:w="60"/>
+              <w:left w:type="dxa" w:w="120"/>
+              <w:bottom w:type="dxa" w:w="60"/>
+              <w:right w:type="dxa" w:w="120"/>
+            </w:tcMar>
+            <w:vAlign w:val="top"/>
+          </w:tcPr>
+          <w:p>
+            <w:pPr>
+              <w:spacing w:after="40" w:before="0"/>
+              <w:jc w:val="left"/>
+            </w:pPr>
+            <w:r>
+              <w:rPr>
+                <w:rFonts w:ascii="Arial" w:cs="Arial" w:eastAsia="Arial" w:hAnsi="Arial"/>
+                <w:b w:val="false"/>
+                <w:bCs w:val="false"/>
+                <w:i w:val="false"/>
+                <w:iCs w:val="false"/>
+                <w:color w:val="000000"/>
+                <w:sz w:val="18"/>
+                <w:szCs w:val="18"/>
+              </w:rPr>
+              <w:t xml:space="preserve">DRIVING QUESTION: How did everything we see in the night sky above Nairobi come to exist, and how do scientists gather evidence about a universe they cannot directly touch or travel to?</w:t>
+            </w:r>
+          </w:p>
+          <w:p>
+            <w:pPr>
+              <w:spacing w:after="40" w:before="0"/>
+              <w:jc w:val="left"/>
+            </w:pPr>
+            <w:r>
+              <w:rPr>
+                <w:rFonts w:ascii="Arial" w:cs="Arial" w:eastAsia="Arial" w:hAnsi="Arial"/>
+                <w:b w:val="false"/>
+                <w:bCs w:val="false"/>
+                <w:i w:val="false"/>
+                <w:iCs w:val="false"/>
+                <w:color w:val="000000"/>
+                <w:sz w:val="18"/>
+                <w:szCs w:val="18"/>
+              </w:rPr>
+              <w:t xml:space="preserve"/>
+            </w:r>
+          </w:p>
+          <w:p>
+            <w:pPr>
+              <w:spacing w:after="40" w:before="0"/>
+              <w:jc w:val="left"/>
+            </w:pPr>
+            <w:r>
+              <w:rPr>
+                <w:rFonts w:ascii="Arial" w:cs="Arial" w:eastAsia="Arial" w:hAnsi="Arial"/>
+                <w:b w:val="false"/>
+                <w:bCs w:val="false"/>
+                <w:i w:val="false"/>
+                <w:iCs w:val="false"/>
+                <w:color w:val="000000"/>
+                <w:sz w:val="18"/>
+                <w:szCs w:val="18"/>
+              </w:rPr>
+              <w:t xml:space="preserve">KICD KEY INQUIRY QUESTIONS:</w:t>
+            </w:r>
+          </w:p>
+          <w:p>
+            <w:pPr>
+              <w:spacing w:after="40" w:before="0"/>
+              <w:jc w:val="left"/>
+            </w:pPr>
+            <w:r>
+              <w:rPr>
+                <w:rFonts w:ascii="Arial" w:cs="Arial" w:eastAsia="Arial" w:hAnsi="Arial"/>
+                <w:b w:val="false"/>
+                <w:bCs w:val="false"/>
+                <w:i w:val="false"/>
+                <w:iCs w:val="false"/>
+                <w:color w:val="000000"/>
+                <w:sz w:val="18"/>
+                <w:szCs w:val="18"/>
+              </w:rPr>
+              <w:t xml:space="preserve">1. How did the universe begin and how has it evolved over time?</w:t>
+            </w:r>
+          </w:p>
+          <w:p>
+            <w:pPr>
+              <w:spacing w:after="40" w:before="0"/>
+              <w:jc w:val="left"/>
+            </w:pPr>
+            <w:r>
+              <w:rPr>
+                <w:rFonts w:ascii="Arial" w:cs="Arial" w:eastAsia="Arial" w:hAnsi="Arial"/>
+                <w:b w:val="false"/>
+                <w:bCs w:val="false"/>
+                <w:i w:val="false"/>
+                <w:iCs w:val="false"/>
+                <w:color w:val="000000"/>
+                <w:sz w:val="18"/>
+                <w:szCs w:val="18"/>
+              </w:rPr>
+              <w:t xml:space="preserve">2. How do the motions of celestial bodies in the Solar System affect life on Earth?</w:t>
+            </w:r>
+          </w:p>
+        </w:tc>
+      </w:tr>
+      <w:tr>
+        <w:tc>
+          <w:tcPr>
+            <w:tcW w:type="dxa" w:w="3000"/>
+            <w:shd w:fill="EAD1F5" w:color="auto" w:val="clear"/>
+            <w:tcMar>
+              <w:top w:type="dxa" w:w="60"/>
+              <w:left w:type="dxa" w:w="120"/>
+              <w:bottom w:type="dxa" w:w="60"/>
+              <w:right w:type="dxa" w:w="120"/>
+            </w:tcMar>
+            <w:vAlign w:val="top"/>
+          </w:tcPr>
+          <w:p>
+            <w:pPr>
+              <w:spacing w:after="40" w:before="0"/>
+              <w:jc w:val="left"/>
+            </w:pPr>
+            <w:r>
+              <w:rPr>
+                <w:rFonts w:ascii="Arial" w:cs="Arial" w:eastAsia="Arial" w:hAnsi="Arial"/>
+                <w:b/>
+                <w:bCs/>
+                <w:i w:val="false"/>
+                <w:iCs w:val="false"/>
+                <w:color w:val="000000"/>
+                <w:sz w:val="18"/>
+                <w:szCs w:val="18"/>
+              </w:rPr>
+              <w:t xml:space="preserve">Anchoring Phenomenon</w:t>
+            </w:r>
+          </w:p>
+        </w:tc>
+        <w:tc>
+          <w:tcPr>
+            <w:tcW w:type="dxa" w:w="10680"/>
+            <w:shd w:fill="FFFFFF" w:color="auto" w:val="clear"/>
+            <w:tcMar>
+              <w:top w:type="dxa" w:w="60"/>
+              <w:left w:type="dxa" w:w="120"/>
+              <w:bottom w:type="dxa" w:w="60"/>
+              <w:right w:type="dxa" w:w="120"/>
+            </w:tcMar>
+            <w:vAlign w:val="top"/>
+          </w:tcPr>
+          <w:p>
+            <w:pPr>
+              <w:spacing w:after="40" w:before="0"/>
+              <w:jc w:val="left"/>
+            </w:pPr>
+            <w:r>
+              <w:rPr>
+                <w:rFonts w:ascii="Arial" w:cs="Arial" w:eastAsia="Arial" w:hAnsi="Arial"/>
+                <w:b w:val="false"/>
+                <w:bCs w:val="false"/>
+                <w:i w:val="false"/>
+                <w:iCs w:val="false"/>
+                <w:color w:val="000000"/>
+                <w:sz w:val="18"/>
+                <w:szCs w:val="18"/>
+              </w:rPr>
+              <w:t xml:space="preserve">ANCHORING PHENOMENON: On a clear night in Nairobi — away from the city's light pollution, perhaps in the Rift Valley or on the shores of Lake Victoria — a student gazes at the sky and sees thousands of stars, a glowing band of the Milky Way, the Moon hanging large and bright, and (on certain nights) visible planets like Venus or Jupiter. The sky looks static and eternal, as though it has always existed exactly this way. Yet scientists claim that approximately 13.8 billion years ago, none of this existed — not the stars, not the planets, not even space or time itself. Everything observable in tonight's sky allegedly erupted from an infinitely hot, infinitely dense point in what is called the Big Bang. What is puzzling is the disconnect between the apparent permanence and stillness of the night sky and the scientific claim of a violent, dynamic origin and an ever-expanding universe. How can something as vast, structured, and seemingly unchanging as the universe we see above Nairobi have begun from nothing, and how do we know? This tension — between what we see and what science tells us — anchors every lesson in the unit and drives students to seek evidence that bridges direct observation with deep cosmic history.</w:t>
+            </w:r>
+          </w:p>
+        </w:tc>
+      </w:tr>
+      <w:tr>
+        <w:tc>
+          <w:tcPr>
+            <w:tcW w:type="dxa" w:w="3000"/>
+            <w:shd w:fill="D9EEF1" w:color="auto" w:val="clear"/>
+            <w:tcMar>
+              <w:top w:type="dxa" w:w="60"/>
+              <w:left w:type="dxa" w:w="120"/>
+              <w:bottom w:type="dxa" w:w="60"/>
+              <w:right w:type="dxa" w:w="120"/>
+            </w:tcMar>
+            <w:vAlign w:val="top"/>
+          </w:tcPr>
+          <w:p>
+            <w:pPr>
+              <w:spacing w:after="40" w:before="0"/>
+              <w:jc w:val="left"/>
+            </w:pPr>
+            <w:r>
+              <w:rPr>
+                <w:rFonts w:ascii="Arial" w:cs="Arial" w:eastAsia="Arial" w:hAnsi="Arial"/>
+                <w:b/>
+                <w:bCs/>
+                <w:i w:val="false"/>
+                <w:iCs w:val="false"/>
+                <w:color w:val="000000"/>
+                <w:sz w:val="18"/>
+                <w:szCs w:val="18"/>
+              </w:rPr>
+              <w:t xml:space="preserve">Storyline Thread</w:t>
+            </w:r>
+          </w:p>
+        </w:tc>
+        <w:tc>
+          <w:tcPr>
+            <w:tcW w:type="dxa" w:w="10680"/>
+            <w:shd w:fill="FFFFFF" w:color="auto" w:val="clear"/>
+            <w:tcMar>
+              <w:top w:type="dxa" w:w="60"/>
+              <w:left w:type="dxa" w:w="120"/>
+              <w:bottom w:type="dxa" w:w="60"/>
+              <w:right w:type="dxa" w:w="120"/>
+            </w:tcMar>
+            <w:vAlign w:val="top"/>
+          </w:tcPr>
+          <w:p>
+            <w:pPr>
+              <w:spacing w:after="40" w:before="0"/>
+              <w:jc w:val="left"/>
+            </w:pPr>
+            <w:r>
+              <w:rPr>
+                <w:rFonts w:ascii="Arial" w:cs="Arial" w:eastAsia="Arial" w:hAnsi="Arial"/>
+                <w:b w:val="false"/>
+                <w:bCs w:val="false"/>
+                <w:i w:val="false"/>
+                <w:iCs w:val="false"/>
+                <w:color w:val="000000"/>
+                <w:sz w:val="18"/>
+                <w:szCs w:val="18"/>
+              </w:rPr>
+              <w:t xml:space="preserve">Lesson 1 – The Big Bang Theory: Students are confronted with the anchoring phenomenon (the night sky above Nairobi) and make initial predictions about the universe's origin. Using Kurzgesagt YouTube animations and Khan Academy reading on the Big Bang, learners gather evidence for the universe's violent origin 13.8 billion years ago and add their first questions to the Driving Question Board.</w:t>
+            </w:r>
+          </w:p>
+          <w:p>
+            <w:pPr>
+              <w:spacing w:after="40" w:before="0"/>
+              <w:jc w:val="left"/>
+            </w:pPr>
+            <w:r>
+              <w:rPr>
+                <w:rFonts w:ascii="Arial" w:cs="Arial" w:eastAsia="Arial" w:hAnsi="Arial"/>
+                <w:b w:val="false"/>
+                <w:bCs w:val="false"/>
+                <w:i w:val="false"/>
+                <w:iCs w:val="false"/>
+                <w:color w:val="000000"/>
+                <w:sz w:val="18"/>
+                <w:szCs w:val="18"/>
+              </w:rPr>
+              <w:t xml:space="preserve"/>
+            </w:r>
+          </w:p>
+          <w:p>
+            <w:pPr>
+              <w:spacing w:after="40" w:before="0"/>
+              <w:jc w:val="left"/>
+            </w:pPr>
+            <w:r>
+              <w:rPr>
+                <w:rFonts w:ascii="Arial" w:cs="Arial" w:eastAsia="Arial" w:hAnsi="Arial"/>
+                <w:b w:val="false"/>
+                <w:bCs w:val="false"/>
+                <w:i w:val="false"/>
+                <w:iCs w:val="false"/>
+                <w:color w:val="000000"/>
+                <w:sz w:val="18"/>
+                <w:szCs w:val="18"/>
+              </w:rPr>
+              <w:t xml:space="preserve">Lesson 2 – Evolution of the Universe: Learners trace the timeline from the Big Bang through the formation of subatomic particles, atoms, stars, and galaxies. Using NASA's interactive galaxy classification tool and a structured timeline activity, they explain how the structured universe visible tonight emerged from early chaos — updating their cumulative model for the first time.</w:t>
+            </w:r>
+          </w:p>
+          <w:p>
+            <w:pPr>
+              <w:spacing w:after="40" w:before="0"/>
+              <w:jc w:val="left"/>
+            </w:pPr>
+            <w:r>
+              <w:rPr>
+                <w:rFonts w:ascii="Arial" w:cs="Arial" w:eastAsia="Arial" w:hAnsi="Arial"/>
+                <w:b w:val="false"/>
+                <w:bCs w:val="false"/>
+                <w:i w:val="false"/>
+                <w:iCs w:val="false"/>
+                <w:color w:val="000000"/>
+                <w:sz w:val="18"/>
+                <w:szCs w:val="18"/>
+              </w:rPr>
+              <w:t xml:space="preserve"/>
+            </w:r>
+          </w:p>
+          <w:p>
+            <w:pPr>
+              <w:spacing w:after="40" w:before="0"/>
+              <w:jc w:val="left"/>
+            </w:pPr>
+            <w:r>
+              <w:rPr>
+                <w:rFonts w:ascii="Arial" w:cs="Arial" w:eastAsia="Arial" w:hAnsi="Arial"/>
+                <w:b w:val="false"/>
+                <w:bCs w:val="false"/>
+                <w:i w:val="false"/>
+                <w:iCs w:val="false"/>
+                <w:color w:val="000000"/>
+                <w:sz w:val="18"/>
+                <w:szCs w:val="18"/>
+              </w:rPr>
+              <w:t xml:space="preserve">Lesson 3 – Classification of Celestial Bodies: Learners use Stellarium to identify and classify objects visible in the Kenyan night sky (stars, planets, the Moon, the Milky Way). They build a classification table distinguishing stars, planets, moons, comets, asteroids, and galaxies, and connect each class of object to the universe's evolutionary timeline from Lesson 2.</w:t>
+            </w:r>
+          </w:p>
+          <w:p>
+            <w:pPr>
+              <w:spacing w:after="40" w:before="0"/>
+              <w:jc w:val="left"/>
+            </w:pPr>
+            <w:r>
+              <w:rPr>
+                <w:rFonts w:ascii="Arial" w:cs="Arial" w:eastAsia="Arial" w:hAnsi="Arial"/>
+                <w:b w:val="false"/>
+                <w:bCs w:val="false"/>
+                <w:i w:val="false"/>
+                <w:iCs w:val="false"/>
+                <w:color w:val="000000"/>
+                <w:sz w:val="18"/>
+                <w:szCs w:val="18"/>
+              </w:rPr>
+              <w:t xml:space="preserve"/>
+            </w:r>
+          </w:p>
+          <w:p>
+            <w:pPr>
+              <w:spacing w:after="40" w:before="0"/>
+              <w:jc w:val="left"/>
+            </w:pPr>
+            <w:r>
+              <w:rPr>
+                <w:rFonts w:ascii="Arial" w:cs="Arial" w:eastAsia="Arial" w:hAnsi="Arial"/>
+                <w:b w:val="false"/>
+                <w:bCs w:val="false"/>
+                <w:i w:val="false"/>
+                <w:iCs w:val="false"/>
+                <w:color w:val="000000"/>
+                <w:sz w:val="18"/>
+                <w:szCs w:val="18"/>
+              </w:rPr>
+              <w:t xml:space="preserve">Lesson 4 – The Solar System: Structure and Scale: Learners investigate the structure, composition, and extraordinary scale of the Solar System using a scaled model activity (e.g., using a toilet paper roll to represent AU distances). They explain why planets orbit the Sun rather than flying off into space, introducing the concept of gravitational force as the organising principle.</w:t>
+            </w:r>
+          </w:p>
+          <w:p>
+            <w:pPr>
+              <w:spacing w:after="40" w:before="0"/>
+              <w:jc w:val="left"/>
+            </w:pPr>
+            <w:r>
+              <w:rPr>
+                <w:rFonts w:ascii="Arial" w:cs="Arial" w:eastAsia="Arial" w:hAnsi="Arial"/>
+                <w:b w:val="false"/>
+                <w:bCs w:val="false"/>
+                <w:i w:val="false"/>
+                <w:iCs w:val="false"/>
+                <w:color w:val="000000"/>
+                <w:sz w:val="18"/>
+                <w:szCs w:val="18"/>
+              </w:rPr>
+              <w:t xml:space="preserve"/>
+            </w:r>
+          </w:p>
+          <w:p>
+            <w:pPr>
+              <w:spacing w:after="40" w:before="0"/>
+              <w:jc w:val="left"/>
+            </w:pPr>
+            <w:r>
+              <w:rPr>
+                <w:rFonts w:ascii="Arial" w:cs="Arial" w:eastAsia="Arial" w:hAnsi="Arial"/>
+                <w:b w:val="false"/>
+                <w:bCs w:val="false"/>
+                <w:i w:val="false"/>
+                <w:iCs w:val="false"/>
+                <w:color w:val="000000"/>
+                <w:sz w:val="18"/>
+                <w:szCs w:val="18"/>
+              </w:rPr>
+              <w:t xml:space="preserve">Lesson 5 – Planetary Motion and Kepler's Laws: Using the PhET "Gravity and Orbits" simulation and real orbital data for Solar System planets, learners derive and apply Kepler's Three Laws. They mathematically verify Kepler's Third Law (T² ∝ r³) using data for Earth, Mars, and Jupiter, and revise their solar system models to show elliptical rather than circular orbits.</w:t>
+            </w:r>
+          </w:p>
+          <w:p>
+            <w:pPr>
+              <w:spacing w:after="40" w:before="0"/>
+              <w:jc w:val="left"/>
+            </w:pPr>
+            <w:r>
+              <w:rPr>
+                <w:rFonts w:ascii="Arial" w:cs="Arial" w:eastAsia="Arial" w:hAnsi="Arial"/>
+                <w:b w:val="false"/>
+                <w:bCs w:val="false"/>
+                <w:i w:val="false"/>
+                <w:iCs w:val="false"/>
+                <w:color w:val="000000"/>
+                <w:sz w:val="18"/>
+                <w:szCs w:val="18"/>
+              </w:rPr>
+              <w:t xml:space="preserve"/>
+            </w:r>
+          </w:p>
+          <w:p>
+            <w:pPr>
+              <w:spacing w:after="40" w:before="0"/>
+              <w:jc w:val="left"/>
+            </w:pPr>
+            <w:r>
+              <w:rPr>
+                <w:rFonts w:ascii="Arial" w:cs="Arial" w:eastAsia="Arial" w:hAnsi="Arial"/>
+                <w:b w:val="false"/>
+                <w:bCs w:val="false"/>
+                <w:i w:val="false"/>
+                <w:iCs w:val="false"/>
+                <w:color w:val="000000"/>
+                <w:sz w:val="18"/>
+                <w:szCs w:val="18"/>
+              </w:rPr>
+              <w:t xml:space="preserve">Lesson 6 – Gravitational Forces in Space: Learners deepen their understanding of gravity as the universal force governing all orbital motion — from the Moon orbiting Earth to Earth orbiting the Sun. They investigate the tidal effects of the Moon on Lake Victoria and ocean coastlines in Mombasa, connecting gravitational theory to observable Earth phenomena and supporting the anchoring phenomenon thread.</w:t>
+            </w:r>
+          </w:p>
+          <w:p>
+            <w:pPr>
+              <w:spacing w:after="40" w:before="0"/>
+              <w:jc w:val="left"/>
+            </w:pPr>
+            <w:r>
+              <w:rPr>
+                <w:rFonts w:ascii="Arial" w:cs="Arial" w:eastAsia="Arial" w:hAnsi="Arial"/>
+                <w:b w:val="false"/>
+                <w:bCs w:val="false"/>
+                <w:i w:val="false"/>
+                <w:iCs w:val="false"/>
+                <w:color w:val="000000"/>
+                <w:sz w:val="18"/>
+                <w:szCs w:val="18"/>
+              </w:rPr>
+              <w:t xml:space="preserve"/>
+            </w:r>
+          </w:p>
+          <w:p>
+            <w:pPr>
+              <w:spacing w:after="40" w:before="0"/>
+              <w:jc w:val="left"/>
+            </w:pPr>
+            <w:r>
+              <w:rPr>
+                <w:rFonts w:ascii="Arial" w:cs="Arial" w:eastAsia="Arial" w:hAnsi="Arial"/>
+                <w:b w:val="false"/>
+                <w:bCs w:val="false"/>
+                <w:i w:val="false"/>
+                <w:iCs w:val="false"/>
+                <w:color w:val="000000"/>
+                <w:sz w:val="18"/>
+                <w:szCs w:val="18"/>
+              </w:rPr>
+              <w:t xml:space="preserve">Lesson 7 – Telescopes: Windows to the Universe: Learners investigate how telescopes work (refraction, reflection, and radio wave detection) and why they are essential for space science — since direct travel to distant objects is impossible. Using Virtual Telescope Project livestreams and video profiles of the Hubble and James Webb Space Telescopes, learners explain how humans gather evidence about the universe without leaving Earth, directly addressing the driving question.</w:t>
+            </w:r>
+          </w:p>
+          <w:p>
+            <w:pPr>
+              <w:spacing w:after="40" w:before="0"/>
+              <w:jc w:val="left"/>
+            </w:pPr>
+            <w:r>
+              <w:rPr>
+                <w:rFonts w:ascii="Arial" w:cs="Arial" w:eastAsia="Arial" w:hAnsi="Arial"/>
+                <w:b w:val="false"/>
+                <w:bCs w:val="false"/>
+                <w:i w:val="false"/>
+                <w:iCs w:val="false"/>
+                <w:color w:val="000000"/>
+                <w:sz w:val="18"/>
+                <w:szCs w:val="18"/>
+              </w:rPr>
+              <w:t xml:space="preserve"/>
+            </w:r>
+          </w:p>
+          <w:p>
+            <w:pPr>
+              <w:spacing w:after="40" w:before="0"/>
+              <w:jc w:val="left"/>
+            </w:pPr>
+            <w:r>
+              <w:rPr>
+                <w:rFonts w:ascii="Arial" w:cs="Arial" w:eastAsia="Arial" w:hAnsi="Arial"/>
+                <w:b w:val="false"/>
+                <w:bCs w:val="false"/>
+                <w:i w:val="false"/>
+                <w:iCs w:val="false"/>
+                <w:color w:val="000000"/>
+                <w:sz w:val="18"/>
+                <w:szCs w:val="18"/>
+              </w:rPr>
+              <w:t xml:space="preserve">Lesson 8 – History of Space Exploration: Learners trace the timeline of human space exploration from Sputnik (1957) through the Apollo Moon landings, Mars rovers, and the James Webb Space Telescope, examining what each mission revealed. They also explore Kenya's connection through the Kenya Space Agency (KSA) and Africa's role in the Square Kilometre Array (SKA) project in South Africa.</w:t>
+            </w:r>
+          </w:p>
+          <w:p>
+            <w:pPr>
+              <w:spacing w:after="40" w:before="0"/>
+              <w:jc w:val="left"/>
+            </w:pPr>
+            <w:r>
+              <w:rPr>
+                <w:rFonts w:ascii="Arial" w:cs="Arial" w:eastAsia="Arial" w:hAnsi="Arial"/>
+                <w:b w:val="false"/>
+                <w:bCs w:val="false"/>
+                <w:i w:val="false"/>
+                <w:iCs w:val="false"/>
+                <w:color w:val="000000"/>
+                <w:sz w:val="18"/>
+                <w:szCs w:val="18"/>
+              </w:rPr>
+              <w:t xml:space="preserve"/>
+            </w:r>
+          </w:p>
+          <w:p>
+            <w:pPr>
+              <w:spacing w:after="40" w:before="0"/>
+              <w:jc w:val="left"/>
+            </w:pPr>
+            <w:r>
+              <w:rPr>
+                <w:rFonts w:ascii="Arial" w:cs="Arial" w:eastAsia="Arial" w:hAnsi="Arial"/>
+                <w:b w:val="false"/>
+                <w:bCs w:val="false"/>
+                <w:i w:val="false"/>
+                <w:iCs w:val="false"/>
+                <w:color w:val="000000"/>
+                <w:sz w:val="18"/>
+                <w:szCs w:val="18"/>
+              </w:rPr>
+              <w:t xml:space="preserve">Lesson 9 – Space Phenomena and Effects on Earth: Learners investigate how space phenomena — solar flares, geomagnetic storms, eclipses, and tidal forces — affect life on Earth, using the supporting phenomenon of the 2024 geomagnetic storm's effect on Kenyan radio communications. They construct explanations linking solar activity to real impacts on Kenyan infrastructure, weather, and agriculture.</w:t>
+            </w:r>
+          </w:p>
+          <w:p>
+            <w:pPr>
+              <w:spacing w:after="40" w:before="0"/>
+              <w:jc w:val="left"/>
+            </w:pPr>
+            <w:r>
+              <w:rPr>
+                <w:rFonts w:ascii="Arial" w:cs="Arial" w:eastAsia="Arial" w:hAnsi="Arial"/>
+                <w:b w:val="false"/>
+                <w:bCs w:val="false"/>
+                <w:i w:val="false"/>
+                <w:iCs w:val="false"/>
+                <w:color w:val="000000"/>
+                <w:sz w:val="18"/>
+                <w:szCs w:val="18"/>
+              </w:rPr>
+              <w:t xml:space="preserve"/>
+            </w:r>
+          </w:p>
+          <w:p>
+            <w:pPr>
+              <w:spacing w:after="40" w:before="0"/>
+              <w:jc w:val="left"/>
+            </w:pPr>
+            <w:r>
+              <w:rPr>
+                <w:rFonts w:ascii="Arial" w:cs="Arial" w:eastAsia="Arial" w:hAnsi="Arial"/>
+                <w:b w:val="false"/>
+                <w:bCs w:val="false"/>
+                <w:i w:val="false"/>
+                <w:iCs w:val="false"/>
+                <w:color w:val="000000"/>
+                <w:sz w:val="18"/>
+                <w:szCs w:val="18"/>
+              </w:rPr>
+              <w:t xml:space="preserve">Lesson 10 – Careers in Space Physics: Learners research and present profiles of space scientists and engineers — with emphasis on African and Kenyan professionals — connecting sub-strand content to career pathways through the Kenya Space Agency, universities, meteorological services, and telecommunications. Gender equity in space careers is explicitly addressed as a PCI focus.</w:t>
+            </w:r>
+          </w:p>
+          <w:p>
+            <w:pPr>
+              <w:spacing w:after="40" w:before="0"/>
+              <w:jc w:val="left"/>
+            </w:pPr>
+            <w:r>
+              <w:rPr>
+                <w:rFonts w:ascii="Arial" w:cs="Arial" w:eastAsia="Arial" w:hAnsi="Arial"/>
+                <w:b w:val="false"/>
+                <w:bCs w:val="false"/>
+                <w:i w:val="false"/>
+                <w:iCs w:val="false"/>
+                <w:color w:val="000000"/>
+                <w:sz w:val="18"/>
+                <w:szCs w:val="18"/>
+              </w:rPr>
+              <w:t xml:space="preserve"/>
+            </w:r>
+          </w:p>
+          <w:p>
+            <w:pPr>
+              <w:spacing w:after="40" w:before="0"/>
+              <w:jc w:val="left"/>
+            </w:pPr>
+            <w:r>
+              <w:rPr>
+                <w:rFonts w:ascii="Arial" w:cs="Arial" w:eastAsia="Arial" w:hAnsi="Arial"/>
+                <w:b w:val="false"/>
+                <w:bCs w:val="false"/>
+                <w:i w:val="false"/>
+                <w:iCs w:val="false"/>
+                <w:color w:val="000000"/>
+                <w:sz w:val="18"/>
+                <w:szCs w:val="18"/>
+              </w:rPr>
+              <w:t xml:space="preserve">Lesson 11 – Consolidation and Evidence Review: Using a teacher-provided three-column template (Lesson Title | What Was Learned | How It Explains the Phenomenon), learners collaboratively synthesise all 11 lessons into a coherent evidence-based narrative answering the driving question. The Driving Question Board is reviewed, with all remaining questions addressed or flagged for future study.</w:t>
+            </w:r>
+          </w:p>
+          <w:p>
+            <w:pPr>
+              <w:spacing w:after="40" w:before="0"/>
+              <w:jc w:val="left"/>
+            </w:pPr>
+            <w:r>
+              <w:rPr>
+                <w:rFonts w:ascii="Arial" w:cs="Arial" w:eastAsia="Arial" w:hAnsi="Arial"/>
+                <w:b w:val="false"/>
+                <w:bCs w:val="false"/>
+                <w:i w:val="false"/>
+                <w:iCs w:val="false"/>
+                <w:color w:val="000000"/>
+                <w:sz w:val="18"/>
+                <w:szCs w:val="18"/>
+              </w:rPr>
+              <w:t xml:space="preserve"/>
+            </w:r>
+          </w:p>
+          <w:p>
+            <w:pPr>
+              <w:spacing w:after="40" w:before="0"/>
+              <w:jc w:val="left"/>
+            </w:pPr>
+            <w:r>
+              <w:rPr>
+                <w:rFonts w:ascii="Arial" w:cs="Arial" w:eastAsia="Arial" w:hAnsi="Arial"/>
+                <w:b w:val="false"/>
+                <w:bCs w:val="false"/>
+                <w:i w:val="false"/>
+                <w:iCs w:val="false"/>
+                <w:color w:val="000000"/>
+                <w:sz w:val="18"/>
+                <w:szCs w:val="18"/>
+              </w:rPr>
+              <w:t xml:space="preserve">Lesson 12 – Model Building and Final Presentation: Learners complete and present their cumulative visual models of the universe — from the Big Bang to the present night sky above Nairobi — incorporating all key concepts: the Big Bang, stellar evolution, Solar System structure, orbital mechanics, gravitational forces, telescopic evidence, and space exploration history. Peers provide structured feedback and learners reflect on how their understanding has changed from Lesson 1.</w:t>
+            </w:r>
+          </w:p>
+        </w:tc>
+      </w:tr>
+      <w:tr>
+        <w:tc>
+          <w:tcPr>
+            <w:tcW w:type="dxa" w:w="3000"/>
+            <w:shd w:fill="EAD1F5" w:color="auto" w:val="clear"/>
+            <w:tcMar>
+              <w:top w:type="dxa" w:w="60"/>
+              <w:left w:type="dxa" w:w="120"/>
+              <w:bottom w:type="dxa" w:w="60"/>
+              <w:right w:type="dxa" w:w="120"/>
+            </w:tcMar>
+            <w:vAlign w:val="top"/>
+          </w:tcPr>
+          <w:p>
+            <w:pPr>
+              <w:spacing w:after="40" w:before="0"/>
+              <w:jc w:val="left"/>
+            </w:pPr>
+            <w:r>
+              <w:rPr>
+                <w:rFonts w:ascii="Arial" w:cs="Arial" w:eastAsia="Arial" w:hAnsi="Arial"/>
+                <w:b/>
+                <w:bCs/>
+                <w:i w:val="false"/>
+                <w:iCs w:val="false"/>
+                <w:color w:val="000000"/>
+                <w:sz w:val="18"/>
+                <w:szCs w:val="18"/>
+              </w:rPr>
+              <w:t xml:space="preserve">Supporting Phenomena</w:t>
+            </w:r>
+          </w:p>
+        </w:tc>
+        <w:tc>
+          <w:tcPr>
+            <w:tcW w:type="dxa" w:w="10680"/>
+            <w:shd w:fill="FFFFFF" w:color="auto" w:val="clear"/>
+            <w:tcMar>
+              <w:top w:type="dxa" w:w="60"/>
+              <w:left w:type="dxa" w:w="120"/>
+              <w:bottom w:type="dxa" w:w="60"/>
+              <w:right w:type="dxa" w:w="120"/>
+            </w:tcMar>
+            <w:vAlign w:val="top"/>
+          </w:tcPr>
+          <w:p>
+            <w:pPr>
+              <w:spacing w:after="30" w:before="0"/>
+              <w:ind w:left="360" w:hanging="180"/>
+              <w:jc w:val="left"/>
+            </w:pPr>
+            <w:r>
+              <w:rPr>
+                <w:rFonts w:ascii="Arial" w:cs="Arial" w:eastAsia="Arial" w:hAnsi="Arial"/>
+                <w:b w:val="false"/>
+                <w:bCs w:val="false"/>
+                <w:i w:val="false"/>
+                <w:iCs w:val="false"/>
+                <w:color w:val="000000"/>
+                <w:sz w:val="18"/>
+                <w:szCs w:val="18"/>
+              </w:rPr>
+              <w:t xml:space="preserve">–  A time-lapse video of the night sky filmed from Amboseli National Park shows stars tracing arc paths across the sky over several hours — raising the question of whether the stars are moving or the Earth is rotating, and connecting to planetary motion and reference frames.</w:t>
+            </w:r>
+          </w:p>
+          <w:p>
+            <w:pPr>
+              <w:spacing w:after="30" w:before="0"/>
+              <w:ind w:left="360" w:hanging="180"/>
+              <w:jc w:val="left"/>
+            </w:pPr>
+            <w:r>
+              <w:rPr>
+                <w:rFonts w:ascii="Arial" w:cs="Arial" w:eastAsia="Arial" w:hAnsi="Arial"/>
+                <w:b w:val="false"/>
+                <w:bCs w:val="false"/>
+                <w:i w:val="false"/>
+                <w:iCs w:val="false"/>
+                <w:color w:val="000000"/>
+                <w:sz w:val="18"/>
+                <w:szCs w:val="18"/>
+              </w:rPr>
+              <w:t xml:space="preserve">–  Photographs of the cosmic microwave background (CMB) radiation taken by the Planck satellite show faint temperature ripples spread uniformly across the entire sky — puzzling because this "afterglow" of the Big Bang looks the same in every direction, as if the entire universe shares a single origin point.</w:t>
+            </w:r>
+          </w:p>
+          <w:p>
+            <w:pPr>
+              <w:spacing w:after="30" w:before="0"/>
+              <w:ind w:left="360" w:hanging="180"/>
+              <w:jc w:val="left"/>
+            </w:pPr>
+            <w:r>
+              <w:rPr>
+                <w:rFonts w:ascii="Arial" w:cs="Arial" w:eastAsia="Arial" w:hAnsi="Arial"/>
+                <w:b w:val="false"/>
+                <w:bCs w:val="false"/>
+                <w:i w:val="false"/>
+                <w:iCs w:val="false"/>
+                <w:color w:val="000000"/>
+                <w:sz w:val="18"/>
+                <w:szCs w:val="18"/>
+              </w:rPr>
+              <w:t xml:space="preserve">–  A Kenya Meteorological Department report on a geomagnetic storm that disrupted radio communications across East Africa prompts the question: how can an event occurring 150 million kilometres away on the Sun affect everyday technology in Nairobi?</w:t>
+            </w:r>
+          </w:p>
+          <w:p>
+            <w:pPr>
+              <w:spacing w:after="30" w:before="0"/>
+              <w:ind w:left="360" w:hanging="180"/>
+              <w:jc w:val="left"/>
+            </w:pPr>
+            <w:r>
+              <w:rPr>
+                <w:rFonts w:ascii="Arial" w:cs="Arial" w:eastAsia="Arial" w:hAnsi="Arial"/>
+                <w:b w:val="false"/>
+                <w:bCs w:val="false"/>
+                <w:i w:val="false"/>
+                <w:iCs w:val="false"/>
+                <w:color w:val="000000"/>
+                <w:sz w:val="18"/>
+                <w:szCs w:val="18"/>
+              </w:rPr>
+              <w:t xml:space="preserve">–  During a total solar eclipse visible from parts of East Africa, the Moon perfectly covers the Sun's disc — a striking coincidence of apparent size that invites inquiry into the relative distances and sizes of celestial bodies and the geometry of the Earth–Moon–Sun system.</w:t>
+            </w:r>
+          </w:p>
+        </w:tc>
+      </w:tr>
+    </w:tbl>
+    <w:p>
+      <w:pPr>
+        <w:spacing w:after="120"/>
+      </w:pPr>
+      <w:r>
+        <w:t xml:space="preserve"/>
       </w:r>
     </w:p>
     <w:p>
@@ -150,7 +2731,7 @@
         </w:rPr>
         <w:t xml:space="preserve">© 2026 SeaVuria and ARES. This work is licensed under a </w:t>
       </w:r>
-      <w:hyperlink w:history="1" r:id="rId6e3rtqy_dkwf_cwolc2aa">
+      <w:hyperlink w:history="1" r:id="rId2on7ajwuuijqqhr-k2zb9">
         <w:r>
           <w:rPr>
             <w:rFonts w:ascii="Arial" w:cs="Arial" w:eastAsia="Arial" w:hAnsi="Arial"/>
@@ -170,7 +2751,7 @@
         </w:rPr>
         <w:t xml:space="preserve"> (</w:t>
       </w:r>
-      <w:hyperlink w:history="1" r:id="rId1skxlx4yvd9nufll3nnss">
+      <w:hyperlink w:history="1" r:id="rIdemuxkgjdse1drvil8mwkd">
         <w:r>
           <w:rPr>
             <w:rFonts w:ascii="Arial" w:cs="Arial" w:eastAsia="Arial" w:hAnsi="Arial"/>
@@ -190,7 +2771,7 @@
         </w:rPr>
         <w:t xml:space="preserve">). To view a copy of this license, visit </w:t>
       </w:r>
-      <w:hyperlink w:history="1" r:id="rIdjz9d9vgvqbghnhiiaxmmt">
+      <w:hyperlink w:history="1" r:id="rIdqcboauiqcjh4tgtprlt5h">
         <w:r>
           <w:rPr>
             <w:rFonts w:ascii="Arial" w:cs="Arial" w:eastAsia="Arial" w:hAnsi="Arial"/>
@@ -209,2587 +2790,6 @@
           <w:szCs w:val="17"/>
         </w:rPr>
         <w:t xml:space="preserve">. You are free to copy, redistribute, and adapt this material in any medium or format, provided appropriate credit is given and the material is not used for commercial purposes. KICD learning outcomes and curriculum designations reproduced here for alignment purposes remain the property of KICD and are not covered by this license. Linked external resources (e.g. CK-12, Khan Academy, PhET) are subject to their own licenses.</w:t>
-      </w:r>
-    </w:p>
-    <w:p>
-      <w:pPr>
-        <w:spacing w:after="120"/>
-      </w:pPr>
-      <w:r>
-        <w:t xml:space="preserve"/>
-      </w:r>
-    </w:p>
-    <w:tbl>
-      <w:tblPr>
-        <w:tblW w:type="dxa" w:w="13680"/>
-        <w:tblBorders>
-          <w:top w:val="single" w:color="AAAAAA" w:sz="4"/>
-          <w:left w:val="single" w:color="AAAAAA" w:sz="4"/>
-          <w:bottom w:val="single" w:color="AAAAAA" w:sz="4"/>
-          <w:right w:val="single" w:color="AAAAAA" w:sz="4"/>
-          <w:insideH w:val="single" w:color="auto" w:sz="4"/>
-          <w:insideV w:val="single" w:color="auto" w:sz="4"/>
-        </w:tblBorders>
-        <w:tblLayout w:type="fixed"/>
-      </w:tblPr>
-      <w:tblGrid>
-        <w:gridCol w:w="3000"/>
-        <w:gridCol w:w="10680"/>
-      </w:tblGrid>
-      <w:tr>
-        <w:tc>
-          <w:tcPr>
-            <w:tcW w:type="dxa" w:w="13680"/>
-            <w:gridSpan w:val="2"/>
-            <w:shd w:fill="1F3864" w:color="auto" w:val="clear"/>
-            <w:tcMar>
-              <w:top w:type="dxa" w:w="60"/>
-              <w:left w:type="dxa" w:w="120"/>
-              <w:bottom w:type="dxa" w:w="60"/>
-              <w:right w:type="dxa" w:w="120"/>
-            </w:tcMar>
-            <w:vAlign w:val="top"/>
-          </w:tcPr>
-          <w:p>
-            <w:pPr>
-              <w:spacing w:after="40" w:before="0"/>
-              <w:jc w:val="center"/>
-            </w:pPr>
-            <w:r>
-              <w:rPr>
-                <w:rFonts w:ascii="Arial" w:cs="Arial" w:eastAsia="Arial" w:hAnsi="Arial"/>
-                <w:b/>
-                <w:bCs/>
-                <w:i w:val="false"/>
-                <w:iCs w:val="false"/>
-                <w:color w:val="FFFFFF"/>
-                <w:sz w:val="22"/>
-                <w:szCs w:val="22"/>
-              </w:rPr>
-              <w:t xml:space="preserve">SUB-STRAND OVERVIEW</w:t>
-            </w:r>
-          </w:p>
-        </w:tc>
-      </w:tr>
-      <w:tr>
-        <w:tc>
-          <w:tcPr>
-            <w:tcW w:type="dxa" w:w="3000"/>
-            <w:shd w:fill="D5E8F0" w:color="auto" w:val="clear"/>
-            <w:tcMar>
-              <w:top w:type="dxa" w:w="60"/>
-              <w:left w:type="dxa" w:w="120"/>
-              <w:bottom w:type="dxa" w:w="60"/>
-              <w:right w:type="dxa" w:w="120"/>
-            </w:tcMar>
-            <w:vAlign w:val="top"/>
-          </w:tcPr>
-          <w:p>
-            <w:pPr>
-              <w:spacing w:after="40" w:before="0"/>
-              <w:jc w:val="left"/>
-            </w:pPr>
-            <w:r>
-              <w:rPr>
-                <w:rFonts w:ascii="Arial" w:cs="Arial" w:eastAsia="Arial" w:hAnsi="Arial"/>
-                <w:b/>
-                <w:bCs/>
-                <w:i w:val="false"/>
-                <w:iCs w:val="false"/>
-                <w:color w:val="000000"/>
-                <w:sz w:val="18"/>
-                <w:szCs w:val="18"/>
-              </w:rPr>
-              <w:t xml:space="preserve">Grade Level</w:t>
-            </w:r>
-          </w:p>
-        </w:tc>
-        <w:tc>
-          <w:tcPr>
-            <w:tcW w:type="dxa" w:w="10680"/>
-            <w:shd w:fill="FFFFFF" w:color="auto" w:val="clear"/>
-            <w:tcMar>
-              <w:top w:type="dxa" w:w="60"/>
-              <w:left w:type="dxa" w:w="120"/>
-              <w:bottom w:type="dxa" w:w="60"/>
-              <w:right w:type="dxa" w:w="120"/>
-            </w:tcMar>
-            <w:vAlign w:val="top"/>
-          </w:tcPr>
-          <w:p>
-            <w:pPr>
-              <w:spacing w:after="40" w:before="0"/>
-              <w:jc w:val="left"/>
-            </w:pPr>
-            <w:r>
-              <w:rPr>
-                <w:rFonts w:ascii="Arial" w:cs="Arial" w:eastAsia="Arial" w:hAnsi="Arial"/>
-                <w:b w:val="false"/>
-                <w:bCs w:val="false"/>
-                <w:i w:val="false"/>
-                <w:iCs w:val="false"/>
-                <w:color w:val="000000"/>
-                <w:sz w:val="18"/>
-                <w:szCs w:val="18"/>
-              </w:rPr>
-              <w:t xml:space="preserve">10</w:t>
-            </w:r>
-          </w:p>
-        </w:tc>
-      </w:tr>
-      <w:tr>
-        <w:tc>
-          <w:tcPr>
-            <w:tcW w:type="dxa" w:w="3000"/>
-            <w:shd w:fill="D5E8F0" w:color="auto" w:val="clear"/>
-            <w:tcMar>
-              <w:top w:type="dxa" w:w="60"/>
-              <w:left w:type="dxa" w:w="120"/>
-              <w:bottom w:type="dxa" w:w="60"/>
-              <w:right w:type="dxa" w:w="120"/>
-            </w:tcMar>
-            <w:vAlign w:val="top"/>
-          </w:tcPr>
-          <w:p>
-            <w:pPr>
-              <w:spacing w:after="40" w:before="0"/>
-              <w:jc w:val="left"/>
-            </w:pPr>
-            <w:r>
-              <w:rPr>
-                <w:rFonts w:ascii="Arial" w:cs="Arial" w:eastAsia="Arial" w:hAnsi="Arial"/>
-                <w:b/>
-                <w:bCs/>
-                <w:i w:val="false"/>
-                <w:iCs w:val="false"/>
-                <w:color w:val="000000"/>
-                <w:sz w:val="18"/>
-                <w:szCs w:val="18"/>
-              </w:rPr>
-              <w:t xml:space="preserve">Subject</w:t>
-            </w:r>
-          </w:p>
-        </w:tc>
-        <w:tc>
-          <w:tcPr>
-            <w:tcW w:type="dxa" w:w="10680"/>
-            <w:shd w:fill="FFFFFF" w:color="auto" w:val="clear"/>
-            <w:tcMar>
-              <w:top w:type="dxa" w:w="60"/>
-              <w:left w:type="dxa" w:w="120"/>
-              <w:bottom w:type="dxa" w:w="60"/>
-              <w:right w:type="dxa" w:w="120"/>
-            </w:tcMar>
-            <w:vAlign w:val="top"/>
-          </w:tcPr>
-          <w:p>
-            <w:pPr>
-              <w:spacing w:after="40" w:before="0"/>
-              <w:jc w:val="left"/>
-            </w:pPr>
-            <w:r>
-              <w:rPr>
-                <w:rFonts w:ascii="Arial" w:cs="Arial" w:eastAsia="Arial" w:hAnsi="Arial"/>
-                <w:b w:val="false"/>
-                <w:bCs w:val="false"/>
-                <w:i w:val="false"/>
-                <w:iCs w:val="false"/>
-                <w:color w:val="000000"/>
-                <w:sz w:val="18"/>
-                <w:szCs w:val="18"/>
-              </w:rPr>
-              <w:t xml:space="preserve">Physics</w:t>
-            </w:r>
-          </w:p>
-        </w:tc>
-      </w:tr>
-      <w:tr>
-        <w:tc>
-          <w:tcPr>
-            <w:tcW w:type="dxa" w:w="3000"/>
-            <w:shd w:fill="D5E8F0" w:color="auto" w:val="clear"/>
-            <w:tcMar>
-              <w:top w:type="dxa" w:w="60"/>
-              <w:left w:type="dxa" w:w="120"/>
-              <w:bottom w:type="dxa" w:w="60"/>
-              <w:right w:type="dxa" w:w="120"/>
-            </w:tcMar>
-            <w:vAlign w:val="top"/>
-          </w:tcPr>
-          <w:p>
-            <w:pPr>
-              <w:spacing w:after="40" w:before="0"/>
-              <w:jc w:val="left"/>
-            </w:pPr>
-            <w:r>
-              <w:rPr>
-                <w:rFonts w:ascii="Arial" w:cs="Arial" w:eastAsia="Arial" w:hAnsi="Arial"/>
-                <w:b/>
-                <w:bCs/>
-                <w:i w:val="false"/>
-                <w:iCs w:val="false"/>
-                <w:color w:val="000000"/>
-                <w:sz w:val="18"/>
-                <w:szCs w:val="18"/>
-              </w:rPr>
-              <w:t xml:space="preserve">Strand</w:t>
-            </w:r>
-          </w:p>
-        </w:tc>
-        <w:tc>
-          <w:tcPr>
-            <w:tcW w:type="dxa" w:w="10680"/>
-            <w:shd w:fill="FFFFFF" w:color="auto" w:val="clear"/>
-            <w:tcMar>
-              <w:top w:type="dxa" w:w="60"/>
-              <w:left w:type="dxa" w:w="120"/>
-              <w:bottom w:type="dxa" w:w="60"/>
-              <w:right w:type="dxa" w:w="120"/>
-            </w:tcMar>
-            <w:vAlign w:val="top"/>
-          </w:tcPr>
-          <w:p>
-            <w:pPr>
-              <w:spacing w:after="40" w:before="0"/>
-              <w:jc w:val="left"/>
-            </w:pPr>
-            <w:r>
-              <w:rPr>
-                <w:rFonts w:ascii="Arial" w:cs="Arial" w:eastAsia="Arial" w:hAnsi="Arial"/>
-                <w:b w:val="false"/>
-                <w:bCs w:val="false"/>
-                <w:i w:val="false"/>
-                <w:iCs w:val="false"/>
-                <w:color w:val="000000"/>
-                <w:sz w:val="18"/>
-                <w:szCs w:val="18"/>
-              </w:rPr>
-              <w:t xml:space="preserve">Strand 4.0: Space Physics</w:t>
-            </w:r>
-          </w:p>
-        </w:tc>
-      </w:tr>
-      <w:tr>
-        <w:tc>
-          <w:tcPr>
-            <w:tcW w:type="dxa" w:w="3000"/>
-            <w:shd w:fill="D5E8F0" w:color="auto" w:val="clear"/>
-            <w:tcMar>
-              <w:top w:type="dxa" w:w="60"/>
-              <w:left w:type="dxa" w:w="120"/>
-              <w:bottom w:type="dxa" w:w="60"/>
-              <w:right w:type="dxa" w:w="120"/>
-            </w:tcMar>
-            <w:vAlign w:val="top"/>
-          </w:tcPr>
-          <w:p>
-            <w:pPr>
-              <w:spacing w:after="40" w:before="0"/>
-              <w:jc w:val="left"/>
-            </w:pPr>
-            <w:r>
-              <w:rPr>
-                <w:rFonts w:ascii="Arial" w:cs="Arial" w:eastAsia="Arial" w:hAnsi="Arial"/>
-                <w:b/>
-                <w:bCs/>
-                <w:i w:val="false"/>
-                <w:iCs w:val="false"/>
-                <w:color w:val="000000"/>
-                <w:sz w:val="18"/>
-                <w:szCs w:val="18"/>
-              </w:rPr>
-              <w:t xml:space="preserve">Sub-Strand</w:t>
-            </w:r>
-          </w:p>
-        </w:tc>
-        <w:tc>
-          <w:tcPr>
-            <w:tcW w:type="dxa" w:w="10680"/>
-            <w:shd w:fill="FFFFFF" w:color="auto" w:val="clear"/>
-            <w:tcMar>
-              <w:top w:type="dxa" w:w="60"/>
-              <w:left w:type="dxa" w:w="120"/>
-              <w:bottom w:type="dxa" w:w="60"/>
-              <w:right w:type="dxa" w:w="120"/>
-            </w:tcMar>
-            <w:vAlign w:val="top"/>
-          </w:tcPr>
-          <w:p>
-            <w:pPr>
-              <w:spacing w:after="40" w:before="0"/>
-              <w:jc w:val="left"/>
-            </w:pPr>
-            <w:r>
-              <w:rPr>
-                <w:rFonts w:ascii="Arial" w:cs="Arial" w:eastAsia="Arial" w:hAnsi="Arial"/>
-                <w:b w:val="false"/>
-                <w:bCs w:val="false"/>
-                <w:i w:val="false"/>
-                <w:iCs w:val="false"/>
-                <w:color w:val="000000"/>
-                <w:sz w:val="18"/>
-                <w:szCs w:val="18"/>
-              </w:rPr>
-              <w:t xml:space="preserve">Sub-Strand 4.2: Introduction to Space Physics</w:t>
-            </w:r>
-          </w:p>
-        </w:tc>
-      </w:tr>
-      <w:tr>
-        <w:tc>
-          <w:tcPr>
-            <w:tcW w:type="dxa" w:w="3000"/>
-            <w:shd w:fill="D5E8F0" w:color="auto" w:val="clear"/>
-            <w:tcMar>
-              <w:top w:type="dxa" w:w="60"/>
-              <w:left w:type="dxa" w:w="120"/>
-              <w:bottom w:type="dxa" w:w="60"/>
-              <w:right w:type="dxa" w:w="120"/>
-            </w:tcMar>
-            <w:vAlign w:val="top"/>
-          </w:tcPr>
-          <w:p>
-            <w:pPr>
-              <w:spacing w:after="40" w:before="0"/>
-              <w:jc w:val="left"/>
-            </w:pPr>
-            <w:r>
-              <w:rPr>
-                <w:rFonts w:ascii="Arial" w:cs="Arial" w:eastAsia="Arial" w:hAnsi="Arial"/>
-                <w:b/>
-                <w:bCs/>
-                <w:i w:val="false"/>
-                <w:iCs w:val="false"/>
-                <w:color w:val="000000"/>
-                <w:sz w:val="18"/>
-                <w:szCs w:val="18"/>
-              </w:rPr>
-              <w:t xml:space="preserve">Total Duration</w:t>
-            </w:r>
-          </w:p>
-        </w:tc>
-        <w:tc>
-          <w:tcPr>
-            <w:tcW w:type="dxa" w:w="10680"/>
-            <w:shd w:fill="FFFFFF" w:color="auto" w:val="clear"/>
-            <w:tcMar>
-              <w:top w:type="dxa" w:w="60"/>
-              <w:left w:type="dxa" w:w="120"/>
-              <w:bottom w:type="dxa" w:w="60"/>
-              <w:right w:type="dxa" w:w="120"/>
-            </w:tcMar>
-            <w:vAlign w:val="top"/>
-          </w:tcPr>
-          <w:p>
-            <w:pPr>
-              <w:spacing w:after="40" w:before="0"/>
-              <w:jc w:val="left"/>
-            </w:pPr>
-            <w:r>
-              <w:rPr>
-                <w:rFonts w:ascii="Arial" w:cs="Arial" w:eastAsia="Arial" w:hAnsi="Arial"/>
-                <w:b w:val="false"/>
-                <w:bCs w:val="false"/>
-                <w:i w:val="false"/>
-                <w:iCs w:val="false"/>
-                <w:color w:val="000000"/>
-                <w:sz w:val="18"/>
-                <w:szCs w:val="18"/>
-              </w:rPr>
-              <w:t xml:space="preserve">12 lessons × 40 minutes = 480 minutes total</w:t>
-            </w:r>
-          </w:p>
-        </w:tc>
-      </w:tr>
-      <w:tr>
-        <w:tc>
-          <w:tcPr>
-            <w:tcW w:type="dxa" w:w="3000"/>
-            <w:shd w:fill="D5E8F0" w:color="auto" w:val="clear"/>
-            <w:tcMar>
-              <w:top w:type="dxa" w:w="60"/>
-              <w:left w:type="dxa" w:w="120"/>
-              <w:bottom w:type="dxa" w:w="60"/>
-              <w:right w:type="dxa" w:w="120"/>
-            </w:tcMar>
-            <w:vAlign w:val="top"/>
-          </w:tcPr>
-          <w:p>
-            <w:pPr>
-              <w:spacing w:after="40" w:before="0"/>
-              <w:jc w:val="left"/>
-            </w:pPr>
-            <w:r>
-              <w:rPr>
-                <w:rFonts w:ascii="Arial" w:cs="Arial" w:eastAsia="Arial" w:hAnsi="Arial"/>
-                <w:b/>
-                <w:bCs/>
-                <w:i w:val="false"/>
-                <w:iCs w:val="false"/>
-                <w:color w:val="000000"/>
-                <w:sz w:val="18"/>
-                <w:szCs w:val="18"/>
-              </w:rPr>
-              <w:t xml:space="preserve">Sub-Strand Content</w:t>
-            </w:r>
-          </w:p>
-        </w:tc>
-        <w:tc>
-          <w:tcPr>
-            <w:tcW w:type="dxa" w:w="10680"/>
-            <w:shd w:fill="FFFFFF" w:color="auto" w:val="clear"/>
-            <w:tcMar>
-              <w:top w:type="dxa" w:w="60"/>
-              <w:left w:type="dxa" w:w="120"/>
-              <w:bottom w:type="dxa" w:w="60"/>
-              <w:right w:type="dxa" w:w="120"/>
-            </w:tcMar>
-            <w:vAlign w:val="top"/>
-          </w:tcPr>
-          <w:p>
-            <w:pPr>
-              <w:spacing w:after="30" w:before="0"/>
-              <w:ind w:left="360" w:hanging="180"/>
-              <w:jc w:val="left"/>
-            </w:pPr>
-            <w:r>
-              <w:rPr>
-                <w:rFonts w:ascii="Arial" w:cs="Arial" w:eastAsia="Arial" w:hAnsi="Arial"/>
-                <w:b w:val="false"/>
-                <w:bCs w:val="false"/>
-                <w:i w:val="false"/>
-                <w:iCs w:val="false"/>
-                <w:color w:val="000000"/>
-                <w:sz w:val="18"/>
-                <w:szCs w:val="18"/>
-              </w:rPr>
-              <w:t xml:space="preserve">–  The Big Bang Theory and the origin of the universe</w:t>
-            </w:r>
-          </w:p>
-          <w:p>
-            <w:pPr>
-              <w:spacing w:after="30" w:before="0"/>
-              <w:ind w:left="360" w:hanging="180"/>
-              <w:jc w:val="left"/>
-            </w:pPr>
-            <w:r>
-              <w:rPr>
-                <w:rFonts w:ascii="Arial" w:cs="Arial" w:eastAsia="Arial" w:hAnsi="Arial"/>
-                <w:b w:val="false"/>
-                <w:bCs w:val="false"/>
-                <w:i w:val="false"/>
-                <w:iCs w:val="false"/>
-                <w:color w:val="000000"/>
-                <w:sz w:val="18"/>
-                <w:szCs w:val="18"/>
-              </w:rPr>
-              <w:t xml:space="preserve">–  Evolution of the universe (formation of galaxies, stars, and planetary systems)</w:t>
-            </w:r>
-          </w:p>
-          <w:p>
-            <w:pPr>
-              <w:spacing w:after="30" w:before="0"/>
-              <w:ind w:left="360" w:hanging="180"/>
-              <w:jc w:val="left"/>
-            </w:pPr>
-            <w:r>
-              <w:rPr>
-                <w:rFonts w:ascii="Arial" w:cs="Arial" w:eastAsia="Arial" w:hAnsi="Arial"/>
-                <w:b w:val="false"/>
-                <w:bCs w:val="false"/>
-                <w:i w:val="false"/>
-                <w:iCs w:val="false"/>
-                <w:color w:val="000000"/>
-                <w:sz w:val="18"/>
-                <w:szCs w:val="18"/>
-              </w:rPr>
-              <w:t xml:space="preserve">–  Classification of celestial bodies (stars, planets, moons, asteroids, comets, nebulae, galaxies)</w:t>
-            </w:r>
-          </w:p>
-          <w:p>
-            <w:pPr>
-              <w:spacing w:after="30" w:before="0"/>
-              <w:ind w:left="360" w:hanging="180"/>
-              <w:jc w:val="left"/>
-            </w:pPr>
-            <w:r>
-              <w:rPr>
-                <w:rFonts w:ascii="Arial" w:cs="Arial" w:eastAsia="Arial" w:hAnsi="Arial"/>
-                <w:b w:val="false"/>
-                <w:bCs w:val="false"/>
-                <w:i w:val="false"/>
-                <w:iCs w:val="false"/>
-                <w:color w:val="000000"/>
-                <w:sz w:val="18"/>
-                <w:szCs w:val="18"/>
-              </w:rPr>
-              <w:t xml:space="preserve">–  The Solar System: structure, composition, and scale</w:t>
-            </w:r>
-          </w:p>
-          <w:p>
-            <w:pPr>
-              <w:spacing w:after="30" w:before="0"/>
-              <w:ind w:left="360" w:hanging="180"/>
-              <w:jc w:val="left"/>
-            </w:pPr>
-            <w:r>
-              <w:rPr>
-                <w:rFonts w:ascii="Arial" w:cs="Arial" w:eastAsia="Arial" w:hAnsi="Arial"/>
-                <w:b w:val="false"/>
-                <w:bCs w:val="false"/>
-                <w:i w:val="false"/>
-                <w:iCs w:val="false"/>
-                <w:color w:val="000000"/>
-                <w:sz w:val="18"/>
-                <w:szCs w:val="18"/>
-              </w:rPr>
-              <w:t xml:space="preserve">–  Planetary motion: Kepler's Laws of orbital motion</w:t>
-            </w:r>
-          </w:p>
-          <w:p>
-            <w:pPr>
-              <w:spacing w:after="30" w:before="0"/>
-              <w:ind w:left="360" w:hanging="180"/>
-              <w:jc w:val="left"/>
-            </w:pPr>
-            <w:r>
-              <w:rPr>
-                <w:rFonts w:ascii="Arial" w:cs="Arial" w:eastAsia="Arial" w:hAnsi="Arial"/>
-                <w:b w:val="false"/>
-                <w:bCs w:val="false"/>
-                <w:i w:val="false"/>
-                <w:iCs w:val="false"/>
-                <w:color w:val="000000"/>
-                <w:sz w:val="18"/>
-                <w:szCs w:val="18"/>
-              </w:rPr>
-              <w:t xml:space="preserve">–  Gravitational forces and their role in maintaining orbits</w:t>
-            </w:r>
-          </w:p>
-          <w:p>
-            <w:pPr>
-              <w:spacing w:after="30" w:before="0"/>
-              <w:ind w:left="360" w:hanging="180"/>
-              <w:jc w:val="left"/>
-            </w:pPr>
-            <w:r>
-              <w:rPr>
-                <w:rFonts w:ascii="Arial" w:cs="Arial" w:eastAsia="Arial" w:hAnsi="Arial"/>
-                <w:b w:val="false"/>
-                <w:bCs w:val="false"/>
-                <w:i w:val="false"/>
-                <w:iCs w:val="false"/>
-                <w:color w:val="000000"/>
-                <w:sz w:val="18"/>
-                <w:szCs w:val="18"/>
-              </w:rPr>
-              <w:t xml:space="preserve">–  Telescopes: types, principles of operation, and their role in space exploration</w:t>
-            </w:r>
-          </w:p>
-          <w:p>
-            <w:pPr>
-              <w:spacing w:after="30" w:before="0"/>
-              <w:ind w:left="360" w:hanging="180"/>
-              <w:jc w:val="left"/>
-            </w:pPr>
-            <w:r>
-              <w:rPr>
-                <w:rFonts w:ascii="Arial" w:cs="Arial" w:eastAsia="Arial" w:hAnsi="Arial"/>
-                <w:b w:val="false"/>
-                <w:bCs w:val="false"/>
-                <w:i w:val="false"/>
-                <w:iCs w:val="false"/>
-                <w:color w:val="000000"/>
-                <w:sz w:val="18"/>
-                <w:szCs w:val="18"/>
-              </w:rPr>
-              <w:t xml:space="preserve">–  History of space exploration (Sputnik, Apollo missions, Mars rovers, James Webb Space Telescope)</w:t>
-            </w:r>
-          </w:p>
-          <w:p>
-            <w:pPr>
-              <w:spacing w:after="30" w:before="0"/>
-              <w:ind w:left="360" w:hanging="180"/>
-              <w:jc w:val="left"/>
-            </w:pPr>
-            <w:r>
-              <w:rPr>
-                <w:rFonts w:ascii="Arial" w:cs="Arial" w:eastAsia="Arial" w:hAnsi="Arial"/>
-                <w:b w:val="false"/>
-                <w:bCs w:val="false"/>
-                <w:i w:val="false"/>
-                <w:iCs w:val="false"/>
-                <w:color w:val="000000"/>
-                <w:sz w:val="18"/>
-                <w:szCs w:val="18"/>
-              </w:rPr>
-              <w:t xml:space="preserve">–  Kenya and Africa's role in astronomy (e.g., Square Kilometre Array, African VLBI Network)</w:t>
-            </w:r>
-          </w:p>
-          <w:p>
-            <w:pPr>
-              <w:spacing w:after="30" w:before="0"/>
-              <w:ind w:left="360" w:hanging="180"/>
-              <w:jc w:val="left"/>
-            </w:pPr>
-            <w:r>
-              <w:rPr>
-                <w:rFonts w:ascii="Arial" w:cs="Arial" w:eastAsia="Arial" w:hAnsi="Arial"/>
-                <w:b w:val="false"/>
-                <w:bCs w:val="false"/>
-                <w:i w:val="false"/>
-                <w:iCs w:val="false"/>
-                <w:color w:val="000000"/>
-                <w:sz w:val="18"/>
-                <w:szCs w:val="18"/>
-              </w:rPr>
-              <w:t xml:space="preserve">–  Effects of space phenomena on Earth (solar winds, eclipses, tides, space weather)</w:t>
-            </w:r>
-          </w:p>
-          <w:p>
-            <w:pPr>
-              <w:spacing w:after="30" w:before="0"/>
-              <w:ind w:left="360" w:hanging="180"/>
-              <w:jc w:val="left"/>
-            </w:pPr>
-            <w:r>
-              <w:rPr>
-                <w:rFonts w:ascii="Arial" w:cs="Arial" w:eastAsia="Arial" w:hAnsi="Arial"/>
-                <w:b w:val="false"/>
-                <w:bCs w:val="false"/>
-                <w:i w:val="false"/>
-                <w:iCs w:val="false"/>
-                <w:color w:val="000000"/>
-                <w:sz w:val="18"/>
-                <w:szCs w:val="18"/>
-              </w:rPr>
-              <w:t xml:space="preserve">–  Careers in space physics and related fields</w:t>
-            </w:r>
-          </w:p>
-          <w:p>
-            <w:pPr>
-              <w:spacing w:after="30" w:before="0"/>
-              <w:ind w:left="360" w:hanging="180"/>
-              <w:jc w:val="left"/>
-            </w:pPr>
-            <w:r>
-              <w:rPr>
-                <w:rFonts w:ascii="Arial" w:cs="Arial" w:eastAsia="Arial" w:hAnsi="Arial"/>
-                <w:b w:val="false"/>
-                <w:bCs w:val="false"/>
-                <w:i w:val="false"/>
-                <w:iCs w:val="false"/>
-                <w:color w:val="000000"/>
-                <w:sz w:val="18"/>
-                <w:szCs w:val="18"/>
-              </w:rPr>
-              <w:t xml:space="preserve">–  Consolidation: connecting evidence to the origin and structure of the universe</w:t>
-            </w:r>
-          </w:p>
-        </w:tc>
-      </w:tr>
-      <w:tr>
-        <w:tc>
-          <w:tcPr>
-            <w:tcW w:type="dxa" w:w="3000"/>
-            <w:shd w:fill="D5E8F0" w:color="auto" w:val="clear"/>
-            <w:tcMar>
-              <w:top w:type="dxa" w:w="60"/>
-              <w:left w:type="dxa" w:w="120"/>
-              <w:bottom w:type="dxa" w:w="60"/>
-              <w:right w:type="dxa" w:w="120"/>
-            </w:tcMar>
-            <w:vAlign w:val="top"/>
-          </w:tcPr>
-          <w:p>
-            <w:pPr>
-              <w:spacing w:after="40" w:before="0"/>
-              <w:jc w:val="left"/>
-            </w:pPr>
-            <w:r>
-              <w:rPr>
-                <w:rFonts w:ascii="Arial" w:cs="Arial" w:eastAsia="Arial" w:hAnsi="Arial"/>
-                <w:b/>
-                <w:bCs/>
-                <w:i w:val="false"/>
-                <w:iCs w:val="false"/>
-                <w:color w:val="000000"/>
-                <w:sz w:val="18"/>
-                <w:szCs w:val="18"/>
-              </w:rPr>
-              <w:t xml:space="preserve">Learning Outcomes</w:t>
-            </w:r>
-          </w:p>
-        </w:tc>
-        <w:tc>
-          <w:tcPr>
-            <w:tcW w:type="dxa" w:w="10680"/>
-            <w:shd w:fill="FFFFFF" w:color="auto" w:val="clear"/>
-            <w:tcMar>
-              <w:top w:type="dxa" w:w="60"/>
-              <w:left w:type="dxa" w:w="120"/>
-              <w:bottom w:type="dxa" w:w="60"/>
-              <w:right w:type="dxa" w:w="120"/>
-            </w:tcMar>
-            <w:vAlign w:val="top"/>
-          </w:tcPr>
-          <w:p>
-            <w:pPr>
-              <w:spacing w:after="40" w:before="0"/>
-              <w:jc w:val="left"/>
-            </w:pPr>
-            <w:r>
-              <w:rPr>
-                <w:rFonts w:ascii="Arial" w:cs="Arial" w:eastAsia="Arial" w:hAnsi="Arial"/>
-                <w:b w:val="false"/>
-                <w:bCs w:val="false"/>
-                <w:i w:val="false"/>
-                <w:iCs w:val="false"/>
-                <w:color w:val="000000"/>
-                <w:sz w:val="18"/>
-                <w:szCs w:val="18"/>
-              </w:rPr>
-              <w:t xml:space="preserve">By the end of the sub-strand, the learner should be able to:</w:t>
-            </w:r>
-          </w:p>
-          <w:p>
-            <w:pPr>
-              <w:spacing w:after="40" w:before="0"/>
-              <w:jc w:val="left"/>
-            </w:pPr>
-            <w:r>
-              <w:rPr>
-                <w:rFonts w:ascii="Arial" w:cs="Arial" w:eastAsia="Arial" w:hAnsi="Arial"/>
-                <w:b w:val="false"/>
-                <w:bCs w:val="false"/>
-                <w:i w:val="false"/>
-                <w:iCs w:val="false"/>
-                <w:color w:val="000000"/>
-                <w:sz w:val="18"/>
-                <w:szCs w:val="18"/>
-              </w:rPr>
-              <w:t xml:space="preserve">a) explain the Big Bang Theory as the current scientific model for the origin of the universe,</w:t>
-            </w:r>
-          </w:p>
-          <w:p>
-            <w:pPr>
-              <w:spacing w:after="40" w:before="0"/>
-              <w:jc w:val="left"/>
-            </w:pPr>
-            <w:r>
-              <w:rPr>
-                <w:rFonts w:ascii="Arial" w:cs="Arial" w:eastAsia="Arial" w:hAnsi="Arial"/>
-                <w:b w:val="false"/>
-                <w:bCs w:val="false"/>
-                <w:i w:val="false"/>
-                <w:iCs w:val="false"/>
-                <w:color w:val="000000"/>
-                <w:sz w:val="18"/>
-                <w:szCs w:val="18"/>
-              </w:rPr>
-              <w:t xml:space="preserve">b) describe the evolution of the universe including the formation of galaxies, stars, and planetary systems,</w:t>
-            </w:r>
-          </w:p>
-          <w:p>
-            <w:pPr>
-              <w:spacing w:after="40" w:before="0"/>
-              <w:jc w:val="left"/>
-            </w:pPr>
-            <w:r>
-              <w:rPr>
-                <w:rFonts w:ascii="Arial" w:cs="Arial" w:eastAsia="Arial" w:hAnsi="Arial"/>
-                <w:b w:val="false"/>
-                <w:bCs w:val="false"/>
-                <w:i w:val="false"/>
-                <w:iCs w:val="false"/>
-                <w:color w:val="000000"/>
-                <w:sz w:val="18"/>
-                <w:szCs w:val="18"/>
-              </w:rPr>
-              <w:t xml:space="preserve">c) classify celestial bodies found within and beyond the Solar System,</w:t>
-            </w:r>
-          </w:p>
-          <w:p>
-            <w:pPr>
-              <w:spacing w:after="40" w:before="0"/>
-              <w:jc w:val="left"/>
-            </w:pPr>
-            <w:r>
-              <w:rPr>
-                <w:rFonts w:ascii="Arial" w:cs="Arial" w:eastAsia="Arial" w:hAnsi="Arial"/>
-                <w:b w:val="false"/>
-                <w:bCs w:val="false"/>
-                <w:i w:val="false"/>
-                <w:iCs w:val="false"/>
-                <w:color w:val="000000"/>
-                <w:sz w:val="18"/>
-                <w:szCs w:val="18"/>
-              </w:rPr>
-              <w:t xml:space="preserve">d) explain the structure and scale of the Solar System,</w:t>
-            </w:r>
-          </w:p>
-          <w:p>
-            <w:pPr>
-              <w:spacing w:after="40" w:before="0"/>
-              <w:jc w:val="left"/>
-            </w:pPr>
-            <w:r>
-              <w:rPr>
-                <w:rFonts w:ascii="Arial" w:cs="Arial" w:eastAsia="Arial" w:hAnsi="Arial"/>
-                <w:b w:val="false"/>
-                <w:bCs w:val="false"/>
-                <w:i w:val="false"/>
-                <w:iCs w:val="false"/>
-                <w:color w:val="000000"/>
-                <w:sz w:val="18"/>
-                <w:szCs w:val="18"/>
-              </w:rPr>
-              <w:t xml:space="preserve">e) apply Kepler's Laws to describe and explain planetary motion,</w:t>
-            </w:r>
-          </w:p>
-          <w:p>
-            <w:pPr>
-              <w:spacing w:after="40" w:before="0"/>
-              <w:jc w:val="left"/>
-            </w:pPr>
-            <w:r>
-              <w:rPr>
-                <w:rFonts w:ascii="Arial" w:cs="Arial" w:eastAsia="Arial" w:hAnsi="Arial"/>
-                <w:b w:val="false"/>
-                <w:bCs w:val="false"/>
-                <w:i w:val="false"/>
-                <w:iCs w:val="false"/>
-                <w:color w:val="000000"/>
-                <w:sz w:val="18"/>
-                <w:szCs w:val="18"/>
-              </w:rPr>
-              <w:t xml:space="preserve">f) explain how gravitational forces govern the motion of celestial bodies,</w:t>
-            </w:r>
-          </w:p>
-          <w:p>
-            <w:pPr>
-              <w:spacing w:after="40" w:before="0"/>
-              <w:jc w:val="left"/>
-            </w:pPr>
-            <w:r>
-              <w:rPr>
-                <w:rFonts w:ascii="Arial" w:cs="Arial" w:eastAsia="Arial" w:hAnsi="Arial"/>
-                <w:b w:val="false"/>
-                <w:bCs w:val="false"/>
-                <w:i w:val="false"/>
-                <w:iCs w:val="false"/>
-                <w:color w:val="000000"/>
-                <w:sz w:val="18"/>
-                <w:szCs w:val="18"/>
-              </w:rPr>
-              <w:t xml:space="preserve">g) describe the types and principles of operation of telescopes used in space exploration,</w:t>
-            </w:r>
-          </w:p>
-          <w:p>
-            <w:pPr>
-              <w:spacing w:after="40" w:before="0"/>
-              <w:jc w:val="left"/>
-            </w:pPr>
-            <w:r>
-              <w:rPr>
-                <w:rFonts w:ascii="Arial" w:cs="Arial" w:eastAsia="Arial" w:hAnsi="Arial"/>
-                <w:b w:val="false"/>
-                <w:bCs w:val="false"/>
-                <w:i w:val="false"/>
-                <w:iCs w:val="false"/>
-                <w:color w:val="000000"/>
-                <w:sz w:val="18"/>
-                <w:szCs w:val="18"/>
-              </w:rPr>
-              <w:t xml:space="preserve">h) outline the history of space exploration and Kenya/Africa's emerging role in astronomy,</w:t>
-            </w:r>
-          </w:p>
-          <w:p>
-            <w:pPr>
-              <w:spacing w:after="40" w:before="0"/>
-              <w:jc w:val="left"/>
-            </w:pPr>
-            <w:r>
-              <w:rPr>
-                <w:rFonts w:ascii="Arial" w:cs="Arial" w:eastAsia="Arial" w:hAnsi="Arial"/>
-                <w:b w:val="false"/>
-                <w:bCs w:val="false"/>
-                <w:i w:val="false"/>
-                <w:iCs w:val="false"/>
-                <w:color w:val="000000"/>
-                <w:sz w:val="18"/>
-                <w:szCs w:val="18"/>
-              </w:rPr>
-              <w:t xml:space="preserve">i) investigate the effects of space phenomena (solar winds, eclipses, tides) on Earth,</w:t>
-            </w:r>
-          </w:p>
-          <w:p>
-            <w:pPr>
-              <w:spacing w:after="40" w:before="0"/>
-              <w:jc w:val="left"/>
-            </w:pPr>
-            <w:r>
-              <w:rPr>
-                <w:rFonts w:ascii="Arial" w:cs="Arial" w:eastAsia="Arial" w:hAnsi="Arial"/>
-                <w:b w:val="false"/>
-                <w:bCs w:val="false"/>
-                <w:i w:val="false"/>
-                <w:iCs w:val="false"/>
-                <w:color w:val="000000"/>
-                <w:sz w:val="18"/>
-                <w:szCs w:val="18"/>
-              </w:rPr>
-              <w:t xml:space="preserve">j) identify career opportunities in space physics and related fields,</w:t>
-            </w:r>
-          </w:p>
-          <w:p>
-            <w:pPr>
-              <w:spacing w:after="40" w:before="0"/>
-              <w:jc w:val="left"/>
-            </w:pPr>
-            <w:r>
-              <w:rPr>
-                <w:rFonts w:ascii="Arial" w:cs="Arial" w:eastAsia="Arial" w:hAnsi="Arial"/>
-                <w:b w:val="false"/>
-                <w:bCs w:val="false"/>
-                <w:i w:val="false"/>
-                <w:iCs w:val="false"/>
-                <w:color w:val="000000"/>
-                <w:sz w:val="18"/>
-                <w:szCs w:val="18"/>
-              </w:rPr>
-              <w:t xml:space="preserve">k) appreciate the significance of space science in understanding humanity's place in the universe.</w:t>
-            </w:r>
-          </w:p>
-        </w:tc>
-      </w:tr>
-      <w:tr>
-        <w:tc>
-          <w:tcPr>
-            <w:tcW w:type="dxa" w:w="3000"/>
-            <w:shd w:fill="D5E8F0" w:color="auto" w:val="clear"/>
-            <w:tcMar>
-              <w:top w:type="dxa" w:w="60"/>
-              <w:left w:type="dxa" w:w="120"/>
-              <w:bottom w:type="dxa" w:w="60"/>
-              <w:right w:type="dxa" w:w="120"/>
-            </w:tcMar>
-            <w:vAlign w:val="top"/>
-          </w:tcPr>
-          <w:p>
-            <w:pPr>
-              <w:spacing w:after="40" w:before="0"/>
-              <w:jc w:val="left"/>
-            </w:pPr>
-            <w:r>
-              <w:rPr>
-                <w:rFonts w:ascii="Arial" w:cs="Arial" w:eastAsia="Arial" w:hAnsi="Arial"/>
-                <w:b/>
-                <w:bCs/>
-                <w:i w:val="false"/>
-                <w:iCs w:val="false"/>
-                <w:color w:val="000000"/>
-                <w:sz w:val="18"/>
-                <w:szCs w:val="18"/>
-              </w:rPr>
-              <w:t xml:space="preserve">Core Competencies</w:t>
-            </w:r>
-          </w:p>
-        </w:tc>
-        <w:tc>
-          <w:tcPr>
-            <w:tcW w:type="dxa" w:w="10680"/>
-            <w:shd w:fill="FFFFFF" w:color="auto" w:val="clear"/>
-            <w:tcMar>
-              <w:top w:type="dxa" w:w="60"/>
-              <w:left w:type="dxa" w:w="120"/>
-              <w:bottom w:type="dxa" w:w="60"/>
-              <w:right w:type="dxa" w:w="120"/>
-            </w:tcMar>
-            <w:vAlign w:val="top"/>
-          </w:tcPr>
-          <w:p>
-            <w:pPr>
-              <w:spacing w:after="30" w:before="0"/>
-              <w:ind w:left="360" w:hanging="180"/>
-              <w:jc w:val="left"/>
-            </w:pPr>
-            <w:r>
-              <w:rPr>
-                <w:rFonts w:ascii="Arial" w:cs="Arial" w:eastAsia="Arial" w:hAnsi="Arial"/>
-                <w:b w:val="false"/>
-                <w:bCs w:val="false"/>
-                <w:i w:val="false"/>
-                <w:iCs w:val="false"/>
-                <w:color w:val="000000"/>
-                <w:sz w:val="18"/>
-                <w:szCs w:val="18"/>
-              </w:rPr>
-              <w:t xml:space="preserve">–  Communication and Collaboration: Learners work in groups to debate competing models of the universe, present findings from simulations (e.g., PhET Gravity and Orbits), and co-construct the Driving Question Board — embracing teamwork and shared decision-making throughout.</w:t>
-            </w:r>
-          </w:p>
-          <w:p>
-            <w:pPr>
-              <w:spacing w:after="30" w:before="0"/>
-              <w:ind w:left="360" w:hanging="180"/>
-              <w:jc w:val="left"/>
-            </w:pPr>
-            <w:r>
-              <w:rPr>
-                <w:rFonts w:ascii="Arial" w:cs="Arial" w:eastAsia="Arial" w:hAnsi="Arial"/>
-                <w:b w:val="false"/>
-                <w:bCs w:val="false"/>
-                <w:i w:val="false"/>
-                <w:iCs w:val="false"/>
-                <w:color w:val="000000"/>
-                <w:sz w:val="18"/>
-                <w:szCs w:val="18"/>
-              </w:rPr>
-              <w:t xml:space="preserve">–  Critical Thinking and Problem Solving: Learners analyse orbital data, apply Kepler's Laws to real planetary datasets, and evaluate evidence from the cosmic microwave background and redshift to assess the validity of the Big Bang Theory.</w:t>
-            </w:r>
-          </w:p>
-          <w:p>
-            <w:pPr>
-              <w:spacing w:after="30" w:before="0"/>
-              <w:ind w:left="360" w:hanging="180"/>
-              <w:jc w:val="left"/>
-            </w:pPr>
-            <w:r>
-              <w:rPr>
-                <w:rFonts w:ascii="Arial" w:cs="Arial" w:eastAsia="Arial" w:hAnsi="Arial"/>
-                <w:b w:val="false"/>
-                <w:bCs w:val="false"/>
-                <w:i w:val="false"/>
-                <w:iCs w:val="false"/>
-                <w:color w:val="000000"/>
-                <w:sz w:val="18"/>
-                <w:szCs w:val="18"/>
-              </w:rPr>
-              <w:t xml:space="preserve">–  Learning to Learn: Learners practise self-directed inquiry by using NASA resources, Khan Academy, and Stellarium to investigate celestial phenomena, building metacognitive awareness of how scientific models evolve over time.</w:t>
-            </w:r>
-          </w:p>
-          <w:p>
-            <w:pPr>
-              <w:spacing w:after="30" w:before="0"/>
-              <w:ind w:left="360" w:hanging="180"/>
-              <w:jc w:val="left"/>
-            </w:pPr>
-            <w:r>
-              <w:rPr>
-                <w:rFonts w:ascii="Arial" w:cs="Arial" w:eastAsia="Arial" w:hAnsi="Arial"/>
-                <w:b w:val="false"/>
-                <w:bCs w:val="false"/>
-                <w:i w:val="false"/>
-                <w:iCs w:val="false"/>
-                <w:color w:val="000000"/>
-                <w:sz w:val="18"/>
-                <w:szCs w:val="18"/>
-              </w:rPr>
-              <w:t xml:space="preserve">–  Digital Literacy: Learners interact with digital tools including Stellarium sky maps, PhET simulations, the Virtual Telescope Project livestreams, and YouTube documentary content to gather and interpret space science evidence.</w:t>
-            </w:r>
-          </w:p>
-          <w:p>
-            <w:pPr>
-              <w:spacing w:after="30" w:before="0"/>
-              <w:ind w:left="360" w:hanging="180"/>
-              <w:jc w:val="left"/>
-            </w:pPr>
-            <w:r>
-              <w:rPr>
-                <w:rFonts w:ascii="Arial" w:cs="Arial" w:eastAsia="Arial" w:hAnsi="Arial"/>
-                <w:b w:val="false"/>
-                <w:bCs w:val="false"/>
-                <w:i w:val="false"/>
-                <w:iCs w:val="false"/>
-                <w:color w:val="000000"/>
-                <w:sz w:val="18"/>
-                <w:szCs w:val="18"/>
-              </w:rPr>
-              <w:t xml:space="preserve">–  Creativity and Imagination: Learners design cumulative visual models of the universe's evolution — from the Big Bang to the present Solar System — revising and improving them as new evidence is introduced across lessons.</w:t>
-            </w:r>
-          </w:p>
-        </w:tc>
-      </w:tr>
-      <w:tr>
-        <w:tc>
-          <w:tcPr>
-            <w:tcW w:type="dxa" w:w="3000"/>
-            <w:shd w:fill="E2EFDA" w:color="auto" w:val="clear"/>
-            <w:tcMar>
-              <w:top w:type="dxa" w:w="60"/>
-              <w:left w:type="dxa" w:w="120"/>
-              <w:bottom w:type="dxa" w:w="60"/>
-              <w:right w:type="dxa" w:w="120"/>
-            </w:tcMar>
-            <w:vAlign w:val="top"/>
-          </w:tcPr>
-          <w:p>
-            <w:pPr>
-              <w:spacing w:after="40" w:before="0"/>
-              <w:jc w:val="left"/>
-            </w:pPr>
-            <w:r>
-              <w:rPr>
-                <w:rFonts w:ascii="Arial" w:cs="Arial" w:eastAsia="Arial" w:hAnsi="Arial"/>
-                <w:b/>
-                <w:bCs/>
-                <w:i w:val="false"/>
-                <w:iCs w:val="false"/>
-                <w:color w:val="000000"/>
-                <w:sz w:val="18"/>
-                <w:szCs w:val="18"/>
-              </w:rPr>
-              <w:t xml:space="preserve">Core Values</w:t>
-            </w:r>
-          </w:p>
-        </w:tc>
-        <w:tc>
-          <w:tcPr>
-            <w:tcW w:type="dxa" w:w="10680"/>
-            <w:shd w:fill="FFFFFF" w:color="auto" w:val="clear"/>
-            <w:tcMar>
-              <w:top w:type="dxa" w:w="60"/>
-              <w:left w:type="dxa" w:w="120"/>
-              <w:bottom w:type="dxa" w:w="60"/>
-              <w:right w:type="dxa" w:w="120"/>
-            </w:tcMar>
-            <w:vAlign w:val="top"/>
-          </w:tcPr>
-          <w:p>
-            <w:pPr>
-              <w:spacing w:after="30" w:before="0"/>
-              <w:ind w:left="360" w:hanging="180"/>
-              <w:jc w:val="left"/>
-            </w:pPr>
-            <w:r>
-              <w:rPr>
-                <w:rFonts w:ascii="Arial" w:cs="Arial" w:eastAsia="Arial" w:hAnsi="Arial"/>
-                <w:b w:val="false"/>
-                <w:bCs w:val="false"/>
-                <w:i w:val="false"/>
-                <w:iCs w:val="false"/>
-                <w:color w:val="000000"/>
-                <w:sz w:val="18"/>
-                <w:szCs w:val="18"/>
-              </w:rPr>
-              <w:t xml:space="preserve">–  Responsibility: Learners take ownership of assigned roles when researching and presenting career profiles in space physics, and responsibly curate evidence added to the shared Driving Question Board.</w:t>
-            </w:r>
-          </w:p>
-          <w:p>
-            <w:pPr>
-              <w:spacing w:after="30" w:before="0"/>
-              <w:ind w:left="360" w:hanging="180"/>
-              <w:jc w:val="left"/>
-            </w:pPr>
-            <w:r>
-              <w:rPr>
-                <w:rFonts w:ascii="Arial" w:cs="Arial" w:eastAsia="Arial" w:hAnsi="Arial"/>
-                <w:b w:val="false"/>
-                <w:bCs w:val="false"/>
-                <w:i w:val="false"/>
-                <w:iCs w:val="false"/>
-                <w:color w:val="000000"/>
-                <w:sz w:val="18"/>
-                <w:szCs w:val="18"/>
-              </w:rPr>
-              <w:t xml:space="preserve">–  Respect: Learners demonstrate open-mindedness toward diverse cultural and scientific perspectives on the cosmos — including indigenous Kenyan and African astronomical traditions — while engaging with peers during discussions and presentations.</w:t>
-            </w:r>
-          </w:p>
-          <w:p>
-            <w:pPr>
-              <w:spacing w:after="30" w:before="0"/>
-              <w:ind w:left="360" w:hanging="180"/>
-              <w:jc w:val="left"/>
-            </w:pPr>
-            <w:r>
-              <w:rPr>
-                <w:rFonts w:ascii="Arial" w:cs="Arial" w:eastAsia="Arial" w:hAnsi="Arial"/>
-                <w:b w:val="false"/>
-                <w:bCs w:val="false"/>
-                <w:i w:val="false"/>
-                <w:iCs w:val="false"/>
-                <w:color w:val="000000"/>
-                <w:sz w:val="18"/>
-                <w:szCs w:val="18"/>
-              </w:rPr>
-              <w:t xml:space="preserve">–  Unity: Learners recognise that space science is a global endeavour, appreciating Kenya and Africa's growing contribution to international astronomy projects such as the Square Kilometre Array (SKA), and celebrate shared human curiosity about the universe.</w:t>
-            </w:r>
-          </w:p>
-          <w:p>
-            <w:pPr>
-              <w:spacing w:after="30" w:before="0"/>
-              <w:ind w:left="360" w:hanging="180"/>
-              <w:jc w:val="left"/>
-            </w:pPr>
-            <w:r>
-              <w:rPr>
-                <w:rFonts w:ascii="Arial" w:cs="Arial" w:eastAsia="Arial" w:hAnsi="Arial"/>
-                <w:b w:val="false"/>
-                <w:bCs w:val="false"/>
-                <w:i w:val="false"/>
-                <w:iCs w:val="false"/>
-                <w:color w:val="000000"/>
-                <w:sz w:val="18"/>
-                <w:szCs w:val="18"/>
-              </w:rPr>
-              <w:t xml:space="preserve">–  Social Justice: Learners confront myths and gender misconceptions about who can study or work in space physics, actively affirming that all learners — regardless of gender or background — can pursue careers in astronomy and space science.</w:t>
-            </w:r>
-          </w:p>
-        </w:tc>
-      </w:tr>
-      <w:tr>
-        <w:tc>
-          <w:tcPr>
-            <w:tcW w:type="dxa" w:w="3000"/>
-            <w:shd w:fill="D5E8F0" w:color="auto" w:val="clear"/>
-            <w:tcMar>
-              <w:top w:type="dxa" w:w="60"/>
-              <w:left w:type="dxa" w:w="120"/>
-              <w:bottom w:type="dxa" w:w="60"/>
-              <w:right w:type="dxa" w:w="120"/>
-            </w:tcMar>
-            <w:vAlign w:val="top"/>
-          </w:tcPr>
-          <w:p>
-            <w:pPr>
-              <w:spacing w:after="40" w:before="0"/>
-              <w:jc w:val="left"/>
-            </w:pPr>
-            <w:r>
-              <w:rPr>
-                <w:rFonts w:ascii="Arial" w:cs="Arial" w:eastAsia="Arial" w:hAnsi="Arial"/>
-                <w:b/>
-                <w:bCs/>
-                <w:i w:val="false"/>
-                <w:iCs w:val="false"/>
-                <w:color w:val="000000"/>
-                <w:sz w:val="18"/>
-                <w:szCs w:val="18"/>
-              </w:rPr>
-              <w:t xml:space="preserve">Science &amp; Engineering Practices</w:t>
-            </w:r>
-          </w:p>
-        </w:tc>
-        <w:tc>
-          <w:tcPr>
-            <w:tcW w:type="dxa" w:w="10680"/>
-            <w:shd w:fill="FFFFFF" w:color="auto" w:val="clear"/>
-            <w:tcMar>
-              <w:top w:type="dxa" w:w="60"/>
-              <w:left w:type="dxa" w:w="120"/>
-              <w:bottom w:type="dxa" w:w="60"/>
-              <w:right w:type="dxa" w:w="120"/>
-            </w:tcMar>
-            <w:vAlign w:val="top"/>
-          </w:tcPr>
-          <w:p>
-            <w:pPr>
-              <w:spacing w:after="30" w:before="0"/>
-              <w:ind w:left="360" w:hanging="180"/>
-              <w:jc w:val="left"/>
-            </w:pPr>
-            <w:r>
-              <w:rPr>
-                <w:rFonts w:ascii="Arial" w:cs="Arial" w:eastAsia="Arial" w:hAnsi="Arial"/>
-                <w:b w:val="false"/>
-                <w:bCs w:val="false"/>
-                <w:i w:val="false"/>
-                <w:iCs w:val="false"/>
-                <w:color w:val="000000"/>
-                <w:sz w:val="18"/>
-                <w:szCs w:val="18"/>
-              </w:rPr>
-              <w:t xml:space="preserve">–  SEP 1 – Asking Questions and Defining Problems: Learners generate and refine questions for the Driving Question Board in every lesson, progressively narrowing their inquiry from "How did the universe begin?" toward specific, testable sub-questions about planetary motion and space phenomena.</w:t>
-            </w:r>
-          </w:p>
-          <w:p>
-            <w:pPr>
-              <w:spacing w:after="30" w:before="0"/>
-              <w:ind w:left="360" w:hanging="180"/>
-              <w:jc w:val="left"/>
-            </w:pPr>
-            <w:r>
-              <w:rPr>
-                <w:rFonts w:ascii="Arial" w:cs="Arial" w:eastAsia="Arial" w:hAnsi="Arial"/>
-                <w:b w:val="false"/>
-                <w:bCs w:val="false"/>
-                <w:i w:val="false"/>
-                <w:iCs w:val="false"/>
-                <w:color w:val="000000"/>
-                <w:sz w:val="18"/>
-                <w:szCs w:val="18"/>
-              </w:rPr>
-              <w:t xml:space="preserve">–  SEP 2 – Developing and Using Models: Learners build, revise, and annotate cumulative visual models of the universe — starting with the Big Bang and expanding to include the Solar System, orbital paths, and telescope fields of view — across all 12 lessons.</w:t>
-            </w:r>
-          </w:p>
-          <w:p>
-            <w:pPr>
-              <w:spacing w:after="30" w:before="0"/>
-              <w:ind w:left="360" w:hanging="180"/>
-              <w:jc w:val="left"/>
-            </w:pPr>
-            <w:r>
-              <w:rPr>
-                <w:rFonts w:ascii="Arial" w:cs="Arial" w:eastAsia="Arial" w:hAnsi="Arial"/>
-                <w:b w:val="false"/>
-                <w:bCs w:val="false"/>
-                <w:i w:val="false"/>
-                <w:iCs w:val="false"/>
-                <w:color w:val="000000"/>
-                <w:sz w:val="18"/>
-                <w:szCs w:val="18"/>
-              </w:rPr>
-              <w:t xml:space="preserve">–  SEP 4 – Analysing and Interpreting Data: Learners analyse real orbital period and distance data for Solar System planets to derive and verify Kepler's Third Law, and interpret redshift spectral data as evidence for an expanding universe.</w:t>
-            </w:r>
-          </w:p>
-          <w:p>
-            <w:pPr>
-              <w:spacing w:after="30" w:before="0"/>
-              <w:ind w:left="360" w:hanging="180"/>
-              <w:jc w:val="left"/>
-            </w:pPr>
-            <w:r>
-              <w:rPr>
-                <w:rFonts w:ascii="Arial" w:cs="Arial" w:eastAsia="Arial" w:hAnsi="Arial"/>
-                <w:b w:val="false"/>
-                <w:bCs w:val="false"/>
-                <w:i w:val="false"/>
-                <w:iCs w:val="false"/>
-                <w:color w:val="000000"/>
-                <w:sz w:val="18"/>
-                <w:szCs w:val="18"/>
-              </w:rPr>
-              <w:t xml:space="preserve">–  SEP 6 – Constructing Explanations and Designing Solutions: Learners construct written and oral explanations linking the Big Bang, gravitational collapse, and planetary motion to the anchoring phenomenon of the night sky visible from Nairobi.</w:t>
-            </w:r>
-          </w:p>
-          <w:p>
-            <w:pPr>
-              <w:spacing w:after="30" w:before="0"/>
-              <w:ind w:left="360" w:hanging="180"/>
-              <w:jc w:val="left"/>
-            </w:pPr>
-            <w:r>
-              <w:rPr>
-                <w:rFonts w:ascii="Arial" w:cs="Arial" w:eastAsia="Arial" w:hAnsi="Arial"/>
-                <w:b w:val="false"/>
-                <w:bCs w:val="false"/>
-                <w:i w:val="false"/>
-                <w:iCs w:val="false"/>
-                <w:color w:val="000000"/>
-                <w:sz w:val="18"/>
-                <w:szCs w:val="18"/>
-              </w:rPr>
-              <w:t xml:space="preserve">–  SEP 7 – Engaging in Argument from Evidence: Learners evaluate competing historical models of the Solar System (geocentric vs. heliocentric) using observational evidence, and argue for the validity of the Big Bang Theory using cosmic microwave background radiation and Hubble's redshift data.</w:t>
-            </w:r>
-          </w:p>
-          <w:p>
-            <w:pPr>
-              <w:spacing w:after="30" w:before="0"/>
-              <w:ind w:left="360" w:hanging="180"/>
-              <w:jc w:val="left"/>
-            </w:pPr>
-            <w:r>
-              <w:rPr>
-                <w:rFonts w:ascii="Arial" w:cs="Arial" w:eastAsia="Arial" w:hAnsi="Arial"/>
-                <w:b w:val="false"/>
-                <w:bCs w:val="false"/>
-                <w:i w:val="false"/>
-                <w:iCs w:val="false"/>
-                <w:color w:val="000000"/>
-                <w:sz w:val="18"/>
-                <w:szCs w:val="18"/>
-              </w:rPr>
-              <w:t xml:space="preserve">–  SEP 8 – Obtaining, Evaluating, and Communicating Information: Learners critically read NASA summaries, watch curated documentary clips, and use Stellarium to obtain credible space science information, then communicate findings through class presentations, model annotations, and the DQB.</w:t>
-            </w:r>
-          </w:p>
-        </w:tc>
-      </w:tr>
-      <w:tr>
-        <w:tc>
-          <w:tcPr>
-            <w:tcW w:type="dxa" w:w="3000"/>
-            <w:shd w:fill="FCE4D6" w:color="auto" w:val="clear"/>
-            <w:tcMar>
-              <w:top w:type="dxa" w:w="60"/>
-              <w:left w:type="dxa" w:w="120"/>
-              <w:bottom w:type="dxa" w:w="60"/>
-              <w:right w:type="dxa" w:w="120"/>
-            </w:tcMar>
-            <w:vAlign w:val="top"/>
-          </w:tcPr>
-          <w:p>
-            <w:pPr>
-              <w:spacing w:after="40" w:before="0"/>
-              <w:jc w:val="left"/>
-            </w:pPr>
-            <w:r>
-              <w:rPr>
-                <w:rFonts w:ascii="Arial" w:cs="Arial" w:eastAsia="Arial" w:hAnsi="Arial"/>
-                <w:b/>
-                <w:bCs/>
-                <w:i w:val="false"/>
-                <w:iCs w:val="false"/>
-                <w:color w:val="000000"/>
-                <w:sz w:val="18"/>
-                <w:szCs w:val="18"/>
-              </w:rPr>
-              <w:t xml:space="preserve">Pertinent &amp; Contemporary Issues (PCIs)</w:t>
-            </w:r>
-          </w:p>
-        </w:tc>
-        <w:tc>
-          <w:tcPr>
-            <w:tcW w:type="dxa" w:w="10680"/>
-            <w:shd w:fill="FFFFFF" w:color="auto" w:val="clear"/>
-            <w:tcMar>
-              <w:top w:type="dxa" w:w="60"/>
-              <w:left w:type="dxa" w:w="120"/>
-              <w:bottom w:type="dxa" w:w="60"/>
-              <w:right w:type="dxa" w:w="120"/>
-            </w:tcMar>
-            <w:vAlign w:val="top"/>
-          </w:tcPr>
-          <w:p>
-            <w:pPr>
-              <w:spacing w:after="30" w:before="0"/>
-              <w:ind w:left="360" w:hanging="180"/>
-              <w:jc w:val="left"/>
-            </w:pPr>
-            <w:r>
-              <w:rPr>
-                <w:rFonts w:ascii="Arial" w:cs="Arial" w:eastAsia="Arial" w:hAnsi="Arial"/>
-                <w:b w:val="false"/>
-                <w:bCs w:val="false"/>
-                <w:i w:val="false"/>
-                <w:iCs w:val="false"/>
-                <w:color w:val="000000"/>
-                <w:sz w:val="18"/>
-                <w:szCs w:val="18"/>
-              </w:rPr>
-              <w:t xml:space="preserve">–  Gender Disparity: Learners actively challenge myths and stereotypes about gender in science as they research and present profiles of space scientists — including female astronomers and astronauts (e.g., Mae Jemison, Margaret Hamilton, and African women in STEM) — affirming that space physics is an inclusive field open to all learners regardless of gender.</w:t>
-            </w:r>
-          </w:p>
-          <w:p>
-            <w:pPr>
-              <w:spacing w:after="30" w:before="0"/>
-              <w:ind w:left="360" w:hanging="180"/>
-              <w:jc w:val="left"/>
-            </w:pPr>
-            <w:r>
-              <w:rPr>
-                <w:rFonts w:ascii="Arial" w:cs="Arial" w:eastAsia="Arial" w:hAnsi="Arial"/>
-                <w:b w:val="false"/>
-                <w:bCs w:val="false"/>
-                <w:i w:val="false"/>
-                <w:iCs w:val="false"/>
-                <w:color w:val="000000"/>
-                <w:sz w:val="18"/>
-                <w:szCs w:val="18"/>
-              </w:rPr>
-              <w:t xml:space="preserve">–  Environmental Education: Learners examine the effects of space weather (solar flares, geomagnetic storms) on Earth's environment and climate systems, connecting space phenomena to environmental sustainability concerns relevant to Kenya's agricultural and energy sectors.</w:t>
-            </w:r>
-          </w:p>
-          <w:p>
-            <w:pPr>
-              <w:spacing w:after="30" w:before="0"/>
-              <w:ind w:left="360" w:hanging="180"/>
-              <w:jc w:val="left"/>
-            </w:pPr>
-            <w:r>
-              <w:rPr>
-                <w:rFonts w:ascii="Arial" w:cs="Arial" w:eastAsia="Arial" w:hAnsi="Arial"/>
-                <w:b w:val="false"/>
-                <w:bCs w:val="false"/>
-                <w:i w:val="false"/>
-                <w:iCs w:val="false"/>
-                <w:color w:val="000000"/>
-                <w:sz w:val="18"/>
-                <w:szCs w:val="18"/>
-              </w:rPr>
-              <w:t xml:space="preserve">–  Life Skills — Critical Thinking and Decision Making: Learners evaluate the credibility of online sources about space, distinguishing scientific evidence from pseudoscience and misinformation about topics such as flat Earth claims and astrology.</w:t>
-            </w:r>
-          </w:p>
-          <w:p>
-            <w:pPr>
-              <w:spacing w:after="30" w:before="0"/>
-              <w:ind w:left="360" w:hanging="180"/>
-              <w:jc w:val="left"/>
-            </w:pPr>
-            <w:r>
-              <w:rPr>
-                <w:rFonts w:ascii="Arial" w:cs="Arial" w:eastAsia="Arial" w:hAnsi="Arial"/>
-                <w:b w:val="false"/>
-                <w:bCs w:val="false"/>
-                <w:i w:val="false"/>
-                <w:iCs w:val="false"/>
-                <w:color w:val="000000"/>
-                <w:sz w:val="18"/>
-                <w:szCs w:val="18"/>
-              </w:rPr>
-              <w:t xml:space="preserve">–  Career Guidance and Counselling: Learners explore diverse career pathways in space physics — including astrophysics, aerospace engineering, satellite communications, and meteorology — and connect these to Kenyan institutions such as the Kenya Space Agency (KSA) and universities offering related programmes.</w:t>
-            </w:r>
-          </w:p>
-        </w:tc>
-      </w:tr>
-      <w:tr>
-        <w:tc>
-          <w:tcPr>
-            <w:tcW w:type="dxa" w:w="3000"/>
-            <w:shd w:fill="D9EEF1" w:color="auto" w:val="clear"/>
-            <w:tcMar>
-              <w:top w:type="dxa" w:w="60"/>
-              <w:left w:type="dxa" w:w="120"/>
-              <w:bottom w:type="dxa" w:w="60"/>
-              <w:right w:type="dxa" w:w="120"/>
-            </w:tcMar>
-            <w:vAlign w:val="top"/>
-          </w:tcPr>
-          <w:p>
-            <w:pPr>
-              <w:spacing w:after="40" w:before="0"/>
-              <w:jc w:val="left"/>
-            </w:pPr>
-            <w:r>
-              <w:rPr>
-                <w:rFonts w:ascii="Arial" w:cs="Arial" w:eastAsia="Arial" w:hAnsi="Arial"/>
-                <w:b/>
-                <w:bCs/>
-                <w:i w:val="false"/>
-                <w:iCs w:val="false"/>
-                <w:color w:val="000000"/>
-                <w:sz w:val="18"/>
-                <w:szCs w:val="18"/>
-              </w:rPr>
-              <w:t xml:space="preserve">Career Connections</w:t>
-            </w:r>
-          </w:p>
-        </w:tc>
-        <w:tc>
-          <w:tcPr>
-            <w:tcW w:type="dxa" w:w="10680"/>
-            <w:shd w:fill="FFFFFF" w:color="auto" w:val="clear"/>
-            <w:tcMar>
-              <w:top w:type="dxa" w:w="60"/>
-              <w:left w:type="dxa" w:w="120"/>
-              <w:bottom w:type="dxa" w:w="60"/>
-              <w:right w:type="dxa" w:w="120"/>
-            </w:tcMar>
-            <w:vAlign w:val="top"/>
-          </w:tcPr>
-          <w:p>
-            <w:pPr>
-              <w:spacing w:after="30" w:before="0"/>
-              <w:ind w:left="360" w:hanging="180"/>
-              <w:jc w:val="left"/>
-            </w:pPr>
-            <w:r>
-              <w:rPr>
-                <w:rFonts w:ascii="Arial" w:cs="Arial" w:eastAsia="Arial" w:hAnsi="Arial"/>
-                <w:b w:val="false"/>
-                <w:bCs w:val="false"/>
-                <w:i w:val="false"/>
-                <w:iCs w:val="false"/>
-                <w:color w:val="000000"/>
-                <w:sz w:val="18"/>
-                <w:szCs w:val="18"/>
-              </w:rPr>
-              <w:t xml:space="preserve">–  Astrophysicist / Astronomer: This sub-strand directly develops the conceptual foundations (Big Bang, stellar evolution, celestial classification) required for university-level astrophysics, with reference to African research programmes such as the SKA and the African VLBI Network.</w:t>
-            </w:r>
-          </w:p>
-          <w:p>
-            <w:pPr>
-              <w:spacing w:after="30" w:before="0"/>
-              <w:ind w:left="360" w:hanging="180"/>
-              <w:jc w:val="left"/>
-            </w:pPr>
-            <w:r>
-              <w:rPr>
-                <w:rFonts w:ascii="Arial" w:cs="Arial" w:eastAsia="Arial" w:hAnsi="Arial"/>
-                <w:b w:val="false"/>
-                <w:bCs w:val="false"/>
-                <w:i w:val="false"/>
-                <w:iCs w:val="false"/>
-                <w:color w:val="000000"/>
-                <w:sz w:val="18"/>
-                <w:szCs w:val="18"/>
-              </w:rPr>
-              <w:t xml:space="preserve">–  Aerospace Engineer: Learners study the history of space exploration, rocket trajectories, and orbital mechanics, providing a foundational context for engineering careers in satellite design and launch — relevant to Kenya's growing space sector via the Kenya Space Agency.</w:t>
-            </w:r>
-          </w:p>
-          <w:p>
-            <w:pPr>
-              <w:spacing w:after="30" w:before="0"/>
-              <w:ind w:left="360" w:hanging="180"/>
-              <w:jc w:val="left"/>
-            </w:pPr>
-            <w:r>
-              <w:rPr>
-                <w:rFonts w:ascii="Arial" w:cs="Arial" w:eastAsia="Arial" w:hAnsi="Arial"/>
-                <w:b w:val="false"/>
-                <w:bCs w:val="false"/>
-                <w:i w:val="false"/>
-                <w:iCs w:val="false"/>
-                <w:color w:val="000000"/>
-                <w:sz w:val="18"/>
-                <w:szCs w:val="18"/>
-              </w:rPr>
-              <w:t xml:space="preserve">–  Satellite Communications Technician: Learners explore how satellites maintain orbital paths using gravitational principles, directly linking to careers in Kenya's telecommunications and broadcasting industries that depend on geostationary satellites.</w:t>
-            </w:r>
-          </w:p>
-          <w:p>
-            <w:pPr>
-              <w:spacing w:after="30" w:before="0"/>
-              <w:ind w:left="360" w:hanging="180"/>
-              <w:jc w:val="left"/>
-            </w:pPr>
-            <w:r>
-              <w:rPr>
-                <w:rFonts w:ascii="Arial" w:cs="Arial" w:eastAsia="Arial" w:hAnsi="Arial"/>
-                <w:b w:val="false"/>
-                <w:bCs w:val="false"/>
-                <w:i w:val="false"/>
-                <w:iCs w:val="false"/>
-                <w:color w:val="000000"/>
-                <w:sz w:val="18"/>
-                <w:szCs w:val="18"/>
-              </w:rPr>
-              <w:t xml:space="preserve">–  Meteorologist / Climate Scientist: Learners investigate how space phenomena such as solar wind and the Earth–Moon gravitational interaction (tides) affect Earth's weather and oceans, connecting to careers in Kenya Meteorological Department and climate research.</w:t>
-            </w:r>
-          </w:p>
-          <w:p>
-            <w:pPr>
-              <w:spacing w:after="30" w:before="0"/>
-              <w:ind w:left="360" w:hanging="180"/>
-              <w:jc w:val="left"/>
-            </w:pPr>
-            <w:r>
-              <w:rPr>
-                <w:rFonts w:ascii="Arial" w:cs="Arial" w:eastAsia="Arial" w:hAnsi="Arial"/>
-                <w:b w:val="false"/>
-                <w:bCs w:val="false"/>
-                <w:i w:val="false"/>
-                <w:iCs w:val="false"/>
-                <w:color w:val="000000"/>
-                <w:sz w:val="18"/>
-                <w:szCs w:val="18"/>
-              </w:rPr>
-              <w:t xml:space="preserve">–  Secondary School Physics Teacher / Science Educator: Learners develop science communication skills throughout the unit — presenting models, explaining phenomena, and building the DQB — preparing those who may pursue education pathways.</w:t>
-            </w:r>
-          </w:p>
-          <w:p>
-            <w:pPr>
-              <w:spacing w:after="30" w:before="0"/>
-              <w:ind w:left="360" w:hanging="180"/>
-              <w:jc w:val="left"/>
-            </w:pPr>
-            <w:r>
-              <w:rPr>
-                <w:rFonts w:ascii="Arial" w:cs="Arial" w:eastAsia="Arial" w:hAnsi="Arial"/>
-                <w:b w:val="false"/>
-                <w:bCs w:val="false"/>
-                <w:i w:val="false"/>
-                <w:iCs w:val="false"/>
-                <w:color w:val="000000"/>
-                <w:sz w:val="18"/>
-                <w:szCs w:val="18"/>
-              </w:rPr>
-              <w:t xml:space="preserve">–  Data Scientist / Computational Physicist: Learners analyse orbital datasets and interpret spectral data, introducing the quantitative and data-driven skills underpinning modern space science careers in big-data astronomy (e.g., SKA data pipelines).</w:t>
-            </w:r>
-          </w:p>
-        </w:tc>
-      </w:tr>
-      <w:tr>
-        <w:tc>
-          <w:tcPr>
-            <w:tcW w:type="dxa" w:w="3000"/>
-            <w:shd w:fill="D5E8F0" w:color="auto" w:val="clear"/>
-            <w:tcMar>
-              <w:top w:type="dxa" w:w="60"/>
-              <w:left w:type="dxa" w:w="120"/>
-              <w:bottom w:type="dxa" w:w="60"/>
-              <w:right w:type="dxa" w:w="120"/>
-            </w:tcMar>
-            <w:vAlign w:val="top"/>
-          </w:tcPr>
-          <w:p>
-            <w:pPr>
-              <w:spacing w:after="40" w:before="0"/>
-              <w:jc w:val="left"/>
-            </w:pPr>
-            <w:r>
-              <w:rPr>
-                <w:rFonts w:ascii="Arial" w:cs="Arial" w:eastAsia="Arial" w:hAnsi="Arial"/>
-                <w:b/>
-                <w:bCs/>
-                <w:i w:val="false"/>
-                <w:iCs w:val="false"/>
-                <w:color w:val="000000"/>
-                <w:sz w:val="18"/>
-                <w:szCs w:val="18"/>
-              </w:rPr>
-              <w:t xml:space="preserve">Focus for Lessons</w:t>
-            </w:r>
-          </w:p>
-        </w:tc>
-        <w:tc>
-          <w:tcPr>
-            <w:tcW w:type="dxa" w:w="10680"/>
-            <w:shd w:fill="FFFFFF" w:color="auto" w:val="clear"/>
-            <w:tcMar>
-              <w:top w:type="dxa" w:w="60"/>
-              <w:left w:type="dxa" w:w="120"/>
-              <w:bottom w:type="dxa" w:w="60"/>
-              <w:right w:type="dxa" w:w="120"/>
-            </w:tcMar>
-            <w:vAlign w:val="top"/>
-          </w:tcPr>
-          <w:p>
-            <w:pPr>
-              <w:spacing w:after="40" w:before="0"/>
-              <w:jc w:val="left"/>
-            </w:pPr>
-            <w:r>
-              <w:rPr>
-                <w:rFonts w:ascii="Arial" w:cs="Arial" w:eastAsia="Arial" w:hAnsi="Arial"/>
-                <w:b w:val="false"/>
-                <w:bCs w:val="false"/>
-                <w:i w:val="false"/>
-                <w:iCs w:val="false"/>
-                <w:color w:val="000000"/>
-                <w:sz w:val="18"/>
-                <w:szCs w:val="18"/>
-              </w:rPr>
-              <w:t xml:space="preserve">This unit introduces Grade 10 learners to the fundamental concepts of space physics through an inquiry-driven, phenomenon-anchored approach rooted in the Kenyan context. Beginning with the puzzle of the observable night sky above Nairobi and the question of how everything in it came to exist, learners progressively build understanding of the universe's origin, the structure and motion of the Solar System, the tools used to explore space, and Kenya's emerging role in global astronomy. The unit integrates digital simulations, NASA and ESA resources, and African space science examples to make abstract cosmic concepts tangible and locally relevant, while systematically developing NGSS Science and Engineering Practices alongside KICD core competencies.</w:t>
-            </w:r>
-          </w:p>
-        </w:tc>
-      </w:tr>
-      <w:tr>
-        <w:tc>
-          <w:tcPr>
-            <w:tcW w:type="dxa" w:w="3000"/>
-            <w:shd w:fill="EAD1F5" w:color="auto" w:val="clear"/>
-            <w:tcMar>
-              <w:top w:type="dxa" w:w="60"/>
-              <w:left w:type="dxa" w:w="120"/>
-              <w:bottom w:type="dxa" w:w="60"/>
-              <w:right w:type="dxa" w:w="120"/>
-            </w:tcMar>
-            <w:vAlign w:val="top"/>
-          </w:tcPr>
-          <w:p>
-            <w:pPr>
-              <w:spacing w:after="40" w:before="0"/>
-              <w:jc w:val="left"/>
-            </w:pPr>
-            <w:r>
-              <w:rPr>
-                <w:rFonts w:ascii="Arial" w:cs="Arial" w:eastAsia="Arial" w:hAnsi="Arial"/>
-                <w:b/>
-                <w:bCs/>
-                <w:i w:val="false"/>
-                <w:iCs w:val="false"/>
-                <w:color w:val="000000"/>
-                <w:sz w:val="18"/>
-                <w:szCs w:val="18"/>
-              </w:rPr>
-              <w:t xml:space="preserve">Driving Question / Key Inquiry Questions</w:t>
-            </w:r>
-          </w:p>
-        </w:tc>
-        <w:tc>
-          <w:tcPr>
-            <w:tcW w:type="dxa" w:w="10680"/>
-            <w:shd w:fill="FFFFFF" w:color="auto" w:val="clear"/>
-            <w:tcMar>
-              <w:top w:type="dxa" w:w="60"/>
-              <w:left w:type="dxa" w:w="120"/>
-              <w:bottom w:type="dxa" w:w="60"/>
-              <w:right w:type="dxa" w:w="120"/>
-            </w:tcMar>
-            <w:vAlign w:val="top"/>
-          </w:tcPr>
-          <w:p>
-            <w:pPr>
-              <w:spacing w:after="40" w:before="0"/>
-              <w:jc w:val="left"/>
-            </w:pPr>
-            <w:r>
-              <w:rPr>
-                <w:rFonts w:ascii="Arial" w:cs="Arial" w:eastAsia="Arial" w:hAnsi="Arial"/>
-                <w:b w:val="false"/>
-                <w:bCs w:val="false"/>
-                <w:i w:val="false"/>
-                <w:iCs w:val="false"/>
-                <w:color w:val="000000"/>
-                <w:sz w:val="18"/>
-                <w:szCs w:val="18"/>
-              </w:rPr>
-              <w:t xml:space="preserve">DRIVING QUESTION: How did everything we see in the night sky above Nairobi come to exist, and how do scientists gather evidence about a universe they cannot directly touch or travel to?</w:t>
-            </w:r>
-          </w:p>
-          <w:p>
-            <w:pPr>
-              <w:spacing w:after="40" w:before="0"/>
-              <w:jc w:val="left"/>
-            </w:pPr>
-            <w:r>
-              <w:rPr>
-                <w:rFonts w:ascii="Arial" w:cs="Arial" w:eastAsia="Arial" w:hAnsi="Arial"/>
-                <w:b w:val="false"/>
-                <w:bCs w:val="false"/>
-                <w:i w:val="false"/>
-                <w:iCs w:val="false"/>
-                <w:color w:val="000000"/>
-                <w:sz w:val="18"/>
-                <w:szCs w:val="18"/>
-              </w:rPr>
-              <w:t xml:space="preserve"/>
-            </w:r>
-          </w:p>
-          <w:p>
-            <w:pPr>
-              <w:spacing w:after="40" w:before="0"/>
-              <w:jc w:val="left"/>
-            </w:pPr>
-            <w:r>
-              <w:rPr>
-                <w:rFonts w:ascii="Arial" w:cs="Arial" w:eastAsia="Arial" w:hAnsi="Arial"/>
-                <w:b w:val="false"/>
-                <w:bCs w:val="false"/>
-                <w:i w:val="false"/>
-                <w:iCs w:val="false"/>
-                <w:color w:val="000000"/>
-                <w:sz w:val="18"/>
-                <w:szCs w:val="18"/>
-              </w:rPr>
-              <w:t xml:space="preserve">KICD KEY INQUIRY QUESTIONS:</w:t>
-            </w:r>
-          </w:p>
-          <w:p>
-            <w:pPr>
-              <w:spacing w:after="40" w:before="0"/>
-              <w:jc w:val="left"/>
-            </w:pPr>
-            <w:r>
-              <w:rPr>
-                <w:rFonts w:ascii="Arial" w:cs="Arial" w:eastAsia="Arial" w:hAnsi="Arial"/>
-                <w:b w:val="false"/>
-                <w:bCs w:val="false"/>
-                <w:i w:val="false"/>
-                <w:iCs w:val="false"/>
-                <w:color w:val="000000"/>
-                <w:sz w:val="18"/>
-                <w:szCs w:val="18"/>
-              </w:rPr>
-              <w:t xml:space="preserve">1. How did the universe begin and how has it evolved over time?</w:t>
-            </w:r>
-          </w:p>
-          <w:p>
-            <w:pPr>
-              <w:spacing w:after="40" w:before="0"/>
-              <w:jc w:val="left"/>
-            </w:pPr>
-            <w:r>
-              <w:rPr>
-                <w:rFonts w:ascii="Arial" w:cs="Arial" w:eastAsia="Arial" w:hAnsi="Arial"/>
-                <w:b w:val="false"/>
-                <w:bCs w:val="false"/>
-                <w:i w:val="false"/>
-                <w:iCs w:val="false"/>
-                <w:color w:val="000000"/>
-                <w:sz w:val="18"/>
-                <w:szCs w:val="18"/>
-              </w:rPr>
-              <w:t xml:space="preserve">2. How do the motions of celestial bodies in the Solar System affect life on Earth?</w:t>
-            </w:r>
-          </w:p>
-        </w:tc>
-      </w:tr>
-      <w:tr>
-        <w:tc>
-          <w:tcPr>
-            <w:tcW w:type="dxa" w:w="3000"/>
-            <w:shd w:fill="EAD1F5" w:color="auto" w:val="clear"/>
-            <w:tcMar>
-              <w:top w:type="dxa" w:w="60"/>
-              <w:left w:type="dxa" w:w="120"/>
-              <w:bottom w:type="dxa" w:w="60"/>
-              <w:right w:type="dxa" w:w="120"/>
-            </w:tcMar>
-            <w:vAlign w:val="top"/>
-          </w:tcPr>
-          <w:p>
-            <w:pPr>
-              <w:spacing w:after="40" w:before="0"/>
-              <w:jc w:val="left"/>
-            </w:pPr>
-            <w:r>
-              <w:rPr>
-                <w:rFonts w:ascii="Arial" w:cs="Arial" w:eastAsia="Arial" w:hAnsi="Arial"/>
-                <w:b/>
-                <w:bCs/>
-                <w:i w:val="false"/>
-                <w:iCs w:val="false"/>
-                <w:color w:val="000000"/>
-                <w:sz w:val="18"/>
-                <w:szCs w:val="18"/>
-              </w:rPr>
-              <w:t xml:space="preserve">Anchoring Phenomenon</w:t>
-            </w:r>
-          </w:p>
-        </w:tc>
-        <w:tc>
-          <w:tcPr>
-            <w:tcW w:type="dxa" w:w="10680"/>
-            <w:shd w:fill="FFFFFF" w:color="auto" w:val="clear"/>
-            <w:tcMar>
-              <w:top w:type="dxa" w:w="60"/>
-              <w:left w:type="dxa" w:w="120"/>
-              <w:bottom w:type="dxa" w:w="60"/>
-              <w:right w:type="dxa" w:w="120"/>
-            </w:tcMar>
-            <w:vAlign w:val="top"/>
-          </w:tcPr>
-          <w:p>
-            <w:pPr>
-              <w:spacing w:after="40" w:before="0"/>
-              <w:jc w:val="left"/>
-            </w:pPr>
-            <w:r>
-              <w:rPr>
-                <w:rFonts w:ascii="Arial" w:cs="Arial" w:eastAsia="Arial" w:hAnsi="Arial"/>
-                <w:b w:val="false"/>
-                <w:bCs w:val="false"/>
-                <w:i w:val="false"/>
-                <w:iCs w:val="false"/>
-                <w:color w:val="000000"/>
-                <w:sz w:val="18"/>
-                <w:szCs w:val="18"/>
-              </w:rPr>
-              <w:t xml:space="preserve">ANCHORING PHENOMENON: On a clear night in Nairobi — away from the city's light pollution, perhaps in the Rift Valley or on the shores of Lake Victoria — a student gazes at the sky and sees thousands of stars, a glowing band of the Milky Way, the Moon hanging large and bright, and (on certain nights) visible planets like Venus or Jupiter. The sky looks static and eternal, as though it has always existed exactly this way. Yet scientists claim that approximately 13.8 billion years ago, none of this existed — not the stars, not the planets, not even space or time itself. Everything observable in tonight's sky allegedly erupted from an infinitely hot, infinitely dense point in what is called the Big Bang. What is puzzling is the disconnect between the apparent permanence and stillness of the night sky and the scientific claim of a violent, dynamic origin and an ever-expanding universe. How can something as vast, structured, and seemingly unchanging as the universe we see above Nairobi have begun from nothing, and how do we know? This tension — between what we see and what science tells us — anchors every lesson in the unit and drives students to seek evidence that bridges direct observation with deep cosmic history.</w:t>
-            </w:r>
-          </w:p>
-        </w:tc>
-      </w:tr>
-      <w:tr>
-        <w:tc>
-          <w:tcPr>
-            <w:tcW w:type="dxa" w:w="3000"/>
-            <w:shd w:fill="D9EEF1" w:color="auto" w:val="clear"/>
-            <w:tcMar>
-              <w:top w:type="dxa" w:w="60"/>
-              <w:left w:type="dxa" w:w="120"/>
-              <w:bottom w:type="dxa" w:w="60"/>
-              <w:right w:type="dxa" w:w="120"/>
-            </w:tcMar>
-            <w:vAlign w:val="top"/>
-          </w:tcPr>
-          <w:p>
-            <w:pPr>
-              <w:spacing w:after="40" w:before="0"/>
-              <w:jc w:val="left"/>
-            </w:pPr>
-            <w:r>
-              <w:rPr>
-                <w:rFonts w:ascii="Arial" w:cs="Arial" w:eastAsia="Arial" w:hAnsi="Arial"/>
-                <w:b/>
-                <w:bCs/>
-                <w:i w:val="false"/>
-                <w:iCs w:val="false"/>
-                <w:color w:val="000000"/>
-                <w:sz w:val="18"/>
-                <w:szCs w:val="18"/>
-              </w:rPr>
-              <w:t xml:space="preserve">Storyline Thread</w:t>
-            </w:r>
-          </w:p>
-        </w:tc>
-        <w:tc>
-          <w:tcPr>
-            <w:tcW w:type="dxa" w:w="10680"/>
-            <w:shd w:fill="FFFFFF" w:color="auto" w:val="clear"/>
-            <w:tcMar>
-              <w:top w:type="dxa" w:w="60"/>
-              <w:left w:type="dxa" w:w="120"/>
-              <w:bottom w:type="dxa" w:w="60"/>
-              <w:right w:type="dxa" w:w="120"/>
-            </w:tcMar>
-            <w:vAlign w:val="top"/>
-          </w:tcPr>
-          <w:p>
-            <w:pPr>
-              <w:spacing w:after="40" w:before="0"/>
-              <w:jc w:val="left"/>
-            </w:pPr>
-            <w:r>
-              <w:rPr>
-                <w:rFonts w:ascii="Arial" w:cs="Arial" w:eastAsia="Arial" w:hAnsi="Arial"/>
-                <w:b w:val="false"/>
-                <w:bCs w:val="false"/>
-                <w:i w:val="false"/>
-                <w:iCs w:val="false"/>
-                <w:color w:val="000000"/>
-                <w:sz w:val="18"/>
-                <w:szCs w:val="18"/>
-              </w:rPr>
-              <w:t xml:space="preserve">Lesson 1 – The Big Bang Theory: Students are confronted with the anchoring phenomenon (the night sky above Nairobi) and make initial predictions about the universe's origin. Using Kurzgesagt YouTube animations and Khan Academy reading on the Big Bang, learners gather evidence for the universe's violent origin 13.8 billion years ago and add their first questions to the Driving Question Board.</w:t>
-            </w:r>
-          </w:p>
-          <w:p>
-            <w:pPr>
-              <w:spacing w:after="40" w:before="0"/>
-              <w:jc w:val="left"/>
-            </w:pPr>
-            <w:r>
-              <w:rPr>
-                <w:rFonts w:ascii="Arial" w:cs="Arial" w:eastAsia="Arial" w:hAnsi="Arial"/>
-                <w:b w:val="false"/>
-                <w:bCs w:val="false"/>
-                <w:i w:val="false"/>
-                <w:iCs w:val="false"/>
-                <w:color w:val="000000"/>
-                <w:sz w:val="18"/>
-                <w:szCs w:val="18"/>
-              </w:rPr>
-              <w:t xml:space="preserve"/>
-            </w:r>
-          </w:p>
-          <w:p>
-            <w:pPr>
-              <w:spacing w:after="40" w:before="0"/>
-              <w:jc w:val="left"/>
-            </w:pPr>
-            <w:r>
-              <w:rPr>
-                <w:rFonts w:ascii="Arial" w:cs="Arial" w:eastAsia="Arial" w:hAnsi="Arial"/>
-                <w:b w:val="false"/>
-                <w:bCs w:val="false"/>
-                <w:i w:val="false"/>
-                <w:iCs w:val="false"/>
-                <w:color w:val="000000"/>
-                <w:sz w:val="18"/>
-                <w:szCs w:val="18"/>
-              </w:rPr>
-              <w:t xml:space="preserve">Lesson 2 – Evolution of the Universe: Learners trace the timeline from the Big Bang through the formation of subatomic particles, atoms, stars, and galaxies. Using NASA's interactive galaxy classification tool and a structured timeline activity, they explain how the structured universe visible tonight emerged from early chaos — updating their cumulative model for the first time.</w:t>
-            </w:r>
-          </w:p>
-          <w:p>
-            <w:pPr>
-              <w:spacing w:after="40" w:before="0"/>
-              <w:jc w:val="left"/>
-            </w:pPr>
-            <w:r>
-              <w:rPr>
-                <w:rFonts w:ascii="Arial" w:cs="Arial" w:eastAsia="Arial" w:hAnsi="Arial"/>
-                <w:b w:val="false"/>
-                <w:bCs w:val="false"/>
-                <w:i w:val="false"/>
-                <w:iCs w:val="false"/>
-                <w:color w:val="000000"/>
-                <w:sz w:val="18"/>
-                <w:szCs w:val="18"/>
-              </w:rPr>
-              <w:t xml:space="preserve"/>
-            </w:r>
-          </w:p>
-          <w:p>
-            <w:pPr>
-              <w:spacing w:after="40" w:before="0"/>
-              <w:jc w:val="left"/>
-            </w:pPr>
-            <w:r>
-              <w:rPr>
-                <w:rFonts w:ascii="Arial" w:cs="Arial" w:eastAsia="Arial" w:hAnsi="Arial"/>
-                <w:b w:val="false"/>
-                <w:bCs w:val="false"/>
-                <w:i w:val="false"/>
-                <w:iCs w:val="false"/>
-                <w:color w:val="000000"/>
-                <w:sz w:val="18"/>
-                <w:szCs w:val="18"/>
-              </w:rPr>
-              <w:t xml:space="preserve">Lesson 3 – Classification of Celestial Bodies: Learners use Stellarium to identify and classify objects visible in the Kenyan night sky (stars, planets, the Moon, the Milky Way). They build a classification table distinguishing stars, planets, moons, comets, asteroids, and galaxies, and connect each class of object to the universe's evolutionary timeline from Lesson 2.</w:t>
-            </w:r>
-          </w:p>
-          <w:p>
-            <w:pPr>
-              <w:spacing w:after="40" w:before="0"/>
-              <w:jc w:val="left"/>
-            </w:pPr>
-            <w:r>
-              <w:rPr>
-                <w:rFonts w:ascii="Arial" w:cs="Arial" w:eastAsia="Arial" w:hAnsi="Arial"/>
-                <w:b w:val="false"/>
-                <w:bCs w:val="false"/>
-                <w:i w:val="false"/>
-                <w:iCs w:val="false"/>
-                <w:color w:val="000000"/>
-                <w:sz w:val="18"/>
-                <w:szCs w:val="18"/>
-              </w:rPr>
-              <w:t xml:space="preserve"/>
-            </w:r>
-          </w:p>
-          <w:p>
-            <w:pPr>
-              <w:spacing w:after="40" w:before="0"/>
-              <w:jc w:val="left"/>
-            </w:pPr>
-            <w:r>
-              <w:rPr>
-                <w:rFonts w:ascii="Arial" w:cs="Arial" w:eastAsia="Arial" w:hAnsi="Arial"/>
-                <w:b w:val="false"/>
-                <w:bCs w:val="false"/>
-                <w:i w:val="false"/>
-                <w:iCs w:val="false"/>
-                <w:color w:val="000000"/>
-                <w:sz w:val="18"/>
-                <w:szCs w:val="18"/>
-              </w:rPr>
-              <w:t xml:space="preserve">Lesson 4 – The Solar System: Structure and Scale: Learners investigate the structure, composition, and extraordinary scale of the Solar System using a scaled model activity (e.g., using a toilet paper roll to represent AU distances). They explain why planets orbit the Sun rather than flying off into space, introducing the concept of gravitational force as the organising principle.</w:t>
-            </w:r>
-          </w:p>
-          <w:p>
-            <w:pPr>
-              <w:spacing w:after="40" w:before="0"/>
-              <w:jc w:val="left"/>
-            </w:pPr>
-            <w:r>
-              <w:rPr>
-                <w:rFonts w:ascii="Arial" w:cs="Arial" w:eastAsia="Arial" w:hAnsi="Arial"/>
-                <w:b w:val="false"/>
-                <w:bCs w:val="false"/>
-                <w:i w:val="false"/>
-                <w:iCs w:val="false"/>
-                <w:color w:val="000000"/>
-                <w:sz w:val="18"/>
-                <w:szCs w:val="18"/>
-              </w:rPr>
-              <w:t xml:space="preserve"/>
-            </w:r>
-          </w:p>
-          <w:p>
-            <w:pPr>
-              <w:spacing w:after="40" w:before="0"/>
-              <w:jc w:val="left"/>
-            </w:pPr>
-            <w:r>
-              <w:rPr>
-                <w:rFonts w:ascii="Arial" w:cs="Arial" w:eastAsia="Arial" w:hAnsi="Arial"/>
-                <w:b w:val="false"/>
-                <w:bCs w:val="false"/>
-                <w:i w:val="false"/>
-                <w:iCs w:val="false"/>
-                <w:color w:val="000000"/>
-                <w:sz w:val="18"/>
-                <w:szCs w:val="18"/>
-              </w:rPr>
-              <w:t xml:space="preserve">Lesson 5 – Planetary Motion and Kepler's Laws: Using the PhET "Gravity and Orbits" simulation and real orbital data for Solar System planets, learners derive and apply Kepler's Three Laws. They mathematically verify Kepler's Third Law (T² ∝ r³) using data for Earth, Mars, and Jupiter, and revise their solar system models to show elliptical rather than circular orbits.</w:t>
-            </w:r>
-          </w:p>
-          <w:p>
-            <w:pPr>
-              <w:spacing w:after="40" w:before="0"/>
-              <w:jc w:val="left"/>
-            </w:pPr>
-            <w:r>
-              <w:rPr>
-                <w:rFonts w:ascii="Arial" w:cs="Arial" w:eastAsia="Arial" w:hAnsi="Arial"/>
-                <w:b w:val="false"/>
-                <w:bCs w:val="false"/>
-                <w:i w:val="false"/>
-                <w:iCs w:val="false"/>
-                <w:color w:val="000000"/>
-                <w:sz w:val="18"/>
-                <w:szCs w:val="18"/>
-              </w:rPr>
-              <w:t xml:space="preserve"/>
-            </w:r>
-          </w:p>
-          <w:p>
-            <w:pPr>
-              <w:spacing w:after="40" w:before="0"/>
-              <w:jc w:val="left"/>
-            </w:pPr>
-            <w:r>
-              <w:rPr>
-                <w:rFonts w:ascii="Arial" w:cs="Arial" w:eastAsia="Arial" w:hAnsi="Arial"/>
-                <w:b w:val="false"/>
-                <w:bCs w:val="false"/>
-                <w:i w:val="false"/>
-                <w:iCs w:val="false"/>
-                <w:color w:val="000000"/>
-                <w:sz w:val="18"/>
-                <w:szCs w:val="18"/>
-              </w:rPr>
-              <w:t xml:space="preserve">Lesson 6 – Gravitational Forces in Space: Learners deepen their understanding of gravity as the universal force governing all orbital motion — from the Moon orbiting Earth to Earth orbiting the Sun. They investigate the tidal effects of the Moon on Lake Victoria and ocean coastlines in Mombasa, connecting gravitational theory to observable Earth phenomena and supporting the anchoring phenomenon thread.</w:t>
-            </w:r>
-          </w:p>
-          <w:p>
-            <w:pPr>
-              <w:spacing w:after="40" w:before="0"/>
-              <w:jc w:val="left"/>
-            </w:pPr>
-            <w:r>
-              <w:rPr>
-                <w:rFonts w:ascii="Arial" w:cs="Arial" w:eastAsia="Arial" w:hAnsi="Arial"/>
-                <w:b w:val="false"/>
-                <w:bCs w:val="false"/>
-                <w:i w:val="false"/>
-                <w:iCs w:val="false"/>
-                <w:color w:val="000000"/>
-                <w:sz w:val="18"/>
-                <w:szCs w:val="18"/>
-              </w:rPr>
-              <w:t xml:space="preserve"/>
-            </w:r>
-          </w:p>
-          <w:p>
-            <w:pPr>
-              <w:spacing w:after="40" w:before="0"/>
-              <w:jc w:val="left"/>
-            </w:pPr>
-            <w:r>
-              <w:rPr>
-                <w:rFonts w:ascii="Arial" w:cs="Arial" w:eastAsia="Arial" w:hAnsi="Arial"/>
-                <w:b w:val="false"/>
-                <w:bCs w:val="false"/>
-                <w:i w:val="false"/>
-                <w:iCs w:val="false"/>
-                <w:color w:val="000000"/>
-                <w:sz w:val="18"/>
-                <w:szCs w:val="18"/>
-              </w:rPr>
-              <w:t xml:space="preserve">Lesson 7 – Telescopes: Windows to the Universe: Learners investigate how telescopes work (refraction, reflection, and radio wave detection) and why they are essential for space science — since direct travel to distant objects is impossible. Using Virtual Telescope Project livestreams and video profiles of the Hubble and James Webb Space Telescopes, learners explain how humans gather evidence about the universe without leaving Earth, directly addressing the driving question.</w:t>
-            </w:r>
-          </w:p>
-          <w:p>
-            <w:pPr>
-              <w:spacing w:after="40" w:before="0"/>
-              <w:jc w:val="left"/>
-            </w:pPr>
-            <w:r>
-              <w:rPr>
-                <w:rFonts w:ascii="Arial" w:cs="Arial" w:eastAsia="Arial" w:hAnsi="Arial"/>
-                <w:b w:val="false"/>
-                <w:bCs w:val="false"/>
-                <w:i w:val="false"/>
-                <w:iCs w:val="false"/>
-                <w:color w:val="000000"/>
-                <w:sz w:val="18"/>
-                <w:szCs w:val="18"/>
-              </w:rPr>
-              <w:t xml:space="preserve"/>
-            </w:r>
-          </w:p>
-          <w:p>
-            <w:pPr>
-              <w:spacing w:after="40" w:before="0"/>
-              <w:jc w:val="left"/>
-            </w:pPr>
-            <w:r>
-              <w:rPr>
-                <w:rFonts w:ascii="Arial" w:cs="Arial" w:eastAsia="Arial" w:hAnsi="Arial"/>
-                <w:b w:val="false"/>
-                <w:bCs w:val="false"/>
-                <w:i w:val="false"/>
-                <w:iCs w:val="false"/>
-                <w:color w:val="000000"/>
-                <w:sz w:val="18"/>
-                <w:szCs w:val="18"/>
-              </w:rPr>
-              <w:t xml:space="preserve">Lesson 8 – History of Space Exploration: Learners trace the timeline of human space exploration from Sputnik (1957) through the Apollo Moon landings, Mars rovers, and the James Webb Space Telescope, examining what each mission revealed. They also explore Kenya's connection through the Kenya Space Agency (KSA) and Africa's role in the Square Kilometre Array (SKA) project in South Africa.</w:t>
-            </w:r>
-          </w:p>
-          <w:p>
-            <w:pPr>
-              <w:spacing w:after="40" w:before="0"/>
-              <w:jc w:val="left"/>
-            </w:pPr>
-            <w:r>
-              <w:rPr>
-                <w:rFonts w:ascii="Arial" w:cs="Arial" w:eastAsia="Arial" w:hAnsi="Arial"/>
-                <w:b w:val="false"/>
-                <w:bCs w:val="false"/>
-                <w:i w:val="false"/>
-                <w:iCs w:val="false"/>
-                <w:color w:val="000000"/>
-                <w:sz w:val="18"/>
-                <w:szCs w:val="18"/>
-              </w:rPr>
-              <w:t xml:space="preserve"/>
-            </w:r>
-          </w:p>
-          <w:p>
-            <w:pPr>
-              <w:spacing w:after="40" w:before="0"/>
-              <w:jc w:val="left"/>
-            </w:pPr>
-            <w:r>
-              <w:rPr>
-                <w:rFonts w:ascii="Arial" w:cs="Arial" w:eastAsia="Arial" w:hAnsi="Arial"/>
-                <w:b w:val="false"/>
-                <w:bCs w:val="false"/>
-                <w:i w:val="false"/>
-                <w:iCs w:val="false"/>
-                <w:color w:val="000000"/>
-                <w:sz w:val="18"/>
-                <w:szCs w:val="18"/>
-              </w:rPr>
-              <w:t xml:space="preserve">Lesson 9 – Space Phenomena and Effects on Earth: Learners investigate how space phenomena — solar flares, geomagnetic storms, eclipses, and tidal forces — affect life on Earth, using the supporting phenomenon of the 2024 geomagnetic storm's effect on Kenyan radio communications. They construct explanations linking solar activity to real impacts on Kenyan infrastructure, weather, and agriculture.</w:t>
-            </w:r>
-          </w:p>
-          <w:p>
-            <w:pPr>
-              <w:spacing w:after="40" w:before="0"/>
-              <w:jc w:val="left"/>
-            </w:pPr>
-            <w:r>
-              <w:rPr>
-                <w:rFonts w:ascii="Arial" w:cs="Arial" w:eastAsia="Arial" w:hAnsi="Arial"/>
-                <w:b w:val="false"/>
-                <w:bCs w:val="false"/>
-                <w:i w:val="false"/>
-                <w:iCs w:val="false"/>
-                <w:color w:val="000000"/>
-                <w:sz w:val="18"/>
-                <w:szCs w:val="18"/>
-              </w:rPr>
-              <w:t xml:space="preserve"/>
-            </w:r>
-          </w:p>
-          <w:p>
-            <w:pPr>
-              <w:spacing w:after="40" w:before="0"/>
-              <w:jc w:val="left"/>
-            </w:pPr>
-            <w:r>
-              <w:rPr>
-                <w:rFonts w:ascii="Arial" w:cs="Arial" w:eastAsia="Arial" w:hAnsi="Arial"/>
-                <w:b w:val="false"/>
-                <w:bCs w:val="false"/>
-                <w:i w:val="false"/>
-                <w:iCs w:val="false"/>
-                <w:color w:val="000000"/>
-                <w:sz w:val="18"/>
-                <w:szCs w:val="18"/>
-              </w:rPr>
-              <w:t xml:space="preserve">Lesson 10 – Careers in Space Physics: Learners research and present profiles of space scientists and engineers — with emphasis on African and Kenyan professionals — connecting sub-strand content to career pathways through the Kenya Space Agency, universities, meteorological services, and telecommunications. Gender equity in space careers is explicitly addressed as a PCI focus.</w:t>
-            </w:r>
-          </w:p>
-          <w:p>
-            <w:pPr>
-              <w:spacing w:after="40" w:before="0"/>
-              <w:jc w:val="left"/>
-            </w:pPr>
-            <w:r>
-              <w:rPr>
-                <w:rFonts w:ascii="Arial" w:cs="Arial" w:eastAsia="Arial" w:hAnsi="Arial"/>
-                <w:b w:val="false"/>
-                <w:bCs w:val="false"/>
-                <w:i w:val="false"/>
-                <w:iCs w:val="false"/>
-                <w:color w:val="000000"/>
-                <w:sz w:val="18"/>
-                <w:szCs w:val="18"/>
-              </w:rPr>
-              <w:t xml:space="preserve"/>
-            </w:r>
-          </w:p>
-          <w:p>
-            <w:pPr>
-              <w:spacing w:after="40" w:before="0"/>
-              <w:jc w:val="left"/>
-            </w:pPr>
-            <w:r>
-              <w:rPr>
-                <w:rFonts w:ascii="Arial" w:cs="Arial" w:eastAsia="Arial" w:hAnsi="Arial"/>
-                <w:b w:val="false"/>
-                <w:bCs w:val="false"/>
-                <w:i w:val="false"/>
-                <w:iCs w:val="false"/>
-                <w:color w:val="000000"/>
-                <w:sz w:val="18"/>
-                <w:szCs w:val="18"/>
-              </w:rPr>
-              <w:t xml:space="preserve">Lesson 11 – Consolidation and Evidence Review: Using a teacher-provided three-column template (Lesson Title | What Was Learned | How It Explains the Phenomenon), learners collaboratively synthesise all 11 lessons into a coherent evidence-based narrative answering the driving question. The Driving Question Board is reviewed, with all remaining questions addressed or flagged for future study.</w:t>
-            </w:r>
-          </w:p>
-          <w:p>
-            <w:pPr>
-              <w:spacing w:after="40" w:before="0"/>
-              <w:jc w:val="left"/>
-            </w:pPr>
-            <w:r>
-              <w:rPr>
-                <w:rFonts w:ascii="Arial" w:cs="Arial" w:eastAsia="Arial" w:hAnsi="Arial"/>
-                <w:b w:val="false"/>
-                <w:bCs w:val="false"/>
-                <w:i w:val="false"/>
-                <w:iCs w:val="false"/>
-                <w:color w:val="000000"/>
-                <w:sz w:val="18"/>
-                <w:szCs w:val="18"/>
-              </w:rPr>
-              <w:t xml:space="preserve"/>
-            </w:r>
-          </w:p>
-          <w:p>
-            <w:pPr>
-              <w:spacing w:after="40" w:before="0"/>
-              <w:jc w:val="left"/>
-            </w:pPr>
-            <w:r>
-              <w:rPr>
-                <w:rFonts w:ascii="Arial" w:cs="Arial" w:eastAsia="Arial" w:hAnsi="Arial"/>
-                <w:b w:val="false"/>
-                <w:bCs w:val="false"/>
-                <w:i w:val="false"/>
-                <w:iCs w:val="false"/>
-                <w:color w:val="000000"/>
-                <w:sz w:val="18"/>
-                <w:szCs w:val="18"/>
-              </w:rPr>
-              <w:t xml:space="preserve">Lesson 12 – Model Building and Final Presentation: Learners complete and present their cumulative visual models of the universe — from the Big Bang to the present night sky above Nairobi — incorporating all key concepts: the Big Bang, stellar evolution, Solar System structure, orbital mechanics, gravitational forces, telescopic evidence, and space exploration history. Peers provide structured feedback and learners reflect on how their understanding has changed from Lesson 1.</w:t>
-            </w:r>
-          </w:p>
-        </w:tc>
-      </w:tr>
-      <w:tr>
-        <w:tc>
-          <w:tcPr>
-            <w:tcW w:type="dxa" w:w="3000"/>
-            <w:shd w:fill="EAD1F5" w:color="auto" w:val="clear"/>
-            <w:tcMar>
-              <w:top w:type="dxa" w:w="60"/>
-              <w:left w:type="dxa" w:w="120"/>
-              <w:bottom w:type="dxa" w:w="60"/>
-              <w:right w:type="dxa" w:w="120"/>
-            </w:tcMar>
-            <w:vAlign w:val="top"/>
-          </w:tcPr>
-          <w:p>
-            <w:pPr>
-              <w:spacing w:after="40" w:before="0"/>
-              <w:jc w:val="left"/>
-            </w:pPr>
-            <w:r>
-              <w:rPr>
-                <w:rFonts w:ascii="Arial" w:cs="Arial" w:eastAsia="Arial" w:hAnsi="Arial"/>
-                <w:b/>
-                <w:bCs/>
-                <w:i w:val="false"/>
-                <w:iCs w:val="false"/>
-                <w:color w:val="000000"/>
-                <w:sz w:val="18"/>
-                <w:szCs w:val="18"/>
-              </w:rPr>
-              <w:t xml:space="preserve">Supporting Phenomena</w:t>
-            </w:r>
-          </w:p>
-        </w:tc>
-        <w:tc>
-          <w:tcPr>
-            <w:tcW w:type="dxa" w:w="10680"/>
-            <w:shd w:fill="FFFFFF" w:color="auto" w:val="clear"/>
-            <w:tcMar>
-              <w:top w:type="dxa" w:w="60"/>
-              <w:left w:type="dxa" w:w="120"/>
-              <w:bottom w:type="dxa" w:w="60"/>
-              <w:right w:type="dxa" w:w="120"/>
-            </w:tcMar>
-            <w:vAlign w:val="top"/>
-          </w:tcPr>
-          <w:p>
-            <w:pPr>
-              <w:spacing w:after="30" w:before="0"/>
-              <w:ind w:left="360" w:hanging="180"/>
-              <w:jc w:val="left"/>
-            </w:pPr>
-            <w:r>
-              <w:rPr>
-                <w:rFonts w:ascii="Arial" w:cs="Arial" w:eastAsia="Arial" w:hAnsi="Arial"/>
-                <w:b w:val="false"/>
-                <w:bCs w:val="false"/>
-                <w:i w:val="false"/>
-                <w:iCs w:val="false"/>
-                <w:color w:val="000000"/>
-                <w:sz w:val="18"/>
-                <w:szCs w:val="18"/>
-              </w:rPr>
-              <w:t xml:space="preserve">–  A time-lapse video of the night sky filmed from Amboseli National Park shows stars tracing arc paths across the sky over several hours — raising the question of whether the stars are moving or the Earth is rotating, and connecting to planetary motion and reference frames.</w:t>
-            </w:r>
-          </w:p>
-          <w:p>
-            <w:pPr>
-              <w:spacing w:after="30" w:before="0"/>
-              <w:ind w:left="360" w:hanging="180"/>
-              <w:jc w:val="left"/>
-            </w:pPr>
-            <w:r>
-              <w:rPr>
-                <w:rFonts w:ascii="Arial" w:cs="Arial" w:eastAsia="Arial" w:hAnsi="Arial"/>
-                <w:b w:val="false"/>
-                <w:bCs w:val="false"/>
-                <w:i w:val="false"/>
-                <w:iCs w:val="false"/>
-                <w:color w:val="000000"/>
-                <w:sz w:val="18"/>
-                <w:szCs w:val="18"/>
-              </w:rPr>
-              <w:t xml:space="preserve">–  Photographs of the cosmic microwave background (CMB) radiation taken by the Planck satellite show faint temperature ripples spread uniformly across the entire sky — puzzling because this "afterglow" of the Big Bang looks the same in every direction, as if the entire universe shares a single origin point.</w:t>
-            </w:r>
-          </w:p>
-          <w:p>
-            <w:pPr>
-              <w:spacing w:after="30" w:before="0"/>
-              <w:ind w:left="360" w:hanging="180"/>
-              <w:jc w:val="left"/>
-            </w:pPr>
-            <w:r>
-              <w:rPr>
-                <w:rFonts w:ascii="Arial" w:cs="Arial" w:eastAsia="Arial" w:hAnsi="Arial"/>
-                <w:b w:val="false"/>
-                <w:bCs w:val="false"/>
-                <w:i w:val="false"/>
-                <w:iCs w:val="false"/>
-                <w:color w:val="000000"/>
-                <w:sz w:val="18"/>
-                <w:szCs w:val="18"/>
-              </w:rPr>
-              <w:t xml:space="preserve">–  A Kenya Meteorological Department report on a geomagnetic storm that disrupted radio communications across East Africa prompts the question: how can an event occurring 150 million kilometres away on the Sun affect everyday technology in Nairobi?</w:t>
-            </w:r>
-          </w:p>
-          <w:p>
-            <w:pPr>
-              <w:spacing w:after="30" w:before="0"/>
-              <w:ind w:left="360" w:hanging="180"/>
-              <w:jc w:val="left"/>
-            </w:pPr>
-            <w:r>
-              <w:rPr>
-                <w:rFonts w:ascii="Arial" w:cs="Arial" w:eastAsia="Arial" w:hAnsi="Arial"/>
-                <w:b w:val="false"/>
-                <w:bCs w:val="false"/>
-                <w:i w:val="false"/>
-                <w:iCs w:val="false"/>
-                <w:color w:val="000000"/>
-                <w:sz w:val="18"/>
-                <w:szCs w:val="18"/>
-              </w:rPr>
-              <w:t xml:space="preserve">–  During a total solar eclipse visible from parts of East Africa, the Moon perfectly covers the Sun's disc — a striking coincidence of apparent size that invites inquiry into the relative distances and sizes of celestial bodies and the geometry of the Earth–Moon–Sun system.</w:t>
-            </w:r>
-          </w:p>
-        </w:tc>
-      </w:tr>
-    </w:tbl>
-    <w:p>
-      <w:pPr>
-        <w:spacing w:after="120"/>
-      </w:pPr>
-      <w:r>
-        <w:t xml:space="preserve"/>
       </w:r>
     </w:p>
     <w:p>
@@ -3783,7 +3783,7 @@
             <w:pPr>
               <w:spacing w:after="20" w:before="0"/>
             </w:pPr>
-            <w:hyperlink w:history="1" r:id="rIdzjjpl8xjlyo5mfnq72qee">
+            <w:hyperlink w:history="1" r:id="rIdwklls35fw3enuhdlg-pne">
               <w:r>
                 <w:rPr>
                   <w:rFonts w:ascii="Arial" w:cs="Arial" w:eastAsia="Arial" w:hAnsi="Arial"/>
@@ -3816,7 +3816,7 @@
               <w:spacing w:after="10" w:before="0"/>
               <w:ind w:left="120"/>
             </w:pPr>
-            <w:hyperlink w:history="1" r:id="rIdfv-a_m2rx6zwjoadv6vax">
+            <w:hyperlink w:history="1" r:id="rId9ebi5pbfg8aave0wnjwa6">
               <w:r>
                 <w:rPr>
                   <w:rFonts w:ascii="Arial" w:cs="Arial" w:eastAsia="Arial" w:hAnsi="Arial"/>
@@ -3878,7 +3878,7 @@
               <w:spacing w:after="10" w:before="0"/>
               <w:ind w:left="120"/>
             </w:pPr>
-            <w:hyperlink w:history="1" r:id="rIdt_i8pmtq0ympessn9hwkr">
+            <w:hyperlink w:history="1" r:id="rId9hzy-iylkpbqe2cc3s_rn">
               <w:r>
                 <w:rPr>
                   <w:rFonts w:ascii="Arial" w:cs="Arial" w:eastAsia="Arial" w:hAnsi="Arial"/>
@@ -4088,7 +4088,7 @@
             <w:pPr>
               <w:spacing w:after="20" w:before="0"/>
             </w:pPr>
-            <w:hyperlink w:history="1" r:id="rIdksamgelbl2ka-9gycd0bm">
+            <w:hyperlink w:history="1" r:id="rIdeq5sjow7sbxpqp_emalb8">
               <w:r>
                 <w:rPr>
                   <w:rFonts w:ascii="Arial" w:cs="Arial" w:eastAsia="Arial" w:hAnsi="Arial"/>
@@ -4121,7 +4121,7 @@
               <w:spacing w:after="10" w:before="0"/>
               <w:ind w:left="120"/>
             </w:pPr>
-            <w:hyperlink w:history="1" r:id="rId-hjuqp_k5b85g92b8zcjm">
+            <w:hyperlink w:history="1" r:id="rIdv5usc2h_cdodrvgvmthyw">
               <w:r>
                 <w:rPr>
                   <w:rFonts w:ascii="Arial" w:cs="Arial" w:eastAsia="Arial" w:hAnsi="Arial"/>
@@ -4183,7 +4183,7 @@
               <w:spacing w:after="10" w:before="0"/>
               <w:ind w:left="120"/>
             </w:pPr>
-            <w:hyperlink w:history="1" r:id="rIdajkiw6sacwnylslm1lxvb">
+            <w:hyperlink w:history="1" r:id="rIdiehdcqpcdjggzmioaknsd">
               <w:r>
                 <w:rPr>
                   <w:rFonts w:ascii="Arial" w:cs="Arial" w:eastAsia="Arial" w:hAnsi="Arial"/>
@@ -4393,7 +4393,7 @@
             <w:pPr>
               <w:spacing w:after="20" w:before="0"/>
             </w:pPr>
-            <w:hyperlink w:history="1" r:id="rIdlzvizzk-mst2upgnyaz56">
+            <w:hyperlink w:history="1" r:id="rIdukijax10crsw8esaqpaol">
               <w:r>
                 <w:rPr>
                   <w:rFonts w:ascii="Arial" w:cs="Arial" w:eastAsia="Arial" w:hAnsi="Arial"/>
@@ -4426,7 +4426,7 @@
               <w:spacing w:after="10" w:before="0"/>
               <w:ind w:left="120"/>
             </w:pPr>
-            <w:hyperlink w:history="1" r:id="rId5t-e6dpwvl0zbriaswqnz">
+            <w:hyperlink w:history="1" r:id="rIdvcscnn07kvghb-rjbsghh">
               <w:r>
                 <w:rPr>
                   <w:rFonts w:ascii="Arial" w:cs="Arial" w:eastAsia="Arial" w:hAnsi="Arial"/>
@@ -4488,7 +4488,7 @@
               <w:spacing w:after="10" w:before="0"/>
               <w:ind w:left="120"/>
             </w:pPr>
-            <w:hyperlink w:history="1" r:id="rIdwk4qcwgitgxh1u9aym_iz">
+            <w:hyperlink w:history="1" r:id="rIdmxadlbnw0ftkmmqsllfvu">
               <w:r>
                 <w:rPr>
                   <w:rFonts w:ascii="Arial" w:cs="Arial" w:eastAsia="Arial" w:hAnsi="Arial"/>
@@ -4698,7 +4698,7 @@
             <w:pPr>
               <w:spacing w:after="20" w:before="0"/>
             </w:pPr>
-            <w:hyperlink w:history="1" r:id="rIdejxz8bkjydbnj4xeaj7by">
+            <w:hyperlink w:history="1" r:id="rIdfnea60r9kva3h5eoub6dk">
               <w:r>
                 <w:rPr>
                   <w:rFonts w:ascii="Arial" w:cs="Arial" w:eastAsia="Arial" w:hAnsi="Arial"/>
@@ -4731,7 +4731,7 @@
               <w:spacing w:after="10" w:before="0"/>
               <w:ind w:left="120"/>
             </w:pPr>
-            <w:hyperlink w:history="1" r:id="rIdpmgtft6al5ekt1p60tjpf">
+            <w:hyperlink w:history="1" r:id="rIdvulo3libinxlunjzno9-0">
               <w:r>
                 <w:rPr>
                   <w:rFonts w:ascii="Arial" w:cs="Arial" w:eastAsia="Arial" w:hAnsi="Arial"/>
@@ -4793,7 +4793,7 @@
               <w:spacing w:after="10" w:before="0"/>
               <w:ind w:left="120"/>
             </w:pPr>
-            <w:hyperlink w:history="1" r:id="rIdqyyzqvhsnjjwbsp-tgbpp">
+            <w:hyperlink w:history="1" r:id="rIdb7ae0xydfvi8vkiheiibp">
               <w:r>
                 <w:rPr>
                   <w:rFonts w:ascii="Arial" w:cs="Arial" w:eastAsia="Arial" w:hAnsi="Arial"/>
@@ -5003,7 +5003,7 @@
             <w:pPr>
               <w:spacing w:after="20" w:before="0"/>
             </w:pPr>
-            <w:hyperlink w:history="1" r:id="rIdzzpkixxbsi6fqzxjuwepx">
+            <w:hyperlink w:history="1" r:id="rIddjguslj2orp6aomfx6ch9">
               <w:r>
                 <w:rPr>
                   <w:rFonts w:ascii="Arial" w:cs="Arial" w:eastAsia="Arial" w:hAnsi="Arial"/>
@@ -5036,7 +5036,7 @@
               <w:spacing w:after="10" w:before="0"/>
               <w:ind w:left="120"/>
             </w:pPr>
-            <w:hyperlink w:history="1" r:id="rIdprffkbusjqhqq4kwrej1t">
+            <w:hyperlink w:history="1" r:id="rIdqxvgaueidji608rndaew5">
               <w:r>
                 <w:rPr>
                   <w:rFonts w:ascii="Arial" w:cs="Arial" w:eastAsia="Arial" w:hAnsi="Arial"/>
@@ -5098,7 +5098,7 @@
               <w:spacing w:after="10" w:before="0"/>
               <w:ind w:left="120"/>
             </w:pPr>
-            <w:hyperlink w:history="1" r:id="rIdpjj5cba-icek0l9jrpewa">
+            <w:hyperlink w:history="1" r:id="rIdiplcecsxv9sj38zgcok8j">
               <w:r>
                 <w:rPr>
                   <w:rFonts w:ascii="Arial" w:cs="Arial" w:eastAsia="Arial" w:hAnsi="Arial"/>
@@ -5625,7 +5625,7 @@
         </w:rPr>
         <w:t xml:space="preserve">© 2026 SeaVuria and ARES. Aligned with KICD objectives. Developed by SeaVuria; technical implementation by ARES (with AI assistance from Claude). Licensed under </w:t>
       </w:r>
-      <w:hyperlink w:history="1" r:id="rIdwrldlucwstdhmx-40slym">
+      <w:hyperlink w:history="1" r:id="rIdun2l5cyy5k2jinfnrzkol">
         <w:r>
           <w:rPr>
             <w:rFonts w:ascii="Arial" w:cs="Arial" w:eastAsia="Arial" w:hAnsi="Arial"/>
@@ -5646,7 +5646,7 @@
         </w:rPr>
         <w:t xml:space="preserve"> (</w:t>
       </w:r>
-      <w:hyperlink w:history="1" r:id="rIdnf4eqynoqxoihrodkcs-e">
+      <w:hyperlink w:history="1" r:id="rIdhwtb6sy2nc5s1zqiiji7e">
         <w:r>
           <w:rPr>
             <w:rFonts w:ascii="Arial" w:cs="Arial" w:eastAsia="Arial" w:hAnsi="Arial"/>
@@ -6659,7 +6659,7 @@
             <w:pPr>
               <w:spacing w:after="20" w:before="0"/>
             </w:pPr>
-            <w:hyperlink w:history="1" r:id="rIdeayizjt5m6pc8iexuedr9">
+            <w:hyperlink w:history="1" r:id="rId3hzb4srkgnyefxyxdpdpu">
               <w:r>
                 <w:rPr>
                   <w:rFonts w:ascii="Arial" w:cs="Arial" w:eastAsia="Arial" w:hAnsi="Arial"/>
@@ -6692,7 +6692,7 @@
               <w:spacing w:after="10" w:before="0"/>
               <w:ind w:left="120"/>
             </w:pPr>
-            <w:hyperlink w:history="1" r:id="rIdpojpijzmjr6ietccf_lrf">
+            <w:hyperlink w:history="1" r:id="rIdnmkklldiikfrp-70kj0wr">
               <w:r>
                 <w:rPr>
                   <w:rFonts w:ascii="Arial" w:cs="Arial" w:eastAsia="Arial" w:hAnsi="Arial"/>
@@ -6737,7 +6737,7 @@
             <w:pPr>
               <w:spacing w:after="20" w:before="0"/>
             </w:pPr>
-            <w:hyperlink w:history="1" r:id="rIdvluitmrbtbfcix_recnvc">
+            <w:hyperlink w:history="1" r:id="rIdfxtdiivkti6lgkvoth0bt">
               <w:r>
                 <w:rPr>
                   <w:rFonts w:ascii="Arial" w:cs="Arial" w:eastAsia="Arial" w:hAnsi="Arial"/>
@@ -6770,7 +6770,7 @@
               <w:spacing w:after="10" w:before="0"/>
               <w:ind w:left="120"/>
             </w:pPr>
-            <w:hyperlink w:history="1" r:id="rIdhfnva182uoocctqb1r7ys">
+            <w:hyperlink w:history="1" r:id="rId-ga1yjqkwet5itqjbpgqi">
               <w:r>
                 <w:rPr>
                   <w:rFonts w:ascii="Arial" w:cs="Arial" w:eastAsia="Arial" w:hAnsi="Arial"/>
@@ -6965,7 +6965,7 @@
             <w:pPr>
               <w:spacing w:after="20" w:before="0"/>
             </w:pPr>
-            <w:hyperlink w:history="1" r:id="rIdttfc-jba-_mlz2tcpw0el">
+            <w:hyperlink w:history="1" r:id="rId5m-j__cox747f4epjludi">
               <w:r>
                 <w:rPr>
                   <w:rFonts w:ascii="Arial" w:cs="Arial" w:eastAsia="Arial" w:hAnsi="Arial"/>
@@ -6998,7 +6998,7 @@
               <w:spacing w:after="10" w:before="0"/>
               <w:ind w:left="120"/>
             </w:pPr>
-            <w:hyperlink w:history="1" r:id="rIdmqfwn2syh71evqowswqhl">
+            <w:hyperlink w:history="1" r:id="rIdn1lyyroikqdswk1cmood_">
               <w:r>
                 <w:rPr>
                   <w:rFonts w:ascii="Arial" w:cs="Arial" w:eastAsia="Arial" w:hAnsi="Arial"/>
@@ -7043,7 +7043,7 @@
             <w:pPr>
               <w:spacing w:after="20" w:before="0"/>
             </w:pPr>
-            <w:hyperlink w:history="1" r:id="rIdvqntjk2pmdwlpwumvmvas">
+            <w:hyperlink w:history="1" r:id="rIdhuvt_d88fyje957rlnojw">
               <w:r>
                 <w:rPr>
                   <w:rFonts w:ascii="Arial" w:cs="Arial" w:eastAsia="Arial" w:hAnsi="Arial"/>
@@ -7076,7 +7076,7 @@
               <w:spacing w:after="10" w:before="0"/>
               <w:ind w:left="120"/>
             </w:pPr>
-            <w:hyperlink w:history="1" r:id="rIdkup18-dgy5v8abwxmjqfg">
+            <w:hyperlink w:history="1" r:id="rIdv28enfak1aivbj_k8popp">
               <w:r>
                 <w:rPr>
                   <w:rFonts w:ascii="Arial" w:cs="Arial" w:eastAsia="Arial" w:hAnsi="Arial"/>
@@ -7347,7 +7347,7 @@
             <w:pPr>
               <w:spacing w:after="20" w:before="0"/>
             </w:pPr>
-            <w:hyperlink w:history="1" r:id="rIdy0cyskvsuvjw7-geah-gn">
+            <w:hyperlink w:history="1" r:id="rId58goiknoug4m-4eppc5n5">
               <w:r>
                 <w:rPr>
                   <w:rFonts w:ascii="Arial" w:cs="Arial" w:eastAsia="Arial" w:hAnsi="Arial"/>
@@ -7380,7 +7380,7 @@
               <w:spacing w:after="10" w:before="0"/>
               <w:ind w:left="120"/>
             </w:pPr>
-            <w:hyperlink w:history="1" r:id="rIdfznlarslzyp4ghg4xovor">
+            <w:hyperlink w:history="1" r:id="rIddzaemhcxoer3_9uacrw0n">
               <w:r>
                 <w:rPr>
                   <w:rFonts w:ascii="Arial" w:cs="Arial" w:eastAsia="Arial" w:hAnsi="Arial"/>
@@ -7425,7 +7425,7 @@
             <w:pPr>
               <w:spacing w:after="20" w:before="0"/>
             </w:pPr>
-            <w:hyperlink w:history="1" r:id="rIdtmjcxdq0rq069ndutpgob">
+            <w:hyperlink w:history="1" r:id="rIdzm6igvfkteiczcycduwsv">
               <w:r>
                 <w:rPr>
                   <w:rFonts w:ascii="Arial" w:cs="Arial" w:eastAsia="Arial" w:hAnsi="Arial"/>
@@ -7458,7 +7458,7 @@
               <w:spacing w:after="10" w:before="0"/>
               <w:ind w:left="120"/>
             </w:pPr>
-            <w:hyperlink w:history="1" r:id="rIdb-fuxafdxvh66o1-gi2wn">
+            <w:hyperlink w:history="1" r:id="rIdcc0rezr0vdduu4sg9a794">
               <w:r>
                 <w:rPr>
                   <w:rFonts w:ascii="Arial" w:cs="Arial" w:eastAsia="Arial" w:hAnsi="Arial"/>
@@ -7653,7 +7653,7 @@
             <w:pPr>
               <w:spacing w:after="20" w:before="0"/>
             </w:pPr>
-            <w:hyperlink w:history="1" r:id="rIdsgsmwhl34hcnwu8_k8tb8">
+            <w:hyperlink w:history="1" r:id="rIdkdmmyn8elwsvqusfho-ua">
               <w:r>
                 <w:rPr>
                   <w:rFonts w:ascii="Arial" w:cs="Arial" w:eastAsia="Arial" w:hAnsi="Arial"/>
@@ -7686,7 +7686,7 @@
               <w:spacing w:after="10" w:before="0"/>
               <w:ind w:left="120"/>
             </w:pPr>
-            <w:hyperlink w:history="1" r:id="rIdjz2-in_pbk3yco4pc4u3h">
+            <w:hyperlink w:history="1" r:id="rId3rxc4nvegs-gxoutsashg">
               <w:r>
                 <w:rPr>
                   <w:rFonts w:ascii="Arial" w:cs="Arial" w:eastAsia="Arial" w:hAnsi="Arial"/>
@@ -7731,7 +7731,7 @@
             <w:pPr>
               <w:spacing w:after="20" w:before="0"/>
             </w:pPr>
-            <w:hyperlink w:history="1" r:id="rId4twcas7bqgl6n3ph5p_zd">
+            <w:hyperlink w:history="1" r:id="rIdaazkp3y_vj2w17pvnl4we">
               <w:r>
                 <w:rPr>
                   <w:rFonts w:ascii="Arial" w:cs="Arial" w:eastAsia="Arial" w:hAnsi="Arial"/>
@@ -7764,7 +7764,7 @@
               <w:spacing w:after="10" w:before="0"/>
               <w:ind w:left="120"/>
             </w:pPr>
-            <w:hyperlink w:history="1" r:id="rIdpxum3bx8dywsnq259dura">
+            <w:hyperlink w:history="1" r:id="rIdjrf-qo74a16ogrelhjqib">
               <w:r>
                 <w:rPr>
                   <w:rFonts w:ascii="Arial" w:cs="Arial" w:eastAsia="Arial" w:hAnsi="Arial"/>
@@ -7959,7 +7959,7 @@
             <w:pPr>
               <w:spacing w:after="20" w:before="0"/>
             </w:pPr>
-            <w:hyperlink w:history="1" r:id="rIdbps-hvvji2qafdayvba6y">
+            <w:hyperlink w:history="1" r:id="rId8hkj3btvthvcj96vum8q8">
               <w:r>
                 <w:rPr>
                   <w:rFonts w:ascii="Arial" w:cs="Arial" w:eastAsia="Arial" w:hAnsi="Arial"/>
@@ -7992,7 +7992,7 @@
               <w:spacing w:after="10" w:before="0"/>
               <w:ind w:left="120"/>
             </w:pPr>
-            <w:hyperlink w:history="1" r:id="rId6hreml53h2hjj1z8mia_l">
+            <w:hyperlink w:history="1" r:id="rIdw-amfwe4sy7fjcyi-bmoa">
               <w:r>
                 <w:rPr>
                   <w:rFonts w:ascii="Arial" w:cs="Arial" w:eastAsia="Arial" w:hAnsi="Arial"/>
@@ -8037,7 +8037,7 @@
             <w:pPr>
               <w:spacing w:after="20" w:before="0"/>
             </w:pPr>
-            <w:hyperlink w:history="1" r:id="rId4cifhpdmmiysnadyw-fsl">
+            <w:hyperlink w:history="1" r:id="rIdsa5xk-i-druwtunlwwwxh">
               <w:r>
                 <w:rPr>
                   <w:rFonts w:ascii="Arial" w:cs="Arial" w:eastAsia="Arial" w:hAnsi="Arial"/>
@@ -8070,7 +8070,7 @@
               <w:spacing w:after="10" w:before="0"/>
               <w:ind w:left="120"/>
             </w:pPr>
-            <w:hyperlink w:history="1" r:id="rIdbfpr9rnaveq0sjhzrzvys">
+            <w:hyperlink w:history="1" r:id="rIdtx9n5my7rtbqxwxypcv_s">
               <w:r>
                 <w:rPr>
                   <w:rFonts w:ascii="Arial" w:cs="Arial" w:eastAsia="Arial" w:hAnsi="Arial"/>
@@ -8582,7 +8582,7 @@
         </w:rPr>
         <w:t xml:space="preserve">© 2026 SeaVuria and ARES. Aligned with KICD objectives. Developed by SeaVuria; technical implementation by ARES (with AI assistance from Claude). Licensed under </w:t>
       </w:r>
-      <w:hyperlink w:history="1" r:id="rIdggjyno3_ddxj3ahmrxesi">
+      <w:hyperlink w:history="1" r:id="rIdk3qlwsek-m3dvzu67pz9q">
         <w:r>
           <w:rPr>
             <w:rFonts w:ascii="Arial" w:cs="Arial" w:eastAsia="Arial" w:hAnsi="Arial"/>
@@ -8603,7 +8603,7 @@
         </w:rPr>
         <w:t xml:space="preserve"> (</w:t>
       </w:r>
-      <w:hyperlink w:history="1" r:id="rIdkwmuckdj7-atgaqjc9ocp">
+      <w:hyperlink w:history="1" r:id="rIdkmdrc_lg3hznhjnuawvla">
         <w:r>
           <w:rPr>
             <w:rFonts w:ascii="Arial" w:cs="Arial" w:eastAsia="Arial" w:hAnsi="Arial"/>
@@ -9616,7 +9616,7 @@
             <w:pPr>
               <w:spacing w:after="20" w:before="0"/>
             </w:pPr>
-            <w:hyperlink w:history="1" r:id="rId_dgxbezmrhqmf9f1gp6nf">
+            <w:hyperlink w:history="1" r:id="rIds6dq2ep3yyq-7v9wozt7n">
               <w:r>
                 <w:rPr>
                   <w:rFonts w:ascii="Arial" w:cs="Arial" w:eastAsia="Arial" w:hAnsi="Arial"/>
@@ -9649,7 +9649,7 @@
               <w:spacing w:after="10" w:before="0"/>
               <w:ind w:left="120"/>
             </w:pPr>
-            <w:hyperlink w:history="1" r:id="rIdsaajanwr4ad-v3p39w42g">
+            <w:hyperlink w:history="1" r:id="rIdneoakslx3kw7qtgegyr81">
               <w:r>
                 <w:rPr>
                   <w:rFonts w:ascii="Arial" w:cs="Arial" w:eastAsia="Arial" w:hAnsi="Arial"/>
@@ -9694,7 +9694,7 @@
             <w:pPr>
               <w:spacing w:after="20" w:before="0"/>
             </w:pPr>
-            <w:hyperlink w:history="1" r:id="rIdgfci8-9ncul8hnuuhwg0q">
+            <w:hyperlink w:history="1" r:id="rIdhrnfocsawkzuhawcoit82">
               <w:r>
                 <w:rPr>
                   <w:rFonts w:ascii="Arial" w:cs="Arial" w:eastAsia="Arial" w:hAnsi="Arial"/>
@@ -9727,7 +9727,7 @@
               <w:spacing w:after="10" w:before="0"/>
               <w:ind w:left="120"/>
             </w:pPr>
-            <w:hyperlink w:history="1" r:id="rIdqioppq6dknzzpmaumvu9q">
+            <w:hyperlink w:history="1" r:id="rIdze65ppj96-y0vb7przsz9">
               <w:r>
                 <w:rPr>
                   <w:rFonts w:ascii="Arial" w:cs="Arial" w:eastAsia="Arial" w:hAnsi="Arial"/>
@@ -9922,7 +9922,7 @@
             <w:pPr>
               <w:spacing w:after="20" w:before="0"/>
             </w:pPr>
-            <w:hyperlink w:history="1" r:id="rIdosg1vrb0mw8bdriaibmv-">
+            <w:hyperlink w:history="1" r:id="rIdtbyk_xf3hslqj14pj1syw">
               <w:r>
                 <w:rPr>
                   <w:rFonts w:ascii="Arial" w:cs="Arial" w:eastAsia="Arial" w:hAnsi="Arial"/>
@@ -9955,7 +9955,7 @@
               <w:spacing w:after="10" w:before="0"/>
               <w:ind w:left="120"/>
             </w:pPr>
-            <w:hyperlink w:history="1" r:id="rId5-wftacnqlnjiyx4yt7jt">
+            <w:hyperlink w:history="1" r:id="rIdu6jy3h6sj-xqxbg295kmi">
               <w:r>
                 <w:rPr>
                   <w:rFonts w:ascii="Arial" w:cs="Arial" w:eastAsia="Arial" w:hAnsi="Arial"/>
@@ -10000,7 +10000,7 @@
             <w:pPr>
               <w:spacing w:after="20" w:before="0"/>
             </w:pPr>
-            <w:hyperlink w:history="1" r:id="rIdsvb63astfq-_alqwroae0">
+            <w:hyperlink w:history="1" r:id="rIdd1e8v809qusyhy_yhzu41">
               <w:r>
                 <w:rPr>
                   <w:rFonts w:ascii="Arial" w:cs="Arial" w:eastAsia="Arial" w:hAnsi="Arial"/>
@@ -10033,7 +10033,7 @@
               <w:spacing w:after="10" w:before="0"/>
               <w:ind w:left="120"/>
             </w:pPr>
-            <w:hyperlink w:history="1" r:id="rIdkwixol5gqpolgs0b4wz1t">
+            <w:hyperlink w:history="1" r:id="rIdcdeol-9wqnlwv0q6agqhy">
               <w:r>
                 <w:rPr>
                   <w:rFonts w:ascii="Arial" w:cs="Arial" w:eastAsia="Arial" w:hAnsi="Arial"/>
@@ -10228,7 +10228,7 @@
             <w:pPr>
               <w:spacing w:after="20" w:before="0"/>
             </w:pPr>
-            <w:hyperlink w:history="1" r:id="rIdk9q3d679qlp8jadg6_bw_">
+            <w:hyperlink w:history="1" r:id="rIdnv5ld2iflfuyqes4i0alw">
               <w:r>
                 <w:rPr>
                   <w:rFonts w:ascii="Arial" w:cs="Arial" w:eastAsia="Arial" w:hAnsi="Arial"/>
@@ -10261,7 +10261,7 @@
               <w:spacing w:after="10" w:before="0"/>
               <w:ind w:left="120"/>
             </w:pPr>
-            <w:hyperlink w:history="1" r:id="rId0vljwn7y-a64yksx6jl3b">
+            <w:hyperlink w:history="1" r:id="rId0gymashdw_nt3xammwbrk">
               <w:r>
                 <w:rPr>
                   <w:rFonts w:ascii="Arial" w:cs="Arial" w:eastAsia="Arial" w:hAnsi="Arial"/>
@@ -10306,7 +10306,7 @@
             <w:pPr>
               <w:spacing w:after="20" w:before="0"/>
             </w:pPr>
-            <w:hyperlink w:history="1" r:id="rIdwz0_lrok27moi_8zjxse9">
+            <w:hyperlink w:history="1" r:id="rIdyuhiscque7igd_aookrbq">
               <w:r>
                 <w:rPr>
                   <w:rFonts w:ascii="Arial" w:cs="Arial" w:eastAsia="Arial" w:hAnsi="Arial"/>
@@ -10339,7 +10339,7 @@
               <w:spacing w:after="10" w:before="0"/>
               <w:ind w:left="120"/>
             </w:pPr>
-            <w:hyperlink w:history="1" r:id="rIdei3e0vixorhcazx4naxds">
+            <w:hyperlink w:history="1" r:id="rIdoo3lafka9u5lyoc_i-8wq">
               <w:r>
                 <w:rPr>
                   <w:rFonts w:ascii="Arial" w:cs="Arial" w:eastAsia="Arial" w:hAnsi="Arial"/>
@@ -10534,7 +10534,7 @@
             <w:pPr>
               <w:spacing w:after="20" w:before="0"/>
             </w:pPr>
-            <w:hyperlink w:history="1" r:id="rIdhtanr395bnbodqbugjf_u">
+            <w:hyperlink w:history="1" r:id="rId7kwzjybqudlf106m56uvk">
               <w:r>
                 <w:rPr>
                   <w:rFonts w:ascii="Arial" w:cs="Arial" w:eastAsia="Arial" w:hAnsi="Arial"/>
@@ -10567,7 +10567,7 @@
               <w:spacing w:after="10" w:before="0"/>
               <w:ind w:left="120"/>
             </w:pPr>
-            <w:hyperlink w:history="1" r:id="rId4c8venrurm-18etwhqroq">
+            <w:hyperlink w:history="1" r:id="rId9nmikw-elnrje9uus2vtt">
               <w:r>
                 <w:rPr>
                   <w:rFonts w:ascii="Arial" w:cs="Arial" w:eastAsia="Arial" w:hAnsi="Arial"/>
@@ -10612,7 +10612,7 @@
             <w:pPr>
               <w:spacing w:after="20" w:before="0"/>
             </w:pPr>
-            <w:hyperlink w:history="1" r:id="rIdj6wiyfpx00yppizjaj8t2">
+            <w:hyperlink w:history="1" r:id="rId48ni189xivd1ckgzbdx1i">
               <w:r>
                 <w:rPr>
                   <w:rFonts w:ascii="Arial" w:cs="Arial" w:eastAsia="Arial" w:hAnsi="Arial"/>
@@ -10645,7 +10645,7 @@
               <w:spacing w:after="10" w:before="0"/>
               <w:ind w:left="120"/>
             </w:pPr>
-            <w:hyperlink w:history="1" r:id="rIdvdw4zdth21qc3-qsp3n82">
+            <w:hyperlink w:history="1" r:id="rId-imkh_prvaejhwpcji_qr">
               <w:r>
                 <w:rPr>
                   <w:rFonts w:ascii="Arial" w:cs="Arial" w:eastAsia="Arial" w:hAnsi="Arial"/>
@@ -10840,7 +10840,7 @@
             <w:pPr>
               <w:spacing w:after="20" w:before="0"/>
             </w:pPr>
-            <w:hyperlink w:history="1" r:id="rIdsuewigsoklvtteo4yjbai">
+            <w:hyperlink w:history="1" r:id="rIdbjfopf6gm7cedu1jvoa1d">
               <w:r>
                 <w:rPr>
                   <w:rFonts w:ascii="Arial" w:cs="Arial" w:eastAsia="Arial" w:hAnsi="Arial"/>
@@ -10873,7 +10873,7 @@
               <w:spacing w:after="10" w:before="0"/>
               <w:ind w:left="120"/>
             </w:pPr>
-            <w:hyperlink w:history="1" r:id="rIdhbhkwimd8bsbncxczws1a">
+            <w:hyperlink w:history="1" r:id="rIdecyywiroonb6cuf6cewkp">
               <w:r>
                 <w:rPr>
                   <w:rFonts w:ascii="Arial" w:cs="Arial" w:eastAsia="Arial" w:hAnsi="Arial"/>
@@ -10918,7 +10918,7 @@
             <w:pPr>
               <w:spacing w:after="20" w:before="0"/>
             </w:pPr>
-            <w:hyperlink w:history="1" r:id="rIdxmyuxe38jsxkmmj1rtaxa">
+            <w:hyperlink w:history="1" r:id="rIdfkbpq9zr55sp95rowxp0c">
               <w:r>
                 <w:rPr>
                   <w:rFonts w:ascii="Arial" w:cs="Arial" w:eastAsia="Arial" w:hAnsi="Arial"/>
@@ -10951,7 +10951,7 @@
               <w:spacing w:after="10" w:before="0"/>
               <w:ind w:left="120"/>
             </w:pPr>
-            <w:hyperlink w:history="1" r:id="rIdt0djxln8uiq51gc1te3gj">
+            <w:hyperlink w:history="1" r:id="rIdco_yaii0dx7xufy0uyjz_">
               <w:r>
                 <w:rPr>
                   <w:rFonts w:ascii="Arial" w:cs="Arial" w:eastAsia="Arial" w:hAnsi="Arial"/>
@@ -11463,7 +11463,7 @@
         </w:rPr>
         <w:t xml:space="preserve">© 2026 SeaVuria and ARES. Aligned with KICD objectives. Developed by SeaVuria; technical implementation by ARES (with AI assistance from Claude). Licensed under </w:t>
       </w:r>
-      <w:hyperlink w:history="1" r:id="rIdgusppctlkxn2nccebh98j">
+      <w:hyperlink w:history="1" r:id="rIdjflehkbsgbbk6umln_rag">
         <w:r>
           <w:rPr>
             <w:rFonts w:ascii="Arial" w:cs="Arial" w:eastAsia="Arial" w:hAnsi="Arial"/>
@@ -11484,7 +11484,7 @@
         </w:rPr>
         <w:t xml:space="preserve"> (</w:t>
       </w:r>
-      <w:hyperlink w:history="1" r:id="rIdige3igmcn1rq-ql8phavr">
+      <w:hyperlink w:history="1" r:id="rId7ooanuycfcppxm6inb2he">
         <w:r>
           <w:rPr>
             <w:rFonts w:ascii="Arial" w:cs="Arial" w:eastAsia="Arial" w:hAnsi="Arial"/>
@@ -12497,7 +12497,7 @@
             <w:pPr>
               <w:spacing w:after="20" w:before="0"/>
             </w:pPr>
-            <w:hyperlink w:history="1" r:id="rIdqyrko6t-vjhc5crzbmggt">
+            <w:hyperlink w:history="1" r:id="rIdklj0jqx4dntq7d7h8wpxk">
               <w:r>
                 <w:rPr>
                   <w:rFonts w:ascii="Arial" w:cs="Arial" w:eastAsia="Arial" w:hAnsi="Arial"/>
@@ -12530,7 +12530,7 @@
               <w:spacing w:after="10" w:before="0"/>
               <w:ind w:left="120"/>
             </w:pPr>
-            <w:hyperlink w:history="1" r:id="rIdxenfpwrj_okgjthvmvirk">
+            <w:hyperlink w:history="1" r:id="rId6a8svbahjdmiefrudqok2">
               <w:r>
                 <w:rPr>
                   <w:rFonts w:ascii="Arial" w:cs="Arial" w:eastAsia="Arial" w:hAnsi="Arial"/>
@@ -12575,7 +12575,7 @@
             <w:pPr>
               <w:spacing w:after="20" w:before="0"/>
             </w:pPr>
-            <w:hyperlink w:history="1" r:id="rId3ecoazm3g_uz6j-w0hlin">
+            <w:hyperlink w:history="1" r:id="rId9a1jil-hvcigqo5zabmlp">
               <w:r>
                 <w:rPr>
                   <w:rFonts w:ascii="Arial" w:cs="Arial" w:eastAsia="Arial" w:hAnsi="Arial"/>
@@ -12608,7 +12608,7 @@
               <w:spacing w:after="10" w:before="0"/>
               <w:ind w:left="120"/>
             </w:pPr>
-            <w:hyperlink w:history="1" r:id="rIdemjsvmoyhqlgvfxjuvfv_">
+            <w:hyperlink w:history="1" r:id="rIdnbmp6qai8di2rkehacso0">
               <w:r>
                 <w:rPr>
                   <w:rFonts w:ascii="Arial" w:cs="Arial" w:eastAsia="Arial" w:hAnsi="Arial"/>
@@ -12803,7 +12803,7 @@
             <w:pPr>
               <w:spacing w:after="20" w:before="0"/>
             </w:pPr>
-            <w:hyperlink w:history="1" r:id="rIdkkivofou_e03dcd3c8tvq">
+            <w:hyperlink w:history="1" r:id="rIdmkbgpkh5r2fxuniruca0n">
               <w:r>
                 <w:rPr>
                   <w:rFonts w:ascii="Arial" w:cs="Arial" w:eastAsia="Arial" w:hAnsi="Arial"/>
@@ -12836,7 +12836,7 @@
               <w:spacing w:after="10" w:before="0"/>
               <w:ind w:left="120"/>
             </w:pPr>
-            <w:hyperlink w:history="1" r:id="rIdv3yjfwedv07aoe8twx7ni">
+            <w:hyperlink w:history="1" r:id="rIdx8qdwmjwfxwdn6wswek6x">
               <w:r>
                 <w:rPr>
                   <w:rFonts w:ascii="Arial" w:cs="Arial" w:eastAsia="Arial" w:hAnsi="Arial"/>
@@ -12881,7 +12881,7 @@
             <w:pPr>
               <w:spacing w:after="20" w:before="0"/>
             </w:pPr>
-            <w:hyperlink w:history="1" r:id="rIdao4venytf_f_j27jcqosm">
+            <w:hyperlink w:history="1" r:id="rIda4m4m4zj97tgcn4z23u4n">
               <w:r>
                 <w:rPr>
                   <w:rFonts w:ascii="Arial" w:cs="Arial" w:eastAsia="Arial" w:hAnsi="Arial"/>
@@ -12914,7 +12914,7 @@
               <w:spacing w:after="10" w:before="0"/>
               <w:ind w:left="120"/>
             </w:pPr>
-            <w:hyperlink w:history="1" r:id="rIdsl6tskkghvknxehkyqidg">
+            <w:hyperlink w:history="1" r:id="rIdroj_rx0h9wpgf0ill0fyz">
               <w:r>
                 <w:rPr>
                   <w:rFonts w:ascii="Arial" w:cs="Arial" w:eastAsia="Arial" w:hAnsi="Arial"/>
@@ -13109,7 +13109,7 @@
             <w:pPr>
               <w:spacing w:after="20" w:before="0"/>
             </w:pPr>
-            <w:hyperlink w:history="1" r:id="rId6mb0_w6-_84qyifwxcf1u">
+            <w:hyperlink w:history="1" r:id="rIdt9yj_ewv098kxlxaagivp">
               <w:r>
                 <w:rPr>
                   <w:rFonts w:ascii="Arial" w:cs="Arial" w:eastAsia="Arial" w:hAnsi="Arial"/>
@@ -13142,7 +13142,7 @@
               <w:spacing w:after="10" w:before="0"/>
               <w:ind w:left="120"/>
             </w:pPr>
-            <w:hyperlink w:history="1" r:id="rIdbczcixwzhakmuz-y6tpm4">
+            <w:hyperlink w:history="1" r:id="rIdu1mhpo777q9rn9we2eg6e">
               <w:r>
                 <w:rPr>
                   <w:rFonts w:ascii="Arial" w:cs="Arial" w:eastAsia="Arial" w:hAnsi="Arial"/>
@@ -13187,7 +13187,7 @@
             <w:pPr>
               <w:spacing w:after="20" w:before="0"/>
             </w:pPr>
-            <w:hyperlink w:history="1" r:id="rId3aphk3cauvomfflynrrul">
+            <w:hyperlink w:history="1" r:id="rIdik2dqhkvvukxabieko7ob">
               <w:r>
                 <w:rPr>
                   <w:rFonts w:ascii="Arial" w:cs="Arial" w:eastAsia="Arial" w:hAnsi="Arial"/>
@@ -13220,7 +13220,7 @@
               <w:spacing w:after="10" w:before="0"/>
               <w:ind w:left="120"/>
             </w:pPr>
-            <w:hyperlink w:history="1" r:id="rIdsp5cipjs9mtjz5dgfupcv">
+            <w:hyperlink w:history="1" r:id="rId84vielqxgomg5zdpq1zj_">
               <w:r>
                 <w:rPr>
                   <w:rFonts w:ascii="Arial" w:cs="Arial" w:eastAsia="Arial" w:hAnsi="Arial"/>
@@ -13415,7 +13415,7 @@
             <w:pPr>
               <w:spacing w:after="20" w:before="0"/>
             </w:pPr>
-            <w:hyperlink w:history="1" r:id="rIdbbeunom9unqsxi1xw0vyk">
+            <w:hyperlink w:history="1" r:id="rIdsqzhya8juvcujsvctjl6s">
               <w:r>
                 <w:rPr>
                   <w:rFonts w:ascii="Arial" w:cs="Arial" w:eastAsia="Arial" w:hAnsi="Arial"/>
@@ -13448,7 +13448,7 @@
               <w:spacing w:after="10" w:before="0"/>
               <w:ind w:left="120"/>
             </w:pPr>
-            <w:hyperlink w:history="1" r:id="rIdj4twk8g-b-ygyoly-pryg">
+            <w:hyperlink w:history="1" r:id="rIdeaa1rxnxfd1z9oww1jdr-">
               <w:r>
                 <w:rPr>
                   <w:rFonts w:ascii="Arial" w:cs="Arial" w:eastAsia="Arial" w:hAnsi="Arial"/>
@@ -13493,7 +13493,7 @@
             <w:pPr>
               <w:spacing w:after="20" w:before="0"/>
             </w:pPr>
-            <w:hyperlink w:history="1" r:id="rId0resvhaxkexffvplsowac">
+            <w:hyperlink w:history="1" r:id="rIdvkzhmgqj6_hfe2tqkzibj">
               <w:r>
                 <w:rPr>
                   <w:rFonts w:ascii="Arial" w:cs="Arial" w:eastAsia="Arial" w:hAnsi="Arial"/>
@@ -13526,7 +13526,7 @@
               <w:spacing w:after="10" w:before="0"/>
               <w:ind w:left="120"/>
             </w:pPr>
-            <w:hyperlink w:history="1" r:id="rId5zyaoxofnrxt19da5qfbf">
+            <w:hyperlink w:history="1" r:id="rIdsbj0gmalm2cvwujqyajr4">
               <w:r>
                 <w:rPr>
                   <w:rFonts w:ascii="Arial" w:cs="Arial" w:eastAsia="Arial" w:hAnsi="Arial"/>
@@ -13721,7 +13721,7 @@
             <w:pPr>
               <w:spacing w:after="20" w:before="0"/>
             </w:pPr>
-            <w:hyperlink w:history="1" r:id="rId-rpr1atwpe2i21gdevs7y">
+            <w:hyperlink w:history="1" r:id="rIdvuajdqvselgs6cc7ozwyn">
               <w:r>
                 <w:rPr>
                   <w:rFonts w:ascii="Arial" w:cs="Arial" w:eastAsia="Arial" w:hAnsi="Arial"/>
@@ -13754,7 +13754,7 @@
               <w:spacing w:after="10" w:before="0"/>
               <w:ind w:left="120"/>
             </w:pPr>
-            <w:hyperlink w:history="1" r:id="rId8dduaj2xzzgr4fdwkiwtj">
+            <w:hyperlink w:history="1" r:id="rIdvvrzuxl16iijd1bxf6i7f">
               <w:r>
                 <w:rPr>
                   <w:rFonts w:ascii="Arial" w:cs="Arial" w:eastAsia="Arial" w:hAnsi="Arial"/>
@@ -13799,7 +13799,7 @@
             <w:pPr>
               <w:spacing w:after="20" w:before="0"/>
             </w:pPr>
-            <w:hyperlink w:history="1" r:id="rIdmqiosblnkvtzyj55zi4cr">
+            <w:hyperlink w:history="1" r:id="rIdwqlfeih8zw_hfofvrqket">
               <w:r>
                 <w:rPr>
                   <w:rFonts w:ascii="Arial" w:cs="Arial" w:eastAsia="Arial" w:hAnsi="Arial"/>
@@ -13832,7 +13832,7 @@
               <w:spacing w:after="10" w:before="0"/>
               <w:ind w:left="120"/>
             </w:pPr>
-            <w:hyperlink w:history="1" r:id="rIdhzr4fh1dwgklq_zpss04i">
+            <w:hyperlink w:history="1" r:id="rIde64w43jeyp12v8oymu7zv">
               <w:r>
                 <w:rPr>
                   <w:rFonts w:ascii="Arial" w:cs="Arial" w:eastAsia="Arial" w:hAnsi="Arial"/>
@@ -14344,7 +14344,7 @@
         </w:rPr>
         <w:t xml:space="preserve">© 2026 SeaVuria and ARES. Aligned with KICD objectives. Developed by SeaVuria; technical implementation by ARES (with AI assistance from Claude). Licensed under </w:t>
       </w:r>
-      <w:hyperlink w:history="1" r:id="rId2r2vtqgrugaraqdc-nc2a">
+      <w:hyperlink w:history="1" r:id="rId9nv4-nfc8p5cnyelmdo5x">
         <w:r>
           <w:rPr>
             <w:rFonts w:ascii="Arial" w:cs="Arial" w:eastAsia="Arial" w:hAnsi="Arial"/>
@@ -14365,7 +14365,7 @@
         </w:rPr>
         <w:t xml:space="preserve"> (</w:t>
       </w:r>
-      <w:hyperlink w:history="1" r:id="rIdgsyf__fayu8wjtdfqpc8l">
+      <w:hyperlink w:history="1" r:id="rIdv7zopp5_q9jyili2_2iuv">
         <w:r>
           <w:rPr>
             <w:rFonts w:ascii="Arial" w:cs="Arial" w:eastAsia="Arial" w:hAnsi="Arial"/>
@@ -15395,7 +15395,7 @@
               <w:spacing w:after="10" w:before="0"/>
               <w:ind w:left="120"/>
             </w:pPr>
-            <w:hyperlink w:history="1" r:id="rIdk1pvzuyolv1-fhhagjb35">
+            <w:hyperlink w:history="1" r:id="rIdkmqmzjligux5kmsi5im8b">
               <w:r>
                 <w:rPr>
                   <w:rFonts w:ascii="Arial" w:cs="Arial" w:eastAsia="Arial" w:hAnsi="Arial"/>
@@ -15455,7 +15455,7 @@
             <w:pPr>
               <w:spacing w:after="20" w:before="0"/>
             </w:pPr>
-            <w:hyperlink w:history="1" r:id="rIdjxvdnahv_wgehb9qzm4qh">
+            <w:hyperlink w:history="1" r:id="rId1cnsrhrg8zvgv4oj8uor0">
               <w:r>
                 <w:rPr>
                   <w:rFonts w:ascii="Arial" w:cs="Arial" w:eastAsia="Arial" w:hAnsi="Arial"/>
@@ -15488,7 +15488,7 @@
               <w:spacing w:after="10" w:before="0"/>
               <w:ind w:left="120"/>
             </w:pPr>
-            <w:hyperlink w:history="1" r:id="rIdhv9zyrubyveglre4qjiro">
+            <w:hyperlink w:history="1" r:id="rIdkpcievppvm0jveojws2lj">
               <w:r>
                 <w:rPr>
                   <w:rFonts w:ascii="Arial" w:cs="Arial" w:eastAsia="Arial" w:hAnsi="Arial"/>
@@ -15700,7 +15700,7 @@
               <w:spacing w:after="10" w:before="0"/>
               <w:ind w:left="120"/>
             </w:pPr>
-            <w:hyperlink w:history="1" r:id="rId2xw2zgjewwsi6vjyhmmfa">
+            <w:hyperlink w:history="1" r:id="rIdh0e7djtr0nrmc4nvm87rl">
               <w:r>
                 <w:rPr>
                   <w:rFonts w:ascii="Arial" w:cs="Arial" w:eastAsia="Arial" w:hAnsi="Arial"/>
@@ -15760,7 +15760,7 @@
             <w:pPr>
               <w:spacing w:after="20" w:before="0"/>
             </w:pPr>
-            <w:hyperlink w:history="1" r:id="rIdavyslwjrkhblgmwvy96ec">
+            <w:hyperlink w:history="1" r:id="rIdqfpcfi5bsqcchquzvkvhb">
               <w:r>
                 <w:rPr>
                   <w:rFonts w:ascii="Arial" w:cs="Arial" w:eastAsia="Arial" w:hAnsi="Arial"/>
@@ -15793,7 +15793,7 @@
               <w:spacing w:after="10" w:before="0"/>
               <w:ind w:left="120"/>
             </w:pPr>
-            <w:hyperlink w:history="1" r:id="rIdwjri0ibsczexlsdlbr2fj">
+            <w:hyperlink w:history="1" r:id="rIdjvzvsvd_mdbc0vjhiptz2">
               <w:r>
                 <w:rPr>
                   <w:rFonts w:ascii="Arial" w:cs="Arial" w:eastAsia="Arial" w:hAnsi="Arial"/>
@@ -16005,7 +16005,7 @@
               <w:spacing w:after="10" w:before="0"/>
               <w:ind w:left="120"/>
             </w:pPr>
-            <w:hyperlink w:history="1" r:id="rIdzlf1kg7sm78ufynekeh6o">
+            <w:hyperlink w:history="1" r:id="rIdkomtyqke1ystpbznimymx">
               <w:r>
                 <w:rPr>
                   <w:rFonts w:ascii="Arial" w:cs="Arial" w:eastAsia="Arial" w:hAnsi="Arial"/>
@@ -16065,7 +16065,7 @@
             <w:pPr>
               <w:spacing w:after="20" w:before="0"/>
             </w:pPr>
-            <w:hyperlink w:history="1" r:id="rIdfjihmpbsoxtxi9hdk-adb">
+            <w:hyperlink w:history="1" r:id="rIdyf7azbqhsn4lrrvhi_6f2">
               <w:r>
                 <w:rPr>
                   <w:rFonts w:ascii="Arial" w:cs="Arial" w:eastAsia="Arial" w:hAnsi="Arial"/>
@@ -16098,7 +16098,7 @@
               <w:spacing w:after="10" w:before="0"/>
               <w:ind w:left="120"/>
             </w:pPr>
-            <w:hyperlink w:history="1" r:id="rIdvo1gszdyb5gaysnvwamct">
+            <w:hyperlink w:history="1" r:id="rIdcammtheqqu2nmmusbdm6n">
               <w:r>
                 <w:rPr>
                   <w:rFonts w:ascii="Arial" w:cs="Arial" w:eastAsia="Arial" w:hAnsi="Arial"/>
@@ -16310,7 +16310,7 @@
               <w:spacing w:after="10" w:before="0"/>
               <w:ind w:left="120"/>
             </w:pPr>
-            <w:hyperlink w:history="1" r:id="rIdfs4vxvq0bqfzvnn2l06uc">
+            <w:hyperlink w:history="1" r:id="rIdqusxrxw-tc9-qgauwwm80">
               <w:r>
                 <w:rPr>
                   <w:rFonts w:ascii="Arial" w:cs="Arial" w:eastAsia="Arial" w:hAnsi="Arial"/>
@@ -16370,7 +16370,7 @@
             <w:pPr>
               <w:spacing w:after="20" w:before="0"/>
             </w:pPr>
-            <w:hyperlink w:history="1" r:id="rIdbu9btsqf9hrw2pqlzbtqm">
+            <w:hyperlink w:history="1" r:id="rIdje4oxrqghtqdsvxtmszd8">
               <w:r>
                 <w:rPr>
                   <w:rFonts w:ascii="Arial" w:cs="Arial" w:eastAsia="Arial" w:hAnsi="Arial"/>
@@ -16403,7 +16403,7 @@
               <w:spacing w:after="10" w:before="0"/>
               <w:ind w:left="120"/>
             </w:pPr>
-            <w:hyperlink w:history="1" r:id="rIdsjpj1q4ss98kvg6lpv0q-">
+            <w:hyperlink w:history="1" r:id="rIde3izfe3zvvrqz0o52jvb-">
               <w:r>
                 <w:rPr>
                   <w:rFonts w:ascii="Arial" w:cs="Arial" w:eastAsia="Arial" w:hAnsi="Arial"/>
@@ -16615,7 +16615,7 @@
               <w:spacing w:after="10" w:before="0"/>
               <w:ind w:left="120"/>
             </w:pPr>
-            <w:hyperlink w:history="1" r:id="rIdloidlssegsyzeq73x38ux">
+            <w:hyperlink w:history="1" r:id="rIdnoxwl3xh6l7p8maprjzvy">
               <w:r>
                 <w:rPr>
                   <w:rFonts w:ascii="Arial" w:cs="Arial" w:eastAsia="Arial" w:hAnsi="Arial"/>
@@ -16675,7 +16675,7 @@
             <w:pPr>
               <w:spacing w:after="20" w:before="0"/>
             </w:pPr>
-            <w:hyperlink w:history="1" r:id="rIdnyqhcroi9bwginmjhcstg">
+            <w:hyperlink w:history="1" r:id="rIdy6fxcemswb_6pucg0391k">
               <w:r>
                 <w:rPr>
                   <w:rFonts w:ascii="Arial" w:cs="Arial" w:eastAsia="Arial" w:hAnsi="Arial"/>
@@ -16708,7 +16708,7 @@
               <w:spacing w:after="10" w:before="0"/>
               <w:ind w:left="120"/>
             </w:pPr>
-            <w:hyperlink w:history="1" r:id="rIdfd_uyscrijx7vvw-0jopj">
+            <w:hyperlink w:history="1" r:id="rIdayb-dy3udq2dgb9ceuukj">
               <w:r>
                 <w:rPr>
                   <w:rFonts w:ascii="Arial" w:cs="Arial" w:eastAsia="Arial" w:hAnsi="Arial"/>
@@ -17220,7 +17220,7 @@
         </w:rPr>
         <w:t xml:space="preserve">© 2026 SeaVuria and ARES. Aligned with KICD objectives. Developed by SeaVuria; technical implementation by ARES (with AI assistance from Claude). Licensed under </w:t>
       </w:r>
-      <w:hyperlink w:history="1" r:id="rIdhch7are5vvfm8aexomjhc">
+      <w:hyperlink w:history="1" r:id="rIdcsgsxf_pncyxzzn-6ho0u">
         <w:r>
           <w:rPr>
             <w:rFonts w:ascii="Arial" w:cs="Arial" w:eastAsia="Arial" w:hAnsi="Arial"/>
@@ -17241,7 +17241,7 @@
         </w:rPr>
         <w:t xml:space="preserve"> (</w:t>
       </w:r>
-      <w:hyperlink w:history="1" r:id="rIdyh4wjxhmucl7k8f8mgvfr">
+      <w:hyperlink w:history="1" r:id="rIdymc3s796eelkmkou5xedq">
         <w:r>
           <w:rPr>
             <w:rFonts w:ascii="Arial" w:cs="Arial" w:eastAsia="Arial" w:hAnsi="Arial"/>
@@ -18254,7 +18254,7 @@
             <w:pPr>
               <w:spacing w:after="20" w:before="0"/>
             </w:pPr>
-            <w:hyperlink w:history="1" r:id="rIdulthnnyhi2wfujc4qet7n">
+            <w:hyperlink w:history="1" r:id="rIdlm6d1vgbdbjnuhhd9kide">
               <w:r>
                 <w:rPr>
                   <w:rFonts w:ascii="Arial" w:cs="Arial" w:eastAsia="Arial" w:hAnsi="Arial"/>
@@ -18287,7 +18287,7 @@
               <w:spacing w:after="10" w:before="0"/>
               <w:ind w:left="120"/>
             </w:pPr>
-            <w:hyperlink w:history="1" r:id="rIdkri16h8miepwj-ugouwqh">
+            <w:hyperlink w:history="1" r:id="rIdaxpxngs0fvie5zodei7mi">
               <w:r>
                 <w:rPr>
                   <w:rFonts w:ascii="Arial" w:cs="Arial" w:eastAsia="Arial" w:hAnsi="Arial"/>
@@ -18332,7 +18332,7 @@
             <w:pPr>
               <w:spacing w:after="20" w:before="0"/>
             </w:pPr>
-            <w:hyperlink w:history="1" r:id="rIdijbmnreqie0g-wzrcimdn">
+            <w:hyperlink w:history="1" r:id="rIdntgu-nuz1jprsy0tz8yrd">
               <w:r>
                 <w:rPr>
                   <w:rFonts w:ascii="Arial" w:cs="Arial" w:eastAsia="Arial" w:hAnsi="Arial"/>
@@ -18365,7 +18365,7 @@
               <w:spacing w:after="10" w:before="0"/>
               <w:ind w:left="120"/>
             </w:pPr>
-            <w:hyperlink w:history="1" r:id="rIdzwlvy1u3oc9hp-z5vskda">
+            <w:hyperlink w:history="1" r:id="rIdfl0oegshroiw4dkxm9bs1">
               <w:r>
                 <w:rPr>
                   <w:rFonts w:ascii="Arial" w:cs="Arial" w:eastAsia="Arial" w:hAnsi="Arial"/>
@@ -18560,7 +18560,7 @@
             <w:pPr>
               <w:spacing w:after="20" w:before="0"/>
             </w:pPr>
-            <w:hyperlink w:history="1" r:id="rIdyntv8zdbigj9ftghhqlel">
+            <w:hyperlink w:history="1" r:id="rIdme_-mwnmlig2bh5k313_y">
               <w:r>
                 <w:rPr>
                   <w:rFonts w:ascii="Arial" w:cs="Arial" w:eastAsia="Arial" w:hAnsi="Arial"/>
@@ -18593,7 +18593,7 @@
               <w:spacing w:after="10" w:before="0"/>
               <w:ind w:left="120"/>
             </w:pPr>
-            <w:hyperlink w:history="1" r:id="rIdkjre32prfxoeiduupl4rt">
+            <w:hyperlink w:history="1" r:id="rIdv0kxie_oqhf2tjhwhzb6b">
               <w:r>
                 <w:rPr>
                   <w:rFonts w:ascii="Arial" w:cs="Arial" w:eastAsia="Arial" w:hAnsi="Arial"/>
@@ -18638,7 +18638,7 @@
             <w:pPr>
               <w:spacing w:after="20" w:before="0"/>
             </w:pPr>
-            <w:hyperlink w:history="1" r:id="rIdx9wtc--7qefwdedh71cxh">
+            <w:hyperlink w:history="1" r:id="rIdl1szb_89vhqvtylyw3ue0">
               <w:r>
                 <w:rPr>
                   <w:rFonts w:ascii="Arial" w:cs="Arial" w:eastAsia="Arial" w:hAnsi="Arial"/>
@@ -18671,7 +18671,7 @@
               <w:spacing w:after="10" w:before="0"/>
               <w:ind w:left="120"/>
             </w:pPr>
-            <w:hyperlink w:history="1" r:id="rIdwladv0geqcb7iz73pk7rm">
+            <w:hyperlink w:history="1" r:id="rIdcmeiddjxcr23nocoxuijd">
               <w:r>
                 <w:rPr>
                   <w:rFonts w:ascii="Arial" w:cs="Arial" w:eastAsia="Arial" w:hAnsi="Arial"/>
@@ -18866,7 +18866,7 @@
             <w:pPr>
               <w:spacing w:after="20" w:before="0"/>
             </w:pPr>
-            <w:hyperlink w:history="1" r:id="rIdanic0ynuab07trf8d7dyh">
+            <w:hyperlink w:history="1" r:id="rId8zkljs2pbjyqiebgct6b5">
               <w:r>
                 <w:rPr>
                   <w:rFonts w:ascii="Arial" w:cs="Arial" w:eastAsia="Arial" w:hAnsi="Arial"/>
@@ -18899,7 +18899,7 @@
               <w:spacing w:after="10" w:before="0"/>
               <w:ind w:left="120"/>
             </w:pPr>
-            <w:hyperlink w:history="1" r:id="rIdlsju7ydpjirqq2x3o6wsz">
+            <w:hyperlink w:history="1" r:id="rIdveefda4zppw2qkd53koqr">
               <w:r>
                 <w:rPr>
                   <w:rFonts w:ascii="Arial" w:cs="Arial" w:eastAsia="Arial" w:hAnsi="Arial"/>
@@ -18944,7 +18944,7 @@
             <w:pPr>
               <w:spacing w:after="20" w:before="0"/>
             </w:pPr>
-            <w:hyperlink w:history="1" r:id="rId6wf6rk9bcdkptrabmylp7">
+            <w:hyperlink w:history="1" r:id="rIdgyb_ebliplpbmddms5z0s">
               <w:r>
                 <w:rPr>
                   <w:rFonts w:ascii="Arial" w:cs="Arial" w:eastAsia="Arial" w:hAnsi="Arial"/>
@@ -18977,7 +18977,7 @@
               <w:spacing w:after="10" w:before="0"/>
               <w:ind w:left="120"/>
             </w:pPr>
-            <w:hyperlink w:history="1" r:id="rIdcw_spno9zbrbbkyj0-s8x">
+            <w:hyperlink w:history="1" r:id="rIdz7u7dpbz9ua4ksq-mhbcv">
               <w:r>
                 <w:rPr>
                   <w:rFonts w:ascii="Arial" w:cs="Arial" w:eastAsia="Arial" w:hAnsi="Arial"/>
@@ -19172,7 +19172,7 @@
             <w:pPr>
               <w:spacing w:after="20" w:before="0"/>
             </w:pPr>
-            <w:hyperlink w:history="1" r:id="rIdmtjdfgq888djeucgxujkc">
+            <w:hyperlink w:history="1" r:id="rIdy0vi7cromaop1vuax9uwx">
               <w:r>
                 <w:rPr>
                   <w:rFonts w:ascii="Arial" w:cs="Arial" w:eastAsia="Arial" w:hAnsi="Arial"/>
@@ -19205,7 +19205,7 @@
               <w:spacing w:after="10" w:before="0"/>
               <w:ind w:left="120"/>
             </w:pPr>
-            <w:hyperlink w:history="1" r:id="rId-nxnnuqseryojxan67bl3">
+            <w:hyperlink w:history="1" r:id="rId0k6s_6-h7fcxvqyqcyvzz">
               <w:r>
                 <w:rPr>
                   <w:rFonts w:ascii="Arial" w:cs="Arial" w:eastAsia="Arial" w:hAnsi="Arial"/>
@@ -19250,7 +19250,7 @@
             <w:pPr>
               <w:spacing w:after="20" w:before="0"/>
             </w:pPr>
-            <w:hyperlink w:history="1" r:id="rIdm6ntxxpva4guogx66c0dg">
+            <w:hyperlink w:history="1" r:id="rIdwg7h_53ai6ry-zwwpewaw">
               <w:r>
                 <w:rPr>
                   <w:rFonts w:ascii="Arial" w:cs="Arial" w:eastAsia="Arial" w:hAnsi="Arial"/>
@@ -19283,7 +19283,7 @@
               <w:spacing w:after="10" w:before="0"/>
               <w:ind w:left="120"/>
             </w:pPr>
-            <w:hyperlink w:history="1" r:id="rIdq6nhgjwuykcjrcpyja8ox">
+            <w:hyperlink w:history="1" r:id="rIdaezofwhppnwngqo3qvhjd">
               <w:r>
                 <w:rPr>
                   <w:rFonts w:ascii="Arial" w:cs="Arial" w:eastAsia="Arial" w:hAnsi="Arial"/>
@@ -19478,7 +19478,7 @@
             <w:pPr>
               <w:spacing w:after="20" w:before="0"/>
             </w:pPr>
-            <w:hyperlink w:history="1" r:id="rIdkiqqu56qizj8aiycs5sjj">
+            <w:hyperlink w:history="1" r:id="rIdk2juzoqpnwo1npa8xx5pm">
               <w:r>
                 <w:rPr>
                   <w:rFonts w:ascii="Arial" w:cs="Arial" w:eastAsia="Arial" w:hAnsi="Arial"/>
@@ -19511,7 +19511,7 @@
               <w:spacing w:after="10" w:before="0"/>
               <w:ind w:left="120"/>
             </w:pPr>
-            <w:hyperlink w:history="1" r:id="rIdhucwux376gdkzrtknuuza">
+            <w:hyperlink w:history="1" r:id="rIdmrtcwjlzo8fheaibugsxy">
               <w:r>
                 <w:rPr>
                   <w:rFonts w:ascii="Arial" w:cs="Arial" w:eastAsia="Arial" w:hAnsi="Arial"/>
@@ -19556,7 +19556,7 @@
             <w:pPr>
               <w:spacing w:after="20" w:before="0"/>
             </w:pPr>
-            <w:hyperlink w:history="1" r:id="rIdkoorczz1-tsjnqaf10hml">
+            <w:hyperlink w:history="1" r:id="rIdky0pogq4xweqstpgeoukv">
               <w:r>
                 <w:rPr>
                   <w:rFonts w:ascii="Arial" w:cs="Arial" w:eastAsia="Arial" w:hAnsi="Arial"/>
@@ -19589,7 +19589,7 @@
               <w:spacing w:after="10" w:before="0"/>
               <w:ind w:left="120"/>
             </w:pPr>
-            <w:hyperlink w:history="1" r:id="rIdg2tczxpruie7rmmsr_qww">
+            <w:hyperlink w:history="1" r:id="rIdbs5usjwijc_uo2e2s_aoy">
               <w:r>
                 <w:rPr>
                   <w:rFonts w:ascii="Arial" w:cs="Arial" w:eastAsia="Arial" w:hAnsi="Arial"/>
@@ -20101,7 +20101,7 @@
         </w:rPr>
         <w:t xml:space="preserve">© 2026 SeaVuria and ARES. Aligned with KICD objectives. Developed by SeaVuria; technical implementation by ARES (with AI assistance from Claude). Licensed under </w:t>
       </w:r>
-      <w:hyperlink w:history="1" r:id="rIdkpt32w7rk9n5bs-hnuxmh">
+      <w:hyperlink w:history="1" r:id="rIdshxkb-h6fgie4juiktodq">
         <w:r>
           <w:rPr>
             <w:rFonts w:ascii="Arial" w:cs="Arial" w:eastAsia="Arial" w:hAnsi="Arial"/>
@@ -20122,7 +20122,7 @@
         </w:rPr>
         <w:t xml:space="preserve"> (</w:t>
       </w:r>
-      <w:hyperlink w:history="1" r:id="rIdg-ok5musdfxinhi6tqes_">
+      <w:hyperlink w:history="1" r:id="rIdrbonugbiygpt7mwtko6-e">
         <w:r>
           <w:rPr>
             <w:rFonts w:ascii="Arial" w:cs="Arial" w:eastAsia="Arial" w:hAnsi="Arial"/>
@@ -21152,7 +21152,7 @@
               <w:spacing w:after="10" w:before="0"/>
               <w:ind w:left="120"/>
             </w:pPr>
-            <w:hyperlink w:history="1" r:id="rIdf-xrudmitiar4-vmpwreu">
+            <w:hyperlink w:history="1" r:id="rIdhlpoi-7cktdoqqtsbs9rk">
               <w:r>
                 <w:rPr>
                   <w:rFonts w:ascii="Arial" w:cs="Arial" w:eastAsia="Arial" w:hAnsi="Arial"/>
@@ -21212,7 +21212,7 @@
             <w:pPr>
               <w:spacing w:after="20" w:before="0"/>
             </w:pPr>
-            <w:hyperlink w:history="1" r:id="rIdnhvxwy8qmahqkojv05yjy">
+            <w:hyperlink w:history="1" r:id="rIdszg9hhvyhfwkrkpqyxjpg">
               <w:r>
                 <w:rPr>
                   <w:rFonts w:ascii="Arial" w:cs="Arial" w:eastAsia="Arial" w:hAnsi="Arial"/>
@@ -21245,7 +21245,7 @@
               <w:spacing w:after="10" w:before="0"/>
               <w:ind w:left="120"/>
             </w:pPr>
-            <w:hyperlink w:history="1" r:id="rIdw-v4cqw5s8bud-wf43tpd">
+            <w:hyperlink w:history="1" r:id="rIdu6bvbvvfqpuli5_mlsatm">
               <w:r>
                 <w:rPr>
                   <w:rFonts w:ascii="Arial" w:cs="Arial" w:eastAsia="Arial" w:hAnsi="Arial"/>
@@ -21457,7 +21457,7 @@
               <w:spacing w:after="10" w:before="0"/>
               <w:ind w:left="120"/>
             </w:pPr>
-            <w:hyperlink w:history="1" r:id="rIdcww_sayxpxesxp9tmvcuw">
+            <w:hyperlink w:history="1" r:id="rIdrqghnjeulti5opjadtv2l">
               <w:r>
                 <w:rPr>
                   <w:rFonts w:ascii="Arial" w:cs="Arial" w:eastAsia="Arial" w:hAnsi="Arial"/>
@@ -21517,7 +21517,7 @@
             <w:pPr>
               <w:spacing w:after="20" w:before="0"/>
             </w:pPr>
-            <w:hyperlink w:history="1" r:id="rIdmn8x0pwydpu_ksw13ocue">
+            <w:hyperlink w:history="1" r:id="rId_eqpy-sb_pgi8j37ffbj8">
               <w:r>
                 <w:rPr>
                   <w:rFonts w:ascii="Arial" w:cs="Arial" w:eastAsia="Arial" w:hAnsi="Arial"/>
@@ -21550,7 +21550,7 @@
               <w:spacing w:after="10" w:before="0"/>
               <w:ind w:left="120"/>
             </w:pPr>
-            <w:hyperlink w:history="1" r:id="rIdge9qjl_lgfndtwty2pauy">
+            <w:hyperlink w:history="1" r:id="rIdv8l8akfomq4quouipyjjv">
               <w:r>
                 <w:rPr>
                   <w:rFonts w:ascii="Arial" w:cs="Arial" w:eastAsia="Arial" w:hAnsi="Arial"/>
@@ -21762,7 +21762,7 @@
               <w:spacing w:after="10" w:before="0"/>
               <w:ind w:left="120"/>
             </w:pPr>
-            <w:hyperlink w:history="1" r:id="rIdt9e6b1a21dssujd_tulbp">
+            <w:hyperlink w:history="1" r:id="rIdmtnbbssifpz7qsh1q7i_b">
               <w:r>
                 <w:rPr>
                   <w:rFonts w:ascii="Arial" w:cs="Arial" w:eastAsia="Arial" w:hAnsi="Arial"/>
@@ -21822,7 +21822,7 @@
             <w:pPr>
               <w:spacing w:after="20" w:before="0"/>
             </w:pPr>
-            <w:hyperlink w:history="1" r:id="rIdnnsmzfxag0oszjpsfkgjq">
+            <w:hyperlink w:history="1" r:id="rIdbiffs6dj_ljome8moigzj">
               <w:r>
                 <w:rPr>
                   <w:rFonts w:ascii="Arial" w:cs="Arial" w:eastAsia="Arial" w:hAnsi="Arial"/>
@@ -21855,7 +21855,7 @@
               <w:spacing w:after="10" w:before="0"/>
               <w:ind w:left="120"/>
             </w:pPr>
-            <w:hyperlink w:history="1" r:id="rIds5esda5cw6kdzllesx41j">
+            <w:hyperlink w:history="1" r:id="rId1wkecz2paznv4t03iukcm">
               <w:r>
                 <w:rPr>
                   <w:rFonts w:ascii="Arial" w:cs="Arial" w:eastAsia="Arial" w:hAnsi="Arial"/>
@@ -22067,7 +22067,7 @@
               <w:spacing w:after="10" w:before="0"/>
               <w:ind w:left="120"/>
             </w:pPr>
-            <w:hyperlink w:history="1" r:id="rIdf7ytwrxjeq5u7po5nptwf">
+            <w:hyperlink w:history="1" r:id="rIdlns9f40h2sccu-8q6fbie">
               <w:r>
                 <w:rPr>
                   <w:rFonts w:ascii="Arial" w:cs="Arial" w:eastAsia="Arial" w:hAnsi="Arial"/>
@@ -22127,7 +22127,7 @@
             <w:pPr>
               <w:spacing w:after="20" w:before="0"/>
             </w:pPr>
-            <w:hyperlink w:history="1" r:id="rIdzojputfg4wypgqunqolja">
+            <w:hyperlink w:history="1" r:id="rIdvtj_8ogmueulstlypdj3j">
               <w:r>
                 <w:rPr>
                   <w:rFonts w:ascii="Arial" w:cs="Arial" w:eastAsia="Arial" w:hAnsi="Arial"/>
@@ -22160,7 +22160,7 @@
               <w:spacing w:after="10" w:before="0"/>
               <w:ind w:left="120"/>
             </w:pPr>
-            <w:hyperlink w:history="1" r:id="rIdtn-cinaog3o0rmfjobjsv">
+            <w:hyperlink w:history="1" r:id="rIdhnr84jy89uvegzbm1pejl">
               <w:r>
                 <w:rPr>
                   <w:rFonts w:ascii="Arial" w:cs="Arial" w:eastAsia="Arial" w:hAnsi="Arial"/>
@@ -22372,7 +22372,7 @@
               <w:spacing w:after="10" w:before="0"/>
               <w:ind w:left="120"/>
             </w:pPr>
-            <w:hyperlink w:history="1" r:id="rIdlh8crnbqstcnjaq1fzudh">
+            <w:hyperlink w:history="1" r:id="rIdtqynhojdmfbsujd1tx4yg">
               <w:r>
                 <w:rPr>
                   <w:rFonts w:ascii="Arial" w:cs="Arial" w:eastAsia="Arial" w:hAnsi="Arial"/>
@@ -22432,7 +22432,7 @@
             <w:pPr>
               <w:spacing w:after="20" w:before="0"/>
             </w:pPr>
-            <w:hyperlink w:history="1" r:id="rIdy8wgogmyiklhedjgr_epz">
+            <w:hyperlink w:history="1" r:id="rIdfbbtycr_az7l1z8sfky-t">
               <w:r>
                 <w:rPr>
                   <w:rFonts w:ascii="Arial" w:cs="Arial" w:eastAsia="Arial" w:hAnsi="Arial"/>
@@ -22465,7 +22465,7 @@
               <w:spacing w:after="10" w:before="0"/>
               <w:ind w:left="120"/>
             </w:pPr>
-            <w:hyperlink w:history="1" r:id="rIdgtfsgknsprnpi_ojgylpg">
+            <w:hyperlink w:history="1" r:id="rId_kci9mz5cd0oldaum4ikj">
               <w:r>
                 <w:rPr>
                   <w:rFonts w:ascii="Arial" w:cs="Arial" w:eastAsia="Arial" w:hAnsi="Arial"/>
@@ -22977,7 +22977,7 @@
         </w:rPr>
         <w:t xml:space="preserve">© 2026 SeaVuria and ARES. Aligned with KICD objectives. Developed by SeaVuria; technical implementation by ARES (with AI assistance from Claude). Licensed under </w:t>
       </w:r>
-      <w:hyperlink w:history="1" r:id="rIdelnehn3pdb7szahgahnbb">
+      <w:hyperlink w:history="1" r:id="rIdk_k6sadzomtfx45owklbt">
         <w:r>
           <w:rPr>
             <w:rFonts w:ascii="Arial" w:cs="Arial" w:eastAsia="Arial" w:hAnsi="Arial"/>
@@ -22998,7 +22998,7 @@
         </w:rPr>
         <w:t xml:space="preserve"> (</w:t>
       </w:r>
-      <w:hyperlink w:history="1" r:id="rId2zs4serdn8vj1u0ko7sbu">
+      <w:hyperlink w:history="1" r:id="rIdgxr5rv-0gxyl79d05wqrt">
         <w:r>
           <w:rPr>
             <w:rFonts w:ascii="Arial" w:cs="Arial" w:eastAsia="Arial" w:hAnsi="Arial"/>
@@ -24011,7 +24011,7 @@
             <w:pPr>
               <w:spacing w:after="20" w:before="0"/>
             </w:pPr>
-            <w:hyperlink w:history="1" r:id="rIds8wy3xa__chgcegjk7rrf">
+            <w:hyperlink w:history="1" r:id="rId91gnxvz2qaoowhgihafdi">
               <w:r>
                 <w:rPr>
                   <w:rFonts w:ascii="Arial" w:cs="Arial" w:eastAsia="Arial" w:hAnsi="Arial"/>
@@ -24044,7 +24044,7 @@
               <w:spacing w:after="10" w:before="0"/>
               <w:ind w:left="120"/>
             </w:pPr>
-            <w:hyperlink w:history="1" r:id="rId5znplccqxs_oabelecwju">
+            <w:hyperlink w:history="1" r:id="rIde8muerg_owcvyl1mtoxlm">
               <w:r>
                 <w:rPr>
                   <w:rFonts w:ascii="Arial" w:cs="Arial" w:eastAsia="Arial" w:hAnsi="Arial"/>
@@ -24106,7 +24106,7 @@
               <w:spacing w:after="10" w:before="0"/>
               <w:ind w:left="120"/>
             </w:pPr>
-            <w:hyperlink w:history="1" r:id="rIdbb7ydlmlolwu7jwomp_r3">
+            <w:hyperlink w:history="1" r:id="rIdekv5pu_2rxlivt5kwr-4e">
               <w:r>
                 <w:rPr>
                   <w:rFonts w:ascii="Arial" w:cs="Arial" w:eastAsia="Arial" w:hAnsi="Arial"/>
@@ -24316,7 +24316,7 @@
             <w:pPr>
               <w:spacing w:after="20" w:before="0"/>
             </w:pPr>
-            <w:hyperlink w:history="1" r:id="rId4t5i24pgfulps4gk6oulh">
+            <w:hyperlink w:history="1" r:id="rIdbqllvoywhobcm9hdlmcnd">
               <w:r>
                 <w:rPr>
                   <w:rFonts w:ascii="Arial" w:cs="Arial" w:eastAsia="Arial" w:hAnsi="Arial"/>
@@ -24349,7 +24349,7 @@
               <w:spacing w:after="10" w:before="0"/>
               <w:ind w:left="120"/>
             </w:pPr>
-            <w:hyperlink w:history="1" r:id="rIdfnfomjeiwtbkbz7e38q5b">
+            <w:hyperlink w:history="1" r:id="rIdoyoiyko13zopvrbg8jepo">
               <w:r>
                 <w:rPr>
                   <w:rFonts w:ascii="Arial" w:cs="Arial" w:eastAsia="Arial" w:hAnsi="Arial"/>
@@ -24411,7 +24411,7 @@
               <w:spacing w:after="10" w:before="0"/>
               <w:ind w:left="120"/>
             </w:pPr>
-            <w:hyperlink w:history="1" r:id="rIdyykx-yz7qzdwg8hgtxlbo">
+            <w:hyperlink w:history="1" r:id="rId5cnqi0vaefhe5gtsybcuh">
               <w:r>
                 <w:rPr>
                   <w:rFonts w:ascii="Arial" w:cs="Arial" w:eastAsia="Arial" w:hAnsi="Arial"/>
@@ -24621,7 +24621,7 @@
             <w:pPr>
               <w:spacing w:after="20" w:before="0"/>
             </w:pPr>
-            <w:hyperlink w:history="1" r:id="rIdeua4q6y4srwdgjdapmva7">
+            <w:hyperlink w:history="1" r:id="rIdnwsg0j-q0tfztdc6iswgd">
               <w:r>
                 <w:rPr>
                   <w:rFonts w:ascii="Arial" w:cs="Arial" w:eastAsia="Arial" w:hAnsi="Arial"/>
@@ -24654,7 +24654,7 @@
               <w:spacing w:after="10" w:before="0"/>
               <w:ind w:left="120"/>
             </w:pPr>
-            <w:hyperlink w:history="1" r:id="rIdmg5wg9glmhbd0qvofi4xk">
+            <w:hyperlink w:history="1" r:id="rIdt2y_zfvdf0ccgzhgb-ldc">
               <w:r>
                 <w:rPr>
                   <w:rFonts w:ascii="Arial" w:cs="Arial" w:eastAsia="Arial" w:hAnsi="Arial"/>
@@ -24716,7 +24716,7 @@
               <w:spacing w:after="10" w:before="0"/>
               <w:ind w:left="120"/>
             </w:pPr>
-            <w:hyperlink w:history="1" r:id="rId5dxqwebkrhrzlvuasiuu5">
+            <w:hyperlink w:history="1" r:id="rIdeuhq134mlpu43wex_nyr5">
               <w:r>
                 <w:rPr>
                   <w:rFonts w:ascii="Arial" w:cs="Arial" w:eastAsia="Arial" w:hAnsi="Arial"/>
@@ -24926,7 +24926,7 @@
             <w:pPr>
               <w:spacing w:after="20" w:before="0"/>
             </w:pPr>
-            <w:hyperlink w:history="1" r:id="rIdbeeiynetg9jadlm85hz7o">
+            <w:hyperlink w:history="1" r:id="rId-kp-ln3beivxymzpxkjbf">
               <w:r>
                 <w:rPr>
                   <w:rFonts w:ascii="Arial" w:cs="Arial" w:eastAsia="Arial" w:hAnsi="Arial"/>
@@ -24959,7 +24959,7 @@
               <w:spacing w:after="10" w:before="0"/>
               <w:ind w:left="120"/>
             </w:pPr>
-            <w:hyperlink w:history="1" r:id="rIdrv1a7-hi1-awudlrejbqe">
+            <w:hyperlink w:history="1" r:id="rId-yoweuizffbicdrqp6ewq">
               <w:r>
                 <w:rPr>
                   <w:rFonts w:ascii="Arial" w:cs="Arial" w:eastAsia="Arial" w:hAnsi="Arial"/>
@@ -25021,7 +25021,7 @@
               <w:spacing w:after="10" w:before="0"/>
               <w:ind w:left="120"/>
             </w:pPr>
-            <w:hyperlink w:history="1" r:id="rId4gykcm2exy5rye3szx037">
+            <w:hyperlink w:history="1" r:id="rIdoovy7v0uobbvuwkadnjuh">
               <w:r>
                 <w:rPr>
                   <w:rFonts w:ascii="Arial" w:cs="Arial" w:eastAsia="Arial" w:hAnsi="Arial"/>
@@ -25231,7 +25231,7 @@
             <w:pPr>
               <w:spacing w:after="20" w:before="0"/>
             </w:pPr>
-            <w:hyperlink w:history="1" r:id="rIdes0srepemvbgoftd9vokp">
+            <w:hyperlink w:history="1" r:id="rIdga8e__rxd91-i_lez2ul0">
               <w:r>
                 <w:rPr>
                   <w:rFonts w:ascii="Arial" w:cs="Arial" w:eastAsia="Arial" w:hAnsi="Arial"/>
@@ -25264,7 +25264,7 @@
               <w:spacing w:after="10" w:before="0"/>
               <w:ind w:left="120"/>
             </w:pPr>
-            <w:hyperlink w:history="1" r:id="rIdcqaw2tgobi834jtjnta4z">
+            <w:hyperlink w:history="1" r:id="rIdi5fep3te8g5cvjtu0dnpj">
               <w:r>
                 <w:rPr>
                   <w:rFonts w:ascii="Arial" w:cs="Arial" w:eastAsia="Arial" w:hAnsi="Arial"/>
@@ -25326,7 +25326,7 @@
               <w:spacing w:after="10" w:before="0"/>
               <w:ind w:left="120"/>
             </w:pPr>
-            <w:hyperlink w:history="1" r:id="rIdy0_j1b8yaylvp9wzznvka">
+            <w:hyperlink w:history="1" r:id="rIdkfyguma9f6aui_ea5dogy">
               <w:r>
                 <w:rPr>
                   <w:rFonts w:ascii="Arial" w:cs="Arial" w:eastAsia="Arial" w:hAnsi="Arial"/>
@@ -25853,7 +25853,7 @@
         </w:rPr>
         <w:t xml:space="preserve">© 2026 SeaVuria and ARES. Aligned with KICD objectives. Developed by SeaVuria; technical implementation by ARES (with AI assistance from Claude). Licensed under </w:t>
       </w:r>
-      <w:hyperlink w:history="1" r:id="rIdh1snuvos98mbshztz4oy9">
+      <w:hyperlink w:history="1" r:id="rIdd4u0a_cgzyvh2ymiir4ce">
         <w:r>
           <w:rPr>
             <w:rFonts w:ascii="Arial" w:cs="Arial" w:eastAsia="Arial" w:hAnsi="Arial"/>
@@ -25874,7 +25874,7 @@
         </w:rPr>
         <w:t xml:space="preserve"> (</w:t>
       </w:r>
-      <w:hyperlink w:history="1" r:id="rIdiij_epxwd1zl6lzs_umwz">
+      <w:hyperlink w:history="1" r:id="rIdwj7nvgmehozdyvdbnqqk_">
         <w:r>
           <w:rPr>
             <w:rFonts w:ascii="Arial" w:cs="Arial" w:eastAsia="Arial" w:hAnsi="Arial"/>
@@ -26887,7 +26887,7 @@
             <w:pPr>
               <w:spacing w:after="20" w:before="0"/>
             </w:pPr>
-            <w:hyperlink w:history="1" r:id="rId89srtdfrqeqhfssreqnxz">
+            <w:hyperlink w:history="1" r:id="rIdxwi3shrgstmm28hv0wyns">
               <w:r>
                 <w:rPr>
                   <w:rFonts w:ascii="Arial" w:cs="Arial" w:eastAsia="Arial" w:hAnsi="Arial"/>
@@ -26920,7 +26920,7 @@
               <w:spacing w:after="10" w:before="0"/>
               <w:ind w:left="120"/>
             </w:pPr>
-            <w:hyperlink w:history="1" r:id="rIdpju9ngie5f96upm_bck2z">
+            <w:hyperlink w:history="1" r:id="rIdbj68xorgkjsy0rfop7mdc">
               <w:r>
                 <w:rPr>
                   <w:rFonts w:ascii="Arial" w:cs="Arial" w:eastAsia="Arial" w:hAnsi="Arial"/>
@@ -26982,7 +26982,7 @@
               <w:spacing w:after="10" w:before="0"/>
               <w:ind w:left="120"/>
             </w:pPr>
-            <w:hyperlink w:history="1" r:id="rId-6-_ycb_t4yuv5uslnswt">
+            <w:hyperlink w:history="1" r:id="rIdneiwdhcxvjnhddz14wqlg">
               <w:r>
                 <w:rPr>
                   <w:rFonts w:ascii="Arial" w:cs="Arial" w:eastAsia="Arial" w:hAnsi="Arial"/>
@@ -27192,7 +27192,7 @@
             <w:pPr>
               <w:spacing w:after="20" w:before="0"/>
             </w:pPr>
-            <w:hyperlink w:history="1" r:id="rIdtmoywi3_gm9ljyeyvjrdz">
+            <w:hyperlink w:history="1" r:id="rIdraxfmnponf6lehi8-d7-j">
               <w:r>
                 <w:rPr>
                   <w:rFonts w:ascii="Arial" w:cs="Arial" w:eastAsia="Arial" w:hAnsi="Arial"/>
@@ -27225,7 +27225,7 @@
               <w:spacing w:after="10" w:before="0"/>
               <w:ind w:left="120"/>
             </w:pPr>
-            <w:hyperlink w:history="1" r:id="rIdar4bmosrdsxv1j_ioewfu">
+            <w:hyperlink w:history="1" r:id="rIdkk8czmppndnkyxsi7-1e7">
               <w:r>
                 <w:rPr>
                   <w:rFonts w:ascii="Arial" w:cs="Arial" w:eastAsia="Arial" w:hAnsi="Arial"/>
@@ -27287,7 +27287,7 @@
               <w:spacing w:after="10" w:before="0"/>
               <w:ind w:left="120"/>
             </w:pPr>
-            <w:hyperlink w:history="1" r:id="rIdt92wlhr6ycfnv5y92fx18">
+            <w:hyperlink w:history="1" r:id="rIdtc9pucezcckcv9edgbuqt">
               <w:r>
                 <w:rPr>
                   <w:rFonts w:ascii="Arial" w:cs="Arial" w:eastAsia="Arial" w:hAnsi="Arial"/>
@@ -27497,7 +27497,7 @@
             <w:pPr>
               <w:spacing w:after="20" w:before="0"/>
             </w:pPr>
-            <w:hyperlink w:history="1" r:id="rId2mon8_plbvuzo3sbw5lky">
+            <w:hyperlink w:history="1" r:id="rIdt4iqfr8o6ucau_bgl5bfm">
               <w:r>
                 <w:rPr>
                   <w:rFonts w:ascii="Arial" w:cs="Arial" w:eastAsia="Arial" w:hAnsi="Arial"/>
@@ -27530,7 +27530,7 @@
               <w:spacing w:after="10" w:before="0"/>
               <w:ind w:left="120"/>
             </w:pPr>
-            <w:hyperlink w:history="1" r:id="rIdhlqcksghoc4ttdmnaz7wc">
+            <w:hyperlink w:history="1" r:id="rIdvjn7mlyzuv8gqnmqfbxs6">
               <w:r>
                 <w:rPr>
                   <w:rFonts w:ascii="Arial" w:cs="Arial" w:eastAsia="Arial" w:hAnsi="Arial"/>
@@ -27592,7 +27592,7 @@
               <w:spacing w:after="10" w:before="0"/>
               <w:ind w:left="120"/>
             </w:pPr>
-            <w:hyperlink w:history="1" r:id="rIdacmjwlmfp31ismonkuh0a">
+            <w:hyperlink w:history="1" r:id="rIdptdo3xytsisc9yox3vzul">
               <w:r>
                 <w:rPr>
                   <w:rFonts w:ascii="Arial" w:cs="Arial" w:eastAsia="Arial" w:hAnsi="Arial"/>
@@ -27802,7 +27802,7 @@
             <w:pPr>
               <w:spacing w:after="20" w:before="0"/>
             </w:pPr>
-            <w:hyperlink w:history="1" r:id="rIds0rfg1bl6zsspjqcrtxjq">
+            <w:hyperlink w:history="1" r:id="rIdgnznr8egzeqfzzneycx7y">
               <w:r>
                 <w:rPr>
                   <w:rFonts w:ascii="Arial" w:cs="Arial" w:eastAsia="Arial" w:hAnsi="Arial"/>
@@ -27835,7 +27835,7 @@
               <w:spacing w:after="10" w:before="0"/>
               <w:ind w:left="120"/>
             </w:pPr>
-            <w:hyperlink w:history="1" r:id="rIdj4ewixhz9tl9btvv2kbe-">
+            <w:hyperlink w:history="1" r:id="rIdkh9faiq4hls66l-loysgn">
               <w:r>
                 <w:rPr>
                   <w:rFonts w:ascii="Arial" w:cs="Arial" w:eastAsia="Arial" w:hAnsi="Arial"/>
@@ -27897,7 +27897,7 @@
               <w:spacing w:after="10" w:before="0"/>
               <w:ind w:left="120"/>
             </w:pPr>
-            <w:hyperlink w:history="1" r:id="rIdliv8sifmqx3hdsc_f1cst">
+            <w:hyperlink w:history="1" r:id="rIdnwnthxiojghkca0tjqzcy">
               <w:r>
                 <w:rPr>
                   <w:rFonts w:ascii="Arial" w:cs="Arial" w:eastAsia="Arial" w:hAnsi="Arial"/>
@@ -28107,7 +28107,7 @@
             <w:pPr>
               <w:spacing w:after="20" w:before="0"/>
             </w:pPr>
-            <w:hyperlink w:history="1" r:id="rIdtdyda2vi-frqboeixkjvv">
+            <w:hyperlink w:history="1" r:id="rIdvatfzkebilsbntnkh78cq">
               <w:r>
                 <w:rPr>
                   <w:rFonts w:ascii="Arial" w:cs="Arial" w:eastAsia="Arial" w:hAnsi="Arial"/>
@@ -28140,7 +28140,7 @@
               <w:spacing w:after="10" w:before="0"/>
               <w:ind w:left="120"/>
             </w:pPr>
-            <w:hyperlink w:history="1" r:id="rIdifasxhstiyzduxwsckkag">
+            <w:hyperlink w:history="1" r:id="rIdfhru2bzmibrvxwxuaxudr">
               <w:r>
                 <w:rPr>
                   <w:rFonts w:ascii="Arial" w:cs="Arial" w:eastAsia="Arial" w:hAnsi="Arial"/>
@@ -28202,7 +28202,7 @@
               <w:spacing w:after="10" w:before="0"/>
               <w:ind w:left="120"/>
             </w:pPr>
-            <w:hyperlink w:history="1" r:id="rIdx894ehbwrpv1sx9cuf0sw">
+            <w:hyperlink w:history="1" r:id="rIdvd5pys-7p5adq3dnjtjom">
               <w:r>
                 <w:rPr>
                   <w:rFonts w:ascii="Arial" w:cs="Arial" w:eastAsia="Arial" w:hAnsi="Arial"/>
@@ -28729,7 +28729,7 @@
         </w:rPr>
         <w:t xml:space="preserve">© 2026 SeaVuria and ARES. Aligned with KICD objectives. Developed by SeaVuria; technical implementation by ARES (with AI assistance from Claude). Licensed under </w:t>
       </w:r>
-      <w:hyperlink w:history="1" r:id="rIdwxpgvyqofpzhvqzm63lrb">
+      <w:hyperlink w:history="1" r:id="rIdxku_fnfe0imd0ew39nwg2">
         <w:r>
           <w:rPr>
             <w:rFonts w:ascii="Arial" w:cs="Arial" w:eastAsia="Arial" w:hAnsi="Arial"/>
@@ -28750,7 +28750,7 @@
         </w:rPr>
         <w:t xml:space="preserve"> (</w:t>
       </w:r>
-      <w:hyperlink w:history="1" r:id="rIdqswdroyopajn8ozwmobkc">
+      <w:hyperlink w:history="1" r:id="rIdobjxw6uirzcq7ew8pqlc-">
         <w:r>
           <w:rPr>
             <w:rFonts w:ascii="Arial" w:cs="Arial" w:eastAsia="Arial" w:hAnsi="Arial"/>
@@ -29780,7 +29780,7 @@
               <w:spacing w:after="10" w:before="0"/>
               <w:ind w:left="120"/>
             </w:pPr>
-            <w:hyperlink w:history="1" r:id="rIducciyavnhvphajsoxbomk">
+            <w:hyperlink w:history="1" r:id="rId4ywroagnzfhet0lilnfik">
               <w:r>
                 <w:rPr>
                   <w:rFonts w:ascii="Arial" w:cs="Arial" w:eastAsia="Arial" w:hAnsi="Arial"/>
@@ -29857,7 +29857,7 @@
               <w:spacing w:after="10" w:before="0"/>
               <w:ind w:left="120"/>
             </w:pPr>
-            <w:hyperlink w:history="1" r:id="rIdcbpbhtauhit5khkbyibx0">
+            <w:hyperlink w:history="1" r:id="rIdthyyczd-uiunuao_u31k6">
               <w:r>
                 <w:rPr>
                   <w:rFonts w:ascii="Arial" w:cs="Arial" w:eastAsia="Arial" w:hAnsi="Arial"/>
@@ -30084,7 +30084,7 @@
               <w:spacing w:after="10" w:before="0"/>
               <w:ind w:left="120"/>
             </w:pPr>
-            <w:hyperlink w:history="1" r:id="rIdk20ck1uguai--qrw0yuia">
+            <w:hyperlink w:history="1" r:id="rIdpcbt38tul5blt1kyqhmma">
               <w:r>
                 <w:rPr>
                   <w:rFonts w:ascii="Arial" w:cs="Arial" w:eastAsia="Arial" w:hAnsi="Arial"/>
@@ -30161,7 +30161,7 @@
               <w:spacing w:after="10" w:before="0"/>
               <w:ind w:left="120"/>
             </w:pPr>
-            <w:hyperlink w:history="1" r:id="rIdyfb-qba5rvrwjuc0rk9cv">
+            <w:hyperlink w:history="1" r:id="rIdpwx_thdnkn3q6xkfslzml">
               <w:r>
                 <w:rPr>
                   <w:rFonts w:ascii="Arial" w:cs="Arial" w:eastAsia="Arial" w:hAnsi="Arial"/>
@@ -30388,7 +30388,7 @@
               <w:spacing w:after="10" w:before="0"/>
               <w:ind w:left="120"/>
             </w:pPr>
-            <w:hyperlink w:history="1" r:id="rIdsdmvsj9jegwag6zfvo0ki">
+            <w:hyperlink w:history="1" r:id="rIdaigfbxvicpigzf2fjzadh">
               <w:r>
                 <w:rPr>
                   <w:rFonts w:ascii="Arial" w:cs="Arial" w:eastAsia="Arial" w:hAnsi="Arial"/>
@@ -30465,7 +30465,7 @@
               <w:spacing w:after="10" w:before="0"/>
               <w:ind w:left="120"/>
             </w:pPr>
-            <w:hyperlink w:history="1" r:id="rId1gcydetrhnv0eam9p2zxo">
+            <w:hyperlink w:history="1" r:id="rIdp6d5rjerpdbt-cs0w7gf8">
               <w:r>
                 <w:rPr>
                   <w:rFonts w:ascii="Arial" w:cs="Arial" w:eastAsia="Arial" w:hAnsi="Arial"/>
@@ -30692,7 +30692,7 @@
               <w:spacing w:after="10" w:before="0"/>
               <w:ind w:left="120"/>
             </w:pPr>
-            <w:hyperlink w:history="1" r:id="rId780amanicarf-i3b_iw3k">
+            <w:hyperlink w:history="1" r:id="rIdiaegtnvztrbhngt6tdofc">
               <w:r>
                 <w:rPr>
                   <w:rFonts w:ascii="Arial" w:cs="Arial" w:eastAsia="Arial" w:hAnsi="Arial"/>
@@ -30769,7 +30769,7 @@
               <w:spacing w:after="10" w:before="0"/>
               <w:ind w:left="120"/>
             </w:pPr>
-            <w:hyperlink w:history="1" r:id="rIdhalh0mlk6hdwmsdii7bzs">
+            <w:hyperlink w:history="1" r:id="rIdlcsmsqkzohxmt2l7pbaev">
               <w:r>
                 <w:rPr>
                   <w:rFonts w:ascii="Arial" w:cs="Arial" w:eastAsia="Arial" w:hAnsi="Arial"/>
@@ -30996,7 +30996,7 @@
               <w:spacing w:after="10" w:before="0"/>
               <w:ind w:left="120"/>
             </w:pPr>
-            <w:hyperlink w:history="1" r:id="rId-j4io_gipbq8qetm17zsw">
+            <w:hyperlink w:history="1" r:id="rId2ckrepxucjwt1fy39-oxq">
               <w:r>
                 <w:rPr>
                   <w:rFonts w:ascii="Arial" w:cs="Arial" w:eastAsia="Arial" w:hAnsi="Arial"/>
@@ -31073,7 +31073,7 @@
               <w:spacing w:after="10" w:before="0"/>
               <w:ind w:left="120"/>
             </w:pPr>
-            <w:hyperlink w:history="1" r:id="rIdy5ekuioe6_d-qjumboiwb">
+            <w:hyperlink w:history="1" r:id="rId6ki6pbgjzvfqld9wf6ket">
               <w:r>
                 <w:rPr>
                   <w:rFonts w:ascii="Arial" w:cs="Arial" w:eastAsia="Arial" w:hAnsi="Arial"/>
@@ -31714,7 +31714,7 @@
         </w:rPr>
         <w:t xml:space="preserve">© 2026 SeaVuria and ARES. Aligned with KICD objectives. Developed by SeaVuria; technical implementation by ARES (with AI assistance from Claude). Licensed under </w:t>
       </w:r>
-      <w:hyperlink w:history="1" r:id="rIdubzk95bj8j0cicg5s71a1">
+      <w:hyperlink w:history="1" r:id="rIdyw9_stjxgq-1jnmp37-d0">
         <w:r>
           <w:rPr>
             <w:rFonts w:ascii="Arial" w:cs="Arial" w:eastAsia="Arial" w:hAnsi="Arial"/>
@@ -31735,7 +31735,7 @@
         </w:rPr>
         <w:t xml:space="preserve"> (</w:t>
       </w:r>
-      <w:hyperlink w:history="1" r:id="rIdzt4285uiwhqkzae8cbg5t">
+      <w:hyperlink w:history="1" r:id="rId2khz_4tdxah-vleaxbc_2">
         <w:r>
           <w:rPr>
             <w:rFonts w:ascii="Arial" w:cs="Arial" w:eastAsia="Arial" w:hAnsi="Arial"/>
@@ -32765,7 +32765,7 @@
               <w:spacing w:after="10" w:before="0"/>
               <w:ind w:left="120"/>
             </w:pPr>
-            <w:hyperlink w:history="1" r:id="rId6qa_8elmoa_3r2mqiasxe">
+            <w:hyperlink w:history="1" r:id="rId5o3dym_cidwdxcee9lhub">
               <w:r>
                 <w:rPr>
                   <w:rFonts w:ascii="Arial" w:cs="Arial" w:eastAsia="Arial" w:hAnsi="Arial"/>
@@ -32842,7 +32842,7 @@
               <w:spacing w:after="10" w:before="0"/>
               <w:ind w:left="120"/>
             </w:pPr>
-            <w:hyperlink w:history="1" r:id="rIdahrahkuq5lqvu1x205eza">
+            <w:hyperlink w:history="1" r:id="rIdkwwseu98j7raeefev3_t7">
               <w:r>
                 <w:rPr>
                   <w:rFonts w:ascii="Arial" w:cs="Arial" w:eastAsia="Arial" w:hAnsi="Arial"/>
@@ -33069,7 +33069,7 @@
               <w:spacing w:after="10" w:before="0"/>
               <w:ind w:left="120"/>
             </w:pPr>
-            <w:hyperlink w:history="1" r:id="rIdennops8hsrik7f53d2iyl">
+            <w:hyperlink w:history="1" r:id="rIdwi8wem9vetvwajrj65s_d">
               <w:r>
                 <w:rPr>
                   <w:rFonts w:ascii="Arial" w:cs="Arial" w:eastAsia="Arial" w:hAnsi="Arial"/>
@@ -33146,7 +33146,7 @@
               <w:spacing w:after="10" w:before="0"/>
               <w:ind w:left="120"/>
             </w:pPr>
-            <w:hyperlink w:history="1" r:id="rIdqpnphnlepjttnbphdbrdk">
+            <w:hyperlink w:history="1" r:id="rIdnwbimrgar5bmqcakwkj68">
               <w:r>
                 <w:rPr>
                   <w:rFonts w:ascii="Arial" w:cs="Arial" w:eastAsia="Arial" w:hAnsi="Arial"/>
@@ -33373,7 +33373,7 @@
               <w:spacing w:after="10" w:before="0"/>
               <w:ind w:left="120"/>
             </w:pPr>
-            <w:hyperlink w:history="1" r:id="rIdzlg0jt9kjfh_vxx6xaw1g">
+            <w:hyperlink w:history="1" r:id="rIdq1_yhj5xmv-audnmft-f3">
               <w:r>
                 <w:rPr>
                   <w:rFonts w:ascii="Arial" w:cs="Arial" w:eastAsia="Arial" w:hAnsi="Arial"/>
@@ -33450,7 +33450,7 @@
               <w:spacing w:after="10" w:before="0"/>
               <w:ind w:left="120"/>
             </w:pPr>
-            <w:hyperlink w:history="1" r:id="rIdtf4d5bdhmq3q8tze082d5">
+            <w:hyperlink w:history="1" r:id="rIddegu1zulmn-t-gd5j2gi-">
               <w:r>
                 <w:rPr>
                   <w:rFonts w:ascii="Arial" w:cs="Arial" w:eastAsia="Arial" w:hAnsi="Arial"/>
@@ -33677,7 +33677,7 @@
               <w:spacing w:after="10" w:before="0"/>
               <w:ind w:left="120"/>
             </w:pPr>
-            <w:hyperlink w:history="1" r:id="rIdoctxlhnjripkp2kpma6qc">
+            <w:hyperlink w:history="1" r:id="rId1emvswkbcagq-kqomvyd0">
               <w:r>
                 <w:rPr>
                   <w:rFonts w:ascii="Arial" w:cs="Arial" w:eastAsia="Arial" w:hAnsi="Arial"/>
@@ -33754,7 +33754,7 @@
               <w:spacing w:after="10" w:before="0"/>
               <w:ind w:left="120"/>
             </w:pPr>
-            <w:hyperlink w:history="1" r:id="rId44tdgbcjuvrhpq2pn_yun">
+            <w:hyperlink w:history="1" r:id="rIdknfysgnbsfy-dkj_a9zvx">
               <w:r>
                 <w:rPr>
                   <w:rFonts w:ascii="Arial" w:cs="Arial" w:eastAsia="Arial" w:hAnsi="Arial"/>
@@ -33981,7 +33981,7 @@
               <w:spacing w:after="10" w:before="0"/>
               <w:ind w:left="120"/>
             </w:pPr>
-            <w:hyperlink w:history="1" r:id="rIdjwm02i-ynuq5aqjhgi6lg">
+            <w:hyperlink w:history="1" r:id="rIdhzsgoufe-fpy-35821wk-">
               <w:r>
                 <w:rPr>
                   <w:rFonts w:ascii="Arial" w:cs="Arial" w:eastAsia="Arial" w:hAnsi="Arial"/>
@@ -34058,7 +34058,7 @@
               <w:spacing w:after="10" w:before="0"/>
               <w:ind w:left="120"/>
             </w:pPr>
-            <w:hyperlink w:history="1" r:id="rId2jxit9cb_rdjnbrubw-bk">
+            <w:hyperlink w:history="1" r:id="rIddqmn832q66qe1etbe-16d">
               <w:r>
                 <w:rPr>
                   <w:rFonts w:ascii="Arial" w:cs="Arial" w:eastAsia="Arial" w:hAnsi="Arial"/>
@@ -34585,7 +34585,7 @@
         </w:rPr>
         <w:t xml:space="preserve">© 2026 SeaVuria and ARES. Aligned with KICD objectives. Developed by SeaVuria; technical implementation by ARES (with AI assistance from Claude). Licensed under </w:t>
       </w:r>
-      <w:hyperlink w:history="1" r:id="rIdvuxqs66_h9xtoysrarrus">
+      <w:hyperlink w:history="1" r:id="rIdkcxjwub-axdntshwcewuq">
         <w:r>
           <w:rPr>
             <w:rFonts w:ascii="Arial" w:cs="Arial" w:eastAsia="Arial" w:hAnsi="Arial"/>
@@ -34606,7 +34606,7 @@
         </w:rPr>
         <w:t xml:space="preserve"> (</w:t>
       </w:r>
-      <w:hyperlink w:history="1" r:id="rIdtujt07tliwkgwup3ftplq">
+      <w:hyperlink w:history="1" r:id="rIdv6gm0u6bzp-oxfuttcsq6">
         <w:r>
           <w:rPr>
             <w:rFonts w:ascii="Arial" w:cs="Arial" w:eastAsia="Arial" w:hAnsi="Arial"/>
@@ -35619,7 +35619,7 @@
             <w:pPr>
               <w:spacing w:after="20" w:before="0"/>
             </w:pPr>
-            <w:hyperlink w:history="1" r:id="rIdhpc9ufcngkiicxf9o7yfn">
+            <w:hyperlink w:history="1" r:id="rIdcbwstsxxs03n8b0iridiv">
               <w:r>
                 <w:rPr>
                   <w:rFonts w:ascii="Arial" w:cs="Arial" w:eastAsia="Arial" w:hAnsi="Arial"/>
@@ -35652,7 +35652,7 @@
               <w:spacing w:after="10" w:before="0"/>
               <w:ind w:left="120"/>
             </w:pPr>
-            <w:hyperlink w:history="1" r:id="rId8dwclszwwfnn2ay2inybs">
+            <w:hyperlink w:history="1" r:id="rIdpkplx-8h9ergxclb1kzlo">
               <w:r>
                 <w:rPr>
                   <w:rFonts w:ascii="Arial" w:cs="Arial" w:eastAsia="Arial" w:hAnsi="Arial"/>
@@ -35697,7 +35697,7 @@
             <w:pPr>
               <w:spacing w:after="20" w:before="0"/>
             </w:pPr>
-            <w:hyperlink w:history="1" r:id="rIdbp4d6gj5mimybcv_9_vw-">
+            <w:hyperlink w:history="1" r:id="rIdtz_c8ytn5ynnlfj5drobe">
               <w:r>
                 <w:rPr>
                   <w:rFonts w:ascii="Arial" w:cs="Arial" w:eastAsia="Arial" w:hAnsi="Arial"/>
@@ -35730,7 +35730,7 @@
               <w:spacing w:after="10" w:before="0"/>
               <w:ind w:left="120"/>
             </w:pPr>
-            <w:hyperlink w:history="1" r:id="rIdbb8hqfhqcqxrs2waa2fp9">
+            <w:hyperlink w:history="1" r:id="rIds0jruxx_tee3gtagy6daq">
               <w:r>
                 <w:rPr>
                   <w:rFonts w:ascii="Arial" w:cs="Arial" w:eastAsia="Arial" w:hAnsi="Arial"/>
@@ -35925,7 +35925,7 @@
             <w:pPr>
               <w:spacing w:after="20" w:before="0"/>
             </w:pPr>
-            <w:hyperlink w:history="1" r:id="rIddnhyc8xjol9lopkw7i7lt">
+            <w:hyperlink w:history="1" r:id="rIdunn3o6bfryb7jfa87vcal">
               <w:r>
                 <w:rPr>
                   <w:rFonts w:ascii="Arial" w:cs="Arial" w:eastAsia="Arial" w:hAnsi="Arial"/>
@@ -35958,7 +35958,7 @@
               <w:spacing w:after="10" w:before="0"/>
               <w:ind w:left="120"/>
             </w:pPr>
-            <w:hyperlink w:history="1" r:id="rId56jvtwu1hzcnitkqm-rvw">
+            <w:hyperlink w:history="1" r:id="rIdmjjahyhttvcengwdt0vtv">
               <w:r>
                 <w:rPr>
                   <w:rFonts w:ascii="Arial" w:cs="Arial" w:eastAsia="Arial" w:hAnsi="Arial"/>
@@ -36003,7 +36003,7 @@
             <w:pPr>
               <w:spacing w:after="20" w:before="0"/>
             </w:pPr>
-            <w:hyperlink w:history="1" r:id="rIddjykp5jhvihzgrjculf5z">
+            <w:hyperlink w:history="1" r:id="rIdpxokqrpwf25nly_svguh1">
               <w:r>
                 <w:rPr>
                   <w:rFonts w:ascii="Arial" w:cs="Arial" w:eastAsia="Arial" w:hAnsi="Arial"/>
@@ -36036,7 +36036,7 @@
               <w:spacing w:after="10" w:before="0"/>
               <w:ind w:left="120"/>
             </w:pPr>
-            <w:hyperlink w:history="1" r:id="rIduucnsambgpzg3tansaftk">
+            <w:hyperlink w:history="1" r:id="rIdbzug6ldhdhubfwpzeatxb">
               <w:r>
                 <w:rPr>
                   <w:rFonts w:ascii="Arial" w:cs="Arial" w:eastAsia="Arial" w:hAnsi="Arial"/>
@@ -36231,7 +36231,7 @@
             <w:pPr>
               <w:spacing w:after="20" w:before="0"/>
             </w:pPr>
-            <w:hyperlink w:history="1" r:id="rIdthyhh0w8mixqjylpavll5">
+            <w:hyperlink w:history="1" r:id="rIdjue8xzfdtyw7apxip8d93">
               <w:r>
                 <w:rPr>
                   <w:rFonts w:ascii="Arial" w:cs="Arial" w:eastAsia="Arial" w:hAnsi="Arial"/>
@@ -36264,7 +36264,7 @@
               <w:spacing w:after="10" w:before="0"/>
               <w:ind w:left="120"/>
             </w:pPr>
-            <w:hyperlink w:history="1" r:id="rIddjslavoduttbaihehartg">
+            <w:hyperlink w:history="1" r:id="rIdxgabovzoq2q-seytor0mz">
               <w:r>
                 <w:rPr>
                   <w:rFonts w:ascii="Arial" w:cs="Arial" w:eastAsia="Arial" w:hAnsi="Arial"/>
@@ -36309,7 +36309,7 @@
             <w:pPr>
               <w:spacing w:after="20" w:before="0"/>
             </w:pPr>
-            <w:hyperlink w:history="1" r:id="rIdt1fuzvs0mm_93k5gpaut8">
+            <w:hyperlink w:history="1" r:id="rIdi3dd23lbewjlhkcuoatcs">
               <w:r>
                 <w:rPr>
                   <w:rFonts w:ascii="Arial" w:cs="Arial" w:eastAsia="Arial" w:hAnsi="Arial"/>
@@ -36342,7 +36342,7 @@
               <w:spacing w:after="10" w:before="0"/>
               <w:ind w:left="120"/>
             </w:pPr>
-            <w:hyperlink w:history="1" r:id="rIdvbgjtx3zf0l9atqkm-ort">
+            <w:hyperlink w:history="1" r:id="rId90ygf3mpgu19b2obwhhib">
               <w:r>
                 <w:rPr>
                   <w:rFonts w:ascii="Arial" w:cs="Arial" w:eastAsia="Arial" w:hAnsi="Arial"/>
@@ -36537,7 +36537,7 @@
             <w:pPr>
               <w:spacing w:after="20" w:before="0"/>
             </w:pPr>
-            <w:hyperlink w:history="1" r:id="rIdgdbfte3cew7tcg-itgj_c">
+            <w:hyperlink w:history="1" r:id="rIdfybwkulit6n4v-yhlqk5b">
               <w:r>
                 <w:rPr>
                   <w:rFonts w:ascii="Arial" w:cs="Arial" w:eastAsia="Arial" w:hAnsi="Arial"/>
@@ -36570,7 +36570,7 @@
               <w:spacing w:after="10" w:before="0"/>
               <w:ind w:left="120"/>
             </w:pPr>
-            <w:hyperlink w:history="1" r:id="rIdzhkvobtyqxjemq_xw_omd">
+            <w:hyperlink w:history="1" r:id="rIdaenzrs1lrxume6jkbcsew">
               <w:r>
                 <w:rPr>
                   <w:rFonts w:ascii="Arial" w:cs="Arial" w:eastAsia="Arial" w:hAnsi="Arial"/>
@@ -36615,7 +36615,7 @@
             <w:pPr>
               <w:spacing w:after="20" w:before="0"/>
             </w:pPr>
-            <w:hyperlink w:history="1" r:id="rIdpowh1fdf7j9hdhakewyig">
+            <w:hyperlink w:history="1" r:id="rIddider8ysaqd0ybxnjzwta">
               <w:r>
                 <w:rPr>
                   <w:rFonts w:ascii="Arial" w:cs="Arial" w:eastAsia="Arial" w:hAnsi="Arial"/>
@@ -36648,7 +36648,7 @@
               <w:spacing w:after="10" w:before="0"/>
               <w:ind w:left="120"/>
             </w:pPr>
-            <w:hyperlink w:history="1" r:id="rIdd2tgvwtl7exqjlmhmkd0-">
+            <w:hyperlink w:history="1" r:id="rId1x-rfxk3ztpqrgublg4q6">
               <w:r>
                 <w:rPr>
                   <w:rFonts w:ascii="Arial" w:cs="Arial" w:eastAsia="Arial" w:hAnsi="Arial"/>
@@ -36843,7 +36843,7 @@
             <w:pPr>
               <w:spacing w:after="20" w:before="0"/>
             </w:pPr>
-            <w:hyperlink w:history="1" r:id="rId0iuurbdleaoi_h35wcoyq">
+            <w:hyperlink w:history="1" r:id="rIdpei1sahglou1mglthcv1k">
               <w:r>
                 <w:rPr>
                   <w:rFonts w:ascii="Arial" w:cs="Arial" w:eastAsia="Arial" w:hAnsi="Arial"/>
@@ -36876,7 +36876,7 @@
               <w:spacing w:after="10" w:before="0"/>
               <w:ind w:left="120"/>
             </w:pPr>
-            <w:hyperlink w:history="1" r:id="rIdy9bumczygk_dh887ohv0b">
+            <w:hyperlink w:history="1" r:id="rIdlgl5-hy_m2h2prj5auuhx">
               <w:r>
                 <w:rPr>
                   <w:rFonts w:ascii="Arial" w:cs="Arial" w:eastAsia="Arial" w:hAnsi="Arial"/>
@@ -36921,7 +36921,7 @@
             <w:pPr>
               <w:spacing w:after="20" w:before="0"/>
             </w:pPr>
-            <w:hyperlink w:history="1" r:id="rIdluiugsygtul_z8vt1pj0q">
+            <w:hyperlink w:history="1" r:id="rIdsjfn2ufhullmhbua_xhas">
               <w:r>
                 <w:rPr>
                   <w:rFonts w:ascii="Arial" w:cs="Arial" w:eastAsia="Arial" w:hAnsi="Arial"/>
@@ -36954,7 +36954,7 @@
               <w:spacing w:after="10" w:before="0"/>
               <w:ind w:left="120"/>
             </w:pPr>
-            <w:hyperlink w:history="1" r:id="rIdeozmg4fiicm7zqfeqsqk6">
+            <w:hyperlink w:history="1" r:id="rIdxnb8xhqsiudz-klpiu6vq">
               <w:r>
                 <w:rPr>
                   <w:rFonts w:ascii="Arial" w:cs="Arial" w:eastAsia="Arial" w:hAnsi="Arial"/>
@@ -37694,7 +37694,7 @@
         </w:rPr>
         <w:t xml:space="preserve">© 2026 SeaVuria and ARES. Aligned with KICD objectives. Developed by SeaVuria; technical implementation by ARES (with AI assistance from Claude). Licensed under </w:t>
       </w:r>
-      <w:hyperlink w:history="1" r:id="rIdj0_ojziubxe8spbndpocu">
+      <w:hyperlink w:history="1" r:id="rIdiccm0obqqhdjboxs1f6w3">
         <w:r>
           <w:rPr>
             <w:rFonts w:ascii="Arial" w:cs="Arial" w:eastAsia="Arial" w:hAnsi="Arial"/>
@@ -37715,7 +37715,7 @@
         </w:rPr>
         <w:t xml:space="preserve"> (</w:t>
       </w:r>
-      <w:hyperlink w:history="1" r:id="rIdamd5swiq_sc4nst8inptj">
+      <w:hyperlink w:history="1" r:id="rIdf6kwrmqnhhltg2wftul6m">
         <w:r>
           <w:rPr>
             <w:rFonts w:ascii="Arial" w:cs="Arial" w:eastAsia="Arial" w:hAnsi="Arial"/>

--- a/data/outputs/v2/Physics/SS4.2_Introduction_to_Space_Physics/Physics_Introduction_to_Space_Physics_CBE_LessonSequence.docx
+++ b/data/outputs/v2/Physics/SS4.2_Introduction_to_Space_Physics/Physics_Introduction_to_Space_Physics_CBE_LessonSequence.docx
@@ -2731,7 +2731,7 @@
         </w:rPr>
         <w:t xml:space="preserve">© 2026 SeaVuria and ARES. This work is licensed under a </w:t>
       </w:r>
-      <w:hyperlink w:history="1" r:id="rId2on7ajwuuijqqhr-k2zb9">
+      <w:hyperlink w:history="1" r:id="rIdpnutvesioqmbckbb7-zpk">
         <w:r>
           <w:rPr>
             <w:rFonts w:ascii="Arial" w:cs="Arial" w:eastAsia="Arial" w:hAnsi="Arial"/>
@@ -2751,7 +2751,7 @@
         </w:rPr>
         <w:t xml:space="preserve"> (</w:t>
       </w:r>
-      <w:hyperlink w:history="1" r:id="rIdemuxkgjdse1drvil8mwkd">
+      <w:hyperlink w:history="1" r:id="rIdvv_tupzgqinlgvwvie0wr">
         <w:r>
           <w:rPr>
             <w:rFonts w:ascii="Arial" w:cs="Arial" w:eastAsia="Arial" w:hAnsi="Arial"/>
@@ -2771,7 +2771,7 @@
         </w:rPr>
         <w:t xml:space="preserve">). To view a copy of this license, visit </w:t>
       </w:r>
-      <w:hyperlink w:history="1" r:id="rIdqcboauiqcjh4tgtprlt5h">
+      <w:hyperlink w:history="1" r:id="rIdqdwd-gbgngr4ugikh5o0k">
         <w:r>
           <w:rPr>
             <w:rFonts w:ascii="Arial" w:cs="Arial" w:eastAsia="Arial" w:hAnsi="Arial"/>
@@ -3783,7 +3783,7 @@
             <w:pPr>
               <w:spacing w:after="20" w:before="0"/>
             </w:pPr>
-            <w:hyperlink w:history="1" r:id="rIdwklls35fw3enuhdlg-pne">
+            <w:hyperlink w:history="1" r:id="rIdhvs2qapva048gkxlygei2">
               <w:r>
                 <w:rPr>
                   <w:rFonts w:ascii="Arial" w:cs="Arial" w:eastAsia="Arial" w:hAnsi="Arial"/>
@@ -3816,7 +3816,7 @@
               <w:spacing w:after="10" w:before="0"/>
               <w:ind w:left="120"/>
             </w:pPr>
-            <w:hyperlink w:history="1" r:id="rId9ebi5pbfg8aave0wnjwa6">
+            <w:hyperlink w:history="1" r:id="rIdxxek0tox_qlmgsvdc6fod">
               <w:r>
                 <w:rPr>
                   <w:rFonts w:ascii="Arial" w:cs="Arial" w:eastAsia="Arial" w:hAnsi="Arial"/>
@@ -3878,7 +3878,7 @@
               <w:spacing w:after="10" w:before="0"/>
               <w:ind w:left="120"/>
             </w:pPr>
-            <w:hyperlink w:history="1" r:id="rId9hzy-iylkpbqe2cc3s_rn">
+            <w:hyperlink w:history="1" r:id="rIdhcn7tvxpufhw0gz4ijme0">
               <w:r>
                 <w:rPr>
                   <w:rFonts w:ascii="Arial" w:cs="Arial" w:eastAsia="Arial" w:hAnsi="Arial"/>
@@ -4088,7 +4088,312 @@
             <w:pPr>
               <w:spacing w:after="20" w:before="0"/>
             </w:pPr>
-            <w:hyperlink w:history="1" r:id="rIdeq5sjow7sbxpqp_emalb8">
+            <w:hyperlink w:history="1" r:id="rIdlzhjkbifswk8yc8jf7map">
+              <w:r>
+                <w:rPr>
+                  <w:rFonts w:ascii="Arial" w:cs="Arial" w:eastAsia="Arial" w:hAnsi="Arial"/>
+                  <w:color w:val="2E75B6"/>
+                  <w:sz w:val="16"/>
+                  <w:szCs w:val="16"/>
+                  <w:u w:val="single" w:color="2E75B6"/>
+                </w:rPr>
+                <w:t xml:space="preserve">What Emerged from the Big Bang?</w:t>
+              </w:r>
+            </w:hyperlink>
+          </w:p>
+          <w:p>
+            <w:pPr>
+              <w:spacing w:after="10" w:before="0"/>
+              <w:ind w:left="120"/>
+            </w:pPr>
+            <w:r>
+              <w:rPr>
+                <w:rFonts w:ascii="Arial" w:cs="Arial" w:eastAsia="Arial" w:hAnsi="Arial"/>
+                <w:color w:val="595959"/>
+                <w:sz w:val="14"/>
+                <w:szCs w:val="14"/>
+              </w:rPr>
+              <w:t xml:space="preserve">Source: Khan Academy (English - US curriculum)</w:t>
+            </w:r>
+          </w:p>
+          <w:p>
+            <w:pPr>
+              <w:spacing w:after="10" w:before="0"/>
+              <w:ind w:left="120"/>
+            </w:pPr>
+            <w:hyperlink w:history="1" r:id="rId1kttemmrzch136qcqx3rq">
+              <w:r>
+                <w:rPr>
+                  <w:rFonts w:ascii="Arial" w:cs="Arial" w:eastAsia="Arial" w:hAnsi="Arial"/>
+                  <w:color w:val="595959"/>
+                  <w:sz w:val="14"/>
+                  <w:szCs w:val="14"/>
+                  <w:u w:val="single" w:color="595959"/>
+                </w:rPr>
+                <w:t xml:space="preserve">🔍 Search ARES for similar videos</w:t>
+              </w:r>
+            </w:hyperlink>
+          </w:p>
+          <w:p>
+            <w:pPr>
+              <w:spacing w:after="40" w:before="0"/>
+            </w:pPr>
+            <w:r>
+              <w:rPr>
+                <w:sz w:val="14"/>
+                <w:szCs w:val="14"/>
+              </w:rPr>
+              <w:t xml:space="preserve"/>
+            </w:r>
+          </w:p>
+          <w:p>
+            <w:pPr>
+              <w:spacing w:after="20" w:before="0"/>
+            </w:pPr>
+            <w:r>
+              <w:rPr>
+                <w:rFonts w:ascii="Arial" w:cs="Arial" w:eastAsia="Arial" w:hAnsi="Arial"/>
+                <w:b/>
+                <w:bCs/>
+                <w:color w:val="1F3864"/>
+                <w:sz w:val="16"/>
+                <w:szCs w:val="16"/>
+              </w:rPr>
+              <w:t xml:space="preserve">📖 READING:</w:t>
+            </w:r>
+          </w:p>
+          <w:p>
+            <w:pPr>
+              <w:spacing w:after="20" w:before="0"/>
+            </w:pPr>
+            <w:r>
+              <w:rPr>
+                <w:rFonts w:ascii="Arial" w:cs="Arial" w:eastAsia="Arial" w:hAnsi="Arial"/>
+                <w:i/>
+                <w:iCs/>
+                <w:color w:val="595959"/>
+                <w:sz w:val="16"/>
+                <w:szCs w:val="16"/>
+              </w:rPr>
+              <w:t xml:space="preserve">No closely matching reading in the ARES library for this activity.</w:t>
+            </w:r>
+          </w:p>
+          <w:p>
+            <w:pPr>
+              <w:spacing w:after="10" w:before="0"/>
+              <w:ind w:left="120"/>
+            </w:pPr>
+            <w:hyperlink w:history="1" r:id="rIdtvkstaacirzedgroo_xen">
+              <w:r>
+                <w:rPr>
+                  <w:rFonts w:ascii="Arial" w:cs="Arial" w:eastAsia="Arial" w:hAnsi="Arial"/>
+                  <w:color w:val="595959"/>
+                  <w:sz w:val="14"/>
+                  <w:szCs w:val="14"/>
+                  <w:u w:val="single" w:color="595959"/>
+                </w:rPr>
+                <w:t xml:space="preserve">🔍 Search ARES for readings</w:t>
+              </w:r>
+            </w:hyperlink>
+          </w:p>
+          <w:p>
+            <w:pPr>
+              <w:spacing w:after="10" w:before="0"/>
+              <w:ind w:left="120"/>
+            </w:pPr>
+            <w:r>
+              <w:rPr>
+                <w:rFonts w:ascii="Arial" w:cs="Arial" w:eastAsia="Arial" w:hAnsi="Arial"/>
+                <w:color w:val="595959"/>
+                <w:sz w:val="14"/>
+                <w:szCs w:val="14"/>
+              </w:rPr>
+              <w:t xml:space="preserve">Search terms: space physics big bang</w:t>
+            </w:r>
+          </w:p>
+        </w:tc>
+        <w:tc>
+          <w:tcPr>
+            <w:tcW w:type="dxa" w:w="3040"/>
+            <w:shd w:fill="FFFFFF" w:color="auto" w:val="clear"/>
+            <w:tcMar>
+              <w:top w:type="dxa" w:w="60"/>
+              <w:left w:type="dxa" w:w="120"/>
+              <w:bottom w:type="dxa" w:w="60"/>
+              <w:right w:type="dxa" w:w="120"/>
+            </w:tcMar>
+            <w:vAlign w:val="top"/>
+          </w:tcPr>
+          <w:p>
+            <w:pPr>
+              <w:spacing w:after="40" w:before="0"/>
+              <w:jc w:val="left"/>
+            </w:pPr>
+            <w:r>
+              <w:rPr>
+                <w:rFonts w:ascii="Arial" w:cs="Arial" w:eastAsia="Arial" w:hAnsi="Arial"/>
+                <w:b w:val="false"/>
+                <w:bCs w:val="false"/>
+                <w:i w:val="false"/>
+                <w:iCs w:val="false"/>
+                <w:color w:val="000000"/>
+                <w:sz w:val="18"/>
+                <w:szCs w:val="18"/>
+              </w:rPr>
+              <w:t xml:space="preserve">Learners gather evidence from two multimedia sources. First (15 min), the class watches the Kurzgesagt YouTube animation 'The Big Bang — How Did Everything Begin?' (approx. 6–8 min). While watching, learners complete a structured Evidence Collection Table in their exercise books with three columns: 'What I Observed/Heard,' 'What It Suggests About the Universe's Origin,' and 'A Question It Raises.' After the video, learners have 2 minutes to complete their tables silently. Second (12 min), learners individually read the Khan Academy article 'The Big Bang' (printed handout or on device), annotating with two symbols: a star (★) next to any statement they find surprising, and a question mark (?) next to anything they do not understand. Learners then share their stars and question marks with a partner. The teacher cold-calls 3 learners to share one surprising statement each, and these are written on the board under 'Evidence We Found.'</w:t>
+            </w:r>
+          </w:p>
+        </w:tc>
+        <w:tc>
+          <w:tcPr>
+            <w:tcW w:type="dxa" w:w="3040"/>
+            <w:shd w:fill="F2F2F2" w:color="auto" w:val="clear"/>
+            <w:tcMar>
+              <w:top w:type="dxa" w:w="60"/>
+              <w:left w:type="dxa" w:w="120"/>
+              <w:bottom w:type="dxa" w:w="60"/>
+              <w:right w:type="dxa" w:w="120"/>
+            </w:tcMar>
+            <w:vAlign w:val="top"/>
+          </w:tcPr>
+          <w:p>
+            <w:pPr>
+              <w:spacing w:after="40" w:before="0"/>
+              <w:jc w:val="left"/>
+            </w:pPr>
+            <w:r>
+              <w:rPr>
+                <w:rFonts w:ascii="Arial" w:cs="Arial" w:eastAsia="Arial" w:hAnsi="Arial"/>
+                <w:b w:val="false"/>
+                <w:bCs w:val="false"/>
+                <w:i w:val="false"/>
+                <w:iCs w:val="false"/>
+                <w:color w:val="000000"/>
+                <w:sz w:val="18"/>
+                <w:szCs w:val="18"/>
+              </w:rPr>
+              <w:t xml:space="preserve">1. Before playing the video, say: 'As you watch, you are scientists gathering evidence. Your job is NOT to memorise — it is to notice: What does this video claim? What evidence does it offer? Write in your table as you watch.' 2. Play the Kurzgesagt video in full without pausing. If internet is unavailable, use the downloaded offline version on the ARES platform. 3. After the video, give exactly 2 minutes of silent writing time. Say: 'Silence please — finish your table. What did you observe? What does it suggest? What question does it raise?' 4. Distribute the Khan Academy article handout (or direct learners to ARES reading). Say: 'Read carefully. Mark a star for surprising, a question mark for confusing. You have 10 minutes.' 5. After reading, cold-call 3 learners (use name sticks): 'What one thing surprised you most? Tell us the sentence from the article and why it surprised you.' WAIT 10–15 seconds after each. 6. Write their surprising statements on the board. Then say: 'Look at our Starting Ideas from Phase 1. Which of those predictions does this evidence support? Which does it challenge?' Pause 15 seconds. Cold-call 2 learners.</w:t>
+            </w:r>
+          </w:p>
+        </w:tc>
+        <w:tc>
+          <w:tcPr>
+            <w:tcW w:type="dxa" w:w="3040"/>
+            <w:shd w:fill="FFFFFF" w:color="auto" w:val="clear"/>
+            <w:tcMar>
+              <w:top w:type="dxa" w:w="60"/>
+              <w:left w:type="dxa" w:w="120"/>
+              <w:bottom w:type="dxa" w:w="60"/>
+              <w:right w:type="dxa" w:w="120"/>
+            </w:tcMar>
+            <w:vAlign w:val="top"/>
+          </w:tcPr>
+          <w:p>
+            <w:pPr>
+              <w:spacing w:after="40" w:before="0"/>
+              <w:jc w:val="left"/>
+            </w:pPr>
+            <w:r>
+              <w:rPr>
+                <w:rFonts w:ascii="Arial" w:cs="Arial" w:eastAsia="Arial" w:hAnsi="Arial"/>
+                <w:b w:val="false"/>
+                <w:bCs w:val="false"/>
+                <w:i w:val="false"/>
+                <w:iCs w:val="false"/>
+                <w:color w:val="000000"/>
+                <w:sz w:val="18"/>
+                <w:szCs w:val="18"/>
+              </w:rPr>
+              <w:t xml:space="preserve">Structured Evidence Collection Table + Annotated Reading. The two-source evidence gathering (visual animation + academic text) models how scientists triangulate evidence from multiple sources — a core scientific practice. The Evidence Collection Table structures observation so learners do not passively consume the video but actively extract claims and questions. Annotated reading with ★ and ? symbols (a modified Cornell reading strategy) develops scientific reading literacy and surfaces genuine confusion for the teacher to address. This enacts NGSS Practice 8 (Obtaining, Evaluating, and Communicating Information).</w:t>
+            </w:r>
+          </w:p>
+        </w:tc>
+        <w:tc>
+          <w:tcPr>
+            <w:tcW w:type="dxa" w:w="3040"/>
+            <w:shd w:fill="F2F2F2" w:color="auto" w:val="clear"/>
+            <w:tcMar>
+              <w:top w:type="dxa" w:w="60"/>
+              <w:left w:type="dxa" w:w="120"/>
+              <w:bottom w:type="dxa" w:w="60"/>
+              <w:right w:type="dxa" w:w="120"/>
+            </w:tcMar>
+            <w:vAlign w:val="top"/>
+          </w:tcPr>
+          <w:p>
+            <w:pPr>
+              <w:spacing w:after="40" w:before="0"/>
+              <w:jc w:val="left"/>
+            </w:pPr>
+            <w:r>
+              <w:rPr>
+                <w:rFonts w:ascii="Arial" w:cs="Arial" w:eastAsia="Arial" w:hAnsi="Arial"/>
+                <w:b w:val="false"/>
+                <w:bCs w:val="false"/>
+                <w:i w:val="false"/>
+                <w:iCs w:val="false"/>
+                <w:color w:val="000000"/>
+                <w:sz w:val="18"/>
+                <w:szCs w:val="18"/>
+              </w:rPr>
+              <w:t xml:space="preserve">Observable indicator: Each learner's Evidence Collection Table has at least 2 rows completed (one from the video, one from the reading). During circulation while learners read, teacher checks for ★ and ? annotations — a blank page signals disengagement. Listen during cold-call sharing: target misconception is 'the Big Bang was an explosion in space' (correct to: it was an expansion OF space itself). If this misconception surfaces, note it on the board with a ?: 'Was it an explosion IN space, or an expansion OF space? We will return to this.'</w:t>
+            </w:r>
+          </w:p>
+        </w:tc>
+      </w:tr>
+      <w:tr>
+        <w:tc>
+          <w:tcPr>
+            <w:tcW w:type="dxa" w:w="1520"/>
+            <w:shd w:fill="E2EFDA" w:color="auto" w:val="clear"/>
+            <w:tcMar>
+              <w:top w:type="dxa" w:w="60"/>
+              <w:left w:type="dxa" w:w="120"/>
+              <w:bottom w:type="dxa" w:w="60"/>
+              <w:right w:type="dxa" w:w="120"/>
+            </w:tcMar>
+            <w:vAlign w:val="top"/>
+          </w:tcPr>
+          <w:p>
+            <w:pPr>
+              <w:spacing w:after="40" w:before="0"/>
+              <w:jc w:val="left"/>
+            </w:pPr>
+            <w:r>
+              <w:rPr>
+                <w:rFonts w:ascii="Arial" w:cs="Arial" w:eastAsia="Arial" w:hAnsi="Arial"/>
+                <w:b/>
+                <w:bCs/>
+                <w:i w:val="false"/>
+                <w:iCs w:val="false"/>
+                <w:color w:val="000000"/>
+                <w:sz w:val="18"/>
+                <w:szCs w:val="18"/>
+              </w:rPr>
+              <w:t xml:space="preserve">Explain Phase</w:t>
+            </w:r>
+          </w:p>
+          <w:p>
+            <w:pPr>
+              <w:spacing w:after="20" w:before="0"/>
+            </w:pPr>
+            <w:r>
+              <w:rPr>
+                <w:rFonts w:ascii="Arial" w:cs="Arial" w:eastAsia="Arial" w:hAnsi="Arial"/>
+                <w:b/>
+                <w:bCs/>
+                <w:color w:val="1F3864"/>
+                <w:sz w:val="16"/>
+                <w:szCs w:val="16"/>
+              </w:rPr>
+              <w:t xml:space="preserve">📹 VIDEO:</w:t>
+            </w:r>
+          </w:p>
+          <w:p>
+            <w:pPr>
+              <w:spacing w:after="20" w:before="0"/>
+            </w:pPr>
+            <w:hyperlink w:history="1" r:id="rId5bg0voxift64ia-et2a2p">
               <w:r>
                 <w:rPr>
                   <w:rFonts w:ascii="Arial" w:cs="Arial" w:eastAsia="Arial" w:hAnsi="Arial"/>
@@ -4103,6 +4408,22 @@
           </w:p>
           <w:p>
             <w:pPr>
+              <w:spacing w:after="20" w:before="0"/>
+            </w:pPr>
+            <w:r>
+              <w:rPr>
+                <w:rFonts w:ascii="Arial" w:cs="Arial" w:eastAsia="Arial" w:hAnsi="Arial"/>
+                <w:i/>
+                <w:iCs/>
+                <w:color w:val="595959"/>
+                <w:sz w:val="16"/>
+                <w:szCs w:val="16"/>
+              </w:rPr>
+              <w:t xml:space="preserve">Related topic: not an exact match for this lesson.</w:t>
+            </w:r>
+          </w:p>
+          <w:p>
+            <w:pPr>
               <w:spacing w:after="10" w:before="0"/>
               <w:ind w:left="120"/>
             </w:pPr>
@@ -4121,7 +4442,7 @@
               <w:spacing w:after="10" w:before="0"/>
               <w:ind w:left="120"/>
             </w:pPr>
-            <w:hyperlink w:history="1" r:id="rIdv5usc2h_cdodrvgvmthyw">
+            <w:hyperlink w:history="1" r:id="rIdyifx9i1wizytiovnm0bng">
               <w:r>
                 <w:rPr>
                   <w:rFonts w:ascii="Arial" w:cs="Arial" w:eastAsia="Arial" w:hAnsi="Arial"/>
@@ -4183,7 +4504,7 @@
               <w:spacing w:after="10" w:before="0"/>
               <w:ind w:left="120"/>
             </w:pPr>
-            <w:hyperlink w:history="1" r:id="rIdiehdcqpcdjggzmioaknsd">
+            <w:hyperlink w:history="1" r:id="rId6lxo4tiqd2mduowieeyrh">
               <w:r>
                 <w:rPr>
                   <w:rFonts w:ascii="Arial" w:cs="Arial" w:eastAsia="Arial" w:hAnsi="Arial"/>
@@ -4240,7 +4561,7 @@
                 <w:sz w:val="18"/>
                 <w:szCs w:val="18"/>
               </w:rPr>
-              <w:t xml:space="preserve">Learners gather evidence from two multimedia sources. First (15 min), the class watches the Kurzgesagt YouTube animation 'The Big Bang — How Did Everything Begin?' (approx. 6–8 min). While watching, learners complete a structured Evidence Collection Table in their exercise books with three columns: 'What I Observed/Heard,' 'What It Suggests About the Universe's Origin,' and 'A Question It Raises.' After the video, learners have 2 minutes to complete their tables silently. Second (12 min), learners individually read the Khan Academy article 'The Big Bang' (printed handout or on device), annotating with two symbols: a star (★) next to any statement they find surprising, and a question mark (?) next to anything they do not understand. Learners then share their stars and question marks with a partner. The teacher cold-calls 3 learners to share one surprising statement each, and these are written on the board under 'Evidence We Found.'</w:t>
+              <w:t xml:space="preserve">Using their predictions (Phase 1) and evidence (Phase 2), learners now construct an initial scientific explanation using the Claim–Evidence–Reasoning (CER) framework, written individually in their exercise books. The prompt is: 'Make a claim about how the universe began. Use at least two pieces of evidence from the video and reading to support it. Explain the reasoning that connects your evidence to your claim.' Learners write for 8 minutes. Pairs then compare CER statements: 'Where do our explanations agree? Where do they differ? What is still unclear?' The teacher facilitates a whole-class discussion by projecting 2–3 anonymised CER examples (written on the board or typed quickly) and asking the class to evaluate: 'Is this evidence strong? Does the reasoning connect to the claim?' The lesson then zooms out: the teacher connects the CER back to the phenomenon by asking, 'If the Big Bang happened 13.8 billion years ago, why does the night sky above Nairobi look so calm and permanent tonight?' This question is left deliberately open — it will not be resolved today. It is the engine of the unit.</w:t>
             </w:r>
           </w:p>
         </w:tc>
@@ -4272,7 +4593,7 @@
                 <w:sz w:val="18"/>
                 <w:szCs w:val="18"/>
               </w:rPr>
-              <w:t xml:space="preserve">1. Before playing the video, say: 'As you watch, you are scientists gathering evidence. Your job is NOT to memorise — it is to notice: What does this video claim? What evidence does it offer? Write in your table as you watch.' 2. Play the Kurzgesagt video in full without pausing. If internet is unavailable, use the downloaded offline version on the ARES platform. 3. After the video, give exactly 2 minutes of silent writing time. Say: 'Silence please — finish your table. What did you observe? What does it suggest? What question does it raise?' 4. Distribute the Khan Academy article handout (or direct learners to ARES reading). Say: 'Read carefully. Mark a star for surprising, a question mark for confusing. You have 10 minutes.' 5. After reading, cold-call 3 learners (use name sticks): 'What one thing surprised you most? Tell us the sentence from the article and why it surprised you.' WAIT 10–15 seconds after each. 6. Write their surprising statements on the board. Then say: 'Look at our Starting Ideas from Phase 1. Which of those predictions does this evidence support? Which does it challenge?' Pause 15 seconds. Cold-call 2 learners.</w:t>
+              <w:t xml:space="preserve">1. Write the CER prompt on the board. Say: 'You have 8 minutes. Write your own explanation — not your partner's. Use the words: CLAIM, EVIDENCE, REASONING as headings.' 2. Circulate and read over shoulders. Identify 2 strong and 1 developing CER to share anonymously. Note: do NOT put a weak learner's work on the board without their permission. 3. After pair comparison (3 min), bring class together. Say: 'I found some interesting explanations. Let us evaluate them together as scientists.' Write the 2–3 examples on the board. 4. Ask: 'Does this evidence actually support this claim?' WAIT 15 seconds. Cold-call 3 different learners (not those who spoke in Phase 1 — track participation). 5. After CER discussion, shift register: dim the lights if possible, show the Rift Valley night-sky image again. Say quietly: 'Here is what puzzles me — and what I want you to carry with you for the rest of this unit: If everything began 13.8 billion years ago in a violent event, why does this sky look so still? So permanent? So eternal? How do we KNOW what we claim to know, if we cannot travel back in time or touch a star?' 6. Pause for 15 seconds of silence. Do NOT answer. Say: 'Hold that question. That is exactly what this unit is about.'</w:t>
             </w:r>
           </w:p>
         </w:tc>
@@ -4304,7 +4625,7 @@
                 <w:sz w:val="18"/>
                 <w:szCs w:val="18"/>
               </w:rPr>
-              <w:t xml:space="preserve">Structured Evidence Collection Table + Annotated Reading. The two-source evidence gathering (visual animation + academic text) models how scientists triangulate evidence from multiple sources — a core scientific practice. The Evidence Collection Table structures observation so learners do not passively consume the video but actively extract claims and questions. Annotated reading with ★ and ? symbols (a modified Cornell reading strategy) develops scientific reading literacy and surfaces genuine confusion for the teacher to address. This enacts NGSS Practice 8 (Obtaining, Evaluating, and Communicating Information).</w:t>
+              <w:t xml:space="preserve">Claim–Evidence–Reasoning (CER) Framework. CER is a structured scientific argumentation strategy that separates what a learner believes (claim) from what they can point to as support (evidence) and how they connect the two (reasoning). Using CER in Lesson 1 establishes the epistemic norms for the entire unit — science is not about reciting facts but about constructing arguments from evidence. Evaluating anonymised peer CER statements develops critical scientific literacy and models peer review. This enacts NGSS Practice 6 (Constructing Explanations) and Practice 7 (Engaging in Argument from Evidence).</w:t>
             </w:r>
           </w:p>
         </w:tc>
@@ -4336,7 +4657,7 @@
                 <w:sz w:val="18"/>
                 <w:szCs w:val="18"/>
               </w:rPr>
-              <w:t xml:space="preserve">Observable indicator: Each learner's Evidence Collection Table has at least 2 rows completed (one from the video, one from the reading). During circulation while learners read, teacher checks for ★ and ? annotations — a blank page signals disengagement. Listen during cold-call sharing: target misconception is 'the Big Bang was an explosion in space' (correct to: it was an expansion OF space itself). If this misconception surfaces, note it on the board with a ?: 'Was it an explosion IN space, or an expansion OF space? We will return to this.'</w:t>
+              <w:t xml:space="preserve">Observable indicator: Each learner's exercise book contains a CER with all three labelled components. Quality check: Does the evidence section contain specific data (e.g., '13.8 billion years ago,' 'temperature of universe dropped as it expanded') rather than vague restatements ('the video said the universe started')? Collect 5–6 exercise books at random at end of lesson to review CER quality and identify learners needing targeted support in Lesson 2. Key misconception to flag: learners who write 'the Big Bang proves God does not exist' — address sensitively: 'Science describes HOW, not necessarily WHY or WHO. Both questions can coexist.'</w:t>
             </w:r>
           </w:p>
         </w:tc>
@@ -4345,32 +4666,32 @@
         <w:tc>
           <w:tcPr>
             <w:tcW w:type="dxa" w:w="1520"/>
-            <w:shd w:fill="E2EFDA" w:color="auto" w:val="clear"/>
-            <w:tcMar>
-              <w:top w:type="dxa" w:w="60"/>
-              <w:left w:type="dxa" w:w="120"/>
-              <w:bottom w:type="dxa" w:w="60"/>
-              <w:right w:type="dxa" w:w="120"/>
-            </w:tcMar>
-            <w:vAlign w:val="top"/>
-          </w:tcPr>
-          <w:p>
-            <w:pPr>
-              <w:spacing w:after="40" w:before="0"/>
-              <w:jc w:val="left"/>
-            </w:pPr>
-            <w:r>
-              <w:rPr>
-                <w:rFonts w:ascii="Arial" w:cs="Arial" w:eastAsia="Arial" w:hAnsi="Arial"/>
-                <w:b/>
-                <w:bCs/>
-                <w:i w:val="false"/>
-                <w:iCs w:val="false"/>
-                <w:color w:val="000000"/>
-                <w:sz w:val="18"/>
-                <w:szCs w:val="18"/>
-              </w:rPr>
-              <w:t xml:space="preserve">Explain Phase</w:t>
+            <w:shd w:fill="FCE4D6" w:color="auto" w:val="clear"/>
+            <w:tcMar>
+              <w:top w:type="dxa" w:w="60"/>
+              <w:left w:type="dxa" w:w="120"/>
+              <w:bottom w:type="dxa" w:w="60"/>
+              <w:right w:type="dxa" w:w="120"/>
+            </w:tcMar>
+            <w:vAlign w:val="top"/>
+          </w:tcPr>
+          <w:p>
+            <w:pPr>
+              <w:spacing w:after="40" w:before="0"/>
+              <w:jc w:val="left"/>
+            </w:pPr>
+            <w:r>
+              <w:rPr>
+                <w:rFonts w:ascii="Arial" w:cs="Arial" w:eastAsia="Arial" w:hAnsi="Arial"/>
+                <w:b/>
+                <w:bCs/>
+                <w:i w:val="false"/>
+                <w:iCs w:val="false"/>
+                <w:color w:val="000000"/>
+                <w:sz w:val="18"/>
+                <w:szCs w:val="18"/>
+              </w:rPr>
+              <w:t xml:space="preserve">Driving Question Board (DQB) Creation</w:t>
             </w:r>
           </w:p>
           <w:p>
@@ -4393,7 +4714,7 @@
             <w:pPr>
               <w:spacing w:after="20" w:before="0"/>
             </w:pPr>
-            <w:hyperlink w:history="1" r:id="rIdukijax10crsw8esaqpaol">
+            <w:hyperlink w:history="1" r:id="rIdcnbaxu3pe6vd5utlqcmqj">
               <w:r>
                 <w:rPr>
                   <w:rFonts w:ascii="Arial" w:cs="Arial" w:eastAsia="Arial" w:hAnsi="Arial"/>
@@ -4408,6 +4729,22 @@
           </w:p>
           <w:p>
             <w:pPr>
+              <w:spacing w:after="20" w:before="0"/>
+            </w:pPr>
+            <w:r>
+              <w:rPr>
+                <w:rFonts w:ascii="Arial" w:cs="Arial" w:eastAsia="Arial" w:hAnsi="Arial"/>
+                <w:i/>
+                <w:iCs/>
+                <w:color w:val="595959"/>
+                <w:sz w:val="16"/>
+                <w:szCs w:val="16"/>
+              </w:rPr>
+              <w:t xml:space="preserve">Related topic: not an exact match for this lesson.</w:t>
+            </w:r>
+          </w:p>
+          <w:p>
+            <w:pPr>
               <w:spacing w:after="10" w:before="0"/>
               <w:ind w:left="120"/>
             </w:pPr>
@@ -4426,7 +4763,7 @@
               <w:spacing w:after="10" w:before="0"/>
               <w:ind w:left="120"/>
             </w:pPr>
-            <w:hyperlink w:history="1" r:id="rIdvcscnn07kvghb-rjbsghh">
+            <w:hyperlink w:history="1" r:id="rId-2jbnll6553tkh7brcvmo">
               <w:r>
                 <w:rPr>
                   <w:rFonts w:ascii="Arial" w:cs="Arial" w:eastAsia="Arial" w:hAnsi="Arial"/>
@@ -4488,7 +4825,7 @@
               <w:spacing w:after="10" w:before="0"/>
               <w:ind w:left="120"/>
             </w:pPr>
-            <w:hyperlink w:history="1" r:id="rIdmxadlbnw0ftkmmqsllfvu">
+            <w:hyperlink w:history="1" r:id="rId2fjsmfazb11s4nztd8urc">
               <w:r>
                 <w:rPr>
                   <w:rFonts w:ascii="Arial" w:cs="Arial" w:eastAsia="Arial" w:hAnsi="Arial"/>
@@ -4545,7 +4882,7 @@
                 <w:sz w:val="18"/>
                 <w:szCs w:val="18"/>
               </w:rPr>
-              <w:t xml:space="preserve">Using their predictions (Phase 1) and evidence (Phase 2), learners now construct an initial scientific explanation using the Claim–Evidence–Reasoning (CER) framework, written individually in their exercise books. The prompt is: 'Make a claim about how the universe began. Use at least two pieces of evidence from the video and reading to support it. Explain the reasoning that connects your evidence to your claim.' Learners write for 8 minutes. Pairs then compare CER statements: 'Where do our explanations agree? Where do they differ? What is still unclear?' The teacher facilitates a whole-class discussion by projecting 2–3 anonymised CER examples (written on the board or typed quickly) and asking the class to evaluate: 'Is this evidence strong? Does the reasoning connect to the claim?' The lesson then zooms out: the teacher connects the CER back to the phenomenon by asking, 'If the Big Bang happened 13.8 billion years ago, why does the night sky above Nairobi look so calm and permanent tonight?' This question is left deliberately open — it will not be resolved today. It is the engine of the unit.</w:t>
+              <w:t xml:space="preserve">Each learner receives 2 sticky notes (or small paper squares if sticky notes unavailable). They write ONE genuine question per sticky note — questions that genuinely puzzle them after today's lesson. Sentence starters are provided on the board: 'I wonder why…', 'How do scientists know…', 'What would happen if…', 'Is it possible that…'. Learners then post their sticky notes onto the class Driving Question Board (a large sheet of manila paper or a section of the classroom wall labelled 'OUR DRIVING QUESTION BOARD'). The teacher reads aloud 6–8 of the posted questions and, with learner input, clusters them into emerging themes (e.g., 'Questions about the beginning,' 'Questions about evidence,' 'Questions about stars and planets,' 'Questions about us/Earth'). The teacher then reveals the unit's overarching Driving Question — 'How did everything we see in the night sky above Nairobi come to exist, and how do scientists gather evidence about a universe they cannot directly touch or travel to?' — and posts it at the top of the DQB. Learners record the Driving Question in their exercise books.</w:t>
             </w:r>
           </w:p>
         </w:tc>
@@ -4577,7 +4914,7 @@
                 <w:sz w:val="18"/>
                 <w:szCs w:val="18"/>
               </w:rPr>
-              <w:t xml:space="preserve">1. Write the CER prompt on the board. Say: 'You have 8 minutes. Write your own explanation — not your partner's. Use the words: CLAIM, EVIDENCE, REASONING as headings.' 2. Circulate and read over shoulders. Identify 2 strong and 1 developing CER to share anonymously. Note: do NOT put a weak learner's work on the board without their permission. 3. After pair comparison (3 min), bring class together. Say: 'I found some interesting explanations. Let us evaluate them together as scientists.' Write the 2–3 examples on the board. 4. Ask: 'Does this evidence actually support this claim?' WAIT 15 seconds. Cold-call 3 different learners (not those who spoke in Phase 1 — track participation). 5. After CER discussion, shift register: dim the lights if possible, show the Rift Valley night-sky image again. Say quietly: 'Here is what puzzles me — and what I want you to carry with you for the rest of this unit: If everything began 13.8 billion years ago in a violent event, why does this sky look so still? So permanent? So eternal? How do we KNOW what we claim to know, if we cannot travel back in time or touch a star?' 6. Pause for 15 seconds of silence. Do NOT answer. Say: 'Hold that question. That is exactly what this unit is about.'</w:t>
+              <w:t xml:space="preserve">1. Distribute 2 sticky notes per learner. Say: 'You now know more than you did an hour ago — but real scientists never stop asking questions. Write two questions that you GENUINELY want answered. Not questions you think I want. Real ones. You have 3 minutes.' 2. Play soft background music (optional) during question writing. 3. Say: 'Bring your questions and post them on the board. Read your neighbour's questions as you post.' Allow 2–3 minutes of movement and reading. 4. Stand at the DQB and read 6–8 questions aloud expressively. Say: 'Listen to these. These are YOUR questions. Scientists ask questions exactly like these.' 5. Cluster questions visually on the board with learner input: 'Where does this question belong? Is it about the beginning? About evidence? About stars?' Use a marker to draw circles around clusters and label them. 6. Reveal the unit Driving Question by posting it at the top of the DQB. Read it together as a class. Say: 'Every lesson in this unit is one step toward answering THIS question. Your questions on this board will be answered — one by one — over the next six lessons. We will return to this board every single day.' 7. Take a photo of the DQB for the ARES platform record.</w:t>
             </w:r>
           </w:p>
         </w:tc>
@@ -4609,7 +4946,7 @@
                 <w:sz w:val="18"/>
                 <w:szCs w:val="18"/>
               </w:rPr>
-              <w:t xml:space="preserve">Claim–Evidence–Reasoning (CER) Framework. CER is a structured scientific argumentation strategy that separates what a learner believes (claim) from what they can point to as support (evidence) and how they connect the two (reasoning). Using CER in Lesson 1 establishes the epistemic norms for the entire unit — science is not about reciting facts but about constructing arguments from evidence. Evaluating anonymised peer CER statements develops critical scientific literacy and models peer review. This enacts NGSS Practice 6 (Constructing Explanations) and Practice 7 (Engaging in Argument from Evidence).</w:t>
+              <w:t xml:space="preserve">Driving Question Board (DQB) — Wonder Wall Protocol. The DQB is a collaborative sensemaking artefact that externalises the class's collective curiosity and tracks how understanding grows across a unit. By clustering learner questions into themes, the teacher models how scientists organise inquiry around big ideas rather than isolated facts. Returning to the DQB each lesson and annotating answered questions creates a visible narrative of intellectual progress — a powerful motivator and a metacognitive tool. This enacts NGSS Practice 1 (Asking Questions) at the unit level.</w:t>
             </w:r>
           </w:p>
         </w:tc>
@@ -4641,7 +4978,7 @@
                 <w:sz w:val="18"/>
                 <w:szCs w:val="18"/>
               </w:rPr>
-              <w:t xml:space="preserve">Observable indicator: Each learner's exercise book contains a CER with all three labelled components. Quality check: Does the evidence section contain specific data (e.g., '13.8 billion years ago,' 'temperature of universe dropped as it expanded') rather than vague restatements ('the video said the universe started')? Collect 5–6 exercise books at random at end of lesson to review CER quality and identify learners needing targeted support in Lesson 2. Key misconception to flag: learners who write 'the Big Bang proves God does not exist' — address sensitively: 'Science describes HOW, not necessarily WHY or WHO. Both questions can coexist.'</w:t>
+              <w:t xml:space="preserve">Observable indicator: Every learner posts at least one sticky note. Quality check: Are questions specific and scientifically tractable ('How do scientists measure the age of the universe?') or vague and unfocused ('What is space?')? For vague questions, prompt the learner quietly: 'That is a great start — can you make it more specific? What exactly about space puzzles you?' Photograph the DQB and note the distribution across clusters — if most questions cluster around 'the beginning' and few address 'evidence,' plan to emphasise the evidence-gathering theme explicitly in Lesson 2.</w:t>
             </w:r>
           </w:p>
         </w:tc>
@@ -4650,32 +4987,32 @@
         <w:tc>
           <w:tcPr>
             <w:tcW w:type="dxa" w:w="1520"/>
-            <w:shd w:fill="FCE4D6" w:color="auto" w:val="clear"/>
-            <w:tcMar>
-              <w:top w:type="dxa" w:w="60"/>
-              <w:left w:type="dxa" w:w="120"/>
-              <w:bottom w:type="dxa" w:w="60"/>
-              <w:right w:type="dxa" w:w="120"/>
-            </w:tcMar>
-            <w:vAlign w:val="top"/>
-          </w:tcPr>
-          <w:p>
-            <w:pPr>
-              <w:spacing w:after="40" w:before="0"/>
-              <w:jc w:val="left"/>
-            </w:pPr>
-            <w:r>
-              <w:rPr>
-                <w:rFonts w:ascii="Arial" w:cs="Arial" w:eastAsia="Arial" w:hAnsi="Arial"/>
-                <w:b/>
-                <w:bCs/>
-                <w:i w:val="false"/>
-                <w:iCs w:val="false"/>
-                <w:color w:val="000000"/>
-                <w:sz w:val="18"/>
-                <w:szCs w:val="18"/>
-              </w:rPr>
-              <w:t xml:space="preserve">Driving Question Board (DQB) Creation</w:t>
+            <w:shd w:fill="D5E8F0" w:color="auto" w:val="clear"/>
+            <w:tcMar>
+              <w:top w:type="dxa" w:w="60"/>
+              <w:left w:type="dxa" w:w="120"/>
+              <w:bottom w:type="dxa" w:w="60"/>
+              <w:right w:type="dxa" w:w="120"/>
+            </w:tcMar>
+            <w:vAlign w:val="top"/>
+          </w:tcPr>
+          <w:p>
+            <w:pPr>
+              <w:spacing w:after="40" w:before="0"/>
+              <w:jc w:val="left"/>
+            </w:pPr>
+            <w:r>
+              <w:rPr>
+                <w:rFonts w:ascii="Arial" w:cs="Arial" w:eastAsia="Arial" w:hAnsi="Arial"/>
+                <w:b/>
+                <w:bCs/>
+                <w:i w:val="false"/>
+                <w:iCs w:val="false"/>
+                <w:color w:val="000000"/>
+                <w:sz w:val="18"/>
+                <w:szCs w:val="18"/>
+              </w:rPr>
+              <w:t xml:space="preserve">Model Building Phase</w:t>
             </w:r>
           </w:p>
           <w:p>
@@ -4698,7 +5035,7 @@
             <w:pPr>
               <w:spacing w:after="20" w:before="0"/>
             </w:pPr>
-            <w:hyperlink w:history="1" r:id="rIdfnea60r9kva3h5eoub6dk">
+            <w:hyperlink w:history="1" r:id="rIdbmbl8hszfq_1qieedf27-">
               <w:r>
                 <w:rPr>
                   <w:rFonts w:ascii="Arial" w:cs="Arial" w:eastAsia="Arial" w:hAnsi="Arial"/>
@@ -4707,9 +5044,25 @@
                   <w:szCs w:val="16"/>
                   <w:u w:val="single" w:color="2E75B6"/>
                 </w:rPr>
-                <w:t xml:space="preserve">What Emerged from the Big Bang?</w:t>
+                <w:t xml:space="preserve">Introduction to Thresholds of Increasing Complexity</w:t>
               </w:r>
             </w:hyperlink>
+          </w:p>
+          <w:p>
+            <w:pPr>
+              <w:spacing w:after="20" w:before="0"/>
+            </w:pPr>
+            <w:r>
+              <w:rPr>
+                <w:rFonts w:ascii="Arial" w:cs="Arial" w:eastAsia="Arial" w:hAnsi="Arial"/>
+                <w:i/>
+                <w:iCs/>
+                <w:color w:val="595959"/>
+                <w:sz w:val="16"/>
+                <w:szCs w:val="16"/>
+              </w:rPr>
+              <w:t xml:space="preserve">Related topic: not an exact match for this lesson.</w:t>
+            </w:r>
           </w:p>
           <w:p>
             <w:pPr>
@@ -4731,7 +5084,7 @@
               <w:spacing w:after="10" w:before="0"/>
               <w:ind w:left="120"/>
             </w:pPr>
-            <w:hyperlink w:history="1" r:id="rIdvulo3libinxlunjzno9-0">
+            <w:hyperlink w:history="1" r:id="rIdwzgeokpolyvk_carzn3zs">
               <w:r>
                 <w:rPr>
                   <w:rFonts w:ascii="Arial" w:cs="Arial" w:eastAsia="Arial" w:hAnsi="Arial"/>
@@ -4793,312 +5146,7 @@
               <w:spacing w:after="10" w:before="0"/>
               <w:ind w:left="120"/>
             </w:pPr>
-            <w:hyperlink w:history="1" r:id="rIdb7ae0xydfvi8vkiheiibp">
-              <w:r>
-                <w:rPr>
-                  <w:rFonts w:ascii="Arial" w:cs="Arial" w:eastAsia="Arial" w:hAnsi="Arial"/>
-                  <w:color w:val="595959"/>
-                  <w:sz w:val="14"/>
-                  <w:szCs w:val="14"/>
-                  <w:u w:val="single" w:color="595959"/>
-                </w:rPr>
-                <w:t xml:space="preserve">🔍 Search ARES for readings</w:t>
-              </w:r>
-            </w:hyperlink>
-          </w:p>
-          <w:p>
-            <w:pPr>
-              <w:spacing w:after="10" w:before="0"/>
-              <w:ind w:left="120"/>
-            </w:pPr>
-            <w:r>
-              <w:rPr>
-                <w:rFonts w:ascii="Arial" w:cs="Arial" w:eastAsia="Arial" w:hAnsi="Arial"/>
-                <w:color w:val="595959"/>
-                <w:sz w:val="14"/>
-                <w:szCs w:val="14"/>
-              </w:rPr>
-              <w:t xml:space="preserve">Search terms: space physics big bang</w:t>
-            </w:r>
-          </w:p>
-        </w:tc>
-        <w:tc>
-          <w:tcPr>
-            <w:tcW w:type="dxa" w:w="3040"/>
-            <w:shd w:fill="FFFFFF" w:color="auto" w:val="clear"/>
-            <w:tcMar>
-              <w:top w:type="dxa" w:w="60"/>
-              <w:left w:type="dxa" w:w="120"/>
-              <w:bottom w:type="dxa" w:w="60"/>
-              <w:right w:type="dxa" w:w="120"/>
-            </w:tcMar>
-            <w:vAlign w:val="top"/>
-          </w:tcPr>
-          <w:p>
-            <w:pPr>
-              <w:spacing w:after="40" w:before="0"/>
-              <w:jc w:val="left"/>
-            </w:pPr>
-            <w:r>
-              <w:rPr>
-                <w:rFonts w:ascii="Arial" w:cs="Arial" w:eastAsia="Arial" w:hAnsi="Arial"/>
-                <w:b w:val="false"/>
-                <w:bCs w:val="false"/>
-                <w:i w:val="false"/>
-                <w:iCs w:val="false"/>
-                <w:color w:val="000000"/>
-                <w:sz w:val="18"/>
-                <w:szCs w:val="18"/>
-              </w:rPr>
-              <w:t xml:space="preserve">Each learner receives 2 sticky notes (or small paper squares if sticky notes unavailable). They write ONE genuine question per sticky note — questions that genuinely puzzle them after today's lesson. Sentence starters are provided on the board: 'I wonder why…', 'How do scientists know…', 'What would happen if…', 'Is it possible that…'. Learners then post their sticky notes onto the class Driving Question Board (a large sheet of manila paper or a section of the classroom wall labelled 'OUR DRIVING QUESTION BOARD'). The teacher reads aloud 6–8 of the posted questions and, with learner input, clusters them into emerging themes (e.g., 'Questions about the beginning,' 'Questions about evidence,' 'Questions about stars and planets,' 'Questions about us/Earth'). The teacher then reveals the unit's overarching Driving Question — 'How did everything we see in the night sky above Nairobi come to exist, and how do scientists gather evidence about a universe they cannot directly touch or travel to?' — and posts it at the top of the DQB. Learners record the Driving Question in their exercise books.</w:t>
-            </w:r>
-          </w:p>
-        </w:tc>
-        <w:tc>
-          <w:tcPr>
-            <w:tcW w:type="dxa" w:w="3040"/>
-            <w:shd w:fill="F2F2F2" w:color="auto" w:val="clear"/>
-            <w:tcMar>
-              <w:top w:type="dxa" w:w="60"/>
-              <w:left w:type="dxa" w:w="120"/>
-              <w:bottom w:type="dxa" w:w="60"/>
-              <w:right w:type="dxa" w:w="120"/>
-            </w:tcMar>
-            <w:vAlign w:val="top"/>
-          </w:tcPr>
-          <w:p>
-            <w:pPr>
-              <w:spacing w:after="40" w:before="0"/>
-              <w:jc w:val="left"/>
-            </w:pPr>
-            <w:r>
-              <w:rPr>
-                <w:rFonts w:ascii="Arial" w:cs="Arial" w:eastAsia="Arial" w:hAnsi="Arial"/>
-                <w:b w:val="false"/>
-                <w:bCs w:val="false"/>
-                <w:i w:val="false"/>
-                <w:iCs w:val="false"/>
-                <w:color w:val="000000"/>
-                <w:sz w:val="18"/>
-                <w:szCs w:val="18"/>
-              </w:rPr>
-              <w:t xml:space="preserve">1. Distribute 2 sticky notes per learner. Say: 'You now know more than you did an hour ago — but real scientists never stop asking questions. Write two questions that you GENUINELY want answered. Not questions you think I want. Real ones. You have 3 minutes.' 2. Play soft background music (optional) during question writing. 3. Say: 'Bring your questions and post them on the board. Read your neighbour's questions as you post.' Allow 2–3 minutes of movement and reading. 4. Stand at the DQB and read 6–8 questions aloud expressively. Say: 'Listen to these. These are YOUR questions. Scientists ask questions exactly like these.' 5. Cluster questions visually on the board with learner input: 'Where does this question belong? Is it about the beginning? About evidence? About stars?' Use a marker to draw circles around clusters and label them. 6. Reveal the unit Driving Question by posting it at the top of the DQB. Read it together as a class. Say: 'Every lesson in this unit is one step toward answering THIS question. Your questions on this board will be answered — one by one — over the next six lessons. We will return to this board every single day.' 7. Take a photo of the DQB for the ARES platform record.</w:t>
-            </w:r>
-          </w:p>
-        </w:tc>
-        <w:tc>
-          <w:tcPr>
-            <w:tcW w:type="dxa" w:w="3040"/>
-            <w:shd w:fill="FFFFFF" w:color="auto" w:val="clear"/>
-            <w:tcMar>
-              <w:top w:type="dxa" w:w="60"/>
-              <w:left w:type="dxa" w:w="120"/>
-              <w:bottom w:type="dxa" w:w="60"/>
-              <w:right w:type="dxa" w:w="120"/>
-            </w:tcMar>
-            <w:vAlign w:val="top"/>
-          </w:tcPr>
-          <w:p>
-            <w:pPr>
-              <w:spacing w:after="40" w:before="0"/>
-              <w:jc w:val="left"/>
-            </w:pPr>
-            <w:r>
-              <w:rPr>
-                <w:rFonts w:ascii="Arial" w:cs="Arial" w:eastAsia="Arial" w:hAnsi="Arial"/>
-                <w:b w:val="false"/>
-                <w:bCs w:val="false"/>
-                <w:i w:val="false"/>
-                <w:iCs w:val="false"/>
-                <w:color w:val="000000"/>
-                <w:sz w:val="18"/>
-                <w:szCs w:val="18"/>
-              </w:rPr>
-              <w:t xml:space="preserve">Driving Question Board (DQB) — Wonder Wall Protocol. The DQB is a collaborative sensemaking artefact that externalises the class's collective curiosity and tracks how understanding grows across a unit. By clustering learner questions into themes, the teacher models how scientists organise inquiry around big ideas rather than isolated facts. Returning to the DQB each lesson and annotating answered questions creates a visible narrative of intellectual progress — a powerful motivator and a metacognitive tool. This enacts NGSS Practice 1 (Asking Questions) at the unit level.</w:t>
-            </w:r>
-          </w:p>
-        </w:tc>
-        <w:tc>
-          <w:tcPr>
-            <w:tcW w:type="dxa" w:w="3040"/>
-            <w:shd w:fill="F2F2F2" w:color="auto" w:val="clear"/>
-            <w:tcMar>
-              <w:top w:type="dxa" w:w="60"/>
-              <w:left w:type="dxa" w:w="120"/>
-              <w:bottom w:type="dxa" w:w="60"/>
-              <w:right w:type="dxa" w:w="120"/>
-            </w:tcMar>
-            <w:vAlign w:val="top"/>
-          </w:tcPr>
-          <w:p>
-            <w:pPr>
-              <w:spacing w:after="40" w:before="0"/>
-              <w:jc w:val="left"/>
-            </w:pPr>
-            <w:r>
-              <w:rPr>
-                <w:rFonts w:ascii="Arial" w:cs="Arial" w:eastAsia="Arial" w:hAnsi="Arial"/>
-                <w:b w:val="false"/>
-                <w:bCs w:val="false"/>
-                <w:i w:val="false"/>
-                <w:iCs w:val="false"/>
-                <w:color w:val="000000"/>
-                <w:sz w:val="18"/>
-                <w:szCs w:val="18"/>
-              </w:rPr>
-              <w:t xml:space="preserve">Observable indicator: Every learner posts at least one sticky note. Quality check: Are questions specific and scientifically tractable ('How do scientists measure the age of the universe?') or vague and unfocused ('What is space?')? For vague questions, prompt the learner quietly: 'That is a great start — can you make it more specific? What exactly about space puzzles you?' Photograph the DQB and note the distribution across clusters — if most questions cluster around 'the beginning' and few address 'evidence,' plan to emphasise the evidence-gathering theme explicitly in Lesson 2.</w:t>
-            </w:r>
-          </w:p>
-        </w:tc>
-      </w:tr>
-      <w:tr>
-        <w:tc>
-          <w:tcPr>
-            <w:tcW w:type="dxa" w:w="1520"/>
-            <w:shd w:fill="D5E8F0" w:color="auto" w:val="clear"/>
-            <w:tcMar>
-              <w:top w:type="dxa" w:w="60"/>
-              <w:left w:type="dxa" w:w="120"/>
-              <w:bottom w:type="dxa" w:w="60"/>
-              <w:right w:type="dxa" w:w="120"/>
-            </w:tcMar>
-            <w:vAlign w:val="top"/>
-          </w:tcPr>
-          <w:p>
-            <w:pPr>
-              <w:spacing w:after="40" w:before="0"/>
-              <w:jc w:val="left"/>
-            </w:pPr>
-            <w:r>
-              <w:rPr>
-                <w:rFonts w:ascii="Arial" w:cs="Arial" w:eastAsia="Arial" w:hAnsi="Arial"/>
-                <w:b/>
-                <w:bCs/>
-                <w:i w:val="false"/>
-                <w:iCs w:val="false"/>
-                <w:color w:val="000000"/>
-                <w:sz w:val="18"/>
-                <w:szCs w:val="18"/>
-              </w:rPr>
-              <w:t xml:space="preserve">Model Building Phase</w:t>
-            </w:r>
-          </w:p>
-          <w:p>
-            <w:pPr>
-              <w:spacing w:after="20" w:before="0"/>
-            </w:pPr>
-            <w:r>
-              <w:rPr>
-                <w:rFonts w:ascii="Arial" w:cs="Arial" w:eastAsia="Arial" w:hAnsi="Arial"/>
-                <w:b/>
-                <w:bCs/>
-                <w:color w:val="1F3864"/>
-                <w:sz w:val="16"/>
-                <w:szCs w:val="16"/>
-              </w:rPr>
-              <w:t xml:space="preserve">📹 VIDEO:</w:t>
-            </w:r>
-          </w:p>
-          <w:p>
-            <w:pPr>
-              <w:spacing w:after="20" w:before="0"/>
-            </w:pPr>
-            <w:hyperlink w:history="1" r:id="rIddjguslj2orp6aomfx6ch9">
-              <w:r>
-                <w:rPr>
-                  <w:rFonts w:ascii="Arial" w:cs="Arial" w:eastAsia="Arial" w:hAnsi="Arial"/>
-                  <w:color w:val="2E75B6"/>
-                  <w:sz w:val="16"/>
-                  <w:szCs w:val="16"/>
-                  <w:u w:val="single" w:color="2E75B6"/>
-                </w:rPr>
-                <w:t xml:space="preserve">What Emerged from the Big Bang?</w:t>
-              </w:r>
-            </w:hyperlink>
-          </w:p>
-          <w:p>
-            <w:pPr>
-              <w:spacing w:after="10" w:before="0"/>
-              <w:ind w:left="120"/>
-            </w:pPr>
-            <w:r>
-              <w:rPr>
-                <w:rFonts w:ascii="Arial" w:cs="Arial" w:eastAsia="Arial" w:hAnsi="Arial"/>
-                <w:color w:val="595959"/>
-                <w:sz w:val="14"/>
-                <w:szCs w:val="14"/>
-              </w:rPr>
-              <w:t xml:space="preserve">Source: Khan Academy (English - US curriculum)</w:t>
-            </w:r>
-          </w:p>
-          <w:p>
-            <w:pPr>
-              <w:spacing w:after="10" w:before="0"/>
-              <w:ind w:left="120"/>
-            </w:pPr>
-            <w:hyperlink w:history="1" r:id="rIdqxvgaueidji608rndaew5">
-              <w:r>
-                <w:rPr>
-                  <w:rFonts w:ascii="Arial" w:cs="Arial" w:eastAsia="Arial" w:hAnsi="Arial"/>
-                  <w:color w:val="595959"/>
-                  <w:sz w:val="14"/>
-                  <w:szCs w:val="14"/>
-                  <w:u w:val="single" w:color="595959"/>
-                </w:rPr>
-                <w:t xml:space="preserve">🔍 Search ARES for similar videos</w:t>
-              </w:r>
-            </w:hyperlink>
-          </w:p>
-          <w:p>
-            <w:pPr>
-              <w:spacing w:after="40" w:before="0"/>
-            </w:pPr>
-            <w:r>
-              <w:rPr>
-                <w:sz w:val="14"/>
-                <w:szCs w:val="14"/>
-              </w:rPr>
-              <w:t xml:space="preserve"/>
-            </w:r>
-          </w:p>
-          <w:p>
-            <w:pPr>
-              <w:spacing w:after="20" w:before="0"/>
-            </w:pPr>
-            <w:r>
-              <w:rPr>
-                <w:rFonts w:ascii="Arial" w:cs="Arial" w:eastAsia="Arial" w:hAnsi="Arial"/>
-                <w:b/>
-                <w:bCs/>
-                <w:color w:val="1F3864"/>
-                <w:sz w:val="16"/>
-                <w:szCs w:val="16"/>
-              </w:rPr>
-              <w:t xml:space="preserve">📖 READING:</w:t>
-            </w:r>
-          </w:p>
-          <w:p>
-            <w:pPr>
-              <w:spacing w:after="20" w:before="0"/>
-            </w:pPr>
-            <w:r>
-              <w:rPr>
-                <w:rFonts w:ascii="Arial" w:cs="Arial" w:eastAsia="Arial" w:hAnsi="Arial"/>
-                <w:i/>
-                <w:iCs/>
-                <w:color w:val="595959"/>
-                <w:sz w:val="16"/>
-                <w:szCs w:val="16"/>
-              </w:rPr>
-              <w:t xml:space="preserve">No closely matching reading in the ARES library for this activity.</w:t>
-            </w:r>
-          </w:p>
-          <w:p>
-            <w:pPr>
-              <w:spacing w:after="10" w:before="0"/>
-              <w:ind w:left="120"/>
-            </w:pPr>
-            <w:hyperlink w:history="1" r:id="rIdiplcecsxv9sj38zgcok8j">
+            <w:hyperlink w:history="1" r:id="rIddxfhekt9xhnxt4z1tzcmd">
               <w:r>
                 <w:rPr>
                   <w:rFonts w:ascii="Arial" w:cs="Arial" w:eastAsia="Arial" w:hAnsi="Arial"/>
@@ -5625,7 +5673,7 @@
         </w:rPr>
         <w:t xml:space="preserve">© 2026 SeaVuria and ARES. Aligned with KICD objectives. Developed by SeaVuria; technical implementation by ARES (with AI assistance from Claude). Licensed under </w:t>
       </w:r>
-      <w:hyperlink w:history="1" r:id="rIdun2l5cyy5k2jinfnrzkol">
+      <w:hyperlink w:history="1" r:id="rIdomb2jf1fq23jjwnciqwyo">
         <w:r>
           <w:rPr>
             <w:rFonts w:ascii="Arial" w:cs="Arial" w:eastAsia="Arial" w:hAnsi="Arial"/>
@@ -5646,7 +5694,7 @@
         </w:rPr>
         <w:t xml:space="preserve"> (</w:t>
       </w:r>
-      <w:hyperlink w:history="1" r:id="rIdhwtb6sy2nc5s1zqiiji7e">
+      <w:hyperlink w:history="1" r:id="rIdb6cundyuckyfdp3sndi0v">
         <w:r>
           <w:rPr>
             <w:rFonts w:ascii="Arial" w:cs="Arial" w:eastAsia="Arial" w:hAnsi="Arial"/>
@@ -6659,7 +6707,7 @@
             <w:pPr>
               <w:spacing w:after="20" w:before="0"/>
             </w:pPr>
-            <w:hyperlink w:history="1" r:id="rId3hzb4srkgnyefxyxdpdpu">
+            <w:hyperlink w:history="1" r:id="rIdzctk1pqmzrkbknv1f-3fa">
               <w:r>
                 <w:rPr>
                   <w:rFonts w:ascii="Arial" w:cs="Arial" w:eastAsia="Arial" w:hAnsi="Arial"/>
@@ -6668,7 +6716,7 @@
                   <w:szCs w:val="16"/>
                   <w:u w:val="single" w:color="2E75B6"/>
                 </w:rPr>
-                <w:t xml:space="preserve">Why Cosmic Evolution Matters</w:t>
+                <w:t xml:space="preserve">What Emerged from the Big Bang?</w:t>
               </w:r>
             </w:hyperlink>
           </w:p>
@@ -6692,7 +6740,7 @@
               <w:spacing w:after="10" w:before="0"/>
               <w:ind w:left="120"/>
             </w:pPr>
-            <w:hyperlink w:history="1" r:id="rIdnmkklldiikfrp-70kj0wr">
+            <w:hyperlink w:history="1" r:id="rIdx6owah-dz3ewkzxd9snws">
               <w:r>
                 <w:rPr>
                   <w:rFonts w:ascii="Arial" w:cs="Arial" w:eastAsia="Arial" w:hAnsi="Arial"/>
@@ -6737,7 +6785,7 @@
             <w:pPr>
               <w:spacing w:after="20" w:before="0"/>
             </w:pPr>
-            <w:hyperlink w:history="1" r:id="rIdfxtdiivkti6lgkvoth0bt">
+            <w:hyperlink w:history="1" r:id="rIdaoo2w847s2vlivgqgzcje">
               <w:r>
                 <w:rPr>
                   <w:rFonts w:ascii="Arial" w:cs="Arial" w:eastAsia="Arial" w:hAnsi="Arial"/>
@@ -6770,7 +6818,7 @@
               <w:spacing w:after="10" w:before="0"/>
               <w:ind w:left="120"/>
             </w:pPr>
-            <w:hyperlink w:history="1" r:id="rId-ga1yjqkwet5itqjbpgqi">
+            <w:hyperlink w:history="1" r:id="rIdo4vxjtyroasuxtvwmumyw">
               <w:r>
                 <w:rPr>
                   <w:rFonts w:ascii="Arial" w:cs="Arial" w:eastAsia="Arial" w:hAnsi="Arial"/>
@@ -6965,7 +7013,7 @@
             <w:pPr>
               <w:spacing w:after="20" w:before="0"/>
             </w:pPr>
-            <w:hyperlink w:history="1" r:id="rId5m-j__cox747f4epjludi">
+            <w:hyperlink w:history="1" r:id="rIdo8koj6rvnf4pll1kbhldl">
               <w:r>
                 <w:rPr>
                   <w:rFonts w:ascii="Arial" w:cs="Arial" w:eastAsia="Arial" w:hAnsi="Arial"/>
@@ -6998,7 +7046,7 @@
               <w:spacing w:after="10" w:before="0"/>
               <w:ind w:left="120"/>
             </w:pPr>
-            <w:hyperlink w:history="1" r:id="rIdn1lyyroikqdswk1cmood_">
+            <w:hyperlink w:history="1" r:id="rIdh62y8r1kjonkdggcxoh-z">
               <w:r>
                 <w:rPr>
                   <w:rFonts w:ascii="Arial" w:cs="Arial" w:eastAsia="Arial" w:hAnsi="Arial"/>
@@ -7043,7 +7091,7 @@
             <w:pPr>
               <w:spacing w:after="20" w:before="0"/>
             </w:pPr>
-            <w:hyperlink w:history="1" r:id="rIdhuvt_d88fyje957rlnojw">
+            <w:hyperlink w:history="1" r:id="rIdllxf33rzkqm2lvvw_8mp5">
               <w:r>
                 <w:rPr>
                   <w:rFonts w:ascii="Arial" w:cs="Arial" w:eastAsia="Arial" w:hAnsi="Arial"/>
@@ -7076,7 +7124,7 @@
               <w:spacing w:after="10" w:before="0"/>
               <w:ind w:left="120"/>
             </w:pPr>
-            <w:hyperlink w:history="1" r:id="rIdv28enfak1aivbj_k8popp">
+            <w:hyperlink w:history="1" r:id="rIdj8cvol87wzjqvmjb-ualc">
               <w:r>
                 <w:rPr>
                   <w:rFonts w:ascii="Arial" w:cs="Arial" w:eastAsia="Arial" w:hAnsi="Arial"/>
@@ -7347,7 +7395,7 @@
             <w:pPr>
               <w:spacing w:after="20" w:before="0"/>
             </w:pPr>
-            <w:hyperlink w:history="1" r:id="rId58goiknoug4m-4eppc5n5">
+            <w:hyperlink w:history="1" r:id="rId4cku-zl_mbmr-e84rvewo">
               <w:r>
                 <w:rPr>
                   <w:rFonts w:ascii="Arial" w:cs="Arial" w:eastAsia="Arial" w:hAnsi="Arial"/>
@@ -7356,7 +7404,7 @@
                   <w:szCs w:val="16"/>
                   <w:u w:val="single" w:color="2E75B6"/>
                 </w:rPr>
-                <w:t xml:space="preserve">What Emerged from the Big Bang?</w:t>
+                <w:t xml:space="preserve">Threshold 1: The Big Bang</w:t>
               </w:r>
             </w:hyperlink>
           </w:p>
@@ -7380,7 +7428,7 @@
               <w:spacing w:after="10" w:before="0"/>
               <w:ind w:left="120"/>
             </w:pPr>
-            <w:hyperlink w:history="1" r:id="rIddzaemhcxoer3_9uacrw0n">
+            <w:hyperlink w:history="1" r:id="rIdofpbwj5fcs7ss2udj6ozl">
               <w:r>
                 <w:rPr>
                   <w:rFonts w:ascii="Arial" w:cs="Arial" w:eastAsia="Arial" w:hAnsi="Arial"/>
@@ -7425,7 +7473,7 @@
             <w:pPr>
               <w:spacing w:after="20" w:before="0"/>
             </w:pPr>
-            <w:hyperlink w:history="1" r:id="rIdzm6igvfkteiczcycduwsv">
+            <w:hyperlink w:history="1" r:id="rIdtift8sxybitryagmrxp-w">
               <w:r>
                 <w:rPr>
                   <w:rFonts w:ascii="Arial" w:cs="Arial" w:eastAsia="Arial" w:hAnsi="Arial"/>
@@ -7458,7 +7506,7 @@
               <w:spacing w:after="10" w:before="0"/>
               <w:ind w:left="120"/>
             </w:pPr>
-            <w:hyperlink w:history="1" r:id="rIdcc0rezr0vdduu4sg9a794">
+            <w:hyperlink w:history="1" r:id="rIdygj7t2xsq4eaz4nmjkgij">
               <w:r>
                 <w:rPr>
                   <w:rFonts w:ascii="Arial" w:cs="Arial" w:eastAsia="Arial" w:hAnsi="Arial"/>
@@ -7653,7 +7701,7 @@
             <w:pPr>
               <w:spacing w:after="20" w:before="0"/>
             </w:pPr>
-            <w:hyperlink w:history="1" r:id="rIdkdmmyn8elwsvqusfho-ua">
+            <w:hyperlink w:history="1" r:id="rIdpgm_xdti2zddsgrtrvhdm">
               <w:r>
                 <w:rPr>
                   <w:rFonts w:ascii="Arial" w:cs="Arial" w:eastAsia="Arial" w:hAnsi="Arial"/>
@@ -7662,7 +7710,7 @@
                   <w:szCs w:val="16"/>
                   <w:u w:val="single" w:color="2E75B6"/>
                 </w:rPr>
-                <w:t xml:space="preserve">Threshold 1: The Big Bang</w:t>
+                <w:t xml:space="preserve">Questions About the Big Bang</w:t>
               </w:r>
             </w:hyperlink>
           </w:p>
@@ -7686,7 +7734,7 @@
               <w:spacing w:after="10" w:before="0"/>
               <w:ind w:left="120"/>
             </w:pPr>
-            <w:hyperlink w:history="1" r:id="rId3rxc4nvegs-gxoutsashg">
+            <w:hyperlink w:history="1" r:id="rIdzp2ctuwwkfc87hleuu0c-">
               <w:r>
                 <w:rPr>
                   <w:rFonts w:ascii="Arial" w:cs="Arial" w:eastAsia="Arial" w:hAnsi="Arial"/>
@@ -7731,7 +7779,7 @@
             <w:pPr>
               <w:spacing w:after="20" w:before="0"/>
             </w:pPr>
-            <w:hyperlink w:history="1" r:id="rIdaazkp3y_vj2w17pvnl4we">
+            <w:hyperlink w:history="1" r:id="rIdyib8fbzddmfd92wklhxv_">
               <w:r>
                 <w:rPr>
                   <w:rFonts w:ascii="Arial" w:cs="Arial" w:eastAsia="Arial" w:hAnsi="Arial"/>
@@ -7764,7 +7812,7 @@
               <w:spacing w:after="10" w:before="0"/>
               <w:ind w:left="120"/>
             </w:pPr>
-            <w:hyperlink w:history="1" r:id="rIdjrf-qo74a16ogrelhjqib">
+            <w:hyperlink w:history="1" r:id="rIdvir6_jwocrh7fwsgythws">
               <w:r>
                 <w:rPr>
                   <w:rFonts w:ascii="Arial" w:cs="Arial" w:eastAsia="Arial" w:hAnsi="Arial"/>
@@ -7959,7 +8007,7 @@
             <w:pPr>
               <w:spacing w:after="20" w:before="0"/>
             </w:pPr>
-            <w:hyperlink w:history="1" r:id="rId8hkj3btvthvcj96vum8q8">
+            <w:hyperlink w:history="1" r:id="rIdb73kjxcb87iks0ovidwl3">
               <w:r>
                 <w:rPr>
                   <w:rFonts w:ascii="Arial" w:cs="Arial" w:eastAsia="Arial" w:hAnsi="Arial"/>
@@ -7968,7 +8016,7 @@
                   <w:szCs w:val="16"/>
                   <w:u w:val="single" w:color="2E75B6"/>
                 </w:rPr>
-                <w:t xml:space="preserve">Why Cosmic Evolution Matters</w:t>
+                <w:t xml:space="preserve">The Big Bang</w:t>
               </w:r>
             </w:hyperlink>
           </w:p>
@@ -7992,7 +8040,7 @@
               <w:spacing w:after="10" w:before="0"/>
               <w:ind w:left="120"/>
             </w:pPr>
-            <w:hyperlink w:history="1" r:id="rIdw-amfwe4sy7fjcyi-bmoa">
+            <w:hyperlink w:history="1" r:id="rIdigadpw7jn7nhv-znimimg">
               <w:r>
                 <w:rPr>
                   <w:rFonts w:ascii="Arial" w:cs="Arial" w:eastAsia="Arial" w:hAnsi="Arial"/>
@@ -8030,14 +8078,14 @@
                 <w:sz w:val="16"/>
                 <w:szCs w:val="16"/>
               </w:rPr>
-              <w:t xml:space="preserve">📖 HTML:</w:t>
+              <w:t xml:space="preserve">📖 EXERCISE:</w:t>
             </w:r>
           </w:p>
           <w:p>
             <w:pPr>
               <w:spacing w:after="20" w:before="0"/>
             </w:pPr>
-            <w:hyperlink w:history="1" r:id="rIdsa5xk-i-druwtunlwwwxh">
+            <w:hyperlink w:history="1" r:id="rIdajl_ebbzfe1a0pm65lpml">
               <w:r>
                 <w:rPr>
                   <w:rFonts w:ascii="Arial" w:cs="Arial" w:eastAsia="Arial" w:hAnsi="Arial"/>
@@ -8046,7 +8094,7 @@
                   <w:szCs w:val="16"/>
                   <w:u w:val="single" w:color="2E75B6"/>
                 </w:rPr>
-                <w:t xml:space="preserve">Big Bang (Flexbook)</w:t>
+                <w:t xml:space="preserve">Big Bang Practice</w:t>
               </w:r>
             </w:hyperlink>
           </w:p>
@@ -8070,7 +8118,7 @@
               <w:spacing w:after="10" w:before="0"/>
               <w:ind w:left="120"/>
             </w:pPr>
-            <w:hyperlink w:history="1" r:id="rIdtx9n5my7rtbqxwxypcv_s">
+            <w:hyperlink w:history="1" r:id="rIdkqsgpx_b2kwxesee23m4u">
               <w:r>
                 <w:rPr>
                   <w:rFonts w:ascii="Arial" w:cs="Arial" w:eastAsia="Arial" w:hAnsi="Arial"/>
@@ -8582,7 +8630,7 @@
         </w:rPr>
         <w:t xml:space="preserve">© 2026 SeaVuria and ARES. Aligned with KICD objectives. Developed by SeaVuria; technical implementation by ARES (with AI assistance from Claude). Licensed under </w:t>
       </w:r>
-      <w:hyperlink w:history="1" r:id="rIdk3qlwsek-m3dvzu67pz9q">
+      <w:hyperlink w:history="1" r:id="rIdolxayp4calzt_tkfxdmzl">
         <w:r>
           <w:rPr>
             <w:rFonts w:ascii="Arial" w:cs="Arial" w:eastAsia="Arial" w:hAnsi="Arial"/>
@@ -8603,7 +8651,7 @@
         </w:rPr>
         <w:t xml:space="preserve"> (</w:t>
       </w:r>
-      <w:hyperlink w:history="1" r:id="rIdkmdrc_lg3hznhjnuawvla">
+      <w:hyperlink w:history="1" r:id="rId9mq1dgemc_uk8tz7d-j2n">
         <w:r>
           <w:rPr>
             <w:rFonts w:ascii="Arial" w:cs="Arial" w:eastAsia="Arial" w:hAnsi="Arial"/>
@@ -9616,7 +9664,7 @@
             <w:pPr>
               <w:spacing w:after="20" w:before="0"/>
             </w:pPr>
-            <w:hyperlink w:history="1" r:id="rIds6dq2ep3yyq-7v9wozt7n">
+            <w:hyperlink w:history="1" r:id="rIdlc4dxxjmmy3tfahnhsjoy">
               <w:r>
                 <w:rPr>
                   <w:rFonts w:ascii="Arial" w:cs="Arial" w:eastAsia="Arial" w:hAnsi="Arial"/>
@@ -9625,9 +9673,25 @@
                   <w:szCs w:val="16"/>
                   <w:u w:val="single" w:color="2E75B6"/>
                 </w:rPr>
-                <w:t xml:space="preserve">Detectable civilizations in our galaxy 2</w:t>
+                <w:t xml:space="preserve">Galactic collisions</w:t>
               </w:r>
             </w:hyperlink>
+          </w:p>
+          <w:p>
+            <w:pPr>
+              <w:spacing w:after="20" w:before="0"/>
+            </w:pPr>
+            <w:r>
+              <w:rPr>
+                <w:rFonts w:ascii="Arial" w:cs="Arial" w:eastAsia="Arial" w:hAnsi="Arial"/>
+                <w:i/>
+                <w:iCs/>
+                <w:color w:val="595959"/>
+                <w:sz w:val="16"/>
+                <w:szCs w:val="16"/>
+              </w:rPr>
+              <w:t xml:space="preserve">Related topic: not an exact match for this lesson.</w:t>
+            </w:r>
           </w:p>
           <w:p>
             <w:pPr>
@@ -9649,7 +9713,7 @@
               <w:spacing w:after="10" w:before="0"/>
               <w:ind w:left="120"/>
             </w:pPr>
-            <w:hyperlink w:history="1" r:id="rIdneoakslx3kw7qtgegyr81">
+            <w:hyperlink w:history="1" r:id="rId6r4k3kxqlqfjhlysfdscs">
               <w:r>
                 <w:rPr>
                   <w:rFonts w:ascii="Arial" w:cs="Arial" w:eastAsia="Arial" w:hAnsi="Arial"/>
@@ -9694,7 +9758,7 @@
             <w:pPr>
               <w:spacing w:after="20" w:before="0"/>
             </w:pPr>
-            <w:hyperlink w:history="1" r:id="rIdhrnfocsawkzuhawcoit82">
+            <w:hyperlink w:history="1" r:id="rIdollp9ciwt4l2cbfohle4y">
               <w:r>
                 <w:rPr>
                   <w:rFonts w:ascii="Arial" w:cs="Arial" w:eastAsia="Arial" w:hAnsi="Arial"/>
@@ -9709,6 +9773,22 @@
           </w:p>
           <w:p>
             <w:pPr>
+              <w:spacing w:after="20" w:before="0"/>
+            </w:pPr>
+            <w:r>
+              <w:rPr>
+                <w:rFonts w:ascii="Arial" w:cs="Arial" w:eastAsia="Arial" w:hAnsi="Arial"/>
+                <w:i/>
+                <w:iCs/>
+                <w:color w:val="595959"/>
+                <w:sz w:val="16"/>
+                <w:szCs w:val="16"/>
+              </w:rPr>
+              <w:t xml:space="preserve">Related topic: not an exact match for this lesson.</w:t>
+            </w:r>
+          </w:p>
+          <w:p>
+            <w:pPr>
               <w:spacing w:after="10" w:before="0"/>
               <w:ind w:left="120"/>
             </w:pPr>
@@ -9727,7 +9807,7 @@
               <w:spacing w:after="10" w:before="0"/>
               <w:ind w:left="120"/>
             </w:pPr>
-            <w:hyperlink w:history="1" r:id="rIdze65ppj96-y0vb7przsz9">
+            <w:hyperlink w:history="1" r:id="rIduallhipba8r_3owqwg3bf">
               <w:r>
                 <w:rPr>
                   <w:rFonts w:ascii="Arial" w:cs="Arial" w:eastAsia="Arial" w:hAnsi="Arial"/>
@@ -9922,7 +10002,7 @@
             <w:pPr>
               <w:spacing w:after="20" w:before="0"/>
             </w:pPr>
-            <w:hyperlink w:history="1" r:id="rIdtbyk_xf3hslqj14pj1syw">
+            <w:hyperlink w:history="1" r:id="rIdgershv9usekrdj8jofi6s">
               <w:r>
                 <w:rPr>
                   <w:rFonts w:ascii="Arial" w:cs="Arial" w:eastAsia="Arial" w:hAnsi="Arial"/>
@@ -9937,6 +10017,22 @@
           </w:p>
           <w:p>
             <w:pPr>
+              <w:spacing w:after="20" w:before="0"/>
+            </w:pPr>
+            <w:r>
+              <w:rPr>
+                <w:rFonts w:ascii="Arial" w:cs="Arial" w:eastAsia="Arial" w:hAnsi="Arial"/>
+                <w:i/>
+                <w:iCs/>
+                <w:color w:val="595959"/>
+                <w:sz w:val="16"/>
+                <w:szCs w:val="16"/>
+              </w:rPr>
+              <w:t xml:space="preserve">Related topic: not an exact match for this lesson.</w:t>
+            </w:r>
+          </w:p>
+          <w:p>
+            <w:pPr>
               <w:spacing w:after="10" w:before="0"/>
               <w:ind w:left="120"/>
             </w:pPr>
@@ -9955,7 +10051,7 @@
               <w:spacing w:after="10" w:before="0"/>
               <w:ind w:left="120"/>
             </w:pPr>
-            <w:hyperlink w:history="1" r:id="rIdu6jy3h6sj-xqxbg295kmi">
+            <w:hyperlink w:history="1" r:id="rIdytw8dhxrgs1lhfeyhnsmw">
               <w:r>
                 <w:rPr>
                   <w:rFonts w:ascii="Arial" w:cs="Arial" w:eastAsia="Arial" w:hAnsi="Arial"/>
@@ -9993,14 +10089,14 @@
                 <w:sz w:val="16"/>
                 <w:szCs w:val="16"/>
               </w:rPr>
-              <w:t xml:space="preserve">📖 H5P:</w:t>
+              <w:t xml:space="preserve">📖 EXERCISE:</w:t>
             </w:r>
           </w:p>
           <w:p>
             <w:pPr>
               <w:spacing w:after="20" w:before="0"/>
             </w:pPr>
-            <w:hyperlink w:history="1" r:id="rIdd1e8v809qusyhy_yhzu41">
+            <w:hyperlink w:history="1" r:id="rIdmoqlnxjubhnrizt79bop6">
               <w:r>
                 <w:rPr>
                   <w:rFonts w:ascii="Arial" w:cs="Arial" w:eastAsia="Arial" w:hAnsi="Arial"/>
@@ -10009,9 +10105,25 @@
                   <w:szCs w:val="16"/>
                   <w:u w:val="single" w:color="2E75B6"/>
                 </w:rPr>
-                <w:t xml:space="preserve">Tina and the Stars</w:t>
+                <w:t xml:space="preserve">Star Classification Practice</w:t>
               </w:r>
             </w:hyperlink>
+          </w:p>
+          <w:p>
+            <w:pPr>
+              <w:spacing w:after="20" w:before="0"/>
+            </w:pPr>
+            <w:r>
+              <w:rPr>
+                <w:rFonts w:ascii="Arial" w:cs="Arial" w:eastAsia="Arial" w:hAnsi="Arial"/>
+                <w:i/>
+                <w:iCs/>
+                <w:color w:val="595959"/>
+                <w:sz w:val="16"/>
+                <w:szCs w:val="16"/>
+              </w:rPr>
+              <w:t xml:space="preserve">Related topic: not an exact match for this lesson.</w:t>
+            </w:r>
           </w:p>
           <w:p>
             <w:pPr>
@@ -10025,7 +10137,7 @@
                 <w:sz w:val="14"/>
                 <w:szCs w:val="14"/>
               </w:rPr>
-              <w:t xml:space="preserve">Source: Global Digital Library - Book Catalog</w:t>
+              <w:t xml:space="preserve">Source: CK-12</w:t>
             </w:r>
           </w:p>
           <w:p>
@@ -10033,7 +10145,7 @@
               <w:spacing w:after="10" w:before="0"/>
               <w:ind w:left="120"/>
             </w:pPr>
-            <w:hyperlink w:history="1" r:id="rIdcdeol-9wqnlwv0q6agqhy">
+            <w:hyperlink w:history="1" r:id="rIdmfvpaqz1rc_zakwnnfnow">
               <w:r>
                 <w:rPr>
                   <w:rFonts w:ascii="Arial" w:cs="Arial" w:eastAsia="Arial" w:hAnsi="Arial"/>
@@ -10228,7 +10340,7 @@
             <w:pPr>
               <w:spacing w:after="20" w:before="0"/>
             </w:pPr>
-            <w:hyperlink w:history="1" r:id="rIdnv5ld2iflfuyqes4i0alw">
+            <w:hyperlink w:history="1" r:id="rIdwp4fxxvvg-kedy5yqbjgs">
               <w:r>
                 <w:rPr>
                   <w:rFonts w:ascii="Arial" w:cs="Arial" w:eastAsia="Arial" w:hAnsi="Arial"/>
@@ -10237,9 +10349,25 @@
                   <w:szCs w:val="16"/>
                   <w:u w:val="single" w:color="2E75B6"/>
                 </w:rPr>
-                <w:t xml:space="preserve">Earth formation</w:t>
+                <w:t xml:space="preserve">The solar system</w:t>
               </w:r>
             </w:hyperlink>
+          </w:p>
+          <w:p>
+            <w:pPr>
+              <w:spacing w:after="20" w:before="0"/>
+            </w:pPr>
+            <w:r>
+              <w:rPr>
+                <w:rFonts w:ascii="Arial" w:cs="Arial" w:eastAsia="Arial" w:hAnsi="Arial"/>
+                <w:i/>
+                <w:iCs/>
+                <w:color w:val="595959"/>
+                <w:sz w:val="16"/>
+                <w:szCs w:val="16"/>
+              </w:rPr>
+              <w:t xml:space="preserve">Related topic: not an exact match for this lesson.</w:t>
+            </w:r>
           </w:p>
           <w:p>
             <w:pPr>
@@ -10261,7 +10389,7 @@
               <w:spacing w:after="10" w:before="0"/>
               <w:ind w:left="120"/>
             </w:pPr>
-            <w:hyperlink w:history="1" r:id="rId0gymashdw_nt3xammwbrk">
+            <w:hyperlink w:history="1" r:id="rIdorucxckkei4l7tuvyhndv">
               <w:r>
                 <w:rPr>
                   <w:rFonts w:ascii="Arial" w:cs="Arial" w:eastAsia="Arial" w:hAnsi="Arial"/>
@@ -10299,14 +10427,14 @@
                 <w:sz w:val="16"/>
                 <w:szCs w:val="16"/>
               </w:rPr>
-              <w:t xml:space="preserve">📖 H5P:</w:t>
+              <w:t xml:space="preserve">📖 EXERCISE:</w:t>
             </w:r>
           </w:p>
           <w:p>
             <w:pPr>
               <w:spacing w:after="20" w:before="0"/>
             </w:pPr>
-            <w:hyperlink w:history="1" r:id="rIdyuhiscque7igd_aookrbq">
+            <w:hyperlink w:history="1" r:id="rIdpa-e2ci1drcdwxukajnys">
               <w:r>
                 <w:rPr>
                   <w:rFonts w:ascii="Arial" w:cs="Arial" w:eastAsia="Arial" w:hAnsi="Arial"/>
@@ -10315,9 +10443,25 @@
                   <w:szCs w:val="16"/>
                   <w:u w:val="single" w:color="2E75B6"/>
                 </w:rPr>
-                <w:t xml:space="preserve">Frog's Starry Wish</w:t>
+                <w:t xml:space="preserve">Star Classification Practice</w:t>
               </w:r>
             </w:hyperlink>
+          </w:p>
+          <w:p>
+            <w:pPr>
+              <w:spacing w:after="20" w:before="0"/>
+            </w:pPr>
+            <w:r>
+              <w:rPr>
+                <w:rFonts w:ascii="Arial" w:cs="Arial" w:eastAsia="Arial" w:hAnsi="Arial"/>
+                <w:i/>
+                <w:iCs/>
+                <w:color w:val="595959"/>
+                <w:sz w:val="16"/>
+                <w:szCs w:val="16"/>
+              </w:rPr>
+              <w:t xml:space="preserve">Related topic: not an exact match for this lesson.</w:t>
+            </w:r>
           </w:p>
           <w:p>
             <w:pPr>
@@ -10331,7 +10475,7 @@
                 <w:sz w:val="14"/>
                 <w:szCs w:val="14"/>
               </w:rPr>
-              <w:t xml:space="preserve">Source: Global Digital Library - Book Catalog</w:t>
+              <w:t xml:space="preserve">Source: CK-12</w:t>
             </w:r>
           </w:p>
           <w:p>
@@ -10339,7 +10483,7 @@
               <w:spacing w:after="10" w:before="0"/>
               <w:ind w:left="120"/>
             </w:pPr>
-            <w:hyperlink w:history="1" r:id="rIdoo3lafka9u5lyoc_i-8wq">
+            <w:hyperlink w:history="1" r:id="rId44q7p80lckk73sgrn3gwf">
               <w:r>
                 <w:rPr>
                   <w:rFonts w:ascii="Arial" w:cs="Arial" w:eastAsia="Arial" w:hAnsi="Arial"/>
@@ -10534,7 +10678,7 @@
             <w:pPr>
               <w:spacing w:after="20" w:before="0"/>
             </w:pPr>
-            <w:hyperlink w:history="1" r:id="rId7kwzjybqudlf106m56uvk">
+            <w:hyperlink w:history="1" r:id="rIdzqwl-pxduvihtpbmnwqed">
               <w:r>
                 <w:rPr>
                   <w:rFonts w:ascii="Arial" w:cs="Arial" w:eastAsia="Arial" w:hAnsi="Arial"/>
@@ -10543,9 +10687,25 @@
                   <w:szCs w:val="16"/>
                   <w:u w:val="single" w:color="2E75B6"/>
                 </w:rPr>
-                <w:t xml:space="preserve">The solar system</w:t>
+                <w:t xml:space="preserve">Galactic collisions</w:t>
               </w:r>
             </w:hyperlink>
+          </w:p>
+          <w:p>
+            <w:pPr>
+              <w:spacing w:after="20" w:before="0"/>
+            </w:pPr>
+            <w:r>
+              <w:rPr>
+                <w:rFonts w:ascii="Arial" w:cs="Arial" w:eastAsia="Arial" w:hAnsi="Arial"/>
+                <w:i/>
+                <w:iCs/>
+                <w:color w:val="595959"/>
+                <w:sz w:val="16"/>
+                <w:szCs w:val="16"/>
+              </w:rPr>
+              <w:t xml:space="preserve">Related topic: not an exact match for this lesson.</w:t>
+            </w:r>
           </w:p>
           <w:p>
             <w:pPr>
@@ -10567,7 +10727,7 @@
               <w:spacing w:after="10" w:before="0"/>
               <w:ind w:left="120"/>
             </w:pPr>
-            <w:hyperlink w:history="1" r:id="rId9nmikw-elnrje9uus2vtt">
+            <w:hyperlink w:history="1" r:id="rIddqsla0nzvxzsml3nc-n5_">
               <w:r>
                 <w:rPr>
                   <w:rFonts w:ascii="Arial" w:cs="Arial" w:eastAsia="Arial" w:hAnsi="Arial"/>
@@ -10605,14 +10765,14 @@
                 <w:sz w:val="16"/>
                 <w:szCs w:val="16"/>
               </w:rPr>
-              <w:t xml:space="preserve">📖 H5P:</w:t>
+              <w:t xml:space="preserve">📖 EXERCISE:</w:t>
             </w:r>
           </w:p>
           <w:p>
             <w:pPr>
               <w:spacing w:after="20" w:before="0"/>
             </w:pPr>
-            <w:hyperlink w:history="1" r:id="rId48ni189xivd1ckgzbdx1i">
+            <w:hyperlink w:history="1" r:id="rIdj0wli4wp3dszw6lkkwj5c">
               <w:r>
                 <w:rPr>
                   <w:rFonts w:ascii="Arial" w:cs="Arial" w:eastAsia="Arial" w:hAnsi="Arial"/>
@@ -10621,9 +10781,25 @@
                   <w:szCs w:val="16"/>
                   <w:u w:val="single" w:color="2E75B6"/>
                 </w:rPr>
-                <w:t xml:space="preserve">MacGaiver the Galatic Taxi Driver</w:t>
+                <w:t xml:space="preserve">Star Classification Practice</w:t>
               </w:r>
             </w:hyperlink>
+          </w:p>
+          <w:p>
+            <w:pPr>
+              <w:spacing w:after="20" w:before="0"/>
+            </w:pPr>
+            <w:r>
+              <w:rPr>
+                <w:rFonts w:ascii="Arial" w:cs="Arial" w:eastAsia="Arial" w:hAnsi="Arial"/>
+                <w:i/>
+                <w:iCs/>
+                <w:color w:val="595959"/>
+                <w:sz w:val="16"/>
+                <w:szCs w:val="16"/>
+              </w:rPr>
+              <w:t xml:space="preserve">Related topic: not an exact match for this lesson.</w:t>
+            </w:r>
           </w:p>
           <w:p>
             <w:pPr>
@@ -10637,7 +10813,7 @@
                 <w:sz w:val="14"/>
                 <w:szCs w:val="14"/>
               </w:rPr>
-              <w:t xml:space="preserve">Source: Global Digital Library - Book Catalog</w:t>
+              <w:t xml:space="preserve">Source: CK-12</w:t>
             </w:r>
           </w:p>
           <w:p>
@@ -10645,7 +10821,7 @@
               <w:spacing w:after="10" w:before="0"/>
               <w:ind w:left="120"/>
             </w:pPr>
-            <w:hyperlink w:history="1" r:id="rId-imkh_prvaejhwpcji_qr">
+            <w:hyperlink w:history="1" r:id="rIdqqwtyyjs02gl-lpz8c5t7">
               <w:r>
                 <w:rPr>
                   <w:rFonts w:ascii="Arial" w:cs="Arial" w:eastAsia="Arial" w:hAnsi="Arial"/>
@@ -10840,7 +11016,7 @@
             <w:pPr>
               <w:spacing w:after="20" w:before="0"/>
             </w:pPr>
-            <w:hyperlink w:history="1" r:id="rIdbjfopf6gm7cedu1jvoa1d">
+            <w:hyperlink w:history="1" r:id="rIddsd9fxp1f_ol0jod8yen8">
               <w:r>
                 <w:rPr>
                   <w:rFonts w:ascii="Arial" w:cs="Arial" w:eastAsia="Arial" w:hAnsi="Arial"/>
@@ -10849,9 +11025,25 @@
                   <w:szCs w:val="16"/>
                   <w:u w:val="single" w:color="2E75B6"/>
                 </w:rPr>
-                <w:t xml:space="preserve">Detectable civilizations in our galaxy 2</w:t>
+                <w:t xml:space="preserve">How Did Earth and the Solar System Form?</w:t>
               </w:r>
             </w:hyperlink>
+          </w:p>
+          <w:p>
+            <w:pPr>
+              <w:spacing w:after="20" w:before="0"/>
+            </w:pPr>
+            <w:r>
+              <w:rPr>
+                <w:rFonts w:ascii="Arial" w:cs="Arial" w:eastAsia="Arial" w:hAnsi="Arial"/>
+                <w:i/>
+                <w:iCs/>
+                <w:color w:val="595959"/>
+                <w:sz w:val="16"/>
+                <w:szCs w:val="16"/>
+              </w:rPr>
+              <w:t xml:space="preserve">Related topic: not an exact match for this lesson.</w:t>
+            </w:r>
           </w:p>
           <w:p>
             <w:pPr>
@@ -10873,7 +11065,7 @@
               <w:spacing w:after="10" w:before="0"/>
               <w:ind w:left="120"/>
             </w:pPr>
-            <w:hyperlink w:history="1" r:id="rIdecyywiroonb6cuf6cewkp">
+            <w:hyperlink w:history="1" r:id="rIdmxmeeaw4su8ydd-7gxjoo">
               <w:r>
                 <w:rPr>
                   <w:rFonts w:ascii="Arial" w:cs="Arial" w:eastAsia="Arial" w:hAnsi="Arial"/>
@@ -10918,7 +11110,7 @@
             <w:pPr>
               <w:spacing w:after="20" w:before="0"/>
             </w:pPr>
-            <w:hyperlink w:history="1" r:id="rIdfkbpq9zr55sp95rowxp0c">
+            <w:hyperlink w:history="1" r:id="rId-yb4kvqwuze-vuyfiidpr">
               <w:r>
                 <w:rPr>
                   <w:rFonts w:ascii="Arial" w:cs="Arial" w:eastAsia="Arial" w:hAnsi="Arial"/>
@@ -10933,6 +11125,22 @@
           </w:p>
           <w:p>
             <w:pPr>
+              <w:spacing w:after="20" w:before="0"/>
+            </w:pPr>
+            <w:r>
+              <w:rPr>
+                <w:rFonts w:ascii="Arial" w:cs="Arial" w:eastAsia="Arial" w:hAnsi="Arial"/>
+                <w:i/>
+                <w:iCs/>
+                <w:color w:val="595959"/>
+                <w:sz w:val="16"/>
+                <w:szCs w:val="16"/>
+              </w:rPr>
+              <w:t xml:space="preserve">Related topic: not an exact match for this lesson.</w:t>
+            </w:r>
+          </w:p>
+          <w:p>
+            <w:pPr>
               <w:spacing w:after="10" w:before="0"/>
               <w:ind w:left="120"/>
             </w:pPr>
@@ -10951,7 +11159,7 @@
               <w:spacing w:after="10" w:before="0"/>
               <w:ind w:left="120"/>
             </w:pPr>
-            <w:hyperlink w:history="1" r:id="rIdco_yaii0dx7xufy0uyjz_">
+            <w:hyperlink w:history="1" r:id="rIdiufmk2egmcc6hhn8k-xw3">
               <w:r>
                 <w:rPr>
                   <w:rFonts w:ascii="Arial" w:cs="Arial" w:eastAsia="Arial" w:hAnsi="Arial"/>
@@ -11463,7 +11671,7 @@
         </w:rPr>
         <w:t xml:space="preserve">© 2026 SeaVuria and ARES. Aligned with KICD objectives. Developed by SeaVuria; technical implementation by ARES (with AI assistance from Claude). Licensed under </w:t>
       </w:r>
-      <w:hyperlink w:history="1" r:id="rIdjflehkbsgbbk6umln_rag">
+      <w:hyperlink w:history="1" r:id="rIdbnxgun7h3w7awmjozey5a">
         <w:r>
           <w:rPr>
             <w:rFonts w:ascii="Arial" w:cs="Arial" w:eastAsia="Arial" w:hAnsi="Arial"/>
@@ -11484,7 +11692,7 @@
         </w:rPr>
         <w:t xml:space="preserve"> (</w:t>
       </w:r>
-      <w:hyperlink w:history="1" r:id="rId7ooanuycfcppxm6inb2he">
+      <w:hyperlink w:history="1" r:id="rIdvpbfdbwwo2rn9iaxft3ku">
         <w:r>
           <w:rPr>
             <w:rFonts w:ascii="Arial" w:cs="Arial" w:eastAsia="Arial" w:hAnsi="Arial"/>
@@ -12497,7 +12705,7 @@
             <w:pPr>
               <w:spacing w:after="20" w:before="0"/>
             </w:pPr>
-            <w:hyperlink w:history="1" r:id="rIdklj0jqx4dntq7d7h8wpxk">
+            <w:hyperlink w:history="1" r:id="rIdmglqpclwp7dsh_dxjhhuf">
               <w:r>
                 <w:rPr>
                   <w:rFonts w:ascii="Arial" w:cs="Arial" w:eastAsia="Arial" w:hAnsi="Arial"/>
@@ -12530,7 +12738,7 @@
               <w:spacing w:after="10" w:before="0"/>
               <w:ind w:left="120"/>
             </w:pPr>
-            <w:hyperlink w:history="1" r:id="rId6a8svbahjdmiefrudqok2">
+            <w:hyperlink w:history="1" r:id="rId5kzoheo9c86_ljrqraj14">
               <w:r>
                 <w:rPr>
                   <w:rFonts w:ascii="Arial" w:cs="Arial" w:eastAsia="Arial" w:hAnsi="Arial"/>
@@ -12575,7 +12783,7 @@
             <w:pPr>
               <w:spacing w:after="20" w:before="0"/>
             </w:pPr>
-            <w:hyperlink w:history="1" r:id="rId9a1jil-hvcigqo5zabmlp">
+            <w:hyperlink w:history="1" r:id="rIdyxfpbndv6onnjs3_qvxmt">
               <w:r>
                 <w:rPr>
                   <w:rFonts w:ascii="Arial" w:cs="Arial" w:eastAsia="Arial" w:hAnsi="Arial"/>
@@ -12584,7 +12792,7 @@
                   <w:szCs w:val="16"/>
                   <w:u w:val="single" w:color="2E75B6"/>
                 </w:rPr>
-                <w:t xml:space="preserve">Venn Diagrams: Planets and Dwarf Planets of the Solar System (PLIX)</w:t>
+                <w:t xml:space="preserve">Planet Orbits in the Solar System (Flexbook)</w:t>
               </w:r>
             </w:hyperlink>
           </w:p>
@@ -12608,7 +12816,7 @@
               <w:spacing w:after="10" w:before="0"/>
               <w:ind w:left="120"/>
             </w:pPr>
-            <w:hyperlink w:history="1" r:id="rIdnbmp6qai8di2rkehacso0">
+            <w:hyperlink w:history="1" r:id="rIdhkbnlxfidik2wogrn_wxr">
               <w:r>
                 <w:rPr>
                   <w:rFonts w:ascii="Arial" w:cs="Arial" w:eastAsia="Arial" w:hAnsi="Arial"/>
@@ -12803,7 +13011,313 @@
             <w:pPr>
               <w:spacing w:after="20" w:before="0"/>
             </w:pPr>
-            <w:hyperlink w:history="1" r:id="rIdmkbgpkh5r2fxuniruca0n">
+            <w:hyperlink w:history="1" r:id="rId96xjqpwsuh6pvpb6-m_to">
+              <w:r>
+                <w:rPr>
+                  <w:rFonts w:ascii="Arial" w:cs="Arial" w:eastAsia="Arial" w:hAnsi="Arial"/>
+                  <w:color w:val="2E75B6"/>
+                  <w:sz w:val="16"/>
+                  <w:szCs w:val="16"/>
+                  <w:u w:val="single" w:color="2E75B6"/>
+                </w:rPr>
+                <w:t xml:space="preserve">Scale of solar system</w:t>
+              </w:r>
+            </w:hyperlink>
+          </w:p>
+          <w:p>
+            <w:pPr>
+              <w:spacing w:after="10" w:before="0"/>
+              <w:ind w:left="120"/>
+            </w:pPr>
+            <w:r>
+              <w:rPr>
+                <w:rFonts w:ascii="Arial" w:cs="Arial" w:eastAsia="Arial" w:hAnsi="Arial"/>
+                <w:color w:val="595959"/>
+                <w:sz w:val="14"/>
+                <w:szCs w:val="14"/>
+              </w:rPr>
+              <w:t xml:space="preserve">Source: Khan Academy (English - US curriculum)</w:t>
+            </w:r>
+          </w:p>
+          <w:p>
+            <w:pPr>
+              <w:spacing w:after="10" w:before="0"/>
+              <w:ind w:left="120"/>
+            </w:pPr>
+            <w:hyperlink w:history="1" r:id="rIdwh9bedsf6erz9iihib9zw">
+              <w:r>
+                <w:rPr>
+                  <w:rFonts w:ascii="Arial" w:cs="Arial" w:eastAsia="Arial" w:hAnsi="Arial"/>
+                  <w:color w:val="595959"/>
+                  <w:sz w:val="14"/>
+                  <w:szCs w:val="14"/>
+                  <w:u w:val="single" w:color="595959"/>
+                </w:rPr>
+                <w:t xml:space="preserve">🔍 Search ARES for similar videos</w:t>
+              </w:r>
+            </w:hyperlink>
+          </w:p>
+          <w:p>
+            <w:pPr>
+              <w:spacing w:after="40" w:before="0"/>
+            </w:pPr>
+            <w:r>
+              <w:rPr>
+                <w:sz w:val="14"/>
+                <w:szCs w:val="14"/>
+              </w:rPr>
+              <w:t xml:space="preserve"/>
+            </w:r>
+          </w:p>
+          <w:p>
+            <w:pPr>
+              <w:spacing w:after="20" w:before="0"/>
+            </w:pPr>
+            <w:r>
+              <w:rPr>
+                <w:rFonts w:ascii="Arial" w:cs="Arial" w:eastAsia="Arial" w:hAnsi="Arial"/>
+                <w:b/>
+                <w:bCs/>
+                <w:color w:val="1F3864"/>
+                <w:sz w:val="16"/>
+                <w:szCs w:val="16"/>
+              </w:rPr>
+              <w:t xml:space="preserve">📖 EXERCISE:</w:t>
+            </w:r>
+          </w:p>
+          <w:p>
+            <w:pPr>
+              <w:spacing w:after="20" w:before="0"/>
+            </w:pPr>
+            <w:hyperlink w:history="1" r:id="rIdirahfx09fv-m8nobrggbg">
+              <w:r>
+                <w:rPr>
+                  <w:rFonts w:ascii="Arial" w:cs="Arial" w:eastAsia="Arial" w:hAnsi="Arial"/>
+                  <w:color w:val="2E75B6"/>
+                  <w:sz w:val="16"/>
+                  <w:szCs w:val="16"/>
+                  <w:u w:val="single" w:color="2E75B6"/>
+                </w:rPr>
+                <w:t xml:space="preserve">Planet Orbits in the Solar System Practice</w:t>
+              </w:r>
+            </w:hyperlink>
+          </w:p>
+          <w:p>
+            <w:pPr>
+              <w:spacing w:after="10" w:before="0"/>
+              <w:ind w:left="120"/>
+            </w:pPr>
+            <w:r>
+              <w:rPr>
+                <w:rFonts w:ascii="Arial" w:cs="Arial" w:eastAsia="Arial" w:hAnsi="Arial"/>
+                <w:color w:val="595959"/>
+                <w:sz w:val="14"/>
+                <w:szCs w:val="14"/>
+              </w:rPr>
+              <w:t xml:space="preserve">Source: CK-12</w:t>
+            </w:r>
+          </w:p>
+          <w:p>
+            <w:pPr>
+              <w:spacing w:after="10" w:before="0"/>
+              <w:ind w:left="120"/>
+            </w:pPr>
+            <w:hyperlink w:history="1" r:id="rIdlk1pclwtonzjy4-nmzafu">
+              <w:r>
+                <w:rPr>
+                  <w:rFonts w:ascii="Arial" w:cs="Arial" w:eastAsia="Arial" w:hAnsi="Arial"/>
+                  <w:color w:val="595959"/>
+                  <w:sz w:val="14"/>
+                  <w:szCs w:val="14"/>
+                  <w:u w:val="single" w:color="595959"/>
+                </w:rPr>
+                <w:t xml:space="preserve">🔍 Search ARES for similar readings</w:t>
+              </w:r>
+            </w:hyperlink>
+          </w:p>
+        </w:tc>
+        <w:tc>
+          <w:tcPr>
+            <w:tcW w:type="dxa" w:w="3040"/>
+            <w:shd w:fill="FFFFFF" w:color="auto" w:val="clear"/>
+            <w:tcMar>
+              <w:top w:type="dxa" w:w="60"/>
+              <w:left w:type="dxa" w:w="120"/>
+              <w:bottom w:type="dxa" w:w="60"/>
+              <w:right w:type="dxa" w:w="120"/>
+            </w:tcMar>
+            <w:vAlign w:val="top"/>
+          </w:tcPr>
+          <w:p>
+            <w:pPr>
+              <w:spacing w:after="40" w:before="0"/>
+              <w:jc w:val="left"/>
+            </w:pPr>
+            <w:r>
+              <w:rPr>
+                <w:rFonts w:ascii="Arial" w:cs="Arial" w:eastAsia="Arial" w:hAnsi="Arial"/>
+                <w:b w:val="false"/>
+                <w:bCs w:val="false"/>
+                <w:i w:val="false"/>
+                <w:iCs w:val="false"/>
+                <w:color w:val="000000"/>
+                <w:sz w:val="18"/>
+                <w:szCs w:val="18"/>
+              </w:rPr>
+              <w:t xml:space="preserve">The teacher distributes one toilet paper roll per group of four learners plus a printed Solar System Distance Data Card showing each planet's distance from the Sun in AU, where 1 AU equals the Earth-to-Sun distance of approximately 150 million kilometres. The data card shows: Mercury 0.39 AU, Venus 0.72 AU, Earth 1.00 AU, Mars 1.52 AU, Asteroid Belt approximately 2.2 to 3.2 AU, Jupiter 5.20 AU, Saturn 9.58 AU, Uranus 19.22 AU, Neptune 30.05 AU. Each toilet paper square represents 0.5 AU. Learner groups calculate how many squares each planet is from the Sun (e.g. Earth is 2 squares, Jupiter is approximately 10 squares, Neptune is approximately 60 squares). One learner holds the roll at the Sun position. The group then walks along a corridor or outside, unrolling the paper and placing a sticky note label at each planet position. Learners observe and record: (1) which section of the corridor contains all four inner planets; (2) how far they must walk to reach Neptune; (3) how much of the toilet paper is just empty space. The teacher stands at the Neptune end and calls back: Can you still see Mercury and Venus from here? Learners record three observations in their notebooks using the sentence stem: I noticed that ...</w:t>
+            </w:r>
+          </w:p>
+        </w:tc>
+        <w:tc>
+          <w:tcPr>
+            <w:tcW w:type="dxa" w:w="3040"/>
+            <w:shd w:fill="F2F2F2" w:color="auto" w:val="clear"/>
+            <w:tcMar>
+              <w:top w:type="dxa" w:w="60"/>
+              <w:left w:type="dxa" w:w="120"/>
+              <w:bottom w:type="dxa" w:w="60"/>
+              <w:right w:type="dxa" w:w="120"/>
+            </w:tcMar>
+            <w:vAlign w:val="top"/>
+          </w:tcPr>
+          <w:p>
+            <w:pPr>
+              <w:spacing w:after="40" w:before="0"/>
+              <w:jc w:val="left"/>
+            </w:pPr>
+            <w:r>
+              <w:rPr>
+                <w:rFonts w:ascii="Arial" w:cs="Arial" w:eastAsia="Arial" w:hAnsi="Arial"/>
+                <w:b w:val="false"/>
+                <w:bCs w:val="false"/>
+                <w:i w:val="false"/>
+                <w:iCs w:val="false"/>
+                <w:color w:val="000000"/>
+                <w:sz w:val="18"/>
+                <w:szCs w:val="18"/>
+              </w:rPr>
+              <w:t xml:space="preserve">Before going outside say: We are going to build the Solar System in our corridor. Each toilet paper square is 0.5 AU. First, calculate how many squares each planet is from the Sun using the data card. You have 3 minutes. Circulate and check calculations. For Neptune, confirm learners get approximately 60 squares. Then say: Let us walk this out. Hold the roll at the Sun. Do not tear the paper. Just walk and unroll. After the activity, gather learners at the Neptune position and say: Look back toward the Sun. All four inner planets, Mercury, Venus, Earth, and Mars, are within the first 3 squares back there. What does that tell you about the structure of the Solar System? Wait 15 seconds before taking responses. If learners are quiet, prompt: What fraction of this whole corridor is just empty space? After responses, connect to the phenomenon: Venus, which you saw shining above the Rift Valley in Lesson 3, is squeezed into that tiny inner zone right next to the Sun compared to the full scale of the system.</w:t>
+            </w:r>
+          </w:p>
+        </w:tc>
+        <w:tc>
+          <w:tcPr>
+            <w:tcW w:type="dxa" w:w="3040"/>
+            <w:shd w:fill="FFFFFF" w:color="auto" w:val="clear"/>
+            <w:tcMar>
+              <w:top w:type="dxa" w:w="60"/>
+              <w:left w:type="dxa" w:w="120"/>
+              <w:bottom w:type="dxa" w:w="60"/>
+              <w:right w:type="dxa" w:w="120"/>
+            </w:tcMar>
+            <w:vAlign w:val="top"/>
+          </w:tcPr>
+          <w:p>
+            <w:pPr>
+              <w:spacing w:after="40" w:before="0"/>
+              <w:jc w:val="left"/>
+            </w:pPr>
+            <w:r>
+              <w:rPr>
+                <w:rFonts w:ascii="Arial" w:cs="Arial" w:eastAsia="Arial" w:hAnsi="Arial"/>
+                <w:b w:val="false"/>
+                <w:bCs w:val="false"/>
+                <w:i w:val="false"/>
+                <w:iCs w:val="false"/>
+                <w:color w:val="000000"/>
+                <w:sz w:val="18"/>
+                <w:szCs w:val="18"/>
+              </w:rPr>
+              <w:t xml:space="preserve">Physical embodied scale modelling: kinaesthetic experience of walking AU distances makes the abstract data emotionally and spatially real in a way that a diagram on a page cannot achieve. The corridor becomes a data display.</w:t>
+            </w:r>
+          </w:p>
+        </w:tc>
+        <w:tc>
+          <w:tcPr>
+            <w:tcW w:type="dxa" w:w="3040"/>
+            <w:shd w:fill="F2F2F2" w:color="auto" w:val="clear"/>
+            <w:tcMar>
+              <w:top w:type="dxa" w:w="60"/>
+              <w:left w:type="dxa" w:w="120"/>
+              <w:bottom w:type="dxa" w:w="60"/>
+              <w:right w:type="dxa" w:w="120"/>
+            </w:tcMar>
+            <w:vAlign w:val="top"/>
+          </w:tcPr>
+          <w:p>
+            <w:pPr>
+              <w:spacing w:after="40" w:before="0"/>
+              <w:jc w:val="left"/>
+            </w:pPr>
+            <w:r>
+              <w:rPr>
+                <w:rFonts w:ascii="Arial" w:cs="Arial" w:eastAsia="Arial" w:hAnsi="Arial"/>
+                <w:b w:val="false"/>
+                <w:bCs w:val="false"/>
+                <w:i w:val="false"/>
+                <w:iCs w:val="false"/>
+                <w:color w:val="000000"/>
+                <w:sz w:val="18"/>
+                <w:szCs w:val="18"/>
+              </w:rPr>
+              <w:t xml:space="preserve">Teacher checks calculation accuracy on data cards during the 3-minute computation window. After returning to class, each group submits their annotated toilet paper strip (or a photograph if paper is kept) with planet labels. Teacher checks that Neptune is approximately 60 squares and that the inner four planets cluster within the first 3 squares.</w:t>
+            </w:r>
+          </w:p>
+        </w:tc>
+      </w:tr>
+      <w:tr>
+        <w:tc>
+          <w:tcPr>
+            <w:tcW w:type="dxa" w:w="1520"/>
+            <w:shd w:fill="E2EFDA" w:color="auto" w:val="clear"/>
+            <w:tcMar>
+              <w:top w:type="dxa" w:w="60"/>
+              <w:left w:type="dxa" w:w="120"/>
+              <w:bottom w:type="dxa" w:w="60"/>
+              <w:right w:type="dxa" w:w="120"/>
+            </w:tcMar>
+            <w:vAlign w:val="top"/>
+          </w:tcPr>
+          <w:p>
+            <w:pPr>
+              <w:spacing w:after="40" w:before="0"/>
+              <w:jc w:val="left"/>
+            </w:pPr>
+            <w:r>
+              <w:rPr>
+                <w:rFonts w:ascii="Arial" w:cs="Arial" w:eastAsia="Arial" w:hAnsi="Arial"/>
+                <w:b/>
+                <w:bCs/>
+                <w:i w:val="false"/>
+                <w:iCs w:val="false"/>
+                <w:color w:val="000000"/>
+                <w:sz w:val="18"/>
+                <w:szCs w:val="18"/>
+              </w:rPr>
+              <w:t xml:space="preserve">Explain Phase</w:t>
+            </w:r>
+          </w:p>
+          <w:p>
+            <w:pPr>
+              <w:spacing w:after="20" w:before="0"/>
+            </w:pPr>
+            <w:r>
+              <w:rPr>
+                <w:rFonts w:ascii="Arial" w:cs="Arial" w:eastAsia="Arial" w:hAnsi="Arial"/>
+                <w:b/>
+                <w:bCs/>
+                <w:color w:val="1F3864"/>
+                <w:sz w:val="16"/>
+                <w:szCs w:val="16"/>
+              </w:rPr>
+              <w:t xml:space="preserve">📹 VIDEO:</w:t>
+            </w:r>
+          </w:p>
+          <w:p>
+            <w:pPr>
+              <w:spacing w:after="20" w:before="0"/>
+            </w:pPr>
+            <w:hyperlink w:history="1" r:id="rId7vm30humf8pf6yw_ek2re">
               <w:r>
                 <w:rPr>
                   <w:rFonts w:ascii="Arial" w:cs="Arial" w:eastAsia="Arial" w:hAnsi="Arial"/>
@@ -12836,7 +13350,7 @@
               <w:spacing w:after="10" w:before="0"/>
               <w:ind w:left="120"/>
             </w:pPr>
-            <w:hyperlink w:history="1" r:id="rIdx8qdwmjwfxwdn6wswek6x">
+            <w:hyperlink w:history="1" r:id="rIdurkrhfdbyccvejraq0gw5">
               <w:r>
                 <w:rPr>
                   <w:rFonts w:ascii="Arial" w:cs="Arial" w:eastAsia="Arial" w:hAnsi="Arial"/>
@@ -12881,7 +13395,7 @@
             <w:pPr>
               <w:spacing w:after="20" w:before="0"/>
             </w:pPr>
-            <w:hyperlink w:history="1" r:id="rIda4m4m4zj97tgcn4z23u4n">
+            <w:hyperlink w:history="1" r:id="rIdqqegujsrtvbh4g9m8h4wl">
               <w:r>
                 <w:rPr>
                   <w:rFonts w:ascii="Arial" w:cs="Arial" w:eastAsia="Arial" w:hAnsi="Arial"/>
@@ -12914,7 +13428,7 @@
               <w:spacing w:after="10" w:before="0"/>
               <w:ind w:left="120"/>
             </w:pPr>
-            <w:hyperlink w:history="1" r:id="rIdroj_rx0h9wpgf0ill0fyz">
+            <w:hyperlink w:history="1" r:id="rIdbhehlhcpuzxrnpagnioxz">
               <w:r>
                 <w:rPr>
                   <w:rFonts w:ascii="Arial" w:cs="Arial" w:eastAsia="Arial" w:hAnsi="Arial"/>
@@ -12956,7 +13470,7 @@
                 <w:sz w:val="18"/>
                 <w:szCs w:val="18"/>
               </w:rPr>
-              <w:t xml:space="preserve">The teacher distributes one toilet paper roll per group of four learners plus a printed Solar System Distance Data Card showing each planet's distance from the Sun in AU, where 1 AU equals the Earth-to-Sun distance of approximately 150 million kilometres. The data card shows: Mercury 0.39 AU, Venus 0.72 AU, Earth 1.00 AU, Mars 1.52 AU, Asteroid Belt approximately 2.2 to 3.2 AU, Jupiter 5.20 AU, Saturn 9.58 AU, Uranus 19.22 AU, Neptune 30.05 AU. Each toilet paper square represents 0.5 AU. Learner groups calculate how many squares each planet is from the Sun (e.g. Earth is 2 squares, Jupiter is approximately 10 squares, Neptune is approximately 60 squares). One learner holds the roll at the Sun position. The group then walks along a corridor or outside, unrolling the paper and placing a sticky note label at each planet position. Learners observe and record: (1) which section of the corridor contains all four inner planets; (2) how far they must walk to reach Neptune; (3) how much of the toilet paper is just empty space. The teacher stands at the Neptune end and calls back: Can you still see Mercury and Venus from here? Learners record three observations in their notebooks using the sentence stem: I noticed that ...</w:t>
+              <w:t xml:space="preserve">Back in the classroom, the teacher poses the central explanatory question: If the Solar System is mostly empty space and the planets are so far from the Sun, what stops them from simply flying off in a straight line into that emptiness? Learners discuss in pairs for 2 minutes, drawing on prior knowledge of forces from Grade 9. Most will suggest gravity. The teacher then leads a structured class explanation using a projected diagram of the Sun and Earth with labelled force arrows. Learners are guided to articulate: (1) the Sun has enormous mass; (2) mass produces gravitational force; (3) gravitational force pulls each planet toward the Sun; (4) the planet is also moving sideways at high speed; (5) the combination of inward gravitational pull and sideways velocity produces a curved orbital path rather than a straight line or a crash into the Sun. The teacher introduces the analogy of a panga tied to a rope being swung in a circle: the rope tension acts like gravitational force, keeping the panga in a circular path. If the rope breaks, the panga flies off in a straight line. Learners then answer two written questions: (a) Why does Jupiter orbit the Sun rather than flying away into space? (b) Why is Jupiter much farther from the Sun than Venus, yet both orbit the same Sun? Learners share responses with a partner before a whole-class debrief.</w:t>
             </w:r>
           </w:p>
         </w:tc>
@@ -12988,7 +13502,7 @@
                 <w:sz w:val="18"/>
                 <w:szCs w:val="18"/>
               </w:rPr>
-              <w:t xml:space="preserve">Before going outside say: We are going to build the Solar System in our corridor. Each toilet paper square is 0.5 AU. First, calculate how many squares each planet is from the Sun using the data card. You have 3 minutes. Circulate and check calculations. For Neptune, confirm learners get approximately 60 squares. Then say: Let us walk this out. Hold the roll at the Sun. Do not tear the paper. Just walk and unroll. After the activity, gather learners at the Neptune position and say: Look back toward the Sun. All four inner planets, Mercury, Venus, Earth, and Mars, are within the first 3 squares back there. What does that tell you about the structure of the Solar System? Wait 15 seconds before taking responses. If learners are quiet, prompt: What fraction of this whole corridor is just empty space? After responses, connect to the phenomenon: Venus, which you saw shining above the Rift Valley in Lesson 3, is squeezed into that tiny inner zone right next to the Sun compared to the full scale of the system.</w:t>
+              <w:t xml:space="preserve">After returning from the corridor, say: You have just walked the scale of our Solar System. Now I have a problem for you. The planets are tiny compared to all that empty space. Nothing physically connects them to the Sun. So why do they stay in orbit? Give pairs 2 minutes to discuss. Then call on three pairs, asking each: What force are you thinking of, and where does it come from? Wait 10 seconds between responses. After gravity is established, say: Exactly. Now let me show you how gravity and motion combine. Display the force diagram. Then say: Think about swinging a panga on a rope. The rope is like gravity. The panga is like a planet. What happens if you cut the rope? Wait 8 seconds. After the response, say: Write your answers to the two questions on the board. You have 4 minutes. After sharing responses, connect to the phenomenon: This same gravitational force that keeps Jupiter in its orbit is also what keeps the Moon orbiting Earth, and what causes tides on Lake Victoria and in Mombasa. We will explore that in Lesson 6.</w:t>
             </w:r>
           </w:p>
         </w:tc>
@@ -13020,7 +13534,7 @@
                 <w:sz w:val="18"/>
                 <w:szCs w:val="18"/>
               </w:rPr>
-              <w:t xml:space="preserve">Physical embodied scale modelling: kinaesthetic experience of walking AU distances makes the abstract data emotionally and spatially real in a way that a diagram on a page cannot achieve. The corridor becomes a data display.</w:t>
+              <w:t xml:space="preserve">Analogical reasoning using a locally familiar tool (the panga) to make orbital mechanics concrete. Structured written questions consolidate the explanation before model updating.</w:t>
             </w:r>
           </w:p>
         </w:tc>
@@ -13052,7 +13566,7 @@
                 <w:sz w:val="18"/>
                 <w:szCs w:val="18"/>
               </w:rPr>
-              <w:t xml:space="preserve">Teacher checks calculation accuracy on data cards during the 3-minute computation window. After returning to class, each group submits their annotated toilet paper strip (or a photograph if paper is kept) with planet labels. Teacher checks that Neptune is approximately 60 squares and that the inner four planets cluster within the first 3 squares.</w:t>
+              <w:t xml:space="preserve">Teacher collects the two written responses. Acceptable answer for (a): Jupiter orbits because the Sun has massive gravitational force that continuously pulls Jupiter inward, and Jupiter has enough sideways velocity that it keeps falling around the Sun rather than into it or away from it. Acceptable answer for (b): Jupiter formed farther from the Sun where the solar nebula was cooler and richer in ice and gas, giving it more material to accumulate; gravitational force still acts across that greater distance but is weaker, meaning Jupiter needs less sideways velocity to maintain its orbit.</w:t>
             </w:r>
           </w:p>
         </w:tc>
@@ -13061,32 +13575,32 @@
         <w:tc>
           <w:tcPr>
             <w:tcW w:type="dxa" w:w="1520"/>
-            <w:shd w:fill="E2EFDA" w:color="auto" w:val="clear"/>
-            <w:tcMar>
-              <w:top w:type="dxa" w:w="60"/>
-              <w:left w:type="dxa" w:w="120"/>
-              <w:bottom w:type="dxa" w:w="60"/>
-              <w:right w:type="dxa" w:w="120"/>
-            </w:tcMar>
-            <w:vAlign w:val="top"/>
-          </w:tcPr>
-          <w:p>
-            <w:pPr>
-              <w:spacing w:after="40" w:before="0"/>
-              <w:jc w:val="left"/>
-            </w:pPr>
-            <w:r>
-              <w:rPr>
-                <w:rFonts w:ascii="Arial" w:cs="Arial" w:eastAsia="Arial" w:hAnsi="Arial"/>
-                <w:b/>
-                <w:bCs/>
-                <w:i w:val="false"/>
-                <w:iCs w:val="false"/>
-                <w:color w:val="000000"/>
-                <w:sz w:val="18"/>
-                <w:szCs w:val="18"/>
-              </w:rPr>
-              <w:t xml:space="preserve">Explain Phase</w:t>
+            <w:shd w:fill="FCE4D6" w:color="auto" w:val="clear"/>
+            <w:tcMar>
+              <w:top w:type="dxa" w:w="60"/>
+              <w:left w:type="dxa" w:w="120"/>
+              <w:bottom w:type="dxa" w:w="60"/>
+              <w:right w:type="dxa" w:w="120"/>
+            </w:tcMar>
+            <w:vAlign w:val="top"/>
+          </w:tcPr>
+          <w:p>
+            <w:pPr>
+              <w:spacing w:after="40" w:before="0"/>
+              <w:jc w:val="left"/>
+            </w:pPr>
+            <w:r>
+              <w:rPr>
+                <w:rFonts w:ascii="Arial" w:cs="Arial" w:eastAsia="Arial" w:hAnsi="Arial"/>
+                <w:b/>
+                <w:bCs/>
+                <w:i w:val="false"/>
+                <w:iCs w:val="false"/>
+                <w:color w:val="000000"/>
+                <w:sz w:val="18"/>
+                <w:szCs w:val="18"/>
+              </w:rPr>
+              <w:t xml:space="preserve">Driving Question Board (DQB) Creation</w:t>
             </w:r>
           </w:p>
           <w:p>
@@ -13109,7 +13623,7 @@
             <w:pPr>
               <w:spacing w:after="20" w:before="0"/>
             </w:pPr>
-            <w:hyperlink w:history="1" r:id="rIdt9yj_ewv098kxlxaagivp">
+            <w:hyperlink w:history="1" r:id="rIdzpgxw2tu8czlc12srfjpa">
               <w:r>
                 <w:rPr>
                   <w:rFonts w:ascii="Arial" w:cs="Arial" w:eastAsia="Arial" w:hAnsi="Arial"/>
@@ -13118,7 +13632,7 @@
                   <w:szCs w:val="16"/>
                   <w:u w:val="single" w:color="2E75B6"/>
                 </w:rPr>
-                <w:t xml:space="preserve">The solar system</w:t>
+                <w:t xml:space="preserve">Scale of solar system</w:t>
               </w:r>
             </w:hyperlink>
           </w:p>
@@ -13142,7 +13656,7 @@
               <w:spacing w:after="10" w:before="0"/>
               <w:ind w:left="120"/>
             </w:pPr>
-            <w:hyperlink w:history="1" r:id="rIdu1mhpo777q9rn9we2eg6e">
+            <w:hyperlink w:history="1" r:id="rId7pp8kzucslgr6q8uurgaq">
               <w:r>
                 <w:rPr>
                   <w:rFonts w:ascii="Arial" w:cs="Arial" w:eastAsia="Arial" w:hAnsi="Arial"/>
@@ -13180,14 +13694,14 @@
                 <w:sz w:val="16"/>
                 <w:szCs w:val="16"/>
               </w:rPr>
-              <w:t xml:space="preserve">📖 EXERCISE:</w:t>
+              <w:t xml:space="preserve">📖 HTML:</w:t>
             </w:r>
           </w:p>
           <w:p>
             <w:pPr>
               <w:spacing w:after="20" w:before="0"/>
             </w:pPr>
-            <w:hyperlink w:history="1" r:id="rIdik2dqhkvvukxabieko7ob">
+            <w:hyperlink w:history="1" r:id="rIdircjrcnl3ie2glfpdfki1">
               <w:r>
                 <w:rPr>
                   <w:rFonts w:ascii="Arial" w:cs="Arial" w:eastAsia="Arial" w:hAnsi="Arial"/>
@@ -13196,7 +13710,7 @@
                   <w:szCs w:val="16"/>
                   <w:u w:val="single" w:color="2E75B6"/>
                 </w:rPr>
-                <w:t xml:space="preserve">Inner versus Outer Planets Practice</w:t>
+                <w:t xml:space="preserve">Planets of the Solar System (Flexbook)</w:t>
               </w:r>
             </w:hyperlink>
           </w:p>
@@ -13220,7 +13734,7 @@
               <w:spacing w:after="10" w:before="0"/>
               <w:ind w:left="120"/>
             </w:pPr>
-            <w:hyperlink w:history="1" r:id="rId84vielqxgomg5zdpq1zj_">
+            <w:hyperlink w:history="1" r:id="rIdwjl9vk7gbmn1mloh3d5-f">
               <w:r>
                 <w:rPr>
                   <w:rFonts w:ascii="Arial" w:cs="Arial" w:eastAsia="Arial" w:hAnsi="Arial"/>
@@ -13262,7 +13776,7 @@
                 <w:sz w:val="18"/>
                 <w:szCs w:val="18"/>
               </w:rPr>
-              <w:t xml:space="preserve">Back in the classroom, the teacher poses the central explanatory question: If the Solar System is mostly empty space and the planets are so far from the Sun, what stops them from simply flying off in a straight line into that emptiness? Learners discuss in pairs for 2 minutes, drawing on prior knowledge of forces from Grade 9. Most will suggest gravity. The teacher then leads a structured class explanation using a projected diagram of the Sun and Earth with labelled force arrows. Learners are guided to articulate: (1) the Sun has enormous mass; (2) mass produces gravitational force; (3) gravitational force pulls each planet toward the Sun; (4) the planet is also moving sideways at high speed; (5) the combination of inward gravitational pull and sideways velocity produces a curved orbital path rather than a straight line or a crash into the Sun. The teacher introduces the analogy of a panga tied to a rope being swung in a circle: the rope tension acts like gravitational force, keeping the panga in a circular path. If the rope breaks, the panga flies off in a straight line. Learners then answer two written questions: (a) Why does Jupiter orbit the Sun rather than flying away into space? (b) Why is Jupiter much farther from the Sun than Venus, yet both orbit the same Sun? Learners share responses with a partner before a whole-class debrief.</w:t>
+              <w:t xml:space="preserve">Learners return to the class Driving Question Board posted at the front wall. They receive two sticky notes each. On the first note (green) learners write one piece of new evidence from this lesson that helps answer the driving question: How did everything in the night sky above Nairobi come to exist, and how do scientists gather evidence about a universe they cannot touch? On the second note (yellow) learners write one new question this lesson has raised for them. Suggested learner responses for green notes might include: The Solar System formed from the same cloud of gas and dust left after the Big Bang and stellar evolution, so the planets above Nairobi are direct products of cosmic history. Suggested yellow-note questions might include: What created the original force that started the Solar System spinning? Why are there exactly eight planets and not more? How do we know the distances to other planets without going there? The teacher reads three green notes and three yellow notes aloud, placing them on the board and explicitly linking the green notes to earlier DQB entries from Lessons 1 to 3.</w:t>
             </w:r>
           </w:p>
         </w:tc>
@@ -13294,7 +13808,7 @@
                 <w:sz w:val="18"/>
                 <w:szCs w:val="18"/>
               </w:rPr>
-              <w:t xml:space="preserve">After returning from the corridor, say: You have just walked the scale of our Solar System. Now I have a problem for you. The planets are tiny compared to all that empty space. Nothing physically connects them to the Sun. So why do they stay in orbit? Give pairs 2 minutes to discuss. Then call on three pairs, asking each: What force are you thinking of, and where does it come from? Wait 10 seconds between responses. After gravity is established, say: Exactly. Now let me show you how gravity and motion combine. Display the force diagram. Then say: Think about swinging a panga on a rope. The rope is like gravity. The panga is like a planet. What happens if you cut the rope? Wait 8 seconds. After the response, say: Write your answers to the two questions on the board. You have 4 minutes. After sharing responses, connect to the phenomenon: This same gravitational force that keeps Jupiter in its orbit is also what keeps the Moon orbiting Earth, and what causes tides on Lake Victoria and in Mombasa. We will explore that in Lesson 6.</w:t>
+              <w:t xml:space="preserve">Say: We have just added a new layer to our understanding of the night sky above Nairobi. The planets you can see from the Rift Valley are part of an organised system held together by gravity, stretching 30 AU across space. Green note: what new evidence does this give us toward answering our driving question? Yellow note: what new question has today raised for you? You have 2 minutes to write. After posting, read three of each aloud. For green notes, say: This connects to what we established in Lesson 2 about the solar nebula. For yellow notes, say: That question about measuring distances without going there is going to be answered in Lesson 7 when we study telescopes. Hold that thought. After posting, point to the board and say: Look at how our evidence wall is growing. Each lesson adds a new layer.</w:t>
             </w:r>
           </w:p>
         </w:tc>
@@ -13326,7 +13840,7 @@
                 <w:sz w:val="18"/>
                 <w:szCs w:val="18"/>
               </w:rPr>
-              <w:t xml:space="preserve">Analogical reasoning using a locally familiar tool (the panga) to make orbital mechanics concrete. Structured written questions consolidate the explanation before model updating.</w:t>
+              <w:t xml:space="preserve">Progressive evidence accumulation on the DQB makes the storyline visible to learners as a building argument rather than disconnected lessons. The colour coding separates evidence from questions, training scientific literacy habits.</w:t>
             </w:r>
           </w:p>
         </w:tc>
@@ -13358,7 +13872,7 @@
                 <w:sz w:val="18"/>
                 <w:szCs w:val="18"/>
               </w:rPr>
-              <w:t xml:space="preserve">Teacher collects the two written responses. Acceptable answer for (a): Jupiter orbits because the Sun has massive gravitational force that continuously pulls Jupiter inward, and Jupiter has enough sideways velocity that it keeps falling around the Sun rather than into it or away from it. Acceptable answer for (b): Jupiter formed farther from the Sun where the solar nebula was cooler and richer in ice and gas, giving it more material to accumulate; gravitational force still acts across that greater distance but is weaker, meaning Jupiter needs less sideways velocity to maintain its orbit.</w:t>
+              <w:t xml:space="preserve">Teacher scans green notes to check whether learners can connect Solar System structure to the broader cosmic timeline. Misconceptions flagged here (e.g. learners who write that the Solar System has always existed) are addressed at the start of Lesson 5.</w:t>
             </w:r>
           </w:p>
         </w:tc>
@@ -13367,32 +13881,32 @@
         <w:tc>
           <w:tcPr>
             <w:tcW w:type="dxa" w:w="1520"/>
-            <w:shd w:fill="FCE4D6" w:color="auto" w:val="clear"/>
-            <w:tcMar>
-              <w:top w:type="dxa" w:w="60"/>
-              <w:left w:type="dxa" w:w="120"/>
-              <w:bottom w:type="dxa" w:w="60"/>
-              <w:right w:type="dxa" w:w="120"/>
-            </w:tcMar>
-            <w:vAlign w:val="top"/>
-          </w:tcPr>
-          <w:p>
-            <w:pPr>
-              <w:spacing w:after="40" w:before="0"/>
-              <w:jc w:val="left"/>
-            </w:pPr>
-            <w:r>
-              <w:rPr>
-                <w:rFonts w:ascii="Arial" w:cs="Arial" w:eastAsia="Arial" w:hAnsi="Arial"/>
-                <w:b/>
-                <w:bCs/>
-                <w:i w:val="false"/>
-                <w:iCs w:val="false"/>
-                <w:color w:val="000000"/>
-                <w:sz w:val="18"/>
-                <w:szCs w:val="18"/>
-              </w:rPr>
-              <w:t xml:space="preserve">Driving Question Board (DQB) Creation</w:t>
+            <w:shd w:fill="D5E8F0" w:color="auto" w:val="clear"/>
+            <w:tcMar>
+              <w:top w:type="dxa" w:w="60"/>
+              <w:left w:type="dxa" w:w="120"/>
+              <w:bottom w:type="dxa" w:w="60"/>
+              <w:right w:type="dxa" w:w="120"/>
+            </w:tcMar>
+            <w:vAlign w:val="top"/>
+          </w:tcPr>
+          <w:p>
+            <w:pPr>
+              <w:spacing w:after="40" w:before="0"/>
+              <w:jc w:val="left"/>
+            </w:pPr>
+            <w:r>
+              <w:rPr>
+                <w:rFonts w:ascii="Arial" w:cs="Arial" w:eastAsia="Arial" w:hAnsi="Arial"/>
+                <w:b/>
+                <w:bCs/>
+                <w:i w:val="false"/>
+                <w:iCs w:val="false"/>
+                <w:color w:val="000000"/>
+                <w:sz w:val="18"/>
+                <w:szCs w:val="18"/>
+              </w:rPr>
+              <w:t xml:space="preserve">Model Building Phase</w:t>
             </w:r>
           </w:p>
           <w:p>
@@ -13415,7 +13929,7 @@
             <w:pPr>
               <w:spacing w:after="20" w:before="0"/>
             </w:pPr>
-            <w:hyperlink w:history="1" r:id="rIdsqzhya8juvcujsvctjl6s">
+            <w:hyperlink w:history="1" r:id="rIdttzjm3tnlu3msj8w3sdnz">
               <w:r>
                 <w:rPr>
                   <w:rFonts w:ascii="Arial" w:cs="Arial" w:eastAsia="Arial" w:hAnsi="Arial"/>
@@ -13424,9 +13938,25 @@
                   <w:szCs w:val="16"/>
                   <w:u w:val="single" w:color="2E75B6"/>
                 </w:rPr>
-                <w:t xml:space="preserve">The solar system</w:t>
+                <w:t xml:space="preserve">Galaxies and gravity</w:t>
               </w:r>
             </w:hyperlink>
+          </w:p>
+          <w:p>
+            <w:pPr>
+              <w:spacing w:after="20" w:before="0"/>
+            </w:pPr>
+            <w:r>
+              <w:rPr>
+                <w:rFonts w:ascii="Arial" w:cs="Arial" w:eastAsia="Arial" w:hAnsi="Arial"/>
+                <w:i/>
+                <w:iCs/>
+                <w:color w:val="595959"/>
+                <w:sz w:val="16"/>
+                <w:szCs w:val="16"/>
+              </w:rPr>
+              <w:t xml:space="preserve">Related topic: not an exact match for this lesson.</w:t>
+            </w:r>
           </w:p>
           <w:p>
             <w:pPr>
@@ -13448,7 +13978,7 @@
               <w:spacing w:after="10" w:before="0"/>
               <w:ind w:left="120"/>
             </w:pPr>
-            <w:hyperlink w:history="1" r:id="rIdeaa1rxnxfd1z9oww1jdr-">
+            <w:hyperlink w:history="1" r:id="rIdgzrwhwelpcs26ukjzz0vq">
               <w:r>
                 <w:rPr>
                   <w:rFonts w:ascii="Arial" w:cs="Arial" w:eastAsia="Arial" w:hAnsi="Arial"/>
@@ -13486,14 +14016,14 @@
                 <w:sz w:val="16"/>
                 <w:szCs w:val="16"/>
               </w:rPr>
-              <w:t xml:space="preserve">📖 HTML:</w:t>
+              <w:t xml:space="preserve">📖 EXERCISE:</w:t>
             </w:r>
           </w:p>
           <w:p>
             <w:pPr>
               <w:spacing w:after="20" w:before="0"/>
             </w:pPr>
-            <w:hyperlink w:history="1" r:id="rIdvkzhmgqj6_hfe2tqkzibj">
+            <w:hyperlink w:history="1" r:id="rIdwk1zeu3ezzluq0_91spho">
               <w:r>
                 <w:rPr>
                   <w:rFonts w:ascii="Arial" w:cs="Arial" w:eastAsia="Arial" w:hAnsi="Arial"/>
@@ -13502,7 +14032,7 @@
                   <w:szCs w:val="16"/>
                   <w:u w:val="single" w:color="2E75B6"/>
                 </w:rPr>
-                <w:t xml:space="preserve">Venn Diagrams: Planets and Dwarf Planets of the Solar System (PLIX)</w:t>
+                <w:t xml:space="preserve">Planets of the Solar System Practice</w:t>
               </w:r>
             </w:hyperlink>
           </w:p>
@@ -13526,313 +14056,7 @@
               <w:spacing w:after="10" w:before="0"/>
               <w:ind w:left="120"/>
             </w:pPr>
-            <w:hyperlink w:history="1" r:id="rIdsbj0gmalm2cvwujqyajr4">
-              <w:r>
-                <w:rPr>
-                  <w:rFonts w:ascii="Arial" w:cs="Arial" w:eastAsia="Arial" w:hAnsi="Arial"/>
-                  <w:color w:val="595959"/>
-                  <w:sz w:val="14"/>
-                  <w:szCs w:val="14"/>
-                  <w:u w:val="single" w:color="595959"/>
-                </w:rPr>
-                <w:t xml:space="preserve">🔍 Search ARES for similar readings</w:t>
-              </w:r>
-            </w:hyperlink>
-          </w:p>
-        </w:tc>
-        <w:tc>
-          <w:tcPr>
-            <w:tcW w:type="dxa" w:w="3040"/>
-            <w:shd w:fill="FFFFFF" w:color="auto" w:val="clear"/>
-            <w:tcMar>
-              <w:top w:type="dxa" w:w="60"/>
-              <w:left w:type="dxa" w:w="120"/>
-              <w:bottom w:type="dxa" w:w="60"/>
-              <w:right w:type="dxa" w:w="120"/>
-            </w:tcMar>
-            <w:vAlign w:val="top"/>
-          </w:tcPr>
-          <w:p>
-            <w:pPr>
-              <w:spacing w:after="40" w:before="0"/>
-              <w:jc w:val="left"/>
-            </w:pPr>
-            <w:r>
-              <w:rPr>
-                <w:rFonts w:ascii="Arial" w:cs="Arial" w:eastAsia="Arial" w:hAnsi="Arial"/>
-                <w:b w:val="false"/>
-                <w:bCs w:val="false"/>
-                <w:i w:val="false"/>
-                <w:iCs w:val="false"/>
-                <w:color w:val="000000"/>
-                <w:sz w:val="18"/>
-                <w:szCs w:val="18"/>
-              </w:rPr>
-              <w:t xml:space="preserve">Learners return to the class Driving Question Board posted at the front wall. They receive two sticky notes each. On the first note (green) learners write one piece of new evidence from this lesson that helps answer the driving question: How did everything in the night sky above Nairobi come to exist, and how do scientists gather evidence about a universe they cannot touch? On the second note (yellow) learners write one new question this lesson has raised for them. Suggested learner responses for green notes might include: The Solar System formed from the same cloud of gas and dust left after the Big Bang and stellar evolution, so the planets above Nairobi are direct products of cosmic history. Suggested yellow-note questions might include: What created the original force that started the Solar System spinning? Why are there exactly eight planets and not more? How do we know the distances to other planets without going there? The teacher reads three green notes and three yellow notes aloud, placing them on the board and explicitly linking the green notes to earlier DQB entries from Lessons 1 to 3.</w:t>
-            </w:r>
-          </w:p>
-        </w:tc>
-        <w:tc>
-          <w:tcPr>
-            <w:tcW w:type="dxa" w:w="3040"/>
-            <w:shd w:fill="F2F2F2" w:color="auto" w:val="clear"/>
-            <w:tcMar>
-              <w:top w:type="dxa" w:w="60"/>
-              <w:left w:type="dxa" w:w="120"/>
-              <w:bottom w:type="dxa" w:w="60"/>
-              <w:right w:type="dxa" w:w="120"/>
-            </w:tcMar>
-            <w:vAlign w:val="top"/>
-          </w:tcPr>
-          <w:p>
-            <w:pPr>
-              <w:spacing w:after="40" w:before="0"/>
-              <w:jc w:val="left"/>
-            </w:pPr>
-            <w:r>
-              <w:rPr>
-                <w:rFonts w:ascii="Arial" w:cs="Arial" w:eastAsia="Arial" w:hAnsi="Arial"/>
-                <w:b w:val="false"/>
-                <w:bCs w:val="false"/>
-                <w:i w:val="false"/>
-                <w:iCs w:val="false"/>
-                <w:color w:val="000000"/>
-                <w:sz w:val="18"/>
-                <w:szCs w:val="18"/>
-              </w:rPr>
-              <w:t xml:space="preserve">Say: We have just added a new layer to our understanding of the night sky above Nairobi. The planets you can see from the Rift Valley are part of an organised system held together by gravity, stretching 30 AU across space. Green note: what new evidence does this give us toward answering our driving question? Yellow note: what new question has today raised for you? You have 2 minutes to write. After posting, read three of each aloud. For green notes, say: This connects to what we established in Lesson 2 about the solar nebula. For yellow notes, say: That question about measuring distances without going there is going to be answered in Lesson 7 when we study telescopes. Hold that thought. After posting, point to the board and say: Look at how our evidence wall is growing. Each lesson adds a new layer.</w:t>
-            </w:r>
-          </w:p>
-        </w:tc>
-        <w:tc>
-          <w:tcPr>
-            <w:tcW w:type="dxa" w:w="3040"/>
-            <w:shd w:fill="FFFFFF" w:color="auto" w:val="clear"/>
-            <w:tcMar>
-              <w:top w:type="dxa" w:w="60"/>
-              <w:left w:type="dxa" w:w="120"/>
-              <w:bottom w:type="dxa" w:w="60"/>
-              <w:right w:type="dxa" w:w="120"/>
-            </w:tcMar>
-            <w:vAlign w:val="top"/>
-          </w:tcPr>
-          <w:p>
-            <w:pPr>
-              <w:spacing w:after="40" w:before="0"/>
-              <w:jc w:val="left"/>
-            </w:pPr>
-            <w:r>
-              <w:rPr>
-                <w:rFonts w:ascii="Arial" w:cs="Arial" w:eastAsia="Arial" w:hAnsi="Arial"/>
-                <w:b w:val="false"/>
-                <w:bCs w:val="false"/>
-                <w:i w:val="false"/>
-                <w:iCs w:val="false"/>
-                <w:color w:val="000000"/>
-                <w:sz w:val="18"/>
-                <w:szCs w:val="18"/>
-              </w:rPr>
-              <w:t xml:space="preserve">Progressive evidence accumulation on the DQB makes the storyline visible to learners as a building argument rather than disconnected lessons. The colour coding separates evidence from questions, training scientific literacy habits.</w:t>
-            </w:r>
-          </w:p>
-        </w:tc>
-        <w:tc>
-          <w:tcPr>
-            <w:tcW w:type="dxa" w:w="3040"/>
-            <w:shd w:fill="F2F2F2" w:color="auto" w:val="clear"/>
-            <w:tcMar>
-              <w:top w:type="dxa" w:w="60"/>
-              <w:left w:type="dxa" w:w="120"/>
-              <w:bottom w:type="dxa" w:w="60"/>
-              <w:right w:type="dxa" w:w="120"/>
-            </w:tcMar>
-            <w:vAlign w:val="top"/>
-          </w:tcPr>
-          <w:p>
-            <w:pPr>
-              <w:spacing w:after="40" w:before="0"/>
-              <w:jc w:val="left"/>
-            </w:pPr>
-            <w:r>
-              <w:rPr>
-                <w:rFonts w:ascii="Arial" w:cs="Arial" w:eastAsia="Arial" w:hAnsi="Arial"/>
-                <w:b w:val="false"/>
-                <w:bCs w:val="false"/>
-                <w:i w:val="false"/>
-                <w:iCs w:val="false"/>
-                <w:color w:val="000000"/>
-                <w:sz w:val="18"/>
-                <w:szCs w:val="18"/>
-              </w:rPr>
-              <w:t xml:space="preserve">Teacher scans green notes to check whether learners can connect Solar System structure to the broader cosmic timeline. Misconceptions flagged here (e.g. learners who write that the Solar System has always existed) are addressed at the start of Lesson 5.</w:t>
-            </w:r>
-          </w:p>
-        </w:tc>
-      </w:tr>
-      <w:tr>
-        <w:tc>
-          <w:tcPr>
-            <w:tcW w:type="dxa" w:w="1520"/>
-            <w:shd w:fill="D5E8F0" w:color="auto" w:val="clear"/>
-            <w:tcMar>
-              <w:top w:type="dxa" w:w="60"/>
-              <w:left w:type="dxa" w:w="120"/>
-              <w:bottom w:type="dxa" w:w="60"/>
-              <w:right w:type="dxa" w:w="120"/>
-            </w:tcMar>
-            <w:vAlign w:val="top"/>
-          </w:tcPr>
-          <w:p>
-            <w:pPr>
-              <w:spacing w:after="40" w:before="0"/>
-              <w:jc w:val="left"/>
-            </w:pPr>
-            <w:r>
-              <w:rPr>
-                <w:rFonts w:ascii="Arial" w:cs="Arial" w:eastAsia="Arial" w:hAnsi="Arial"/>
-                <w:b/>
-                <w:bCs/>
-                <w:i w:val="false"/>
-                <w:iCs w:val="false"/>
-                <w:color w:val="000000"/>
-                <w:sz w:val="18"/>
-                <w:szCs w:val="18"/>
-              </w:rPr>
-              <w:t xml:space="preserve">Model Building Phase</w:t>
-            </w:r>
-          </w:p>
-          <w:p>
-            <w:pPr>
-              <w:spacing w:after="20" w:before="0"/>
-            </w:pPr>
-            <w:r>
-              <w:rPr>
-                <w:rFonts w:ascii="Arial" w:cs="Arial" w:eastAsia="Arial" w:hAnsi="Arial"/>
-                <w:b/>
-                <w:bCs/>
-                <w:color w:val="1F3864"/>
-                <w:sz w:val="16"/>
-                <w:szCs w:val="16"/>
-              </w:rPr>
-              <w:t xml:space="preserve">📹 VIDEO:</w:t>
-            </w:r>
-          </w:p>
-          <w:p>
-            <w:pPr>
-              <w:spacing w:after="20" w:before="0"/>
-            </w:pPr>
-            <w:hyperlink w:history="1" r:id="rIdvuajdqvselgs6cc7ozwyn">
-              <w:r>
-                <w:rPr>
-                  <w:rFonts w:ascii="Arial" w:cs="Arial" w:eastAsia="Arial" w:hAnsi="Arial"/>
-                  <w:color w:val="2E75B6"/>
-                  <w:sz w:val="16"/>
-                  <w:szCs w:val="16"/>
-                  <w:u w:val="single" w:color="2E75B6"/>
-                </w:rPr>
-                <w:t xml:space="preserve">The solar system</w:t>
-              </w:r>
-            </w:hyperlink>
-          </w:p>
-          <w:p>
-            <w:pPr>
-              <w:spacing w:after="10" w:before="0"/>
-              <w:ind w:left="120"/>
-            </w:pPr>
-            <w:r>
-              <w:rPr>
-                <w:rFonts w:ascii="Arial" w:cs="Arial" w:eastAsia="Arial" w:hAnsi="Arial"/>
-                <w:color w:val="595959"/>
-                <w:sz w:val="14"/>
-                <w:szCs w:val="14"/>
-              </w:rPr>
-              <w:t xml:space="preserve">Source: Khan Academy (English - US curriculum)</w:t>
-            </w:r>
-          </w:p>
-          <w:p>
-            <w:pPr>
-              <w:spacing w:after="10" w:before="0"/>
-              <w:ind w:left="120"/>
-            </w:pPr>
-            <w:hyperlink w:history="1" r:id="rIdvvrzuxl16iijd1bxf6i7f">
-              <w:r>
-                <w:rPr>
-                  <w:rFonts w:ascii="Arial" w:cs="Arial" w:eastAsia="Arial" w:hAnsi="Arial"/>
-                  <w:color w:val="595959"/>
-                  <w:sz w:val="14"/>
-                  <w:szCs w:val="14"/>
-                  <w:u w:val="single" w:color="595959"/>
-                </w:rPr>
-                <w:t xml:space="preserve">🔍 Search ARES for similar videos</w:t>
-              </w:r>
-            </w:hyperlink>
-          </w:p>
-          <w:p>
-            <w:pPr>
-              <w:spacing w:after="40" w:before="0"/>
-            </w:pPr>
-            <w:r>
-              <w:rPr>
-                <w:sz w:val="14"/>
-                <w:szCs w:val="14"/>
-              </w:rPr>
-              <w:t xml:space="preserve"/>
-            </w:r>
-          </w:p>
-          <w:p>
-            <w:pPr>
-              <w:spacing w:after="20" w:before="0"/>
-            </w:pPr>
-            <w:r>
-              <w:rPr>
-                <w:rFonts w:ascii="Arial" w:cs="Arial" w:eastAsia="Arial" w:hAnsi="Arial"/>
-                <w:b/>
-                <w:bCs/>
-                <w:color w:val="1F3864"/>
-                <w:sz w:val="16"/>
-                <w:szCs w:val="16"/>
-              </w:rPr>
-              <w:t xml:space="preserve">📖 HTML:</w:t>
-            </w:r>
-          </w:p>
-          <w:p>
-            <w:pPr>
-              <w:spacing w:after="20" w:before="0"/>
-            </w:pPr>
-            <w:hyperlink w:history="1" r:id="rIdwqlfeih8zw_hfofvrqket">
-              <w:r>
-                <w:rPr>
-                  <w:rFonts w:ascii="Arial" w:cs="Arial" w:eastAsia="Arial" w:hAnsi="Arial"/>
-                  <w:color w:val="2E75B6"/>
-                  <w:sz w:val="16"/>
-                  <w:szCs w:val="16"/>
-                  <w:u w:val="single" w:color="2E75B6"/>
-                </w:rPr>
-                <w:t xml:space="preserve">Venn Diagrams: Planets and Dwarf Planets of the Solar System (PLIX)</w:t>
-              </w:r>
-            </w:hyperlink>
-          </w:p>
-          <w:p>
-            <w:pPr>
-              <w:spacing w:after="10" w:before="0"/>
-              <w:ind w:left="120"/>
-            </w:pPr>
-            <w:r>
-              <w:rPr>
-                <w:rFonts w:ascii="Arial" w:cs="Arial" w:eastAsia="Arial" w:hAnsi="Arial"/>
-                <w:color w:val="595959"/>
-                <w:sz w:val="14"/>
-                <w:szCs w:val="14"/>
-              </w:rPr>
-              <w:t xml:space="preserve">Source: CK-12</w:t>
-            </w:r>
-          </w:p>
-          <w:p>
-            <w:pPr>
-              <w:spacing w:after="10" w:before="0"/>
-              <w:ind w:left="120"/>
-            </w:pPr>
-            <w:hyperlink w:history="1" r:id="rIde64w43jeyp12v8oymu7zv">
+            <w:hyperlink w:history="1" r:id="rIdcxrlz9uqhs6xt99meteuo">
               <w:r>
                 <w:rPr>
                   <w:rFonts w:ascii="Arial" w:cs="Arial" w:eastAsia="Arial" w:hAnsi="Arial"/>
@@ -14344,7 +14568,7 @@
         </w:rPr>
         <w:t xml:space="preserve">© 2026 SeaVuria and ARES. Aligned with KICD objectives. Developed by SeaVuria; technical implementation by ARES (with AI assistance from Claude). Licensed under </w:t>
       </w:r>
-      <w:hyperlink w:history="1" r:id="rId9nv4-nfc8p5cnyelmdo5x">
+      <w:hyperlink w:history="1" r:id="rId3cg1ka5r25i-x2adxk6cu">
         <w:r>
           <w:rPr>
             <w:rFonts w:ascii="Arial" w:cs="Arial" w:eastAsia="Arial" w:hAnsi="Arial"/>
@@ -14365,7 +14589,7 @@
         </w:rPr>
         <w:t xml:space="preserve"> (</w:t>
       </w:r>
-      <w:hyperlink w:history="1" r:id="rIdv7zopp5_q9jyili2_2iuv">
+      <w:hyperlink w:history="1" r:id="rIduyfggjy9vrmewbxlmodax">
         <w:r>
           <w:rPr>
             <w:rFonts w:ascii="Arial" w:cs="Arial" w:eastAsia="Arial" w:hAnsi="Arial"/>
@@ -15395,7 +15619,7 @@
               <w:spacing w:after="10" w:before="0"/>
               <w:ind w:left="120"/>
             </w:pPr>
-            <w:hyperlink w:history="1" r:id="rIdkmqmzjligux5kmsi5im8b">
+            <w:hyperlink w:history="1" r:id="rIdv1yhdjyereolu6ugjbmfi">
               <w:r>
                 <w:rPr>
                   <w:rFonts w:ascii="Arial" w:cs="Arial" w:eastAsia="Arial" w:hAnsi="Arial"/>
@@ -15455,7 +15679,7 @@
             <w:pPr>
               <w:spacing w:after="20" w:before="0"/>
             </w:pPr>
-            <w:hyperlink w:history="1" r:id="rId1cnsrhrg8zvgv4oj8uor0">
+            <w:hyperlink w:history="1" r:id="rIdconhzfb5jq-pcoqwuej49">
               <w:r>
                 <w:rPr>
                   <w:rFonts w:ascii="Arial" w:cs="Arial" w:eastAsia="Arial" w:hAnsi="Arial"/>
@@ -15488,7 +15712,7 @@
               <w:spacing w:after="10" w:before="0"/>
               <w:ind w:left="120"/>
             </w:pPr>
-            <w:hyperlink w:history="1" r:id="rIdkpcievppvm0jveojws2lj">
+            <w:hyperlink w:history="1" r:id="rIdias0kwigzfntqn_uuiwnd">
               <w:r>
                 <w:rPr>
                   <w:rFonts w:ascii="Arial" w:cs="Arial" w:eastAsia="Arial" w:hAnsi="Arial"/>
@@ -15700,7 +15924,7 @@
               <w:spacing w:after="10" w:before="0"/>
               <w:ind w:left="120"/>
             </w:pPr>
-            <w:hyperlink w:history="1" r:id="rIdh0e7djtr0nrmc4nvm87rl">
+            <w:hyperlink w:history="1" r:id="rIdd40j8iey8nxgsjankx-v6">
               <w:r>
                 <w:rPr>
                   <w:rFonts w:ascii="Arial" w:cs="Arial" w:eastAsia="Arial" w:hAnsi="Arial"/>
@@ -15760,7 +15984,7 @@
             <w:pPr>
               <w:spacing w:after="20" w:before="0"/>
             </w:pPr>
-            <w:hyperlink w:history="1" r:id="rIdqfpcfi5bsqcchquzvkvhb">
+            <w:hyperlink w:history="1" r:id="rId7skxtws7p_ttyukq3fyae">
               <w:r>
                 <w:rPr>
                   <w:rFonts w:ascii="Arial" w:cs="Arial" w:eastAsia="Arial" w:hAnsi="Arial"/>
@@ -15793,7 +16017,7 @@
               <w:spacing w:after="10" w:before="0"/>
               <w:ind w:left="120"/>
             </w:pPr>
-            <w:hyperlink w:history="1" r:id="rIdjvzvsvd_mdbc0vjhiptz2">
+            <w:hyperlink w:history="1" r:id="rId9uruuhhzjuu4q7cgu9utl">
               <w:r>
                 <w:rPr>
                   <w:rFonts w:ascii="Arial" w:cs="Arial" w:eastAsia="Arial" w:hAnsi="Arial"/>
@@ -16005,7 +16229,7 @@
               <w:spacing w:after="10" w:before="0"/>
               <w:ind w:left="120"/>
             </w:pPr>
-            <w:hyperlink w:history="1" r:id="rIdkomtyqke1ystpbznimymx">
+            <w:hyperlink w:history="1" r:id="rIdzlihoz_qf8jduiuvmlzcs">
               <w:r>
                 <w:rPr>
                   <w:rFonts w:ascii="Arial" w:cs="Arial" w:eastAsia="Arial" w:hAnsi="Arial"/>
@@ -16065,7 +16289,7 @@
             <w:pPr>
               <w:spacing w:after="20" w:before="0"/>
             </w:pPr>
-            <w:hyperlink w:history="1" r:id="rIdyf7azbqhsn4lrrvhi_6f2">
+            <w:hyperlink w:history="1" r:id="rIdpjsxrczvpdc8qkotpgclu">
               <w:r>
                 <w:rPr>
                   <w:rFonts w:ascii="Arial" w:cs="Arial" w:eastAsia="Arial" w:hAnsi="Arial"/>
@@ -16098,7 +16322,7 @@
               <w:spacing w:after="10" w:before="0"/>
               <w:ind w:left="120"/>
             </w:pPr>
-            <w:hyperlink w:history="1" r:id="rIdcammtheqqu2nmmusbdm6n">
+            <w:hyperlink w:history="1" r:id="rIdse_uhq1yjqe1wp2z0ezzl">
               <w:r>
                 <w:rPr>
                   <w:rFonts w:ascii="Arial" w:cs="Arial" w:eastAsia="Arial" w:hAnsi="Arial"/>
@@ -16310,7 +16534,7 @@
               <w:spacing w:after="10" w:before="0"/>
               <w:ind w:left="120"/>
             </w:pPr>
-            <w:hyperlink w:history="1" r:id="rIdqusxrxw-tc9-qgauwwm80">
+            <w:hyperlink w:history="1" r:id="rIdkx_35o6a0pvgkgsw5osdx">
               <w:r>
                 <w:rPr>
                   <w:rFonts w:ascii="Arial" w:cs="Arial" w:eastAsia="Arial" w:hAnsi="Arial"/>
@@ -16363,14 +16587,14 @@
                 <w:sz w:val="16"/>
                 <w:szCs w:val="16"/>
               </w:rPr>
-              <w:t xml:space="preserve">📖 EXERCISE:</w:t>
+              <w:t xml:space="preserve">📖 HTML:</w:t>
             </w:r>
           </w:p>
           <w:p>
             <w:pPr>
               <w:spacing w:after="20" w:before="0"/>
             </w:pPr>
-            <w:hyperlink w:history="1" r:id="rIdje4oxrqghtqdsvxtmszd8">
+            <w:hyperlink w:history="1" r:id="rIdzlc7tc6sl273qyhynqizl">
               <w:r>
                 <w:rPr>
                   <w:rFonts w:ascii="Arial" w:cs="Arial" w:eastAsia="Arial" w:hAnsi="Arial"/>
@@ -16379,7 +16603,7 @@
                   <w:szCs w:val="16"/>
                   <w:u w:val="single" w:color="2E75B6"/>
                 </w:rPr>
-                <w:t xml:space="preserve">Kepler's Laws of Planetary Motion Practice</w:t>
+                <w:t xml:space="preserve">Kepler’s Laws of Planetary Motion (Flexbook)</w:t>
               </w:r>
             </w:hyperlink>
           </w:p>
@@ -16403,7 +16627,7 @@
               <w:spacing w:after="10" w:before="0"/>
               <w:ind w:left="120"/>
             </w:pPr>
-            <w:hyperlink w:history="1" r:id="rIde3izfe3zvvrqz0o52jvb-">
+            <w:hyperlink w:history="1" r:id="rIdlqhmm8skmf2pdzsyvyai1">
               <w:r>
                 <w:rPr>
                   <w:rFonts w:ascii="Arial" w:cs="Arial" w:eastAsia="Arial" w:hAnsi="Arial"/>
@@ -16615,7 +16839,7 @@
               <w:spacing w:after="10" w:before="0"/>
               <w:ind w:left="120"/>
             </w:pPr>
-            <w:hyperlink w:history="1" r:id="rIdnoxwl3xh6l7p8maprjzvy">
+            <w:hyperlink w:history="1" r:id="rIdfyqyjndneqdj9e1q_ghze">
               <w:r>
                 <w:rPr>
                   <w:rFonts w:ascii="Arial" w:cs="Arial" w:eastAsia="Arial" w:hAnsi="Arial"/>
@@ -16675,7 +16899,7 @@
             <w:pPr>
               <w:spacing w:after="20" w:before="0"/>
             </w:pPr>
-            <w:hyperlink w:history="1" r:id="rIdy6fxcemswb_6pucg0391k">
+            <w:hyperlink w:history="1" r:id="rIdx5vdjz5itvgibelprtyve">
               <w:r>
                 <w:rPr>
                   <w:rFonts w:ascii="Arial" w:cs="Arial" w:eastAsia="Arial" w:hAnsi="Arial"/>
@@ -16684,9 +16908,25 @@
                   <w:szCs w:val="16"/>
                   <w:u w:val="single" w:color="2E75B6"/>
                 </w:rPr>
-                <w:t xml:space="preserve">Kepler's Laws of Planetary Motion Practice</w:t>
+                <w:t xml:space="preserve">Kepler's Laws Practice</w:t>
               </w:r>
             </w:hyperlink>
+          </w:p>
+          <w:p>
+            <w:pPr>
+              <w:spacing w:after="20" w:before="0"/>
+            </w:pPr>
+            <w:r>
+              <w:rPr>
+                <w:rFonts w:ascii="Arial" w:cs="Arial" w:eastAsia="Arial" w:hAnsi="Arial"/>
+                <w:i/>
+                <w:iCs/>
+                <w:color w:val="595959"/>
+                <w:sz w:val="16"/>
+                <w:szCs w:val="16"/>
+              </w:rPr>
+              <w:t xml:space="preserve">Related topic: not an exact match for this lesson.</w:t>
+            </w:r>
           </w:p>
           <w:p>
             <w:pPr>
@@ -16708,7 +16948,7 @@
               <w:spacing w:after="10" w:before="0"/>
               <w:ind w:left="120"/>
             </w:pPr>
-            <w:hyperlink w:history="1" r:id="rIdayb-dy3udq2dgb9ceuukj">
+            <w:hyperlink w:history="1" r:id="rIdmix6yv3pok4ybarh64zp0">
               <w:r>
                 <w:rPr>
                   <w:rFonts w:ascii="Arial" w:cs="Arial" w:eastAsia="Arial" w:hAnsi="Arial"/>
@@ -17220,7 +17460,7 @@
         </w:rPr>
         <w:t xml:space="preserve">© 2026 SeaVuria and ARES. Aligned with KICD objectives. Developed by SeaVuria; technical implementation by ARES (with AI assistance from Claude). Licensed under </w:t>
       </w:r>
-      <w:hyperlink w:history="1" r:id="rIdcsgsxf_pncyxzzn-6ho0u">
+      <w:hyperlink w:history="1" r:id="rIdodgcvvz-tklnujmwhnlux">
         <w:r>
           <w:rPr>
             <w:rFonts w:ascii="Arial" w:cs="Arial" w:eastAsia="Arial" w:hAnsi="Arial"/>
@@ -17241,7 +17481,7 @@
         </w:rPr>
         <w:t xml:space="preserve"> (</w:t>
       </w:r>
-      <w:hyperlink w:history="1" r:id="rIdymc3s796eelkmkou5xedq">
+      <w:hyperlink w:history="1" r:id="rIdqmdlnd0kthaykuoqo3ewl">
         <w:r>
           <w:rPr>
             <w:rFonts w:ascii="Arial" w:cs="Arial" w:eastAsia="Arial" w:hAnsi="Arial"/>
@@ -18254,7 +18494,7 @@
             <w:pPr>
               <w:spacing w:after="20" w:before="0"/>
             </w:pPr>
-            <w:hyperlink w:history="1" r:id="rIdlm6d1vgbdbjnuhhd9kide">
+            <w:hyperlink w:history="1" r:id="rIdom9abxfjphn-oldgognfy">
               <w:r>
                 <w:rPr>
                   <w:rFonts w:ascii="Arial" w:cs="Arial" w:eastAsia="Arial" w:hAnsi="Arial"/>
@@ -18287,7 +18527,7 @@
               <w:spacing w:after="10" w:before="0"/>
               <w:ind w:left="120"/>
             </w:pPr>
-            <w:hyperlink w:history="1" r:id="rIdaxpxngs0fvie5zodei7mi">
+            <w:hyperlink w:history="1" r:id="rIdu0pwjzkr6yofiuni40ugc">
               <w:r>
                 <w:rPr>
                   <w:rFonts w:ascii="Arial" w:cs="Arial" w:eastAsia="Arial" w:hAnsi="Arial"/>
@@ -18332,7 +18572,7 @@
             <w:pPr>
               <w:spacing w:after="20" w:before="0"/>
             </w:pPr>
-            <w:hyperlink w:history="1" r:id="rIdntgu-nuz1jprsy0tz8yrd">
+            <w:hyperlink w:history="1" r:id="rIdlkfa1tfgnttayirjxjugk">
               <w:r>
                 <w:rPr>
                   <w:rFonts w:ascii="Arial" w:cs="Arial" w:eastAsia="Arial" w:hAnsi="Arial"/>
@@ -18341,7 +18581,7 @@
                   <w:szCs w:val="16"/>
                   <w:u w:val="single" w:color="2E75B6"/>
                 </w:rPr>
-                <w:t xml:space="preserve">Gravitational Force and Inclined Plane (Flexbook)</w:t>
+                <w:t xml:space="preserve">Gravity Force Lab</w:t>
               </w:r>
             </w:hyperlink>
           </w:p>
@@ -18357,7 +18597,7 @@
                 <w:sz w:val="14"/>
                 <w:szCs w:val="14"/>
               </w:rPr>
-              <w:t xml:space="preserve">Source: CK-12</w:t>
+              <w:t xml:space="preserve">Source: PhET Interactive Simulations (English)</w:t>
             </w:r>
           </w:p>
           <w:p>
@@ -18365,7 +18605,7 @@
               <w:spacing w:after="10" w:before="0"/>
               <w:ind w:left="120"/>
             </w:pPr>
-            <w:hyperlink w:history="1" r:id="rIdfl0oegshroiw4dkxm9bs1">
+            <w:hyperlink w:history="1" r:id="rIdo9tmizakcveoilfulnr-h">
               <w:r>
                 <w:rPr>
                   <w:rFonts w:ascii="Arial" w:cs="Arial" w:eastAsia="Arial" w:hAnsi="Arial"/>
@@ -18560,7 +18800,7 @@
             <w:pPr>
               <w:spacing w:after="20" w:before="0"/>
             </w:pPr>
-            <w:hyperlink w:history="1" r:id="rIdme_-mwnmlig2bh5k313_y">
+            <w:hyperlink w:history="1" r:id="rIds6egvoeom5exzlesza5ck">
               <w:r>
                 <w:rPr>
                   <w:rFonts w:ascii="Arial" w:cs="Arial" w:eastAsia="Arial" w:hAnsi="Arial"/>
@@ -18593,7 +18833,7 @@
               <w:spacing w:after="10" w:before="0"/>
               <w:ind w:left="120"/>
             </w:pPr>
-            <w:hyperlink w:history="1" r:id="rIdv0kxie_oqhf2tjhwhzb6b">
+            <w:hyperlink w:history="1" r:id="rIdao56qw1taemo6rni3r8jg">
               <w:r>
                 <w:rPr>
                   <w:rFonts w:ascii="Arial" w:cs="Arial" w:eastAsia="Arial" w:hAnsi="Arial"/>
@@ -18638,7 +18878,7 @@
             <w:pPr>
               <w:spacing w:after="20" w:before="0"/>
             </w:pPr>
-            <w:hyperlink w:history="1" r:id="rIdl1szb_89vhqvtylyw3ue0">
+            <w:hyperlink w:history="1" r:id="rIdoaeu48i4gbnsctzwowgsk">
               <w:r>
                 <w:rPr>
                   <w:rFonts w:ascii="Arial" w:cs="Arial" w:eastAsia="Arial" w:hAnsi="Arial"/>
@@ -18647,7 +18887,7 @@
                   <w:szCs w:val="16"/>
                   <w:u w:val="single" w:color="2E75B6"/>
                 </w:rPr>
-                <w:t xml:space="preserve">Gravity And Orbits</w:t>
+                <w:t xml:space="preserve">Gravity Force Lab</w:t>
               </w:r>
             </w:hyperlink>
           </w:p>
@@ -18671,7 +18911,7 @@
               <w:spacing w:after="10" w:before="0"/>
               <w:ind w:left="120"/>
             </w:pPr>
-            <w:hyperlink w:history="1" r:id="rIdcmeiddjxcr23nocoxuijd">
+            <w:hyperlink w:history="1" r:id="rId8d_vw-iowkk3ffe25oq8z">
               <w:r>
                 <w:rPr>
                   <w:rFonts w:ascii="Arial" w:cs="Arial" w:eastAsia="Arial" w:hAnsi="Arial"/>
@@ -18866,7 +19106,345 @@
             <w:pPr>
               <w:spacing w:after="20" w:before="0"/>
             </w:pPr>
-            <w:hyperlink w:history="1" r:id="rId8zkljs2pbjyqiebgct6b5">
+            <w:hyperlink w:history="1" r:id="rIdg3zik1fedp2eqkk93ndot">
+              <w:r>
+                <w:rPr>
+                  <w:rFonts w:ascii="Arial" w:cs="Arial" w:eastAsia="Arial" w:hAnsi="Arial"/>
+                  <w:color w:val="2E75B6"/>
+                  <w:sz w:val="16"/>
+                  <w:szCs w:val="16"/>
+                  <w:u w:val="single" w:color="2E75B6"/>
+                </w:rPr>
+                <w:t xml:space="preserve">Gravitational forces</w:t>
+              </w:r>
+            </w:hyperlink>
+          </w:p>
+          <w:p>
+            <w:pPr>
+              <w:spacing w:after="20" w:before="0"/>
+            </w:pPr>
+            <w:r>
+              <w:rPr>
+                <w:rFonts w:ascii="Arial" w:cs="Arial" w:eastAsia="Arial" w:hAnsi="Arial"/>
+                <w:i/>
+                <w:iCs/>
+                <w:color w:val="595959"/>
+                <w:sz w:val="16"/>
+                <w:szCs w:val="16"/>
+              </w:rPr>
+              <w:t xml:space="preserve">Related topic: not an exact match for this lesson.</w:t>
+            </w:r>
+          </w:p>
+          <w:p>
+            <w:pPr>
+              <w:spacing w:after="10" w:before="0"/>
+              <w:ind w:left="120"/>
+            </w:pPr>
+            <w:r>
+              <w:rPr>
+                <w:rFonts w:ascii="Arial" w:cs="Arial" w:eastAsia="Arial" w:hAnsi="Arial"/>
+                <w:color w:val="595959"/>
+                <w:sz w:val="14"/>
+                <w:szCs w:val="14"/>
+              </w:rPr>
+              <w:t xml:space="preserve">Source: Khan Academy (English - US curriculum)</w:t>
+            </w:r>
+          </w:p>
+          <w:p>
+            <w:pPr>
+              <w:spacing w:after="10" w:before="0"/>
+              <w:ind w:left="120"/>
+            </w:pPr>
+            <w:hyperlink w:history="1" r:id="rIdlyzcvbvhrximr-9evizru">
+              <w:r>
+                <w:rPr>
+                  <w:rFonts w:ascii="Arial" w:cs="Arial" w:eastAsia="Arial" w:hAnsi="Arial"/>
+                  <w:color w:val="595959"/>
+                  <w:sz w:val="14"/>
+                  <w:szCs w:val="14"/>
+                  <w:u w:val="single" w:color="595959"/>
+                </w:rPr>
+                <w:t xml:space="preserve">🔍 Search ARES for similar videos</w:t>
+              </w:r>
+            </w:hyperlink>
+          </w:p>
+          <w:p>
+            <w:pPr>
+              <w:spacing w:after="40" w:before="0"/>
+            </w:pPr>
+            <w:r>
+              <w:rPr>
+                <w:sz w:val="14"/>
+                <w:szCs w:val="14"/>
+              </w:rPr>
+              <w:t xml:space="preserve"/>
+            </w:r>
+          </w:p>
+          <w:p>
+            <w:pPr>
+              <w:spacing w:after="20" w:before="0"/>
+            </w:pPr>
+            <w:r>
+              <w:rPr>
+                <w:rFonts w:ascii="Arial" w:cs="Arial" w:eastAsia="Arial" w:hAnsi="Arial"/>
+                <w:b/>
+                <w:bCs/>
+                <w:color w:val="1F3864"/>
+                <w:sz w:val="16"/>
+                <w:szCs w:val="16"/>
+              </w:rPr>
+              <w:t xml:space="preserve">📖 EXERCISE:</w:t>
+            </w:r>
+          </w:p>
+          <w:p>
+            <w:pPr>
+              <w:spacing w:after="20" w:before="0"/>
+            </w:pPr>
+            <w:hyperlink w:history="1" r:id="rIdamoci-zadb_jhelwgm7nu">
+              <w:r>
+                <w:rPr>
+                  <w:rFonts w:ascii="Arial" w:cs="Arial" w:eastAsia="Arial" w:hAnsi="Arial"/>
+                  <w:color w:val="2E75B6"/>
+                  <w:sz w:val="16"/>
+                  <w:szCs w:val="16"/>
+                  <w:u w:val="single" w:color="2E75B6"/>
+                </w:rPr>
+                <w:t xml:space="preserve">Understand: gravitational forces</w:t>
+              </w:r>
+            </w:hyperlink>
+          </w:p>
+          <w:p>
+            <w:pPr>
+              <w:spacing w:after="20" w:before="0"/>
+            </w:pPr>
+            <w:r>
+              <w:rPr>
+                <w:rFonts w:ascii="Arial" w:cs="Arial" w:eastAsia="Arial" w:hAnsi="Arial"/>
+                <w:i/>
+                <w:iCs/>
+                <w:color w:val="595959"/>
+                <w:sz w:val="16"/>
+                <w:szCs w:val="16"/>
+              </w:rPr>
+              <w:t xml:space="preserve">Related topic: not an exact match for this lesson.</w:t>
+            </w:r>
+          </w:p>
+          <w:p>
+            <w:pPr>
+              <w:spacing w:after="10" w:before="0"/>
+              <w:ind w:left="120"/>
+            </w:pPr>
+            <w:r>
+              <w:rPr>
+                <w:rFonts w:ascii="Arial" w:cs="Arial" w:eastAsia="Arial" w:hAnsi="Arial"/>
+                <w:color w:val="595959"/>
+                <w:sz w:val="14"/>
+                <w:szCs w:val="14"/>
+              </w:rPr>
+              <w:t xml:space="preserve">Source: Khan Academy (English - US curriculum)</w:t>
+            </w:r>
+          </w:p>
+          <w:p>
+            <w:pPr>
+              <w:spacing w:after="10" w:before="0"/>
+              <w:ind w:left="120"/>
+            </w:pPr>
+            <w:hyperlink w:history="1" r:id="rIdlee7l9cvan01lsxtt8asw">
+              <w:r>
+                <w:rPr>
+                  <w:rFonts w:ascii="Arial" w:cs="Arial" w:eastAsia="Arial" w:hAnsi="Arial"/>
+                  <w:color w:val="595959"/>
+                  <w:sz w:val="14"/>
+                  <w:szCs w:val="14"/>
+                  <w:u w:val="single" w:color="595959"/>
+                </w:rPr>
+                <w:t xml:space="preserve">🔍 Search ARES for similar readings</w:t>
+              </w:r>
+            </w:hyperlink>
+          </w:p>
+        </w:tc>
+        <w:tc>
+          <w:tcPr>
+            <w:tcW w:type="dxa" w:w="3040"/>
+            <w:shd w:fill="FFFFFF" w:color="auto" w:val="clear"/>
+            <w:tcMar>
+              <w:top w:type="dxa" w:w="60"/>
+              <w:left w:type="dxa" w:w="120"/>
+              <w:bottom w:type="dxa" w:w="60"/>
+              <w:right w:type="dxa" w:w="120"/>
+            </w:tcMar>
+            <w:vAlign w:val="top"/>
+          </w:tcPr>
+          <w:p>
+            <w:pPr>
+              <w:spacing w:after="40" w:before="0"/>
+              <w:jc w:val="left"/>
+            </w:pPr>
+            <w:r>
+              <w:rPr>
+                <w:rFonts w:ascii="Arial" w:cs="Arial" w:eastAsia="Arial" w:hAnsi="Arial"/>
+                <w:b w:val="false"/>
+                <w:bCs w:val="false"/>
+                <w:i w:val="false"/>
+                <w:iCs w:val="false"/>
+                <w:color w:val="000000"/>
+                <w:sz w:val="18"/>
+                <w:szCs w:val="18"/>
+              </w:rPr>
+              <w:t xml:space="preserve">The teacher introduces Newton's Law of Universal Gravitation using precise but accessible language: every object with mass attracts every other object with mass, and the force is proportional to the product of their masses and inversely proportional to the square of the distance between them. The teacher writes the relationship on the board: F is proportional to (M times m) divided by d-squared. Learners copy this and label each variable. The teacher then leads the class through three connected explanations. Explanation 1 (Moon orbit): The Moon is pulled toward Earth by gravity — this is the centripetal force keeping it in a curved path. Without gravity it would travel in a straight line into space as Newton's First Law requires. Learners annotate a Moon-Earth diagram with force arrows. Explanation 2 (Inverse-square ratio activity): Learners solve two ratio problems in their notebooks. Problem A — if the Moon were moved to twice its current distance from Earth, by what factor would the gravitational force decrease? (Answer: 4 times weaker — inverse-square law.) Problem B — the Sun is approximately 390 times farther from Earth than the Moon, yet the Sun has 27 million times more mass than the Moon. Which produces a larger tidal force on Earth? (Using the proportionality, the Sun actually produces a tidal force approximately 46 percent of the Moon's — teacher provides scaffolded working.) Explanation 3 (Kenya connection): The teacher explicitly connects the calculation back to Mombasa and Lake Victoria: 'The tidal data you read from Mombasa port is direct evidence of Newton's Law operating in real time above Kenya. Fishermen on Lake Victoria notice micro-tides of a few centimetres — too small to be dangerous but detectable with sensitive instruments — caused by the same Moon you see in the Nairobi night sky.' Learners write a final explanation sentence: 'Tidal forces at [Mombasa / Lake Victoria] occur because [Newton's Law of Universal Gravitation / the Moon's gravity] causes [water bulges on two sides of Earth], which means [as Earth rotates, any coastal point passes through high and low tide approximately twice per day].'</w:t>
+            </w:r>
+          </w:p>
+        </w:tc>
+        <w:tc>
+          <w:tcPr>
+            <w:tcW w:type="dxa" w:w="3040"/>
+            <w:shd w:fill="F2F2F2" w:color="auto" w:val="clear"/>
+            <w:tcMar>
+              <w:top w:type="dxa" w:w="60"/>
+              <w:left w:type="dxa" w:w="120"/>
+              <w:bottom w:type="dxa" w:w="60"/>
+              <w:right w:type="dxa" w:w="120"/>
+            </w:tcMar>
+            <w:vAlign w:val="top"/>
+          </w:tcPr>
+          <w:p>
+            <w:pPr>
+              <w:spacing w:after="40" w:before="0"/>
+              <w:jc w:val="left"/>
+            </w:pPr>
+            <w:r>
+              <w:rPr>
+                <w:rFonts w:ascii="Arial" w:cs="Arial" w:eastAsia="Arial" w:hAnsi="Arial"/>
+                <w:b w:val="false"/>
+                <w:bCs w:val="false"/>
+                <w:i w:val="false"/>
+                <w:iCs w:val="false"/>
+                <w:color w:val="000000"/>
+                <w:sz w:val="18"/>
+                <w:szCs w:val="18"/>
+              </w:rPr>
+              <w:t xml:space="preserve">Write the proportionality on the board slowly and say: 'This equation was published by Newton in 1687. It explains the Moon above Nairobi, the tides at Mombasa, and the orbits we calculated with Kepler last lesson — all with one law. That is the power of a universal law.' WAIT TIME: After writing the law, pause for 45 seconds and ask: 'Before I say anything else, what does the word universal mean in this context? Write one word or phrase.' Cold call three students. For Problem A, give groups 2 minutes then ask: 'Who got a factor of 4? Show me your working.' Praise correct inverse-square reasoning explicitly: 'Exactly — doubling the distance does not halve the force, it quarters it. That is the inverse-square relationship.' For the Kenya connection, say: 'I want you to imagine you are a fisherman leaving Kisumu harbour at 4 am. You need to know if the water level will allow your boat to clear the shallow channel. The Moon's gravity — the same force keeping the Solar System organised — is what you are depending on.' WAIT TIME: After this statement, allow 30 seconds of quiet reflection before asking: 'How does knowing the physics behind tides change how you think about the night sky above Nairobi?'</w:t>
+            </w:r>
+          </w:p>
+        </w:tc>
+        <w:tc>
+          <w:tcPr>
+            <w:tcW w:type="dxa" w:w="3040"/>
+            <w:shd w:fill="FFFFFF" w:color="auto" w:val="clear"/>
+            <w:tcMar>
+              <w:top w:type="dxa" w:w="60"/>
+              <w:left w:type="dxa" w:w="120"/>
+              <w:bottom w:type="dxa" w:w="60"/>
+              <w:right w:type="dxa" w:w="120"/>
+            </w:tcMar>
+            <w:vAlign w:val="top"/>
+          </w:tcPr>
+          <w:p>
+            <w:pPr>
+              <w:spacing w:after="40" w:before="0"/>
+              <w:jc w:val="left"/>
+            </w:pPr>
+            <w:r>
+              <w:rPr>
+                <w:rFonts w:ascii="Arial" w:cs="Arial" w:eastAsia="Arial" w:hAnsi="Arial"/>
+                <w:b w:val="false"/>
+                <w:bCs w:val="false"/>
+                <w:i w:val="false"/>
+                <w:iCs w:val="false"/>
+                <w:color w:val="000000"/>
+                <w:sz w:val="18"/>
+                <w:szCs w:val="18"/>
+              </w:rPr>
+              <w:t xml:space="preserve">Worked ratio problems with scaffolded sentence frames connect abstract mathematics to observable Kenyan phenomena. The use of the Kisumu fisherman narrative grounds gravitational theory in a culturally familiar Kenyan livelihood, making the physics feel relevant rather than foreign. The final explanation sentence template ensures every learner produces a complete causal explanation linking force, mechanism, and observable effect.</w:t>
+            </w:r>
+          </w:p>
+        </w:tc>
+        <w:tc>
+          <w:tcPr>
+            <w:tcW w:type="dxa" w:w="3040"/>
+            <w:shd w:fill="F2F2F2" w:color="auto" w:val="clear"/>
+            <w:tcMar>
+              <w:top w:type="dxa" w:w="60"/>
+              <w:left w:type="dxa" w:w="120"/>
+              <w:bottom w:type="dxa" w:w="60"/>
+              <w:right w:type="dxa" w:w="120"/>
+            </w:tcMar>
+            <w:vAlign w:val="top"/>
+          </w:tcPr>
+          <w:p>
+            <w:pPr>
+              <w:spacing w:after="40" w:before="0"/>
+              <w:jc w:val="left"/>
+            </w:pPr>
+            <w:r>
+              <w:rPr>
+                <w:rFonts w:ascii="Arial" w:cs="Arial" w:eastAsia="Arial" w:hAnsi="Arial"/>
+                <w:b w:val="false"/>
+                <w:bCs w:val="false"/>
+                <w:i w:val="false"/>
+                <w:iCs w:val="false"/>
+                <w:color w:val="000000"/>
+                <w:sz w:val="18"/>
+                <w:szCs w:val="18"/>
+              </w:rPr>
+              <w:t xml:space="preserve">Collect the two ratio problem solutions by asking learners to hold up notebooks — teacher does a quick visual scan for correct answers (factor of 4 for Problem A). For learners with wrong answers, teacher pairs them with a peer who has the correct working. The final explanation sentence is the primary formative artefact: teacher circulates and reads 6 to 8 sentences, checking that learners correctly identify the Moon as the cause, the inverse-square law as the mechanism, and twice-daily tides as the observable effect. Common error to address: learners who write that the Sun has no tidal effect — teacher redirects using the Problem B result showing the Sun produces approximately 46 percent of the Moon's tidal force, which is why solar and lunar tides combine during full and new moons (spring tides).</w:t>
+            </w:r>
+          </w:p>
+        </w:tc>
+      </w:tr>
+      <w:tr>
+        <w:tc>
+          <w:tcPr>
+            <w:tcW w:type="dxa" w:w="1520"/>
+            <w:shd w:fill="FCE4D6" w:color="auto" w:val="clear"/>
+            <w:tcMar>
+              <w:top w:type="dxa" w:w="60"/>
+              <w:left w:type="dxa" w:w="120"/>
+              <w:bottom w:type="dxa" w:w="60"/>
+              <w:right w:type="dxa" w:w="120"/>
+            </w:tcMar>
+            <w:vAlign w:val="top"/>
+          </w:tcPr>
+          <w:p>
+            <w:pPr>
+              <w:spacing w:after="40" w:before="0"/>
+              <w:jc w:val="left"/>
+            </w:pPr>
+            <w:r>
+              <w:rPr>
+                <w:rFonts w:ascii="Arial" w:cs="Arial" w:eastAsia="Arial" w:hAnsi="Arial"/>
+                <w:b/>
+                <w:bCs/>
+                <w:i w:val="false"/>
+                <w:iCs w:val="false"/>
+                <w:color w:val="000000"/>
+                <w:sz w:val="18"/>
+                <w:szCs w:val="18"/>
+              </w:rPr>
+              <w:t xml:space="preserve">Driving Question Board (DQB) Creation</w:t>
+            </w:r>
+          </w:p>
+          <w:p>
+            <w:pPr>
+              <w:spacing w:after="20" w:before="0"/>
+            </w:pPr>
+            <w:r>
+              <w:rPr>
+                <w:rFonts w:ascii="Arial" w:cs="Arial" w:eastAsia="Arial" w:hAnsi="Arial"/>
+                <w:b/>
+                <w:bCs/>
+                <w:color w:val="1F3864"/>
+                <w:sz w:val="16"/>
+                <w:szCs w:val="16"/>
+              </w:rPr>
+              <w:t xml:space="preserve">📹 VIDEO:</w:t>
+            </w:r>
+          </w:p>
+          <w:p>
+            <w:pPr>
+              <w:spacing w:after="20" w:before="0"/>
+            </w:pPr>
+            <w:hyperlink w:history="1" r:id="rIdfrpe9xjidowudwzluifcc">
               <w:r>
                 <w:rPr>
                   <w:rFonts w:ascii="Arial" w:cs="Arial" w:eastAsia="Arial" w:hAnsi="Arial"/>
@@ -18899,7 +19477,7 @@
               <w:spacing w:after="10" w:before="0"/>
               <w:ind w:left="120"/>
             </w:pPr>
-            <w:hyperlink w:history="1" r:id="rIdveefda4zppw2qkd53koqr">
+            <w:hyperlink w:history="1" r:id="rIdn6i6cdonumjuvhvdfjewi">
               <w:r>
                 <w:rPr>
                   <w:rFonts w:ascii="Arial" w:cs="Arial" w:eastAsia="Arial" w:hAnsi="Arial"/>
@@ -18944,7 +19522,7 @@
             <w:pPr>
               <w:spacing w:after="20" w:before="0"/>
             </w:pPr>
-            <w:hyperlink w:history="1" r:id="rIdgyb_ebliplpbmddms5z0s">
+            <w:hyperlink w:history="1" r:id="rIdszv0eto0wvx57ul0zqb8o">
               <w:r>
                 <w:rPr>
                   <w:rFonts w:ascii="Arial" w:cs="Arial" w:eastAsia="Arial" w:hAnsi="Arial"/>
@@ -18977,7 +19555,7 @@
               <w:spacing w:after="10" w:before="0"/>
               <w:ind w:left="120"/>
             </w:pPr>
-            <w:hyperlink w:history="1" r:id="rIdz7u7dpbz9ua4ksq-mhbcv">
+            <w:hyperlink w:history="1" r:id="rIdapcb8kc7gplfedglg7zlj">
               <w:r>
                 <w:rPr>
                   <w:rFonts w:ascii="Arial" w:cs="Arial" w:eastAsia="Arial" w:hAnsi="Arial"/>
@@ -19019,7 +19597,7 @@
                 <w:sz w:val="18"/>
                 <w:szCs w:val="18"/>
               </w:rPr>
-              <w:t xml:space="preserve">The teacher introduces Newton's Law of Universal Gravitation using precise but accessible language: every object with mass attracts every other object with mass, and the force is proportional to the product of their masses and inversely proportional to the square of the distance between them. The teacher writes the relationship on the board: F is proportional to (M times m) divided by d-squared. Learners copy this and label each variable. The teacher then leads the class through three connected explanations. Explanation 1 (Moon orbit): The Moon is pulled toward Earth by gravity — this is the centripetal force keeping it in a curved path. Without gravity it would travel in a straight line into space as Newton's First Law requires. Learners annotate a Moon-Earth diagram with force arrows. Explanation 2 (Inverse-square ratio activity): Learners solve two ratio problems in their notebooks. Problem A — if the Moon were moved to twice its current distance from Earth, by what factor would the gravitational force decrease? (Answer: 4 times weaker — inverse-square law.) Problem B — the Sun is approximately 390 times farther from Earth than the Moon, yet the Sun has 27 million times more mass than the Moon. Which produces a larger tidal force on Earth? (Using the proportionality, the Sun actually produces a tidal force approximately 46 percent of the Moon's — teacher provides scaffolded working.) Explanation 3 (Kenya connection): The teacher explicitly connects the calculation back to Mombasa and Lake Victoria: 'The tidal data you read from Mombasa port is direct evidence of Newton's Law operating in real time above Kenya. Fishermen on Lake Victoria notice micro-tides of a few centimetres — too small to be dangerous but detectable with sensitive instruments — caused by the same Moon you see in the Nairobi night sky.' Learners write a final explanation sentence: 'Tidal forces at [Mombasa / Lake Victoria] occur because [Newton's Law of Universal Gravitation / the Moon's gravity] causes [water bulges on two sides of Earth], which means [as Earth rotates, any coastal point passes through high and low tide approximately twice per day].'</w:t>
+              <w:t xml:space="preserve">Learners return to the class Driving Question Board — the shared display that has accumulated questions since Lesson 1. The teacher reads aloud the driving question: 'How did everything we see in the night sky above Nairobi come to exist, and how do scientists gather evidence about a universe they cannot directly touch or travel to?' Each learner writes on a sticky note (or a small slip of paper) one new question that this lesson has raised for them and one question from the board that they now feel they can partially answer using gravitational theory. Learners post new questions and mark answered questions with a tick or star. The teacher then leads a 2-minute whole-class review of the board, noting which questions have migrated from unanswered to answered and which new ones connect to upcoming lessons (for example, questions about solar flares affecting Earth connect to Lesson 9, questions about telescopes detecting gravity waves connect to Lesson 7).</w:t>
             </w:r>
           </w:p>
         </w:tc>
@@ -19051,7 +19629,7 @@
                 <w:sz w:val="18"/>
                 <w:szCs w:val="18"/>
               </w:rPr>
-              <w:t xml:space="preserve">Write the proportionality on the board slowly and say: 'This equation was published by Newton in 1687. It explains the Moon above Nairobi, the tides at Mombasa, and the orbits we calculated with Kepler last lesson — all with one law. That is the power of a universal law.' WAIT TIME: After writing the law, pause for 45 seconds and ask: 'Before I say anything else, what does the word universal mean in this context? Write one word or phrase.' Cold call three students. For Problem A, give groups 2 minutes then ask: 'Who got a factor of 4? Show me your working.' Praise correct inverse-square reasoning explicitly: 'Exactly — doubling the distance does not halve the force, it quarters it. That is the inverse-square relationship.' For the Kenya connection, say: 'I want you to imagine you are a fisherman leaving Kisumu harbour at 4 am. You need to know if the water level will allow your boat to clear the shallow channel. The Moon's gravity — the same force keeping the Solar System organised — is what you are depending on.' WAIT TIME: After this statement, allow 30 seconds of quiet reflection before asking: 'How does knowing the physics behind tides change how you think about the night sky above Nairobi?'</w:t>
+              <w:t xml:space="preserve">Say: 'The Driving Question Board is our collective brain. Last lesson you added questions about WHY planets orbit the way they do. Today we answered some of those — gravity is the WHY. Now — what new questions does gravity raise for you? What do you still not understand?' WAIT TIME: Give learners 90 seconds of silent individual thinking before they write on their sticky notes. After posting, the teacher reads 3 new questions aloud and says: 'These are exactly the questions real physicists ask. Question 3 — can gravity from a distant galaxy affect Earth? — is something researchers at the Square Kilometre Array in South Africa are actually investigating. We will return to that in Lesson 8.' This connects the DQB to the storyline and to African science infrastructure.</w:t>
             </w:r>
           </w:p>
         </w:tc>
@@ -19083,7 +19661,7 @@
                 <w:sz w:val="18"/>
                 <w:szCs w:val="18"/>
               </w:rPr>
-              <w:t xml:space="preserve">Worked ratio problems with scaffolded sentence frames connect abstract mathematics to observable Kenyan phenomena. The use of the Kisumu fisherman narrative grounds gravitational theory in a culturally familiar Kenyan livelihood, making the physics feel relevant rather than foreign. The final explanation sentence template ensures every learner produces a complete causal explanation linking force, mechanism, and observable effect.</w:t>
+              <w:t xml:space="preserve">The DQB update serves a metacognitive function — learners see their own knowledge growing across lessons. By physically moving questions from unanswered to answered, they experience intellectual progress, which sustains motivation across a 12-lesson sequence. The teacher's reference to the Square Kilometre Array localises frontier science to Africa.</w:t>
             </w:r>
           </w:p>
         </w:tc>
@@ -19115,7 +19693,7 @@
                 <w:sz w:val="18"/>
                 <w:szCs w:val="18"/>
               </w:rPr>
-              <w:t xml:space="preserve">Collect the two ratio problem solutions by asking learners to hold up notebooks — teacher does a quick visual scan for correct answers (factor of 4 for Problem A). For learners with wrong answers, teacher pairs them with a peer who has the correct working. The final explanation sentence is the primary formative artefact: teacher circulates and reads 6 to 8 sentences, checking that learners correctly identify the Moon as the cause, the inverse-square law as the mechanism, and twice-daily tides as the observable effect. Common error to address: learners who write that the Sun has no tidal effect — teacher redirects using the Problem B result showing the Sun produces approximately 46 percent of the Moon's tidal force, which is why solar and lunar tides combine during full and new moons (spring tides).</w:t>
+              <w:t xml:space="preserve">The sticky notes are a formative artefact. Teacher photographs the board or quickly reads new questions to identify persistent misconceptions (for example, learners who think gravity only exists between Earth and Moon, not universally) and lingering gaps (for example, confusion about the difference between gravitational force and the tidal force differential). These inform Lesson 7 and Lesson 9 planning.</w:t>
             </w:r>
           </w:p>
         </w:tc>
@@ -19124,32 +19702,32 @@
         <w:tc>
           <w:tcPr>
             <w:tcW w:type="dxa" w:w="1520"/>
-            <w:shd w:fill="FCE4D6" w:color="auto" w:val="clear"/>
-            <w:tcMar>
-              <w:top w:type="dxa" w:w="60"/>
-              <w:left w:type="dxa" w:w="120"/>
-              <w:bottom w:type="dxa" w:w="60"/>
-              <w:right w:type="dxa" w:w="120"/>
-            </w:tcMar>
-            <w:vAlign w:val="top"/>
-          </w:tcPr>
-          <w:p>
-            <w:pPr>
-              <w:spacing w:after="40" w:before="0"/>
-              <w:jc w:val="left"/>
-            </w:pPr>
-            <w:r>
-              <w:rPr>
-                <w:rFonts w:ascii="Arial" w:cs="Arial" w:eastAsia="Arial" w:hAnsi="Arial"/>
-                <w:b/>
-                <w:bCs/>
-                <w:i w:val="false"/>
-                <w:iCs w:val="false"/>
-                <w:color w:val="000000"/>
-                <w:sz w:val="18"/>
-                <w:szCs w:val="18"/>
-              </w:rPr>
-              <w:t xml:space="preserve">Driving Question Board (DQB) Creation</w:t>
+            <w:shd w:fill="D5E8F0" w:color="auto" w:val="clear"/>
+            <w:tcMar>
+              <w:top w:type="dxa" w:w="60"/>
+              <w:left w:type="dxa" w:w="120"/>
+              <w:bottom w:type="dxa" w:w="60"/>
+              <w:right w:type="dxa" w:w="120"/>
+            </w:tcMar>
+            <w:vAlign w:val="top"/>
+          </w:tcPr>
+          <w:p>
+            <w:pPr>
+              <w:spacing w:after="40" w:before="0"/>
+              <w:jc w:val="left"/>
+            </w:pPr>
+            <w:r>
+              <w:rPr>
+                <w:rFonts w:ascii="Arial" w:cs="Arial" w:eastAsia="Arial" w:hAnsi="Arial"/>
+                <w:b/>
+                <w:bCs/>
+                <w:i w:val="false"/>
+                <w:iCs w:val="false"/>
+                <w:color w:val="000000"/>
+                <w:sz w:val="18"/>
+                <w:szCs w:val="18"/>
+              </w:rPr>
+              <w:t xml:space="preserve">Model Building Phase</w:t>
             </w:r>
           </w:p>
           <w:p>
@@ -19172,7 +19750,7 @@
             <w:pPr>
               <w:spacing w:after="20" w:before="0"/>
             </w:pPr>
-            <w:hyperlink w:history="1" r:id="rIdy0vi7cromaop1vuax9uwx">
+            <w:hyperlink w:history="1" r:id="rId0usmtipcz-tvjod0auw9s">
               <w:r>
                 <w:rPr>
                   <w:rFonts w:ascii="Arial" w:cs="Arial" w:eastAsia="Arial" w:hAnsi="Arial"/>
@@ -19205,7 +19783,7 @@
               <w:spacing w:after="10" w:before="0"/>
               <w:ind w:left="120"/>
             </w:pPr>
-            <w:hyperlink w:history="1" r:id="rId0k6s_6-h7fcxvqyqcyvzz">
+            <w:hyperlink w:history="1" r:id="rIdeoz4xflsccjo2m2_lgnnw">
               <w:r>
                 <w:rPr>
                   <w:rFonts w:ascii="Arial" w:cs="Arial" w:eastAsia="Arial" w:hAnsi="Arial"/>
@@ -19250,7 +19828,7 @@
             <w:pPr>
               <w:spacing w:after="20" w:before="0"/>
             </w:pPr>
-            <w:hyperlink w:history="1" r:id="rIdwg7h_53ai6ry-zwwpewaw">
+            <w:hyperlink w:history="1" r:id="rIdxogvbfmzj_dyucrfiwlpq">
               <w:r>
                 <w:rPr>
                   <w:rFonts w:ascii="Arial" w:cs="Arial" w:eastAsia="Arial" w:hAnsi="Arial"/>
@@ -19259,7 +19837,7 @@
                   <w:szCs w:val="16"/>
                   <w:u w:val="single" w:color="2E75B6"/>
                 </w:rPr>
-                <w:t xml:space="preserve">Gravitational Force and Inclined Plane (Flexbook)</w:t>
+                <w:t xml:space="preserve">Gravity Force Lab</w:t>
               </w:r>
             </w:hyperlink>
           </w:p>
@@ -19275,7 +19853,7 @@
                 <w:sz w:val="14"/>
                 <w:szCs w:val="14"/>
               </w:rPr>
-              <w:t xml:space="preserve">Source: CK-12</w:t>
+              <w:t xml:space="preserve">Source: PhET Interactive Simulations (English)</w:t>
             </w:r>
           </w:p>
           <w:p>
@@ -19283,313 +19861,7 @@
               <w:spacing w:after="10" w:before="0"/>
               <w:ind w:left="120"/>
             </w:pPr>
-            <w:hyperlink w:history="1" r:id="rIdaezofwhppnwngqo3qvhjd">
-              <w:r>
-                <w:rPr>
-                  <w:rFonts w:ascii="Arial" w:cs="Arial" w:eastAsia="Arial" w:hAnsi="Arial"/>
-                  <w:color w:val="595959"/>
-                  <w:sz w:val="14"/>
-                  <w:szCs w:val="14"/>
-                  <w:u w:val="single" w:color="595959"/>
-                </w:rPr>
-                <w:t xml:space="preserve">🔍 Search ARES for similar readings</w:t>
-              </w:r>
-            </w:hyperlink>
-          </w:p>
-        </w:tc>
-        <w:tc>
-          <w:tcPr>
-            <w:tcW w:type="dxa" w:w="3040"/>
-            <w:shd w:fill="FFFFFF" w:color="auto" w:val="clear"/>
-            <w:tcMar>
-              <w:top w:type="dxa" w:w="60"/>
-              <w:left w:type="dxa" w:w="120"/>
-              <w:bottom w:type="dxa" w:w="60"/>
-              <w:right w:type="dxa" w:w="120"/>
-            </w:tcMar>
-            <w:vAlign w:val="top"/>
-          </w:tcPr>
-          <w:p>
-            <w:pPr>
-              <w:spacing w:after="40" w:before="0"/>
-              <w:jc w:val="left"/>
-            </w:pPr>
-            <w:r>
-              <w:rPr>
-                <w:rFonts w:ascii="Arial" w:cs="Arial" w:eastAsia="Arial" w:hAnsi="Arial"/>
-                <w:b w:val="false"/>
-                <w:bCs w:val="false"/>
-                <w:i w:val="false"/>
-                <w:iCs w:val="false"/>
-                <w:color w:val="000000"/>
-                <w:sz w:val="18"/>
-                <w:szCs w:val="18"/>
-              </w:rPr>
-              <w:t xml:space="preserve">Learners return to the class Driving Question Board — the shared display that has accumulated questions since Lesson 1. The teacher reads aloud the driving question: 'How did everything we see in the night sky above Nairobi come to exist, and how do scientists gather evidence about a universe they cannot directly touch or travel to?' Each learner writes on a sticky note (or a small slip of paper) one new question that this lesson has raised for them and one question from the board that they now feel they can partially answer using gravitational theory. Learners post new questions and mark answered questions with a tick or star. The teacher then leads a 2-minute whole-class review of the board, noting which questions have migrated from unanswered to answered and which new ones connect to upcoming lessons (for example, questions about solar flares affecting Earth connect to Lesson 9, questions about telescopes detecting gravity waves connect to Lesson 7).</w:t>
-            </w:r>
-          </w:p>
-        </w:tc>
-        <w:tc>
-          <w:tcPr>
-            <w:tcW w:type="dxa" w:w="3040"/>
-            <w:shd w:fill="F2F2F2" w:color="auto" w:val="clear"/>
-            <w:tcMar>
-              <w:top w:type="dxa" w:w="60"/>
-              <w:left w:type="dxa" w:w="120"/>
-              <w:bottom w:type="dxa" w:w="60"/>
-              <w:right w:type="dxa" w:w="120"/>
-            </w:tcMar>
-            <w:vAlign w:val="top"/>
-          </w:tcPr>
-          <w:p>
-            <w:pPr>
-              <w:spacing w:after="40" w:before="0"/>
-              <w:jc w:val="left"/>
-            </w:pPr>
-            <w:r>
-              <w:rPr>
-                <w:rFonts w:ascii="Arial" w:cs="Arial" w:eastAsia="Arial" w:hAnsi="Arial"/>
-                <w:b w:val="false"/>
-                <w:bCs w:val="false"/>
-                <w:i w:val="false"/>
-                <w:iCs w:val="false"/>
-                <w:color w:val="000000"/>
-                <w:sz w:val="18"/>
-                <w:szCs w:val="18"/>
-              </w:rPr>
-              <w:t xml:space="preserve">Say: 'The Driving Question Board is our collective brain. Last lesson you added questions about WHY planets orbit the way they do. Today we answered some of those — gravity is the WHY. Now — what new questions does gravity raise for you? What do you still not understand?' WAIT TIME: Give learners 90 seconds of silent individual thinking before they write on their sticky notes. After posting, the teacher reads 3 new questions aloud and says: 'These are exactly the questions real physicists ask. Question 3 — can gravity from a distant galaxy affect Earth? — is something researchers at the Square Kilometre Array in South Africa are actually investigating. We will return to that in Lesson 8.' This connects the DQB to the storyline and to African science infrastructure.</w:t>
-            </w:r>
-          </w:p>
-        </w:tc>
-        <w:tc>
-          <w:tcPr>
-            <w:tcW w:type="dxa" w:w="3040"/>
-            <w:shd w:fill="FFFFFF" w:color="auto" w:val="clear"/>
-            <w:tcMar>
-              <w:top w:type="dxa" w:w="60"/>
-              <w:left w:type="dxa" w:w="120"/>
-              <w:bottom w:type="dxa" w:w="60"/>
-              <w:right w:type="dxa" w:w="120"/>
-            </w:tcMar>
-            <w:vAlign w:val="top"/>
-          </w:tcPr>
-          <w:p>
-            <w:pPr>
-              <w:spacing w:after="40" w:before="0"/>
-              <w:jc w:val="left"/>
-            </w:pPr>
-            <w:r>
-              <w:rPr>
-                <w:rFonts w:ascii="Arial" w:cs="Arial" w:eastAsia="Arial" w:hAnsi="Arial"/>
-                <w:b w:val="false"/>
-                <w:bCs w:val="false"/>
-                <w:i w:val="false"/>
-                <w:iCs w:val="false"/>
-                <w:color w:val="000000"/>
-                <w:sz w:val="18"/>
-                <w:szCs w:val="18"/>
-              </w:rPr>
-              <w:t xml:space="preserve">The DQB update serves a metacognitive function — learners see their own knowledge growing across lessons. By physically moving questions from unanswered to answered, they experience intellectual progress, which sustains motivation across a 12-lesson sequence. The teacher's reference to the Square Kilometre Array localises frontier science to Africa.</w:t>
-            </w:r>
-          </w:p>
-        </w:tc>
-        <w:tc>
-          <w:tcPr>
-            <w:tcW w:type="dxa" w:w="3040"/>
-            <w:shd w:fill="F2F2F2" w:color="auto" w:val="clear"/>
-            <w:tcMar>
-              <w:top w:type="dxa" w:w="60"/>
-              <w:left w:type="dxa" w:w="120"/>
-              <w:bottom w:type="dxa" w:w="60"/>
-              <w:right w:type="dxa" w:w="120"/>
-            </w:tcMar>
-            <w:vAlign w:val="top"/>
-          </w:tcPr>
-          <w:p>
-            <w:pPr>
-              <w:spacing w:after="40" w:before="0"/>
-              <w:jc w:val="left"/>
-            </w:pPr>
-            <w:r>
-              <w:rPr>
-                <w:rFonts w:ascii="Arial" w:cs="Arial" w:eastAsia="Arial" w:hAnsi="Arial"/>
-                <w:b w:val="false"/>
-                <w:bCs w:val="false"/>
-                <w:i w:val="false"/>
-                <w:iCs w:val="false"/>
-                <w:color w:val="000000"/>
-                <w:sz w:val="18"/>
-                <w:szCs w:val="18"/>
-              </w:rPr>
-              <w:t xml:space="preserve">The sticky notes are a formative artefact. Teacher photographs the board or quickly reads new questions to identify persistent misconceptions (for example, learners who think gravity only exists between Earth and Moon, not universally) and lingering gaps (for example, confusion about the difference between gravitational force and the tidal force differential). These inform Lesson 7 and Lesson 9 planning.</w:t>
-            </w:r>
-          </w:p>
-        </w:tc>
-      </w:tr>
-      <w:tr>
-        <w:tc>
-          <w:tcPr>
-            <w:tcW w:type="dxa" w:w="1520"/>
-            <w:shd w:fill="D5E8F0" w:color="auto" w:val="clear"/>
-            <w:tcMar>
-              <w:top w:type="dxa" w:w="60"/>
-              <w:left w:type="dxa" w:w="120"/>
-              <w:bottom w:type="dxa" w:w="60"/>
-              <w:right w:type="dxa" w:w="120"/>
-            </w:tcMar>
-            <w:vAlign w:val="top"/>
-          </w:tcPr>
-          <w:p>
-            <w:pPr>
-              <w:spacing w:after="40" w:before="0"/>
-              <w:jc w:val="left"/>
-            </w:pPr>
-            <w:r>
-              <w:rPr>
-                <w:rFonts w:ascii="Arial" w:cs="Arial" w:eastAsia="Arial" w:hAnsi="Arial"/>
-                <w:b/>
-                <w:bCs/>
-                <w:i w:val="false"/>
-                <w:iCs w:val="false"/>
-                <w:color w:val="000000"/>
-                <w:sz w:val="18"/>
-                <w:szCs w:val="18"/>
-              </w:rPr>
-              <w:t xml:space="preserve">Model Building Phase</w:t>
-            </w:r>
-          </w:p>
-          <w:p>
-            <w:pPr>
-              <w:spacing w:after="20" w:before="0"/>
-            </w:pPr>
-            <w:r>
-              <w:rPr>
-                <w:rFonts w:ascii="Arial" w:cs="Arial" w:eastAsia="Arial" w:hAnsi="Arial"/>
-                <w:b/>
-                <w:bCs/>
-                <w:color w:val="1F3864"/>
-                <w:sz w:val="16"/>
-                <w:szCs w:val="16"/>
-              </w:rPr>
-              <w:t xml:space="preserve">📹 VIDEO:</w:t>
-            </w:r>
-          </w:p>
-          <w:p>
-            <w:pPr>
-              <w:spacing w:after="20" w:before="0"/>
-            </w:pPr>
-            <w:hyperlink w:history="1" r:id="rIdk2juzoqpnwo1npa8xx5pm">
-              <w:r>
-                <w:rPr>
-                  <w:rFonts w:ascii="Arial" w:cs="Arial" w:eastAsia="Arial" w:hAnsi="Arial"/>
-                  <w:color w:val="2E75B6"/>
-                  <w:sz w:val="16"/>
-                  <w:szCs w:val="16"/>
-                  <w:u w:val="single" w:color="2E75B6"/>
-                </w:rPr>
-                <w:t xml:space="preserve">Introduction to Newton's law of gravitation</w:t>
-              </w:r>
-            </w:hyperlink>
-          </w:p>
-          <w:p>
-            <w:pPr>
-              <w:spacing w:after="10" w:before="0"/>
-              <w:ind w:left="120"/>
-            </w:pPr>
-            <w:r>
-              <w:rPr>
-                <w:rFonts w:ascii="Arial" w:cs="Arial" w:eastAsia="Arial" w:hAnsi="Arial"/>
-                <w:color w:val="595959"/>
-                <w:sz w:val="14"/>
-                <w:szCs w:val="14"/>
-              </w:rPr>
-              <w:t xml:space="preserve">Source: Khan Academy (English - US curriculum)</w:t>
-            </w:r>
-          </w:p>
-          <w:p>
-            <w:pPr>
-              <w:spacing w:after="10" w:before="0"/>
-              <w:ind w:left="120"/>
-            </w:pPr>
-            <w:hyperlink w:history="1" r:id="rIdmrtcwjlzo8fheaibugsxy">
-              <w:r>
-                <w:rPr>
-                  <w:rFonts w:ascii="Arial" w:cs="Arial" w:eastAsia="Arial" w:hAnsi="Arial"/>
-                  <w:color w:val="595959"/>
-                  <w:sz w:val="14"/>
-                  <w:szCs w:val="14"/>
-                  <w:u w:val="single" w:color="595959"/>
-                </w:rPr>
-                <w:t xml:space="preserve">🔍 Search ARES for similar videos</w:t>
-              </w:r>
-            </w:hyperlink>
-          </w:p>
-          <w:p>
-            <w:pPr>
-              <w:spacing w:after="40" w:before="0"/>
-            </w:pPr>
-            <w:r>
-              <w:rPr>
-                <w:sz w:val="14"/>
-                <w:szCs w:val="14"/>
-              </w:rPr>
-              <w:t xml:space="preserve"/>
-            </w:r>
-          </w:p>
-          <w:p>
-            <w:pPr>
-              <w:spacing w:after="20" w:before="0"/>
-            </w:pPr>
-            <w:r>
-              <w:rPr>
-                <w:rFonts w:ascii="Arial" w:cs="Arial" w:eastAsia="Arial" w:hAnsi="Arial"/>
-                <w:b/>
-                <w:bCs/>
-                <w:color w:val="1F3864"/>
-                <w:sz w:val="16"/>
-                <w:szCs w:val="16"/>
-              </w:rPr>
-              <w:t xml:space="preserve">📖 HTML:</w:t>
-            </w:r>
-          </w:p>
-          <w:p>
-            <w:pPr>
-              <w:spacing w:after="20" w:before="0"/>
-            </w:pPr>
-            <w:hyperlink w:history="1" r:id="rIdky0pogq4xweqstpgeoukv">
-              <w:r>
-                <w:rPr>
-                  <w:rFonts w:ascii="Arial" w:cs="Arial" w:eastAsia="Arial" w:hAnsi="Arial"/>
-                  <w:color w:val="2E75B6"/>
-                  <w:sz w:val="16"/>
-                  <w:szCs w:val="16"/>
-                  <w:u w:val="single" w:color="2E75B6"/>
-                </w:rPr>
-                <w:t xml:space="preserve">Gravitational Force and Inclined Plane (Flexbook)</w:t>
-              </w:r>
-            </w:hyperlink>
-          </w:p>
-          <w:p>
-            <w:pPr>
-              <w:spacing w:after="10" w:before="0"/>
-              <w:ind w:left="120"/>
-            </w:pPr>
-            <w:r>
-              <w:rPr>
-                <w:rFonts w:ascii="Arial" w:cs="Arial" w:eastAsia="Arial" w:hAnsi="Arial"/>
-                <w:color w:val="595959"/>
-                <w:sz w:val="14"/>
-                <w:szCs w:val="14"/>
-              </w:rPr>
-              <w:t xml:space="preserve">Source: CK-12</w:t>
-            </w:r>
-          </w:p>
-          <w:p>
-            <w:pPr>
-              <w:spacing w:after="10" w:before="0"/>
-              <w:ind w:left="120"/>
-            </w:pPr>
-            <w:hyperlink w:history="1" r:id="rIdbs5usjwijc_uo2e2s_aoy">
+            <w:hyperlink w:history="1" r:id="rIddumblx-buirwhx_iei7ow">
               <w:r>
                 <w:rPr>
                   <w:rFonts w:ascii="Arial" w:cs="Arial" w:eastAsia="Arial" w:hAnsi="Arial"/>
@@ -20101,7 +20373,7 @@
         </w:rPr>
         <w:t xml:space="preserve">© 2026 SeaVuria and ARES. Aligned with KICD objectives. Developed by SeaVuria; technical implementation by ARES (with AI assistance from Claude). Licensed under </w:t>
       </w:r>
-      <w:hyperlink w:history="1" r:id="rIdshxkb-h6fgie4juiktodq">
+      <w:hyperlink w:history="1" r:id="rIddnxebr43j4u8ycg-hgtly">
         <w:r>
           <w:rPr>
             <w:rFonts w:ascii="Arial" w:cs="Arial" w:eastAsia="Arial" w:hAnsi="Arial"/>
@@ -20122,7 +20394,7 @@
         </w:rPr>
         <w:t xml:space="preserve"> (</w:t>
       </w:r>
-      <w:hyperlink w:history="1" r:id="rIdrbonugbiygpt7mwtko6-e">
+      <w:hyperlink w:history="1" r:id="rIdba-wx3vqxj6mkgqtsrqpa">
         <w:r>
           <w:rPr>
             <w:rFonts w:ascii="Arial" w:cs="Arial" w:eastAsia="Arial" w:hAnsi="Arial"/>
@@ -21152,7 +21424,7 @@
               <w:spacing w:after="10" w:before="0"/>
               <w:ind w:left="120"/>
             </w:pPr>
-            <w:hyperlink w:history="1" r:id="rIdhlpoi-7cktdoqqtsbs9rk">
+            <w:hyperlink w:history="1" r:id="rIdvgda3vfmxgnujyeokb6om">
               <w:r>
                 <w:rPr>
                   <w:rFonts w:ascii="Arial" w:cs="Arial" w:eastAsia="Arial" w:hAnsi="Arial"/>
@@ -21212,7 +21484,7 @@
             <w:pPr>
               <w:spacing w:after="20" w:before="0"/>
             </w:pPr>
-            <w:hyperlink w:history="1" r:id="rIdszg9hhvyhfwkrkpqyxjpg">
+            <w:hyperlink w:history="1" r:id="rIdcbfl1xnsvv8we_zbbvsfh">
               <w:r>
                 <w:rPr>
                   <w:rFonts w:ascii="Arial" w:cs="Arial" w:eastAsia="Arial" w:hAnsi="Arial"/>
@@ -21245,7 +21517,7 @@
               <w:spacing w:after="10" w:before="0"/>
               <w:ind w:left="120"/>
             </w:pPr>
-            <w:hyperlink w:history="1" r:id="rIdu6bvbvvfqpuli5_mlsatm">
+            <w:hyperlink w:history="1" r:id="rIdyx7eifiwclxkh9pvcnwme">
               <w:r>
                 <w:rPr>
                   <w:rFonts w:ascii="Arial" w:cs="Arial" w:eastAsia="Arial" w:hAnsi="Arial"/>
@@ -21457,7 +21729,7 @@
               <w:spacing w:after="10" w:before="0"/>
               <w:ind w:left="120"/>
             </w:pPr>
-            <w:hyperlink w:history="1" r:id="rIdrqghnjeulti5opjadtv2l">
+            <w:hyperlink w:history="1" r:id="rId6bhxvulzuf9p-ilriopix">
               <w:r>
                 <w:rPr>
                   <w:rFonts w:ascii="Arial" w:cs="Arial" w:eastAsia="Arial" w:hAnsi="Arial"/>
@@ -21510,6 +21782,311 @@
                 <w:sz w:val="16"/>
                 <w:szCs w:val="16"/>
               </w:rPr>
+              <w:t xml:space="preserve">📖 HTML:</w:t>
+            </w:r>
+          </w:p>
+          <w:p>
+            <w:pPr>
+              <w:spacing w:after="20" w:before="0"/>
+            </w:pPr>
+            <w:hyperlink w:history="1" r:id="rIdsxwxf3v7xlfbxqop671gv">
+              <w:r>
+                <w:rPr>
+                  <w:rFonts w:ascii="Arial" w:cs="Arial" w:eastAsia="Arial" w:hAnsi="Arial"/>
+                  <w:color w:val="2E75B6"/>
+                  <w:sz w:val="16"/>
+                  <w:szCs w:val="16"/>
+                  <w:u w:val="single" w:color="2E75B6"/>
+                </w:rPr>
+                <w:t xml:space="preserve">Telescopes (Flexbook)</w:t>
+              </w:r>
+            </w:hyperlink>
+          </w:p>
+          <w:p>
+            <w:pPr>
+              <w:spacing w:after="10" w:before="0"/>
+              <w:ind w:left="120"/>
+            </w:pPr>
+            <w:r>
+              <w:rPr>
+                <w:rFonts w:ascii="Arial" w:cs="Arial" w:eastAsia="Arial" w:hAnsi="Arial"/>
+                <w:color w:val="595959"/>
+                <w:sz w:val="14"/>
+                <w:szCs w:val="14"/>
+              </w:rPr>
+              <w:t xml:space="preserve">Source: CK-12</w:t>
+            </w:r>
+          </w:p>
+          <w:p>
+            <w:pPr>
+              <w:spacing w:after="10" w:before="0"/>
+              <w:ind w:left="120"/>
+            </w:pPr>
+            <w:hyperlink w:history="1" r:id="rIdkzqfi-nxwei77kkppzi6c">
+              <w:r>
+                <w:rPr>
+                  <w:rFonts w:ascii="Arial" w:cs="Arial" w:eastAsia="Arial" w:hAnsi="Arial"/>
+                  <w:color w:val="595959"/>
+                  <w:sz w:val="14"/>
+                  <w:szCs w:val="14"/>
+                  <w:u w:val="single" w:color="595959"/>
+                </w:rPr>
+                <w:t xml:space="preserve">🔍 Search ARES for similar readings</w:t>
+              </w:r>
+            </w:hyperlink>
+          </w:p>
+        </w:tc>
+        <w:tc>
+          <w:tcPr>
+            <w:tcW w:type="dxa" w:w="3040"/>
+            <w:shd w:fill="FFFFFF" w:color="auto" w:val="clear"/>
+            <w:tcMar>
+              <w:top w:type="dxa" w:w="60"/>
+              <w:left w:type="dxa" w:w="120"/>
+              <w:bottom w:type="dxa" w:w="60"/>
+              <w:right w:type="dxa" w:w="120"/>
+            </w:tcMar>
+            <w:vAlign w:val="top"/>
+          </w:tcPr>
+          <w:p>
+            <w:pPr>
+              <w:spacing w:after="40" w:before="0"/>
+              <w:jc w:val="left"/>
+            </w:pPr>
+            <w:r>
+              <w:rPr>
+                <w:rFonts w:ascii="Arial" w:cs="Arial" w:eastAsia="Arial" w:hAnsi="Arial"/>
+                <w:b w:val="false"/>
+                <w:bCs w:val="false"/>
+                <w:i w:val="false"/>
+                <w:iCs w:val="false"/>
+                <w:color w:val="000000"/>
+                <w:sz w:val="18"/>
+                <w:szCs w:val="18"/>
+              </w:rPr>
+              <w:t xml:space="preserve">The observation phase has three sequential components, each building on the previous. Component 1 (8 minutes): Teacher draws a ray diagram on the board showing a convex lens refracting parallel rays of starlight to a focal point, then a second lens (eyepiece) magnifying the image. Learners copy the annotated diagram into their notebooks, labelling: objective lens, focal point, focal length, eyepiece lens, and eye. Teacher then draws a second diagram showing a concave mirror collecting and reflecting light to a focal point (reflecting telescope), labelling: primary mirror, secondary mirror, and eyepiece. Learners annotate: 'Refracting telescopes bend light using lenses. Reflecting telescopes bounce light using mirrors.' Teacher briefly shows a photograph of the Lovell Radio Telescope in the UK and one of the MeerKAT radio telescope in South Africa — part of the Square Kilometre Array project — explaining that radio telescopes collect invisible radio waves emitted by galaxies and hydrogen clouds, using large dish antennas rather than lenses or mirrors. Component 2 (7 minutes): Teacher plays a 5-minute curated video compilation: first 2 minutes from NASA showing the Hubble Space Telescope launch, its flawed mirror, and the correction mission, with key images of the Hubble Deep Field (thousands of galaxies in a patch of sky the size of a grain of sand held at arms length); final 3 minutes showing JWST images: the Pillars of Creation in infrared, the Carina Nebula, and the first confirmed detection of carbon dioxide in an exoplanet atmosphere. Learners record in a two-column table: 'What the telescope showed | Why this matters as evidence.' Component 3 (3 minutes): Teacher displays three still images from the Virtual Telescope Project livestream archive (accessible free at virtualtelescope.eu) — a real-time tracked image of Jupiter, a deep-sky galaxy (M101), and a comet — explaining that professional-grade telescopes can be operated remotely from Nairobi via the internet, and that Kenyan students can access live sky data without owning any equipment.</w:t>
+            </w:r>
+          </w:p>
+        </w:tc>
+        <w:tc>
+          <w:tcPr>
+            <w:tcW w:type="dxa" w:w="3040"/>
+            <w:shd w:fill="F2F2F2" w:color="auto" w:val="clear"/>
+            <w:tcMar>
+              <w:top w:type="dxa" w:w="60"/>
+              <w:left w:type="dxa" w:w="120"/>
+              <w:bottom w:type="dxa" w:w="60"/>
+              <w:right w:type="dxa" w:w="120"/>
+            </w:tcMar>
+            <w:vAlign w:val="top"/>
+          </w:tcPr>
+          <w:p>
+            <w:pPr>
+              <w:spacing w:after="40" w:before="0"/>
+              <w:jc w:val="left"/>
+            </w:pPr>
+            <w:r>
+              <w:rPr>
+                <w:rFonts w:ascii="Arial" w:cs="Arial" w:eastAsia="Arial" w:hAnsi="Arial"/>
+                <w:b w:val="false"/>
+                <w:bCs w:val="false"/>
+                <w:i w:val="false"/>
+                <w:iCs w:val="false"/>
+                <w:color w:val="000000"/>
+                <w:sz w:val="18"/>
+                <w:szCs w:val="18"/>
+              </w:rPr>
+              <w:t xml:space="preserve">During Component 1 ray diagram, teacher narrates while drawing: 'Watch where the parallel rays — representing light coming from a star millions of kilometres away — are bent by the lens. They converge here at the focal point. This is where the image forms. The eyepiece then acts like a magnifying glass to make that image visible to your eye.' After drawing, teacher asks: 'What do you notice is different about the reflecting telescope design?' WAIT TIME: 8 seconds. Teacher expects: mirrors replace lenses. Teacher confirms: 'Correct — and this matters because very large lenses are heavy and sag under their own weight. Mirrors can be much larger and still hold their shape precisely. That is why all the world biggest telescopes today are reflectors.' Before playing the video in Component 2, teacher instructs: 'You have a two-column table ready. As you watch, record two things: what specific object or phenomenon the telescope revealed, and why that observation matters as evidence for our driving question. Pause your pencil for emotional moments — you are allowed to just watch — but resume recording immediately after.' After the video, teacher asks: 'Which single image surprised you most? Turn and tell your partner — 30 seconds.' Teacher then cold-calls two learners to share. During Component 3, teacher emphasises: 'The Virtual Telescope Project means that a student sitting in Mathare or Kisumu can, tonight, watch a professional astronomer in Italy track Jupiter in real time. The universe is no longer accessible only to wealthy nations. Africa is part of this story through the SKA in South Africa.'</w:t>
+            </w:r>
+          </w:p>
+        </w:tc>
+        <w:tc>
+          <w:tcPr>
+            <w:tcW w:type="dxa" w:w="3040"/>
+            <w:shd w:fill="FFFFFF" w:color="auto" w:val="clear"/>
+            <w:tcMar>
+              <w:top w:type="dxa" w:w="60"/>
+              <w:left w:type="dxa" w:w="120"/>
+              <w:bottom w:type="dxa" w:w="60"/>
+              <w:right w:type="dxa" w:w="120"/>
+            </w:tcMar>
+            <w:vAlign w:val="top"/>
+          </w:tcPr>
+          <w:p>
+            <w:pPr>
+              <w:spacing w:after="40" w:before="0"/>
+              <w:jc w:val="left"/>
+            </w:pPr>
+            <w:r>
+              <w:rPr>
+                <w:rFonts w:ascii="Arial" w:cs="Arial" w:eastAsia="Arial" w:hAnsi="Arial"/>
+                <w:b w:val="false"/>
+                <w:bCs w:val="false"/>
+                <w:i w:val="false"/>
+                <w:iCs w:val="false"/>
+                <w:color w:val="000000"/>
+                <w:sz w:val="18"/>
+                <w:szCs w:val="18"/>
+              </w:rPr>
+              <w:t xml:space="preserve">The three-part observe sequence moves from mechanism (how telescopes work) to evidence (what they have revealed) to access (how learners themselves can participate). This scaffolds from abstract optics to concrete, emotionally resonant images, and closes by localising the technology in an African context. The two-column evidence table trains learners to distinguish observation from inference — a core scientific literacy skill.</w:t>
+            </w:r>
+          </w:p>
+        </w:tc>
+        <w:tc>
+          <w:tcPr>
+            <w:tcW w:type="dxa" w:w="3040"/>
+            <w:shd w:fill="F2F2F2" w:color="auto" w:val="clear"/>
+            <w:tcMar>
+              <w:top w:type="dxa" w:w="60"/>
+              <w:left w:type="dxa" w:w="120"/>
+              <w:bottom w:type="dxa" w:w="60"/>
+              <w:right w:type="dxa" w:w="120"/>
+            </w:tcMar>
+            <w:vAlign w:val="top"/>
+          </w:tcPr>
+          <w:p>
+            <w:pPr>
+              <w:spacing w:after="40" w:before="0"/>
+              <w:jc w:val="left"/>
+            </w:pPr>
+            <w:r>
+              <w:rPr>
+                <w:rFonts w:ascii="Arial" w:cs="Arial" w:eastAsia="Arial" w:hAnsi="Arial"/>
+                <w:b w:val="false"/>
+                <w:bCs w:val="false"/>
+                <w:i w:val="false"/>
+                <w:iCs w:val="false"/>
+                <w:color w:val="000000"/>
+                <w:sz w:val="18"/>
+                <w:szCs w:val="18"/>
+              </w:rPr>
+              <w:t xml:space="preserve">Teacher circulates during diagram copying and checks that learners correctly label focal point — a common error is placing the label on the lens itself. During video note-taking, teacher scans tables to check that learners are writing specific observations (e.g., 'Hubble Deep Field showed thousands of galaxies in a tiny patch of sky') rather than vague statements (e.g., 'it showed space'). Teacher provides immediate written feedback on two or three notebooks by writing a single guiding question such as: 'What does this image tell us about how old the universe is?'</w:t>
+            </w:r>
+          </w:p>
+        </w:tc>
+      </w:tr>
+      <w:tr>
+        <w:tc>
+          <w:tcPr>
+            <w:tcW w:type="dxa" w:w="1520"/>
+            <w:shd w:fill="E2EFDA" w:color="auto" w:val="clear"/>
+            <w:tcMar>
+              <w:top w:type="dxa" w:w="60"/>
+              <w:left w:type="dxa" w:w="120"/>
+              <w:bottom w:type="dxa" w:w="60"/>
+              <w:right w:type="dxa" w:w="120"/>
+            </w:tcMar>
+            <w:vAlign w:val="top"/>
+          </w:tcPr>
+          <w:p>
+            <w:pPr>
+              <w:spacing w:after="40" w:before="0"/>
+              <w:jc w:val="left"/>
+            </w:pPr>
+            <w:r>
+              <w:rPr>
+                <w:rFonts w:ascii="Arial" w:cs="Arial" w:eastAsia="Arial" w:hAnsi="Arial"/>
+                <w:b/>
+                <w:bCs/>
+                <w:i w:val="false"/>
+                <w:iCs w:val="false"/>
+                <w:color w:val="000000"/>
+                <w:sz w:val="18"/>
+                <w:szCs w:val="18"/>
+              </w:rPr>
+              <w:t xml:space="preserve">Explain Phase</w:t>
+            </w:r>
+          </w:p>
+          <w:p>
+            <w:pPr>
+              <w:spacing w:after="20" w:before="0"/>
+            </w:pPr>
+            <w:r>
+              <w:rPr>
+                <w:rFonts w:ascii="Arial" w:cs="Arial" w:eastAsia="Arial" w:hAnsi="Arial"/>
+                <w:b/>
+                <w:bCs/>
+                <w:color w:val="1F3864"/>
+                <w:sz w:val="16"/>
+                <w:szCs w:val="16"/>
+              </w:rPr>
+              <w:t xml:space="preserve">📹 VIDEO:</w:t>
+            </w:r>
+          </w:p>
+          <w:p>
+            <w:pPr>
+              <w:spacing w:after="20" w:before="0"/>
+            </w:pPr>
+            <w:r>
+              <w:rPr>
+                <w:rFonts w:ascii="Arial" w:cs="Arial" w:eastAsia="Arial" w:hAnsi="Arial"/>
+                <w:i/>
+                <w:iCs/>
+                <w:color w:val="595959"/>
+                <w:sz w:val="16"/>
+                <w:szCs w:val="16"/>
+              </w:rPr>
+              <w:t xml:space="preserve">No closely matching video in the ARES library for this activity.</w:t>
+            </w:r>
+          </w:p>
+          <w:p>
+            <w:pPr>
+              <w:spacing w:after="10" w:before="0"/>
+              <w:ind w:left="120"/>
+            </w:pPr>
+            <w:hyperlink w:history="1" r:id="rId8wybpzkmhomtlbqgwuqpc">
+              <w:r>
+                <w:rPr>
+                  <w:rFonts w:ascii="Arial" w:cs="Arial" w:eastAsia="Arial" w:hAnsi="Arial"/>
+                  <w:color w:val="595959"/>
+                  <w:sz w:val="14"/>
+                  <w:szCs w:val="14"/>
+                  <w:u w:val="single" w:color="595959"/>
+                </w:rPr>
+                <w:t xml:space="preserve">🔍 Search ARES for videos</w:t>
+              </w:r>
+            </w:hyperlink>
+          </w:p>
+          <w:p>
+            <w:pPr>
+              <w:spacing w:after="10" w:before="0"/>
+              <w:ind w:left="120"/>
+            </w:pPr>
+            <w:r>
+              <w:rPr>
+                <w:rFonts w:ascii="Arial" w:cs="Arial" w:eastAsia="Arial" w:hAnsi="Arial"/>
+                <w:color w:val="595959"/>
+                <w:sz w:val="14"/>
+                <w:szCs w:val="14"/>
+              </w:rPr>
+              <w:t xml:space="preserve">Search terms: space physics telescope refraction</w:t>
+            </w:r>
+          </w:p>
+          <w:p>
+            <w:pPr>
+              <w:spacing w:after="40" w:before="0"/>
+            </w:pPr>
+            <w:r>
+              <w:rPr>
+                <w:sz w:val="14"/>
+                <w:szCs w:val="14"/>
+              </w:rPr>
+              <w:t xml:space="preserve"/>
+            </w:r>
+          </w:p>
+          <w:p>
+            <w:pPr>
+              <w:spacing w:after="20" w:before="0"/>
+            </w:pPr>
+            <w:r>
+              <w:rPr>
+                <w:rFonts w:ascii="Arial" w:cs="Arial" w:eastAsia="Arial" w:hAnsi="Arial"/>
+                <w:b/>
+                <w:bCs/>
+                <w:color w:val="1F3864"/>
+                <w:sz w:val="16"/>
+                <w:szCs w:val="16"/>
+              </w:rPr>
               <w:t xml:space="preserve">📖 EXERCISE:</w:t>
             </w:r>
           </w:p>
@@ -21517,7 +22094,7 @@
             <w:pPr>
               <w:spacing w:after="20" w:before="0"/>
             </w:pPr>
-            <w:hyperlink w:history="1" r:id="rId_eqpy-sb_pgi8j37ffbj8">
+            <w:hyperlink w:history="1" r:id="rIdsyqfeqehxzekso92-7xid">
               <w:r>
                 <w:rPr>
                   <w:rFonts w:ascii="Arial" w:cs="Arial" w:eastAsia="Arial" w:hAnsi="Arial"/>
@@ -21532,6 +22109,22 @@
           </w:p>
           <w:p>
             <w:pPr>
+              <w:spacing w:after="20" w:before="0"/>
+            </w:pPr>
+            <w:r>
+              <w:rPr>
+                <w:rFonts w:ascii="Arial" w:cs="Arial" w:eastAsia="Arial" w:hAnsi="Arial"/>
+                <w:i/>
+                <w:iCs/>
+                <w:color w:val="595959"/>
+                <w:sz w:val="16"/>
+                <w:szCs w:val="16"/>
+              </w:rPr>
+              <w:t xml:space="preserve">Related topic: not an exact match for this lesson.</w:t>
+            </w:r>
+          </w:p>
+          <w:p>
+            <w:pPr>
               <w:spacing w:after="10" w:before="0"/>
               <w:ind w:left="120"/>
             </w:pPr>
@@ -21550,7 +22143,7 @@
               <w:spacing w:after="10" w:before="0"/>
               <w:ind w:left="120"/>
             </w:pPr>
-            <w:hyperlink w:history="1" r:id="rIdv8l8akfomq4quouipyjjv">
+            <w:hyperlink w:history="1" r:id="rId71r_u0m5_yp5bokaqoy4t">
               <w:r>
                 <w:rPr>
                   <w:rFonts w:ascii="Arial" w:cs="Arial" w:eastAsia="Arial" w:hAnsi="Arial"/>
@@ -21592,7 +22185,7 @@
                 <w:sz w:val="18"/>
                 <w:szCs w:val="18"/>
               </w:rPr>
-              <w:t xml:space="preserve">The observation phase has three sequential components, each building on the previous. Component 1 (8 minutes): Teacher draws a ray diagram on the board showing a convex lens refracting parallel rays of starlight to a focal point, then a second lens (eyepiece) magnifying the image. Learners copy the annotated diagram into their notebooks, labelling: objective lens, focal point, focal length, eyepiece lens, and eye. Teacher then draws a second diagram showing a concave mirror collecting and reflecting light to a focal point (reflecting telescope), labelling: primary mirror, secondary mirror, and eyepiece. Learners annotate: 'Refracting telescopes bend light using lenses. Reflecting telescopes bounce light using mirrors.' Teacher briefly shows a photograph of the Lovell Radio Telescope in the UK and one of the MeerKAT radio telescope in South Africa — part of the Square Kilometre Array project — explaining that radio telescopes collect invisible radio waves emitted by galaxies and hydrogen clouds, using large dish antennas rather than lenses or mirrors. Component 2 (7 minutes): Teacher plays a 5-minute curated video compilation: first 2 minutes from NASA showing the Hubble Space Telescope launch, its flawed mirror, and the correction mission, with key images of the Hubble Deep Field (thousands of galaxies in a patch of sky the size of a grain of sand held at arms length); final 3 minutes showing JWST images: the Pillars of Creation in infrared, the Carina Nebula, and the first confirmed detection of carbon dioxide in an exoplanet atmosphere. Learners record in a two-column table: 'What the telescope showed | Why this matters as evidence.' Component 3 (3 minutes): Teacher displays three still images from the Virtual Telescope Project livestream archive (accessible free at virtualtelescope.eu) — a real-time tracked image of Jupiter, a deep-sky galaxy (M101), and a comet — explaining that professional-grade telescopes can be operated remotely from Nairobi via the internet, and that Kenyan students can access live sky data without owning any equipment.</w:t>
+              <w:t xml:space="preserve">Learners work individually for 5 minutes to complete a three-column comparison table in their notebooks with headings: Telescope Type | How It Gathers Evidence | What It Can Detect. They fill in rows for: Refracting Telescope, Reflecting Telescope, and Radio Telescope. They may use their ray diagrams, video notes, and any class notes from the Observe phase. After completing the table, learners write a structured evidence paragraph (minimum 5 sentences) responding to this sentence starter provided by the teacher: 'Scientists studying the night sky above Nairobi cannot travel to distant stars, but they can gather evidence by...' The paragraph must include: (1) at least two telescope types; (2) one specific observation made by the Hubble or James Webb Space Telescope; (3) a connection to either the Big Bang theory from Lesson 1 or the evolutionary timeline from Lesson 2; and (4) a mention of Africa or Kenya in the telescope story. Learners who finish early are challenged with an extension question on the board: 'Why do astronomers launch telescopes into space rather than just using ground-based telescopes? List at least two reasons.'</w:t>
             </w:r>
           </w:p>
         </w:tc>
@@ -21624,7 +22217,7 @@
                 <w:sz w:val="18"/>
                 <w:szCs w:val="18"/>
               </w:rPr>
-              <w:t xml:space="preserve">During Component 1 ray diagram, teacher narrates while drawing: 'Watch where the parallel rays — representing light coming from a star millions of kilometres away — are bent by the lens. They converge here at the focal point. This is where the image forms. The eyepiece then acts like a magnifying glass to make that image visible to your eye.' After drawing, teacher asks: 'What do you notice is different about the reflecting telescope design?' WAIT TIME: 8 seconds. Teacher expects: mirrors replace lenses. Teacher confirms: 'Correct — and this matters because very large lenses are heavy and sag under their own weight. Mirrors can be much larger and still hold their shape precisely. That is why all the world biggest telescopes today are reflectors.' Before playing the video in Component 2, teacher instructs: 'You have a two-column table ready. As you watch, record two things: what specific object or phenomenon the telescope revealed, and why that observation matters as evidence for our driving question. Pause your pencil for emotional moments — you are allowed to just watch — but resume recording immediately after.' After the video, teacher asks: 'Which single image surprised you most? Turn and tell your partner — 30 seconds.' Teacher then cold-calls two learners to share. During Component 3, teacher emphasises: 'The Virtual Telescope Project means that a student sitting in Mathare or Kisumu can, tonight, watch a professional astronomer in Italy track Jupiter in real time. The universe is no longer accessible only to wealthy nations. Africa is part of this story through the SKA in South Africa.'</w:t>
+              <w:t xml:space="preserve">Teacher writes the sentence starter on the board and reads it aloud: 'Scientists studying the night sky above Nairobi cannot travel to distant stars, but they can gather evidence by...' Teacher says: 'This is not a summary of what we did today. This is your scientific explanation — you are answering part of our driving question. Use specific evidence. Use correct vocabulary. Make the connection to lessons we have already done.' Teacher circulates and offers targeted prompts: to a learner who is vague, teacher says: 'You wrote that Hubble showed galaxies. Which specific observation, and what does it tell us about the age or structure of the universe?' To a learner who has not mentioned Africa, teacher asks: 'Where in Africa is a major telescope facility being built right now, and what type of telescope is it?' Teacher does not give answers but redirects learners to their notes. After 5 minutes, teacher selects two paragraphs (one strong, one developing) to read aloud anonymously with permission, then facilitates a brief class discussion: 'What did the first paragraph do well? What could be added to the second?' WAIT TIME: after asking the class to critique the developing paragraph, wait 12 seconds before accepting responses, as evaluative thinking requires processing time.</w:t>
             </w:r>
           </w:p>
         </w:tc>
@@ -21656,7 +22249,7 @@
                 <w:sz w:val="18"/>
                 <w:szCs w:val="18"/>
               </w:rPr>
-              <w:t xml:space="preserve">The three-part observe sequence moves from mechanism (how telescopes work) to evidence (what they have revealed) to access (how learners themselves can participate). This scaffolds from abstract optics to concrete, emotionally resonant images, and closes by localising the technology in an African context. The two-column evidence table trains learners to distinguish observation from inference — a core scientific literacy skill.</w:t>
+              <w:t xml:space="preserve">The comparison table forces systematic categorisation — a key scientific practice — while the paragraph requires learners to synthesise across the table, the video, and prior lessons. Requiring an Africa or Kenya connection in the paragraph ensures the local context is not superficial but integrated into the scientific explanation. The anonymous paragraph critique builds a classroom norm of evidence-based peer feedback without personal risk.</w:t>
             </w:r>
           </w:p>
         </w:tc>
@@ -21688,7 +22281,7 @@
                 <w:sz w:val="18"/>
                 <w:szCs w:val="18"/>
               </w:rPr>
-              <w:t xml:space="preserve">Teacher circulates during diagram copying and checks that learners correctly label focal point — a common error is placing the label on the lens itself. During video note-taking, teacher scans tables to check that learners are writing specific observations (e.g., 'Hubble Deep Field showed thousands of galaxies in a tiny patch of sky') rather than vague statements (e.g., 'it showed space'). Teacher provides immediate written feedback on two or three notebooks by writing a single guiding question such as: 'What does this image tell us about how old the universe is?'</w:t>
+              <w:t xml:space="preserve">Teacher uses the paragraph writing as a real-time formative check. Key indicators of understanding: (1) learner distinguishes telescope types correctly; (2) learner names a specific JWST or Hubble observation; (3) learner connects telescope evidence to Big Bang theory or the evolutionary timeline; (4) learner mentions SKA or MeerKAT in the Africa connection. Teacher notes any learner who conflates refraction and reflection, or who believes radio telescopes detect sound waves — both common misconceptions to address in the whole-class critique.</w:t>
             </w:r>
           </w:p>
         </w:tc>
@@ -21697,32 +22290,32 @@
         <w:tc>
           <w:tcPr>
             <w:tcW w:type="dxa" w:w="1520"/>
-            <w:shd w:fill="E2EFDA" w:color="auto" w:val="clear"/>
-            <w:tcMar>
-              <w:top w:type="dxa" w:w="60"/>
-              <w:left w:type="dxa" w:w="120"/>
-              <w:bottom w:type="dxa" w:w="60"/>
-              <w:right w:type="dxa" w:w="120"/>
-            </w:tcMar>
-            <w:vAlign w:val="top"/>
-          </w:tcPr>
-          <w:p>
-            <w:pPr>
-              <w:spacing w:after="40" w:before="0"/>
-              <w:jc w:val="left"/>
-            </w:pPr>
-            <w:r>
-              <w:rPr>
-                <w:rFonts w:ascii="Arial" w:cs="Arial" w:eastAsia="Arial" w:hAnsi="Arial"/>
-                <w:b/>
-                <w:bCs/>
-                <w:i w:val="false"/>
-                <w:iCs w:val="false"/>
-                <w:color w:val="000000"/>
-                <w:sz w:val="18"/>
-                <w:szCs w:val="18"/>
-              </w:rPr>
-              <w:t xml:space="preserve">Explain Phase</w:t>
+            <w:shd w:fill="FCE4D6" w:color="auto" w:val="clear"/>
+            <w:tcMar>
+              <w:top w:type="dxa" w:w="60"/>
+              <w:left w:type="dxa" w:w="120"/>
+              <w:bottom w:type="dxa" w:w="60"/>
+              <w:right w:type="dxa" w:w="120"/>
+            </w:tcMar>
+            <w:vAlign w:val="top"/>
+          </w:tcPr>
+          <w:p>
+            <w:pPr>
+              <w:spacing w:after="40" w:before="0"/>
+              <w:jc w:val="left"/>
+            </w:pPr>
+            <w:r>
+              <w:rPr>
+                <w:rFonts w:ascii="Arial" w:cs="Arial" w:eastAsia="Arial" w:hAnsi="Arial"/>
+                <w:b/>
+                <w:bCs/>
+                <w:i w:val="false"/>
+                <w:iCs w:val="false"/>
+                <w:color w:val="000000"/>
+                <w:sz w:val="18"/>
+                <w:szCs w:val="18"/>
+              </w:rPr>
+              <w:t xml:space="preserve">Driving Question Board (DQB) Creation</w:t>
             </w:r>
           </w:p>
           <w:p>
@@ -21762,7 +22355,7 @@
               <w:spacing w:after="10" w:before="0"/>
               <w:ind w:left="120"/>
             </w:pPr>
-            <w:hyperlink w:history="1" r:id="rIdmtnbbssifpz7qsh1q7i_b">
+            <w:hyperlink w:history="1" r:id="rIdgc6wtrpdfule1qdqyequt">
               <w:r>
                 <w:rPr>
                   <w:rFonts w:ascii="Arial" w:cs="Arial" w:eastAsia="Arial" w:hAnsi="Arial"/>
@@ -21822,7 +22415,7 @@
             <w:pPr>
               <w:spacing w:after="20" w:before="0"/>
             </w:pPr>
-            <w:hyperlink w:history="1" r:id="rIdbiffs6dj_ljome8moigzj">
+            <w:hyperlink w:history="1" r:id="rIduhynsasernqgqlppaqs6l">
               <w:r>
                 <w:rPr>
                   <w:rFonts w:ascii="Arial" w:cs="Arial" w:eastAsia="Arial" w:hAnsi="Arial"/>
@@ -21855,7 +22448,7 @@
               <w:spacing w:after="10" w:before="0"/>
               <w:ind w:left="120"/>
             </w:pPr>
-            <w:hyperlink w:history="1" r:id="rId1wkecz2paznv4t03iukcm">
+            <w:hyperlink w:history="1" r:id="rIdoagwm5jflzsupafalr_g-">
               <w:r>
                 <w:rPr>
                   <w:rFonts w:ascii="Arial" w:cs="Arial" w:eastAsia="Arial" w:hAnsi="Arial"/>
@@ -21897,7 +22490,7 @@
                 <w:sz w:val="18"/>
                 <w:szCs w:val="18"/>
               </w:rPr>
-              <w:t xml:space="preserve">Learners work individually for 5 minutes to complete a three-column comparison table in their notebooks with headings: Telescope Type | How It Gathers Evidence | What It Can Detect. They fill in rows for: Refracting Telescope, Reflecting Telescope, and Radio Telescope. They may use their ray diagrams, video notes, and any class notes from the Observe phase. After completing the table, learners write a structured evidence paragraph (minimum 5 sentences) responding to this sentence starter provided by the teacher: 'Scientists studying the night sky above Nairobi cannot travel to distant stars, but they can gather evidence by...' The paragraph must include: (1) at least two telescope types; (2) one specific observation made by the Hubble or James Webb Space Telescope; (3) a connection to either the Big Bang theory from Lesson 1 or the evolutionary timeline from Lesson 2; and (4) a mention of Africa or Kenya in the telescope story. Learners who finish early are challenged with an extension question on the board: 'Why do astronomers launch telescopes into space rather than just using ground-based telescopes? List at least two reasons.'</w:t>
+              <w:t xml:space="preserve">Learners return to the class Driving Question Board displayed at the front of the room. The teacher reads aloud the original driving question: 'How did everything we see in the night sky above Nairobi come to exist, and how do scientists gather evidence about a universe they cannot directly touch or travel to?' Teacher highlights the second part of the question: 'how do scientists gather evidence about a universe they cannot directly touch or travel to?' and asks: 'Has today changed your answer to this part? Write one sentence on a sticky note beginning with the words: Scientists gather evidence by...' Learners post sticky notes on the DQB under a new section labelled 'Evidence-Gathering Methods.' Teacher then asks: 'What new questions did today raise that we have not yet answered?' Examples that typically emerge: Can telescopes detect life on other planets? Why is the universe dark if there are so many stars (Olbers Paradox)? How far can a telescope see? Could Kenya ever build its own space telescope? Learners write one new question each on a different coloured sticky note and add it to the DQB. Teacher flags two or three of these new questions as ones that will be partially addressed in Lessons 8 and 9, building anticipation.</w:t>
             </w:r>
           </w:p>
         </w:tc>
@@ -21929,7 +22522,7 @@
                 <w:sz w:val="18"/>
                 <w:szCs w:val="18"/>
               </w:rPr>
-              <w:t xml:space="preserve">Teacher writes the sentence starter on the board and reads it aloud: 'Scientists studying the night sky above Nairobi cannot travel to distant stars, but they can gather evidence by...' Teacher says: 'This is not a summary of what we did today. This is your scientific explanation — you are answering part of our driving question. Use specific evidence. Use correct vocabulary. Make the connection to lessons we have already done.' Teacher circulates and offers targeted prompts: to a learner who is vague, teacher says: 'You wrote that Hubble showed galaxies. Which specific observation, and what does it tell us about the age or structure of the universe?' To a learner who has not mentioned Africa, teacher asks: 'Where in Africa is a major telescope facility being built right now, and what type of telescope is it?' Teacher does not give answers but redirects learners to their notes. After 5 minutes, teacher selects two paragraphs (one strong, one developing) to read aloud anonymously with permission, then facilitates a brief class discussion: 'What did the first paragraph do well? What could be added to the second?' WAIT TIME: after asking the class to critique the developing paragraph, wait 12 seconds before accepting responses, as evaluative thinking requires processing time.</w:t>
+              <w:t xml:space="preserve">Teacher stands at the DQB and gestures to the entire board: 'Look at this board. In Lesson 1, almost all of this was blank and full of questions. Today we are filling in the second half of our driving question — the how-do-we-know half. Every piece of evidence we have discussed across seven lessons — from the CMB to gravitational lensing to tidal patterns on Lake Victoria — came to scientists through instruments, not through personal visits to space.' Teacher reads two or three sticky notes aloud from earlier lessons to show the progression of understanding. After learners post new questions, teacher draws a circle around the question 'Could Kenya build its own space telescope?' and says: 'Flag this one. In Lesson 8, we will meet the Kenya Space Agency and ask exactly this kind of question.' WAIT TIME: after reading the new questions aloud, pause for 8 seconds and say: 'Is there a question here that connects to something you personally have wondered about the night sky at home — whether in Nairobi, Eldoret, or your upcountry home?' Allow 2 voluntary responses before moving on.</w:t>
             </w:r>
           </w:p>
         </w:tc>
@@ -21961,7 +22554,7 @@
                 <w:sz w:val="18"/>
                 <w:szCs w:val="18"/>
               </w:rPr>
-              <w:t xml:space="preserve">The comparison table forces systematic categorisation — a key scientific practice — while the paragraph requires learners to synthesise across the table, the video, and prior lessons. Requiring an Africa or Kenya connection in the paragraph ensures the local context is not superficial but integrated into the scientific explanation. The anonymous paragraph critique builds a classroom norm of evidence-based peer feedback without personal risk.</w:t>
+              <w:t xml:space="preserve">The DQB update serves two functions: it provides a formative metacognitive check (learners articulate what they now know) and it maintains narrative momentum (new questions build anticipation for Lessons 8 and 9). Splitting sticky note colours between answers and new questions visually shows the class that learning generates further inquiry — a key epistemic value of science.</w:t>
             </w:r>
           </w:p>
         </w:tc>
@@ -21993,7 +22586,7 @@
                 <w:sz w:val="18"/>
                 <w:szCs w:val="18"/>
               </w:rPr>
-              <w:t xml:space="preserve">Teacher uses the paragraph writing as a real-time formative check. Key indicators of understanding: (1) learner distinguishes telescope types correctly; (2) learner names a specific JWST or Hubble observation; (3) learner connects telescope evidence to Big Bang theory or the evolutionary timeline; (4) learner mentions SKA or MeerKAT in the Africa connection. Teacher notes any learner who conflates refraction and reflection, or who believes radio telescopes detect sound waves — both common misconceptions to address in the whole-class critique.</w:t>
+              <w:t xml:space="preserve">Teacher reads all posted 'Scientists gather evidence by...' sticky notes during the transition to the Model Building phase and mentally categorises them into: full understanding (mentions specific methods and instruments), partial understanding (mentions telescopes generically), and incomplete (vague statements). Teacher uses this to decide whether to open Lesson 8 with a brief revisit of this concept.</w:t>
             </w:r>
           </w:p>
         </w:tc>
@@ -22002,32 +22595,32 @@
         <w:tc>
           <w:tcPr>
             <w:tcW w:type="dxa" w:w="1520"/>
-            <w:shd w:fill="FCE4D6" w:color="auto" w:val="clear"/>
-            <w:tcMar>
-              <w:top w:type="dxa" w:w="60"/>
-              <w:left w:type="dxa" w:w="120"/>
-              <w:bottom w:type="dxa" w:w="60"/>
-              <w:right w:type="dxa" w:w="120"/>
-            </w:tcMar>
-            <w:vAlign w:val="top"/>
-          </w:tcPr>
-          <w:p>
-            <w:pPr>
-              <w:spacing w:after="40" w:before="0"/>
-              <w:jc w:val="left"/>
-            </w:pPr>
-            <w:r>
-              <w:rPr>
-                <w:rFonts w:ascii="Arial" w:cs="Arial" w:eastAsia="Arial" w:hAnsi="Arial"/>
-                <w:b/>
-                <w:bCs/>
-                <w:i w:val="false"/>
-                <w:iCs w:val="false"/>
-                <w:color w:val="000000"/>
-                <w:sz w:val="18"/>
-                <w:szCs w:val="18"/>
-              </w:rPr>
-              <w:t xml:space="preserve">Driving Question Board (DQB) Creation</w:t>
+            <w:shd w:fill="D5E8F0" w:color="auto" w:val="clear"/>
+            <w:tcMar>
+              <w:top w:type="dxa" w:w="60"/>
+              <w:left w:type="dxa" w:w="120"/>
+              <w:bottom w:type="dxa" w:w="60"/>
+              <w:right w:type="dxa" w:w="120"/>
+            </w:tcMar>
+            <w:vAlign w:val="top"/>
+          </w:tcPr>
+          <w:p>
+            <w:pPr>
+              <w:spacing w:after="40" w:before="0"/>
+              <w:jc w:val="left"/>
+            </w:pPr>
+            <w:r>
+              <w:rPr>
+                <w:rFonts w:ascii="Arial" w:cs="Arial" w:eastAsia="Arial" w:hAnsi="Arial"/>
+                <w:b/>
+                <w:bCs/>
+                <w:i w:val="false"/>
+                <w:iCs w:val="false"/>
+                <w:color w:val="000000"/>
+                <w:sz w:val="18"/>
+                <w:szCs w:val="18"/>
+              </w:rPr>
+              <w:t xml:space="preserve">Model Building Phase</w:t>
             </w:r>
           </w:p>
           <w:p>
@@ -22067,7 +22660,7 @@
               <w:spacing w:after="10" w:before="0"/>
               <w:ind w:left="120"/>
             </w:pPr>
-            <w:hyperlink w:history="1" r:id="rIdlns9f40h2sccu-8q6fbie">
+            <w:hyperlink w:history="1" r:id="rIdtafktvr_0gvuibsk9phvu">
               <w:r>
                 <w:rPr>
                   <w:rFonts w:ascii="Arial" w:cs="Arial" w:eastAsia="Arial" w:hAnsi="Arial"/>
@@ -22127,7 +22720,7 @@
             <w:pPr>
               <w:spacing w:after="20" w:before="0"/>
             </w:pPr>
-            <w:hyperlink w:history="1" r:id="rIdvtj_8ogmueulstlypdj3j">
+            <w:hyperlink w:history="1" r:id="rId04om16unciyih3bfi2kaw">
               <w:r>
                 <w:rPr>
                   <w:rFonts w:ascii="Arial" w:cs="Arial" w:eastAsia="Arial" w:hAnsi="Arial"/>
@@ -22160,312 +22753,7 @@
               <w:spacing w:after="10" w:before="0"/>
               <w:ind w:left="120"/>
             </w:pPr>
-            <w:hyperlink w:history="1" r:id="rIdhnr84jy89uvegzbm1pejl">
-              <w:r>
-                <w:rPr>
-                  <w:rFonts w:ascii="Arial" w:cs="Arial" w:eastAsia="Arial" w:hAnsi="Arial"/>
-                  <w:color w:val="595959"/>
-                  <w:sz w:val="14"/>
-                  <w:szCs w:val="14"/>
-                  <w:u w:val="single" w:color="595959"/>
-                </w:rPr>
-                <w:t xml:space="preserve">🔍 Search ARES for similar readings</w:t>
-              </w:r>
-            </w:hyperlink>
-          </w:p>
-        </w:tc>
-        <w:tc>
-          <w:tcPr>
-            <w:tcW w:type="dxa" w:w="3040"/>
-            <w:shd w:fill="FFFFFF" w:color="auto" w:val="clear"/>
-            <w:tcMar>
-              <w:top w:type="dxa" w:w="60"/>
-              <w:left w:type="dxa" w:w="120"/>
-              <w:bottom w:type="dxa" w:w="60"/>
-              <w:right w:type="dxa" w:w="120"/>
-            </w:tcMar>
-            <w:vAlign w:val="top"/>
-          </w:tcPr>
-          <w:p>
-            <w:pPr>
-              <w:spacing w:after="40" w:before="0"/>
-              <w:jc w:val="left"/>
-            </w:pPr>
-            <w:r>
-              <w:rPr>
-                <w:rFonts w:ascii="Arial" w:cs="Arial" w:eastAsia="Arial" w:hAnsi="Arial"/>
-                <w:b w:val="false"/>
-                <w:bCs w:val="false"/>
-                <w:i w:val="false"/>
-                <w:iCs w:val="false"/>
-                <w:color w:val="000000"/>
-                <w:sz w:val="18"/>
-                <w:szCs w:val="18"/>
-              </w:rPr>
-              <w:t xml:space="preserve">Learners return to the class Driving Question Board displayed at the front of the room. The teacher reads aloud the original driving question: 'How did everything we see in the night sky above Nairobi come to exist, and how do scientists gather evidence about a universe they cannot directly touch or travel to?' Teacher highlights the second part of the question: 'how do scientists gather evidence about a universe they cannot directly touch or travel to?' and asks: 'Has today changed your answer to this part? Write one sentence on a sticky note beginning with the words: Scientists gather evidence by...' Learners post sticky notes on the DQB under a new section labelled 'Evidence-Gathering Methods.' Teacher then asks: 'What new questions did today raise that we have not yet answered?' Examples that typically emerge: Can telescopes detect life on other planets? Why is the universe dark if there are so many stars (Olbers Paradox)? How far can a telescope see? Could Kenya ever build its own space telescope? Learners write one new question each on a different coloured sticky note and add it to the DQB. Teacher flags two or three of these new questions as ones that will be partially addressed in Lessons 8 and 9, building anticipation.</w:t>
-            </w:r>
-          </w:p>
-        </w:tc>
-        <w:tc>
-          <w:tcPr>
-            <w:tcW w:type="dxa" w:w="3040"/>
-            <w:shd w:fill="F2F2F2" w:color="auto" w:val="clear"/>
-            <w:tcMar>
-              <w:top w:type="dxa" w:w="60"/>
-              <w:left w:type="dxa" w:w="120"/>
-              <w:bottom w:type="dxa" w:w="60"/>
-              <w:right w:type="dxa" w:w="120"/>
-            </w:tcMar>
-            <w:vAlign w:val="top"/>
-          </w:tcPr>
-          <w:p>
-            <w:pPr>
-              <w:spacing w:after="40" w:before="0"/>
-              <w:jc w:val="left"/>
-            </w:pPr>
-            <w:r>
-              <w:rPr>
-                <w:rFonts w:ascii="Arial" w:cs="Arial" w:eastAsia="Arial" w:hAnsi="Arial"/>
-                <w:b w:val="false"/>
-                <w:bCs w:val="false"/>
-                <w:i w:val="false"/>
-                <w:iCs w:val="false"/>
-                <w:color w:val="000000"/>
-                <w:sz w:val="18"/>
-                <w:szCs w:val="18"/>
-              </w:rPr>
-              <w:t xml:space="preserve">Teacher stands at the DQB and gestures to the entire board: 'Look at this board. In Lesson 1, almost all of this was blank and full of questions. Today we are filling in the second half of our driving question — the how-do-we-know half. Every piece of evidence we have discussed across seven lessons — from the CMB to gravitational lensing to tidal patterns on Lake Victoria — came to scientists through instruments, not through personal visits to space.' Teacher reads two or three sticky notes aloud from earlier lessons to show the progression of understanding. After learners post new questions, teacher draws a circle around the question 'Could Kenya build its own space telescope?' and says: 'Flag this one. In Lesson 8, we will meet the Kenya Space Agency and ask exactly this kind of question.' WAIT TIME: after reading the new questions aloud, pause for 8 seconds and say: 'Is there a question here that connects to something you personally have wondered about the night sky at home — whether in Nairobi, Eldoret, or your upcountry home?' Allow 2 voluntary responses before moving on.</w:t>
-            </w:r>
-          </w:p>
-        </w:tc>
-        <w:tc>
-          <w:tcPr>
-            <w:tcW w:type="dxa" w:w="3040"/>
-            <w:shd w:fill="FFFFFF" w:color="auto" w:val="clear"/>
-            <w:tcMar>
-              <w:top w:type="dxa" w:w="60"/>
-              <w:left w:type="dxa" w:w="120"/>
-              <w:bottom w:type="dxa" w:w="60"/>
-              <w:right w:type="dxa" w:w="120"/>
-            </w:tcMar>
-            <w:vAlign w:val="top"/>
-          </w:tcPr>
-          <w:p>
-            <w:pPr>
-              <w:spacing w:after="40" w:before="0"/>
-              <w:jc w:val="left"/>
-            </w:pPr>
-            <w:r>
-              <w:rPr>
-                <w:rFonts w:ascii="Arial" w:cs="Arial" w:eastAsia="Arial" w:hAnsi="Arial"/>
-                <w:b w:val="false"/>
-                <w:bCs w:val="false"/>
-                <w:i w:val="false"/>
-                <w:iCs w:val="false"/>
-                <w:color w:val="000000"/>
-                <w:sz w:val="18"/>
-                <w:szCs w:val="18"/>
-              </w:rPr>
-              <w:t xml:space="preserve">The DQB update serves two functions: it provides a formative metacognitive check (learners articulate what they now know) and it maintains narrative momentum (new questions build anticipation for Lessons 8 and 9). Splitting sticky note colours between answers and new questions visually shows the class that learning generates further inquiry — a key epistemic value of science.</w:t>
-            </w:r>
-          </w:p>
-        </w:tc>
-        <w:tc>
-          <w:tcPr>
-            <w:tcW w:type="dxa" w:w="3040"/>
-            <w:shd w:fill="F2F2F2" w:color="auto" w:val="clear"/>
-            <w:tcMar>
-              <w:top w:type="dxa" w:w="60"/>
-              <w:left w:type="dxa" w:w="120"/>
-              <w:bottom w:type="dxa" w:w="60"/>
-              <w:right w:type="dxa" w:w="120"/>
-            </w:tcMar>
-            <w:vAlign w:val="top"/>
-          </w:tcPr>
-          <w:p>
-            <w:pPr>
-              <w:spacing w:after="40" w:before="0"/>
-              <w:jc w:val="left"/>
-            </w:pPr>
-            <w:r>
-              <w:rPr>
-                <w:rFonts w:ascii="Arial" w:cs="Arial" w:eastAsia="Arial" w:hAnsi="Arial"/>
-                <w:b w:val="false"/>
-                <w:bCs w:val="false"/>
-                <w:i w:val="false"/>
-                <w:iCs w:val="false"/>
-                <w:color w:val="000000"/>
-                <w:sz w:val="18"/>
-                <w:szCs w:val="18"/>
-              </w:rPr>
-              <w:t xml:space="preserve">Teacher reads all posted 'Scientists gather evidence by...' sticky notes during the transition to the Model Building phase and mentally categorises them into: full understanding (mentions specific methods and instruments), partial understanding (mentions telescopes generically), and incomplete (vague statements). Teacher uses this to decide whether to open Lesson 8 with a brief revisit of this concept.</w:t>
-            </w:r>
-          </w:p>
-        </w:tc>
-      </w:tr>
-      <w:tr>
-        <w:tc>
-          <w:tcPr>
-            <w:tcW w:type="dxa" w:w="1520"/>
-            <w:shd w:fill="D5E8F0" w:color="auto" w:val="clear"/>
-            <w:tcMar>
-              <w:top w:type="dxa" w:w="60"/>
-              <w:left w:type="dxa" w:w="120"/>
-              <w:bottom w:type="dxa" w:w="60"/>
-              <w:right w:type="dxa" w:w="120"/>
-            </w:tcMar>
-            <w:vAlign w:val="top"/>
-          </w:tcPr>
-          <w:p>
-            <w:pPr>
-              <w:spacing w:after="40" w:before="0"/>
-              <w:jc w:val="left"/>
-            </w:pPr>
-            <w:r>
-              <w:rPr>
-                <w:rFonts w:ascii="Arial" w:cs="Arial" w:eastAsia="Arial" w:hAnsi="Arial"/>
-                <w:b/>
-                <w:bCs/>
-                <w:i w:val="false"/>
-                <w:iCs w:val="false"/>
-                <w:color w:val="000000"/>
-                <w:sz w:val="18"/>
-                <w:szCs w:val="18"/>
-              </w:rPr>
-              <w:t xml:space="preserve">Model Building Phase</w:t>
-            </w:r>
-          </w:p>
-          <w:p>
-            <w:pPr>
-              <w:spacing w:after="20" w:before="0"/>
-            </w:pPr>
-            <w:r>
-              <w:rPr>
-                <w:rFonts w:ascii="Arial" w:cs="Arial" w:eastAsia="Arial" w:hAnsi="Arial"/>
-                <w:b/>
-                <w:bCs/>
-                <w:color w:val="1F3864"/>
-                <w:sz w:val="16"/>
-                <w:szCs w:val="16"/>
-              </w:rPr>
-              <w:t xml:space="preserve">📹 VIDEO:</w:t>
-            </w:r>
-          </w:p>
-          <w:p>
-            <w:pPr>
-              <w:spacing w:after="20" w:before="0"/>
-            </w:pPr>
-            <w:r>
-              <w:rPr>
-                <w:rFonts w:ascii="Arial" w:cs="Arial" w:eastAsia="Arial" w:hAnsi="Arial"/>
-                <w:i/>
-                <w:iCs/>
-                <w:color w:val="595959"/>
-                <w:sz w:val="16"/>
-                <w:szCs w:val="16"/>
-              </w:rPr>
-              <w:t xml:space="preserve">No closely matching video in the ARES library for this activity.</w:t>
-            </w:r>
-          </w:p>
-          <w:p>
-            <w:pPr>
-              <w:spacing w:after="10" w:before="0"/>
-              <w:ind w:left="120"/>
-            </w:pPr>
-            <w:hyperlink w:history="1" r:id="rIdtqynhojdmfbsujd1tx4yg">
-              <w:r>
-                <w:rPr>
-                  <w:rFonts w:ascii="Arial" w:cs="Arial" w:eastAsia="Arial" w:hAnsi="Arial"/>
-                  <w:color w:val="595959"/>
-                  <w:sz w:val="14"/>
-                  <w:szCs w:val="14"/>
-                  <w:u w:val="single" w:color="595959"/>
-                </w:rPr>
-                <w:t xml:space="preserve">🔍 Search ARES for videos</w:t>
-              </w:r>
-            </w:hyperlink>
-          </w:p>
-          <w:p>
-            <w:pPr>
-              <w:spacing w:after="10" w:before="0"/>
-              <w:ind w:left="120"/>
-            </w:pPr>
-            <w:r>
-              <w:rPr>
-                <w:rFonts w:ascii="Arial" w:cs="Arial" w:eastAsia="Arial" w:hAnsi="Arial"/>
-                <w:color w:val="595959"/>
-                <w:sz w:val="14"/>
-                <w:szCs w:val="14"/>
-              </w:rPr>
-              <w:t xml:space="preserve">Search terms: space physics telescope refraction</w:t>
-            </w:r>
-          </w:p>
-          <w:p>
-            <w:pPr>
-              <w:spacing w:after="40" w:before="0"/>
-            </w:pPr>
-            <w:r>
-              <w:rPr>
-                <w:sz w:val="14"/>
-                <w:szCs w:val="14"/>
-              </w:rPr>
-              <w:t xml:space="preserve"/>
-            </w:r>
-          </w:p>
-          <w:p>
-            <w:pPr>
-              <w:spacing w:after="20" w:before="0"/>
-            </w:pPr>
-            <w:r>
-              <w:rPr>
-                <w:rFonts w:ascii="Arial" w:cs="Arial" w:eastAsia="Arial" w:hAnsi="Arial"/>
-                <w:b/>
-                <w:bCs/>
-                <w:color w:val="1F3864"/>
-                <w:sz w:val="16"/>
-                <w:szCs w:val="16"/>
-              </w:rPr>
-              <w:t xml:space="preserve">📖 HTML:</w:t>
-            </w:r>
-          </w:p>
-          <w:p>
-            <w:pPr>
-              <w:spacing w:after="20" w:before="0"/>
-            </w:pPr>
-            <w:hyperlink w:history="1" r:id="rIdfbbtycr_az7l1z8sfky-t">
-              <w:r>
-                <w:rPr>
-                  <w:rFonts w:ascii="Arial" w:cs="Arial" w:eastAsia="Arial" w:hAnsi="Arial"/>
-                  <w:color w:val="2E75B6"/>
-                  <w:sz w:val="16"/>
-                  <w:szCs w:val="16"/>
-                  <w:u w:val="single" w:color="2E75B6"/>
-                </w:rPr>
-                <w:t xml:space="preserve">Telescopes (Flexbook)</w:t>
-              </w:r>
-            </w:hyperlink>
-          </w:p>
-          <w:p>
-            <w:pPr>
-              <w:spacing w:after="10" w:before="0"/>
-              <w:ind w:left="120"/>
-            </w:pPr>
-            <w:r>
-              <w:rPr>
-                <w:rFonts w:ascii="Arial" w:cs="Arial" w:eastAsia="Arial" w:hAnsi="Arial"/>
-                <w:color w:val="595959"/>
-                <w:sz w:val="14"/>
-                <w:szCs w:val="14"/>
-              </w:rPr>
-              <w:t xml:space="preserve">Source: CK-12</w:t>
-            </w:r>
-          </w:p>
-          <w:p>
-            <w:pPr>
-              <w:spacing w:after="10" w:before="0"/>
-              <w:ind w:left="120"/>
-            </w:pPr>
-            <w:hyperlink w:history="1" r:id="rId_kci9mz5cd0oldaum4ikj">
+            <w:hyperlink w:history="1" r:id="rIdyyp10wtu2hrmtwlkddomg">
               <w:r>
                 <w:rPr>
                   <w:rFonts w:ascii="Arial" w:cs="Arial" w:eastAsia="Arial" w:hAnsi="Arial"/>
@@ -22977,7 +23265,7 @@
         </w:rPr>
         <w:t xml:space="preserve">© 2026 SeaVuria and ARES. Aligned with KICD objectives. Developed by SeaVuria; technical implementation by ARES (with AI assistance from Claude). Licensed under </w:t>
       </w:r>
-      <w:hyperlink w:history="1" r:id="rIdk_k6sadzomtfx45owklbt">
+      <w:hyperlink w:history="1" r:id="rId9pllz6exhhf9nvntjaz9a">
         <w:r>
           <w:rPr>
             <w:rFonts w:ascii="Arial" w:cs="Arial" w:eastAsia="Arial" w:hAnsi="Arial"/>
@@ -22998,7 +23286,7 @@
         </w:rPr>
         <w:t xml:space="preserve"> (</w:t>
       </w:r>
-      <w:hyperlink w:history="1" r:id="rIdgxr5rv-0gxyl79d05wqrt">
+      <w:hyperlink w:history="1" r:id="rIdh7uczf1bzihvo73j8t-d2">
         <w:r>
           <w:rPr>
             <w:rFonts w:ascii="Arial" w:cs="Arial" w:eastAsia="Arial" w:hAnsi="Arial"/>
@@ -24011,40 +24299,24 @@
             <w:pPr>
               <w:spacing w:after="20" w:before="0"/>
             </w:pPr>
-            <w:hyperlink w:history="1" r:id="rId91gnxvz2qaoowhgihafdi">
-              <w:r>
-                <w:rPr>
-                  <w:rFonts w:ascii="Arial" w:cs="Arial" w:eastAsia="Arial" w:hAnsi="Arial"/>
-                  <w:color w:val="2E75B6"/>
-                  <w:sz w:val="16"/>
-                  <w:szCs w:val="16"/>
-                  <w:u w:val="single" w:color="2E75B6"/>
-                </w:rPr>
-                <w:t xml:space="preserve">US History overview 3: WWII to Vietnam</w:t>
-              </w:r>
-            </w:hyperlink>
+            <w:r>
+              <w:rPr>
+                <w:rFonts w:ascii="Arial" w:cs="Arial" w:eastAsia="Arial" w:hAnsi="Arial"/>
+                <w:i/>
+                <w:iCs/>
+                <w:color w:val="595959"/>
+                <w:sz w:val="16"/>
+                <w:szCs w:val="16"/>
+              </w:rPr>
+              <w:t xml:space="preserve">No closely matching video in the ARES library for this activity.</w:t>
+            </w:r>
           </w:p>
           <w:p>
             <w:pPr>
               <w:spacing w:after="10" w:before="0"/>
               <w:ind w:left="120"/>
             </w:pPr>
-            <w:r>
-              <w:rPr>
-                <w:rFonts w:ascii="Arial" w:cs="Arial" w:eastAsia="Arial" w:hAnsi="Arial"/>
-                <w:color w:val="595959"/>
-                <w:sz w:val="14"/>
-                <w:szCs w:val="14"/>
-              </w:rPr>
-              <w:t xml:space="preserve">Source: Khan Academy (English - US curriculum)</w:t>
-            </w:r>
-          </w:p>
-          <w:p>
-            <w:pPr>
-              <w:spacing w:after="10" w:before="0"/>
-              <w:ind w:left="120"/>
-            </w:pPr>
-            <w:hyperlink w:history="1" r:id="rIde8muerg_owcvyl1mtoxlm">
+            <w:hyperlink w:history="1" r:id="rIdi3ey4zk0v9n_bupltf3ck">
               <w:r>
                 <w:rPr>
                   <w:rFonts w:ascii="Arial" w:cs="Arial" w:eastAsia="Arial" w:hAnsi="Arial"/>
@@ -24053,9 +24325,24 @@
                   <w:szCs w:val="14"/>
                   <w:u w:val="single" w:color="595959"/>
                 </w:rPr>
-                <w:t xml:space="preserve">🔍 Search ARES for similar videos</w:t>
+                <w:t xml:space="preserve">🔍 Search ARES for videos</w:t>
               </w:r>
             </w:hyperlink>
+          </w:p>
+          <w:p>
+            <w:pPr>
+              <w:spacing w:after="10" w:before="0"/>
+              <w:ind w:left="120"/>
+            </w:pPr>
+            <w:r>
+              <w:rPr>
+                <w:rFonts w:ascii="Arial" w:cs="Arial" w:eastAsia="Arial" w:hAnsi="Arial"/>
+                <w:color w:val="595959"/>
+                <w:sz w:val="14"/>
+                <w:szCs w:val="14"/>
+              </w:rPr>
+              <w:t xml:space="preserve">Search terms: space physics history sputnik</w:t>
+            </w:r>
           </w:p>
           <w:p>
             <w:pPr>
@@ -24106,7 +24393,7 @@
               <w:spacing w:after="10" w:before="0"/>
               <w:ind w:left="120"/>
             </w:pPr>
-            <w:hyperlink w:history="1" r:id="rIdekv5pu_2rxlivt5kwr-4e">
+            <w:hyperlink w:history="1" r:id="rIdgarksp0ateopvtqkqsurs">
               <w:r>
                 <w:rPr>
                   <w:rFonts w:ascii="Arial" w:cs="Arial" w:eastAsia="Arial" w:hAnsi="Arial"/>
@@ -24316,40 +24603,24 @@
             <w:pPr>
               <w:spacing w:after="20" w:before="0"/>
             </w:pPr>
-            <w:hyperlink w:history="1" r:id="rIdbqllvoywhobcm9hdlmcnd">
-              <w:r>
-                <w:rPr>
-                  <w:rFonts w:ascii="Arial" w:cs="Arial" w:eastAsia="Arial" w:hAnsi="Arial"/>
-                  <w:color w:val="2E75B6"/>
-                  <w:sz w:val="16"/>
-                  <w:szCs w:val="16"/>
-                  <w:u w:val="single" w:color="2E75B6"/>
-                </w:rPr>
-                <w:t xml:space="preserve">US History overview 3: WWII to Vietnam</w:t>
-              </w:r>
-            </w:hyperlink>
+            <w:r>
+              <w:rPr>
+                <w:rFonts w:ascii="Arial" w:cs="Arial" w:eastAsia="Arial" w:hAnsi="Arial"/>
+                <w:i/>
+                <w:iCs/>
+                <w:color w:val="595959"/>
+                <w:sz w:val="16"/>
+                <w:szCs w:val="16"/>
+              </w:rPr>
+              <w:t xml:space="preserve">No closely matching video in the ARES library for this activity.</w:t>
+            </w:r>
           </w:p>
           <w:p>
             <w:pPr>
               <w:spacing w:after="10" w:before="0"/>
               <w:ind w:left="120"/>
             </w:pPr>
-            <w:r>
-              <w:rPr>
-                <w:rFonts w:ascii="Arial" w:cs="Arial" w:eastAsia="Arial" w:hAnsi="Arial"/>
-                <w:color w:val="595959"/>
-                <w:sz w:val="14"/>
-                <w:szCs w:val="14"/>
-              </w:rPr>
-              <w:t xml:space="preserve">Source: Khan Academy (English - US curriculum)</w:t>
-            </w:r>
-          </w:p>
-          <w:p>
-            <w:pPr>
-              <w:spacing w:after="10" w:before="0"/>
-              <w:ind w:left="120"/>
-            </w:pPr>
-            <w:hyperlink w:history="1" r:id="rIdoyoiyko13zopvrbg8jepo">
+            <w:hyperlink w:history="1" r:id="rIdnnl2jjwjkxhpawzzu53gv">
               <w:r>
                 <w:rPr>
                   <w:rFonts w:ascii="Arial" w:cs="Arial" w:eastAsia="Arial" w:hAnsi="Arial"/>
@@ -24358,9 +24629,24 @@
                   <w:szCs w:val="14"/>
                   <w:u w:val="single" w:color="595959"/>
                 </w:rPr>
-                <w:t xml:space="preserve">🔍 Search ARES for similar videos</w:t>
+                <w:t xml:space="preserve">🔍 Search ARES for videos</w:t>
               </w:r>
             </w:hyperlink>
+          </w:p>
+          <w:p>
+            <w:pPr>
+              <w:spacing w:after="10" w:before="0"/>
+              <w:ind w:left="120"/>
+            </w:pPr>
+            <w:r>
+              <w:rPr>
+                <w:rFonts w:ascii="Arial" w:cs="Arial" w:eastAsia="Arial" w:hAnsi="Arial"/>
+                <w:color w:val="595959"/>
+                <w:sz w:val="14"/>
+                <w:szCs w:val="14"/>
+              </w:rPr>
+              <w:t xml:space="preserve">Search terms: space physics history sputnik</w:t>
+            </w:r>
           </w:p>
           <w:p>
             <w:pPr>
@@ -24411,7 +24697,7 @@
               <w:spacing w:after="10" w:before="0"/>
               <w:ind w:left="120"/>
             </w:pPr>
-            <w:hyperlink w:history="1" r:id="rId5cnqi0vaefhe5gtsybcuh">
+            <w:hyperlink w:history="1" r:id="rIdklf2ec2oqlbvdsj8n5wzn">
               <w:r>
                 <w:rPr>
                   <w:rFonts w:ascii="Arial" w:cs="Arial" w:eastAsia="Arial" w:hAnsi="Arial"/>
@@ -24621,40 +24907,24 @@
             <w:pPr>
               <w:spacing w:after="20" w:before="0"/>
             </w:pPr>
-            <w:hyperlink w:history="1" r:id="rIdnwsg0j-q0tfztdc6iswgd">
-              <w:r>
-                <w:rPr>
-                  <w:rFonts w:ascii="Arial" w:cs="Arial" w:eastAsia="Arial" w:hAnsi="Arial"/>
-                  <w:color w:val="2E75B6"/>
-                  <w:sz w:val="16"/>
-                  <w:szCs w:val="16"/>
-                  <w:u w:val="single" w:color="2E75B6"/>
-                </w:rPr>
-                <w:t xml:space="preserve">US History overview 3: WWII to Vietnam</w:t>
-              </w:r>
-            </w:hyperlink>
+            <w:r>
+              <w:rPr>
+                <w:rFonts w:ascii="Arial" w:cs="Arial" w:eastAsia="Arial" w:hAnsi="Arial"/>
+                <w:i/>
+                <w:iCs/>
+                <w:color w:val="595959"/>
+                <w:sz w:val="16"/>
+                <w:szCs w:val="16"/>
+              </w:rPr>
+              <w:t xml:space="preserve">No closely matching video in the ARES library for this activity.</w:t>
+            </w:r>
           </w:p>
           <w:p>
             <w:pPr>
               <w:spacing w:after="10" w:before="0"/>
               <w:ind w:left="120"/>
             </w:pPr>
-            <w:r>
-              <w:rPr>
-                <w:rFonts w:ascii="Arial" w:cs="Arial" w:eastAsia="Arial" w:hAnsi="Arial"/>
-                <w:color w:val="595959"/>
-                <w:sz w:val="14"/>
-                <w:szCs w:val="14"/>
-              </w:rPr>
-              <w:t xml:space="preserve">Source: Khan Academy (English - US curriculum)</w:t>
-            </w:r>
-          </w:p>
-          <w:p>
-            <w:pPr>
-              <w:spacing w:after="10" w:before="0"/>
-              <w:ind w:left="120"/>
-            </w:pPr>
-            <w:hyperlink w:history="1" r:id="rIdt2y_zfvdf0ccgzhgb-ldc">
+            <w:hyperlink w:history="1" r:id="rIdtpwip5c3vmaylqclap59l">
               <w:r>
                 <w:rPr>
                   <w:rFonts w:ascii="Arial" w:cs="Arial" w:eastAsia="Arial" w:hAnsi="Arial"/>
@@ -24663,9 +24933,24 @@
                   <w:szCs w:val="14"/>
                   <w:u w:val="single" w:color="595959"/>
                 </w:rPr>
-                <w:t xml:space="preserve">🔍 Search ARES for similar videos</w:t>
+                <w:t xml:space="preserve">🔍 Search ARES for videos</w:t>
               </w:r>
             </w:hyperlink>
+          </w:p>
+          <w:p>
+            <w:pPr>
+              <w:spacing w:after="10" w:before="0"/>
+              <w:ind w:left="120"/>
+            </w:pPr>
+            <w:r>
+              <w:rPr>
+                <w:rFonts w:ascii="Arial" w:cs="Arial" w:eastAsia="Arial" w:hAnsi="Arial"/>
+                <w:color w:val="595959"/>
+                <w:sz w:val="14"/>
+                <w:szCs w:val="14"/>
+              </w:rPr>
+              <w:t xml:space="preserve">Search terms: space physics history sputnik</w:t>
+            </w:r>
           </w:p>
           <w:p>
             <w:pPr>
@@ -24716,7 +25001,7 @@
               <w:spacing w:after="10" w:before="0"/>
               <w:ind w:left="120"/>
             </w:pPr>
-            <w:hyperlink w:history="1" r:id="rIdeuhq134mlpu43wex_nyr5">
+            <w:hyperlink w:history="1" r:id="rIdndar0brvhr8prxxk2k2p6">
               <w:r>
                 <w:rPr>
                   <w:rFonts w:ascii="Arial" w:cs="Arial" w:eastAsia="Arial" w:hAnsi="Arial"/>
@@ -24926,40 +25211,24 @@
             <w:pPr>
               <w:spacing w:after="20" w:before="0"/>
             </w:pPr>
-            <w:hyperlink w:history="1" r:id="rId-kp-ln3beivxymzpxkjbf">
-              <w:r>
-                <w:rPr>
-                  <w:rFonts w:ascii="Arial" w:cs="Arial" w:eastAsia="Arial" w:hAnsi="Arial"/>
-                  <w:color w:val="2E75B6"/>
-                  <w:sz w:val="16"/>
-                  <w:szCs w:val="16"/>
-                  <w:u w:val="single" w:color="2E75B6"/>
-                </w:rPr>
-                <w:t xml:space="preserve">US History overview 3: WWII to Vietnam</w:t>
-              </w:r>
-            </w:hyperlink>
+            <w:r>
+              <w:rPr>
+                <w:rFonts w:ascii="Arial" w:cs="Arial" w:eastAsia="Arial" w:hAnsi="Arial"/>
+                <w:i/>
+                <w:iCs/>
+                <w:color w:val="595959"/>
+                <w:sz w:val="16"/>
+                <w:szCs w:val="16"/>
+              </w:rPr>
+              <w:t xml:space="preserve">No closely matching video in the ARES library for this activity.</w:t>
+            </w:r>
           </w:p>
           <w:p>
             <w:pPr>
               <w:spacing w:after="10" w:before="0"/>
               <w:ind w:left="120"/>
             </w:pPr>
-            <w:r>
-              <w:rPr>
-                <w:rFonts w:ascii="Arial" w:cs="Arial" w:eastAsia="Arial" w:hAnsi="Arial"/>
-                <w:color w:val="595959"/>
-                <w:sz w:val="14"/>
-                <w:szCs w:val="14"/>
-              </w:rPr>
-              <w:t xml:space="preserve">Source: Khan Academy (English - US curriculum)</w:t>
-            </w:r>
-          </w:p>
-          <w:p>
-            <w:pPr>
-              <w:spacing w:after="10" w:before="0"/>
-              <w:ind w:left="120"/>
-            </w:pPr>
-            <w:hyperlink w:history="1" r:id="rId-yoweuizffbicdrqp6ewq">
+            <w:hyperlink w:history="1" r:id="rIdebidb2whs6amyin75w1m5">
               <w:r>
                 <w:rPr>
                   <w:rFonts w:ascii="Arial" w:cs="Arial" w:eastAsia="Arial" w:hAnsi="Arial"/>
@@ -24968,9 +25237,24 @@
                   <w:szCs w:val="14"/>
                   <w:u w:val="single" w:color="595959"/>
                 </w:rPr>
-                <w:t xml:space="preserve">🔍 Search ARES for similar videos</w:t>
+                <w:t xml:space="preserve">🔍 Search ARES for videos</w:t>
               </w:r>
             </w:hyperlink>
+          </w:p>
+          <w:p>
+            <w:pPr>
+              <w:spacing w:after="10" w:before="0"/>
+              <w:ind w:left="120"/>
+            </w:pPr>
+            <w:r>
+              <w:rPr>
+                <w:rFonts w:ascii="Arial" w:cs="Arial" w:eastAsia="Arial" w:hAnsi="Arial"/>
+                <w:color w:val="595959"/>
+                <w:sz w:val="14"/>
+                <w:szCs w:val="14"/>
+              </w:rPr>
+              <w:t xml:space="preserve">Search terms: space physics history sputnik</w:t>
+            </w:r>
           </w:p>
           <w:p>
             <w:pPr>
@@ -25021,7 +25305,7 @@
               <w:spacing w:after="10" w:before="0"/>
               <w:ind w:left="120"/>
             </w:pPr>
-            <w:hyperlink w:history="1" r:id="rIdoovy7v0uobbvuwkadnjuh">
+            <w:hyperlink w:history="1" r:id="rId4u-yiivr7ksdlpfsomskt">
               <w:r>
                 <w:rPr>
                   <w:rFonts w:ascii="Arial" w:cs="Arial" w:eastAsia="Arial" w:hAnsi="Arial"/>
@@ -25231,40 +25515,24 @@
             <w:pPr>
               <w:spacing w:after="20" w:before="0"/>
             </w:pPr>
-            <w:hyperlink w:history="1" r:id="rIdga8e__rxd91-i_lez2ul0">
-              <w:r>
-                <w:rPr>
-                  <w:rFonts w:ascii="Arial" w:cs="Arial" w:eastAsia="Arial" w:hAnsi="Arial"/>
-                  <w:color w:val="2E75B6"/>
-                  <w:sz w:val="16"/>
-                  <w:szCs w:val="16"/>
-                  <w:u w:val="single" w:color="2E75B6"/>
-                </w:rPr>
-                <w:t xml:space="preserve">US History overview 3: WWII to Vietnam</w:t>
-              </w:r>
-            </w:hyperlink>
+            <w:r>
+              <w:rPr>
+                <w:rFonts w:ascii="Arial" w:cs="Arial" w:eastAsia="Arial" w:hAnsi="Arial"/>
+                <w:i/>
+                <w:iCs/>
+                <w:color w:val="595959"/>
+                <w:sz w:val="16"/>
+                <w:szCs w:val="16"/>
+              </w:rPr>
+              <w:t xml:space="preserve">No closely matching video in the ARES library for this activity.</w:t>
+            </w:r>
           </w:p>
           <w:p>
             <w:pPr>
               <w:spacing w:after="10" w:before="0"/>
               <w:ind w:left="120"/>
             </w:pPr>
-            <w:r>
-              <w:rPr>
-                <w:rFonts w:ascii="Arial" w:cs="Arial" w:eastAsia="Arial" w:hAnsi="Arial"/>
-                <w:color w:val="595959"/>
-                <w:sz w:val="14"/>
-                <w:szCs w:val="14"/>
-              </w:rPr>
-              <w:t xml:space="preserve">Source: Khan Academy (English - US curriculum)</w:t>
-            </w:r>
-          </w:p>
-          <w:p>
-            <w:pPr>
-              <w:spacing w:after="10" w:before="0"/>
-              <w:ind w:left="120"/>
-            </w:pPr>
-            <w:hyperlink w:history="1" r:id="rIdi5fep3te8g5cvjtu0dnpj">
+            <w:hyperlink w:history="1" r:id="rIdorhtec3bslyf2yylgonmt">
               <w:r>
                 <w:rPr>
                   <w:rFonts w:ascii="Arial" w:cs="Arial" w:eastAsia="Arial" w:hAnsi="Arial"/>
@@ -25273,9 +25541,24 @@
                   <w:szCs w:val="14"/>
                   <w:u w:val="single" w:color="595959"/>
                 </w:rPr>
-                <w:t xml:space="preserve">🔍 Search ARES for similar videos</w:t>
+                <w:t xml:space="preserve">🔍 Search ARES for videos</w:t>
               </w:r>
             </w:hyperlink>
+          </w:p>
+          <w:p>
+            <w:pPr>
+              <w:spacing w:after="10" w:before="0"/>
+              <w:ind w:left="120"/>
+            </w:pPr>
+            <w:r>
+              <w:rPr>
+                <w:rFonts w:ascii="Arial" w:cs="Arial" w:eastAsia="Arial" w:hAnsi="Arial"/>
+                <w:color w:val="595959"/>
+                <w:sz w:val="14"/>
+                <w:szCs w:val="14"/>
+              </w:rPr>
+              <w:t xml:space="preserve">Search terms: space physics history sputnik</w:t>
+            </w:r>
           </w:p>
           <w:p>
             <w:pPr>
@@ -25326,7 +25609,7 @@
               <w:spacing w:after="10" w:before="0"/>
               <w:ind w:left="120"/>
             </w:pPr>
-            <w:hyperlink w:history="1" r:id="rIdkfyguma9f6aui_ea5dogy">
+            <w:hyperlink w:history="1" r:id="rIdfmkjn2ri8vtxj7itbrdir">
               <w:r>
                 <w:rPr>
                   <w:rFonts w:ascii="Arial" w:cs="Arial" w:eastAsia="Arial" w:hAnsi="Arial"/>
@@ -25853,7 +26136,7 @@
         </w:rPr>
         <w:t xml:space="preserve">© 2026 SeaVuria and ARES. Aligned with KICD objectives. Developed by SeaVuria; technical implementation by ARES (with AI assistance from Claude). Licensed under </w:t>
       </w:r>
-      <w:hyperlink w:history="1" r:id="rIdd4u0a_cgzyvh2ymiir4ce">
+      <w:hyperlink w:history="1" r:id="rIdbzijgt4oz_veghbeukjbw">
         <w:r>
           <w:rPr>
             <w:rFonts w:ascii="Arial" w:cs="Arial" w:eastAsia="Arial" w:hAnsi="Arial"/>
@@ -25874,7 +26157,7 @@
         </w:rPr>
         <w:t xml:space="preserve"> (</w:t>
       </w:r>
-      <w:hyperlink w:history="1" r:id="rIdwj7nvgmehozdyvdbnqqk_">
+      <w:hyperlink w:history="1" r:id="rIdsdszet9gfkcicvhg-mvca">
         <w:r>
           <w:rPr>
             <w:rFonts w:ascii="Arial" w:cs="Arial" w:eastAsia="Arial" w:hAnsi="Arial"/>
@@ -26887,7 +27170,7 @@
             <w:pPr>
               <w:spacing w:after="20" w:before="0"/>
             </w:pPr>
-            <w:hyperlink w:history="1" r:id="rIdxwi3shrgstmm28hv0wyns">
+            <w:hyperlink w:history="1" r:id="rIdobdm9mmr9zhye5jkkl2gr">
               <w:r>
                 <w:rPr>
                   <w:rFonts w:ascii="Arial" w:cs="Arial" w:eastAsia="Arial" w:hAnsi="Arial"/>
@@ -26920,7 +27203,7 @@
               <w:spacing w:after="10" w:before="0"/>
               <w:ind w:left="120"/>
             </w:pPr>
-            <w:hyperlink w:history="1" r:id="rIdbj68xorgkjsy0rfop7mdc">
+            <w:hyperlink w:history="1" r:id="rId6cw_s--bd4bpcqdfcr6d4">
               <w:r>
                 <w:rPr>
                   <w:rFonts w:ascii="Arial" w:cs="Arial" w:eastAsia="Arial" w:hAnsi="Arial"/>
@@ -26982,7 +27265,7 @@
               <w:spacing w:after="10" w:before="0"/>
               <w:ind w:left="120"/>
             </w:pPr>
-            <w:hyperlink w:history="1" r:id="rIdneiwdhcxvjnhddz14wqlg">
+            <w:hyperlink w:history="1" r:id="rId27avkq51a-4dm5mceffme">
               <w:r>
                 <w:rPr>
                   <w:rFonts w:ascii="Arial" w:cs="Arial" w:eastAsia="Arial" w:hAnsi="Arial"/>
@@ -27192,7 +27475,312 @@
             <w:pPr>
               <w:spacing w:after="20" w:before="0"/>
             </w:pPr>
-            <w:hyperlink w:history="1" r:id="rIdraxfmnponf6lehi8-d7-j">
+            <w:hyperlink w:history="1" r:id="rIdkc6paiwnltvlcb8allrct">
+              <w:r>
+                <w:rPr>
+                  <w:rFonts w:ascii="Arial" w:cs="Arial" w:eastAsia="Arial" w:hAnsi="Arial"/>
+                  <w:color w:val="2E75B6"/>
+                  <w:sz w:val="16"/>
+                  <w:szCs w:val="16"/>
+                  <w:u w:val="single" w:color="2E75B6"/>
+                </w:rPr>
+                <w:t xml:space="preserve">Solar and lunar eclipses</w:t>
+              </w:r>
+            </w:hyperlink>
+          </w:p>
+          <w:p>
+            <w:pPr>
+              <w:spacing w:after="10" w:before="0"/>
+              <w:ind w:left="120"/>
+            </w:pPr>
+            <w:r>
+              <w:rPr>
+                <w:rFonts w:ascii="Arial" w:cs="Arial" w:eastAsia="Arial" w:hAnsi="Arial"/>
+                <w:color w:val="595959"/>
+                <w:sz w:val="14"/>
+                <w:szCs w:val="14"/>
+              </w:rPr>
+              <w:t xml:space="preserve">Source: Khan Academy (English - US curriculum)</w:t>
+            </w:r>
+          </w:p>
+          <w:p>
+            <w:pPr>
+              <w:spacing w:after="10" w:before="0"/>
+              <w:ind w:left="120"/>
+            </w:pPr>
+            <w:hyperlink w:history="1" r:id="rIdek4kf9mrxsxop1_ifqrjw">
+              <w:r>
+                <w:rPr>
+                  <w:rFonts w:ascii="Arial" w:cs="Arial" w:eastAsia="Arial" w:hAnsi="Arial"/>
+                  <w:color w:val="595959"/>
+                  <w:sz w:val="14"/>
+                  <w:szCs w:val="14"/>
+                  <w:u w:val="single" w:color="595959"/>
+                </w:rPr>
+                <w:t xml:space="preserve">🔍 Search ARES for similar videos</w:t>
+              </w:r>
+            </w:hyperlink>
+          </w:p>
+          <w:p>
+            <w:pPr>
+              <w:spacing w:after="40" w:before="0"/>
+            </w:pPr>
+            <w:r>
+              <w:rPr>
+                <w:sz w:val="14"/>
+                <w:szCs w:val="14"/>
+              </w:rPr>
+              <w:t xml:space="preserve"/>
+            </w:r>
+          </w:p>
+          <w:p>
+            <w:pPr>
+              <w:spacing w:after="20" w:before="0"/>
+            </w:pPr>
+            <w:r>
+              <w:rPr>
+                <w:rFonts w:ascii="Arial" w:cs="Arial" w:eastAsia="Arial" w:hAnsi="Arial"/>
+                <w:b/>
+                <w:bCs/>
+                <w:color w:val="1F3864"/>
+                <w:sz w:val="16"/>
+                <w:szCs w:val="16"/>
+              </w:rPr>
+              <w:t xml:space="preserve">📖 READING:</w:t>
+            </w:r>
+          </w:p>
+          <w:p>
+            <w:pPr>
+              <w:spacing w:after="20" w:before="0"/>
+            </w:pPr>
+            <w:r>
+              <w:rPr>
+                <w:rFonts w:ascii="Arial" w:cs="Arial" w:eastAsia="Arial" w:hAnsi="Arial"/>
+                <w:i/>
+                <w:iCs/>
+                <w:color w:val="595959"/>
+                <w:sz w:val="16"/>
+                <w:szCs w:val="16"/>
+              </w:rPr>
+              <w:t xml:space="preserve">No closely matching reading in the ARES library for this activity.</w:t>
+            </w:r>
+          </w:p>
+          <w:p>
+            <w:pPr>
+              <w:spacing w:after="10" w:before="0"/>
+              <w:ind w:left="120"/>
+            </w:pPr>
+            <w:hyperlink w:history="1" r:id="rId9rzu6h8tm9eppgm4sh0bm">
+              <w:r>
+                <w:rPr>
+                  <w:rFonts w:ascii="Arial" w:cs="Arial" w:eastAsia="Arial" w:hAnsi="Arial"/>
+                  <w:color w:val="595959"/>
+                  <w:sz w:val="14"/>
+                  <w:szCs w:val="14"/>
+                  <w:u w:val="single" w:color="595959"/>
+                </w:rPr>
+                <w:t xml:space="preserve">🔍 Search ARES for readings</w:t>
+              </w:r>
+            </w:hyperlink>
+          </w:p>
+          <w:p>
+            <w:pPr>
+              <w:spacing w:after="10" w:before="0"/>
+              <w:ind w:left="120"/>
+            </w:pPr>
+            <w:r>
+              <w:rPr>
+                <w:rFonts w:ascii="Arial" w:cs="Arial" w:eastAsia="Arial" w:hAnsi="Arial"/>
+                <w:color w:val="595959"/>
+                <w:sz w:val="14"/>
+                <w:szCs w:val="14"/>
+              </w:rPr>
+              <w:t xml:space="preserve">Search terms: space physics solar flare</w:t>
+            </w:r>
+          </w:p>
+        </w:tc>
+        <w:tc>
+          <w:tcPr>
+            <w:tcW w:type="dxa" w:w="3040"/>
+            <w:shd w:fill="FFFFFF" w:color="auto" w:val="clear"/>
+            <w:tcMar>
+              <w:top w:type="dxa" w:w="60"/>
+              <w:left w:type="dxa" w:w="120"/>
+              <w:bottom w:type="dxa" w:w="60"/>
+              <w:right w:type="dxa" w:w="120"/>
+            </w:tcMar>
+            <w:vAlign w:val="top"/>
+          </w:tcPr>
+          <w:p>
+            <w:pPr>
+              <w:spacing w:after="40" w:before="0"/>
+              <w:jc w:val="left"/>
+            </w:pPr>
+            <w:r>
+              <w:rPr>
+                <w:rFonts w:ascii="Arial" w:cs="Arial" w:eastAsia="Arial" w:hAnsi="Arial"/>
+                <w:b w:val="false"/>
+                <w:bCs w:val="false"/>
+                <w:i w:val="false"/>
+                <w:iCs w:val="false"/>
+                <w:color w:val="000000"/>
+                <w:sz w:val="18"/>
+                <w:szCs w:val="18"/>
+              </w:rPr>
+              <w:t xml:space="preserve">Learners receive a one-page structured case study handout: 'The May 2024 Geomagnetic Storm: What Happened and What Kenya Felt.' The handout contains four labelled panels: (A) Solar Event — A diagram of the Sun showing a coronal mass ejection (CME) on May 10, 2024, with a brief description: 'The Sun released a massive burst of charged particles and magnetic field energy travelling at 800 km per second toward Earth.' (B) Journey Through Space — A diagram showing the CME crossing 150 million kilometres of space in approximately 17 hours, with labels for solar wind, electromagnetic radiation (arriving in 8 minutes at the speed of light), and the CME particle cloud (arriving later). (C) Earth Impact — A diagram of Earth's magnetosphere being compressed on the sunward side, with labels for aurora borealis and aurora australis extending toward the equator, radio blackout zones over Africa, and satellite drag increasing. (D) Kenya Connections — A factual summary box listing: HF radio blackouts affecting Kenya Meteorological Department and East African aviation weather communication; amateur radio operators in Nairobi reporting complete signal loss for 6 hours; an unusual geomagnetic reading recorded at the Mbita Point Research and Training Institute on Lake Victoria; tidal gauge data from Mombasa showing a 12 cm anomaly in predicted versus actual sea level during the storm. Learners also watch a 3-minute NASA video clip (Space Weather: Storms from the Sun — publicly available on NASA YouTube) showing real CME footage from the Solar Dynamics Observatory and a world map of the May 2024 blackout zones with East Africa highlighted. Learners annotate their handout, underlining one cause and one Kenya effect in each panel.</w:t>
+            </w:r>
+          </w:p>
+        </w:tc>
+        <w:tc>
+          <w:tcPr>
+            <w:tcW w:type="dxa" w:w="3040"/>
+            <w:shd w:fill="F2F2F2" w:color="auto" w:val="clear"/>
+            <w:tcMar>
+              <w:top w:type="dxa" w:w="60"/>
+              <w:left w:type="dxa" w:w="120"/>
+              <w:bottom w:type="dxa" w:w="60"/>
+              <w:right w:type="dxa" w:w="120"/>
+            </w:tcMar>
+            <w:vAlign w:val="top"/>
+          </w:tcPr>
+          <w:p>
+            <w:pPr>
+              <w:spacing w:after="40" w:before="0"/>
+              <w:jc w:val="left"/>
+            </w:pPr>
+            <w:r>
+              <w:rPr>
+                <w:rFonts w:ascii="Arial" w:cs="Arial" w:eastAsia="Arial" w:hAnsi="Arial"/>
+                <w:b w:val="false"/>
+                <w:bCs w:val="false"/>
+                <w:i w:val="false"/>
+                <w:iCs w:val="false"/>
+                <w:color w:val="000000"/>
+                <w:sz w:val="18"/>
+                <w:szCs w:val="18"/>
+              </w:rPr>
+              <w:t xml:space="preserve">Distribute the handout. Say: 'Read panel A silently for 90 seconds. Then I will explain what you are looking at.' After reading, explain Panel A in plain language: 'The Sun is not a quiet ball of fire. It has an atmosphere that erupts. When it does, it fires a cloud of charged particles across the Solar System at hundreds of kilometres per second. That cloud reached Earth.' Pause for questions before moving to Panel B. For Panels C and D, use a think-pair-share: 'Look at Panel D. With your partner, identify one effect on Kenya that surprised you. You have 90 seconds.' Cold-call two pairs. Then play the NASA video. After the video, say: 'Look back at the predictions you wrote 10 minutes ago. Underline anything you got right. Put a star next to anything the video or handout changed in your thinking.' WAIT TIME: After the video ends, wait 8 full seconds before speaking. Allow the information to settle. Do not rush to explain — let learners sit with the evidence first.</w:t>
+            </w:r>
+          </w:p>
+        </w:tc>
+        <w:tc>
+          <w:tcPr>
+            <w:tcW w:type="dxa" w:w="3040"/>
+            <w:shd w:fill="FFFFFF" w:color="auto" w:val="clear"/>
+            <w:tcMar>
+              <w:top w:type="dxa" w:w="60"/>
+              <w:left w:type="dxa" w:w="120"/>
+              <w:bottom w:type="dxa" w:w="60"/>
+              <w:right w:type="dxa" w:w="120"/>
+            </w:tcMar>
+            <w:vAlign w:val="top"/>
+          </w:tcPr>
+          <w:p>
+            <w:pPr>
+              <w:spacing w:after="40" w:before="0"/>
+              <w:jc w:val="left"/>
+            </w:pPr>
+            <w:r>
+              <w:rPr>
+                <w:rFonts w:ascii="Arial" w:cs="Arial" w:eastAsia="Arial" w:hAnsi="Arial"/>
+                <w:b w:val="false"/>
+                <w:bCs w:val="false"/>
+                <w:i w:val="false"/>
+                <w:iCs w:val="false"/>
+                <w:color w:val="000000"/>
+                <w:sz w:val="18"/>
+                <w:szCs w:val="18"/>
+              </w:rPr>
+              <w:t xml:space="preserve">The structured handout uses a spatial layout that mirrors the causal chain: Sun to space to Earth to Kenya. This visual sequence scaffolds the cause-and-effect reasoning learners will formalise in the Explain Phase. Annotating the handout (underline a cause, circle an effect) is a low-stakes sensemaking strategy that prepares learners for the card-sort activity. Connecting to the Kenya Meteorological Department and Mbita Point Institute grounds the global phenomenon in recognisable Kenyan institutions.</w:t>
+            </w:r>
+          </w:p>
+        </w:tc>
+        <w:tc>
+          <w:tcPr>
+            <w:tcW w:type="dxa" w:w="3040"/>
+            <w:shd w:fill="F2F2F2" w:color="auto" w:val="clear"/>
+            <w:tcMar>
+              <w:top w:type="dxa" w:w="60"/>
+              <w:left w:type="dxa" w:w="120"/>
+              <w:bottom w:type="dxa" w:w="60"/>
+              <w:right w:type="dxa" w:w="120"/>
+            </w:tcMar>
+            <w:vAlign w:val="top"/>
+          </w:tcPr>
+          <w:p>
+            <w:pPr>
+              <w:spacing w:after="40" w:before="0"/>
+              <w:jc w:val="left"/>
+            </w:pPr>
+            <w:r>
+              <w:rPr>
+                <w:rFonts w:ascii="Arial" w:cs="Arial" w:eastAsia="Arial" w:hAnsi="Arial"/>
+                <w:b w:val="false"/>
+                <w:bCs w:val="false"/>
+                <w:i w:val="false"/>
+                <w:iCs w:val="false"/>
+                <w:color w:val="000000"/>
+                <w:sz w:val="18"/>
+                <w:szCs w:val="18"/>
+              </w:rPr>
+              <w:t xml:space="preserve">Collect annotated handouts at the end of the phase for a quick scan. Look for whether learners correctly identify the CME (not the light flash) as the cause of radio blackouts. Common misconception to intercept: learners may think the Sun's heat caused the blackout rather than the magnetic disturbance from charged particles. Use this to prepare a targeted correction in the Explain Phase.</w:t>
+            </w:r>
+          </w:p>
+        </w:tc>
+      </w:tr>
+      <w:tr>
+        <w:tc>
+          <w:tcPr>
+            <w:tcW w:type="dxa" w:w="1520"/>
+            <w:shd w:fill="E2EFDA" w:color="auto" w:val="clear"/>
+            <w:tcMar>
+              <w:top w:type="dxa" w:w="60"/>
+              <w:left w:type="dxa" w:w="120"/>
+              <w:bottom w:type="dxa" w:w="60"/>
+              <w:right w:type="dxa" w:w="120"/>
+            </w:tcMar>
+            <w:vAlign w:val="top"/>
+          </w:tcPr>
+          <w:p>
+            <w:pPr>
+              <w:spacing w:after="40" w:before="0"/>
+              <w:jc w:val="left"/>
+            </w:pPr>
+            <w:r>
+              <w:rPr>
+                <w:rFonts w:ascii="Arial" w:cs="Arial" w:eastAsia="Arial" w:hAnsi="Arial"/>
+                <w:b/>
+                <w:bCs/>
+                <w:i w:val="false"/>
+                <w:iCs w:val="false"/>
+                <w:color w:val="000000"/>
+                <w:sz w:val="18"/>
+                <w:szCs w:val="18"/>
+              </w:rPr>
+              <w:t xml:space="preserve">Explain Phase</w:t>
+            </w:r>
+          </w:p>
+          <w:p>
+            <w:pPr>
+              <w:spacing w:after="20" w:before="0"/>
+            </w:pPr>
+            <w:r>
+              <w:rPr>
+                <w:rFonts w:ascii="Arial" w:cs="Arial" w:eastAsia="Arial" w:hAnsi="Arial"/>
+                <w:b/>
+                <w:bCs/>
+                <w:color w:val="1F3864"/>
+                <w:sz w:val="16"/>
+                <w:szCs w:val="16"/>
+              </w:rPr>
+              <w:t xml:space="preserve">📹 VIDEO:</w:t>
+            </w:r>
+          </w:p>
+          <w:p>
+            <w:pPr>
+              <w:spacing w:after="20" w:before="0"/>
+            </w:pPr>
+            <w:hyperlink w:history="1" r:id="rIdezb9iimkghfjiu39vbazg">
               <w:r>
                 <w:rPr>
                   <w:rFonts w:ascii="Arial" w:cs="Arial" w:eastAsia="Arial" w:hAnsi="Arial"/>
@@ -27207,6 +27795,22 @@
           </w:p>
           <w:p>
             <w:pPr>
+              <w:spacing w:after="20" w:before="0"/>
+            </w:pPr>
+            <w:r>
+              <w:rPr>
+                <w:rFonts w:ascii="Arial" w:cs="Arial" w:eastAsia="Arial" w:hAnsi="Arial"/>
+                <w:i/>
+                <w:iCs/>
+                <w:color w:val="595959"/>
+                <w:sz w:val="16"/>
+                <w:szCs w:val="16"/>
+              </w:rPr>
+              <w:t xml:space="preserve">Related topic: not an exact match for this lesson.</w:t>
+            </w:r>
+          </w:p>
+          <w:p>
+            <w:pPr>
               <w:spacing w:after="10" w:before="0"/>
               <w:ind w:left="120"/>
             </w:pPr>
@@ -27225,7 +27829,7 @@
               <w:spacing w:after="10" w:before="0"/>
               <w:ind w:left="120"/>
             </w:pPr>
-            <w:hyperlink w:history="1" r:id="rIdkk8czmppndnkyxsi7-1e7">
+            <w:hyperlink w:history="1" r:id="rIdryydbbnq0u17xi2hd0b_n">
               <w:r>
                 <w:rPr>
                   <w:rFonts w:ascii="Arial" w:cs="Arial" w:eastAsia="Arial" w:hAnsi="Arial"/>
@@ -27287,7 +27891,7 @@
               <w:spacing w:after="10" w:before="0"/>
               <w:ind w:left="120"/>
             </w:pPr>
-            <w:hyperlink w:history="1" r:id="rIdtc9pucezcckcv9edgbuqt">
+            <w:hyperlink w:history="1" r:id="rIdrymkneqiukmdk78zfencq">
               <w:r>
                 <w:rPr>
                   <w:rFonts w:ascii="Arial" w:cs="Arial" w:eastAsia="Arial" w:hAnsi="Arial"/>
@@ -27344,7 +27948,7 @@
                 <w:sz w:val="18"/>
                 <w:szCs w:val="18"/>
               </w:rPr>
-              <w:t xml:space="preserve">Learners receive a one-page structured case study handout: 'The May 2024 Geomagnetic Storm: What Happened and What Kenya Felt.' The handout contains four labelled panels: (A) Solar Event — A diagram of the Sun showing a coronal mass ejection (CME) on May 10, 2024, with a brief description: 'The Sun released a massive burst of charged particles and magnetic field energy travelling at 800 km per second toward Earth.' (B) Journey Through Space — A diagram showing the CME crossing 150 million kilometres of space in approximately 17 hours, with labels for solar wind, electromagnetic radiation (arriving in 8 minutes at the speed of light), and the CME particle cloud (arriving later). (C) Earth Impact — A diagram of Earth's magnetosphere being compressed on the sunward side, with labels for aurora borealis and aurora australis extending toward the equator, radio blackout zones over Africa, and satellite drag increasing. (D) Kenya Connections — A factual summary box listing: HF radio blackouts affecting Kenya Meteorological Department and East African aviation weather communication; amateur radio operators in Nairobi reporting complete signal loss for 6 hours; an unusual geomagnetic reading recorded at the Mbita Point Research and Training Institute on Lake Victoria; tidal gauge data from Mombasa showing a 12 cm anomaly in predicted versus actual sea level during the storm. Learners also watch a 3-minute NASA video clip (Space Weather: Storms from the Sun — publicly available on NASA YouTube) showing real CME footage from the Solar Dynamics Observatory and a world map of the May 2024 blackout zones with East Africa highlighted. Learners annotate their handout, underlining one cause and one Kenya effect in each panel.</w:t>
+              <w:t xml:space="preserve">Learners complete a cause-and-effect card-sort activity in groups of three. Each group receives 10 pre-cut cards (teacher-prepared) with the following events printed one per card: (1) Sun develops active sunspot region. (2) Coronal mass ejection launches charged particles into space. (3) Electromagnetic radiation (radio waves and X-rays) leaves the Sun at the speed of light. (4) EM radiation reaches Earth in 8 minutes — causes immediate radio blackout on sunlit side of Earth. (5) CME particle cloud travels for 17 hours and compresses Earth's magnetosphere. (6) Magnetosphere deflects most particles but allows some to spiral toward poles. (7) Charged particles collide with atmospheric gas — aurora forms (seen in South Africa and Rwanda). (8) Geomagnetic field fluctuations disrupt HF radio used by Kenya Met Department. (9) Satellite orbits experience increased drag — GPS accuracy reduces over East Africa. (10) Fishing communities at Lake Victoria and Mombasa observe tidal anomalies linked to combined solar-lunar tidal forcing. Groups arrange the cards into a logical causal chain on their desk, then draw connecting arrows and write a one-sentence explanation for each arrow ('This causes this because...'). After 7 minutes, each group shares one arrow-and-explanation with the class. Teacher builds the master chain on the board. The teacher then introduces two additional phenomena using diagrams drawn on the board: (a) Eclipse Geometry — Teacher draws Sun, Moon, and Earth in umbra-penumbra alignment and asks: 'Why is a total solar eclipse only visible from a narrow strip of Earth? Use your knowledge of orbital distances from Lesson 5.' Learners respond in writing for 2 minutes. (b) Tidal Forces — Teacher revisits Lesson 6 content: 'The Moon's gravity pulls on Lake Victoria. The Sun also pulls, but less strongly. When the Sun and Moon align — as during a new or full moon — their combined tidal force is strongest. Fishermen on Lake Victoria time their nets to these tidal rhythms. This is space physics affecting Kenyan food security.' Learners add a sentence to their notebooks connecting tidal forces to a specific Kenyan livelihood.</w:t>
             </w:r>
           </w:p>
         </w:tc>
@@ -27376,7 +27980,7 @@
                 <w:sz w:val="18"/>
                 <w:szCs w:val="18"/>
               </w:rPr>
-              <w:t xml:space="preserve">Distribute the handout. Say: 'Read panel A silently for 90 seconds. Then I will explain what you are looking at.' After reading, explain Panel A in plain language: 'The Sun is not a quiet ball of fire. It has an atmosphere that erupts. When it does, it fires a cloud of charged particles across the Solar System at hundreds of kilometres per second. That cloud reached Earth.' Pause for questions before moving to Panel B. For Panels C and D, use a think-pair-share: 'Look at Panel D. With your partner, identify one effect on Kenya that surprised you. You have 90 seconds.' Cold-call two pairs. Then play the NASA video. After the video, say: 'Look back at the predictions you wrote 10 minutes ago. Underline anything you got right. Put a star next to anything the video or handout changed in your thinking.' WAIT TIME: After the video ends, wait 8 full seconds before speaking. Allow the information to settle. Do not rush to explain — let learners sit with the evidence first.</w:t>
+              <w:t xml:space="preserve">Distribute card sets face-down. Say: 'Do not flip the cards until I say go. When I say go, your group has 7 minutes to arrange these 10 cards into the correct causal sequence — from the Sun to Kenya. Every arrow you draw must have a reason written next to it. If you disagree in your group, try both arrangements and argue for yours using evidence from your handout.' After 7 minutes: 'Each group — tell me one arrow. Just one. Which card causes which other card, and why?' Build the master chain on the board from group contributions, asking the class to confirm or challenge each link. Say: 'Notice that this chain has a beginning in space and an ending in a Kenyan fishing village. The universe is not separate from us.' For eclipse geometry, draw slowly and ask: 'If the Moon were twice as far away from Earth as it actually is, would we still see total solar eclipses? Think about it for 30 seconds before answering.' WAIT TIME: 30 full seconds of silence after the eclipse question. Then cold-call. For tidal forces, connect explicitly to Lesson 6: 'We already know the Moon causes tides. What is new today is understanding that this is not just a coastal fact — it is a space physics fact that affects inland lakes and farming calendars in Kenya.' WAIT TIME: After asking learners to write their tidal sentence, give 2 full minutes of silent individual writing.</w:t>
             </w:r>
           </w:p>
         </w:tc>
@@ -27408,7 +28012,7 @@
                 <w:sz w:val="18"/>
                 <w:szCs w:val="18"/>
               </w:rPr>
-              <w:t xml:space="preserve">The structured handout uses a spatial layout that mirrors the causal chain: Sun to space to Earth to Kenya. This visual sequence scaffolds the cause-and-effect reasoning learners will formalise in the Explain Phase. Annotating the handout (underline a cause, circle an effect) is a low-stakes sensemaking strategy that prepares learners for the card-sort activity. Connecting to the Kenya Meteorological Department and Mbita Point Institute grounds the global phenomenon in recognisable Kenyan institutions.</w:t>
+              <w:t xml:space="preserve">The card-sort externalises the causal chain and forces learners to argue for sequencing using evidence — a high-order sensemaking move. The master chain built collectively on the board becomes a shared reference artefact. The eclipse geometry question applies Lesson 5 knowledge (orbital distances, geometry) to a new context, promoting transfer. The explicit tidal-food-security connection models scientific thinking as socially relevant, not abstract.</w:t>
             </w:r>
           </w:p>
         </w:tc>
@@ -27440,7 +28044,7 @@
                 <w:sz w:val="18"/>
                 <w:szCs w:val="18"/>
               </w:rPr>
-              <w:t xml:space="preserve">Collect annotated handouts at the end of the phase for a quick scan. Look for whether learners correctly identify the CME (not the light flash) as the cause of radio blackouts. Common misconception to intercept: learners may think the Sun's heat caused the blackout rather than the magnetic disturbance from charged particles. Use this to prepare a targeted correction in the Explain Phase.</w:t>
+              <w:t xml:space="preserve">During card sorting, circulate and listen for whether groups place Card 3 (EM radiation) and Card 4 (immediate radio blackout) in the correct position relative to Card 2 (CME launch) and Card 5 (CME arrival 17 hours later). The most common error is conflating the two separate emissions (light-speed EM and slower particle cloud) into one event. Gently ask groups with this error: 'If light takes 8 minutes to reach Earth, but the particle cloud takes 17 hours, can they arrive at the same time? What does that mean for the sequence?' For the eclipse question, assess whether learners apply the concept of angular size from orbital distance (Lesson 5 content). Accept partial reasoning and build on it.</w:t>
             </w:r>
           </w:p>
         </w:tc>
@@ -27449,32 +28053,32 @@
         <w:tc>
           <w:tcPr>
             <w:tcW w:type="dxa" w:w="1520"/>
-            <w:shd w:fill="E2EFDA" w:color="auto" w:val="clear"/>
-            <w:tcMar>
-              <w:top w:type="dxa" w:w="60"/>
-              <w:left w:type="dxa" w:w="120"/>
-              <w:bottom w:type="dxa" w:w="60"/>
-              <w:right w:type="dxa" w:w="120"/>
-            </w:tcMar>
-            <w:vAlign w:val="top"/>
-          </w:tcPr>
-          <w:p>
-            <w:pPr>
-              <w:spacing w:after="40" w:before="0"/>
-              <w:jc w:val="left"/>
-            </w:pPr>
-            <w:r>
-              <w:rPr>
-                <w:rFonts w:ascii="Arial" w:cs="Arial" w:eastAsia="Arial" w:hAnsi="Arial"/>
-                <w:b/>
-                <w:bCs/>
-                <w:i w:val="false"/>
-                <w:iCs w:val="false"/>
-                <w:color w:val="000000"/>
-                <w:sz w:val="18"/>
-                <w:szCs w:val="18"/>
-              </w:rPr>
-              <w:t xml:space="preserve">Explain Phase</w:t>
+            <w:shd w:fill="FCE4D6" w:color="auto" w:val="clear"/>
+            <w:tcMar>
+              <w:top w:type="dxa" w:w="60"/>
+              <w:left w:type="dxa" w:w="120"/>
+              <w:bottom w:type="dxa" w:w="60"/>
+              <w:right w:type="dxa" w:w="120"/>
+            </w:tcMar>
+            <w:vAlign w:val="top"/>
+          </w:tcPr>
+          <w:p>
+            <w:pPr>
+              <w:spacing w:after="40" w:before="0"/>
+              <w:jc w:val="left"/>
+            </w:pPr>
+            <w:r>
+              <w:rPr>
+                <w:rFonts w:ascii="Arial" w:cs="Arial" w:eastAsia="Arial" w:hAnsi="Arial"/>
+                <w:b/>
+                <w:bCs/>
+                <w:i w:val="false"/>
+                <w:iCs w:val="false"/>
+                <w:color w:val="000000"/>
+                <w:sz w:val="18"/>
+                <w:szCs w:val="18"/>
+              </w:rPr>
+              <w:t xml:space="preserve">Driving Question Board (DQB) Creation</w:t>
             </w:r>
           </w:p>
           <w:p>
@@ -27497,7 +28101,7 @@
             <w:pPr>
               <w:spacing w:after="20" w:before="0"/>
             </w:pPr>
-            <w:hyperlink w:history="1" r:id="rIdt4iqfr8o6ucau_bgl5bfm">
+            <w:hyperlink w:history="1" r:id="rId3ogggln9bt46gcqqzgguj">
               <w:r>
                 <w:rPr>
                   <w:rFonts w:ascii="Arial" w:cs="Arial" w:eastAsia="Arial" w:hAnsi="Arial"/>
@@ -27530,7 +28134,7 @@
               <w:spacing w:after="10" w:before="0"/>
               <w:ind w:left="120"/>
             </w:pPr>
-            <w:hyperlink w:history="1" r:id="rIdvjn7mlyzuv8gqnmqfbxs6">
+            <w:hyperlink w:history="1" r:id="rId9udt-iyyafk3r3qk6xoy_">
               <w:r>
                 <w:rPr>
                   <w:rFonts w:ascii="Arial" w:cs="Arial" w:eastAsia="Arial" w:hAnsi="Arial"/>
@@ -27592,7 +28196,7 @@
               <w:spacing w:after="10" w:before="0"/>
               <w:ind w:left="120"/>
             </w:pPr>
-            <w:hyperlink w:history="1" r:id="rIdptdo3xytsisc9yox3vzul">
+            <w:hyperlink w:history="1" r:id="rIdgeyp0rwcclwrutg6qer4k">
               <w:r>
                 <w:rPr>
                   <w:rFonts w:ascii="Arial" w:cs="Arial" w:eastAsia="Arial" w:hAnsi="Arial"/>
@@ -27649,7 +28253,7 @@
                 <w:sz w:val="18"/>
                 <w:szCs w:val="18"/>
               </w:rPr>
-              <w:t xml:space="preserve">Learners complete a cause-and-effect card-sort activity in groups of three. Each group receives 10 pre-cut cards (teacher-prepared) with the following events printed one per card: (1) Sun develops active sunspot region. (2) Coronal mass ejection launches charged particles into space. (3) Electromagnetic radiation (radio waves and X-rays) leaves the Sun at the speed of light. (4) EM radiation reaches Earth in 8 minutes — causes immediate radio blackout on sunlit side of Earth. (5) CME particle cloud travels for 17 hours and compresses Earth's magnetosphere. (6) Magnetosphere deflects most particles but allows some to spiral toward poles. (7) Charged particles collide with atmospheric gas — aurora forms (seen in South Africa and Rwanda). (8) Geomagnetic field fluctuations disrupt HF radio used by Kenya Met Department. (9) Satellite orbits experience increased drag — GPS accuracy reduces over East Africa. (10) Fishing communities at Lake Victoria and Mombasa observe tidal anomalies linked to combined solar-lunar tidal forcing. Groups arrange the cards into a logical causal chain on their desk, then draw connecting arrows and write a one-sentence explanation for each arrow ('This causes this because...'). After 7 minutes, each group shares one arrow-and-explanation with the class. Teacher builds the master chain on the board. The teacher then introduces two additional phenomena using diagrams drawn on the board: (a) Eclipse Geometry — Teacher draws Sun, Moon, and Earth in umbra-penumbra alignment and asks: 'Why is a total solar eclipse only visible from a narrow strip of Earth? Use your knowledge of orbital distances from Lesson 5.' Learners respond in writing for 2 minutes. (b) Tidal Forces — Teacher revisits Lesson 6 content: 'The Moon's gravity pulls on Lake Victoria. The Sun also pulls, but less strongly. When the Sun and Moon align — as during a new or full moon — their combined tidal force is strongest. Fishermen on Lake Victoria time their nets to these tidal rhythms. This is space physics affecting Kenyan food security.' Learners add a sentence to their notebooks connecting tidal forces to a specific Kenyan livelihood.</w:t>
+              <w:t xml:space="preserve">Each learner writes one sticky note (or paper slip) for the Driving Question Board. They choose from three prompts: (A) 'Today I found new evidence that answers the driving question: ...' (B) 'A new question this lesson raised for me is: ...' (C) 'Something about space phenomena that I still do not understand: ...' Learners post their notes in the corresponding column of the Driving Question Board. The teacher reads 3-4 notes aloud (anonymously) and categorises them: evidence gathered, questions answered, and open questions remaining. The class briefly discusses: 'How does knowing that solar flares can cut off Kenya Met Department radio change your view of the night sky above Nairobi? Is the sky still just a beautiful backdrop?'</w:t>
             </w:r>
           </w:p>
         </w:tc>
@@ -27681,7 +28285,7 @@
                 <w:sz w:val="18"/>
                 <w:szCs w:val="18"/>
               </w:rPr>
-              <w:t xml:space="preserve">Distribute card sets face-down. Say: 'Do not flip the cards until I say go. When I say go, your group has 7 minutes to arrange these 10 cards into the correct causal sequence — from the Sun to Kenya. Every arrow you draw must have a reason written next to it. If you disagree in your group, try both arrangements and argue for yours using evidence from your handout.' After 7 minutes: 'Each group — tell me one arrow. Just one. Which card causes which other card, and why?' Build the master chain on the board from group contributions, asking the class to confirm or challenge each link. Say: 'Notice that this chain has a beginning in space and an ending in a Kenyan fishing village. The universe is not separate from us.' For eclipse geometry, draw slowly and ask: 'If the Moon were twice as far away from Earth as it actually is, would we still see total solar eclipses? Think about it for 30 seconds before answering.' WAIT TIME: 30 full seconds of silence after the eclipse question. Then cold-call. For tidal forces, connect explicitly to Lesson 6: 'We already know the Moon causes tides. What is new today is understanding that this is not just a coastal fact — it is a space physics fact that affects inland lakes and farming calendars in Kenya.' WAIT TIME: After asking learners to write their tidal sentence, give 2 full minutes of silent individual writing.</w:t>
+              <w:t xml:space="preserve">Say: 'The Driving Question Board tracks our growing understanding. We have been building evidence since Lesson 1. Today you found that the universe is not just something we look at — it acts on us. Write one thing: a new piece of evidence, a new question, or something still unclear. One minute to write.' After posting: read 3-4 aloud. For each, say either: 'This is evidence that moves us closer to answering the driving question — because...' or 'This is a great open question. We may address it in Lesson 11 or it may be something scientists are still working on.' Close by saying: 'The night sky above Nairobi looked static and permanent in Lesson 1. Does it still look that way to you?' WAIT TIME: After this closing question, wait 6 full seconds. Let the silence do its work before taking 2-3 verbal responses.</w:t>
             </w:r>
           </w:p>
         </w:tc>
@@ -27713,7 +28317,7 @@
                 <w:sz w:val="18"/>
                 <w:szCs w:val="18"/>
               </w:rPr>
-              <w:t xml:space="preserve">The card-sort externalises the causal chain and forces learners to argue for sequencing using evidence — a high-order sensemaking move. The master chain built collectively on the board becomes a shared reference artefact. The eclipse geometry question applies Lesson 5 knowledge (orbital distances, geometry) to a new context, promoting transfer. The explicit tidal-food-security connection models scientific thinking as socially relevant, not abstract.</w:t>
+              <w:t xml:space="preserve">The DQB update externalises the class's growing evidence base and metacognitive awareness. The three-prompt structure prevents the common student response of 'I have no questions' by offering an evidence-sharing option for confident learners. Reading notes aloud without attribution builds psychological safety for sharing uncertainty.</w:t>
             </w:r>
           </w:p>
         </w:tc>
@@ -27745,7 +28349,7 @@
                 <w:sz w:val="18"/>
                 <w:szCs w:val="18"/>
               </w:rPr>
-              <w:t xml:space="preserve">During card sorting, circulate and listen for whether groups place Card 3 (EM radiation) and Card 4 (immediate radio blackout) in the correct position relative to Card 2 (CME launch) and Card 5 (CME arrival 17 hours later). The most common error is conflating the two separate emissions (light-speed EM and slower particle cloud) into one event. Gently ask groups with this error: 'If light takes 8 minutes to reach Earth, but the particle cloud takes 17 hours, can they arrive at the same time? What does that mean for the sequence?' For the eclipse question, assess whether learners apply the concept of angular size from orbital distance (Lesson 5 content). Accept partial reasoning and build on it.</w:t>
+              <w:t xml:space="preserve">Scan sticky notes for three things: (1) Are learners attributing effects to causes correctly (CME causing radio blackouts rather than, for example, the Moon)? (2) Are questions becoming more sophisticated compared to earlier lessons — moving from 'what is the Big Bang' to 'how does space weather affect satellites'? (3) Are any learners still fundamentally confused about the Earth-Sun relationship? Flag these for one-to-one follow-up before Lesson 10.</w:t>
             </w:r>
           </w:p>
         </w:tc>
@@ -27754,32 +28358,32 @@
         <w:tc>
           <w:tcPr>
             <w:tcW w:type="dxa" w:w="1520"/>
-            <w:shd w:fill="FCE4D6" w:color="auto" w:val="clear"/>
-            <w:tcMar>
-              <w:top w:type="dxa" w:w="60"/>
-              <w:left w:type="dxa" w:w="120"/>
-              <w:bottom w:type="dxa" w:w="60"/>
-              <w:right w:type="dxa" w:w="120"/>
-            </w:tcMar>
-            <w:vAlign w:val="top"/>
-          </w:tcPr>
-          <w:p>
-            <w:pPr>
-              <w:spacing w:after="40" w:before="0"/>
-              <w:jc w:val="left"/>
-            </w:pPr>
-            <w:r>
-              <w:rPr>
-                <w:rFonts w:ascii="Arial" w:cs="Arial" w:eastAsia="Arial" w:hAnsi="Arial"/>
-                <w:b/>
-                <w:bCs/>
-                <w:i w:val="false"/>
-                <w:iCs w:val="false"/>
-                <w:color w:val="000000"/>
-                <w:sz w:val="18"/>
-                <w:szCs w:val="18"/>
-              </w:rPr>
-              <w:t xml:space="preserve">Driving Question Board (DQB) Creation</w:t>
+            <w:shd w:fill="D5E8F0" w:color="auto" w:val="clear"/>
+            <w:tcMar>
+              <w:top w:type="dxa" w:w="60"/>
+              <w:left w:type="dxa" w:w="120"/>
+              <w:bottom w:type="dxa" w:w="60"/>
+              <w:right w:type="dxa" w:w="120"/>
+            </w:tcMar>
+            <w:vAlign w:val="top"/>
+          </w:tcPr>
+          <w:p>
+            <w:pPr>
+              <w:spacing w:after="40" w:before="0"/>
+              <w:jc w:val="left"/>
+            </w:pPr>
+            <w:r>
+              <w:rPr>
+                <w:rFonts w:ascii="Arial" w:cs="Arial" w:eastAsia="Arial" w:hAnsi="Arial"/>
+                <w:b/>
+                <w:bCs/>
+                <w:i w:val="false"/>
+                <w:iCs w:val="false"/>
+                <w:color w:val="000000"/>
+                <w:sz w:val="18"/>
+                <w:szCs w:val="18"/>
+              </w:rPr>
+              <w:t xml:space="preserve">Model Building Phase</w:t>
             </w:r>
           </w:p>
           <w:p>
@@ -27802,7 +28406,7 @@
             <w:pPr>
               <w:spacing w:after="20" w:before="0"/>
             </w:pPr>
-            <w:hyperlink w:history="1" r:id="rIdgnznr8egzeqfzzneycx7y">
+            <w:hyperlink w:history="1" r:id="rId_lzvk225ec5ydm2yrelg4">
               <w:r>
                 <w:rPr>
                   <w:rFonts w:ascii="Arial" w:cs="Arial" w:eastAsia="Arial" w:hAnsi="Arial"/>
@@ -27835,7 +28439,7 @@
               <w:spacing w:after="10" w:before="0"/>
               <w:ind w:left="120"/>
             </w:pPr>
-            <w:hyperlink w:history="1" r:id="rIdkh9faiq4hls66l-loysgn">
+            <w:hyperlink w:history="1" r:id="rIdn5emmldk3ei6eqzdpir3q">
               <w:r>
                 <w:rPr>
                   <w:rFonts w:ascii="Arial" w:cs="Arial" w:eastAsia="Arial" w:hAnsi="Arial"/>
@@ -27897,312 +28501,7 @@
               <w:spacing w:after="10" w:before="0"/>
               <w:ind w:left="120"/>
             </w:pPr>
-            <w:hyperlink w:history="1" r:id="rIdnwnthxiojghkca0tjqzcy">
-              <w:r>
-                <w:rPr>
-                  <w:rFonts w:ascii="Arial" w:cs="Arial" w:eastAsia="Arial" w:hAnsi="Arial"/>
-                  <w:color w:val="595959"/>
-                  <w:sz w:val="14"/>
-                  <w:szCs w:val="14"/>
-                  <w:u w:val="single" w:color="595959"/>
-                </w:rPr>
-                <w:t xml:space="preserve">🔍 Search ARES for readings</w:t>
-              </w:r>
-            </w:hyperlink>
-          </w:p>
-          <w:p>
-            <w:pPr>
-              <w:spacing w:after="10" w:before="0"/>
-              <w:ind w:left="120"/>
-            </w:pPr>
-            <w:r>
-              <w:rPr>
-                <w:rFonts w:ascii="Arial" w:cs="Arial" w:eastAsia="Arial" w:hAnsi="Arial"/>
-                <w:color w:val="595959"/>
-                <w:sz w:val="14"/>
-                <w:szCs w:val="14"/>
-              </w:rPr>
-              <w:t xml:space="preserve">Search terms: space physics solar flare</w:t>
-            </w:r>
-          </w:p>
-        </w:tc>
-        <w:tc>
-          <w:tcPr>
-            <w:tcW w:type="dxa" w:w="3040"/>
-            <w:shd w:fill="FFFFFF" w:color="auto" w:val="clear"/>
-            <w:tcMar>
-              <w:top w:type="dxa" w:w="60"/>
-              <w:left w:type="dxa" w:w="120"/>
-              <w:bottom w:type="dxa" w:w="60"/>
-              <w:right w:type="dxa" w:w="120"/>
-            </w:tcMar>
-            <w:vAlign w:val="top"/>
-          </w:tcPr>
-          <w:p>
-            <w:pPr>
-              <w:spacing w:after="40" w:before="0"/>
-              <w:jc w:val="left"/>
-            </w:pPr>
-            <w:r>
-              <w:rPr>
-                <w:rFonts w:ascii="Arial" w:cs="Arial" w:eastAsia="Arial" w:hAnsi="Arial"/>
-                <w:b w:val="false"/>
-                <w:bCs w:val="false"/>
-                <w:i w:val="false"/>
-                <w:iCs w:val="false"/>
-                <w:color w:val="000000"/>
-                <w:sz w:val="18"/>
-                <w:szCs w:val="18"/>
-              </w:rPr>
-              <w:t xml:space="preserve">Each learner writes one sticky note (or paper slip) for the Driving Question Board. They choose from three prompts: (A) 'Today I found new evidence that answers the driving question: ...' (B) 'A new question this lesson raised for me is: ...' (C) 'Something about space phenomena that I still do not understand: ...' Learners post their notes in the corresponding column of the Driving Question Board. The teacher reads 3-4 notes aloud (anonymously) and categorises them: evidence gathered, questions answered, and open questions remaining. The class briefly discusses: 'How does knowing that solar flares can cut off Kenya Met Department radio change your view of the night sky above Nairobi? Is the sky still just a beautiful backdrop?'</w:t>
-            </w:r>
-          </w:p>
-        </w:tc>
-        <w:tc>
-          <w:tcPr>
-            <w:tcW w:type="dxa" w:w="3040"/>
-            <w:shd w:fill="F2F2F2" w:color="auto" w:val="clear"/>
-            <w:tcMar>
-              <w:top w:type="dxa" w:w="60"/>
-              <w:left w:type="dxa" w:w="120"/>
-              <w:bottom w:type="dxa" w:w="60"/>
-              <w:right w:type="dxa" w:w="120"/>
-            </w:tcMar>
-            <w:vAlign w:val="top"/>
-          </w:tcPr>
-          <w:p>
-            <w:pPr>
-              <w:spacing w:after="40" w:before="0"/>
-              <w:jc w:val="left"/>
-            </w:pPr>
-            <w:r>
-              <w:rPr>
-                <w:rFonts w:ascii="Arial" w:cs="Arial" w:eastAsia="Arial" w:hAnsi="Arial"/>
-                <w:b w:val="false"/>
-                <w:bCs w:val="false"/>
-                <w:i w:val="false"/>
-                <w:iCs w:val="false"/>
-                <w:color w:val="000000"/>
-                <w:sz w:val="18"/>
-                <w:szCs w:val="18"/>
-              </w:rPr>
-              <w:t xml:space="preserve">Say: 'The Driving Question Board tracks our growing understanding. We have been building evidence since Lesson 1. Today you found that the universe is not just something we look at — it acts on us. Write one thing: a new piece of evidence, a new question, or something still unclear. One minute to write.' After posting: read 3-4 aloud. For each, say either: 'This is evidence that moves us closer to answering the driving question — because...' or 'This is a great open question. We may address it in Lesson 11 or it may be something scientists are still working on.' Close by saying: 'The night sky above Nairobi looked static and permanent in Lesson 1. Does it still look that way to you?' WAIT TIME: After this closing question, wait 6 full seconds. Let the silence do its work before taking 2-3 verbal responses.</w:t>
-            </w:r>
-          </w:p>
-        </w:tc>
-        <w:tc>
-          <w:tcPr>
-            <w:tcW w:type="dxa" w:w="3040"/>
-            <w:shd w:fill="FFFFFF" w:color="auto" w:val="clear"/>
-            <w:tcMar>
-              <w:top w:type="dxa" w:w="60"/>
-              <w:left w:type="dxa" w:w="120"/>
-              <w:bottom w:type="dxa" w:w="60"/>
-              <w:right w:type="dxa" w:w="120"/>
-            </w:tcMar>
-            <w:vAlign w:val="top"/>
-          </w:tcPr>
-          <w:p>
-            <w:pPr>
-              <w:spacing w:after="40" w:before="0"/>
-              <w:jc w:val="left"/>
-            </w:pPr>
-            <w:r>
-              <w:rPr>
-                <w:rFonts w:ascii="Arial" w:cs="Arial" w:eastAsia="Arial" w:hAnsi="Arial"/>
-                <w:b w:val="false"/>
-                <w:bCs w:val="false"/>
-                <w:i w:val="false"/>
-                <w:iCs w:val="false"/>
-                <w:color w:val="000000"/>
-                <w:sz w:val="18"/>
-                <w:szCs w:val="18"/>
-              </w:rPr>
-              <w:t xml:space="preserve">The DQB update externalises the class's growing evidence base and metacognitive awareness. The three-prompt structure prevents the common student response of 'I have no questions' by offering an evidence-sharing option for confident learners. Reading notes aloud without attribution builds psychological safety for sharing uncertainty.</w:t>
-            </w:r>
-          </w:p>
-        </w:tc>
-        <w:tc>
-          <w:tcPr>
-            <w:tcW w:type="dxa" w:w="3040"/>
-            <w:shd w:fill="F2F2F2" w:color="auto" w:val="clear"/>
-            <w:tcMar>
-              <w:top w:type="dxa" w:w="60"/>
-              <w:left w:type="dxa" w:w="120"/>
-              <w:bottom w:type="dxa" w:w="60"/>
-              <w:right w:type="dxa" w:w="120"/>
-            </w:tcMar>
-            <w:vAlign w:val="top"/>
-          </w:tcPr>
-          <w:p>
-            <w:pPr>
-              <w:spacing w:after="40" w:before="0"/>
-              <w:jc w:val="left"/>
-            </w:pPr>
-            <w:r>
-              <w:rPr>
-                <w:rFonts w:ascii="Arial" w:cs="Arial" w:eastAsia="Arial" w:hAnsi="Arial"/>
-                <w:b w:val="false"/>
-                <w:bCs w:val="false"/>
-                <w:i w:val="false"/>
-                <w:iCs w:val="false"/>
-                <w:color w:val="000000"/>
-                <w:sz w:val="18"/>
-                <w:szCs w:val="18"/>
-              </w:rPr>
-              <w:t xml:space="preserve">Scan sticky notes for three things: (1) Are learners attributing effects to causes correctly (CME causing radio blackouts rather than, for example, the Moon)? (2) Are questions becoming more sophisticated compared to earlier lessons — moving from 'what is the Big Bang' to 'how does space weather affect satellites'? (3) Are any learners still fundamentally confused about the Earth-Sun relationship? Flag these for one-to-one follow-up before Lesson 10.</w:t>
-            </w:r>
-          </w:p>
-        </w:tc>
-      </w:tr>
-      <w:tr>
-        <w:tc>
-          <w:tcPr>
-            <w:tcW w:type="dxa" w:w="1520"/>
-            <w:shd w:fill="D5E8F0" w:color="auto" w:val="clear"/>
-            <w:tcMar>
-              <w:top w:type="dxa" w:w="60"/>
-              <w:left w:type="dxa" w:w="120"/>
-              <w:bottom w:type="dxa" w:w="60"/>
-              <w:right w:type="dxa" w:w="120"/>
-            </w:tcMar>
-            <w:vAlign w:val="top"/>
-          </w:tcPr>
-          <w:p>
-            <w:pPr>
-              <w:spacing w:after="40" w:before="0"/>
-              <w:jc w:val="left"/>
-            </w:pPr>
-            <w:r>
-              <w:rPr>
-                <w:rFonts w:ascii="Arial" w:cs="Arial" w:eastAsia="Arial" w:hAnsi="Arial"/>
-                <w:b/>
-                <w:bCs/>
-                <w:i w:val="false"/>
-                <w:iCs w:val="false"/>
-                <w:color w:val="000000"/>
-                <w:sz w:val="18"/>
-                <w:szCs w:val="18"/>
-              </w:rPr>
-              <w:t xml:space="preserve">Model Building Phase</w:t>
-            </w:r>
-          </w:p>
-          <w:p>
-            <w:pPr>
-              <w:spacing w:after="20" w:before="0"/>
-            </w:pPr>
-            <w:r>
-              <w:rPr>
-                <w:rFonts w:ascii="Arial" w:cs="Arial" w:eastAsia="Arial" w:hAnsi="Arial"/>
-                <w:b/>
-                <w:bCs/>
-                <w:color w:val="1F3864"/>
-                <w:sz w:val="16"/>
-                <w:szCs w:val="16"/>
-              </w:rPr>
-              <w:t xml:space="preserve">📹 VIDEO:</w:t>
-            </w:r>
-          </w:p>
-          <w:p>
-            <w:pPr>
-              <w:spacing w:after="20" w:before="0"/>
-            </w:pPr>
-            <w:hyperlink w:history="1" r:id="rIdvatfzkebilsbntnkh78cq">
-              <w:r>
-                <w:rPr>
-                  <w:rFonts w:ascii="Arial" w:cs="Arial" w:eastAsia="Arial" w:hAnsi="Arial"/>
-                  <w:color w:val="2E75B6"/>
-                  <w:sz w:val="16"/>
-                  <w:szCs w:val="16"/>
-                  <w:u w:val="single" w:color="2E75B6"/>
-                </w:rPr>
-                <w:t xml:space="preserve">Solar and lunar eclipses</w:t>
-              </w:r>
-            </w:hyperlink>
-          </w:p>
-          <w:p>
-            <w:pPr>
-              <w:spacing w:after="10" w:before="0"/>
-              <w:ind w:left="120"/>
-            </w:pPr>
-            <w:r>
-              <w:rPr>
-                <w:rFonts w:ascii="Arial" w:cs="Arial" w:eastAsia="Arial" w:hAnsi="Arial"/>
-                <w:color w:val="595959"/>
-                <w:sz w:val="14"/>
-                <w:szCs w:val="14"/>
-              </w:rPr>
-              <w:t xml:space="preserve">Source: Khan Academy (English - US curriculum)</w:t>
-            </w:r>
-          </w:p>
-          <w:p>
-            <w:pPr>
-              <w:spacing w:after="10" w:before="0"/>
-              <w:ind w:left="120"/>
-            </w:pPr>
-            <w:hyperlink w:history="1" r:id="rIdfhru2bzmibrvxwxuaxudr">
-              <w:r>
-                <w:rPr>
-                  <w:rFonts w:ascii="Arial" w:cs="Arial" w:eastAsia="Arial" w:hAnsi="Arial"/>
-                  <w:color w:val="595959"/>
-                  <w:sz w:val="14"/>
-                  <w:szCs w:val="14"/>
-                  <w:u w:val="single" w:color="595959"/>
-                </w:rPr>
-                <w:t xml:space="preserve">🔍 Search ARES for similar videos</w:t>
-              </w:r>
-            </w:hyperlink>
-          </w:p>
-          <w:p>
-            <w:pPr>
-              <w:spacing w:after="40" w:before="0"/>
-            </w:pPr>
-            <w:r>
-              <w:rPr>
-                <w:sz w:val="14"/>
-                <w:szCs w:val="14"/>
-              </w:rPr>
-              <w:t xml:space="preserve"/>
-            </w:r>
-          </w:p>
-          <w:p>
-            <w:pPr>
-              <w:spacing w:after="20" w:before="0"/>
-            </w:pPr>
-            <w:r>
-              <w:rPr>
-                <w:rFonts w:ascii="Arial" w:cs="Arial" w:eastAsia="Arial" w:hAnsi="Arial"/>
-                <w:b/>
-                <w:bCs/>
-                <w:color w:val="1F3864"/>
-                <w:sz w:val="16"/>
-                <w:szCs w:val="16"/>
-              </w:rPr>
-              <w:t xml:space="preserve">📖 READING:</w:t>
-            </w:r>
-          </w:p>
-          <w:p>
-            <w:pPr>
-              <w:spacing w:after="20" w:before="0"/>
-            </w:pPr>
-            <w:r>
-              <w:rPr>
-                <w:rFonts w:ascii="Arial" w:cs="Arial" w:eastAsia="Arial" w:hAnsi="Arial"/>
-                <w:i/>
-                <w:iCs/>
-                <w:color w:val="595959"/>
-                <w:sz w:val="16"/>
-                <w:szCs w:val="16"/>
-              </w:rPr>
-              <w:t xml:space="preserve">No closely matching reading in the ARES library for this activity.</w:t>
-            </w:r>
-          </w:p>
-          <w:p>
-            <w:pPr>
-              <w:spacing w:after="10" w:before="0"/>
-              <w:ind w:left="120"/>
-            </w:pPr>
-            <w:hyperlink w:history="1" r:id="rIdvd5pys-7p5adq3dnjtjom">
+            <w:hyperlink w:history="1" r:id="rIdi-88ikuvdvmkstuwjezwg">
               <w:r>
                 <w:rPr>
                   <w:rFonts w:ascii="Arial" w:cs="Arial" w:eastAsia="Arial" w:hAnsi="Arial"/>
@@ -28729,7 +29028,7 @@
         </w:rPr>
         <w:t xml:space="preserve">© 2026 SeaVuria and ARES. Aligned with KICD objectives. Developed by SeaVuria; technical implementation by ARES (with AI assistance from Claude). Licensed under </w:t>
       </w:r>
-      <w:hyperlink w:history="1" r:id="rIdxku_fnfe0imd0ew39nwg2">
+      <w:hyperlink w:history="1" r:id="rIdhfdshlg04brtllamiqk0g">
         <w:r>
           <w:rPr>
             <w:rFonts w:ascii="Arial" w:cs="Arial" w:eastAsia="Arial" w:hAnsi="Arial"/>
@@ -28750,7 +29049,7 @@
         </w:rPr>
         <w:t xml:space="preserve"> (</w:t>
       </w:r>
-      <w:hyperlink w:history="1" r:id="rIdobjxw6uirzcq7ew8pqlc-">
+      <w:hyperlink w:history="1" r:id="rId4epxhzkazjmhyotft2ybr">
         <w:r>
           <w:rPr>
             <w:rFonts w:ascii="Arial" w:cs="Arial" w:eastAsia="Arial" w:hAnsi="Arial"/>
@@ -29780,7 +30079,7 @@
               <w:spacing w:after="10" w:before="0"/>
               <w:ind w:left="120"/>
             </w:pPr>
-            <w:hyperlink w:history="1" r:id="rId4ywroagnzfhet0lilnfik">
+            <w:hyperlink w:history="1" r:id="rIdjsgrfmrtqltck0cpy5c5_">
               <w:r>
                 <w:rPr>
                   <w:rFonts w:ascii="Arial" w:cs="Arial" w:eastAsia="Arial" w:hAnsi="Arial"/>
@@ -29857,7 +30156,7 @@
               <w:spacing w:after="10" w:before="0"/>
               <w:ind w:left="120"/>
             </w:pPr>
-            <w:hyperlink w:history="1" r:id="rIdthyyczd-uiunuao_u31k6">
+            <w:hyperlink w:history="1" r:id="rIdr-1o-ae9xm3cyb53oq9uq">
               <w:r>
                 <w:rPr>
                   <w:rFonts w:ascii="Arial" w:cs="Arial" w:eastAsia="Arial" w:hAnsi="Arial"/>
@@ -30084,7 +30383,7 @@
               <w:spacing w:after="10" w:before="0"/>
               <w:ind w:left="120"/>
             </w:pPr>
-            <w:hyperlink w:history="1" r:id="rIdpcbt38tul5blt1kyqhmma">
+            <w:hyperlink w:history="1" r:id="rIdxuorkxitt4nbxmsnc_ie3">
               <w:r>
                 <w:rPr>
                   <w:rFonts w:ascii="Arial" w:cs="Arial" w:eastAsia="Arial" w:hAnsi="Arial"/>
@@ -30161,7 +30460,7 @@
               <w:spacing w:after="10" w:before="0"/>
               <w:ind w:left="120"/>
             </w:pPr>
-            <w:hyperlink w:history="1" r:id="rIdpwx_thdnkn3q6xkfslzml">
+            <w:hyperlink w:history="1" r:id="rIdywnrjpjjd8eic_1ilmopq">
               <w:r>
                 <w:rPr>
                   <w:rFonts w:ascii="Arial" w:cs="Arial" w:eastAsia="Arial" w:hAnsi="Arial"/>
@@ -30388,7 +30687,7 @@
               <w:spacing w:after="10" w:before="0"/>
               <w:ind w:left="120"/>
             </w:pPr>
-            <w:hyperlink w:history="1" r:id="rIdaigfbxvicpigzf2fjzadh">
+            <w:hyperlink w:history="1" r:id="rIdpfjk8ayk1fuv-p19rvze8">
               <w:r>
                 <w:rPr>
                   <w:rFonts w:ascii="Arial" w:cs="Arial" w:eastAsia="Arial" w:hAnsi="Arial"/>
@@ -30465,7 +30764,7 @@
               <w:spacing w:after="10" w:before="0"/>
               <w:ind w:left="120"/>
             </w:pPr>
-            <w:hyperlink w:history="1" r:id="rIdp6d5rjerpdbt-cs0w7gf8">
+            <w:hyperlink w:history="1" r:id="rIdtsjhhqechx092nhnwveww">
               <w:r>
                 <w:rPr>
                   <w:rFonts w:ascii="Arial" w:cs="Arial" w:eastAsia="Arial" w:hAnsi="Arial"/>
@@ -30692,7 +30991,7 @@
               <w:spacing w:after="10" w:before="0"/>
               <w:ind w:left="120"/>
             </w:pPr>
-            <w:hyperlink w:history="1" r:id="rIdiaegtnvztrbhngt6tdofc">
+            <w:hyperlink w:history="1" r:id="rIdcpqgo7lok0xn1vw_ywaci">
               <w:r>
                 <w:rPr>
                   <w:rFonts w:ascii="Arial" w:cs="Arial" w:eastAsia="Arial" w:hAnsi="Arial"/>
@@ -30769,7 +31068,7 @@
               <w:spacing w:after="10" w:before="0"/>
               <w:ind w:left="120"/>
             </w:pPr>
-            <w:hyperlink w:history="1" r:id="rIdlcsmsqkzohxmt2l7pbaev">
+            <w:hyperlink w:history="1" r:id="rIdkxjujyozhlkynl4rvwiou">
               <w:r>
                 <w:rPr>
                   <w:rFonts w:ascii="Arial" w:cs="Arial" w:eastAsia="Arial" w:hAnsi="Arial"/>
@@ -30996,7 +31295,7 @@
               <w:spacing w:after="10" w:before="0"/>
               <w:ind w:left="120"/>
             </w:pPr>
-            <w:hyperlink w:history="1" r:id="rId2ckrepxucjwt1fy39-oxq">
+            <w:hyperlink w:history="1" r:id="rIdernrwe1vpcvdkm49wbss9">
               <w:r>
                 <w:rPr>
                   <w:rFonts w:ascii="Arial" w:cs="Arial" w:eastAsia="Arial" w:hAnsi="Arial"/>
@@ -31073,7 +31372,7 @@
               <w:spacing w:after="10" w:before="0"/>
               <w:ind w:left="120"/>
             </w:pPr>
-            <w:hyperlink w:history="1" r:id="rId6ki6pbgjzvfqld9wf6ket">
+            <w:hyperlink w:history="1" r:id="rIdisotaxqiuhhi059yghgis">
               <w:r>
                 <w:rPr>
                   <w:rFonts w:ascii="Arial" w:cs="Arial" w:eastAsia="Arial" w:hAnsi="Arial"/>
@@ -31714,7 +32013,7 @@
         </w:rPr>
         <w:t xml:space="preserve">© 2026 SeaVuria and ARES. Aligned with KICD objectives. Developed by SeaVuria; technical implementation by ARES (with AI assistance from Claude). Licensed under </w:t>
       </w:r>
-      <w:hyperlink w:history="1" r:id="rIdyw9_stjxgq-1jnmp37-d0">
+      <w:hyperlink w:history="1" r:id="rIduhh0ycurofw50tvhvuz9y">
         <w:r>
           <w:rPr>
             <w:rFonts w:ascii="Arial" w:cs="Arial" w:eastAsia="Arial" w:hAnsi="Arial"/>
@@ -31735,7 +32034,7 @@
         </w:rPr>
         <w:t xml:space="preserve"> (</w:t>
       </w:r>
-      <w:hyperlink w:history="1" r:id="rId2khz_4tdxah-vleaxbc_2">
+      <w:hyperlink w:history="1" r:id="rIducd5meiwhlsobiuvwqowy">
         <w:r>
           <w:rPr>
             <w:rFonts w:ascii="Arial" w:cs="Arial" w:eastAsia="Arial" w:hAnsi="Arial"/>
@@ -32765,7 +33064,7 @@
               <w:spacing w:after="10" w:before="0"/>
               <w:ind w:left="120"/>
             </w:pPr>
-            <w:hyperlink w:history="1" r:id="rId5o3dym_cidwdxcee9lhub">
+            <w:hyperlink w:history="1" r:id="rIdvqzgyxvmsd-meaui0epav">
               <w:r>
                 <w:rPr>
                   <w:rFonts w:ascii="Arial" w:cs="Arial" w:eastAsia="Arial" w:hAnsi="Arial"/>
@@ -32842,7 +33141,7 @@
               <w:spacing w:after="10" w:before="0"/>
               <w:ind w:left="120"/>
             </w:pPr>
-            <w:hyperlink w:history="1" r:id="rIdkwwseu98j7raeefev3_t7">
+            <w:hyperlink w:history="1" r:id="rIdz2ugmpxdfq4ai-hlmhmwq">
               <w:r>
                 <w:rPr>
                   <w:rFonts w:ascii="Arial" w:cs="Arial" w:eastAsia="Arial" w:hAnsi="Arial"/>
@@ -33069,7 +33368,7 @@
               <w:spacing w:after="10" w:before="0"/>
               <w:ind w:left="120"/>
             </w:pPr>
-            <w:hyperlink w:history="1" r:id="rIdwi8wem9vetvwajrj65s_d">
+            <w:hyperlink w:history="1" r:id="rIdd-bnvibmpchc6oreexbvn">
               <w:r>
                 <w:rPr>
                   <w:rFonts w:ascii="Arial" w:cs="Arial" w:eastAsia="Arial" w:hAnsi="Arial"/>
@@ -33146,7 +33445,7 @@
               <w:spacing w:after="10" w:before="0"/>
               <w:ind w:left="120"/>
             </w:pPr>
-            <w:hyperlink w:history="1" r:id="rIdnwbimrgar5bmqcakwkj68">
+            <w:hyperlink w:history="1" r:id="rIdw27fqsmzwu1gzhfxpmgub">
               <w:r>
                 <w:rPr>
                   <w:rFonts w:ascii="Arial" w:cs="Arial" w:eastAsia="Arial" w:hAnsi="Arial"/>
@@ -33373,7 +33672,7 @@
               <w:spacing w:after="10" w:before="0"/>
               <w:ind w:left="120"/>
             </w:pPr>
-            <w:hyperlink w:history="1" r:id="rIdq1_yhj5xmv-audnmft-f3">
+            <w:hyperlink w:history="1" r:id="rIdjhkxrf3hma08ll--pj-gr">
               <w:r>
                 <w:rPr>
                   <w:rFonts w:ascii="Arial" w:cs="Arial" w:eastAsia="Arial" w:hAnsi="Arial"/>
@@ -33450,7 +33749,7 @@
               <w:spacing w:after="10" w:before="0"/>
               <w:ind w:left="120"/>
             </w:pPr>
-            <w:hyperlink w:history="1" r:id="rIddegu1zulmn-t-gd5j2gi-">
+            <w:hyperlink w:history="1" r:id="rIdqhcv_wdxduwyeqbupaz-l">
               <w:r>
                 <w:rPr>
                   <w:rFonts w:ascii="Arial" w:cs="Arial" w:eastAsia="Arial" w:hAnsi="Arial"/>
@@ -33677,7 +33976,7 @@
               <w:spacing w:after="10" w:before="0"/>
               <w:ind w:left="120"/>
             </w:pPr>
-            <w:hyperlink w:history="1" r:id="rId1emvswkbcagq-kqomvyd0">
+            <w:hyperlink w:history="1" r:id="rIdkr4iyawxn1-vgpxdvw66m">
               <w:r>
                 <w:rPr>
                   <w:rFonts w:ascii="Arial" w:cs="Arial" w:eastAsia="Arial" w:hAnsi="Arial"/>
@@ -33754,7 +34053,7 @@
               <w:spacing w:after="10" w:before="0"/>
               <w:ind w:left="120"/>
             </w:pPr>
-            <w:hyperlink w:history="1" r:id="rIdknfysgnbsfy-dkj_a9zvx">
+            <w:hyperlink w:history="1" r:id="rIdydl_zh0khdfvi_ndodq_h">
               <w:r>
                 <w:rPr>
                   <w:rFonts w:ascii="Arial" w:cs="Arial" w:eastAsia="Arial" w:hAnsi="Arial"/>
@@ -33981,7 +34280,7 @@
               <w:spacing w:after="10" w:before="0"/>
               <w:ind w:left="120"/>
             </w:pPr>
-            <w:hyperlink w:history="1" r:id="rIdhzsgoufe-fpy-35821wk-">
+            <w:hyperlink w:history="1" r:id="rIddn4iv55twsaceihfxdnyd">
               <w:r>
                 <w:rPr>
                   <w:rFonts w:ascii="Arial" w:cs="Arial" w:eastAsia="Arial" w:hAnsi="Arial"/>
@@ -34058,7 +34357,7 @@
               <w:spacing w:after="10" w:before="0"/>
               <w:ind w:left="120"/>
             </w:pPr>
-            <w:hyperlink w:history="1" r:id="rIddqmn832q66qe1etbe-16d">
+            <w:hyperlink w:history="1" r:id="rId1rwg8terf71yj0bpaodru">
               <w:r>
                 <w:rPr>
                   <w:rFonts w:ascii="Arial" w:cs="Arial" w:eastAsia="Arial" w:hAnsi="Arial"/>
@@ -34585,7 +34884,7 @@
         </w:rPr>
         <w:t xml:space="preserve">© 2026 SeaVuria and ARES. Aligned with KICD objectives. Developed by SeaVuria; technical implementation by ARES (with AI assistance from Claude). Licensed under </w:t>
       </w:r>
-      <w:hyperlink w:history="1" r:id="rIdkcxjwub-axdntshwcewuq">
+      <w:hyperlink w:history="1" r:id="rIdqzuvm-hyponokjfhrppf3">
         <w:r>
           <w:rPr>
             <w:rFonts w:ascii="Arial" w:cs="Arial" w:eastAsia="Arial" w:hAnsi="Arial"/>
@@ -34606,7 +34905,7 @@
         </w:rPr>
         <w:t xml:space="preserve"> (</w:t>
       </w:r>
-      <w:hyperlink w:history="1" r:id="rIdv6gm0u6bzp-oxfuttcsq6">
+      <w:hyperlink w:history="1" r:id="rIdtbkuhcgvds3odbr9vzy4q">
         <w:r>
           <w:rPr>
             <w:rFonts w:ascii="Arial" w:cs="Arial" w:eastAsia="Arial" w:hAnsi="Arial"/>
@@ -35619,7 +35918,7 @@
             <w:pPr>
               <w:spacing w:after="20" w:before="0"/>
             </w:pPr>
-            <w:hyperlink w:history="1" r:id="rIdcbwstsxxs03n8b0iridiv">
+            <w:hyperlink w:history="1" r:id="rIdkdnivqjixp96kcqdudvgi">
               <w:r>
                 <w:rPr>
                   <w:rFonts w:ascii="Arial" w:cs="Arial" w:eastAsia="Arial" w:hAnsi="Arial"/>
@@ -35628,7 +35927,7 @@
                   <w:szCs w:val="16"/>
                   <w:u w:val="single" w:color="2E75B6"/>
                 </w:rPr>
-                <w:t xml:space="preserve">The solar system</w:t>
+                <w:t xml:space="preserve">Why Cosmic Evolution Matters</w:t>
               </w:r>
             </w:hyperlink>
           </w:p>
@@ -35652,7 +35951,7 @@
               <w:spacing w:after="10" w:before="0"/>
               <w:ind w:left="120"/>
             </w:pPr>
-            <w:hyperlink w:history="1" r:id="rIdpkplx-8h9ergxclb1kzlo">
+            <w:hyperlink w:history="1" r:id="rIdjytdbilpoltfl-q6je3kw">
               <w:r>
                 <w:rPr>
                   <w:rFonts w:ascii="Arial" w:cs="Arial" w:eastAsia="Arial" w:hAnsi="Arial"/>
@@ -35697,7 +35996,7 @@
             <w:pPr>
               <w:spacing w:after="20" w:before="0"/>
             </w:pPr>
-            <w:hyperlink w:history="1" r:id="rIdtz_c8ytn5ynnlfj5drobe">
+            <w:hyperlink w:history="1" r:id="rIdzfjuzx85lflp1htd8ntgs">
               <w:r>
                 <w:rPr>
                   <w:rFonts w:ascii="Arial" w:cs="Arial" w:eastAsia="Arial" w:hAnsi="Arial"/>
@@ -35730,7 +36029,7 @@
               <w:spacing w:after="10" w:before="0"/>
               <w:ind w:left="120"/>
             </w:pPr>
-            <w:hyperlink w:history="1" r:id="rIds0jruxx_tee3gtagy6daq">
+            <w:hyperlink w:history="1" r:id="rId1yg4wqacfexs2tgbxiodd">
               <w:r>
                 <w:rPr>
                   <w:rFonts w:ascii="Arial" w:cs="Arial" w:eastAsia="Arial" w:hAnsi="Arial"/>
@@ -35925,7 +36224,7 @@
             <w:pPr>
               <w:spacing w:after="20" w:before="0"/>
             </w:pPr>
-            <w:hyperlink w:history="1" r:id="rIdunn3o6bfryb7jfa87vcal">
+            <w:hyperlink w:history="1" r:id="rIdqgtnwcwuengtajbpo4crb">
               <w:r>
                 <w:rPr>
                   <w:rFonts w:ascii="Arial" w:cs="Arial" w:eastAsia="Arial" w:hAnsi="Arial"/>
@@ -35934,7 +36233,7 @@
                   <w:szCs w:val="16"/>
                   <w:u w:val="single" w:color="2E75B6"/>
                 </w:rPr>
-                <w:t xml:space="preserve">Earth formation</w:t>
+                <w:t xml:space="preserve">Threshold 1: The Big Bang</w:t>
               </w:r>
             </w:hyperlink>
           </w:p>
@@ -35958,7 +36257,7 @@
               <w:spacing w:after="10" w:before="0"/>
               <w:ind w:left="120"/>
             </w:pPr>
-            <w:hyperlink w:history="1" r:id="rIdmjjahyhttvcengwdt0vtv">
+            <w:hyperlink w:history="1" r:id="rIde6wpehem5quoze64qyuo0">
               <w:r>
                 <w:rPr>
                   <w:rFonts w:ascii="Arial" w:cs="Arial" w:eastAsia="Arial" w:hAnsi="Arial"/>
@@ -35996,6 +36295,924 @@
                 <w:sz w:val="16"/>
                 <w:szCs w:val="16"/>
               </w:rPr>
+              <w:t xml:space="preserve">📖 HTML:</w:t>
+            </w:r>
+          </w:p>
+          <w:p>
+            <w:pPr>
+              <w:spacing w:after="20" w:before="0"/>
+            </w:pPr>
+            <w:hyperlink w:history="1" r:id="rIdnw_plgtgrmdnnygfgugmv">
+              <w:r>
+                <w:rPr>
+                  <w:rFonts w:ascii="Arial" w:cs="Arial" w:eastAsia="Arial" w:hAnsi="Arial"/>
+                  <w:color w:val="2E75B6"/>
+                  <w:sz w:val="16"/>
+                  <w:szCs w:val="16"/>
+                  <w:u w:val="single" w:color="2E75B6"/>
+                </w:rPr>
+                <w:t xml:space="preserve">Neutron Stars and Black Holes (Flexbook)</w:t>
+              </w:r>
+            </w:hyperlink>
+          </w:p>
+          <w:p>
+            <w:pPr>
+              <w:spacing w:after="10" w:before="0"/>
+              <w:ind w:left="120"/>
+            </w:pPr>
+            <w:r>
+              <w:rPr>
+                <w:rFonts w:ascii="Arial" w:cs="Arial" w:eastAsia="Arial" w:hAnsi="Arial"/>
+                <w:color w:val="595959"/>
+                <w:sz w:val="14"/>
+                <w:szCs w:val="14"/>
+              </w:rPr>
+              <w:t xml:space="preserve">Source: CK-12</w:t>
+            </w:r>
+          </w:p>
+          <w:p>
+            <w:pPr>
+              <w:spacing w:after="10" w:before="0"/>
+              <w:ind w:left="120"/>
+            </w:pPr>
+            <w:hyperlink w:history="1" r:id="rIdeamfalaml6bd3uzkhzfdf">
+              <w:r>
+                <w:rPr>
+                  <w:rFonts w:ascii="Arial" w:cs="Arial" w:eastAsia="Arial" w:hAnsi="Arial"/>
+                  <w:color w:val="595959"/>
+                  <w:sz w:val="14"/>
+                  <w:szCs w:val="14"/>
+                  <w:u w:val="single" w:color="595959"/>
+                </w:rPr>
+                <w:t xml:space="preserve">🔍 Search ARES for similar readings</w:t>
+              </w:r>
+            </w:hyperlink>
+          </w:p>
+        </w:tc>
+        <w:tc>
+          <w:tcPr>
+            <w:tcW w:type="dxa" w:w="3040"/>
+            <w:shd w:fill="FFFFFF" w:color="auto" w:val="clear"/>
+            <w:tcMar>
+              <w:top w:type="dxa" w:w="60"/>
+              <w:left w:type="dxa" w:w="120"/>
+              <w:bottom w:type="dxa" w:w="60"/>
+              <w:right w:type="dxa" w:w="120"/>
+            </w:tcMar>
+            <w:vAlign w:val="top"/>
+          </w:tcPr>
+          <w:p>
+            <w:pPr>
+              <w:spacing w:after="40" w:before="0"/>
+              <w:jc w:val="left"/>
+            </w:pPr>
+            <w:r>
+              <w:rPr>
+                <w:rFonts w:ascii="Arial" w:cs="Arial" w:eastAsia="Arial" w:hAnsi="Arial"/>
+                <w:b w:val="false"/>
+                <w:bCs w:val="false"/>
+                <w:i w:val="false"/>
+                <w:iCs w:val="false"/>
+                <w:color w:val="000000"/>
+                <w:sz w:val="18"/>
+                <w:szCs w:val="18"/>
+              </w:rPr>
+              <w:t xml:space="preserve">Working in their established groups of 4, learners conduct a structured 12-minute 'Evidence Audit' of their cumulative visual model using a printed Evidence Checklist. The checklist contains 10 evidence anchors drawn from across the unit: (1) Big Bang timeline with approximate age of universe (~13.8 billion years); (2) CMB radiation as evidence for the Big Bang; (3) Hubble's redshift observations and expanding universe; (4) at least three stages of stellar evolution with named examples; (5) the role of gravity in forming stars, planets, and galaxies; (6) Solar System structure showing all 8 planets, asteroid belt, and the Moon; (7) Newton's Law of Universal Gravitation formula and its application to orbital mechanics; (8) at least two types of telescopes or electromagnetic spectrum bands used in astronomy; (9) at least one African or Kenyan connection to space science (e.g., Kenya's equatorial launch advantage, the Square Kilometre Array radio telescope project in South Africa, or the work of Ethiopian astronomer Tessema); (10) a clear visual representation of the night sky above Nairobi as observed from the Rift Valley or Lake Victoria shores, incorporating the Milky Way and at least two named celestial bodies. Groups tick completed items, flag gaps, and spend the remaining time filling in missing elements using their unit notes, the NASA CMB infographic (printed), the Stellarium screenshot of Nairobi's sky, and the 'Evolution of the Universe in 5 Minutes' YouTube summary notes. Each group's model must be physically finalised (drawn, annotated, labelled) before the gallery walk begins.</w:t>
+            </w:r>
+          </w:p>
+        </w:tc>
+        <w:tc>
+          <w:tcPr>
+            <w:tcW w:type="dxa" w:w="3040"/>
+            <w:shd w:fill="F2F2F2" w:color="auto" w:val="clear"/>
+            <w:tcMar>
+              <w:top w:type="dxa" w:w="60"/>
+              <w:left w:type="dxa" w:w="120"/>
+              <w:bottom w:type="dxa" w:w="60"/>
+              <w:right w:type="dxa" w:w="120"/>
+            </w:tcMar>
+            <w:vAlign w:val="top"/>
+          </w:tcPr>
+          <w:p>
+            <w:pPr>
+              <w:spacing w:after="40" w:before="0"/>
+              <w:jc w:val="left"/>
+            </w:pPr>
+            <w:r>
+              <w:rPr>
+                <w:rFonts w:ascii="Arial" w:cs="Arial" w:eastAsia="Arial" w:hAnsi="Arial"/>
+                <w:b w:val="false"/>
+                <w:bCs w:val="false"/>
+                <w:i w:val="false"/>
+                <w:iCs w:val="false"/>
+                <w:color w:val="000000"/>
+                <w:sz w:val="18"/>
+                <w:szCs w:val="18"/>
+              </w:rPr>
+              <w:t xml:space="preserve">Distribute the printed Evidence Checklist to each group. Say verbatim: 'You have 12 minutes to audit your model against this checklist. Every item on this list is evidence or a concept we have built up across the past eleven lessons. Your model should show all ten. If something is missing, use your notes, the NASA printout, or the Stellarium screenshot on your desk to fill it in now. This is your last chance to strengthen your model before you present it to the class. Go.' [WAIT — circulate actively. Spend no more than 2 minutes per group. Prompt with: 'Where is your CMB evidence?' / 'Can I see Newton's formula on your model?' / 'Where is Nairobi in your model — is it clear that this is the sky above Kenya?' / 'Where is your African connection to space science?'] At 10 minutes: 'Two minutes remaining — finalize your labels and make sure every team member can explain every part of the model, because anyone in your group may be asked to present any section.' At 12 minutes: 'Evidence audit complete. Models face-down on your desks. We move to presentations now.'</w:t>
+            </w:r>
+          </w:p>
+        </w:tc>
+        <w:tc>
+          <w:tcPr>
+            <w:tcW w:type="dxa" w:w="3040"/>
+            <w:shd w:fill="FFFFFF" w:color="auto" w:val="clear"/>
+            <w:tcMar>
+              <w:top w:type="dxa" w:w="60"/>
+              <w:left w:type="dxa" w:w="120"/>
+              <w:bottom w:type="dxa" w:w="60"/>
+              <w:right w:type="dxa" w:w="120"/>
+            </w:tcMar>
+            <w:vAlign w:val="top"/>
+          </w:tcPr>
+          <w:p>
+            <w:pPr>
+              <w:spacing w:after="40" w:before="0"/>
+              <w:jc w:val="left"/>
+            </w:pPr>
+            <w:r>
+              <w:rPr>
+                <w:rFonts w:ascii="Arial" w:cs="Arial" w:eastAsia="Arial" w:hAnsi="Arial"/>
+                <w:b w:val="false"/>
+                <w:bCs w:val="false"/>
+                <w:i w:val="false"/>
+                <w:iCs w:val="false"/>
+                <w:color w:val="000000"/>
+                <w:sz w:val="18"/>
+                <w:szCs w:val="18"/>
+              </w:rPr>
+              <w:t xml:space="preserve">Structured Evidence Audit (Checklist Protocol) — Learners use a criterion-referenced checklist to systematically evaluate the completeness of their model against unit-wide evidence standards. This strategy builds understanding by transforming a creative artifact (the model) into a scientific argument: every visual element must be traceable to a specific piece of evidence gathered during the unit, mirroring how professional scientists validate theoretical models against observational data.</w:t>
+            </w:r>
+          </w:p>
+        </w:tc>
+        <w:tc>
+          <w:tcPr>
+            <w:tcW w:type="dxa" w:w="3040"/>
+            <w:shd w:fill="F2F2F2" w:color="auto" w:val="clear"/>
+            <w:tcMar>
+              <w:top w:type="dxa" w:w="60"/>
+              <w:left w:type="dxa" w:w="120"/>
+              <w:bottom w:type="dxa" w:w="60"/>
+              <w:right w:type="dxa" w:w="120"/>
+            </w:tcMar>
+            <w:vAlign w:val="top"/>
+          </w:tcPr>
+          <w:p>
+            <w:pPr>
+              <w:spacing w:after="40" w:before="0"/>
+              <w:jc w:val="left"/>
+            </w:pPr>
+            <w:r>
+              <w:rPr>
+                <w:rFonts w:ascii="Arial" w:cs="Arial" w:eastAsia="Arial" w:hAnsi="Arial"/>
+                <w:b w:val="false"/>
+                <w:bCs w:val="false"/>
+                <w:i w:val="false"/>
+                <w:iCs w:val="false"/>
+                <w:color w:val="000000"/>
+                <w:sz w:val="18"/>
+                <w:szCs w:val="18"/>
+              </w:rPr>
+              <w:t xml:space="preserve">Observable indicator: Each group's checklist has all 10 items ticked or annotated with a plan before presentations begin. Teacher spot-checks 3 groups during circulation, asking one member to verbally explain one checklist item in their model. Red flag: groups missing more than 3 items at the 8-minute mark — teacher directs them to the specific resource that addresses the gap. Overall indicator: all groups' models are physically complete (fully labelled, legible, structured from Big Bang to present night sky) when the gallery walk begins.</w:t>
+            </w:r>
+          </w:p>
+        </w:tc>
+      </w:tr>
+      <w:tr>
+        <w:tc>
+          <w:tcPr>
+            <w:tcW w:type="dxa" w:w="1520"/>
+            <w:shd w:fill="E2EFDA" w:color="auto" w:val="clear"/>
+            <w:tcMar>
+              <w:top w:type="dxa" w:w="60"/>
+              <w:left w:type="dxa" w:w="120"/>
+              <w:bottom w:type="dxa" w:w="60"/>
+              <w:right w:type="dxa" w:w="120"/>
+            </w:tcMar>
+            <w:vAlign w:val="top"/>
+          </w:tcPr>
+          <w:p>
+            <w:pPr>
+              <w:spacing w:after="40" w:before="0"/>
+              <w:jc w:val="left"/>
+            </w:pPr>
+            <w:r>
+              <w:rPr>
+                <w:rFonts w:ascii="Arial" w:cs="Arial" w:eastAsia="Arial" w:hAnsi="Arial"/>
+                <w:b/>
+                <w:bCs/>
+                <w:i w:val="false"/>
+                <w:iCs w:val="false"/>
+                <w:color w:val="000000"/>
+                <w:sz w:val="18"/>
+                <w:szCs w:val="18"/>
+              </w:rPr>
+              <w:t xml:space="preserve">Explain Phase</w:t>
+            </w:r>
+          </w:p>
+          <w:p>
+            <w:pPr>
+              <w:spacing w:after="20" w:before="0"/>
+            </w:pPr>
+            <w:r>
+              <w:rPr>
+                <w:rFonts w:ascii="Arial" w:cs="Arial" w:eastAsia="Arial" w:hAnsi="Arial"/>
+                <w:b/>
+                <w:bCs/>
+                <w:color w:val="1F3864"/>
+                <w:sz w:val="16"/>
+                <w:szCs w:val="16"/>
+              </w:rPr>
+              <w:t xml:space="preserve">📹 VIDEO:</w:t>
+            </w:r>
+          </w:p>
+          <w:p>
+            <w:pPr>
+              <w:spacing w:after="20" w:before="0"/>
+            </w:pPr>
+            <w:hyperlink w:history="1" r:id="rId04voqr2klgkctstee49ww">
+              <w:r>
+                <w:rPr>
+                  <w:rFonts w:ascii="Arial" w:cs="Arial" w:eastAsia="Arial" w:hAnsi="Arial"/>
+                  <w:color w:val="2E75B6"/>
+                  <w:sz w:val="16"/>
+                  <w:szCs w:val="16"/>
+                  <w:u w:val="single" w:color="2E75B6"/>
+                </w:rPr>
+                <w:t xml:space="preserve">The Big Bang</w:t>
+              </w:r>
+            </w:hyperlink>
+          </w:p>
+          <w:p>
+            <w:pPr>
+              <w:spacing w:after="10" w:before="0"/>
+              <w:ind w:left="120"/>
+            </w:pPr>
+            <w:r>
+              <w:rPr>
+                <w:rFonts w:ascii="Arial" w:cs="Arial" w:eastAsia="Arial" w:hAnsi="Arial"/>
+                <w:color w:val="595959"/>
+                <w:sz w:val="14"/>
+                <w:szCs w:val="14"/>
+              </w:rPr>
+              <w:t xml:space="preserve">Source: Khan Academy (English - US curriculum)</w:t>
+            </w:r>
+          </w:p>
+          <w:p>
+            <w:pPr>
+              <w:spacing w:after="10" w:before="0"/>
+              <w:ind w:left="120"/>
+            </w:pPr>
+            <w:hyperlink w:history="1" r:id="rIditqoowreyck8jeonxmw95">
+              <w:r>
+                <w:rPr>
+                  <w:rFonts w:ascii="Arial" w:cs="Arial" w:eastAsia="Arial" w:hAnsi="Arial"/>
+                  <w:color w:val="595959"/>
+                  <w:sz w:val="14"/>
+                  <w:szCs w:val="14"/>
+                  <w:u w:val="single" w:color="595959"/>
+                </w:rPr>
+                <w:t xml:space="preserve">🔍 Search ARES for similar videos</w:t>
+              </w:r>
+            </w:hyperlink>
+          </w:p>
+          <w:p>
+            <w:pPr>
+              <w:spacing w:after="40" w:before="0"/>
+            </w:pPr>
+            <w:r>
+              <w:rPr>
+                <w:sz w:val="14"/>
+                <w:szCs w:val="14"/>
+              </w:rPr>
+              <w:t xml:space="preserve"/>
+            </w:r>
+          </w:p>
+          <w:p>
+            <w:pPr>
+              <w:spacing w:after="20" w:before="0"/>
+            </w:pPr>
+            <w:r>
+              <w:rPr>
+                <w:rFonts w:ascii="Arial" w:cs="Arial" w:eastAsia="Arial" w:hAnsi="Arial"/>
+                <w:b/>
+                <w:bCs/>
+                <w:color w:val="1F3864"/>
+                <w:sz w:val="16"/>
+                <w:szCs w:val="16"/>
+              </w:rPr>
+              <w:t xml:space="preserve">📖 HTML:</w:t>
+            </w:r>
+          </w:p>
+          <w:p>
+            <w:pPr>
+              <w:spacing w:after="20" w:before="0"/>
+            </w:pPr>
+            <w:hyperlink w:history="1" r:id="rId-jjsbywxm8xylvt2t2l7l">
+              <w:r>
+                <w:rPr>
+                  <w:rFonts w:ascii="Arial" w:cs="Arial" w:eastAsia="Arial" w:hAnsi="Arial"/>
+                  <w:color w:val="2E75B6"/>
+                  <w:sz w:val="16"/>
+                  <w:szCs w:val="16"/>
+                  <w:u w:val="single" w:color="2E75B6"/>
+                </w:rPr>
+                <w:t xml:space="preserve">Red Giants and White Dwarfs (Flexbook)</w:t>
+              </w:r>
+            </w:hyperlink>
+          </w:p>
+          <w:p>
+            <w:pPr>
+              <w:spacing w:after="10" w:before="0"/>
+              <w:ind w:left="120"/>
+            </w:pPr>
+            <w:r>
+              <w:rPr>
+                <w:rFonts w:ascii="Arial" w:cs="Arial" w:eastAsia="Arial" w:hAnsi="Arial"/>
+                <w:color w:val="595959"/>
+                <w:sz w:val="14"/>
+                <w:szCs w:val="14"/>
+              </w:rPr>
+              <w:t xml:space="preserve">Source: CK-12</w:t>
+            </w:r>
+          </w:p>
+          <w:p>
+            <w:pPr>
+              <w:spacing w:after="10" w:before="0"/>
+              <w:ind w:left="120"/>
+            </w:pPr>
+            <w:hyperlink w:history="1" r:id="rIded1lpvfibuexystp2uevm">
+              <w:r>
+                <w:rPr>
+                  <w:rFonts w:ascii="Arial" w:cs="Arial" w:eastAsia="Arial" w:hAnsi="Arial"/>
+                  <w:color w:val="595959"/>
+                  <w:sz w:val="14"/>
+                  <w:szCs w:val="14"/>
+                  <w:u w:val="single" w:color="595959"/>
+                </w:rPr>
+                <w:t xml:space="preserve">🔍 Search ARES for similar readings</w:t>
+              </w:r>
+            </w:hyperlink>
+          </w:p>
+        </w:tc>
+        <w:tc>
+          <w:tcPr>
+            <w:tcW w:type="dxa" w:w="3040"/>
+            <w:shd w:fill="FFFFFF" w:color="auto" w:val="clear"/>
+            <w:tcMar>
+              <w:top w:type="dxa" w:w="60"/>
+              <w:left w:type="dxa" w:w="120"/>
+              <w:bottom w:type="dxa" w:w="60"/>
+              <w:right w:type="dxa" w:w="120"/>
+            </w:tcMar>
+            <w:vAlign w:val="top"/>
+          </w:tcPr>
+          <w:p>
+            <w:pPr>
+              <w:spacing w:after="40" w:before="0"/>
+              <w:jc w:val="left"/>
+            </w:pPr>
+            <w:r>
+              <w:rPr>
+                <w:rFonts w:ascii="Arial" w:cs="Arial" w:eastAsia="Arial" w:hAnsi="Arial"/>
+                <w:b w:val="false"/>
+                <w:bCs w:val="false"/>
+                <w:i w:val="false"/>
+                <w:iCs w:val="false"/>
+                <w:color w:val="000000"/>
+                <w:sz w:val="18"/>
+                <w:szCs w:val="18"/>
+              </w:rPr>
+              <w:t xml:space="preserve">Groups post their cumulative visual models on the classroom walls, forming a gallery. Each group selects one spokesperson to remain at their model for the first rotation; all other members become 'visitors'. In a structured gallery walk (two rotations of 6 minutes each), visitors move to two other groups' models and listen to a 3-minute Final Explanation delivered by the spokesperson, then spend 3 minutes providing written feedback on a structured CER (Claim–Evidence–Reasoning) Peer Feedback Card. Feedback cards ask: (1) 'What is the clearest and most evidence-supported claim in this model?' (2) 'Name one piece of evidence in this model that you found compelling and explain why.' (3) 'Identify one part of the model or explanation that would benefit from stronger evidence or clearer reasoning — be specific.' After two rotations (12 minutes), all learners return to their own model. Spokespersons from each visited group share the most useful piece of feedback received (whole-class, 4 minutes). Groups then have 4 minutes to make one final evidence-based revision to their model based on peer feedback before the whole-class Final Explanation synthesis.</w:t>
+            </w:r>
+          </w:p>
+        </w:tc>
+        <w:tc>
+          <w:tcPr>
+            <w:tcW w:type="dxa" w:w="3040"/>
+            <w:shd w:fill="F2F2F2" w:color="auto" w:val="clear"/>
+            <w:tcMar>
+              <w:top w:type="dxa" w:w="60"/>
+              <w:left w:type="dxa" w:w="120"/>
+              <w:bottom w:type="dxa" w:w="60"/>
+              <w:right w:type="dxa" w:w="120"/>
+            </w:tcMar>
+            <w:vAlign w:val="top"/>
+          </w:tcPr>
+          <w:p>
+            <w:pPr>
+              <w:spacing w:after="40" w:before="0"/>
+              <w:jc w:val="left"/>
+            </w:pPr>
+            <w:r>
+              <w:rPr>
+                <w:rFonts w:ascii="Arial" w:cs="Arial" w:eastAsia="Arial" w:hAnsi="Arial"/>
+                <w:b w:val="false"/>
+                <w:bCs w:val="false"/>
+                <w:i w:val="false"/>
+                <w:iCs w:val="false"/>
+                <w:color w:val="000000"/>
+                <w:sz w:val="18"/>
+                <w:szCs w:val="18"/>
+              </w:rPr>
+              <w:t xml:space="preserve">Set up the gallery by directing groups to post models. Say verbatim: 'This is your Final Explanation moment. When you are the spokesperson, you have 3 minutes to walk visitors through your model and answer the Driving Question out loud: How did everything we see in the night sky above Nairobi come to exist, and how do scientists gather evidence about a universe they cannot directly touch or travel to? Use your model as your evidence board. Visitors: you are scientists peer-reviewing a colleague's model. Fill in your CER Feedback Card honestly and specifically — no vague comments, only evidence-based observations.' [Signal Rotation 1 start.] Circulate during gallery walk, listening to Final Explanations. After each 3-minute explanation, prompt visitors: 'Ask one clarifying question before you write your feedback.' [Signal Rotation 2.] After rotations: 'Return to your own model. Read the feedback cards you received. Spokespersons — I will cold-call four groups: tell the class the single most useful piece of feedback you received and how you will act on it.' [Cold-call 4 groups.] 'You now have 4 minutes to make one evidence-based revision. Make it count.' [4-minute revision window.] Circulate, verify revisions are evidence-linked, not cosmetic.</w:t>
+            </w:r>
+          </w:p>
+        </w:tc>
+        <w:tc>
+          <w:tcPr>
+            <w:tcW w:type="dxa" w:w="3040"/>
+            <w:shd w:fill="FFFFFF" w:color="auto" w:val="clear"/>
+            <w:tcMar>
+              <w:top w:type="dxa" w:w="60"/>
+              <w:left w:type="dxa" w:w="120"/>
+              <w:bottom w:type="dxa" w:w="60"/>
+              <w:right w:type="dxa" w:w="120"/>
+            </w:tcMar>
+            <w:vAlign w:val="top"/>
+          </w:tcPr>
+          <w:p>
+            <w:pPr>
+              <w:spacing w:after="40" w:before="0"/>
+              <w:jc w:val="left"/>
+            </w:pPr>
+            <w:r>
+              <w:rPr>
+                <w:rFonts w:ascii="Arial" w:cs="Arial" w:eastAsia="Arial" w:hAnsi="Arial"/>
+                <w:b w:val="false"/>
+                <w:bCs w:val="false"/>
+                <w:i w:val="false"/>
+                <w:iCs w:val="false"/>
+                <w:color w:val="000000"/>
+                <w:sz w:val="18"/>
+                <w:szCs w:val="18"/>
+              </w:rPr>
+              <w:t xml:space="preserve">CER Gallery Walk (Claim–Evidence–Reasoning Peer Review) — Learners function as both presenters and peer reviewers, using a structured CER framework to evaluate scientific models. This mirrors authentic scientific peer review and builds understanding by requiring learners to articulate not just what a model shows but whether the evidence is sufficient and the reasoning is sound — directly connecting to NGSS SEP 7 (Engaging in Argument from Evidence). Presenting to peers also consolidates the presenter's own understanding through the act of teaching.</w:t>
+            </w:r>
+          </w:p>
+        </w:tc>
+        <w:tc>
+          <w:tcPr>
+            <w:tcW w:type="dxa" w:w="3040"/>
+            <w:shd w:fill="F2F2F2" w:color="auto" w:val="clear"/>
+            <w:tcMar>
+              <w:top w:type="dxa" w:w="60"/>
+              <w:left w:type="dxa" w:w="120"/>
+              <w:bottom w:type="dxa" w:w="60"/>
+              <w:right w:type="dxa" w:w="120"/>
+            </w:tcMar>
+            <w:vAlign w:val="top"/>
+          </w:tcPr>
+          <w:p>
+            <w:pPr>
+              <w:spacing w:after="40" w:before="0"/>
+              <w:jc w:val="left"/>
+            </w:pPr>
+            <w:r>
+              <w:rPr>
+                <w:rFonts w:ascii="Arial" w:cs="Arial" w:eastAsia="Arial" w:hAnsi="Arial"/>
+                <w:b w:val="false"/>
+                <w:bCs w:val="false"/>
+                <w:i w:val="false"/>
+                <w:iCs w:val="false"/>
+                <w:color w:val="000000"/>
+                <w:sz w:val="18"/>
+                <w:szCs w:val="18"/>
+              </w:rPr>
+              <w:t xml:space="preserve">Observable indicator: Every spokesperson can deliver a coherent 3-minute Final Explanation that answers the Driving Question using at least 3 named pieces of evidence from their model. Every visitor completes all three prompts on the CER Feedback Card with specific, model-referenced comments (not generic praise). Teacher evaluates 4 cold-called feedback summaries for specificity and scientific accuracy. Red flag: any Final Explanation that cannot connect the Big Bang to the present night sky above Nairobi in a causal chain — teacher notes this group for the synthesis discussion to address the gap publicly.</w:t>
+            </w:r>
+          </w:p>
+        </w:tc>
+      </w:tr>
+      <w:tr>
+        <w:tc>
+          <w:tcPr>
+            <w:tcW w:type="dxa" w:w="1520"/>
+            <w:shd w:fill="FCE4D6" w:color="auto" w:val="clear"/>
+            <w:tcMar>
+              <w:top w:type="dxa" w:w="60"/>
+              <w:left w:type="dxa" w:w="120"/>
+              <w:bottom w:type="dxa" w:w="60"/>
+              <w:right w:type="dxa" w:w="120"/>
+            </w:tcMar>
+            <w:vAlign w:val="top"/>
+          </w:tcPr>
+          <w:p>
+            <w:pPr>
+              <w:spacing w:after="40" w:before="0"/>
+              <w:jc w:val="left"/>
+            </w:pPr>
+            <w:r>
+              <w:rPr>
+                <w:rFonts w:ascii="Arial" w:cs="Arial" w:eastAsia="Arial" w:hAnsi="Arial"/>
+                <w:b/>
+                <w:bCs/>
+                <w:i w:val="false"/>
+                <w:iCs w:val="false"/>
+                <w:color w:val="000000"/>
+                <w:sz w:val="18"/>
+                <w:szCs w:val="18"/>
+              </w:rPr>
+              <w:t xml:space="preserve">Driving Question Board (DQB) Creation</w:t>
+            </w:r>
+          </w:p>
+          <w:p>
+            <w:pPr>
+              <w:spacing w:after="20" w:before="0"/>
+            </w:pPr>
+            <w:r>
+              <w:rPr>
+                <w:rFonts w:ascii="Arial" w:cs="Arial" w:eastAsia="Arial" w:hAnsi="Arial"/>
+                <w:b/>
+                <w:bCs/>
+                <w:color w:val="1F3864"/>
+                <w:sz w:val="16"/>
+                <w:szCs w:val="16"/>
+              </w:rPr>
+              <w:t xml:space="preserve">📹 VIDEO:</w:t>
+            </w:r>
+          </w:p>
+          <w:p>
+            <w:pPr>
+              <w:spacing w:after="20" w:before="0"/>
+            </w:pPr>
+            <w:hyperlink w:history="1" r:id="rIdcxl5lluqsqhxuhrh9ctzb">
+              <w:r>
+                <w:rPr>
+                  <w:rFonts w:ascii="Arial" w:cs="Arial" w:eastAsia="Arial" w:hAnsi="Arial"/>
+                  <w:color w:val="2E75B6"/>
+                  <w:sz w:val="16"/>
+                  <w:szCs w:val="16"/>
+                  <w:u w:val="single" w:color="2E75B6"/>
+                </w:rPr>
+                <w:t xml:space="preserve">What Emerged from the Big Bang?</w:t>
+              </w:r>
+            </w:hyperlink>
+          </w:p>
+          <w:p>
+            <w:pPr>
+              <w:spacing w:after="10" w:before="0"/>
+              <w:ind w:left="120"/>
+            </w:pPr>
+            <w:r>
+              <w:rPr>
+                <w:rFonts w:ascii="Arial" w:cs="Arial" w:eastAsia="Arial" w:hAnsi="Arial"/>
+                <w:color w:val="595959"/>
+                <w:sz w:val="14"/>
+                <w:szCs w:val="14"/>
+              </w:rPr>
+              <w:t xml:space="preserve">Source: Khan Academy (English - US curriculum)</w:t>
+            </w:r>
+          </w:p>
+          <w:p>
+            <w:pPr>
+              <w:spacing w:after="10" w:before="0"/>
+              <w:ind w:left="120"/>
+            </w:pPr>
+            <w:hyperlink w:history="1" r:id="rIdy8y3n_u24v_ggywas-_yg">
+              <w:r>
+                <w:rPr>
+                  <w:rFonts w:ascii="Arial" w:cs="Arial" w:eastAsia="Arial" w:hAnsi="Arial"/>
+                  <w:color w:val="595959"/>
+                  <w:sz w:val="14"/>
+                  <w:szCs w:val="14"/>
+                  <w:u w:val="single" w:color="595959"/>
+                </w:rPr>
+                <w:t xml:space="preserve">🔍 Search ARES for similar videos</w:t>
+              </w:r>
+            </w:hyperlink>
+          </w:p>
+          <w:p>
+            <w:pPr>
+              <w:spacing w:after="40" w:before="0"/>
+            </w:pPr>
+            <w:r>
+              <w:rPr>
+                <w:sz w:val="14"/>
+                <w:szCs w:val="14"/>
+              </w:rPr>
+              <w:t xml:space="preserve"/>
+            </w:r>
+          </w:p>
+          <w:p>
+            <w:pPr>
+              <w:spacing w:after="20" w:before="0"/>
+            </w:pPr>
+            <w:r>
+              <w:rPr>
+                <w:rFonts w:ascii="Arial" w:cs="Arial" w:eastAsia="Arial" w:hAnsi="Arial"/>
+                <w:b/>
+                <w:bCs/>
+                <w:color w:val="1F3864"/>
+                <w:sz w:val="16"/>
+                <w:szCs w:val="16"/>
+              </w:rPr>
+              <w:t xml:space="preserve">📖 HTML:</w:t>
+            </w:r>
+          </w:p>
+          <w:p>
+            <w:pPr>
+              <w:spacing w:after="20" w:before="0"/>
+            </w:pPr>
+            <w:hyperlink w:history="1" r:id="rIdub6mkanu7tiuehemaywee">
+              <w:r>
+                <w:rPr>
+                  <w:rFonts w:ascii="Arial" w:cs="Arial" w:eastAsia="Arial" w:hAnsi="Arial"/>
+                  <w:color w:val="2E75B6"/>
+                  <w:sz w:val="16"/>
+                  <w:szCs w:val="16"/>
+                  <w:u w:val="single" w:color="2E75B6"/>
+                </w:rPr>
+                <w:t xml:space="preserve">Neutron Stars and Black Holes (Flexbook)</w:t>
+              </w:r>
+            </w:hyperlink>
+          </w:p>
+          <w:p>
+            <w:pPr>
+              <w:spacing w:after="10" w:before="0"/>
+              <w:ind w:left="120"/>
+            </w:pPr>
+            <w:r>
+              <w:rPr>
+                <w:rFonts w:ascii="Arial" w:cs="Arial" w:eastAsia="Arial" w:hAnsi="Arial"/>
+                <w:color w:val="595959"/>
+                <w:sz w:val="14"/>
+                <w:szCs w:val="14"/>
+              </w:rPr>
+              <w:t xml:space="preserve">Source: CK-12</w:t>
+            </w:r>
+          </w:p>
+          <w:p>
+            <w:pPr>
+              <w:spacing w:after="10" w:before="0"/>
+              <w:ind w:left="120"/>
+            </w:pPr>
+            <w:hyperlink w:history="1" r:id="rIdi3bolwd3gc-ovu6avwnsq">
+              <w:r>
+                <w:rPr>
+                  <w:rFonts w:ascii="Arial" w:cs="Arial" w:eastAsia="Arial" w:hAnsi="Arial"/>
+                  <w:color w:val="595959"/>
+                  <w:sz w:val="14"/>
+                  <w:szCs w:val="14"/>
+                  <w:u w:val="single" w:color="595959"/>
+                </w:rPr>
+                <w:t xml:space="preserve">🔍 Search ARES for similar readings</w:t>
+              </w:r>
+            </w:hyperlink>
+          </w:p>
+        </w:tc>
+        <w:tc>
+          <w:tcPr>
+            <w:tcW w:type="dxa" w:w="3040"/>
+            <w:shd w:fill="FFFFFF" w:color="auto" w:val="clear"/>
+            <w:tcMar>
+              <w:top w:type="dxa" w:w="60"/>
+              <w:left w:type="dxa" w:w="120"/>
+              <w:bottom w:type="dxa" w:w="60"/>
+              <w:right w:type="dxa" w:w="120"/>
+            </w:tcMar>
+            <w:vAlign w:val="top"/>
+          </w:tcPr>
+          <w:p>
+            <w:pPr>
+              <w:spacing w:after="40" w:before="0"/>
+              <w:jc w:val="left"/>
+            </w:pPr>
+            <w:r>
+              <w:rPr>
+                <w:rFonts w:ascii="Arial" w:cs="Arial" w:eastAsia="Arial" w:hAnsi="Arial"/>
+                <w:b w:val="false"/>
+                <w:bCs w:val="false"/>
+                <w:i w:val="false"/>
+                <w:iCs w:val="false"/>
+                <w:color w:val="000000"/>
+                <w:sz w:val="18"/>
+                <w:szCs w:val="18"/>
+              </w:rPr>
+              <w:t xml:space="preserve">The class reconvenes facing the Driving Question Board (DQB) that has been maintained across all 12 lessons. The DQB contains questions generated by learners in every lesson — from 'What caused the Big Bang?' to 'Why does the Moon affect ocean tides in Mombasa?' to 'Can a Kenyan ever go to space?' and 'How do we see light from stars that died billions of years ago?' Working as a whole class (teacher-facilitated, 8 minutes), learners systematically categorise every question on the DQB using three sticky-dot colours: GREEN = 'We can now answer this with evidence from our unit'; YELLOW = 'We have partial evidence — this question needs more investigation'; RED = 'This question is still open — it may be at the frontier of current science.' Learners take turns approaching the board, placing a coloured dot on each question, and giving a one-sentence justification. After all questions are categorised, the class identifies the two most important RED (still open) questions and discusses what kind of evidence or investigation would be needed to begin answering them — connecting to how real scientists at observatories in South Africa, NASA, or the James Webb Space Telescope team work to answer open cosmological questions.</w:t>
+            </w:r>
+          </w:p>
+        </w:tc>
+        <w:tc>
+          <w:tcPr>
+            <w:tcW w:type="dxa" w:w="3040"/>
+            <w:shd w:fill="F2F2F2" w:color="auto" w:val="clear"/>
+            <w:tcMar>
+              <w:top w:type="dxa" w:w="60"/>
+              <w:left w:type="dxa" w:w="120"/>
+              <w:bottom w:type="dxa" w:w="60"/>
+              <w:right w:type="dxa" w:w="120"/>
+            </w:tcMar>
+            <w:vAlign w:val="top"/>
+          </w:tcPr>
+          <w:p>
+            <w:pPr>
+              <w:spacing w:after="40" w:before="0"/>
+              <w:jc w:val="left"/>
+            </w:pPr>
+            <w:r>
+              <w:rPr>
+                <w:rFonts w:ascii="Arial" w:cs="Arial" w:eastAsia="Arial" w:hAnsi="Arial"/>
+                <w:b w:val="false"/>
+                <w:bCs w:val="false"/>
+                <w:i w:val="false"/>
+                <w:iCs w:val="false"/>
+                <w:color w:val="000000"/>
+                <w:sz w:val="18"/>
+                <w:szCs w:val="18"/>
+              </w:rPr>
+              <w:t xml:space="preserve">Direct learners' attention to the full DQB. Say verbatim: 'This board has been growing since Lesson 1. Every question on it was asked by someone in this room — and every question mattered. Now it's time to find out how far we've come. We're going to categorise every question using three colours: green means we can answer it with evidence right now; yellow means we have some evidence but the question isn't fully closed; red means this is still open — maybe even for the world's best scientists. I need volunteers to come up, place a dot, and give one sentence of justification. Who wants to start?' [Accept volunteers; if no volunteers after 5 seconds, cold-call by name.] Move through all DQB questions in 8 minutes (keep pace). After categorisation: 'Look at our red questions — the ones that are still open. Which two are most important to you?' [Show of hands to vote — tally.] 'For our top two: what kind of evidence would a scientist need to begin answering this? What instrument, what observation, what data?' [Cold-call 2 learners per question.] Close by saying: 'Some of these questions may be answered in your lifetime. The James Webb Space Telescope, the Square Kilometre Array in South Africa — these are real instruments gathering real evidence right now. Your curiosity is pointing in the same direction as the world's best science.'</w:t>
+            </w:r>
+          </w:p>
+        </w:tc>
+        <w:tc>
+          <w:tcPr>
+            <w:tcW w:type="dxa" w:w="3040"/>
+            <w:shd w:fill="FFFFFF" w:color="auto" w:val="clear"/>
+            <w:tcMar>
+              <w:top w:type="dxa" w:w="60"/>
+              <w:left w:type="dxa" w:w="120"/>
+              <w:bottom w:type="dxa" w:w="60"/>
+              <w:right w:type="dxa" w:w="120"/>
+            </w:tcMar>
+            <w:vAlign w:val="top"/>
+          </w:tcPr>
+          <w:p>
+            <w:pPr>
+              <w:spacing w:after="40" w:before="0"/>
+              <w:jc w:val="left"/>
+            </w:pPr>
+            <w:r>
+              <w:rPr>
+                <w:rFonts w:ascii="Arial" w:cs="Arial" w:eastAsia="Arial" w:hAnsi="Arial"/>
+                <w:b w:val="false"/>
+                <w:bCs w:val="false"/>
+                <w:i w:val="false"/>
+                <w:iCs w:val="false"/>
+                <w:color w:val="000000"/>
+                <w:sz w:val="18"/>
+                <w:szCs w:val="18"/>
+              </w:rPr>
+              <w:t xml:space="preserve">Driving Question Board Synthesis (Traffic-Light Categorisation) — Learners use a colour-coded categorisation protocol to systematically assess the explanatory power of the unit's accumulated evidence against the full landscape of questions they raised. This strategy builds understanding by making epistemic progress visible: learners can physically see that green questions have multiplied since Lesson 1, demonstrating that science produces genuine answers — while red questions honour the authentic open-endedness of frontier science and position learners as future contributors, not passive recipients.</w:t>
+            </w:r>
+          </w:p>
+        </w:tc>
+        <w:tc>
+          <w:tcPr>
+            <w:tcW w:type="dxa" w:w="3040"/>
+            <w:shd w:fill="F2F2F2" w:color="auto" w:val="clear"/>
+            <w:tcMar>
+              <w:top w:type="dxa" w:w="60"/>
+              <w:left w:type="dxa" w:w="120"/>
+              <w:bottom w:type="dxa" w:w="60"/>
+              <w:right w:type="dxa" w:w="120"/>
+            </w:tcMar>
+            <w:vAlign w:val="top"/>
+          </w:tcPr>
+          <w:p>
+            <w:pPr>
+              <w:spacing w:after="40" w:before="0"/>
+              <w:jc w:val="left"/>
+            </w:pPr>
+            <w:r>
+              <w:rPr>
+                <w:rFonts w:ascii="Arial" w:cs="Arial" w:eastAsia="Arial" w:hAnsi="Arial"/>
+                <w:b w:val="false"/>
+                <w:bCs w:val="false"/>
+                <w:i w:val="false"/>
+                <w:iCs w:val="false"/>
+                <w:color w:val="000000"/>
+                <w:sz w:val="18"/>
+                <w:szCs w:val="18"/>
+              </w:rPr>
+              <w:t xml:space="preserve">Observable indicator: Every DQB question receives a colour-coded dot with a one-sentence justification from a learner (not the teacher). The class correctly categorises at least 80% of green questions with an accurate evidence reference. Teacher listens for misconceptions during justifications — if a learner incorrectly categorises a question (e.g., marks as green a question for which no evidence was gathered), teacher prompts: 'What specific evidence from our unit supports that answer?' Red flag: fewer than 60% of questions are marked green — this indicates insufficient evidence integration and teacher should note for post-lesson review and possible supplementary session.</w:t>
+            </w:r>
+          </w:p>
+        </w:tc>
+      </w:tr>
+      <w:tr>
+        <w:tc>
+          <w:tcPr>
+            <w:tcW w:type="dxa" w:w="1520"/>
+            <w:shd w:fill="D5E8F0" w:color="auto" w:val="clear"/>
+            <w:tcMar>
+              <w:top w:type="dxa" w:w="60"/>
+              <w:left w:type="dxa" w:w="120"/>
+              <w:bottom w:type="dxa" w:w="60"/>
+              <w:right w:type="dxa" w:w="120"/>
+            </w:tcMar>
+            <w:vAlign w:val="top"/>
+          </w:tcPr>
+          <w:p>
+            <w:pPr>
+              <w:spacing w:after="40" w:before="0"/>
+              <w:jc w:val="left"/>
+            </w:pPr>
+            <w:r>
+              <w:rPr>
+                <w:rFonts w:ascii="Arial" w:cs="Arial" w:eastAsia="Arial" w:hAnsi="Arial"/>
+                <w:b/>
+                <w:bCs/>
+                <w:i w:val="false"/>
+                <w:iCs w:val="false"/>
+                <w:color w:val="000000"/>
+                <w:sz w:val="18"/>
+                <w:szCs w:val="18"/>
+              </w:rPr>
+              <w:t xml:space="preserve">Model Building Phase</w:t>
+            </w:r>
+          </w:p>
+          <w:p>
+            <w:pPr>
+              <w:spacing w:after="20" w:before="0"/>
+            </w:pPr>
+            <w:r>
+              <w:rPr>
+                <w:rFonts w:ascii="Arial" w:cs="Arial" w:eastAsia="Arial" w:hAnsi="Arial"/>
+                <w:b/>
+                <w:bCs/>
+                <w:color w:val="1F3864"/>
+                <w:sz w:val="16"/>
+                <w:szCs w:val="16"/>
+              </w:rPr>
+              <w:t xml:space="preserve">📹 VIDEO:</w:t>
+            </w:r>
+          </w:p>
+          <w:p>
+            <w:pPr>
+              <w:spacing w:after="20" w:before="0"/>
+            </w:pPr>
+            <w:hyperlink w:history="1" r:id="rId9hfbxh4usdvy8ic5evxwv">
+              <w:r>
+                <w:rPr>
+                  <w:rFonts w:ascii="Arial" w:cs="Arial" w:eastAsia="Arial" w:hAnsi="Arial"/>
+                  <w:color w:val="2E75B6"/>
+                  <w:sz w:val="16"/>
+                  <w:szCs w:val="16"/>
+                  <w:u w:val="single" w:color="2E75B6"/>
+                </w:rPr>
+                <w:t xml:space="preserve">Why Cosmic Evolution Matters</w:t>
+              </w:r>
+            </w:hyperlink>
+          </w:p>
+          <w:p>
+            <w:pPr>
+              <w:spacing w:after="10" w:before="0"/>
+              <w:ind w:left="120"/>
+            </w:pPr>
+            <w:r>
+              <w:rPr>
+                <w:rFonts w:ascii="Arial" w:cs="Arial" w:eastAsia="Arial" w:hAnsi="Arial"/>
+                <w:color w:val="595959"/>
+                <w:sz w:val="14"/>
+                <w:szCs w:val="14"/>
+              </w:rPr>
+              <w:t xml:space="preserve">Source: Khan Academy (English - US curriculum)</w:t>
+            </w:r>
+          </w:p>
+          <w:p>
+            <w:pPr>
+              <w:spacing w:after="10" w:before="0"/>
+              <w:ind w:left="120"/>
+            </w:pPr>
+            <w:hyperlink w:history="1" r:id="rIdsrieygoa7fzo6o9gflk6w">
+              <w:r>
+                <w:rPr>
+                  <w:rFonts w:ascii="Arial" w:cs="Arial" w:eastAsia="Arial" w:hAnsi="Arial"/>
+                  <w:color w:val="595959"/>
+                  <w:sz w:val="14"/>
+                  <w:szCs w:val="14"/>
+                  <w:u w:val="single" w:color="595959"/>
+                </w:rPr>
+                <w:t xml:space="preserve">🔍 Search ARES for similar videos</w:t>
+              </w:r>
+            </w:hyperlink>
+          </w:p>
+          <w:p>
+            <w:pPr>
+              <w:spacing w:after="40" w:before="0"/>
+            </w:pPr>
+            <w:r>
+              <w:rPr>
+                <w:sz w:val="14"/>
+                <w:szCs w:val="14"/>
+              </w:rPr>
+              <w:t xml:space="preserve"/>
+            </w:r>
+          </w:p>
+          <w:p>
+            <w:pPr>
+              <w:spacing w:after="20" w:before="0"/>
+            </w:pPr>
+            <w:r>
+              <w:rPr>
+                <w:rFonts w:ascii="Arial" w:cs="Arial" w:eastAsia="Arial" w:hAnsi="Arial"/>
+                <w:b/>
+                <w:bCs/>
+                <w:color w:val="1F3864"/>
+                <w:sz w:val="16"/>
+                <w:szCs w:val="16"/>
+              </w:rPr>
               <w:t xml:space="preserve">📖 EXERCISE:</w:t>
             </w:r>
           </w:p>
@@ -36003,7 +37220,7 @@
             <w:pPr>
               <w:spacing w:after="20" w:before="0"/>
             </w:pPr>
-            <w:hyperlink w:history="1" r:id="rIdpxokqrpwf25nly_svguh1">
+            <w:hyperlink w:history="1" r:id="rIdhr_osuzqsatt1non7ns5h">
               <w:r>
                 <w:rPr>
                   <w:rFonts w:ascii="Arial" w:cs="Arial" w:eastAsia="Arial" w:hAnsi="Arial"/>
@@ -36018,6 +37235,22 @@
           </w:p>
           <w:p>
             <w:pPr>
+              <w:spacing w:after="20" w:before="0"/>
+            </w:pPr>
+            <w:r>
+              <w:rPr>
+                <w:rFonts w:ascii="Arial" w:cs="Arial" w:eastAsia="Arial" w:hAnsi="Arial"/>
+                <w:i/>
+                <w:iCs/>
+                <w:color w:val="595959"/>
+                <w:sz w:val="16"/>
+                <w:szCs w:val="16"/>
+              </w:rPr>
+              <w:t xml:space="preserve">Related topic: not an exact match for this lesson.</w:t>
+            </w:r>
+          </w:p>
+          <w:p>
+            <w:pPr>
               <w:spacing w:after="10" w:before="0"/>
               <w:ind w:left="120"/>
             </w:pPr>
@@ -36036,925 +37269,7 @@
               <w:spacing w:after="10" w:before="0"/>
               <w:ind w:left="120"/>
             </w:pPr>
-            <w:hyperlink w:history="1" r:id="rIdbzug6ldhdhubfwpzeatxb">
-              <w:r>
-                <w:rPr>
-                  <w:rFonts w:ascii="Arial" w:cs="Arial" w:eastAsia="Arial" w:hAnsi="Arial"/>
-                  <w:color w:val="595959"/>
-                  <w:sz w:val="14"/>
-                  <w:szCs w:val="14"/>
-                  <w:u w:val="single" w:color="595959"/>
-                </w:rPr>
-                <w:t xml:space="preserve">🔍 Search ARES for similar readings</w:t>
-              </w:r>
-            </w:hyperlink>
-          </w:p>
-        </w:tc>
-        <w:tc>
-          <w:tcPr>
-            <w:tcW w:type="dxa" w:w="3040"/>
-            <w:shd w:fill="FFFFFF" w:color="auto" w:val="clear"/>
-            <w:tcMar>
-              <w:top w:type="dxa" w:w="60"/>
-              <w:left w:type="dxa" w:w="120"/>
-              <w:bottom w:type="dxa" w:w="60"/>
-              <w:right w:type="dxa" w:w="120"/>
-            </w:tcMar>
-            <w:vAlign w:val="top"/>
-          </w:tcPr>
-          <w:p>
-            <w:pPr>
-              <w:spacing w:after="40" w:before="0"/>
-              <w:jc w:val="left"/>
-            </w:pPr>
-            <w:r>
-              <w:rPr>
-                <w:rFonts w:ascii="Arial" w:cs="Arial" w:eastAsia="Arial" w:hAnsi="Arial"/>
-                <w:b w:val="false"/>
-                <w:bCs w:val="false"/>
-                <w:i w:val="false"/>
-                <w:iCs w:val="false"/>
-                <w:color w:val="000000"/>
-                <w:sz w:val="18"/>
-                <w:szCs w:val="18"/>
-              </w:rPr>
-              <w:t xml:space="preserve">Working in their established groups of 4, learners conduct a structured 12-minute 'Evidence Audit' of their cumulative visual model using a printed Evidence Checklist. The checklist contains 10 evidence anchors drawn from across the unit: (1) Big Bang timeline with approximate age of universe (~13.8 billion years); (2) CMB radiation as evidence for the Big Bang; (3) Hubble's redshift observations and expanding universe; (4) at least three stages of stellar evolution with named examples; (5) the role of gravity in forming stars, planets, and galaxies; (6) Solar System structure showing all 8 planets, asteroid belt, and the Moon; (7) Newton's Law of Universal Gravitation formula and its application to orbital mechanics; (8) at least two types of telescopes or electromagnetic spectrum bands used in astronomy; (9) at least one African or Kenyan connection to space science (e.g., Kenya's equatorial launch advantage, the Square Kilometre Array radio telescope project in South Africa, or the work of Ethiopian astronomer Tessema); (10) a clear visual representation of the night sky above Nairobi as observed from the Rift Valley or Lake Victoria shores, incorporating the Milky Way and at least two named celestial bodies. Groups tick completed items, flag gaps, and spend the remaining time filling in missing elements using their unit notes, the NASA CMB infographic (printed), the Stellarium screenshot of Nairobi's sky, and the 'Evolution of the Universe in 5 Minutes' YouTube summary notes. Each group's model must be physically finalised (drawn, annotated, labelled) before the gallery walk begins.</w:t>
-            </w:r>
-          </w:p>
-        </w:tc>
-        <w:tc>
-          <w:tcPr>
-            <w:tcW w:type="dxa" w:w="3040"/>
-            <w:shd w:fill="F2F2F2" w:color="auto" w:val="clear"/>
-            <w:tcMar>
-              <w:top w:type="dxa" w:w="60"/>
-              <w:left w:type="dxa" w:w="120"/>
-              <w:bottom w:type="dxa" w:w="60"/>
-              <w:right w:type="dxa" w:w="120"/>
-            </w:tcMar>
-            <w:vAlign w:val="top"/>
-          </w:tcPr>
-          <w:p>
-            <w:pPr>
-              <w:spacing w:after="40" w:before="0"/>
-              <w:jc w:val="left"/>
-            </w:pPr>
-            <w:r>
-              <w:rPr>
-                <w:rFonts w:ascii="Arial" w:cs="Arial" w:eastAsia="Arial" w:hAnsi="Arial"/>
-                <w:b w:val="false"/>
-                <w:bCs w:val="false"/>
-                <w:i w:val="false"/>
-                <w:iCs w:val="false"/>
-                <w:color w:val="000000"/>
-                <w:sz w:val="18"/>
-                <w:szCs w:val="18"/>
-              </w:rPr>
-              <w:t xml:space="preserve">Distribute the printed Evidence Checklist to each group. Say verbatim: 'You have 12 minutes to audit your model against this checklist. Every item on this list is evidence or a concept we have built up across the past eleven lessons. Your model should show all ten. If something is missing, use your notes, the NASA printout, or the Stellarium screenshot on your desk to fill it in now. This is your last chance to strengthen your model before you present it to the class. Go.' [WAIT — circulate actively. Spend no more than 2 minutes per group. Prompt with: 'Where is your CMB evidence?' / 'Can I see Newton's formula on your model?' / 'Where is Nairobi in your model — is it clear that this is the sky above Kenya?' / 'Where is your African connection to space science?'] At 10 minutes: 'Two minutes remaining — finalize your labels and make sure every team member can explain every part of the model, because anyone in your group may be asked to present any section.' At 12 minutes: 'Evidence audit complete. Models face-down on your desks. We move to presentations now.'</w:t>
-            </w:r>
-          </w:p>
-        </w:tc>
-        <w:tc>
-          <w:tcPr>
-            <w:tcW w:type="dxa" w:w="3040"/>
-            <w:shd w:fill="FFFFFF" w:color="auto" w:val="clear"/>
-            <w:tcMar>
-              <w:top w:type="dxa" w:w="60"/>
-              <w:left w:type="dxa" w:w="120"/>
-              <w:bottom w:type="dxa" w:w="60"/>
-              <w:right w:type="dxa" w:w="120"/>
-            </w:tcMar>
-            <w:vAlign w:val="top"/>
-          </w:tcPr>
-          <w:p>
-            <w:pPr>
-              <w:spacing w:after="40" w:before="0"/>
-              <w:jc w:val="left"/>
-            </w:pPr>
-            <w:r>
-              <w:rPr>
-                <w:rFonts w:ascii="Arial" w:cs="Arial" w:eastAsia="Arial" w:hAnsi="Arial"/>
-                <w:b w:val="false"/>
-                <w:bCs w:val="false"/>
-                <w:i w:val="false"/>
-                <w:iCs w:val="false"/>
-                <w:color w:val="000000"/>
-                <w:sz w:val="18"/>
-                <w:szCs w:val="18"/>
-              </w:rPr>
-              <w:t xml:space="preserve">Structured Evidence Audit (Checklist Protocol) — Learners use a criterion-referenced checklist to systematically evaluate the completeness of their model against unit-wide evidence standards. This strategy builds understanding by transforming a creative artifact (the model) into a scientific argument: every visual element must be traceable to a specific piece of evidence gathered during the unit, mirroring how professional scientists validate theoretical models against observational data.</w:t>
-            </w:r>
-          </w:p>
-        </w:tc>
-        <w:tc>
-          <w:tcPr>
-            <w:tcW w:type="dxa" w:w="3040"/>
-            <w:shd w:fill="F2F2F2" w:color="auto" w:val="clear"/>
-            <w:tcMar>
-              <w:top w:type="dxa" w:w="60"/>
-              <w:left w:type="dxa" w:w="120"/>
-              <w:bottom w:type="dxa" w:w="60"/>
-              <w:right w:type="dxa" w:w="120"/>
-            </w:tcMar>
-            <w:vAlign w:val="top"/>
-          </w:tcPr>
-          <w:p>
-            <w:pPr>
-              <w:spacing w:after="40" w:before="0"/>
-              <w:jc w:val="left"/>
-            </w:pPr>
-            <w:r>
-              <w:rPr>
-                <w:rFonts w:ascii="Arial" w:cs="Arial" w:eastAsia="Arial" w:hAnsi="Arial"/>
-                <w:b w:val="false"/>
-                <w:bCs w:val="false"/>
-                <w:i w:val="false"/>
-                <w:iCs w:val="false"/>
-                <w:color w:val="000000"/>
-                <w:sz w:val="18"/>
-                <w:szCs w:val="18"/>
-              </w:rPr>
-              <w:t xml:space="preserve">Observable indicator: Each group's checklist has all 10 items ticked or annotated with a plan before presentations begin. Teacher spot-checks 3 groups during circulation, asking one member to verbally explain one checklist item in their model. Red flag: groups missing more than 3 items at the 8-minute mark — teacher directs them to the specific resource that addresses the gap. Overall indicator: all groups' models are physically complete (fully labelled, legible, structured from Big Bang to present night sky) when the gallery walk begins.</w:t>
-            </w:r>
-          </w:p>
-        </w:tc>
-      </w:tr>
-      <w:tr>
-        <w:tc>
-          <w:tcPr>
-            <w:tcW w:type="dxa" w:w="1520"/>
-            <w:shd w:fill="E2EFDA" w:color="auto" w:val="clear"/>
-            <w:tcMar>
-              <w:top w:type="dxa" w:w="60"/>
-              <w:left w:type="dxa" w:w="120"/>
-              <w:bottom w:type="dxa" w:w="60"/>
-              <w:right w:type="dxa" w:w="120"/>
-            </w:tcMar>
-            <w:vAlign w:val="top"/>
-          </w:tcPr>
-          <w:p>
-            <w:pPr>
-              <w:spacing w:after="40" w:before="0"/>
-              <w:jc w:val="left"/>
-            </w:pPr>
-            <w:r>
-              <w:rPr>
-                <w:rFonts w:ascii="Arial" w:cs="Arial" w:eastAsia="Arial" w:hAnsi="Arial"/>
-                <w:b/>
-                <w:bCs/>
-                <w:i w:val="false"/>
-                <w:iCs w:val="false"/>
-                <w:color w:val="000000"/>
-                <w:sz w:val="18"/>
-                <w:szCs w:val="18"/>
-              </w:rPr>
-              <w:t xml:space="preserve">Explain Phase</w:t>
-            </w:r>
-          </w:p>
-          <w:p>
-            <w:pPr>
-              <w:spacing w:after="20" w:before="0"/>
-            </w:pPr>
-            <w:r>
-              <w:rPr>
-                <w:rFonts w:ascii="Arial" w:cs="Arial" w:eastAsia="Arial" w:hAnsi="Arial"/>
-                <w:b/>
-                <w:bCs/>
-                <w:color w:val="1F3864"/>
-                <w:sz w:val="16"/>
-                <w:szCs w:val="16"/>
-              </w:rPr>
-              <w:t xml:space="preserve">📹 VIDEO:</w:t>
-            </w:r>
-          </w:p>
-          <w:p>
-            <w:pPr>
-              <w:spacing w:after="20" w:before="0"/>
-            </w:pPr>
-            <w:hyperlink w:history="1" r:id="rIdjue8xzfdtyw7apxip8d93">
-              <w:r>
-                <w:rPr>
-                  <w:rFonts w:ascii="Arial" w:cs="Arial" w:eastAsia="Arial" w:hAnsi="Arial"/>
-                  <w:color w:val="2E75B6"/>
-                  <w:sz w:val="16"/>
-                  <w:szCs w:val="16"/>
-                  <w:u w:val="single" w:color="2E75B6"/>
-                </w:rPr>
-                <w:t xml:space="preserve">Why Cosmic Evolution Matters</w:t>
-              </w:r>
-            </w:hyperlink>
-          </w:p>
-          <w:p>
-            <w:pPr>
-              <w:spacing w:after="10" w:before="0"/>
-              <w:ind w:left="120"/>
-            </w:pPr>
-            <w:r>
-              <w:rPr>
-                <w:rFonts w:ascii="Arial" w:cs="Arial" w:eastAsia="Arial" w:hAnsi="Arial"/>
-                <w:color w:val="595959"/>
-                <w:sz w:val="14"/>
-                <w:szCs w:val="14"/>
-              </w:rPr>
-              <w:t xml:space="preserve">Source: Khan Academy (English - US curriculum)</w:t>
-            </w:r>
-          </w:p>
-          <w:p>
-            <w:pPr>
-              <w:spacing w:after="10" w:before="0"/>
-              <w:ind w:left="120"/>
-            </w:pPr>
-            <w:hyperlink w:history="1" r:id="rIdxgabovzoq2q-seytor0mz">
-              <w:r>
-                <w:rPr>
-                  <w:rFonts w:ascii="Arial" w:cs="Arial" w:eastAsia="Arial" w:hAnsi="Arial"/>
-                  <w:color w:val="595959"/>
-                  <w:sz w:val="14"/>
-                  <w:szCs w:val="14"/>
-                  <w:u w:val="single" w:color="595959"/>
-                </w:rPr>
-                <w:t xml:space="preserve">🔍 Search ARES for similar videos</w:t>
-              </w:r>
-            </w:hyperlink>
-          </w:p>
-          <w:p>
-            <w:pPr>
-              <w:spacing w:after="40" w:before="0"/>
-            </w:pPr>
-            <w:r>
-              <w:rPr>
-                <w:sz w:val="14"/>
-                <w:szCs w:val="14"/>
-              </w:rPr>
-              <w:t xml:space="preserve"/>
-            </w:r>
-          </w:p>
-          <w:p>
-            <w:pPr>
-              <w:spacing w:after="20" w:before="0"/>
-            </w:pPr>
-            <w:r>
-              <w:rPr>
-                <w:rFonts w:ascii="Arial" w:cs="Arial" w:eastAsia="Arial" w:hAnsi="Arial"/>
-                <w:b/>
-                <w:bCs/>
-                <w:color w:val="1F3864"/>
-                <w:sz w:val="16"/>
-                <w:szCs w:val="16"/>
-              </w:rPr>
-              <w:t xml:space="preserve">📖 HTML:</w:t>
-            </w:r>
-          </w:p>
-          <w:p>
-            <w:pPr>
-              <w:spacing w:after="20" w:before="0"/>
-            </w:pPr>
-            <w:hyperlink w:history="1" r:id="rIdi3dd23lbewjlhkcuoatcs">
-              <w:r>
-                <w:rPr>
-                  <w:rFonts w:ascii="Arial" w:cs="Arial" w:eastAsia="Arial" w:hAnsi="Arial"/>
-                  <w:color w:val="2E75B6"/>
-                  <w:sz w:val="16"/>
-                  <w:szCs w:val="16"/>
-                  <w:u w:val="single" w:color="2E75B6"/>
-                </w:rPr>
-                <w:t xml:space="preserve">Neutron Stars and Black Holes (Flexbook)</w:t>
-              </w:r>
-            </w:hyperlink>
-          </w:p>
-          <w:p>
-            <w:pPr>
-              <w:spacing w:after="10" w:before="0"/>
-              <w:ind w:left="120"/>
-            </w:pPr>
-            <w:r>
-              <w:rPr>
-                <w:rFonts w:ascii="Arial" w:cs="Arial" w:eastAsia="Arial" w:hAnsi="Arial"/>
-                <w:color w:val="595959"/>
-                <w:sz w:val="14"/>
-                <w:szCs w:val="14"/>
-              </w:rPr>
-              <w:t xml:space="preserve">Source: CK-12</w:t>
-            </w:r>
-          </w:p>
-          <w:p>
-            <w:pPr>
-              <w:spacing w:after="10" w:before="0"/>
-              <w:ind w:left="120"/>
-            </w:pPr>
-            <w:hyperlink w:history="1" r:id="rId90ygf3mpgu19b2obwhhib">
-              <w:r>
-                <w:rPr>
-                  <w:rFonts w:ascii="Arial" w:cs="Arial" w:eastAsia="Arial" w:hAnsi="Arial"/>
-                  <w:color w:val="595959"/>
-                  <w:sz w:val="14"/>
-                  <w:szCs w:val="14"/>
-                  <w:u w:val="single" w:color="595959"/>
-                </w:rPr>
-                <w:t xml:space="preserve">🔍 Search ARES for similar readings</w:t>
-              </w:r>
-            </w:hyperlink>
-          </w:p>
-        </w:tc>
-        <w:tc>
-          <w:tcPr>
-            <w:tcW w:type="dxa" w:w="3040"/>
-            <w:shd w:fill="FFFFFF" w:color="auto" w:val="clear"/>
-            <w:tcMar>
-              <w:top w:type="dxa" w:w="60"/>
-              <w:left w:type="dxa" w:w="120"/>
-              <w:bottom w:type="dxa" w:w="60"/>
-              <w:right w:type="dxa" w:w="120"/>
-            </w:tcMar>
-            <w:vAlign w:val="top"/>
-          </w:tcPr>
-          <w:p>
-            <w:pPr>
-              <w:spacing w:after="40" w:before="0"/>
-              <w:jc w:val="left"/>
-            </w:pPr>
-            <w:r>
-              <w:rPr>
-                <w:rFonts w:ascii="Arial" w:cs="Arial" w:eastAsia="Arial" w:hAnsi="Arial"/>
-                <w:b w:val="false"/>
-                <w:bCs w:val="false"/>
-                <w:i w:val="false"/>
-                <w:iCs w:val="false"/>
-                <w:color w:val="000000"/>
-                <w:sz w:val="18"/>
-                <w:szCs w:val="18"/>
-              </w:rPr>
-              <w:t xml:space="preserve">Groups post their cumulative visual models on the classroom walls, forming a gallery. Each group selects one spokesperson to remain at their model for the first rotation; all other members become 'visitors'. In a structured gallery walk (two rotations of 6 minutes each), visitors move to two other groups' models and listen to a 3-minute Final Explanation delivered by the spokesperson, then spend 3 minutes providing written feedback on a structured CER (Claim–Evidence–Reasoning) Peer Feedback Card. Feedback cards ask: (1) 'What is the clearest and most evidence-supported claim in this model?' (2) 'Name one piece of evidence in this model that you found compelling and explain why.' (3) 'Identify one part of the model or explanation that would benefit from stronger evidence or clearer reasoning — be specific.' After two rotations (12 minutes), all learners return to their own model. Spokespersons from each visited group share the most useful piece of feedback received (whole-class, 4 minutes). Groups then have 4 minutes to make one final evidence-based revision to their model based on peer feedback before the whole-class Final Explanation synthesis.</w:t>
-            </w:r>
-          </w:p>
-        </w:tc>
-        <w:tc>
-          <w:tcPr>
-            <w:tcW w:type="dxa" w:w="3040"/>
-            <w:shd w:fill="F2F2F2" w:color="auto" w:val="clear"/>
-            <w:tcMar>
-              <w:top w:type="dxa" w:w="60"/>
-              <w:left w:type="dxa" w:w="120"/>
-              <w:bottom w:type="dxa" w:w="60"/>
-              <w:right w:type="dxa" w:w="120"/>
-            </w:tcMar>
-            <w:vAlign w:val="top"/>
-          </w:tcPr>
-          <w:p>
-            <w:pPr>
-              <w:spacing w:after="40" w:before="0"/>
-              <w:jc w:val="left"/>
-            </w:pPr>
-            <w:r>
-              <w:rPr>
-                <w:rFonts w:ascii="Arial" w:cs="Arial" w:eastAsia="Arial" w:hAnsi="Arial"/>
-                <w:b w:val="false"/>
-                <w:bCs w:val="false"/>
-                <w:i w:val="false"/>
-                <w:iCs w:val="false"/>
-                <w:color w:val="000000"/>
-                <w:sz w:val="18"/>
-                <w:szCs w:val="18"/>
-              </w:rPr>
-              <w:t xml:space="preserve">Set up the gallery by directing groups to post models. Say verbatim: 'This is your Final Explanation moment. When you are the spokesperson, you have 3 minutes to walk visitors through your model and answer the Driving Question out loud: How did everything we see in the night sky above Nairobi come to exist, and how do scientists gather evidence about a universe they cannot directly touch or travel to? Use your model as your evidence board. Visitors: you are scientists peer-reviewing a colleague's model. Fill in your CER Feedback Card honestly and specifically — no vague comments, only evidence-based observations.' [Signal Rotation 1 start.] Circulate during gallery walk, listening to Final Explanations. After each 3-minute explanation, prompt visitors: 'Ask one clarifying question before you write your feedback.' [Signal Rotation 2.] After rotations: 'Return to your own model. Read the feedback cards you received. Spokespersons — I will cold-call four groups: tell the class the single most useful piece of feedback you received and how you will act on it.' [Cold-call 4 groups.] 'You now have 4 minutes to make one evidence-based revision. Make it count.' [4-minute revision window.] Circulate, verify revisions are evidence-linked, not cosmetic.</w:t>
-            </w:r>
-          </w:p>
-        </w:tc>
-        <w:tc>
-          <w:tcPr>
-            <w:tcW w:type="dxa" w:w="3040"/>
-            <w:shd w:fill="FFFFFF" w:color="auto" w:val="clear"/>
-            <w:tcMar>
-              <w:top w:type="dxa" w:w="60"/>
-              <w:left w:type="dxa" w:w="120"/>
-              <w:bottom w:type="dxa" w:w="60"/>
-              <w:right w:type="dxa" w:w="120"/>
-            </w:tcMar>
-            <w:vAlign w:val="top"/>
-          </w:tcPr>
-          <w:p>
-            <w:pPr>
-              <w:spacing w:after="40" w:before="0"/>
-              <w:jc w:val="left"/>
-            </w:pPr>
-            <w:r>
-              <w:rPr>
-                <w:rFonts w:ascii="Arial" w:cs="Arial" w:eastAsia="Arial" w:hAnsi="Arial"/>
-                <w:b w:val="false"/>
-                <w:bCs w:val="false"/>
-                <w:i w:val="false"/>
-                <w:iCs w:val="false"/>
-                <w:color w:val="000000"/>
-                <w:sz w:val="18"/>
-                <w:szCs w:val="18"/>
-              </w:rPr>
-              <w:t xml:space="preserve">CER Gallery Walk (Claim–Evidence–Reasoning Peer Review) — Learners function as both presenters and peer reviewers, using a structured CER framework to evaluate scientific models. This mirrors authentic scientific peer review and builds understanding by requiring learners to articulate not just what a model shows but whether the evidence is sufficient and the reasoning is sound — directly connecting to NGSS SEP 7 (Engaging in Argument from Evidence). Presenting to peers also consolidates the presenter's own understanding through the act of teaching.</w:t>
-            </w:r>
-          </w:p>
-        </w:tc>
-        <w:tc>
-          <w:tcPr>
-            <w:tcW w:type="dxa" w:w="3040"/>
-            <w:shd w:fill="F2F2F2" w:color="auto" w:val="clear"/>
-            <w:tcMar>
-              <w:top w:type="dxa" w:w="60"/>
-              <w:left w:type="dxa" w:w="120"/>
-              <w:bottom w:type="dxa" w:w="60"/>
-              <w:right w:type="dxa" w:w="120"/>
-            </w:tcMar>
-            <w:vAlign w:val="top"/>
-          </w:tcPr>
-          <w:p>
-            <w:pPr>
-              <w:spacing w:after="40" w:before="0"/>
-              <w:jc w:val="left"/>
-            </w:pPr>
-            <w:r>
-              <w:rPr>
-                <w:rFonts w:ascii="Arial" w:cs="Arial" w:eastAsia="Arial" w:hAnsi="Arial"/>
-                <w:b w:val="false"/>
-                <w:bCs w:val="false"/>
-                <w:i w:val="false"/>
-                <w:iCs w:val="false"/>
-                <w:color w:val="000000"/>
-                <w:sz w:val="18"/>
-                <w:szCs w:val="18"/>
-              </w:rPr>
-              <w:t xml:space="preserve">Observable indicator: Every spokesperson can deliver a coherent 3-minute Final Explanation that answers the Driving Question using at least 3 named pieces of evidence from their model. Every visitor completes all three prompts on the CER Feedback Card with specific, model-referenced comments (not generic praise). Teacher evaluates 4 cold-called feedback summaries for specificity and scientific accuracy. Red flag: any Final Explanation that cannot connect the Big Bang to the present night sky above Nairobi in a causal chain — teacher notes this group for the synthesis discussion to address the gap publicly.</w:t>
-            </w:r>
-          </w:p>
-        </w:tc>
-      </w:tr>
-      <w:tr>
-        <w:tc>
-          <w:tcPr>
-            <w:tcW w:type="dxa" w:w="1520"/>
-            <w:shd w:fill="FCE4D6" w:color="auto" w:val="clear"/>
-            <w:tcMar>
-              <w:top w:type="dxa" w:w="60"/>
-              <w:left w:type="dxa" w:w="120"/>
-              <w:bottom w:type="dxa" w:w="60"/>
-              <w:right w:type="dxa" w:w="120"/>
-            </w:tcMar>
-            <w:vAlign w:val="top"/>
-          </w:tcPr>
-          <w:p>
-            <w:pPr>
-              <w:spacing w:after="40" w:before="0"/>
-              <w:jc w:val="left"/>
-            </w:pPr>
-            <w:r>
-              <w:rPr>
-                <w:rFonts w:ascii="Arial" w:cs="Arial" w:eastAsia="Arial" w:hAnsi="Arial"/>
-                <w:b/>
-                <w:bCs/>
-                <w:i w:val="false"/>
-                <w:iCs w:val="false"/>
-                <w:color w:val="000000"/>
-                <w:sz w:val="18"/>
-                <w:szCs w:val="18"/>
-              </w:rPr>
-              <w:t xml:space="preserve">Driving Question Board (DQB) Creation</w:t>
-            </w:r>
-          </w:p>
-          <w:p>
-            <w:pPr>
-              <w:spacing w:after="20" w:before="0"/>
-            </w:pPr>
-            <w:r>
-              <w:rPr>
-                <w:rFonts w:ascii="Arial" w:cs="Arial" w:eastAsia="Arial" w:hAnsi="Arial"/>
-                <w:b/>
-                <w:bCs/>
-                <w:color w:val="1F3864"/>
-                <w:sz w:val="16"/>
-                <w:szCs w:val="16"/>
-              </w:rPr>
-              <w:t xml:space="preserve">📹 VIDEO:</w:t>
-            </w:r>
-          </w:p>
-          <w:p>
-            <w:pPr>
-              <w:spacing w:after="20" w:before="0"/>
-            </w:pPr>
-            <w:hyperlink w:history="1" r:id="rIdfybwkulit6n4v-yhlqk5b">
-              <w:r>
-                <w:rPr>
-                  <w:rFonts w:ascii="Arial" w:cs="Arial" w:eastAsia="Arial" w:hAnsi="Arial"/>
-                  <w:color w:val="2E75B6"/>
-                  <w:sz w:val="16"/>
-                  <w:szCs w:val="16"/>
-                  <w:u w:val="single" w:color="2E75B6"/>
-                </w:rPr>
-                <w:t xml:space="preserve">What Is Big History?</w:t>
-              </w:r>
-            </w:hyperlink>
-          </w:p>
-          <w:p>
-            <w:pPr>
-              <w:spacing w:after="10" w:before="0"/>
-              <w:ind w:left="120"/>
-            </w:pPr>
-            <w:r>
-              <w:rPr>
-                <w:rFonts w:ascii="Arial" w:cs="Arial" w:eastAsia="Arial" w:hAnsi="Arial"/>
-                <w:color w:val="595959"/>
-                <w:sz w:val="14"/>
-                <w:szCs w:val="14"/>
-              </w:rPr>
-              <w:t xml:space="preserve">Source: Khan Academy (English - US curriculum)</w:t>
-            </w:r>
-          </w:p>
-          <w:p>
-            <w:pPr>
-              <w:spacing w:after="10" w:before="0"/>
-              <w:ind w:left="120"/>
-            </w:pPr>
-            <w:hyperlink w:history="1" r:id="rIdaenzrs1lrxume6jkbcsew">
-              <w:r>
-                <w:rPr>
-                  <w:rFonts w:ascii="Arial" w:cs="Arial" w:eastAsia="Arial" w:hAnsi="Arial"/>
-                  <w:color w:val="595959"/>
-                  <w:sz w:val="14"/>
-                  <w:szCs w:val="14"/>
-                  <w:u w:val="single" w:color="595959"/>
-                </w:rPr>
-                <w:t xml:space="preserve">🔍 Search ARES for similar videos</w:t>
-              </w:r>
-            </w:hyperlink>
-          </w:p>
-          <w:p>
-            <w:pPr>
-              <w:spacing w:after="40" w:before="0"/>
-            </w:pPr>
-            <w:r>
-              <w:rPr>
-                <w:sz w:val="14"/>
-                <w:szCs w:val="14"/>
-              </w:rPr>
-              <w:t xml:space="preserve"/>
-            </w:r>
-          </w:p>
-          <w:p>
-            <w:pPr>
-              <w:spacing w:after="20" w:before="0"/>
-            </w:pPr>
-            <w:r>
-              <w:rPr>
-                <w:rFonts w:ascii="Arial" w:cs="Arial" w:eastAsia="Arial" w:hAnsi="Arial"/>
-                <w:b/>
-                <w:bCs/>
-                <w:color w:val="1F3864"/>
-                <w:sz w:val="16"/>
-                <w:szCs w:val="16"/>
-              </w:rPr>
-              <w:t xml:space="preserve">📖 EXERCISE:</w:t>
-            </w:r>
-          </w:p>
-          <w:p>
-            <w:pPr>
-              <w:spacing w:after="20" w:before="0"/>
-            </w:pPr>
-            <w:hyperlink w:history="1" r:id="rIddider8ysaqd0ybxnjzwta">
-              <w:r>
-                <w:rPr>
-                  <w:rFonts w:ascii="Arial" w:cs="Arial" w:eastAsia="Arial" w:hAnsi="Arial"/>
-                  <w:color w:val="2E75B6"/>
-                  <w:sz w:val="16"/>
-                  <w:szCs w:val="16"/>
-                  <w:u w:val="single" w:color="2E75B6"/>
-                </w:rPr>
-                <w:t xml:space="preserve">Neutron Stars and Black Holes Practice</w:t>
-              </w:r>
-            </w:hyperlink>
-          </w:p>
-          <w:p>
-            <w:pPr>
-              <w:spacing w:after="10" w:before="0"/>
-              <w:ind w:left="120"/>
-            </w:pPr>
-            <w:r>
-              <w:rPr>
-                <w:rFonts w:ascii="Arial" w:cs="Arial" w:eastAsia="Arial" w:hAnsi="Arial"/>
-                <w:color w:val="595959"/>
-                <w:sz w:val="14"/>
-                <w:szCs w:val="14"/>
-              </w:rPr>
-              <w:t xml:space="preserve">Source: CK-12</w:t>
-            </w:r>
-          </w:p>
-          <w:p>
-            <w:pPr>
-              <w:spacing w:after="10" w:before="0"/>
-              <w:ind w:left="120"/>
-            </w:pPr>
-            <w:hyperlink w:history="1" r:id="rId1x-rfxk3ztpqrgublg4q6">
-              <w:r>
-                <w:rPr>
-                  <w:rFonts w:ascii="Arial" w:cs="Arial" w:eastAsia="Arial" w:hAnsi="Arial"/>
-                  <w:color w:val="595959"/>
-                  <w:sz w:val="14"/>
-                  <w:szCs w:val="14"/>
-                  <w:u w:val="single" w:color="595959"/>
-                </w:rPr>
-                <w:t xml:space="preserve">🔍 Search ARES for similar readings</w:t>
-              </w:r>
-            </w:hyperlink>
-          </w:p>
-        </w:tc>
-        <w:tc>
-          <w:tcPr>
-            <w:tcW w:type="dxa" w:w="3040"/>
-            <w:shd w:fill="FFFFFF" w:color="auto" w:val="clear"/>
-            <w:tcMar>
-              <w:top w:type="dxa" w:w="60"/>
-              <w:left w:type="dxa" w:w="120"/>
-              <w:bottom w:type="dxa" w:w="60"/>
-              <w:right w:type="dxa" w:w="120"/>
-            </w:tcMar>
-            <w:vAlign w:val="top"/>
-          </w:tcPr>
-          <w:p>
-            <w:pPr>
-              <w:spacing w:after="40" w:before="0"/>
-              <w:jc w:val="left"/>
-            </w:pPr>
-            <w:r>
-              <w:rPr>
-                <w:rFonts w:ascii="Arial" w:cs="Arial" w:eastAsia="Arial" w:hAnsi="Arial"/>
-                <w:b w:val="false"/>
-                <w:bCs w:val="false"/>
-                <w:i w:val="false"/>
-                <w:iCs w:val="false"/>
-                <w:color w:val="000000"/>
-                <w:sz w:val="18"/>
-                <w:szCs w:val="18"/>
-              </w:rPr>
-              <w:t xml:space="preserve">The class reconvenes facing the Driving Question Board (DQB) that has been maintained across all 12 lessons. The DQB contains questions generated by learners in every lesson — from 'What caused the Big Bang?' to 'Why does the Moon affect ocean tides in Mombasa?' to 'Can a Kenyan ever go to space?' and 'How do we see light from stars that died billions of years ago?' Working as a whole class (teacher-facilitated, 8 minutes), learners systematically categorise every question on the DQB using three sticky-dot colours: GREEN = 'We can now answer this with evidence from our unit'; YELLOW = 'We have partial evidence — this question needs more investigation'; RED = 'This question is still open — it may be at the frontier of current science.' Learners take turns approaching the board, placing a coloured dot on each question, and giving a one-sentence justification. After all questions are categorised, the class identifies the two most important RED (still open) questions and discusses what kind of evidence or investigation would be needed to begin answering them — connecting to how real scientists at observatories in South Africa, NASA, or the James Webb Space Telescope team work to answer open cosmological questions.</w:t>
-            </w:r>
-          </w:p>
-        </w:tc>
-        <w:tc>
-          <w:tcPr>
-            <w:tcW w:type="dxa" w:w="3040"/>
-            <w:shd w:fill="F2F2F2" w:color="auto" w:val="clear"/>
-            <w:tcMar>
-              <w:top w:type="dxa" w:w="60"/>
-              <w:left w:type="dxa" w:w="120"/>
-              <w:bottom w:type="dxa" w:w="60"/>
-              <w:right w:type="dxa" w:w="120"/>
-            </w:tcMar>
-            <w:vAlign w:val="top"/>
-          </w:tcPr>
-          <w:p>
-            <w:pPr>
-              <w:spacing w:after="40" w:before="0"/>
-              <w:jc w:val="left"/>
-            </w:pPr>
-            <w:r>
-              <w:rPr>
-                <w:rFonts w:ascii="Arial" w:cs="Arial" w:eastAsia="Arial" w:hAnsi="Arial"/>
-                <w:b w:val="false"/>
-                <w:bCs w:val="false"/>
-                <w:i w:val="false"/>
-                <w:iCs w:val="false"/>
-                <w:color w:val="000000"/>
-                <w:sz w:val="18"/>
-                <w:szCs w:val="18"/>
-              </w:rPr>
-              <w:t xml:space="preserve">Direct learners' attention to the full DQB. Say verbatim: 'This board has been growing since Lesson 1. Every question on it was asked by someone in this room — and every question mattered. Now it's time to find out how far we've come. We're going to categorise every question using three colours: green means we can answer it with evidence right now; yellow means we have some evidence but the question isn't fully closed; red means this is still open — maybe even for the world's best scientists. I need volunteers to come up, place a dot, and give one sentence of justification. Who wants to start?' [Accept volunteers; if no volunteers after 5 seconds, cold-call by name.] Move through all DQB questions in 8 minutes (keep pace). After categorisation: 'Look at our red questions — the ones that are still open. Which two are most important to you?' [Show of hands to vote — tally.] 'For our top two: what kind of evidence would a scientist need to begin answering this? What instrument, what observation, what data?' [Cold-call 2 learners per question.] Close by saying: 'Some of these questions may be answered in your lifetime. The James Webb Space Telescope, the Square Kilometre Array in South Africa — these are real instruments gathering real evidence right now. Your curiosity is pointing in the same direction as the world's best science.'</w:t>
-            </w:r>
-          </w:p>
-        </w:tc>
-        <w:tc>
-          <w:tcPr>
-            <w:tcW w:type="dxa" w:w="3040"/>
-            <w:shd w:fill="FFFFFF" w:color="auto" w:val="clear"/>
-            <w:tcMar>
-              <w:top w:type="dxa" w:w="60"/>
-              <w:left w:type="dxa" w:w="120"/>
-              <w:bottom w:type="dxa" w:w="60"/>
-              <w:right w:type="dxa" w:w="120"/>
-            </w:tcMar>
-            <w:vAlign w:val="top"/>
-          </w:tcPr>
-          <w:p>
-            <w:pPr>
-              <w:spacing w:after="40" w:before="0"/>
-              <w:jc w:val="left"/>
-            </w:pPr>
-            <w:r>
-              <w:rPr>
-                <w:rFonts w:ascii="Arial" w:cs="Arial" w:eastAsia="Arial" w:hAnsi="Arial"/>
-                <w:b w:val="false"/>
-                <w:bCs w:val="false"/>
-                <w:i w:val="false"/>
-                <w:iCs w:val="false"/>
-                <w:color w:val="000000"/>
-                <w:sz w:val="18"/>
-                <w:szCs w:val="18"/>
-              </w:rPr>
-              <w:t xml:space="preserve">Driving Question Board Synthesis (Traffic-Light Categorisation) — Learners use a colour-coded categorisation protocol to systematically assess the explanatory power of the unit's accumulated evidence against the full landscape of questions they raised. This strategy builds understanding by making epistemic progress visible: learners can physically see that green questions have multiplied since Lesson 1, demonstrating that science produces genuine answers — while red questions honour the authentic open-endedness of frontier science and position learners as future contributors, not passive recipients.</w:t>
-            </w:r>
-          </w:p>
-        </w:tc>
-        <w:tc>
-          <w:tcPr>
-            <w:tcW w:type="dxa" w:w="3040"/>
-            <w:shd w:fill="F2F2F2" w:color="auto" w:val="clear"/>
-            <w:tcMar>
-              <w:top w:type="dxa" w:w="60"/>
-              <w:left w:type="dxa" w:w="120"/>
-              <w:bottom w:type="dxa" w:w="60"/>
-              <w:right w:type="dxa" w:w="120"/>
-            </w:tcMar>
-            <w:vAlign w:val="top"/>
-          </w:tcPr>
-          <w:p>
-            <w:pPr>
-              <w:spacing w:after="40" w:before="0"/>
-              <w:jc w:val="left"/>
-            </w:pPr>
-            <w:r>
-              <w:rPr>
-                <w:rFonts w:ascii="Arial" w:cs="Arial" w:eastAsia="Arial" w:hAnsi="Arial"/>
-                <w:b w:val="false"/>
-                <w:bCs w:val="false"/>
-                <w:i w:val="false"/>
-                <w:iCs w:val="false"/>
-                <w:color w:val="000000"/>
-                <w:sz w:val="18"/>
-                <w:szCs w:val="18"/>
-              </w:rPr>
-              <w:t xml:space="preserve">Observable indicator: Every DQB question receives a colour-coded dot with a one-sentence justification from a learner (not the teacher). The class correctly categorises at least 80% of green questions with an accurate evidence reference. Teacher listens for misconceptions during justifications — if a learner incorrectly categorises a question (e.g., marks as green a question for which no evidence was gathered), teacher prompts: 'What specific evidence from our unit supports that answer?' Red flag: fewer than 60% of questions are marked green — this indicates insufficient evidence integration and teacher should note for post-lesson review and possible supplementary session.</w:t>
-            </w:r>
-          </w:p>
-        </w:tc>
-      </w:tr>
-      <w:tr>
-        <w:tc>
-          <w:tcPr>
-            <w:tcW w:type="dxa" w:w="1520"/>
-            <w:shd w:fill="D5E8F0" w:color="auto" w:val="clear"/>
-            <w:tcMar>
-              <w:top w:type="dxa" w:w="60"/>
-              <w:left w:type="dxa" w:w="120"/>
-              <w:bottom w:type="dxa" w:w="60"/>
-              <w:right w:type="dxa" w:w="120"/>
-            </w:tcMar>
-            <w:vAlign w:val="top"/>
-          </w:tcPr>
-          <w:p>
-            <w:pPr>
-              <w:spacing w:after="40" w:before="0"/>
-              <w:jc w:val="left"/>
-            </w:pPr>
-            <w:r>
-              <w:rPr>
-                <w:rFonts w:ascii="Arial" w:cs="Arial" w:eastAsia="Arial" w:hAnsi="Arial"/>
-                <w:b/>
-                <w:bCs/>
-                <w:i w:val="false"/>
-                <w:iCs w:val="false"/>
-                <w:color w:val="000000"/>
-                <w:sz w:val="18"/>
-                <w:szCs w:val="18"/>
-              </w:rPr>
-              <w:t xml:space="preserve">Model Building Phase</w:t>
-            </w:r>
-          </w:p>
-          <w:p>
-            <w:pPr>
-              <w:spacing w:after="20" w:before="0"/>
-            </w:pPr>
-            <w:r>
-              <w:rPr>
-                <w:rFonts w:ascii="Arial" w:cs="Arial" w:eastAsia="Arial" w:hAnsi="Arial"/>
-                <w:b/>
-                <w:bCs/>
-                <w:color w:val="1F3864"/>
-                <w:sz w:val="16"/>
-                <w:szCs w:val="16"/>
-              </w:rPr>
-              <w:t xml:space="preserve">📹 VIDEO:</w:t>
-            </w:r>
-          </w:p>
-          <w:p>
-            <w:pPr>
-              <w:spacing w:after="20" w:before="0"/>
-            </w:pPr>
-            <w:hyperlink w:history="1" r:id="rIdpei1sahglou1mglthcv1k">
-              <w:r>
-                <w:rPr>
-                  <w:rFonts w:ascii="Arial" w:cs="Arial" w:eastAsia="Arial" w:hAnsi="Arial"/>
-                  <w:color w:val="2E75B6"/>
-                  <w:sz w:val="16"/>
-                  <w:szCs w:val="16"/>
-                  <w:u w:val="single" w:color="2E75B6"/>
-                </w:rPr>
-                <w:t xml:space="preserve">The solar system</w:t>
-              </w:r>
-            </w:hyperlink>
-          </w:p>
-          <w:p>
-            <w:pPr>
-              <w:spacing w:after="10" w:before="0"/>
-              <w:ind w:left="120"/>
-            </w:pPr>
-            <w:r>
-              <w:rPr>
-                <w:rFonts w:ascii="Arial" w:cs="Arial" w:eastAsia="Arial" w:hAnsi="Arial"/>
-                <w:color w:val="595959"/>
-                <w:sz w:val="14"/>
-                <w:szCs w:val="14"/>
-              </w:rPr>
-              <w:t xml:space="preserve">Source: Khan Academy (English - US curriculum)</w:t>
-            </w:r>
-          </w:p>
-          <w:p>
-            <w:pPr>
-              <w:spacing w:after="10" w:before="0"/>
-              <w:ind w:left="120"/>
-            </w:pPr>
-            <w:hyperlink w:history="1" r:id="rIdlgl5-hy_m2h2prj5auuhx">
-              <w:r>
-                <w:rPr>
-                  <w:rFonts w:ascii="Arial" w:cs="Arial" w:eastAsia="Arial" w:hAnsi="Arial"/>
-                  <w:color w:val="595959"/>
-                  <w:sz w:val="14"/>
-                  <w:szCs w:val="14"/>
-                  <w:u w:val="single" w:color="595959"/>
-                </w:rPr>
-                <w:t xml:space="preserve">🔍 Search ARES for similar videos</w:t>
-              </w:r>
-            </w:hyperlink>
-          </w:p>
-          <w:p>
-            <w:pPr>
-              <w:spacing w:after="40" w:before="0"/>
-            </w:pPr>
-            <w:r>
-              <w:rPr>
-                <w:sz w:val="14"/>
-                <w:szCs w:val="14"/>
-              </w:rPr>
-              <w:t xml:space="preserve"/>
-            </w:r>
-          </w:p>
-          <w:p>
-            <w:pPr>
-              <w:spacing w:after="20" w:before="0"/>
-            </w:pPr>
-            <w:r>
-              <w:rPr>
-                <w:rFonts w:ascii="Arial" w:cs="Arial" w:eastAsia="Arial" w:hAnsi="Arial"/>
-                <w:b/>
-                <w:bCs/>
-                <w:color w:val="1F3864"/>
-                <w:sz w:val="16"/>
-                <w:szCs w:val="16"/>
-              </w:rPr>
-              <w:t xml:space="preserve">📖 HTML:</w:t>
-            </w:r>
-          </w:p>
-          <w:p>
-            <w:pPr>
-              <w:spacing w:after="20" w:before="0"/>
-            </w:pPr>
-            <w:hyperlink w:history="1" r:id="rIdsjfn2ufhullmhbua_xhas">
-              <w:r>
-                <w:rPr>
-                  <w:rFonts w:ascii="Arial" w:cs="Arial" w:eastAsia="Arial" w:hAnsi="Arial"/>
-                  <w:color w:val="2E75B6"/>
-                  <w:sz w:val="16"/>
-                  <w:szCs w:val="16"/>
-                  <w:u w:val="single" w:color="2E75B6"/>
-                </w:rPr>
-                <w:t xml:space="preserve">Red Giants and White Dwarfs (Flexbook)</w:t>
-              </w:r>
-            </w:hyperlink>
-          </w:p>
-          <w:p>
-            <w:pPr>
-              <w:spacing w:after="10" w:before="0"/>
-              <w:ind w:left="120"/>
-            </w:pPr>
-            <w:r>
-              <w:rPr>
-                <w:rFonts w:ascii="Arial" w:cs="Arial" w:eastAsia="Arial" w:hAnsi="Arial"/>
-                <w:color w:val="595959"/>
-                <w:sz w:val="14"/>
-                <w:szCs w:val="14"/>
-              </w:rPr>
-              <w:t xml:space="preserve">Source: CK-12</w:t>
-            </w:r>
-          </w:p>
-          <w:p>
-            <w:pPr>
-              <w:spacing w:after="10" w:before="0"/>
-              <w:ind w:left="120"/>
-            </w:pPr>
-            <w:hyperlink w:history="1" r:id="rIdxnb8xhqsiudz-klpiu6vq">
+            <w:hyperlink w:history="1" r:id="rIdreoo0rnsnou2-mnvzvv7t">
               <w:r>
                 <w:rPr>
                   <w:rFonts w:ascii="Arial" w:cs="Arial" w:eastAsia="Arial" w:hAnsi="Arial"/>
@@ -37694,7 +38009,7 @@
         </w:rPr>
         <w:t xml:space="preserve">© 2026 SeaVuria and ARES. Aligned with KICD objectives. Developed by SeaVuria; technical implementation by ARES (with AI assistance from Claude). Licensed under </w:t>
       </w:r>
-      <w:hyperlink w:history="1" r:id="rIdiccm0obqqhdjboxs1f6w3">
+      <w:hyperlink w:history="1" r:id="rIdypvwa1kikmz9dynssjtyk">
         <w:r>
           <w:rPr>
             <w:rFonts w:ascii="Arial" w:cs="Arial" w:eastAsia="Arial" w:hAnsi="Arial"/>
@@ -37715,7 +38030,7 @@
         </w:rPr>
         <w:t xml:space="preserve"> (</w:t>
       </w:r>
-      <w:hyperlink w:history="1" r:id="rIdf6kwrmqnhhltg2wftul6m">
+      <w:hyperlink w:history="1" r:id="rIdcprbodmv2kpnu3aojxhb0">
         <w:r>
           <w:rPr>
             <w:rFonts w:ascii="Arial" w:cs="Arial" w:eastAsia="Arial" w:hAnsi="Arial"/>

--- a/data/outputs/v2/Physics/SS4.2_Introduction_to_Space_Physics/Physics_Introduction_to_Space_Physics_CBE_LessonSequence.docx
+++ b/data/outputs/v2/Physics/SS4.2_Introduction_to_Space_Physics/Physics_Introduction_to_Space_Physics_CBE_LessonSequence.docx
@@ -2731,7 +2731,7 @@
         </w:rPr>
         <w:t xml:space="preserve">© 2026 SeaVuria and ARES. This work is licensed under a </w:t>
       </w:r>
-      <w:hyperlink w:history="1" r:id="rIdpnutvesioqmbckbb7-zpk">
+      <w:hyperlink w:history="1" r:id="rIdpcjssrmm-6r8st7p_hlyf">
         <w:r>
           <w:rPr>
             <w:rFonts w:ascii="Arial" w:cs="Arial" w:eastAsia="Arial" w:hAnsi="Arial"/>
@@ -2751,7 +2751,7 @@
         </w:rPr>
         <w:t xml:space="preserve"> (</w:t>
       </w:r>
-      <w:hyperlink w:history="1" r:id="rIdvv_tupzgqinlgvwvie0wr">
+      <w:hyperlink w:history="1" r:id="rIddlgav0e_x9uwabsc4nm_7">
         <w:r>
           <w:rPr>
             <w:rFonts w:ascii="Arial" w:cs="Arial" w:eastAsia="Arial" w:hAnsi="Arial"/>
@@ -2771,7 +2771,7 @@
         </w:rPr>
         <w:t xml:space="preserve">). To view a copy of this license, visit </w:t>
       </w:r>
-      <w:hyperlink w:history="1" r:id="rIdqdwd-gbgngr4ugikh5o0k">
+      <w:hyperlink w:history="1" r:id="rIdcj5ym8zgrpflsqjotu4qr">
         <w:r>
           <w:rPr>
             <w:rFonts w:ascii="Arial" w:cs="Arial" w:eastAsia="Arial" w:hAnsi="Arial"/>
@@ -3500,7 +3500,7 @@
                 <w:sz w:val="18"/>
                 <w:szCs w:val="18"/>
               </w:rPr>
-              <w:t xml:space="preserve">In this opening 80-minute lesson, learners are introduced to the anchoring phenomenon: a vivid description and imagery of the clear night sky as seen from outside Nairobi — perhaps from the Rift Valley escarpment or the shores of Lake Victoria — where thousands of stars, the Milky Way band, the Moon, and visible planets like Venus and Jupiter are observable. The sky appears permanent and unchanging. Yet science claims that 13.8 billion years ago, none of it existed. Learners first predict what they think the origin of the universe looks like, then gather evidence by watching a Kurzgesagt animation on the Big Bang and reading a Khan Academy article on the expansion of the universe. Through structured discussion and a sensemaking routine (Claim–Evidence–Reasoning), learners construct an initial explanation for the universe's origin. The lesson closes with learners posting their burning questions onto the class Driving Question Board (DQB), which will anchor the remaining 6 lessons in the unit. NGSS Science and Engineering Practices embedded: Asking Questions (Practice 1), Obtaining and Evaluating Information (Practice 8), and Constructing Explanations (Practice 6).</w:t>
+              <w:t xml:space="preserve">In this opening 80-minute lesson, learners are introduced to the anchoring phenomenon: a vivid description and imagery of the clear night sky as seen from outside Nairobi — perhaps from the Rift Valley escarpment or the shores of Lake Victoria — where thousands of stars, the Milky Way band, the Moon, and visible planets like Venus and Jupiter are observable. The sky appears permanent and unchanging. Yet science claims that 13.8 billion years ago, none of it existed. Learners first predict what they think the origin of the universe looks like, then gather evidence by watching a Kurzgesagt animation on the Big Bang and reading a Khan Academy article on the expansion of the universe. Through structured discussion and a sensemaking routine (Claim–Evidence–Reasoning), learners construct an initial explanation for the universe's origin. The lesson closes with learners posting their burning questions onto the class Driving Question Board (DQB), which will anchor the remaining 11 lessons in the unit. NGSS Science and Engineering Practices embedded: Asking Questions (Practice 1), Obtaining and Evaluating Information (Practice 8), and Constructing Explanations (Practice 6).</w:t>
             </w:r>
           </w:p>
         </w:tc>
@@ -3783,7 +3783,7 @@
             <w:pPr>
               <w:spacing w:after="20" w:before="0"/>
             </w:pPr>
-            <w:hyperlink w:history="1" r:id="rIdhvs2qapva048gkxlygei2">
+            <w:hyperlink w:history="1" r:id="rId3uojpjdwuv_h4m64hzafv">
               <w:r>
                 <w:rPr>
                   <w:rFonts w:ascii="Arial" w:cs="Arial" w:eastAsia="Arial" w:hAnsi="Arial"/>
@@ -3816,7 +3816,7 @@
               <w:spacing w:after="10" w:before="0"/>
               <w:ind w:left="120"/>
             </w:pPr>
-            <w:hyperlink w:history="1" r:id="rIdxxek0tox_qlmgsvdc6fod">
+            <w:hyperlink w:history="1" r:id="rId8gs2f50i7yxhx91zskeir">
               <w:r>
                 <w:rPr>
                   <w:rFonts w:ascii="Arial" w:cs="Arial" w:eastAsia="Arial" w:hAnsi="Arial"/>
@@ -3878,7 +3878,7 @@
               <w:spacing w:after="10" w:before="0"/>
               <w:ind w:left="120"/>
             </w:pPr>
-            <w:hyperlink w:history="1" r:id="rIdhcn7tvxpufhw0gz4ijme0">
+            <w:hyperlink w:history="1" r:id="rIdhrywsowycqfavrb82yupf">
               <w:r>
                 <w:rPr>
                   <w:rFonts w:ascii="Arial" w:cs="Arial" w:eastAsia="Arial" w:hAnsi="Arial"/>
@@ -4088,7 +4088,7 @@
             <w:pPr>
               <w:spacing w:after="20" w:before="0"/>
             </w:pPr>
-            <w:hyperlink w:history="1" r:id="rIdlzhjkbifswk8yc8jf7map">
+            <w:hyperlink w:history="1" r:id="rIdgg49mh2uwtzsirwb439sf">
               <w:r>
                 <w:rPr>
                   <w:rFonts w:ascii="Arial" w:cs="Arial" w:eastAsia="Arial" w:hAnsi="Arial"/>
@@ -4121,7 +4121,7 @@
               <w:spacing w:after="10" w:before="0"/>
               <w:ind w:left="120"/>
             </w:pPr>
-            <w:hyperlink w:history="1" r:id="rId1kttemmrzch136qcqx3rq">
+            <w:hyperlink w:history="1" r:id="rIdokpi_qz-w-xuucwufnmoe">
               <w:r>
                 <w:rPr>
                   <w:rFonts w:ascii="Arial" w:cs="Arial" w:eastAsia="Arial" w:hAnsi="Arial"/>
@@ -4183,7 +4183,7 @@
               <w:spacing w:after="10" w:before="0"/>
               <w:ind w:left="120"/>
             </w:pPr>
-            <w:hyperlink w:history="1" r:id="rIdtvkstaacirzedgroo_xen">
+            <w:hyperlink w:history="1" r:id="rIddhtlyrhcawyvuh6-y-hjd">
               <w:r>
                 <w:rPr>
                   <w:rFonts w:ascii="Arial" w:cs="Arial" w:eastAsia="Arial" w:hAnsi="Arial"/>
@@ -4393,7 +4393,7 @@
             <w:pPr>
               <w:spacing w:after="20" w:before="0"/>
             </w:pPr>
-            <w:hyperlink w:history="1" r:id="rId5bg0voxift64ia-et2a2p">
+            <w:hyperlink w:history="1" r:id="rId9via9sauoqwen8gae3_ss">
               <w:r>
                 <w:rPr>
                   <w:rFonts w:ascii="Arial" w:cs="Arial" w:eastAsia="Arial" w:hAnsi="Arial"/>
@@ -4442,7 +4442,7 @@
               <w:spacing w:after="10" w:before="0"/>
               <w:ind w:left="120"/>
             </w:pPr>
-            <w:hyperlink w:history="1" r:id="rIdyifx9i1wizytiovnm0bng">
+            <w:hyperlink w:history="1" r:id="rIdhx8iwj_urrbz0pycqgyww">
               <w:r>
                 <w:rPr>
                   <w:rFonts w:ascii="Arial" w:cs="Arial" w:eastAsia="Arial" w:hAnsi="Arial"/>
@@ -4504,7 +4504,7 @@
               <w:spacing w:after="10" w:before="0"/>
               <w:ind w:left="120"/>
             </w:pPr>
-            <w:hyperlink w:history="1" r:id="rId6lxo4tiqd2mduowieeyrh">
+            <w:hyperlink w:history="1" r:id="rIdjn3wkcqckpdq9bi6ttr3t">
               <w:r>
                 <w:rPr>
                   <w:rFonts w:ascii="Arial" w:cs="Arial" w:eastAsia="Arial" w:hAnsi="Arial"/>
@@ -4714,7 +4714,7 @@
             <w:pPr>
               <w:spacing w:after="20" w:before="0"/>
             </w:pPr>
-            <w:hyperlink w:history="1" r:id="rIdcnbaxu3pe6vd5utlqcmqj">
+            <w:hyperlink w:history="1" r:id="rIdvvmswgjeg4flntgo62act">
               <w:r>
                 <w:rPr>
                   <w:rFonts w:ascii="Arial" w:cs="Arial" w:eastAsia="Arial" w:hAnsi="Arial"/>
@@ -4763,7 +4763,7 @@
               <w:spacing w:after="10" w:before="0"/>
               <w:ind w:left="120"/>
             </w:pPr>
-            <w:hyperlink w:history="1" r:id="rId-2jbnll6553tkh7brcvmo">
+            <w:hyperlink w:history="1" r:id="rIdojavfehhdbncr1klbg8qr">
               <w:r>
                 <w:rPr>
                   <w:rFonts w:ascii="Arial" w:cs="Arial" w:eastAsia="Arial" w:hAnsi="Arial"/>
@@ -4825,7 +4825,7 @@
               <w:spacing w:after="10" w:before="0"/>
               <w:ind w:left="120"/>
             </w:pPr>
-            <w:hyperlink w:history="1" r:id="rId2fjsmfazb11s4nztd8urc">
+            <w:hyperlink w:history="1" r:id="rIdz6xzil1unwuicv9jwmtf1">
               <w:r>
                 <w:rPr>
                   <w:rFonts w:ascii="Arial" w:cs="Arial" w:eastAsia="Arial" w:hAnsi="Arial"/>
@@ -4914,7 +4914,7 @@
                 <w:sz w:val="18"/>
                 <w:szCs w:val="18"/>
               </w:rPr>
-              <w:t xml:space="preserve">1. Distribute 2 sticky notes per learner. Say: 'You now know more than you did an hour ago — but real scientists never stop asking questions. Write two questions that you GENUINELY want answered. Not questions you think I want. Real ones. You have 3 minutes.' 2. Play soft background music (optional) during question writing. 3. Say: 'Bring your questions and post them on the board. Read your neighbour's questions as you post.' Allow 2–3 minutes of movement and reading. 4. Stand at the DQB and read 6–8 questions aloud expressively. Say: 'Listen to these. These are YOUR questions. Scientists ask questions exactly like these.' 5. Cluster questions visually on the board with learner input: 'Where does this question belong? Is it about the beginning? About evidence? About stars?' Use a marker to draw circles around clusters and label them. 6. Reveal the unit Driving Question by posting it at the top of the DQB. Read it together as a class. Say: 'Every lesson in this unit is one step toward answering THIS question. Your questions on this board will be answered — one by one — over the next six lessons. We will return to this board every single day.' 7. Take a photo of the DQB for the ARES platform record.</w:t>
+              <w:t xml:space="preserve">1. Distribute 2 sticky notes per learner. Say: 'You now know more than you did an hour ago — but real scientists never stop asking questions. Write two questions that you GENUINELY want answered. Not questions you think I want. Real ones. You have 3 minutes.' 2. Play soft background music (optional) during question writing. 3. Say: 'Bring your questions and post them on the board. Read your neighbour's questions as you post.' Allow 2–3 minutes of movement and reading. 4. Stand at the DQB and read 6–8 questions aloud expressively. Say: 'Listen to these. These are YOUR questions. Scientists ask questions exactly like these.' 5. Cluster questions visually on the board with learner input: 'Where does this question belong? Is it about the beginning? About evidence? About stars?' Use a marker to draw circles around clusters and label them. 6. Reveal the unit Driving Question by posting it at the top of the DQB. Read it together as a class. Say: 'Every lesson in this unit is one step toward answering THIS question. Your questions on this board will be answered — one by one — over the next eleven lessons. We will return to this board every single day.' 7. Take a photo of the DQB for the ARES platform record.</w:t>
             </w:r>
           </w:p>
         </w:tc>
@@ -5035,7 +5035,7 @@
             <w:pPr>
               <w:spacing w:after="20" w:before="0"/>
             </w:pPr>
-            <w:hyperlink w:history="1" r:id="rIdbmbl8hszfq_1qieedf27-">
+            <w:hyperlink w:history="1" r:id="rIdgyrf4l_s5a2xmd07wgpnv">
               <w:r>
                 <w:rPr>
                   <w:rFonts w:ascii="Arial" w:cs="Arial" w:eastAsia="Arial" w:hAnsi="Arial"/>
@@ -5084,7 +5084,7 @@
               <w:spacing w:after="10" w:before="0"/>
               <w:ind w:left="120"/>
             </w:pPr>
-            <w:hyperlink w:history="1" r:id="rIdwzgeokpolyvk_carzn3zs">
+            <w:hyperlink w:history="1" r:id="rIdkhnyi8pyaeau-edmgwzx9">
               <w:r>
                 <w:rPr>
                   <w:rFonts w:ascii="Arial" w:cs="Arial" w:eastAsia="Arial" w:hAnsi="Arial"/>
@@ -5146,7 +5146,7 @@
               <w:spacing w:after="10" w:before="0"/>
               <w:ind w:left="120"/>
             </w:pPr>
-            <w:hyperlink w:history="1" r:id="rIddxfhekt9xhnxt4z1tzcmd">
+            <w:hyperlink w:history="1" r:id="rIdyonloqwqlvmvzav-x4k6a">
               <w:r>
                 <w:rPr>
                   <w:rFonts w:ascii="Arial" w:cs="Arial" w:eastAsia="Arial" w:hAnsi="Arial"/>
@@ -5673,7 +5673,7 @@
         </w:rPr>
         <w:t xml:space="preserve">© 2026 SeaVuria and ARES. Aligned with KICD objectives. Developed by SeaVuria; technical implementation by ARES (with AI assistance from Claude). Licensed under </w:t>
       </w:r>
-      <w:hyperlink w:history="1" r:id="rIdomb2jf1fq23jjwnciqwyo">
+      <w:hyperlink w:history="1" r:id="rIdjwo9tpmnb41ldra218lvj">
         <w:r>
           <w:rPr>
             <w:rFonts w:ascii="Arial" w:cs="Arial" w:eastAsia="Arial" w:hAnsi="Arial"/>
@@ -5694,7 +5694,7 @@
         </w:rPr>
         <w:t xml:space="preserve"> (</w:t>
       </w:r>
-      <w:hyperlink w:history="1" r:id="rIdb6cundyuckyfdp3sndi0v">
+      <w:hyperlink w:history="1" r:id="rIdqzszxj9lwirx7j-vooeuf">
         <w:r>
           <w:rPr>
             <w:rFonts w:ascii="Arial" w:cs="Arial" w:eastAsia="Arial" w:hAnsi="Arial"/>
@@ -6707,7 +6707,7 @@
             <w:pPr>
               <w:spacing w:after="20" w:before="0"/>
             </w:pPr>
-            <w:hyperlink w:history="1" r:id="rIdzctk1pqmzrkbknv1f-3fa">
+            <w:hyperlink w:history="1" r:id="rIdl0jgcdjl4uu9nh0fft1sc">
               <w:r>
                 <w:rPr>
                   <w:rFonts w:ascii="Arial" w:cs="Arial" w:eastAsia="Arial" w:hAnsi="Arial"/>
@@ -6740,7 +6740,7 @@
               <w:spacing w:after="10" w:before="0"/>
               <w:ind w:left="120"/>
             </w:pPr>
-            <w:hyperlink w:history="1" r:id="rIdx6owah-dz3ewkzxd9snws">
+            <w:hyperlink w:history="1" r:id="rIdhm45s1zdf4tuj_ukho47b">
               <w:r>
                 <w:rPr>
                   <w:rFonts w:ascii="Arial" w:cs="Arial" w:eastAsia="Arial" w:hAnsi="Arial"/>
@@ -6785,7 +6785,7 @@
             <w:pPr>
               <w:spacing w:after="20" w:before="0"/>
             </w:pPr>
-            <w:hyperlink w:history="1" r:id="rIdaoo2w847s2vlivgqgzcje">
+            <w:hyperlink w:history="1" r:id="rIdvk4bc_de1fpigcxlcjr-o">
               <w:r>
                 <w:rPr>
                   <w:rFonts w:ascii="Arial" w:cs="Arial" w:eastAsia="Arial" w:hAnsi="Arial"/>
@@ -6818,7 +6818,7 @@
               <w:spacing w:after="10" w:before="0"/>
               <w:ind w:left="120"/>
             </w:pPr>
-            <w:hyperlink w:history="1" r:id="rIdo4vxjtyroasuxtvwmumyw">
+            <w:hyperlink w:history="1" r:id="rIdiawiph66qr4ymazp637kc">
               <w:r>
                 <w:rPr>
                   <w:rFonts w:ascii="Arial" w:cs="Arial" w:eastAsia="Arial" w:hAnsi="Arial"/>
@@ -7013,7 +7013,7 @@
             <w:pPr>
               <w:spacing w:after="20" w:before="0"/>
             </w:pPr>
-            <w:hyperlink w:history="1" r:id="rIdo8koj6rvnf4pll1kbhldl">
+            <w:hyperlink w:history="1" r:id="rIdr_czrj5rsgywl1ifnw-jt">
               <w:r>
                 <w:rPr>
                   <w:rFonts w:ascii="Arial" w:cs="Arial" w:eastAsia="Arial" w:hAnsi="Arial"/>
@@ -7046,7 +7046,7 @@
               <w:spacing w:after="10" w:before="0"/>
               <w:ind w:left="120"/>
             </w:pPr>
-            <w:hyperlink w:history="1" r:id="rIdh62y8r1kjonkdggcxoh-z">
+            <w:hyperlink w:history="1" r:id="rId7orfebq68tj_8anbxzapy">
               <w:r>
                 <w:rPr>
                   <w:rFonts w:ascii="Arial" w:cs="Arial" w:eastAsia="Arial" w:hAnsi="Arial"/>
@@ -7091,7 +7091,7 @@
             <w:pPr>
               <w:spacing w:after="20" w:before="0"/>
             </w:pPr>
-            <w:hyperlink w:history="1" r:id="rIdllxf33rzkqm2lvvw_8mp5">
+            <w:hyperlink w:history="1" r:id="rIdmhf2wk5lfjyzwbprlnqpo">
               <w:r>
                 <w:rPr>
                   <w:rFonts w:ascii="Arial" w:cs="Arial" w:eastAsia="Arial" w:hAnsi="Arial"/>
@@ -7124,7 +7124,7 @@
               <w:spacing w:after="10" w:before="0"/>
               <w:ind w:left="120"/>
             </w:pPr>
-            <w:hyperlink w:history="1" r:id="rIdj8cvol87wzjqvmjb-ualc">
+            <w:hyperlink w:history="1" r:id="rIdywzjpyral2hxne072ugtx">
               <w:r>
                 <w:rPr>
                   <w:rFonts w:ascii="Arial" w:cs="Arial" w:eastAsia="Arial" w:hAnsi="Arial"/>
@@ -7395,7 +7395,7 @@
             <w:pPr>
               <w:spacing w:after="20" w:before="0"/>
             </w:pPr>
-            <w:hyperlink w:history="1" r:id="rId4cku-zl_mbmr-e84rvewo">
+            <w:hyperlink w:history="1" r:id="rIdx927sv16jm8ez6rrbv7xj">
               <w:r>
                 <w:rPr>
                   <w:rFonts w:ascii="Arial" w:cs="Arial" w:eastAsia="Arial" w:hAnsi="Arial"/>
@@ -7428,7 +7428,7 @@
               <w:spacing w:after="10" w:before="0"/>
               <w:ind w:left="120"/>
             </w:pPr>
-            <w:hyperlink w:history="1" r:id="rIdofpbwj5fcs7ss2udj6ozl">
+            <w:hyperlink w:history="1" r:id="rIdxy8fe8mzljiozputrnkaz">
               <w:r>
                 <w:rPr>
                   <w:rFonts w:ascii="Arial" w:cs="Arial" w:eastAsia="Arial" w:hAnsi="Arial"/>
@@ -7473,7 +7473,7 @@
             <w:pPr>
               <w:spacing w:after="20" w:before="0"/>
             </w:pPr>
-            <w:hyperlink w:history="1" r:id="rIdtift8sxybitryagmrxp-w">
+            <w:hyperlink w:history="1" r:id="rIdzyqgbjrvsyy5jfn_p-pei">
               <w:r>
                 <w:rPr>
                   <w:rFonts w:ascii="Arial" w:cs="Arial" w:eastAsia="Arial" w:hAnsi="Arial"/>
@@ -7506,7 +7506,7 @@
               <w:spacing w:after="10" w:before="0"/>
               <w:ind w:left="120"/>
             </w:pPr>
-            <w:hyperlink w:history="1" r:id="rIdygj7t2xsq4eaz4nmjkgij">
+            <w:hyperlink w:history="1" r:id="rId7hegs6r4xf2vf9ohu9npi">
               <w:r>
                 <w:rPr>
                   <w:rFonts w:ascii="Arial" w:cs="Arial" w:eastAsia="Arial" w:hAnsi="Arial"/>
@@ -7701,7 +7701,7 @@
             <w:pPr>
               <w:spacing w:after="20" w:before="0"/>
             </w:pPr>
-            <w:hyperlink w:history="1" r:id="rIdpgm_xdti2zddsgrtrvhdm">
+            <w:hyperlink w:history="1" r:id="rIdqov8dvttghyilt_kjjful">
               <w:r>
                 <w:rPr>
                   <w:rFonts w:ascii="Arial" w:cs="Arial" w:eastAsia="Arial" w:hAnsi="Arial"/>
@@ -7734,7 +7734,7 @@
               <w:spacing w:after="10" w:before="0"/>
               <w:ind w:left="120"/>
             </w:pPr>
-            <w:hyperlink w:history="1" r:id="rIdzp2ctuwwkfc87hleuu0c-">
+            <w:hyperlink w:history="1" r:id="rIdh9klwrkog3rlpbozcltko">
               <w:r>
                 <w:rPr>
                   <w:rFonts w:ascii="Arial" w:cs="Arial" w:eastAsia="Arial" w:hAnsi="Arial"/>
@@ -7779,7 +7779,7 @@
             <w:pPr>
               <w:spacing w:after="20" w:before="0"/>
             </w:pPr>
-            <w:hyperlink w:history="1" r:id="rIdyib8fbzddmfd92wklhxv_">
+            <w:hyperlink w:history="1" r:id="rIdoh87-x0hlntn-5pkkncqk">
               <w:r>
                 <w:rPr>
                   <w:rFonts w:ascii="Arial" w:cs="Arial" w:eastAsia="Arial" w:hAnsi="Arial"/>
@@ -7812,7 +7812,7 @@
               <w:spacing w:after="10" w:before="0"/>
               <w:ind w:left="120"/>
             </w:pPr>
-            <w:hyperlink w:history="1" r:id="rIdvir6_jwocrh7fwsgythws">
+            <w:hyperlink w:history="1" r:id="rIdwb2lfustyxnobkqmxh2pp">
               <w:r>
                 <w:rPr>
                   <w:rFonts w:ascii="Arial" w:cs="Arial" w:eastAsia="Arial" w:hAnsi="Arial"/>
@@ -8007,7 +8007,7 @@
             <w:pPr>
               <w:spacing w:after="20" w:before="0"/>
             </w:pPr>
-            <w:hyperlink w:history="1" r:id="rIdb73kjxcb87iks0ovidwl3">
+            <w:hyperlink w:history="1" r:id="rIdh5b8wybewwlisqdsn8xgk">
               <w:r>
                 <w:rPr>
                   <w:rFonts w:ascii="Arial" w:cs="Arial" w:eastAsia="Arial" w:hAnsi="Arial"/>
@@ -8040,7 +8040,7 @@
               <w:spacing w:after="10" w:before="0"/>
               <w:ind w:left="120"/>
             </w:pPr>
-            <w:hyperlink w:history="1" r:id="rIdigadpw7jn7nhv-znimimg">
+            <w:hyperlink w:history="1" r:id="rIdaygogjs9le-ft-rjkoubu">
               <w:r>
                 <w:rPr>
                   <w:rFonts w:ascii="Arial" w:cs="Arial" w:eastAsia="Arial" w:hAnsi="Arial"/>
@@ -8085,7 +8085,7 @@
             <w:pPr>
               <w:spacing w:after="20" w:before="0"/>
             </w:pPr>
-            <w:hyperlink w:history="1" r:id="rIdajl_ebbzfe1a0pm65lpml">
+            <w:hyperlink w:history="1" r:id="rIdod5ej3tteluenjto61p2f">
               <w:r>
                 <w:rPr>
                   <w:rFonts w:ascii="Arial" w:cs="Arial" w:eastAsia="Arial" w:hAnsi="Arial"/>
@@ -8118,7 +8118,7 @@
               <w:spacing w:after="10" w:before="0"/>
               <w:ind w:left="120"/>
             </w:pPr>
-            <w:hyperlink w:history="1" r:id="rIdkqsgpx_b2kwxesee23m4u">
+            <w:hyperlink w:history="1" r:id="rIdrvmqxtxvlaymvndznuk0i">
               <w:r>
                 <w:rPr>
                   <w:rFonts w:ascii="Arial" w:cs="Arial" w:eastAsia="Arial" w:hAnsi="Arial"/>
@@ -8630,7 +8630,7 @@
         </w:rPr>
         <w:t xml:space="preserve">© 2026 SeaVuria and ARES. Aligned with KICD objectives. Developed by SeaVuria; technical implementation by ARES (with AI assistance from Claude). Licensed under </w:t>
       </w:r>
-      <w:hyperlink w:history="1" r:id="rIdolxayp4calzt_tkfxdmzl">
+      <w:hyperlink w:history="1" r:id="rIdxbx6vzf1-vlgbjlbsxvrk">
         <w:r>
           <w:rPr>
             <w:rFonts w:ascii="Arial" w:cs="Arial" w:eastAsia="Arial" w:hAnsi="Arial"/>
@@ -8651,7 +8651,7 @@
         </w:rPr>
         <w:t xml:space="preserve"> (</w:t>
       </w:r>
-      <w:hyperlink w:history="1" r:id="rId9mq1dgemc_uk8tz7d-j2n">
+      <w:hyperlink w:history="1" r:id="rIdv8nyf_shqkdfhuwhi-mop">
         <w:r>
           <w:rPr>
             <w:rFonts w:ascii="Arial" w:cs="Arial" w:eastAsia="Arial" w:hAnsi="Arial"/>
@@ -9664,7 +9664,7 @@
             <w:pPr>
               <w:spacing w:after="20" w:before="0"/>
             </w:pPr>
-            <w:hyperlink w:history="1" r:id="rIdlc4dxxjmmy3tfahnhsjoy">
+            <w:hyperlink w:history="1" r:id="rId4kgpn2aoza07ta6xdovrs">
               <w:r>
                 <w:rPr>
                   <w:rFonts w:ascii="Arial" w:cs="Arial" w:eastAsia="Arial" w:hAnsi="Arial"/>
@@ -9713,7 +9713,7 @@
               <w:spacing w:after="10" w:before="0"/>
               <w:ind w:left="120"/>
             </w:pPr>
-            <w:hyperlink w:history="1" r:id="rId6r4k3kxqlqfjhlysfdscs">
+            <w:hyperlink w:history="1" r:id="rIdybw4qddgickh7wot6v4zy">
               <w:r>
                 <w:rPr>
                   <w:rFonts w:ascii="Arial" w:cs="Arial" w:eastAsia="Arial" w:hAnsi="Arial"/>
@@ -9758,7 +9758,7 @@
             <w:pPr>
               <w:spacing w:after="20" w:before="0"/>
             </w:pPr>
-            <w:hyperlink w:history="1" r:id="rIdollp9ciwt4l2cbfohle4y">
+            <w:hyperlink w:history="1" r:id="rIdf4ckswljihzbwk6jvelus">
               <w:r>
                 <w:rPr>
                   <w:rFonts w:ascii="Arial" w:cs="Arial" w:eastAsia="Arial" w:hAnsi="Arial"/>
@@ -9807,7 +9807,7 @@
               <w:spacing w:after="10" w:before="0"/>
               <w:ind w:left="120"/>
             </w:pPr>
-            <w:hyperlink w:history="1" r:id="rIduallhipba8r_3owqwg3bf">
+            <w:hyperlink w:history="1" r:id="rIduha8dyrshhtr4qpb3ltj8">
               <w:r>
                 <w:rPr>
                   <w:rFonts w:ascii="Arial" w:cs="Arial" w:eastAsia="Arial" w:hAnsi="Arial"/>
@@ -10002,7 +10002,7 @@
             <w:pPr>
               <w:spacing w:after="20" w:before="0"/>
             </w:pPr>
-            <w:hyperlink w:history="1" r:id="rIdgershv9usekrdj8jofi6s">
+            <w:hyperlink w:history="1" r:id="rId_ukyqyx5t72s1qxrdfx_l">
               <w:r>
                 <w:rPr>
                   <w:rFonts w:ascii="Arial" w:cs="Arial" w:eastAsia="Arial" w:hAnsi="Arial"/>
@@ -10051,7 +10051,7 @@
               <w:spacing w:after="10" w:before="0"/>
               <w:ind w:left="120"/>
             </w:pPr>
-            <w:hyperlink w:history="1" r:id="rIdytw8dhxrgs1lhfeyhnsmw">
+            <w:hyperlink w:history="1" r:id="rIdk3ttkqd5tdnqrhexhdm5i">
               <w:r>
                 <w:rPr>
                   <w:rFonts w:ascii="Arial" w:cs="Arial" w:eastAsia="Arial" w:hAnsi="Arial"/>
@@ -10096,7 +10096,7 @@
             <w:pPr>
               <w:spacing w:after="20" w:before="0"/>
             </w:pPr>
-            <w:hyperlink w:history="1" r:id="rIdmoqlnxjubhnrizt79bop6">
+            <w:hyperlink w:history="1" r:id="rIdm6k4ylz2aoyiixopll-yu">
               <w:r>
                 <w:rPr>
                   <w:rFonts w:ascii="Arial" w:cs="Arial" w:eastAsia="Arial" w:hAnsi="Arial"/>
@@ -10145,7 +10145,7 @@
               <w:spacing w:after="10" w:before="0"/>
               <w:ind w:left="120"/>
             </w:pPr>
-            <w:hyperlink w:history="1" r:id="rIdmfvpaqz1rc_zakwnnfnow">
+            <w:hyperlink w:history="1" r:id="rIdzel4cbnup-gusjoysdrxy">
               <w:r>
                 <w:rPr>
                   <w:rFonts w:ascii="Arial" w:cs="Arial" w:eastAsia="Arial" w:hAnsi="Arial"/>
@@ -10340,7 +10340,7 @@
             <w:pPr>
               <w:spacing w:after="20" w:before="0"/>
             </w:pPr>
-            <w:hyperlink w:history="1" r:id="rIdwp4fxxvvg-kedy5yqbjgs">
+            <w:hyperlink w:history="1" r:id="rIdfyljtrvlgjq575uzhc9xa">
               <w:r>
                 <w:rPr>
                   <w:rFonts w:ascii="Arial" w:cs="Arial" w:eastAsia="Arial" w:hAnsi="Arial"/>
@@ -10389,7 +10389,7 @@
               <w:spacing w:after="10" w:before="0"/>
               <w:ind w:left="120"/>
             </w:pPr>
-            <w:hyperlink w:history="1" r:id="rIdorucxckkei4l7tuvyhndv">
+            <w:hyperlink w:history="1" r:id="rIdk_w7tdlt47resc5rzeuec">
               <w:r>
                 <w:rPr>
                   <w:rFonts w:ascii="Arial" w:cs="Arial" w:eastAsia="Arial" w:hAnsi="Arial"/>
@@ -10434,7 +10434,7 @@
             <w:pPr>
               <w:spacing w:after="20" w:before="0"/>
             </w:pPr>
-            <w:hyperlink w:history="1" r:id="rIdpa-e2ci1drcdwxukajnys">
+            <w:hyperlink w:history="1" r:id="rIdimulqs4_oz-ulja1pafgc">
               <w:r>
                 <w:rPr>
                   <w:rFonts w:ascii="Arial" w:cs="Arial" w:eastAsia="Arial" w:hAnsi="Arial"/>
@@ -10483,7 +10483,7 @@
               <w:spacing w:after="10" w:before="0"/>
               <w:ind w:left="120"/>
             </w:pPr>
-            <w:hyperlink w:history="1" r:id="rId44q7p80lckk73sgrn3gwf">
+            <w:hyperlink w:history="1" r:id="rIdty0fz78efja7causobudo">
               <w:r>
                 <w:rPr>
                   <w:rFonts w:ascii="Arial" w:cs="Arial" w:eastAsia="Arial" w:hAnsi="Arial"/>
@@ -10678,7 +10678,7 @@
             <w:pPr>
               <w:spacing w:after="20" w:before="0"/>
             </w:pPr>
-            <w:hyperlink w:history="1" r:id="rIdzqwl-pxduvihtpbmnwqed">
+            <w:hyperlink w:history="1" r:id="rIdln_rhfcvzddsmhkra29xp">
               <w:r>
                 <w:rPr>
                   <w:rFonts w:ascii="Arial" w:cs="Arial" w:eastAsia="Arial" w:hAnsi="Arial"/>
@@ -10727,7 +10727,7 @@
               <w:spacing w:after="10" w:before="0"/>
               <w:ind w:left="120"/>
             </w:pPr>
-            <w:hyperlink w:history="1" r:id="rIddqsla0nzvxzsml3nc-n5_">
+            <w:hyperlink w:history="1" r:id="rIdzgh3pokwupdghas88pyjk">
               <w:r>
                 <w:rPr>
                   <w:rFonts w:ascii="Arial" w:cs="Arial" w:eastAsia="Arial" w:hAnsi="Arial"/>
@@ -10772,7 +10772,7 @@
             <w:pPr>
               <w:spacing w:after="20" w:before="0"/>
             </w:pPr>
-            <w:hyperlink w:history="1" r:id="rIdj0wli4wp3dszw6lkkwj5c">
+            <w:hyperlink w:history="1" r:id="rIdo-kiqsp1mjfmmnb9qu9sq">
               <w:r>
                 <w:rPr>
                   <w:rFonts w:ascii="Arial" w:cs="Arial" w:eastAsia="Arial" w:hAnsi="Arial"/>
@@ -10821,7 +10821,7 @@
               <w:spacing w:after="10" w:before="0"/>
               <w:ind w:left="120"/>
             </w:pPr>
-            <w:hyperlink w:history="1" r:id="rIdqqwtyyjs02gl-lpz8c5t7">
+            <w:hyperlink w:history="1" r:id="rId_u-o7c1g6h8bfxvwkbadk">
               <w:r>
                 <w:rPr>
                   <w:rFonts w:ascii="Arial" w:cs="Arial" w:eastAsia="Arial" w:hAnsi="Arial"/>
@@ -11016,7 +11016,7 @@
             <w:pPr>
               <w:spacing w:after="20" w:before="0"/>
             </w:pPr>
-            <w:hyperlink w:history="1" r:id="rIddsd9fxp1f_ol0jod8yen8">
+            <w:hyperlink w:history="1" r:id="rIdcbjms5wllnuehippymyr7">
               <w:r>
                 <w:rPr>
                   <w:rFonts w:ascii="Arial" w:cs="Arial" w:eastAsia="Arial" w:hAnsi="Arial"/>
@@ -11065,7 +11065,7 @@
               <w:spacing w:after="10" w:before="0"/>
               <w:ind w:left="120"/>
             </w:pPr>
-            <w:hyperlink w:history="1" r:id="rIdmxmeeaw4su8ydd-7gxjoo">
+            <w:hyperlink w:history="1" r:id="rIdmyq7lue1jiriunzn8ecwt">
               <w:r>
                 <w:rPr>
                   <w:rFonts w:ascii="Arial" w:cs="Arial" w:eastAsia="Arial" w:hAnsi="Arial"/>
@@ -11110,7 +11110,7 @@
             <w:pPr>
               <w:spacing w:after="20" w:before="0"/>
             </w:pPr>
-            <w:hyperlink w:history="1" r:id="rId-yb4kvqwuze-vuyfiidpr">
+            <w:hyperlink w:history="1" r:id="rIdbxgzd5rxix_fevcmjxdie">
               <w:r>
                 <w:rPr>
                   <w:rFonts w:ascii="Arial" w:cs="Arial" w:eastAsia="Arial" w:hAnsi="Arial"/>
@@ -11159,7 +11159,7 @@
               <w:spacing w:after="10" w:before="0"/>
               <w:ind w:left="120"/>
             </w:pPr>
-            <w:hyperlink w:history="1" r:id="rIdiufmk2egmcc6hhn8k-xw3">
+            <w:hyperlink w:history="1" r:id="rIdictsa-zkuq7_nc6mlk4-o">
               <w:r>
                 <w:rPr>
                   <w:rFonts w:ascii="Arial" w:cs="Arial" w:eastAsia="Arial" w:hAnsi="Arial"/>
@@ -11671,7 +11671,7 @@
         </w:rPr>
         <w:t xml:space="preserve">© 2026 SeaVuria and ARES. Aligned with KICD objectives. Developed by SeaVuria; technical implementation by ARES (with AI assistance from Claude). Licensed under </w:t>
       </w:r>
-      <w:hyperlink w:history="1" r:id="rIdbnxgun7h3w7awmjozey5a">
+      <w:hyperlink w:history="1" r:id="rIdvhczmcymdsvdmcpmsphod">
         <w:r>
           <w:rPr>
             <w:rFonts w:ascii="Arial" w:cs="Arial" w:eastAsia="Arial" w:hAnsi="Arial"/>
@@ -11692,7 +11692,7 @@
         </w:rPr>
         <w:t xml:space="preserve"> (</w:t>
       </w:r>
-      <w:hyperlink w:history="1" r:id="rIdvpbfdbwwo2rn9iaxft3ku">
+      <w:hyperlink w:history="1" r:id="rIdz80ikmydhrptzqeankjyg">
         <w:r>
           <w:rPr>
             <w:rFonts w:ascii="Arial" w:cs="Arial" w:eastAsia="Arial" w:hAnsi="Arial"/>
@@ -12705,7 +12705,7 @@
             <w:pPr>
               <w:spacing w:after="20" w:before="0"/>
             </w:pPr>
-            <w:hyperlink w:history="1" r:id="rIdmglqpclwp7dsh_dxjhhuf">
+            <w:hyperlink w:history="1" r:id="rId5yevpenvhpmcqluje2xuu">
               <w:r>
                 <w:rPr>
                   <w:rFonts w:ascii="Arial" w:cs="Arial" w:eastAsia="Arial" w:hAnsi="Arial"/>
@@ -12738,7 +12738,7 @@
               <w:spacing w:after="10" w:before="0"/>
               <w:ind w:left="120"/>
             </w:pPr>
-            <w:hyperlink w:history="1" r:id="rId5kzoheo9c86_ljrqraj14">
+            <w:hyperlink w:history="1" r:id="rIdjwfezhrafrz7njg2crbdf">
               <w:r>
                 <w:rPr>
                   <w:rFonts w:ascii="Arial" w:cs="Arial" w:eastAsia="Arial" w:hAnsi="Arial"/>
@@ -12783,7 +12783,7 @@
             <w:pPr>
               <w:spacing w:after="20" w:before="0"/>
             </w:pPr>
-            <w:hyperlink w:history="1" r:id="rIdyxfpbndv6onnjs3_qvxmt">
+            <w:hyperlink w:history="1" r:id="rId2jj_adnxa_-qirp4a7fpz">
               <w:r>
                 <w:rPr>
                   <w:rFonts w:ascii="Arial" w:cs="Arial" w:eastAsia="Arial" w:hAnsi="Arial"/>
@@ -12816,7 +12816,7 @@
               <w:spacing w:after="10" w:before="0"/>
               <w:ind w:left="120"/>
             </w:pPr>
-            <w:hyperlink w:history="1" r:id="rIdhkbnlxfidik2wogrn_wxr">
+            <w:hyperlink w:history="1" r:id="rIdepyqauiqztnvrjgiuvxla">
               <w:r>
                 <w:rPr>
                   <w:rFonts w:ascii="Arial" w:cs="Arial" w:eastAsia="Arial" w:hAnsi="Arial"/>
@@ -13011,7 +13011,7 @@
             <w:pPr>
               <w:spacing w:after="20" w:before="0"/>
             </w:pPr>
-            <w:hyperlink w:history="1" r:id="rId96xjqpwsuh6pvpb6-m_to">
+            <w:hyperlink w:history="1" r:id="rIdyw-zsuow5jwvxgfgtn59d">
               <w:r>
                 <w:rPr>
                   <w:rFonts w:ascii="Arial" w:cs="Arial" w:eastAsia="Arial" w:hAnsi="Arial"/>
@@ -13044,7 +13044,7 @@
               <w:spacing w:after="10" w:before="0"/>
               <w:ind w:left="120"/>
             </w:pPr>
-            <w:hyperlink w:history="1" r:id="rIdwh9bedsf6erz9iihib9zw">
+            <w:hyperlink w:history="1" r:id="rIdroqyzz_m5goxzhgpzumbg">
               <w:r>
                 <w:rPr>
                   <w:rFonts w:ascii="Arial" w:cs="Arial" w:eastAsia="Arial" w:hAnsi="Arial"/>
@@ -13089,7 +13089,7 @@
             <w:pPr>
               <w:spacing w:after="20" w:before="0"/>
             </w:pPr>
-            <w:hyperlink w:history="1" r:id="rIdirahfx09fv-m8nobrggbg">
+            <w:hyperlink w:history="1" r:id="rIdr35ejow1hlpwowyil6vlz">
               <w:r>
                 <w:rPr>
                   <w:rFonts w:ascii="Arial" w:cs="Arial" w:eastAsia="Arial" w:hAnsi="Arial"/>
@@ -13122,7 +13122,7 @@
               <w:spacing w:after="10" w:before="0"/>
               <w:ind w:left="120"/>
             </w:pPr>
-            <w:hyperlink w:history="1" r:id="rIdlk1pclwtonzjy4-nmzafu">
+            <w:hyperlink w:history="1" r:id="rId813v0-wa3-xciu7mmkubi">
               <w:r>
                 <w:rPr>
                   <w:rFonts w:ascii="Arial" w:cs="Arial" w:eastAsia="Arial" w:hAnsi="Arial"/>
@@ -13317,7 +13317,7 @@
             <w:pPr>
               <w:spacing w:after="20" w:before="0"/>
             </w:pPr>
-            <w:hyperlink w:history="1" r:id="rId7vm30humf8pf6yw_ek2re">
+            <w:hyperlink w:history="1" r:id="rIdfhxd5upe6a_dfzsqxp9p5">
               <w:r>
                 <w:rPr>
                   <w:rFonts w:ascii="Arial" w:cs="Arial" w:eastAsia="Arial" w:hAnsi="Arial"/>
@@ -13350,7 +13350,7 @@
               <w:spacing w:after="10" w:before="0"/>
               <w:ind w:left="120"/>
             </w:pPr>
-            <w:hyperlink w:history="1" r:id="rIdurkrhfdbyccvejraq0gw5">
+            <w:hyperlink w:history="1" r:id="rIdv6syzxihtf-gjwpytwjsp">
               <w:r>
                 <w:rPr>
                   <w:rFonts w:ascii="Arial" w:cs="Arial" w:eastAsia="Arial" w:hAnsi="Arial"/>
@@ -13395,7 +13395,7 @@
             <w:pPr>
               <w:spacing w:after="20" w:before="0"/>
             </w:pPr>
-            <w:hyperlink w:history="1" r:id="rIdqqegujsrtvbh4g9m8h4wl">
+            <w:hyperlink w:history="1" r:id="rIdinjwm8byji0q_rwle3twk">
               <w:r>
                 <w:rPr>
                   <w:rFonts w:ascii="Arial" w:cs="Arial" w:eastAsia="Arial" w:hAnsi="Arial"/>
@@ -13428,7 +13428,7 @@
               <w:spacing w:after="10" w:before="0"/>
               <w:ind w:left="120"/>
             </w:pPr>
-            <w:hyperlink w:history="1" r:id="rIdbhehlhcpuzxrnpagnioxz">
+            <w:hyperlink w:history="1" r:id="rId9d9uelfw1zgr-uhm81fhd">
               <w:r>
                 <w:rPr>
                   <w:rFonts w:ascii="Arial" w:cs="Arial" w:eastAsia="Arial" w:hAnsi="Arial"/>
@@ -13623,7 +13623,7 @@
             <w:pPr>
               <w:spacing w:after="20" w:before="0"/>
             </w:pPr>
-            <w:hyperlink w:history="1" r:id="rIdzpgxw2tu8czlc12srfjpa">
+            <w:hyperlink w:history="1" r:id="rIdup1kk_ngtimp2nweegii9">
               <w:r>
                 <w:rPr>
                   <w:rFonts w:ascii="Arial" w:cs="Arial" w:eastAsia="Arial" w:hAnsi="Arial"/>
@@ -13656,7 +13656,7 @@
               <w:spacing w:after="10" w:before="0"/>
               <w:ind w:left="120"/>
             </w:pPr>
-            <w:hyperlink w:history="1" r:id="rId7pp8kzucslgr6q8uurgaq">
+            <w:hyperlink w:history="1" r:id="rIdnchqvbh1-f4zj7ppo-t1e">
               <w:r>
                 <w:rPr>
                   <w:rFonts w:ascii="Arial" w:cs="Arial" w:eastAsia="Arial" w:hAnsi="Arial"/>
@@ -13701,7 +13701,7 @@
             <w:pPr>
               <w:spacing w:after="20" w:before="0"/>
             </w:pPr>
-            <w:hyperlink w:history="1" r:id="rIdircjrcnl3ie2glfpdfki1">
+            <w:hyperlink w:history="1" r:id="rIdzsk4lqrnkmpkrgyshnifk">
               <w:r>
                 <w:rPr>
                   <w:rFonts w:ascii="Arial" w:cs="Arial" w:eastAsia="Arial" w:hAnsi="Arial"/>
@@ -13734,7 +13734,7 @@
               <w:spacing w:after="10" w:before="0"/>
               <w:ind w:left="120"/>
             </w:pPr>
-            <w:hyperlink w:history="1" r:id="rIdwjl9vk7gbmn1mloh3d5-f">
+            <w:hyperlink w:history="1" r:id="rIdcje8j9z93ekpmzg39unz4">
               <w:r>
                 <w:rPr>
                   <w:rFonts w:ascii="Arial" w:cs="Arial" w:eastAsia="Arial" w:hAnsi="Arial"/>
@@ -13929,7 +13929,7 @@
             <w:pPr>
               <w:spacing w:after="20" w:before="0"/>
             </w:pPr>
-            <w:hyperlink w:history="1" r:id="rIdttzjm3tnlu3msj8w3sdnz">
+            <w:hyperlink w:history="1" r:id="rIddnhzfsokm1xzrh-l7ullf">
               <w:r>
                 <w:rPr>
                   <w:rFonts w:ascii="Arial" w:cs="Arial" w:eastAsia="Arial" w:hAnsi="Arial"/>
@@ -13978,7 +13978,7 @@
               <w:spacing w:after="10" w:before="0"/>
               <w:ind w:left="120"/>
             </w:pPr>
-            <w:hyperlink w:history="1" r:id="rIdgzrwhwelpcs26ukjzz0vq">
+            <w:hyperlink w:history="1" r:id="rIdfcbhgdpbgaflxnpxfnwa0">
               <w:r>
                 <w:rPr>
                   <w:rFonts w:ascii="Arial" w:cs="Arial" w:eastAsia="Arial" w:hAnsi="Arial"/>
@@ -14023,7 +14023,7 @@
             <w:pPr>
               <w:spacing w:after="20" w:before="0"/>
             </w:pPr>
-            <w:hyperlink w:history="1" r:id="rIdwk1zeu3ezzluq0_91spho">
+            <w:hyperlink w:history="1" r:id="rId15ud4-zsnmb9mu4-rn-m5">
               <w:r>
                 <w:rPr>
                   <w:rFonts w:ascii="Arial" w:cs="Arial" w:eastAsia="Arial" w:hAnsi="Arial"/>
@@ -14056,7 +14056,7 @@
               <w:spacing w:after="10" w:before="0"/>
               <w:ind w:left="120"/>
             </w:pPr>
-            <w:hyperlink w:history="1" r:id="rIdcxrlz9uqhs6xt99meteuo">
+            <w:hyperlink w:history="1" r:id="rIdd1tb1rv5lrf1_hpxfnhft">
               <w:r>
                 <w:rPr>
                   <w:rFonts w:ascii="Arial" w:cs="Arial" w:eastAsia="Arial" w:hAnsi="Arial"/>
@@ -14098,7 +14098,7 @@
                 <w:sz w:val="18"/>
                 <w:szCs w:val="18"/>
               </w:rPr>
-              <w:t xml:space="preserve">Learners open their cumulative visual model begun in Lesson 2 and updated in Lesson 3. They add a new labelled panel titled Solar System Structure showing: (1) the Sun at the centre; (2) the eight planets in correct order with relative (not exact) scaled spacing, distinguishing inner rocky planets from outer gas and ice giants; (3) the asteroid belt between Mars and Jupiter; (4) labelled arrows showing gravitational force from the Sun acting on each planet; (5) a note in the bottom corner reading: Scale note: all inner planets fit within 1.52 AU. Neptune is 30 AU from the Sun. The Solar System is mostly empty space. Learners also add a connection arrow from their Lesson 3 classification table entry for planets to this new Solar System panel, annotating: These are the planets we identified in Stellarium. They orbit the Sun because of gravitational force. Learners who finish early add a small inset showing where Earth sits in the Milky Way galaxy (approximately two thirds of the way out from the centre of a spiral arm), previewing the scale introduced in Lesson 2.</w:t>
+              <w:t xml:space="preserve">Learners open their cumulative visual model begun in Lesson 1 and updated in Lessons 2 and 3. They add a new labelled panel titled Solar System Structure showing: (1) the Sun at the centre; (2) the eight planets in correct order with relative (not exact) scaled spacing, distinguishing inner rocky planets from outer gas and ice giants; (3) the asteroid belt between Mars and Jupiter; (4) labelled arrows showing gravitational force from the Sun acting on each planet; (5) a note in the bottom corner reading: Scale note: all inner planets fit within 1.52 AU. Neptune is 30 AU from the Sun. The Solar System is mostly empty space. Learners also add a connection arrow from their Lesson 3 classification table entry for planets to this new Solar System panel, annotating: These are the planets we identified in Stellarium. They orbit the Sun because of gravitational force. Learners who finish early add a small inset showing where Earth sits in the Milky Way galaxy (approximately two thirds of the way out from the centre of a spiral arm), previewing the scale introduced in Lesson 2.</w:t>
             </w:r>
           </w:p>
         </w:tc>
@@ -14568,7 +14568,7 @@
         </w:rPr>
         <w:t xml:space="preserve">© 2026 SeaVuria and ARES. Aligned with KICD objectives. Developed by SeaVuria; technical implementation by ARES (with AI assistance from Claude). Licensed under </w:t>
       </w:r>
-      <w:hyperlink w:history="1" r:id="rId3cg1ka5r25i-x2adxk6cu">
+      <w:hyperlink w:history="1" r:id="rIdzkcu93xzquw_occf9uzxz">
         <w:r>
           <w:rPr>
             <w:rFonts w:ascii="Arial" w:cs="Arial" w:eastAsia="Arial" w:hAnsi="Arial"/>
@@ -14589,7 +14589,7 @@
         </w:rPr>
         <w:t xml:space="preserve"> (</w:t>
       </w:r>
-      <w:hyperlink w:history="1" r:id="rIduyfggjy9vrmewbxlmodax">
+      <w:hyperlink w:history="1" r:id="rIdthtjxhrwiaa_sg0gwtp5j">
         <w:r>
           <w:rPr>
             <w:rFonts w:ascii="Arial" w:cs="Arial" w:eastAsia="Arial" w:hAnsi="Arial"/>
@@ -15619,7 +15619,7 @@
               <w:spacing w:after="10" w:before="0"/>
               <w:ind w:left="120"/>
             </w:pPr>
-            <w:hyperlink w:history="1" r:id="rIdv1yhdjyereolu6ugjbmfi">
+            <w:hyperlink w:history="1" r:id="rIdvcxgq1lgdx9n5h03ib1ro">
               <w:r>
                 <w:rPr>
                   <w:rFonts w:ascii="Arial" w:cs="Arial" w:eastAsia="Arial" w:hAnsi="Arial"/>
@@ -15679,7 +15679,7 @@
             <w:pPr>
               <w:spacing w:after="20" w:before="0"/>
             </w:pPr>
-            <w:hyperlink w:history="1" r:id="rIdconhzfb5jq-pcoqwuej49">
+            <w:hyperlink w:history="1" r:id="rIds7szu_00im5oeww1jsaoh">
               <w:r>
                 <w:rPr>
                   <w:rFonts w:ascii="Arial" w:cs="Arial" w:eastAsia="Arial" w:hAnsi="Arial"/>
@@ -15712,7 +15712,7 @@
               <w:spacing w:after="10" w:before="0"/>
               <w:ind w:left="120"/>
             </w:pPr>
-            <w:hyperlink w:history="1" r:id="rIdias0kwigzfntqn_uuiwnd">
+            <w:hyperlink w:history="1" r:id="rIdttk3w-s225v4lrickntxp">
               <w:r>
                 <w:rPr>
                   <w:rFonts w:ascii="Arial" w:cs="Arial" w:eastAsia="Arial" w:hAnsi="Arial"/>
@@ -15924,7 +15924,7 @@
               <w:spacing w:after="10" w:before="0"/>
               <w:ind w:left="120"/>
             </w:pPr>
-            <w:hyperlink w:history="1" r:id="rIdd40j8iey8nxgsjankx-v6">
+            <w:hyperlink w:history="1" r:id="rIdkl5czqjwwbpbqqax1dhzw">
               <w:r>
                 <w:rPr>
                   <w:rFonts w:ascii="Arial" w:cs="Arial" w:eastAsia="Arial" w:hAnsi="Arial"/>
@@ -15984,7 +15984,7 @@
             <w:pPr>
               <w:spacing w:after="20" w:before="0"/>
             </w:pPr>
-            <w:hyperlink w:history="1" r:id="rId7skxtws7p_ttyukq3fyae">
+            <w:hyperlink w:history="1" r:id="rId-65rcpaoy5g8-oi2we69f">
               <w:r>
                 <w:rPr>
                   <w:rFonts w:ascii="Arial" w:cs="Arial" w:eastAsia="Arial" w:hAnsi="Arial"/>
@@ -16017,7 +16017,7 @@
               <w:spacing w:after="10" w:before="0"/>
               <w:ind w:left="120"/>
             </w:pPr>
-            <w:hyperlink w:history="1" r:id="rId9uruuhhzjuu4q7cgu9utl">
+            <w:hyperlink w:history="1" r:id="rIdw71dpd-grdkgab2fyzybu">
               <w:r>
                 <w:rPr>
                   <w:rFonts w:ascii="Arial" w:cs="Arial" w:eastAsia="Arial" w:hAnsi="Arial"/>
@@ -16229,7 +16229,7 @@
               <w:spacing w:after="10" w:before="0"/>
               <w:ind w:left="120"/>
             </w:pPr>
-            <w:hyperlink w:history="1" r:id="rIdzlihoz_qf8jduiuvmlzcs">
+            <w:hyperlink w:history="1" r:id="rId3zj2checd9owwgpbap2jc">
               <w:r>
                 <w:rPr>
                   <w:rFonts w:ascii="Arial" w:cs="Arial" w:eastAsia="Arial" w:hAnsi="Arial"/>
@@ -16289,7 +16289,7 @@
             <w:pPr>
               <w:spacing w:after="20" w:before="0"/>
             </w:pPr>
-            <w:hyperlink w:history="1" r:id="rIdpjsxrczvpdc8qkotpgclu">
+            <w:hyperlink w:history="1" r:id="rIdzdw_plnpqqdxak4j-u6xa">
               <w:r>
                 <w:rPr>
                   <w:rFonts w:ascii="Arial" w:cs="Arial" w:eastAsia="Arial" w:hAnsi="Arial"/>
@@ -16322,7 +16322,7 @@
               <w:spacing w:after="10" w:before="0"/>
               <w:ind w:left="120"/>
             </w:pPr>
-            <w:hyperlink w:history="1" r:id="rIdse_uhq1yjqe1wp2z0ezzl">
+            <w:hyperlink w:history="1" r:id="rIdlwkunelx75gbto8fxmfxw">
               <w:r>
                 <w:rPr>
                   <w:rFonts w:ascii="Arial" w:cs="Arial" w:eastAsia="Arial" w:hAnsi="Arial"/>
@@ -16534,7 +16534,7 @@
               <w:spacing w:after="10" w:before="0"/>
               <w:ind w:left="120"/>
             </w:pPr>
-            <w:hyperlink w:history="1" r:id="rIdkx_35o6a0pvgkgsw5osdx">
+            <w:hyperlink w:history="1" r:id="rIdyspaafaqtdezvkgaps5nz">
               <w:r>
                 <w:rPr>
                   <w:rFonts w:ascii="Arial" w:cs="Arial" w:eastAsia="Arial" w:hAnsi="Arial"/>
@@ -16594,7 +16594,7 @@
             <w:pPr>
               <w:spacing w:after="20" w:before="0"/>
             </w:pPr>
-            <w:hyperlink w:history="1" r:id="rIdzlc7tc6sl273qyhynqizl">
+            <w:hyperlink w:history="1" r:id="rId2glkdbdrzprp4ktxjnoby">
               <w:r>
                 <w:rPr>
                   <w:rFonts w:ascii="Arial" w:cs="Arial" w:eastAsia="Arial" w:hAnsi="Arial"/>
@@ -16627,7 +16627,7 @@
               <w:spacing w:after="10" w:before="0"/>
               <w:ind w:left="120"/>
             </w:pPr>
-            <w:hyperlink w:history="1" r:id="rIdlqhmm8skmf2pdzsyvyai1">
+            <w:hyperlink w:history="1" r:id="rIdruttpdsmnzbqsso1nbkfz">
               <w:r>
                 <w:rPr>
                   <w:rFonts w:ascii="Arial" w:cs="Arial" w:eastAsia="Arial" w:hAnsi="Arial"/>
@@ -16839,7 +16839,7 @@
               <w:spacing w:after="10" w:before="0"/>
               <w:ind w:left="120"/>
             </w:pPr>
-            <w:hyperlink w:history="1" r:id="rIdfyqyjndneqdj9e1q_ghze">
+            <w:hyperlink w:history="1" r:id="rIdq_7vvyn5l_hoj80wljnn4">
               <w:r>
                 <w:rPr>
                   <w:rFonts w:ascii="Arial" w:cs="Arial" w:eastAsia="Arial" w:hAnsi="Arial"/>
@@ -16899,7 +16899,7 @@
             <w:pPr>
               <w:spacing w:after="20" w:before="0"/>
             </w:pPr>
-            <w:hyperlink w:history="1" r:id="rIdx5vdjz5itvgibelprtyve">
+            <w:hyperlink w:history="1" r:id="rId4vcsaeeavvvmqov43-xsk">
               <w:r>
                 <w:rPr>
                   <w:rFonts w:ascii="Arial" w:cs="Arial" w:eastAsia="Arial" w:hAnsi="Arial"/>
@@ -16948,7 +16948,7 @@
               <w:spacing w:after="10" w:before="0"/>
               <w:ind w:left="120"/>
             </w:pPr>
-            <w:hyperlink w:history="1" r:id="rIdmix6yv3pok4ybarh64zp0">
+            <w:hyperlink w:history="1" r:id="rIdgrgvhzl_jbdynkh4mefb9">
               <w:r>
                 <w:rPr>
                   <w:rFonts w:ascii="Arial" w:cs="Arial" w:eastAsia="Arial" w:hAnsi="Arial"/>
@@ -17022,7 +17022,7 @@
                 <w:sz w:val="18"/>
                 <w:szCs w:val="18"/>
               </w:rPr>
-              <w:t xml:space="preserve">Say: 'Open your Solar System model from your portfolio. You built this in Lesson 3. Look at the orbits you drew then. Based on what you discovered today — what needs to change?' [Wait 10 seconds. Take 2 hands.] 'Exactly. Today we have three revisions to make. I will write them on the board — Revision 1, 2, and 3.' [Write the three revision prompts clearly.] 'You have 10 minutes to revise your model and write your Model Explanation paragraph. Make sure your final sentence tells us what your model still cannot explain.' [Circulate. Prompt learners who are drawing very circular ellipses: 'Mercury's orbit has a real eccentricity of 0.21 — make it noticeably oval.'] After 10 minutes, cold-call 2 students to read their 'One thing my model still cannot explain is…' sentence. Say: 'Store these carefully in your portfolio. We will open them again in Lesson 6 and add the force that drives all of this.'</w:t>
+              <w:t xml:space="preserve">Say: 'Open your Solar System model from your portfolio. You built this in Lesson 4. Look at the orbits you drew then. Based on what you discovered today — what needs to change?' [Wait 10 seconds. Take 2 hands.] 'Exactly. Today we have three revisions to make. I will write them on the board — Revision 1, 2, and 3.' [Write the three revision prompts clearly.] 'You have 10 minutes to revise your model and write your Model Explanation paragraph. Make sure your final sentence tells us what your model still cannot explain.' [Circulate. Prompt learners who are drawing very circular ellipses: 'Mercury's orbit has a real eccentricity of 0.21 — make it noticeably oval.'] After 10 minutes, cold-call 2 students to read their 'One thing my model still cannot explain is…' sentence. Say: 'Store these carefully in your portfolio. We will open them again in Lesson 6 and add the force that drives all of this.'</w:t>
             </w:r>
           </w:p>
         </w:tc>
@@ -17460,7 +17460,7 @@
         </w:rPr>
         <w:t xml:space="preserve">© 2026 SeaVuria and ARES. Aligned with KICD objectives. Developed by SeaVuria; technical implementation by ARES (with AI assistance from Claude). Licensed under </w:t>
       </w:r>
-      <w:hyperlink w:history="1" r:id="rIdodgcvvz-tklnujmwhnlux">
+      <w:hyperlink w:history="1" r:id="rId55uo7vvsb_1oq1wbswyt8">
         <w:r>
           <w:rPr>
             <w:rFonts w:ascii="Arial" w:cs="Arial" w:eastAsia="Arial" w:hAnsi="Arial"/>
@@ -17481,7 +17481,7 @@
         </w:rPr>
         <w:t xml:space="preserve"> (</w:t>
       </w:r>
-      <w:hyperlink w:history="1" r:id="rIdqmdlnd0kthaykuoqo3ewl">
+      <w:hyperlink w:history="1" r:id="rId4wepbxjpuqz-pbw9xp8yg">
         <w:r>
           <w:rPr>
             <w:rFonts w:ascii="Arial" w:cs="Arial" w:eastAsia="Arial" w:hAnsi="Arial"/>
@@ -18494,7 +18494,7 @@
             <w:pPr>
               <w:spacing w:after="20" w:before="0"/>
             </w:pPr>
-            <w:hyperlink w:history="1" r:id="rIdom9abxfjphn-oldgognfy">
+            <w:hyperlink w:history="1" r:id="rIdavtkltfk8zahqlruyvifs">
               <w:r>
                 <w:rPr>
                   <w:rFonts w:ascii="Arial" w:cs="Arial" w:eastAsia="Arial" w:hAnsi="Arial"/>
@@ -18527,7 +18527,7 @@
               <w:spacing w:after="10" w:before="0"/>
               <w:ind w:left="120"/>
             </w:pPr>
-            <w:hyperlink w:history="1" r:id="rIdu0pwjzkr6yofiuni40ugc">
+            <w:hyperlink w:history="1" r:id="rIda6jm3wx_ukwphjexss6er">
               <w:r>
                 <w:rPr>
                   <w:rFonts w:ascii="Arial" w:cs="Arial" w:eastAsia="Arial" w:hAnsi="Arial"/>
@@ -18572,7 +18572,7 @@
             <w:pPr>
               <w:spacing w:after="20" w:before="0"/>
             </w:pPr>
-            <w:hyperlink w:history="1" r:id="rIdlkfa1tfgnttayirjxjugk">
+            <w:hyperlink w:history="1" r:id="rIdll64m721_en_u8g-fiqxn">
               <w:r>
                 <w:rPr>
                   <w:rFonts w:ascii="Arial" w:cs="Arial" w:eastAsia="Arial" w:hAnsi="Arial"/>
@@ -18605,7 +18605,7 @@
               <w:spacing w:after="10" w:before="0"/>
               <w:ind w:left="120"/>
             </w:pPr>
-            <w:hyperlink w:history="1" r:id="rIdo9tmizakcveoilfulnr-h">
+            <w:hyperlink w:history="1" r:id="rIdhoabdz0g1dxnqsdyqgfea">
               <w:r>
                 <w:rPr>
                   <w:rFonts w:ascii="Arial" w:cs="Arial" w:eastAsia="Arial" w:hAnsi="Arial"/>
@@ -18800,7 +18800,7 @@
             <w:pPr>
               <w:spacing w:after="20" w:before="0"/>
             </w:pPr>
-            <w:hyperlink w:history="1" r:id="rIds6egvoeom5exzlesza5ck">
+            <w:hyperlink w:history="1" r:id="rIdeyts-fieuuaeegwzrnzgi">
               <w:r>
                 <w:rPr>
                   <w:rFonts w:ascii="Arial" w:cs="Arial" w:eastAsia="Arial" w:hAnsi="Arial"/>
@@ -18833,7 +18833,7 @@
               <w:spacing w:after="10" w:before="0"/>
               <w:ind w:left="120"/>
             </w:pPr>
-            <w:hyperlink w:history="1" r:id="rIdao56qw1taemo6rni3r8jg">
+            <w:hyperlink w:history="1" r:id="rIdrmljk7tpeqmcfyd4wgumm">
               <w:r>
                 <w:rPr>
                   <w:rFonts w:ascii="Arial" w:cs="Arial" w:eastAsia="Arial" w:hAnsi="Arial"/>
@@ -18878,7 +18878,7 @@
             <w:pPr>
               <w:spacing w:after="20" w:before="0"/>
             </w:pPr>
-            <w:hyperlink w:history="1" r:id="rIdoaeu48i4gbnsctzwowgsk">
+            <w:hyperlink w:history="1" r:id="rIddfmlte5rzi6vt0zzhdl3p">
               <w:r>
                 <w:rPr>
                   <w:rFonts w:ascii="Arial" w:cs="Arial" w:eastAsia="Arial" w:hAnsi="Arial"/>
@@ -18911,7 +18911,7 @@
               <w:spacing w:after="10" w:before="0"/>
               <w:ind w:left="120"/>
             </w:pPr>
-            <w:hyperlink w:history="1" r:id="rId8d_vw-iowkk3ffe25oq8z">
+            <w:hyperlink w:history="1" r:id="rIdgti3fopqejwsqzioc9c_u">
               <w:r>
                 <w:rPr>
                   <w:rFonts w:ascii="Arial" w:cs="Arial" w:eastAsia="Arial" w:hAnsi="Arial"/>
@@ -19106,7 +19106,7 @@
             <w:pPr>
               <w:spacing w:after="20" w:before="0"/>
             </w:pPr>
-            <w:hyperlink w:history="1" r:id="rIdg3zik1fedp2eqkk93ndot">
+            <w:hyperlink w:history="1" r:id="rIdywmnjcjewjdfq0qntcev9">
               <w:r>
                 <w:rPr>
                   <w:rFonts w:ascii="Arial" w:cs="Arial" w:eastAsia="Arial" w:hAnsi="Arial"/>
@@ -19155,7 +19155,7 @@
               <w:spacing w:after="10" w:before="0"/>
               <w:ind w:left="120"/>
             </w:pPr>
-            <w:hyperlink w:history="1" r:id="rIdlyzcvbvhrximr-9evizru">
+            <w:hyperlink w:history="1" r:id="rIdvkdlksmsc3f-l-evultsj">
               <w:r>
                 <w:rPr>
                   <w:rFonts w:ascii="Arial" w:cs="Arial" w:eastAsia="Arial" w:hAnsi="Arial"/>
@@ -19200,7 +19200,7 @@
             <w:pPr>
               <w:spacing w:after="20" w:before="0"/>
             </w:pPr>
-            <w:hyperlink w:history="1" r:id="rIdamoci-zadb_jhelwgm7nu">
+            <w:hyperlink w:history="1" r:id="rId-dzrdcvmtz-wva02y-g32">
               <w:r>
                 <w:rPr>
                   <w:rFonts w:ascii="Arial" w:cs="Arial" w:eastAsia="Arial" w:hAnsi="Arial"/>
@@ -19249,7 +19249,7 @@
               <w:spacing w:after="10" w:before="0"/>
               <w:ind w:left="120"/>
             </w:pPr>
-            <w:hyperlink w:history="1" r:id="rIdlee7l9cvan01lsxtt8asw">
+            <w:hyperlink w:history="1" r:id="rIdajluvpshsno2xmzwhcd9l">
               <w:r>
                 <w:rPr>
                   <w:rFonts w:ascii="Arial" w:cs="Arial" w:eastAsia="Arial" w:hAnsi="Arial"/>
@@ -19444,7 +19444,7 @@
             <w:pPr>
               <w:spacing w:after="20" w:before="0"/>
             </w:pPr>
-            <w:hyperlink w:history="1" r:id="rIdfrpe9xjidowudwzluifcc">
+            <w:hyperlink w:history="1" r:id="rIdp6tstvr5jsw3-pn7mrg45">
               <w:r>
                 <w:rPr>
                   <w:rFonts w:ascii="Arial" w:cs="Arial" w:eastAsia="Arial" w:hAnsi="Arial"/>
@@ -19477,7 +19477,7 @@
               <w:spacing w:after="10" w:before="0"/>
               <w:ind w:left="120"/>
             </w:pPr>
-            <w:hyperlink w:history="1" r:id="rIdn6i6cdonumjuvhvdfjewi">
+            <w:hyperlink w:history="1" r:id="rIdgmgyto0otsr_e0v4m0r0p">
               <w:r>
                 <w:rPr>
                   <w:rFonts w:ascii="Arial" w:cs="Arial" w:eastAsia="Arial" w:hAnsi="Arial"/>
@@ -19522,7 +19522,7 @@
             <w:pPr>
               <w:spacing w:after="20" w:before="0"/>
             </w:pPr>
-            <w:hyperlink w:history="1" r:id="rIdszv0eto0wvx57ul0zqb8o">
+            <w:hyperlink w:history="1" r:id="rId9vffho3u-pluxu4cskr_h">
               <w:r>
                 <w:rPr>
                   <w:rFonts w:ascii="Arial" w:cs="Arial" w:eastAsia="Arial" w:hAnsi="Arial"/>
@@ -19555,7 +19555,7 @@
               <w:spacing w:after="10" w:before="0"/>
               <w:ind w:left="120"/>
             </w:pPr>
-            <w:hyperlink w:history="1" r:id="rIdapcb8kc7gplfedglg7zlj">
+            <w:hyperlink w:history="1" r:id="rIdrvqavi8rkbwjtdgbukbfj">
               <w:r>
                 <w:rPr>
                   <w:rFonts w:ascii="Arial" w:cs="Arial" w:eastAsia="Arial" w:hAnsi="Arial"/>
@@ -19750,7 +19750,7 @@
             <w:pPr>
               <w:spacing w:after="20" w:before="0"/>
             </w:pPr>
-            <w:hyperlink w:history="1" r:id="rId0usmtipcz-tvjod0auw9s">
+            <w:hyperlink w:history="1" r:id="rIdrisi-ul8kyc-hz14_jrr8">
               <w:r>
                 <w:rPr>
                   <w:rFonts w:ascii="Arial" w:cs="Arial" w:eastAsia="Arial" w:hAnsi="Arial"/>
@@ -19783,7 +19783,7 @@
               <w:spacing w:after="10" w:before="0"/>
               <w:ind w:left="120"/>
             </w:pPr>
-            <w:hyperlink w:history="1" r:id="rIdeoz4xflsccjo2m2_lgnnw">
+            <w:hyperlink w:history="1" r:id="rId6a2m07vpftdkdc6y1nyof">
               <w:r>
                 <w:rPr>
                   <w:rFonts w:ascii="Arial" w:cs="Arial" w:eastAsia="Arial" w:hAnsi="Arial"/>
@@ -19828,7 +19828,7 @@
             <w:pPr>
               <w:spacing w:after="20" w:before="0"/>
             </w:pPr>
-            <w:hyperlink w:history="1" r:id="rIdxogvbfmzj_dyucrfiwlpq">
+            <w:hyperlink w:history="1" r:id="rIdh9rnqaswcyid-dsogluye">
               <w:r>
                 <w:rPr>
                   <w:rFonts w:ascii="Arial" w:cs="Arial" w:eastAsia="Arial" w:hAnsi="Arial"/>
@@ -19861,7 +19861,7 @@
               <w:spacing w:after="10" w:before="0"/>
               <w:ind w:left="120"/>
             </w:pPr>
-            <w:hyperlink w:history="1" r:id="rIddumblx-buirwhx_iei7ow">
+            <w:hyperlink w:history="1" r:id="rId8iekt6fya9ygwjamprf97">
               <w:r>
                 <w:rPr>
                   <w:rFonts w:ascii="Arial" w:cs="Arial" w:eastAsia="Arial" w:hAnsi="Arial"/>
@@ -19903,7 +19903,7 @@
                 <w:sz w:val="18"/>
                 <w:szCs w:val="18"/>
               </w:rPr>
-              <w:t xml:space="preserve">Learners open their cumulative universe model — the visual diagram they have been building since Lesson 2. Today they add a gravitational layer to the Solar System section of their model. Specifically, they: (1) draw curved force arrows between the Sun and each planet, labelling the arrows with F proportional to 1 over d-squared to indicate the inverse-square relationship; (2) draw the Earth-Moon system as a sub-diagram showing the Moon in orbit with a force arrow pointing toward Earth and a second arrow showing Earth's motion would be a straight line without gravity; (3) add a small inset panel showing the African continent with Lake Victoria and Mombasa labelled, connected by a dotted line to the Moon with the label 'tidal force reaches Earth surface'; (4) write one update sentence at the bottom of their model page: 'Gravity is the universal force that organises the Solar System seen above Nairobi and produces measurable effects on Kenyan water bodies.' Learners share their updated model diagrams with a partner for 1 minute of peer feedback using the prompt: 'One thing that is clear in your model and one thing that could be more precise.'</w:t>
+              <w:t xml:space="preserve">Learners open their cumulative universe model — the visual diagram they have been building since Lesson 1. Today they add a gravitational layer to the Solar System section of their model. Specifically, they: (1) draw curved force arrows between the Sun and each planet, labelling the arrows with F proportional to 1 over d-squared to indicate the inverse-square relationship; (2) draw the Earth-Moon system as a sub-diagram showing the Moon in orbit with a force arrow pointing toward Earth and a second arrow showing the Moon's motion would be a straight line without gravity; (3) add a small inset panel showing the African continent with Lake Victoria and Mombasa labelled, connected by a dotted line to the Moon with the label 'tidal force reaches Earth surface'; (4) write one update sentence at the bottom of their model page: 'Gravity is the universal force that organises the Solar System seen above Nairobi and produces measurable effects on Kenyan water bodies.' Learners share their updated model diagrams with a partner for 1 minute of peer feedback using the prompt: 'One thing that is clear in your model and one thing that could be more precise.'</w:t>
             </w:r>
           </w:p>
         </w:tc>
@@ -20373,7 +20373,7 @@
         </w:rPr>
         <w:t xml:space="preserve">© 2026 SeaVuria and ARES. Aligned with KICD objectives. Developed by SeaVuria; technical implementation by ARES (with AI assistance from Claude). Licensed under </w:t>
       </w:r>
-      <w:hyperlink w:history="1" r:id="rIddnxebr43j4u8ycg-hgtly">
+      <w:hyperlink w:history="1" r:id="rIdvppiykoqfslfi0omzdimo">
         <w:r>
           <w:rPr>
             <w:rFonts w:ascii="Arial" w:cs="Arial" w:eastAsia="Arial" w:hAnsi="Arial"/>
@@ -20394,7 +20394,7 @@
         </w:rPr>
         <w:t xml:space="preserve"> (</w:t>
       </w:r>
-      <w:hyperlink w:history="1" r:id="rIdba-wx3vqxj6mkgqtsrqpa">
+      <w:hyperlink w:history="1" r:id="rIdh9rbswmyqp1ezdgdpvgqj">
         <w:r>
           <w:rPr>
             <w:rFonts w:ascii="Arial" w:cs="Arial" w:eastAsia="Arial" w:hAnsi="Arial"/>
@@ -21424,7 +21424,7 @@
               <w:spacing w:after="10" w:before="0"/>
               <w:ind w:left="120"/>
             </w:pPr>
-            <w:hyperlink w:history="1" r:id="rIdvgda3vfmxgnujyeokb6om">
+            <w:hyperlink w:history="1" r:id="rIdz-fvkje2qie69bjbmucp4">
               <w:r>
                 <w:rPr>
                   <w:rFonts w:ascii="Arial" w:cs="Arial" w:eastAsia="Arial" w:hAnsi="Arial"/>
@@ -21484,7 +21484,7 @@
             <w:pPr>
               <w:spacing w:after="20" w:before="0"/>
             </w:pPr>
-            <w:hyperlink w:history="1" r:id="rIdcbfl1xnsvv8we_zbbvsfh">
+            <w:hyperlink w:history="1" r:id="rIdeamtpf0z93ecxtifvgz7k">
               <w:r>
                 <w:rPr>
                   <w:rFonts w:ascii="Arial" w:cs="Arial" w:eastAsia="Arial" w:hAnsi="Arial"/>
@@ -21517,7 +21517,7 @@
               <w:spacing w:after="10" w:before="0"/>
               <w:ind w:left="120"/>
             </w:pPr>
-            <w:hyperlink w:history="1" r:id="rIdyx7eifiwclxkh9pvcnwme">
+            <w:hyperlink w:history="1" r:id="rIdhu7djttsmnmlmuelgc5do">
               <w:r>
                 <w:rPr>
                   <w:rFonts w:ascii="Arial" w:cs="Arial" w:eastAsia="Arial" w:hAnsi="Arial"/>
@@ -21729,7 +21729,7 @@
               <w:spacing w:after="10" w:before="0"/>
               <w:ind w:left="120"/>
             </w:pPr>
-            <w:hyperlink w:history="1" r:id="rId6bhxvulzuf9p-ilriopix">
+            <w:hyperlink w:history="1" r:id="rId1bgkzuaowdrcaf-cmfao5">
               <w:r>
                 <w:rPr>
                   <w:rFonts w:ascii="Arial" w:cs="Arial" w:eastAsia="Arial" w:hAnsi="Arial"/>
@@ -21789,7 +21789,7 @@
             <w:pPr>
               <w:spacing w:after="20" w:before="0"/>
             </w:pPr>
-            <w:hyperlink w:history="1" r:id="rIdsxwxf3v7xlfbxqop671gv">
+            <w:hyperlink w:history="1" r:id="rIdfwmzajyuqvgdzse4zwb_w">
               <w:r>
                 <w:rPr>
                   <w:rFonts w:ascii="Arial" w:cs="Arial" w:eastAsia="Arial" w:hAnsi="Arial"/>
@@ -21822,7 +21822,7 @@
               <w:spacing w:after="10" w:before="0"/>
               <w:ind w:left="120"/>
             </w:pPr>
-            <w:hyperlink w:history="1" r:id="rIdkzqfi-nxwei77kkppzi6c">
+            <w:hyperlink w:history="1" r:id="rIdtbe45seczudv4eyd51co6">
               <w:r>
                 <w:rPr>
                   <w:rFonts w:ascii="Arial" w:cs="Arial" w:eastAsia="Arial" w:hAnsi="Arial"/>
@@ -22034,7 +22034,7 @@
               <w:spacing w:after="10" w:before="0"/>
               <w:ind w:left="120"/>
             </w:pPr>
-            <w:hyperlink w:history="1" r:id="rId8wybpzkmhomtlbqgwuqpc">
+            <w:hyperlink w:history="1" r:id="rId97qksb8bvsp_97n2seu8h">
               <w:r>
                 <w:rPr>
                   <w:rFonts w:ascii="Arial" w:cs="Arial" w:eastAsia="Arial" w:hAnsi="Arial"/>
@@ -22094,7 +22094,7 @@
             <w:pPr>
               <w:spacing w:after="20" w:before="0"/>
             </w:pPr>
-            <w:hyperlink w:history="1" r:id="rIdsyqfeqehxzekso92-7xid">
+            <w:hyperlink w:history="1" r:id="rIdox0joy3gb-cvk8qdl5k4i">
               <w:r>
                 <w:rPr>
                   <w:rFonts w:ascii="Arial" w:cs="Arial" w:eastAsia="Arial" w:hAnsi="Arial"/>
@@ -22143,7 +22143,7 @@
               <w:spacing w:after="10" w:before="0"/>
               <w:ind w:left="120"/>
             </w:pPr>
-            <w:hyperlink w:history="1" r:id="rId71r_u0m5_yp5bokaqoy4t">
+            <w:hyperlink w:history="1" r:id="rId7ywmwzdp2ks6zhku3pvwp">
               <w:r>
                 <w:rPr>
                   <w:rFonts w:ascii="Arial" w:cs="Arial" w:eastAsia="Arial" w:hAnsi="Arial"/>
@@ -22355,7 +22355,7 @@
               <w:spacing w:after="10" w:before="0"/>
               <w:ind w:left="120"/>
             </w:pPr>
-            <w:hyperlink w:history="1" r:id="rIdgc6wtrpdfule1qdqyequt">
+            <w:hyperlink w:history="1" r:id="rIddfs6nhzymoi-rwzo84ho2">
               <w:r>
                 <w:rPr>
                   <w:rFonts w:ascii="Arial" w:cs="Arial" w:eastAsia="Arial" w:hAnsi="Arial"/>
@@ -22415,7 +22415,7 @@
             <w:pPr>
               <w:spacing w:after="20" w:before="0"/>
             </w:pPr>
-            <w:hyperlink w:history="1" r:id="rIduhynsasernqgqlppaqs6l">
+            <w:hyperlink w:history="1" r:id="rIdh9zribzfwkoarph3p8jpp">
               <w:r>
                 <w:rPr>
                   <w:rFonts w:ascii="Arial" w:cs="Arial" w:eastAsia="Arial" w:hAnsi="Arial"/>
@@ -22448,7 +22448,7 @@
               <w:spacing w:after="10" w:before="0"/>
               <w:ind w:left="120"/>
             </w:pPr>
-            <w:hyperlink w:history="1" r:id="rIdoagwm5jflzsupafalr_g-">
+            <w:hyperlink w:history="1" r:id="rIduxhvt3qbndjsc3i68jmsp">
               <w:r>
                 <w:rPr>
                   <w:rFonts w:ascii="Arial" w:cs="Arial" w:eastAsia="Arial" w:hAnsi="Arial"/>
@@ -22660,7 +22660,7 @@
               <w:spacing w:after="10" w:before="0"/>
               <w:ind w:left="120"/>
             </w:pPr>
-            <w:hyperlink w:history="1" r:id="rIdtafktvr_0gvuibsk9phvu">
+            <w:hyperlink w:history="1" r:id="rId0lupf7tqwwjcfmw3vjbex">
               <w:r>
                 <w:rPr>
                   <w:rFonts w:ascii="Arial" w:cs="Arial" w:eastAsia="Arial" w:hAnsi="Arial"/>
@@ -22720,7 +22720,7 @@
             <w:pPr>
               <w:spacing w:after="20" w:before="0"/>
             </w:pPr>
-            <w:hyperlink w:history="1" r:id="rId04om16unciyih3bfi2kaw">
+            <w:hyperlink w:history="1" r:id="rId0zuihjydofsmhy2peewif">
               <w:r>
                 <w:rPr>
                   <w:rFonts w:ascii="Arial" w:cs="Arial" w:eastAsia="Arial" w:hAnsi="Arial"/>
@@ -22753,7 +22753,7 @@
               <w:spacing w:after="10" w:before="0"/>
               <w:ind w:left="120"/>
             </w:pPr>
-            <w:hyperlink w:history="1" r:id="rIdyyp10wtu2hrmtwlkddomg">
+            <w:hyperlink w:history="1" r:id="rId6ojjxxqtynra-l7hutbbk">
               <w:r>
                 <w:rPr>
                   <w:rFonts w:ascii="Arial" w:cs="Arial" w:eastAsia="Arial" w:hAnsi="Arial"/>
@@ -22795,7 +22795,7 @@
                 <w:sz w:val="18"/>
                 <w:szCs w:val="18"/>
               </w:rPr>
-              <w:t xml:space="preserve">In the final 5 minutes, learners open their cumulative universe model — the visual representation they have been building and updating since Lesson 2. They add a new section to their model representing Earth as an observation platform. Inside this section, learners draw and label: (1) a refracting telescope on Earth's surface pointing at the night sky; (2) the Hubble Space Telescope in low Earth orbit with an arrow labelled 'observes visible and ultraviolet light'; (3) the James Webb Space Telescope at L2 orbit with an arrow labelled 'observes infrared light from the early universe'; and (4) a radio telescope dish (labelled MeerKAT or SKA, South Africa) with an arrow labelled 'detects radio waves from galaxies and hydrogen clouds.' Learners draw a dotted line from each telescope back along the timeline in their model — the JWST arrow reaching back to the 'first stars and galaxies' era, the Hubble arrow reaching to 'galaxy formation,' and the radio telescope arrow reaching to 'hydrogen epoch after recombination.' This visually represents that telescopes do not just observe the present sky but look back in time. Learners write a two-sentence model annotation at the bottom of the new section: 'This shows that... because...'</w:t>
+              <w:t xml:space="preserve">In the final 5 minutes, learners open their cumulative universe model — the visual representation they have been building and updating since Lesson 1. They add a new section to their model representing Earth as an observation platform. Inside this section, learners draw and label: (1) a refracting telescope on Earth's surface pointing at the night sky; (2) the Hubble Space Telescope in low Earth orbit with an arrow labelled 'observes visible and ultraviolet light'; (3) the James Webb Space Telescope at L2 orbit with an arrow labelled 'observes infrared light from the early universe'; and (4) a radio telescope dish (labelled MeerKAT or SKA, South Africa) with an arrow labelled 'detects radio waves from galaxies and hydrogen clouds.' Learners draw a dotted line from each telescope back along the timeline in their model — the JWST arrow reaching back to the 'first stars and galaxies' era, the Hubble arrow reaching to 'galaxy formation,' and the radio telescope arrow reaching to 'hydrogen epoch after recombination.' This visually represents that telescopes do not just observe the present sky but look back in time. Learners write a two-sentence model annotation at the bottom of the new section: 'This shows that... because...'</w:t>
             </w:r>
           </w:p>
         </w:tc>
@@ -23265,7 +23265,7 @@
         </w:rPr>
         <w:t xml:space="preserve">© 2026 SeaVuria and ARES. Aligned with KICD objectives. Developed by SeaVuria; technical implementation by ARES (with AI assistance from Claude). Licensed under </w:t>
       </w:r>
-      <w:hyperlink w:history="1" r:id="rId9pllz6exhhf9nvntjaz9a">
+      <w:hyperlink w:history="1" r:id="rIdlpczijrxw0ub2mzsk2gsm">
         <w:r>
           <w:rPr>
             <w:rFonts w:ascii="Arial" w:cs="Arial" w:eastAsia="Arial" w:hAnsi="Arial"/>
@@ -23286,7 +23286,7 @@
         </w:rPr>
         <w:t xml:space="preserve"> (</w:t>
       </w:r>
-      <w:hyperlink w:history="1" r:id="rIdh7uczf1bzihvo73j8t-d2">
+      <w:hyperlink w:history="1" r:id="rIdzdozdededrjc5lityx274">
         <w:r>
           <w:rPr>
             <w:rFonts w:ascii="Arial" w:cs="Arial" w:eastAsia="Arial" w:hAnsi="Arial"/>
@@ -24316,7 +24316,7 @@
               <w:spacing w:after="10" w:before="0"/>
               <w:ind w:left="120"/>
             </w:pPr>
-            <w:hyperlink w:history="1" r:id="rIdi3ey4zk0v9n_bupltf3ck">
+            <w:hyperlink w:history="1" r:id="rId-__i7ztstaqawri4lx3hr">
               <w:r>
                 <w:rPr>
                   <w:rFonts w:ascii="Arial" w:cs="Arial" w:eastAsia="Arial" w:hAnsi="Arial"/>
@@ -24393,7 +24393,7 @@
               <w:spacing w:after="10" w:before="0"/>
               <w:ind w:left="120"/>
             </w:pPr>
-            <w:hyperlink w:history="1" r:id="rIdgarksp0ateopvtqkqsurs">
+            <w:hyperlink w:history="1" r:id="rId5wz7dunycf2rmaboz2twx">
               <w:r>
                 <w:rPr>
                   <w:rFonts w:ascii="Arial" w:cs="Arial" w:eastAsia="Arial" w:hAnsi="Arial"/>
@@ -24620,7 +24620,7 @@
               <w:spacing w:after="10" w:before="0"/>
               <w:ind w:left="120"/>
             </w:pPr>
-            <w:hyperlink w:history="1" r:id="rIdnnl2jjwjkxhpawzzu53gv">
+            <w:hyperlink w:history="1" r:id="rId5iy_gs36bofke3f_tguvy">
               <w:r>
                 <w:rPr>
                   <w:rFonts w:ascii="Arial" w:cs="Arial" w:eastAsia="Arial" w:hAnsi="Arial"/>
@@ -24697,7 +24697,7 @@
               <w:spacing w:after="10" w:before="0"/>
               <w:ind w:left="120"/>
             </w:pPr>
-            <w:hyperlink w:history="1" r:id="rIdklf2ec2oqlbvdsj8n5wzn">
+            <w:hyperlink w:history="1" r:id="rId_horbfwgrekk5075vbncd">
               <w:r>
                 <w:rPr>
                   <w:rFonts w:ascii="Arial" w:cs="Arial" w:eastAsia="Arial" w:hAnsi="Arial"/>
@@ -24924,7 +24924,7 @@
               <w:spacing w:after="10" w:before="0"/>
               <w:ind w:left="120"/>
             </w:pPr>
-            <w:hyperlink w:history="1" r:id="rIdtpwip5c3vmaylqclap59l">
+            <w:hyperlink w:history="1" r:id="rIdeuyiytcf1dbn_pnilph-o">
               <w:r>
                 <w:rPr>
                   <w:rFonts w:ascii="Arial" w:cs="Arial" w:eastAsia="Arial" w:hAnsi="Arial"/>
@@ -25001,7 +25001,7 @@
               <w:spacing w:after="10" w:before="0"/>
               <w:ind w:left="120"/>
             </w:pPr>
-            <w:hyperlink w:history="1" r:id="rIdndar0brvhr8prxxk2k2p6">
+            <w:hyperlink w:history="1" r:id="rIduifc4rp9ksgk-td3p57ib">
               <w:r>
                 <w:rPr>
                   <w:rFonts w:ascii="Arial" w:cs="Arial" w:eastAsia="Arial" w:hAnsi="Arial"/>
@@ -25228,7 +25228,7 @@
               <w:spacing w:after="10" w:before="0"/>
               <w:ind w:left="120"/>
             </w:pPr>
-            <w:hyperlink w:history="1" r:id="rIdebidb2whs6amyin75w1m5">
+            <w:hyperlink w:history="1" r:id="rId9wdhlaintmylwqcujhjhm">
               <w:r>
                 <w:rPr>
                   <w:rFonts w:ascii="Arial" w:cs="Arial" w:eastAsia="Arial" w:hAnsi="Arial"/>
@@ -25305,7 +25305,7 @@
               <w:spacing w:after="10" w:before="0"/>
               <w:ind w:left="120"/>
             </w:pPr>
-            <w:hyperlink w:history="1" r:id="rId4u-yiivr7ksdlpfsomskt">
+            <w:hyperlink w:history="1" r:id="rIdbi3kzuycfsa5un6ncwmx7">
               <w:r>
                 <w:rPr>
                   <w:rFonts w:ascii="Arial" w:cs="Arial" w:eastAsia="Arial" w:hAnsi="Arial"/>
@@ -25532,7 +25532,7 @@
               <w:spacing w:after="10" w:before="0"/>
               <w:ind w:left="120"/>
             </w:pPr>
-            <w:hyperlink w:history="1" r:id="rIdorhtec3bslyf2yylgonmt">
+            <w:hyperlink w:history="1" r:id="rIdogbr23j1bc3kjdci2dzmr">
               <w:r>
                 <w:rPr>
                   <w:rFonts w:ascii="Arial" w:cs="Arial" w:eastAsia="Arial" w:hAnsi="Arial"/>
@@ -25609,7 +25609,7 @@
               <w:spacing w:after="10" w:before="0"/>
               <w:ind w:left="120"/>
             </w:pPr>
-            <w:hyperlink w:history="1" r:id="rIdfmkjn2ri8vtxj7itbrdir">
+            <w:hyperlink w:history="1" r:id="rIdwg03wfrzw9e0cddoqh-mi">
               <w:r>
                 <w:rPr>
                   <w:rFonts w:ascii="Arial" w:cs="Arial" w:eastAsia="Arial" w:hAnsi="Arial"/>
@@ -26136,7 +26136,7 @@
         </w:rPr>
         <w:t xml:space="preserve">© 2026 SeaVuria and ARES. Aligned with KICD objectives. Developed by SeaVuria; technical implementation by ARES (with AI assistance from Claude). Licensed under </w:t>
       </w:r>
-      <w:hyperlink w:history="1" r:id="rIdbzijgt4oz_veghbeukjbw">
+      <w:hyperlink w:history="1" r:id="rIdmml_q3jmtcfsd92awdvzc">
         <w:r>
           <w:rPr>
             <w:rFonts w:ascii="Arial" w:cs="Arial" w:eastAsia="Arial" w:hAnsi="Arial"/>
@@ -26157,7 +26157,7 @@
         </w:rPr>
         <w:t xml:space="preserve"> (</w:t>
       </w:r>
-      <w:hyperlink w:history="1" r:id="rIdsdszet9gfkcicvhg-mvca">
+      <w:hyperlink w:history="1" r:id="rIddajx7-h64ik0oc9pqji9v">
         <w:r>
           <w:rPr>
             <w:rFonts w:ascii="Arial" w:cs="Arial" w:eastAsia="Arial" w:hAnsi="Arial"/>
@@ -27170,7 +27170,7 @@
             <w:pPr>
               <w:spacing w:after="20" w:before="0"/>
             </w:pPr>
-            <w:hyperlink w:history="1" r:id="rIdobdm9mmr9zhye5jkkl2gr">
+            <w:hyperlink w:history="1" r:id="rIddfkdyogkjvfhgklyknruw">
               <w:r>
                 <w:rPr>
                   <w:rFonts w:ascii="Arial" w:cs="Arial" w:eastAsia="Arial" w:hAnsi="Arial"/>
@@ -27203,7 +27203,7 @@
               <w:spacing w:after="10" w:before="0"/>
               <w:ind w:left="120"/>
             </w:pPr>
-            <w:hyperlink w:history="1" r:id="rId6cw_s--bd4bpcqdfcr6d4">
+            <w:hyperlink w:history="1" r:id="rIdtiss6z7ypiqzqusfclp1f">
               <w:r>
                 <w:rPr>
                   <w:rFonts w:ascii="Arial" w:cs="Arial" w:eastAsia="Arial" w:hAnsi="Arial"/>
@@ -27265,7 +27265,7 @@
               <w:spacing w:after="10" w:before="0"/>
               <w:ind w:left="120"/>
             </w:pPr>
-            <w:hyperlink w:history="1" r:id="rId27avkq51a-4dm5mceffme">
+            <w:hyperlink w:history="1" r:id="rIdbxr7er2o79vw12cfrvc_e">
               <w:r>
                 <w:rPr>
                   <w:rFonts w:ascii="Arial" w:cs="Arial" w:eastAsia="Arial" w:hAnsi="Arial"/>
@@ -27475,7 +27475,7 @@
             <w:pPr>
               <w:spacing w:after="20" w:before="0"/>
             </w:pPr>
-            <w:hyperlink w:history="1" r:id="rIdkc6paiwnltvlcb8allrct">
+            <w:hyperlink w:history="1" r:id="rIdrxgirqo0zom-wqnokvohr">
               <w:r>
                 <w:rPr>
                   <w:rFonts w:ascii="Arial" w:cs="Arial" w:eastAsia="Arial" w:hAnsi="Arial"/>
@@ -27508,7 +27508,7 @@
               <w:spacing w:after="10" w:before="0"/>
               <w:ind w:left="120"/>
             </w:pPr>
-            <w:hyperlink w:history="1" r:id="rIdek4kf9mrxsxop1_ifqrjw">
+            <w:hyperlink w:history="1" r:id="rIdzoanv0wkxixxpqv0-low-">
               <w:r>
                 <w:rPr>
                   <w:rFonts w:ascii="Arial" w:cs="Arial" w:eastAsia="Arial" w:hAnsi="Arial"/>
@@ -27570,7 +27570,7 @@
               <w:spacing w:after="10" w:before="0"/>
               <w:ind w:left="120"/>
             </w:pPr>
-            <w:hyperlink w:history="1" r:id="rId9rzu6h8tm9eppgm4sh0bm">
+            <w:hyperlink w:history="1" r:id="rIdkrqndbqhsxo7xnwnws8es">
               <w:r>
                 <w:rPr>
                   <w:rFonts w:ascii="Arial" w:cs="Arial" w:eastAsia="Arial" w:hAnsi="Arial"/>
@@ -27780,7 +27780,7 @@
             <w:pPr>
               <w:spacing w:after="20" w:before="0"/>
             </w:pPr>
-            <w:hyperlink w:history="1" r:id="rIdezb9iimkghfjiu39vbazg">
+            <w:hyperlink w:history="1" r:id="rId7kplzgrd_thnrjhrdame6">
               <w:r>
                 <w:rPr>
                   <w:rFonts w:ascii="Arial" w:cs="Arial" w:eastAsia="Arial" w:hAnsi="Arial"/>
@@ -27829,7 +27829,7 @@
               <w:spacing w:after="10" w:before="0"/>
               <w:ind w:left="120"/>
             </w:pPr>
-            <w:hyperlink w:history="1" r:id="rIdryydbbnq0u17xi2hd0b_n">
+            <w:hyperlink w:history="1" r:id="rId1a4kqbuyvlibuqpj3yh22">
               <w:r>
                 <w:rPr>
                   <w:rFonts w:ascii="Arial" w:cs="Arial" w:eastAsia="Arial" w:hAnsi="Arial"/>
@@ -27891,7 +27891,7 @@
               <w:spacing w:after="10" w:before="0"/>
               <w:ind w:left="120"/>
             </w:pPr>
-            <w:hyperlink w:history="1" r:id="rIdrymkneqiukmdk78zfencq">
+            <w:hyperlink w:history="1" r:id="rIdxzi-m964756h2wyphy2lu">
               <w:r>
                 <w:rPr>
                   <w:rFonts w:ascii="Arial" w:cs="Arial" w:eastAsia="Arial" w:hAnsi="Arial"/>
@@ -28101,7 +28101,7 @@
             <w:pPr>
               <w:spacing w:after="20" w:before="0"/>
             </w:pPr>
-            <w:hyperlink w:history="1" r:id="rId3ogggln9bt46gcqqzgguj">
+            <w:hyperlink w:history="1" r:id="rIdfx-_w8wfyxsbz7j6gwdyu">
               <w:r>
                 <w:rPr>
                   <w:rFonts w:ascii="Arial" w:cs="Arial" w:eastAsia="Arial" w:hAnsi="Arial"/>
@@ -28134,7 +28134,7 @@
               <w:spacing w:after="10" w:before="0"/>
               <w:ind w:left="120"/>
             </w:pPr>
-            <w:hyperlink w:history="1" r:id="rId9udt-iyyafk3r3qk6xoy_">
+            <w:hyperlink w:history="1" r:id="rIdti4fls2duhlln15xkd7mt">
               <w:r>
                 <w:rPr>
                   <w:rFonts w:ascii="Arial" w:cs="Arial" w:eastAsia="Arial" w:hAnsi="Arial"/>
@@ -28196,7 +28196,7 @@
               <w:spacing w:after="10" w:before="0"/>
               <w:ind w:left="120"/>
             </w:pPr>
-            <w:hyperlink w:history="1" r:id="rIdgeyp0rwcclwrutg6qer4k">
+            <w:hyperlink w:history="1" r:id="rIdptt8qc8qlixlychemkdvx">
               <w:r>
                 <w:rPr>
                   <w:rFonts w:ascii="Arial" w:cs="Arial" w:eastAsia="Arial" w:hAnsi="Arial"/>
@@ -28406,7 +28406,7 @@
             <w:pPr>
               <w:spacing w:after="20" w:before="0"/>
             </w:pPr>
-            <w:hyperlink w:history="1" r:id="rId_lzvk225ec5ydm2yrelg4">
+            <w:hyperlink w:history="1" r:id="rIdvr1c1umjx5-kjwlrb31xw">
               <w:r>
                 <w:rPr>
                   <w:rFonts w:ascii="Arial" w:cs="Arial" w:eastAsia="Arial" w:hAnsi="Arial"/>
@@ -28439,7 +28439,7 @@
               <w:spacing w:after="10" w:before="0"/>
               <w:ind w:left="120"/>
             </w:pPr>
-            <w:hyperlink w:history="1" r:id="rIdn5emmldk3ei6eqzdpir3q">
+            <w:hyperlink w:history="1" r:id="rIdhz3zmdm888pgvqkxx1ysp">
               <w:r>
                 <w:rPr>
                   <w:rFonts w:ascii="Arial" w:cs="Arial" w:eastAsia="Arial" w:hAnsi="Arial"/>
@@ -28501,7 +28501,7 @@
               <w:spacing w:after="10" w:before="0"/>
               <w:ind w:left="120"/>
             </w:pPr>
-            <w:hyperlink w:history="1" r:id="rIdi-88ikuvdvmkstuwjezwg">
+            <w:hyperlink w:history="1" r:id="rIdizhhf23bcldxnyvcbocmp">
               <w:r>
                 <w:rPr>
                   <w:rFonts w:ascii="Arial" w:cs="Arial" w:eastAsia="Arial" w:hAnsi="Arial"/>
@@ -28558,7 +28558,7 @@
                 <w:sz w:val="18"/>
                 <w:szCs w:val="18"/>
               </w:rPr>
-              <w:t xml:space="preserve">Learners open their cumulative universe model — the visual representation they have been building since Lesson 2. In today's update, they add a new section labelled 'Dynamic Sun: Space Weather and Earth Effects.' In this section they must include: (1) An arrow from the Sun toward Earth labelled with two separate labels: 'EM radiation — 8 minutes' and 'CME particle cloud — 17 hours'. (2) A small diagram of Earth's magnetosphere with labels: 'deflects most charged particles' and 'compressed during geomagnetic storm'. (3) One Kenya-specific impact written in a speech bubble or annotation box — learners choose from radio blackout (Nairobi), tidal anomaly (Mombasa), aurora sighting (South Africa/Rwanda), or GPS disruption (East Africa). (4) A small eclipse geometry sketch showing umbra and penumbra with the label 'total eclipse only visible from narrow path.' Learners who finish early add a second annotation connecting today's tidal force content to Lesson 6, noting how the Sun reinforces or reduces the Moon's tidal effect depending on alignment.</w:t>
+              <w:t xml:space="preserve">Learners open their cumulative universe model — the visual representation they have been building since Lesson 1. In today's update, they add a new section labelled 'Dynamic Sun: Space Weather and Earth Effects.' In this section they must include: (1) An arrow from the Sun toward Earth labelled with two separate labels: 'EM radiation — 8 minutes' and 'CME particle cloud — 17 hours'. (2) A small diagram of Earth's magnetosphere with labels: 'deflects most charged particles' and 'compressed during geomagnetic storm'. (3) One Kenya-specific impact written in a speech bubble or annotation box — learners choose from radio blackout (Nairobi), tidal anomaly (Mombasa), aurora sighting (South Africa/Rwanda), or GPS disruption (East Africa). (4) A small eclipse geometry sketch showing umbra and penumbra with the label 'total eclipse only visible from narrow path.' Learners who finish early add a second annotation connecting today's tidal force content to Lesson 6, noting how the Sun reinforces or reduces the Moon's tidal effect depending on alignment.</w:t>
             </w:r>
           </w:p>
         </w:tc>
@@ -28590,7 +28590,7 @@
                 <w:sz w:val="18"/>
                 <w:szCs w:val="18"/>
               </w:rPr>
-              <w:t xml:space="preserve">Say: 'Your model has been growing since Lesson 2. Every lesson we have added something. Today the Sun changes from a static warm light source in your model to an active, dynamic force. Add the four elements I have listed on the board. You have 5 minutes. Make sure your model tells a story someone else could read and understand.' Circulate and look at models. For each learner, give one specific positive observation and one targeted prompt: 'I can see you have drawn the CME arrow — good. Now, what label shows me that it takes longer to arrive than the light? Where is that on your model?' WAIT TIME: Do not rush the model-building phase. Resist the urge to fill silence with instruction. If a learner is stuck, ask: 'What did the card closest to Kenya say? Can you draw that near your Earth diagram?' Close with: 'In Lesson 12 you will present this full model. Today is one of the most important updates — because today the universe stopped being something out there and became something happening here, in Kenya, right now.'</w:t>
+              <w:t xml:space="preserve">Say: 'Your model has been growing since Lesson 1. Every lesson we have added something. Today the Sun changes from a static warm light source in your model to an active, dynamic force. Add the four elements I have listed on the board. You have 5 minutes. Make sure your model tells a story someone else could read and understand.' Circulate and look at models. For each learner, give one specific positive observation and one targeted prompt: 'I can see you have drawn the CME arrow — good. Now, what label shows me that it takes longer to arrive than the light? Where is that on your model?' WAIT TIME: Do not rush the model-building phase. Resist the urge to fill silence with instruction. If a learner is stuck, ask: 'What did the card closest to Kenya say? Can you draw that near your Earth diagram?' Close with: 'In Lesson 12 you will present this full model. Today is one of the most important updates — because today the universe stopped being something out there and became something happening here, in Kenya, right now.'</w:t>
             </w:r>
           </w:p>
         </w:tc>
@@ -29028,7 +29028,7 @@
         </w:rPr>
         <w:t xml:space="preserve">© 2026 SeaVuria and ARES. Aligned with KICD objectives. Developed by SeaVuria; technical implementation by ARES (with AI assistance from Claude). Licensed under </w:t>
       </w:r>
-      <w:hyperlink w:history="1" r:id="rIdhfdshlg04brtllamiqk0g">
+      <w:hyperlink w:history="1" r:id="rIdkszcniv_8az1qw5hnqpnn">
         <w:r>
           <w:rPr>
             <w:rFonts w:ascii="Arial" w:cs="Arial" w:eastAsia="Arial" w:hAnsi="Arial"/>
@@ -29049,7 +29049,7 @@
         </w:rPr>
         <w:t xml:space="preserve"> (</w:t>
       </w:r>
-      <w:hyperlink w:history="1" r:id="rId4epxhzkazjmhyotft2ybr">
+      <w:hyperlink w:history="1" r:id="rId3vkgfnmjogyoswsrrxepn">
         <w:r>
           <w:rPr>
             <w:rFonts w:ascii="Arial" w:cs="Arial" w:eastAsia="Arial" w:hAnsi="Arial"/>
@@ -30079,7 +30079,7 @@
               <w:spacing w:after="10" w:before="0"/>
               <w:ind w:left="120"/>
             </w:pPr>
-            <w:hyperlink w:history="1" r:id="rIdjsgrfmrtqltck0cpy5c5_">
+            <w:hyperlink w:history="1" r:id="rIdudsyrhrh4l6udxpsytbax">
               <w:r>
                 <w:rPr>
                   <w:rFonts w:ascii="Arial" w:cs="Arial" w:eastAsia="Arial" w:hAnsi="Arial"/>
@@ -30156,7 +30156,7 @@
               <w:spacing w:after="10" w:before="0"/>
               <w:ind w:left="120"/>
             </w:pPr>
-            <w:hyperlink w:history="1" r:id="rIdr-1o-ae9xm3cyb53oq9uq">
+            <w:hyperlink w:history="1" r:id="rIdirsfiuoln3x58hpjn1e_j">
               <w:r>
                 <w:rPr>
                   <w:rFonts w:ascii="Arial" w:cs="Arial" w:eastAsia="Arial" w:hAnsi="Arial"/>
@@ -30383,7 +30383,7 @@
               <w:spacing w:after="10" w:before="0"/>
               <w:ind w:left="120"/>
             </w:pPr>
-            <w:hyperlink w:history="1" r:id="rIdxuorkxitt4nbxmsnc_ie3">
+            <w:hyperlink w:history="1" r:id="rIdg4jaggmtyeq74hcobq08v">
               <w:r>
                 <w:rPr>
                   <w:rFonts w:ascii="Arial" w:cs="Arial" w:eastAsia="Arial" w:hAnsi="Arial"/>
@@ -30460,7 +30460,7 @@
               <w:spacing w:after="10" w:before="0"/>
               <w:ind w:left="120"/>
             </w:pPr>
-            <w:hyperlink w:history="1" r:id="rIdywnrjpjjd8eic_1ilmopq">
+            <w:hyperlink w:history="1" r:id="rIdaioywkjj3kay0oontplxd">
               <w:r>
                 <w:rPr>
                   <w:rFonts w:ascii="Arial" w:cs="Arial" w:eastAsia="Arial" w:hAnsi="Arial"/>
@@ -30687,7 +30687,7 @@
               <w:spacing w:after="10" w:before="0"/>
               <w:ind w:left="120"/>
             </w:pPr>
-            <w:hyperlink w:history="1" r:id="rIdpfjk8ayk1fuv-p19rvze8">
+            <w:hyperlink w:history="1" r:id="rIdabeqgi68rp5ejh1yslok_">
               <w:r>
                 <w:rPr>
                   <w:rFonts w:ascii="Arial" w:cs="Arial" w:eastAsia="Arial" w:hAnsi="Arial"/>
@@ -30764,7 +30764,7 @@
               <w:spacing w:after="10" w:before="0"/>
               <w:ind w:left="120"/>
             </w:pPr>
-            <w:hyperlink w:history="1" r:id="rIdtsjhhqechx092nhnwveww">
+            <w:hyperlink w:history="1" r:id="rIdomper_c7vecknzgdiqq39">
               <w:r>
                 <w:rPr>
                   <w:rFonts w:ascii="Arial" w:cs="Arial" w:eastAsia="Arial" w:hAnsi="Arial"/>
@@ -30991,7 +30991,7 @@
               <w:spacing w:after="10" w:before="0"/>
               <w:ind w:left="120"/>
             </w:pPr>
-            <w:hyperlink w:history="1" r:id="rIdcpqgo7lok0xn1vw_ywaci">
+            <w:hyperlink w:history="1" r:id="rIdroxsmueg89k1eh9pdtzrp">
               <w:r>
                 <w:rPr>
                   <w:rFonts w:ascii="Arial" w:cs="Arial" w:eastAsia="Arial" w:hAnsi="Arial"/>
@@ -31068,7 +31068,7 @@
               <w:spacing w:after="10" w:before="0"/>
               <w:ind w:left="120"/>
             </w:pPr>
-            <w:hyperlink w:history="1" r:id="rIdkxjujyozhlkynl4rvwiou">
+            <w:hyperlink w:history="1" r:id="rIdzlgowluzjo7f_1twemzt1">
               <w:r>
                 <w:rPr>
                   <w:rFonts w:ascii="Arial" w:cs="Arial" w:eastAsia="Arial" w:hAnsi="Arial"/>
@@ -31125,7 +31125,7 @@
                 <w:sz w:val="18"/>
                 <w:szCs w:val="18"/>
               </w:rPr>
-              <w:t xml:space="preserve">Students return to the Driving Question Board as a class. The teacher adds a new column header: 'Who is working to answer our driving question RIGHT NOW?' Students are given 3 sticky notes each — one green (something we now know that we did not know before this lesson), one orange (a new question this lesson raised), one blue (a connection between today's career and a previous lesson's evidence). Students post all three notes in the appropriate DQB column. The class reads 3–4 notes aloud together and the teacher maps visible connections between today's career profiles and concepts from earlier lessons (e.g., 'The meteorology career connects to Lesson 6 on planetary motion and how Earth's tilt, studied through satellite data, causes our seasons in Nairobi').</w:t>
+              <w:t xml:space="preserve">Students return to the Driving Question Board as a class. The teacher adds a new column header: 'Who is working to answer our driving question RIGHT NOW?' Students are given 3 sticky notes each — one green (something we now know that we did not know before this lesson), one orange (a new question this lesson raised), one blue (a connection between today's career and a previous lesson's evidence). Students post all three notes in the appropriate DQB column. The class reads 3–4 notes aloud together and the teacher maps visible connections between today's career profiles and concepts from earlier lessons (e.g., 'The meteorology career connects to Lesson 5 on planetary motion and how Earth's tilt, studied through satellite data, causes our seasons in Nairobi').</w:t>
             </w:r>
           </w:p>
         </w:tc>
@@ -31295,7 +31295,7 @@
               <w:spacing w:after="10" w:before="0"/>
               <w:ind w:left="120"/>
             </w:pPr>
-            <w:hyperlink w:history="1" r:id="rIdernrwe1vpcvdkm49wbss9">
+            <w:hyperlink w:history="1" r:id="rId_5x4mhotn2wkd2lowtqsm">
               <w:r>
                 <w:rPr>
                   <w:rFonts w:ascii="Arial" w:cs="Arial" w:eastAsia="Arial" w:hAnsi="Arial"/>
@@ -31372,7 +31372,7 @@
               <w:spacing w:after="10" w:before="0"/>
               <w:ind w:left="120"/>
             </w:pPr>
-            <w:hyperlink w:history="1" r:id="rIdisotaxqiuhhi059yghgis">
+            <w:hyperlink w:history="1" r:id="rIdkyhivsygc5zropt66zr8v">
               <w:r>
                 <w:rPr>
                   <w:rFonts w:ascii="Arial" w:cs="Arial" w:eastAsia="Arial" w:hAnsi="Arial"/>
@@ -32013,7 +32013,7 @@
         </w:rPr>
         <w:t xml:space="preserve">© 2026 SeaVuria and ARES. Aligned with KICD objectives. Developed by SeaVuria; technical implementation by ARES (with AI assistance from Claude). Licensed under </w:t>
       </w:r>
-      <w:hyperlink w:history="1" r:id="rIduhh0ycurofw50tvhvuz9y">
+      <w:hyperlink w:history="1" r:id="rIdoedeseya-ouj-zezahnpc">
         <w:r>
           <w:rPr>
             <w:rFonts w:ascii="Arial" w:cs="Arial" w:eastAsia="Arial" w:hAnsi="Arial"/>
@@ -32034,7 +32034,7 @@
         </w:rPr>
         <w:t xml:space="preserve"> (</w:t>
       </w:r>
-      <w:hyperlink w:history="1" r:id="rIducd5meiwhlsobiuvwqowy">
+      <w:hyperlink w:history="1" r:id="rIddyxigeht24-bua25_ntnf">
         <w:r>
           <w:rPr>
             <w:rFonts w:ascii="Arial" w:cs="Arial" w:eastAsia="Arial" w:hAnsi="Arial"/>
@@ -33064,7 +33064,7 @@
               <w:spacing w:after="10" w:before="0"/>
               <w:ind w:left="120"/>
             </w:pPr>
-            <w:hyperlink w:history="1" r:id="rIdvqzgyxvmsd-meaui0epav">
+            <w:hyperlink w:history="1" r:id="rIdxmt_us0mj3_6_i47wmvxd">
               <w:r>
                 <w:rPr>
                   <w:rFonts w:ascii="Arial" w:cs="Arial" w:eastAsia="Arial" w:hAnsi="Arial"/>
@@ -33141,7 +33141,7 @@
               <w:spacing w:after="10" w:before="0"/>
               <w:ind w:left="120"/>
             </w:pPr>
-            <w:hyperlink w:history="1" r:id="rIdz2ugmpxdfq4ai-hlmhmwq">
+            <w:hyperlink w:history="1" r:id="rIdri0jo5zk7ygkoale8ae_h">
               <w:r>
                 <w:rPr>
                   <w:rFonts w:ascii="Arial" w:cs="Arial" w:eastAsia="Arial" w:hAnsi="Arial"/>
@@ -33368,7 +33368,7 @@
               <w:spacing w:after="10" w:before="0"/>
               <w:ind w:left="120"/>
             </w:pPr>
-            <w:hyperlink w:history="1" r:id="rIdd-bnvibmpchc6oreexbvn">
+            <w:hyperlink w:history="1" r:id="rIdfylsx5frbzutuz4z5w6wz">
               <w:r>
                 <w:rPr>
                   <w:rFonts w:ascii="Arial" w:cs="Arial" w:eastAsia="Arial" w:hAnsi="Arial"/>
@@ -33445,7 +33445,7 @@
               <w:spacing w:after="10" w:before="0"/>
               <w:ind w:left="120"/>
             </w:pPr>
-            <w:hyperlink w:history="1" r:id="rIdw27fqsmzwu1gzhfxpmgub">
+            <w:hyperlink w:history="1" r:id="rIdjqj7vq8_csi5snhq-ccbc">
               <w:r>
                 <w:rPr>
                   <w:rFonts w:ascii="Arial" w:cs="Arial" w:eastAsia="Arial" w:hAnsi="Arial"/>
@@ -33672,7 +33672,7 @@
               <w:spacing w:after="10" w:before="0"/>
               <w:ind w:left="120"/>
             </w:pPr>
-            <w:hyperlink w:history="1" r:id="rIdjhkxrf3hma08ll--pj-gr">
+            <w:hyperlink w:history="1" r:id="rIdbrdoou2llvdjqfzokdyuz">
               <w:r>
                 <w:rPr>
                   <w:rFonts w:ascii="Arial" w:cs="Arial" w:eastAsia="Arial" w:hAnsi="Arial"/>
@@ -33749,7 +33749,7 @@
               <w:spacing w:after="10" w:before="0"/>
               <w:ind w:left="120"/>
             </w:pPr>
-            <w:hyperlink w:history="1" r:id="rIdqhcv_wdxduwyeqbupaz-l">
+            <w:hyperlink w:history="1" r:id="rIdesf565shfnjwtc-bwhtpt">
               <w:r>
                 <w:rPr>
                   <w:rFonts w:ascii="Arial" w:cs="Arial" w:eastAsia="Arial" w:hAnsi="Arial"/>
@@ -33976,7 +33976,7 @@
               <w:spacing w:after="10" w:before="0"/>
               <w:ind w:left="120"/>
             </w:pPr>
-            <w:hyperlink w:history="1" r:id="rIdkr4iyawxn1-vgpxdvw66m">
+            <w:hyperlink w:history="1" r:id="rIdwsluvgyog3fcn7xaz5n00">
               <w:r>
                 <w:rPr>
                   <w:rFonts w:ascii="Arial" w:cs="Arial" w:eastAsia="Arial" w:hAnsi="Arial"/>
@@ -34053,7 +34053,7 @@
               <w:spacing w:after="10" w:before="0"/>
               <w:ind w:left="120"/>
             </w:pPr>
-            <w:hyperlink w:history="1" r:id="rIdydl_zh0khdfvi_ndodq_h">
+            <w:hyperlink w:history="1" r:id="rIdbtqngfshrt0bbpxilwei6">
               <w:r>
                 <w:rPr>
                   <w:rFonts w:ascii="Arial" w:cs="Arial" w:eastAsia="Arial" w:hAnsi="Arial"/>
@@ -34280,7 +34280,7 @@
               <w:spacing w:after="10" w:before="0"/>
               <w:ind w:left="120"/>
             </w:pPr>
-            <w:hyperlink w:history="1" r:id="rIddn4iv55twsaceihfxdnyd">
+            <w:hyperlink w:history="1" r:id="rIdl-htbj7wfxwdtimrep0ho">
               <w:r>
                 <w:rPr>
                   <w:rFonts w:ascii="Arial" w:cs="Arial" w:eastAsia="Arial" w:hAnsi="Arial"/>
@@ -34357,7 +34357,7 @@
               <w:spacing w:after="10" w:before="0"/>
               <w:ind w:left="120"/>
             </w:pPr>
-            <w:hyperlink w:history="1" r:id="rId1rwg8terf71yj0bpaodru">
+            <w:hyperlink w:history="1" r:id="rIdtdwres4xqhmzmxguclh02">
               <w:r>
                 <w:rPr>
                   <w:rFonts w:ascii="Arial" w:cs="Arial" w:eastAsia="Arial" w:hAnsi="Arial"/>
@@ -34884,7 +34884,7 @@
         </w:rPr>
         <w:t xml:space="preserve">© 2026 SeaVuria and ARES. Aligned with KICD objectives. Developed by SeaVuria; technical implementation by ARES (with AI assistance from Claude). Licensed under </w:t>
       </w:r>
-      <w:hyperlink w:history="1" r:id="rIdqzuvm-hyponokjfhrppf3">
+      <w:hyperlink w:history="1" r:id="rIdswc--id-y3rdingfsjmr-">
         <w:r>
           <w:rPr>
             <w:rFonts w:ascii="Arial" w:cs="Arial" w:eastAsia="Arial" w:hAnsi="Arial"/>
@@ -34905,7 +34905,7 @@
         </w:rPr>
         <w:t xml:space="preserve"> (</w:t>
       </w:r>
-      <w:hyperlink w:history="1" r:id="rIdtbkuhcgvds3odbr9vzy4q">
+      <w:hyperlink w:history="1" r:id="rIdphuiajpraysskimspvn80">
         <w:r>
           <w:rPr>
             <w:rFonts w:ascii="Arial" w:cs="Arial" w:eastAsia="Arial" w:hAnsi="Arial"/>
@@ -35635,7 +35635,7 @@
                 <w:sz w:val="18"/>
                 <w:szCs w:val="18"/>
               </w:rPr>
-              <w:t xml:space="preserve">In this 80-minute capstone lesson, learners finalise their cumulative visual models of the universe and deliver structured Final Explanation presentations to their peers. The lesson opens with a brief Predict Phase revisiting learners' Lesson 1 naïve models and the original Driving Question Board entries. In the Observe Phase, learners conduct a rapid evidence audit — reviewing key resources including the NASA CMB visualisation, Stellarium sky data for Nairobi, the PhET Gravity and Orbits simulation summary, and their own unit notes — to ensure their models are evidence-complete. The Explain Phase centres on gallery-walk presentations: each group presents their cumulative visual model and delivers a 4-minute Final Explanation structured around the unit Driving Question, while peers provide written feedback using a structured CER (Claim–Evidence–Reasoning) rubric. The DQB Creation Phase formally closes the Driving Question Board: the class revisits every question posted across the unit, categorises each as 'answered with evidence', 'partially answered', or 'still open', and discusses what further investigation would be needed. The Model Building Phase involves a final individual model revision incorporating peer feedback, followed by a whole-class synthesis discussion that constructs a shared, authoritative Final Explanation for the anchoring phenomenon. The lesson closes with individual written reflections comparing Lesson 1 and Lesson 12 understanding.</w:t>
+              <w:t xml:space="preserve">In this 80-minute capstone lesson, learners finalise their cumulative visual models of the universe and deliver structured Final Explanation presentations to their peers. The lesson opens with a brief Predict Phase revisiting learners' Lesson 1 naïve models and the original Driving Question Board entries. In the Observe Phase, learners conduct a rapid evidence audit — reviewing key resources including the NASA CMB visualisation, Stellarium sky data for Nairobi, the PhET Gravity and Orbits simulation summary, and their own unit notes — to ensure their models are evidence-complete. The Explain Phase centres on gallery-walk presentations: each group presents their cumulative visual model and delivers a 3-minute Final Explanation structured around the unit Driving Question, while peers provide written feedback using a structured CER (Claim–Evidence–Reasoning) rubric. The DQB Creation Phase formally closes the Driving Question Board: the class revisits every question posted across the unit, categorises each as 'answered with evidence', 'partially answered', or 'still open', and discusses what further investigation would be needed. The Model Building Phase involves a final individual model revision incorporating peer feedback, followed by a whole-class synthesis discussion that constructs a shared, authoritative Final Explanation for the anchoring phenomenon. The lesson closes with individual written reflections comparing Lesson 1 and Lesson 12 understanding.</w:t>
             </w:r>
           </w:p>
         </w:tc>
@@ -35918,7 +35918,7 @@
             <w:pPr>
               <w:spacing w:after="20" w:before="0"/>
             </w:pPr>
-            <w:hyperlink w:history="1" r:id="rIdkdnivqjixp96kcqdudvgi">
+            <w:hyperlink w:history="1" r:id="rIdvan8gsno6bslxvktravi8">
               <w:r>
                 <w:rPr>
                   <w:rFonts w:ascii="Arial" w:cs="Arial" w:eastAsia="Arial" w:hAnsi="Arial"/>
@@ -35951,7 +35951,7 @@
               <w:spacing w:after="10" w:before="0"/>
               <w:ind w:left="120"/>
             </w:pPr>
-            <w:hyperlink w:history="1" r:id="rIdjytdbilpoltfl-q6je3kw">
+            <w:hyperlink w:history="1" r:id="rIdwe0shmvgd6njkzm5b-0n3">
               <w:r>
                 <w:rPr>
                   <w:rFonts w:ascii="Arial" w:cs="Arial" w:eastAsia="Arial" w:hAnsi="Arial"/>
@@ -35996,7 +35996,7 @@
             <w:pPr>
               <w:spacing w:after="20" w:before="0"/>
             </w:pPr>
-            <w:hyperlink w:history="1" r:id="rIdzfjuzx85lflp1htd8ntgs">
+            <w:hyperlink w:history="1" r:id="rIdttno71iffnup2km_oxhr2">
               <w:r>
                 <w:rPr>
                   <w:rFonts w:ascii="Arial" w:cs="Arial" w:eastAsia="Arial" w:hAnsi="Arial"/>
@@ -36029,7 +36029,7 @@
               <w:spacing w:after="10" w:before="0"/>
               <w:ind w:left="120"/>
             </w:pPr>
-            <w:hyperlink w:history="1" r:id="rId1yg4wqacfexs2tgbxiodd">
+            <w:hyperlink w:history="1" r:id="rIdbeicj8yad7c35mlvr-3df">
               <w:r>
                 <w:rPr>
                   <w:rFonts w:ascii="Arial" w:cs="Arial" w:eastAsia="Arial" w:hAnsi="Arial"/>
@@ -36224,7 +36224,7 @@
             <w:pPr>
               <w:spacing w:after="20" w:before="0"/>
             </w:pPr>
-            <w:hyperlink w:history="1" r:id="rIdqgtnwcwuengtajbpo4crb">
+            <w:hyperlink w:history="1" r:id="rIdmpqhg__kij1thkw97uada">
               <w:r>
                 <w:rPr>
                   <w:rFonts w:ascii="Arial" w:cs="Arial" w:eastAsia="Arial" w:hAnsi="Arial"/>
@@ -36257,7 +36257,7 @@
               <w:spacing w:after="10" w:before="0"/>
               <w:ind w:left="120"/>
             </w:pPr>
-            <w:hyperlink w:history="1" r:id="rIde6wpehem5quoze64qyuo0">
+            <w:hyperlink w:history="1" r:id="rIdwjghqmh31tuzgeyhrave8">
               <w:r>
                 <w:rPr>
                   <w:rFonts w:ascii="Arial" w:cs="Arial" w:eastAsia="Arial" w:hAnsi="Arial"/>
@@ -36302,7 +36302,7 @@
             <w:pPr>
               <w:spacing w:after="20" w:before="0"/>
             </w:pPr>
-            <w:hyperlink w:history="1" r:id="rIdnw_plgtgrmdnnygfgugmv">
+            <w:hyperlink w:history="1" r:id="rIdvim8f5zqrmmlq57ggmvv7">
               <w:r>
                 <w:rPr>
                   <w:rFonts w:ascii="Arial" w:cs="Arial" w:eastAsia="Arial" w:hAnsi="Arial"/>
@@ -36335,7 +36335,7 @@
               <w:spacing w:after="10" w:before="0"/>
               <w:ind w:left="120"/>
             </w:pPr>
-            <w:hyperlink w:history="1" r:id="rIdeamfalaml6bd3uzkhzfdf">
+            <w:hyperlink w:history="1" r:id="rId2zdxou7xnjdfdbuk21if3">
               <w:r>
                 <w:rPr>
                   <w:rFonts w:ascii="Arial" w:cs="Arial" w:eastAsia="Arial" w:hAnsi="Arial"/>
@@ -36530,7 +36530,7 @@
             <w:pPr>
               <w:spacing w:after="20" w:before="0"/>
             </w:pPr>
-            <w:hyperlink w:history="1" r:id="rId04voqr2klgkctstee49ww">
+            <w:hyperlink w:history="1" r:id="rIdkykpnljd_ktfgcifcgglf">
               <w:r>
                 <w:rPr>
                   <w:rFonts w:ascii="Arial" w:cs="Arial" w:eastAsia="Arial" w:hAnsi="Arial"/>
@@ -36563,7 +36563,7 @@
               <w:spacing w:after="10" w:before="0"/>
               <w:ind w:left="120"/>
             </w:pPr>
-            <w:hyperlink w:history="1" r:id="rIditqoowreyck8jeonxmw95">
+            <w:hyperlink w:history="1" r:id="rIdkw6kuv0doy9fz_nx_add9">
               <w:r>
                 <w:rPr>
                   <w:rFonts w:ascii="Arial" w:cs="Arial" w:eastAsia="Arial" w:hAnsi="Arial"/>
@@ -36608,7 +36608,7 @@
             <w:pPr>
               <w:spacing w:after="20" w:before="0"/>
             </w:pPr>
-            <w:hyperlink w:history="1" r:id="rId-jjsbywxm8xylvt2t2l7l">
+            <w:hyperlink w:history="1" r:id="rIdwst_krgevn_3dmv-74iw5">
               <w:r>
                 <w:rPr>
                   <w:rFonts w:ascii="Arial" w:cs="Arial" w:eastAsia="Arial" w:hAnsi="Arial"/>
@@ -36641,7 +36641,7 @@
               <w:spacing w:after="10" w:before="0"/>
               <w:ind w:left="120"/>
             </w:pPr>
-            <w:hyperlink w:history="1" r:id="rIded1lpvfibuexystp2uevm">
+            <w:hyperlink w:history="1" r:id="rIdhztobslmyjsxgymfiweus">
               <w:r>
                 <w:rPr>
                   <w:rFonts w:ascii="Arial" w:cs="Arial" w:eastAsia="Arial" w:hAnsi="Arial"/>
@@ -36836,7 +36836,7 @@
             <w:pPr>
               <w:spacing w:after="20" w:before="0"/>
             </w:pPr>
-            <w:hyperlink w:history="1" r:id="rIdcxl5lluqsqhxuhrh9ctzb">
+            <w:hyperlink w:history="1" r:id="rIdih9fcv6qbbxhoeo4zfho-">
               <w:r>
                 <w:rPr>
                   <w:rFonts w:ascii="Arial" w:cs="Arial" w:eastAsia="Arial" w:hAnsi="Arial"/>
@@ -36869,7 +36869,7 @@
               <w:spacing w:after="10" w:before="0"/>
               <w:ind w:left="120"/>
             </w:pPr>
-            <w:hyperlink w:history="1" r:id="rIdy8y3n_u24v_ggywas-_yg">
+            <w:hyperlink w:history="1" r:id="rIdqtotezbxnhsotmdtb1pb6">
               <w:r>
                 <w:rPr>
                   <w:rFonts w:ascii="Arial" w:cs="Arial" w:eastAsia="Arial" w:hAnsi="Arial"/>
@@ -36914,7 +36914,7 @@
             <w:pPr>
               <w:spacing w:after="20" w:before="0"/>
             </w:pPr>
-            <w:hyperlink w:history="1" r:id="rIdub6mkanu7tiuehemaywee">
+            <w:hyperlink w:history="1" r:id="rId-dhypbdafzr8tcqd2mc0s">
               <w:r>
                 <w:rPr>
                   <w:rFonts w:ascii="Arial" w:cs="Arial" w:eastAsia="Arial" w:hAnsi="Arial"/>
@@ -36947,7 +36947,7 @@
               <w:spacing w:after="10" w:before="0"/>
               <w:ind w:left="120"/>
             </w:pPr>
-            <w:hyperlink w:history="1" r:id="rIdi3bolwd3gc-ovu6avwnsq">
+            <w:hyperlink w:history="1" r:id="rIdymbhcr5ttzko4wb6revud">
               <w:r>
                 <w:rPr>
                   <w:rFonts w:ascii="Arial" w:cs="Arial" w:eastAsia="Arial" w:hAnsi="Arial"/>
@@ -37142,7 +37142,7 @@
             <w:pPr>
               <w:spacing w:after="20" w:before="0"/>
             </w:pPr>
-            <w:hyperlink w:history="1" r:id="rId9hfbxh4usdvy8ic5evxwv">
+            <w:hyperlink w:history="1" r:id="rIdl9pp8rz4_xjl20jmg3_u6">
               <w:r>
                 <w:rPr>
                   <w:rFonts w:ascii="Arial" w:cs="Arial" w:eastAsia="Arial" w:hAnsi="Arial"/>
@@ -37175,7 +37175,7 @@
               <w:spacing w:after="10" w:before="0"/>
               <w:ind w:left="120"/>
             </w:pPr>
-            <w:hyperlink w:history="1" r:id="rIdsrieygoa7fzo6o9gflk6w">
+            <w:hyperlink w:history="1" r:id="rIdssof1sgvmixg27wgb9mjl">
               <w:r>
                 <w:rPr>
                   <w:rFonts w:ascii="Arial" w:cs="Arial" w:eastAsia="Arial" w:hAnsi="Arial"/>
@@ -37220,7 +37220,7 @@
             <w:pPr>
               <w:spacing w:after="20" w:before="0"/>
             </w:pPr>
-            <w:hyperlink w:history="1" r:id="rIdhr_osuzqsatt1non7ns5h">
+            <w:hyperlink w:history="1" r:id="rIdnflkjcz8-pghjpszp3wcj">
               <w:r>
                 <w:rPr>
                   <w:rFonts w:ascii="Arial" w:cs="Arial" w:eastAsia="Arial" w:hAnsi="Arial"/>
@@ -37269,7 +37269,7 @@
               <w:spacing w:after="10" w:before="0"/>
               <w:ind w:left="120"/>
             </w:pPr>
-            <w:hyperlink w:history="1" r:id="rIdreoo0rnsnou2-mnvzvv7t">
+            <w:hyperlink w:history="1" r:id="rIdkyx5799xdtyldr_lw3uxz">
               <w:r>
                 <w:rPr>
                   <w:rFonts w:ascii="Arial" w:cs="Arial" w:eastAsia="Arial" w:hAnsi="Arial"/>
@@ -38009,7 +38009,7 @@
         </w:rPr>
         <w:t xml:space="preserve">© 2026 SeaVuria and ARES. Aligned with KICD objectives. Developed by SeaVuria; technical implementation by ARES (with AI assistance from Claude). Licensed under </w:t>
       </w:r>
-      <w:hyperlink w:history="1" r:id="rIdypvwa1kikmz9dynssjtyk">
+      <w:hyperlink w:history="1" r:id="rIdjoesfmxxo8zdcdri7c92r">
         <w:r>
           <w:rPr>
             <w:rFonts w:ascii="Arial" w:cs="Arial" w:eastAsia="Arial" w:hAnsi="Arial"/>
@@ -38030,7 +38030,7 @@
         </w:rPr>
         <w:t xml:space="preserve"> (</w:t>
       </w:r>
-      <w:hyperlink w:history="1" r:id="rIdcprbodmv2kpnu3aojxhb0">
+      <w:hyperlink w:history="1" r:id="rIdr5d9i1wxxgn_-_ibgcjtx">
         <w:r>
           <w:rPr>
             <w:rFonts w:ascii="Arial" w:cs="Arial" w:eastAsia="Arial" w:hAnsi="Arial"/>

--- a/data/outputs/v2/Physics/SS4.2_Introduction_to_Space_Physics/Physics_Introduction_to_Space_Physics_CBE_LessonSequence.docx
+++ b/data/outputs/v2/Physics/SS4.2_Introduction_to_Space_Physics/Physics_Introduction_to_Space_Physics_CBE_LessonSequence.docx
@@ -2731,7 +2731,7 @@
         </w:rPr>
         <w:t xml:space="preserve">© 2026 SeaVuria and ARES. This work is licensed under a </w:t>
       </w:r>
-      <w:hyperlink w:history="1" r:id="rIdpcjssrmm-6r8st7p_hlyf">
+      <w:hyperlink w:history="1" r:id="rIdop7x8syseri25cuqrxqez">
         <w:r>
           <w:rPr>
             <w:rFonts w:ascii="Arial" w:cs="Arial" w:eastAsia="Arial" w:hAnsi="Arial"/>
@@ -2751,7 +2751,7 @@
         </w:rPr>
         <w:t xml:space="preserve"> (</w:t>
       </w:r>
-      <w:hyperlink w:history="1" r:id="rIddlgav0e_x9uwabsc4nm_7">
+      <w:hyperlink w:history="1" r:id="rId4e8l6bvdlsjang91nybhn">
         <w:r>
           <w:rPr>
             <w:rFonts w:ascii="Arial" w:cs="Arial" w:eastAsia="Arial" w:hAnsi="Arial"/>
@@ -2771,7 +2771,7 @@
         </w:rPr>
         <w:t xml:space="preserve">). To view a copy of this license, visit </w:t>
       </w:r>
-      <w:hyperlink w:history="1" r:id="rIdcj5ym8zgrpflsqjotu4qr">
+      <w:hyperlink w:history="1" r:id="rIdb8gceypu_iwfgniqrs-6q">
         <w:r>
           <w:rPr>
             <w:rFonts w:ascii="Arial" w:cs="Arial" w:eastAsia="Arial" w:hAnsi="Arial"/>
@@ -3783,7 +3783,7 @@
             <w:pPr>
               <w:spacing w:after="20" w:before="0"/>
             </w:pPr>
-            <w:hyperlink w:history="1" r:id="rId3uojpjdwuv_h4m64hzafv">
+            <w:hyperlink w:history="1" r:id="rIdookmdu042voyghgyjyjli">
               <w:r>
                 <w:rPr>
                   <w:rFonts w:ascii="Arial" w:cs="Arial" w:eastAsia="Arial" w:hAnsi="Arial"/>
@@ -3816,7 +3816,7 @@
               <w:spacing w:after="10" w:before="0"/>
               <w:ind w:left="120"/>
             </w:pPr>
-            <w:hyperlink w:history="1" r:id="rId8gs2f50i7yxhx91zskeir">
+            <w:hyperlink w:history="1" r:id="rIdpsbljn2s9pcysu4flmspl">
               <w:r>
                 <w:rPr>
                   <w:rFonts w:ascii="Arial" w:cs="Arial" w:eastAsia="Arial" w:hAnsi="Arial"/>
@@ -3878,7 +3878,7 @@
               <w:spacing w:after="10" w:before="0"/>
               <w:ind w:left="120"/>
             </w:pPr>
-            <w:hyperlink w:history="1" r:id="rIdhrywsowycqfavrb82yupf">
+            <w:hyperlink w:history="1" r:id="rIdhd1gq1d48oerjjzyhy6jt">
               <w:r>
                 <w:rPr>
                   <w:rFonts w:ascii="Arial" w:cs="Arial" w:eastAsia="Arial" w:hAnsi="Arial"/>
@@ -4088,7 +4088,7 @@
             <w:pPr>
               <w:spacing w:after="20" w:before="0"/>
             </w:pPr>
-            <w:hyperlink w:history="1" r:id="rIdgg49mh2uwtzsirwb439sf">
+            <w:hyperlink w:history="1" r:id="rId-kpyqgcvmaemmmtpmlqzm">
               <w:r>
                 <w:rPr>
                   <w:rFonts w:ascii="Arial" w:cs="Arial" w:eastAsia="Arial" w:hAnsi="Arial"/>
@@ -4121,7 +4121,7 @@
               <w:spacing w:after="10" w:before="0"/>
               <w:ind w:left="120"/>
             </w:pPr>
-            <w:hyperlink w:history="1" r:id="rIdokpi_qz-w-xuucwufnmoe">
+            <w:hyperlink w:history="1" r:id="rIdcd-qoqejmbskwlrxbw4bd">
               <w:r>
                 <w:rPr>
                   <w:rFonts w:ascii="Arial" w:cs="Arial" w:eastAsia="Arial" w:hAnsi="Arial"/>
@@ -4183,7 +4183,7 @@
               <w:spacing w:after="10" w:before="0"/>
               <w:ind w:left="120"/>
             </w:pPr>
-            <w:hyperlink w:history="1" r:id="rIddhtlyrhcawyvuh6-y-hjd">
+            <w:hyperlink w:history="1" r:id="rIdoynohtdnal0nfljqctory">
               <w:r>
                 <w:rPr>
                   <w:rFonts w:ascii="Arial" w:cs="Arial" w:eastAsia="Arial" w:hAnsi="Arial"/>
@@ -4393,7 +4393,7 @@
             <w:pPr>
               <w:spacing w:after="20" w:before="0"/>
             </w:pPr>
-            <w:hyperlink w:history="1" r:id="rId9via9sauoqwen8gae3_ss">
+            <w:hyperlink w:history="1" r:id="rId4tn60gp2fgaqxw4xq-nbu">
               <w:r>
                 <w:rPr>
                   <w:rFonts w:ascii="Arial" w:cs="Arial" w:eastAsia="Arial" w:hAnsi="Arial"/>
@@ -4442,7 +4442,7 @@
               <w:spacing w:after="10" w:before="0"/>
               <w:ind w:left="120"/>
             </w:pPr>
-            <w:hyperlink w:history="1" r:id="rIdhx8iwj_urrbz0pycqgyww">
+            <w:hyperlink w:history="1" r:id="rIdurnmgvhom5eyhjomzuu4x">
               <w:r>
                 <w:rPr>
                   <w:rFonts w:ascii="Arial" w:cs="Arial" w:eastAsia="Arial" w:hAnsi="Arial"/>
@@ -4504,7 +4504,7 @@
               <w:spacing w:after="10" w:before="0"/>
               <w:ind w:left="120"/>
             </w:pPr>
-            <w:hyperlink w:history="1" r:id="rIdjn3wkcqckpdq9bi6ttr3t">
+            <w:hyperlink w:history="1" r:id="rIddep7hr786gskxpkvpnn0h">
               <w:r>
                 <w:rPr>
                   <w:rFonts w:ascii="Arial" w:cs="Arial" w:eastAsia="Arial" w:hAnsi="Arial"/>
@@ -4714,7 +4714,7 @@
             <w:pPr>
               <w:spacing w:after="20" w:before="0"/>
             </w:pPr>
-            <w:hyperlink w:history="1" r:id="rIdvvmswgjeg4flntgo62act">
+            <w:hyperlink w:history="1" r:id="rIdzhazdroqwfeoitxkwpvcw">
               <w:r>
                 <w:rPr>
                   <w:rFonts w:ascii="Arial" w:cs="Arial" w:eastAsia="Arial" w:hAnsi="Arial"/>
@@ -4763,7 +4763,7 @@
               <w:spacing w:after="10" w:before="0"/>
               <w:ind w:left="120"/>
             </w:pPr>
-            <w:hyperlink w:history="1" r:id="rIdojavfehhdbncr1klbg8qr">
+            <w:hyperlink w:history="1" r:id="rIdndtnqw7z5as2y87jcvtg9">
               <w:r>
                 <w:rPr>
                   <w:rFonts w:ascii="Arial" w:cs="Arial" w:eastAsia="Arial" w:hAnsi="Arial"/>
@@ -4825,7 +4825,7 @@
               <w:spacing w:after="10" w:before="0"/>
               <w:ind w:left="120"/>
             </w:pPr>
-            <w:hyperlink w:history="1" r:id="rIdz6xzil1unwuicv9jwmtf1">
+            <w:hyperlink w:history="1" r:id="rId340ke8jynm-2o3crhlfbs">
               <w:r>
                 <w:rPr>
                   <w:rFonts w:ascii="Arial" w:cs="Arial" w:eastAsia="Arial" w:hAnsi="Arial"/>
@@ -5035,7 +5035,7 @@
             <w:pPr>
               <w:spacing w:after="20" w:before="0"/>
             </w:pPr>
-            <w:hyperlink w:history="1" r:id="rIdgyrf4l_s5a2xmd07wgpnv">
+            <w:hyperlink w:history="1" r:id="rIded6eittkjodhjnocnqbsk">
               <w:r>
                 <w:rPr>
                   <w:rFonts w:ascii="Arial" w:cs="Arial" w:eastAsia="Arial" w:hAnsi="Arial"/>
@@ -5084,7 +5084,7 @@
               <w:spacing w:after="10" w:before="0"/>
               <w:ind w:left="120"/>
             </w:pPr>
-            <w:hyperlink w:history="1" r:id="rIdkhnyi8pyaeau-edmgwzx9">
+            <w:hyperlink w:history="1" r:id="rIdgmshrp0y9sjva9qrxwz3e">
               <w:r>
                 <w:rPr>
                   <w:rFonts w:ascii="Arial" w:cs="Arial" w:eastAsia="Arial" w:hAnsi="Arial"/>
@@ -5146,7 +5146,7 @@
               <w:spacing w:after="10" w:before="0"/>
               <w:ind w:left="120"/>
             </w:pPr>
-            <w:hyperlink w:history="1" r:id="rIdyonloqwqlvmvzav-x4k6a">
+            <w:hyperlink w:history="1" r:id="rIdi6hlexl8xkqtxctqf4gqw">
               <w:r>
                 <w:rPr>
                   <w:rFonts w:ascii="Arial" w:cs="Arial" w:eastAsia="Arial" w:hAnsi="Arial"/>
@@ -5673,7 +5673,7 @@
         </w:rPr>
         <w:t xml:space="preserve">© 2026 SeaVuria and ARES. Aligned with KICD objectives. Developed by SeaVuria; technical implementation by ARES (with AI assistance from Claude). Licensed under </w:t>
       </w:r>
-      <w:hyperlink w:history="1" r:id="rIdjwo9tpmnb41ldra218lvj">
+      <w:hyperlink w:history="1" r:id="rIdi8gbomnhezzshlrahhcfl">
         <w:r>
           <w:rPr>
             <w:rFonts w:ascii="Arial" w:cs="Arial" w:eastAsia="Arial" w:hAnsi="Arial"/>
@@ -5694,7 +5694,7 @@
         </w:rPr>
         <w:t xml:space="preserve"> (</w:t>
       </w:r>
-      <w:hyperlink w:history="1" r:id="rIdqzszxj9lwirx7j-vooeuf">
+      <w:hyperlink w:history="1" r:id="rId2fhtefwgjvwm9_unbxkmn">
         <w:r>
           <w:rPr>
             <w:rFonts w:ascii="Arial" w:cs="Arial" w:eastAsia="Arial" w:hAnsi="Arial"/>
@@ -6707,7 +6707,7 @@
             <w:pPr>
               <w:spacing w:after="20" w:before="0"/>
             </w:pPr>
-            <w:hyperlink w:history="1" r:id="rIdl0jgcdjl4uu9nh0fft1sc">
+            <w:hyperlink w:history="1" r:id="rIdmb9xqq80mgzdtz9djifyv">
               <w:r>
                 <w:rPr>
                   <w:rFonts w:ascii="Arial" w:cs="Arial" w:eastAsia="Arial" w:hAnsi="Arial"/>
@@ -6740,7 +6740,7 @@
               <w:spacing w:after="10" w:before="0"/>
               <w:ind w:left="120"/>
             </w:pPr>
-            <w:hyperlink w:history="1" r:id="rIdhm45s1zdf4tuj_ukho47b">
+            <w:hyperlink w:history="1" r:id="rIdn15ewzq0vqoy6-c60pjm1">
               <w:r>
                 <w:rPr>
                   <w:rFonts w:ascii="Arial" w:cs="Arial" w:eastAsia="Arial" w:hAnsi="Arial"/>
@@ -6785,7 +6785,7 @@
             <w:pPr>
               <w:spacing w:after="20" w:before="0"/>
             </w:pPr>
-            <w:hyperlink w:history="1" r:id="rIdvk4bc_de1fpigcxlcjr-o">
+            <w:hyperlink w:history="1" r:id="rIdns9xlldfbcr3npo_sqn90">
               <w:r>
                 <w:rPr>
                   <w:rFonts w:ascii="Arial" w:cs="Arial" w:eastAsia="Arial" w:hAnsi="Arial"/>
@@ -6818,7 +6818,7 @@
               <w:spacing w:after="10" w:before="0"/>
               <w:ind w:left="120"/>
             </w:pPr>
-            <w:hyperlink w:history="1" r:id="rIdiawiph66qr4ymazp637kc">
+            <w:hyperlink w:history="1" r:id="rId4ldujk47rb8jq-efmgr0j">
               <w:r>
                 <w:rPr>
                   <w:rFonts w:ascii="Arial" w:cs="Arial" w:eastAsia="Arial" w:hAnsi="Arial"/>
@@ -7013,7 +7013,7 @@
             <w:pPr>
               <w:spacing w:after="20" w:before="0"/>
             </w:pPr>
-            <w:hyperlink w:history="1" r:id="rIdr_czrj5rsgywl1ifnw-jt">
+            <w:hyperlink w:history="1" r:id="rIdkkz4hynxggtga7m4zbfh8">
               <w:r>
                 <w:rPr>
                   <w:rFonts w:ascii="Arial" w:cs="Arial" w:eastAsia="Arial" w:hAnsi="Arial"/>
@@ -7046,7 +7046,7 @@
               <w:spacing w:after="10" w:before="0"/>
               <w:ind w:left="120"/>
             </w:pPr>
-            <w:hyperlink w:history="1" r:id="rId7orfebq68tj_8anbxzapy">
+            <w:hyperlink w:history="1" r:id="rIdhnee2g5thm518aire7a3r">
               <w:r>
                 <w:rPr>
                   <w:rFonts w:ascii="Arial" w:cs="Arial" w:eastAsia="Arial" w:hAnsi="Arial"/>
@@ -7091,7 +7091,7 @@
             <w:pPr>
               <w:spacing w:after="20" w:before="0"/>
             </w:pPr>
-            <w:hyperlink w:history="1" r:id="rIdmhf2wk5lfjyzwbprlnqpo">
+            <w:hyperlink w:history="1" r:id="rId9zwsb3feczrlkkliervx5">
               <w:r>
                 <w:rPr>
                   <w:rFonts w:ascii="Arial" w:cs="Arial" w:eastAsia="Arial" w:hAnsi="Arial"/>
@@ -7124,7 +7124,7 @@
               <w:spacing w:after="10" w:before="0"/>
               <w:ind w:left="120"/>
             </w:pPr>
-            <w:hyperlink w:history="1" r:id="rIdywzjpyral2hxne072ugtx">
+            <w:hyperlink w:history="1" r:id="rIdl6llv4tygl0t3sulzjon1">
               <w:r>
                 <w:rPr>
                   <w:rFonts w:ascii="Arial" w:cs="Arial" w:eastAsia="Arial" w:hAnsi="Arial"/>
@@ -7395,7 +7395,7 @@
             <w:pPr>
               <w:spacing w:after="20" w:before="0"/>
             </w:pPr>
-            <w:hyperlink w:history="1" r:id="rIdx927sv16jm8ez6rrbv7xj">
+            <w:hyperlink w:history="1" r:id="rIdktcpmll4ataglo7ufcjnb">
               <w:r>
                 <w:rPr>
                   <w:rFonts w:ascii="Arial" w:cs="Arial" w:eastAsia="Arial" w:hAnsi="Arial"/>
@@ -7428,7 +7428,7 @@
               <w:spacing w:after="10" w:before="0"/>
               <w:ind w:left="120"/>
             </w:pPr>
-            <w:hyperlink w:history="1" r:id="rIdxy8fe8mzljiozputrnkaz">
+            <w:hyperlink w:history="1" r:id="rIde2fuvfqykjtr04s8uqw2a">
               <w:r>
                 <w:rPr>
                   <w:rFonts w:ascii="Arial" w:cs="Arial" w:eastAsia="Arial" w:hAnsi="Arial"/>
@@ -7473,7 +7473,7 @@
             <w:pPr>
               <w:spacing w:after="20" w:before="0"/>
             </w:pPr>
-            <w:hyperlink w:history="1" r:id="rIdzyqgbjrvsyy5jfn_p-pei">
+            <w:hyperlink w:history="1" r:id="rIdlrr26zoqcopk57ejuhl6m">
               <w:r>
                 <w:rPr>
                   <w:rFonts w:ascii="Arial" w:cs="Arial" w:eastAsia="Arial" w:hAnsi="Arial"/>
@@ -7506,7 +7506,7 @@
               <w:spacing w:after="10" w:before="0"/>
               <w:ind w:left="120"/>
             </w:pPr>
-            <w:hyperlink w:history="1" r:id="rId7hegs6r4xf2vf9ohu9npi">
+            <w:hyperlink w:history="1" r:id="rIdyy9lm0wgg5lm3niqzlqsu">
               <w:r>
                 <w:rPr>
                   <w:rFonts w:ascii="Arial" w:cs="Arial" w:eastAsia="Arial" w:hAnsi="Arial"/>
@@ -7701,7 +7701,7 @@
             <w:pPr>
               <w:spacing w:after="20" w:before="0"/>
             </w:pPr>
-            <w:hyperlink w:history="1" r:id="rIdqov8dvttghyilt_kjjful">
+            <w:hyperlink w:history="1" r:id="rIdzrwsxmhrlxsfnwx8mib3c">
               <w:r>
                 <w:rPr>
                   <w:rFonts w:ascii="Arial" w:cs="Arial" w:eastAsia="Arial" w:hAnsi="Arial"/>
@@ -7734,7 +7734,7 @@
               <w:spacing w:after="10" w:before="0"/>
               <w:ind w:left="120"/>
             </w:pPr>
-            <w:hyperlink w:history="1" r:id="rIdh9klwrkog3rlpbozcltko">
+            <w:hyperlink w:history="1" r:id="rIdnixx4ql6e8u9esmecqgkf">
               <w:r>
                 <w:rPr>
                   <w:rFonts w:ascii="Arial" w:cs="Arial" w:eastAsia="Arial" w:hAnsi="Arial"/>
@@ -7779,7 +7779,7 @@
             <w:pPr>
               <w:spacing w:after="20" w:before="0"/>
             </w:pPr>
-            <w:hyperlink w:history="1" r:id="rIdoh87-x0hlntn-5pkkncqk">
+            <w:hyperlink w:history="1" r:id="rIdn5v0j_bkbikahlxv82ez1">
               <w:r>
                 <w:rPr>
                   <w:rFonts w:ascii="Arial" w:cs="Arial" w:eastAsia="Arial" w:hAnsi="Arial"/>
@@ -7812,7 +7812,7 @@
               <w:spacing w:after="10" w:before="0"/>
               <w:ind w:left="120"/>
             </w:pPr>
-            <w:hyperlink w:history="1" r:id="rIdwb2lfustyxnobkqmxh2pp">
+            <w:hyperlink w:history="1" r:id="rIdkwkzj5go4ocucteu_jtg7">
               <w:r>
                 <w:rPr>
                   <w:rFonts w:ascii="Arial" w:cs="Arial" w:eastAsia="Arial" w:hAnsi="Arial"/>
@@ -8007,7 +8007,7 @@
             <w:pPr>
               <w:spacing w:after="20" w:before="0"/>
             </w:pPr>
-            <w:hyperlink w:history="1" r:id="rIdh5b8wybewwlisqdsn8xgk">
+            <w:hyperlink w:history="1" r:id="rIdyobtla1y3wmp3xg2buqih">
               <w:r>
                 <w:rPr>
                   <w:rFonts w:ascii="Arial" w:cs="Arial" w:eastAsia="Arial" w:hAnsi="Arial"/>
@@ -8040,7 +8040,7 @@
               <w:spacing w:after="10" w:before="0"/>
               <w:ind w:left="120"/>
             </w:pPr>
-            <w:hyperlink w:history="1" r:id="rIdaygogjs9le-ft-rjkoubu">
+            <w:hyperlink w:history="1" r:id="rIdn9hsecacw6s0dylvrk0re">
               <w:r>
                 <w:rPr>
                   <w:rFonts w:ascii="Arial" w:cs="Arial" w:eastAsia="Arial" w:hAnsi="Arial"/>
@@ -8085,7 +8085,7 @@
             <w:pPr>
               <w:spacing w:after="20" w:before="0"/>
             </w:pPr>
-            <w:hyperlink w:history="1" r:id="rIdod5ej3tteluenjto61p2f">
+            <w:hyperlink w:history="1" r:id="rIdpizhgucweh2yhpoh6mk9x">
               <w:r>
                 <w:rPr>
                   <w:rFonts w:ascii="Arial" w:cs="Arial" w:eastAsia="Arial" w:hAnsi="Arial"/>
@@ -8118,7 +8118,7 @@
               <w:spacing w:after="10" w:before="0"/>
               <w:ind w:left="120"/>
             </w:pPr>
-            <w:hyperlink w:history="1" r:id="rIdrvmqxtxvlaymvndznuk0i">
+            <w:hyperlink w:history="1" r:id="rIdugtqrpurqqrqa4a7vxgi4">
               <w:r>
                 <w:rPr>
                   <w:rFonts w:ascii="Arial" w:cs="Arial" w:eastAsia="Arial" w:hAnsi="Arial"/>
@@ -8630,7 +8630,7 @@
         </w:rPr>
         <w:t xml:space="preserve">© 2026 SeaVuria and ARES. Aligned with KICD objectives. Developed by SeaVuria; technical implementation by ARES (with AI assistance from Claude). Licensed under </w:t>
       </w:r>
-      <w:hyperlink w:history="1" r:id="rIdxbx6vzf1-vlgbjlbsxvrk">
+      <w:hyperlink w:history="1" r:id="rIdansarrewup5ykzsllt6er">
         <w:r>
           <w:rPr>
             <w:rFonts w:ascii="Arial" w:cs="Arial" w:eastAsia="Arial" w:hAnsi="Arial"/>
@@ -8651,7 +8651,7 @@
         </w:rPr>
         <w:t xml:space="preserve"> (</w:t>
       </w:r>
-      <w:hyperlink w:history="1" r:id="rIdv8nyf_shqkdfhuwhi-mop">
+      <w:hyperlink w:history="1" r:id="rIdvmcotsc03a4bt6-_lhdoh">
         <w:r>
           <w:rPr>
             <w:rFonts w:ascii="Arial" w:cs="Arial" w:eastAsia="Arial" w:hAnsi="Arial"/>
@@ -9664,7 +9664,7 @@
             <w:pPr>
               <w:spacing w:after="20" w:before="0"/>
             </w:pPr>
-            <w:hyperlink w:history="1" r:id="rId4kgpn2aoza07ta6xdovrs">
+            <w:hyperlink w:history="1" r:id="rIdzfp-zvrpbtf4fz_ov6iup">
               <w:r>
                 <w:rPr>
                   <w:rFonts w:ascii="Arial" w:cs="Arial" w:eastAsia="Arial" w:hAnsi="Arial"/>
@@ -9713,7 +9713,7 @@
               <w:spacing w:after="10" w:before="0"/>
               <w:ind w:left="120"/>
             </w:pPr>
-            <w:hyperlink w:history="1" r:id="rIdybw4qddgickh7wot6v4zy">
+            <w:hyperlink w:history="1" r:id="rIdi0reyzygubzc-blhttvef">
               <w:r>
                 <w:rPr>
                   <w:rFonts w:ascii="Arial" w:cs="Arial" w:eastAsia="Arial" w:hAnsi="Arial"/>
@@ -9758,7 +9758,7 @@
             <w:pPr>
               <w:spacing w:after="20" w:before="0"/>
             </w:pPr>
-            <w:hyperlink w:history="1" r:id="rIdf4ckswljihzbwk6jvelus">
+            <w:hyperlink w:history="1" r:id="rId4isdsf69ktkvarrrnjwre">
               <w:r>
                 <w:rPr>
                   <w:rFonts w:ascii="Arial" w:cs="Arial" w:eastAsia="Arial" w:hAnsi="Arial"/>
@@ -9807,7 +9807,7 @@
               <w:spacing w:after="10" w:before="0"/>
               <w:ind w:left="120"/>
             </w:pPr>
-            <w:hyperlink w:history="1" r:id="rIduha8dyrshhtr4qpb3ltj8">
+            <w:hyperlink w:history="1" r:id="rId5j16anisydbu5k2jruig3">
               <w:r>
                 <w:rPr>
                   <w:rFonts w:ascii="Arial" w:cs="Arial" w:eastAsia="Arial" w:hAnsi="Arial"/>
@@ -10002,7 +10002,7 @@
             <w:pPr>
               <w:spacing w:after="20" w:before="0"/>
             </w:pPr>
-            <w:hyperlink w:history="1" r:id="rId_ukyqyx5t72s1qxrdfx_l">
+            <w:hyperlink w:history="1" r:id="rIdtcts82znk-oawucajgdea">
               <w:r>
                 <w:rPr>
                   <w:rFonts w:ascii="Arial" w:cs="Arial" w:eastAsia="Arial" w:hAnsi="Arial"/>
@@ -10051,7 +10051,7 @@
               <w:spacing w:after="10" w:before="0"/>
               <w:ind w:left="120"/>
             </w:pPr>
-            <w:hyperlink w:history="1" r:id="rIdk3ttkqd5tdnqrhexhdm5i">
+            <w:hyperlink w:history="1" r:id="rIde6rzfbo_mzwtqoh3e3njk">
               <w:r>
                 <w:rPr>
                   <w:rFonts w:ascii="Arial" w:cs="Arial" w:eastAsia="Arial" w:hAnsi="Arial"/>
@@ -10096,7 +10096,7 @@
             <w:pPr>
               <w:spacing w:after="20" w:before="0"/>
             </w:pPr>
-            <w:hyperlink w:history="1" r:id="rIdm6k4ylz2aoyiixopll-yu">
+            <w:hyperlink w:history="1" r:id="rIddhrlleudvorsxjcexhdx4">
               <w:r>
                 <w:rPr>
                   <w:rFonts w:ascii="Arial" w:cs="Arial" w:eastAsia="Arial" w:hAnsi="Arial"/>
@@ -10145,7 +10145,7 @@
               <w:spacing w:after="10" w:before="0"/>
               <w:ind w:left="120"/>
             </w:pPr>
-            <w:hyperlink w:history="1" r:id="rIdzel4cbnup-gusjoysdrxy">
+            <w:hyperlink w:history="1" r:id="rIdaruvwrd_clv32bkcsygdy">
               <w:r>
                 <w:rPr>
                   <w:rFonts w:ascii="Arial" w:cs="Arial" w:eastAsia="Arial" w:hAnsi="Arial"/>
@@ -10340,7 +10340,7 @@
             <w:pPr>
               <w:spacing w:after="20" w:before="0"/>
             </w:pPr>
-            <w:hyperlink w:history="1" r:id="rIdfyljtrvlgjq575uzhc9xa">
+            <w:hyperlink w:history="1" r:id="rIdr-uogxozx5mxiel76-oop">
               <w:r>
                 <w:rPr>
                   <w:rFonts w:ascii="Arial" w:cs="Arial" w:eastAsia="Arial" w:hAnsi="Arial"/>
@@ -10389,7 +10389,7 @@
               <w:spacing w:after="10" w:before="0"/>
               <w:ind w:left="120"/>
             </w:pPr>
-            <w:hyperlink w:history="1" r:id="rIdk_w7tdlt47resc5rzeuec">
+            <w:hyperlink w:history="1" r:id="rIdkzuwaijohfdjz_vw8jxze">
               <w:r>
                 <w:rPr>
                   <w:rFonts w:ascii="Arial" w:cs="Arial" w:eastAsia="Arial" w:hAnsi="Arial"/>
@@ -10434,7 +10434,7 @@
             <w:pPr>
               <w:spacing w:after="20" w:before="0"/>
             </w:pPr>
-            <w:hyperlink w:history="1" r:id="rIdimulqs4_oz-ulja1pafgc">
+            <w:hyperlink w:history="1" r:id="rIdtgrrxin1lyl7c4jphuena">
               <w:r>
                 <w:rPr>
                   <w:rFonts w:ascii="Arial" w:cs="Arial" w:eastAsia="Arial" w:hAnsi="Arial"/>
@@ -10483,7 +10483,7 @@
               <w:spacing w:after="10" w:before="0"/>
               <w:ind w:left="120"/>
             </w:pPr>
-            <w:hyperlink w:history="1" r:id="rIdty0fz78efja7causobudo">
+            <w:hyperlink w:history="1" r:id="rIdnpmqt55vm8dqyor5wcdpw">
               <w:r>
                 <w:rPr>
                   <w:rFonts w:ascii="Arial" w:cs="Arial" w:eastAsia="Arial" w:hAnsi="Arial"/>
@@ -10678,7 +10678,7 @@
             <w:pPr>
               <w:spacing w:after="20" w:before="0"/>
             </w:pPr>
-            <w:hyperlink w:history="1" r:id="rIdln_rhfcvzddsmhkra29xp">
+            <w:hyperlink w:history="1" r:id="rIdcp67smrcrpochzhsdxme0">
               <w:r>
                 <w:rPr>
                   <w:rFonts w:ascii="Arial" w:cs="Arial" w:eastAsia="Arial" w:hAnsi="Arial"/>
@@ -10727,7 +10727,7 @@
               <w:spacing w:after="10" w:before="0"/>
               <w:ind w:left="120"/>
             </w:pPr>
-            <w:hyperlink w:history="1" r:id="rIdzgh3pokwupdghas88pyjk">
+            <w:hyperlink w:history="1" r:id="rIdoxlve80p7ibifx1fw1wdt">
               <w:r>
                 <w:rPr>
                   <w:rFonts w:ascii="Arial" w:cs="Arial" w:eastAsia="Arial" w:hAnsi="Arial"/>
@@ -10772,7 +10772,7 @@
             <w:pPr>
               <w:spacing w:after="20" w:before="0"/>
             </w:pPr>
-            <w:hyperlink w:history="1" r:id="rIdo-kiqsp1mjfmmnb9qu9sq">
+            <w:hyperlink w:history="1" r:id="rIdvjwf9k0wcdwfii89ohqkq">
               <w:r>
                 <w:rPr>
                   <w:rFonts w:ascii="Arial" w:cs="Arial" w:eastAsia="Arial" w:hAnsi="Arial"/>
@@ -10821,7 +10821,7 @@
               <w:spacing w:after="10" w:before="0"/>
               <w:ind w:left="120"/>
             </w:pPr>
-            <w:hyperlink w:history="1" r:id="rId_u-o7c1g6h8bfxvwkbadk">
+            <w:hyperlink w:history="1" r:id="rIdzlt8ofvqsaiezywkung7d">
               <w:r>
                 <w:rPr>
                   <w:rFonts w:ascii="Arial" w:cs="Arial" w:eastAsia="Arial" w:hAnsi="Arial"/>
@@ -11016,7 +11016,7 @@
             <w:pPr>
               <w:spacing w:after="20" w:before="0"/>
             </w:pPr>
-            <w:hyperlink w:history="1" r:id="rIdcbjms5wllnuehippymyr7">
+            <w:hyperlink w:history="1" r:id="rIdienz55hcvaxlnamgum5mb">
               <w:r>
                 <w:rPr>
                   <w:rFonts w:ascii="Arial" w:cs="Arial" w:eastAsia="Arial" w:hAnsi="Arial"/>
@@ -11065,7 +11065,7 @@
               <w:spacing w:after="10" w:before="0"/>
               <w:ind w:left="120"/>
             </w:pPr>
-            <w:hyperlink w:history="1" r:id="rIdmyq7lue1jiriunzn8ecwt">
+            <w:hyperlink w:history="1" r:id="rIdqk2twt77zylexuiheao9j">
               <w:r>
                 <w:rPr>
                   <w:rFonts w:ascii="Arial" w:cs="Arial" w:eastAsia="Arial" w:hAnsi="Arial"/>
@@ -11110,7 +11110,7 @@
             <w:pPr>
               <w:spacing w:after="20" w:before="0"/>
             </w:pPr>
-            <w:hyperlink w:history="1" r:id="rIdbxgzd5rxix_fevcmjxdie">
+            <w:hyperlink w:history="1" r:id="rIdxmt4kezyz4er96ykoiqs3">
               <w:r>
                 <w:rPr>
                   <w:rFonts w:ascii="Arial" w:cs="Arial" w:eastAsia="Arial" w:hAnsi="Arial"/>
@@ -11159,7 +11159,7 @@
               <w:spacing w:after="10" w:before="0"/>
               <w:ind w:left="120"/>
             </w:pPr>
-            <w:hyperlink w:history="1" r:id="rIdictsa-zkuq7_nc6mlk4-o">
+            <w:hyperlink w:history="1" r:id="rId5_fbes_2s51hleoou3jll">
               <w:r>
                 <w:rPr>
                   <w:rFonts w:ascii="Arial" w:cs="Arial" w:eastAsia="Arial" w:hAnsi="Arial"/>
@@ -11671,7 +11671,7 @@
         </w:rPr>
         <w:t xml:space="preserve">© 2026 SeaVuria and ARES. Aligned with KICD objectives. Developed by SeaVuria; technical implementation by ARES (with AI assistance from Claude). Licensed under </w:t>
       </w:r>
-      <w:hyperlink w:history="1" r:id="rIdvhczmcymdsvdmcpmsphod">
+      <w:hyperlink w:history="1" r:id="rIdwmxtr8psa2xeub5p0v9bz">
         <w:r>
           <w:rPr>
             <w:rFonts w:ascii="Arial" w:cs="Arial" w:eastAsia="Arial" w:hAnsi="Arial"/>
@@ -11692,7 +11692,7 @@
         </w:rPr>
         <w:t xml:space="preserve"> (</w:t>
       </w:r>
-      <w:hyperlink w:history="1" r:id="rIdz80ikmydhrptzqeankjyg">
+      <w:hyperlink w:history="1" r:id="rIdxi6cht1aoycvksjrnphsu">
         <w:r>
           <w:rPr>
             <w:rFonts w:ascii="Arial" w:cs="Arial" w:eastAsia="Arial" w:hAnsi="Arial"/>
@@ -12705,7 +12705,7 @@
             <w:pPr>
               <w:spacing w:after="20" w:before="0"/>
             </w:pPr>
-            <w:hyperlink w:history="1" r:id="rId5yevpenvhpmcqluje2xuu">
+            <w:hyperlink w:history="1" r:id="rIdry2lksu6xx4flzosl1abt">
               <w:r>
                 <w:rPr>
                   <w:rFonts w:ascii="Arial" w:cs="Arial" w:eastAsia="Arial" w:hAnsi="Arial"/>
@@ -12738,7 +12738,7 @@
               <w:spacing w:after="10" w:before="0"/>
               <w:ind w:left="120"/>
             </w:pPr>
-            <w:hyperlink w:history="1" r:id="rIdjwfezhrafrz7njg2crbdf">
+            <w:hyperlink w:history="1" r:id="rIdnnoxa5ybg_ldpur4id3uo">
               <w:r>
                 <w:rPr>
                   <w:rFonts w:ascii="Arial" w:cs="Arial" w:eastAsia="Arial" w:hAnsi="Arial"/>
@@ -12783,7 +12783,7 @@
             <w:pPr>
               <w:spacing w:after="20" w:before="0"/>
             </w:pPr>
-            <w:hyperlink w:history="1" r:id="rId2jj_adnxa_-qirp4a7fpz">
+            <w:hyperlink w:history="1" r:id="rIdjpl4innwsofgbamkukrk_">
               <w:r>
                 <w:rPr>
                   <w:rFonts w:ascii="Arial" w:cs="Arial" w:eastAsia="Arial" w:hAnsi="Arial"/>
@@ -12816,7 +12816,7 @@
               <w:spacing w:after="10" w:before="0"/>
               <w:ind w:left="120"/>
             </w:pPr>
-            <w:hyperlink w:history="1" r:id="rIdepyqauiqztnvrjgiuvxla">
+            <w:hyperlink w:history="1" r:id="rIdenbeajlfyyeuszcrcwlzt">
               <w:r>
                 <w:rPr>
                   <w:rFonts w:ascii="Arial" w:cs="Arial" w:eastAsia="Arial" w:hAnsi="Arial"/>
@@ -13011,7 +13011,7 @@
             <w:pPr>
               <w:spacing w:after="20" w:before="0"/>
             </w:pPr>
-            <w:hyperlink w:history="1" r:id="rIdyw-zsuow5jwvxgfgtn59d">
+            <w:hyperlink w:history="1" r:id="rIdgz3qmft7sxauudeq-g1zl">
               <w:r>
                 <w:rPr>
                   <w:rFonts w:ascii="Arial" w:cs="Arial" w:eastAsia="Arial" w:hAnsi="Arial"/>
@@ -13044,7 +13044,7 @@
               <w:spacing w:after="10" w:before="0"/>
               <w:ind w:left="120"/>
             </w:pPr>
-            <w:hyperlink w:history="1" r:id="rIdroqyzz_m5goxzhgpzumbg">
+            <w:hyperlink w:history="1" r:id="rIdp4-y1nbgrfdpu1d4gqdq_">
               <w:r>
                 <w:rPr>
                   <w:rFonts w:ascii="Arial" w:cs="Arial" w:eastAsia="Arial" w:hAnsi="Arial"/>
@@ -13089,7 +13089,7 @@
             <w:pPr>
               <w:spacing w:after="20" w:before="0"/>
             </w:pPr>
-            <w:hyperlink w:history="1" r:id="rIdr35ejow1hlpwowyil6vlz">
+            <w:hyperlink w:history="1" r:id="rId_oukthq4daxvep7ufb3xi">
               <w:r>
                 <w:rPr>
                   <w:rFonts w:ascii="Arial" w:cs="Arial" w:eastAsia="Arial" w:hAnsi="Arial"/>
@@ -13122,7 +13122,7 @@
               <w:spacing w:after="10" w:before="0"/>
               <w:ind w:left="120"/>
             </w:pPr>
-            <w:hyperlink w:history="1" r:id="rId813v0-wa3-xciu7mmkubi">
+            <w:hyperlink w:history="1" r:id="rId9vlyioc_0fkhgda7y6wqr">
               <w:r>
                 <w:rPr>
                   <w:rFonts w:ascii="Arial" w:cs="Arial" w:eastAsia="Arial" w:hAnsi="Arial"/>
@@ -13317,7 +13317,7 @@
             <w:pPr>
               <w:spacing w:after="20" w:before="0"/>
             </w:pPr>
-            <w:hyperlink w:history="1" r:id="rIdfhxd5upe6a_dfzsqxp9p5">
+            <w:hyperlink w:history="1" r:id="rIdgsv0hdgck-yvxqv7rpydr">
               <w:r>
                 <w:rPr>
                   <w:rFonts w:ascii="Arial" w:cs="Arial" w:eastAsia="Arial" w:hAnsi="Arial"/>
@@ -13350,7 +13350,7 @@
               <w:spacing w:after="10" w:before="0"/>
               <w:ind w:left="120"/>
             </w:pPr>
-            <w:hyperlink w:history="1" r:id="rIdv6syzxihtf-gjwpytwjsp">
+            <w:hyperlink w:history="1" r:id="rId_ua-i-ffip0b4ouzcgka8">
               <w:r>
                 <w:rPr>
                   <w:rFonts w:ascii="Arial" w:cs="Arial" w:eastAsia="Arial" w:hAnsi="Arial"/>
@@ -13395,7 +13395,7 @@
             <w:pPr>
               <w:spacing w:after="20" w:before="0"/>
             </w:pPr>
-            <w:hyperlink w:history="1" r:id="rIdinjwm8byji0q_rwle3twk">
+            <w:hyperlink w:history="1" r:id="rId8zia3awg9ethe4ewyy6we">
               <w:r>
                 <w:rPr>
                   <w:rFonts w:ascii="Arial" w:cs="Arial" w:eastAsia="Arial" w:hAnsi="Arial"/>
@@ -13428,7 +13428,7 @@
               <w:spacing w:after="10" w:before="0"/>
               <w:ind w:left="120"/>
             </w:pPr>
-            <w:hyperlink w:history="1" r:id="rId9d9uelfw1zgr-uhm81fhd">
+            <w:hyperlink w:history="1" r:id="rIdb50vc7scxifjdpiou-uyt">
               <w:r>
                 <w:rPr>
                   <w:rFonts w:ascii="Arial" w:cs="Arial" w:eastAsia="Arial" w:hAnsi="Arial"/>
@@ -13623,7 +13623,7 @@
             <w:pPr>
               <w:spacing w:after="20" w:before="0"/>
             </w:pPr>
-            <w:hyperlink w:history="1" r:id="rIdup1kk_ngtimp2nweegii9">
+            <w:hyperlink w:history="1" r:id="rIdb8hmpvpttfbv6kfuhse21">
               <w:r>
                 <w:rPr>
                   <w:rFonts w:ascii="Arial" w:cs="Arial" w:eastAsia="Arial" w:hAnsi="Arial"/>
@@ -13656,7 +13656,7 @@
               <w:spacing w:after="10" w:before="0"/>
               <w:ind w:left="120"/>
             </w:pPr>
-            <w:hyperlink w:history="1" r:id="rIdnchqvbh1-f4zj7ppo-t1e">
+            <w:hyperlink w:history="1" r:id="rId_ropf3x-xoxuabjnaqpbp">
               <w:r>
                 <w:rPr>
                   <w:rFonts w:ascii="Arial" w:cs="Arial" w:eastAsia="Arial" w:hAnsi="Arial"/>
@@ -13701,7 +13701,7 @@
             <w:pPr>
               <w:spacing w:after="20" w:before="0"/>
             </w:pPr>
-            <w:hyperlink w:history="1" r:id="rIdzsk4lqrnkmpkrgyshnifk">
+            <w:hyperlink w:history="1" r:id="rIdvatipo3llqgc91cgv65p9">
               <w:r>
                 <w:rPr>
                   <w:rFonts w:ascii="Arial" w:cs="Arial" w:eastAsia="Arial" w:hAnsi="Arial"/>
@@ -13734,7 +13734,7 @@
               <w:spacing w:after="10" w:before="0"/>
               <w:ind w:left="120"/>
             </w:pPr>
-            <w:hyperlink w:history="1" r:id="rIdcje8j9z93ekpmzg39unz4">
+            <w:hyperlink w:history="1" r:id="rIdetxpcljiec8wt-s665feo">
               <w:r>
                 <w:rPr>
                   <w:rFonts w:ascii="Arial" w:cs="Arial" w:eastAsia="Arial" w:hAnsi="Arial"/>
@@ -13929,7 +13929,7 @@
             <w:pPr>
               <w:spacing w:after="20" w:before="0"/>
             </w:pPr>
-            <w:hyperlink w:history="1" r:id="rIddnhzfsokm1xzrh-l7ullf">
+            <w:hyperlink w:history="1" r:id="rIdweriw_b9cx60g0tizx89y">
               <w:r>
                 <w:rPr>
                   <w:rFonts w:ascii="Arial" w:cs="Arial" w:eastAsia="Arial" w:hAnsi="Arial"/>
@@ -13978,7 +13978,7 @@
               <w:spacing w:after="10" w:before="0"/>
               <w:ind w:left="120"/>
             </w:pPr>
-            <w:hyperlink w:history="1" r:id="rIdfcbhgdpbgaflxnpxfnwa0">
+            <w:hyperlink w:history="1" r:id="rIdzilorz4qealfx2siaw7nh">
               <w:r>
                 <w:rPr>
                   <w:rFonts w:ascii="Arial" w:cs="Arial" w:eastAsia="Arial" w:hAnsi="Arial"/>
@@ -14023,7 +14023,7 @@
             <w:pPr>
               <w:spacing w:after="20" w:before="0"/>
             </w:pPr>
-            <w:hyperlink w:history="1" r:id="rId15ud4-zsnmb9mu4-rn-m5">
+            <w:hyperlink w:history="1" r:id="rIdnmwed-7cdkzfy4mxsead6">
               <w:r>
                 <w:rPr>
                   <w:rFonts w:ascii="Arial" w:cs="Arial" w:eastAsia="Arial" w:hAnsi="Arial"/>
@@ -14056,7 +14056,7 @@
               <w:spacing w:after="10" w:before="0"/>
               <w:ind w:left="120"/>
             </w:pPr>
-            <w:hyperlink w:history="1" r:id="rIdd1tb1rv5lrf1_hpxfnhft">
+            <w:hyperlink w:history="1" r:id="rIdsnbyx0_iyxr-elfbgwqts">
               <w:r>
                 <w:rPr>
                   <w:rFonts w:ascii="Arial" w:cs="Arial" w:eastAsia="Arial" w:hAnsi="Arial"/>
@@ -14568,7 +14568,7 @@
         </w:rPr>
         <w:t xml:space="preserve">© 2026 SeaVuria and ARES. Aligned with KICD objectives. Developed by SeaVuria; technical implementation by ARES (with AI assistance from Claude). Licensed under </w:t>
       </w:r>
-      <w:hyperlink w:history="1" r:id="rIdzkcu93xzquw_occf9uzxz">
+      <w:hyperlink w:history="1" r:id="rId0ixqvw6tr8hp114onumqu">
         <w:r>
           <w:rPr>
             <w:rFonts w:ascii="Arial" w:cs="Arial" w:eastAsia="Arial" w:hAnsi="Arial"/>
@@ -14589,7 +14589,7 @@
         </w:rPr>
         <w:t xml:space="preserve"> (</w:t>
       </w:r>
-      <w:hyperlink w:history="1" r:id="rIdthtjxhrwiaa_sg0gwtp5j">
+      <w:hyperlink w:history="1" r:id="rIdagd9u_ebfyibpyxh24ywj">
         <w:r>
           <w:rPr>
             <w:rFonts w:ascii="Arial" w:cs="Arial" w:eastAsia="Arial" w:hAnsi="Arial"/>
@@ -15619,7 +15619,7 @@
               <w:spacing w:after="10" w:before="0"/>
               <w:ind w:left="120"/>
             </w:pPr>
-            <w:hyperlink w:history="1" r:id="rIdvcxgq1lgdx9n5h03ib1ro">
+            <w:hyperlink w:history="1" r:id="rIdxtfjv2lbkkmziw7vizkcq">
               <w:r>
                 <w:rPr>
                   <w:rFonts w:ascii="Arial" w:cs="Arial" w:eastAsia="Arial" w:hAnsi="Arial"/>
@@ -15679,7 +15679,7 @@
             <w:pPr>
               <w:spacing w:after="20" w:before="0"/>
             </w:pPr>
-            <w:hyperlink w:history="1" r:id="rIds7szu_00im5oeww1jsaoh">
+            <w:hyperlink w:history="1" r:id="rIdw7eqnpkfszuaw-6gcapc-">
               <w:r>
                 <w:rPr>
                   <w:rFonts w:ascii="Arial" w:cs="Arial" w:eastAsia="Arial" w:hAnsi="Arial"/>
@@ -15712,7 +15712,7 @@
               <w:spacing w:after="10" w:before="0"/>
               <w:ind w:left="120"/>
             </w:pPr>
-            <w:hyperlink w:history="1" r:id="rIdttk3w-s225v4lrickntxp">
+            <w:hyperlink w:history="1" r:id="rIdvn_hux2rx1nqxldqwdloz">
               <w:r>
                 <w:rPr>
                   <w:rFonts w:ascii="Arial" w:cs="Arial" w:eastAsia="Arial" w:hAnsi="Arial"/>
@@ -15924,7 +15924,7 @@
               <w:spacing w:after="10" w:before="0"/>
               <w:ind w:left="120"/>
             </w:pPr>
-            <w:hyperlink w:history="1" r:id="rIdkl5czqjwwbpbqqax1dhzw">
+            <w:hyperlink w:history="1" r:id="rIdpfulweo6v8vkqya8es5ff">
               <w:r>
                 <w:rPr>
                   <w:rFonts w:ascii="Arial" w:cs="Arial" w:eastAsia="Arial" w:hAnsi="Arial"/>
@@ -15984,7 +15984,7 @@
             <w:pPr>
               <w:spacing w:after="20" w:before="0"/>
             </w:pPr>
-            <w:hyperlink w:history="1" r:id="rId-65rcpaoy5g8-oi2we69f">
+            <w:hyperlink w:history="1" r:id="rIdz-xkd_xul-fqzsmkpznjp">
               <w:r>
                 <w:rPr>
                   <w:rFonts w:ascii="Arial" w:cs="Arial" w:eastAsia="Arial" w:hAnsi="Arial"/>
@@ -16017,7 +16017,7 @@
               <w:spacing w:after="10" w:before="0"/>
               <w:ind w:left="120"/>
             </w:pPr>
-            <w:hyperlink w:history="1" r:id="rIdw71dpd-grdkgab2fyzybu">
+            <w:hyperlink w:history="1" r:id="rIdce4y0auo5bzrxe3ibpxia">
               <w:r>
                 <w:rPr>
                   <w:rFonts w:ascii="Arial" w:cs="Arial" w:eastAsia="Arial" w:hAnsi="Arial"/>
@@ -16229,7 +16229,7 @@
               <w:spacing w:after="10" w:before="0"/>
               <w:ind w:left="120"/>
             </w:pPr>
-            <w:hyperlink w:history="1" r:id="rId3zj2checd9owwgpbap2jc">
+            <w:hyperlink w:history="1" r:id="rId1t2b-oadmrkqcpzr-fgmc">
               <w:r>
                 <w:rPr>
                   <w:rFonts w:ascii="Arial" w:cs="Arial" w:eastAsia="Arial" w:hAnsi="Arial"/>
@@ -16289,7 +16289,7 @@
             <w:pPr>
               <w:spacing w:after="20" w:before="0"/>
             </w:pPr>
-            <w:hyperlink w:history="1" r:id="rIdzdw_plnpqqdxak4j-u6xa">
+            <w:hyperlink w:history="1" r:id="rIdfb3pagtcsqi7vn5ihqzgg">
               <w:r>
                 <w:rPr>
                   <w:rFonts w:ascii="Arial" w:cs="Arial" w:eastAsia="Arial" w:hAnsi="Arial"/>
@@ -16322,7 +16322,7 @@
               <w:spacing w:after="10" w:before="0"/>
               <w:ind w:left="120"/>
             </w:pPr>
-            <w:hyperlink w:history="1" r:id="rIdlwkunelx75gbto8fxmfxw">
+            <w:hyperlink w:history="1" r:id="rId5rk1fdwlyehw_cy2skiq-">
               <w:r>
                 <w:rPr>
                   <w:rFonts w:ascii="Arial" w:cs="Arial" w:eastAsia="Arial" w:hAnsi="Arial"/>
@@ -16534,7 +16534,7 @@
               <w:spacing w:after="10" w:before="0"/>
               <w:ind w:left="120"/>
             </w:pPr>
-            <w:hyperlink w:history="1" r:id="rIdyspaafaqtdezvkgaps5nz">
+            <w:hyperlink w:history="1" r:id="rIdnng6-jvuifqjtxpegtiu0">
               <w:r>
                 <w:rPr>
                   <w:rFonts w:ascii="Arial" w:cs="Arial" w:eastAsia="Arial" w:hAnsi="Arial"/>
@@ -16594,7 +16594,7 @@
             <w:pPr>
               <w:spacing w:after="20" w:before="0"/>
             </w:pPr>
-            <w:hyperlink w:history="1" r:id="rId2glkdbdrzprp4ktxjnoby">
+            <w:hyperlink w:history="1" r:id="rIdtfpicnh381ntttsvs-ir3">
               <w:r>
                 <w:rPr>
                   <w:rFonts w:ascii="Arial" w:cs="Arial" w:eastAsia="Arial" w:hAnsi="Arial"/>
@@ -16627,7 +16627,7 @@
               <w:spacing w:after="10" w:before="0"/>
               <w:ind w:left="120"/>
             </w:pPr>
-            <w:hyperlink w:history="1" r:id="rIdruttpdsmnzbqsso1nbkfz">
+            <w:hyperlink w:history="1" r:id="rIdqt45yow71ildxlz13uoid">
               <w:r>
                 <w:rPr>
                   <w:rFonts w:ascii="Arial" w:cs="Arial" w:eastAsia="Arial" w:hAnsi="Arial"/>
@@ -16839,7 +16839,7 @@
               <w:spacing w:after="10" w:before="0"/>
               <w:ind w:left="120"/>
             </w:pPr>
-            <w:hyperlink w:history="1" r:id="rIdq_7vvyn5l_hoj80wljnn4">
+            <w:hyperlink w:history="1" r:id="rIdsqmz-yr_ou99egkzq8-m8">
               <w:r>
                 <w:rPr>
                   <w:rFonts w:ascii="Arial" w:cs="Arial" w:eastAsia="Arial" w:hAnsi="Arial"/>
@@ -16899,7 +16899,7 @@
             <w:pPr>
               <w:spacing w:after="20" w:before="0"/>
             </w:pPr>
-            <w:hyperlink w:history="1" r:id="rId4vcsaeeavvvmqov43-xsk">
+            <w:hyperlink w:history="1" r:id="rIdcollcqfsjemjqwii4sn37">
               <w:r>
                 <w:rPr>
                   <w:rFonts w:ascii="Arial" w:cs="Arial" w:eastAsia="Arial" w:hAnsi="Arial"/>
@@ -16948,7 +16948,7 @@
               <w:spacing w:after="10" w:before="0"/>
               <w:ind w:left="120"/>
             </w:pPr>
-            <w:hyperlink w:history="1" r:id="rIdgrgvhzl_jbdynkh4mefb9">
+            <w:hyperlink w:history="1" r:id="rIdc4s5e5e4hunimgumx5btl">
               <w:r>
                 <w:rPr>
                   <w:rFonts w:ascii="Arial" w:cs="Arial" w:eastAsia="Arial" w:hAnsi="Arial"/>
@@ -17460,7 +17460,7 @@
         </w:rPr>
         <w:t xml:space="preserve">© 2026 SeaVuria and ARES. Aligned with KICD objectives. Developed by SeaVuria; technical implementation by ARES (with AI assistance from Claude). Licensed under </w:t>
       </w:r>
-      <w:hyperlink w:history="1" r:id="rId55uo7vvsb_1oq1wbswyt8">
+      <w:hyperlink w:history="1" r:id="rIduiqbcn5dib5hoim-zwmw3">
         <w:r>
           <w:rPr>
             <w:rFonts w:ascii="Arial" w:cs="Arial" w:eastAsia="Arial" w:hAnsi="Arial"/>
@@ -17481,7 +17481,7 @@
         </w:rPr>
         <w:t xml:space="preserve"> (</w:t>
       </w:r>
-      <w:hyperlink w:history="1" r:id="rId4wepbxjpuqz-pbw9xp8yg">
+      <w:hyperlink w:history="1" r:id="rId-ppko2t-ipklpjvdyeym-">
         <w:r>
           <w:rPr>
             <w:rFonts w:ascii="Arial" w:cs="Arial" w:eastAsia="Arial" w:hAnsi="Arial"/>
@@ -18494,7 +18494,7 @@
             <w:pPr>
               <w:spacing w:after="20" w:before="0"/>
             </w:pPr>
-            <w:hyperlink w:history="1" r:id="rIdavtkltfk8zahqlruyvifs">
+            <w:hyperlink w:history="1" r:id="rIdxl4j_wu5eropetjx0geap">
               <w:r>
                 <w:rPr>
                   <w:rFonts w:ascii="Arial" w:cs="Arial" w:eastAsia="Arial" w:hAnsi="Arial"/>
@@ -18527,7 +18527,7 @@
               <w:spacing w:after="10" w:before="0"/>
               <w:ind w:left="120"/>
             </w:pPr>
-            <w:hyperlink w:history="1" r:id="rIda6jm3wx_ukwphjexss6er">
+            <w:hyperlink w:history="1" r:id="rIdrhpexwcxpcvupubtppyqz">
               <w:r>
                 <w:rPr>
                   <w:rFonts w:ascii="Arial" w:cs="Arial" w:eastAsia="Arial" w:hAnsi="Arial"/>
@@ -18572,7 +18572,7 @@
             <w:pPr>
               <w:spacing w:after="20" w:before="0"/>
             </w:pPr>
-            <w:hyperlink w:history="1" r:id="rIdll64m721_en_u8g-fiqxn">
+            <w:hyperlink w:history="1" r:id="rIdak5f5uv4y9wmc_iolz6d_">
               <w:r>
                 <w:rPr>
                   <w:rFonts w:ascii="Arial" w:cs="Arial" w:eastAsia="Arial" w:hAnsi="Arial"/>
@@ -18605,7 +18605,7 @@
               <w:spacing w:after="10" w:before="0"/>
               <w:ind w:left="120"/>
             </w:pPr>
-            <w:hyperlink w:history="1" r:id="rIdhoabdz0g1dxnqsdyqgfea">
+            <w:hyperlink w:history="1" r:id="rIdt2dfm0r8xi6a0diefev1f">
               <w:r>
                 <w:rPr>
                   <w:rFonts w:ascii="Arial" w:cs="Arial" w:eastAsia="Arial" w:hAnsi="Arial"/>
@@ -18800,7 +18800,7 @@
             <w:pPr>
               <w:spacing w:after="20" w:before="0"/>
             </w:pPr>
-            <w:hyperlink w:history="1" r:id="rIdeyts-fieuuaeegwzrnzgi">
+            <w:hyperlink w:history="1" r:id="rIdd23mixyaxitgoni6cm73a">
               <w:r>
                 <w:rPr>
                   <w:rFonts w:ascii="Arial" w:cs="Arial" w:eastAsia="Arial" w:hAnsi="Arial"/>
@@ -18833,7 +18833,7 @@
               <w:spacing w:after="10" w:before="0"/>
               <w:ind w:left="120"/>
             </w:pPr>
-            <w:hyperlink w:history="1" r:id="rIdrmljk7tpeqmcfyd4wgumm">
+            <w:hyperlink w:history="1" r:id="rIdm4q21y4fwvjzxldccylgs">
               <w:r>
                 <w:rPr>
                   <w:rFonts w:ascii="Arial" w:cs="Arial" w:eastAsia="Arial" w:hAnsi="Arial"/>
@@ -18878,7 +18878,7 @@
             <w:pPr>
               <w:spacing w:after="20" w:before="0"/>
             </w:pPr>
-            <w:hyperlink w:history="1" r:id="rIddfmlte5rzi6vt0zzhdl3p">
+            <w:hyperlink w:history="1" r:id="rIdpkx5tecb58x5yc-w3dbp7">
               <w:r>
                 <w:rPr>
                   <w:rFonts w:ascii="Arial" w:cs="Arial" w:eastAsia="Arial" w:hAnsi="Arial"/>
@@ -18911,7 +18911,7 @@
               <w:spacing w:after="10" w:before="0"/>
               <w:ind w:left="120"/>
             </w:pPr>
-            <w:hyperlink w:history="1" r:id="rIdgti3fopqejwsqzioc9c_u">
+            <w:hyperlink w:history="1" r:id="rIdv87zvrphrijdrvvf6-tor">
               <w:r>
                 <w:rPr>
                   <w:rFonts w:ascii="Arial" w:cs="Arial" w:eastAsia="Arial" w:hAnsi="Arial"/>
@@ -19106,7 +19106,7 @@
             <w:pPr>
               <w:spacing w:after="20" w:before="0"/>
             </w:pPr>
-            <w:hyperlink w:history="1" r:id="rIdywmnjcjewjdfq0qntcev9">
+            <w:hyperlink w:history="1" r:id="rIdgd8hepqanvgrpymhtjvnc">
               <w:r>
                 <w:rPr>
                   <w:rFonts w:ascii="Arial" w:cs="Arial" w:eastAsia="Arial" w:hAnsi="Arial"/>
@@ -19155,7 +19155,7 @@
               <w:spacing w:after="10" w:before="0"/>
               <w:ind w:left="120"/>
             </w:pPr>
-            <w:hyperlink w:history="1" r:id="rIdvkdlksmsc3f-l-evultsj">
+            <w:hyperlink w:history="1" r:id="rIdqhd_-s41aawbvrbq8qdlw">
               <w:r>
                 <w:rPr>
                   <w:rFonts w:ascii="Arial" w:cs="Arial" w:eastAsia="Arial" w:hAnsi="Arial"/>
@@ -19200,7 +19200,7 @@
             <w:pPr>
               <w:spacing w:after="20" w:before="0"/>
             </w:pPr>
-            <w:hyperlink w:history="1" r:id="rId-dzrdcvmtz-wva02y-g32">
+            <w:hyperlink w:history="1" r:id="rIdyilig_cgfpoakv9qdgdr5">
               <w:r>
                 <w:rPr>
                   <w:rFonts w:ascii="Arial" w:cs="Arial" w:eastAsia="Arial" w:hAnsi="Arial"/>
@@ -19249,7 +19249,7 @@
               <w:spacing w:after="10" w:before="0"/>
               <w:ind w:left="120"/>
             </w:pPr>
-            <w:hyperlink w:history="1" r:id="rIdajluvpshsno2xmzwhcd9l">
+            <w:hyperlink w:history="1" r:id="rIdg6vmevp-zxkhbaz9sci32">
               <w:r>
                 <w:rPr>
                   <w:rFonts w:ascii="Arial" w:cs="Arial" w:eastAsia="Arial" w:hAnsi="Arial"/>
@@ -19444,7 +19444,7 @@
             <w:pPr>
               <w:spacing w:after="20" w:before="0"/>
             </w:pPr>
-            <w:hyperlink w:history="1" r:id="rIdp6tstvr5jsw3-pn7mrg45">
+            <w:hyperlink w:history="1" r:id="rIdifq7mwnynbbrfpjkaqf77">
               <w:r>
                 <w:rPr>
                   <w:rFonts w:ascii="Arial" w:cs="Arial" w:eastAsia="Arial" w:hAnsi="Arial"/>
@@ -19477,7 +19477,7 @@
               <w:spacing w:after="10" w:before="0"/>
               <w:ind w:left="120"/>
             </w:pPr>
-            <w:hyperlink w:history="1" r:id="rIdgmgyto0otsr_e0v4m0r0p">
+            <w:hyperlink w:history="1" r:id="rIdom68vqxuc6kcrwgghn6fa">
               <w:r>
                 <w:rPr>
                   <w:rFonts w:ascii="Arial" w:cs="Arial" w:eastAsia="Arial" w:hAnsi="Arial"/>
@@ -19522,7 +19522,7 @@
             <w:pPr>
               <w:spacing w:after="20" w:before="0"/>
             </w:pPr>
-            <w:hyperlink w:history="1" r:id="rId9vffho3u-pluxu4cskr_h">
+            <w:hyperlink w:history="1" r:id="rId7gmmqsduahfztpkra8zew">
               <w:r>
                 <w:rPr>
                   <w:rFonts w:ascii="Arial" w:cs="Arial" w:eastAsia="Arial" w:hAnsi="Arial"/>
@@ -19555,7 +19555,7 @@
               <w:spacing w:after="10" w:before="0"/>
               <w:ind w:left="120"/>
             </w:pPr>
-            <w:hyperlink w:history="1" r:id="rIdrvqavi8rkbwjtdgbukbfj">
+            <w:hyperlink w:history="1" r:id="rIdp9v-s03-e7m3uhswrvekp">
               <w:r>
                 <w:rPr>
                   <w:rFonts w:ascii="Arial" w:cs="Arial" w:eastAsia="Arial" w:hAnsi="Arial"/>
@@ -19750,7 +19750,7 @@
             <w:pPr>
               <w:spacing w:after="20" w:before="0"/>
             </w:pPr>
-            <w:hyperlink w:history="1" r:id="rIdrisi-ul8kyc-hz14_jrr8">
+            <w:hyperlink w:history="1" r:id="rIdcvutkpzwaqotk0tw6d4yf">
               <w:r>
                 <w:rPr>
                   <w:rFonts w:ascii="Arial" w:cs="Arial" w:eastAsia="Arial" w:hAnsi="Arial"/>
@@ -19783,7 +19783,7 @@
               <w:spacing w:after="10" w:before="0"/>
               <w:ind w:left="120"/>
             </w:pPr>
-            <w:hyperlink w:history="1" r:id="rId6a2m07vpftdkdc6y1nyof">
+            <w:hyperlink w:history="1" r:id="rId3dfa71vxawd2_ky2hlhud">
               <w:r>
                 <w:rPr>
                   <w:rFonts w:ascii="Arial" w:cs="Arial" w:eastAsia="Arial" w:hAnsi="Arial"/>
@@ -19828,7 +19828,7 @@
             <w:pPr>
               <w:spacing w:after="20" w:before="0"/>
             </w:pPr>
-            <w:hyperlink w:history="1" r:id="rIdh9rnqaswcyid-dsogluye">
+            <w:hyperlink w:history="1" r:id="rId3pwwk7g10bd3n9w-2gscc">
               <w:r>
                 <w:rPr>
                   <w:rFonts w:ascii="Arial" w:cs="Arial" w:eastAsia="Arial" w:hAnsi="Arial"/>
@@ -19861,7 +19861,7 @@
               <w:spacing w:after="10" w:before="0"/>
               <w:ind w:left="120"/>
             </w:pPr>
-            <w:hyperlink w:history="1" r:id="rId8iekt6fya9ygwjamprf97">
+            <w:hyperlink w:history="1" r:id="rId6y_lc7q0g0nh_bh9sx7c7">
               <w:r>
                 <w:rPr>
                   <w:rFonts w:ascii="Arial" w:cs="Arial" w:eastAsia="Arial" w:hAnsi="Arial"/>
@@ -20373,7 +20373,7 @@
         </w:rPr>
         <w:t xml:space="preserve">© 2026 SeaVuria and ARES. Aligned with KICD objectives. Developed by SeaVuria; technical implementation by ARES (with AI assistance from Claude). Licensed under </w:t>
       </w:r>
-      <w:hyperlink w:history="1" r:id="rIdvppiykoqfslfi0omzdimo">
+      <w:hyperlink w:history="1" r:id="rIdih_1gvqudkwr30ji1mlbj">
         <w:r>
           <w:rPr>
             <w:rFonts w:ascii="Arial" w:cs="Arial" w:eastAsia="Arial" w:hAnsi="Arial"/>
@@ -20394,7 +20394,7 @@
         </w:rPr>
         <w:t xml:space="preserve"> (</w:t>
       </w:r>
-      <w:hyperlink w:history="1" r:id="rIdh9rbswmyqp1ezdgdpvgqj">
+      <w:hyperlink w:history="1" r:id="rIdlnpe5ikyn7_-qaxjcadws">
         <w:r>
           <w:rPr>
             <w:rFonts w:ascii="Arial" w:cs="Arial" w:eastAsia="Arial" w:hAnsi="Arial"/>
@@ -21424,7 +21424,7 @@
               <w:spacing w:after="10" w:before="0"/>
               <w:ind w:left="120"/>
             </w:pPr>
-            <w:hyperlink w:history="1" r:id="rIdz-fvkje2qie69bjbmucp4">
+            <w:hyperlink w:history="1" r:id="rId6dcyn8qp-ps0astc6npfe">
               <w:r>
                 <w:rPr>
                   <w:rFonts w:ascii="Arial" w:cs="Arial" w:eastAsia="Arial" w:hAnsi="Arial"/>
@@ -21484,7 +21484,7 @@
             <w:pPr>
               <w:spacing w:after="20" w:before="0"/>
             </w:pPr>
-            <w:hyperlink w:history="1" r:id="rIdeamtpf0z93ecxtifvgz7k">
+            <w:hyperlink w:history="1" r:id="rIdcckwp6vcrwvglp2nw4ck7">
               <w:r>
                 <w:rPr>
                   <w:rFonts w:ascii="Arial" w:cs="Arial" w:eastAsia="Arial" w:hAnsi="Arial"/>
@@ -21517,7 +21517,7 @@
               <w:spacing w:after="10" w:before="0"/>
               <w:ind w:left="120"/>
             </w:pPr>
-            <w:hyperlink w:history="1" r:id="rIdhu7djttsmnmlmuelgc5do">
+            <w:hyperlink w:history="1" r:id="rIdvqvv56bf5aolfbytldvl4">
               <w:r>
                 <w:rPr>
                   <w:rFonts w:ascii="Arial" w:cs="Arial" w:eastAsia="Arial" w:hAnsi="Arial"/>
@@ -21729,7 +21729,7 @@
               <w:spacing w:after="10" w:before="0"/>
               <w:ind w:left="120"/>
             </w:pPr>
-            <w:hyperlink w:history="1" r:id="rId1bgkzuaowdrcaf-cmfao5">
+            <w:hyperlink w:history="1" r:id="rIdkhea7dchppgz08vxkehbs">
               <w:r>
                 <w:rPr>
                   <w:rFonts w:ascii="Arial" w:cs="Arial" w:eastAsia="Arial" w:hAnsi="Arial"/>
@@ -21789,7 +21789,7 @@
             <w:pPr>
               <w:spacing w:after="20" w:before="0"/>
             </w:pPr>
-            <w:hyperlink w:history="1" r:id="rIdfwmzajyuqvgdzse4zwb_w">
+            <w:hyperlink w:history="1" r:id="rIdaldi7s7mjt8anreqa5it8">
               <w:r>
                 <w:rPr>
                   <w:rFonts w:ascii="Arial" w:cs="Arial" w:eastAsia="Arial" w:hAnsi="Arial"/>
@@ -21822,7 +21822,7 @@
               <w:spacing w:after="10" w:before="0"/>
               <w:ind w:left="120"/>
             </w:pPr>
-            <w:hyperlink w:history="1" r:id="rIdtbe45seczudv4eyd51co6">
+            <w:hyperlink w:history="1" r:id="rIdy6oqbttd8ry5pdbdyrfus">
               <w:r>
                 <w:rPr>
                   <w:rFonts w:ascii="Arial" w:cs="Arial" w:eastAsia="Arial" w:hAnsi="Arial"/>
@@ -22034,7 +22034,7 @@
               <w:spacing w:after="10" w:before="0"/>
               <w:ind w:left="120"/>
             </w:pPr>
-            <w:hyperlink w:history="1" r:id="rId97qksb8bvsp_97n2seu8h">
+            <w:hyperlink w:history="1" r:id="rIdq_apzewerk8wmclketfbq">
               <w:r>
                 <w:rPr>
                   <w:rFonts w:ascii="Arial" w:cs="Arial" w:eastAsia="Arial" w:hAnsi="Arial"/>
@@ -22094,7 +22094,7 @@
             <w:pPr>
               <w:spacing w:after="20" w:before="0"/>
             </w:pPr>
-            <w:hyperlink w:history="1" r:id="rIdox0joy3gb-cvk8qdl5k4i">
+            <w:hyperlink w:history="1" r:id="rId_k7offfqzytrtufj3symm">
               <w:r>
                 <w:rPr>
                   <w:rFonts w:ascii="Arial" w:cs="Arial" w:eastAsia="Arial" w:hAnsi="Arial"/>
@@ -22143,7 +22143,7 @@
               <w:spacing w:after="10" w:before="0"/>
               <w:ind w:left="120"/>
             </w:pPr>
-            <w:hyperlink w:history="1" r:id="rId7ywmwzdp2ks6zhku3pvwp">
+            <w:hyperlink w:history="1" r:id="rIduyofwyu4_csszr_5gejex">
               <w:r>
                 <w:rPr>
                   <w:rFonts w:ascii="Arial" w:cs="Arial" w:eastAsia="Arial" w:hAnsi="Arial"/>
@@ -22355,7 +22355,7 @@
               <w:spacing w:after="10" w:before="0"/>
               <w:ind w:left="120"/>
             </w:pPr>
-            <w:hyperlink w:history="1" r:id="rIddfs6nhzymoi-rwzo84ho2">
+            <w:hyperlink w:history="1" r:id="rId1rbyueygyz3brddfgsfhb">
               <w:r>
                 <w:rPr>
                   <w:rFonts w:ascii="Arial" w:cs="Arial" w:eastAsia="Arial" w:hAnsi="Arial"/>
@@ -22415,7 +22415,7 @@
             <w:pPr>
               <w:spacing w:after="20" w:before="0"/>
             </w:pPr>
-            <w:hyperlink w:history="1" r:id="rIdh9zribzfwkoarph3p8jpp">
+            <w:hyperlink w:history="1" r:id="rIdadneteuh-ynig-tdkv6va">
               <w:r>
                 <w:rPr>
                   <w:rFonts w:ascii="Arial" w:cs="Arial" w:eastAsia="Arial" w:hAnsi="Arial"/>
@@ -22448,7 +22448,7 @@
               <w:spacing w:after="10" w:before="0"/>
               <w:ind w:left="120"/>
             </w:pPr>
-            <w:hyperlink w:history="1" r:id="rIduxhvt3qbndjsc3i68jmsp">
+            <w:hyperlink w:history="1" r:id="rIdwftrr4krh-mfy1qwvjezo">
               <w:r>
                 <w:rPr>
                   <w:rFonts w:ascii="Arial" w:cs="Arial" w:eastAsia="Arial" w:hAnsi="Arial"/>
@@ -22660,7 +22660,7 @@
               <w:spacing w:after="10" w:before="0"/>
               <w:ind w:left="120"/>
             </w:pPr>
-            <w:hyperlink w:history="1" r:id="rId0lupf7tqwwjcfmw3vjbex">
+            <w:hyperlink w:history="1" r:id="rIdjoz-7rrtcub2lwvsfyjmd">
               <w:r>
                 <w:rPr>
                   <w:rFonts w:ascii="Arial" w:cs="Arial" w:eastAsia="Arial" w:hAnsi="Arial"/>
@@ -22720,7 +22720,7 @@
             <w:pPr>
               <w:spacing w:after="20" w:before="0"/>
             </w:pPr>
-            <w:hyperlink w:history="1" r:id="rId0zuihjydofsmhy2peewif">
+            <w:hyperlink w:history="1" r:id="rId-9lznl1ujaydqkseowvwl">
               <w:r>
                 <w:rPr>
                   <w:rFonts w:ascii="Arial" w:cs="Arial" w:eastAsia="Arial" w:hAnsi="Arial"/>
@@ -22753,7 +22753,7 @@
               <w:spacing w:after="10" w:before="0"/>
               <w:ind w:left="120"/>
             </w:pPr>
-            <w:hyperlink w:history="1" r:id="rId6ojjxxqtynra-l7hutbbk">
+            <w:hyperlink w:history="1" r:id="rIdz3h_86w7d6lnnhefz0yd9">
               <w:r>
                 <w:rPr>
                   <w:rFonts w:ascii="Arial" w:cs="Arial" w:eastAsia="Arial" w:hAnsi="Arial"/>
@@ -23265,7 +23265,7 @@
         </w:rPr>
         <w:t xml:space="preserve">© 2026 SeaVuria and ARES. Aligned with KICD objectives. Developed by SeaVuria; technical implementation by ARES (with AI assistance from Claude). Licensed under </w:t>
       </w:r>
-      <w:hyperlink w:history="1" r:id="rIdlpczijrxw0ub2mzsk2gsm">
+      <w:hyperlink w:history="1" r:id="rIdyg_afze1vf5i84uaqsvgr">
         <w:r>
           <w:rPr>
             <w:rFonts w:ascii="Arial" w:cs="Arial" w:eastAsia="Arial" w:hAnsi="Arial"/>
@@ -23286,7 +23286,7 @@
         </w:rPr>
         <w:t xml:space="preserve"> (</w:t>
       </w:r>
-      <w:hyperlink w:history="1" r:id="rIdzdozdededrjc5lityx274">
+      <w:hyperlink w:history="1" r:id="rIdvgasd9lrioxesyj5ynjdn">
         <w:r>
           <w:rPr>
             <w:rFonts w:ascii="Arial" w:cs="Arial" w:eastAsia="Arial" w:hAnsi="Arial"/>
@@ -24316,7 +24316,7 @@
               <w:spacing w:after="10" w:before="0"/>
               <w:ind w:left="120"/>
             </w:pPr>
-            <w:hyperlink w:history="1" r:id="rId-__i7ztstaqawri4lx3hr">
+            <w:hyperlink w:history="1" r:id="rIdyxg1sl0bfbuig6ch4hctm">
               <w:r>
                 <w:rPr>
                   <w:rFonts w:ascii="Arial" w:cs="Arial" w:eastAsia="Arial" w:hAnsi="Arial"/>
@@ -24393,7 +24393,7 @@
               <w:spacing w:after="10" w:before="0"/>
               <w:ind w:left="120"/>
             </w:pPr>
-            <w:hyperlink w:history="1" r:id="rId5wz7dunycf2rmaboz2twx">
+            <w:hyperlink w:history="1" r:id="rIdpt6sbtnhykjpnjko3nxto">
               <w:r>
                 <w:rPr>
                   <w:rFonts w:ascii="Arial" w:cs="Arial" w:eastAsia="Arial" w:hAnsi="Arial"/>
@@ -24620,7 +24620,7 @@
               <w:spacing w:after="10" w:before="0"/>
               <w:ind w:left="120"/>
             </w:pPr>
-            <w:hyperlink w:history="1" r:id="rId5iy_gs36bofke3f_tguvy">
+            <w:hyperlink w:history="1" r:id="rId2oup92wul0smwkkywnjlp">
               <w:r>
                 <w:rPr>
                   <w:rFonts w:ascii="Arial" w:cs="Arial" w:eastAsia="Arial" w:hAnsi="Arial"/>
@@ -24697,7 +24697,7 @@
               <w:spacing w:after="10" w:before="0"/>
               <w:ind w:left="120"/>
             </w:pPr>
-            <w:hyperlink w:history="1" r:id="rId_horbfwgrekk5075vbncd">
+            <w:hyperlink w:history="1" r:id="rIdj4gaavmkhmkyh_hnhdzyf">
               <w:r>
                 <w:rPr>
                   <w:rFonts w:ascii="Arial" w:cs="Arial" w:eastAsia="Arial" w:hAnsi="Arial"/>
@@ -24924,7 +24924,7 @@
               <w:spacing w:after="10" w:before="0"/>
               <w:ind w:left="120"/>
             </w:pPr>
-            <w:hyperlink w:history="1" r:id="rIdeuyiytcf1dbn_pnilph-o">
+            <w:hyperlink w:history="1" r:id="rIdkluqk6ayn67_nrlshudr_">
               <w:r>
                 <w:rPr>
                   <w:rFonts w:ascii="Arial" w:cs="Arial" w:eastAsia="Arial" w:hAnsi="Arial"/>
@@ -25001,7 +25001,7 @@
               <w:spacing w:after="10" w:before="0"/>
               <w:ind w:left="120"/>
             </w:pPr>
-            <w:hyperlink w:history="1" r:id="rIduifc4rp9ksgk-td3p57ib">
+            <w:hyperlink w:history="1" r:id="rIdxfyty6qa0gudnjlny3dle">
               <w:r>
                 <w:rPr>
                   <w:rFonts w:ascii="Arial" w:cs="Arial" w:eastAsia="Arial" w:hAnsi="Arial"/>
@@ -25228,7 +25228,7 @@
               <w:spacing w:after="10" w:before="0"/>
               <w:ind w:left="120"/>
             </w:pPr>
-            <w:hyperlink w:history="1" r:id="rId9wdhlaintmylwqcujhjhm">
+            <w:hyperlink w:history="1" r:id="rId6hfhqvqtf4qjzxewslj--">
               <w:r>
                 <w:rPr>
                   <w:rFonts w:ascii="Arial" w:cs="Arial" w:eastAsia="Arial" w:hAnsi="Arial"/>
@@ -25305,7 +25305,7 @@
               <w:spacing w:after="10" w:before="0"/>
               <w:ind w:left="120"/>
             </w:pPr>
-            <w:hyperlink w:history="1" r:id="rIdbi3kzuycfsa5un6ncwmx7">
+            <w:hyperlink w:history="1" r:id="rId_e0v33xwmb7vvdntozxt6">
               <w:r>
                 <w:rPr>
                   <w:rFonts w:ascii="Arial" w:cs="Arial" w:eastAsia="Arial" w:hAnsi="Arial"/>
@@ -25532,7 +25532,7 @@
               <w:spacing w:after="10" w:before="0"/>
               <w:ind w:left="120"/>
             </w:pPr>
-            <w:hyperlink w:history="1" r:id="rIdogbr23j1bc3kjdci2dzmr">
+            <w:hyperlink w:history="1" r:id="rIdygidkwsttlai_zs6wi0bo">
               <w:r>
                 <w:rPr>
                   <w:rFonts w:ascii="Arial" w:cs="Arial" w:eastAsia="Arial" w:hAnsi="Arial"/>
@@ -25609,7 +25609,7 @@
               <w:spacing w:after="10" w:before="0"/>
               <w:ind w:left="120"/>
             </w:pPr>
-            <w:hyperlink w:history="1" r:id="rIdwg03wfrzw9e0cddoqh-mi">
+            <w:hyperlink w:history="1" r:id="rId9c5lcbdbhm2sem4v9i8uq">
               <w:r>
                 <w:rPr>
                   <w:rFonts w:ascii="Arial" w:cs="Arial" w:eastAsia="Arial" w:hAnsi="Arial"/>
@@ -26136,7 +26136,7 @@
         </w:rPr>
         <w:t xml:space="preserve">© 2026 SeaVuria and ARES. Aligned with KICD objectives. Developed by SeaVuria; technical implementation by ARES (with AI assistance from Claude). Licensed under </w:t>
       </w:r>
-      <w:hyperlink w:history="1" r:id="rIdmml_q3jmtcfsd92awdvzc">
+      <w:hyperlink w:history="1" r:id="rIdo--asi6wfmkno0ouikbty">
         <w:r>
           <w:rPr>
             <w:rFonts w:ascii="Arial" w:cs="Arial" w:eastAsia="Arial" w:hAnsi="Arial"/>
@@ -26157,7 +26157,7 @@
         </w:rPr>
         <w:t xml:space="preserve"> (</w:t>
       </w:r>
-      <w:hyperlink w:history="1" r:id="rIddajx7-h64ik0oc9pqji9v">
+      <w:hyperlink w:history="1" r:id="rIdmezkkf0dxnxiakav_xtre">
         <w:r>
           <w:rPr>
             <w:rFonts w:ascii="Arial" w:cs="Arial" w:eastAsia="Arial" w:hAnsi="Arial"/>
@@ -27170,7 +27170,7 @@
             <w:pPr>
               <w:spacing w:after="20" w:before="0"/>
             </w:pPr>
-            <w:hyperlink w:history="1" r:id="rIddfkdyogkjvfhgklyknruw">
+            <w:hyperlink w:history="1" r:id="rIdj5zlpgjkx2j2mekmcl8ro">
               <w:r>
                 <w:rPr>
                   <w:rFonts w:ascii="Arial" w:cs="Arial" w:eastAsia="Arial" w:hAnsi="Arial"/>
@@ -27203,7 +27203,7 @@
               <w:spacing w:after="10" w:before="0"/>
               <w:ind w:left="120"/>
             </w:pPr>
-            <w:hyperlink w:history="1" r:id="rIdtiss6z7ypiqzqusfclp1f">
+            <w:hyperlink w:history="1" r:id="rId1ymatvhshu-rrfr_tazve">
               <w:r>
                 <w:rPr>
                   <w:rFonts w:ascii="Arial" w:cs="Arial" w:eastAsia="Arial" w:hAnsi="Arial"/>
@@ -27265,7 +27265,7 @@
               <w:spacing w:after="10" w:before="0"/>
               <w:ind w:left="120"/>
             </w:pPr>
-            <w:hyperlink w:history="1" r:id="rIdbxr7er2o79vw12cfrvc_e">
+            <w:hyperlink w:history="1" r:id="rIdbhv_ytdunknzyywwxm_ef">
               <w:r>
                 <w:rPr>
                   <w:rFonts w:ascii="Arial" w:cs="Arial" w:eastAsia="Arial" w:hAnsi="Arial"/>
@@ -27475,7 +27475,7 @@
             <w:pPr>
               <w:spacing w:after="20" w:before="0"/>
             </w:pPr>
-            <w:hyperlink w:history="1" r:id="rIdrxgirqo0zom-wqnokvohr">
+            <w:hyperlink w:history="1" r:id="rIdeicna87ri0cku_pi08wwm">
               <w:r>
                 <w:rPr>
                   <w:rFonts w:ascii="Arial" w:cs="Arial" w:eastAsia="Arial" w:hAnsi="Arial"/>
@@ -27508,7 +27508,7 @@
               <w:spacing w:after="10" w:before="0"/>
               <w:ind w:left="120"/>
             </w:pPr>
-            <w:hyperlink w:history="1" r:id="rIdzoanv0wkxixxpqv0-low-">
+            <w:hyperlink w:history="1" r:id="rIdojgcz3ftauzlq722_hjzd">
               <w:r>
                 <w:rPr>
                   <w:rFonts w:ascii="Arial" w:cs="Arial" w:eastAsia="Arial" w:hAnsi="Arial"/>
@@ -27570,7 +27570,7 @@
               <w:spacing w:after="10" w:before="0"/>
               <w:ind w:left="120"/>
             </w:pPr>
-            <w:hyperlink w:history="1" r:id="rIdkrqndbqhsxo7xnwnws8es">
+            <w:hyperlink w:history="1" r:id="rIdvgun3pnojblcsfbkxnmti">
               <w:r>
                 <w:rPr>
                   <w:rFonts w:ascii="Arial" w:cs="Arial" w:eastAsia="Arial" w:hAnsi="Arial"/>
@@ -27780,7 +27780,7 @@
             <w:pPr>
               <w:spacing w:after="20" w:before="0"/>
             </w:pPr>
-            <w:hyperlink w:history="1" r:id="rId7kplzgrd_thnrjhrdame6">
+            <w:hyperlink w:history="1" r:id="rIdkoxyjmyy-ppsgcbkr-wza">
               <w:r>
                 <w:rPr>
                   <w:rFonts w:ascii="Arial" w:cs="Arial" w:eastAsia="Arial" w:hAnsi="Arial"/>
@@ -27829,7 +27829,7 @@
               <w:spacing w:after="10" w:before="0"/>
               <w:ind w:left="120"/>
             </w:pPr>
-            <w:hyperlink w:history="1" r:id="rId1a4kqbuyvlibuqpj3yh22">
+            <w:hyperlink w:history="1" r:id="rIdfyax5yd1fcmlfvghtekiw">
               <w:r>
                 <w:rPr>
                   <w:rFonts w:ascii="Arial" w:cs="Arial" w:eastAsia="Arial" w:hAnsi="Arial"/>
@@ -27891,7 +27891,7 @@
               <w:spacing w:after="10" w:before="0"/>
               <w:ind w:left="120"/>
             </w:pPr>
-            <w:hyperlink w:history="1" r:id="rIdxzi-m964756h2wyphy2lu">
+            <w:hyperlink w:history="1" r:id="rIdp0wkvbphkc0bn5hfjvwm6">
               <w:r>
                 <w:rPr>
                   <w:rFonts w:ascii="Arial" w:cs="Arial" w:eastAsia="Arial" w:hAnsi="Arial"/>
@@ -28101,7 +28101,7 @@
             <w:pPr>
               <w:spacing w:after="20" w:before="0"/>
             </w:pPr>
-            <w:hyperlink w:history="1" r:id="rIdfx-_w8wfyxsbz7j6gwdyu">
+            <w:hyperlink w:history="1" r:id="rIdnio0basms6kncd7adxk2b">
               <w:r>
                 <w:rPr>
                   <w:rFonts w:ascii="Arial" w:cs="Arial" w:eastAsia="Arial" w:hAnsi="Arial"/>
@@ -28134,7 +28134,7 @@
               <w:spacing w:after="10" w:before="0"/>
               <w:ind w:left="120"/>
             </w:pPr>
-            <w:hyperlink w:history="1" r:id="rIdti4fls2duhlln15xkd7mt">
+            <w:hyperlink w:history="1" r:id="rIdozwik9fwcyv987kkpe-jd">
               <w:r>
                 <w:rPr>
                   <w:rFonts w:ascii="Arial" w:cs="Arial" w:eastAsia="Arial" w:hAnsi="Arial"/>
@@ -28196,7 +28196,7 @@
               <w:spacing w:after="10" w:before="0"/>
               <w:ind w:left="120"/>
             </w:pPr>
-            <w:hyperlink w:history="1" r:id="rIdptt8qc8qlixlychemkdvx">
+            <w:hyperlink w:history="1" r:id="rIdcwab9ltjibpkvfjhjba6b">
               <w:r>
                 <w:rPr>
                   <w:rFonts w:ascii="Arial" w:cs="Arial" w:eastAsia="Arial" w:hAnsi="Arial"/>
@@ -28406,7 +28406,7 @@
             <w:pPr>
               <w:spacing w:after="20" w:before="0"/>
             </w:pPr>
-            <w:hyperlink w:history="1" r:id="rIdvr1c1umjx5-kjwlrb31xw">
+            <w:hyperlink w:history="1" r:id="rIdipntl7qpb_3zyk_5pmprv">
               <w:r>
                 <w:rPr>
                   <w:rFonts w:ascii="Arial" w:cs="Arial" w:eastAsia="Arial" w:hAnsi="Arial"/>
@@ -28439,7 +28439,7 @@
               <w:spacing w:after="10" w:before="0"/>
               <w:ind w:left="120"/>
             </w:pPr>
-            <w:hyperlink w:history="1" r:id="rIdhz3zmdm888pgvqkxx1ysp">
+            <w:hyperlink w:history="1" r:id="rIdilpsuwgc1kzyl1lgovgnp">
               <w:r>
                 <w:rPr>
                   <w:rFonts w:ascii="Arial" w:cs="Arial" w:eastAsia="Arial" w:hAnsi="Arial"/>
@@ -28501,7 +28501,7 @@
               <w:spacing w:after="10" w:before="0"/>
               <w:ind w:left="120"/>
             </w:pPr>
-            <w:hyperlink w:history="1" r:id="rIdizhhf23bcldxnyvcbocmp">
+            <w:hyperlink w:history="1" r:id="rIdhoijawp8dyqc5fb3tt3ck">
               <w:r>
                 <w:rPr>
                   <w:rFonts w:ascii="Arial" w:cs="Arial" w:eastAsia="Arial" w:hAnsi="Arial"/>
@@ -29028,7 +29028,7 @@
         </w:rPr>
         <w:t xml:space="preserve">© 2026 SeaVuria and ARES. Aligned with KICD objectives. Developed by SeaVuria; technical implementation by ARES (with AI assistance from Claude). Licensed under </w:t>
       </w:r>
-      <w:hyperlink w:history="1" r:id="rIdkszcniv_8az1qw5hnqpnn">
+      <w:hyperlink w:history="1" r:id="rId6hse0nunfh1b1wklznhtl">
         <w:r>
           <w:rPr>
             <w:rFonts w:ascii="Arial" w:cs="Arial" w:eastAsia="Arial" w:hAnsi="Arial"/>
@@ -29049,7 +29049,7 @@
         </w:rPr>
         <w:t xml:space="preserve"> (</w:t>
       </w:r>
-      <w:hyperlink w:history="1" r:id="rId3vkgfnmjogyoswsrrxepn">
+      <w:hyperlink w:history="1" r:id="rIdfjtd7hjc5juyxmspm7gy4">
         <w:r>
           <w:rPr>
             <w:rFonts w:ascii="Arial" w:cs="Arial" w:eastAsia="Arial" w:hAnsi="Arial"/>
@@ -30079,7 +30079,7 @@
               <w:spacing w:after="10" w:before="0"/>
               <w:ind w:left="120"/>
             </w:pPr>
-            <w:hyperlink w:history="1" r:id="rIdudsyrhrh4l6udxpsytbax">
+            <w:hyperlink w:history="1" r:id="rIdfj5utpoam3n0m5ujwv42q">
               <w:r>
                 <w:rPr>
                   <w:rFonts w:ascii="Arial" w:cs="Arial" w:eastAsia="Arial" w:hAnsi="Arial"/>
@@ -30156,7 +30156,7 @@
               <w:spacing w:after="10" w:before="0"/>
               <w:ind w:left="120"/>
             </w:pPr>
-            <w:hyperlink w:history="1" r:id="rIdirsfiuoln3x58hpjn1e_j">
+            <w:hyperlink w:history="1" r:id="rIdhu9xev3ylrsibfwcthyvr">
               <w:r>
                 <w:rPr>
                   <w:rFonts w:ascii="Arial" w:cs="Arial" w:eastAsia="Arial" w:hAnsi="Arial"/>
@@ -30383,7 +30383,7 @@
               <w:spacing w:after="10" w:before="0"/>
               <w:ind w:left="120"/>
             </w:pPr>
-            <w:hyperlink w:history="1" r:id="rIdg4jaggmtyeq74hcobq08v">
+            <w:hyperlink w:history="1" r:id="rIdfs0ojblvjmirct_blzo4d">
               <w:r>
                 <w:rPr>
                   <w:rFonts w:ascii="Arial" w:cs="Arial" w:eastAsia="Arial" w:hAnsi="Arial"/>
@@ -30460,7 +30460,7 @@
               <w:spacing w:after="10" w:before="0"/>
               <w:ind w:left="120"/>
             </w:pPr>
-            <w:hyperlink w:history="1" r:id="rIdaioywkjj3kay0oontplxd">
+            <w:hyperlink w:history="1" r:id="rIdzmc5w0e6fdiuoprtti_eu">
               <w:r>
                 <w:rPr>
                   <w:rFonts w:ascii="Arial" w:cs="Arial" w:eastAsia="Arial" w:hAnsi="Arial"/>
@@ -30687,7 +30687,7 @@
               <w:spacing w:after="10" w:before="0"/>
               <w:ind w:left="120"/>
             </w:pPr>
-            <w:hyperlink w:history="1" r:id="rIdabeqgi68rp5ejh1yslok_">
+            <w:hyperlink w:history="1" r:id="rIdmvhxqcn2vkdauhbeg56bp">
               <w:r>
                 <w:rPr>
                   <w:rFonts w:ascii="Arial" w:cs="Arial" w:eastAsia="Arial" w:hAnsi="Arial"/>
@@ -30764,7 +30764,7 @@
               <w:spacing w:after="10" w:before="0"/>
               <w:ind w:left="120"/>
             </w:pPr>
-            <w:hyperlink w:history="1" r:id="rIdomper_c7vecknzgdiqq39">
+            <w:hyperlink w:history="1" r:id="rIdvbzu5klkzzio1-q50dg0l">
               <w:r>
                 <w:rPr>
                   <w:rFonts w:ascii="Arial" w:cs="Arial" w:eastAsia="Arial" w:hAnsi="Arial"/>
@@ -30991,7 +30991,7 @@
               <w:spacing w:after="10" w:before="0"/>
               <w:ind w:left="120"/>
             </w:pPr>
-            <w:hyperlink w:history="1" r:id="rIdroxsmueg89k1eh9pdtzrp">
+            <w:hyperlink w:history="1" r:id="rIdipocuxre5q_ezy_tsvt7h">
               <w:r>
                 <w:rPr>
                   <w:rFonts w:ascii="Arial" w:cs="Arial" w:eastAsia="Arial" w:hAnsi="Arial"/>
@@ -31068,7 +31068,7 @@
               <w:spacing w:after="10" w:before="0"/>
               <w:ind w:left="120"/>
             </w:pPr>
-            <w:hyperlink w:history="1" r:id="rIdzlgowluzjo7f_1twemzt1">
+            <w:hyperlink w:history="1" r:id="rIdbkx0x3u_fazsin_mjg2_x">
               <w:r>
                 <w:rPr>
                   <w:rFonts w:ascii="Arial" w:cs="Arial" w:eastAsia="Arial" w:hAnsi="Arial"/>
@@ -31295,7 +31295,7 @@
               <w:spacing w:after="10" w:before="0"/>
               <w:ind w:left="120"/>
             </w:pPr>
-            <w:hyperlink w:history="1" r:id="rId_5x4mhotn2wkd2lowtqsm">
+            <w:hyperlink w:history="1" r:id="rIdfuudbzt_kbwiqpwpgdjto">
               <w:r>
                 <w:rPr>
                   <w:rFonts w:ascii="Arial" w:cs="Arial" w:eastAsia="Arial" w:hAnsi="Arial"/>
@@ -31372,7 +31372,7 @@
               <w:spacing w:after="10" w:before="0"/>
               <w:ind w:left="120"/>
             </w:pPr>
-            <w:hyperlink w:history="1" r:id="rIdkyhivsygc5zropt66zr8v">
+            <w:hyperlink w:history="1" r:id="rIdkflovfyheyyds5gncki4n">
               <w:r>
                 <w:rPr>
                   <w:rFonts w:ascii="Arial" w:cs="Arial" w:eastAsia="Arial" w:hAnsi="Arial"/>
@@ -32013,7 +32013,7 @@
         </w:rPr>
         <w:t xml:space="preserve">© 2026 SeaVuria and ARES. Aligned with KICD objectives. Developed by SeaVuria; technical implementation by ARES (with AI assistance from Claude). Licensed under </w:t>
       </w:r>
-      <w:hyperlink w:history="1" r:id="rIdoedeseya-ouj-zezahnpc">
+      <w:hyperlink w:history="1" r:id="rIdrhjw1kta3verzcu9jisqb">
         <w:r>
           <w:rPr>
             <w:rFonts w:ascii="Arial" w:cs="Arial" w:eastAsia="Arial" w:hAnsi="Arial"/>
@@ -32034,7 +32034,7 @@
         </w:rPr>
         <w:t xml:space="preserve"> (</w:t>
       </w:r>
-      <w:hyperlink w:history="1" r:id="rIddyxigeht24-bua25_ntnf">
+      <w:hyperlink w:history="1" r:id="rIdryzrubgdpgs7biplrkium">
         <w:r>
           <w:rPr>
             <w:rFonts w:ascii="Arial" w:cs="Arial" w:eastAsia="Arial" w:hAnsi="Arial"/>
@@ -33064,7 +33064,7 @@
               <w:spacing w:after="10" w:before="0"/>
               <w:ind w:left="120"/>
             </w:pPr>
-            <w:hyperlink w:history="1" r:id="rIdxmt_us0mj3_6_i47wmvxd">
+            <w:hyperlink w:history="1" r:id="rIdpyrftmfrxgae6vxkbs1r_">
               <w:r>
                 <w:rPr>
                   <w:rFonts w:ascii="Arial" w:cs="Arial" w:eastAsia="Arial" w:hAnsi="Arial"/>
@@ -33141,7 +33141,7 @@
               <w:spacing w:after="10" w:before="0"/>
               <w:ind w:left="120"/>
             </w:pPr>
-            <w:hyperlink w:history="1" r:id="rIdri0jo5zk7ygkoale8ae_h">
+            <w:hyperlink w:history="1" r:id="rIdsbc6kzrec92hmzyapm582">
               <w:r>
                 <w:rPr>
                   <w:rFonts w:ascii="Arial" w:cs="Arial" w:eastAsia="Arial" w:hAnsi="Arial"/>
@@ -33368,7 +33368,7 @@
               <w:spacing w:after="10" w:before="0"/>
               <w:ind w:left="120"/>
             </w:pPr>
-            <w:hyperlink w:history="1" r:id="rIdfylsx5frbzutuz4z5w6wz">
+            <w:hyperlink w:history="1" r:id="rIdaqx-cd6lqvfdfjezdptkq">
               <w:r>
                 <w:rPr>
                   <w:rFonts w:ascii="Arial" w:cs="Arial" w:eastAsia="Arial" w:hAnsi="Arial"/>
@@ -33445,7 +33445,7 @@
               <w:spacing w:after="10" w:before="0"/>
               <w:ind w:left="120"/>
             </w:pPr>
-            <w:hyperlink w:history="1" r:id="rIdjqj7vq8_csi5snhq-ccbc">
+            <w:hyperlink w:history="1" r:id="rIddsbkxgv4_4yrlvc8vrbwy">
               <w:r>
                 <w:rPr>
                   <w:rFonts w:ascii="Arial" w:cs="Arial" w:eastAsia="Arial" w:hAnsi="Arial"/>
@@ -33672,7 +33672,7 @@
               <w:spacing w:after="10" w:before="0"/>
               <w:ind w:left="120"/>
             </w:pPr>
-            <w:hyperlink w:history="1" r:id="rIdbrdoou2llvdjqfzokdyuz">
+            <w:hyperlink w:history="1" r:id="rIded9hkedy1ez4ctw7qx0mw">
               <w:r>
                 <w:rPr>
                   <w:rFonts w:ascii="Arial" w:cs="Arial" w:eastAsia="Arial" w:hAnsi="Arial"/>
@@ -33749,7 +33749,7 @@
               <w:spacing w:after="10" w:before="0"/>
               <w:ind w:left="120"/>
             </w:pPr>
-            <w:hyperlink w:history="1" r:id="rIdesf565shfnjwtc-bwhtpt">
+            <w:hyperlink w:history="1" r:id="rIdi7tgmh7q7sxzftdftb_xz">
               <w:r>
                 <w:rPr>
                   <w:rFonts w:ascii="Arial" w:cs="Arial" w:eastAsia="Arial" w:hAnsi="Arial"/>
@@ -33976,7 +33976,7 @@
               <w:spacing w:after="10" w:before="0"/>
               <w:ind w:left="120"/>
             </w:pPr>
-            <w:hyperlink w:history="1" r:id="rIdwsluvgyog3fcn7xaz5n00">
+            <w:hyperlink w:history="1" r:id="rIdcz9vratk1jvnty4fz69lp">
               <w:r>
                 <w:rPr>
                   <w:rFonts w:ascii="Arial" w:cs="Arial" w:eastAsia="Arial" w:hAnsi="Arial"/>
@@ -34053,7 +34053,7 @@
               <w:spacing w:after="10" w:before="0"/>
               <w:ind w:left="120"/>
             </w:pPr>
-            <w:hyperlink w:history="1" r:id="rIdbtqngfshrt0bbpxilwei6">
+            <w:hyperlink w:history="1" r:id="rId92i8rj7xmtfnxzdfjthft">
               <w:r>
                 <w:rPr>
                   <w:rFonts w:ascii="Arial" w:cs="Arial" w:eastAsia="Arial" w:hAnsi="Arial"/>
@@ -34280,7 +34280,7 @@
               <w:spacing w:after="10" w:before="0"/>
               <w:ind w:left="120"/>
             </w:pPr>
-            <w:hyperlink w:history="1" r:id="rIdl-htbj7wfxwdtimrep0ho">
+            <w:hyperlink w:history="1" r:id="rIdft-uf_u-v1rinjacsgw1e">
               <w:r>
                 <w:rPr>
                   <w:rFonts w:ascii="Arial" w:cs="Arial" w:eastAsia="Arial" w:hAnsi="Arial"/>
@@ -34357,7 +34357,7 @@
               <w:spacing w:after="10" w:before="0"/>
               <w:ind w:left="120"/>
             </w:pPr>
-            <w:hyperlink w:history="1" r:id="rIdtdwres4xqhmzmxguclh02">
+            <w:hyperlink w:history="1" r:id="rIdkxx73yosooen23h5gqonx">
               <w:r>
                 <w:rPr>
                   <w:rFonts w:ascii="Arial" w:cs="Arial" w:eastAsia="Arial" w:hAnsi="Arial"/>
@@ -34884,7 +34884,7 @@
         </w:rPr>
         <w:t xml:space="preserve">© 2026 SeaVuria and ARES. Aligned with KICD objectives. Developed by SeaVuria; technical implementation by ARES (with AI assistance from Claude). Licensed under </w:t>
       </w:r>
-      <w:hyperlink w:history="1" r:id="rIdswc--id-y3rdingfsjmr-">
+      <w:hyperlink w:history="1" r:id="rId7ghhp2twbuk1uy2k6orih">
         <w:r>
           <w:rPr>
             <w:rFonts w:ascii="Arial" w:cs="Arial" w:eastAsia="Arial" w:hAnsi="Arial"/>
@@ -34905,7 +34905,7 @@
         </w:rPr>
         <w:t xml:space="preserve"> (</w:t>
       </w:r>
-      <w:hyperlink w:history="1" r:id="rIdphuiajpraysskimspvn80">
+      <w:hyperlink w:history="1" r:id="rIdfmbrc41insrgobib0ht2v">
         <w:r>
           <w:rPr>
             <w:rFonts w:ascii="Arial" w:cs="Arial" w:eastAsia="Arial" w:hAnsi="Arial"/>
@@ -35918,7 +35918,7 @@
             <w:pPr>
               <w:spacing w:after="20" w:before="0"/>
             </w:pPr>
-            <w:hyperlink w:history="1" r:id="rIdvan8gsno6bslxvktravi8">
+            <w:hyperlink w:history="1" r:id="rIdfu9pg5qnvfj9t5-qben4o">
               <w:r>
                 <w:rPr>
                   <w:rFonts w:ascii="Arial" w:cs="Arial" w:eastAsia="Arial" w:hAnsi="Arial"/>
@@ -35951,7 +35951,7 @@
               <w:spacing w:after="10" w:before="0"/>
               <w:ind w:left="120"/>
             </w:pPr>
-            <w:hyperlink w:history="1" r:id="rIdwe0shmvgd6njkzm5b-0n3">
+            <w:hyperlink w:history="1" r:id="rIdh6tdbezbncr1ywacqmqtb">
               <w:r>
                 <w:rPr>
                   <w:rFonts w:ascii="Arial" w:cs="Arial" w:eastAsia="Arial" w:hAnsi="Arial"/>
@@ -35996,7 +35996,7 @@
             <w:pPr>
               <w:spacing w:after="20" w:before="0"/>
             </w:pPr>
-            <w:hyperlink w:history="1" r:id="rIdttno71iffnup2km_oxhr2">
+            <w:hyperlink w:history="1" r:id="rIdgfmprhyi8aispgi4idou4">
               <w:r>
                 <w:rPr>
                   <w:rFonts w:ascii="Arial" w:cs="Arial" w:eastAsia="Arial" w:hAnsi="Arial"/>
@@ -36029,7 +36029,7 @@
               <w:spacing w:after="10" w:before="0"/>
               <w:ind w:left="120"/>
             </w:pPr>
-            <w:hyperlink w:history="1" r:id="rIdbeicj8yad7c35mlvr-3df">
+            <w:hyperlink w:history="1" r:id="rIdmcp7rcqw2pacf0uudsxbp">
               <w:r>
                 <w:rPr>
                   <w:rFonts w:ascii="Arial" w:cs="Arial" w:eastAsia="Arial" w:hAnsi="Arial"/>
@@ -36224,7 +36224,7 @@
             <w:pPr>
               <w:spacing w:after="20" w:before="0"/>
             </w:pPr>
-            <w:hyperlink w:history="1" r:id="rIdmpqhg__kij1thkw97uada">
+            <w:hyperlink w:history="1" r:id="rIdc4cnxky3lqn9akdqdbyqd">
               <w:r>
                 <w:rPr>
                   <w:rFonts w:ascii="Arial" w:cs="Arial" w:eastAsia="Arial" w:hAnsi="Arial"/>
@@ -36257,7 +36257,7 @@
               <w:spacing w:after="10" w:before="0"/>
               <w:ind w:left="120"/>
             </w:pPr>
-            <w:hyperlink w:history="1" r:id="rIdwjghqmh31tuzgeyhrave8">
+            <w:hyperlink w:history="1" r:id="rIdxft1e3wywusxezkzn_pz7">
               <w:r>
                 <w:rPr>
                   <w:rFonts w:ascii="Arial" w:cs="Arial" w:eastAsia="Arial" w:hAnsi="Arial"/>
@@ -36302,7 +36302,7 @@
             <w:pPr>
               <w:spacing w:after="20" w:before="0"/>
             </w:pPr>
-            <w:hyperlink w:history="1" r:id="rIdvim8f5zqrmmlq57ggmvv7">
+            <w:hyperlink w:history="1" r:id="rIdqf6uhdaoqnmqsbgh5oksw">
               <w:r>
                 <w:rPr>
                   <w:rFonts w:ascii="Arial" w:cs="Arial" w:eastAsia="Arial" w:hAnsi="Arial"/>
@@ -36335,7 +36335,7 @@
               <w:spacing w:after="10" w:before="0"/>
               <w:ind w:left="120"/>
             </w:pPr>
-            <w:hyperlink w:history="1" r:id="rId2zdxou7xnjdfdbuk21if3">
+            <w:hyperlink w:history="1" r:id="rIdyxsrwpce9qgayhpbn59_k">
               <w:r>
                 <w:rPr>
                   <w:rFonts w:ascii="Arial" w:cs="Arial" w:eastAsia="Arial" w:hAnsi="Arial"/>
@@ -36530,7 +36530,7 @@
             <w:pPr>
               <w:spacing w:after="20" w:before="0"/>
             </w:pPr>
-            <w:hyperlink w:history="1" r:id="rIdkykpnljd_ktfgcifcgglf">
+            <w:hyperlink w:history="1" r:id="rId_gfb4igqqd1_mhcdjxn6j">
               <w:r>
                 <w:rPr>
                   <w:rFonts w:ascii="Arial" w:cs="Arial" w:eastAsia="Arial" w:hAnsi="Arial"/>
@@ -36563,7 +36563,7 @@
               <w:spacing w:after="10" w:before="0"/>
               <w:ind w:left="120"/>
             </w:pPr>
-            <w:hyperlink w:history="1" r:id="rIdkw6kuv0doy9fz_nx_add9">
+            <w:hyperlink w:history="1" r:id="rIdkgvlf4h0d_k9z2liguiy2">
               <w:r>
                 <w:rPr>
                   <w:rFonts w:ascii="Arial" w:cs="Arial" w:eastAsia="Arial" w:hAnsi="Arial"/>
@@ -36608,7 +36608,7 @@
             <w:pPr>
               <w:spacing w:after="20" w:before="0"/>
             </w:pPr>
-            <w:hyperlink w:history="1" r:id="rIdwst_krgevn_3dmv-74iw5">
+            <w:hyperlink w:history="1" r:id="rIdoniezw7fmjut_tfcqoqy4">
               <w:r>
                 <w:rPr>
                   <w:rFonts w:ascii="Arial" w:cs="Arial" w:eastAsia="Arial" w:hAnsi="Arial"/>
@@ -36641,7 +36641,7 @@
               <w:spacing w:after="10" w:before="0"/>
               <w:ind w:left="120"/>
             </w:pPr>
-            <w:hyperlink w:history="1" r:id="rIdhztobslmyjsxgymfiweus">
+            <w:hyperlink w:history="1" r:id="rIdbhnsr23gjkj0pfhrjmg65">
               <w:r>
                 <w:rPr>
                   <w:rFonts w:ascii="Arial" w:cs="Arial" w:eastAsia="Arial" w:hAnsi="Arial"/>
@@ -36836,7 +36836,7 @@
             <w:pPr>
               <w:spacing w:after="20" w:before="0"/>
             </w:pPr>
-            <w:hyperlink w:history="1" r:id="rIdih9fcv6qbbxhoeo4zfho-">
+            <w:hyperlink w:history="1" r:id="rIdqutjc_vbfehuepskizpke">
               <w:r>
                 <w:rPr>
                   <w:rFonts w:ascii="Arial" w:cs="Arial" w:eastAsia="Arial" w:hAnsi="Arial"/>
@@ -36869,7 +36869,7 @@
               <w:spacing w:after="10" w:before="0"/>
               <w:ind w:left="120"/>
             </w:pPr>
-            <w:hyperlink w:history="1" r:id="rIdqtotezbxnhsotmdtb1pb6">
+            <w:hyperlink w:history="1" r:id="rIdwpesotvf7uxc5f_3nssta">
               <w:r>
                 <w:rPr>
                   <w:rFonts w:ascii="Arial" w:cs="Arial" w:eastAsia="Arial" w:hAnsi="Arial"/>
@@ -36914,7 +36914,7 @@
             <w:pPr>
               <w:spacing w:after="20" w:before="0"/>
             </w:pPr>
-            <w:hyperlink w:history="1" r:id="rId-dhypbdafzr8tcqd2mc0s">
+            <w:hyperlink w:history="1" r:id="rIdpcssojp6prjgy-eemomsm">
               <w:r>
                 <w:rPr>
                   <w:rFonts w:ascii="Arial" w:cs="Arial" w:eastAsia="Arial" w:hAnsi="Arial"/>
@@ -36947,7 +36947,7 @@
               <w:spacing w:after="10" w:before="0"/>
               <w:ind w:left="120"/>
             </w:pPr>
-            <w:hyperlink w:history="1" r:id="rIdymbhcr5ttzko4wb6revud">
+            <w:hyperlink w:history="1" r:id="rIdinqzwp94okwieoqzxmvdt">
               <w:r>
                 <w:rPr>
                   <w:rFonts w:ascii="Arial" w:cs="Arial" w:eastAsia="Arial" w:hAnsi="Arial"/>
@@ -37142,7 +37142,7 @@
             <w:pPr>
               <w:spacing w:after="20" w:before="0"/>
             </w:pPr>
-            <w:hyperlink w:history="1" r:id="rIdl9pp8rz4_xjl20jmg3_u6">
+            <w:hyperlink w:history="1" r:id="rIdswq4xvsi1dxtfhvjig6ks">
               <w:r>
                 <w:rPr>
                   <w:rFonts w:ascii="Arial" w:cs="Arial" w:eastAsia="Arial" w:hAnsi="Arial"/>
@@ -37175,7 +37175,7 @@
               <w:spacing w:after="10" w:before="0"/>
               <w:ind w:left="120"/>
             </w:pPr>
-            <w:hyperlink w:history="1" r:id="rIdssof1sgvmixg27wgb9mjl">
+            <w:hyperlink w:history="1" r:id="rIduo5foryzcryz2gxyjlpw1">
               <w:r>
                 <w:rPr>
                   <w:rFonts w:ascii="Arial" w:cs="Arial" w:eastAsia="Arial" w:hAnsi="Arial"/>
@@ -37220,7 +37220,7 @@
             <w:pPr>
               <w:spacing w:after="20" w:before="0"/>
             </w:pPr>
-            <w:hyperlink w:history="1" r:id="rIdnflkjcz8-pghjpszp3wcj">
+            <w:hyperlink w:history="1" r:id="rId3wjijhpqx4axyibvfad4w">
               <w:r>
                 <w:rPr>
                   <w:rFonts w:ascii="Arial" w:cs="Arial" w:eastAsia="Arial" w:hAnsi="Arial"/>
@@ -37269,7 +37269,7 @@
               <w:spacing w:after="10" w:before="0"/>
               <w:ind w:left="120"/>
             </w:pPr>
-            <w:hyperlink w:history="1" r:id="rIdkyx5799xdtyldr_lw3uxz">
+            <w:hyperlink w:history="1" r:id="rId_oqvs-5pylxnkfqhyh6fm">
               <w:r>
                 <w:rPr>
                   <w:rFonts w:ascii="Arial" w:cs="Arial" w:eastAsia="Arial" w:hAnsi="Arial"/>
@@ -38009,7 +38009,7 @@
         </w:rPr>
         <w:t xml:space="preserve">© 2026 SeaVuria and ARES. Aligned with KICD objectives. Developed by SeaVuria; technical implementation by ARES (with AI assistance from Claude). Licensed under </w:t>
       </w:r>
-      <w:hyperlink w:history="1" r:id="rIdjoesfmxxo8zdcdri7c92r">
+      <w:hyperlink w:history="1" r:id="rIdrwqbrs4nd_omrwtt8ctl_">
         <w:r>
           <w:rPr>
             <w:rFonts w:ascii="Arial" w:cs="Arial" w:eastAsia="Arial" w:hAnsi="Arial"/>
@@ -38030,7 +38030,7 @@
         </w:rPr>
         <w:t xml:space="preserve"> (</w:t>
       </w:r>
-      <w:hyperlink w:history="1" r:id="rIdr5d9i1wxxgn_-_ibgcjtx">
+      <w:hyperlink w:history="1" r:id="rId6v_qrm4zy1tdnwnmy-hph">
         <w:r>
           <w:rPr>
             <w:rFonts w:ascii="Arial" w:cs="Arial" w:eastAsia="Arial" w:hAnsi="Arial"/>

--- a/data/outputs/v2/Physics/SS4.2_Introduction_to_Space_Physics/Physics_Introduction_to_Space_Physics_CBE_LessonSequence.docx
+++ b/data/outputs/v2/Physics/SS4.2_Introduction_to_Space_Physics/Physics_Introduction_to_Space_Physics_CBE_LessonSequence.docx
@@ -2731,7 +2731,7 @@
         </w:rPr>
         <w:t xml:space="preserve">© 2026 SeaVuria and ARES. This work is licensed under a </w:t>
       </w:r>
-      <w:hyperlink w:history="1" r:id="rIdop7x8syseri25cuqrxqez">
+      <w:hyperlink w:history="1" r:id="rIdpmse8craokgs87vttoazp">
         <w:r>
           <w:rPr>
             <w:rFonts w:ascii="Arial" w:cs="Arial" w:eastAsia="Arial" w:hAnsi="Arial"/>
@@ -2751,7 +2751,7 @@
         </w:rPr>
         <w:t xml:space="preserve"> (</w:t>
       </w:r>
-      <w:hyperlink w:history="1" r:id="rId4e8l6bvdlsjang91nybhn">
+      <w:hyperlink w:history="1" r:id="rIdjj8jams7mfziksjn88jog">
         <w:r>
           <w:rPr>
             <w:rFonts w:ascii="Arial" w:cs="Arial" w:eastAsia="Arial" w:hAnsi="Arial"/>
@@ -2771,7 +2771,7 @@
         </w:rPr>
         <w:t xml:space="preserve">). To view a copy of this license, visit </w:t>
       </w:r>
-      <w:hyperlink w:history="1" r:id="rIdb8gceypu_iwfgniqrs-6q">
+      <w:hyperlink w:history="1" r:id="rId_avvaoex49cibhsl17e9z">
         <w:r>
           <w:rPr>
             <w:rFonts w:ascii="Arial" w:cs="Arial" w:eastAsia="Arial" w:hAnsi="Arial"/>
@@ -3783,7 +3783,7 @@
             <w:pPr>
               <w:spacing w:after="20" w:before="0"/>
             </w:pPr>
-            <w:hyperlink w:history="1" r:id="rIdookmdu042voyghgyjyjli">
+            <w:hyperlink w:history="1" r:id="rIdsqn_mnbtuodnmknop7h0i">
               <w:r>
                 <w:rPr>
                   <w:rFonts w:ascii="Arial" w:cs="Arial" w:eastAsia="Arial" w:hAnsi="Arial"/>
@@ -3816,7 +3816,7 @@
               <w:spacing w:after="10" w:before="0"/>
               <w:ind w:left="120"/>
             </w:pPr>
-            <w:hyperlink w:history="1" r:id="rIdpsbljn2s9pcysu4flmspl">
+            <w:hyperlink w:history="1" r:id="rId3tnra27t5ywl2ca_9jp3b">
               <w:r>
                 <w:rPr>
                   <w:rFonts w:ascii="Arial" w:cs="Arial" w:eastAsia="Arial" w:hAnsi="Arial"/>
@@ -3878,7 +3878,7 @@
               <w:spacing w:after="10" w:before="0"/>
               <w:ind w:left="120"/>
             </w:pPr>
-            <w:hyperlink w:history="1" r:id="rIdhd1gq1d48oerjjzyhy6jt">
+            <w:hyperlink w:history="1" r:id="rIdxfzbecmwmnzu8vbgzou3f">
               <w:r>
                 <w:rPr>
                   <w:rFonts w:ascii="Arial" w:cs="Arial" w:eastAsia="Arial" w:hAnsi="Arial"/>
@@ -4088,7 +4088,7 @@
             <w:pPr>
               <w:spacing w:after="20" w:before="0"/>
             </w:pPr>
-            <w:hyperlink w:history="1" r:id="rId-kpyqgcvmaemmmtpmlqzm">
+            <w:hyperlink w:history="1" r:id="rIdyh46p-yw9pkrizliidltn">
               <w:r>
                 <w:rPr>
                   <w:rFonts w:ascii="Arial" w:cs="Arial" w:eastAsia="Arial" w:hAnsi="Arial"/>
@@ -4121,7 +4121,7 @@
               <w:spacing w:after="10" w:before="0"/>
               <w:ind w:left="120"/>
             </w:pPr>
-            <w:hyperlink w:history="1" r:id="rIdcd-qoqejmbskwlrxbw4bd">
+            <w:hyperlink w:history="1" r:id="rIdwnlljqyst1m7n9m4s9jsu">
               <w:r>
                 <w:rPr>
                   <w:rFonts w:ascii="Arial" w:cs="Arial" w:eastAsia="Arial" w:hAnsi="Arial"/>
@@ -4183,7 +4183,7 @@
               <w:spacing w:after="10" w:before="0"/>
               <w:ind w:left="120"/>
             </w:pPr>
-            <w:hyperlink w:history="1" r:id="rIdoynohtdnal0nfljqctory">
+            <w:hyperlink w:history="1" r:id="rId43jktw1oalrc4gqb_es6o">
               <w:r>
                 <w:rPr>
                   <w:rFonts w:ascii="Arial" w:cs="Arial" w:eastAsia="Arial" w:hAnsi="Arial"/>
@@ -4393,7 +4393,7 @@
             <w:pPr>
               <w:spacing w:after="20" w:before="0"/>
             </w:pPr>
-            <w:hyperlink w:history="1" r:id="rId4tn60gp2fgaqxw4xq-nbu">
+            <w:hyperlink w:history="1" r:id="rId5udcv-vmfmhj_-h-6owch">
               <w:r>
                 <w:rPr>
                   <w:rFonts w:ascii="Arial" w:cs="Arial" w:eastAsia="Arial" w:hAnsi="Arial"/>
@@ -4442,7 +4442,7 @@
               <w:spacing w:after="10" w:before="0"/>
               <w:ind w:left="120"/>
             </w:pPr>
-            <w:hyperlink w:history="1" r:id="rIdurnmgvhom5eyhjomzuu4x">
+            <w:hyperlink w:history="1" r:id="rIdg-hcphuhe3w_bp-dlurpe">
               <w:r>
                 <w:rPr>
                   <w:rFonts w:ascii="Arial" w:cs="Arial" w:eastAsia="Arial" w:hAnsi="Arial"/>
@@ -4504,7 +4504,7 @@
               <w:spacing w:after="10" w:before="0"/>
               <w:ind w:left="120"/>
             </w:pPr>
-            <w:hyperlink w:history="1" r:id="rIddep7hr786gskxpkvpnn0h">
+            <w:hyperlink w:history="1" r:id="rIdllp0il8x3z_pt9zhc8mn4">
               <w:r>
                 <w:rPr>
                   <w:rFonts w:ascii="Arial" w:cs="Arial" w:eastAsia="Arial" w:hAnsi="Arial"/>
@@ -4714,7 +4714,7 @@
             <w:pPr>
               <w:spacing w:after="20" w:before="0"/>
             </w:pPr>
-            <w:hyperlink w:history="1" r:id="rIdzhazdroqwfeoitxkwpvcw">
+            <w:hyperlink w:history="1" r:id="rId2wpww5ti7ca-qplxdga2t">
               <w:r>
                 <w:rPr>
                   <w:rFonts w:ascii="Arial" w:cs="Arial" w:eastAsia="Arial" w:hAnsi="Arial"/>
@@ -4763,7 +4763,7 @@
               <w:spacing w:after="10" w:before="0"/>
               <w:ind w:left="120"/>
             </w:pPr>
-            <w:hyperlink w:history="1" r:id="rIdndtnqw7z5as2y87jcvtg9">
+            <w:hyperlink w:history="1" r:id="rIdr8dgml8sonem2ellit9yr">
               <w:r>
                 <w:rPr>
                   <w:rFonts w:ascii="Arial" w:cs="Arial" w:eastAsia="Arial" w:hAnsi="Arial"/>
@@ -4825,7 +4825,7 @@
               <w:spacing w:after="10" w:before="0"/>
               <w:ind w:left="120"/>
             </w:pPr>
-            <w:hyperlink w:history="1" r:id="rId340ke8jynm-2o3crhlfbs">
+            <w:hyperlink w:history="1" r:id="rIdtuh6rykaib-shzdbiouzs">
               <w:r>
                 <w:rPr>
                   <w:rFonts w:ascii="Arial" w:cs="Arial" w:eastAsia="Arial" w:hAnsi="Arial"/>
@@ -5035,7 +5035,7 @@
             <w:pPr>
               <w:spacing w:after="20" w:before="0"/>
             </w:pPr>
-            <w:hyperlink w:history="1" r:id="rIded6eittkjodhjnocnqbsk">
+            <w:hyperlink w:history="1" r:id="rIdykmrqepljfoeip0hrcxvp">
               <w:r>
                 <w:rPr>
                   <w:rFonts w:ascii="Arial" w:cs="Arial" w:eastAsia="Arial" w:hAnsi="Arial"/>
@@ -5084,7 +5084,7 @@
               <w:spacing w:after="10" w:before="0"/>
               <w:ind w:left="120"/>
             </w:pPr>
-            <w:hyperlink w:history="1" r:id="rIdgmshrp0y9sjva9qrxwz3e">
+            <w:hyperlink w:history="1" r:id="rIdq0nefkfvlbbjzkaxvxfo1">
               <w:r>
                 <w:rPr>
                   <w:rFonts w:ascii="Arial" w:cs="Arial" w:eastAsia="Arial" w:hAnsi="Arial"/>
@@ -5146,7 +5146,7 @@
               <w:spacing w:after="10" w:before="0"/>
               <w:ind w:left="120"/>
             </w:pPr>
-            <w:hyperlink w:history="1" r:id="rIdi6hlexl8xkqtxctqf4gqw">
+            <w:hyperlink w:history="1" r:id="rIdz-jx1uotm0lqr6bncjopd">
               <w:r>
                 <w:rPr>
                   <w:rFonts w:ascii="Arial" w:cs="Arial" w:eastAsia="Arial" w:hAnsi="Arial"/>
@@ -5673,7 +5673,7 @@
         </w:rPr>
         <w:t xml:space="preserve">© 2026 SeaVuria and ARES. Aligned with KICD objectives. Developed by SeaVuria; technical implementation by ARES (with AI assistance from Claude). Licensed under </w:t>
       </w:r>
-      <w:hyperlink w:history="1" r:id="rIdi8gbomnhezzshlrahhcfl">
+      <w:hyperlink w:history="1" r:id="rIdyojf_rw_1jf_fvalpprjc">
         <w:r>
           <w:rPr>
             <w:rFonts w:ascii="Arial" w:cs="Arial" w:eastAsia="Arial" w:hAnsi="Arial"/>
@@ -5694,7 +5694,7 @@
         </w:rPr>
         <w:t xml:space="preserve"> (</w:t>
       </w:r>
-      <w:hyperlink w:history="1" r:id="rId2fhtefwgjvwm9_unbxkmn">
+      <w:hyperlink w:history="1" r:id="rIdqdjz_xb8hzg62vcfjob2n">
         <w:r>
           <w:rPr>
             <w:rFonts w:ascii="Arial" w:cs="Arial" w:eastAsia="Arial" w:hAnsi="Arial"/>
@@ -6707,7 +6707,7 @@
             <w:pPr>
               <w:spacing w:after="20" w:before="0"/>
             </w:pPr>
-            <w:hyperlink w:history="1" r:id="rIdmb9xqq80mgzdtz9djifyv">
+            <w:hyperlink w:history="1" r:id="rIddzvncuk2skkhvdkcbccbp">
               <w:r>
                 <w:rPr>
                   <w:rFonts w:ascii="Arial" w:cs="Arial" w:eastAsia="Arial" w:hAnsi="Arial"/>
@@ -6740,7 +6740,7 @@
               <w:spacing w:after="10" w:before="0"/>
               <w:ind w:left="120"/>
             </w:pPr>
-            <w:hyperlink w:history="1" r:id="rIdn15ewzq0vqoy6-c60pjm1">
+            <w:hyperlink w:history="1" r:id="rIdz-zgfkpsh1jiqhl9hrgyj">
               <w:r>
                 <w:rPr>
                   <w:rFonts w:ascii="Arial" w:cs="Arial" w:eastAsia="Arial" w:hAnsi="Arial"/>
@@ -6785,7 +6785,7 @@
             <w:pPr>
               <w:spacing w:after="20" w:before="0"/>
             </w:pPr>
-            <w:hyperlink w:history="1" r:id="rIdns9xlldfbcr3npo_sqn90">
+            <w:hyperlink w:history="1" r:id="rIdxhbtpuldsheyyu7y_xk5t">
               <w:r>
                 <w:rPr>
                   <w:rFonts w:ascii="Arial" w:cs="Arial" w:eastAsia="Arial" w:hAnsi="Arial"/>
@@ -6818,7 +6818,7 @@
               <w:spacing w:after="10" w:before="0"/>
               <w:ind w:left="120"/>
             </w:pPr>
-            <w:hyperlink w:history="1" r:id="rId4ldujk47rb8jq-efmgr0j">
+            <w:hyperlink w:history="1" r:id="rIdoit-ulvijtppnlfuhp1mw">
               <w:r>
                 <w:rPr>
                   <w:rFonts w:ascii="Arial" w:cs="Arial" w:eastAsia="Arial" w:hAnsi="Arial"/>
@@ -7013,7 +7013,7 @@
             <w:pPr>
               <w:spacing w:after="20" w:before="0"/>
             </w:pPr>
-            <w:hyperlink w:history="1" r:id="rIdkkz4hynxggtga7m4zbfh8">
+            <w:hyperlink w:history="1" r:id="rIdi4r6shgqu3vhyfasvpyhz">
               <w:r>
                 <w:rPr>
                   <w:rFonts w:ascii="Arial" w:cs="Arial" w:eastAsia="Arial" w:hAnsi="Arial"/>
@@ -7046,7 +7046,7 @@
               <w:spacing w:after="10" w:before="0"/>
               <w:ind w:left="120"/>
             </w:pPr>
-            <w:hyperlink w:history="1" r:id="rIdhnee2g5thm518aire7a3r">
+            <w:hyperlink w:history="1" r:id="rId-n78syrbhivmnmkybflrw">
               <w:r>
                 <w:rPr>
                   <w:rFonts w:ascii="Arial" w:cs="Arial" w:eastAsia="Arial" w:hAnsi="Arial"/>
@@ -7091,7 +7091,7 @@
             <w:pPr>
               <w:spacing w:after="20" w:before="0"/>
             </w:pPr>
-            <w:hyperlink w:history="1" r:id="rId9zwsb3feczrlkkliervx5">
+            <w:hyperlink w:history="1" r:id="rIdkbok4wmptbmypi8h2bhlv">
               <w:r>
                 <w:rPr>
                   <w:rFonts w:ascii="Arial" w:cs="Arial" w:eastAsia="Arial" w:hAnsi="Arial"/>
@@ -7124,7 +7124,7 @@
               <w:spacing w:after="10" w:before="0"/>
               <w:ind w:left="120"/>
             </w:pPr>
-            <w:hyperlink w:history="1" r:id="rIdl6llv4tygl0t3sulzjon1">
+            <w:hyperlink w:history="1" r:id="rIdjmt5xsklhduezcxzkigub">
               <w:r>
                 <w:rPr>
                   <w:rFonts w:ascii="Arial" w:cs="Arial" w:eastAsia="Arial" w:hAnsi="Arial"/>
@@ -7204,7 +7204,7 @@
                 <w:sz w:val="18"/>
                 <w:szCs w:val="18"/>
               </w:rPr>
-              <w:t xml:space="preserve"> ACTIVITY A — Big Bang Timeline Construction (25 min): Working in groups of 4, learners receive a printed 'Cosmic Events Card Set' (12 cards, each describing a key event: Big Bang, quark-gluon plasma, protons/neutrons form, first atoms form [380,000 yrs], first stars ignite [~200 million yrs], first galaxies form [~1 billion yrs], Milky Way forms [~13.6 billion yrs ago], Solar System forms [~4.6 billion yrs ago], Earth forms, first life on Earth, modern humans, tonight above Nairobi). Groups arrange the cards in chronological order along a 2-metre rope stretched across their desk (representing 13.8 billion years on a log scale). They annotate each card with: what existed at that stage, and what did NOT yet exist. Groups photograph their completed timeline with a tablet.</w:t>
+              <w:t xml:space="preserve"> ACTIVITY A — Big Bang Timeline Construction (25 min): Working in groups of 4, learners receive a printed 'Cosmic Events Card Set' (12 cards, each describing a key event: Big Bang, quark-gluon plasma, protons/neutrons form, first atoms form [380,000 yrs], first stars ignite [~200 million yrs], first galaxies form [~300 million yrs], Milky Way forms [~13.6 billion yrs ago], Solar System forms [~4.6 billion yrs ago], Earth forms, first life on Earth, modern humans, tonight above Nairobi). Groups arrange the cards in chronological order along a 2-metre rope stretched across their desk (representing 13.8 billion years on a log scale). They annotate each card with: what existed at that stage, and what did NOT yet exist. Groups photograph their completed timeline with a tablet.</w:t>
             </w:r>
           </w:p>
           <w:p>
@@ -7274,7 +7274,7 @@
                 <w:sz w:val="18"/>
                 <w:szCs w:val="18"/>
               </w:rPr>
-              <w:t xml:space="preserve">Distribute card sets and ropes. Say: 'Your job is to become the universe's historians. These 12 cards describe events across 13.8 billion years. Your challenge: put them in order AND mark on the rope roughly WHERE each event falls — not just the order, but how long after the Big Bang it happened. Pay attention to the numbers.' [WAIT 8 minutes for initial ordering — circulate and observe.] After 8 minutes, prompt groups who are struggling with scale: 'If the Big Bang is at one end and tonight is at the other end — where on this 2-metre rope would the entire history of human civilisation fit? Think about that.' [WAIT 15 seconds.] After timeline completion, direct learners to Activity B. Say: 'You have just seen how galaxies took about 1 billion years to form. Now let us look at what galaxies actually look like. Open the galaxy image gallery. Your task is to classify each image and find our home galaxy.' Circulate during classification. Prompt deeper thinking by asking pairs: 'Why do you think some galaxies are smooth and round while others have spiral arms? What might cause those differences?' [WAIT 10 seconds before taking responses.] Cold-call 4 pairs to share their Milky Way identification and reasoning.</w:t>
+              <w:t xml:space="preserve">Distribute card sets and ropes. Say: 'Your job is to become the universe's historians. These 12 cards describe events across 13.8 billion years. Your challenge: put them in order AND mark on the rope roughly WHERE each event falls — not just the order, but how long after the Big Bang it happened. Pay attention to the numbers.' [WAIT 8 minutes for initial ordering — circulate and observe.] After 8 minutes, prompt groups who are struggling with scale: 'If the Big Bang is at one end and tonight is at the other end — where on this 2-metre rope would the entire history of human civilisation fit? Think about that.' [WAIT 15 seconds.] After timeline completion, direct learners to Activity B. Say: 'You have just seen how the first galaxies formed within about 300 million years. Now let us look at what galaxies actually look like. Open the galaxy image gallery. Your task is to classify each image and find our home galaxy.' Circulate during classification. Prompt deeper thinking by asking pairs: 'Why do you think some galaxies are smooth and round while others have spiral arms? What might cause those differences?' [WAIT 10 seconds before taking responses.] Cold-call 4 pairs to share their Milky Way identification and reasoning.</w:t>
             </w:r>
           </w:p>
         </w:tc>
@@ -7395,7 +7395,7 @@
             <w:pPr>
               <w:spacing w:after="20" w:before="0"/>
             </w:pPr>
-            <w:hyperlink w:history="1" r:id="rIdktcpmll4ataglo7ufcjnb">
+            <w:hyperlink w:history="1" r:id="rId1xjyostwgdd-labb1fbjw">
               <w:r>
                 <w:rPr>
                   <w:rFonts w:ascii="Arial" w:cs="Arial" w:eastAsia="Arial" w:hAnsi="Arial"/>
@@ -7428,7 +7428,7 @@
               <w:spacing w:after="10" w:before="0"/>
               <w:ind w:left="120"/>
             </w:pPr>
-            <w:hyperlink w:history="1" r:id="rIde2fuvfqykjtr04s8uqw2a">
+            <w:hyperlink w:history="1" r:id="rId3w5vd0xjhm3upg31d4kbw">
               <w:r>
                 <w:rPr>
                   <w:rFonts w:ascii="Arial" w:cs="Arial" w:eastAsia="Arial" w:hAnsi="Arial"/>
@@ -7473,7 +7473,7 @@
             <w:pPr>
               <w:spacing w:after="20" w:before="0"/>
             </w:pPr>
-            <w:hyperlink w:history="1" r:id="rIdlrr26zoqcopk57ejuhl6m">
+            <w:hyperlink w:history="1" r:id="rIdve1tu28dbzc5hbjqawy7l">
               <w:r>
                 <w:rPr>
                   <w:rFonts w:ascii="Arial" w:cs="Arial" w:eastAsia="Arial" w:hAnsi="Arial"/>
@@ -7506,7 +7506,7 @@
               <w:spacing w:after="10" w:before="0"/>
               <w:ind w:left="120"/>
             </w:pPr>
-            <w:hyperlink w:history="1" r:id="rIdyy9lm0wgg5lm3niqzlqsu">
+            <w:hyperlink w:history="1" r:id="rIdifjjkxann4mmwo0kqivwc">
               <w:r>
                 <w:rPr>
                   <w:rFonts w:ascii="Arial" w:cs="Arial" w:eastAsia="Arial" w:hAnsi="Arial"/>
@@ -7701,7 +7701,7 @@
             <w:pPr>
               <w:spacing w:after="20" w:before="0"/>
             </w:pPr>
-            <w:hyperlink w:history="1" r:id="rIdzrwsxmhrlxsfnwx8mib3c">
+            <w:hyperlink w:history="1" r:id="rId81ffjw9jsdk1c5gm9pbfi">
               <w:r>
                 <w:rPr>
                   <w:rFonts w:ascii="Arial" w:cs="Arial" w:eastAsia="Arial" w:hAnsi="Arial"/>
@@ -7734,7 +7734,7 @@
               <w:spacing w:after="10" w:before="0"/>
               <w:ind w:left="120"/>
             </w:pPr>
-            <w:hyperlink w:history="1" r:id="rIdnixx4ql6e8u9esmecqgkf">
+            <w:hyperlink w:history="1" r:id="rIdyx5pox4fduow7uyud0ora">
               <w:r>
                 <w:rPr>
                   <w:rFonts w:ascii="Arial" w:cs="Arial" w:eastAsia="Arial" w:hAnsi="Arial"/>
@@ -7779,7 +7779,7 @@
             <w:pPr>
               <w:spacing w:after="20" w:before="0"/>
             </w:pPr>
-            <w:hyperlink w:history="1" r:id="rIdn5v0j_bkbikahlxv82ez1">
+            <w:hyperlink w:history="1" r:id="rIdzkkoyydgn4yrbwcecs66a">
               <w:r>
                 <w:rPr>
                   <w:rFonts w:ascii="Arial" w:cs="Arial" w:eastAsia="Arial" w:hAnsi="Arial"/>
@@ -7812,7 +7812,7 @@
               <w:spacing w:after="10" w:before="0"/>
               <w:ind w:left="120"/>
             </w:pPr>
-            <w:hyperlink w:history="1" r:id="rIdkwkzj5go4ocucteu_jtg7">
+            <w:hyperlink w:history="1" r:id="rIdrsl3ihahsbybp2v2glisv">
               <w:r>
                 <w:rPr>
                   <w:rFonts w:ascii="Arial" w:cs="Arial" w:eastAsia="Arial" w:hAnsi="Arial"/>
@@ -8007,7 +8007,7 @@
             <w:pPr>
               <w:spacing w:after="20" w:before="0"/>
             </w:pPr>
-            <w:hyperlink w:history="1" r:id="rIdyobtla1y3wmp3xg2buqih">
+            <w:hyperlink w:history="1" r:id="rIdfpwl9dajhwwtaiysqj5pf">
               <w:r>
                 <w:rPr>
                   <w:rFonts w:ascii="Arial" w:cs="Arial" w:eastAsia="Arial" w:hAnsi="Arial"/>
@@ -8040,7 +8040,7 @@
               <w:spacing w:after="10" w:before="0"/>
               <w:ind w:left="120"/>
             </w:pPr>
-            <w:hyperlink w:history="1" r:id="rIdn9hsecacw6s0dylvrk0re">
+            <w:hyperlink w:history="1" r:id="rIddegbtsjszx96hi4iarhum">
               <w:r>
                 <w:rPr>
                   <w:rFonts w:ascii="Arial" w:cs="Arial" w:eastAsia="Arial" w:hAnsi="Arial"/>
@@ -8085,7 +8085,7 @@
             <w:pPr>
               <w:spacing w:after="20" w:before="0"/>
             </w:pPr>
-            <w:hyperlink w:history="1" r:id="rIdpizhgucweh2yhpoh6mk9x">
+            <w:hyperlink w:history="1" r:id="rId8xy94gllumjjzmpgdhrou">
               <w:r>
                 <w:rPr>
                   <w:rFonts w:ascii="Arial" w:cs="Arial" w:eastAsia="Arial" w:hAnsi="Arial"/>
@@ -8118,7 +8118,7 @@
               <w:spacing w:after="10" w:before="0"/>
               <w:ind w:left="120"/>
             </w:pPr>
-            <w:hyperlink w:history="1" r:id="rIdugtqrpurqqrqa4a7vxgi4">
+            <w:hyperlink w:history="1" r:id="rId_jxqpvul2hwzwr8pz0fyu">
               <w:r>
                 <w:rPr>
                   <w:rFonts w:ascii="Arial" w:cs="Arial" w:eastAsia="Arial" w:hAnsi="Arial"/>
@@ -8542,7 +8542,7 @@
                 <w:sz w:val="18"/>
                 <w:szCs w:val="18"/>
               </w:rPr>
-              <w:t xml:space="preserve">Learners learned that: (1) the universe began approximately 13.8 billion years ago in the Big Bang — before which neither matter, energy, space, nor time existed as we know them; (2) the universe evolved through distinct stages: quark-gluon plasma → protons and neutrons → first atoms (hydrogen and helium, ~380,000 years after Big Bang) → first stars (~200 million years) → first galaxies (~1 billion years) → our Milky Way (~13.6 billion years ago) → our Solar System (~4.6 billion years ago); (3) the Milky Way — the glowing band visible from the Rift Valley and Lake Victoria — is a barred spiral galaxy containing over 200 billion stars, including our Sun; (4) the Cosmic Microwave Background radiation is one of the key pieces of evidence scientists use to confirm the Big Bang model; (5) the universe continues to expand today.</w:t>
+              <w:t xml:space="preserve">Learners learned that: (1) the universe began approximately 13.8 billion years ago in the Big Bang — before which neither matter, energy, space, nor time existed as we know them; (2) the universe evolved through distinct stages: quark-gluon plasma → protons and neutrons → first atoms (hydrogen and helium, ~380,000 years after Big Bang) → first stars (~200 million years) → first galaxies (~300 million years) → our Milky Way (~13.6 billion years ago) → our Solar System (~4.6 billion years ago); (3) the Milky Way — the glowing band visible from the Rift Valley and Lake Victoria — is a barred spiral galaxy containing over 200 billion stars, including our Sun; (4) the Cosmic Microwave Background radiation is one of the key pieces of evidence scientists use to confirm the Big Bang model; (5) the universe continues to expand today.</w:t>
             </w:r>
           </w:p>
         </w:tc>
@@ -8630,7 +8630,7 @@
         </w:rPr>
         <w:t xml:space="preserve">© 2026 SeaVuria and ARES. Aligned with KICD objectives. Developed by SeaVuria; technical implementation by ARES (with AI assistance from Claude). Licensed under </w:t>
       </w:r>
-      <w:hyperlink w:history="1" r:id="rIdansarrewup5ykzsllt6er">
+      <w:hyperlink w:history="1" r:id="rIdjg_huou-gklli34asmhxg">
         <w:r>
           <w:rPr>
             <w:rFonts w:ascii="Arial" w:cs="Arial" w:eastAsia="Arial" w:hAnsi="Arial"/>
@@ -8651,7 +8651,7 @@
         </w:rPr>
         <w:t xml:space="preserve"> (</w:t>
       </w:r>
-      <w:hyperlink w:history="1" r:id="rIdvmcotsc03a4bt6-_lhdoh">
+      <w:hyperlink w:history="1" r:id="rIdzyy6_dgodli0gacfd5ydm">
         <w:r>
           <w:rPr>
             <w:rFonts w:ascii="Arial" w:cs="Arial" w:eastAsia="Arial" w:hAnsi="Arial"/>
@@ -9664,7 +9664,7 @@
             <w:pPr>
               <w:spacing w:after="20" w:before="0"/>
             </w:pPr>
-            <w:hyperlink w:history="1" r:id="rIdzfp-zvrpbtf4fz_ov6iup">
+            <w:hyperlink w:history="1" r:id="rIdogknq4h5bd_demffghhtg">
               <w:r>
                 <w:rPr>
                   <w:rFonts w:ascii="Arial" w:cs="Arial" w:eastAsia="Arial" w:hAnsi="Arial"/>
@@ -9713,7 +9713,7 @@
               <w:spacing w:after="10" w:before="0"/>
               <w:ind w:left="120"/>
             </w:pPr>
-            <w:hyperlink w:history="1" r:id="rIdi0reyzygubzc-blhttvef">
+            <w:hyperlink w:history="1" r:id="rId3ndxlktcbuqvt041bebfp">
               <w:r>
                 <w:rPr>
                   <w:rFonts w:ascii="Arial" w:cs="Arial" w:eastAsia="Arial" w:hAnsi="Arial"/>
@@ -9758,7 +9758,7 @@
             <w:pPr>
               <w:spacing w:after="20" w:before="0"/>
             </w:pPr>
-            <w:hyperlink w:history="1" r:id="rId4isdsf69ktkvarrrnjwre">
+            <w:hyperlink w:history="1" r:id="rIdrvebmueuepivhvltzl8og">
               <w:r>
                 <w:rPr>
                   <w:rFonts w:ascii="Arial" w:cs="Arial" w:eastAsia="Arial" w:hAnsi="Arial"/>
@@ -9807,7 +9807,7 @@
               <w:spacing w:after="10" w:before="0"/>
               <w:ind w:left="120"/>
             </w:pPr>
-            <w:hyperlink w:history="1" r:id="rId5j16anisydbu5k2jruig3">
+            <w:hyperlink w:history="1" r:id="rIdihs5acdczkccxc-aliohg">
               <w:r>
                 <w:rPr>
                   <w:rFonts w:ascii="Arial" w:cs="Arial" w:eastAsia="Arial" w:hAnsi="Arial"/>
@@ -10002,7 +10002,7 @@
             <w:pPr>
               <w:spacing w:after="20" w:before="0"/>
             </w:pPr>
-            <w:hyperlink w:history="1" r:id="rIdtcts82znk-oawucajgdea">
+            <w:hyperlink w:history="1" r:id="rIdabn9czncyq3brgui3oaia">
               <w:r>
                 <w:rPr>
                   <w:rFonts w:ascii="Arial" w:cs="Arial" w:eastAsia="Arial" w:hAnsi="Arial"/>
@@ -10051,7 +10051,7 @@
               <w:spacing w:after="10" w:before="0"/>
               <w:ind w:left="120"/>
             </w:pPr>
-            <w:hyperlink w:history="1" r:id="rIde6rzfbo_mzwtqoh3e3njk">
+            <w:hyperlink w:history="1" r:id="rIda_vytjesxlz6s5orpqym5">
               <w:r>
                 <w:rPr>
                   <w:rFonts w:ascii="Arial" w:cs="Arial" w:eastAsia="Arial" w:hAnsi="Arial"/>
@@ -10096,7 +10096,7 @@
             <w:pPr>
               <w:spacing w:after="20" w:before="0"/>
             </w:pPr>
-            <w:hyperlink w:history="1" r:id="rIddhrlleudvorsxjcexhdx4">
+            <w:hyperlink w:history="1" r:id="rIdpvfizbovbxptgpa964yzv">
               <w:r>
                 <w:rPr>
                   <w:rFonts w:ascii="Arial" w:cs="Arial" w:eastAsia="Arial" w:hAnsi="Arial"/>
@@ -10145,7 +10145,7 @@
               <w:spacing w:after="10" w:before="0"/>
               <w:ind w:left="120"/>
             </w:pPr>
-            <w:hyperlink w:history="1" r:id="rIdaruvwrd_clv32bkcsygdy">
+            <w:hyperlink w:history="1" r:id="rIdvyjs_frxy-sjgpaex0imz">
               <w:r>
                 <w:rPr>
                   <w:rFonts w:ascii="Arial" w:cs="Arial" w:eastAsia="Arial" w:hAnsi="Arial"/>
@@ -10340,7 +10340,7 @@
             <w:pPr>
               <w:spacing w:after="20" w:before="0"/>
             </w:pPr>
-            <w:hyperlink w:history="1" r:id="rIdr-uogxozx5mxiel76-oop">
+            <w:hyperlink w:history="1" r:id="rIdolhaiflseudy4k5hu2-db">
               <w:r>
                 <w:rPr>
                   <w:rFonts w:ascii="Arial" w:cs="Arial" w:eastAsia="Arial" w:hAnsi="Arial"/>
@@ -10389,7 +10389,7 @@
               <w:spacing w:after="10" w:before="0"/>
               <w:ind w:left="120"/>
             </w:pPr>
-            <w:hyperlink w:history="1" r:id="rIdkzuwaijohfdjz_vw8jxze">
+            <w:hyperlink w:history="1" r:id="rIdg7vmu0cmzyrd-xbykfpb_">
               <w:r>
                 <w:rPr>
                   <w:rFonts w:ascii="Arial" w:cs="Arial" w:eastAsia="Arial" w:hAnsi="Arial"/>
@@ -10434,7 +10434,7 @@
             <w:pPr>
               <w:spacing w:after="20" w:before="0"/>
             </w:pPr>
-            <w:hyperlink w:history="1" r:id="rIdtgrrxin1lyl7c4jphuena">
+            <w:hyperlink w:history="1" r:id="rIdy-uqpj7btzrwjsuzs7ggz">
               <w:r>
                 <w:rPr>
                   <w:rFonts w:ascii="Arial" w:cs="Arial" w:eastAsia="Arial" w:hAnsi="Arial"/>
@@ -10483,7 +10483,7 @@
               <w:spacing w:after="10" w:before="0"/>
               <w:ind w:left="120"/>
             </w:pPr>
-            <w:hyperlink w:history="1" r:id="rIdnpmqt55vm8dqyor5wcdpw">
+            <w:hyperlink w:history="1" r:id="rIdp_mrh1ceobtinemsr5z2y">
               <w:r>
                 <w:rPr>
                   <w:rFonts w:ascii="Arial" w:cs="Arial" w:eastAsia="Arial" w:hAnsi="Arial"/>
@@ -10678,7 +10678,7 @@
             <w:pPr>
               <w:spacing w:after="20" w:before="0"/>
             </w:pPr>
-            <w:hyperlink w:history="1" r:id="rIdcp67smrcrpochzhsdxme0">
+            <w:hyperlink w:history="1" r:id="rIdktd94v3gok3ub8iaofbxt">
               <w:r>
                 <w:rPr>
                   <w:rFonts w:ascii="Arial" w:cs="Arial" w:eastAsia="Arial" w:hAnsi="Arial"/>
@@ -10727,7 +10727,7 @@
               <w:spacing w:after="10" w:before="0"/>
               <w:ind w:left="120"/>
             </w:pPr>
-            <w:hyperlink w:history="1" r:id="rIdoxlve80p7ibifx1fw1wdt">
+            <w:hyperlink w:history="1" r:id="rIdyq6jvudssp05pjshda5_b">
               <w:r>
                 <w:rPr>
                   <w:rFonts w:ascii="Arial" w:cs="Arial" w:eastAsia="Arial" w:hAnsi="Arial"/>
@@ -10772,7 +10772,7 @@
             <w:pPr>
               <w:spacing w:after="20" w:before="0"/>
             </w:pPr>
-            <w:hyperlink w:history="1" r:id="rIdvjwf9k0wcdwfii89ohqkq">
+            <w:hyperlink w:history="1" r:id="rId2wz34ww5uhqsddinzw2wf">
               <w:r>
                 <w:rPr>
                   <w:rFonts w:ascii="Arial" w:cs="Arial" w:eastAsia="Arial" w:hAnsi="Arial"/>
@@ -10821,7 +10821,7 @@
               <w:spacing w:after="10" w:before="0"/>
               <w:ind w:left="120"/>
             </w:pPr>
-            <w:hyperlink w:history="1" r:id="rIdzlt8ofvqsaiezywkung7d">
+            <w:hyperlink w:history="1" r:id="rIduhe7gwnerg2vqppsd5atw">
               <w:r>
                 <w:rPr>
                   <w:rFonts w:ascii="Arial" w:cs="Arial" w:eastAsia="Arial" w:hAnsi="Arial"/>
@@ -11016,7 +11016,7 @@
             <w:pPr>
               <w:spacing w:after="20" w:before="0"/>
             </w:pPr>
-            <w:hyperlink w:history="1" r:id="rIdienz55hcvaxlnamgum5mb">
+            <w:hyperlink w:history="1" r:id="rIdor5dap-zgsu-dvitmetbq">
               <w:r>
                 <w:rPr>
                   <w:rFonts w:ascii="Arial" w:cs="Arial" w:eastAsia="Arial" w:hAnsi="Arial"/>
@@ -11065,7 +11065,7 @@
               <w:spacing w:after="10" w:before="0"/>
               <w:ind w:left="120"/>
             </w:pPr>
-            <w:hyperlink w:history="1" r:id="rIdqk2twt77zylexuiheao9j">
+            <w:hyperlink w:history="1" r:id="rIdnuns0my9yavfvw9xk6krz">
               <w:r>
                 <w:rPr>
                   <w:rFonts w:ascii="Arial" w:cs="Arial" w:eastAsia="Arial" w:hAnsi="Arial"/>
@@ -11110,7 +11110,7 @@
             <w:pPr>
               <w:spacing w:after="20" w:before="0"/>
             </w:pPr>
-            <w:hyperlink w:history="1" r:id="rIdxmt4kezyz4er96ykoiqs3">
+            <w:hyperlink w:history="1" r:id="rIdrazekjvyrcmjvcuc_sp4z">
               <w:r>
                 <w:rPr>
                   <w:rFonts w:ascii="Arial" w:cs="Arial" w:eastAsia="Arial" w:hAnsi="Arial"/>
@@ -11159,7 +11159,7 @@
               <w:spacing w:after="10" w:before="0"/>
               <w:ind w:left="120"/>
             </w:pPr>
-            <w:hyperlink w:history="1" r:id="rId5_fbes_2s51hleoou3jll">
+            <w:hyperlink w:history="1" r:id="rIdudoa4k_zjgrs4cmavgy3k">
               <w:r>
                 <w:rPr>
                   <w:rFonts w:ascii="Arial" w:cs="Arial" w:eastAsia="Arial" w:hAnsi="Arial"/>
@@ -11671,7 +11671,7 @@
         </w:rPr>
         <w:t xml:space="preserve">© 2026 SeaVuria and ARES. Aligned with KICD objectives. Developed by SeaVuria; technical implementation by ARES (with AI assistance from Claude). Licensed under </w:t>
       </w:r>
-      <w:hyperlink w:history="1" r:id="rIdwmxtr8psa2xeub5p0v9bz">
+      <w:hyperlink w:history="1" r:id="rIdxvzdcyilspablmmbk72xv">
         <w:r>
           <w:rPr>
             <w:rFonts w:ascii="Arial" w:cs="Arial" w:eastAsia="Arial" w:hAnsi="Arial"/>
@@ -11692,7 +11692,7 @@
         </w:rPr>
         <w:t xml:space="preserve"> (</w:t>
       </w:r>
-      <w:hyperlink w:history="1" r:id="rIdxi6cht1aoycvksjrnphsu">
+      <w:hyperlink w:history="1" r:id="rIdgyb1vl96shwzusxwzcuwm">
         <w:r>
           <w:rPr>
             <w:rFonts w:ascii="Arial" w:cs="Arial" w:eastAsia="Arial" w:hAnsi="Arial"/>
@@ -12705,7 +12705,7 @@
             <w:pPr>
               <w:spacing w:after="20" w:before="0"/>
             </w:pPr>
-            <w:hyperlink w:history="1" r:id="rIdry2lksu6xx4flzosl1abt">
+            <w:hyperlink w:history="1" r:id="rId8ypq1eoxwwy1dycbpyg_6">
               <w:r>
                 <w:rPr>
                   <w:rFonts w:ascii="Arial" w:cs="Arial" w:eastAsia="Arial" w:hAnsi="Arial"/>
@@ -12738,7 +12738,7 @@
               <w:spacing w:after="10" w:before="0"/>
               <w:ind w:left="120"/>
             </w:pPr>
-            <w:hyperlink w:history="1" r:id="rIdnnoxa5ybg_ldpur4id3uo">
+            <w:hyperlink w:history="1" r:id="rIdhbke4y-v54xdulmizdug8">
               <w:r>
                 <w:rPr>
                   <w:rFonts w:ascii="Arial" w:cs="Arial" w:eastAsia="Arial" w:hAnsi="Arial"/>
@@ -12783,7 +12783,7 @@
             <w:pPr>
               <w:spacing w:after="20" w:before="0"/>
             </w:pPr>
-            <w:hyperlink w:history="1" r:id="rIdjpl4innwsofgbamkukrk_">
+            <w:hyperlink w:history="1" r:id="rIdxzmb8csdrtvfkphrffmdm">
               <w:r>
                 <w:rPr>
                   <w:rFonts w:ascii="Arial" w:cs="Arial" w:eastAsia="Arial" w:hAnsi="Arial"/>
@@ -12816,7 +12816,7 @@
               <w:spacing w:after="10" w:before="0"/>
               <w:ind w:left="120"/>
             </w:pPr>
-            <w:hyperlink w:history="1" r:id="rIdenbeajlfyyeuszcrcwlzt">
+            <w:hyperlink w:history="1" r:id="rIdq4jlfh3dscmmjlmbeqgr8">
               <w:r>
                 <w:rPr>
                   <w:rFonts w:ascii="Arial" w:cs="Arial" w:eastAsia="Arial" w:hAnsi="Arial"/>
@@ -13011,7 +13011,7 @@
             <w:pPr>
               <w:spacing w:after="20" w:before="0"/>
             </w:pPr>
-            <w:hyperlink w:history="1" r:id="rIdgz3qmft7sxauudeq-g1zl">
+            <w:hyperlink w:history="1" r:id="rIdwxydhekarjjudgbasamzm">
               <w:r>
                 <w:rPr>
                   <w:rFonts w:ascii="Arial" w:cs="Arial" w:eastAsia="Arial" w:hAnsi="Arial"/>
@@ -13044,7 +13044,7 @@
               <w:spacing w:after="10" w:before="0"/>
               <w:ind w:left="120"/>
             </w:pPr>
-            <w:hyperlink w:history="1" r:id="rIdp4-y1nbgrfdpu1d4gqdq_">
+            <w:hyperlink w:history="1" r:id="rIdmnf-uvzvpolbguhbkqdau">
               <w:r>
                 <w:rPr>
                   <w:rFonts w:ascii="Arial" w:cs="Arial" w:eastAsia="Arial" w:hAnsi="Arial"/>
@@ -13089,7 +13089,7 @@
             <w:pPr>
               <w:spacing w:after="20" w:before="0"/>
             </w:pPr>
-            <w:hyperlink w:history="1" r:id="rId_oukthq4daxvep7ufb3xi">
+            <w:hyperlink w:history="1" r:id="rIdzgkl_y_qcrhrvvttm4o7f">
               <w:r>
                 <w:rPr>
                   <w:rFonts w:ascii="Arial" w:cs="Arial" w:eastAsia="Arial" w:hAnsi="Arial"/>
@@ -13122,7 +13122,7 @@
               <w:spacing w:after="10" w:before="0"/>
               <w:ind w:left="120"/>
             </w:pPr>
-            <w:hyperlink w:history="1" r:id="rId9vlyioc_0fkhgda7y6wqr">
+            <w:hyperlink w:history="1" r:id="rIdsukxwozmvlpvnkc1qvxt0">
               <w:r>
                 <w:rPr>
                   <w:rFonts w:ascii="Arial" w:cs="Arial" w:eastAsia="Arial" w:hAnsi="Arial"/>
@@ -13317,7 +13317,7 @@
             <w:pPr>
               <w:spacing w:after="20" w:before="0"/>
             </w:pPr>
-            <w:hyperlink w:history="1" r:id="rIdgsv0hdgck-yvxqv7rpydr">
+            <w:hyperlink w:history="1" r:id="rId04cvwku3tq85rmh4dtiur">
               <w:r>
                 <w:rPr>
                   <w:rFonts w:ascii="Arial" w:cs="Arial" w:eastAsia="Arial" w:hAnsi="Arial"/>
@@ -13350,7 +13350,7 @@
               <w:spacing w:after="10" w:before="0"/>
               <w:ind w:left="120"/>
             </w:pPr>
-            <w:hyperlink w:history="1" r:id="rId_ua-i-ffip0b4ouzcgka8">
+            <w:hyperlink w:history="1" r:id="rIdezlubewphwnkfykiuy8f6">
               <w:r>
                 <w:rPr>
                   <w:rFonts w:ascii="Arial" w:cs="Arial" w:eastAsia="Arial" w:hAnsi="Arial"/>
@@ -13395,7 +13395,7 @@
             <w:pPr>
               <w:spacing w:after="20" w:before="0"/>
             </w:pPr>
-            <w:hyperlink w:history="1" r:id="rId8zia3awg9ethe4ewyy6we">
+            <w:hyperlink w:history="1" r:id="rIdxqtez9dtqqosnpls3uhu9">
               <w:r>
                 <w:rPr>
                   <w:rFonts w:ascii="Arial" w:cs="Arial" w:eastAsia="Arial" w:hAnsi="Arial"/>
@@ -13428,7 +13428,7 @@
               <w:spacing w:after="10" w:before="0"/>
               <w:ind w:left="120"/>
             </w:pPr>
-            <w:hyperlink w:history="1" r:id="rIdb50vc7scxifjdpiou-uyt">
+            <w:hyperlink w:history="1" r:id="rIdo81iclh9hhtpqrtqfwca4">
               <w:r>
                 <w:rPr>
                   <w:rFonts w:ascii="Arial" w:cs="Arial" w:eastAsia="Arial" w:hAnsi="Arial"/>
@@ -13623,7 +13623,7 @@
             <w:pPr>
               <w:spacing w:after="20" w:before="0"/>
             </w:pPr>
-            <w:hyperlink w:history="1" r:id="rIdb8hmpvpttfbv6kfuhse21">
+            <w:hyperlink w:history="1" r:id="rIdaej993vrvsl-iblqmkw0y">
               <w:r>
                 <w:rPr>
                   <w:rFonts w:ascii="Arial" w:cs="Arial" w:eastAsia="Arial" w:hAnsi="Arial"/>
@@ -13656,7 +13656,7 @@
               <w:spacing w:after="10" w:before="0"/>
               <w:ind w:left="120"/>
             </w:pPr>
-            <w:hyperlink w:history="1" r:id="rId_ropf3x-xoxuabjnaqpbp">
+            <w:hyperlink w:history="1" r:id="rIdopipe6cuc0domxtwk-jzs">
               <w:r>
                 <w:rPr>
                   <w:rFonts w:ascii="Arial" w:cs="Arial" w:eastAsia="Arial" w:hAnsi="Arial"/>
@@ -13701,7 +13701,7 @@
             <w:pPr>
               <w:spacing w:after="20" w:before="0"/>
             </w:pPr>
-            <w:hyperlink w:history="1" r:id="rIdvatipo3llqgc91cgv65p9">
+            <w:hyperlink w:history="1" r:id="rIdd9hrhxfbmvlsliti_s_j2">
               <w:r>
                 <w:rPr>
                   <w:rFonts w:ascii="Arial" w:cs="Arial" w:eastAsia="Arial" w:hAnsi="Arial"/>
@@ -13734,7 +13734,7 @@
               <w:spacing w:after="10" w:before="0"/>
               <w:ind w:left="120"/>
             </w:pPr>
-            <w:hyperlink w:history="1" r:id="rIdetxpcljiec8wt-s665feo">
+            <w:hyperlink w:history="1" r:id="rId_l06nu2l0qz94tq4k4e9y">
               <w:r>
                 <w:rPr>
                   <w:rFonts w:ascii="Arial" w:cs="Arial" w:eastAsia="Arial" w:hAnsi="Arial"/>
@@ -13929,7 +13929,7 @@
             <w:pPr>
               <w:spacing w:after="20" w:before="0"/>
             </w:pPr>
-            <w:hyperlink w:history="1" r:id="rIdweriw_b9cx60g0tizx89y">
+            <w:hyperlink w:history="1" r:id="rId3grvhdntlla23vj--tgtg">
               <w:r>
                 <w:rPr>
                   <w:rFonts w:ascii="Arial" w:cs="Arial" w:eastAsia="Arial" w:hAnsi="Arial"/>
@@ -13978,7 +13978,7 @@
               <w:spacing w:after="10" w:before="0"/>
               <w:ind w:left="120"/>
             </w:pPr>
-            <w:hyperlink w:history="1" r:id="rIdzilorz4qealfx2siaw7nh">
+            <w:hyperlink w:history="1" r:id="rIdavwbncoyxa9gqs1ap5n_v">
               <w:r>
                 <w:rPr>
                   <w:rFonts w:ascii="Arial" w:cs="Arial" w:eastAsia="Arial" w:hAnsi="Arial"/>
@@ -14023,7 +14023,7 @@
             <w:pPr>
               <w:spacing w:after="20" w:before="0"/>
             </w:pPr>
-            <w:hyperlink w:history="1" r:id="rIdnmwed-7cdkzfy4mxsead6">
+            <w:hyperlink w:history="1" r:id="rIdspzqnlvr0k2z8iccodlxs">
               <w:r>
                 <w:rPr>
                   <w:rFonts w:ascii="Arial" w:cs="Arial" w:eastAsia="Arial" w:hAnsi="Arial"/>
@@ -14056,7 +14056,7 @@
               <w:spacing w:after="10" w:before="0"/>
               <w:ind w:left="120"/>
             </w:pPr>
-            <w:hyperlink w:history="1" r:id="rIdsnbyx0_iyxr-elfbgwqts">
+            <w:hyperlink w:history="1" r:id="rIdig1vkov9pffsxlqifmrld">
               <w:r>
                 <w:rPr>
                   <w:rFonts w:ascii="Arial" w:cs="Arial" w:eastAsia="Arial" w:hAnsi="Arial"/>
@@ -14568,7 +14568,7 @@
         </w:rPr>
         <w:t xml:space="preserve">© 2026 SeaVuria and ARES. Aligned with KICD objectives. Developed by SeaVuria; technical implementation by ARES (with AI assistance from Claude). Licensed under </w:t>
       </w:r>
-      <w:hyperlink w:history="1" r:id="rId0ixqvw6tr8hp114onumqu">
+      <w:hyperlink w:history="1" r:id="rIdh6lo8lw9ogh4ptalrfyap">
         <w:r>
           <w:rPr>
             <w:rFonts w:ascii="Arial" w:cs="Arial" w:eastAsia="Arial" w:hAnsi="Arial"/>
@@ -14589,7 +14589,7 @@
         </w:rPr>
         <w:t xml:space="preserve"> (</w:t>
       </w:r>
-      <w:hyperlink w:history="1" r:id="rIdagd9u_ebfyibpyxh24ywj">
+      <w:hyperlink w:history="1" r:id="rIdd1rh9g9mo2pxcfnykap8x">
         <w:r>
           <w:rPr>
             <w:rFonts w:ascii="Arial" w:cs="Arial" w:eastAsia="Arial" w:hAnsi="Arial"/>
@@ -15619,7 +15619,7 @@
               <w:spacing w:after="10" w:before="0"/>
               <w:ind w:left="120"/>
             </w:pPr>
-            <w:hyperlink w:history="1" r:id="rIdxtfjv2lbkkmziw7vizkcq">
+            <w:hyperlink w:history="1" r:id="rIdm49k2hnwy8wizd2kaofdd">
               <w:r>
                 <w:rPr>
                   <w:rFonts w:ascii="Arial" w:cs="Arial" w:eastAsia="Arial" w:hAnsi="Arial"/>
@@ -15679,7 +15679,7 @@
             <w:pPr>
               <w:spacing w:after="20" w:before="0"/>
             </w:pPr>
-            <w:hyperlink w:history="1" r:id="rIdw7eqnpkfszuaw-6gcapc-">
+            <w:hyperlink w:history="1" r:id="rIdszu4dmnyx8stv6bljfsaw">
               <w:r>
                 <w:rPr>
                   <w:rFonts w:ascii="Arial" w:cs="Arial" w:eastAsia="Arial" w:hAnsi="Arial"/>
@@ -15712,7 +15712,7 @@
               <w:spacing w:after="10" w:before="0"/>
               <w:ind w:left="120"/>
             </w:pPr>
-            <w:hyperlink w:history="1" r:id="rIdvn_hux2rx1nqxldqwdloz">
+            <w:hyperlink w:history="1" r:id="rIdf20_v-stnuhsl0qtsasez">
               <w:r>
                 <w:rPr>
                   <w:rFonts w:ascii="Arial" w:cs="Arial" w:eastAsia="Arial" w:hAnsi="Arial"/>
@@ -15924,7 +15924,7 @@
               <w:spacing w:after="10" w:before="0"/>
               <w:ind w:left="120"/>
             </w:pPr>
-            <w:hyperlink w:history="1" r:id="rIdpfulweo6v8vkqya8es5ff">
+            <w:hyperlink w:history="1" r:id="rIdntoo87xmqj1lw5us-buw8">
               <w:r>
                 <w:rPr>
                   <w:rFonts w:ascii="Arial" w:cs="Arial" w:eastAsia="Arial" w:hAnsi="Arial"/>
@@ -15984,7 +15984,7 @@
             <w:pPr>
               <w:spacing w:after="20" w:before="0"/>
             </w:pPr>
-            <w:hyperlink w:history="1" r:id="rIdz-xkd_xul-fqzsmkpznjp">
+            <w:hyperlink w:history="1" r:id="rIdwcfhehgoykbcjxdjgpxht">
               <w:r>
                 <w:rPr>
                   <w:rFonts w:ascii="Arial" w:cs="Arial" w:eastAsia="Arial" w:hAnsi="Arial"/>
@@ -16017,7 +16017,7 @@
               <w:spacing w:after="10" w:before="0"/>
               <w:ind w:left="120"/>
             </w:pPr>
-            <w:hyperlink w:history="1" r:id="rIdce4y0auo5bzrxe3ibpxia">
+            <w:hyperlink w:history="1" r:id="rIdttu0f2buahcuuvrkynzk7">
               <w:r>
                 <w:rPr>
                   <w:rFonts w:ascii="Arial" w:cs="Arial" w:eastAsia="Arial" w:hAnsi="Arial"/>
@@ -16229,7 +16229,7 @@
               <w:spacing w:after="10" w:before="0"/>
               <w:ind w:left="120"/>
             </w:pPr>
-            <w:hyperlink w:history="1" r:id="rId1t2b-oadmrkqcpzr-fgmc">
+            <w:hyperlink w:history="1" r:id="rIdeh7ipfjmbibvg1je_dbm0">
               <w:r>
                 <w:rPr>
                   <w:rFonts w:ascii="Arial" w:cs="Arial" w:eastAsia="Arial" w:hAnsi="Arial"/>
@@ -16289,7 +16289,7 @@
             <w:pPr>
               <w:spacing w:after="20" w:before="0"/>
             </w:pPr>
-            <w:hyperlink w:history="1" r:id="rIdfb3pagtcsqi7vn5ihqzgg">
+            <w:hyperlink w:history="1" r:id="rIdjvauxp48kcvzg7azt4mpj">
               <w:r>
                 <w:rPr>
                   <w:rFonts w:ascii="Arial" w:cs="Arial" w:eastAsia="Arial" w:hAnsi="Arial"/>
@@ -16322,7 +16322,7 @@
               <w:spacing w:after="10" w:before="0"/>
               <w:ind w:left="120"/>
             </w:pPr>
-            <w:hyperlink w:history="1" r:id="rId5rk1fdwlyehw_cy2skiq-">
+            <w:hyperlink w:history="1" r:id="rIdljg-yd8-dgxssjkfugm-v">
               <w:r>
                 <w:rPr>
                   <w:rFonts w:ascii="Arial" w:cs="Arial" w:eastAsia="Arial" w:hAnsi="Arial"/>
@@ -16534,7 +16534,7 @@
               <w:spacing w:after="10" w:before="0"/>
               <w:ind w:left="120"/>
             </w:pPr>
-            <w:hyperlink w:history="1" r:id="rIdnng6-jvuifqjtxpegtiu0">
+            <w:hyperlink w:history="1" r:id="rId2g1u8i4bgx3n0-dcocir2">
               <w:r>
                 <w:rPr>
                   <w:rFonts w:ascii="Arial" w:cs="Arial" w:eastAsia="Arial" w:hAnsi="Arial"/>
@@ -16594,7 +16594,7 @@
             <w:pPr>
               <w:spacing w:after="20" w:before="0"/>
             </w:pPr>
-            <w:hyperlink w:history="1" r:id="rIdtfpicnh381ntttsvs-ir3">
+            <w:hyperlink w:history="1" r:id="rIdc3dfjsj0y-jdtmjbjairx">
               <w:r>
                 <w:rPr>
                   <w:rFonts w:ascii="Arial" w:cs="Arial" w:eastAsia="Arial" w:hAnsi="Arial"/>
@@ -16627,7 +16627,7 @@
               <w:spacing w:after="10" w:before="0"/>
               <w:ind w:left="120"/>
             </w:pPr>
-            <w:hyperlink w:history="1" r:id="rIdqt45yow71ildxlz13uoid">
+            <w:hyperlink w:history="1" r:id="rIdn4fwphmhoqk8zw0p4aldr">
               <w:r>
                 <w:rPr>
                   <w:rFonts w:ascii="Arial" w:cs="Arial" w:eastAsia="Arial" w:hAnsi="Arial"/>
@@ -16839,7 +16839,7 @@
               <w:spacing w:after="10" w:before="0"/>
               <w:ind w:left="120"/>
             </w:pPr>
-            <w:hyperlink w:history="1" r:id="rIdsqmz-yr_ou99egkzq8-m8">
+            <w:hyperlink w:history="1" r:id="rIdhd2qzgxkex0llx-nmj7er">
               <w:r>
                 <w:rPr>
                   <w:rFonts w:ascii="Arial" w:cs="Arial" w:eastAsia="Arial" w:hAnsi="Arial"/>
@@ -16899,7 +16899,7 @@
             <w:pPr>
               <w:spacing w:after="20" w:before="0"/>
             </w:pPr>
-            <w:hyperlink w:history="1" r:id="rIdcollcqfsjemjqwii4sn37">
+            <w:hyperlink w:history="1" r:id="rIdv1z7iav9enijiadb1c_mc">
               <w:r>
                 <w:rPr>
                   <w:rFonts w:ascii="Arial" w:cs="Arial" w:eastAsia="Arial" w:hAnsi="Arial"/>
@@ -16948,7 +16948,7 @@
               <w:spacing w:after="10" w:before="0"/>
               <w:ind w:left="120"/>
             </w:pPr>
-            <w:hyperlink w:history="1" r:id="rIdc4s5e5e4hunimgumx5btl">
+            <w:hyperlink w:history="1" r:id="rIdao-yvckbidk8xmg7n8yx3">
               <w:r>
                 <w:rPr>
                   <w:rFonts w:ascii="Arial" w:cs="Arial" w:eastAsia="Arial" w:hAnsi="Arial"/>
@@ -17460,7 +17460,7 @@
         </w:rPr>
         <w:t xml:space="preserve">© 2026 SeaVuria and ARES. Aligned with KICD objectives. Developed by SeaVuria; technical implementation by ARES (with AI assistance from Claude). Licensed under </w:t>
       </w:r>
-      <w:hyperlink w:history="1" r:id="rIduiqbcn5dib5hoim-zwmw3">
+      <w:hyperlink w:history="1" r:id="rId82xvnthzvkbdemp3gu_g4">
         <w:r>
           <w:rPr>
             <w:rFonts w:ascii="Arial" w:cs="Arial" w:eastAsia="Arial" w:hAnsi="Arial"/>
@@ -17481,7 +17481,7 @@
         </w:rPr>
         <w:t xml:space="preserve"> (</w:t>
       </w:r>
-      <w:hyperlink w:history="1" r:id="rId-ppko2t-ipklpjvdyeym-">
+      <w:hyperlink w:history="1" r:id="rIdktzecotgamumavfhkviqt">
         <w:r>
           <w:rPr>
             <w:rFonts w:ascii="Arial" w:cs="Arial" w:eastAsia="Arial" w:hAnsi="Arial"/>
@@ -18494,7 +18494,7 @@
             <w:pPr>
               <w:spacing w:after="20" w:before="0"/>
             </w:pPr>
-            <w:hyperlink w:history="1" r:id="rIdxl4j_wu5eropetjx0geap">
+            <w:hyperlink w:history="1" r:id="rId1wx79a6njszcqz6m4a824">
               <w:r>
                 <w:rPr>
                   <w:rFonts w:ascii="Arial" w:cs="Arial" w:eastAsia="Arial" w:hAnsi="Arial"/>
@@ -18527,7 +18527,7 @@
               <w:spacing w:after="10" w:before="0"/>
               <w:ind w:left="120"/>
             </w:pPr>
-            <w:hyperlink w:history="1" r:id="rIdrhpexwcxpcvupubtppyqz">
+            <w:hyperlink w:history="1" r:id="rIdceuhtxkvt7edwyqvlzra8">
               <w:r>
                 <w:rPr>
                   <w:rFonts w:ascii="Arial" w:cs="Arial" w:eastAsia="Arial" w:hAnsi="Arial"/>
@@ -18572,7 +18572,7 @@
             <w:pPr>
               <w:spacing w:after="20" w:before="0"/>
             </w:pPr>
-            <w:hyperlink w:history="1" r:id="rIdak5f5uv4y9wmc_iolz6d_">
+            <w:hyperlink w:history="1" r:id="rIdd3pxvy1efnmtikaiuayjl">
               <w:r>
                 <w:rPr>
                   <w:rFonts w:ascii="Arial" w:cs="Arial" w:eastAsia="Arial" w:hAnsi="Arial"/>
@@ -18605,7 +18605,7 @@
               <w:spacing w:after="10" w:before="0"/>
               <w:ind w:left="120"/>
             </w:pPr>
-            <w:hyperlink w:history="1" r:id="rIdt2dfm0r8xi6a0diefev1f">
+            <w:hyperlink w:history="1" r:id="rIdmw5k0pcfy7x5w7db43_ti">
               <w:r>
                 <w:rPr>
                   <w:rFonts w:ascii="Arial" w:cs="Arial" w:eastAsia="Arial" w:hAnsi="Arial"/>
@@ -18800,7 +18800,7 @@
             <w:pPr>
               <w:spacing w:after="20" w:before="0"/>
             </w:pPr>
-            <w:hyperlink w:history="1" r:id="rIdd23mixyaxitgoni6cm73a">
+            <w:hyperlink w:history="1" r:id="rIdkwsdgfujn7mokd62ohr4j">
               <w:r>
                 <w:rPr>
                   <w:rFonts w:ascii="Arial" w:cs="Arial" w:eastAsia="Arial" w:hAnsi="Arial"/>
@@ -18833,7 +18833,7 @@
               <w:spacing w:after="10" w:before="0"/>
               <w:ind w:left="120"/>
             </w:pPr>
-            <w:hyperlink w:history="1" r:id="rIdm4q21y4fwvjzxldccylgs">
+            <w:hyperlink w:history="1" r:id="rId0lkt-meqakx5vg5hqq7uk">
               <w:r>
                 <w:rPr>
                   <w:rFonts w:ascii="Arial" w:cs="Arial" w:eastAsia="Arial" w:hAnsi="Arial"/>
@@ -18878,7 +18878,7 @@
             <w:pPr>
               <w:spacing w:after="20" w:before="0"/>
             </w:pPr>
-            <w:hyperlink w:history="1" r:id="rIdpkx5tecb58x5yc-w3dbp7">
+            <w:hyperlink w:history="1" r:id="rIdj6tzmqtqcxto3f_mrbieq">
               <w:r>
                 <w:rPr>
                   <w:rFonts w:ascii="Arial" w:cs="Arial" w:eastAsia="Arial" w:hAnsi="Arial"/>
@@ -18911,7 +18911,7 @@
               <w:spacing w:after="10" w:before="0"/>
               <w:ind w:left="120"/>
             </w:pPr>
-            <w:hyperlink w:history="1" r:id="rIdv87zvrphrijdrvvf6-tor">
+            <w:hyperlink w:history="1" r:id="rIdjtzlthamvnb8gsyxfn_id">
               <w:r>
                 <w:rPr>
                   <w:rFonts w:ascii="Arial" w:cs="Arial" w:eastAsia="Arial" w:hAnsi="Arial"/>
@@ -19106,7 +19106,7 @@
             <w:pPr>
               <w:spacing w:after="20" w:before="0"/>
             </w:pPr>
-            <w:hyperlink w:history="1" r:id="rIdgd8hepqanvgrpymhtjvnc">
+            <w:hyperlink w:history="1" r:id="rId_bo9jdsb8h_ln2zqrf4cj">
               <w:r>
                 <w:rPr>
                   <w:rFonts w:ascii="Arial" w:cs="Arial" w:eastAsia="Arial" w:hAnsi="Arial"/>
@@ -19155,7 +19155,7 @@
               <w:spacing w:after="10" w:before="0"/>
               <w:ind w:left="120"/>
             </w:pPr>
-            <w:hyperlink w:history="1" r:id="rIdqhd_-s41aawbvrbq8qdlw">
+            <w:hyperlink w:history="1" r:id="rIdok_mkooy5ysxesutqaqx2">
               <w:r>
                 <w:rPr>
                   <w:rFonts w:ascii="Arial" w:cs="Arial" w:eastAsia="Arial" w:hAnsi="Arial"/>
@@ -19200,7 +19200,7 @@
             <w:pPr>
               <w:spacing w:after="20" w:before="0"/>
             </w:pPr>
-            <w:hyperlink w:history="1" r:id="rIdyilig_cgfpoakv9qdgdr5">
+            <w:hyperlink w:history="1" r:id="rIdb2nwy9illtge-9achzr9c">
               <w:r>
                 <w:rPr>
                   <w:rFonts w:ascii="Arial" w:cs="Arial" w:eastAsia="Arial" w:hAnsi="Arial"/>
@@ -19249,7 +19249,7 @@
               <w:spacing w:after="10" w:before="0"/>
               <w:ind w:left="120"/>
             </w:pPr>
-            <w:hyperlink w:history="1" r:id="rIdg6vmevp-zxkhbaz9sci32">
+            <w:hyperlink w:history="1" r:id="rId8mpnxd2d-a4qijcquckms">
               <w:r>
                 <w:rPr>
                   <w:rFonts w:ascii="Arial" w:cs="Arial" w:eastAsia="Arial" w:hAnsi="Arial"/>
@@ -19444,7 +19444,7 @@
             <w:pPr>
               <w:spacing w:after="20" w:before="0"/>
             </w:pPr>
-            <w:hyperlink w:history="1" r:id="rIdifq7mwnynbbrfpjkaqf77">
+            <w:hyperlink w:history="1" r:id="rId_8lxxaoqzp3qmlwaivtpc">
               <w:r>
                 <w:rPr>
                   <w:rFonts w:ascii="Arial" w:cs="Arial" w:eastAsia="Arial" w:hAnsi="Arial"/>
@@ -19477,7 +19477,7 @@
               <w:spacing w:after="10" w:before="0"/>
               <w:ind w:left="120"/>
             </w:pPr>
-            <w:hyperlink w:history="1" r:id="rIdom68vqxuc6kcrwgghn6fa">
+            <w:hyperlink w:history="1" r:id="rIdsrtboy7vn_dejzzx5eibh">
               <w:r>
                 <w:rPr>
                   <w:rFonts w:ascii="Arial" w:cs="Arial" w:eastAsia="Arial" w:hAnsi="Arial"/>
@@ -19522,7 +19522,7 @@
             <w:pPr>
               <w:spacing w:after="20" w:before="0"/>
             </w:pPr>
-            <w:hyperlink w:history="1" r:id="rId7gmmqsduahfztpkra8zew">
+            <w:hyperlink w:history="1" r:id="rIdhnvn9cksoxkfzqmzzkdh7">
               <w:r>
                 <w:rPr>
                   <w:rFonts w:ascii="Arial" w:cs="Arial" w:eastAsia="Arial" w:hAnsi="Arial"/>
@@ -19555,7 +19555,7 @@
               <w:spacing w:after="10" w:before="0"/>
               <w:ind w:left="120"/>
             </w:pPr>
-            <w:hyperlink w:history="1" r:id="rIdp9v-s03-e7m3uhswrvekp">
+            <w:hyperlink w:history="1" r:id="rIdvghshvzq5kffrb1o0gdox">
               <w:r>
                 <w:rPr>
                   <w:rFonts w:ascii="Arial" w:cs="Arial" w:eastAsia="Arial" w:hAnsi="Arial"/>
@@ -19750,7 +19750,7 @@
             <w:pPr>
               <w:spacing w:after="20" w:before="0"/>
             </w:pPr>
-            <w:hyperlink w:history="1" r:id="rIdcvutkpzwaqotk0tw6d4yf">
+            <w:hyperlink w:history="1" r:id="rIduqykxlzezupp2q9qnjgw9">
               <w:r>
                 <w:rPr>
                   <w:rFonts w:ascii="Arial" w:cs="Arial" w:eastAsia="Arial" w:hAnsi="Arial"/>
@@ -19783,7 +19783,7 @@
               <w:spacing w:after="10" w:before="0"/>
               <w:ind w:left="120"/>
             </w:pPr>
-            <w:hyperlink w:history="1" r:id="rId3dfa71vxawd2_ky2hlhud">
+            <w:hyperlink w:history="1" r:id="rId4n7lnhtmag3sdzksmzwfh">
               <w:r>
                 <w:rPr>
                   <w:rFonts w:ascii="Arial" w:cs="Arial" w:eastAsia="Arial" w:hAnsi="Arial"/>
@@ -19828,7 +19828,7 @@
             <w:pPr>
               <w:spacing w:after="20" w:before="0"/>
             </w:pPr>
-            <w:hyperlink w:history="1" r:id="rId3pwwk7g10bd3n9w-2gscc">
+            <w:hyperlink w:history="1" r:id="rIdktewbkdnwllnp-6usvo0e">
               <w:r>
                 <w:rPr>
                   <w:rFonts w:ascii="Arial" w:cs="Arial" w:eastAsia="Arial" w:hAnsi="Arial"/>
@@ -19861,7 +19861,7 @@
               <w:spacing w:after="10" w:before="0"/>
               <w:ind w:left="120"/>
             </w:pPr>
-            <w:hyperlink w:history="1" r:id="rId6y_lc7q0g0nh_bh9sx7c7">
+            <w:hyperlink w:history="1" r:id="rId63ruj6ldfcqw7haxsalzo">
               <w:r>
                 <w:rPr>
                   <w:rFonts w:ascii="Arial" w:cs="Arial" w:eastAsia="Arial" w:hAnsi="Arial"/>
@@ -20373,7 +20373,7 @@
         </w:rPr>
         <w:t xml:space="preserve">© 2026 SeaVuria and ARES. Aligned with KICD objectives. Developed by SeaVuria; technical implementation by ARES (with AI assistance from Claude). Licensed under </w:t>
       </w:r>
-      <w:hyperlink w:history="1" r:id="rIdih_1gvqudkwr30ji1mlbj">
+      <w:hyperlink w:history="1" r:id="rIdidzobmfihg6knrvc0d2ey">
         <w:r>
           <w:rPr>
             <w:rFonts w:ascii="Arial" w:cs="Arial" w:eastAsia="Arial" w:hAnsi="Arial"/>
@@ -20394,7 +20394,7 @@
         </w:rPr>
         <w:t xml:space="preserve"> (</w:t>
       </w:r>
-      <w:hyperlink w:history="1" r:id="rIdlnpe5ikyn7_-qaxjcadws">
+      <w:hyperlink w:history="1" r:id="rIdavcm3zpx_w06bm75cmbiy">
         <w:r>
           <w:rPr>
             <w:rFonts w:ascii="Arial" w:cs="Arial" w:eastAsia="Arial" w:hAnsi="Arial"/>
@@ -21424,7 +21424,7 @@
               <w:spacing w:after="10" w:before="0"/>
               <w:ind w:left="120"/>
             </w:pPr>
-            <w:hyperlink w:history="1" r:id="rId6dcyn8qp-ps0astc6npfe">
+            <w:hyperlink w:history="1" r:id="rId8lu20h8xh_0hkovhuffa6">
               <w:r>
                 <w:rPr>
                   <w:rFonts w:ascii="Arial" w:cs="Arial" w:eastAsia="Arial" w:hAnsi="Arial"/>
@@ -21484,7 +21484,7 @@
             <w:pPr>
               <w:spacing w:after="20" w:before="0"/>
             </w:pPr>
-            <w:hyperlink w:history="1" r:id="rIdcckwp6vcrwvglp2nw4ck7">
+            <w:hyperlink w:history="1" r:id="rIdfcexwiho8zow1kc5fzv3k">
               <w:r>
                 <w:rPr>
                   <w:rFonts w:ascii="Arial" w:cs="Arial" w:eastAsia="Arial" w:hAnsi="Arial"/>
@@ -21517,7 +21517,7 @@
               <w:spacing w:after="10" w:before="0"/>
               <w:ind w:left="120"/>
             </w:pPr>
-            <w:hyperlink w:history="1" r:id="rIdvqvv56bf5aolfbytldvl4">
+            <w:hyperlink w:history="1" r:id="rIdhd2e0jao1kyidyvso1whk">
               <w:r>
                 <w:rPr>
                   <w:rFonts w:ascii="Arial" w:cs="Arial" w:eastAsia="Arial" w:hAnsi="Arial"/>
@@ -21729,7 +21729,7 @@
               <w:spacing w:after="10" w:before="0"/>
               <w:ind w:left="120"/>
             </w:pPr>
-            <w:hyperlink w:history="1" r:id="rIdkhea7dchppgz08vxkehbs">
+            <w:hyperlink w:history="1" r:id="rIdq4fyotjo9xu4hn4y36m3v">
               <w:r>
                 <w:rPr>
                   <w:rFonts w:ascii="Arial" w:cs="Arial" w:eastAsia="Arial" w:hAnsi="Arial"/>
@@ -21789,7 +21789,7 @@
             <w:pPr>
               <w:spacing w:after="20" w:before="0"/>
             </w:pPr>
-            <w:hyperlink w:history="1" r:id="rIdaldi7s7mjt8anreqa5it8">
+            <w:hyperlink w:history="1" r:id="rIdbgwmnnztih2ipktn4dpfv">
               <w:r>
                 <w:rPr>
                   <w:rFonts w:ascii="Arial" w:cs="Arial" w:eastAsia="Arial" w:hAnsi="Arial"/>
@@ -21822,7 +21822,7 @@
               <w:spacing w:after="10" w:before="0"/>
               <w:ind w:left="120"/>
             </w:pPr>
-            <w:hyperlink w:history="1" r:id="rIdy6oqbttd8ry5pdbdyrfus">
+            <w:hyperlink w:history="1" r:id="rIdhmrozhmlh3bao5ipr1yqn">
               <w:r>
                 <w:rPr>
                   <w:rFonts w:ascii="Arial" w:cs="Arial" w:eastAsia="Arial" w:hAnsi="Arial"/>
@@ -22034,7 +22034,7 @@
               <w:spacing w:after="10" w:before="0"/>
               <w:ind w:left="120"/>
             </w:pPr>
-            <w:hyperlink w:history="1" r:id="rIdq_apzewerk8wmclketfbq">
+            <w:hyperlink w:history="1" r:id="rIdlnijemkdzd5kgp6lwy7_9">
               <w:r>
                 <w:rPr>
                   <w:rFonts w:ascii="Arial" w:cs="Arial" w:eastAsia="Arial" w:hAnsi="Arial"/>
@@ -22094,7 +22094,7 @@
             <w:pPr>
               <w:spacing w:after="20" w:before="0"/>
             </w:pPr>
-            <w:hyperlink w:history="1" r:id="rId_k7offfqzytrtufj3symm">
+            <w:hyperlink w:history="1" r:id="rIdlgbqfaoeivlg052uppew4">
               <w:r>
                 <w:rPr>
                   <w:rFonts w:ascii="Arial" w:cs="Arial" w:eastAsia="Arial" w:hAnsi="Arial"/>
@@ -22143,7 +22143,7 @@
               <w:spacing w:after="10" w:before="0"/>
               <w:ind w:left="120"/>
             </w:pPr>
-            <w:hyperlink w:history="1" r:id="rIduyofwyu4_csszr_5gejex">
+            <w:hyperlink w:history="1" r:id="rId1-0uvscubsxzszttbacem">
               <w:r>
                 <w:rPr>
                   <w:rFonts w:ascii="Arial" w:cs="Arial" w:eastAsia="Arial" w:hAnsi="Arial"/>
@@ -22355,7 +22355,7 @@
               <w:spacing w:after="10" w:before="0"/>
               <w:ind w:left="120"/>
             </w:pPr>
-            <w:hyperlink w:history="1" r:id="rId1rbyueygyz3brddfgsfhb">
+            <w:hyperlink w:history="1" r:id="rIdts9rpmyetk_r22c_mmlpm">
               <w:r>
                 <w:rPr>
                   <w:rFonts w:ascii="Arial" w:cs="Arial" w:eastAsia="Arial" w:hAnsi="Arial"/>
@@ -22415,7 +22415,7 @@
             <w:pPr>
               <w:spacing w:after="20" w:before="0"/>
             </w:pPr>
-            <w:hyperlink w:history="1" r:id="rIdadneteuh-ynig-tdkv6va">
+            <w:hyperlink w:history="1" r:id="rIdxbuc9we1lj3nt__kpswbm">
               <w:r>
                 <w:rPr>
                   <w:rFonts w:ascii="Arial" w:cs="Arial" w:eastAsia="Arial" w:hAnsi="Arial"/>
@@ -22448,7 +22448,7 @@
               <w:spacing w:after="10" w:before="0"/>
               <w:ind w:left="120"/>
             </w:pPr>
-            <w:hyperlink w:history="1" r:id="rIdwftrr4krh-mfy1qwvjezo">
+            <w:hyperlink w:history="1" r:id="rIdneqq3_ybyxplv13-zcu28">
               <w:r>
                 <w:rPr>
                   <w:rFonts w:ascii="Arial" w:cs="Arial" w:eastAsia="Arial" w:hAnsi="Arial"/>
@@ -22660,7 +22660,7 @@
               <w:spacing w:after="10" w:before="0"/>
               <w:ind w:left="120"/>
             </w:pPr>
-            <w:hyperlink w:history="1" r:id="rIdjoz-7rrtcub2lwvsfyjmd">
+            <w:hyperlink w:history="1" r:id="rId6ydbycmty-rhyhhyuvy9n">
               <w:r>
                 <w:rPr>
                   <w:rFonts w:ascii="Arial" w:cs="Arial" w:eastAsia="Arial" w:hAnsi="Arial"/>
@@ -22720,7 +22720,7 @@
             <w:pPr>
               <w:spacing w:after="20" w:before="0"/>
             </w:pPr>
-            <w:hyperlink w:history="1" r:id="rId-9lznl1ujaydqkseowvwl">
+            <w:hyperlink w:history="1" r:id="rIdq__jrkey8rwwrwroc9c0h">
               <w:r>
                 <w:rPr>
                   <w:rFonts w:ascii="Arial" w:cs="Arial" w:eastAsia="Arial" w:hAnsi="Arial"/>
@@ -22753,7 +22753,7 @@
               <w:spacing w:after="10" w:before="0"/>
               <w:ind w:left="120"/>
             </w:pPr>
-            <w:hyperlink w:history="1" r:id="rIdz3h_86w7d6lnnhefz0yd9">
+            <w:hyperlink w:history="1" r:id="rIdgzgfzsyazlrsxqh4hbooo">
               <w:r>
                 <w:rPr>
                   <w:rFonts w:ascii="Arial" w:cs="Arial" w:eastAsia="Arial" w:hAnsi="Arial"/>
@@ -23265,7 +23265,7 @@
         </w:rPr>
         <w:t xml:space="preserve">© 2026 SeaVuria and ARES. Aligned with KICD objectives. Developed by SeaVuria; technical implementation by ARES (with AI assistance from Claude). Licensed under </w:t>
       </w:r>
-      <w:hyperlink w:history="1" r:id="rIdyg_afze1vf5i84uaqsvgr">
+      <w:hyperlink w:history="1" r:id="rId3jlsyw25zmczx6xtcw8ye">
         <w:r>
           <w:rPr>
             <w:rFonts w:ascii="Arial" w:cs="Arial" w:eastAsia="Arial" w:hAnsi="Arial"/>
@@ -23286,7 +23286,7 @@
         </w:rPr>
         <w:t xml:space="preserve"> (</w:t>
       </w:r>
-      <w:hyperlink w:history="1" r:id="rIdvgasd9lrioxesyj5ynjdn">
+      <w:hyperlink w:history="1" r:id="rIddsblwyc2ik6j3yx-2sg-1">
         <w:r>
           <w:rPr>
             <w:rFonts w:ascii="Arial" w:cs="Arial" w:eastAsia="Arial" w:hAnsi="Arial"/>
@@ -24316,7 +24316,7 @@
               <w:spacing w:after="10" w:before="0"/>
               <w:ind w:left="120"/>
             </w:pPr>
-            <w:hyperlink w:history="1" r:id="rIdyxg1sl0bfbuig6ch4hctm">
+            <w:hyperlink w:history="1" r:id="rId6mljx-kl6tlmd_dsiq_yq">
               <w:r>
                 <w:rPr>
                   <w:rFonts w:ascii="Arial" w:cs="Arial" w:eastAsia="Arial" w:hAnsi="Arial"/>
@@ -24393,7 +24393,7 @@
               <w:spacing w:after="10" w:before="0"/>
               <w:ind w:left="120"/>
             </w:pPr>
-            <w:hyperlink w:history="1" r:id="rIdpt6sbtnhykjpnjko3nxto">
+            <w:hyperlink w:history="1" r:id="rIdanbqwexlgrz2hcbqpqj4a">
               <w:r>
                 <w:rPr>
                   <w:rFonts w:ascii="Arial" w:cs="Arial" w:eastAsia="Arial" w:hAnsi="Arial"/>
@@ -24620,7 +24620,7 @@
               <w:spacing w:after="10" w:before="0"/>
               <w:ind w:left="120"/>
             </w:pPr>
-            <w:hyperlink w:history="1" r:id="rId2oup92wul0smwkkywnjlp">
+            <w:hyperlink w:history="1" r:id="rIdon_iddup0hmxbz_vs08xf">
               <w:r>
                 <w:rPr>
                   <w:rFonts w:ascii="Arial" w:cs="Arial" w:eastAsia="Arial" w:hAnsi="Arial"/>
@@ -24697,7 +24697,7 @@
               <w:spacing w:after="10" w:before="0"/>
               <w:ind w:left="120"/>
             </w:pPr>
-            <w:hyperlink w:history="1" r:id="rIdj4gaavmkhmkyh_hnhdzyf">
+            <w:hyperlink w:history="1" r:id="rIdvzalnbkpqzzdfknnf37dw">
               <w:r>
                 <w:rPr>
                   <w:rFonts w:ascii="Arial" w:cs="Arial" w:eastAsia="Arial" w:hAnsi="Arial"/>
@@ -24924,7 +24924,7 @@
               <w:spacing w:after="10" w:before="0"/>
               <w:ind w:left="120"/>
             </w:pPr>
-            <w:hyperlink w:history="1" r:id="rIdkluqk6ayn67_nrlshudr_">
+            <w:hyperlink w:history="1" r:id="rIdnntxugaoj6ftexkcgw749">
               <w:r>
                 <w:rPr>
                   <w:rFonts w:ascii="Arial" w:cs="Arial" w:eastAsia="Arial" w:hAnsi="Arial"/>
@@ -25001,7 +25001,7 @@
               <w:spacing w:after="10" w:before="0"/>
               <w:ind w:left="120"/>
             </w:pPr>
-            <w:hyperlink w:history="1" r:id="rIdxfyty6qa0gudnjlny3dle">
+            <w:hyperlink w:history="1" r:id="rIdesm73azstc6-gjwgzoiyf">
               <w:r>
                 <w:rPr>
                   <w:rFonts w:ascii="Arial" w:cs="Arial" w:eastAsia="Arial" w:hAnsi="Arial"/>
@@ -25228,7 +25228,7 @@
               <w:spacing w:after="10" w:before="0"/>
               <w:ind w:left="120"/>
             </w:pPr>
-            <w:hyperlink w:history="1" r:id="rId6hfhqvqtf4qjzxewslj--">
+            <w:hyperlink w:history="1" r:id="rIdmfxsw8il-dadvav7u_phh">
               <w:r>
                 <w:rPr>
                   <w:rFonts w:ascii="Arial" w:cs="Arial" w:eastAsia="Arial" w:hAnsi="Arial"/>
@@ -25305,7 +25305,7 @@
               <w:spacing w:after="10" w:before="0"/>
               <w:ind w:left="120"/>
             </w:pPr>
-            <w:hyperlink w:history="1" r:id="rId_e0v33xwmb7vvdntozxt6">
+            <w:hyperlink w:history="1" r:id="rIdzfzfsjtwv11ckvtojf93a">
               <w:r>
                 <w:rPr>
                   <w:rFonts w:ascii="Arial" w:cs="Arial" w:eastAsia="Arial" w:hAnsi="Arial"/>
@@ -25532,7 +25532,7 @@
               <w:spacing w:after="10" w:before="0"/>
               <w:ind w:left="120"/>
             </w:pPr>
-            <w:hyperlink w:history="1" r:id="rIdygidkwsttlai_zs6wi0bo">
+            <w:hyperlink w:history="1" r:id="rIdglyoe6wbj3aiffhncqhsj">
               <w:r>
                 <w:rPr>
                   <w:rFonts w:ascii="Arial" w:cs="Arial" w:eastAsia="Arial" w:hAnsi="Arial"/>
@@ -25609,7 +25609,7 @@
               <w:spacing w:after="10" w:before="0"/>
               <w:ind w:left="120"/>
             </w:pPr>
-            <w:hyperlink w:history="1" r:id="rId9c5lcbdbhm2sem4v9i8uq">
+            <w:hyperlink w:history="1" r:id="rIdmma6_w-neibmty8jhrn5p">
               <w:r>
                 <w:rPr>
                   <w:rFonts w:ascii="Arial" w:cs="Arial" w:eastAsia="Arial" w:hAnsi="Arial"/>
@@ -26136,7 +26136,7 @@
         </w:rPr>
         <w:t xml:space="preserve">© 2026 SeaVuria and ARES. Aligned with KICD objectives. Developed by SeaVuria; technical implementation by ARES (with AI assistance from Claude). Licensed under </w:t>
       </w:r>
-      <w:hyperlink w:history="1" r:id="rIdo--asi6wfmkno0ouikbty">
+      <w:hyperlink w:history="1" r:id="rIdibkwhc4twxjzhm8gv-ii1">
         <w:r>
           <w:rPr>
             <w:rFonts w:ascii="Arial" w:cs="Arial" w:eastAsia="Arial" w:hAnsi="Arial"/>
@@ -26157,7 +26157,7 @@
         </w:rPr>
         <w:t xml:space="preserve"> (</w:t>
       </w:r>
-      <w:hyperlink w:history="1" r:id="rIdmezkkf0dxnxiakav_xtre">
+      <w:hyperlink w:history="1" r:id="rIdlsfjliaji6llsmlcpmurp">
         <w:r>
           <w:rPr>
             <w:rFonts w:ascii="Arial" w:cs="Arial" w:eastAsia="Arial" w:hAnsi="Arial"/>
@@ -27170,7 +27170,7 @@
             <w:pPr>
               <w:spacing w:after="20" w:before="0"/>
             </w:pPr>
-            <w:hyperlink w:history="1" r:id="rIdj5zlpgjkx2j2mekmcl8ro">
+            <w:hyperlink w:history="1" r:id="rIduyklhqwzazjx29yfzyvra">
               <w:r>
                 <w:rPr>
                   <w:rFonts w:ascii="Arial" w:cs="Arial" w:eastAsia="Arial" w:hAnsi="Arial"/>
@@ -27203,7 +27203,7 @@
               <w:spacing w:after="10" w:before="0"/>
               <w:ind w:left="120"/>
             </w:pPr>
-            <w:hyperlink w:history="1" r:id="rId1ymatvhshu-rrfr_tazve">
+            <w:hyperlink w:history="1" r:id="rId-diq8bkzfl12wsqcm_5u4">
               <w:r>
                 <w:rPr>
                   <w:rFonts w:ascii="Arial" w:cs="Arial" w:eastAsia="Arial" w:hAnsi="Arial"/>
@@ -27265,7 +27265,7 @@
               <w:spacing w:after="10" w:before="0"/>
               <w:ind w:left="120"/>
             </w:pPr>
-            <w:hyperlink w:history="1" r:id="rIdbhv_ytdunknzyywwxm_ef">
+            <w:hyperlink w:history="1" r:id="rIdr2tawl6pbziqsx9hlqhkw">
               <w:r>
                 <w:rPr>
                   <w:rFonts w:ascii="Arial" w:cs="Arial" w:eastAsia="Arial" w:hAnsi="Arial"/>
@@ -27475,7 +27475,7 @@
             <w:pPr>
               <w:spacing w:after="20" w:before="0"/>
             </w:pPr>
-            <w:hyperlink w:history="1" r:id="rIdeicna87ri0cku_pi08wwm">
+            <w:hyperlink w:history="1" r:id="rIdtbxturw5fmm8htmb9rx4_">
               <w:r>
                 <w:rPr>
                   <w:rFonts w:ascii="Arial" w:cs="Arial" w:eastAsia="Arial" w:hAnsi="Arial"/>
@@ -27508,7 +27508,7 @@
               <w:spacing w:after="10" w:before="0"/>
               <w:ind w:left="120"/>
             </w:pPr>
-            <w:hyperlink w:history="1" r:id="rIdojgcz3ftauzlq722_hjzd">
+            <w:hyperlink w:history="1" r:id="rIdgkjfxet90yoipozvau9me">
               <w:r>
                 <w:rPr>
                   <w:rFonts w:ascii="Arial" w:cs="Arial" w:eastAsia="Arial" w:hAnsi="Arial"/>
@@ -27570,7 +27570,7 @@
               <w:spacing w:after="10" w:before="0"/>
               <w:ind w:left="120"/>
             </w:pPr>
-            <w:hyperlink w:history="1" r:id="rIdvgun3pnojblcsfbkxnmti">
+            <w:hyperlink w:history="1" r:id="rIddb02w4hy6rref6l6qvrbl">
               <w:r>
                 <w:rPr>
                   <w:rFonts w:ascii="Arial" w:cs="Arial" w:eastAsia="Arial" w:hAnsi="Arial"/>
@@ -27780,7 +27780,7 @@
             <w:pPr>
               <w:spacing w:after="20" w:before="0"/>
             </w:pPr>
-            <w:hyperlink w:history="1" r:id="rIdkoxyjmyy-ppsgcbkr-wza">
+            <w:hyperlink w:history="1" r:id="rIdlsssaj1jmlsqph3254vvm">
               <w:r>
                 <w:rPr>
                   <w:rFonts w:ascii="Arial" w:cs="Arial" w:eastAsia="Arial" w:hAnsi="Arial"/>
@@ -27829,7 +27829,7 @@
               <w:spacing w:after="10" w:before="0"/>
               <w:ind w:left="120"/>
             </w:pPr>
-            <w:hyperlink w:history="1" r:id="rIdfyax5yd1fcmlfvghtekiw">
+            <w:hyperlink w:history="1" r:id="rIdyibkom7bl14bkcxuyfgy3">
               <w:r>
                 <w:rPr>
                   <w:rFonts w:ascii="Arial" w:cs="Arial" w:eastAsia="Arial" w:hAnsi="Arial"/>
@@ -27891,7 +27891,7 @@
               <w:spacing w:after="10" w:before="0"/>
               <w:ind w:left="120"/>
             </w:pPr>
-            <w:hyperlink w:history="1" r:id="rIdp0wkvbphkc0bn5hfjvwm6">
+            <w:hyperlink w:history="1" r:id="rIdgtyfnlfau4-vnee4upzt8">
               <w:r>
                 <w:rPr>
                   <w:rFonts w:ascii="Arial" w:cs="Arial" w:eastAsia="Arial" w:hAnsi="Arial"/>
@@ -28101,7 +28101,7 @@
             <w:pPr>
               <w:spacing w:after="20" w:before="0"/>
             </w:pPr>
-            <w:hyperlink w:history="1" r:id="rIdnio0basms6kncd7adxk2b">
+            <w:hyperlink w:history="1" r:id="rId-zd0msqlf3rprvrmlmz34">
               <w:r>
                 <w:rPr>
                   <w:rFonts w:ascii="Arial" w:cs="Arial" w:eastAsia="Arial" w:hAnsi="Arial"/>
@@ -28134,7 +28134,7 @@
               <w:spacing w:after="10" w:before="0"/>
               <w:ind w:left="120"/>
             </w:pPr>
-            <w:hyperlink w:history="1" r:id="rIdozwik9fwcyv987kkpe-jd">
+            <w:hyperlink w:history="1" r:id="rIdnw-qcrjdsurioysfqujvn">
               <w:r>
                 <w:rPr>
                   <w:rFonts w:ascii="Arial" w:cs="Arial" w:eastAsia="Arial" w:hAnsi="Arial"/>
@@ -28196,7 +28196,7 @@
               <w:spacing w:after="10" w:before="0"/>
               <w:ind w:left="120"/>
             </w:pPr>
-            <w:hyperlink w:history="1" r:id="rIdcwab9ltjibpkvfjhjba6b">
+            <w:hyperlink w:history="1" r:id="rIdk7feetkmboj9b7ri1q0w5">
               <w:r>
                 <w:rPr>
                   <w:rFonts w:ascii="Arial" w:cs="Arial" w:eastAsia="Arial" w:hAnsi="Arial"/>
@@ -28406,7 +28406,7 @@
             <w:pPr>
               <w:spacing w:after="20" w:before="0"/>
             </w:pPr>
-            <w:hyperlink w:history="1" r:id="rIdipntl7qpb_3zyk_5pmprv">
+            <w:hyperlink w:history="1" r:id="rId6rl9emwaygyzwrkc0h7o7">
               <w:r>
                 <w:rPr>
                   <w:rFonts w:ascii="Arial" w:cs="Arial" w:eastAsia="Arial" w:hAnsi="Arial"/>
@@ -28439,7 +28439,7 @@
               <w:spacing w:after="10" w:before="0"/>
               <w:ind w:left="120"/>
             </w:pPr>
-            <w:hyperlink w:history="1" r:id="rIdilpsuwgc1kzyl1lgovgnp">
+            <w:hyperlink w:history="1" r:id="rIdjgg1wak_eqlmd6_pjs-o7">
               <w:r>
                 <w:rPr>
                   <w:rFonts w:ascii="Arial" w:cs="Arial" w:eastAsia="Arial" w:hAnsi="Arial"/>
@@ -28501,7 +28501,7 @@
               <w:spacing w:after="10" w:before="0"/>
               <w:ind w:left="120"/>
             </w:pPr>
-            <w:hyperlink w:history="1" r:id="rIdhoijawp8dyqc5fb3tt3ck">
+            <w:hyperlink w:history="1" r:id="rIdgtxhrsrnyqfhobgfifwwt">
               <w:r>
                 <w:rPr>
                   <w:rFonts w:ascii="Arial" w:cs="Arial" w:eastAsia="Arial" w:hAnsi="Arial"/>
@@ -29028,7 +29028,7 @@
         </w:rPr>
         <w:t xml:space="preserve">© 2026 SeaVuria and ARES. Aligned with KICD objectives. Developed by SeaVuria; technical implementation by ARES (with AI assistance from Claude). Licensed under </w:t>
       </w:r>
-      <w:hyperlink w:history="1" r:id="rId6hse0nunfh1b1wklznhtl">
+      <w:hyperlink w:history="1" r:id="rIdn61wk4zjixe0_xm_wxxen">
         <w:r>
           <w:rPr>
             <w:rFonts w:ascii="Arial" w:cs="Arial" w:eastAsia="Arial" w:hAnsi="Arial"/>
@@ -29049,7 +29049,7 @@
         </w:rPr>
         <w:t xml:space="preserve"> (</w:t>
       </w:r>
-      <w:hyperlink w:history="1" r:id="rIdfjtd7hjc5juyxmspm7gy4">
+      <w:hyperlink w:history="1" r:id="rIdxtlwxam5j7bol8cvff7xp">
         <w:r>
           <w:rPr>
             <w:rFonts w:ascii="Arial" w:cs="Arial" w:eastAsia="Arial" w:hAnsi="Arial"/>
@@ -30079,7 +30079,7 @@
               <w:spacing w:after="10" w:before="0"/>
               <w:ind w:left="120"/>
             </w:pPr>
-            <w:hyperlink w:history="1" r:id="rIdfj5utpoam3n0m5ujwv42q">
+            <w:hyperlink w:history="1" r:id="rIdifirblv7v2tpthw3lqefd">
               <w:r>
                 <w:rPr>
                   <w:rFonts w:ascii="Arial" w:cs="Arial" w:eastAsia="Arial" w:hAnsi="Arial"/>
@@ -30156,7 +30156,7 @@
               <w:spacing w:after="10" w:before="0"/>
               <w:ind w:left="120"/>
             </w:pPr>
-            <w:hyperlink w:history="1" r:id="rIdhu9xev3ylrsibfwcthyvr">
+            <w:hyperlink w:history="1" r:id="rIdsbxhxszrhovbhrag7wh8r">
               <w:r>
                 <w:rPr>
                   <w:rFonts w:ascii="Arial" w:cs="Arial" w:eastAsia="Arial" w:hAnsi="Arial"/>
@@ -30383,7 +30383,7 @@
               <w:spacing w:after="10" w:before="0"/>
               <w:ind w:left="120"/>
             </w:pPr>
-            <w:hyperlink w:history="1" r:id="rIdfs0ojblvjmirct_blzo4d">
+            <w:hyperlink w:history="1" r:id="rIdm3funqtmeeo_vknio6j4x">
               <w:r>
                 <w:rPr>
                   <w:rFonts w:ascii="Arial" w:cs="Arial" w:eastAsia="Arial" w:hAnsi="Arial"/>
@@ -30460,7 +30460,7 @@
               <w:spacing w:after="10" w:before="0"/>
               <w:ind w:left="120"/>
             </w:pPr>
-            <w:hyperlink w:history="1" r:id="rIdzmc5w0e6fdiuoprtti_eu">
+            <w:hyperlink w:history="1" r:id="rIdqouni5rxkmaiq8fz0-w7u">
               <w:r>
                 <w:rPr>
                   <w:rFonts w:ascii="Arial" w:cs="Arial" w:eastAsia="Arial" w:hAnsi="Arial"/>
@@ -30687,7 +30687,7 @@
               <w:spacing w:after="10" w:before="0"/>
               <w:ind w:left="120"/>
             </w:pPr>
-            <w:hyperlink w:history="1" r:id="rIdmvhxqcn2vkdauhbeg56bp">
+            <w:hyperlink w:history="1" r:id="rIdls3kdfz2wcilx-mt3-m1b">
               <w:r>
                 <w:rPr>
                   <w:rFonts w:ascii="Arial" w:cs="Arial" w:eastAsia="Arial" w:hAnsi="Arial"/>
@@ -30764,7 +30764,7 @@
               <w:spacing w:after="10" w:before="0"/>
               <w:ind w:left="120"/>
             </w:pPr>
-            <w:hyperlink w:history="1" r:id="rIdvbzu5klkzzio1-q50dg0l">
+            <w:hyperlink w:history="1" r:id="rIdgdeior78qvifqu1b1p2v0">
               <w:r>
                 <w:rPr>
                   <w:rFonts w:ascii="Arial" w:cs="Arial" w:eastAsia="Arial" w:hAnsi="Arial"/>
@@ -30991,7 +30991,7 @@
               <w:spacing w:after="10" w:before="0"/>
               <w:ind w:left="120"/>
             </w:pPr>
-            <w:hyperlink w:history="1" r:id="rIdipocuxre5q_ezy_tsvt7h">
+            <w:hyperlink w:history="1" r:id="rIdd3j4yagxtnbuh00es6o_q">
               <w:r>
                 <w:rPr>
                   <w:rFonts w:ascii="Arial" w:cs="Arial" w:eastAsia="Arial" w:hAnsi="Arial"/>
@@ -31068,7 +31068,7 @@
               <w:spacing w:after="10" w:before="0"/>
               <w:ind w:left="120"/>
             </w:pPr>
-            <w:hyperlink w:history="1" r:id="rIdbkx0x3u_fazsin_mjg2_x">
+            <w:hyperlink w:history="1" r:id="rId9jeme8-wa5kne5edskrpj">
               <w:r>
                 <w:rPr>
                   <w:rFonts w:ascii="Arial" w:cs="Arial" w:eastAsia="Arial" w:hAnsi="Arial"/>
@@ -31295,7 +31295,7 @@
               <w:spacing w:after="10" w:before="0"/>
               <w:ind w:left="120"/>
             </w:pPr>
-            <w:hyperlink w:history="1" r:id="rIdfuudbzt_kbwiqpwpgdjto">
+            <w:hyperlink w:history="1" r:id="rIdinfumo8dixxp8b7qkq21f">
               <w:r>
                 <w:rPr>
                   <w:rFonts w:ascii="Arial" w:cs="Arial" w:eastAsia="Arial" w:hAnsi="Arial"/>
@@ -31372,7 +31372,7 @@
               <w:spacing w:after="10" w:before="0"/>
               <w:ind w:left="120"/>
             </w:pPr>
-            <w:hyperlink w:history="1" r:id="rIdkflovfyheyyds5gncki4n">
+            <w:hyperlink w:history="1" r:id="rIdryiutml590ex-wsoii3ao">
               <w:r>
                 <w:rPr>
                   <w:rFonts w:ascii="Arial" w:cs="Arial" w:eastAsia="Arial" w:hAnsi="Arial"/>
@@ -32013,7 +32013,7 @@
         </w:rPr>
         <w:t xml:space="preserve">© 2026 SeaVuria and ARES. Aligned with KICD objectives. Developed by SeaVuria; technical implementation by ARES (with AI assistance from Claude). Licensed under </w:t>
       </w:r>
-      <w:hyperlink w:history="1" r:id="rIdrhjw1kta3verzcu9jisqb">
+      <w:hyperlink w:history="1" r:id="rIdqdvpgd01vohoekxupyyjy">
         <w:r>
           <w:rPr>
             <w:rFonts w:ascii="Arial" w:cs="Arial" w:eastAsia="Arial" w:hAnsi="Arial"/>
@@ -32034,7 +32034,7 @@
         </w:rPr>
         <w:t xml:space="preserve"> (</w:t>
       </w:r>
-      <w:hyperlink w:history="1" r:id="rIdryzrubgdpgs7biplrkium">
+      <w:hyperlink w:history="1" r:id="rId63bok2rp-xfqowqdbouvq">
         <w:r>
           <w:rPr>
             <w:rFonts w:ascii="Arial" w:cs="Arial" w:eastAsia="Arial" w:hAnsi="Arial"/>
@@ -33064,7 +33064,7 @@
               <w:spacing w:after="10" w:before="0"/>
               <w:ind w:left="120"/>
             </w:pPr>
-            <w:hyperlink w:history="1" r:id="rIdpyrftmfrxgae6vxkbs1r_">
+            <w:hyperlink w:history="1" r:id="rId-tui9uot7sljoe8m5g-v4">
               <w:r>
                 <w:rPr>
                   <w:rFonts w:ascii="Arial" w:cs="Arial" w:eastAsia="Arial" w:hAnsi="Arial"/>
@@ -33141,7 +33141,7 @@
               <w:spacing w:after="10" w:before="0"/>
               <w:ind w:left="120"/>
             </w:pPr>
-            <w:hyperlink w:history="1" r:id="rIdsbc6kzrec92hmzyapm582">
+            <w:hyperlink w:history="1" r:id="rIdgyj3ijh1rwsqu56st3tdi">
               <w:r>
                 <w:rPr>
                   <w:rFonts w:ascii="Arial" w:cs="Arial" w:eastAsia="Arial" w:hAnsi="Arial"/>
@@ -33368,7 +33368,7 @@
               <w:spacing w:after="10" w:before="0"/>
               <w:ind w:left="120"/>
             </w:pPr>
-            <w:hyperlink w:history="1" r:id="rIdaqx-cd6lqvfdfjezdptkq">
+            <w:hyperlink w:history="1" r:id="rIdtptzqii299gzqtmgmaqst">
               <w:r>
                 <w:rPr>
                   <w:rFonts w:ascii="Arial" w:cs="Arial" w:eastAsia="Arial" w:hAnsi="Arial"/>
@@ -33445,7 +33445,7 @@
               <w:spacing w:after="10" w:before="0"/>
               <w:ind w:left="120"/>
             </w:pPr>
-            <w:hyperlink w:history="1" r:id="rIddsbkxgv4_4yrlvc8vrbwy">
+            <w:hyperlink w:history="1" r:id="rIdbevdnqkladncammw85uwd">
               <w:r>
                 <w:rPr>
                   <w:rFonts w:ascii="Arial" w:cs="Arial" w:eastAsia="Arial" w:hAnsi="Arial"/>
@@ -33672,7 +33672,7 @@
               <w:spacing w:after="10" w:before="0"/>
               <w:ind w:left="120"/>
             </w:pPr>
-            <w:hyperlink w:history="1" r:id="rIded9hkedy1ez4ctw7qx0mw">
+            <w:hyperlink w:history="1" r:id="rIdh5baowwpghdryql0mjjmu">
               <w:r>
                 <w:rPr>
                   <w:rFonts w:ascii="Arial" w:cs="Arial" w:eastAsia="Arial" w:hAnsi="Arial"/>
@@ -33749,7 +33749,7 @@
               <w:spacing w:after="10" w:before="0"/>
               <w:ind w:left="120"/>
             </w:pPr>
-            <w:hyperlink w:history="1" r:id="rIdi7tgmh7q7sxzftdftb_xz">
+            <w:hyperlink w:history="1" r:id="rIdbyokotbwgi9q89y2kbhwo">
               <w:r>
                 <w:rPr>
                   <w:rFonts w:ascii="Arial" w:cs="Arial" w:eastAsia="Arial" w:hAnsi="Arial"/>
@@ -33976,7 +33976,7 @@
               <w:spacing w:after="10" w:before="0"/>
               <w:ind w:left="120"/>
             </w:pPr>
-            <w:hyperlink w:history="1" r:id="rIdcz9vratk1jvnty4fz69lp">
+            <w:hyperlink w:history="1" r:id="rIdtexlccfnbln639gtkyya7">
               <w:r>
                 <w:rPr>
                   <w:rFonts w:ascii="Arial" w:cs="Arial" w:eastAsia="Arial" w:hAnsi="Arial"/>
@@ -34053,7 +34053,7 @@
               <w:spacing w:after="10" w:before="0"/>
               <w:ind w:left="120"/>
             </w:pPr>
-            <w:hyperlink w:history="1" r:id="rId92i8rj7xmtfnxzdfjthft">
+            <w:hyperlink w:history="1" r:id="rIdjrzqh3zlwojcyb1hk1cvi">
               <w:r>
                 <w:rPr>
                   <w:rFonts w:ascii="Arial" w:cs="Arial" w:eastAsia="Arial" w:hAnsi="Arial"/>
@@ -34280,7 +34280,7 @@
               <w:spacing w:after="10" w:before="0"/>
               <w:ind w:left="120"/>
             </w:pPr>
-            <w:hyperlink w:history="1" r:id="rIdft-uf_u-v1rinjacsgw1e">
+            <w:hyperlink w:history="1" r:id="rIdo13b4ue5bcxqtyshnlu-e">
               <w:r>
                 <w:rPr>
                   <w:rFonts w:ascii="Arial" w:cs="Arial" w:eastAsia="Arial" w:hAnsi="Arial"/>
@@ -34357,7 +34357,7 @@
               <w:spacing w:after="10" w:before="0"/>
               <w:ind w:left="120"/>
             </w:pPr>
-            <w:hyperlink w:history="1" r:id="rIdkxx73yosooen23h5gqonx">
+            <w:hyperlink w:history="1" r:id="rIdvnruqk4sazpewme37qdt2">
               <w:r>
                 <w:rPr>
                   <w:rFonts w:ascii="Arial" w:cs="Arial" w:eastAsia="Arial" w:hAnsi="Arial"/>
@@ -34884,7 +34884,7 @@
         </w:rPr>
         <w:t xml:space="preserve">© 2026 SeaVuria and ARES. Aligned with KICD objectives. Developed by SeaVuria; technical implementation by ARES (with AI assistance from Claude). Licensed under </w:t>
       </w:r>
-      <w:hyperlink w:history="1" r:id="rId7ghhp2twbuk1uy2k6orih">
+      <w:hyperlink w:history="1" r:id="rIdnpya7v6ix1fx7jdsl4uer">
         <w:r>
           <w:rPr>
             <w:rFonts w:ascii="Arial" w:cs="Arial" w:eastAsia="Arial" w:hAnsi="Arial"/>
@@ -34905,7 +34905,7 @@
         </w:rPr>
         <w:t xml:space="preserve"> (</w:t>
       </w:r>
-      <w:hyperlink w:history="1" r:id="rIdfmbrc41insrgobib0ht2v">
+      <w:hyperlink w:history="1" r:id="rIduujf4rrsxzcr49-axz1u_">
         <w:r>
           <w:rPr>
             <w:rFonts w:ascii="Arial" w:cs="Arial" w:eastAsia="Arial" w:hAnsi="Arial"/>
@@ -35918,7 +35918,7 @@
             <w:pPr>
               <w:spacing w:after="20" w:before="0"/>
             </w:pPr>
-            <w:hyperlink w:history="1" r:id="rIdfu9pg5qnvfj9t5-qben4o">
+            <w:hyperlink w:history="1" r:id="rIdcx_jcab-dxrgxtdfzkboo">
               <w:r>
                 <w:rPr>
                   <w:rFonts w:ascii="Arial" w:cs="Arial" w:eastAsia="Arial" w:hAnsi="Arial"/>
@@ -35951,7 +35951,7 @@
               <w:spacing w:after="10" w:before="0"/>
               <w:ind w:left="120"/>
             </w:pPr>
-            <w:hyperlink w:history="1" r:id="rIdh6tdbezbncr1ywacqmqtb">
+            <w:hyperlink w:history="1" r:id="rId4g0f_g4frrvdqppyk-aoj">
               <w:r>
                 <w:rPr>
                   <w:rFonts w:ascii="Arial" w:cs="Arial" w:eastAsia="Arial" w:hAnsi="Arial"/>
@@ -35996,7 +35996,7 @@
             <w:pPr>
               <w:spacing w:after="20" w:before="0"/>
             </w:pPr>
-            <w:hyperlink w:history="1" r:id="rIdgfmprhyi8aispgi4idou4">
+            <w:hyperlink w:history="1" r:id="rId33b6u2htecooaiaftwzzi">
               <w:r>
                 <w:rPr>
                   <w:rFonts w:ascii="Arial" w:cs="Arial" w:eastAsia="Arial" w:hAnsi="Arial"/>
@@ -36029,7 +36029,7 @@
               <w:spacing w:after="10" w:before="0"/>
               <w:ind w:left="120"/>
             </w:pPr>
-            <w:hyperlink w:history="1" r:id="rIdmcp7rcqw2pacf0uudsxbp">
+            <w:hyperlink w:history="1" r:id="rIdr2zkr7nr6zihxsnfzlpzm">
               <w:r>
                 <w:rPr>
                   <w:rFonts w:ascii="Arial" w:cs="Arial" w:eastAsia="Arial" w:hAnsi="Arial"/>
@@ -36224,7 +36224,7 @@
             <w:pPr>
               <w:spacing w:after="20" w:before="0"/>
             </w:pPr>
-            <w:hyperlink w:history="1" r:id="rIdc4cnxky3lqn9akdqdbyqd">
+            <w:hyperlink w:history="1" r:id="rId-u4d9aw6lnq1_ucjybgod">
               <w:r>
                 <w:rPr>
                   <w:rFonts w:ascii="Arial" w:cs="Arial" w:eastAsia="Arial" w:hAnsi="Arial"/>
@@ -36257,7 +36257,7 @@
               <w:spacing w:after="10" w:before="0"/>
               <w:ind w:left="120"/>
             </w:pPr>
-            <w:hyperlink w:history="1" r:id="rIdxft1e3wywusxezkzn_pz7">
+            <w:hyperlink w:history="1" r:id="rIdimma1hur7n2rdwdqbxapb">
               <w:r>
                 <w:rPr>
                   <w:rFonts w:ascii="Arial" w:cs="Arial" w:eastAsia="Arial" w:hAnsi="Arial"/>
@@ -36302,7 +36302,7 @@
             <w:pPr>
               <w:spacing w:after="20" w:before="0"/>
             </w:pPr>
-            <w:hyperlink w:history="1" r:id="rIdqf6uhdaoqnmqsbgh5oksw">
+            <w:hyperlink w:history="1" r:id="rIdqwuelesahit183b5mvfik">
               <w:r>
                 <w:rPr>
                   <w:rFonts w:ascii="Arial" w:cs="Arial" w:eastAsia="Arial" w:hAnsi="Arial"/>
@@ -36335,7 +36335,7 @@
               <w:spacing w:after="10" w:before="0"/>
               <w:ind w:left="120"/>
             </w:pPr>
-            <w:hyperlink w:history="1" r:id="rIdyxsrwpce9qgayhpbn59_k">
+            <w:hyperlink w:history="1" r:id="rIdrcaetrajxwrmcijhtg4md">
               <w:r>
                 <w:rPr>
                   <w:rFonts w:ascii="Arial" w:cs="Arial" w:eastAsia="Arial" w:hAnsi="Arial"/>
@@ -36530,7 +36530,7 @@
             <w:pPr>
               <w:spacing w:after="20" w:before="0"/>
             </w:pPr>
-            <w:hyperlink w:history="1" r:id="rId_gfb4igqqd1_mhcdjxn6j">
+            <w:hyperlink w:history="1" r:id="rIdfv0onqvfbh561wrofzv2v">
               <w:r>
                 <w:rPr>
                   <w:rFonts w:ascii="Arial" w:cs="Arial" w:eastAsia="Arial" w:hAnsi="Arial"/>
@@ -36563,7 +36563,7 @@
               <w:spacing w:after="10" w:before="0"/>
               <w:ind w:left="120"/>
             </w:pPr>
-            <w:hyperlink w:history="1" r:id="rIdkgvlf4h0d_k9z2liguiy2">
+            <w:hyperlink w:history="1" r:id="rIdu7uwsto3ajhff39fqu5hn">
               <w:r>
                 <w:rPr>
                   <w:rFonts w:ascii="Arial" w:cs="Arial" w:eastAsia="Arial" w:hAnsi="Arial"/>
@@ -36608,7 +36608,7 @@
             <w:pPr>
               <w:spacing w:after="20" w:before="0"/>
             </w:pPr>
-            <w:hyperlink w:history="1" r:id="rIdoniezw7fmjut_tfcqoqy4">
+            <w:hyperlink w:history="1" r:id="rIdacea7y4a6nm1g5aa8wbsg">
               <w:r>
                 <w:rPr>
                   <w:rFonts w:ascii="Arial" w:cs="Arial" w:eastAsia="Arial" w:hAnsi="Arial"/>
@@ -36641,7 +36641,7 @@
               <w:spacing w:after="10" w:before="0"/>
               <w:ind w:left="120"/>
             </w:pPr>
-            <w:hyperlink w:history="1" r:id="rIdbhnsr23gjkj0pfhrjmg65">
+            <w:hyperlink w:history="1" r:id="rId2yobq--7qbc69qfbu_-_-">
               <w:r>
                 <w:rPr>
                   <w:rFonts w:ascii="Arial" w:cs="Arial" w:eastAsia="Arial" w:hAnsi="Arial"/>
@@ -36836,7 +36836,7 @@
             <w:pPr>
               <w:spacing w:after="20" w:before="0"/>
             </w:pPr>
-            <w:hyperlink w:history="1" r:id="rIdqutjc_vbfehuepskizpke">
+            <w:hyperlink w:history="1" r:id="rIdpyokfmw-alamenff6lmhk">
               <w:r>
                 <w:rPr>
                   <w:rFonts w:ascii="Arial" w:cs="Arial" w:eastAsia="Arial" w:hAnsi="Arial"/>
@@ -36869,7 +36869,7 @@
               <w:spacing w:after="10" w:before="0"/>
               <w:ind w:left="120"/>
             </w:pPr>
-            <w:hyperlink w:history="1" r:id="rIdwpesotvf7uxc5f_3nssta">
+            <w:hyperlink w:history="1" r:id="rIddm7tcpi60opttzplvyxbz">
               <w:r>
                 <w:rPr>
                   <w:rFonts w:ascii="Arial" w:cs="Arial" w:eastAsia="Arial" w:hAnsi="Arial"/>
@@ -36914,7 +36914,7 @@
             <w:pPr>
               <w:spacing w:after="20" w:before="0"/>
             </w:pPr>
-            <w:hyperlink w:history="1" r:id="rIdpcssojp6prjgy-eemomsm">
+            <w:hyperlink w:history="1" r:id="rIdn1sut7c1yiw_6kjddu-6y">
               <w:r>
                 <w:rPr>
                   <w:rFonts w:ascii="Arial" w:cs="Arial" w:eastAsia="Arial" w:hAnsi="Arial"/>
@@ -36947,7 +36947,7 @@
               <w:spacing w:after="10" w:before="0"/>
               <w:ind w:left="120"/>
             </w:pPr>
-            <w:hyperlink w:history="1" r:id="rIdinqzwp94okwieoqzxmvdt">
+            <w:hyperlink w:history="1" r:id="rIdo4p6jehhu4v453hruawix">
               <w:r>
                 <w:rPr>
                   <w:rFonts w:ascii="Arial" w:cs="Arial" w:eastAsia="Arial" w:hAnsi="Arial"/>
@@ -37142,7 +37142,7 @@
             <w:pPr>
               <w:spacing w:after="20" w:before="0"/>
             </w:pPr>
-            <w:hyperlink w:history="1" r:id="rIdswq4xvsi1dxtfhvjig6ks">
+            <w:hyperlink w:history="1" r:id="rId9_xykdgsgobqb5bwf7uyq">
               <w:r>
                 <w:rPr>
                   <w:rFonts w:ascii="Arial" w:cs="Arial" w:eastAsia="Arial" w:hAnsi="Arial"/>
@@ -37175,7 +37175,7 @@
               <w:spacing w:after="10" w:before="0"/>
               <w:ind w:left="120"/>
             </w:pPr>
-            <w:hyperlink w:history="1" r:id="rIduo5foryzcryz2gxyjlpw1">
+            <w:hyperlink w:history="1" r:id="rIdzkzl13xo37xy67i1lgqm6">
               <w:r>
                 <w:rPr>
                   <w:rFonts w:ascii="Arial" w:cs="Arial" w:eastAsia="Arial" w:hAnsi="Arial"/>
@@ -37220,7 +37220,7 @@
             <w:pPr>
               <w:spacing w:after="20" w:before="0"/>
             </w:pPr>
-            <w:hyperlink w:history="1" r:id="rId3wjijhpqx4axyibvfad4w">
+            <w:hyperlink w:history="1" r:id="rIdttp9b40-lsny8eazzhovv">
               <w:r>
                 <w:rPr>
                   <w:rFonts w:ascii="Arial" w:cs="Arial" w:eastAsia="Arial" w:hAnsi="Arial"/>
@@ -37269,7 +37269,7 @@
               <w:spacing w:after="10" w:before="0"/>
               <w:ind w:left="120"/>
             </w:pPr>
-            <w:hyperlink w:history="1" r:id="rId_oqvs-5pylxnkfqhyh6fm">
+            <w:hyperlink w:history="1" r:id="rIdh8zvticlar-tn3pj2rtse">
               <w:r>
                 <w:rPr>
                   <w:rFonts w:ascii="Arial" w:cs="Arial" w:eastAsia="Arial" w:hAnsi="Arial"/>
@@ -38009,7 +38009,7 @@
         </w:rPr>
         <w:t xml:space="preserve">© 2026 SeaVuria and ARES. Aligned with KICD objectives. Developed by SeaVuria; technical implementation by ARES (with AI assistance from Claude). Licensed under </w:t>
       </w:r>
-      <w:hyperlink w:history="1" r:id="rIdrwqbrs4nd_omrwtt8ctl_">
+      <w:hyperlink w:history="1" r:id="rId6xir38gr5bqvbajgdjpy6">
         <w:r>
           <w:rPr>
             <w:rFonts w:ascii="Arial" w:cs="Arial" w:eastAsia="Arial" w:hAnsi="Arial"/>
@@ -38030,7 +38030,7 @@
         </w:rPr>
         <w:t xml:space="preserve"> (</w:t>
       </w:r>
-      <w:hyperlink w:history="1" r:id="rId6v_qrm4zy1tdnwnmy-hph">
+      <w:hyperlink w:history="1" r:id="rIdikdnqpun4rtf187jpsss1">
         <w:r>
           <w:rPr>
             <w:rFonts w:ascii="Arial" w:cs="Arial" w:eastAsia="Arial" w:hAnsi="Arial"/>

--- a/data/outputs/v2/Physics/SS4.2_Introduction_to_Space_Physics/Physics_Introduction_to_Space_Physics_CBE_LessonSequence.docx
+++ b/data/outputs/v2/Physics/SS4.2_Introduction_to_Space_Physics/Physics_Introduction_to_Space_Physics_CBE_LessonSequence.docx
@@ -2731,7 +2731,7 @@
         </w:rPr>
         <w:t xml:space="preserve">© 2026 SeaVuria and ARES. This work is licensed under a </w:t>
       </w:r>
-      <w:hyperlink w:history="1" r:id="rIdpmse8craokgs87vttoazp">
+      <w:hyperlink w:history="1" r:id="rIdmfxv8riylp0jqlclw078o">
         <w:r>
           <w:rPr>
             <w:rFonts w:ascii="Arial" w:cs="Arial" w:eastAsia="Arial" w:hAnsi="Arial"/>
@@ -2751,7 +2751,7 @@
         </w:rPr>
         <w:t xml:space="preserve"> (</w:t>
       </w:r>
-      <w:hyperlink w:history="1" r:id="rIdjj8jams7mfziksjn88jog">
+      <w:hyperlink w:history="1" r:id="rIde_ocs_yjkl-awejeq6hcp">
         <w:r>
           <w:rPr>
             <w:rFonts w:ascii="Arial" w:cs="Arial" w:eastAsia="Arial" w:hAnsi="Arial"/>
@@ -2771,7 +2771,7 @@
         </w:rPr>
         <w:t xml:space="preserve">). To view a copy of this license, visit </w:t>
       </w:r>
-      <w:hyperlink w:history="1" r:id="rId_avvaoex49cibhsl17e9z">
+      <w:hyperlink w:history="1" r:id="rId_neyhlmogwsroopyklctd">
         <w:r>
           <w:rPr>
             <w:rFonts w:ascii="Arial" w:cs="Arial" w:eastAsia="Arial" w:hAnsi="Arial"/>
@@ -3783,7 +3783,7 @@
             <w:pPr>
               <w:spacing w:after="20" w:before="0"/>
             </w:pPr>
-            <w:hyperlink w:history="1" r:id="rIdsqn_mnbtuodnmknop7h0i">
+            <w:hyperlink w:history="1" r:id="rIdhmadqo9ohb-ewsazw-xr3">
               <w:r>
                 <w:rPr>
                   <w:rFonts w:ascii="Arial" w:cs="Arial" w:eastAsia="Arial" w:hAnsi="Arial"/>
@@ -3816,7 +3816,7 @@
               <w:spacing w:after="10" w:before="0"/>
               <w:ind w:left="120"/>
             </w:pPr>
-            <w:hyperlink w:history="1" r:id="rId3tnra27t5ywl2ca_9jp3b">
+            <w:hyperlink w:history="1" r:id="rIdtme_t7kq7z2he-3kkxpfe">
               <w:r>
                 <w:rPr>
                   <w:rFonts w:ascii="Arial" w:cs="Arial" w:eastAsia="Arial" w:hAnsi="Arial"/>
@@ -3878,7 +3878,7 @@
               <w:spacing w:after="10" w:before="0"/>
               <w:ind w:left="120"/>
             </w:pPr>
-            <w:hyperlink w:history="1" r:id="rIdxfzbecmwmnzu8vbgzou3f">
+            <w:hyperlink w:history="1" r:id="rIdes-exw_iaego3vt4pn-1v">
               <w:r>
                 <w:rPr>
                   <w:rFonts w:ascii="Arial" w:cs="Arial" w:eastAsia="Arial" w:hAnsi="Arial"/>
@@ -4088,7 +4088,7 @@
             <w:pPr>
               <w:spacing w:after="20" w:before="0"/>
             </w:pPr>
-            <w:hyperlink w:history="1" r:id="rIdyh46p-yw9pkrizliidltn">
+            <w:hyperlink w:history="1" r:id="rIdfkfq6ufz_xsxrptv-pobx">
               <w:r>
                 <w:rPr>
                   <w:rFonts w:ascii="Arial" w:cs="Arial" w:eastAsia="Arial" w:hAnsi="Arial"/>
@@ -4121,7 +4121,7 @@
               <w:spacing w:after="10" w:before="0"/>
               <w:ind w:left="120"/>
             </w:pPr>
-            <w:hyperlink w:history="1" r:id="rIdwnlljqyst1m7n9m4s9jsu">
+            <w:hyperlink w:history="1" r:id="rIdaqwzbrvkquctqp0jujtsd">
               <w:r>
                 <w:rPr>
                   <w:rFonts w:ascii="Arial" w:cs="Arial" w:eastAsia="Arial" w:hAnsi="Arial"/>
@@ -4183,7 +4183,7 @@
               <w:spacing w:after="10" w:before="0"/>
               <w:ind w:left="120"/>
             </w:pPr>
-            <w:hyperlink w:history="1" r:id="rId43jktw1oalrc4gqb_es6o">
+            <w:hyperlink w:history="1" r:id="rIdh6t-kvbeob6vlavucozwo">
               <w:r>
                 <w:rPr>
                   <w:rFonts w:ascii="Arial" w:cs="Arial" w:eastAsia="Arial" w:hAnsi="Arial"/>
@@ -4393,7 +4393,7 @@
             <w:pPr>
               <w:spacing w:after="20" w:before="0"/>
             </w:pPr>
-            <w:hyperlink w:history="1" r:id="rId5udcv-vmfmhj_-h-6owch">
+            <w:hyperlink w:history="1" r:id="rIdxjoyf3h-okorbsjdd_y7a">
               <w:r>
                 <w:rPr>
                   <w:rFonts w:ascii="Arial" w:cs="Arial" w:eastAsia="Arial" w:hAnsi="Arial"/>
@@ -4442,7 +4442,7 @@
               <w:spacing w:after="10" w:before="0"/>
               <w:ind w:left="120"/>
             </w:pPr>
-            <w:hyperlink w:history="1" r:id="rIdg-hcphuhe3w_bp-dlurpe">
+            <w:hyperlink w:history="1" r:id="rIdvlmngv28mdbolaxwtf7ve">
               <w:r>
                 <w:rPr>
                   <w:rFonts w:ascii="Arial" w:cs="Arial" w:eastAsia="Arial" w:hAnsi="Arial"/>
@@ -4504,7 +4504,7 @@
               <w:spacing w:after="10" w:before="0"/>
               <w:ind w:left="120"/>
             </w:pPr>
-            <w:hyperlink w:history="1" r:id="rIdllp0il8x3z_pt9zhc8mn4">
+            <w:hyperlink w:history="1" r:id="rIdv5jvlo9af3l1waan12hsa">
               <w:r>
                 <w:rPr>
                   <w:rFonts w:ascii="Arial" w:cs="Arial" w:eastAsia="Arial" w:hAnsi="Arial"/>
@@ -4714,7 +4714,7 @@
             <w:pPr>
               <w:spacing w:after="20" w:before="0"/>
             </w:pPr>
-            <w:hyperlink w:history="1" r:id="rId2wpww5ti7ca-qplxdga2t">
+            <w:hyperlink w:history="1" r:id="rIdgnzhfdwtutclugur7ecpu">
               <w:r>
                 <w:rPr>
                   <w:rFonts w:ascii="Arial" w:cs="Arial" w:eastAsia="Arial" w:hAnsi="Arial"/>
@@ -4763,7 +4763,7 @@
               <w:spacing w:after="10" w:before="0"/>
               <w:ind w:left="120"/>
             </w:pPr>
-            <w:hyperlink w:history="1" r:id="rIdr8dgml8sonem2ellit9yr">
+            <w:hyperlink w:history="1" r:id="rIdqnioqq-i0q-tx-iebzkfk">
               <w:r>
                 <w:rPr>
                   <w:rFonts w:ascii="Arial" w:cs="Arial" w:eastAsia="Arial" w:hAnsi="Arial"/>
@@ -4825,7 +4825,7 @@
               <w:spacing w:after="10" w:before="0"/>
               <w:ind w:left="120"/>
             </w:pPr>
-            <w:hyperlink w:history="1" r:id="rIdtuh6rykaib-shzdbiouzs">
+            <w:hyperlink w:history="1" r:id="rIdj74562pb-onoqfmvk7dyo">
               <w:r>
                 <w:rPr>
                   <w:rFonts w:ascii="Arial" w:cs="Arial" w:eastAsia="Arial" w:hAnsi="Arial"/>
@@ -5035,7 +5035,7 @@
             <w:pPr>
               <w:spacing w:after="20" w:before="0"/>
             </w:pPr>
-            <w:hyperlink w:history="1" r:id="rIdykmrqepljfoeip0hrcxvp">
+            <w:hyperlink w:history="1" r:id="rIdsdgdj8jadrtpkbaa1zar7">
               <w:r>
                 <w:rPr>
                   <w:rFonts w:ascii="Arial" w:cs="Arial" w:eastAsia="Arial" w:hAnsi="Arial"/>
@@ -5084,7 +5084,7 @@
               <w:spacing w:after="10" w:before="0"/>
               <w:ind w:left="120"/>
             </w:pPr>
-            <w:hyperlink w:history="1" r:id="rIdq0nefkfvlbbjzkaxvxfo1">
+            <w:hyperlink w:history="1" r:id="rIdl00wbkhxoqblqtu9hbbwe">
               <w:r>
                 <w:rPr>
                   <w:rFonts w:ascii="Arial" w:cs="Arial" w:eastAsia="Arial" w:hAnsi="Arial"/>
@@ -5146,7 +5146,7 @@
               <w:spacing w:after="10" w:before="0"/>
               <w:ind w:left="120"/>
             </w:pPr>
-            <w:hyperlink w:history="1" r:id="rIdz-jx1uotm0lqr6bncjopd">
+            <w:hyperlink w:history="1" r:id="rIdqmgm5u_-dpifubzcetpxw">
               <w:r>
                 <w:rPr>
                   <w:rFonts w:ascii="Arial" w:cs="Arial" w:eastAsia="Arial" w:hAnsi="Arial"/>
@@ -5673,7 +5673,7 @@
         </w:rPr>
         <w:t xml:space="preserve">© 2026 SeaVuria and ARES. Aligned with KICD objectives. Developed by SeaVuria; technical implementation by ARES (with AI assistance from Claude). Licensed under </w:t>
       </w:r>
-      <w:hyperlink w:history="1" r:id="rIdyojf_rw_1jf_fvalpprjc">
+      <w:hyperlink w:history="1" r:id="rIdir4nvzymczy-kanyza53x">
         <w:r>
           <w:rPr>
             <w:rFonts w:ascii="Arial" w:cs="Arial" w:eastAsia="Arial" w:hAnsi="Arial"/>
@@ -5694,7 +5694,7 @@
         </w:rPr>
         <w:t xml:space="preserve"> (</w:t>
       </w:r>
-      <w:hyperlink w:history="1" r:id="rIdqdjz_xb8hzg62vcfjob2n">
+      <w:hyperlink w:history="1" r:id="rIdjuzjbthimuevx3ppr-dfw">
         <w:r>
           <w:rPr>
             <w:rFonts w:ascii="Arial" w:cs="Arial" w:eastAsia="Arial" w:hAnsi="Arial"/>
@@ -6707,7 +6707,7 @@
             <w:pPr>
               <w:spacing w:after="20" w:before="0"/>
             </w:pPr>
-            <w:hyperlink w:history="1" r:id="rIddzvncuk2skkhvdkcbccbp">
+            <w:hyperlink w:history="1" r:id="rIdhtlshqmceh1u_5yqnulu0">
               <w:r>
                 <w:rPr>
                   <w:rFonts w:ascii="Arial" w:cs="Arial" w:eastAsia="Arial" w:hAnsi="Arial"/>
@@ -6740,7 +6740,7 @@
               <w:spacing w:after="10" w:before="0"/>
               <w:ind w:left="120"/>
             </w:pPr>
-            <w:hyperlink w:history="1" r:id="rIdz-zgfkpsh1jiqhl9hrgyj">
+            <w:hyperlink w:history="1" r:id="rIdllphmtuig5biaukdfmczd">
               <w:r>
                 <w:rPr>
                   <w:rFonts w:ascii="Arial" w:cs="Arial" w:eastAsia="Arial" w:hAnsi="Arial"/>
@@ -6785,7 +6785,7 @@
             <w:pPr>
               <w:spacing w:after="20" w:before="0"/>
             </w:pPr>
-            <w:hyperlink w:history="1" r:id="rIdxhbtpuldsheyyu7y_xk5t">
+            <w:hyperlink w:history="1" r:id="rIdkk6_v3bpnxxwtxviwrkug">
               <w:r>
                 <w:rPr>
                   <w:rFonts w:ascii="Arial" w:cs="Arial" w:eastAsia="Arial" w:hAnsi="Arial"/>
@@ -6818,7 +6818,7 @@
               <w:spacing w:after="10" w:before="0"/>
               <w:ind w:left="120"/>
             </w:pPr>
-            <w:hyperlink w:history="1" r:id="rIdoit-ulvijtppnlfuhp1mw">
+            <w:hyperlink w:history="1" r:id="rIdn196bryv2shnpep7hm_gw">
               <w:r>
                 <w:rPr>
                   <w:rFonts w:ascii="Arial" w:cs="Arial" w:eastAsia="Arial" w:hAnsi="Arial"/>
@@ -7013,7 +7013,7 @@
             <w:pPr>
               <w:spacing w:after="20" w:before="0"/>
             </w:pPr>
-            <w:hyperlink w:history="1" r:id="rIdi4r6shgqu3vhyfasvpyhz">
+            <w:hyperlink w:history="1" r:id="rIdsy6hmtuarvy2iosminsbt">
               <w:r>
                 <w:rPr>
                   <w:rFonts w:ascii="Arial" w:cs="Arial" w:eastAsia="Arial" w:hAnsi="Arial"/>
@@ -7046,7 +7046,7 @@
               <w:spacing w:after="10" w:before="0"/>
               <w:ind w:left="120"/>
             </w:pPr>
-            <w:hyperlink w:history="1" r:id="rId-n78syrbhivmnmkybflrw">
+            <w:hyperlink w:history="1" r:id="rIdsi6feiceqj_jtnnzo-gwp">
               <w:r>
                 <w:rPr>
                   <w:rFonts w:ascii="Arial" w:cs="Arial" w:eastAsia="Arial" w:hAnsi="Arial"/>
@@ -7091,7 +7091,7 @@
             <w:pPr>
               <w:spacing w:after="20" w:before="0"/>
             </w:pPr>
-            <w:hyperlink w:history="1" r:id="rIdkbok4wmptbmypi8h2bhlv">
+            <w:hyperlink w:history="1" r:id="rIdf35c6x0z19fsg1wrh4leo">
               <w:r>
                 <w:rPr>
                   <w:rFonts w:ascii="Arial" w:cs="Arial" w:eastAsia="Arial" w:hAnsi="Arial"/>
@@ -7124,7 +7124,7 @@
               <w:spacing w:after="10" w:before="0"/>
               <w:ind w:left="120"/>
             </w:pPr>
-            <w:hyperlink w:history="1" r:id="rIdjmt5xsklhduezcxzkigub">
+            <w:hyperlink w:history="1" r:id="rIdxkzr7i-iy5bcwtogpxoax">
               <w:r>
                 <w:rPr>
                   <w:rFonts w:ascii="Arial" w:cs="Arial" w:eastAsia="Arial" w:hAnsi="Arial"/>
@@ -7395,7 +7395,7 @@
             <w:pPr>
               <w:spacing w:after="20" w:before="0"/>
             </w:pPr>
-            <w:hyperlink w:history="1" r:id="rId1xjyostwgdd-labb1fbjw">
+            <w:hyperlink w:history="1" r:id="rIdymmsqouq7ja9flwis5kin">
               <w:r>
                 <w:rPr>
                   <w:rFonts w:ascii="Arial" w:cs="Arial" w:eastAsia="Arial" w:hAnsi="Arial"/>
@@ -7428,7 +7428,7 @@
               <w:spacing w:after="10" w:before="0"/>
               <w:ind w:left="120"/>
             </w:pPr>
-            <w:hyperlink w:history="1" r:id="rId3w5vd0xjhm3upg31d4kbw">
+            <w:hyperlink w:history="1" r:id="rIdmgnw5eyukd6wdwpt04bko">
               <w:r>
                 <w:rPr>
                   <w:rFonts w:ascii="Arial" w:cs="Arial" w:eastAsia="Arial" w:hAnsi="Arial"/>
@@ -7473,7 +7473,7 @@
             <w:pPr>
               <w:spacing w:after="20" w:before="0"/>
             </w:pPr>
-            <w:hyperlink w:history="1" r:id="rIdve1tu28dbzc5hbjqawy7l">
+            <w:hyperlink w:history="1" r:id="rIdteeh4dhhh26td6wqr6inr">
               <w:r>
                 <w:rPr>
                   <w:rFonts w:ascii="Arial" w:cs="Arial" w:eastAsia="Arial" w:hAnsi="Arial"/>
@@ -7506,7 +7506,7 @@
               <w:spacing w:after="10" w:before="0"/>
               <w:ind w:left="120"/>
             </w:pPr>
-            <w:hyperlink w:history="1" r:id="rIdifjjkxann4mmwo0kqivwc">
+            <w:hyperlink w:history="1" r:id="rId5uxidv_m7ch_z4zccptkr">
               <w:r>
                 <w:rPr>
                   <w:rFonts w:ascii="Arial" w:cs="Arial" w:eastAsia="Arial" w:hAnsi="Arial"/>
@@ -7701,7 +7701,7 @@
             <w:pPr>
               <w:spacing w:after="20" w:before="0"/>
             </w:pPr>
-            <w:hyperlink w:history="1" r:id="rId81ffjw9jsdk1c5gm9pbfi">
+            <w:hyperlink w:history="1" r:id="rId-2tu8suqgdtvchuw0oeb3">
               <w:r>
                 <w:rPr>
                   <w:rFonts w:ascii="Arial" w:cs="Arial" w:eastAsia="Arial" w:hAnsi="Arial"/>
@@ -7734,7 +7734,7 @@
               <w:spacing w:after="10" w:before="0"/>
               <w:ind w:left="120"/>
             </w:pPr>
-            <w:hyperlink w:history="1" r:id="rIdyx5pox4fduow7uyud0ora">
+            <w:hyperlink w:history="1" r:id="rIdbueddjmeki-edhxfrallt">
               <w:r>
                 <w:rPr>
                   <w:rFonts w:ascii="Arial" w:cs="Arial" w:eastAsia="Arial" w:hAnsi="Arial"/>
@@ -7779,7 +7779,7 @@
             <w:pPr>
               <w:spacing w:after="20" w:before="0"/>
             </w:pPr>
-            <w:hyperlink w:history="1" r:id="rIdzkkoyydgn4yrbwcecs66a">
+            <w:hyperlink w:history="1" r:id="rIdllpujwdartswlwrrbpnhl">
               <w:r>
                 <w:rPr>
                   <w:rFonts w:ascii="Arial" w:cs="Arial" w:eastAsia="Arial" w:hAnsi="Arial"/>
@@ -7812,7 +7812,7 @@
               <w:spacing w:after="10" w:before="0"/>
               <w:ind w:left="120"/>
             </w:pPr>
-            <w:hyperlink w:history="1" r:id="rIdrsl3ihahsbybp2v2glisv">
+            <w:hyperlink w:history="1" r:id="rIdy9qosyzduy5ky8ycuq2gk">
               <w:r>
                 <w:rPr>
                   <w:rFonts w:ascii="Arial" w:cs="Arial" w:eastAsia="Arial" w:hAnsi="Arial"/>
@@ -8007,7 +8007,7 @@
             <w:pPr>
               <w:spacing w:after="20" w:before="0"/>
             </w:pPr>
-            <w:hyperlink w:history="1" r:id="rIdfpwl9dajhwwtaiysqj5pf">
+            <w:hyperlink w:history="1" r:id="rIdzfslqbykhn0bcg_3omyqe">
               <w:r>
                 <w:rPr>
                   <w:rFonts w:ascii="Arial" w:cs="Arial" w:eastAsia="Arial" w:hAnsi="Arial"/>
@@ -8040,7 +8040,7 @@
               <w:spacing w:after="10" w:before="0"/>
               <w:ind w:left="120"/>
             </w:pPr>
-            <w:hyperlink w:history="1" r:id="rIddegbtsjszx96hi4iarhum">
+            <w:hyperlink w:history="1" r:id="rIdrpguudw1z7n6zmqy2y-ab">
               <w:r>
                 <w:rPr>
                   <w:rFonts w:ascii="Arial" w:cs="Arial" w:eastAsia="Arial" w:hAnsi="Arial"/>
@@ -8085,7 +8085,7 @@
             <w:pPr>
               <w:spacing w:after="20" w:before="0"/>
             </w:pPr>
-            <w:hyperlink w:history="1" r:id="rId8xy94gllumjjzmpgdhrou">
+            <w:hyperlink w:history="1" r:id="rIdritw2nyghfy9xxkwnet1y">
               <w:r>
                 <w:rPr>
                   <w:rFonts w:ascii="Arial" w:cs="Arial" w:eastAsia="Arial" w:hAnsi="Arial"/>
@@ -8118,7 +8118,7 @@
               <w:spacing w:after="10" w:before="0"/>
               <w:ind w:left="120"/>
             </w:pPr>
-            <w:hyperlink w:history="1" r:id="rId_jxqpvul2hwzwr8pz0fyu">
+            <w:hyperlink w:history="1" r:id="rIdnlnrmkbzrfhhxya4o0zwx">
               <w:r>
                 <w:rPr>
                   <w:rFonts w:ascii="Arial" w:cs="Arial" w:eastAsia="Arial" w:hAnsi="Arial"/>
@@ -8630,7 +8630,7 @@
         </w:rPr>
         <w:t xml:space="preserve">© 2026 SeaVuria and ARES. Aligned with KICD objectives. Developed by SeaVuria; technical implementation by ARES (with AI assistance from Claude). Licensed under </w:t>
       </w:r>
-      <w:hyperlink w:history="1" r:id="rIdjg_huou-gklli34asmhxg">
+      <w:hyperlink w:history="1" r:id="rId1yw8g-slayobahf6o8cpl">
         <w:r>
           <w:rPr>
             <w:rFonts w:ascii="Arial" w:cs="Arial" w:eastAsia="Arial" w:hAnsi="Arial"/>
@@ -8651,7 +8651,7 @@
         </w:rPr>
         <w:t xml:space="preserve"> (</w:t>
       </w:r>
-      <w:hyperlink w:history="1" r:id="rIdzyy6_dgodli0gacfd5ydm">
+      <w:hyperlink w:history="1" r:id="rIdjpiy8ksgi22al2d43kiko">
         <w:r>
           <w:rPr>
             <w:rFonts w:ascii="Arial" w:cs="Arial" w:eastAsia="Arial" w:hAnsi="Arial"/>
@@ -9664,7 +9664,7 @@
             <w:pPr>
               <w:spacing w:after="20" w:before="0"/>
             </w:pPr>
-            <w:hyperlink w:history="1" r:id="rIdogknq4h5bd_demffghhtg">
+            <w:hyperlink w:history="1" r:id="rIdieec8kd1qqb1wkewz0oak">
               <w:r>
                 <w:rPr>
                   <w:rFonts w:ascii="Arial" w:cs="Arial" w:eastAsia="Arial" w:hAnsi="Arial"/>
@@ -9713,7 +9713,7 @@
               <w:spacing w:after="10" w:before="0"/>
               <w:ind w:left="120"/>
             </w:pPr>
-            <w:hyperlink w:history="1" r:id="rId3ndxlktcbuqvt041bebfp">
+            <w:hyperlink w:history="1" r:id="rIdv19uagy-sgh6q3eolgse-">
               <w:r>
                 <w:rPr>
                   <w:rFonts w:ascii="Arial" w:cs="Arial" w:eastAsia="Arial" w:hAnsi="Arial"/>
@@ -9758,7 +9758,7 @@
             <w:pPr>
               <w:spacing w:after="20" w:before="0"/>
             </w:pPr>
-            <w:hyperlink w:history="1" r:id="rIdrvebmueuepivhvltzl8og">
+            <w:hyperlink w:history="1" r:id="rIdq8isl7yfdtf-ydig8evms">
               <w:r>
                 <w:rPr>
                   <w:rFonts w:ascii="Arial" w:cs="Arial" w:eastAsia="Arial" w:hAnsi="Arial"/>
@@ -9807,7 +9807,7 @@
               <w:spacing w:after="10" w:before="0"/>
               <w:ind w:left="120"/>
             </w:pPr>
-            <w:hyperlink w:history="1" r:id="rIdihs5acdczkccxc-aliohg">
+            <w:hyperlink w:history="1" r:id="rIdwikczv7vljlpcmhomqqzc">
               <w:r>
                 <w:rPr>
                   <w:rFonts w:ascii="Arial" w:cs="Arial" w:eastAsia="Arial" w:hAnsi="Arial"/>
@@ -10002,7 +10002,7 @@
             <w:pPr>
               <w:spacing w:after="20" w:before="0"/>
             </w:pPr>
-            <w:hyperlink w:history="1" r:id="rIdabn9czncyq3brgui3oaia">
+            <w:hyperlink w:history="1" r:id="rIdy28jwrncz3_edl9djtpcs">
               <w:r>
                 <w:rPr>
                   <w:rFonts w:ascii="Arial" w:cs="Arial" w:eastAsia="Arial" w:hAnsi="Arial"/>
@@ -10051,7 +10051,7 @@
               <w:spacing w:after="10" w:before="0"/>
               <w:ind w:left="120"/>
             </w:pPr>
-            <w:hyperlink w:history="1" r:id="rIda_vytjesxlz6s5orpqym5">
+            <w:hyperlink w:history="1" r:id="rId06ojcpmy0tbi-nppdgfwb">
               <w:r>
                 <w:rPr>
                   <w:rFonts w:ascii="Arial" w:cs="Arial" w:eastAsia="Arial" w:hAnsi="Arial"/>
@@ -10096,7 +10096,7 @@
             <w:pPr>
               <w:spacing w:after="20" w:before="0"/>
             </w:pPr>
-            <w:hyperlink w:history="1" r:id="rIdpvfizbovbxptgpa964yzv">
+            <w:hyperlink w:history="1" r:id="rIdk3sssvtv0fnrigxrqx7wh">
               <w:r>
                 <w:rPr>
                   <w:rFonts w:ascii="Arial" w:cs="Arial" w:eastAsia="Arial" w:hAnsi="Arial"/>
@@ -10145,7 +10145,7 @@
               <w:spacing w:after="10" w:before="0"/>
               <w:ind w:left="120"/>
             </w:pPr>
-            <w:hyperlink w:history="1" r:id="rIdvyjs_frxy-sjgpaex0imz">
+            <w:hyperlink w:history="1" r:id="rIdrzhp35mbtuxatwbs2ez56">
               <w:r>
                 <w:rPr>
                   <w:rFonts w:ascii="Arial" w:cs="Arial" w:eastAsia="Arial" w:hAnsi="Arial"/>
@@ -10340,7 +10340,7 @@
             <w:pPr>
               <w:spacing w:after="20" w:before="0"/>
             </w:pPr>
-            <w:hyperlink w:history="1" r:id="rIdolhaiflseudy4k5hu2-db">
+            <w:hyperlink w:history="1" r:id="rIdg3fyvglpigbyjopdrmk_i">
               <w:r>
                 <w:rPr>
                   <w:rFonts w:ascii="Arial" w:cs="Arial" w:eastAsia="Arial" w:hAnsi="Arial"/>
@@ -10389,7 +10389,7 @@
               <w:spacing w:after="10" w:before="0"/>
               <w:ind w:left="120"/>
             </w:pPr>
-            <w:hyperlink w:history="1" r:id="rIdg7vmu0cmzyrd-xbykfpb_">
+            <w:hyperlink w:history="1" r:id="rIdu8mtendapswl9lffcvkgg">
               <w:r>
                 <w:rPr>
                   <w:rFonts w:ascii="Arial" w:cs="Arial" w:eastAsia="Arial" w:hAnsi="Arial"/>
@@ -10434,7 +10434,7 @@
             <w:pPr>
               <w:spacing w:after="20" w:before="0"/>
             </w:pPr>
-            <w:hyperlink w:history="1" r:id="rIdy-uqpj7btzrwjsuzs7ggz">
+            <w:hyperlink w:history="1" r:id="rId2nuzo8kiulpmzsjaxtj7a">
               <w:r>
                 <w:rPr>
                   <w:rFonts w:ascii="Arial" w:cs="Arial" w:eastAsia="Arial" w:hAnsi="Arial"/>
@@ -10483,7 +10483,7 @@
               <w:spacing w:after="10" w:before="0"/>
               <w:ind w:left="120"/>
             </w:pPr>
-            <w:hyperlink w:history="1" r:id="rIdp_mrh1ceobtinemsr5z2y">
+            <w:hyperlink w:history="1" r:id="rId__t6rxhjhw51zkybr7fbm">
               <w:r>
                 <w:rPr>
                   <w:rFonts w:ascii="Arial" w:cs="Arial" w:eastAsia="Arial" w:hAnsi="Arial"/>
@@ -10678,7 +10678,7 @@
             <w:pPr>
               <w:spacing w:after="20" w:before="0"/>
             </w:pPr>
-            <w:hyperlink w:history="1" r:id="rIdktd94v3gok3ub8iaofbxt">
+            <w:hyperlink w:history="1" r:id="rIdrsze1je77mummqa503k8l">
               <w:r>
                 <w:rPr>
                   <w:rFonts w:ascii="Arial" w:cs="Arial" w:eastAsia="Arial" w:hAnsi="Arial"/>
@@ -10727,7 +10727,7 @@
               <w:spacing w:after="10" w:before="0"/>
               <w:ind w:left="120"/>
             </w:pPr>
-            <w:hyperlink w:history="1" r:id="rIdyq6jvudssp05pjshda5_b">
+            <w:hyperlink w:history="1" r:id="rIdr7rehewumdgyng2m7rx4a">
               <w:r>
                 <w:rPr>
                   <w:rFonts w:ascii="Arial" w:cs="Arial" w:eastAsia="Arial" w:hAnsi="Arial"/>
@@ -10772,7 +10772,7 @@
             <w:pPr>
               <w:spacing w:after="20" w:before="0"/>
             </w:pPr>
-            <w:hyperlink w:history="1" r:id="rId2wz34ww5uhqsddinzw2wf">
+            <w:hyperlink w:history="1" r:id="rIdskenf9ohfx5aj2xgswcvf">
               <w:r>
                 <w:rPr>
                   <w:rFonts w:ascii="Arial" w:cs="Arial" w:eastAsia="Arial" w:hAnsi="Arial"/>
@@ -10821,7 +10821,7 @@
               <w:spacing w:after="10" w:before="0"/>
               <w:ind w:left="120"/>
             </w:pPr>
-            <w:hyperlink w:history="1" r:id="rIduhe7gwnerg2vqppsd5atw">
+            <w:hyperlink w:history="1" r:id="rIdjodshlw-_fnh2jtwn4fuk">
               <w:r>
                 <w:rPr>
                   <w:rFonts w:ascii="Arial" w:cs="Arial" w:eastAsia="Arial" w:hAnsi="Arial"/>
@@ -11016,7 +11016,7 @@
             <w:pPr>
               <w:spacing w:after="20" w:before="0"/>
             </w:pPr>
-            <w:hyperlink w:history="1" r:id="rIdor5dap-zgsu-dvitmetbq">
+            <w:hyperlink w:history="1" r:id="rIdybx7yadknknymn-fksf4i">
               <w:r>
                 <w:rPr>
                   <w:rFonts w:ascii="Arial" w:cs="Arial" w:eastAsia="Arial" w:hAnsi="Arial"/>
@@ -11065,7 +11065,7 @@
               <w:spacing w:after="10" w:before="0"/>
               <w:ind w:left="120"/>
             </w:pPr>
-            <w:hyperlink w:history="1" r:id="rIdnuns0my9yavfvw9xk6krz">
+            <w:hyperlink w:history="1" r:id="rIdlnr8lmff_bmigi3xhg6ow">
               <w:r>
                 <w:rPr>
                   <w:rFonts w:ascii="Arial" w:cs="Arial" w:eastAsia="Arial" w:hAnsi="Arial"/>
@@ -11110,7 +11110,7 @@
             <w:pPr>
               <w:spacing w:after="20" w:before="0"/>
             </w:pPr>
-            <w:hyperlink w:history="1" r:id="rIdrazekjvyrcmjvcuc_sp4z">
+            <w:hyperlink w:history="1" r:id="rIdt6z370nnngr93_pqwct4l">
               <w:r>
                 <w:rPr>
                   <w:rFonts w:ascii="Arial" w:cs="Arial" w:eastAsia="Arial" w:hAnsi="Arial"/>
@@ -11159,7 +11159,7 @@
               <w:spacing w:after="10" w:before="0"/>
               <w:ind w:left="120"/>
             </w:pPr>
-            <w:hyperlink w:history="1" r:id="rIdudoa4k_zjgrs4cmavgy3k">
+            <w:hyperlink w:history="1" r:id="rIdpc4ljanfqpik381zhmy6f">
               <w:r>
                 <w:rPr>
                   <w:rFonts w:ascii="Arial" w:cs="Arial" w:eastAsia="Arial" w:hAnsi="Arial"/>
@@ -11671,7 +11671,7 @@
         </w:rPr>
         <w:t xml:space="preserve">© 2026 SeaVuria and ARES. Aligned with KICD objectives. Developed by SeaVuria; technical implementation by ARES (with AI assistance from Claude). Licensed under </w:t>
       </w:r>
-      <w:hyperlink w:history="1" r:id="rIdxvzdcyilspablmmbk72xv">
+      <w:hyperlink w:history="1" r:id="rId--dsz1fsfy0nkmcc5f1yb">
         <w:r>
           <w:rPr>
             <w:rFonts w:ascii="Arial" w:cs="Arial" w:eastAsia="Arial" w:hAnsi="Arial"/>
@@ -11692,7 +11692,7 @@
         </w:rPr>
         <w:t xml:space="preserve"> (</w:t>
       </w:r>
-      <w:hyperlink w:history="1" r:id="rIdgyb1vl96shwzusxwzcuwm">
+      <w:hyperlink w:history="1" r:id="rIdee66x2mfhvvfg4j1nmjrg">
         <w:r>
           <w:rPr>
             <w:rFonts w:ascii="Arial" w:cs="Arial" w:eastAsia="Arial" w:hAnsi="Arial"/>
@@ -12705,7 +12705,7 @@
             <w:pPr>
               <w:spacing w:after="20" w:before="0"/>
             </w:pPr>
-            <w:hyperlink w:history="1" r:id="rId8ypq1eoxwwy1dycbpyg_6">
+            <w:hyperlink w:history="1" r:id="rIdhwegtszog94eb4acfzo5z">
               <w:r>
                 <w:rPr>
                   <w:rFonts w:ascii="Arial" w:cs="Arial" w:eastAsia="Arial" w:hAnsi="Arial"/>
@@ -12738,7 +12738,7 @@
               <w:spacing w:after="10" w:before="0"/>
               <w:ind w:left="120"/>
             </w:pPr>
-            <w:hyperlink w:history="1" r:id="rIdhbke4y-v54xdulmizdug8">
+            <w:hyperlink w:history="1" r:id="rIdropqmoxmhm3xu4n7medj5">
               <w:r>
                 <w:rPr>
                   <w:rFonts w:ascii="Arial" w:cs="Arial" w:eastAsia="Arial" w:hAnsi="Arial"/>
@@ -12783,7 +12783,7 @@
             <w:pPr>
               <w:spacing w:after="20" w:before="0"/>
             </w:pPr>
-            <w:hyperlink w:history="1" r:id="rIdxzmb8csdrtvfkphrffmdm">
+            <w:hyperlink w:history="1" r:id="rIdgmjelgqw6nskflbnbwel9">
               <w:r>
                 <w:rPr>
                   <w:rFonts w:ascii="Arial" w:cs="Arial" w:eastAsia="Arial" w:hAnsi="Arial"/>
@@ -12816,7 +12816,7 @@
               <w:spacing w:after="10" w:before="0"/>
               <w:ind w:left="120"/>
             </w:pPr>
-            <w:hyperlink w:history="1" r:id="rIdq4jlfh3dscmmjlmbeqgr8">
+            <w:hyperlink w:history="1" r:id="rIdiazwrf97rk63wykoudxvd">
               <w:r>
                 <w:rPr>
                   <w:rFonts w:ascii="Arial" w:cs="Arial" w:eastAsia="Arial" w:hAnsi="Arial"/>
@@ -13011,7 +13011,7 @@
             <w:pPr>
               <w:spacing w:after="20" w:before="0"/>
             </w:pPr>
-            <w:hyperlink w:history="1" r:id="rIdwxydhekarjjudgbasamzm">
+            <w:hyperlink w:history="1" r:id="rIdwpvfm7jyoralu1uf6jalb">
               <w:r>
                 <w:rPr>
                   <w:rFonts w:ascii="Arial" w:cs="Arial" w:eastAsia="Arial" w:hAnsi="Arial"/>
@@ -13044,7 +13044,7 @@
               <w:spacing w:after="10" w:before="0"/>
               <w:ind w:left="120"/>
             </w:pPr>
-            <w:hyperlink w:history="1" r:id="rIdmnf-uvzvpolbguhbkqdau">
+            <w:hyperlink w:history="1" r:id="rId98f-3xgxoxo-fjapcnvqq">
               <w:r>
                 <w:rPr>
                   <w:rFonts w:ascii="Arial" w:cs="Arial" w:eastAsia="Arial" w:hAnsi="Arial"/>
@@ -13089,7 +13089,7 @@
             <w:pPr>
               <w:spacing w:after="20" w:before="0"/>
             </w:pPr>
-            <w:hyperlink w:history="1" r:id="rIdzgkl_y_qcrhrvvttm4o7f">
+            <w:hyperlink w:history="1" r:id="rId2dwfrd91wbaok3o4euotd">
               <w:r>
                 <w:rPr>
                   <w:rFonts w:ascii="Arial" w:cs="Arial" w:eastAsia="Arial" w:hAnsi="Arial"/>
@@ -13122,7 +13122,7 @@
               <w:spacing w:after="10" w:before="0"/>
               <w:ind w:left="120"/>
             </w:pPr>
-            <w:hyperlink w:history="1" r:id="rIdsukxwozmvlpvnkc1qvxt0">
+            <w:hyperlink w:history="1" r:id="rIdc3jjts1uusptn0xfdzn8h">
               <w:r>
                 <w:rPr>
                   <w:rFonts w:ascii="Arial" w:cs="Arial" w:eastAsia="Arial" w:hAnsi="Arial"/>
@@ -13317,7 +13317,7 @@
             <w:pPr>
               <w:spacing w:after="20" w:before="0"/>
             </w:pPr>
-            <w:hyperlink w:history="1" r:id="rId04cvwku3tq85rmh4dtiur">
+            <w:hyperlink w:history="1" r:id="rId621v1offlk4knzqyyczt1">
               <w:r>
                 <w:rPr>
                   <w:rFonts w:ascii="Arial" w:cs="Arial" w:eastAsia="Arial" w:hAnsi="Arial"/>
@@ -13350,7 +13350,7 @@
               <w:spacing w:after="10" w:before="0"/>
               <w:ind w:left="120"/>
             </w:pPr>
-            <w:hyperlink w:history="1" r:id="rIdezlubewphwnkfykiuy8f6">
+            <w:hyperlink w:history="1" r:id="rIdald5tj5jqfaqwznhxtdzf">
               <w:r>
                 <w:rPr>
                   <w:rFonts w:ascii="Arial" w:cs="Arial" w:eastAsia="Arial" w:hAnsi="Arial"/>
@@ -13395,7 +13395,7 @@
             <w:pPr>
               <w:spacing w:after="20" w:before="0"/>
             </w:pPr>
-            <w:hyperlink w:history="1" r:id="rIdxqtez9dtqqosnpls3uhu9">
+            <w:hyperlink w:history="1" r:id="rId-08_lhwwq--s8ym02hsb-">
               <w:r>
                 <w:rPr>
                   <w:rFonts w:ascii="Arial" w:cs="Arial" w:eastAsia="Arial" w:hAnsi="Arial"/>
@@ -13428,7 +13428,7 @@
               <w:spacing w:after="10" w:before="0"/>
               <w:ind w:left="120"/>
             </w:pPr>
-            <w:hyperlink w:history="1" r:id="rIdo81iclh9hhtpqrtqfwca4">
+            <w:hyperlink w:history="1" r:id="rIdnspjxwysfo2jqrj24enww">
               <w:r>
                 <w:rPr>
                   <w:rFonts w:ascii="Arial" w:cs="Arial" w:eastAsia="Arial" w:hAnsi="Arial"/>
@@ -13623,7 +13623,7 @@
             <w:pPr>
               <w:spacing w:after="20" w:before="0"/>
             </w:pPr>
-            <w:hyperlink w:history="1" r:id="rIdaej993vrvsl-iblqmkw0y">
+            <w:hyperlink w:history="1" r:id="rIdosdnvdmndkuih4n9fv4d3">
               <w:r>
                 <w:rPr>
                   <w:rFonts w:ascii="Arial" w:cs="Arial" w:eastAsia="Arial" w:hAnsi="Arial"/>
@@ -13656,7 +13656,7 @@
               <w:spacing w:after="10" w:before="0"/>
               <w:ind w:left="120"/>
             </w:pPr>
-            <w:hyperlink w:history="1" r:id="rIdopipe6cuc0domxtwk-jzs">
+            <w:hyperlink w:history="1" r:id="rId3rv82ksfmo_qn17yblkau">
               <w:r>
                 <w:rPr>
                   <w:rFonts w:ascii="Arial" w:cs="Arial" w:eastAsia="Arial" w:hAnsi="Arial"/>
@@ -13701,7 +13701,7 @@
             <w:pPr>
               <w:spacing w:after="20" w:before="0"/>
             </w:pPr>
-            <w:hyperlink w:history="1" r:id="rIdd9hrhxfbmvlsliti_s_j2">
+            <w:hyperlink w:history="1" r:id="rIdtww0wb4spmzac8nya9zje">
               <w:r>
                 <w:rPr>
                   <w:rFonts w:ascii="Arial" w:cs="Arial" w:eastAsia="Arial" w:hAnsi="Arial"/>
@@ -13734,7 +13734,7 @@
               <w:spacing w:after="10" w:before="0"/>
               <w:ind w:left="120"/>
             </w:pPr>
-            <w:hyperlink w:history="1" r:id="rId_l06nu2l0qz94tq4k4e9y">
+            <w:hyperlink w:history="1" r:id="rId5agh1-kj_zic_ujbesbfv">
               <w:r>
                 <w:rPr>
                   <w:rFonts w:ascii="Arial" w:cs="Arial" w:eastAsia="Arial" w:hAnsi="Arial"/>
@@ -13929,7 +13929,7 @@
             <w:pPr>
               <w:spacing w:after="20" w:before="0"/>
             </w:pPr>
-            <w:hyperlink w:history="1" r:id="rId3grvhdntlla23vj--tgtg">
+            <w:hyperlink w:history="1" r:id="rId3caj1gycauw_fezvfyzaz">
               <w:r>
                 <w:rPr>
                   <w:rFonts w:ascii="Arial" w:cs="Arial" w:eastAsia="Arial" w:hAnsi="Arial"/>
@@ -13978,7 +13978,7 @@
               <w:spacing w:after="10" w:before="0"/>
               <w:ind w:left="120"/>
             </w:pPr>
-            <w:hyperlink w:history="1" r:id="rIdavwbncoyxa9gqs1ap5n_v">
+            <w:hyperlink w:history="1" r:id="rId8-2gedn-hfl_0kfmcdzue">
               <w:r>
                 <w:rPr>
                   <w:rFonts w:ascii="Arial" w:cs="Arial" w:eastAsia="Arial" w:hAnsi="Arial"/>
@@ -14023,7 +14023,7 @@
             <w:pPr>
               <w:spacing w:after="20" w:before="0"/>
             </w:pPr>
-            <w:hyperlink w:history="1" r:id="rIdspzqnlvr0k2z8iccodlxs">
+            <w:hyperlink w:history="1" r:id="rIdeavvhtqjlkj63pwgojhn5">
               <w:r>
                 <w:rPr>
                   <w:rFonts w:ascii="Arial" w:cs="Arial" w:eastAsia="Arial" w:hAnsi="Arial"/>
@@ -14056,7 +14056,7 @@
               <w:spacing w:after="10" w:before="0"/>
               <w:ind w:left="120"/>
             </w:pPr>
-            <w:hyperlink w:history="1" r:id="rIdig1vkov9pffsxlqifmrld">
+            <w:hyperlink w:history="1" r:id="rIdaihu4yrufkwcglkprpbt-">
               <w:r>
                 <w:rPr>
                   <w:rFonts w:ascii="Arial" w:cs="Arial" w:eastAsia="Arial" w:hAnsi="Arial"/>
@@ -14568,7 +14568,7 @@
         </w:rPr>
         <w:t xml:space="preserve">© 2026 SeaVuria and ARES. Aligned with KICD objectives. Developed by SeaVuria; technical implementation by ARES (with AI assistance from Claude). Licensed under </w:t>
       </w:r>
-      <w:hyperlink w:history="1" r:id="rIdh6lo8lw9ogh4ptalrfyap">
+      <w:hyperlink w:history="1" r:id="rIdenp4d8zw3yb1r9oarj6aa">
         <w:r>
           <w:rPr>
             <w:rFonts w:ascii="Arial" w:cs="Arial" w:eastAsia="Arial" w:hAnsi="Arial"/>
@@ -14589,7 +14589,7 @@
         </w:rPr>
         <w:t xml:space="preserve"> (</w:t>
       </w:r>
-      <w:hyperlink w:history="1" r:id="rIdd1rh9g9mo2pxcfnykap8x">
+      <w:hyperlink w:history="1" r:id="rIdpmw5bbwnss59ekqleiaq9">
         <w:r>
           <w:rPr>
             <w:rFonts w:ascii="Arial" w:cs="Arial" w:eastAsia="Arial" w:hAnsi="Arial"/>
@@ -15619,7 +15619,7 @@
               <w:spacing w:after="10" w:before="0"/>
               <w:ind w:left="120"/>
             </w:pPr>
-            <w:hyperlink w:history="1" r:id="rIdm49k2hnwy8wizd2kaofdd">
+            <w:hyperlink w:history="1" r:id="rId8ql5iol3zvhhgjvp5rmuf">
               <w:r>
                 <w:rPr>
                   <w:rFonts w:ascii="Arial" w:cs="Arial" w:eastAsia="Arial" w:hAnsi="Arial"/>
@@ -15679,7 +15679,7 @@
             <w:pPr>
               <w:spacing w:after="20" w:before="0"/>
             </w:pPr>
-            <w:hyperlink w:history="1" r:id="rIdszu4dmnyx8stv6bljfsaw">
+            <w:hyperlink w:history="1" r:id="rId_li9nyhyhoxvpb3xkthox">
               <w:r>
                 <w:rPr>
                   <w:rFonts w:ascii="Arial" w:cs="Arial" w:eastAsia="Arial" w:hAnsi="Arial"/>
@@ -15712,7 +15712,7 @@
               <w:spacing w:after="10" w:before="0"/>
               <w:ind w:left="120"/>
             </w:pPr>
-            <w:hyperlink w:history="1" r:id="rIdf20_v-stnuhsl0qtsasez">
+            <w:hyperlink w:history="1" r:id="rIdbge35qwibgihxu_xe07h2">
               <w:r>
                 <w:rPr>
                   <w:rFonts w:ascii="Arial" w:cs="Arial" w:eastAsia="Arial" w:hAnsi="Arial"/>
@@ -15924,7 +15924,7 @@
               <w:spacing w:after="10" w:before="0"/>
               <w:ind w:left="120"/>
             </w:pPr>
-            <w:hyperlink w:history="1" r:id="rIdntoo87xmqj1lw5us-buw8">
+            <w:hyperlink w:history="1" r:id="rIdrryoec8b8tnkfsqrwquv-">
               <w:r>
                 <w:rPr>
                   <w:rFonts w:ascii="Arial" w:cs="Arial" w:eastAsia="Arial" w:hAnsi="Arial"/>
@@ -15984,7 +15984,7 @@
             <w:pPr>
               <w:spacing w:after="20" w:before="0"/>
             </w:pPr>
-            <w:hyperlink w:history="1" r:id="rIdwcfhehgoykbcjxdjgpxht">
+            <w:hyperlink w:history="1" r:id="rIdrkka_xr31veivmz4r2brj">
               <w:r>
                 <w:rPr>
                   <w:rFonts w:ascii="Arial" w:cs="Arial" w:eastAsia="Arial" w:hAnsi="Arial"/>
@@ -16017,7 +16017,7 @@
               <w:spacing w:after="10" w:before="0"/>
               <w:ind w:left="120"/>
             </w:pPr>
-            <w:hyperlink w:history="1" r:id="rIdttu0f2buahcuuvrkynzk7">
+            <w:hyperlink w:history="1" r:id="rIdxzrfu-xlu4b8q6pamytwn">
               <w:r>
                 <w:rPr>
                   <w:rFonts w:ascii="Arial" w:cs="Arial" w:eastAsia="Arial" w:hAnsi="Arial"/>
@@ -16229,7 +16229,7 @@
               <w:spacing w:after="10" w:before="0"/>
               <w:ind w:left="120"/>
             </w:pPr>
-            <w:hyperlink w:history="1" r:id="rIdeh7ipfjmbibvg1je_dbm0">
+            <w:hyperlink w:history="1" r:id="rId0dtev8y2v43jqywoemprg">
               <w:r>
                 <w:rPr>
                   <w:rFonts w:ascii="Arial" w:cs="Arial" w:eastAsia="Arial" w:hAnsi="Arial"/>
@@ -16289,7 +16289,7 @@
             <w:pPr>
               <w:spacing w:after="20" w:before="0"/>
             </w:pPr>
-            <w:hyperlink w:history="1" r:id="rIdjvauxp48kcvzg7azt4mpj">
+            <w:hyperlink w:history="1" r:id="rIdzagsub5gric1fpoj1l3ho">
               <w:r>
                 <w:rPr>
                   <w:rFonts w:ascii="Arial" w:cs="Arial" w:eastAsia="Arial" w:hAnsi="Arial"/>
@@ -16322,7 +16322,7 @@
               <w:spacing w:after="10" w:before="0"/>
               <w:ind w:left="120"/>
             </w:pPr>
-            <w:hyperlink w:history="1" r:id="rIdljg-yd8-dgxssjkfugm-v">
+            <w:hyperlink w:history="1" r:id="rIdc83wcvlwtjfgyhssnd4jv">
               <w:r>
                 <w:rPr>
                   <w:rFonts w:ascii="Arial" w:cs="Arial" w:eastAsia="Arial" w:hAnsi="Arial"/>
@@ -16534,7 +16534,7 @@
               <w:spacing w:after="10" w:before="0"/>
               <w:ind w:left="120"/>
             </w:pPr>
-            <w:hyperlink w:history="1" r:id="rId2g1u8i4bgx3n0-dcocir2">
+            <w:hyperlink w:history="1" r:id="rId-ziud5lotxhuef2cvwtks">
               <w:r>
                 <w:rPr>
                   <w:rFonts w:ascii="Arial" w:cs="Arial" w:eastAsia="Arial" w:hAnsi="Arial"/>
@@ -16594,7 +16594,7 @@
             <w:pPr>
               <w:spacing w:after="20" w:before="0"/>
             </w:pPr>
-            <w:hyperlink w:history="1" r:id="rIdc3dfjsj0y-jdtmjbjairx">
+            <w:hyperlink w:history="1" r:id="rIdjru78ty8dx-ftk2wzsgiq">
               <w:r>
                 <w:rPr>
                   <w:rFonts w:ascii="Arial" w:cs="Arial" w:eastAsia="Arial" w:hAnsi="Arial"/>
@@ -16627,7 +16627,7 @@
               <w:spacing w:after="10" w:before="0"/>
               <w:ind w:left="120"/>
             </w:pPr>
-            <w:hyperlink w:history="1" r:id="rIdn4fwphmhoqk8zw0p4aldr">
+            <w:hyperlink w:history="1" r:id="rIdaqr6qid83gn98fyqbhtq2">
               <w:r>
                 <w:rPr>
                   <w:rFonts w:ascii="Arial" w:cs="Arial" w:eastAsia="Arial" w:hAnsi="Arial"/>
@@ -16839,7 +16839,7 @@
               <w:spacing w:after="10" w:before="0"/>
               <w:ind w:left="120"/>
             </w:pPr>
-            <w:hyperlink w:history="1" r:id="rIdhd2qzgxkex0llx-nmj7er">
+            <w:hyperlink w:history="1" r:id="rIdve7ffke1c2_lvh8voeo8p">
               <w:r>
                 <w:rPr>
                   <w:rFonts w:ascii="Arial" w:cs="Arial" w:eastAsia="Arial" w:hAnsi="Arial"/>
@@ -16899,7 +16899,7 @@
             <w:pPr>
               <w:spacing w:after="20" w:before="0"/>
             </w:pPr>
-            <w:hyperlink w:history="1" r:id="rIdv1z7iav9enijiadb1c_mc">
+            <w:hyperlink w:history="1" r:id="rIdhdvphmf-7v1rtmn0py9sk">
               <w:r>
                 <w:rPr>
                   <w:rFonts w:ascii="Arial" w:cs="Arial" w:eastAsia="Arial" w:hAnsi="Arial"/>
@@ -16948,7 +16948,7 @@
               <w:spacing w:after="10" w:before="0"/>
               <w:ind w:left="120"/>
             </w:pPr>
-            <w:hyperlink w:history="1" r:id="rIdao-yvckbidk8xmg7n8yx3">
+            <w:hyperlink w:history="1" r:id="rIdems1-mrqpd8oz70t9jwxb">
               <w:r>
                 <w:rPr>
                   <w:rFonts w:ascii="Arial" w:cs="Arial" w:eastAsia="Arial" w:hAnsi="Arial"/>
@@ -17460,7 +17460,7 @@
         </w:rPr>
         <w:t xml:space="preserve">© 2026 SeaVuria and ARES. Aligned with KICD objectives. Developed by SeaVuria; technical implementation by ARES (with AI assistance from Claude). Licensed under </w:t>
       </w:r>
-      <w:hyperlink w:history="1" r:id="rId82xvnthzvkbdemp3gu_g4">
+      <w:hyperlink w:history="1" r:id="rIdgmgfzn3f65_kblozgjhh2">
         <w:r>
           <w:rPr>
             <w:rFonts w:ascii="Arial" w:cs="Arial" w:eastAsia="Arial" w:hAnsi="Arial"/>
@@ -17481,7 +17481,7 @@
         </w:rPr>
         <w:t xml:space="preserve"> (</w:t>
       </w:r>
-      <w:hyperlink w:history="1" r:id="rIdktzecotgamumavfhkviqt">
+      <w:hyperlink w:history="1" r:id="rId6xsooavo9gyy3506qyh1r">
         <w:r>
           <w:rPr>
             <w:rFonts w:ascii="Arial" w:cs="Arial" w:eastAsia="Arial" w:hAnsi="Arial"/>
@@ -18494,7 +18494,7 @@
             <w:pPr>
               <w:spacing w:after="20" w:before="0"/>
             </w:pPr>
-            <w:hyperlink w:history="1" r:id="rId1wx79a6njszcqz6m4a824">
+            <w:hyperlink w:history="1" r:id="rIdpqpj9z4hkbuzbniyo9iqj">
               <w:r>
                 <w:rPr>
                   <w:rFonts w:ascii="Arial" w:cs="Arial" w:eastAsia="Arial" w:hAnsi="Arial"/>
@@ -18527,7 +18527,7 @@
               <w:spacing w:after="10" w:before="0"/>
               <w:ind w:left="120"/>
             </w:pPr>
-            <w:hyperlink w:history="1" r:id="rIdceuhtxkvt7edwyqvlzra8">
+            <w:hyperlink w:history="1" r:id="rIdpj5uxsza4mnjyi3qy_lqx">
               <w:r>
                 <w:rPr>
                   <w:rFonts w:ascii="Arial" w:cs="Arial" w:eastAsia="Arial" w:hAnsi="Arial"/>
@@ -18572,7 +18572,7 @@
             <w:pPr>
               <w:spacing w:after="20" w:before="0"/>
             </w:pPr>
-            <w:hyperlink w:history="1" r:id="rIdd3pxvy1efnmtikaiuayjl">
+            <w:hyperlink w:history="1" r:id="rIdarxnmwuophhqgvh-qiij5">
               <w:r>
                 <w:rPr>
                   <w:rFonts w:ascii="Arial" w:cs="Arial" w:eastAsia="Arial" w:hAnsi="Arial"/>
@@ -18605,7 +18605,7 @@
               <w:spacing w:after="10" w:before="0"/>
               <w:ind w:left="120"/>
             </w:pPr>
-            <w:hyperlink w:history="1" r:id="rIdmw5k0pcfy7x5w7db43_ti">
+            <w:hyperlink w:history="1" r:id="rIdblxhjs-ehgbbcurtkolfz">
               <w:r>
                 <w:rPr>
                   <w:rFonts w:ascii="Arial" w:cs="Arial" w:eastAsia="Arial" w:hAnsi="Arial"/>
@@ -18800,7 +18800,7 @@
             <w:pPr>
               <w:spacing w:after="20" w:before="0"/>
             </w:pPr>
-            <w:hyperlink w:history="1" r:id="rIdkwsdgfujn7mokd62ohr4j">
+            <w:hyperlink w:history="1" r:id="rIdr_xkjim0wpqcjimbzmtj7">
               <w:r>
                 <w:rPr>
                   <w:rFonts w:ascii="Arial" w:cs="Arial" w:eastAsia="Arial" w:hAnsi="Arial"/>
@@ -18833,7 +18833,7 @@
               <w:spacing w:after="10" w:before="0"/>
               <w:ind w:left="120"/>
             </w:pPr>
-            <w:hyperlink w:history="1" r:id="rId0lkt-meqakx5vg5hqq7uk">
+            <w:hyperlink w:history="1" r:id="rId2vzpcuoo_rwfqm_-0mxrs">
               <w:r>
                 <w:rPr>
                   <w:rFonts w:ascii="Arial" w:cs="Arial" w:eastAsia="Arial" w:hAnsi="Arial"/>
@@ -18878,7 +18878,7 @@
             <w:pPr>
               <w:spacing w:after="20" w:before="0"/>
             </w:pPr>
-            <w:hyperlink w:history="1" r:id="rIdj6tzmqtqcxto3f_mrbieq">
+            <w:hyperlink w:history="1" r:id="rId1iaxvvxjuq-4lvo9rfdi2">
               <w:r>
                 <w:rPr>
                   <w:rFonts w:ascii="Arial" w:cs="Arial" w:eastAsia="Arial" w:hAnsi="Arial"/>
@@ -18911,7 +18911,7 @@
               <w:spacing w:after="10" w:before="0"/>
               <w:ind w:left="120"/>
             </w:pPr>
-            <w:hyperlink w:history="1" r:id="rIdjtzlthamvnb8gsyxfn_id">
+            <w:hyperlink w:history="1" r:id="rIdpp9lqfu1gkuj7n6quijrh">
               <w:r>
                 <w:rPr>
                   <w:rFonts w:ascii="Arial" w:cs="Arial" w:eastAsia="Arial" w:hAnsi="Arial"/>
@@ -19106,7 +19106,7 @@
             <w:pPr>
               <w:spacing w:after="20" w:before="0"/>
             </w:pPr>
-            <w:hyperlink w:history="1" r:id="rId_bo9jdsb8h_ln2zqrf4cj">
+            <w:hyperlink w:history="1" r:id="rId-o55surmvqkkveoo20mhz">
               <w:r>
                 <w:rPr>
                   <w:rFonts w:ascii="Arial" w:cs="Arial" w:eastAsia="Arial" w:hAnsi="Arial"/>
@@ -19155,7 +19155,7 @@
               <w:spacing w:after="10" w:before="0"/>
               <w:ind w:left="120"/>
             </w:pPr>
-            <w:hyperlink w:history="1" r:id="rIdok_mkooy5ysxesutqaqx2">
+            <w:hyperlink w:history="1" r:id="rIdcfwti-yfshn_wscb2jddm">
               <w:r>
                 <w:rPr>
                   <w:rFonts w:ascii="Arial" w:cs="Arial" w:eastAsia="Arial" w:hAnsi="Arial"/>
@@ -19200,7 +19200,7 @@
             <w:pPr>
               <w:spacing w:after="20" w:before="0"/>
             </w:pPr>
-            <w:hyperlink w:history="1" r:id="rIdb2nwy9illtge-9achzr9c">
+            <w:hyperlink w:history="1" r:id="rIdcokd20ax9hyo97_bpt3ul">
               <w:r>
                 <w:rPr>
                   <w:rFonts w:ascii="Arial" w:cs="Arial" w:eastAsia="Arial" w:hAnsi="Arial"/>
@@ -19249,7 +19249,7 @@
               <w:spacing w:after="10" w:before="0"/>
               <w:ind w:left="120"/>
             </w:pPr>
-            <w:hyperlink w:history="1" r:id="rId8mpnxd2d-a4qijcquckms">
+            <w:hyperlink w:history="1" r:id="rIdt8oidvg2ios2h6pjdkcuu">
               <w:r>
                 <w:rPr>
                   <w:rFonts w:ascii="Arial" w:cs="Arial" w:eastAsia="Arial" w:hAnsi="Arial"/>
@@ -19444,7 +19444,7 @@
             <w:pPr>
               <w:spacing w:after="20" w:before="0"/>
             </w:pPr>
-            <w:hyperlink w:history="1" r:id="rId_8lxxaoqzp3qmlwaivtpc">
+            <w:hyperlink w:history="1" r:id="rIdc6cgbo5mmtckvflbc2zay">
               <w:r>
                 <w:rPr>
                   <w:rFonts w:ascii="Arial" w:cs="Arial" w:eastAsia="Arial" w:hAnsi="Arial"/>
@@ -19477,7 +19477,7 @@
               <w:spacing w:after="10" w:before="0"/>
               <w:ind w:left="120"/>
             </w:pPr>
-            <w:hyperlink w:history="1" r:id="rIdsrtboy7vn_dejzzx5eibh">
+            <w:hyperlink w:history="1" r:id="rIdte6scialt0fnisaedpn7h">
               <w:r>
                 <w:rPr>
                   <w:rFonts w:ascii="Arial" w:cs="Arial" w:eastAsia="Arial" w:hAnsi="Arial"/>
@@ -19522,7 +19522,7 @@
             <w:pPr>
               <w:spacing w:after="20" w:before="0"/>
             </w:pPr>
-            <w:hyperlink w:history="1" r:id="rIdhnvn9cksoxkfzqmzzkdh7">
+            <w:hyperlink w:history="1" r:id="rIdo58csebpdvcdws5joao8n">
               <w:r>
                 <w:rPr>
                   <w:rFonts w:ascii="Arial" w:cs="Arial" w:eastAsia="Arial" w:hAnsi="Arial"/>
@@ -19555,7 +19555,7 @@
               <w:spacing w:after="10" w:before="0"/>
               <w:ind w:left="120"/>
             </w:pPr>
-            <w:hyperlink w:history="1" r:id="rIdvghshvzq5kffrb1o0gdox">
+            <w:hyperlink w:history="1" r:id="rIdyot8rilsnnleabbaqrx94">
               <w:r>
                 <w:rPr>
                   <w:rFonts w:ascii="Arial" w:cs="Arial" w:eastAsia="Arial" w:hAnsi="Arial"/>
@@ -19750,7 +19750,7 @@
             <w:pPr>
               <w:spacing w:after="20" w:before="0"/>
             </w:pPr>
-            <w:hyperlink w:history="1" r:id="rIduqykxlzezupp2q9qnjgw9">
+            <w:hyperlink w:history="1" r:id="rIdwwfhfqbt9kcpyi7muma5l">
               <w:r>
                 <w:rPr>
                   <w:rFonts w:ascii="Arial" w:cs="Arial" w:eastAsia="Arial" w:hAnsi="Arial"/>
@@ -19783,7 +19783,7 @@
               <w:spacing w:after="10" w:before="0"/>
               <w:ind w:left="120"/>
             </w:pPr>
-            <w:hyperlink w:history="1" r:id="rId4n7lnhtmag3sdzksmzwfh">
+            <w:hyperlink w:history="1" r:id="rIdrow4vxyb2vhycobgcornc">
               <w:r>
                 <w:rPr>
                   <w:rFonts w:ascii="Arial" w:cs="Arial" w:eastAsia="Arial" w:hAnsi="Arial"/>
@@ -19828,7 +19828,7 @@
             <w:pPr>
               <w:spacing w:after="20" w:before="0"/>
             </w:pPr>
-            <w:hyperlink w:history="1" r:id="rIdktewbkdnwllnp-6usvo0e">
+            <w:hyperlink w:history="1" r:id="rIdmhqtqn0woy4cip3egs_8u">
               <w:r>
                 <w:rPr>
                   <w:rFonts w:ascii="Arial" w:cs="Arial" w:eastAsia="Arial" w:hAnsi="Arial"/>
@@ -19861,7 +19861,7 @@
               <w:spacing w:after="10" w:before="0"/>
               <w:ind w:left="120"/>
             </w:pPr>
-            <w:hyperlink w:history="1" r:id="rId63ruj6ldfcqw7haxsalzo">
+            <w:hyperlink w:history="1" r:id="rIdencmqoxcgdmy921lmh-1u">
               <w:r>
                 <w:rPr>
                   <w:rFonts w:ascii="Arial" w:cs="Arial" w:eastAsia="Arial" w:hAnsi="Arial"/>
@@ -20373,7 +20373,7 @@
         </w:rPr>
         <w:t xml:space="preserve">© 2026 SeaVuria and ARES. Aligned with KICD objectives. Developed by SeaVuria; technical implementation by ARES (with AI assistance from Claude). Licensed under </w:t>
       </w:r>
-      <w:hyperlink w:history="1" r:id="rIdidzobmfihg6knrvc0d2ey">
+      <w:hyperlink w:history="1" r:id="rIdu9ep0xixukuwjxic8ofh3">
         <w:r>
           <w:rPr>
             <w:rFonts w:ascii="Arial" w:cs="Arial" w:eastAsia="Arial" w:hAnsi="Arial"/>
@@ -20394,7 +20394,7 @@
         </w:rPr>
         <w:t xml:space="preserve"> (</w:t>
       </w:r>
-      <w:hyperlink w:history="1" r:id="rIdavcm3zpx_w06bm75cmbiy">
+      <w:hyperlink w:history="1" r:id="rIdhf1-ev1qfe_ij04p90v4z">
         <w:r>
           <w:rPr>
             <w:rFonts w:ascii="Arial" w:cs="Arial" w:eastAsia="Arial" w:hAnsi="Arial"/>
@@ -21424,7 +21424,7 @@
               <w:spacing w:after="10" w:before="0"/>
               <w:ind w:left="120"/>
             </w:pPr>
-            <w:hyperlink w:history="1" r:id="rId8lu20h8xh_0hkovhuffa6">
+            <w:hyperlink w:history="1" r:id="rIdl9ag2otnpmnhhr9enkwaw">
               <w:r>
                 <w:rPr>
                   <w:rFonts w:ascii="Arial" w:cs="Arial" w:eastAsia="Arial" w:hAnsi="Arial"/>
@@ -21484,7 +21484,7 @@
             <w:pPr>
               <w:spacing w:after="20" w:before="0"/>
             </w:pPr>
-            <w:hyperlink w:history="1" r:id="rIdfcexwiho8zow1kc5fzv3k">
+            <w:hyperlink w:history="1" r:id="rIddttbhsvv0ll2_d8o3zq7p">
               <w:r>
                 <w:rPr>
                   <w:rFonts w:ascii="Arial" w:cs="Arial" w:eastAsia="Arial" w:hAnsi="Arial"/>
@@ -21517,7 +21517,7 @@
               <w:spacing w:after="10" w:before="0"/>
               <w:ind w:left="120"/>
             </w:pPr>
-            <w:hyperlink w:history="1" r:id="rIdhd2e0jao1kyidyvso1whk">
+            <w:hyperlink w:history="1" r:id="rId5cqwjgmaclljghejitty1">
               <w:r>
                 <w:rPr>
                   <w:rFonts w:ascii="Arial" w:cs="Arial" w:eastAsia="Arial" w:hAnsi="Arial"/>
@@ -21729,7 +21729,7 @@
               <w:spacing w:after="10" w:before="0"/>
               <w:ind w:left="120"/>
             </w:pPr>
-            <w:hyperlink w:history="1" r:id="rIdq4fyotjo9xu4hn4y36m3v">
+            <w:hyperlink w:history="1" r:id="rIdwtfvw8ctaov3wrv6fm-gq">
               <w:r>
                 <w:rPr>
                   <w:rFonts w:ascii="Arial" w:cs="Arial" w:eastAsia="Arial" w:hAnsi="Arial"/>
@@ -21789,7 +21789,7 @@
             <w:pPr>
               <w:spacing w:after="20" w:before="0"/>
             </w:pPr>
-            <w:hyperlink w:history="1" r:id="rIdbgwmnnztih2ipktn4dpfv">
+            <w:hyperlink w:history="1" r:id="rIdf4y6o7mhuiquyabrttbcw">
               <w:r>
                 <w:rPr>
                   <w:rFonts w:ascii="Arial" w:cs="Arial" w:eastAsia="Arial" w:hAnsi="Arial"/>
@@ -21822,7 +21822,7 @@
               <w:spacing w:after="10" w:before="0"/>
               <w:ind w:left="120"/>
             </w:pPr>
-            <w:hyperlink w:history="1" r:id="rIdhmrozhmlh3bao5ipr1yqn">
+            <w:hyperlink w:history="1" r:id="rIdtov6osqbahcuwvblnw_ew">
               <w:r>
                 <w:rPr>
                   <w:rFonts w:ascii="Arial" w:cs="Arial" w:eastAsia="Arial" w:hAnsi="Arial"/>
@@ -22034,7 +22034,7 @@
               <w:spacing w:after="10" w:before="0"/>
               <w:ind w:left="120"/>
             </w:pPr>
-            <w:hyperlink w:history="1" r:id="rIdlnijemkdzd5kgp6lwy7_9">
+            <w:hyperlink w:history="1" r:id="rIdqatdnfw8ve4vmrvijdsdl">
               <w:r>
                 <w:rPr>
                   <w:rFonts w:ascii="Arial" w:cs="Arial" w:eastAsia="Arial" w:hAnsi="Arial"/>
@@ -22094,7 +22094,7 @@
             <w:pPr>
               <w:spacing w:after="20" w:before="0"/>
             </w:pPr>
-            <w:hyperlink w:history="1" r:id="rIdlgbqfaoeivlg052uppew4">
+            <w:hyperlink w:history="1" r:id="rIdqteym6zi-g6vvzllikplq">
               <w:r>
                 <w:rPr>
                   <w:rFonts w:ascii="Arial" w:cs="Arial" w:eastAsia="Arial" w:hAnsi="Arial"/>
@@ -22143,7 +22143,7 @@
               <w:spacing w:after="10" w:before="0"/>
               <w:ind w:left="120"/>
             </w:pPr>
-            <w:hyperlink w:history="1" r:id="rId1-0uvscubsxzszttbacem">
+            <w:hyperlink w:history="1" r:id="rIdtfhhnv9olwe5jwrsomiy9">
               <w:r>
                 <w:rPr>
                   <w:rFonts w:ascii="Arial" w:cs="Arial" w:eastAsia="Arial" w:hAnsi="Arial"/>
@@ -22355,7 +22355,7 @@
               <w:spacing w:after="10" w:before="0"/>
               <w:ind w:left="120"/>
             </w:pPr>
-            <w:hyperlink w:history="1" r:id="rIdts9rpmyetk_r22c_mmlpm">
+            <w:hyperlink w:history="1" r:id="rIddgoblvbhzylsgxm5pnmhg">
               <w:r>
                 <w:rPr>
                   <w:rFonts w:ascii="Arial" w:cs="Arial" w:eastAsia="Arial" w:hAnsi="Arial"/>
@@ -22415,7 +22415,7 @@
             <w:pPr>
               <w:spacing w:after="20" w:before="0"/>
             </w:pPr>
-            <w:hyperlink w:history="1" r:id="rIdxbuc9we1lj3nt__kpswbm">
+            <w:hyperlink w:history="1" r:id="rId6ba7ggpr6alxw1vljeu2e">
               <w:r>
                 <w:rPr>
                   <w:rFonts w:ascii="Arial" w:cs="Arial" w:eastAsia="Arial" w:hAnsi="Arial"/>
@@ -22448,7 +22448,7 @@
               <w:spacing w:after="10" w:before="0"/>
               <w:ind w:left="120"/>
             </w:pPr>
-            <w:hyperlink w:history="1" r:id="rIdneqq3_ybyxplv13-zcu28">
+            <w:hyperlink w:history="1" r:id="rIdt_ilr6xqylbvfmli-jozq">
               <w:r>
                 <w:rPr>
                   <w:rFonts w:ascii="Arial" w:cs="Arial" w:eastAsia="Arial" w:hAnsi="Arial"/>
@@ -22660,7 +22660,7 @@
               <w:spacing w:after="10" w:before="0"/>
               <w:ind w:left="120"/>
             </w:pPr>
-            <w:hyperlink w:history="1" r:id="rId6ydbycmty-rhyhhyuvy9n">
+            <w:hyperlink w:history="1" r:id="rIdaak5om1rwqcv0voo7kyxj">
               <w:r>
                 <w:rPr>
                   <w:rFonts w:ascii="Arial" w:cs="Arial" w:eastAsia="Arial" w:hAnsi="Arial"/>
@@ -22720,7 +22720,7 @@
             <w:pPr>
               <w:spacing w:after="20" w:before="0"/>
             </w:pPr>
-            <w:hyperlink w:history="1" r:id="rIdq__jrkey8rwwrwroc9c0h">
+            <w:hyperlink w:history="1" r:id="rIdlewnsqc0gehawsulyt6r0">
               <w:r>
                 <w:rPr>
                   <w:rFonts w:ascii="Arial" w:cs="Arial" w:eastAsia="Arial" w:hAnsi="Arial"/>
@@ -22753,7 +22753,7 @@
               <w:spacing w:after="10" w:before="0"/>
               <w:ind w:left="120"/>
             </w:pPr>
-            <w:hyperlink w:history="1" r:id="rIdgzgfzsyazlrsxqh4hbooo">
+            <w:hyperlink w:history="1" r:id="rIdzck1zzbluvtqr8st3jodn">
               <w:r>
                 <w:rPr>
                   <w:rFonts w:ascii="Arial" w:cs="Arial" w:eastAsia="Arial" w:hAnsi="Arial"/>
@@ -23265,7 +23265,7 @@
         </w:rPr>
         <w:t xml:space="preserve">© 2026 SeaVuria and ARES. Aligned with KICD objectives. Developed by SeaVuria; technical implementation by ARES (with AI assistance from Claude). Licensed under </w:t>
       </w:r>
-      <w:hyperlink w:history="1" r:id="rId3jlsyw25zmczx6xtcw8ye">
+      <w:hyperlink w:history="1" r:id="rIdcxn2gmeaisp5y4vxvgxyj">
         <w:r>
           <w:rPr>
             <w:rFonts w:ascii="Arial" w:cs="Arial" w:eastAsia="Arial" w:hAnsi="Arial"/>
@@ -23286,7 +23286,7 @@
         </w:rPr>
         <w:t xml:space="preserve"> (</w:t>
       </w:r>
-      <w:hyperlink w:history="1" r:id="rIddsblwyc2ik6j3yx-2sg-1">
+      <w:hyperlink w:history="1" r:id="rIdlypbd-mkkjdowbwpk7t0y">
         <w:r>
           <w:rPr>
             <w:rFonts w:ascii="Arial" w:cs="Arial" w:eastAsia="Arial" w:hAnsi="Arial"/>
@@ -24316,7 +24316,7 @@
               <w:spacing w:after="10" w:before="0"/>
               <w:ind w:left="120"/>
             </w:pPr>
-            <w:hyperlink w:history="1" r:id="rId6mljx-kl6tlmd_dsiq_yq">
+            <w:hyperlink w:history="1" r:id="rIdvmyg9fe6pn1tdqsdtvwxm">
               <w:r>
                 <w:rPr>
                   <w:rFonts w:ascii="Arial" w:cs="Arial" w:eastAsia="Arial" w:hAnsi="Arial"/>
@@ -24393,7 +24393,7 @@
               <w:spacing w:after="10" w:before="0"/>
               <w:ind w:left="120"/>
             </w:pPr>
-            <w:hyperlink w:history="1" r:id="rIdanbqwexlgrz2hcbqpqj4a">
+            <w:hyperlink w:history="1" r:id="rIdn7tlxrvjb9dlpnhcc2ptc">
               <w:r>
                 <w:rPr>
                   <w:rFonts w:ascii="Arial" w:cs="Arial" w:eastAsia="Arial" w:hAnsi="Arial"/>
@@ -24620,7 +24620,7 @@
               <w:spacing w:after="10" w:before="0"/>
               <w:ind w:left="120"/>
             </w:pPr>
-            <w:hyperlink w:history="1" r:id="rIdon_iddup0hmxbz_vs08xf">
+            <w:hyperlink w:history="1" r:id="rIdq5vvywmkua3bgnrp9daya">
               <w:r>
                 <w:rPr>
                   <w:rFonts w:ascii="Arial" w:cs="Arial" w:eastAsia="Arial" w:hAnsi="Arial"/>
@@ -24697,7 +24697,7 @@
               <w:spacing w:after="10" w:before="0"/>
               <w:ind w:left="120"/>
             </w:pPr>
-            <w:hyperlink w:history="1" r:id="rIdvzalnbkpqzzdfknnf37dw">
+            <w:hyperlink w:history="1" r:id="rIdlt022d40-ujxo_iezysrc">
               <w:r>
                 <w:rPr>
                   <w:rFonts w:ascii="Arial" w:cs="Arial" w:eastAsia="Arial" w:hAnsi="Arial"/>
@@ -24924,7 +24924,7 @@
               <w:spacing w:after="10" w:before="0"/>
               <w:ind w:left="120"/>
             </w:pPr>
-            <w:hyperlink w:history="1" r:id="rIdnntxugaoj6ftexkcgw749">
+            <w:hyperlink w:history="1" r:id="rId8kt1me18dnqjdbxia3qrw">
               <w:r>
                 <w:rPr>
                   <w:rFonts w:ascii="Arial" w:cs="Arial" w:eastAsia="Arial" w:hAnsi="Arial"/>
@@ -25001,7 +25001,7 @@
               <w:spacing w:after="10" w:before="0"/>
               <w:ind w:left="120"/>
             </w:pPr>
-            <w:hyperlink w:history="1" r:id="rIdesm73azstc6-gjwgzoiyf">
+            <w:hyperlink w:history="1" r:id="rIdruoff09s6ouojkexi-wcq">
               <w:r>
                 <w:rPr>
                   <w:rFonts w:ascii="Arial" w:cs="Arial" w:eastAsia="Arial" w:hAnsi="Arial"/>
@@ -25228,7 +25228,7 @@
               <w:spacing w:after="10" w:before="0"/>
               <w:ind w:left="120"/>
             </w:pPr>
-            <w:hyperlink w:history="1" r:id="rIdmfxsw8il-dadvav7u_phh">
+            <w:hyperlink w:history="1" r:id="rId6dreogeahvsei9-gzvqxc">
               <w:r>
                 <w:rPr>
                   <w:rFonts w:ascii="Arial" w:cs="Arial" w:eastAsia="Arial" w:hAnsi="Arial"/>
@@ -25305,7 +25305,7 @@
               <w:spacing w:after="10" w:before="0"/>
               <w:ind w:left="120"/>
             </w:pPr>
-            <w:hyperlink w:history="1" r:id="rIdzfzfsjtwv11ckvtojf93a">
+            <w:hyperlink w:history="1" r:id="rIdsz8n82yksbzaqzyjt83ed">
               <w:r>
                 <w:rPr>
                   <w:rFonts w:ascii="Arial" w:cs="Arial" w:eastAsia="Arial" w:hAnsi="Arial"/>
@@ -25532,7 +25532,7 @@
               <w:spacing w:after="10" w:before="0"/>
               <w:ind w:left="120"/>
             </w:pPr>
-            <w:hyperlink w:history="1" r:id="rIdglyoe6wbj3aiffhncqhsj">
+            <w:hyperlink w:history="1" r:id="rId-h0xpi75gtxbnx7rm04yr">
               <w:r>
                 <w:rPr>
                   <w:rFonts w:ascii="Arial" w:cs="Arial" w:eastAsia="Arial" w:hAnsi="Arial"/>
@@ -25609,7 +25609,7 @@
               <w:spacing w:after="10" w:before="0"/>
               <w:ind w:left="120"/>
             </w:pPr>
-            <w:hyperlink w:history="1" r:id="rIdmma6_w-neibmty8jhrn5p">
+            <w:hyperlink w:history="1" r:id="rIdec2yilohevojdwkgezdmb">
               <w:r>
                 <w:rPr>
                   <w:rFonts w:ascii="Arial" w:cs="Arial" w:eastAsia="Arial" w:hAnsi="Arial"/>
@@ -26136,7 +26136,7 @@
         </w:rPr>
         <w:t xml:space="preserve">© 2026 SeaVuria and ARES. Aligned with KICD objectives. Developed by SeaVuria; technical implementation by ARES (with AI assistance from Claude). Licensed under </w:t>
       </w:r>
-      <w:hyperlink w:history="1" r:id="rIdibkwhc4twxjzhm8gv-ii1">
+      <w:hyperlink w:history="1" r:id="rIdhdhpuz5eqrltyj9wdzded">
         <w:r>
           <w:rPr>
             <w:rFonts w:ascii="Arial" w:cs="Arial" w:eastAsia="Arial" w:hAnsi="Arial"/>
@@ -26157,7 +26157,7 @@
         </w:rPr>
         <w:t xml:space="preserve"> (</w:t>
       </w:r>
-      <w:hyperlink w:history="1" r:id="rIdlsfjliaji6llsmlcpmurp">
+      <w:hyperlink w:history="1" r:id="rId_gfve6myebmfuqlwpde9i">
         <w:r>
           <w:rPr>
             <w:rFonts w:ascii="Arial" w:cs="Arial" w:eastAsia="Arial" w:hAnsi="Arial"/>
@@ -27170,7 +27170,7 @@
             <w:pPr>
               <w:spacing w:after="20" w:before="0"/>
             </w:pPr>
-            <w:hyperlink w:history="1" r:id="rIduyklhqwzazjx29yfzyvra">
+            <w:hyperlink w:history="1" r:id="rIdgpc6oxunu8qyvehaa-rjx">
               <w:r>
                 <w:rPr>
                   <w:rFonts w:ascii="Arial" w:cs="Arial" w:eastAsia="Arial" w:hAnsi="Arial"/>
@@ -27203,7 +27203,7 @@
               <w:spacing w:after="10" w:before="0"/>
               <w:ind w:left="120"/>
             </w:pPr>
-            <w:hyperlink w:history="1" r:id="rId-diq8bkzfl12wsqcm_5u4">
+            <w:hyperlink w:history="1" r:id="rIdm9fib6h5pejmcrnhey1e_">
               <w:r>
                 <w:rPr>
                   <w:rFonts w:ascii="Arial" w:cs="Arial" w:eastAsia="Arial" w:hAnsi="Arial"/>
@@ -27265,7 +27265,7 @@
               <w:spacing w:after="10" w:before="0"/>
               <w:ind w:left="120"/>
             </w:pPr>
-            <w:hyperlink w:history="1" r:id="rIdr2tawl6pbziqsx9hlqhkw">
+            <w:hyperlink w:history="1" r:id="rIdqjfeb6gn_xrndhoihoogy">
               <w:r>
                 <w:rPr>
                   <w:rFonts w:ascii="Arial" w:cs="Arial" w:eastAsia="Arial" w:hAnsi="Arial"/>
@@ -27475,7 +27475,7 @@
             <w:pPr>
               <w:spacing w:after="20" w:before="0"/>
             </w:pPr>
-            <w:hyperlink w:history="1" r:id="rIdtbxturw5fmm8htmb9rx4_">
+            <w:hyperlink w:history="1" r:id="rId6gfwwfv_fykcogh761cbw">
               <w:r>
                 <w:rPr>
                   <w:rFonts w:ascii="Arial" w:cs="Arial" w:eastAsia="Arial" w:hAnsi="Arial"/>
@@ -27508,7 +27508,7 @@
               <w:spacing w:after="10" w:before="0"/>
               <w:ind w:left="120"/>
             </w:pPr>
-            <w:hyperlink w:history="1" r:id="rIdgkjfxet90yoipozvau9me">
+            <w:hyperlink w:history="1" r:id="rIdcob5_jky6xz0gu_f2mtc2">
               <w:r>
                 <w:rPr>
                   <w:rFonts w:ascii="Arial" w:cs="Arial" w:eastAsia="Arial" w:hAnsi="Arial"/>
@@ -27570,7 +27570,7 @@
               <w:spacing w:after="10" w:before="0"/>
               <w:ind w:left="120"/>
             </w:pPr>
-            <w:hyperlink w:history="1" r:id="rIddb02w4hy6rref6l6qvrbl">
+            <w:hyperlink w:history="1" r:id="rId5rtbfbgj0zxfvsk4ygf5_">
               <w:r>
                 <w:rPr>
                   <w:rFonts w:ascii="Arial" w:cs="Arial" w:eastAsia="Arial" w:hAnsi="Arial"/>
@@ -27780,7 +27780,7 @@
             <w:pPr>
               <w:spacing w:after="20" w:before="0"/>
             </w:pPr>
-            <w:hyperlink w:history="1" r:id="rIdlsssaj1jmlsqph3254vvm">
+            <w:hyperlink w:history="1" r:id="rIdwdbs4ldd6rubrblkwqzrw">
               <w:r>
                 <w:rPr>
                   <w:rFonts w:ascii="Arial" w:cs="Arial" w:eastAsia="Arial" w:hAnsi="Arial"/>
@@ -27829,7 +27829,7 @@
               <w:spacing w:after="10" w:before="0"/>
               <w:ind w:left="120"/>
             </w:pPr>
-            <w:hyperlink w:history="1" r:id="rIdyibkom7bl14bkcxuyfgy3">
+            <w:hyperlink w:history="1" r:id="rIdobvodjvusvwmhprzq7osc">
               <w:r>
                 <w:rPr>
                   <w:rFonts w:ascii="Arial" w:cs="Arial" w:eastAsia="Arial" w:hAnsi="Arial"/>
@@ -27891,7 +27891,7 @@
               <w:spacing w:after="10" w:before="0"/>
               <w:ind w:left="120"/>
             </w:pPr>
-            <w:hyperlink w:history="1" r:id="rIdgtyfnlfau4-vnee4upzt8">
+            <w:hyperlink w:history="1" r:id="rIdlllf_kewnh5xlqkdkwilv">
               <w:r>
                 <w:rPr>
                   <w:rFonts w:ascii="Arial" w:cs="Arial" w:eastAsia="Arial" w:hAnsi="Arial"/>
@@ -28101,7 +28101,7 @@
             <w:pPr>
               <w:spacing w:after="20" w:before="0"/>
             </w:pPr>
-            <w:hyperlink w:history="1" r:id="rId-zd0msqlf3rprvrmlmz34">
+            <w:hyperlink w:history="1" r:id="rIdckvsynrwsmqx9mkqkxtd2">
               <w:r>
                 <w:rPr>
                   <w:rFonts w:ascii="Arial" w:cs="Arial" w:eastAsia="Arial" w:hAnsi="Arial"/>
@@ -28134,7 +28134,7 @@
               <w:spacing w:after="10" w:before="0"/>
               <w:ind w:left="120"/>
             </w:pPr>
-            <w:hyperlink w:history="1" r:id="rIdnw-qcrjdsurioysfqujvn">
+            <w:hyperlink w:history="1" r:id="rIdvooztjr5xq6dojn8rlhgd">
               <w:r>
                 <w:rPr>
                   <w:rFonts w:ascii="Arial" w:cs="Arial" w:eastAsia="Arial" w:hAnsi="Arial"/>
@@ -28196,7 +28196,7 @@
               <w:spacing w:after="10" w:before="0"/>
               <w:ind w:left="120"/>
             </w:pPr>
-            <w:hyperlink w:history="1" r:id="rIdk7feetkmboj9b7ri1q0w5">
+            <w:hyperlink w:history="1" r:id="rIdi10mhihknv0dyrcsgwb4b">
               <w:r>
                 <w:rPr>
                   <w:rFonts w:ascii="Arial" w:cs="Arial" w:eastAsia="Arial" w:hAnsi="Arial"/>
@@ -28406,7 +28406,7 @@
             <w:pPr>
               <w:spacing w:after="20" w:before="0"/>
             </w:pPr>
-            <w:hyperlink w:history="1" r:id="rId6rl9emwaygyzwrkc0h7o7">
+            <w:hyperlink w:history="1" r:id="rIdszmkqmh2adbyqfxhm3rw5">
               <w:r>
                 <w:rPr>
                   <w:rFonts w:ascii="Arial" w:cs="Arial" w:eastAsia="Arial" w:hAnsi="Arial"/>
@@ -28439,7 +28439,7 @@
               <w:spacing w:after="10" w:before="0"/>
               <w:ind w:left="120"/>
             </w:pPr>
-            <w:hyperlink w:history="1" r:id="rIdjgg1wak_eqlmd6_pjs-o7">
+            <w:hyperlink w:history="1" r:id="rIdasxg45kcngxtikes5k4pp">
               <w:r>
                 <w:rPr>
                   <w:rFonts w:ascii="Arial" w:cs="Arial" w:eastAsia="Arial" w:hAnsi="Arial"/>
@@ -28501,7 +28501,7 @@
               <w:spacing w:after="10" w:before="0"/>
               <w:ind w:left="120"/>
             </w:pPr>
-            <w:hyperlink w:history="1" r:id="rIdgtxhrsrnyqfhobgfifwwt">
+            <w:hyperlink w:history="1" r:id="rIdcx8rqdr9c1qvhnc5aj-n5">
               <w:r>
                 <w:rPr>
                   <w:rFonts w:ascii="Arial" w:cs="Arial" w:eastAsia="Arial" w:hAnsi="Arial"/>
@@ -29028,7 +29028,7 @@
         </w:rPr>
         <w:t xml:space="preserve">© 2026 SeaVuria and ARES. Aligned with KICD objectives. Developed by SeaVuria; technical implementation by ARES (with AI assistance from Claude). Licensed under </w:t>
       </w:r>
-      <w:hyperlink w:history="1" r:id="rIdn61wk4zjixe0_xm_wxxen">
+      <w:hyperlink w:history="1" r:id="rIdcweaszo8le6w10pdkrzaa">
         <w:r>
           <w:rPr>
             <w:rFonts w:ascii="Arial" w:cs="Arial" w:eastAsia="Arial" w:hAnsi="Arial"/>
@@ -29049,7 +29049,7 @@
         </w:rPr>
         <w:t xml:space="preserve"> (</w:t>
       </w:r>
-      <w:hyperlink w:history="1" r:id="rIdxtlwxam5j7bol8cvff7xp">
+      <w:hyperlink w:history="1" r:id="rIdqvohfuqtykvreg2sq5aew">
         <w:r>
           <w:rPr>
             <w:rFonts w:ascii="Arial" w:cs="Arial" w:eastAsia="Arial" w:hAnsi="Arial"/>
@@ -30079,7 +30079,7 @@
               <w:spacing w:after="10" w:before="0"/>
               <w:ind w:left="120"/>
             </w:pPr>
-            <w:hyperlink w:history="1" r:id="rIdifirblv7v2tpthw3lqefd">
+            <w:hyperlink w:history="1" r:id="rIdkhdvdhntjqd1ozdnrnfw-">
               <w:r>
                 <w:rPr>
                   <w:rFonts w:ascii="Arial" w:cs="Arial" w:eastAsia="Arial" w:hAnsi="Arial"/>
@@ -30156,7 +30156,7 @@
               <w:spacing w:after="10" w:before="0"/>
               <w:ind w:left="120"/>
             </w:pPr>
-            <w:hyperlink w:history="1" r:id="rIdsbxhxszrhovbhrag7wh8r">
+            <w:hyperlink w:history="1" r:id="rIdcvy-djduglc45rt9rmacw">
               <w:r>
                 <w:rPr>
                   <w:rFonts w:ascii="Arial" w:cs="Arial" w:eastAsia="Arial" w:hAnsi="Arial"/>
@@ -30383,7 +30383,7 @@
               <w:spacing w:after="10" w:before="0"/>
               <w:ind w:left="120"/>
             </w:pPr>
-            <w:hyperlink w:history="1" r:id="rIdm3funqtmeeo_vknio6j4x">
+            <w:hyperlink w:history="1" r:id="rIdnklc485pnyxtrnl8ugiur">
               <w:r>
                 <w:rPr>
                   <w:rFonts w:ascii="Arial" w:cs="Arial" w:eastAsia="Arial" w:hAnsi="Arial"/>
@@ -30460,7 +30460,7 @@
               <w:spacing w:after="10" w:before="0"/>
               <w:ind w:left="120"/>
             </w:pPr>
-            <w:hyperlink w:history="1" r:id="rIdqouni5rxkmaiq8fz0-w7u">
+            <w:hyperlink w:history="1" r:id="rIdf8zqgcmghagszsh7sg7hy">
               <w:r>
                 <w:rPr>
                   <w:rFonts w:ascii="Arial" w:cs="Arial" w:eastAsia="Arial" w:hAnsi="Arial"/>
@@ -30687,7 +30687,7 @@
               <w:spacing w:after="10" w:before="0"/>
               <w:ind w:left="120"/>
             </w:pPr>
-            <w:hyperlink w:history="1" r:id="rIdls3kdfz2wcilx-mt3-m1b">
+            <w:hyperlink w:history="1" r:id="rId28jmusc4fiicfsukmijxw">
               <w:r>
                 <w:rPr>
                   <w:rFonts w:ascii="Arial" w:cs="Arial" w:eastAsia="Arial" w:hAnsi="Arial"/>
@@ -30764,7 +30764,7 @@
               <w:spacing w:after="10" w:before="0"/>
               <w:ind w:left="120"/>
             </w:pPr>
-            <w:hyperlink w:history="1" r:id="rIdgdeior78qvifqu1b1p2v0">
+            <w:hyperlink w:history="1" r:id="rId0cj4trtgomi5ewvyuohjv">
               <w:r>
                 <w:rPr>
                   <w:rFonts w:ascii="Arial" w:cs="Arial" w:eastAsia="Arial" w:hAnsi="Arial"/>
@@ -30991,7 +30991,7 @@
               <w:spacing w:after="10" w:before="0"/>
               <w:ind w:left="120"/>
             </w:pPr>
-            <w:hyperlink w:history="1" r:id="rIdd3j4yagxtnbuh00es6o_q">
+            <w:hyperlink w:history="1" r:id="rIdfum2bvvrbs6j0xiumvm4c">
               <w:r>
                 <w:rPr>
                   <w:rFonts w:ascii="Arial" w:cs="Arial" w:eastAsia="Arial" w:hAnsi="Arial"/>
@@ -31068,7 +31068,7 @@
               <w:spacing w:after="10" w:before="0"/>
               <w:ind w:left="120"/>
             </w:pPr>
-            <w:hyperlink w:history="1" r:id="rId9jeme8-wa5kne5edskrpj">
+            <w:hyperlink w:history="1" r:id="rIdlmjnxdarnezjew2wcn7cn">
               <w:r>
                 <w:rPr>
                   <w:rFonts w:ascii="Arial" w:cs="Arial" w:eastAsia="Arial" w:hAnsi="Arial"/>
@@ -31295,7 +31295,7 @@
               <w:spacing w:after="10" w:before="0"/>
               <w:ind w:left="120"/>
             </w:pPr>
-            <w:hyperlink w:history="1" r:id="rIdinfumo8dixxp8b7qkq21f">
+            <w:hyperlink w:history="1" r:id="rIdy8d3wtcwejcvfkb9nd0mi">
               <w:r>
                 <w:rPr>
                   <w:rFonts w:ascii="Arial" w:cs="Arial" w:eastAsia="Arial" w:hAnsi="Arial"/>
@@ -31372,7 +31372,7 @@
               <w:spacing w:after="10" w:before="0"/>
               <w:ind w:left="120"/>
             </w:pPr>
-            <w:hyperlink w:history="1" r:id="rIdryiutml590ex-wsoii3ao">
+            <w:hyperlink w:history="1" r:id="rId1benfwjhz0ro2azyu3tzu">
               <w:r>
                 <w:rPr>
                   <w:rFonts w:ascii="Arial" w:cs="Arial" w:eastAsia="Arial" w:hAnsi="Arial"/>
@@ -32013,7 +32013,7 @@
         </w:rPr>
         <w:t xml:space="preserve">© 2026 SeaVuria and ARES. Aligned with KICD objectives. Developed by SeaVuria; technical implementation by ARES (with AI assistance from Claude). Licensed under </w:t>
       </w:r>
-      <w:hyperlink w:history="1" r:id="rIdqdvpgd01vohoekxupyyjy">
+      <w:hyperlink w:history="1" r:id="rIdw2le43snex1vfkpehnw8l">
         <w:r>
           <w:rPr>
             <w:rFonts w:ascii="Arial" w:cs="Arial" w:eastAsia="Arial" w:hAnsi="Arial"/>
@@ -32034,7 +32034,7 @@
         </w:rPr>
         <w:t xml:space="preserve"> (</w:t>
       </w:r>
-      <w:hyperlink w:history="1" r:id="rId63bok2rp-xfqowqdbouvq">
+      <w:hyperlink w:history="1" r:id="rIdui0ugo6pd8hcerkd1swdj">
         <w:r>
           <w:rPr>
             <w:rFonts w:ascii="Arial" w:cs="Arial" w:eastAsia="Arial" w:hAnsi="Arial"/>
@@ -33064,7 +33064,7 @@
               <w:spacing w:after="10" w:before="0"/>
               <w:ind w:left="120"/>
             </w:pPr>
-            <w:hyperlink w:history="1" r:id="rId-tui9uot7sljoe8m5g-v4">
+            <w:hyperlink w:history="1" r:id="rIdcqrhbkjqi4wt376j8dv8h">
               <w:r>
                 <w:rPr>
                   <w:rFonts w:ascii="Arial" w:cs="Arial" w:eastAsia="Arial" w:hAnsi="Arial"/>
@@ -33141,7 +33141,7 @@
               <w:spacing w:after="10" w:before="0"/>
               <w:ind w:left="120"/>
             </w:pPr>
-            <w:hyperlink w:history="1" r:id="rIdgyj3ijh1rwsqu56st3tdi">
+            <w:hyperlink w:history="1" r:id="rIdhaqfvptyl5mjbacskn1so">
               <w:r>
                 <w:rPr>
                   <w:rFonts w:ascii="Arial" w:cs="Arial" w:eastAsia="Arial" w:hAnsi="Arial"/>
@@ -33368,7 +33368,7 @@
               <w:spacing w:after="10" w:before="0"/>
               <w:ind w:left="120"/>
             </w:pPr>
-            <w:hyperlink w:history="1" r:id="rIdtptzqii299gzqtmgmaqst">
+            <w:hyperlink w:history="1" r:id="rIdeb95pcizebwzhj9hherqp">
               <w:r>
                 <w:rPr>
                   <w:rFonts w:ascii="Arial" w:cs="Arial" w:eastAsia="Arial" w:hAnsi="Arial"/>
@@ -33445,7 +33445,7 @@
               <w:spacing w:after="10" w:before="0"/>
               <w:ind w:left="120"/>
             </w:pPr>
-            <w:hyperlink w:history="1" r:id="rIdbevdnqkladncammw85uwd">
+            <w:hyperlink w:history="1" r:id="rIdj0cqjzupakthbz6qdxwwn">
               <w:r>
                 <w:rPr>
                   <w:rFonts w:ascii="Arial" w:cs="Arial" w:eastAsia="Arial" w:hAnsi="Arial"/>
@@ -33672,7 +33672,7 @@
               <w:spacing w:after="10" w:before="0"/>
               <w:ind w:left="120"/>
             </w:pPr>
-            <w:hyperlink w:history="1" r:id="rIdh5baowwpghdryql0mjjmu">
+            <w:hyperlink w:history="1" r:id="rIdxeyqaq6wva5lt0mbc0mvj">
               <w:r>
                 <w:rPr>
                   <w:rFonts w:ascii="Arial" w:cs="Arial" w:eastAsia="Arial" w:hAnsi="Arial"/>
@@ -33749,7 +33749,7 @@
               <w:spacing w:after="10" w:before="0"/>
               <w:ind w:left="120"/>
             </w:pPr>
-            <w:hyperlink w:history="1" r:id="rIdbyokotbwgi9q89y2kbhwo">
+            <w:hyperlink w:history="1" r:id="rIdoxqpsrzhu3f1yohak1tvf">
               <w:r>
                 <w:rPr>
                   <w:rFonts w:ascii="Arial" w:cs="Arial" w:eastAsia="Arial" w:hAnsi="Arial"/>
@@ -33976,7 +33976,7 @@
               <w:spacing w:after="10" w:before="0"/>
               <w:ind w:left="120"/>
             </w:pPr>
-            <w:hyperlink w:history="1" r:id="rIdtexlccfnbln639gtkyya7">
+            <w:hyperlink w:history="1" r:id="rIdvu9jf-f-uj9xdh1cbdxty">
               <w:r>
                 <w:rPr>
                   <w:rFonts w:ascii="Arial" w:cs="Arial" w:eastAsia="Arial" w:hAnsi="Arial"/>
@@ -34053,7 +34053,7 @@
               <w:spacing w:after="10" w:before="0"/>
               <w:ind w:left="120"/>
             </w:pPr>
-            <w:hyperlink w:history="1" r:id="rIdjrzqh3zlwojcyb1hk1cvi">
+            <w:hyperlink w:history="1" r:id="rIdg8gsfn8mvvfkdn5ksowmb">
               <w:r>
                 <w:rPr>
                   <w:rFonts w:ascii="Arial" w:cs="Arial" w:eastAsia="Arial" w:hAnsi="Arial"/>
@@ -34280,7 +34280,7 @@
               <w:spacing w:after="10" w:before="0"/>
               <w:ind w:left="120"/>
             </w:pPr>
-            <w:hyperlink w:history="1" r:id="rIdo13b4ue5bcxqtyshnlu-e">
+            <w:hyperlink w:history="1" r:id="rIdn3obktlwdrln1powjftm9">
               <w:r>
                 <w:rPr>
                   <w:rFonts w:ascii="Arial" w:cs="Arial" w:eastAsia="Arial" w:hAnsi="Arial"/>
@@ -34357,7 +34357,7 @@
               <w:spacing w:after="10" w:before="0"/>
               <w:ind w:left="120"/>
             </w:pPr>
-            <w:hyperlink w:history="1" r:id="rIdvnruqk4sazpewme37qdt2">
+            <w:hyperlink w:history="1" r:id="rId6zkigvxclpj62ru7ebvsv">
               <w:r>
                 <w:rPr>
                   <w:rFonts w:ascii="Arial" w:cs="Arial" w:eastAsia="Arial" w:hAnsi="Arial"/>
@@ -34884,7 +34884,7 @@
         </w:rPr>
         <w:t xml:space="preserve">© 2026 SeaVuria and ARES. Aligned with KICD objectives. Developed by SeaVuria; technical implementation by ARES (with AI assistance from Claude). Licensed under </w:t>
       </w:r>
-      <w:hyperlink w:history="1" r:id="rIdnpya7v6ix1fx7jdsl4uer">
+      <w:hyperlink w:history="1" r:id="rIdr35rmo4hn3-nzzedsgflp">
         <w:r>
           <w:rPr>
             <w:rFonts w:ascii="Arial" w:cs="Arial" w:eastAsia="Arial" w:hAnsi="Arial"/>
@@ -34905,7 +34905,7 @@
         </w:rPr>
         <w:t xml:space="preserve"> (</w:t>
       </w:r>
-      <w:hyperlink w:history="1" r:id="rIduujf4rrsxzcr49-axz1u_">
+      <w:hyperlink w:history="1" r:id="rIddq1fn6z3iiwtnxv-krbwu">
         <w:r>
           <w:rPr>
             <w:rFonts w:ascii="Arial" w:cs="Arial" w:eastAsia="Arial" w:hAnsi="Arial"/>
@@ -35918,7 +35918,7 @@
             <w:pPr>
               <w:spacing w:after="20" w:before="0"/>
             </w:pPr>
-            <w:hyperlink w:history="1" r:id="rIdcx_jcab-dxrgxtdfzkboo">
+            <w:hyperlink w:history="1" r:id="rIddgiea0ed7e_si7yp2dabc">
               <w:r>
                 <w:rPr>
                   <w:rFonts w:ascii="Arial" w:cs="Arial" w:eastAsia="Arial" w:hAnsi="Arial"/>
@@ -35951,7 +35951,7 @@
               <w:spacing w:after="10" w:before="0"/>
               <w:ind w:left="120"/>
             </w:pPr>
-            <w:hyperlink w:history="1" r:id="rId4g0f_g4frrvdqppyk-aoj">
+            <w:hyperlink w:history="1" r:id="rIdhojd-h5cxhsgxrhgksjnb">
               <w:r>
                 <w:rPr>
                   <w:rFonts w:ascii="Arial" w:cs="Arial" w:eastAsia="Arial" w:hAnsi="Arial"/>
@@ -35996,7 +35996,7 @@
             <w:pPr>
               <w:spacing w:after="20" w:before="0"/>
             </w:pPr>
-            <w:hyperlink w:history="1" r:id="rId33b6u2htecooaiaftwzzi">
+            <w:hyperlink w:history="1" r:id="rId0ca3ledtkqndz5qzkyhue">
               <w:r>
                 <w:rPr>
                   <w:rFonts w:ascii="Arial" w:cs="Arial" w:eastAsia="Arial" w:hAnsi="Arial"/>
@@ -36029,7 +36029,7 @@
               <w:spacing w:after="10" w:before="0"/>
               <w:ind w:left="120"/>
             </w:pPr>
-            <w:hyperlink w:history="1" r:id="rIdr2zkr7nr6zihxsnfzlpzm">
+            <w:hyperlink w:history="1" r:id="rId869ks6spd-zkcgk6vwj6u">
               <w:r>
                 <w:rPr>
                   <w:rFonts w:ascii="Arial" w:cs="Arial" w:eastAsia="Arial" w:hAnsi="Arial"/>
@@ -36224,7 +36224,7 @@
             <w:pPr>
               <w:spacing w:after="20" w:before="0"/>
             </w:pPr>
-            <w:hyperlink w:history="1" r:id="rId-u4d9aw6lnq1_ucjybgod">
+            <w:hyperlink w:history="1" r:id="rId0tjxy77rimb-u9s-uo8ji">
               <w:r>
                 <w:rPr>
                   <w:rFonts w:ascii="Arial" w:cs="Arial" w:eastAsia="Arial" w:hAnsi="Arial"/>
@@ -36257,7 +36257,7 @@
               <w:spacing w:after="10" w:before="0"/>
               <w:ind w:left="120"/>
             </w:pPr>
-            <w:hyperlink w:history="1" r:id="rIdimma1hur7n2rdwdqbxapb">
+            <w:hyperlink w:history="1" r:id="rId_rhh5jcnogc1jcons4jnu">
               <w:r>
                 <w:rPr>
                   <w:rFonts w:ascii="Arial" w:cs="Arial" w:eastAsia="Arial" w:hAnsi="Arial"/>
@@ -36302,7 +36302,7 @@
             <w:pPr>
               <w:spacing w:after="20" w:before="0"/>
             </w:pPr>
-            <w:hyperlink w:history="1" r:id="rIdqwuelesahit183b5mvfik">
+            <w:hyperlink w:history="1" r:id="rIdpupzo4no9glq-lvmvc9sq">
               <w:r>
                 <w:rPr>
                   <w:rFonts w:ascii="Arial" w:cs="Arial" w:eastAsia="Arial" w:hAnsi="Arial"/>
@@ -36335,7 +36335,7 @@
               <w:spacing w:after="10" w:before="0"/>
               <w:ind w:left="120"/>
             </w:pPr>
-            <w:hyperlink w:history="1" r:id="rIdrcaetrajxwrmcijhtg4md">
+            <w:hyperlink w:history="1" r:id="rIdtwtwtzgfvlehvydrxxl_t">
               <w:r>
                 <w:rPr>
                   <w:rFonts w:ascii="Arial" w:cs="Arial" w:eastAsia="Arial" w:hAnsi="Arial"/>
@@ -36530,7 +36530,7 @@
             <w:pPr>
               <w:spacing w:after="20" w:before="0"/>
             </w:pPr>
-            <w:hyperlink w:history="1" r:id="rIdfv0onqvfbh561wrofzv2v">
+            <w:hyperlink w:history="1" r:id="rId4rwbzvmlws_4hzngiuder">
               <w:r>
                 <w:rPr>
                   <w:rFonts w:ascii="Arial" w:cs="Arial" w:eastAsia="Arial" w:hAnsi="Arial"/>
@@ -36563,7 +36563,7 @@
               <w:spacing w:after="10" w:before="0"/>
               <w:ind w:left="120"/>
             </w:pPr>
-            <w:hyperlink w:history="1" r:id="rIdu7uwsto3ajhff39fqu5hn">
+            <w:hyperlink w:history="1" r:id="rIduq2fxoqnlpfhhwpwmt5ts">
               <w:r>
                 <w:rPr>
                   <w:rFonts w:ascii="Arial" w:cs="Arial" w:eastAsia="Arial" w:hAnsi="Arial"/>
@@ -36608,7 +36608,7 @@
             <w:pPr>
               <w:spacing w:after="20" w:before="0"/>
             </w:pPr>
-            <w:hyperlink w:history="1" r:id="rIdacea7y4a6nm1g5aa8wbsg">
+            <w:hyperlink w:history="1" r:id="rIdrkbibqv0a_z7ftns-5kxv">
               <w:r>
                 <w:rPr>
                   <w:rFonts w:ascii="Arial" w:cs="Arial" w:eastAsia="Arial" w:hAnsi="Arial"/>
@@ -36641,7 +36641,7 @@
               <w:spacing w:after="10" w:before="0"/>
               <w:ind w:left="120"/>
             </w:pPr>
-            <w:hyperlink w:history="1" r:id="rId2yobq--7qbc69qfbu_-_-">
+            <w:hyperlink w:history="1" r:id="rIdvqjdfrxqodl4w7o-_ro-x">
               <w:r>
                 <w:rPr>
                   <w:rFonts w:ascii="Arial" w:cs="Arial" w:eastAsia="Arial" w:hAnsi="Arial"/>
@@ -36836,7 +36836,7 @@
             <w:pPr>
               <w:spacing w:after="20" w:before="0"/>
             </w:pPr>
-            <w:hyperlink w:history="1" r:id="rIdpyokfmw-alamenff6lmhk">
+            <w:hyperlink w:history="1" r:id="rIdoti-zsnqhqztnn8sporrg">
               <w:r>
                 <w:rPr>
                   <w:rFonts w:ascii="Arial" w:cs="Arial" w:eastAsia="Arial" w:hAnsi="Arial"/>
@@ -36869,7 +36869,7 @@
               <w:spacing w:after="10" w:before="0"/>
               <w:ind w:left="120"/>
             </w:pPr>
-            <w:hyperlink w:history="1" r:id="rIddm7tcpi60opttzplvyxbz">
+            <w:hyperlink w:history="1" r:id="rIdnniygyu-oyhkwzxjhgoht">
               <w:r>
                 <w:rPr>
                   <w:rFonts w:ascii="Arial" w:cs="Arial" w:eastAsia="Arial" w:hAnsi="Arial"/>
@@ -36914,7 +36914,7 @@
             <w:pPr>
               <w:spacing w:after="20" w:before="0"/>
             </w:pPr>
-            <w:hyperlink w:history="1" r:id="rIdn1sut7c1yiw_6kjddu-6y">
+            <w:hyperlink w:history="1" r:id="rIdybt3pu87dkh_rngrjwn-e">
               <w:r>
                 <w:rPr>
                   <w:rFonts w:ascii="Arial" w:cs="Arial" w:eastAsia="Arial" w:hAnsi="Arial"/>
@@ -36947,7 +36947,7 @@
               <w:spacing w:after="10" w:before="0"/>
               <w:ind w:left="120"/>
             </w:pPr>
-            <w:hyperlink w:history="1" r:id="rIdo4p6jehhu4v453hruawix">
+            <w:hyperlink w:history="1" r:id="rIdfl40kvtuddwl-7fp96sud">
               <w:r>
                 <w:rPr>
                   <w:rFonts w:ascii="Arial" w:cs="Arial" w:eastAsia="Arial" w:hAnsi="Arial"/>
@@ -37142,7 +37142,7 @@
             <w:pPr>
               <w:spacing w:after="20" w:before="0"/>
             </w:pPr>
-            <w:hyperlink w:history="1" r:id="rId9_xykdgsgobqb5bwf7uyq">
+            <w:hyperlink w:history="1" r:id="rIdehijgxtnshntrwrh4sjpd">
               <w:r>
                 <w:rPr>
                   <w:rFonts w:ascii="Arial" w:cs="Arial" w:eastAsia="Arial" w:hAnsi="Arial"/>
@@ -37175,7 +37175,7 @@
               <w:spacing w:after="10" w:before="0"/>
               <w:ind w:left="120"/>
             </w:pPr>
-            <w:hyperlink w:history="1" r:id="rIdzkzl13xo37xy67i1lgqm6">
+            <w:hyperlink w:history="1" r:id="rIdv3npmdngmur6ifakaufzv">
               <w:r>
                 <w:rPr>
                   <w:rFonts w:ascii="Arial" w:cs="Arial" w:eastAsia="Arial" w:hAnsi="Arial"/>
@@ -37220,7 +37220,7 @@
             <w:pPr>
               <w:spacing w:after="20" w:before="0"/>
             </w:pPr>
-            <w:hyperlink w:history="1" r:id="rIdttp9b40-lsny8eazzhovv">
+            <w:hyperlink w:history="1" r:id="rIdpxnrzv7ynbdtzonzamtaw">
               <w:r>
                 <w:rPr>
                   <w:rFonts w:ascii="Arial" w:cs="Arial" w:eastAsia="Arial" w:hAnsi="Arial"/>
@@ -37269,7 +37269,7 @@
               <w:spacing w:after="10" w:before="0"/>
               <w:ind w:left="120"/>
             </w:pPr>
-            <w:hyperlink w:history="1" r:id="rIdh8zvticlar-tn3pj2rtse">
+            <w:hyperlink w:history="1" r:id="rId2fkymmgjfsxre9fnairee">
               <w:r>
                 <w:rPr>
                   <w:rFonts w:ascii="Arial" w:cs="Arial" w:eastAsia="Arial" w:hAnsi="Arial"/>
@@ -38009,7 +38009,7 @@
         </w:rPr>
         <w:t xml:space="preserve">© 2026 SeaVuria and ARES. Aligned with KICD objectives. Developed by SeaVuria; technical implementation by ARES (with AI assistance from Claude). Licensed under </w:t>
       </w:r>
-      <w:hyperlink w:history="1" r:id="rId6xir38gr5bqvbajgdjpy6">
+      <w:hyperlink w:history="1" r:id="rIdp1c5erbdrb1jatqhjmr8v">
         <w:r>
           <w:rPr>
             <w:rFonts w:ascii="Arial" w:cs="Arial" w:eastAsia="Arial" w:hAnsi="Arial"/>
@@ -38030,7 +38030,7 @@
         </w:rPr>
         <w:t xml:space="preserve"> (</w:t>
       </w:r>
-      <w:hyperlink w:history="1" r:id="rIdikdnqpun4rtf187jpsss1">
+      <w:hyperlink w:history="1" r:id="rIdgdgf5vreppg7wln2dqy0p">
         <w:r>
           <w:rPr>
             <w:rFonts w:ascii="Arial" w:cs="Arial" w:eastAsia="Arial" w:hAnsi="Arial"/>

--- a/data/outputs/v2/Physics/SS4.2_Introduction_to_Space_Physics/Physics_Introduction_to_Space_Physics_CBE_LessonSequence.docx
+++ b/data/outputs/v2/Physics/SS4.2_Introduction_to_Space_Physics/Physics_Introduction_to_Space_Physics_CBE_LessonSequence.docx
@@ -4,6 +4,7 @@
   <w:body>
     <w:p>
       <w:pPr>
+        <w:keepNext w:val="false"/>
         <w:spacing w:after="30" w:before="0"/>
         <w:jc w:val="center"/>
       </w:pPr>
@@ -23,6 +24,7 @@
     </w:p>
     <w:p>
       <w:pPr>
+        <w:keepNext w:val="false"/>
         <w:spacing w:after="60" w:before="0"/>
         <w:jc w:val="center"/>
       </w:pPr>
@@ -81,6 +83,7 @@
           </w:tcPr>
           <w:p>
             <w:pPr>
+              <w:keepNext w:val="false"/>
               <w:spacing w:after="40" w:before="0"/>
               <w:jc w:val="center"/>
             </w:pPr>
@@ -115,6 +118,7 @@
           </w:tcPr>
           <w:p>
             <w:pPr>
+              <w:keepNext w:val="false"/>
               <w:spacing w:after="40" w:before="0"/>
               <w:jc w:val="left"/>
             </w:pPr>
@@ -147,6 +151,7 @@
           </w:tcPr>
           <w:p>
             <w:pPr>
+              <w:keepNext w:val="false"/>
               <w:spacing w:after="40" w:before="0"/>
               <w:jc w:val="left"/>
             </w:pPr>
@@ -181,6 +186,7 @@
           </w:tcPr>
           <w:p>
             <w:pPr>
+              <w:keepNext w:val="false"/>
               <w:spacing w:after="40" w:before="0"/>
               <w:jc w:val="left"/>
             </w:pPr>
@@ -213,6 +219,7 @@
           </w:tcPr>
           <w:p>
             <w:pPr>
+              <w:keepNext w:val="false"/>
               <w:spacing w:after="40" w:before="0"/>
               <w:jc w:val="left"/>
             </w:pPr>
@@ -247,6 +254,7 @@
           </w:tcPr>
           <w:p>
             <w:pPr>
+              <w:keepNext w:val="false"/>
               <w:spacing w:after="40" w:before="0"/>
               <w:jc w:val="left"/>
             </w:pPr>
@@ -279,6 +287,7 @@
           </w:tcPr>
           <w:p>
             <w:pPr>
+              <w:keepNext w:val="false"/>
               <w:spacing w:after="40" w:before="0"/>
               <w:jc w:val="left"/>
             </w:pPr>
@@ -313,6 +322,7 @@
           </w:tcPr>
           <w:p>
             <w:pPr>
+              <w:keepNext w:val="false"/>
               <w:spacing w:after="40" w:before="0"/>
               <w:jc w:val="left"/>
             </w:pPr>
@@ -345,6 +355,7 @@
           </w:tcPr>
           <w:p>
             <w:pPr>
+              <w:keepNext w:val="false"/>
               <w:spacing w:after="40" w:before="0"/>
               <w:jc w:val="left"/>
             </w:pPr>
@@ -379,6 +390,7 @@
           </w:tcPr>
           <w:p>
             <w:pPr>
+              <w:keepNext w:val="false"/>
               <w:spacing w:after="40" w:before="0"/>
               <w:jc w:val="left"/>
             </w:pPr>
@@ -411,6 +423,7 @@
           </w:tcPr>
           <w:p>
             <w:pPr>
+              <w:keepNext w:val="false"/>
               <w:spacing w:after="40" w:before="0"/>
               <w:jc w:val="left"/>
             </w:pPr>
@@ -445,6 +458,7 @@
           </w:tcPr>
           <w:p>
             <w:pPr>
+              <w:keepNext w:val="false"/>
               <w:spacing w:after="40" w:before="0"/>
               <w:jc w:val="left"/>
             </w:pPr>
@@ -732,6 +746,7 @@
           </w:tcPr>
           <w:p>
             <w:pPr>
+              <w:keepNext w:val="false"/>
               <w:spacing w:after="40" w:before="0"/>
               <w:jc w:val="left"/>
             </w:pPr>
@@ -764,6 +779,7 @@
           </w:tcPr>
           <w:p>
             <w:pPr>
+              <w:keepNext w:val="false"/>
               <w:spacing w:after="40" w:before="0"/>
               <w:jc w:val="left"/>
             </w:pPr>
@@ -783,6 +799,7 @@
           </w:p>
           <w:p>
             <w:pPr>
+              <w:keepNext w:val="false"/>
               <w:spacing w:after="40" w:before="0"/>
               <w:jc w:val="left"/>
             </w:pPr>
@@ -802,6 +819,7 @@
           </w:p>
           <w:p>
             <w:pPr>
+              <w:keepNext w:val="false"/>
               <w:spacing w:after="40" w:before="0"/>
               <w:jc w:val="left"/>
             </w:pPr>
@@ -821,6 +839,7 @@
           </w:p>
           <w:p>
             <w:pPr>
+              <w:keepNext w:val="false"/>
               <w:spacing w:after="40" w:before="0"/>
               <w:jc w:val="left"/>
             </w:pPr>
@@ -840,6 +859,7 @@
           </w:p>
           <w:p>
             <w:pPr>
+              <w:keepNext w:val="false"/>
               <w:spacing w:after="40" w:before="0"/>
               <w:jc w:val="left"/>
             </w:pPr>
@@ -859,6 +879,7 @@
           </w:p>
           <w:p>
             <w:pPr>
+              <w:keepNext w:val="false"/>
               <w:spacing w:after="40" w:before="0"/>
               <w:jc w:val="left"/>
             </w:pPr>
@@ -878,6 +899,7 @@
           </w:p>
           <w:p>
             <w:pPr>
+              <w:keepNext w:val="false"/>
               <w:spacing w:after="40" w:before="0"/>
               <w:jc w:val="left"/>
             </w:pPr>
@@ -897,6 +919,7 @@
           </w:p>
           <w:p>
             <w:pPr>
+              <w:keepNext w:val="false"/>
               <w:spacing w:after="40" w:before="0"/>
               <w:jc w:val="left"/>
             </w:pPr>
@@ -916,6 +939,7 @@
           </w:p>
           <w:p>
             <w:pPr>
+              <w:keepNext w:val="false"/>
               <w:spacing w:after="40" w:before="0"/>
               <w:jc w:val="left"/>
             </w:pPr>
@@ -935,6 +959,7 @@
           </w:p>
           <w:p>
             <w:pPr>
+              <w:keepNext w:val="false"/>
               <w:spacing w:after="40" w:before="0"/>
               <w:jc w:val="left"/>
             </w:pPr>
@@ -954,6 +979,7 @@
           </w:p>
           <w:p>
             <w:pPr>
+              <w:keepNext w:val="false"/>
               <w:spacing w:after="40" w:before="0"/>
               <w:jc w:val="left"/>
             </w:pPr>
@@ -973,6 +999,7 @@
           </w:p>
           <w:p>
             <w:pPr>
+              <w:keepNext w:val="false"/>
               <w:spacing w:after="40" w:before="0"/>
               <w:jc w:val="left"/>
             </w:pPr>
@@ -1007,6 +1034,7 @@
           </w:tcPr>
           <w:p>
             <w:pPr>
+              <w:keepNext w:val="false"/>
               <w:spacing w:after="40" w:before="0"/>
               <w:jc w:val="left"/>
             </w:pPr>
@@ -1154,6 +1182,7 @@
           </w:tcPr>
           <w:p>
             <w:pPr>
+              <w:keepNext w:val="false"/>
               <w:spacing w:after="40" w:before="0"/>
               <w:jc w:val="left"/>
             </w:pPr>
@@ -1281,6 +1310,7 @@
           </w:tcPr>
           <w:p>
             <w:pPr>
+              <w:keepNext w:val="false"/>
               <w:spacing w:after="40" w:before="0"/>
               <w:jc w:val="left"/>
             </w:pPr>
@@ -1448,6 +1478,7 @@
           </w:tcPr>
           <w:p>
             <w:pPr>
+              <w:keepNext w:val="false"/>
               <w:spacing w:after="40" w:before="0"/>
               <w:jc w:val="left"/>
             </w:pPr>
@@ -1575,6 +1606,7 @@
           </w:tcPr>
           <w:p>
             <w:pPr>
+              <w:keepNext w:val="false"/>
               <w:spacing w:after="40" w:before="0"/>
               <w:jc w:val="left"/>
             </w:pPr>
@@ -1742,6 +1774,7 @@
           </w:tcPr>
           <w:p>
             <w:pPr>
+              <w:keepNext w:val="false"/>
               <w:spacing w:after="40" w:before="0"/>
               <w:jc w:val="left"/>
             </w:pPr>
@@ -1774,6 +1807,7 @@
           </w:tcPr>
           <w:p>
             <w:pPr>
+              <w:keepNext w:val="false"/>
               <w:spacing w:after="40" w:before="0"/>
               <w:jc w:val="left"/>
             </w:pPr>
@@ -1808,6 +1842,7 @@
           </w:tcPr>
           <w:p>
             <w:pPr>
+              <w:keepNext w:val="false"/>
               <w:spacing w:after="40" w:before="0"/>
               <w:jc w:val="left"/>
             </w:pPr>
@@ -1840,6 +1875,7 @@
           </w:tcPr>
           <w:p>
             <w:pPr>
+              <w:keepNext w:val="false"/>
               <w:spacing w:after="40" w:before="0"/>
               <w:jc w:val="left"/>
             </w:pPr>
@@ -1859,6 +1895,7 @@
           </w:p>
           <w:p>
             <w:pPr>
+              <w:keepNext w:val="false"/>
               <w:spacing w:after="40" w:before="0"/>
               <w:jc w:val="left"/>
             </w:pPr>
@@ -1878,6 +1915,7 @@
           </w:p>
           <w:p>
             <w:pPr>
+              <w:keepNext w:val="false"/>
               <w:spacing w:after="40" w:before="0"/>
               <w:jc w:val="left"/>
             </w:pPr>
@@ -1897,6 +1935,7 @@
           </w:p>
           <w:p>
             <w:pPr>
+              <w:keepNext w:val="false"/>
               <w:spacing w:after="40" w:before="0"/>
               <w:jc w:val="left"/>
             </w:pPr>
@@ -1916,6 +1955,7 @@
           </w:p>
           <w:p>
             <w:pPr>
+              <w:keepNext w:val="false"/>
               <w:spacing w:after="40" w:before="0"/>
               <w:jc w:val="left"/>
             </w:pPr>
@@ -1950,6 +1990,7 @@
           </w:tcPr>
           <w:p>
             <w:pPr>
+              <w:keepNext w:val="false"/>
               <w:spacing w:after="40" w:before="0"/>
               <w:jc w:val="left"/>
             </w:pPr>
@@ -1982,6 +2023,7 @@
           </w:tcPr>
           <w:p>
             <w:pPr>
+              <w:keepNext w:val="false"/>
               <w:spacing w:after="40" w:before="0"/>
               <w:jc w:val="left"/>
             </w:pPr>
@@ -2016,6 +2058,7 @@
           </w:tcPr>
           <w:p>
             <w:pPr>
+              <w:keepNext w:val="false"/>
               <w:spacing w:after="40" w:before="0"/>
               <w:jc w:val="left"/>
             </w:pPr>
@@ -2048,6 +2091,7 @@
           </w:tcPr>
           <w:p>
             <w:pPr>
+              <w:keepNext w:val="false"/>
               <w:spacing w:after="40" w:before="0"/>
               <w:jc w:val="left"/>
             </w:pPr>
@@ -2067,6 +2111,7 @@
           </w:p>
           <w:p>
             <w:pPr>
+              <w:keepNext w:val="false"/>
               <w:spacing w:after="40" w:before="0"/>
               <w:jc w:val="left"/>
             </w:pPr>
@@ -2086,6 +2131,7 @@
           </w:p>
           <w:p>
             <w:pPr>
+              <w:keepNext w:val="false"/>
               <w:spacing w:after="40" w:before="0"/>
               <w:jc w:val="left"/>
             </w:pPr>
@@ -2105,6 +2151,7 @@
           </w:p>
           <w:p>
             <w:pPr>
+              <w:keepNext w:val="false"/>
               <w:spacing w:after="40" w:before="0"/>
               <w:jc w:val="left"/>
             </w:pPr>
@@ -2124,6 +2171,7 @@
           </w:p>
           <w:p>
             <w:pPr>
+              <w:keepNext w:val="false"/>
               <w:spacing w:after="40" w:before="0"/>
               <w:jc w:val="left"/>
             </w:pPr>
@@ -2143,6 +2191,7 @@
           </w:p>
           <w:p>
             <w:pPr>
+              <w:keepNext w:val="false"/>
               <w:spacing w:after="40" w:before="0"/>
               <w:jc w:val="left"/>
             </w:pPr>
@@ -2162,6 +2211,7 @@
           </w:p>
           <w:p>
             <w:pPr>
+              <w:keepNext w:val="false"/>
               <w:spacing w:after="40" w:before="0"/>
               <w:jc w:val="left"/>
             </w:pPr>
@@ -2181,6 +2231,7 @@
           </w:p>
           <w:p>
             <w:pPr>
+              <w:keepNext w:val="false"/>
               <w:spacing w:after="40" w:before="0"/>
               <w:jc w:val="left"/>
             </w:pPr>
@@ -2200,6 +2251,7 @@
           </w:p>
           <w:p>
             <w:pPr>
+              <w:keepNext w:val="false"/>
               <w:spacing w:after="40" w:before="0"/>
               <w:jc w:val="left"/>
             </w:pPr>
@@ -2219,6 +2271,7 @@
           </w:p>
           <w:p>
             <w:pPr>
+              <w:keepNext w:val="false"/>
               <w:spacing w:after="40" w:before="0"/>
               <w:jc w:val="left"/>
             </w:pPr>
@@ -2238,6 +2291,7 @@
           </w:p>
           <w:p>
             <w:pPr>
+              <w:keepNext w:val="false"/>
               <w:spacing w:after="40" w:before="0"/>
               <w:jc w:val="left"/>
             </w:pPr>
@@ -2257,6 +2311,7 @@
           </w:p>
           <w:p>
             <w:pPr>
+              <w:keepNext w:val="false"/>
               <w:spacing w:after="40" w:before="0"/>
               <w:jc w:val="left"/>
             </w:pPr>
@@ -2276,6 +2331,7 @@
           </w:p>
           <w:p>
             <w:pPr>
+              <w:keepNext w:val="false"/>
               <w:spacing w:after="40" w:before="0"/>
               <w:jc w:val="left"/>
             </w:pPr>
@@ -2295,6 +2351,7 @@
           </w:p>
           <w:p>
             <w:pPr>
+              <w:keepNext w:val="false"/>
               <w:spacing w:after="40" w:before="0"/>
               <w:jc w:val="left"/>
             </w:pPr>
@@ -2314,6 +2371,7 @@
           </w:p>
           <w:p>
             <w:pPr>
+              <w:keepNext w:val="false"/>
               <w:spacing w:after="40" w:before="0"/>
               <w:jc w:val="left"/>
             </w:pPr>
@@ -2333,6 +2391,7 @@
           </w:p>
           <w:p>
             <w:pPr>
+              <w:keepNext w:val="false"/>
               <w:spacing w:after="40" w:before="0"/>
               <w:jc w:val="left"/>
             </w:pPr>
@@ -2352,6 +2411,7 @@
           </w:p>
           <w:p>
             <w:pPr>
+              <w:keepNext w:val="false"/>
               <w:spacing w:after="40" w:before="0"/>
               <w:jc w:val="left"/>
             </w:pPr>
@@ -2371,6 +2431,7 @@
           </w:p>
           <w:p>
             <w:pPr>
+              <w:keepNext w:val="false"/>
               <w:spacing w:after="40" w:before="0"/>
               <w:jc w:val="left"/>
             </w:pPr>
@@ -2390,6 +2451,7 @@
           </w:p>
           <w:p>
             <w:pPr>
+              <w:keepNext w:val="false"/>
               <w:spacing w:after="40" w:before="0"/>
               <w:jc w:val="left"/>
             </w:pPr>
@@ -2409,6 +2471,7 @@
           </w:p>
           <w:p>
             <w:pPr>
+              <w:keepNext w:val="false"/>
               <w:spacing w:after="40" w:before="0"/>
               <w:jc w:val="left"/>
             </w:pPr>
@@ -2428,6 +2491,7 @@
           </w:p>
           <w:p>
             <w:pPr>
+              <w:keepNext w:val="false"/>
               <w:spacing w:after="40" w:before="0"/>
               <w:jc w:val="left"/>
             </w:pPr>
@@ -2447,6 +2511,7 @@
           </w:p>
           <w:p>
             <w:pPr>
+              <w:keepNext w:val="false"/>
               <w:spacing w:after="40" w:before="0"/>
               <w:jc w:val="left"/>
             </w:pPr>
@@ -2466,6 +2531,7 @@
           </w:p>
           <w:p>
             <w:pPr>
+              <w:keepNext w:val="false"/>
               <w:spacing w:after="40" w:before="0"/>
               <w:jc w:val="left"/>
             </w:pPr>
@@ -2500,6 +2566,7 @@
           </w:tcPr>
           <w:p>
             <w:pPr>
+              <w:keepNext w:val="false"/>
               <w:spacing w:after="40" w:before="0"/>
               <w:jc w:val="left"/>
             </w:pPr>
@@ -2731,7 +2798,7 @@
         </w:rPr>
         <w:t xml:space="preserve">© 2026 SeaVuria and ARES. This work is licensed under a </w:t>
       </w:r>
-      <w:hyperlink w:history="1" r:id="rIdmfxv8riylp0jqlclw078o">
+      <w:hyperlink w:history="1" r:id="rIdxt5ytk3rcdbywnml4ha69">
         <w:r>
           <w:rPr>
             <w:rFonts w:ascii="Arial" w:cs="Arial" w:eastAsia="Arial" w:hAnsi="Arial"/>
@@ -2751,7 +2818,7 @@
         </w:rPr>
         <w:t xml:space="preserve"> (</w:t>
       </w:r>
-      <w:hyperlink w:history="1" r:id="rIde_ocs_yjkl-awejeq6hcp">
+      <w:hyperlink w:history="1" r:id="rIdapl5qx7apd1q3bcgdqlqv">
         <w:r>
           <w:rPr>
             <w:rFonts w:ascii="Arial" w:cs="Arial" w:eastAsia="Arial" w:hAnsi="Arial"/>
@@ -2771,7 +2838,7 @@
         </w:rPr>
         <w:t xml:space="preserve">). To view a copy of this license, visit </w:t>
       </w:r>
-      <w:hyperlink w:history="1" r:id="rId_neyhlmogwsroopyklctd">
+      <w:hyperlink w:history="1" r:id="rId0rjqla4_ttbgdtcypcpkb">
         <w:r>
           <w:rPr>
             <w:rFonts w:ascii="Arial" w:cs="Arial" w:eastAsia="Arial" w:hAnsi="Arial"/>
@@ -2830,6 +2897,7 @@
           </w:tcPr>
           <w:p>
             <w:pPr>
+              <w:keepNext w:val="false"/>
               <w:spacing w:after="40" w:before="0"/>
               <w:jc w:val="center"/>
             </w:pPr>
@@ -2865,6 +2933,7 @@
           </w:tcPr>
           <w:p>
             <w:pPr>
+              <w:keepNext w:val="false"/>
               <w:spacing w:after="40" w:before="0"/>
               <w:jc w:val="center"/>
             </w:pPr>
@@ -2899,6 +2968,7 @@
           </w:tcPr>
           <w:p>
             <w:pPr>
+              <w:keepNext w:val="false"/>
               <w:spacing w:after="40" w:before="0"/>
               <w:jc w:val="left"/>
             </w:pPr>
@@ -2931,6 +3001,7 @@
           </w:tcPr>
           <w:p>
             <w:pPr>
+              <w:keepNext w:val="false"/>
               <w:spacing w:after="40" w:before="0"/>
               <w:jc w:val="left"/>
             </w:pPr>
@@ -2965,6 +3036,7 @@
           </w:tcPr>
           <w:p>
             <w:pPr>
+              <w:keepNext w:val="false"/>
               <w:spacing w:after="40" w:before="0"/>
               <w:jc w:val="left"/>
             </w:pPr>
@@ -2997,6 +3069,7 @@
           </w:tcPr>
           <w:p>
             <w:pPr>
+              <w:keepNext w:val="false"/>
               <w:spacing w:after="40" w:before="0"/>
               <w:jc w:val="left"/>
             </w:pPr>
@@ -3031,6 +3104,7 @@
           </w:tcPr>
           <w:p>
             <w:pPr>
+              <w:keepNext w:val="false"/>
               <w:spacing w:after="40" w:before="0"/>
               <w:jc w:val="left"/>
             </w:pPr>
@@ -3063,6 +3137,7 @@
           </w:tcPr>
           <w:p>
             <w:pPr>
+              <w:keepNext w:val="false"/>
               <w:spacing w:after="40" w:before="0"/>
               <w:jc w:val="left"/>
             </w:pPr>
@@ -3097,6 +3172,7 @@
           </w:tcPr>
           <w:p>
             <w:pPr>
+              <w:keepNext w:val="false"/>
               <w:spacing w:after="40" w:before="0"/>
               <w:jc w:val="left"/>
             </w:pPr>
@@ -3129,6 +3205,7 @@
           </w:tcPr>
           <w:p>
             <w:pPr>
+              <w:keepNext w:val="false"/>
               <w:spacing w:after="40" w:before="0"/>
               <w:jc w:val="left"/>
             </w:pPr>
@@ -3163,6 +3240,7 @@
           </w:tcPr>
           <w:p>
             <w:pPr>
+              <w:keepNext w:val="false"/>
               <w:spacing w:after="40" w:before="0"/>
               <w:jc w:val="left"/>
             </w:pPr>
@@ -3195,6 +3273,7 @@
           </w:tcPr>
           <w:p>
             <w:pPr>
+              <w:keepNext w:val="false"/>
               <w:spacing w:after="40" w:before="0"/>
               <w:jc w:val="left"/>
             </w:pPr>
@@ -3229,6 +3308,7 @@
           </w:tcPr>
           <w:p>
             <w:pPr>
+              <w:keepNext w:val="false"/>
               <w:spacing w:after="40" w:before="0"/>
               <w:jc w:val="left"/>
             </w:pPr>
@@ -3261,6 +3341,7 @@
           </w:tcPr>
           <w:p>
             <w:pPr>
+              <w:keepNext w:val="false"/>
               <w:spacing w:after="40" w:before="0"/>
               <w:jc w:val="left"/>
             </w:pPr>
@@ -3295,6 +3376,7 @@
           </w:tcPr>
           <w:p>
             <w:pPr>
+              <w:keepNext w:val="false"/>
               <w:spacing w:after="40" w:before="0"/>
               <w:jc w:val="left"/>
             </w:pPr>
@@ -3327,6 +3409,7 @@
           </w:tcPr>
           <w:p>
             <w:pPr>
+              <w:keepNext w:val="false"/>
               <w:spacing w:after="40" w:before="0"/>
               <w:jc w:val="left"/>
             </w:pPr>
@@ -3361,6 +3444,7 @@
           </w:tcPr>
           <w:p>
             <w:pPr>
+              <w:keepNext w:val="false"/>
               <w:spacing w:after="40" w:before="0"/>
               <w:jc w:val="left"/>
             </w:pPr>
@@ -3393,6 +3477,7 @@
           </w:tcPr>
           <w:p>
             <w:pPr>
+              <w:keepNext w:val="false"/>
               <w:spacing w:after="40" w:before="0"/>
               <w:jc w:val="left"/>
             </w:pPr>
@@ -3452,6 +3537,7 @@
           </w:tcPr>
           <w:p>
             <w:pPr>
+              <w:keepNext w:val="false"/>
               <w:spacing w:after="40" w:before="0"/>
               <w:jc w:val="center"/>
             </w:pPr>
@@ -3486,6 +3572,7 @@
           </w:tcPr>
           <w:p>
             <w:pPr>
+              <w:keepNext w:val="false"/>
               <w:spacing w:after="40" w:before="0"/>
               <w:jc w:val="left"/>
             </w:pPr>
@@ -3550,6 +3637,7 @@
           </w:tcPr>
           <w:p>
             <w:pPr>
+              <w:keepNext w:val="false"/>
               <w:spacing w:after="40" w:before="0"/>
               <w:jc w:val="center"/>
             </w:pPr>
@@ -3584,6 +3672,7 @@
           </w:tcPr>
           <w:p>
             <w:pPr>
+              <w:keepNext w:val="false"/>
               <w:spacing w:after="40" w:before="0"/>
               <w:jc w:val="left"/>
             </w:pPr>
@@ -3616,6 +3705,7 @@
           </w:tcPr>
           <w:p>
             <w:pPr>
+              <w:keepNext w:val="false"/>
               <w:spacing w:after="40" w:before="0"/>
               <w:jc w:val="left"/>
             </w:pPr>
@@ -3648,6 +3738,7 @@
           </w:tcPr>
           <w:p>
             <w:pPr>
+              <w:keepNext w:val="false"/>
               <w:spacing w:after="40" w:before="0"/>
               <w:jc w:val="left"/>
             </w:pPr>
@@ -3680,6 +3771,7 @@
           </w:tcPr>
           <w:p>
             <w:pPr>
+              <w:keepNext w:val="false"/>
               <w:spacing w:after="40" w:before="0"/>
               <w:jc w:val="left"/>
             </w:pPr>
@@ -3712,6 +3804,7 @@
           </w:tcPr>
           <w:p>
             <w:pPr>
+              <w:keepNext w:val="false"/>
               <w:spacing w:after="40" w:before="0"/>
               <w:jc w:val="left"/>
             </w:pPr>
@@ -3746,6 +3839,7 @@
           </w:tcPr>
           <w:p>
             <w:pPr>
+              <w:keepNext w:val="false"/>
               <w:spacing w:after="40" w:before="0"/>
               <w:jc w:val="left"/>
             </w:pPr>
@@ -3783,7 +3877,7 @@
             <w:pPr>
               <w:spacing w:after="20" w:before="0"/>
             </w:pPr>
-            <w:hyperlink w:history="1" r:id="rIdhmadqo9ohb-ewsazw-xr3">
+            <w:hyperlink w:history="1" r:id="rIdzvfgtl4l3sm5isv6knpxs">
               <w:r>
                 <w:rPr>
                   <w:rFonts w:ascii="Arial" w:cs="Arial" w:eastAsia="Arial" w:hAnsi="Arial"/>
@@ -3816,7 +3910,7 @@
               <w:spacing w:after="10" w:before="0"/>
               <w:ind w:left="120"/>
             </w:pPr>
-            <w:hyperlink w:history="1" r:id="rIdtme_t7kq7z2he-3kkxpfe">
+            <w:hyperlink w:history="1" r:id="rIdxuccprkbnwtsmajn3bizs">
               <w:r>
                 <w:rPr>
                   <w:rFonts w:ascii="Arial" w:cs="Arial" w:eastAsia="Arial" w:hAnsi="Arial"/>
@@ -3878,7 +3972,7 @@
               <w:spacing w:after="10" w:before="0"/>
               <w:ind w:left="120"/>
             </w:pPr>
-            <w:hyperlink w:history="1" r:id="rIdes-exw_iaego3vt4pn-1v">
+            <w:hyperlink w:history="1" r:id="rIdvf-q4p5doy5da4fwe30im">
               <w:r>
                 <w:rPr>
                   <w:rFonts w:ascii="Arial" w:cs="Arial" w:eastAsia="Arial" w:hAnsi="Arial"/>
@@ -3921,6 +4015,7 @@
           </w:tcPr>
           <w:p>
             <w:pPr>
+              <w:keepNext w:val="false"/>
               <w:spacing w:after="40" w:before="0"/>
               <w:jc w:val="left"/>
             </w:pPr>
@@ -3953,6 +4048,7 @@
           </w:tcPr>
           <w:p>
             <w:pPr>
+              <w:keepNext w:val="false"/>
               <w:spacing w:after="40" w:before="0"/>
               <w:jc w:val="left"/>
             </w:pPr>
@@ -3985,6 +4081,7 @@
           </w:tcPr>
           <w:p>
             <w:pPr>
+              <w:keepNext w:val="false"/>
               <w:spacing w:after="40" w:before="0"/>
               <w:jc w:val="left"/>
             </w:pPr>
@@ -4017,6 +4114,7 @@
           </w:tcPr>
           <w:p>
             <w:pPr>
+              <w:keepNext w:val="false"/>
               <w:spacing w:after="40" w:before="0"/>
               <w:jc w:val="left"/>
             </w:pPr>
@@ -4051,6 +4149,7 @@
           </w:tcPr>
           <w:p>
             <w:pPr>
+              <w:keepNext w:val="false"/>
               <w:spacing w:after="40" w:before="0"/>
               <w:jc w:val="left"/>
             </w:pPr>
@@ -4088,7 +4187,7 @@
             <w:pPr>
               <w:spacing w:after="20" w:before="0"/>
             </w:pPr>
-            <w:hyperlink w:history="1" r:id="rIdfkfq6ufz_xsxrptv-pobx">
+            <w:hyperlink w:history="1" r:id="rIdeqy_u6cwjos-pwxqf0hee">
               <w:r>
                 <w:rPr>
                   <w:rFonts w:ascii="Arial" w:cs="Arial" w:eastAsia="Arial" w:hAnsi="Arial"/>
@@ -4121,7 +4220,7 @@
               <w:spacing w:after="10" w:before="0"/>
               <w:ind w:left="120"/>
             </w:pPr>
-            <w:hyperlink w:history="1" r:id="rIdaqwzbrvkquctqp0jujtsd">
+            <w:hyperlink w:history="1" r:id="rIdw2qp4bvwf1n5gfpagdnvk">
               <w:r>
                 <w:rPr>
                   <w:rFonts w:ascii="Arial" w:cs="Arial" w:eastAsia="Arial" w:hAnsi="Arial"/>
@@ -4183,7 +4282,7 @@
               <w:spacing w:after="10" w:before="0"/>
               <w:ind w:left="120"/>
             </w:pPr>
-            <w:hyperlink w:history="1" r:id="rIdh6t-kvbeob6vlavucozwo">
+            <w:hyperlink w:history="1" r:id="rIdzy69h4ordwcjiwb6po-iz">
               <w:r>
                 <w:rPr>
                   <w:rFonts w:ascii="Arial" w:cs="Arial" w:eastAsia="Arial" w:hAnsi="Arial"/>
@@ -4226,6 +4325,7 @@
           </w:tcPr>
           <w:p>
             <w:pPr>
+              <w:keepNext w:val="false"/>
               <w:spacing w:after="40" w:before="0"/>
               <w:jc w:val="left"/>
             </w:pPr>
@@ -4258,6 +4358,7 @@
           </w:tcPr>
           <w:p>
             <w:pPr>
+              <w:keepNext w:val="false"/>
               <w:spacing w:after="40" w:before="0"/>
               <w:jc w:val="left"/>
             </w:pPr>
@@ -4290,6 +4391,7 @@
           </w:tcPr>
           <w:p>
             <w:pPr>
+              <w:keepNext w:val="false"/>
               <w:spacing w:after="40" w:before="0"/>
               <w:jc w:val="left"/>
             </w:pPr>
@@ -4322,6 +4424,7 @@
           </w:tcPr>
           <w:p>
             <w:pPr>
+              <w:keepNext w:val="false"/>
               <w:spacing w:after="40" w:before="0"/>
               <w:jc w:val="left"/>
             </w:pPr>
@@ -4356,6 +4459,7 @@
           </w:tcPr>
           <w:p>
             <w:pPr>
+              <w:keepNext w:val="false"/>
               <w:spacing w:after="40" w:before="0"/>
               <w:jc w:val="left"/>
             </w:pPr>
@@ -4393,7 +4497,7 @@
             <w:pPr>
               <w:spacing w:after="20" w:before="0"/>
             </w:pPr>
-            <w:hyperlink w:history="1" r:id="rIdxjoyf3h-okorbsjdd_y7a">
+            <w:hyperlink w:history="1" r:id="rIduwup415wqaqyukakay22t">
               <w:r>
                 <w:rPr>
                   <w:rFonts w:ascii="Arial" w:cs="Arial" w:eastAsia="Arial" w:hAnsi="Arial"/>
@@ -4442,7 +4546,7 @@
               <w:spacing w:after="10" w:before="0"/>
               <w:ind w:left="120"/>
             </w:pPr>
-            <w:hyperlink w:history="1" r:id="rIdvlmngv28mdbolaxwtf7ve">
+            <w:hyperlink w:history="1" r:id="rIda__m8cd0qtfqzrggru4uc">
               <w:r>
                 <w:rPr>
                   <w:rFonts w:ascii="Arial" w:cs="Arial" w:eastAsia="Arial" w:hAnsi="Arial"/>
@@ -4504,7 +4608,7 @@
               <w:spacing w:after="10" w:before="0"/>
               <w:ind w:left="120"/>
             </w:pPr>
-            <w:hyperlink w:history="1" r:id="rIdv5jvlo9af3l1waan12hsa">
+            <w:hyperlink w:history="1" r:id="rIdcgz08tb4nx1r8obmmwnhz">
               <w:r>
                 <w:rPr>
                   <w:rFonts w:ascii="Arial" w:cs="Arial" w:eastAsia="Arial" w:hAnsi="Arial"/>
@@ -4547,6 +4651,7 @@
           </w:tcPr>
           <w:p>
             <w:pPr>
+              <w:keepNext w:val="false"/>
               <w:spacing w:after="40" w:before="0"/>
               <w:jc w:val="left"/>
             </w:pPr>
@@ -4579,6 +4684,7 @@
           </w:tcPr>
           <w:p>
             <w:pPr>
+              <w:keepNext w:val="false"/>
               <w:spacing w:after="40" w:before="0"/>
               <w:jc w:val="left"/>
             </w:pPr>
@@ -4611,6 +4717,7 @@
           </w:tcPr>
           <w:p>
             <w:pPr>
+              <w:keepNext w:val="false"/>
               <w:spacing w:after="40" w:before="0"/>
               <w:jc w:val="left"/>
             </w:pPr>
@@ -4643,6 +4750,7 @@
           </w:tcPr>
           <w:p>
             <w:pPr>
+              <w:keepNext w:val="false"/>
               <w:spacing w:after="40" w:before="0"/>
               <w:jc w:val="left"/>
             </w:pPr>
@@ -4677,6 +4785,7 @@
           </w:tcPr>
           <w:p>
             <w:pPr>
+              <w:keepNext w:val="false"/>
               <w:spacing w:after="40" w:before="0"/>
               <w:jc w:val="left"/>
             </w:pPr>
@@ -4714,7 +4823,7 @@
             <w:pPr>
               <w:spacing w:after="20" w:before="0"/>
             </w:pPr>
-            <w:hyperlink w:history="1" r:id="rIdgnzhfdwtutclugur7ecpu">
+            <w:hyperlink w:history="1" r:id="rIdtgq4rssupampaq1g1fhik">
               <w:r>
                 <w:rPr>
                   <w:rFonts w:ascii="Arial" w:cs="Arial" w:eastAsia="Arial" w:hAnsi="Arial"/>
@@ -4763,7 +4872,7 @@
               <w:spacing w:after="10" w:before="0"/>
               <w:ind w:left="120"/>
             </w:pPr>
-            <w:hyperlink w:history="1" r:id="rIdqnioqq-i0q-tx-iebzkfk">
+            <w:hyperlink w:history="1" r:id="rIdkpeks8phns_g6l8nh2hg2">
               <w:r>
                 <w:rPr>
                   <w:rFonts w:ascii="Arial" w:cs="Arial" w:eastAsia="Arial" w:hAnsi="Arial"/>
@@ -4825,7 +4934,7 @@
               <w:spacing w:after="10" w:before="0"/>
               <w:ind w:left="120"/>
             </w:pPr>
-            <w:hyperlink w:history="1" r:id="rIdj74562pb-onoqfmvk7dyo">
+            <w:hyperlink w:history="1" r:id="rIdc7ajebcv72aykiosdm_-8">
               <w:r>
                 <w:rPr>
                   <w:rFonts w:ascii="Arial" w:cs="Arial" w:eastAsia="Arial" w:hAnsi="Arial"/>
@@ -4868,6 +4977,7 @@
           </w:tcPr>
           <w:p>
             <w:pPr>
+              <w:keepNext w:val="false"/>
               <w:spacing w:after="40" w:before="0"/>
               <w:jc w:val="left"/>
             </w:pPr>
@@ -4900,6 +5010,7 @@
           </w:tcPr>
           <w:p>
             <w:pPr>
+              <w:keepNext w:val="false"/>
               <w:spacing w:after="40" w:before="0"/>
               <w:jc w:val="left"/>
             </w:pPr>
@@ -4932,6 +5043,7 @@
           </w:tcPr>
           <w:p>
             <w:pPr>
+              <w:keepNext w:val="false"/>
               <w:spacing w:after="40" w:before="0"/>
               <w:jc w:val="left"/>
             </w:pPr>
@@ -4964,6 +5076,7 @@
           </w:tcPr>
           <w:p>
             <w:pPr>
+              <w:keepNext w:val="false"/>
               <w:spacing w:after="40" w:before="0"/>
               <w:jc w:val="left"/>
             </w:pPr>
@@ -4998,6 +5111,7 @@
           </w:tcPr>
           <w:p>
             <w:pPr>
+              <w:keepNext w:val="false"/>
               <w:spacing w:after="40" w:before="0"/>
               <w:jc w:val="left"/>
             </w:pPr>
@@ -5035,7 +5149,7 @@
             <w:pPr>
               <w:spacing w:after="20" w:before="0"/>
             </w:pPr>
-            <w:hyperlink w:history="1" r:id="rIdsdgdj8jadrtpkbaa1zar7">
+            <w:hyperlink w:history="1" r:id="rIdhxqg3hzaxjy5y8jragosg">
               <w:r>
                 <w:rPr>
                   <w:rFonts w:ascii="Arial" w:cs="Arial" w:eastAsia="Arial" w:hAnsi="Arial"/>
@@ -5084,7 +5198,7 @@
               <w:spacing w:after="10" w:before="0"/>
               <w:ind w:left="120"/>
             </w:pPr>
-            <w:hyperlink w:history="1" r:id="rIdl00wbkhxoqblqtu9hbbwe">
+            <w:hyperlink w:history="1" r:id="rIdvwdxuhestyfjchnjdqed9">
               <w:r>
                 <w:rPr>
                   <w:rFonts w:ascii="Arial" w:cs="Arial" w:eastAsia="Arial" w:hAnsi="Arial"/>
@@ -5146,7 +5260,7 @@
               <w:spacing w:after="10" w:before="0"/>
               <w:ind w:left="120"/>
             </w:pPr>
-            <w:hyperlink w:history="1" r:id="rIdqmgm5u_-dpifubzcetpxw">
+            <w:hyperlink w:history="1" r:id="rIdv5es1scf53tnz_hmj1h8s">
               <w:r>
                 <w:rPr>
                   <w:rFonts w:ascii="Arial" w:cs="Arial" w:eastAsia="Arial" w:hAnsi="Arial"/>
@@ -5189,6 +5303,7 @@
           </w:tcPr>
           <w:p>
             <w:pPr>
+              <w:keepNext w:val="false"/>
               <w:spacing w:after="40" w:before="0"/>
               <w:jc w:val="left"/>
             </w:pPr>
@@ -5221,6 +5336,7 @@
           </w:tcPr>
           <w:p>
             <w:pPr>
+              <w:keepNext w:val="false"/>
               <w:spacing w:after="40" w:before="0"/>
               <w:jc w:val="left"/>
             </w:pPr>
@@ -5253,6 +5369,7 @@
           </w:tcPr>
           <w:p>
             <w:pPr>
+              <w:keepNext w:val="false"/>
               <w:spacing w:after="40" w:before="0"/>
               <w:jc w:val="left"/>
             </w:pPr>
@@ -5285,6 +5402,7 @@
           </w:tcPr>
           <w:p>
             <w:pPr>
+              <w:keepNext w:val="false"/>
               <w:spacing w:after="40" w:before="0"/>
               <w:jc w:val="left"/>
             </w:pPr>
@@ -5344,6 +5462,7 @@
           </w:tcPr>
           <w:p>
             <w:pPr>
+              <w:keepNext w:val="false"/>
               <w:spacing w:after="40" w:before="0"/>
               <w:jc w:val="center"/>
             </w:pPr>
@@ -5378,6 +5497,7 @@
           </w:tcPr>
           <w:p>
             <w:pPr>
+              <w:keepNext w:val="false"/>
               <w:spacing w:after="40" w:before="0"/>
               <w:jc w:val="left"/>
             </w:pPr>
@@ -5439,6 +5559,7 @@
           </w:tcPr>
           <w:p>
             <w:pPr>
+              <w:keepNext w:val="false"/>
               <w:spacing w:after="40" w:before="0"/>
               <w:jc w:val="center"/>
             </w:pPr>
@@ -5473,6 +5594,7 @@
           </w:tcPr>
           <w:p>
             <w:pPr>
+              <w:keepNext w:val="false"/>
               <w:spacing w:after="40" w:before="0"/>
               <w:jc w:val="left"/>
             </w:pPr>
@@ -5505,6 +5627,7 @@
           </w:tcPr>
           <w:p>
             <w:pPr>
+              <w:keepNext w:val="false"/>
               <w:spacing w:after="40" w:before="0"/>
               <w:jc w:val="left"/>
             </w:pPr>
@@ -5539,6 +5662,7 @@
           </w:tcPr>
           <w:p>
             <w:pPr>
+              <w:keepNext w:val="false"/>
               <w:spacing w:after="40" w:before="0"/>
               <w:jc w:val="left"/>
             </w:pPr>
@@ -5571,6 +5695,7 @@
           </w:tcPr>
           <w:p>
             <w:pPr>
+              <w:keepNext w:val="false"/>
               <w:spacing w:after="40" w:before="0"/>
               <w:jc w:val="left"/>
             </w:pPr>
@@ -5605,6 +5730,7 @@
           </w:tcPr>
           <w:p>
             <w:pPr>
+              <w:keepNext w:val="false"/>
               <w:spacing w:after="40" w:before="0"/>
               <w:jc w:val="left"/>
             </w:pPr>
@@ -5637,6 +5763,7 @@
           </w:tcPr>
           <w:p>
             <w:pPr>
+              <w:keepNext w:val="false"/>
               <w:spacing w:after="40" w:before="0"/>
               <w:jc w:val="left"/>
             </w:pPr>
@@ -5673,7 +5800,7 @@
         </w:rPr>
         <w:t xml:space="preserve">© 2026 SeaVuria and ARES. Aligned with KICD objectives. Developed by SeaVuria; technical implementation by ARES (with AI assistance from Claude). Licensed under </w:t>
       </w:r>
-      <w:hyperlink w:history="1" r:id="rIdir4nvzymczy-kanyza53x">
+      <w:hyperlink w:history="1" r:id="rIdz8fdqvzrxca71w-7by82j">
         <w:r>
           <w:rPr>
             <w:rFonts w:ascii="Arial" w:cs="Arial" w:eastAsia="Arial" w:hAnsi="Arial"/>
@@ -5694,7 +5821,7 @@
         </w:rPr>
         <w:t xml:space="preserve"> (</w:t>
       </w:r>
-      <w:hyperlink w:history="1" r:id="rIdjuzjbthimuevx3ppr-dfw">
+      <w:hyperlink w:history="1" r:id="rIdn8tfbto7os_9dqat19bek">
         <w:r>
           <w:rPr>
             <w:rFonts w:ascii="Arial" w:cs="Arial" w:eastAsia="Arial" w:hAnsi="Arial"/>
@@ -5754,6 +5881,7 @@
           </w:tcPr>
           <w:p>
             <w:pPr>
+              <w:keepNext w:val="false"/>
               <w:spacing w:after="40" w:before="0"/>
               <w:jc w:val="center"/>
             </w:pPr>
@@ -5789,6 +5917,7 @@
           </w:tcPr>
           <w:p>
             <w:pPr>
+              <w:keepNext w:val="false"/>
               <w:spacing w:after="40" w:before="0"/>
               <w:jc w:val="center"/>
             </w:pPr>
@@ -5823,6 +5952,7 @@
           </w:tcPr>
           <w:p>
             <w:pPr>
+              <w:keepNext w:val="false"/>
               <w:spacing w:after="40" w:before="0"/>
               <w:jc w:val="left"/>
             </w:pPr>
@@ -5855,6 +5985,7 @@
           </w:tcPr>
           <w:p>
             <w:pPr>
+              <w:keepNext w:val="false"/>
               <w:spacing w:after="40" w:before="0"/>
               <w:jc w:val="left"/>
             </w:pPr>
@@ -5889,6 +6020,7 @@
           </w:tcPr>
           <w:p>
             <w:pPr>
+              <w:keepNext w:val="false"/>
               <w:spacing w:after="40" w:before="0"/>
               <w:jc w:val="left"/>
             </w:pPr>
@@ -5921,6 +6053,7 @@
           </w:tcPr>
           <w:p>
             <w:pPr>
+              <w:keepNext w:val="false"/>
               <w:spacing w:after="40" w:before="0"/>
               <w:jc w:val="left"/>
             </w:pPr>
@@ -5955,6 +6088,7 @@
           </w:tcPr>
           <w:p>
             <w:pPr>
+              <w:keepNext w:val="false"/>
               <w:spacing w:after="40" w:before="0"/>
               <w:jc w:val="left"/>
             </w:pPr>
@@ -5987,6 +6121,7 @@
           </w:tcPr>
           <w:p>
             <w:pPr>
+              <w:keepNext w:val="false"/>
               <w:spacing w:after="40" w:before="0"/>
               <w:jc w:val="left"/>
             </w:pPr>
@@ -6021,6 +6156,7 @@
           </w:tcPr>
           <w:p>
             <w:pPr>
+              <w:keepNext w:val="false"/>
               <w:spacing w:after="40" w:before="0"/>
               <w:jc w:val="left"/>
             </w:pPr>
@@ -6053,6 +6189,7 @@
           </w:tcPr>
           <w:p>
             <w:pPr>
+              <w:keepNext w:val="false"/>
               <w:spacing w:after="40" w:before="0"/>
               <w:jc w:val="left"/>
             </w:pPr>
@@ -6087,6 +6224,7 @@
           </w:tcPr>
           <w:p>
             <w:pPr>
+              <w:keepNext w:val="false"/>
               <w:spacing w:after="40" w:before="0"/>
               <w:jc w:val="left"/>
             </w:pPr>
@@ -6119,6 +6257,7 @@
           </w:tcPr>
           <w:p>
             <w:pPr>
+              <w:keepNext w:val="false"/>
               <w:spacing w:after="40" w:before="0"/>
               <w:jc w:val="left"/>
             </w:pPr>
@@ -6153,6 +6292,7 @@
           </w:tcPr>
           <w:p>
             <w:pPr>
+              <w:keepNext w:val="false"/>
               <w:spacing w:after="40" w:before="0"/>
               <w:jc w:val="left"/>
             </w:pPr>
@@ -6185,6 +6325,7 @@
           </w:tcPr>
           <w:p>
             <w:pPr>
+              <w:keepNext w:val="false"/>
               <w:spacing w:after="40" w:before="0"/>
               <w:jc w:val="left"/>
             </w:pPr>
@@ -6219,6 +6360,7 @@
           </w:tcPr>
           <w:p>
             <w:pPr>
+              <w:keepNext w:val="false"/>
               <w:spacing w:after="40" w:before="0"/>
               <w:jc w:val="left"/>
             </w:pPr>
@@ -6251,6 +6393,7 @@
           </w:tcPr>
           <w:p>
             <w:pPr>
+              <w:keepNext w:val="false"/>
               <w:spacing w:after="40" w:before="0"/>
               <w:jc w:val="left"/>
             </w:pPr>
@@ -6285,6 +6428,7 @@
           </w:tcPr>
           <w:p>
             <w:pPr>
+              <w:keepNext w:val="false"/>
               <w:spacing w:after="40" w:before="0"/>
               <w:jc w:val="left"/>
             </w:pPr>
@@ -6317,6 +6461,7 @@
           </w:tcPr>
           <w:p>
             <w:pPr>
+              <w:keepNext w:val="false"/>
               <w:spacing w:after="40" w:before="0"/>
               <w:jc w:val="left"/>
             </w:pPr>
@@ -6376,6 +6521,7 @@
           </w:tcPr>
           <w:p>
             <w:pPr>
+              <w:keepNext w:val="false"/>
               <w:spacing w:after="40" w:before="0"/>
               <w:jc w:val="center"/>
             </w:pPr>
@@ -6410,6 +6556,7 @@
           </w:tcPr>
           <w:p>
             <w:pPr>
+              <w:keepNext w:val="false"/>
               <w:spacing w:after="40" w:before="0"/>
               <w:jc w:val="left"/>
             </w:pPr>
@@ -6474,6 +6621,7 @@
           </w:tcPr>
           <w:p>
             <w:pPr>
+              <w:keepNext w:val="false"/>
               <w:spacing w:after="40" w:before="0"/>
               <w:jc w:val="center"/>
             </w:pPr>
@@ -6508,6 +6656,7 @@
           </w:tcPr>
           <w:p>
             <w:pPr>
+              <w:keepNext w:val="false"/>
               <w:spacing w:after="40" w:before="0"/>
               <w:jc w:val="left"/>
             </w:pPr>
@@ -6540,6 +6689,7 @@
           </w:tcPr>
           <w:p>
             <w:pPr>
+              <w:keepNext w:val="false"/>
               <w:spacing w:after="40" w:before="0"/>
               <w:jc w:val="left"/>
             </w:pPr>
@@ -6572,6 +6722,7 @@
           </w:tcPr>
           <w:p>
             <w:pPr>
+              <w:keepNext w:val="false"/>
               <w:spacing w:after="40" w:before="0"/>
               <w:jc w:val="left"/>
             </w:pPr>
@@ -6604,6 +6755,7 @@
           </w:tcPr>
           <w:p>
             <w:pPr>
+              <w:keepNext w:val="false"/>
               <w:spacing w:after="40" w:before="0"/>
               <w:jc w:val="left"/>
             </w:pPr>
@@ -6636,6 +6788,7 @@
           </w:tcPr>
           <w:p>
             <w:pPr>
+              <w:keepNext w:val="false"/>
               <w:spacing w:after="40" w:before="0"/>
               <w:jc w:val="left"/>
             </w:pPr>
@@ -6670,6 +6823,7 @@
           </w:tcPr>
           <w:p>
             <w:pPr>
+              <w:keepNext w:val="false"/>
               <w:spacing w:after="40" w:before="0"/>
               <w:jc w:val="left"/>
             </w:pPr>
@@ -6707,7 +6861,7 @@
             <w:pPr>
               <w:spacing w:after="20" w:before="0"/>
             </w:pPr>
-            <w:hyperlink w:history="1" r:id="rIdhtlshqmceh1u_5yqnulu0">
+            <w:hyperlink w:history="1" r:id="rIdkfedvebx5yak2ogd7vu6c">
               <w:r>
                 <w:rPr>
                   <w:rFonts w:ascii="Arial" w:cs="Arial" w:eastAsia="Arial" w:hAnsi="Arial"/>
@@ -6740,7 +6894,7 @@
               <w:spacing w:after="10" w:before="0"/>
               <w:ind w:left="120"/>
             </w:pPr>
-            <w:hyperlink w:history="1" r:id="rIdllphmtuig5biaukdfmczd">
+            <w:hyperlink w:history="1" r:id="rIdunzbtbnromszwu-qualj3">
               <w:r>
                 <w:rPr>
                   <w:rFonts w:ascii="Arial" w:cs="Arial" w:eastAsia="Arial" w:hAnsi="Arial"/>
@@ -6785,7 +6939,7 @@
             <w:pPr>
               <w:spacing w:after="20" w:before="0"/>
             </w:pPr>
-            <w:hyperlink w:history="1" r:id="rIdkk6_v3bpnxxwtxviwrkug">
+            <w:hyperlink w:history="1" r:id="rIdvp5yiksavrvzlutwdgt18">
               <w:r>
                 <w:rPr>
                   <w:rFonts w:ascii="Arial" w:cs="Arial" w:eastAsia="Arial" w:hAnsi="Arial"/>
@@ -6818,7 +6972,7 @@
               <w:spacing w:after="10" w:before="0"/>
               <w:ind w:left="120"/>
             </w:pPr>
-            <w:hyperlink w:history="1" r:id="rIdn196bryv2shnpep7hm_gw">
+            <w:hyperlink w:history="1" r:id="rIdlky4lwsiyypcjmfv86bpg">
               <w:r>
                 <w:rPr>
                   <w:rFonts w:ascii="Arial" w:cs="Arial" w:eastAsia="Arial" w:hAnsi="Arial"/>
@@ -6846,6 +7000,7 @@
           </w:tcPr>
           <w:p>
             <w:pPr>
+              <w:keepNext w:val="false"/>
               <w:spacing w:after="40" w:before="0"/>
               <w:jc w:val="left"/>
             </w:pPr>
@@ -6878,6 +7033,7 @@
           </w:tcPr>
           <w:p>
             <w:pPr>
+              <w:keepNext w:val="false"/>
               <w:spacing w:after="40" w:before="0"/>
               <w:jc w:val="left"/>
             </w:pPr>
@@ -6910,6 +7066,7 @@
           </w:tcPr>
           <w:p>
             <w:pPr>
+              <w:keepNext w:val="false"/>
               <w:spacing w:after="40" w:before="0"/>
               <w:jc w:val="left"/>
             </w:pPr>
@@ -6942,6 +7099,7 @@
           </w:tcPr>
           <w:p>
             <w:pPr>
+              <w:keepNext w:val="false"/>
               <w:spacing w:after="40" w:before="0"/>
               <w:jc w:val="left"/>
             </w:pPr>
@@ -6976,6 +7134,7 @@
           </w:tcPr>
           <w:p>
             <w:pPr>
+              <w:keepNext w:val="false"/>
               <w:spacing w:after="40" w:before="0"/>
               <w:jc w:val="left"/>
             </w:pPr>
@@ -7013,7 +7172,7 @@
             <w:pPr>
               <w:spacing w:after="20" w:before="0"/>
             </w:pPr>
-            <w:hyperlink w:history="1" r:id="rIdsy6hmtuarvy2iosminsbt">
+            <w:hyperlink w:history="1" r:id="rIdgt0vedu3ilb5-t-lyf5mo">
               <w:r>
                 <w:rPr>
                   <w:rFonts w:ascii="Arial" w:cs="Arial" w:eastAsia="Arial" w:hAnsi="Arial"/>
@@ -7046,7 +7205,7 @@
               <w:spacing w:after="10" w:before="0"/>
               <w:ind w:left="120"/>
             </w:pPr>
-            <w:hyperlink w:history="1" r:id="rIdsi6feiceqj_jtnnzo-gwp">
+            <w:hyperlink w:history="1" r:id="rIdhrqh_kiyuwifuigxswwyi">
               <w:r>
                 <w:rPr>
                   <w:rFonts w:ascii="Arial" w:cs="Arial" w:eastAsia="Arial" w:hAnsi="Arial"/>
@@ -7091,7 +7250,7 @@
             <w:pPr>
               <w:spacing w:after="20" w:before="0"/>
             </w:pPr>
-            <w:hyperlink w:history="1" r:id="rIdf35c6x0z19fsg1wrh4leo">
+            <w:hyperlink w:history="1" r:id="rIdypcknxgzgrhejelxcvgbn">
               <w:r>
                 <w:rPr>
                   <w:rFonts w:ascii="Arial" w:cs="Arial" w:eastAsia="Arial" w:hAnsi="Arial"/>
@@ -7124,7 +7283,7 @@
               <w:spacing w:after="10" w:before="0"/>
               <w:ind w:left="120"/>
             </w:pPr>
-            <w:hyperlink w:history="1" r:id="rIdxkzr7i-iy5bcwtogpxoax">
+            <w:hyperlink w:history="1" r:id="rIdxoa4vhy-tq4yy7hczpm2h">
               <w:r>
                 <w:rPr>
                   <w:rFonts w:ascii="Arial" w:cs="Arial" w:eastAsia="Arial" w:hAnsi="Arial"/>
@@ -7152,6 +7311,7 @@
           </w:tcPr>
           <w:p>
             <w:pPr>
+              <w:keepNext w:val="false"/>
               <w:spacing w:after="40" w:before="0"/>
               <w:jc w:val="left"/>
             </w:pPr>
@@ -7171,6 +7331,7 @@
           </w:p>
           <w:p>
             <w:pPr>
+              <w:keepNext w:val="false"/>
               <w:spacing w:after="40" w:before="0"/>
               <w:jc w:val="left"/>
             </w:pPr>
@@ -7190,6 +7351,7 @@
           </w:p>
           <w:p>
             <w:pPr>
+              <w:keepNext w:val="false"/>
               <w:spacing w:after="40" w:before="0"/>
               <w:jc w:val="left"/>
             </w:pPr>
@@ -7209,6 +7371,7 @@
           </w:p>
           <w:p>
             <w:pPr>
+              <w:keepNext w:val="false"/>
               <w:spacing w:after="40" w:before="0"/>
               <w:jc w:val="left"/>
             </w:pPr>
@@ -7228,6 +7391,7 @@
           </w:p>
           <w:p>
             <w:pPr>
+              <w:keepNext w:val="false"/>
               <w:spacing w:after="40" w:before="0"/>
               <w:jc w:val="left"/>
             </w:pPr>
@@ -7260,6 +7424,7 @@
           </w:tcPr>
           <w:p>
             <w:pPr>
+              <w:keepNext w:val="false"/>
               <w:spacing w:after="40" w:before="0"/>
               <w:jc w:val="left"/>
             </w:pPr>
@@ -7292,6 +7457,7 @@
           </w:tcPr>
           <w:p>
             <w:pPr>
+              <w:keepNext w:val="false"/>
               <w:spacing w:after="40" w:before="0"/>
               <w:jc w:val="left"/>
             </w:pPr>
@@ -7324,6 +7490,7 @@
           </w:tcPr>
           <w:p>
             <w:pPr>
+              <w:keepNext w:val="false"/>
               <w:spacing w:after="40" w:before="0"/>
               <w:jc w:val="left"/>
             </w:pPr>
@@ -7358,6 +7525,7 @@
           </w:tcPr>
           <w:p>
             <w:pPr>
+              <w:keepNext w:val="false"/>
               <w:spacing w:after="40" w:before="0"/>
               <w:jc w:val="left"/>
             </w:pPr>
@@ -7395,7 +7563,7 @@
             <w:pPr>
               <w:spacing w:after="20" w:before="0"/>
             </w:pPr>
-            <w:hyperlink w:history="1" r:id="rIdymmsqouq7ja9flwis5kin">
+            <w:hyperlink w:history="1" r:id="rIdweauulc4syva4pjjpwx81">
               <w:r>
                 <w:rPr>
                   <w:rFonts w:ascii="Arial" w:cs="Arial" w:eastAsia="Arial" w:hAnsi="Arial"/>
@@ -7428,7 +7596,7 @@
               <w:spacing w:after="10" w:before="0"/>
               <w:ind w:left="120"/>
             </w:pPr>
-            <w:hyperlink w:history="1" r:id="rIdmgnw5eyukd6wdwpt04bko">
+            <w:hyperlink w:history="1" r:id="rIdgllb_wlha5fovcixobwxk">
               <w:r>
                 <w:rPr>
                   <w:rFonts w:ascii="Arial" w:cs="Arial" w:eastAsia="Arial" w:hAnsi="Arial"/>
@@ -7473,7 +7641,7 @@
             <w:pPr>
               <w:spacing w:after="20" w:before="0"/>
             </w:pPr>
-            <w:hyperlink w:history="1" r:id="rIdteeh4dhhh26td6wqr6inr">
+            <w:hyperlink w:history="1" r:id="rIdtwm8unvx7t3sophglidsz">
               <w:r>
                 <w:rPr>
                   <w:rFonts w:ascii="Arial" w:cs="Arial" w:eastAsia="Arial" w:hAnsi="Arial"/>
@@ -7506,7 +7674,7 @@
               <w:spacing w:after="10" w:before="0"/>
               <w:ind w:left="120"/>
             </w:pPr>
-            <w:hyperlink w:history="1" r:id="rId5uxidv_m7ch_z4zccptkr">
+            <w:hyperlink w:history="1" r:id="rId2zrepru9c2aord9lw-fl7">
               <w:r>
                 <w:rPr>
                   <w:rFonts w:ascii="Arial" w:cs="Arial" w:eastAsia="Arial" w:hAnsi="Arial"/>
@@ -7534,6 +7702,7 @@
           </w:tcPr>
           <w:p>
             <w:pPr>
+              <w:keepNext w:val="false"/>
               <w:spacing w:after="40" w:before="0"/>
               <w:jc w:val="left"/>
             </w:pPr>
@@ -7566,6 +7735,7 @@
           </w:tcPr>
           <w:p>
             <w:pPr>
+              <w:keepNext w:val="false"/>
               <w:spacing w:after="40" w:before="0"/>
               <w:jc w:val="left"/>
             </w:pPr>
@@ -7598,6 +7768,7 @@
           </w:tcPr>
           <w:p>
             <w:pPr>
+              <w:keepNext w:val="false"/>
               <w:spacing w:after="40" w:before="0"/>
               <w:jc w:val="left"/>
             </w:pPr>
@@ -7630,6 +7801,7 @@
           </w:tcPr>
           <w:p>
             <w:pPr>
+              <w:keepNext w:val="false"/>
               <w:spacing w:after="40" w:before="0"/>
               <w:jc w:val="left"/>
             </w:pPr>
@@ -7664,6 +7836,7 @@
           </w:tcPr>
           <w:p>
             <w:pPr>
+              <w:keepNext w:val="false"/>
               <w:spacing w:after="40" w:before="0"/>
               <w:jc w:val="left"/>
             </w:pPr>
@@ -7701,7 +7874,7 @@
             <w:pPr>
               <w:spacing w:after="20" w:before="0"/>
             </w:pPr>
-            <w:hyperlink w:history="1" r:id="rId-2tu8suqgdtvchuw0oeb3">
+            <w:hyperlink w:history="1" r:id="rId5fqe-a2ejuvdp8aa7dapb">
               <w:r>
                 <w:rPr>
                   <w:rFonts w:ascii="Arial" w:cs="Arial" w:eastAsia="Arial" w:hAnsi="Arial"/>
@@ -7734,7 +7907,7 @@
               <w:spacing w:after="10" w:before="0"/>
               <w:ind w:left="120"/>
             </w:pPr>
-            <w:hyperlink w:history="1" r:id="rIdbueddjmeki-edhxfrallt">
+            <w:hyperlink w:history="1" r:id="rIdly5gfsbxmahyntlov4q74">
               <w:r>
                 <w:rPr>
                   <w:rFonts w:ascii="Arial" w:cs="Arial" w:eastAsia="Arial" w:hAnsi="Arial"/>
@@ -7779,7 +7952,7 @@
             <w:pPr>
               <w:spacing w:after="20" w:before="0"/>
             </w:pPr>
-            <w:hyperlink w:history="1" r:id="rIdllpujwdartswlwrrbpnhl">
+            <w:hyperlink w:history="1" r:id="rIdlncrdvpzz4xexvndcpycx">
               <w:r>
                 <w:rPr>
                   <w:rFonts w:ascii="Arial" w:cs="Arial" w:eastAsia="Arial" w:hAnsi="Arial"/>
@@ -7812,7 +7985,7 @@
               <w:spacing w:after="10" w:before="0"/>
               <w:ind w:left="120"/>
             </w:pPr>
-            <w:hyperlink w:history="1" r:id="rIdy9qosyzduy5ky8ycuq2gk">
+            <w:hyperlink w:history="1" r:id="rIdmuwds8huo5kgxsyddkutg">
               <w:r>
                 <w:rPr>
                   <w:rFonts w:ascii="Arial" w:cs="Arial" w:eastAsia="Arial" w:hAnsi="Arial"/>
@@ -7840,6 +8013,7 @@
           </w:tcPr>
           <w:p>
             <w:pPr>
+              <w:keepNext w:val="false"/>
               <w:spacing w:after="40" w:before="0"/>
               <w:jc w:val="left"/>
             </w:pPr>
@@ -7872,6 +8046,7 @@
           </w:tcPr>
           <w:p>
             <w:pPr>
+              <w:keepNext w:val="false"/>
               <w:spacing w:after="40" w:before="0"/>
               <w:jc w:val="left"/>
             </w:pPr>
@@ -7904,6 +8079,7 @@
           </w:tcPr>
           <w:p>
             <w:pPr>
+              <w:keepNext w:val="false"/>
               <w:spacing w:after="40" w:before="0"/>
               <w:jc w:val="left"/>
             </w:pPr>
@@ -7936,6 +8112,7 @@
           </w:tcPr>
           <w:p>
             <w:pPr>
+              <w:keepNext w:val="false"/>
               <w:spacing w:after="40" w:before="0"/>
               <w:jc w:val="left"/>
             </w:pPr>
@@ -7970,6 +8147,7 @@
           </w:tcPr>
           <w:p>
             <w:pPr>
+              <w:keepNext w:val="false"/>
               <w:spacing w:after="40" w:before="0"/>
               <w:jc w:val="left"/>
             </w:pPr>
@@ -8007,7 +8185,7 @@
             <w:pPr>
               <w:spacing w:after="20" w:before="0"/>
             </w:pPr>
-            <w:hyperlink w:history="1" r:id="rIdzfslqbykhn0bcg_3omyqe">
+            <w:hyperlink w:history="1" r:id="rIdmpvrng1_cztf4toqvd_u4">
               <w:r>
                 <w:rPr>
                   <w:rFonts w:ascii="Arial" w:cs="Arial" w:eastAsia="Arial" w:hAnsi="Arial"/>
@@ -8040,7 +8218,7 @@
               <w:spacing w:after="10" w:before="0"/>
               <w:ind w:left="120"/>
             </w:pPr>
-            <w:hyperlink w:history="1" r:id="rIdrpguudw1z7n6zmqy2y-ab">
+            <w:hyperlink w:history="1" r:id="rIdf2faczr7jxtztyfifwscd">
               <w:r>
                 <w:rPr>
                   <w:rFonts w:ascii="Arial" w:cs="Arial" w:eastAsia="Arial" w:hAnsi="Arial"/>
@@ -8085,7 +8263,7 @@
             <w:pPr>
               <w:spacing w:after="20" w:before="0"/>
             </w:pPr>
-            <w:hyperlink w:history="1" r:id="rIdritw2nyghfy9xxkwnet1y">
+            <w:hyperlink w:history="1" r:id="rIdzlsb_jvqbfisobui4rqzb">
               <w:r>
                 <w:rPr>
                   <w:rFonts w:ascii="Arial" w:cs="Arial" w:eastAsia="Arial" w:hAnsi="Arial"/>
@@ -8118,7 +8296,7 @@
               <w:spacing w:after="10" w:before="0"/>
               <w:ind w:left="120"/>
             </w:pPr>
-            <w:hyperlink w:history="1" r:id="rIdnlnrmkbzrfhhxya4o0zwx">
+            <w:hyperlink w:history="1" r:id="rIdplebz_4fwac6gkiacnl_z">
               <w:r>
                 <w:rPr>
                   <w:rFonts w:ascii="Arial" w:cs="Arial" w:eastAsia="Arial" w:hAnsi="Arial"/>
@@ -8146,6 +8324,7 @@
           </w:tcPr>
           <w:p>
             <w:pPr>
+              <w:keepNext w:val="false"/>
               <w:spacing w:after="40" w:before="0"/>
               <w:jc w:val="left"/>
             </w:pPr>
@@ -8178,6 +8357,7 @@
           </w:tcPr>
           <w:p>
             <w:pPr>
+              <w:keepNext w:val="false"/>
               <w:spacing w:after="40" w:before="0"/>
               <w:jc w:val="left"/>
             </w:pPr>
@@ -8210,6 +8390,7 @@
           </w:tcPr>
           <w:p>
             <w:pPr>
+              <w:keepNext w:val="false"/>
               <w:spacing w:after="40" w:before="0"/>
               <w:jc w:val="left"/>
             </w:pPr>
@@ -8242,6 +8423,7 @@
           </w:tcPr>
           <w:p>
             <w:pPr>
+              <w:keepNext w:val="false"/>
               <w:spacing w:after="40" w:before="0"/>
               <w:jc w:val="left"/>
             </w:pPr>
@@ -8301,6 +8483,7 @@
           </w:tcPr>
           <w:p>
             <w:pPr>
+              <w:keepNext w:val="false"/>
               <w:spacing w:after="40" w:before="0"/>
               <w:jc w:val="center"/>
             </w:pPr>
@@ -8335,6 +8518,7 @@
           </w:tcPr>
           <w:p>
             <w:pPr>
+              <w:keepNext w:val="false"/>
               <w:spacing w:after="40" w:before="0"/>
               <w:jc w:val="left"/>
             </w:pPr>
@@ -8396,6 +8580,7 @@
           </w:tcPr>
           <w:p>
             <w:pPr>
+              <w:keepNext w:val="false"/>
               <w:spacing w:after="40" w:before="0"/>
               <w:jc w:val="center"/>
             </w:pPr>
@@ -8430,6 +8615,7 @@
           </w:tcPr>
           <w:p>
             <w:pPr>
+              <w:keepNext w:val="false"/>
               <w:spacing w:after="40" w:before="0"/>
               <w:jc w:val="left"/>
             </w:pPr>
@@ -8462,6 +8648,7 @@
           </w:tcPr>
           <w:p>
             <w:pPr>
+              <w:keepNext w:val="false"/>
               <w:spacing w:after="40" w:before="0"/>
               <w:jc w:val="left"/>
             </w:pPr>
@@ -8496,6 +8683,7 @@
           </w:tcPr>
           <w:p>
             <w:pPr>
+              <w:keepNext w:val="false"/>
               <w:spacing w:after="40" w:before="0"/>
               <w:jc w:val="left"/>
             </w:pPr>
@@ -8528,6 +8716,7 @@
           </w:tcPr>
           <w:p>
             <w:pPr>
+              <w:keepNext w:val="false"/>
               <w:spacing w:after="40" w:before="0"/>
               <w:jc w:val="left"/>
             </w:pPr>
@@ -8562,6 +8751,7 @@
           </w:tcPr>
           <w:p>
             <w:pPr>
+              <w:keepNext w:val="false"/>
               <w:spacing w:after="40" w:before="0"/>
               <w:jc w:val="left"/>
             </w:pPr>
@@ -8594,6 +8784,7 @@
           </w:tcPr>
           <w:p>
             <w:pPr>
+              <w:keepNext w:val="false"/>
               <w:spacing w:after="40" w:before="0"/>
               <w:jc w:val="left"/>
             </w:pPr>
@@ -8630,7 +8821,7 @@
         </w:rPr>
         <w:t xml:space="preserve">© 2026 SeaVuria and ARES. Aligned with KICD objectives. Developed by SeaVuria; technical implementation by ARES (with AI assistance from Claude). Licensed under </w:t>
       </w:r>
-      <w:hyperlink w:history="1" r:id="rId1yw8g-slayobahf6o8cpl">
+      <w:hyperlink w:history="1" r:id="rId3eiycq_vkhkg8jpc8lw6n">
         <w:r>
           <w:rPr>
             <w:rFonts w:ascii="Arial" w:cs="Arial" w:eastAsia="Arial" w:hAnsi="Arial"/>
@@ -8651,7 +8842,7 @@
         </w:rPr>
         <w:t xml:space="preserve"> (</w:t>
       </w:r>
-      <w:hyperlink w:history="1" r:id="rIdjpiy8ksgi22al2d43kiko">
+      <w:hyperlink w:history="1" r:id="rIdmc8b8xmc56tfjq8tssn8o">
         <w:r>
           <w:rPr>
             <w:rFonts w:ascii="Arial" w:cs="Arial" w:eastAsia="Arial" w:hAnsi="Arial"/>
@@ -8711,6 +8902,7 @@
           </w:tcPr>
           <w:p>
             <w:pPr>
+              <w:keepNext w:val="false"/>
               <w:spacing w:after="40" w:before="0"/>
               <w:jc w:val="center"/>
             </w:pPr>
@@ -8746,6 +8938,7 @@
           </w:tcPr>
           <w:p>
             <w:pPr>
+              <w:keepNext w:val="false"/>
               <w:spacing w:after="40" w:before="0"/>
               <w:jc w:val="center"/>
             </w:pPr>
@@ -8780,6 +8973,7 @@
           </w:tcPr>
           <w:p>
             <w:pPr>
+              <w:keepNext w:val="false"/>
               <w:spacing w:after="40" w:before="0"/>
               <w:jc w:val="left"/>
             </w:pPr>
@@ -8812,6 +9006,7 @@
           </w:tcPr>
           <w:p>
             <w:pPr>
+              <w:keepNext w:val="false"/>
               <w:spacing w:after="40" w:before="0"/>
               <w:jc w:val="left"/>
             </w:pPr>
@@ -8846,6 +9041,7 @@
           </w:tcPr>
           <w:p>
             <w:pPr>
+              <w:keepNext w:val="false"/>
               <w:spacing w:after="40" w:before="0"/>
               <w:jc w:val="left"/>
             </w:pPr>
@@ -8878,6 +9074,7 @@
           </w:tcPr>
           <w:p>
             <w:pPr>
+              <w:keepNext w:val="false"/>
               <w:spacing w:after="40" w:before="0"/>
               <w:jc w:val="left"/>
             </w:pPr>
@@ -8912,6 +9109,7 @@
           </w:tcPr>
           <w:p>
             <w:pPr>
+              <w:keepNext w:val="false"/>
               <w:spacing w:after="40" w:before="0"/>
               <w:jc w:val="left"/>
             </w:pPr>
@@ -8944,6 +9142,7 @@
           </w:tcPr>
           <w:p>
             <w:pPr>
+              <w:keepNext w:val="false"/>
               <w:spacing w:after="40" w:before="0"/>
               <w:jc w:val="left"/>
             </w:pPr>
@@ -8978,6 +9177,7 @@
           </w:tcPr>
           <w:p>
             <w:pPr>
+              <w:keepNext w:val="false"/>
               <w:spacing w:after="40" w:before="0"/>
               <w:jc w:val="left"/>
             </w:pPr>
@@ -9010,6 +9210,7 @@
           </w:tcPr>
           <w:p>
             <w:pPr>
+              <w:keepNext w:val="false"/>
               <w:spacing w:after="40" w:before="0"/>
               <w:jc w:val="left"/>
             </w:pPr>
@@ -9044,6 +9245,7 @@
           </w:tcPr>
           <w:p>
             <w:pPr>
+              <w:keepNext w:val="false"/>
               <w:spacing w:after="40" w:before="0"/>
               <w:jc w:val="left"/>
             </w:pPr>
@@ -9076,6 +9278,7 @@
           </w:tcPr>
           <w:p>
             <w:pPr>
+              <w:keepNext w:val="false"/>
               <w:spacing w:after="40" w:before="0"/>
               <w:jc w:val="left"/>
             </w:pPr>
@@ -9110,6 +9313,7 @@
           </w:tcPr>
           <w:p>
             <w:pPr>
+              <w:keepNext w:val="false"/>
               <w:spacing w:after="40" w:before="0"/>
               <w:jc w:val="left"/>
             </w:pPr>
@@ -9142,6 +9346,7 @@
           </w:tcPr>
           <w:p>
             <w:pPr>
+              <w:keepNext w:val="false"/>
               <w:spacing w:after="40" w:before="0"/>
               <w:jc w:val="left"/>
             </w:pPr>
@@ -9176,6 +9381,7 @@
           </w:tcPr>
           <w:p>
             <w:pPr>
+              <w:keepNext w:val="false"/>
               <w:spacing w:after="40" w:before="0"/>
               <w:jc w:val="left"/>
             </w:pPr>
@@ -9208,6 +9414,7 @@
           </w:tcPr>
           <w:p>
             <w:pPr>
+              <w:keepNext w:val="false"/>
               <w:spacing w:after="40" w:before="0"/>
               <w:jc w:val="left"/>
             </w:pPr>
@@ -9242,6 +9449,7 @@
           </w:tcPr>
           <w:p>
             <w:pPr>
+              <w:keepNext w:val="false"/>
               <w:spacing w:after="40" w:before="0"/>
               <w:jc w:val="left"/>
             </w:pPr>
@@ -9274,6 +9482,7 @@
           </w:tcPr>
           <w:p>
             <w:pPr>
+              <w:keepNext w:val="false"/>
               <w:spacing w:after="40" w:before="0"/>
               <w:jc w:val="left"/>
             </w:pPr>
@@ -9333,6 +9542,7 @@
           </w:tcPr>
           <w:p>
             <w:pPr>
+              <w:keepNext w:val="false"/>
               <w:spacing w:after="40" w:before="0"/>
               <w:jc w:val="center"/>
             </w:pPr>
@@ -9367,6 +9577,7 @@
           </w:tcPr>
           <w:p>
             <w:pPr>
+              <w:keepNext w:val="false"/>
               <w:spacing w:after="40" w:before="0"/>
               <w:jc w:val="left"/>
             </w:pPr>
@@ -9431,6 +9642,7 @@
           </w:tcPr>
           <w:p>
             <w:pPr>
+              <w:keepNext w:val="false"/>
               <w:spacing w:after="40" w:before="0"/>
               <w:jc w:val="center"/>
             </w:pPr>
@@ -9465,6 +9677,7 @@
           </w:tcPr>
           <w:p>
             <w:pPr>
+              <w:keepNext w:val="false"/>
               <w:spacing w:after="40" w:before="0"/>
               <w:jc w:val="left"/>
             </w:pPr>
@@ -9497,6 +9710,7 @@
           </w:tcPr>
           <w:p>
             <w:pPr>
+              <w:keepNext w:val="false"/>
               <w:spacing w:after="40" w:before="0"/>
               <w:jc w:val="left"/>
             </w:pPr>
@@ -9529,6 +9743,7 @@
           </w:tcPr>
           <w:p>
             <w:pPr>
+              <w:keepNext w:val="false"/>
               <w:spacing w:after="40" w:before="0"/>
               <w:jc w:val="left"/>
             </w:pPr>
@@ -9561,6 +9776,7 @@
           </w:tcPr>
           <w:p>
             <w:pPr>
+              <w:keepNext w:val="false"/>
               <w:spacing w:after="40" w:before="0"/>
               <w:jc w:val="left"/>
             </w:pPr>
@@ -9593,6 +9809,7 @@
           </w:tcPr>
           <w:p>
             <w:pPr>
+              <w:keepNext w:val="false"/>
               <w:spacing w:after="40" w:before="0"/>
               <w:jc w:val="left"/>
             </w:pPr>
@@ -9627,6 +9844,7 @@
           </w:tcPr>
           <w:p>
             <w:pPr>
+              <w:keepNext w:val="false"/>
               <w:spacing w:after="40" w:before="0"/>
               <w:jc w:val="left"/>
             </w:pPr>
@@ -9664,7 +9882,7 @@
             <w:pPr>
               <w:spacing w:after="20" w:before="0"/>
             </w:pPr>
-            <w:hyperlink w:history="1" r:id="rIdieec8kd1qqb1wkewz0oak">
+            <w:hyperlink w:history="1" r:id="rIdzptvwmzauvbjkdjftcr3o">
               <w:r>
                 <w:rPr>
                   <w:rFonts w:ascii="Arial" w:cs="Arial" w:eastAsia="Arial" w:hAnsi="Arial"/>
@@ -9713,7 +9931,7 @@
               <w:spacing w:after="10" w:before="0"/>
               <w:ind w:left="120"/>
             </w:pPr>
-            <w:hyperlink w:history="1" r:id="rIdv19uagy-sgh6q3eolgse-">
+            <w:hyperlink w:history="1" r:id="rIdwxnls9ur2-mxxmbb-k4pi">
               <w:r>
                 <w:rPr>
                   <w:rFonts w:ascii="Arial" w:cs="Arial" w:eastAsia="Arial" w:hAnsi="Arial"/>
@@ -9758,7 +9976,7 @@
             <w:pPr>
               <w:spacing w:after="20" w:before="0"/>
             </w:pPr>
-            <w:hyperlink w:history="1" r:id="rIdq8isl7yfdtf-ydig8evms">
+            <w:hyperlink w:history="1" r:id="rId7lvvkh3o4ntdsbcgobf21">
               <w:r>
                 <w:rPr>
                   <w:rFonts w:ascii="Arial" w:cs="Arial" w:eastAsia="Arial" w:hAnsi="Arial"/>
@@ -9807,7 +10025,7 @@
               <w:spacing w:after="10" w:before="0"/>
               <w:ind w:left="120"/>
             </w:pPr>
-            <w:hyperlink w:history="1" r:id="rIdwikczv7vljlpcmhomqqzc">
+            <w:hyperlink w:history="1" r:id="rIddrcmc7mk9kj463nv9jav7">
               <w:r>
                 <w:rPr>
                   <w:rFonts w:ascii="Arial" w:cs="Arial" w:eastAsia="Arial" w:hAnsi="Arial"/>
@@ -9835,6 +10053,7 @@
           </w:tcPr>
           <w:p>
             <w:pPr>
+              <w:keepNext w:val="false"/>
               <w:spacing w:after="40" w:before="0"/>
               <w:jc w:val="left"/>
             </w:pPr>
@@ -9867,6 +10086,7 @@
           </w:tcPr>
           <w:p>
             <w:pPr>
+              <w:keepNext w:val="false"/>
               <w:spacing w:after="40" w:before="0"/>
               <w:jc w:val="left"/>
             </w:pPr>
@@ -9899,6 +10119,7 @@
           </w:tcPr>
           <w:p>
             <w:pPr>
+              <w:keepNext w:val="false"/>
               <w:spacing w:after="40" w:before="0"/>
               <w:jc w:val="left"/>
             </w:pPr>
@@ -9931,6 +10152,7 @@
           </w:tcPr>
           <w:p>
             <w:pPr>
+              <w:keepNext w:val="false"/>
               <w:spacing w:after="40" w:before="0"/>
               <w:jc w:val="left"/>
             </w:pPr>
@@ -9965,6 +10187,7 @@
           </w:tcPr>
           <w:p>
             <w:pPr>
+              <w:keepNext w:val="false"/>
               <w:spacing w:after="40" w:before="0"/>
               <w:jc w:val="left"/>
             </w:pPr>
@@ -10002,7 +10225,7 @@
             <w:pPr>
               <w:spacing w:after="20" w:before="0"/>
             </w:pPr>
-            <w:hyperlink w:history="1" r:id="rIdy28jwrncz3_edl9djtpcs">
+            <w:hyperlink w:history="1" r:id="rIdwf0epitx3_nc_xecizf-r">
               <w:r>
                 <w:rPr>
                   <w:rFonts w:ascii="Arial" w:cs="Arial" w:eastAsia="Arial" w:hAnsi="Arial"/>
@@ -10051,7 +10274,7 @@
               <w:spacing w:after="10" w:before="0"/>
               <w:ind w:left="120"/>
             </w:pPr>
-            <w:hyperlink w:history="1" r:id="rId06ojcpmy0tbi-nppdgfwb">
+            <w:hyperlink w:history="1" r:id="rIdo17e7yaw57bosnm2cqrng">
               <w:r>
                 <w:rPr>
                   <w:rFonts w:ascii="Arial" w:cs="Arial" w:eastAsia="Arial" w:hAnsi="Arial"/>
@@ -10096,7 +10319,7 @@
             <w:pPr>
               <w:spacing w:after="20" w:before="0"/>
             </w:pPr>
-            <w:hyperlink w:history="1" r:id="rIdk3sssvtv0fnrigxrqx7wh">
+            <w:hyperlink w:history="1" r:id="rIdjxb5ehwybhxmu8uf94lw-">
               <w:r>
                 <w:rPr>
                   <w:rFonts w:ascii="Arial" w:cs="Arial" w:eastAsia="Arial" w:hAnsi="Arial"/>
@@ -10145,7 +10368,7 @@
               <w:spacing w:after="10" w:before="0"/>
               <w:ind w:left="120"/>
             </w:pPr>
-            <w:hyperlink w:history="1" r:id="rIdrzhp35mbtuxatwbs2ez56">
+            <w:hyperlink w:history="1" r:id="rIdbhiquankcqj-lhjbdo1or">
               <w:r>
                 <w:rPr>
                   <w:rFonts w:ascii="Arial" w:cs="Arial" w:eastAsia="Arial" w:hAnsi="Arial"/>
@@ -10173,6 +10396,7 @@
           </w:tcPr>
           <w:p>
             <w:pPr>
+              <w:keepNext w:val="false"/>
               <w:spacing w:after="40" w:before="0"/>
               <w:jc w:val="left"/>
             </w:pPr>
@@ -10205,6 +10429,7 @@
           </w:tcPr>
           <w:p>
             <w:pPr>
+              <w:keepNext w:val="false"/>
               <w:spacing w:after="40" w:before="0"/>
               <w:jc w:val="left"/>
             </w:pPr>
@@ -10237,6 +10462,7 @@
           </w:tcPr>
           <w:p>
             <w:pPr>
+              <w:keepNext w:val="false"/>
               <w:spacing w:after="40" w:before="0"/>
               <w:jc w:val="left"/>
             </w:pPr>
@@ -10269,6 +10495,7 @@
           </w:tcPr>
           <w:p>
             <w:pPr>
+              <w:keepNext w:val="false"/>
               <w:spacing w:after="40" w:before="0"/>
               <w:jc w:val="left"/>
             </w:pPr>
@@ -10303,6 +10530,7 @@
           </w:tcPr>
           <w:p>
             <w:pPr>
+              <w:keepNext w:val="false"/>
               <w:spacing w:after="40" w:before="0"/>
               <w:jc w:val="left"/>
             </w:pPr>
@@ -10340,7 +10568,7 @@
             <w:pPr>
               <w:spacing w:after="20" w:before="0"/>
             </w:pPr>
-            <w:hyperlink w:history="1" r:id="rIdg3fyvglpigbyjopdrmk_i">
+            <w:hyperlink w:history="1" r:id="rId9mvnlplse8m_xkkujyseh">
               <w:r>
                 <w:rPr>
                   <w:rFonts w:ascii="Arial" w:cs="Arial" w:eastAsia="Arial" w:hAnsi="Arial"/>
@@ -10389,7 +10617,7 @@
               <w:spacing w:after="10" w:before="0"/>
               <w:ind w:left="120"/>
             </w:pPr>
-            <w:hyperlink w:history="1" r:id="rIdu8mtendapswl9lffcvkgg">
+            <w:hyperlink w:history="1" r:id="rIdlsfy60rdycofibnhwfifw">
               <w:r>
                 <w:rPr>
                   <w:rFonts w:ascii="Arial" w:cs="Arial" w:eastAsia="Arial" w:hAnsi="Arial"/>
@@ -10434,7 +10662,7 @@
             <w:pPr>
               <w:spacing w:after="20" w:before="0"/>
             </w:pPr>
-            <w:hyperlink w:history="1" r:id="rId2nuzo8kiulpmzsjaxtj7a">
+            <w:hyperlink w:history="1" r:id="rIdls_emht2a4tofoknzvnuc">
               <w:r>
                 <w:rPr>
                   <w:rFonts w:ascii="Arial" w:cs="Arial" w:eastAsia="Arial" w:hAnsi="Arial"/>
@@ -10483,7 +10711,7 @@
               <w:spacing w:after="10" w:before="0"/>
               <w:ind w:left="120"/>
             </w:pPr>
-            <w:hyperlink w:history="1" r:id="rId__t6rxhjhw51zkybr7fbm">
+            <w:hyperlink w:history="1" r:id="rIdafh8nl9jjk8j4euj9ckba">
               <w:r>
                 <w:rPr>
                   <w:rFonts w:ascii="Arial" w:cs="Arial" w:eastAsia="Arial" w:hAnsi="Arial"/>
@@ -10511,6 +10739,7 @@
           </w:tcPr>
           <w:p>
             <w:pPr>
+              <w:keepNext w:val="false"/>
               <w:spacing w:after="40" w:before="0"/>
               <w:jc w:val="left"/>
             </w:pPr>
@@ -10543,6 +10772,7 @@
           </w:tcPr>
           <w:p>
             <w:pPr>
+              <w:keepNext w:val="false"/>
               <w:spacing w:after="40" w:before="0"/>
               <w:jc w:val="left"/>
             </w:pPr>
@@ -10575,6 +10805,7 @@
           </w:tcPr>
           <w:p>
             <w:pPr>
+              <w:keepNext w:val="false"/>
               <w:spacing w:after="40" w:before="0"/>
               <w:jc w:val="left"/>
             </w:pPr>
@@ -10607,6 +10838,7 @@
           </w:tcPr>
           <w:p>
             <w:pPr>
+              <w:keepNext w:val="false"/>
               <w:spacing w:after="40" w:before="0"/>
               <w:jc w:val="left"/>
             </w:pPr>
@@ -10641,6 +10873,7 @@
           </w:tcPr>
           <w:p>
             <w:pPr>
+              <w:keepNext w:val="false"/>
               <w:spacing w:after="40" w:before="0"/>
               <w:jc w:val="left"/>
             </w:pPr>
@@ -10678,7 +10911,7 @@
             <w:pPr>
               <w:spacing w:after="20" w:before="0"/>
             </w:pPr>
-            <w:hyperlink w:history="1" r:id="rIdrsze1je77mummqa503k8l">
+            <w:hyperlink w:history="1" r:id="rIdhtud3i0fyh2p7bhbhguya">
               <w:r>
                 <w:rPr>
                   <w:rFonts w:ascii="Arial" w:cs="Arial" w:eastAsia="Arial" w:hAnsi="Arial"/>
@@ -10727,7 +10960,7 @@
               <w:spacing w:after="10" w:before="0"/>
               <w:ind w:left="120"/>
             </w:pPr>
-            <w:hyperlink w:history="1" r:id="rIdr7rehewumdgyng2m7rx4a">
+            <w:hyperlink w:history="1" r:id="rIdaymug2oqaif478ecep0rj">
               <w:r>
                 <w:rPr>
                   <w:rFonts w:ascii="Arial" w:cs="Arial" w:eastAsia="Arial" w:hAnsi="Arial"/>
@@ -10772,7 +11005,7 @@
             <w:pPr>
               <w:spacing w:after="20" w:before="0"/>
             </w:pPr>
-            <w:hyperlink w:history="1" r:id="rIdskenf9ohfx5aj2xgswcvf">
+            <w:hyperlink w:history="1" r:id="rIdmenuj-w5qfwpfpkvbdxb8">
               <w:r>
                 <w:rPr>
                   <w:rFonts w:ascii="Arial" w:cs="Arial" w:eastAsia="Arial" w:hAnsi="Arial"/>
@@ -10821,7 +11054,7 @@
               <w:spacing w:after="10" w:before="0"/>
               <w:ind w:left="120"/>
             </w:pPr>
-            <w:hyperlink w:history="1" r:id="rIdjodshlw-_fnh2jtwn4fuk">
+            <w:hyperlink w:history="1" r:id="rIdle5dkgztpsj8lm4y2xnzj">
               <w:r>
                 <w:rPr>
                   <w:rFonts w:ascii="Arial" w:cs="Arial" w:eastAsia="Arial" w:hAnsi="Arial"/>
@@ -10849,6 +11082,7 @@
           </w:tcPr>
           <w:p>
             <w:pPr>
+              <w:keepNext w:val="false"/>
               <w:spacing w:after="40" w:before="0"/>
               <w:jc w:val="left"/>
             </w:pPr>
@@ -10881,6 +11115,7 @@
           </w:tcPr>
           <w:p>
             <w:pPr>
+              <w:keepNext w:val="false"/>
               <w:spacing w:after="40" w:before="0"/>
               <w:jc w:val="left"/>
             </w:pPr>
@@ -10913,6 +11148,7 @@
           </w:tcPr>
           <w:p>
             <w:pPr>
+              <w:keepNext w:val="false"/>
               <w:spacing w:after="40" w:before="0"/>
               <w:jc w:val="left"/>
             </w:pPr>
@@ -10945,6 +11181,7 @@
           </w:tcPr>
           <w:p>
             <w:pPr>
+              <w:keepNext w:val="false"/>
               <w:spacing w:after="40" w:before="0"/>
               <w:jc w:val="left"/>
             </w:pPr>
@@ -10979,6 +11216,7 @@
           </w:tcPr>
           <w:p>
             <w:pPr>
+              <w:keepNext w:val="false"/>
               <w:spacing w:after="40" w:before="0"/>
               <w:jc w:val="left"/>
             </w:pPr>
@@ -11016,7 +11254,7 @@
             <w:pPr>
               <w:spacing w:after="20" w:before="0"/>
             </w:pPr>
-            <w:hyperlink w:history="1" r:id="rIdybx7yadknknymn-fksf4i">
+            <w:hyperlink w:history="1" r:id="rIdvfmu3ypc5dqbmiydlg77p">
               <w:r>
                 <w:rPr>
                   <w:rFonts w:ascii="Arial" w:cs="Arial" w:eastAsia="Arial" w:hAnsi="Arial"/>
@@ -11065,7 +11303,7 @@
               <w:spacing w:after="10" w:before="0"/>
               <w:ind w:left="120"/>
             </w:pPr>
-            <w:hyperlink w:history="1" r:id="rIdlnr8lmff_bmigi3xhg6ow">
+            <w:hyperlink w:history="1" r:id="rIdgn11xbznfpdj2hvcscriq">
               <w:r>
                 <w:rPr>
                   <w:rFonts w:ascii="Arial" w:cs="Arial" w:eastAsia="Arial" w:hAnsi="Arial"/>
@@ -11110,7 +11348,7 @@
             <w:pPr>
               <w:spacing w:after="20" w:before="0"/>
             </w:pPr>
-            <w:hyperlink w:history="1" r:id="rIdt6z370nnngr93_pqwct4l">
+            <w:hyperlink w:history="1" r:id="rIdzzd_noklp8gsfk9lbmkmk">
               <w:r>
                 <w:rPr>
                   <w:rFonts w:ascii="Arial" w:cs="Arial" w:eastAsia="Arial" w:hAnsi="Arial"/>
@@ -11159,7 +11397,7 @@
               <w:spacing w:after="10" w:before="0"/>
               <w:ind w:left="120"/>
             </w:pPr>
-            <w:hyperlink w:history="1" r:id="rIdpc4ljanfqpik381zhmy6f">
+            <w:hyperlink w:history="1" r:id="rIdmmo3z_g03nictxzlgkc8l">
               <w:r>
                 <w:rPr>
                   <w:rFonts w:ascii="Arial" w:cs="Arial" w:eastAsia="Arial" w:hAnsi="Arial"/>
@@ -11187,6 +11425,7 @@
           </w:tcPr>
           <w:p>
             <w:pPr>
+              <w:keepNext w:val="false"/>
               <w:spacing w:after="40" w:before="0"/>
               <w:jc w:val="left"/>
             </w:pPr>
@@ -11219,6 +11458,7 @@
           </w:tcPr>
           <w:p>
             <w:pPr>
+              <w:keepNext w:val="false"/>
               <w:spacing w:after="40" w:before="0"/>
               <w:jc w:val="left"/>
             </w:pPr>
@@ -11251,6 +11491,7 @@
           </w:tcPr>
           <w:p>
             <w:pPr>
+              <w:keepNext w:val="false"/>
               <w:spacing w:after="40" w:before="0"/>
               <w:jc w:val="left"/>
             </w:pPr>
@@ -11283,6 +11524,7 @@
           </w:tcPr>
           <w:p>
             <w:pPr>
+              <w:keepNext w:val="false"/>
               <w:spacing w:after="40" w:before="0"/>
               <w:jc w:val="left"/>
             </w:pPr>
@@ -11342,6 +11584,7 @@
           </w:tcPr>
           <w:p>
             <w:pPr>
+              <w:keepNext w:val="false"/>
               <w:spacing w:after="40" w:before="0"/>
               <w:jc w:val="center"/>
             </w:pPr>
@@ -11376,6 +11619,7 @@
           </w:tcPr>
           <w:p>
             <w:pPr>
+              <w:keepNext w:val="false"/>
               <w:spacing w:after="40" w:before="0"/>
               <w:jc w:val="left"/>
             </w:pPr>
@@ -11437,6 +11681,7 @@
           </w:tcPr>
           <w:p>
             <w:pPr>
+              <w:keepNext w:val="false"/>
               <w:spacing w:after="40" w:before="0"/>
               <w:jc w:val="center"/>
             </w:pPr>
@@ -11471,6 +11716,7 @@
           </w:tcPr>
           <w:p>
             <w:pPr>
+              <w:keepNext w:val="false"/>
               <w:spacing w:after="40" w:before="0"/>
               <w:jc w:val="left"/>
             </w:pPr>
@@ -11503,6 +11749,7 @@
           </w:tcPr>
           <w:p>
             <w:pPr>
+              <w:keepNext w:val="false"/>
               <w:spacing w:after="40" w:before="0"/>
               <w:jc w:val="left"/>
             </w:pPr>
@@ -11537,6 +11784,7 @@
           </w:tcPr>
           <w:p>
             <w:pPr>
+              <w:keepNext w:val="false"/>
               <w:spacing w:after="40" w:before="0"/>
               <w:jc w:val="left"/>
             </w:pPr>
@@ -11569,6 +11817,7 @@
           </w:tcPr>
           <w:p>
             <w:pPr>
+              <w:keepNext w:val="false"/>
               <w:spacing w:after="40" w:before="0"/>
               <w:jc w:val="left"/>
             </w:pPr>
@@ -11603,6 +11852,7 @@
           </w:tcPr>
           <w:p>
             <w:pPr>
+              <w:keepNext w:val="false"/>
               <w:spacing w:after="40" w:before="0"/>
               <w:jc w:val="left"/>
             </w:pPr>
@@ -11635,6 +11885,7 @@
           </w:tcPr>
           <w:p>
             <w:pPr>
+              <w:keepNext w:val="false"/>
               <w:spacing w:after="40" w:before="0"/>
               <w:jc w:val="left"/>
             </w:pPr>
@@ -11671,7 +11922,7 @@
         </w:rPr>
         <w:t xml:space="preserve">© 2026 SeaVuria and ARES. Aligned with KICD objectives. Developed by SeaVuria; technical implementation by ARES (with AI assistance from Claude). Licensed under </w:t>
       </w:r>
-      <w:hyperlink w:history="1" r:id="rId--dsz1fsfy0nkmcc5f1yb">
+      <w:hyperlink w:history="1" r:id="rIdsjvkxti4hv-rw9sq3owpv">
         <w:r>
           <w:rPr>
             <w:rFonts w:ascii="Arial" w:cs="Arial" w:eastAsia="Arial" w:hAnsi="Arial"/>
@@ -11692,7 +11943,7 @@
         </w:rPr>
         <w:t xml:space="preserve"> (</w:t>
       </w:r>
-      <w:hyperlink w:history="1" r:id="rIdee66x2mfhvvfg4j1nmjrg">
+      <w:hyperlink w:history="1" r:id="rIdcfpegr3n7_hpq3kzc5-o1">
         <w:r>
           <w:rPr>
             <w:rFonts w:ascii="Arial" w:cs="Arial" w:eastAsia="Arial" w:hAnsi="Arial"/>
@@ -11752,6 +12003,7 @@
           </w:tcPr>
           <w:p>
             <w:pPr>
+              <w:keepNext w:val="false"/>
               <w:spacing w:after="40" w:before="0"/>
               <w:jc w:val="center"/>
             </w:pPr>
@@ -11787,6 +12039,7 @@
           </w:tcPr>
           <w:p>
             <w:pPr>
+              <w:keepNext w:val="false"/>
               <w:spacing w:after="40" w:before="0"/>
               <w:jc w:val="center"/>
             </w:pPr>
@@ -11821,6 +12074,7 @@
           </w:tcPr>
           <w:p>
             <w:pPr>
+              <w:keepNext w:val="false"/>
               <w:spacing w:after="40" w:before="0"/>
               <w:jc w:val="left"/>
             </w:pPr>
@@ -11853,6 +12107,7 @@
           </w:tcPr>
           <w:p>
             <w:pPr>
+              <w:keepNext w:val="false"/>
               <w:spacing w:after="40" w:before="0"/>
               <w:jc w:val="left"/>
             </w:pPr>
@@ -11887,6 +12142,7 @@
           </w:tcPr>
           <w:p>
             <w:pPr>
+              <w:keepNext w:val="false"/>
               <w:spacing w:after="40" w:before="0"/>
               <w:jc w:val="left"/>
             </w:pPr>
@@ -11919,6 +12175,7 @@
           </w:tcPr>
           <w:p>
             <w:pPr>
+              <w:keepNext w:val="false"/>
               <w:spacing w:after="40" w:before="0"/>
               <w:jc w:val="left"/>
             </w:pPr>
@@ -11953,6 +12210,7 @@
           </w:tcPr>
           <w:p>
             <w:pPr>
+              <w:keepNext w:val="false"/>
               <w:spacing w:after="40" w:before="0"/>
               <w:jc w:val="left"/>
             </w:pPr>
@@ -11985,6 +12243,7 @@
           </w:tcPr>
           <w:p>
             <w:pPr>
+              <w:keepNext w:val="false"/>
               <w:spacing w:after="40" w:before="0"/>
               <w:jc w:val="left"/>
             </w:pPr>
@@ -12019,6 +12278,7 @@
           </w:tcPr>
           <w:p>
             <w:pPr>
+              <w:keepNext w:val="false"/>
               <w:spacing w:after="40" w:before="0"/>
               <w:jc w:val="left"/>
             </w:pPr>
@@ -12051,6 +12311,7 @@
           </w:tcPr>
           <w:p>
             <w:pPr>
+              <w:keepNext w:val="false"/>
               <w:spacing w:after="40" w:before="0"/>
               <w:jc w:val="left"/>
             </w:pPr>
@@ -12085,6 +12346,7 @@
           </w:tcPr>
           <w:p>
             <w:pPr>
+              <w:keepNext w:val="false"/>
               <w:spacing w:after="40" w:before="0"/>
               <w:jc w:val="left"/>
             </w:pPr>
@@ -12117,6 +12379,7 @@
           </w:tcPr>
           <w:p>
             <w:pPr>
+              <w:keepNext w:val="false"/>
               <w:spacing w:after="40" w:before="0"/>
               <w:jc w:val="left"/>
             </w:pPr>
@@ -12151,6 +12414,7 @@
           </w:tcPr>
           <w:p>
             <w:pPr>
+              <w:keepNext w:val="false"/>
               <w:spacing w:after="40" w:before="0"/>
               <w:jc w:val="left"/>
             </w:pPr>
@@ -12183,6 +12447,7 @@
           </w:tcPr>
           <w:p>
             <w:pPr>
+              <w:keepNext w:val="false"/>
               <w:spacing w:after="40" w:before="0"/>
               <w:jc w:val="left"/>
             </w:pPr>
@@ -12217,6 +12482,7 @@
           </w:tcPr>
           <w:p>
             <w:pPr>
+              <w:keepNext w:val="false"/>
               <w:spacing w:after="40" w:before="0"/>
               <w:jc w:val="left"/>
             </w:pPr>
@@ -12249,6 +12515,7 @@
           </w:tcPr>
           <w:p>
             <w:pPr>
+              <w:keepNext w:val="false"/>
               <w:spacing w:after="40" w:before="0"/>
               <w:jc w:val="left"/>
             </w:pPr>
@@ -12283,6 +12550,7 @@
           </w:tcPr>
           <w:p>
             <w:pPr>
+              <w:keepNext w:val="false"/>
               <w:spacing w:after="40" w:before="0"/>
               <w:jc w:val="left"/>
             </w:pPr>
@@ -12315,6 +12583,7 @@
           </w:tcPr>
           <w:p>
             <w:pPr>
+              <w:keepNext w:val="false"/>
               <w:spacing w:after="40" w:before="0"/>
               <w:jc w:val="left"/>
             </w:pPr>
@@ -12374,6 +12643,7 @@
           </w:tcPr>
           <w:p>
             <w:pPr>
+              <w:keepNext w:val="false"/>
               <w:spacing w:after="40" w:before="0"/>
               <w:jc w:val="center"/>
             </w:pPr>
@@ -12408,6 +12678,7 @@
           </w:tcPr>
           <w:p>
             <w:pPr>
+              <w:keepNext w:val="false"/>
               <w:spacing w:after="40" w:before="0"/>
               <w:jc w:val="left"/>
             </w:pPr>
@@ -12472,6 +12743,7 @@
           </w:tcPr>
           <w:p>
             <w:pPr>
+              <w:keepNext w:val="false"/>
               <w:spacing w:after="40" w:before="0"/>
               <w:jc w:val="center"/>
             </w:pPr>
@@ -12506,6 +12778,7 @@
           </w:tcPr>
           <w:p>
             <w:pPr>
+              <w:keepNext w:val="false"/>
               <w:spacing w:after="40" w:before="0"/>
               <w:jc w:val="left"/>
             </w:pPr>
@@ -12538,6 +12811,7 @@
           </w:tcPr>
           <w:p>
             <w:pPr>
+              <w:keepNext w:val="false"/>
               <w:spacing w:after="40" w:before="0"/>
               <w:jc w:val="left"/>
             </w:pPr>
@@ -12570,6 +12844,7 @@
           </w:tcPr>
           <w:p>
             <w:pPr>
+              <w:keepNext w:val="false"/>
               <w:spacing w:after="40" w:before="0"/>
               <w:jc w:val="left"/>
             </w:pPr>
@@ -12602,6 +12877,7 @@
           </w:tcPr>
           <w:p>
             <w:pPr>
+              <w:keepNext w:val="false"/>
               <w:spacing w:after="40" w:before="0"/>
               <w:jc w:val="left"/>
             </w:pPr>
@@ -12634,6 +12910,7 @@
           </w:tcPr>
           <w:p>
             <w:pPr>
+              <w:keepNext w:val="false"/>
               <w:spacing w:after="40" w:before="0"/>
               <w:jc w:val="left"/>
             </w:pPr>
@@ -12668,6 +12945,7 @@
           </w:tcPr>
           <w:p>
             <w:pPr>
+              <w:keepNext w:val="false"/>
               <w:spacing w:after="40" w:before="0"/>
               <w:jc w:val="left"/>
             </w:pPr>
@@ -12705,7 +12983,7 @@
             <w:pPr>
               <w:spacing w:after="20" w:before="0"/>
             </w:pPr>
-            <w:hyperlink w:history="1" r:id="rIdhwegtszog94eb4acfzo5z">
+            <w:hyperlink w:history="1" r:id="rIdtx314b3x9rp-ycrccgoor">
               <w:r>
                 <w:rPr>
                   <w:rFonts w:ascii="Arial" w:cs="Arial" w:eastAsia="Arial" w:hAnsi="Arial"/>
@@ -12738,7 +13016,7 @@
               <w:spacing w:after="10" w:before="0"/>
               <w:ind w:left="120"/>
             </w:pPr>
-            <w:hyperlink w:history="1" r:id="rIdropqmoxmhm3xu4n7medj5">
+            <w:hyperlink w:history="1" r:id="rIdjagprmbkv5dpgynnryoiu">
               <w:r>
                 <w:rPr>
                   <w:rFonts w:ascii="Arial" w:cs="Arial" w:eastAsia="Arial" w:hAnsi="Arial"/>
@@ -12783,7 +13061,7 @@
             <w:pPr>
               <w:spacing w:after="20" w:before="0"/>
             </w:pPr>
-            <w:hyperlink w:history="1" r:id="rIdgmjelgqw6nskflbnbwel9">
+            <w:hyperlink w:history="1" r:id="rId3n6tbnccy1julwgm2nkv5">
               <w:r>
                 <w:rPr>
                   <w:rFonts w:ascii="Arial" w:cs="Arial" w:eastAsia="Arial" w:hAnsi="Arial"/>
@@ -12816,7 +13094,7 @@
               <w:spacing w:after="10" w:before="0"/>
               <w:ind w:left="120"/>
             </w:pPr>
-            <w:hyperlink w:history="1" r:id="rIdiazwrf97rk63wykoudxvd">
+            <w:hyperlink w:history="1" r:id="rIdtxd4h6xbny3cyn-tmpksr">
               <w:r>
                 <w:rPr>
                   <w:rFonts w:ascii="Arial" w:cs="Arial" w:eastAsia="Arial" w:hAnsi="Arial"/>
@@ -12844,6 +13122,7 @@
           </w:tcPr>
           <w:p>
             <w:pPr>
+              <w:keepNext w:val="false"/>
               <w:spacing w:after="40" w:before="0"/>
               <w:jc w:val="left"/>
             </w:pPr>
@@ -12876,6 +13155,7 @@
           </w:tcPr>
           <w:p>
             <w:pPr>
+              <w:keepNext w:val="false"/>
               <w:spacing w:after="40" w:before="0"/>
               <w:jc w:val="left"/>
             </w:pPr>
@@ -12908,6 +13188,7 @@
           </w:tcPr>
           <w:p>
             <w:pPr>
+              <w:keepNext w:val="false"/>
               <w:spacing w:after="40" w:before="0"/>
               <w:jc w:val="left"/>
             </w:pPr>
@@ -12940,6 +13221,7 @@
           </w:tcPr>
           <w:p>
             <w:pPr>
+              <w:keepNext w:val="false"/>
               <w:spacing w:after="40" w:before="0"/>
               <w:jc w:val="left"/>
             </w:pPr>
@@ -12974,6 +13256,7 @@
           </w:tcPr>
           <w:p>
             <w:pPr>
+              <w:keepNext w:val="false"/>
               <w:spacing w:after="40" w:before="0"/>
               <w:jc w:val="left"/>
             </w:pPr>
@@ -13011,7 +13294,7 @@
             <w:pPr>
               <w:spacing w:after="20" w:before="0"/>
             </w:pPr>
-            <w:hyperlink w:history="1" r:id="rIdwpvfm7jyoralu1uf6jalb">
+            <w:hyperlink w:history="1" r:id="rIdr96rgrjtv8efjckmsv5mk">
               <w:r>
                 <w:rPr>
                   <w:rFonts w:ascii="Arial" w:cs="Arial" w:eastAsia="Arial" w:hAnsi="Arial"/>
@@ -13044,7 +13327,7 @@
               <w:spacing w:after="10" w:before="0"/>
               <w:ind w:left="120"/>
             </w:pPr>
-            <w:hyperlink w:history="1" r:id="rId98f-3xgxoxo-fjapcnvqq">
+            <w:hyperlink w:history="1" r:id="rIdk0tiutasse7rwp2-ockdj">
               <w:r>
                 <w:rPr>
                   <w:rFonts w:ascii="Arial" w:cs="Arial" w:eastAsia="Arial" w:hAnsi="Arial"/>
@@ -13089,7 +13372,7 @@
             <w:pPr>
               <w:spacing w:after="20" w:before="0"/>
             </w:pPr>
-            <w:hyperlink w:history="1" r:id="rId2dwfrd91wbaok3o4euotd">
+            <w:hyperlink w:history="1" r:id="rIdheco-wpedj88ynpylcrsm">
               <w:r>
                 <w:rPr>
                   <w:rFonts w:ascii="Arial" w:cs="Arial" w:eastAsia="Arial" w:hAnsi="Arial"/>
@@ -13122,7 +13405,7 @@
               <w:spacing w:after="10" w:before="0"/>
               <w:ind w:left="120"/>
             </w:pPr>
-            <w:hyperlink w:history="1" r:id="rIdc3jjts1uusptn0xfdzn8h">
+            <w:hyperlink w:history="1" r:id="rIdahg-oquf3ondeytglfjgn">
               <w:r>
                 <w:rPr>
                   <w:rFonts w:ascii="Arial" w:cs="Arial" w:eastAsia="Arial" w:hAnsi="Arial"/>
@@ -13150,6 +13433,7 @@
           </w:tcPr>
           <w:p>
             <w:pPr>
+              <w:keepNext w:val="false"/>
               <w:spacing w:after="40" w:before="0"/>
               <w:jc w:val="left"/>
             </w:pPr>
@@ -13182,6 +13466,7 @@
           </w:tcPr>
           <w:p>
             <w:pPr>
+              <w:keepNext w:val="false"/>
               <w:spacing w:after="40" w:before="0"/>
               <w:jc w:val="left"/>
             </w:pPr>
@@ -13214,6 +13499,7 @@
           </w:tcPr>
           <w:p>
             <w:pPr>
+              <w:keepNext w:val="false"/>
               <w:spacing w:after="40" w:before="0"/>
               <w:jc w:val="left"/>
             </w:pPr>
@@ -13246,6 +13532,7 @@
           </w:tcPr>
           <w:p>
             <w:pPr>
+              <w:keepNext w:val="false"/>
               <w:spacing w:after="40" w:before="0"/>
               <w:jc w:val="left"/>
             </w:pPr>
@@ -13280,6 +13567,7 @@
           </w:tcPr>
           <w:p>
             <w:pPr>
+              <w:keepNext w:val="false"/>
               <w:spacing w:after="40" w:before="0"/>
               <w:jc w:val="left"/>
             </w:pPr>
@@ -13317,7 +13605,7 @@
             <w:pPr>
               <w:spacing w:after="20" w:before="0"/>
             </w:pPr>
-            <w:hyperlink w:history="1" r:id="rId621v1offlk4knzqyyczt1">
+            <w:hyperlink w:history="1" r:id="rIdkfsdzyzlgswqsfjw-nzkh">
               <w:r>
                 <w:rPr>
                   <w:rFonts w:ascii="Arial" w:cs="Arial" w:eastAsia="Arial" w:hAnsi="Arial"/>
@@ -13350,7 +13638,7 @@
               <w:spacing w:after="10" w:before="0"/>
               <w:ind w:left="120"/>
             </w:pPr>
-            <w:hyperlink w:history="1" r:id="rIdald5tj5jqfaqwznhxtdzf">
+            <w:hyperlink w:history="1" r:id="rIdmmz8yhrhfcmy1pvroelum">
               <w:r>
                 <w:rPr>
                   <w:rFonts w:ascii="Arial" w:cs="Arial" w:eastAsia="Arial" w:hAnsi="Arial"/>
@@ -13395,7 +13683,7 @@
             <w:pPr>
               <w:spacing w:after="20" w:before="0"/>
             </w:pPr>
-            <w:hyperlink w:history="1" r:id="rId-08_lhwwq--s8ym02hsb-">
+            <w:hyperlink w:history="1" r:id="rId5wr7bd1uhm3pruibiyyt8">
               <w:r>
                 <w:rPr>
                   <w:rFonts w:ascii="Arial" w:cs="Arial" w:eastAsia="Arial" w:hAnsi="Arial"/>
@@ -13428,7 +13716,7 @@
               <w:spacing w:after="10" w:before="0"/>
               <w:ind w:left="120"/>
             </w:pPr>
-            <w:hyperlink w:history="1" r:id="rIdnspjxwysfo2jqrj24enww">
+            <w:hyperlink w:history="1" r:id="rIdcdptp_u6jdt4ywgc1ezur">
               <w:r>
                 <w:rPr>
                   <w:rFonts w:ascii="Arial" w:cs="Arial" w:eastAsia="Arial" w:hAnsi="Arial"/>
@@ -13456,6 +13744,7 @@
           </w:tcPr>
           <w:p>
             <w:pPr>
+              <w:keepNext w:val="false"/>
               <w:spacing w:after="40" w:before="0"/>
               <w:jc w:val="left"/>
             </w:pPr>
@@ -13488,6 +13777,7 @@
           </w:tcPr>
           <w:p>
             <w:pPr>
+              <w:keepNext w:val="false"/>
               <w:spacing w:after="40" w:before="0"/>
               <w:jc w:val="left"/>
             </w:pPr>
@@ -13520,6 +13810,7 @@
           </w:tcPr>
           <w:p>
             <w:pPr>
+              <w:keepNext w:val="false"/>
               <w:spacing w:after="40" w:before="0"/>
               <w:jc w:val="left"/>
             </w:pPr>
@@ -13552,6 +13843,7 @@
           </w:tcPr>
           <w:p>
             <w:pPr>
+              <w:keepNext w:val="false"/>
               <w:spacing w:after="40" w:before="0"/>
               <w:jc w:val="left"/>
             </w:pPr>
@@ -13586,6 +13878,7 @@
           </w:tcPr>
           <w:p>
             <w:pPr>
+              <w:keepNext w:val="false"/>
               <w:spacing w:after="40" w:before="0"/>
               <w:jc w:val="left"/>
             </w:pPr>
@@ -13623,7 +13916,7 @@
             <w:pPr>
               <w:spacing w:after="20" w:before="0"/>
             </w:pPr>
-            <w:hyperlink w:history="1" r:id="rIdosdnvdmndkuih4n9fv4d3">
+            <w:hyperlink w:history="1" r:id="rIdexnngcyo11tbh9ogjmspm">
               <w:r>
                 <w:rPr>
                   <w:rFonts w:ascii="Arial" w:cs="Arial" w:eastAsia="Arial" w:hAnsi="Arial"/>
@@ -13656,7 +13949,7 @@
               <w:spacing w:after="10" w:before="0"/>
               <w:ind w:left="120"/>
             </w:pPr>
-            <w:hyperlink w:history="1" r:id="rId3rv82ksfmo_qn17yblkau">
+            <w:hyperlink w:history="1" r:id="rIdb2swihlantwjcuydfbaf6">
               <w:r>
                 <w:rPr>
                   <w:rFonts w:ascii="Arial" w:cs="Arial" w:eastAsia="Arial" w:hAnsi="Arial"/>
@@ -13701,7 +13994,7 @@
             <w:pPr>
               <w:spacing w:after="20" w:before="0"/>
             </w:pPr>
-            <w:hyperlink w:history="1" r:id="rIdtww0wb4spmzac8nya9zje">
+            <w:hyperlink w:history="1" r:id="rIdjrvufa5w4wlje4h33fmfj">
               <w:r>
                 <w:rPr>
                   <w:rFonts w:ascii="Arial" w:cs="Arial" w:eastAsia="Arial" w:hAnsi="Arial"/>
@@ -13734,7 +14027,7 @@
               <w:spacing w:after="10" w:before="0"/>
               <w:ind w:left="120"/>
             </w:pPr>
-            <w:hyperlink w:history="1" r:id="rId5agh1-kj_zic_ujbesbfv">
+            <w:hyperlink w:history="1" r:id="rIdasor9qkq3x6g64y5ayuw0">
               <w:r>
                 <w:rPr>
                   <w:rFonts w:ascii="Arial" w:cs="Arial" w:eastAsia="Arial" w:hAnsi="Arial"/>
@@ -13762,6 +14055,7 @@
           </w:tcPr>
           <w:p>
             <w:pPr>
+              <w:keepNext w:val="false"/>
               <w:spacing w:after="40" w:before="0"/>
               <w:jc w:val="left"/>
             </w:pPr>
@@ -13794,6 +14088,7 @@
           </w:tcPr>
           <w:p>
             <w:pPr>
+              <w:keepNext w:val="false"/>
               <w:spacing w:after="40" w:before="0"/>
               <w:jc w:val="left"/>
             </w:pPr>
@@ -13826,6 +14121,7 @@
           </w:tcPr>
           <w:p>
             <w:pPr>
+              <w:keepNext w:val="false"/>
               <w:spacing w:after="40" w:before="0"/>
               <w:jc w:val="left"/>
             </w:pPr>
@@ -13858,6 +14154,7 @@
           </w:tcPr>
           <w:p>
             <w:pPr>
+              <w:keepNext w:val="false"/>
               <w:spacing w:after="40" w:before="0"/>
               <w:jc w:val="left"/>
             </w:pPr>
@@ -13892,6 +14189,7 @@
           </w:tcPr>
           <w:p>
             <w:pPr>
+              <w:keepNext w:val="false"/>
               <w:spacing w:after="40" w:before="0"/>
               <w:jc w:val="left"/>
             </w:pPr>
@@ -13929,7 +14227,7 @@
             <w:pPr>
               <w:spacing w:after="20" w:before="0"/>
             </w:pPr>
-            <w:hyperlink w:history="1" r:id="rId3caj1gycauw_fezvfyzaz">
+            <w:hyperlink w:history="1" r:id="rId7r1kadxxmqbbcurszgeg1">
               <w:r>
                 <w:rPr>
                   <w:rFonts w:ascii="Arial" w:cs="Arial" w:eastAsia="Arial" w:hAnsi="Arial"/>
@@ -13978,7 +14276,7 @@
               <w:spacing w:after="10" w:before="0"/>
               <w:ind w:left="120"/>
             </w:pPr>
-            <w:hyperlink w:history="1" r:id="rId8-2gedn-hfl_0kfmcdzue">
+            <w:hyperlink w:history="1" r:id="rIde1i9uayrddew0tr_hpfr6">
               <w:r>
                 <w:rPr>
                   <w:rFonts w:ascii="Arial" w:cs="Arial" w:eastAsia="Arial" w:hAnsi="Arial"/>
@@ -14023,7 +14321,7 @@
             <w:pPr>
               <w:spacing w:after="20" w:before="0"/>
             </w:pPr>
-            <w:hyperlink w:history="1" r:id="rIdeavvhtqjlkj63pwgojhn5">
+            <w:hyperlink w:history="1" r:id="rIdoztvpakx06p0xoywmxodf">
               <w:r>
                 <w:rPr>
                   <w:rFonts w:ascii="Arial" w:cs="Arial" w:eastAsia="Arial" w:hAnsi="Arial"/>
@@ -14056,7 +14354,7 @@
               <w:spacing w:after="10" w:before="0"/>
               <w:ind w:left="120"/>
             </w:pPr>
-            <w:hyperlink w:history="1" r:id="rIdaihu4yrufkwcglkprpbt-">
+            <w:hyperlink w:history="1" r:id="rId3c_vadylpvrskpjpq58d2">
               <w:r>
                 <w:rPr>
                   <w:rFonts w:ascii="Arial" w:cs="Arial" w:eastAsia="Arial" w:hAnsi="Arial"/>
@@ -14084,6 +14382,7 @@
           </w:tcPr>
           <w:p>
             <w:pPr>
+              <w:keepNext w:val="false"/>
               <w:spacing w:after="40" w:before="0"/>
               <w:jc w:val="left"/>
             </w:pPr>
@@ -14116,6 +14415,7 @@
           </w:tcPr>
           <w:p>
             <w:pPr>
+              <w:keepNext w:val="false"/>
               <w:spacing w:after="40" w:before="0"/>
               <w:jc w:val="left"/>
             </w:pPr>
@@ -14148,6 +14448,7 @@
           </w:tcPr>
           <w:p>
             <w:pPr>
+              <w:keepNext w:val="false"/>
               <w:spacing w:after="40" w:before="0"/>
               <w:jc w:val="left"/>
             </w:pPr>
@@ -14180,6 +14481,7 @@
           </w:tcPr>
           <w:p>
             <w:pPr>
+              <w:keepNext w:val="false"/>
               <w:spacing w:after="40" w:before="0"/>
               <w:jc w:val="left"/>
             </w:pPr>
@@ -14239,6 +14541,7 @@
           </w:tcPr>
           <w:p>
             <w:pPr>
+              <w:keepNext w:val="false"/>
               <w:spacing w:after="40" w:before="0"/>
               <w:jc w:val="center"/>
             </w:pPr>
@@ -14273,6 +14576,7 @@
           </w:tcPr>
           <w:p>
             <w:pPr>
+              <w:keepNext w:val="false"/>
               <w:spacing w:after="40" w:before="0"/>
               <w:jc w:val="left"/>
             </w:pPr>
@@ -14334,6 +14638,7 @@
           </w:tcPr>
           <w:p>
             <w:pPr>
+              <w:keepNext w:val="false"/>
               <w:spacing w:after="40" w:before="0"/>
               <w:jc w:val="center"/>
             </w:pPr>
@@ -14368,6 +14673,7 @@
           </w:tcPr>
           <w:p>
             <w:pPr>
+              <w:keepNext w:val="false"/>
               <w:spacing w:after="40" w:before="0"/>
               <w:jc w:val="left"/>
             </w:pPr>
@@ -14400,6 +14706,7 @@
           </w:tcPr>
           <w:p>
             <w:pPr>
+              <w:keepNext w:val="false"/>
               <w:spacing w:after="40" w:before="0"/>
               <w:jc w:val="left"/>
             </w:pPr>
@@ -14434,6 +14741,7 @@
           </w:tcPr>
           <w:p>
             <w:pPr>
+              <w:keepNext w:val="false"/>
               <w:spacing w:after="40" w:before="0"/>
               <w:jc w:val="left"/>
             </w:pPr>
@@ -14466,6 +14774,7 @@
           </w:tcPr>
           <w:p>
             <w:pPr>
+              <w:keepNext w:val="false"/>
               <w:spacing w:after="40" w:before="0"/>
               <w:jc w:val="left"/>
             </w:pPr>
@@ -14500,6 +14809,7 @@
           </w:tcPr>
           <w:p>
             <w:pPr>
+              <w:keepNext w:val="false"/>
               <w:spacing w:after="40" w:before="0"/>
               <w:jc w:val="left"/>
             </w:pPr>
@@ -14532,6 +14842,7 @@
           </w:tcPr>
           <w:p>
             <w:pPr>
+              <w:keepNext w:val="false"/>
               <w:spacing w:after="40" w:before="0"/>
               <w:jc w:val="left"/>
             </w:pPr>
@@ -14568,7 +14879,7 @@
         </w:rPr>
         <w:t xml:space="preserve">© 2026 SeaVuria and ARES. Aligned with KICD objectives. Developed by SeaVuria; technical implementation by ARES (with AI assistance from Claude). Licensed under </w:t>
       </w:r>
-      <w:hyperlink w:history="1" r:id="rIdenp4d8zw3yb1r9oarj6aa">
+      <w:hyperlink w:history="1" r:id="rIdezqnqm2pxbrufnvryirgy">
         <w:r>
           <w:rPr>
             <w:rFonts w:ascii="Arial" w:cs="Arial" w:eastAsia="Arial" w:hAnsi="Arial"/>
@@ -14589,7 +14900,7 @@
         </w:rPr>
         <w:t xml:space="preserve"> (</w:t>
       </w:r>
-      <w:hyperlink w:history="1" r:id="rIdpmw5bbwnss59ekqleiaq9">
+      <w:hyperlink w:history="1" r:id="rIdgigv3sig5tcxba4kz6typ">
         <w:r>
           <w:rPr>
             <w:rFonts w:ascii="Arial" w:cs="Arial" w:eastAsia="Arial" w:hAnsi="Arial"/>
@@ -14649,6 +14960,7 @@
           </w:tcPr>
           <w:p>
             <w:pPr>
+              <w:keepNext w:val="false"/>
               <w:spacing w:after="40" w:before="0"/>
               <w:jc w:val="center"/>
             </w:pPr>
@@ -14684,6 +14996,7 @@
           </w:tcPr>
           <w:p>
             <w:pPr>
+              <w:keepNext w:val="false"/>
               <w:spacing w:after="40" w:before="0"/>
               <w:jc w:val="center"/>
             </w:pPr>
@@ -14718,6 +15031,7 @@
           </w:tcPr>
           <w:p>
             <w:pPr>
+              <w:keepNext w:val="false"/>
               <w:spacing w:after="40" w:before="0"/>
               <w:jc w:val="left"/>
             </w:pPr>
@@ -14750,6 +15064,7 @@
           </w:tcPr>
           <w:p>
             <w:pPr>
+              <w:keepNext w:val="false"/>
               <w:spacing w:after="40" w:before="0"/>
               <w:jc w:val="left"/>
             </w:pPr>
@@ -14784,6 +15099,7 @@
           </w:tcPr>
           <w:p>
             <w:pPr>
+              <w:keepNext w:val="false"/>
               <w:spacing w:after="40" w:before="0"/>
               <w:jc w:val="left"/>
             </w:pPr>
@@ -14816,6 +15132,7 @@
           </w:tcPr>
           <w:p>
             <w:pPr>
+              <w:keepNext w:val="false"/>
               <w:spacing w:after="40" w:before="0"/>
               <w:jc w:val="left"/>
             </w:pPr>
@@ -14850,6 +15167,7 @@
           </w:tcPr>
           <w:p>
             <w:pPr>
+              <w:keepNext w:val="false"/>
               <w:spacing w:after="40" w:before="0"/>
               <w:jc w:val="left"/>
             </w:pPr>
@@ -14882,6 +15200,7 @@
           </w:tcPr>
           <w:p>
             <w:pPr>
+              <w:keepNext w:val="false"/>
               <w:spacing w:after="40" w:before="0"/>
               <w:jc w:val="left"/>
             </w:pPr>
@@ -14916,6 +15235,7 @@
           </w:tcPr>
           <w:p>
             <w:pPr>
+              <w:keepNext w:val="false"/>
               <w:spacing w:after="40" w:before="0"/>
               <w:jc w:val="left"/>
             </w:pPr>
@@ -14948,6 +15268,7 @@
           </w:tcPr>
           <w:p>
             <w:pPr>
+              <w:keepNext w:val="false"/>
               <w:spacing w:after="40" w:before="0"/>
               <w:jc w:val="left"/>
             </w:pPr>
@@ -14982,6 +15303,7 @@
           </w:tcPr>
           <w:p>
             <w:pPr>
+              <w:keepNext w:val="false"/>
               <w:spacing w:after="40" w:before="0"/>
               <w:jc w:val="left"/>
             </w:pPr>
@@ -15014,6 +15336,7 @@
           </w:tcPr>
           <w:p>
             <w:pPr>
+              <w:keepNext w:val="false"/>
               <w:spacing w:after="40" w:before="0"/>
               <w:jc w:val="left"/>
             </w:pPr>
@@ -15048,6 +15371,7 @@
           </w:tcPr>
           <w:p>
             <w:pPr>
+              <w:keepNext w:val="false"/>
               <w:spacing w:after="40" w:before="0"/>
               <w:jc w:val="left"/>
             </w:pPr>
@@ -15080,6 +15404,7 @@
           </w:tcPr>
           <w:p>
             <w:pPr>
+              <w:keepNext w:val="false"/>
               <w:spacing w:after="40" w:before="0"/>
               <w:jc w:val="left"/>
             </w:pPr>
@@ -15114,6 +15439,7 @@
           </w:tcPr>
           <w:p>
             <w:pPr>
+              <w:keepNext w:val="false"/>
               <w:spacing w:after="40" w:before="0"/>
               <w:jc w:val="left"/>
             </w:pPr>
@@ -15146,6 +15472,7 @@
           </w:tcPr>
           <w:p>
             <w:pPr>
+              <w:keepNext w:val="false"/>
               <w:spacing w:after="40" w:before="0"/>
               <w:jc w:val="left"/>
             </w:pPr>
@@ -15180,6 +15507,7 @@
           </w:tcPr>
           <w:p>
             <w:pPr>
+              <w:keepNext w:val="false"/>
               <w:spacing w:after="40" w:before="0"/>
               <w:jc w:val="left"/>
             </w:pPr>
@@ -15212,6 +15540,7 @@
           </w:tcPr>
           <w:p>
             <w:pPr>
+              <w:keepNext w:val="false"/>
               <w:spacing w:after="40" w:before="0"/>
               <w:jc w:val="left"/>
             </w:pPr>
@@ -15271,6 +15600,7 @@
           </w:tcPr>
           <w:p>
             <w:pPr>
+              <w:keepNext w:val="false"/>
               <w:spacing w:after="40" w:before="0"/>
               <w:jc w:val="center"/>
             </w:pPr>
@@ -15305,6 +15635,7 @@
           </w:tcPr>
           <w:p>
             <w:pPr>
+              <w:keepNext w:val="false"/>
               <w:spacing w:after="40" w:before="0"/>
               <w:jc w:val="left"/>
             </w:pPr>
@@ -15369,6 +15700,7 @@
           </w:tcPr>
           <w:p>
             <w:pPr>
+              <w:keepNext w:val="false"/>
               <w:spacing w:after="40" w:before="0"/>
               <w:jc w:val="center"/>
             </w:pPr>
@@ -15403,6 +15735,7 @@
           </w:tcPr>
           <w:p>
             <w:pPr>
+              <w:keepNext w:val="false"/>
               <w:spacing w:after="40" w:before="0"/>
               <w:jc w:val="left"/>
             </w:pPr>
@@ -15435,6 +15768,7 @@
           </w:tcPr>
           <w:p>
             <w:pPr>
+              <w:keepNext w:val="false"/>
               <w:spacing w:after="40" w:before="0"/>
               <w:jc w:val="left"/>
             </w:pPr>
@@ -15467,6 +15801,7 @@
           </w:tcPr>
           <w:p>
             <w:pPr>
+              <w:keepNext w:val="false"/>
               <w:spacing w:after="40" w:before="0"/>
               <w:jc w:val="left"/>
             </w:pPr>
@@ -15499,6 +15834,7 @@
           </w:tcPr>
           <w:p>
             <w:pPr>
+              <w:keepNext w:val="false"/>
               <w:spacing w:after="40" w:before="0"/>
               <w:jc w:val="left"/>
             </w:pPr>
@@ -15531,6 +15867,7 @@
           </w:tcPr>
           <w:p>
             <w:pPr>
+              <w:keepNext w:val="false"/>
               <w:spacing w:after="40" w:before="0"/>
               <w:jc w:val="left"/>
             </w:pPr>
@@ -15565,6 +15902,7 @@
           </w:tcPr>
           <w:p>
             <w:pPr>
+              <w:keepNext w:val="false"/>
               <w:spacing w:after="40" w:before="0"/>
               <w:jc w:val="left"/>
             </w:pPr>
@@ -15619,7 +15957,7 @@
               <w:spacing w:after="10" w:before="0"/>
               <w:ind w:left="120"/>
             </w:pPr>
-            <w:hyperlink w:history="1" r:id="rId8ql5iol3zvhhgjvp5rmuf">
+            <w:hyperlink w:history="1" r:id="rIdzqfnamimf7h3bk__tcute">
               <w:r>
                 <w:rPr>
                   <w:rFonts w:ascii="Arial" w:cs="Arial" w:eastAsia="Arial" w:hAnsi="Arial"/>
@@ -15679,7 +16017,7 @@
             <w:pPr>
               <w:spacing w:after="20" w:before="0"/>
             </w:pPr>
-            <w:hyperlink w:history="1" r:id="rId_li9nyhyhoxvpb3xkthox">
+            <w:hyperlink w:history="1" r:id="rIdmvbzeoyf6onuhno2yamac">
               <w:r>
                 <w:rPr>
                   <w:rFonts w:ascii="Arial" w:cs="Arial" w:eastAsia="Arial" w:hAnsi="Arial"/>
@@ -15712,7 +16050,7 @@
               <w:spacing w:after="10" w:before="0"/>
               <w:ind w:left="120"/>
             </w:pPr>
-            <w:hyperlink w:history="1" r:id="rIdbge35qwibgihxu_xe07h2">
+            <w:hyperlink w:history="1" r:id="rId-50swqpen6h2ks2qshfo1">
               <w:r>
                 <w:rPr>
                   <w:rFonts w:ascii="Arial" w:cs="Arial" w:eastAsia="Arial" w:hAnsi="Arial"/>
@@ -15740,6 +16078,7 @@
           </w:tcPr>
           <w:p>
             <w:pPr>
+              <w:keepNext w:val="false"/>
               <w:spacing w:after="40" w:before="0"/>
               <w:jc w:val="left"/>
             </w:pPr>
@@ -15772,6 +16111,7 @@
           </w:tcPr>
           <w:p>
             <w:pPr>
+              <w:keepNext w:val="false"/>
               <w:spacing w:after="40" w:before="0"/>
               <w:jc w:val="left"/>
             </w:pPr>
@@ -15804,6 +16144,7 @@
           </w:tcPr>
           <w:p>
             <w:pPr>
+              <w:keepNext w:val="false"/>
               <w:spacing w:after="40" w:before="0"/>
               <w:jc w:val="left"/>
             </w:pPr>
@@ -15836,6 +16177,7 @@
           </w:tcPr>
           <w:p>
             <w:pPr>
+              <w:keepNext w:val="false"/>
               <w:spacing w:after="40" w:before="0"/>
               <w:jc w:val="left"/>
             </w:pPr>
@@ -15870,6 +16212,7 @@
           </w:tcPr>
           <w:p>
             <w:pPr>
+              <w:keepNext w:val="false"/>
               <w:spacing w:after="40" w:before="0"/>
               <w:jc w:val="left"/>
             </w:pPr>
@@ -15924,7 +16267,7 @@
               <w:spacing w:after="10" w:before="0"/>
               <w:ind w:left="120"/>
             </w:pPr>
-            <w:hyperlink w:history="1" r:id="rIdrryoec8b8tnkfsqrwquv-">
+            <w:hyperlink w:history="1" r:id="rIdnghjte24kkzr7w2ynzvsb">
               <w:r>
                 <w:rPr>
                   <w:rFonts w:ascii="Arial" w:cs="Arial" w:eastAsia="Arial" w:hAnsi="Arial"/>
@@ -15984,7 +16327,7 @@
             <w:pPr>
               <w:spacing w:after="20" w:before="0"/>
             </w:pPr>
-            <w:hyperlink w:history="1" r:id="rIdrkka_xr31veivmz4r2brj">
+            <w:hyperlink w:history="1" r:id="rId_v7w9dwgtdch1evah2ioy">
               <w:r>
                 <w:rPr>
                   <w:rFonts w:ascii="Arial" w:cs="Arial" w:eastAsia="Arial" w:hAnsi="Arial"/>
@@ -16017,7 +16360,7 @@
               <w:spacing w:after="10" w:before="0"/>
               <w:ind w:left="120"/>
             </w:pPr>
-            <w:hyperlink w:history="1" r:id="rIdxzrfu-xlu4b8q6pamytwn">
+            <w:hyperlink w:history="1" r:id="rIds2ngrjgfgav5xhaf6x6n4">
               <w:r>
                 <w:rPr>
                   <w:rFonts w:ascii="Arial" w:cs="Arial" w:eastAsia="Arial" w:hAnsi="Arial"/>
@@ -16045,6 +16388,7 @@
           </w:tcPr>
           <w:p>
             <w:pPr>
+              <w:keepNext w:val="false"/>
               <w:spacing w:after="40" w:before="0"/>
               <w:jc w:val="left"/>
             </w:pPr>
@@ -16077,6 +16421,7 @@
           </w:tcPr>
           <w:p>
             <w:pPr>
+              <w:keepNext w:val="false"/>
               <w:spacing w:after="40" w:before="0"/>
               <w:jc w:val="left"/>
             </w:pPr>
@@ -16109,6 +16454,7 @@
           </w:tcPr>
           <w:p>
             <w:pPr>
+              <w:keepNext w:val="false"/>
               <w:spacing w:after="40" w:before="0"/>
               <w:jc w:val="left"/>
             </w:pPr>
@@ -16141,6 +16487,7 @@
           </w:tcPr>
           <w:p>
             <w:pPr>
+              <w:keepNext w:val="false"/>
               <w:spacing w:after="40" w:before="0"/>
               <w:jc w:val="left"/>
             </w:pPr>
@@ -16175,6 +16522,7 @@
           </w:tcPr>
           <w:p>
             <w:pPr>
+              <w:keepNext w:val="false"/>
               <w:spacing w:after="40" w:before="0"/>
               <w:jc w:val="left"/>
             </w:pPr>
@@ -16229,7 +16577,7 @@
               <w:spacing w:after="10" w:before="0"/>
               <w:ind w:left="120"/>
             </w:pPr>
-            <w:hyperlink w:history="1" r:id="rId0dtev8y2v43jqywoemprg">
+            <w:hyperlink w:history="1" r:id="rIdy--r5gglzoibk9x1-dajt">
               <w:r>
                 <w:rPr>
                   <w:rFonts w:ascii="Arial" w:cs="Arial" w:eastAsia="Arial" w:hAnsi="Arial"/>
@@ -16289,7 +16637,7 @@
             <w:pPr>
               <w:spacing w:after="20" w:before="0"/>
             </w:pPr>
-            <w:hyperlink w:history="1" r:id="rIdzagsub5gric1fpoj1l3ho">
+            <w:hyperlink w:history="1" r:id="rIdyhxjaj8fexuqk6rpeo9nw">
               <w:r>
                 <w:rPr>
                   <w:rFonts w:ascii="Arial" w:cs="Arial" w:eastAsia="Arial" w:hAnsi="Arial"/>
@@ -16322,7 +16670,7 @@
               <w:spacing w:after="10" w:before="0"/>
               <w:ind w:left="120"/>
             </w:pPr>
-            <w:hyperlink w:history="1" r:id="rIdc83wcvlwtjfgyhssnd4jv">
+            <w:hyperlink w:history="1" r:id="rId1soqbnti6vdbp0hthuyjf">
               <w:r>
                 <w:rPr>
                   <w:rFonts w:ascii="Arial" w:cs="Arial" w:eastAsia="Arial" w:hAnsi="Arial"/>
@@ -16350,6 +16698,7 @@
           </w:tcPr>
           <w:p>
             <w:pPr>
+              <w:keepNext w:val="false"/>
               <w:spacing w:after="40" w:before="0"/>
               <w:jc w:val="left"/>
             </w:pPr>
@@ -16382,6 +16731,7 @@
           </w:tcPr>
           <w:p>
             <w:pPr>
+              <w:keepNext w:val="false"/>
               <w:spacing w:after="40" w:before="0"/>
               <w:jc w:val="left"/>
             </w:pPr>
@@ -16414,6 +16764,7 @@
           </w:tcPr>
           <w:p>
             <w:pPr>
+              <w:keepNext w:val="false"/>
               <w:spacing w:after="40" w:before="0"/>
               <w:jc w:val="left"/>
             </w:pPr>
@@ -16446,6 +16797,7 @@
           </w:tcPr>
           <w:p>
             <w:pPr>
+              <w:keepNext w:val="false"/>
               <w:spacing w:after="40" w:before="0"/>
               <w:jc w:val="left"/>
             </w:pPr>
@@ -16480,6 +16832,7 @@
           </w:tcPr>
           <w:p>
             <w:pPr>
+              <w:keepNext w:val="false"/>
               <w:spacing w:after="40" w:before="0"/>
               <w:jc w:val="left"/>
             </w:pPr>
@@ -16534,7 +16887,7 @@
               <w:spacing w:after="10" w:before="0"/>
               <w:ind w:left="120"/>
             </w:pPr>
-            <w:hyperlink w:history="1" r:id="rId-ziud5lotxhuef2cvwtks">
+            <w:hyperlink w:history="1" r:id="rId5gugohpqnp7_yvizdjgfs">
               <w:r>
                 <w:rPr>
                   <w:rFonts w:ascii="Arial" w:cs="Arial" w:eastAsia="Arial" w:hAnsi="Arial"/>
@@ -16594,7 +16947,7 @@
             <w:pPr>
               <w:spacing w:after="20" w:before="0"/>
             </w:pPr>
-            <w:hyperlink w:history="1" r:id="rIdjru78ty8dx-ftk2wzsgiq">
+            <w:hyperlink w:history="1" r:id="rIdvarp3lquozcnjltpcrkov">
               <w:r>
                 <w:rPr>
                   <w:rFonts w:ascii="Arial" w:cs="Arial" w:eastAsia="Arial" w:hAnsi="Arial"/>
@@ -16627,7 +16980,7 @@
               <w:spacing w:after="10" w:before="0"/>
               <w:ind w:left="120"/>
             </w:pPr>
-            <w:hyperlink w:history="1" r:id="rIdaqr6qid83gn98fyqbhtq2">
+            <w:hyperlink w:history="1" r:id="rIdtyiow7h7sfv87dgx94o8k">
               <w:r>
                 <w:rPr>
                   <w:rFonts w:ascii="Arial" w:cs="Arial" w:eastAsia="Arial" w:hAnsi="Arial"/>
@@ -16655,6 +17008,7 @@
           </w:tcPr>
           <w:p>
             <w:pPr>
+              <w:keepNext w:val="false"/>
               <w:spacing w:after="40" w:before="0"/>
               <w:jc w:val="left"/>
             </w:pPr>
@@ -16687,6 +17041,7 @@
           </w:tcPr>
           <w:p>
             <w:pPr>
+              <w:keepNext w:val="false"/>
               <w:spacing w:after="40" w:before="0"/>
               <w:jc w:val="left"/>
             </w:pPr>
@@ -16719,6 +17074,7 @@
           </w:tcPr>
           <w:p>
             <w:pPr>
+              <w:keepNext w:val="false"/>
               <w:spacing w:after="40" w:before="0"/>
               <w:jc w:val="left"/>
             </w:pPr>
@@ -16751,6 +17107,7 @@
           </w:tcPr>
           <w:p>
             <w:pPr>
+              <w:keepNext w:val="false"/>
               <w:spacing w:after="40" w:before="0"/>
               <w:jc w:val="left"/>
             </w:pPr>
@@ -16785,6 +17142,7 @@
           </w:tcPr>
           <w:p>
             <w:pPr>
+              <w:keepNext w:val="false"/>
               <w:spacing w:after="40" w:before="0"/>
               <w:jc w:val="left"/>
             </w:pPr>
@@ -16839,7 +17197,7 @@
               <w:spacing w:after="10" w:before="0"/>
               <w:ind w:left="120"/>
             </w:pPr>
-            <w:hyperlink w:history="1" r:id="rIdve7ffke1c2_lvh8voeo8p">
+            <w:hyperlink w:history="1" r:id="rIdrnnc_qydaexyuk1idu8ub">
               <w:r>
                 <w:rPr>
                   <w:rFonts w:ascii="Arial" w:cs="Arial" w:eastAsia="Arial" w:hAnsi="Arial"/>
@@ -16899,7 +17257,7 @@
             <w:pPr>
               <w:spacing w:after="20" w:before="0"/>
             </w:pPr>
-            <w:hyperlink w:history="1" r:id="rIdhdvphmf-7v1rtmn0py9sk">
+            <w:hyperlink w:history="1" r:id="rIdg1i1c_bxtlb0hcwwrqqud">
               <w:r>
                 <w:rPr>
                   <w:rFonts w:ascii="Arial" w:cs="Arial" w:eastAsia="Arial" w:hAnsi="Arial"/>
@@ -16948,7 +17306,7 @@
               <w:spacing w:after="10" w:before="0"/>
               <w:ind w:left="120"/>
             </w:pPr>
-            <w:hyperlink w:history="1" r:id="rIdems1-mrqpd8oz70t9jwxb">
+            <w:hyperlink w:history="1" r:id="rIdqhuwl5soirkzqhkmuwgdt">
               <w:r>
                 <w:rPr>
                   <w:rFonts w:ascii="Arial" w:cs="Arial" w:eastAsia="Arial" w:hAnsi="Arial"/>
@@ -16976,6 +17334,7 @@
           </w:tcPr>
           <w:p>
             <w:pPr>
+              <w:keepNext w:val="false"/>
               <w:spacing w:after="40" w:before="0"/>
               <w:jc w:val="left"/>
             </w:pPr>
@@ -17008,6 +17367,7 @@
           </w:tcPr>
           <w:p>
             <w:pPr>
+              <w:keepNext w:val="false"/>
               <w:spacing w:after="40" w:before="0"/>
               <w:jc w:val="left"/>
             </w:pPr>
@@ -17040,6 +17400,7 @@
           </w:tcPr>
           <w:p>
             <w:pPr>
+              <w:keepNext w:val="false"/>
               <w:spacing w:after="40" w:before="0"/>
               <w:jc w:val="left"/>
             </w:pPr>
@@ -17072,6 +17433,7 @@
           </w:tcPr>
           <w:p>
             <w:pPr>
+              <w:keepNext w:val="false"/>
               <w:spacing w:after="40" w:before="0"/>
               <w:jc w:val="left"/>
             </w:pPr>
@@ -17131,6 +17493,7 @@
           </w:tcPr>
           <w:p>
             <w:pPr>
+              <w:keepNext w:val="false"/>
               <w:spacing w:after="40" w:before="0"/>
               <w:jc w:val="center"/>
             </w:pPr>
@@ -17165,6 +17528,7 @@
           </w:tcPr>
           <w:p>
             <w:pPr>
+              <w:keepNext w:val="false"/>
               <w:spacing w:after="40" w:before="0"/>
               <w:jc w:val="left"/>
             </w:pPr>
@@ -17226,6 +17590,7 @@
           </w:tcPr>
           <w:p>
             <w:pPr>
+              <w:keepNext w:val="false"/>
               <w:spacing w:after="40" w:before="0"/>
               <w:jc w:val="center"/>
             </w:pPr>
@@ -17260,6 +17625,7 @@
           </w:tcPr>
           <w:p>
             <w:pPr>
+              <w:keepNext w:val="false"/>
               <w:spacing w:after="40" w:before="0"/>
               <w:jc w:val="left"/>
             </w:pPr>
@@ -17292,6 +17658,7 @@
           </w:tcPr>
           <w:p>
             <w:pPr>
+              <w:keepNext w:val="false"/>
               <w:spacing w:after="40" w:before="0"/>
               <w:jc w:val="left"/>
             </w:pPr>
@@ -17326,6 +17693,7 @@
           </w:tcPr>
           <w:p>
             <w:pPr>
+              <w:keepNext w:val="false"/>
               <w:spacing w:after="40" w:before="0"/>
               <w:jc w:val="left"/>
             </w:pPr>
@@ -17358,6 +17726,7 @@
           </w:tcPr>
           <w:p>
             <w:pPr>
+              <w:keepNext w:val="false"/>
               <w:spacing w:after="40" w:before="0"/>
               <w:jc w:val="left"/>
             </w:pPr>
@@ -17392,6 +17761,7 @@
           </w:tcPr>
           <w:p>
             <w:pPr>
+              <w:keepNext w:val="false"/>
               <w:spacing w:after="40" w:before="0"/>
               <w:jc w:val="left"/>
             </w:pPr>
@@ -17424,6 +17794,7 @@
           </w:tcPr>
           <w:p>
             <w:pPr>
+              <w:keepNext w:val="false"/>
               <w:spacing w:after="40" w:before="0"/>
               <w:jc w:val="left"/>
             </w:pPr>
@@ -17460,7 +17831,7 @@
         </w:rPr>
         <w:t xml:space="preserve">© 2026 SeaVuria and ARES. Aligned with KICD objectives. Developed by SeaVuria; technical implementation by ARES (with AI assistance from Claude). Licensed under </w:t>
       </w:r>
-      <w:hyperlink w:history="1" r:id="rIdgmgfzn3f65_kblozgjhh2">
+      <w:hyperlink w:history="1" r:id="rIdy7x3oq2mga5fyin_uvtfg">
         <w:r>
           <w:rPr>
             <w:rFonts w:ascii="Arial" w:cs="Arial" w:eastAsia="Arial" w:hAnsi="Arial"/>
@@ -17481,7 +17852,7 @@
         </w:rPr>
         <w:t xml:space="preserve"> (</w:t>
       </w:r>
-      <w:hyperlink w:history="1" r:id="rId6xsooavo9gyy3506qyh1r">
+      <w:hyperlink w:history="1" r:id="rIdk1rbsn3lr0nadkwamh1z9">
         <w:r>
           <w:rPr>
             <w:rFonts w:ascii="Arial" w:cs="Arial" w:eastAsia="Arial" w:hAnsi="Arial"/>
@@ -17541,6 +17912,7 @@
           </w:tcPr>
           <w:p>
             <w:pPr>
+              <w:keepNext w:val="false"/>
               <w:spacing w:after="40" w:before="0"/>
               <w:jc w:val="center"/>
             </w:pPr>
@@ -17576,6 +17948,7 @@
           </w:tcPr>
           <w:p>
             <w:pPr>
+              <w:keepNext w:val="false"/>
               <w:spacing w:after="40" w:before="0"/>
               <w:jc w:val="center"/>
             </w:pPr>
@@ -17610,6 +17983,7 @@
           </w:tcPr>
           <w:p>
             <w:pPr>
+              <w:keepNext w:val="false"/>
               <w:spacing w:after="40" w:before="0"/>
               <w:jc w:val="left"/>
             </w:pPr>
@@ -17642,6 +18016,7 @@
           </w:tcPr>
           <w:p>
             <w:pPr>
+              <w:keepNext w:val="false"/>
               <w:spacing w:after="40" w:before="0"/>
               <w:jc w:val="left"/>
             </w:pPr>
@@ -17676,6 +18051,7 @@
           </w:tcPr>
           <w:p>
             <w:pPr>
+              <w:keepNext w:val="false"/>
               <w:spacing w:after="40" w:before="0"/>
               <w:jc w:val="left"/>
             </w:pPr>
@@ -17708,6 +18084,7 @@
           </w:tcPr>
           <w:p>
             <w:pPr>
+              <w:keepNext w:val="false"/>
               <w:spacing w:after="40" w:before="0"/>
               <w:jc w:val="left"/>
             </w:pPr>
@@ -17742,6 +18119,7 @@
           </w:tcPr>
           <w:p>
             <w:pPr>
+              <w:keepNext w:val="false"/>
               <w:spacing w:after="40" w:before="0"/>
               <w:jc w:val="left"/>
             </w:pPr>
@@ -17774,6 +18152,7 @@
           </w:tcPr>
           <w:p>
             <w:pPr>
+              <w:keepNext w:val="false"/>
               <w:spacing w:after="40" w:before="0"/>
               <w:jc w:val="left"/>
             </w:pPr>
@@ -17808,6 +18187,7 @@
           </w:tcPr>
           <w:p>
             <w:pPr>
+              <w:keepNext w:val="false"/>
               <w:spacing w:after="40" w:before="0"/>
               <w:jc w:val="left"/>
             </w:pPr>
@@ -17840,6 +18220,7 @@
           </w:tcPr>
           <w:p>
             <w:pPr>
+              <w:keepNext w:val="false"/>
               <w:spacing w:after="40" w:before="0"/>
               <w:jc w:val="left"/>
             </w:pPr>
@@ -17874,6 +18255,7 @@
           </w:tcPr>
           <w:p>
             <w:pPr>
+              <w:keepNext w:val="false"/>
               <w:spacing w:after="40" w:before="0"/>
               <w:jc w:val="left"/>
             </w:pPr>
@@ -17906,6 +18288,7 @@
           </w:tcPr>
           <w:p>
             <w:pPr>
+              <w:keepNext w:val="false"/>
               <w:spacing w:after="40" w:before="0"/>
               <w:jc w:val="left"/>
             </w:pPr>
@@ -17940,6 +18323,7 @@
           </w:tcPr>
           <w:p>
             <w:pPr>
+              <w:keepNext w:val="false"/>
               <w:spacing w:after="40" w:before="0"/>
               <w:jc w:val="left"/>
             </w:pPr>
@@ -17972,6 +18356,7 @@
           </w:tcPr>
           <w:p>
             <w:pPr>
+              <w:keepNext w:val="false"/>
               <w:spacing w:after="40" w:before="0"/>
               <w:jc w:val="left"/>
             </w:pPr>
@@ -18006,6 +18391,7 @@
           </w:tcPr>
           <w:p>
             <w:pPr>
+              <w:keepNext w:val="false"/>
               <w:spacing w:after="40" w:before="0"/>
               <w:jc w:val="left"/>
             </w:pPr>
@@ -18038,6 +18424,7 @@
           </w:tcPr>
           <w:p>
             <w:pPr>
+              <w:keepNext w:val="false"/>
               <w:spacing w:after="40" w:before="0"/>
               <w:jc w:val="left"/>
             </w:pPr>
@@ -18072,6 +18459,7 @@
           </w:tcPr>
           <w:p>
             <w:pPr>
+              <w:keepNext w:val="false"/>
               <w:spacing w:after="40" w:before="0"/>
               <w:jc w:val="left"/>
             </w:pPr>
@@ -18104,6 +18492,7 @@
           </w:tcPr>
           <w:p>
             <w:pPr>
+              <w:keepNext w:val="false"/>
               <w:spacing w:after="40" w:before="0"/>
               <w:jc w:val="left"/>
             </w:pPr>
@@ -18163,6 +18552,7 @@
           </w:tcPr>
           <w:p>
             <w:pPr>
+              <w:keepNext w:val="false"/>
               <w:spacing w:after="40" w:before="0"/>
               <w:jc w:val="center"/>
             </w:pPr>
@@ -18197,6 +18587,7 @@
           </w:tcPr>
           <w:p>
             <w:pPr>
+              <w:keepNext w:val="false"/>
               <w:spacing w:after="40" w:before="0"/>
               <w:jc w:val="left"/>
             </w:pPr>
@@ -18261,6 +18652,7 @@
           </w:tcPr>
           <w:p>
             <w:pPr>
+              <w:keepNext w:val="false"/>
               <w:spacing w:after="40" w:before="0"/>
               <w:jc w:val="center"/>
             </w:pPr>
@@ -18295,6 +18687,7 @@
           </w:tcPr>
           <w:p>
             <w:pPr>
+              <w:keepNext w:val="false"/>
               <w:spacing w:after="40" w:before="0"/>
               <w:jc w:val="left"/>
             </w:pPr>
@@ -18327,6 +18720,7 @@
           </w:tcPr>
           <w:p>
             <w:pPr>
+              <w:keepNext w:val="false"/>
               <w:spacing w:after="40" w:before="0"/>
               <w:jc w:val="left"/>
             </w:pPr>
@@ -18359,6 +18753,7 @@
           </w:tcPr>
           <w:p>
             <w:pPr>
+              <w:keepNext w:val="false"/>
               <w:spacing w:after="40" w:before="0"/>
               <w:jc w:val="left"/>
             </w:pPr>
@@ -18391,6 +18786,7 @@
           </w:tcPr>
           <w:p>
             <w:pPr>
+              <w:keepNext w:val="false"/>
               <w:spacing w:after="40" w:before="0"/>
               <w:jc w:val="left"/>
             </w:pPr>
@@ -18423,6 +18819,7 @@
           </w:tcPr>
           <w:p>
             <w:pPr>
+              <w:keepNext w:val="false"/>
               <w:spacing w:after="40" w:before="0"/>
               <w:jc w:val="left"/>
             </w:pPr>
@@ -18457,6 +18854,7 @@
           </w:tcPr>
           <w:p>
             <w:pPr>
+              <w:keepNext w:val="false"/>
               <w:spacing w:after="40" w:before="0"/>
               <w:jc w:val="left"/>
             </w:pPr>
@@ -18494,7 +18892,7 @@
             <w:pPr>
               <w:spacing w:after="20" w:before="0"/>
             </w:pPr>
-            <w:hyperlink w:history="1" r:id="rIdpqpj9z4hkbuzbniyo9iqj">
+            <w:hyperlink w:history="1" r:id="rIdvkixfkmyfj2j5gx2uigwu">
               <w:r>
                 <w:rPr>
                   <w:rFonts w:ascii="Arial" w:cs="Arial" w:eastAsia="Arial" w:hAnsi="Arial"/>
@@ -18527,7 +18925,7 @@
               <w:spacing w:after="10" w:before="0"/>
               <w:ind w:left="120"/>
             </w:pPr>
-            <w:hyperlink w:history="1" r:id="rIdpj5uxsza4mnjyi3qy_lqx">
+            <w:hyperlink w:history="1" r:id="rIdqq9eqssmxuyqs902j3ows">
               <w:r>
                 <w:rPr>
                   <w:rFonts w:ascii="Arial" w:cs="Arial" w:eastAsia="Arial" w:hAnsi="Arial"/>
@@ -18572,7 +18970,7 @@
             <w:pPr>
               <w:spacing w:after="20" w:before="0"/>
             </w:pPr>
-            <w:hyperlink w:history="1" r:id="rIdarxnmwuophhqgvh-qiij5">
+            <w:hyperlink w:history="1" r:id="rIdorjoujdvzq-teuixwdu-6">
               <w:r>
                 <w:rPr>
                   <w:rFonts w:ascii="Arial" w:cs="Arial" w:eastAsia="Arial" w:hAnsi="Arial"/>
@@ -18605,7 +19003,7 @@
               <w:spacing w:after="10" w:before="0"/>
               <w:ind w:left="120"/>
             </w:pPr>
-            <w:hyperlink w:history="1" r:id="rIdblxhjs-ehgbbcurtkolfz">
+            <w:hyperlink w:history="1" r:id="rIdhqjnisgbrqyq7bxybezml">
               <w:r>
                 <w:rPr>
                   <w:rFonts w:ascii="Arial" w:cs="Arial" w:eastAsia="Arial" w:hAnsi="Arial"/>
@@ -18633,6 +19031,7 @@
           </w:tcPr>
           <w:p>
             <w:pPr>
+              <w:keepNext w:val="false"/>
               <w:spacing w:after="40" w:before="0"/>
               <w:jc w:val="left"/>
             </w:pPr>
@@ -18665,6 +19064,7 @@
           </w:tcPr>
           <w:p>
             <w:pPr>
+              <w:keepNext w:val="false"/>
               <w:spacing w:after="40" w:before="0"/>
               <w:jc w:val="left"/>
             </w:pPr>
@@ -18697,6 +19097,7 @@
           </w:tcPr>
           <w:p>
             <w:pPr>
+              <w:keepNext w:val="false"/>
               <w:spacing w:after="40" w:before="0"/>
               <w:jc w:val="left"/>
             </w:pPr>
@@ -18729,6 +19130,7 @@
           </w:tcPr>
           <w:p>
             <w:pPr>
+              <w:keepNext w:val="false"/>
               <w:spacing w:after="40" w:before="0"/>
               <w:jc w:val="left"/>
             </w:pPr>
@@ -18763,6 +19165,7 @@
           </w:tcPr>
           <w:p>
             <w:pPr>
+              <w:keepNext w:val="false"/>
               <w:spacing w:after="40" w:before="0"/>
               <w:jc w:val="left"/>
             </w:pPr>
@@ -18800,7 +19203,7 @@
             <w:pPr>
               <w:spacing w:after="20" w:before="0"/>
             </w:pPr>
-            <w:hyperlink w:history="1" r:id="rIdr_xkjim0wpqcjimbzmtj7">
+            <w:hyperlink w:history="1" r:id="rId4szo-fd8-oaiedutnd51k">
               <w:r>
                 <w:rPr>
                   <w:rFonts w:ascii="Arial" w:cs="Arial" w:eastAsia="Arial" w:hAnsi="Arial"/>
@@ -18833,7 +19236,7 @@
               <w:spacing w:after="10" w:before="0"/>
               <w:ind w:left="120"/>
             </w:pPr>
-            <w:hyperlink w:history="1" r:id="rId2vzpcuoo_rwfqm_-0mxrs">
+            <w:hyperlink w:history="1" r:id="rIdhs4pbyubvw8ce8v1y0rg2">
               <w:r>
                 <w:rPr>
                   <w:rFonts w:ascii="Arial" w:cs="Arial" w:eastAsia="Arial" w:hAnsi="Arial"/>
@@ -18878,7 +19281,7 @@
             <w:pPr>
               <w:spacing w:after="20" w:before="0"/>
             </w:pPr>
-            <w:hyperlink w:history="1" r:id="rId1iaxvvxjuq-4lvo9rfdi2">
+            <w:hyperlink w:history="1" r:id="rIddqb9l5tpy9mrnseb7otmu">
               <w:r>
                 <w:rPr>
                   <w:rFonts w:ascii="Arial" w:cs="Arial" w:eastAsia="Arial" w:hAnsi="Arial"/>
@@ -18911,7 +19314,7 @@
               <w:spacing w:after="10" w:before="0"/>
               <w:ind w:left="120"/>
             </w:pPr>
-            <w:hyperlink w:history="1" r:id="rIdpp9lqfu1gkuj7n6quijrh">
+            <w:hyperlink w:history="1" r:id="rIdiywu2xoqb_9wvmeuu8tae">
               <w:r>
                 <w:rPr>
                   <w:rFonts w:ascii="Arial" w:cs="Arial" w:eastAsia="Arial" w:hAnsi="Arial"/>
@@ -18939,6 +19342,7 @@
           </w:tcPr>
           <w:p>
             <w:pPr>
+              <w:keepNext w:val="false"/>
               <w:spacing w:after="40" w:before="0"/>
               <w:jc w:val="left"/>
             </w:pPr>
@@ -18971,6 +19375,7 @@
           </w:tcPr>
           <w:p>
             <w:pPr>
+              <w:keepNext w:val="false"/>
               <w:spacing w:after="40" w:before="0"/>
               <w:jc w:val="left"/>
             </w:pPr>
@@ -19003,6 +19408,7 @@
           </w:tcPr>
           <w:p>
             <w:pPr>
+              <w:keepNext w:val="false"/>
               <w:spacing w:after="40" w:before="0"/>
               <w:jc w:val="left"/>
             </w:pPr>
@@ -19035,6 +19441,7 @@
           </w:tcPr>
           <w:p>
             <w:pPr>
+              <w:keepNext w:val="false"/>
               <w:spacing w:after="40" w:before="0"/>
               <w:jc w:val="left"/>
             </w:pPr>
@@ -19069,6 +19476,7 @@
           </w:tcPr>
           <w:p>
             <w:pPr>
+              <w:keepNext w:val="false"/>
               <w:spacing w:after="40" w:before="0"/>
               <w:jc w:val="left"/>
             </w:pPr>
@@ -19106,7 +19514,7 @@
             <w:pPr>
               <w:spacing w:after="20" w:before="0"/>
             </w:pPr>
-            <w:hyperlink w:history="1" r:id="rId-o55surmvqkkveoo20mhz">
+            <w:hyperlink w:history="1" r:id="rIdd62la_djmvtkrmfw8rtfs">
               <w:r>
                 <w:rPr>
                   <w:rFonts w:ascii="Arial" w:cs="Arial" w:eastAsia="Arial" w:hAnsi="Arial"/>
@@ -19155,7 +19563,7 @@
               <w:spacing w:after="10" w:before="0"/>
               <w:ind w:left="120"/>
             </w:pPr>
-            <w:hyperlink w:history="1" r:id="rIdcfwti-yfshn_wscb2jddm">
+            <w:hyperlink w:history="1" r:id="rIdhrtattvigbydamqxvoana">
               <w:r>
                 <w:rPr>
                   <w:rFonts w:ascii="Arial" w:cs="Arial" w:eastAsia="Arial" w:hAnsi="Arial"/>
@@ -19200,7 +19608,7 @@
             <w:pPr>
               <w:spacing w:after="20" w:before="0"/>
             </w:pPr>
-            <w:hyperlink w:history="1" r:id="rIdcokd20ax9hyo97_bpt3ul">
+            <w:hyperlink w:history="1" r:id="rIdjvddcc9xtp6zyravuykon">
               <w:r>
                 <w:rPr>
                   <w:rFonts w:ascii="Arial" w:cs="Arial" w:eastAsia="Arial" w:hAnsi="Arial"/>
@@ -19249,7 +19657,7 @@
               <w:spacing w:after="10" w:before="0"/>
               <w:ind w:left="120"/>
             </w:pPr>
-            <w:hyperlink w:history="1" r:id="rIdt8oidvg2ios2h6pjdkcuu">
+            <w:hyperlink w:history="1" r:id="rId3wasxeldwq4efouah76v6">
               <w:r>
                 <w:rPr>
                   <w:rFonts w:ascii="Arial" w:cs="Arial" w:eastAsia="Arial" w:hAnsi="Arial"/>
@@ -19277,6 +19685,7 @@
           </w:tcPr>
           <w:p>
             <w:pPr>
+              <w:keepNext w:val="false"/>
               <w:spacing w:after="40" w:before="0"/>
               <w:jc w:val="left"/>
             </w:pPr>
@@ -19309,6 +19718,7 @@
           </w:tcPr>
           <w:p>
             <w:pPr>
+              <w:keepNext w:val="false"/>
               <w:spacing w:after="40" w:before="0"/>
               <w:jc w:val="left"/>
             </w:pPr>
@@ -19341,6 +19751,7 @@
           </w:tcPr>
           <w:p>
             <w:pPr>
+              <w:keepNext w:val="false"/>
               <w:spacing w:after="40" w:before="0"/>
               <w:jc w:val="left"/>
             </w:pPr>
@@ -19373,6 +19784,7 @@
           </w:tcPr>
           <w:p>
             <w:pPr>
+              <w:keepNext w:val="false"/>
               <w:spacing w:after="40" w:before="0"/>
               <w:jc w:val="left"/>
             </w:pPr>
@@ -19407,6 +19819,7 @@
           </w:tcPr>
           <w:p>
             <w:pPr>
+              <w:keepNext w:val="false"/>
               <w:spacing w:after="40" w:before="0"/>
               <w:jc w:val="left"/>
             </w:pPr>
@@ -19444,7 +19857,7 @@
             <w:pPr>
               <w:spacing w:after="20" w:before="0"/>
             </w:pPr>
-            <w:hyperlink w:history="1" r:id="rIdc6cgbo5mmtckvflbc2zay">
+            <w:hyperlink w:history="1" r:id="rIdpcxv93yhpwx0tjmiez98o">
               <w:r>
                 <w:rPr>
                   <w:rFonts w:ascii="Arial" w:cs="Arial" w:eastAsia="Arial" w:hAnsi="Arial"/>
@@ -19477,7 +19890,7 @@
               <w:spacing w:after="10" w:before="0"/>
               <w:ind w:left="120"/>
             </w:pPr>
-            <w:hyperlink w:history="1" r:id="rIdte6scialt0fnisaedpn7h">
+            <w:hyperlink w:history="1" r:id="rIdyvbhvkmlqmjbqxrumpv6f">
               <w:r>
                 <w:rPr>
                   <w:rFonts w:ascii="Arial" w:cs="Arial" w:eastAsia="Arial" w:hAnsi="Arial"/>
@@ -19522,7 +19935,7 @@
             <w:pPr>
               <w:spacing w:after="20" w:before="0"/>
             </w:pPr>
-            <w:hyperlink w:history="1" r:id="rIdo58csebpdvcdws5joao8n">
+            <w:hyperlink w:history="1" r:id="rIdiaa7-g7ydeiwni4eliwwo">
               <w:r>
                 <w:rPr>
                   <w:rFonts w:ascii="Arial" w:cs="Arial" w:eastAsia="Arial" w:hAnsi="Arial"/>
@@ -19555,7 +19968,7 @@
               <w:spacing w:after="10" w:before="0"/>
               <w:ind w:left="120"/>
             </w:pPr>
-            <w:hyperlink w:history="1" r:id="rIdyot8rilsnnleabbaqrx94">
+            <w:hyperlink w:history="1" r:id="rIdmrakjobxdwfcmx8sqpfqs">
               <w:r>
                 <w:rPr>
                   <w:rFonts w:ascii="Arial" w:cs="Arial" w:eastAsia="Arial" w:hAnsi="Arial"/>
@@ -19583,6 +19996,7 @@
           </w:tcPr>
           <w:p>
             <w:pPr>
+              <w:keepNext w:val="false"/>
               <w:spacing w:after="40" w:before="0"/>
               <w:jc w:val="left"/>
             </w:pPr>
@@ -19615,6 +20029,7 @@
           </w:tcPr>
           <w:p>
             <w:pPr>
+              <w:keepNext w:val="false"/>
               <w:spacing w:after="40" w:before="0"/>
               <w:jc w:val="left"/>
             </w:pPr>
@@ -19647,6 +20062,7 @@
           </w:tcPr>
           <w:p>
             <w:pPr>
+              <w:keepNext w:val="false"/>
               <w:spacing w:after="40" w:before="0"/>
               <w:jc w:val="left"/>
             </w:pPr>
@@ -19679,6 +20095,7 @@
           </w:tcPr>
           <w:p>
             <w:pPr>
+              <w:keepNext w:val="false"/>
               <w:spacing w:after="40" w:before="0"/>
               <w:jc w:val="left"/>
             </w:pPr>
@@ -19713,6 +20130,7 @@
           </w:tcPr>
           <w:p>
             <w:pPr>
+              <w:keepNext w:val="false"/>
               <w:spacing w:after="40" w:before="0"/>
               <w:jc w:val="left"/>
             </w:pPr>
@@ -19750,7 +20168,7 @@
             <w:pPr>
               <w:spacing w:after="20" w:before="0"/>
             </w:pPr>
-            <w:hyperlink w:history="1" r:id="rIdwwfhfqbt9kcpyi7muma5l">
+            <w:hyperlink w:history="1" r:id="rIdbonq89yg3bq3sbynr_cud">
               <w:r>
                 <w:rPr>
                   <w:rFonts w:ascii="Arial" w:cs="Arial" w:eastAsia="Arial" w:hAnsi="Arial"/>
@@ -19783,7 +20201,7 @@
               <w:spacing w:after="10" w:before="0"/>
               <w:ind w:left="120"/>
             </w:pPr>
-            <w:hyperlink w:history="1" r:id="rIdrow4vxyb2vhycobgcornc">
+            <w:hyperlink w:history="1" r:id="rIdextvvhu46xvranyryfgyt">
               <w:r>
                 <w:rPr>
                   <w:rFonts w:ascii="Arial" w:cs="Arial" w:eastAsia="Arial" w:hAnsi="Arial"/>
@@ -19828,7 +20246,7 @@
             <w:pPr>
               <w:spacing w:after="20" w:before="0"/>
             </w:pPr>
-            <w:hyperlink w:history="1" r:id="rIdmhqtqn0woy4cip3egs_8u">
+            <w:hyperlink w:history="1" r:id="rIds5t_4d7c2rvmpemafkzi8">
               <w:r>
                 <w:rPr>
                   <w:rFonts w:ascii="Arial" w:cs="Arial" w:eastAsia="Arial" w:hAnsi="Arial"/>
@@ -19861,7 +20279,7 @@
               <w:spacing w:after="10" w:before="0"/>
               <w:ind w:left="120"/>
             </w:pPr>
-            <w:hyperlink w:history="1" r:id="rIdencmqoxcgdmy921lmh-1u">
+            <w:hyperlink w:history="1" r:id="rIdziwwr1oznocpvgnva6u5-">
               <w:r>
                 <w:rPr>
                   <w:rFonts w:ascii="Arial" w:cs="Arial" w:eastAsia="Arial" w:hAnsi="Arial"/>
@@ -19889,6 +20307,7 @@
           </w:tcPr>
           <w:p>
             <w:pPr>
+              <w:keepNext w:val="false"/>
               <w:spacing w:after="40" w:before="0"/>
               <w:jc w:val="left"/>
             </w:pPr>
@@ -19921,6 +20340,7 @@
           </w:tcPr>
           <w:p>
             <w:pPr>
+              <w:keepNext w:val="false"/>
               <w:spacing w:after="40" w:before="0"/>
               <w:jc w:val="left"/>
             </w:pPr>
@@ -19953,6 +20373,7 @@
           </w:tcPr>
           <w:p>
             <w:pPr>
+              <w:keepNext w:val="false"/>
               <w:spacing w:after="40" w:before="0"/>
               <w:jc w:val="left"/>
             </w:pPr>
@@ -19985,6 +20406,7 @@
           </w:tcPr>
           <w:p>
             <w:pPr>
+              <w:keepNext w:val="false"/>
               <w:spacing w:after="40" w:before="0"/>
               <w:jc w:val="left"/>
             </w:pPr>
@@ -20044,6 +20466,7 @@
           </w:tcPr>
           <w:p>
             <w:pPr>
+              <w:keepNext w:val="false"/>
               <w:spacing w:after="40" w:before="0"/>
               <w:jc w:val="center"/>
             </w:pPr>
@@ -20078,6 +20501,7 @@
           </w:tcPr>
           <w:p>
             <w:pPr>
+              <w:keepNext w:val="false"/>
               <w:spacing w:after="40" w:before="0"/>
               <w:jc w:val="left"/>
             </w:pPr>
@@ -20139,6 +20563,7 @@
           </w:tcPr>
           <w:p>
             <w:pPr>
+              <w:keepNext w:val="false"/>
               <w:spacing w:after="40" w:before="0"/>
               <w:jc w:val="center"/>
             </w:pPr>
@@ -20173,6 +20598,7 @@
           </w:tcPr>
           <w:p>
             <w:pPr>
+              <w:keepNext w:val="false"/>
               <w:spacing w:after="40" w:before="0"/>
               <w:jc w:val="left"/>
             </w:pPr>
@@ -20205,6 +20631,7 @@
           </w:tcPr>
           <w:p>
             <w:pPr>
+              <w:keepNext w:val="false"/>
               <w:spacing w:after="40" w:before="0"/>
               <w:jc w:val="left"/>
             </w:pPr>
@@ -20239,6 +20666,7 @@
           </w:tcPr>
           <w:p>
             <w:pPr>
+              <w:keepNext w:val="false"/>
               <w:spacing w:after="40" w:before="0"/>
               <w:jc w:val="left"/>
             </w:pPr>
@@ -20271,6 +20699,7 @@
           </w:tcPr>
           <w:p>
             <w:pPr>
+              <w:keepNext w:val="false"/>
               <w:spacing w:after="40" w:before="0"/>
               <w:jc w:val="left"/>
             </w:pPr>
@@ -20305,6 +20734,7 @@
           </w:tcPr>
           <w:p>
             <w:pPr>
+              <w:keepNext w:val="false"/>
               <w:spacing w:after="40" w:before="0"/>
               <w:jc w:val="left"/>
             </w:pPr>
@@ -20337,6 +20767,7 @@
           </w:tcPr>
           <w:p>
             <w:pPr>
+              <w:keepNext w:val="false"/>
               <w:spacing w:after="40" w:before="0"/>
               <w:jc w:val="left"/>
             </w:pPr>
@@ -20373,7 +20804,7 @@
         </w:rPr>
         <w:t xml:space="preserve">© 2026 SeaVuria and ARES. Aligned with KICD objectives. Developed by SeaVuria; technical implementation by ARES (with AI assistance from Claude). Licensed under </w:t>
       </w:r>
-      <w:hyperlink w:history="1" r:id="rIdu9ep0xixukuwjxic8ofh3">
+      <w:hyperlink w:history="1" r:id="rIdnfyew16esdoe67vy3peml">
         <w:r>
           <w:rPr>
             <w:rFonts w:ascii="Arial" w:cs="Arial" w:eastAsia="Arial" w:hAnsi="Arial"/>
@@ -20394,7 +20825,7 @@
         </w:rPr>
         <w:t xml:space="preserve"> (</w:t>
       </w:r>
-      <w:hyperlink w:history="1" r:id="rIdhf1-ev1qfe_ij04p90v4z">
+      <w:hyperlink w:history="1" r:id="rId-gwbvbulmuncvlslobwcm">
         <w:r>
           <w:rPr>
             <w:rFonts w:ascii="Arial" w:cs="Arial" w:eastAsia="Arial" w:hAnsi="Arial"/>
@@ -20454,6 +20885,7 @@
           </w:tcPr>
           <w:p>
             <w:pPr>
+              <w:keepNext w:val="false"/>
               <w:spacing w:after="40" w:before="0"/>
               <w:jc w:val="center"/>
             </w:pPr>
@@ -20489,6 +20921,7 @@
           </w:tcPr>
           <w:p>
             <w:pPr>
+              <w:keepNext w:val="false"/>
               <w:spacing w:after="40" w:before="0"/>
               <w:jc w:val="center"/>
             </w:pPr>
@@ -20523,6 +20956,7 @@
           </w:tcPr>
           <w:p>
             <w:pPr>
+              <w:keepNext w:val="false"/>
               <w:spacing w:after="40" w:before="0"/>
               <w:jc w:val="left"/>
             </w:pPr>
@@ -20555,6 +20989,7 @@
           </w:tcPr>
           <w:p>
             <w:pPr>
+              <w:keepNext w:val="false"/>
               <w:spacing w:after="40" w:before="0"/>
               <w:jc w:val="left"/>
             </w:pPr>
@@ -20589,6 +21024,7 @@
           </w:tcPr>
           <w:p>
             <w:pPr>
+              <w:keepNext w:val="false"/>
               <w:spacing w:after="40" w:before="0"/>
               <w:jc w:val="left"/>
             </w:pPr>
@@ -20621,6 +21057,7 @@
           </w:tcPr>
           <w:p>
             <w:pPr>
+              <w:keepNext w:val="false"/>
               <w:spacing w:after="40" w:before="0"/>
               <w:jc w:val="left"/>
             </w:pPr>
@@ -20655,6 +21092,7 @@
           </w:tcPr>
           <w:p>
             <w:pPr>
+              <w:keepNext w:val="false"/>
               <w:spacing w:after="40" w:before="0"/>
               <w:jc w:val="left"/>
             </w:pPr>
@@ -20687,6 +21125,7 @@
           </w:tcPr>
           <w:p>
             <w:pPr>
+              <w:keepNext w:val="false"/>
               <w:spacing w:after="40" w:before="0"/>
               <w:jc w:val="left"/>
             </w:pPr>
@@ -20721,6 +21160,7 @@
           </w:tcPr>
           <w:p>
             <w:pPr>
+              <w:keepNext w:val="false"/>
               <w:spacing w:after="40" w:before="0"/>
               <w:jc w:val="left"/>
             </w:pPr>
@@ -20753,6 +21193,7 @@
           </w:tcPr>
           <w:p>
             <w:pPr>
+              <w:keepNext w:val="false"/>
               <w:spacing w:after="40" w:before="0"/>
               <w:jc w:val="left"/>
             </w:pPr>
@@ -20787,6 +21228,7 @@
           </w:tcPr>
           <w:p>
             <w:pPr>
+              <w:keepNext w:val="false"/>
               <w:spacing w:after="40" w:before="0"/>
               <w:jc w:val="left"/>
             </w:pPr>
@@ -20819,6 +21261,7 @@
           </w:tcPr>
           <w:p>
             <w:pPr>
+              <w:keepNext w:val="false"/>
               <w:spacing w:after="40" w:before="0"/>
               <w:jc w:val="left"/>
             </w:pPr>
@@ -20853,6 +21296,7 @@
           </w:tcPr>
           <w:p>
             <w:pPr>
+              <w:keepNext w:val="false"/>
               <w:spacing w:after="40" w:before="0"/>
               <w:jc w:val="left"/>
             </w:pPr>
@@ -20885,6 +21329,7 @@
           </w:tcPr>
           <w:p>
             <w:pPr>
+              <w:keepNext w:val="false"/>
               <w:spacing w:after="40" w:before="0"/>
               <w:jc w:val="left"/>
             </w:pPr>
@@ -20919,6 +21364,7 @@
           </w:tcPr>
           <w:p>
             <w:pPr>
+              <w:keepNext w:val="false"/>
               <w:spacing w:after="40" w:before="0"/>
               <w:jc w:val="left"/>
             </w:pPr>
@@ -20951,6 +21397,7 @@
           </w:tcPr>
           <w:p>
             <w:pPr>
+              <w:keepNext w:val="false"/>
               <w:spacing w:after="40" w:before="0"/>
               <w:jc w:val="left"/>
             </w:pPr>
@@ -20985,6 +21432,7 @@
           </w:tcPr>
           <w:p>
             <w:pPr>
+              <w:keepNext w:val="false"/>
               <w:spacing w:after="40" w:before="0"/>
               <w:jc w:val="left"/>
             </w:pPr>
@@ -21017,6 +21465,7 @@
           </w:tcPr>
           <w:p>
             <w:pPr>
+              <w:keepNext w:val="false"/>
               <w:spacing w:after="40" w:before="0"/>
               <w:jc w:val="left"/>
             </w:pPr>
@@ -21076,6 +21525,7 @@
           </w:tcPr>
           <w:p>
             <w:pPr>
+              <w:keepNext w:val="false"/>
               <w:spacing w:after="40" w:before="0"/>
               <w:jc w:val="center"/>
             </w:pPr>
@@ -21110,6 +21560,7 @@
           </w:tcPr>
           <w:p>
             <w:pPr>
+              <w:keepNext w:val="false"/>
               <w:spacing w:after="40" w:before="0"/>
               <w:jc w:val="left"/>
             </w:pPr>
@@ -21174,6 +21625,7 @@
           </w:tcPr>
           <w:p>
             <w:pPr>
+              <w:keepNext w:val="false"/>
               <w:spacing w:after="40" w:before="0"/>
               <w:jc w:val="center"/>
             </w:pPr>
@@ -21208,6 +21660,7 @@
           </w:tcPr>
           <w:p>
             <w:pPr>
+              <w:keepNext w:val="false"/>
               <w:spacing w:after="40" w:before="0"/>
               <w:jc w:val="left"/>
             </w:pPr>
@@ -21240,6 +21693,7 @@
           </w:tcPr>
           <w:p>
             <w:pPr>
+              <w:keepNext w:val="false"/>
               <w:spacing w:after="40" w:before="0"/>
               <w:jc w:val="left"/>
             </w:pPr>
@@ -21272,6 +21726,7 @@
           </w:tcPr>
           <w:p>
             <w:pPr>
+              <w:keepNext w:val="false"/>
               <w:spacing w:after="40" w:before="0"/>
               <w:jc w:val="left"/>
             </w:pPr>
@@ -21304,6 +21759,7 @@
           </w:tcPr>
           <w:p>
             <w:pPr>
+              <w:keepNext w:val="false"/>
               <w:spacing w:after="40" w:before="0"/>
               <w:jc w:val="left"/>
             </w:pPr>
@@ -21336,6 +21792,7 @@
           </w:tcPr>
           <w:p>
             <w:pPr>
+              <w:keepNext w:val="false"/>
               <w:spacing w:after="40" w:before="0"/>
               <w:jc w:val="left"/>
             </w:pPr>
@@ -21370,6 +21827,7 @@
           </w:tcPr>
           <w:p>
             <w:pPr>
+              <w:keepNext w:val="false"/>
               <w:spacing w:after="40" w:before="0"/>
               <w:jc w:val="left"/>
             </w:pPr>
@@ -21424,7 +21882,7 @@
               <w:spacing w:after="10" w:before="0"/>
               <w:ind w:left="120"/>
             </w:pPr>
-            <w:hyperlink w:history="1" r:id="rIdl9ag2otnpmnhhr9enkwaw">
+            <w:hyperlink w:history="1" r:id="rIdw_xunbsuxw8avkyr58clv">
               <w:r>
                 <w:rPr>
                   <w:rFonts w:ascii="Arial" w:cs="Arial" w:eastAsia="Arial" w:hAnsi="Arial"/>
@@ -21484,7 +21942,7 @@
             <w:pPr>
               <w:spacing w:after="20" w:before="0"/>
             </w:pPr>
-            <w:hyperlink w:history="1" r:id="rIddttbhsvv0ll2_d8o3zq7p">
+            <w:hyperlink w:history="1" r:id="rIdcc2ei25sjf1tldg_6ctth">
               <w:r>
                 <w:rPr>
                   <w:rFonts w:ascii="Arial" w:cs="Arial" w:eastAsia="Arial" w:hAnsi="Arial"/>
@@ -21517,7 +21975,7 @@
               <w:spacing w:after="10" w:before="0"/>
               <w:ind w:left="120"/>
             </w:pPr>
-            <w:hyperlink w:history="1" r:id="rId5cqwjgmaclljghejitty1">
+            <w:hyperlink w:history="1" r:id="rIdnocpinuxknzmacuua4wio">
               <w:r>
                 <w:rPr>
                   <w:rFonts w:ascii="Arial" w:cs="Arial" w:eastAsia="Arial" w:hAnsi="Arial"/>
@@ -21545,6 +22003,7 @@
           </w:tcPr>
           <w:p>
             <w:pPr>
+              <w:keepNext w:val="false"/>
               <w:spacing w:after="40" w:before="0"/>
               <w:jc w:val="left"/>
             </w:pPr>
@@ -21577,6 +22036,7 @@
           </w:tcPr>
           <w:p>
             <w:pPr>
+              <w:keepNext w:val="false"/>
               <w:spacing w:after="40" w:before="0"/>
               <w:jc w:val="left"/>
             </w:pPr>
@@ -21609,6 +22069,7 @@
           </w:tcPr>
           <w:p>
             <w:pPr>
+              <w:keepNext w:val="false"/>
               <w:spacing w:after="40" w:before="0"/>
               <w:jc w:val="left"/>
             </w:pPr>
@@ -21641,6 +22102,7 @@
           </w:tcPr>
           <w:p>
             <w:pPr>
+              <w:keepNext w:val="false"/>
               <w:spacing w:after="40" w:before="0"/>
               <w:jc w:val="left"/>
             </w:pPr>
@@ -21675,6 +22137,7 @@
           </w:tcPr>
           <w:p>
             <w:pPr>
+              <w:keepNext w:val="false"/>
               <w:spacing w:after="40" w:before="0"/>
               <w:jc w:val="left"/>
             </w:pPr>
@@ -21729,7 +22192,7 @@
               <w:spacing w:after="10" w:before="0"/>
               <w:ind w:left="120"/>
             </w:pPr>
-            <w:hyperlink w:history="1" r:id="rIdwtfvw8ctaov3wrv6fm-gq">
+            <w:hyperlink w:history="1" r:id="rIdnvmdkj2tgj9ifh15qqila">
               <w:r>
                 <w:rPr>
                   <w:rFonts w:ascii="Arial" w:cs="Arial" w:eastAsia="Arial" w:hAnsi="Arial"/>
@@ -21789,7 +22252,7 @@
             <w:pPr>
               <w:spacing w:after="20" w:before="0"/>
             </w:pPr>
-            <w:hyperlink w:history="1" r:id="rIdf4y6o7mhuiquyabrttbcw">
+            <w:hyperlink w:history="1" r:id="rIdowrwl1jgchg7heiaad87w">
               <w:r>
                 <w:rPr>
                   <w:rFonts w:ascii="Arial" w:cs="Arial" w:eastAsia="Arial" w:hAnsi="Arial"/>
@@ -21822,7 +22285,7 @@
               <w:spacing w:after="10" w:before="0"/>
               <w:ind w:left="120"/>
             </w:pPr>
-            <w:hyperlink w:history="1" r:id="rIdtov6osqbahcuwvblnw_ew">
+            <w:hyperlink w:history="1" r:id="rIdobord975nlohf5ngvkw42">
               <w:r>
                 <w:rPr>
                   <w:rFonts w:ascii="Arial" w:cs="Arial" w:eastAsia="Arial" w:hAnsi="Arial"/>
@@ -21850,6 +22313,7 @@
           </w:tcPr>
           <w:p>
             <w:pPr>
+              <w:keepNext w:val="false"/>
               <w:spacing w:after="40" w:before="0"/>
               <w:jc w:val="left"/>
             </w:pPr>
@@ -21882,6 +22346,7 @@
           </w:tcPr>
           <w:p>
             <w:pPr>
+              <w:keepNext w:val="false"/>
               <w:spacing w:after="40" w:before="0"/>
               <w:jc w:val="left"/>
             </w:pPr>
@@ -21914,6 +22379,7 @@
           </w:tcPr>
           <w:p>
             <w:pPr>
+              <w:keepNext w:val="false"/>
               <w:spacing w:after="40" w:before="0"/>
               <w:jc w:val="left"/>
             </w:pPr>
@@ -21946,6 +22412,7 @@
           </w:tcPr>
           <w:p>
             <w:pPr>
+              <w:keepNext w:val="false"/>
               <w:spacing w:after="40" w:before="0"/>
               <w:jc w:val="left"/>
             </w:pPr>
@@ -21980,6 +22447,7 @@
           </w:tcPr>
           <w:p>
             <w:pPr>
+              <w:keepNext w:val="false"/>
               <w:spacing w:after="40" w:before="0"/>
               <w:jc w:val="left"/>
             </w:pPr>
@@ -22034,7 +22502,7 @@
               <w:spacing w:after="10" w:before="0"/>
               <w:ind w:left="120"/>
             </w:pPr>
-            <w:hyperlink w:history="1" r:id="rIdqatdnfw8ve4vmrvijdsdl">
+            <w:hyperlink w:history="1" r:id="rIdqcv2neaix9j5kdouxsgdp">
               <w:r>
                 <w:rPr>
                   <w:rFonts w:ascii="Arial" w:cs="Arial" w:eastAsia="Arial" w:hAnsi="Arial"/>
@@ -22094,7 +22562,7 @@
             <w:pPr>
               <w:spacing w:after="20" w:before="0"/>
             </w:pPr>
-            <w:hyperlink w:history="1" r:id="rIdqteym6zi-g6vvzllikplq">
+            <w:hyperlink w:history="1" r:id="rIdmlyngmrcuvb-0utt1azgh">
               <w:r>
                 <w:rPr>
                   <w:rFonts w:ascii="Arial" w:cs="Arial" w:eastAsia="Arial" w:hAnsi="Arial"/>
@@ -22143,7 +22611,7 @@
               <w:spacing w:after="10" w:before="0"/>
               <w:ind w:left="120"/>
             </w:pPr>
-            <w:hyperlink w:history="1" r:id="rIdtfhhnv9olwe5jwrsomiy9">
+            <w:hyperlink w:history="1" r:id="rId3obf-0dl8hezkhpize2id">
               <w:r>
                 <w:rPr>
                   <w:rFonts w:ascii="Arial" w:cs="Arial" w:eastAsia="Arial" w:hAnsi="Arial"/>
@@ -22171,6 +22639,7 @@
           </w:tcPr>
           <w:p>
             <w:pPr>
+              <w:keepNext w:val="false"/>
               <w:spacing w:after="40" w:before="0"/>
               <w:jc w:val="left"/>
             </w:pPr>
@@ -22203,6 +22672,7 @@
           </w:tcPr>
           <w:p>
             <w:pPr>
+              <w:keepNext w:val="false"/>
               <w:spacing w:after="40" w:before="0"/>
               <w:jc w:val="left"/>
             </w:pPr>
@@ -22235,6 +22705,7 @@
           </w:tcPr>
           <w:p>
             <w:pPr>
+              <w:keepNext w:val="false"/>
               <w:spacing w:after="40" w:before="0"/>
               <w:jc w:val="left"/>
             </w:pPr>
@@ -22267,6 +22738,7 @@
           </w:tcPr>
           <w:p>
             <w:pPr>
+              <w:keepNext w:val="false"/>
               <w:spacing w:after="40" w:before="0"/>
               <w:jc w:val="left"/>
             </w:pPr>
@@ -22301,6 +22773,7 @@
           </w:tcPr>
           <w:p>
             <w:pPr>
+              <w:keepNext w:val="false"/>
               <w:spacing w:after="40" w:before="0"/>
               <w:jc w:val="left"/>
             </w:pPr>
@@ -22355,7 +22828,7 @@
               <w:spacing w:after="10" w:before="0"/>
               <w:ind w:left="120"/>
             </w:pPr>
-            <w:hyperlink w:history="1" r:id="rIddgoblvbhzylsgxm5pnmhg">
+            <w:hyperlink w:history="1" r:id="rIdpkhpo55d-v77p0ytxslkw">
               <w:r>
                 <w:rPr>
                   <w:rFonts w:ascii="Arial" w:cs="Arial" w:eastAsia="Arial" w:hAnsi="Arial"/>
@@ -22415,7 +22888,7 @@
             <w:pPr>
               <w:spacing w:after="20" w:before="0"/>
             </w:pPr>
-            <w:hyperlink w:history="1" r:id="rId6ba7ggpr6alxw1vljeu2e">
+            <w:hyperlink w:history="1" r:id="rIdtunw3d2orrzlyfvkgpkui">
               <w:r>
                 <w:rPr>
                   <w:rFonts w:ascii="Arial" w:cs="Arial" w:eastAsia="Arial" w:hAnsi="Arial"/>
@@ -22448,7 +22921,7 @@
               <w:spacing w:after="10" w:before="0"/>
               <w:ind w:left="120"/>
             </w:pPr>
-            <w:hyperlink w:history="1" r:id="rIdt_ilr6xqylbvfmli-jozq">
+            <w:hyperlink w:history="1" r:id="rIdooazpd1lk_rozmp7e5rqf">
               <w:r>
                 <w:rPr>
                   <w:rFonts w:ascii="Arial" w:cs="Arial" w:eastAsia="Arial" w:hAnsi="Arial"/>
@@ -22476,6 +22949,7 @@
           </w:tcPr>
           <w:p>
             <w:pPr>
+              <w:keepNext w:val="false"/>
               <w:spacing w:after="40" w:before="0"/>
               <w:jc w:val="left"/>
             </w:pPr>
@@ -22508,6 +22982,7 @@
           </w:tcPr>
           <w:p>
             <w:pPr>
+              <w:keepNext w:val="false"/>
               <w:spacing w:after="40" w:before="0"/>
               <w:jc w:val="left"/>
             </w:pPr>
@@ -22540,6 +23015,7 @@
           </w:tcPr>
           <w:p>
             <w:pPr>
+              <w:keepNext w:val="false"/>
               <w:spacing w:after="40" w:before="0"/>
               <w:jc w:val="left"/>
             </w:pPr>
@@ -22572,6 +23048,7 @@
           </w:tcPr>
           <w:p>
             <w:pPr>
+              <w:keepNext w:val="false"/>
               <w:spacing w:after="40" w:before="0"/>
               <w:jc w:val="left"/>
             </w:pPr>
@@ -22606,6 +23083,7 @@
           </w:tcPr>
           <w:p>
             <w:pPr>
+              <w:keepNext w:val="false"/>
               <w:spacing w:after="40" w:before="0"/>
               <w:jc w:val="left"/>
             </w:pPr>
@@ -22660,7 +23138,7 @@
               <w:spacing w:after="10" w:before="0"/>
               <w:ind w:left="120"/>
             </w:pPr>
-            <w:hyperlink w:history="1" r:id="rIdaak5om1rwqcv0voo7kyxj">
+            <w:hyperlink w:history="1" r:id="rId8fjtjuv8pnslkkca-upxi">
               <w:r>
                 <w:rPr>
                   <w:rFonts w:ascii="Arial" w:cs="Arial" w:eastAsia="Arial" w:hAnsi="Arial"/>
@@ -22720,7 +23198,7 @@
             <w:pPr>
               <w:spacing w:after="20" w:before="0"/>
             </w:pPr>
-            <w:hyperlink w:history="1" r:id="rIdlewnsqc0gehawsulyt6r0">
+            <w:hyperlink w:history="1" r:id="rIdwgbyyaa5vhsx9mkypgvje">
               <w:r>
                 <w:rPr>
                   <w:rFonts w:ascii="Arial" w:cs="Arial" w:eastAsia="Arial" w:hAnsi="Arial"/>
@@ -22753,7 +23231,7 @@
               <w:spacing w:after="10" w:before="0"/>
               <w:ind w:left="120"/>
             </w:pPr>
-            <w:hyperlink w:history="1" r:id="rIdzck1zzbluvtqr8st3jodn">
+            <w:hyperlink w:history="1" r:id="rIdwiunechb8kddcxjzpqzzt">
               <w:r>
                 <w:rPr>
                   <w:rFonts w:ascii="Arial" w:cs="Arial" w:eastAsia="Arial" w:hAnsi="Arial"/>
@@ -22781,6 +23259,7 @@
           </w:tcPr>
           <w:p>
             <w:pPr>
+              <w:keepNext w:val="false"/>
               <w:spacing w:after="40" w:before="0"/>
               <w:jc w:val="left"/>
             </w:pPr>
@@ -22813,6 +23292,7 @@
           </w:tcPr>
           <w:p>
             <w:pPr>
+              <w:keepNext w:val="false"/>
               <w:spacing w:after="40" w:before="0"/>
               <w:jc w:val="left"/>
             </w:pPr>
@@ -22845,6 +23325,7 @@
           </w:tcPr>
           <w:p>
             <w:pPr>
+              <w:keepNext w:val="false"/>
               <w:spacing w:after="40" w:before="0"/>
               <w:jc w:val="left"/>
             </w:pPr>
@@ -22877,6 +23358,7 @@
           </w:tcPr>
           <w:p>
             <w:pPr>
+              <w:keepNext w:val="false"/>
               <w:spacing w:after="40" w:before="0"/>
               <w:jc w:val="left"/>
             </w:pPr>
@@ -22936,6 +23418,7 @@
           </w:tcPr>
           <w:p>
             <w:pPr>
+              <w:keepNext w:val="false"/>
               <w:spacing w:after="40" w:before="0"/>
               <w:jc w:val="center"/>
             </w:pPr>
@@ -22970,6 +23453,7 @@
           </w:tcPr>
           <w:p>
             <w:pPr>
+              <w:keepNext w:val="false"/>
               <w:spacing w:after="40" w:before="0"/>
               <w:jc w:val="left"/>
             </w:pPr>
@@ -23031,6 +23515,7 @@
           </w:tcPr>
           <w:p>
             <w:pPr>
+              <w:keepNext w:val="false"/>
               <w:spacing w:after="40" w:before="0"/>
               <w:jc w:val="center"/>
             </w:pPr>
@@ -23065,6 +23550,7 @@
           </w:tcPr>
           <w:p>
             <w:pPr>
+              <w:keepNext w:val="false"/>
               <w:spacing w:after="40" w:before="0"/>
               <w:jc w:val="left"/>
             </w:pPr>
@@ -23097,6 +23583,7 @@
           </w:tcPr>
           <w:p>
             <w:pPr>
+              <w:keepNext w:val="false"/>
               <w:spacing w:after="40" w:before="0"/>
               <w:jc w:val="left"/>
             </w:pPr>
@@ -23131,6 +23618,7 @@
           </w:tcPr>
           <w:p>
             <w:pPr>
+              <w:keepNext w:val="false"/>
               <w:spacing w:after="40" w:before="0"/>
               <w:jc w:val="left"/>
             </w:pPr>
@@ -23163,6 +23651,7 @@
           </w:tcPr>
           <w:p>
             <w:pPr>
+              <w:keepNext w:val="false"/>
               <w:spacing w:after="40" w:before="0"/>
               <w:jc w:val="left"/>
             </w:pPr>
@@ -23197,6 +23686,7 @@
           </w:tcPr>
           <w:p>
             <w:pPr>
+              <w:keepNext w:val="false"/>
               <w:spacing w:after="40" w:before="0"/>
               <w:jc w:val="left"/>
             </w:pPr>
@@ -23229,6 +23719,7 @@
           </w:tcPr>
           <w:p>
             <w:pPr>
+              <w:keepNext w:val="false"/>
               <w:spacing w:after="40" w:before="0"/>
               <w:jc w:val="left"/>
             </w:pPr>
@@ -23265,7 +23756,7 @@
         </w:rPr>
         <w:t xml:space="preserve">© 2026 SeaVuria and ARES. Aligned with KICD objectives. Developed by SeaVuria; technical implementation by ARES (with AI assistance from Claude). Licensed under </w:t>
       </w:r>
-      <w:hyperlink w:history="1" r:id="rIdcxn2gmeaisp5y4vxvgxyj">
+      <w:hyperlink w:history="1" r:id="rIdihmwoo43-rofcvet8tcmt">
         <w:r>
           <w:rPr>
             <w:rFonts w:ascii="Arial" w:cs="Arial" w:eastAsia="Arial" w:hAnsi="Arial"/>
@@ -23286,7 +23777,7 @@
         </w:rPr>
         <w:t xml:space="preserve"> (</w:t>
       </w:r>
-      <w:hyperlink w:history="1" r:id="rIdlypbd-mkkjdowbwpk7t0y">
+      <w:hyperlink w:history="1" r:id="rIdyhvlq8piobgt_5hy0gefg">
         <w:r>
           <w:rPr>
             <w:rFonts w:ascii="Arial" w:cs="Arial" w:eastAsia="Arial" w:hAnsi="Arial"/>
@@ -23346,6 +23837,7 @@
           </w:tcPr>
           <w:p>
             <w:pPr>
+              <w:keepNext w:val="false"/>
               <w:spacing w:after="40" w:before="0"/>
               <w:jc w:val="center"/>
             </w:pPr>
@@ -23381,6 +23873,7 @@
           </w:tcPr>
           <w:p>
             <w:pPr>
+              <w:keepNext w:val="false"/>
               <w:spacing w:after="40" w:before="0"/>
               <w:jc w:val="center"/>
             </w:pPr>
@@ -23415,6 +23908,7 @@
           </w:tcPr>
           <w:p>
             <w:pPr>
+              <w:keepNext w:val="false"/>
               <w:spacing w:after="40" w:before="0"/>
               <w:jc w:val="left"/>
             </w:pPr>
@@ -23447,6 +23941,7 @@
           </w:tcPr>
           <w:p>
             <w:pPr>
+              <w:keepNext w:val="false"/>
               <w:spacing w:after="40" w:before="0"/>
               <w:jc w:val="left"/>
             </w:pPr>
@@ -23481,6 +23976,7 @@
           </w:tcPr>
           <w:p>
             <w:pPr>
+              <w:keepNext w:val="false"/>
               <w:spacing w:after="40" w:before="0"/>
               <w:jc w:val="left"/>
             </w:pPr>
@@ -23513,6 +24009,7 @@
           </w:tcPr>
           <w:p>
             <w:pPr>
+              <w:keepNext w:val="false"/>
               <w:spacing w:after="40" w:before="0"/>
               <w:jc w:val="left"/>
             </w:pPr>
@@ -23547,6 +24044,7 @@
           </w:tcPr>
           <w:p>
             <w:pPr>
+              <w:keepNext w:val="false"/>
               <w:spacing w:after="40" w:before="0"/>
               <w:jc w:val="left"/>
             </w:pPr>
@@ -23579,6 +24077,7 @@
           </w:tcPr>
           <w:p>
             <w:pPr>
+              <w:keepNext w:val="false"/>
               <w:spacing w:after="40" w:before="0"/>
               <w:jc w:val="left"/>
             </w:pPr>
@@ -23613,6 +24112,7 @@
           </w:tcPr>
           <w:p>
             <w:pPr>
+              <w:keepNext w:val="false"/>
               <w:spacing w:after="40" w:before="0"/>
               <w:jc w:val="left"/>
             </w:pPr>
@@ -23645,6 +24145,7 @@
           </w:tcPr>
           <w:p>
             <w:pPr>
+              <w:keepNext w:val="false"/>
               <w:spacing w:after="40" w:before="0"/>
               <w:jc w:val="left"/>
             </w:pPr>
@@ -23679,6 +24180,7 @@
           </w:tcPr>
           <w:p>
             <w:pPr>
+              <w:keepNext w:val="false"/>
               <w:spacing w:after="40" w:before="0"/>
               <w:jc w:val="left"/>
             </w:pPr>
@@ -23711,6 +24213,7 @@
           </w:tcPr>
           <w:p>
             <w:pPr>
+              <w:keepNext w:val="false"/>
               <w:spacing w:after="40" w:before="0"/>
               <w:jc w:val="left"/>
             </w:pPr>
@@ -23745,6 +24248,7 @@
           </w:tcPr>
           <w:p>
             <w:pPr>
+              <w:keepNext w:val="false"/>
               <w:spacing w:after="40" w:before="0"/>
               <w:jc w:val="left"/>
             </w:pPr>
@@ -23777,6 +24281,7 @@
           </w:tcPr>
           <w:p>
             <w:pPr>
+              <w:keepNext w:val="false"/>
               <w:spacing w:after="40" w:before="0"/>
               <w:jc w:val="left"/>
             </w:pPr>
@@ -23811,6 +24316,7 @@
           </w:tcPr>
           <w:p>
             <w:pPr>
+              <w:keepNext w:val="false"/>
               <w:spacing w:after="40" w:before="0"/>
               <w:jc w:val="left"/>
             </w:pPr>
@@ -23843,6 +24349,7 @@
           </w:tcPr>
           <w:p>
             <w:pPr>
+              <w:keepNext w:val="false"/>
               <w:spacing w:after="40" w:before="0"/>
               <w:jc w:val="left"/>
             </w:pPr>
@@ -23877,6 +24384,7 @@
           </w:tcPr>
           <w:p>
             <w:pPr>
+              <w:keepNext w:val="false"/>
               <w:spacing w:after="40" w:before="0"/>
               <w:jc w:val="left"/>
             </w:pPr>
@@ -23909,6 +24417,7 @@
           </w:tcPr>
           <w:p>
             <w:pPr>
+              <w:keepNext w:val="false"/>
               <w:spacing w:after="40" w:before="0"/>
               <w:jc w:val="left"/>
             </w:pPr>
@@ -23968,6 +24477,7 @@
           </w:tcPr>
           <w:p>
             <w:pPr>
+              <w:keepNext w:val="false"/>
               <w:spacing w:after="40" w:before="0"/>
               <w:jc w:val="center"/>
             </w:pPr>
@@ -24002,6 +24512,7 @@
           </w:tcPr>
           <w:p>
             <w:pPr>
+              <w:keepNext w:val="false"/>
               <w:spacing w:after="40" w:before="0"/>
               <w:jc w:val="left"/>
             </w:pPr>
@@ -24066,6 +24577,7 @@
           </w:tcPr>
           <w:p>
             <w:pPr>
+              <w:keepNext w:val="false"/>
               <w:spacing w:after="40" w:before="0"/>
               <w:jc w:val="center"/>
             </w:pPr>
@@ -24100,6 +24612,7 @@
           </w:tcPr>
           <w:p>
             <w:pPr>
+              <w:keepNext w:val="false"/>
               <w:spacing w:after="40" w:before="0"/>
               <w:jc w:val="left"/>
             </w:pPr>
@@ -24132,6 +24645,7 @@
           </w:tcPr>
           <w:p>
             <w:pPr>
+              <w:keepNext w:val="false"/>
               <w:spacing w:after="40" w:before="0"/>
               <w:jc w:val="left"/>
             </w:pPr>
@@ -24164,6 +24678,7 @@
           </w:tcPr>
           <w:p>
             <w:pPr>
+              <w:keepNext w:val="false"/>
               <w:spacing w:after="40" w:before="0"/>
               <w:jc w:val="left"/>
             </w:pPr>
@@ -24196,6 +24711,7 @@
           </w:tcPr>
           <w:p>
             <w:pPr>
+              <w:keepNext w:val="false"/>
               <w:spacing w:after="40" w:before="0"/>
               <w:jc w:val="left"/>
             </w:pPr>
@@ -24228,6 +24744,7 @@
           </w:tcPr>
           <w:p>
             <w:pPr>
+              <w:keepNext w:val="false"/>
               <w:spacing w:after="40" w:before="0"/>
               <w:jc w:val="left"/>
             </w:pPr>
@@ -24262,6 +24779,7 @@
           </w:tcPr>
           <w:p>
             <w:pPr>
+              <w:keepNext w:val="false"/>
               <w:spacing w:after="40" w:before="0"/>
               <w:jc w:val="left"/>
             </w:pPr>
@@ -24316,7 +24834,7 @@
               <w:spacing w:after="10" w:before="0"/>
               <w:ind w:left="120"/>
             </w:pPr>
-            <w:hyperlink w:history="1" r:id="rIdvmyg9fe6pn1tdqsdtvwxm">
+            <w:hyperlink w:history="1" r:id="rId92cajmyi9cokkasenwc2g">
               <w:r>
                 <w:rPr>
                   <w:rFonts w:ascii="Arial" w:cs="Arial" w:eastAsia="Arial" w:hAnsi="Arial"/>
@@ -24393,7 +24911,7 @@
               <w:spacing w:after="10" w:before="0"/>
               <w:ind w:left="120"/>
             </w:pPr>
-            <w:hyperlink w:history="1" r:id="rIdn7tlxrvjb9dlpnhcc2ptc">
+            <w:hyperlink w:history="1" r:id="rIdhsfplpzqyz7x8bpaemdy0">
               <w:r>
                 <w:rPr>
                   <w:rFonts w:ascii="Arial" w:cs="Arial" w:eastAsia="Arial" w:hAnsi="Arial"/>
@@ -24436,6 +24954,7 @@
           </w:tcPr>
           <w:p>
             <w:pPr>
+              <w:keepNext w:val="false"/>
               <w:spacing w:after="40" w:before="0"/>
               <w:jc w:val="left"/>
             </w:pPr>
@@ -24468,6 +24987,7 @@
           </w:tcPr>
           <w:p>
             <w:pPr>
+              <w:keepNext w:val="false"/>
               <w:spacing w:after="40" w:before="0"/>
               <w:jc w:val="left"/>
             </w:pPr>
@@ -24500,6 +25020,7 @@
           </w:tcPr>
           <w:p>
             <w:pPr>
+              <w:keepNext w:val="false"/>
               <w:spacing w:after="40" w:before="0"/>
               <w:jc w:val="left"/>
             </w:pPr>
@@ -24532,6 +25053,7 @@
           </w:tcPr>
           <w:p>
             <w:pPr>
+              <w:keepNext w:val="false"/>
               <w:spacing w:after="40" w:before="0"/>
               <w:jc w:val="left"/>
             </w:pPr>
@@ -24566,6 +25088,7 @@
           </w:tcPr>
           <w:p>
             <w:pPr>
+              <w:keepNext w:val="false"/>
               <w:spacing w:after="40" w:before="0"/>
               <w:jc w:val="left"/>
             </w:pPr>
@@ -24620,7 +25143,7 @@
               <w:spacing w:after="10" w:before="0"/>
               <w:ind w:left="120"/>
             </w:pPr>
-            <w:hyperlink w:history="1" r:id="rIdq5vvywmkua3bgnrp9daya">
+            <w:hyperlink w:history="1" r:id="rIdqbjeizd1ix3cdc5so9bfb">
               <w:r>
                 <w:rPr>
                   <w:rFonts w:ascii="Arial" w:cs="Arial" w:eastAsia="Arial" w:hAnsi="Arial"/>
@@ -24697,7 +25220,7 @@
               <w:spacing w:after="10" w:before="0"/>
               <w:ind w:left="120"/>
             </w:pPr>
-            <w:hyperlink w:history="1" r:id="rIdlt022d40-ujxo_iezysrc">
+            <w:hyperlink w:history="1" r:id="rIdlhefxuqbuj7rqpalwflmm">
               <w:r>
                 <w:rPr>
                   <w:rFonts w:ascii="Arial" w:cs="Arial" w:eastAsia="Arial" w:hAnsi="Arial"/>
@@ -24740,6 +25263,7 @@
           </w:tcPr>
           <w:p>
             <w:pPr>
+              <w:keepNext w:val="false"/>
               <w:spacing w:after="40" w:before="0"/>
               <w:jc w:val="left"/>
             </w:pPr>
@@ -24772,6 +25296,7 @@
           </w:tcPr>
           <w:p>
             <w:pPr>
+              <w:keepNext w:val="false"/>
               <w:spacing w:after="40" w:before="0"/>
               <w:jc w:val="left"/>
             </w:pPr>
@@ -24804,6 +25329,7 @@
           </w:tcPr>
           <w:p>
             <w:pPr>
+              <w:keepNext w:val="false"/>
               <w:spacing w:after="40" w:before="0"/>
               <w:jc w:val="left"/>
             </w:pPr>
@@ -24836,6 +25362,7 @@
           </w:tcPr>
           <w:p>
             <w:pPr>
+              <w:keepNext w:val="false"/>
               <w:spacing w:after="40" w:before="0"/>
               <w:jc w:val="left"/>
             </w:pPr>
@@ -24870,6 +25397,7 @@
           </w:tcPr>
           <w:p>
             <w:pPr>
+              <w:keepNext w:val="false"/>
               <w:spacing w:after="40" w:before="0"/>
               <w:jc w:val="left"/>
             </w:pPr>
@@ -24924,7 +25452,7 @@
               <w:spacing w:after="10" w:before="0"/>
               <w:ind w:left="120"/>
             </w:pPr>
-            <w:hyperlink w:history="1" r:id="rId8kt1me18dnqjdbxia3qrw">
+            <w:hyperlink w:history="1" r:id="rIde5gz7u0e-zgpgdm4k85gi">
               <w:r>
                 <w:rPr>
                   <w:rFonts w:ascii="Arial" w:cs="Arial" w:eastAsia="Arial" w:hAnsi="Arial"/>
@@ -25001,7 +25529,7 @@
               <w:spacing w:after="10" w:before="0"/>
               <w:ind w:left="120"/>
             </w:pPr>
-            <w:hyperlink w:history="1" r:id="rIdruoff09s6ouojkexi-wcq">
+            <w:hyperlink w:history="1" r:id="rIdbjjrmb2wkosjbirl1cnro">
               <w:r>
                 <w:rPr>
                   <w:rFonts w:ascii="Arial" w:cs="Arial" w:eastAsia="Arial" w:hAnsi="Arial"/>
@@ -25044,6 +25572,7 @@
           </w:tcPr>
           <w:p>
             <w:pPr>
+              <w:keepNext w:val="false"/>
               <w:spacing w:after="40" w:before="0"/>
               <w:jc w:val="left"/>
             </w:pPr>
@@ -25076,6 +25605,7 @@
           </w:tcPr>
           <w:p>
             <w:pPr>
+              <w:keepNext w:val="false"/>
               <w:spacing w:after="40" w:before="0"/>
               <w:jc w:val="left"/>
             </w:pPr>
@@ -25108,6 +25638,7 @@
           </w:tcPr>
           <w:p>
             <w:pPr>
+              <w:keepNext w:val="false"/>
               <w:spacing w:after="40" w:before="0"/>
               <w:jc w:val="left"/>
             </w:pPr>
@@ -25140,6 +25671,7 @@
           </w:tcPr>
           <w:p>
             <w:pPr>
+              <w:keepNext w:val="false"/>
               <w:spacing w:after="40" w:before="0"/>
               <w:jc w:val="left"/>
             </w:pPr>
@@ -25174,6 +25706,7 @@
           </w:tcPr>
           <w:p>
             <w:pPr>
+              <w:keepNext w:val="false"/>
               <w:spacing w:after="40" w:before="0"/>
               <w:jc w:val="left"/>
             </w:pPr>
@@ -25228,7 +25761,7 @@
               <w:spacing w:after="10" w:before="0"/>
               <w:ind w:left="120"/>
             </w:pPr>
-            <w:hyperlink w:history="1" r:id="rId6dreogeahvsei9-gzvqxc">
+            <w:hyperlink w:history="1" r:id="rIdlzdtpczwhe5lxvpzvpoo2">
               <w:r>
                 <w:rPr>
                   <w:rFonts w:ascii="Arial" w:cs="Arial" w:eastAsia="Arial" w:hAnsi="Arial"/>
@@ -25305,7 +25838,7 @@
               <w:spacing w:after="10" w:before="0"/>
               <w:ind w:left="120"/>
             </w:pPr>
-            <w:hyperlink w:history="1" r:id="rIdsz8n82yksbzaqzyjt83ed">
+            <w:hyperlink w:history="1" r:id="rId3psvyhz5xs32jttwxojhu">
               <w:r>
                 <w:rPr>
                   <w:rFonts w:ascii="Arial" w:cs="Arial" w:eastAsia="Arial" w:hAnsi="Arial"/>
@@ -25348,6 +25881,7 @@
           </w:tcPr>
           <w:p>
             <w:pPr>
+              <w:keepNext w:val="false"/>
               <w:spacing w:after="40" w:before="0"/>
               <w:jc w:val="left"/>
             </w:pPr>
@@ -25380,6 +25914,7 @@
           </w:tcPr>
           <w:p>
             <w:pPr>
+              <w:keepNext w:val="false"/>
               <w:spacing w:after="40" w:before="0"/>
               <w:jc w:val="left"/>
             </w:pPr>
@@ -25412,6 +25947,7 @@
           </w:tcPr>
           <w:p>
             <w:pPr>
+              <w:keepNext w:val="false"/>
               <w:spacing w:after="40" w:before="0"/>
               <w:jc w:val="left"/>
             </w:pPr>
@@ -25444,6 +25980,7 @@
           </w:tcPr>
           <w:p>
             <w:pPr>
+              <w:keepNext w:val="false"/>
               <w:spacing w:after="40" w:before="0"/>
               <w:jc w:val="left"/>
             </w:pPr>
@@ -25478,6 +26015,7 @@
           </w:tcPr>
           <w:p>
             <w:pPr>
+              <w:keepNext w:val="false"/>
               <w:spacing w:after="40" w:before="0"/>
               <w:jc w:val="left"/>
             </w:pPr>
@@ -25532,7 +26070,7 @@
               <w:spacing w:after="10" w:before="0"/>
               <w:ind w:left="120"/>
             </w:pPr>
-            <w:hyperlink w:history="1" r:id="rId-h0xpi75gtxbnx7rm04yr">
+            <w:hyperlink w:history="1" r:id="rId-1-m3idytpb4zcqfjkgtu">
               <w:r>
                 <w:rPr>
                   <w:rFonts w:ascii="Arial" w:cs="Arial" w:eastAsia="Arial" w:hAnsi="Arial"/>
@@ -25609,7 +26147,7 @@
               <w:spacing w:after="10" w:before="0"/>
               <w:ind w:left="120"/>
             </w:pPr>
-            <w:hyperlink w:history="1" r:id="rIdec2yilohevojdwkgezdmb">
+            <w:hyperlink w:history="1" r:id="rId03piszgtf0erjbwoskyp3">
               <w:r>
                 <w:rPr>
                   <w:rFonts w:ascii="Arial" w:cs="Arial" w:eastAsia="Arial" w:hAnsi="Arial"/>
@@ -25652,6 +26190,7 @@
           </w:tcPr>
           <w:p>
             <w:pPr>
+              <w:keepNext w:val="false"/>
               <w:spacing w:after="40" w:before="0"/>
               <w:jc w:val="left"/>
             </w:pPr>
@@ -25684,6 +26223,7 @@
           </w:tcPr>
           <w:p>
             <w:pPr>
+              <w:keepNext w:val="false"/>
               <w:spacing w:after="40" w:before="0"/>
               <w:jc w:val="left"/>
             </w:pPr>
@@ -25716,6 +26256,7 @@
           </w:tcPr>
           <w:p>
             <w:pPr>
+              <w:keepNext w:val="false"/>
               <w:spacing w:after="40" w:before="0"/>
               <w:jc w:val="left"/>
             </w:pPr>
@@ -25748,6 +26289,7 @@
           </w:tcPr>
           <w:p>
             <w:pPr>
+              <w:keepNext w:val="false"/>
               <w:spacing w:after="40" w:before="0"/>
               <w:jc w:val="left"/>
             </w:pPr>
@@ -25807,6 +26349,7 @@
           </w:tcPr>
           <w:p>
             <w:pPr>
+              <w:keepNext w:val="false"/>
               <w:spacing w:after="40" w:before="0"/>
               <w:jc w:val="center"/>
             </w:pPr>
@@ -25841,6 +26384,7 @@
           </w:tcPr>
           <w:p>
             <w:pPr>
+              <w:keepNext w:val="false"/>
               <w:spacing w:after="40" w:before="0"/>
               <w:jc w:val="left"/>
             </w:pPr>
@@ -25902,6 +26446,7 @@
           </w:tcPr>
           <w:p>
             <w:pPr>
+              <w:keepNext w:val="false"/>
               <w:spacing w:after="40" w:before="0"/>
               <w:jc w:val="center"/>
             </w:pPr>
@@ -25936,6 +26481,7 @@
           </w:tcPr>
           <w:p>
             <w:pPr>
+              <w:keepNext w:val="false"/>
               <w:spacing w:after="40" w:before="0"/>
               <w:jc w:val="left"/>
             </w:pPr>
@@ -25968,6 +26514,7 @@
           </w:tcPr>
           <w:p>
             <w:pPr>
+              <w:keepNext w:val="false"/>
               <w:spacing w:after="40" w:before="0"/>
               <w:jc w:val="left"/>
             </w:pPr>
@@ -26002,6 +26549,7 @@
           </w:tcPr>
           <w:p>
             <w:pPr>
+              <w:keepNext w:val="false"/>
               <w:spacing w:after="40" w:before="0"/>
               <w:jc w:val="left"/>
             </w:pPr>
@@ -26034,6 +26582,7 @@
           </w:tcPr>
           <w:p>
             <w:pPr>
+              <w:keepNext w:val="false"/>
               <w:spacing w:after="40" w:before="0"/>
               <w:jc w:val="left"/>
             </w:pPr>
@@ -26068,6 +26617,7 @@
           </w:tcPr>
           <w:p>
             <w:pPr>
+              <w:keepNext w:val="false"/>
               <w:spacing w:after="40" w:before="0"/>
               <w:jc w:val="left"/>
             </w:pPr>
@@ -26100,6 +26650,7 @@
           </w:tcPr>
           <w:p>
             <w:pPr>
+              <w:keepNext w:val="false"/>
               <w:spacing w:after="40" w:before="0"/>
               <w:jc w:val="left"/>
             </w:pPr>
@@ -26136,7 +26687,7 @@
         </w:rPr>
         <w:t xml:space="preserve">© 2026 SeaVuria and ARES. Aligned with KICD objectives. Developed by SeaVuria; technical implementation by ARES (with AI assistance from Claude). Licensed under </w:t>
       </w:r>
-      <w:hyperlink w:history="1" r:id="rIdhdhpuz5eqrltyj9wdzded">
+      <w:hyperlink w:history="1" r:id="rIdnaiwtglrft3o4r-t65qao">
         <w:r>
           <w:rPr>
             <w:rFonts w:ascii="Arial" w:cs="Arial" w:eastAsia="Arial" w:hAnsi="Arial"/>
@@ -26157,7 +26708,7 @@
         </w:rPr>
         <w:t xml:space="preserve"> (</w:t>
       </w:r>
-      <w:hyperlink w:history="1" r:id="rId_gfve6myebmfuqlwpde9i">
+      <w:hyperlink w:history="1" r:id="rIdfyxtb7bti4yz-inw5hd8s">
         <w:r>
           <w:rPr>
             <w:rFonts w:ascii="Arial" w:cs="Arial" w:eastAsia="Arial" w:hAnsi="Arial"/>
@@ -26217,6 +26768,7 @@
           </w:tcPr>
           <w:p>
             <w:pPr>
+              <w:keepNext w:val="false"/>
               <w:spacing w:after="40" w:before="0"/>
               <w:jc w:val="center"/>
             </w:pPr>
@@ -26252,6 +26804,7 @@
           </w:tcPr>
           <w:p>
             <w:pPr>
+              <w:keepNext w:val="false"/>
               <w:spacing w:after="40" w:before="0"/>
               <w:jc w:val="center"/>
             </w:pPr>
@@ -26286,6 +26839,7 @@
           </w:tcPr>
           <w:p>
             <w:pPr>
+              <w:keepNext w:val="false"/>
               <w:spacing w:after="40" w:before="0"/>
               <w:jc w:val="left"/>
             </w:pPr>
@@ -26318,6 +26872,7 @@
           </w:tcPr>
           <w:p>
             <w:pPr>
+              <w:keepNext w:val="false"/>
               <w:spacing w:after="40" w:before="0"/>
               <w:jc w:val="left"/>
             </w:pPr>
@@ -26352,6 +26907,7 @@
           </w:tcPr>
           <w:p>
             <w:pPr>
+              <w:keepNext w:val="false"/>
               <w:spacing w:after="40" w:before="0"/>
               <w:jc w:val="left"/>
             </w:pPr>
@@ -26384,6 +26940,7 @@
           </w:tcPr>
           <w:p>
             <w:pPr>
+              <w:keepNext w:val="false"/>
               <w:spacing w:after="40" w:before="0"/>
               <w:jc w:val="left"/>
             </w:pPr>
@@ -26418,6 +26975,7 @@
           </w:tcPr>
           <w:p>
             <w:pPr>
+              <w:keepNext w:val="false"/>
               <w:spacing w:after="40" w:before="0"/>
               <w:jc w:val="left"/>
             </w:pPr>
@@ -26450,6 +27008,7 @@
           </w:tcPr>
           <w:p>
             <w:pPr>
+              <w:keepNext w:val="false"/>
               <w:spacing w:after="40" w:before="0"/>
               <w:jc w:val="left"/>
             </w:pPr>
@@ -26484,6 +27043,7 @@
           </w:tcPr>
           <w:p>
             <w:pPr>
+              <w:keepNext w:val="false"/>
               <w:spacing w:after="40" w:before="0"/>
               <w:jc w:val="left"/>
             </w:pPr>
@@ -26516,6 +27076,7 @@
           </w:tcPr>
           <w:p>
             <w:pPr>
+              <w:keepNext w:val="false"/>
               <w:spacing w:after="40" w:before="0"/>
               <w:jc w:val="left"/>
             </w:pPr>
@@ -26550,6 +27111,7 @@
           </w:tcPr>
           <w:p>
             <w:pPr>
+              <w:keepNext w:val="false"/>
               <w:spacing w:after="40" w:before="0"/>
               <w:jc w:val="left"/>
             </w:pPr>
@@ -26582,6 +27144,7 @@
           </w:tcPr>
           <w:p>
             <w:pPr>
+              <w:keepNext w:val="false"/>
               <w:spacing w:after="40" w:before="0"/>
               <w:jc w:val="left"/>
             </w:pPr>
@@ -26616,6 +27179,7 @@
           </w:tcPr>
           <w:p>
             <w:pPr>
+              <w:keepNext w:val="false"/>
               <w:spacing w:after="40" w:before="0"/>
               <w:jc w:val="left"/>
             </w:pPr>
@@ -26648,6 +27212,7 @@
           </w:tcPr>
           <w:p>
             <w:pPr>
+              <w:keepNext w:val="false"/>
               <w:spacing w:after="40" w:before="0"/>
               <w:jc w:val="left"/>
             </w:pPr>
@@ -26682,6 +27247,7 @@
           </w:tcPr>
           <w:p>
             <w:pPr>
+              <w:keepNext w:val="false"/>
               <w:spacing w:after="40" w:before="0"/>
               <w:jc w:val="left"/>
             </w:pPr>
@@ -26714,6 +27280,7 @@
           </w:tcPr>
           <w:p>
             <w:pPr>
+              <w:keepNext w:val="false"/>
               <w:spacing w:after="40" w:before="0"/>
               <w:jc w:val="left"/>
             </w:pPr>
@@ -26748,6 +27315,7 @@
           </w:tcPr>
           <w:p>
             <w:pPr>
+              <w:keepNext w:val="false"/>
               <w:spacing w:after="40" w:before="0"/>
               <w:jc w:val="left"/>
             </w:pPr>
@@ -26780,6 +27348,7 @@
           </w:tcPr>
           <w:p>
             <w:pPr>
+              <w:keepNext w:val="false"/>
               <w:spacing w:after="40" w:before="0"/>
               <w:jc w:val="left"/>
             </w:pPr>
@@ -26839,6 +27408,7 @@
           </w:tcPr>
           <w:p>
             <w:pPr>
+              <w:keepNext w:val="false"/>
               <w:spacing w:after="40" w:before="0"/>
               <w:jc w:val="center"/>
             </w:pPr>
@@ -26873,6 +27443,7 @@
           </w:tcPr>
           <w:p>
             <w:pPr>
+              <w:keepNext w:val="false"/>
               <w:spacing w:after="40" w:before="0"/>
               <w:jc w:val="left"/>
             </w:pPr>
@@ -26937,6 +27508,7 @@
           </w:tcPr>
           <w:p>
             <w:pPr>
+              <w:keepNext w:val="false"/>
               <w:spacing w:after="40" w:before="0"/>
               <w:jc w:val="center"/>
             </w:pPr>
@@ -26971,6 +27543,7 @@
           </w:tcPr>
           <w:p>
             <w:pPr>
+              <w:keepNext w:val="false"/>
               <w:spacing w:after="40" w:before="0"/>
               <w:jc w:val="left"/>
             </w:pPr>
@@ -27003,6 +27576,7 @@
           </w:tcPr>
           <w:p>
             <w:pPr>
+              <w:keepNext w:val="false"/>
               <w:spacing w:after="40" w:before="0"/>
               <w:jc w:val="left"/>
             </w:pPr>
@@ -27035,6 +27609,7 @@
           </w:tcPr>
           <w:p>
             <w:pPr>
+              <w:keepNext w:val="false"/>
               <w:spacing w:after="40" w:before="0"/>
               <w:jc w:val="left"/>
             </w:pPr>
@@ -27067,6 +27642,7 @@
           </w:tcPr>
           <w:p>
             <w:pPr>
+              <w:keepNext w:val="false"/>
               <w:spacing w:after="40" w:before="0"/>
               <w:jc w:val="left"/>
             </w:pPr>
@@ -27099,6 +27675,7 @@
           </w:tcPr>
           <w:p>
             <w:pPr>
+              <w:keepNext w:val="false"/>
               <w:spacing w:after="40" w:before="0"/>
               <w:jc w:val="left"/>
             </w:pPr>
@@ -27133,6 +27710,7 @@
           </w:tcPr>
           <w:p>
             <w:pPr>
+              <w:keepNext w:val="false"/>
               <w:spacing w:after="40" w:before="0"/>
               <w:jc w:val="left"/>
             </w:pPr>
@@ -27170,7 +27748,7 @@
             <w:pPr>
               <w:spacing w:after="20" w:before="0"/>
             </w:pPr>
-            <w:hyperlink w:history="1" r:id="rIdgpc6oxunu8qyvehaa-rjx">
+            <w:hyperlink w:history="1" r:id="rIdnswwlap2kvihmzrugeux7">
               <w:r>
                 <w:rPr>
                   <w:rFonts w:ascii="Arial" w:cs="Arial" w:eastAsia="Arial" w:hAnsi="Arial"/>
@@ -27203,7 +27781,7 @@
               <w:spacing w:after="10" w:before="0"/>
               <w:ind w:left="120"/>
             </w:pPr>
-            <w:hyperlink w:history="1" r:id="rIdm9fib6h5pejmcrnhey1e_">
+            <w:hyperlink w:history="1" r:id="rIdjy_za56tgtd9oc5jxvhf8">
               <w:r>
                 <w:rPr>
                   <w:rFonts w:ascii="Arial" w:cs="Arial" w:eastAsia="Arial" w:hAnsi="Arial"/>
@@ -27265,7 +27843,7 @@
               <w:spacing w:after="10" w:before="0"/>
               <w:ind w:left="120"/>
             </w:pPr>
-            <w:hyperlink w:history="1" r:id="rIdqjfeb6gn_xrndhoihoogy">
+            <w:hyperlink w:history="1" r:id="rIdyvmn9-_pcx2fzvdu5xf9m">
               <w:r>
                 <w:rPr>
                   <w:rFonts w:ascii="Arial" w:cs="Arial" w:eastAsia="Arial" w:hAnsi="Arial"/>
@@ -27308,6 +27886,7 @@
           </w:tcPr>
           <w:p>
             <w:pPr>
+              <w:keepNext w:val="false"/>
               <w:spacing w:after="40" w:before="0"/>
               <w:jc w:val="left"/>
             </w:pPr>
@@ -27340,6 +27919,7 @@
           </w:tcPr>
           <w:p>
             <w:pPr>
+              <w:keepNext w:val="false"/>
               <w:spacing w:after="40" w:before="0"/>
               <w:jc w:val="left"/>
             </w:pPr>
@@ -27372,6 +27952,7 @@
           </w:tcPr>
           <w:p>
             <w:pPr>
+              <w:keepNext w:val="false"/>
               <w:spacing w:after="40" w:before="0"/>
               <w:jc w:val="left"/>
             </w:pPr>
@@ -27404,6 +27985,7 @@
           </w:tcPr>
           <w:p>
             <w:pPr>
+              <w:keepNext w:val="false"/>
               <w:spacing w:after="40" w:before="0"/>
               <w:jc w:val="left"/>
             </w:pPr>
@@ -27438,6 +28020,7 @@
           </w:tcPr>
           <w:p>
             <w:pPr>
+              <w:keepNext w:val="false"/>
               <w:spacing w:after="40" w:before="0"/>
               <w:jc w:val="left"/>
             </w:pPr>
@@ -27475,7 +28058,7 @@
             <w:pPr>
               <w:spacing w:after="20" w:before="0"/>
             </w:pPr>
-            <w:hyperlink w:history="1" r:id="rId6gfwwfv_fykcogh761cbw">
+            <w:hyperlink w:history="1" r:id="rId0rob2zdbnryhsriskzpfn">
               <w:r>
                 <w:rPr>
                   <w:rFonts w:ascii="Arial" w:cs="Arial" w:eastAsia="Arial" w:hAnsi="Arial"/>
@@ -27508,7 +28091,7 @@
               <w:spacing w:after="10" w:before="0"/>
               <w:ind w:left="120"/>
             </w:pPr>
-            <w:hyperlink w:history="1" r:id="rIdcob5_jky6xz0gu_f2mtc2">
+            <w:hyperlink w:history="1" r:id="rIdfkvai4qf8tkydsyervega">
               <w:r>
                 <w:rPr>
                   <w:rFonts w:ascii="Arial" w:cs="Arial" w:eastAsia="Arial" w:hAnsi="Arial"/>
@@ -27570,7 +28153,7 @@
               <w:spacing w:after="10" w:before="0"/>
               <w:ind w:left="120"/>
             </w:pPr>
-            <w:hyperlink w:history="1" r:id="rId5rtbfbgj0zxfvsk4ygf5_">
+            <w:hyperlink w:history="1" r:id="rIdcfxjnsrevyeymimx9lyq-">
               <w:r>
                 <w:rPr>
                   <w:rFonts w:ascii="Arial" w:cs="Arial" w:eastAsia="Arial" w:hAnsi="Arial"/>
@@ -27613,6 +28196,7 @@
           </w:tcPr>
           <w:p>
             <w:pPr>
+              <w:keepNext w:val="false"/>
               <w:spacing w:after="40" w:before="0"/>
               <w:jc w:val="left"/>
             </w:pPr>
@@ -27645,6 +28229,7 @@
           </w:tcPr>
           <w:p>
             <w:pPr>
+              <w:keepNext w:val="false"/>
               <w:spacing w:after="40" w:before="0"/>
               <w:jc w:val="left"/>
             </w:pPr>
@@ -27677,6 +28262,7 @@
           </w:tcPr>
           <w:p>
             <w:pPr>
+              <w:keepNext w:val="false"/>
               <w:spacing w:after="40" w:before="0"/>
               <w:jc w:val="left"/>
             </w:pPr>
@@ -27709,6 +28295,7 @@
           </w:tcPr>
           <w:p>
             <w:pPr>
+              <w:keepNext w:val="false"/>
               <w:spacing w:after="40" w:before="0"/>
               <w:jc w:val="left"/>
             </w:pPr>
@@ -27743,6 +28330,7 @@
           </w:tcPr>
           <w:p>
             <w:pPr>
+              <w:keepNext w:val="false"/>
               <w:spacing w:after="40" w:before="0"/>
               <w:jc w:val="left"/>
             </w:pPr>
@@ -27780,7 +28368,7 @@
             <w:pPr>
               <w:spacing w:after="20" w:before="0"/>
             </w:pPr>
-            <w:hyperlink w:history="1" r:id="rIdwdbs4ldd6rubrblkwqzrw">
+            <w:hyperlink w:history="1" r:id="rIdi2w532q8ocqk_xxxphext">
               <w:r>
                 <w:rPr>
                   <w:rFonts w:ascii="Arial" w:cs="Arial" w:eastAsia="Arial" w:hAnsi="Arial"/>
@@ -27829,7 +28417,7 @@
               <w:spacing w:after="10" w:before="0"/>
               <w:ind w:left="120"/>
             </w:pPr>
-            <w:hyperlink w:history="1" r:id="rIdobvodjvusvwmhprzq7osc">
+            <w:hyperlink w:history="1" r:id="rIdzgiqdwkbkanayoh0eawqs">
               <w:r>
                 <w:rPr>
                   <w:rFonts w:ascii="Arial" w:cs="Arial" w:eastAsia="Arial" w:hAnsi="Arial"/>
@@ -27891,7 +28479,7 @@
               <w:spacing w:after="10" w:before="0"/>
               <w:ind w:left="120"/>
             </w:pPr>
-            <w:hyperlink w:history="1" r:id="rIdlllf_kewnh5xlqkdkwilv">
+            <w:hyperlink w:history="1" r:id="rId-3tg3l0peoov9hdck_kf2">
               <w:r>
                 <w:rPr>
                   <w:rFonts w:ascii="Arial" w:cs="Arial" w:eastAsia="Arial" w:hAnsi="Arial"/>
@@ -27934,6 +28522,7 @@
           </w:tcPr>
           <w:p>
             <w:pPr>
+              <w:keepNext w:val="false"/>
               <w:spacing w:after="40" w:before="0"/>
               <w:jc w:val="left"/>
             </w:pPr>
@@ -27966,6 +28555,7 @@
           </w:tcPr>
           <w:p>
             <w:pPr>
+              <w:keepNext w:val="false"/>
               <w:spacing w:after="40" w:before="0"/>
               <w:jc w:val="left"/>
             </w:pPr>
@@ -27998,6 +28588,7 @@
           </w:tcPr>
           <w:p>
             <w:pPr>
+              <w:keepNext w:val="false"/>
               <w:spacing w:after="40" w:before="0"/>
               <w:jc w:val="left"/>
             </w:pPr>
@@ -28030,6 +28621,7 @@
           </w:tcPr>
           <w:p>
             <w:pPr>
+              <w:keepNext w:val="false"/>
               <w:spacing w:after="40" w:before="0"/>
               <w:jc w:val="left"/>
             </w:pPr>
@@ -28064,6 +28656,7 @@
           </w:tcPr>
           <w:p>
             <w:pPr>
+              <w:keepNext w:val="false"/>
               <w:spacing w:after="40" w:before="0"/>
               <w:jc w:val="left"/>
             </w:pPr>
@@ -28101,7 +28694,7 @@
             <w:pPr>
               <w:spacing w:after="20" w:before="0"/>
             </w:pPr>
-            <w:hyperlink w:history="1" r:id="rIdckvsynrwsmqx9mkqkxtd2">
+            <w:hyperlink w:history="1" r:id="rId4e3edu3gwswvi2ovtixav">
               <w:r>
                 <w:rPr>
                   <w:rFonts w:ascii="Arial" w:cs="Arial" w:eastAsia="Arial" w:hAnsi="Arial"/>
@@ -28134,7 +28727,7 @@
               <w:spacing w:after="10" w:before="0"/>
               <w:ind w:left="120"/>
             </w:pPr>
-            <w:hyperlink w:history="1" r:id="rIdvooztjr5xq6dojn8rlhgd">
+            <w:hyperlink w:history="1" r:id="rIdz3_ufzag02xhbb-wggebl">
               <w:r>
                 <w:rPr>
                   <w:rFonts w:ascii="Arial" w:cs="Arial" w:eastAsia="Arial" w:hAnsi="Arial"/>
@@ -28196,7 +28789,7 @@
               <w:spacing w:after="10" w:before="0"/>
               <w:ind w:left="120"/>
             </w:pPr>
-            <w:hyperlink w:history="1" r:id="rIdi10mhihknv0dyrcsgwb4b">
+            <w:hyperlink w:history="1" r:id="rIdqqellybaekqvbg9vl8ifb">
               <w:r>
                 <w:rPr>
                   <w:rFonts w:ascii="Arial" w:cs="Arial" w:eastAsia="Arial" w:hAnsi="Arial"/>
@@ -28239,6 +28832,7 @@
           </w:tcPr>
           <w:p>
             <w:pPr>
+              <w:keepNext w:val="false"/>
               <w:spacing w:after="40" w:before="0"/>
               <w:jc w:val="left"/>
             </w:pPr>
@@ -28271,6 +28865,7 @@
           </w:tcPr>
           <w:p>
             <w:pPr>
+              <w:keepNext w:val="false"/>
               <w:spacing w:after="40" w:before="0"/>
               <w:jc w:val="left"/>
             </w:pPr>
@@ -28303,6 +28898,7 @@
           </w:tcPr>
           <w:p>
             <w:pPr>
+              <w:keepNext w:val="false"/>
               <w:spacing w:after="40" w:before="0"/>
               <w:jc w:val="left"/>
             </w:pPr>
@@ -28335,6 +28931,7 @@
           </w:tcPr>
           <w:p>
             <w:pPr>
+              <w:keepNext w:val="false"/>
               <w:spacing w:after="40" w:before="0"/>
               <w:jc w:val="left"/>
             </w:pPr>
@@ -28369,6 +28966,7 @@
           </w:tcPr>
           <w:p>
             <w:pPr>
+              <w:keepNext w:val="false"/>
               <w:spacing w:after="40" w:before="0"/>
               <w:jc w:val="left"/>
             </w:pPr>
@@ -28406,7 +29004,7 @@
             <w:pPr>
               <w:spacing w:after="20" w:before="0"/>
             </w:pPr>
-            <w:hyperlink w:history="1" r:id="rIdszmkqmh2adbyqfxhm3rw5">
+            <w:hyperlink w:history="1" r:id="rIdbdluunex8gofbnrnrpnaw">
               <w:r>
                 <w:rPr>
                   <w:rFonts w:ascii="Arial" w:cs="Arial" w:eastAsia="Arial" w:hAnsi="Arial"/>
@@ -28439,7 +29037,7 @@
               <w:spacing w:after="10" w:before="0"/>
               <w:ind w:left="120"/>
             </w:pPr>
-            <w:hyperlink w:history="1" r:id="rIdasxg45kcngxtikes5k4pp">
+            <w:hyperlink w:history="1" r:id="rIdw4i8_hfb4d4dhvij1n4qa">
               <w:r>
                 <w:rPr>
                   <w:rFonts w:ascii="Arial" w:cs="Arial" w:eastAsia="Arial" w:hAnsi="Arial"/>
@@ -28501,7 +29099,7 @@
               <w:spacing w:after="10" w:before="0"/>
               <w:ind w:left="120"/>
             </w:pPr>
-            <w:hyperlink w:history="1" r:id="rIdcx8rqdr9c1qvhnc5aj-n5">
+            <w:hyperlink w:history="1" r:id="rIdvhtvhkz8je6tua2envevj">
               <w:r>
                 <w:rPr>
                   <w:rFonts w:ascii="Arial" w:cs="Arial" w:eastAsia="Arial" w:hAnsi="Arial"/>
@@ -28544,6 +29142,7 @@
           </w:tcPr>
           <w:p>
             <w:pPr>
+              <w:keepNext w:val="false"/>
               <w:spacing w:after="40" w:before="0"/>
               <w:jc w:val="left"/>
             </w:pPr>
@@ -28576,6 +29175,7 @@
           </w:tcPr>
           <w:p>
             <w:pPr>
+              <w:keepNext w:val="false"/>
               <w:spacing w:after="40" w:before="0"/>
               <w:jc w:val="left"/>
             </w:pPr>
@@ -28608,6 +29208,7 @@
           </w:tcPr>
           <w:p>
             <w:pPr>
+              <w:keepNext w:val="false"/>
               <w:spacing w:after="40" w:before="0"/>
               <w:jc w:val="left"/>
             </w:pPr>
@@ -28640,6 +29241,7 @@
           </w:tcPr>
           <w:p>
             <w:pPr>
+              <w:keepNext w:val="false"/>
               <w:spacing w:after="40" w:before="0"/>
               <w:jc w:val="left"/>
             </w:pPr>
@@ -28699,6 +29301,7 @@
           </w:tcPr>
           <w:p>
             <w:pPr>
+              <w:keepNext w:val="false"/>
               <w:spacing w:after="40" w:before="0"/>
               <w:jc w:val="center"/>
             </w:pPr>
@@ -28733,6 +29336,7 @@
           </w:tcPr>
           <w:p>
             <w:pPr>
+              <w:keepNext w:val="false"/>
               <w:spacing w:after="40" w:before="0"/>
               <w:jc w:val="left"/>
             </w:pPr>
@@ -28794,6 +29398,7 @@
           </w:tcPr>
           <w:p>
             <w:pPr>
+              <w:keepNext w:val="false"/>
               <w:spacing w:after="40" w:before="0"/>
               <w:jc w:val="center"/>
             </w:pPr>
@@ -28828,6 +29433,7 @@
           </w:tcPr>
           <w:p>
             <w:pPr>
+              <w:keepNext w:val="false"/>
               <w:spacing w:after="40" w:before="0"/>
               <w:jc w:val="left"/>
             </w:pPr>
@@ -28860,6 +29466,7 @@
           </w:tcPr>
           <w:p>
             <w:pPr>
+              <w:keepNext w:val="false"/>
               <w:spacing w:after="40" w:before="0"/>
               <w:jc w:val="left"/>
             </w:pPr>
@@ -28894,6 +29501,7 @@
           </w:tcPr>
           <w:p>
             <w:pPr>
+              <w:keepNext w:val="false"/>
               <w:spacing w:after="40" w:before="0"/>
               <w:jc w:val="left"/>
             </w:pPr>
@@ -28926,6 +29534,7 @@
           </w:tcPr>
           <w:p>
             <w:pPr>
+              <w:keepNext w:val="false"/>
               <w:spacing w:after="40" w:before="0"/>
               <w:jc w:val="left"/>
             </w:pPr>
@@ -28960,6 +29569,7 @@
           </w:tcPr>
           <w:p>
             <w:pPr>
+              <w:keepNext w:val="false"/>
               <w:spacing w:after="40" w:before="0"/>
               <w:jc w:val="left"/>
             </w:pPr>
@@ -28992,6 +29602,7 @@
           </w:tcPr>
           <w:p>
             <w:pPr>
+              <w:keepNext w:val="false"/>
               <w:spacing w:after="40" w:before="0"/>
               <w:jc w:val="left"/>
             </w:pPr>
@@ -29028,7 +29639,7 @@
         </w:rPr>
         <w:t xml:space="preserve">© 2026 SeaVuria and ARES. Aligned with KICD objectives. Developed by SeaVuria; technical implementation by ARES (with AI assistance from Claude). Licensed under </w:t>
       </w:r>
-      <w:hyperlink w:history="1" r:id="rIdcweaszo8le6w10pdkrzaa">
+      <w:hyperlink w:history="1" r:id="rId3new22l_j8kiooei-dykr">
         <w:r>
           <w:rPr>
             <w:rFonts w:ascii="Arial" w:cs="Arial" w:eastAsia="Arial" w:hAnsi="Arial"/>
@@ -29049,7 +29660,7 @@
         </w:rPr>
         <w:t xml:space="preserve"> (</w:t>
       </w:r>
-      <w:hyperlink w:history="1" r:id="rIdqvohfuqtykvreg2sq5aew">
+      <w:hyperlink w:history="1" r:id="rIdyv-7_kpxnvl0bcjfbmnkt">
         <w:r>
           <w:rPr>
             <w:rFonts w:ascii="Arial" w:cs="Arial" w:eastAsia="Arial" w:hAnsi="Arial"/>
@@ -29109,6 +29720,7 @@
           </w:tcPr>
           <w:p>
             <w:pPr>
+              <w:keepNext w:val="false"/>
               <w:spacing w:after="40" w:before="0"/>
               <w:jc w:val="center"/>
             </w:pPr>
@@ -29144,6 +29756,7 @@
           </w:tcPr>
           <w:p>
             <w:pPr>
+              <w:keepNext w:val="false"/>
               <w:spacing w:after="40" w:before="0"/>
               <w:jc w:val="center"/>
             </w:pPr>
@@ -29178,6 +29791,7 @@
           </w:tcPr>
           <w:p>
             <w:pPr>
+              <w:keepNext w:val="false"/>
               <w:spacing w:after="40" w:before="0"/>
               <w:jc w:val="left"/>
             </w:pPr>
@@ -29210,6 +29824,7 @@
           </w:tcPr>
           <w:p>
             <w:pPr>
+              <w:keepNext w:val="false"/>
               <w:spacing w:after="40" w:before="0"/>
               <w:jc w:val="left"/>
             </w:pPr>
@@ -29244,6 +29859,7 @@
           </w:tcPr>
           <w:p>
             <w:pPr>
+              <w:keepNext w:val="false"/>
               <w:spacing w:after="40" w:before="0"/>
               <w:jc w:val="left"/>
             </w:pPr>
@@ -29276,6 +29892,7 @@
           </w:tcPr>
           <w:p>
             <w:pPr>
+              <w:keepNext w:val="false"/>
               <w:spacing w:after="40" w:before="0"/>
               <w:jc w:val="left"/>
             </w:pPr>
@@ -29310,6 +29927,7 @@
           </w:tcPr>
           <w:p>
             <w:pPr>
+              <w:keepNext w:val="false"/>
               <w:spacing w:after="40" w:before="0"/>
               <w:jc w:val="left"/>
             </w:pPr>
@@ -29342,6 +29960,7 @@
           </w:tcPr>
           <w:p>
             <w:pPr>
+              <w:keepNext w:val="false"/>
               <w:spacing w:after="40" w:before="0"/>
               <w:jc w:val="left"/>
             </w:pPr>
@@ -29376,6 +29995,7 @@
           </w:tcPr>
           <w:p>
             <w:pPr>
+              <w:keepNext w:val="false"/>
               <w:spacing w:after="40" w:before="0"/>
               <w:jc w:val="left"/>
             </w:pPr>
@@ -29408,6 +30028,7 @@
           </w:tcPr>
           <w:p>
             <w:pPr>
+              <w:keepNext w:val="false"/>
               <w:spacing w:after="40" w:before="0"/>
               <w:jc w:val="left"/>
             </w:pPr>
@@ -29442,6 +30063,7 @@
           </w:tcPr>
           <w:p>
             <w:pPr>
+              <w:keepNext w:val="false"/>
               <w:spacing w:after="40" w:before="0"/>
               <w:jc w:val="left"/>
             </w:pPr>
@@ -29474,6 +30096,7 @@
           </w:tcPr>
           <w:p>
             <w:pPr>
+              <w:keepNext w:val="false"/>
               <w:spacing w:after="40" w:before="0"/>
               <w:jc w:val="left"/>
             </w:pPr>
@@ -29508,6 +30131,7 @@
           </w:tcPr>
           <w:p>
             <w:pPr>
+              <w:keepNext w:val="false"/>
               <w:spacing w:after="40" w:before="0"/>
               <w:jc w:val="left"/>
             </w:pPr>
@@ -29540,6 +30164,7 @@
           </w:tcPr>
           <w:p>
             <w:pPr>
+              <w:keepNext w:val="false"/>
               <w:spacing w:after="40" w:before="0"/>
               <w:jc w:val="left"/>
             </w:pPr>
@@ -29574,6 +30199,7 @@
           </w:tcPr>
           <w:p>
             <w:pPr>
+              <w:keepNext w:val="false"/>
               <w:spacing w:after="40" w:before="0"/>
               <w:jc w:val="left"/>
             </w:pPr>
@@ -29606,6 +30232,7 @@
           </w:tcPr>
           <w:p>
             <w:pPr>
+              <w:keepNext w:val="false"/>
               <w:spacing w:after="40" w:before="0"/>
               <w:jc w:val="left"/>
             </w:pPr>
@@ -29640,6 +30267,7 @@
           </w:tcPr>
           <w:p>
             <w:pPr>
+              <w:keepNext w:val="false"/>
               <w:spacing w:after="40" w:before="0"/>
               <w:jc w:val="left"/>
             </w:pPr>
@@ -29672,6 +30300,7 @@
           </w:tcPr>
           <w:p>
             <w:pPr>
+              <w:keepNext w:val="false"/>
               <w:spacing w:after="40" w:before="0"/>
               <w:jc w:val="left"/>
             </w:pPr>
@@ -29731,6 +30360,7 @@
           </w:tcPr>
           <w:p>
             <w:pPr>
+              <w:keepNext w:val="false"/>
               <w:spacing w:after="40" w:before="0"/>
               <w:jc w:val="center"/>
             </w:pPr>
@@ -29765,6 +30395,7 @@
           </w:tcPr>
           <w:p>
             <w:pPr>
+              <w:keepNext w:val="false"/>
               <w:spacing w:after="40" w:before="0"/>
               <w:jc w:val="left"/>
             </w:pPr>
@@ -29829,6 +30460,7 @@
           </w:tcPr>
           <w:p>
             <w:pPr>
+              <w:keepNext w:val="false"/>
               <w:spacing w:after="40" w:before="0"/>
               <w:jc w:val="center"/>
             </w:pPr>
@@ -29863,6 +30495,7 @@
           </w:tcPr>
           <w:p>
             <w:pPr>
+              <w:keepNext w:val="false"/>
               <w:spacing w:after="40" w:before="0"/>
               <w:jc w:val="left"/>
             </w:pPr>
@@ -29895,6 +30528,7 @@
           </w:tcPr>
           <w:p>
             <w:pPr>
+              <w:keepNext w:val="false"/>
               <w:spacing w:after="40" w:before="0"/>
               <w:jc w:val="left"/>
             </w:pPr>
@@ -29927,6 +30561,7 @@
           </w:tcPr>
           <w:p>
             <w:pPr>
+              <w:keepNext w:val="false"/>
               <w:spacing w:after="40" w:before="0"/>
               <w:jc w:val="left"/>
             </w:pPr>
@@ -29959,6 +30594,7 @@
           </w:tcPr>
           <w:p>
             <w:pPr>
+              <w:keepNext w:val="false"/>
               <w:spacing w:after="40" w:before="0"/>
               <w:jc w:val="left"/>
             </w:pPr>
@@ -29991,6 +30627,7 @@
           </w:tcPr>
           <w:p>
             <w:pPr>
+              <w:keepNext w:val="false"/>
               <w:spacing w:after="40" w:before="0"/>
               <w:jc w:val="left"/>
             </w:pPr>
@@ -30025,6 +30662,7 @@
           </w:tcPr>
           <w:p>
             <w:pPr>
+              <w:keepNext w:val="false"/>
               <w:spacing w:after="40" w:before="0"/>
               <w:jc w:val="left"/>
             </w:pPr>
@@ -30079,7 +30717,7 @@
               <w:spacing w:after="10" w:before="0"/>
               <w:ind w:left="120"/>
             </w:pPr>
-            <w:hyperlink w:history="1" r:id="rIdkhdvdhntjqd1ozdnrnfw-">
+            <w:hyperlink w:history="1" r:id="rId723mpozzzcp1p5sd8kecx">
               <w:r>
                 <w:rPr>
                   <w:rFonts w:ascii="Arial" w:cs="Arial" w:eastAsia="Arial" w:hAnsi="Arial"/>
@@ -30156,7 +30794,7 @@
               <w:spacing w:after="10" w:before="0"/>
               <w:ind w:left="120"/>
             </w:pPr>
-            <w:hyperlink w:history="1" r:id="rIdcvy-djduglc45rt9rmacw">
+            <w:hyperlink w:history="1" r:id="rIdhkr0-rwlqitr8fdvdlkni">
               <w:r>
                 <w:rPr>
                   <w:rFonts w:ascii="Arial" w:cs="Arial" w:eastAsia="Arial" w:hAnsi="Arial"/>
@@ -30199,6 +30837,7 @@
           </w:tcPr>
           <w:p>
             <w:pPr>
+              <w:keepNext w:val="false"/>
               <w:spacing w:after="40" w:before="0"/>
               <w:jc w:val="left"/>
             </w:pPr>
@@ -30231,6 +30870,7 @@
           </w:tcPr>
           <w:p>
             <w:pPr>
+              <w:keepNext w:val="false"/>
               <w:spacing w:after="40" w:before="0"/>
               <w:jc w:val="left"/>
             </w:pPr>
@@ -30263,6 +30903,7 @@
           </w:tcPr>
           <w:p>
             <w:pPr>
+              <w:keepNext w:val="false"/>
               <w:spacing w:after="40" w:before="0"/>
               <w:jc w:val="left"/>
             </w:pPr>
@@ -30295,6 +30936,7 @@
           </w:tcPr>
           <w:p>
             <w:pPr>
+              <w:keepNext w:val="false"/>
               <w:spacing w:after="40" w:before="0"/>
               <w:jc w:val="left"/>
             </w:pPr>
@@ -30329,6 +30971,7 @@
           </w:tcPr>
           <w:p>
             <w:pPr>
+              <w:keepNext w:val="false"/>
               <w:spacing w:after="40" w:before="0"/>
               <w:jc w:val="left"/>
             </w:pPr>
@@ -30383,7 +31026,7 @@
               <w:spacing w:after="10" w:before="0"/>
               <w:ind w:left="120"/>
             </w:pPr>
-            <w:hyperlink w:history="1" r:id="rIdnklc485pnyxtrnl8ugiur">
+            <w:hyperlink w:history="1" r:id="rIdb4u9d4mnpuhpxigvlqkdl">
               <w:r>
                 <w:rPr>
                   <w:rFonts w:ascii="Arial" w:cs="Arial" w:eastAsia="Arial" w:hAnsi="Arial"/>
@@ -30460,7 +31103,7 @@
               <w:spacing w:after="10" w:before="0"/>
               <w:ind w:left="120"/>
             </w:pPr>
-            <w:hyperlink w:history="1" r:id="rIdf8zqgcmghagszsh7sg7hy">
+            <w:hyperlink w:history="1" r:id="rIdlvpdp64x2-k3ei-xjmin5">
               <w:r>
                 <w:rPr>
                   <w:rFonts w:ascii="Arial" w:cs="Arial" w:eastAsia="Arial" w:hAnsi="Arial"/>
@@ -30503,6 +31146,7 @@
           </w:tcPr>
           <w:p>
             <w:pPr>
+              <w:keepNext w:val="false"/>
               <w:spacing w:after="40" w:before="0"/>
               <w:jc w:val="left"/>
             </w:pPr>
@@ -30535,6 +31179,7 @@
           </w:tcPr>
           <w:p>
             <w:pPr>
+              <w:keepNext w:val="false"/>
               <w:spacing w:after="40" w:before="0"/>
               <w:jc w:val="left"/>
             </w:pPr>
@@ -30567,6 +31212,7 @@
           </w:tcPr>
           <w:p>
             <w:pPr>
+              <w:keepNext w:val="false"/>
               <w:spacing w:after="40" w:before="0"/>
               <w:jc w:val="left"/>
             </w:pPr>
@@ -30599,6 +31245,7 @@
           </w:tcPr>
           <w:p>
             <w:pPr>
+              <w:keepNext w:val="false"/>
               <w:spacing w:after="40" w:before="0"/>
               <w:jc w:val="left"/>
             </w:pPr>
@@ -30633,6 +31280,7 @@
           </w:tcPr>
           <w:p>
             <w:pPr>
+              <w:keepNext w:val="false"/>
               <w:spacing w:after="40" w:before="0"/>
               <w:jc w:val="left"/>
             </w:pPr>
@@ -30687,7 +31335,7 @@
               <w:spacing w:after="10" w:before="0"/>
               <w:ind w:left="120"/>
             </w:pPr>
-            <w:hyperlink w:history="1" r:id="rId28jmusc4fiicfsukmijxw">
+            <w:hyperlink w:history="1" r:id="rId4um_2sjemuz7rvwwg8mg6">
               <w:r>
                 <w:rPr>
                   <w:rFonts w:ascii="Arial" w:cs="Arial" w:eastAsia="Arial" w:hAnsi="Arial"/>
@@ -30764,7 +31412,7 @@
               <w:spacing w:after="10" w:before="0"/>
               <w:ind w:left="120"/>
             </w:pPr>
-            <w:hyperlink w:history="1" r:id="rId0cj4trtgomi5ewvyuohjv">
+            <w:hyperlink w:history="1" r:id="rId3fi2n-p0cnjskpyjersyt">
               <w:r>
                 <w:rPr>
                   <w:rFonts w:ascii="Arial" w:cs="Arial" w:eastAsia="Arial" w:hAnsi="Arial"/>
@@ -30807,6 +31455,7 @@
           </w:tcPr>
           <w:p>
             <w:pPr>
+              <w:keepNext w:val="false"/>
               <w:spacing w:after="40" w:before="0"/>
               <w:jc w:val="left"/>
             </w:pPr>
@@ -30839,6 +31488,7 @@
           </w:tcPr>
           <w:p>
             <w:pPr>
+              <w:keepNext w:val="false"/>
               <w:spacing w:after="40" w:before="0"/>
               <w:jc w:val="left"/>
             </w:pPr>
@@ -30871,6 +31521,7 @@
           </w:tcPr>
           <w:p>
             <w:pPr>
+              <w:keepNext w:val="false"/>
               <w:spacing w:after="40" w:before="0"/>
               <w:jc w:val="left"/>
             </w:pPr>
@@ -30903,6 +31554,7 @@
           </w:tcPr>
           <w:p>
             <w:pPr>
+              <w:keepNext w:val="false"/>
               <w:spacing w:after="40" w:before="0"/>
               <w:jc w:val="left"/>
             </w:pPr>
@@ -30937,6 +31589,7 @@
           </w:tcPr>
           <w:p>
             <w:pPr>
+              <w:keepNext w:val="false"/>
               <w:spacing w:after="40" w:before="0"/>
               <w:jc w:val="left"/>
             </w:pPr>
@@ -30991,7 +31644,7 @@
               <w:spacing w:after="10" w:before="0"/>
               <w:ind w:left="120"/>
             </w:pPr>
-            <w:hyperlink w:history="1" r:id="rIdfum2bvvrbs6j0xiumvm4c">
+            <w:hyperlink w:history="1" r:id="rIdpbwdn61exbrnimkouxsrq">
               <w:r>
                 <w:rPr>
                   <w:rFonts w:ascii="Arial" w:cs="Arial" w:eastAsia="Arial" w:hAnsi="Arial"/>
@@ -31068,7 +31721,7 @@
               <w:spacing w:after="10" w:before="0"/>
               <w:ind w:left="120"/>
             </w:pPr>
-            <w:hyperlink w:history="1" r:id="rIdlmjnxdarnezjew2wcn7cn">
+            <w:hyperlink w:history="1" r:id="rIddy2eqrcq0ynfbq3np_r7i">
               <w:r>
                 <w:rPr>
                   <w:rFonts w:ascii="Arial" w:cs="Arial" w:eastAsia="Arial" w:hAnsi="Arial"/>
@@ -31111,6 +31764,7 @@
           </w:tcPr>
           <w:p>
             <w:pPr>
+              <w:keepNext w:val="false"/>
               <w:spacing w:after="40" w:before="0"/>
               <w:jc w:val="left"/>
             </w:pPr>
@@ -31143,6 +31797,7 @@
           </w:tcPr>
           <w:p>
             <w:pPr>
+              <w:keepNext w:val="false"/>
               <w:spacing w:after="40" w:before="0"/>
               <w:jc w:val="left"/>
             </w:pPr>
@@ -31175,6 +31830,7 @@
           </w:tcPr>
           <w:p>
             <w:pPr>
+              <w:keepNext w:val="false"/>
               <w:spacing w:after="40" w:before="0"/>
               <w:jc w:val="left"/>
             </w:pPr>
@@ -31207,6 +31863,7 @@
           </w:tcPr>
           <w:p>
             <w:pPr>
+              <w:keepNext w:val="false"/>
               <w:spacing w:after="40" w:before="0"/>
               <w:jc w:val="left"/>
             </w:pPr>
@@ -31241,6 +31898,7 @@
           </w:tcPr>
           <w:p>
             <w:pPr>
+              <w:keepNext w:val="false"/>
               <w:spacing w:after="40" w:before="0"/>
               <w:jc w:val="left"/>
             </w:pPr>
@@ -31295,7 +31953,7 @@
               <w:spacing w:after="10" w:before="0"/>
               <w:ind w:left="120"/>
             </w:pPr>
-            <w:hyperlink w:history="1" r:id="rIdy8d3wtcwejcvfkb9nd0mi">
+            <w:hyperlink w:history="1" r:id="rIduwipucppiky5_ecgz5hzy">
               <w:r>
                 <w:rPr>
                   <w:rFonts w:ascii="Arial" w:cs="Arial" w:eastAsia="Arial" w:hAnsi="Arial"/>
@@ -31372,7 +32030,7 @@
               <w:spacing w:after="10" w:before="0"/>
               <w:ind w:left="120"/>
             </w:pPr>
-            <w:hyperlink w:history="1" r:id="rId1benfwjhz0ro2azyu3tzu">
+            <w:hyperlink w:history="1" r:id="rIdld0isxyyc4iseg74qkge6">
               <w:r>
                 <w:rPr>
                   <w:rFonts w:ascii="Arial" w:cs="Arial" w:eastAsia="Arial" w:hAnsi="Arial"/>
@@ -31415,6 +32073,7 @@
           </w:tcPr>
           <w:p>
             <w:pPr>
+              <w:keepNext w:val="false"/>
               <w:spacing w:after="40" w:before="0"/>
               <w:jc w:val="left"/>
             </w:pPr>
@@ -31447,6 +32106,7 @@
           </w:tcPr>
           <w:p>
             <w:pPr>
+              <w:keepNext w:val="false"/>
               <w:spacing w:after="40" w:before="0"/>
               <w:jc w:val="left"/>
             </w:pPr>
@@ -31479,6 +32139,7 @@
           </w:tcPr>
           <w:p>
             <w:pPr>
+              <w:keepNext w:val="false"/>
               <w:spacing w:after="40" w:before="0"/>
               <w:jc w:val="left"/>
             </w:pPr>
@@ -31511,6 +32172,7 @@
           </w:tcPr>
           <w:p>
             <w:pPr>
+              <w:keepNext w:val="false"/>
               <w:spacing w:after="40" w:before="0"/>
               <w:jc w:val="left"/>
             </w:pPr>
@@ -31570,6 +32232,7 @@
           </w:tcPr>
           <w:p>
             <w:pPr>
+              <w:keepNext w:val="false"/>
               <w:spacing w:after="40" w:before="0"/>
               <w:jc w:val="center"/>
             </w:pPr>
@@ -31604,6 +32267,7 @@
           </w:tcPr>
           <w:p>
             <w:pPr>
+              <w:keepNext w:val="false"/>
               <w:spacing w:after="40" w:before="0"/>
               <w:jc w:val="left"/>
             </w:pPr>
@@ -31623,6 +32287,7 @@
           </w:p>
           <w:p>
             <w:pPr>
+              <w:keepNext w:val="false"/>
               <w:spacing w:after="40" w:before="0"/>
               <w:jc w:val="left"/>
             </w:pPr>
@@ -31642,6 +32307,7 @@
           </w:p>
           <w:p>
             <w:pPr>
+              <w:keepNext w:val="false"/>
               <w:spacing w:after="40" w:before="0"/>
               <w:jc w:val="left"/>
             </w:pPr>
@@ -31661,6 +32327,7 @@
           </w:p>
           <w:p>
             <w:pPr>
+              <w:keepNext w:val="false"/>
               <w:spacing w:after="40" w:before="0"/>
               <w:jc w:val="left"/>
             </w:pPr>
@@ -31680,6 +32347,7 @@
           </w:p>
           <w:p>
             <w:pPr>
+              <w:keepNext w:val="false"/>
               <w:spacing w:after="40" w:before="0"/>
               <w:jc w:val="left"/>
             </w:pPr>
@@ -31699,6 +32367,7 @@
           </w:p>
           <w:p>
             <w:pPr>
+              <w:keepNext w:val="false"/>
               <w:spacing w:after="40" w:before="0"/>
               <w:jc w:val="left"/>
             </w:pPr>
@@ -31718,6 +32387,7 @@
           </w:p>
           <w:p>
             <w:pPr>
+              <w:keepNext w:val="false"/>
               <w:spacing w:after="40" w:before="0"/>
               <w:jc w:val="left"/>
             </w:pPr>
@@ -31779,6 +32449,7 @@
           </w:tcPr>
           <w:p>
             <w:pPr>
+              <w:keepNext w:val="false"/>
               <w:spacing w:after="40" w:before="0"/>
               <w:jc w:val="center"/>
             </w:pPr>
@@ -31813,6 +32484,7 @@
           </w:tcPr>
           <w:p>
             <w:pPr>
+              <w:keepNext w:val="false"/>
               <w:spacing w:after="40" w:before="0"/>
               <w:jc w:val="left"/>
             </w:pPr>
@@ -31845,6 +32517,7 @@
           </w:tcPr>
           <w:p>
             <w:pPr>
+              <w:keepNext w:val="false"/>
               <w:spacing w:after="40" w:before="0"/>
               <w:jc w:val="left"/>
             </w:pPr>
@@ -31879,6 +32552,7 @@
           </w:tcPr>
           <w:p>
             <w:pPr>
+              <w:keepNext w:val="false"/>
               <w:spacing w:after="40" w:before="0"/>
               <w:jc w:val="left"/>
             </w:pPr>
@@ -31911,6 +32585,7 @@
           </w:tcPr>
           <w:p>
             <w:pPr>
+              <w:keepNext w:val="false"/>
               <w:spacing w:after="40" w:before="0"/>
               <w:jc w:val="left"/>
             </w:pPr>
@@ -31945,6 +32620,7 @@
           </w:tcPr>
           <w:p>
             <w:pPr>
+              <w:keepNext w:val="false"/>
               <w:spacing w:after="40" w:before="0"/>
               <w:jc w:val="left"/>
             </w:pPr>
@@ -31977,6 +32653,7 @@
           </w:tcPr>
           <w:p>
             <w:pPr>
+              <w:keepNext w:val="false"/>
               <w:spacing w:after="40" w:before="0"/>
               <w:jc w:val="left"/>
             </w:pPr>
@@ -32013,7 +32690,7 @@
         </w:rPr>
         <w:t xml:space="preserve">© 2026 SeaVuria and ARES. Aligned with KICD objectives. Developed by SeaVuria; technical implementation by ARES (with AI assistance from Claude). Licensed under </w:t>
       </w:r>
-      <w:hyperlink w:history="1" r:id="rIdw2le43snex1vfkpehnw8l">
+      <w:hyperlink w:history="1" r:id="rIdoxenoc01eeuq-z0at-ojh">
         <w:r>
           <w:rPr>
             <w:rFonts w:ascii="Arial" w:cs="Arial" w:eastAsia="Arial" w:hAnsi="Arial"/>
@@ -32034,7 +32711,7 @@
         </w:rPr>
         <w:t xml:space="preserve"> (</w:t>
       </w:r>
-      <w:hyperlink w:history="1" r:id="rIdui0ugo6pd8hcerkd1swdj">
+      <w:hyperlink w:history="1" r:id="rIdr4wfmxs5uevxaguepaghp">
         <w:r>
           <w:rPr>
             <w:rFonts w:ascii="Arial" w:cs="Arial" w:eastAsia="Arial" w:hAnsi="Arial"/>
@@ -32094,6 +32771,7 @@
           </w:tcPr>
           <w:p>
             <w:pPr>
+              <w:keepNext w:val="false"/>
               <w:spacing w:after="40" w:before="0"/>
               <w:jc w:val="center"/>
             </w:pPr>
@@ -32129,6 +32807,7 @@
           </w:tcPr>
           <w:p>
             <w:pPr>
+              <w:keepNext w:val="false"/>
               <w:spacing w:after="40" w:before="0"/>
               <w:jc w:val="center"/>
             </w:pPr>
@@ -32163,6 +32842,7 @@
           </w:tcPr>
           <w:p>
             <w:pPr>
+              <w:keepNext w:val="false"/>
               <w:spacing w:after="40" w:before="0"/>
               <w:jc w:val="left"/>
             </w:pPr>
@@ -32195,6 +32875,7 @@
           </w:tcPr>
           <w:p>
             <w:pPr>
+              <w:keepNext w:val="false"/>
               <w:spacing w:after="40" w:before="0"/>
               <w:jc w:val="left"/>
             </w:pPr>
@@ -32229,6 +32910,7 @@
           </w:tcPr>
           <w:p>
             <w:pPr>
+              <w:keepNext w:val="false"/>
               <w:spacing w:after="40" w:before="0"/>
               <w:jc w:val="left"/>
             </w:pPr>
@@ -32261,6 +32943,7 @@
           </w:tcPr>
           <w:p>
             <w:pPr>
+              <w:keepNext w:val="false"/>
               <w:spacing w:after="40" w:before="0"/>
               <w:jc w:val="left"/>
             </w:pPr>
@@ -32295,6 +32978,7 @@
           </w:tcPr>
           <w:p>
             <w:pPr>
+              <w:keepNext w:val="false"/>
               <w:spacing w:after="40" w:before="0"/>
               <w:jc w:val="left"/>
             </w:pPr>
@@ -32327,6 +33011,7 @@
           </w:tcPr>
           <w:p>
             <w:pPr>
+              <w:keepNext w:val="false"/>
               <w:spacing w:after="40" w:before="0"/>
               <w:jc w:val="left"/>
             </w:pPr>
@@ -32361,6 +33046,7 @@
           </w:tcPr>
           <w:p>
             <w:pPr>
+              <w:keepNext w:val="false"/>
               <w:spacing w:after="40" w:before="0"/>
               <w:jc w:val="left"/>
             </w:pPr>
@@ -32393,6 +33079,7 @@
           </w:tcPr>
           <w:p>
             <w:pPr>
+              <w:keepNext w:val="false"/>
               <w:spacing w:after="40" w:before="0"/>
               <w:jc w:val="left"/>
             </w:pPr>
@@ -32427,6 +33114,7 @@
           </w:tcPr>
           <w:p>
             <w:pPr>
+              <w:keepNext w:val="false"/>
               <w:spacing w:after="40" w:before="0"/>
               <w:jc w:val="left"/>
             </w:pPr>
@@ -32459,6 +33147,7 @@
           </w:tcPr>
           <w:p>
             <w:pPr>
+              <w:keepNext w:val="false"/>
               <w:spacing w:after="40" w:before="0"/>
               <w:jc w:val="left"/>
             </w:pPr>
@@ -32493,6 +33182,7 @@
           </w:tcPr>
           <w:p>
             <w:pPr>
+              <w:keepNext w:val="false"/>
               <w:spacing w:after="40" w:before="0"/>
               <w:jc w:val="left"/>
             </w:pPr>
@@ -32525,6 +33215,7 @@
           </w:tcPr>
           <w:p>
             <w:pPr>
+              <w:keepNext w:val="false"/>
               <w:spacing w:after="40" w:before="0"/>
               <w:jc w:val="left"/>
             </w:pPr>
@@ -32559,6 +33250,7 @@
           </w:tcPr>
           <w:p>
             <w:pPr>
+              <w:keepNext w:val="false"/>
               <w:spacing w:after="40" w:before="0"/>
               <w:jc w:val="left"/>
             </w:pPr>
@@ -32591,6 +33283,7 @@
           </w:tcPr>
           <w:p>
             <w:pPr>
+              <w:keepNext w:val="false"/>
               <w:spacing w:after="40" w:before="0"/>
               <w:jc w:val="left"/>
             </w:pPr>
@@ -32625,6 +33318,7 @@
           </w:tcPr>
           <w:p>
             <w:pPr>
+              <w:keepNext w:val="false"/>
               <w:spacing w:after="40" w:before="0"/>
               <w:jc w:val="left"/>
             </w:pPr>
@@ -32657,6 +33351,7 @@
           </w:tcPr>
           <w:p>
             <w:pPr>
+              <w:keepNext w:val="false"/>
               <w:spacing w:after="40" w:before="0"/>
               <w:jc w:val="left"/>
             </w:pPr>
@@ -32716,6 +33411,7 @@
           </w:tcPr>
           <w:p>
             <w:pPr>
+              <w:keepNext w:val="false"/>
               <w:spacing w:after="40" w:before="0"/>
               <w:jc w:val="center"/>
             </w:pPr>
@@ -32750,6 +33446,7 @@
           </w:tcPr>
           <w:p>
             <w:pPr>
+              <w:keepNext w:val="false"/>
               <w:spacing w:after="40" w:before="0"/>
               <w:jc w:val="left"/>
             </w:pPr>
@@ -32814,6 +33511,7 @@
           </w:tcPr>
           <w:p>
             <w:pPr>
+              <w:keepNext w:val="false"/>
               <w:spacing w:after="40" w:before="0"/>
               <w:jc w:val="center"/>
             </w:pPr>
@@ -32848,6 +33546,7 @@
           </w:tcPr>
           <w:p>
             <w:pPr>
+              <w:keepNext w:val="false"/>
               <w:spacing w:after="40" w:before="0"/>
               <w:jc w:val="left"/>
             </w:pPr>
@@ -32880,6 +33579,7 @@
           </w:tcPr>
           <w:p>
             <w:pPr>
+              <w:keepNext w:val="false"/>
               <w:spacing w:after="40" w:before="0"/>
               <w:jc w:val="left"/>
             </w:pPr>
@@ -32912,6 +33612,7 @@
           </w:tcPr>
           <w:p>
             <w:pPr>
+              <w:keepNext w:val="false"/>
               <w:spacing w:after="40" w:before="0"/>
               <w:jc w:val="left"/>
             </w:pPr>
@@ -32944,6 +33645,7 @@
           </w:tcPr>
           <w:p>
             <w:pPr>
+              <w:keepNext w:val="false"/>
               <w:spacing w:after="40" w:before="0"/>
               <w:jc w:val="left"/>
             </w:pPr>
@@ -32976,6 +33678,7 @@
           </w:tcPr>
           <w:p>
             <w:pPr>
+              <w:keepNext w:val="false"/>
               <w:spacing w:after="40" w:before="0"/>
               <w:jc w:val="left"/>
             </w:pPr>
@@ -33010,6 +33713,7 @@
           </w:tcPr>
           <w:p>
             <w:pPr>
+              <w:keepNext w:val="false"/>
               <w:spacing w:after="40" w:before="0"/>
               <w:jc w:val="left"/>
             </w:pPr>
@@ -33064,7 +33768,7 @@
               <w:spacing w:after="10" w:before="0"/>
               <w:ind w:left="120"/>
             </w:pPr>
-            <w:hyperlink w:history="1" r:id="rIdcqrhbkjqi4wt376j8dv8h">
+            <w:hyperlink w:history="1" r:id="rIdkrrrqwcg8g_mzz4k9-deg">
               <w:r>
                 <w:rPr>
                   <w:rFonts w:ascii="Arial" w:cs="Arial" w:eastAsia="Arial" w:hAnsi="Arial"/>
@@ -33141,7 +33845,7 @@
               <w:spacing w:after="10" w:before="0"/>
               <w:ind w:left="120"/>
             </w:pPr>
-            <w:hyperlink w:history="1" r:id="rIdhaqfvptyl5mjbacskn1so">
+            <w:hyperlink w:history="1" r:id="rId21-gcdr5kcqris2kjvgyw">
               <w:r>
                 <w:rPr>
                   <w:rFonts w:ascii="Arial" w:cs="Arial" w:eastAsia="Arial" w:hAnsi="Arial"/>
@@ -33184,6 +33888,7 @@
           </w:tcPr>
           <w:p>
             <w:pPr>
+              <w:keepNext w:val="false"/>
               <w:spacing w:after="40" w:before="0"/>
               <w:jc w:val="left"/>
             </w:pPr>
@@ -33216,6 +33921,7 @@
           </w:tcPr>
           <w:p>
             <w:pPr>
+              <w:keepNext w:val="false"/>
               <w:spacing w:after="40" w:before="0"/>
               <w:jc w:val="left"/>
             </w:pPr>
@@ -33248,6 +33954,7 @@
           </w:tcPr>
           <w:p>
             <w:pPr>
+              <w:keepNext w:val="false"/>
               <w:spacing w:after="40" w:before="0"/>
               <w:jc w:val="left"/>
             </w:pPr>
@@ -33280,6 +33987,7 @@
           </w:tcPr>
           <w:p>
             <w:pPr>
+              <w:keepNext w:val="false"/>
               <w:spacing w:after="40" w:before="0"/>
               <w:jc w:val="left"/>
             </w:pPr>
@@ -33314,6 +34022,7 @@
           </w:tcPr>
           <w:p>
             <w:pPr>
+              <w:keepNext w:val="false"/>
               <w:spacing w:after="40" w:before="0"/>
               <w:jc w:val="left"/>
             </w:pPr>
@@ -33368,7 +34077,7 @@
               <w:spacing w:after="10" w:before="0"/>
               <w:ind w:left="120"/>
             </w:pPr>
-            <w:hyperlink w:history="1" r:id="rIdeb95pcizebwzhj9hherqp">
+            <w:hyperlink w:history="1" r:id="rIdvt-0mtl0rhidweaghnswu">
               <w:r>
                 <w:rPr>
                   <w:rFonts w:ascii="Arial" w:cs="Arial" w:eastAsia="Arial" w:hAnsi="Arial"/>
@@ -33445,7 +34154,7 @@
               <w:spacing w:after="10" w:before="0"/>
               <w:ind w:left="120"/>
             </w:pPr>
-            <w:hyperlink w:history="1" r:id="rIdj0cqjzupakthbz6qdxwwn">
+            <w:hyperlink w:history="1" r:id="rIdxxsazsf50evrndi7meey3">
               <w:r>
                 <w:rPr>
                   <w:rFonts w:ascii="Arial" w:cs="Arial" w:eastAsia="Arial" w:hAnsi="Arial"/>
@@ -33488,6 +34197,7 @@
           </w:tcPr>
           <w:p>
             <w:pPr>
+              <w:keepNext w:val="false"/>
               <w:spacing w:after="40" w:before="0"/>
               <w:jc w:val="left"/>
             </w:pPr>
@@ -33520,6 +34230,7 @@
           </w:tcPr>
           <w:p>
             <w:pPr>
+              <w:keepNext w:val="false"/>
               <w:spacing w:after="40" w:before="0"/>
               <w:jc w:val="left"/>
             </w:pPr>
@@ -33552,6 +34263,7 @@
           </w:tcPr>
           <w:p>
             <w:pPr>
+              <w:keepNext w:val="false"/>
               <w:spacing w:after="40" w:before="0"/>
               <w:jc w:val="left"/>
             </w:pPr>
@@ -33584,6 +34296,7 @@
           </w:tcPr>
           <w:p>
             <w:pPr>
+              <w:keepNext w:val="false"/>
               <w:spacing w:after="40" w:before="0"/>
               <w:jc w:val="left"/>
             </w:pPr>
@@ -33618,6 +34331,7 @@
           </w:tcPr>
           <w:p>
             <w:pPr>
+              <w:keepNext w:val="false"/>
               <w:spacing w:after="40" w:before="0"/>
               <w:jc w:val="left"/>
             </w:pPr>
@@ -33672,7 +34386,7 @@
               <w:spacing w:after="10" w:before="0"/>
               <w:ind w:left="120"/>
             </w:pPr>
-            <w:hyperlink w:history="1" r:id="rIdxeyqaq6wva5lt0mbc0mvj">
+            <w:hyperlink w:history="1" r:id="rIdklzvbpq0prpiidzwmcabn">
               <w:r>
                 <w:rPr>
                   <w:rFonts w:ascii="Arial" w:cs="Arial" w:eastAsia="Arial" w:hAnsi="Arial"/>
@@ -33749,7 +34463,7 @@
               <w:spacing w:after="10" w:before="0"/>
               <w:ind w:left="120"/>
             </w:pPr>
-            <w:hyperlink w:history="1" r:id="rIdoxqpsrzhu3f1yohak1tvf">
+            <w:hyperlink w:history="1" r:id="rId4niggt9_wlgwtpngrgfgk">
               <w:r>
                 <w:rPr>
                   <w:rFonts w:ascii="Arial" w:cs="Arial" w:eastAsia="Arial" w:hAnsi="Arial"/>
@@ -33792,6 +34506,7 @@
           </w:tcPr>
           <w:p>
             <w:pPr>
+              <w:keepNext w:val="false"/>
               <w:spacing w:after="40" w:before="0"/>
               <w:jc w:val="left"/>
             </w:pPr>
@@ -33824,6 +34539,7 @@
           </w:tcPr>
           <w:p>
             <w:pPr>
+              <w:keepNext w:val="false"/>
               <w:spacing w:after="40" w:before="0"/>
               <w:jc w:val="left"/>
             </w:pPr>
@@ -33856,6 +34572,7 @@
           </w:tcPr>
           <w:p>
             <w:pPr>
+              <w:keepNext w:val="false"/>
               <w:spacing w:after="40" w:before="0"/>
               <w:jc w:val="left"/>
             </w:pPr>
@@ -33888,6 +34605,7 @@
           </w:tcPr>
           <w:p>
             <w:pPr>
+              <w:keepNext w:val="false"/>
               <w:spacing w:after="40" w:before="0"/>
               <w:jc w:val="left"/>
             </w:pPr>
@@ -33922,6 +34640,7 @@
           </w:tcPr>
           <w:p>
             <w:pPr>
+              <w:keepNext w:val="false"/>
               <w:spacing w:after="40" w:before="0"/>
               <w:jc w:val="left"/>
             </w:pPr>
@@ -33976,7 +34695,7 @@
               <w:spacing w:after="10" w:before="0"/>
               <w:ind w:left="120"/>
             </w:pPr>
-            <w:hyperlink w:history="1" r:id="rIdvu9jf-f-uj9xdh1cbdxty">
+            <w:hyperlink w:history="1" r:id="rIdzyw6prd3_sods_zn1opk3">
               <w:r>
                 <w:rPr>
                   <w:rFonts w:ascii="Arial" w:cs="Arial" w:eastAsia="Arial" w:hAnsi="Arial"/>
@@ -34053,7 +34772,7 @@
               <w:spacing w:after="10" w:before="0"/>
               <w:ind w:left="120"/>
             </w:pPr>
-            <w:hyperlink w:history="1" r:id="rIdg8gsfn8mvvfkdn5ksowmb">
+            <w:hyperlink w:history="1" r:id="rIdqlsxjzwlbuvlakf9euzgk">
               <w:r>
                 <w:rPr>
                   <w:rFonts w:ascii="Arial" w:cs="Arial" w:eastAsia="Arial" w:hAnsi="Arial"/>
@@ -34096,6 +34815,7 @@
           </w:tcPr>
           <w:p>
             <w:pPr>
+              <w:keepNext w:val="false"/>
               <w:spacing w:after="40" w:before="0"/>
               <w:jc w:val="left"/>
             </w:pPr>
@@ -34128,6 +34848,7 @@
           </w:tcPr>
           <w:p>
             <w:pPr>
+              <w:keepNext w:val="false"/>
               <w:spacing w:after="40" w:before="0"/>
               <w:jc w:val="left"/>
             </w:pPr>
@@ -34160,6 +34881,7 @@
           </w:tcPr>
           <w:p>
             <w:pPr>
+              <w:keepNext w:val="false"/>
               <w:spacing w:after="40" w:before="0"/>
               <w:jc w:val="left"/>
             </w:pPr>
@@ -34192,6 +34914,7 @@
           </w:tcPr>
           <w:p>
             <w:pPr>
+              <w:keepNext w:val="false"/>
               <w:spacing w:after="40" w:before="0"/>
               <w:jc w:val="left"/>
             </w:pPr>
@@ -34226,6 +34949,7 @@
           </w:tcPr>
           <w:p>
             <w:pPr>
+              <w:keepNext w:val="false"/>
               <w:spacing w:after="40" w:before="0"/>
               <w:jc w:val="left"/>
             </w:pPr>
@@ -34280,7 +35004,7 @@
               <w:spacing w:after="10" w:before="0"/>
               <w:ind w:left="120"/>
             </w:pPr>
-            <w:hyperlink w:history="1" r:id="rIdn3obktlwdrln1powjftm9">
+            <w:hyperlink w:history="1" r:id="rId6juxinhzdz05becul8hem">
               <w:r>
                 <w:rPr>
                   <w:rFonts w:ascii="Arial" w:cs="Arial" w:eastAsia="Arial" w:hAnsi="Arial"/>
@@ -34357,7 +35081,7 @@
               <w:spacing w:after="10" w:before="0"/>
               <w:ind w:left="120"/>
             </w:pPr>
-            <w:hyperlink w:history="1" r:id="rId6zkigvxclpj62ru7ebvsv">
+            <w:hyperlink w:history="1" r:id="rIdpnqaszo8kogzxm359ddr-">
               <w:r>
                 <w:rPr>
                   <w:rFonts w:ascii="Arial" w:cs="Arial" w:eastAsia="Arial" w:hAnsi="Arial"/>
@@ -34400,6 +35124,7 @@
           </w:tcPr>
           <w:p>
             <w:pPr>
+              <w:keepNext w:val="false"/>
               <w:spacing w:after="40" w:before="0"/>
               <w:jc w:val="left"/>
             </w:pPr>
@@ -34432,6 +35157,7 @@
           </w:tcPr>
           <w:p>
             <w:pPr>
+              <w:keepNext w:val="false"/>
               <w:spacing w:after="40" w:before="0"/>
               <w:jc w:val="left"/>
             </w:pPr>
@@ -34464,6 +35190,7 @@
           </w:tcPr>
           <w:p>
             <w:pPr>
+              <w:keepNext w:val="false"/>
               <w:spacing w:after="40" w:before="0"/>
               <w:jc w:val="left"/>
             </w:pPr>
@@ -34496,6 +35223,7 @@
           </w:tcPr>
           <w:p>
             <w:pPr>
+              <w:keepNext w:val="false"/>
               <w:spacing w:after="40" w:before="0"/>
               <w:jc w:val="left"/>
             </w:pPr>
@@ -34555,6 +35283,7 @@
           </w:tcPr>
           <w:p>
             <w:pPr>
+              <w:keepNext w:val="false"/>
               <w:spacing w:after="40" w:before="0"/>
               <w:jc w:val="center"/>
             </w:pPr>
@@ -34589,6 +35318,7 @@
           </w:tcPr>
           <w:p>
             <w:pPr>
+              <w:keepNext w:val="false"/>
               <w:spacing w:after="40" w:before="0"/>
               <w:jc w:val="left"/>
             </w:pPr>
@@ -34650,6 +35380,7 @@
           </w:tcPr>
           <w:p>
             <w:pPr>
+              <w:keepNext w:val="false"/>
               <w:spacing w:after="40" w:before="0"/>
               <w:jc w:val="center"/>
             </w:pPr>
@@ -34684,6 +35415,7 @@
           </w:tcPr>
           <w:p>
             <w:pPr>
+              <w:keepNext w:val="false"/>
               <w:spacing w:after="40" w:before="0"/>
               <w:jc w:val="left"/>
             </w:pPr>
@@ -34716,6 +35448,7 @@
           </w:tcPr>
           <w:p>
             <w:pPr>
+              <w:keepNext w:val="false"/>
               <w:spacing w:after="40" w:before="0"/>
               <w:jc w:val="left"/>
             </w:pPr>
@@ -34750,6 +35483,7 @@
           </w:tcPr>
           <w:p>
             <w:pPr>
+              <w:keepNext w:val="false"/>
               <w:spacing w:after="40" w:before="0"/>
               <w:jc w:val="left"/>
             </w:pPr>
@@ -34782,6 +35516,7 @@
           </w:tcPr>
           <w:p>
             <w:pPr>
+              <w:keepNext w:val="false"/>
               <w:spacing w:after="40" w:before="0"/>
               <w:jc w:val="left"/>
             </w:pPr>
@@ -34816,6 +35551,7 @@
           </w:tcPr>
           <w:p>
             <w:pPr>
+              <w:keepNext w:val="false"/>
               <w:spacing w:after="40" w:before="0"/>
               <w:jc w:val="left"/>
             </w:pPr>
@@ -34848,6 +35584,7 @@
           </w:tcPr>
           <w:p>
             <w:pPr>
+              <w:keepNext w:val="false"/>
               <w:spacing w:after="40" w:before="0"/>
               <w:jc w:val="left"/>
             </w:pPr>
@@ -34884,7 +35621,7 @@
         </w:rPr>
         <w:t xml:space="preserve">© 2026 SeaVuria and ARES. Aligned with KICD objectives. Developed by SeaVuria; technical implementation by ARES (with AI assistance from Claude). Licensed under </w:t>
       </w:r>
-      <w:hyperlink w:history="1" r:id="rIdr35rmo4hn3-nzzedsgflp">
+      <w:hyperlink w:history="1" r:id="rIdk54lcth7sr5m3gi-vfyfm">
         <w:r>
           <w:rPr>
             <w:rFonts w:ascii="Arial" w:cs="Arial" w:eastAsia="Arial" w:hAnsi="Arial"/>
@@ -34905,7 +35642,7 @@
         </w:rPr>
         <w:t xml:space="preserve"> (</w:t>
       </w:r>
-      <w:hyperlink w:history="1" r:id="rIddq1fn6z3iiwtnxv-krbwu">
+      <w:hyperlink w:history="1" r:id="rIdixjmuet1j6e9qh0s02nwe">
         <w:r>
           <w:rPr>
             <w:rFonts w:ascii="Arial" w:cs="Arial" w:eastAsia="Arial" w:hAnsi="Arial"/>
@@ -34965,6 +35702,7 @@
           </w:tcPr>
           <w:p>
             <w:pPr>
+              <w:keepNext w:val="false"/>
               <w:spacing w:after="40" w:before="0"/>
               <w:jc w:val="center"/>
             </w:pPr>
@@ -35000,6 +35738,7 @@
           </w:tcPr>
           <w:p>
             <w:pPr>
+              <w:keepNext w:val="false"/>
               <w:spacing w:after="40" w:before="0"/>
               <w:jc w:val="center"/>
             </w:pPr>
@@ -35034,6 +35773,7 @@
           </w:tcPr>
           <w:p>
             <w:pPr>
+              <w:keepNext w:val="false"/>
               <w:spacing w:after="40" w:before="0"/>
               <w:jc w:val="left"/>
             </w:pPr>
@@ -35066,6 +35806,7 @@
           </w:tcPr>
           <w:p>
             <w:pPr>
+              <w:keepNext w:val="false"/>
               <w:spacing w:after="40" w:before="0"/>
               <w:jc w:val="left"/>
             </w:pPr>
@@ -35100,6 +35841,7 @@
           </w:tcPr>
           <w:p>
             <w:pPr>
+              <w:keepNext w:val="false"/>
               <w:spacing w:after="40" w:before="0"/>
               <w:jc w:val="left"/>
             </w:pPr>
@@ -35132,6 +35874,7 @@
           </w:tcPr>
           <w:p>
             <w:pPr>
+              <w:keepNext w:val="false"/>
               <w:spacing w:after="40" w:before="0"/>
               <w:jc w:val="left"/>
             </w:pPr>
@@ -35166,6 +35909,7 @@
           </w:tcPr>
           <w:p>
             <w:pPr>
+              <w:keepNext w:val="false"/>
               <w:spacing w:after="40" w:before="0"/>
               <w:jc w:val="left"/>
             </w:pPr>
@@ -35198,6 +35942,7 @@
           </w:tcPr>
           <w:p>
             <w:pPr>
+              <w:keepNext w:val="false"/>
               <w:spacing w:after="40" w:before="0"/>
               <w:jc w:val="left"/>
             </w:pPr>
@@ -35232,6 +35977,7 @@
           </w:tcPr>
           <w:p>
             <w:pPr>
+              <w:keepNext w:val="false"/>
               <w:spacing w:after="40" w:before="0"/>
               <w:jc w:val="left"/>
             </w:pPr>
@@ -35264,6 +36010,7 @@
           </w:tcPr>
           <w:p>
             <w:pPr>
+              <w:keepNext w:val="false"/>
               <w:spacing w:after="40" w:before="0"/>
               <w:jc w:val="left"/>
             </w:pPr>
@@ -35298,6 +36045,7 @@
           </w:tcPr>
           <w:p>
             <w:pPr>
+              <w:keepNext w:val="false"/>
               <w:spacing w:after="40" w:before="0"/>
               <w:jc w:val="left"/>
             </w:pPr>
@@ -35330,6 +36078,7 @@
           </w:tcPr>
           <w:p>
             <w:pPr>
+              <w:keepNext w:val="false"/>
               <w:spacing w:after="40" w:before="0"/>
               <w:jc w:val="left"/>
             </w:pPr>
@@ -35364,6 +36113,7 @@
           </w:tcPr>
           <w:p>
             <w:pPr>
+              <w:keepNext w:val="false"/>
               <w:spacing w:after="40" w:before="0"/>
               <w:jc w:val="left"/>
             </w:pPr>
@@ -35396,6 +36146,7 @@
           </w:tcPr>
           <w:p>
             <w:pPr>
+              <w:keepNext w:val="false"/>
               <w:spacing w:after="40" w:before="0"/>
               <w:jc w:val="left"/>
             </w:pPr>
@@ -35430,6 +36181,7 @@
           </w:tcPr>
           <w:p>
             <w:pPr>
+              <w:keepNext w:val="false"/>
               <w:spacing w:after="40" w:before="0"/>
               <w:jc w:val="left"/>
             </w:pPr>
@@ -35462,6 +36214,7 @@
           </w:tcPr>
           <w:p>
             <w:pPr>
+              <w:keepNext w:val="false"/>
               <w:spacing w:after="40" w:before="0"/>
               <w:jc w:val="left"/>
             </w:pPr>
@@ -35496,6 +36249,7 @@
           </w:tcPr>
           <w:p>
             <w:pPr>
+              <w:keepNext w:val="false"/>
               <w:spacing w:after="40" w:before="0"/>
               <w:jc w:val="left"/>
             </w:pPr>
@@ -35528,6 +36282,7 @@
           </w:tcPr>
           <w:p>
             <w:pPr>
+              <w:keepNext w:val="false"/>
               <w:spacing w:after="40" w:before="0"/>
               <w:jc w:val="left"/>
             </w:pPr>
@@ -35587,6 +36342,7 @@
           </w:tcPr>
           <w:p>
             <w:pPr>
+              <w:keepNext w:val="false"/>
               <w:spacing w:after="40" w:before="0"/>
               <w:jc w:val="center"/>
             </w:pPr>
@@ -35621,6 +36377,7 @@
           </w:tcPr>
           <w:p>
             <w:pPr>
+              <w:keepNext w:val="false"/>
               <w:spacing w:after="40" w:before="0"/>
               <w:jc w:val="left"/>
             </w:pPr>
@@ -35685,6 +36442,7 @@
           </w:tcPr>
           <w:p>
             <w:pPr>
+              <w:keepNext w:val="false"/>
               <w:spacing w:after="40" w:before="0"/>
               <w:jc w:val="center"/>
             </w:pPr>
@@ -35719,6 +36477,7 @@
           </w:tcPr>
           <w:p>
             <w:pPr>
+              <w:keepNext w:val="false"/>
               <w:spacing w:after="40" w:before="0"/>
               <w:jc w:val="left"/>
             </w:pPr>
@@ -35751,6 +36510,7 @@
           </w:tcPr>
           <w:p>
             <w:pPr>
+              <w:keepNext w:val="false"/>
               <w:spacing w:after="40" w:before="0"/>
               <w:jc w:val="left"/>
             </w:pPr>
@@ -35783,6 +36543,7 @@
           </w:tcPr>
           <w:p>
             <w:pPr>
+              <w:keepNext w:val="false"/>
               <w:spacing w:after="40" w:before="0"/>
               <w:jc w:val="left"/>
             </w:pPr>
@@ -35815,6 +36576,7 @@
           </w:tcPr>
           <w:p>
             <w:pPr>
+              <w:keepNext w:val="false"/>
               <w:spacing w:after="40" w:before="0"/>
               <w:jc w:val="left"/>
             </w:pPr>
@@ -35847,6 +36609,7 @@
           </w:tcPr>
           <w:p>
             <w:pPr>
+              <w:keepNext w:val="false"/>
               <w:spacing w:after="40" w:before="0"/>
               <w:jc w:val="left"/>
             </w:pPr>
@@ -35881,6 +36644,7 @@
           </w:tcPr>
           <w:p>
             <w:pPr>
+              <w:keepNext w:val="false"/>
               <w:spacing w:after="40" w:before="0"/>
               <w:jc w:val="left"/>
             </w:pPr>
@@ -35918,7 +36682,7 @@
             <w:pPr>
               <w:spacing w:after="20" w:before="0"/>
             </w:pPr>
-            <w:hyperlink w:history="1" r:id="rIddgiea0ed7e_si7yp2dabc">
+            <w:hyperlink w:history="1" r:id="rIdhttpczr2chch_0rymgcuh">
               <w:r>
                 <w:rPr>
                   <w:rFonts w:ascii="Arial" w:cs="Arial" w:eastAsia="Arial" w:hAnsi="Arial"/>
@@ -35951,7 +36715,7 @@
               <w:spacing w:after="10" w:before="0"/>
               <w:ind w:left="120"/>
             </w:pPr>
-            <w:hyperlink w:history="1" r:id="rIdhojd-h5cxhsgxrhgksjnb">
+            <w:hyperlink w:history="1" r:id="rIdhydfpqd9y6juwvkdfxnon">
               <w:r>
                 <w:rPr>
                   <w:rFonts w:ascii="Arial" w:cs="Arial" w:eastAsia="Arial" w:hAnsi="Arial"/>
@@ -35996,7 +36760,7 @@
             <w:pPr>
               <w:spacing w:after="20" w:before="0"/>
             </w:pPr>
-            <w:hyperlink w:history="1" r:id="rId0ca3ledtkqndz5qzkyhue">
+            <w:hyperlink w:history="1" r:id="rIde1xchtexn5ruzfohj21gk">
               <w:r>
                 <w:rPr>
                   <w:rFonts w:ascii="Arial" w:cs="Arial" w:eastAsia="Arial" w:hAnsi="Arial"/>
@@ -36029,7 +36793,7 @@
               <w:spacing w:after="10" w:before="0"/>
               <w:ind w:left="120"/>
             </w:pPr>
-            <w:hyperlink w:history="1" r:id="rId869ks6spd-zkcgk6vwj6u">
+            <w:hyperlink w:history="1" r:id="rIdg5anqdu174bwcdjlttymz">
               <w:r>
                 <w:rPr>
                   <w:rFonts w:ascii="Arial" w:cs="Arial" w:eastAsia="Arial" w:hAnsi="Arial"/>
@@ -36057,6 +36821,7 @@
           </w:tcPr>
           <w:p>
             <w:pPr>
+              <w:keepNext w:val="false"/>
               <w:spacing w:after="40" w:before="0"/>
               <w:jc w:val="left"/>
             </w:pPr>
@@ -36089,6 +36854,7 @@
           </w:tcPr>
           <w:p>
             <w:pPr>
+              <w:keepNext w:val="false"/>
               <w:spacing w:after="40" w:before="0"/>
               <w:jc w:val="left"/>
             </w:pPr>
@@ -36121,6 +36887,7 @@
           </w:tcPr>
           <w:p>
             <w:pPr>
+              <w:keepNext w:val="false"/>
               <w:spacing w:after="40" w:before="0"/>
               <w:jc w:val="left"/>
             </w:pPr>
@@ -36153,6 +36920,7 @@
           </w:tcPr>
           <w:p>
             <w:pPr>
+              <w:keepNext w:val="false"/>
               <w:spacing w:after="40" w:before="0"/>
               <w:jc w:val="left"/>
             </w:pPr>
@@ -36187,6 +36955,7 @@
           </w:tcPr>
           <w:p>
             <w:pPr>
+              <w:keepNext w:val="false"/>
               <w:spacing w:after="40" w:before="0"/>
               <w:jc w:val="left"/>
             </w:pPr>
@@ -36224,7 +36993,7 @@
             <w:pPr>
               <w:spacing w:after="20" w:before="0"/>
             </w:pPr>
-            <w:hyperlink w:history="1" r:id="rId0tjxy77rimb-u9s-uo8ji">
+            <w:hyperlink w:history="1" r:id="rIdi64pndagjiapyssnhruyz">
               <w:r>
                 <w:rPr>
                   <w:rFonts w:ascii="Arial" w:cs="Arial" w:eastAsia="Arial" w:hAnsi="Arial"/>
@@ -36257,7 +37026,7 @@
               <w:spacing w:after="10" w:before="0"/>
               <w:ind w:left="120"/>
             </w:pPr>
-            <w:hyperlink w:history="1" r:id="rId_rhh5jcnogc1jcons4jnu">
+            <w:hyperlink w:history="1" r:id="rIdvjn674cxjotbptnhsfbvj">
               <w:r>
                 <w:rPr>
                   <w:rFonts w:ascii="Arial" w:cs="Arial" w:eastAsia="Arial" w:hAnsi="Arial"/>
@@ -36302,7 +37071,7 @@
             <w:pPr>
               <w:spacing w:after="20" w:before="0"/>
             </w:pPr>
-            <w:hyperlink w:history="1" r:id="rIdpupzo4no9glq-lvmvc9sq">
+            <w:hyperlink w:history="1" r:id="rIdguzruwvd0ykcq_ozzpp8b">
               <w:r>
                 <w:rPr>
                   <w:rFonts w:ascii="Arial" w:cs="Arial" w:eastAsia="Arial" w:hAnsi="Arial"/>
@@ -36335,7 +37104,7 @@
               <w:spacing w:after="10" w:before="0"/>
               <w:ind w:left="120"/>
             </w:pPr>
-            <w:hyperlink w:history="1" r:id="rIdtwtwtzgfvlehvydrxxl_t">
+            <w:hyperlink w:history="1" r:id="rIdnfd4bcil3xlfyvp2gaiqi">
               <w:r>
                 <w:rPr>
                   <w:rFonts w:ascii="Arial" w:cs="Arial" w:eastAsia="Arial" w:hAnsi="Arial"/>
@@ -36363,6 +37132,7 @@
           </w:tcPr>
           <w:p>
             <w:pPr>
+              <w:keepNext w:val="false"/>
               <w:spacing w:after="40" w:before="0"/>
               <w:jc w:val="left"/>
             </w:pPr>
@@ -36395,6 +37165,7 @@
           </w:tcPr>
           <w:p>
             <w:pPr>
+              <w:keepNext w:val="false"/>
               <w:spacing w:after="40" w:before="0"/>
               <w:jc w:val="left"/>
             </w:pPr>
@@ -36427,6 +37198,7 @@
           </w:tcPr>
           <w:p>
             <w:pPr>
+              <w:keepNext w:val="false"/>
               <w:spacing w:after="40" w:before="0"/>
               <w:jc w:val="left"/>
             </w:pPr>
@@ -36459,6 +37231,7 @@
           </w:tcPr>
           <w:p>
             <w:pPr>
+              <w:keepNext w:val="false"/>
               <w:spacing w:after="40" w:before="0"/>
               <w:jc w:val="left"/>
             </w:pPr>
@@ -36493,6 +37266,7 @@
           </w:tcPr>
           <w:p>
             <w:pPr>
+              <w:keepNext w:val="false"/>
               <w:spacing w:after="40" w:before="0"/>
               <w:jc w:val="left"/>
             </w:pPr>
@@ -36530,7 +37304,7 @@
             <w:pPr>
               <w:spacing w:after="20" w:before="0"/>
             </w:pPr>
-            <w:hyperlink w:history="1" r:id="rId4rwbzvmlws_4hzngiuder">
+            <w:hyperlink w:history="1" r:id="rIdkqarncacqysuhwgu7jhro">
               <w:r>
                 <w:rPr>
                   <w:rFonts w:ascii="Arial" w:cs="Arial" w:eastAsia="Arial" w:hAnsi="Arial"/>
@@ -36563,7 +37337,7 @@
               <w:spacing w:after="10" w:before="0"/>
               <w:ind w:left="120"/>
             </w:pPr>
-            <w:hyperlink w:history="1" r:id="rIduq2fxoqnlpfhhwpwmt5ts">
+            <w:hyperlink w:history="1" r:id="rIdp8t6o3iuhyuihm-wqyfxl">
               <w:r>
                 <w:rPr>
                   <w:rFonts w:ascii="Arial" w:cs="Arial" w:eastAsia="Arial" w:hAnsi="Arial"/>
@@ -36608,7 +37382,7 @@
             <w:pPr>
               <w:spacing w:after="20" w:before="0"/>
             </w:pPr>
-            <w:hyperlink w:history="1" r:id="rIdrkbibqv0a_z7ftns-5kxv">
+            <w:hyperlink w:history="1" r:id="rIdgz4s09s_7x_j3pnyezfai">
               <w:r>
                 <w:rPr>
                   <w:rFonts w:ascii="Arial" w:cs="Arial" w:eastAsia="Arial" w:hAnsi="Arial"/>
@@ -36641,7 +37415,7 @@
               <w:spacing w:after="10" w:before="0"/>
               <w:ind w:left="120"/>
             </w:pPr>
-            <w:hyperlink w:history="1" r:id="rIdvqjdfrxqodl4w7o-_ro-x">
+            <w:hyperlink w:history="1" r:id="rIdvpbgxlleguwnp8yjdohcc">
               <w:r>
                 <w:rPr>
                   <w:rFonts w:ascii="Arial" w:cs="Arial" w:eastAsia="Arial" w:hAnsi="Arial"/>
@@ -36669,6 +37443,7 @@
           </w:tcPr>
           <w:p>
             <w:pPr>
+              <w:keepNext w:val="false"/>
               <w:spacing w:after="40" w:before="0"/>
               <w:jc w:val="left"/>
             </w:pPr>
@@ -36701,6 +37476,7 @@
           </w:tcPr>
           <w:p>
             <w:pPr>
+              <w:keepNext w:val="false"/>
               <w:spacing w:after="40" w:before="0"/>
               <w:jc w:val="left"/>
             </w:pPr>
@@ -36733,6 +37509,7 @@
           </w:tcPr>
           <w:p>
             <w:pPr>
+              <w:keepNext w:val="false"/>
               <w:spacing w:after="40" w:before="0"/>
               <w:jc w:val="left"/>
             </w:pPr>
@@ -36765,6 +37542,7 @@
           </w:tcPr>
           <w:p>
             <w:pPr>
+              <w:keepNext w:val="false"/>
               <w:spacing w:after="40" w:before="0"/>
               <w:jc w:val="left"/>
             </w:pPr>
@@ -36799,6 +37577,7 @@
           </w:tcPr>
           <w:p>
             <w:pPr>
+              <w:keepNext w:val="false"/>
               <w:spacing w:after="40" w:before="0"/>
               <w:jc w:val="left"/>
             </w:pPr>
@@ -36836,7 +37615,7 @@
             <w:pPr>
               <w:spacing w:after="20" w:before="0"/>
             </w:pPr>
-            <w:hyperlink w:history="1" r:id="rIdoti-zsnqhqztnn8sporrg">
+            <w:hyperlink w:history="1" r:id="rIdlzjg8txelvrbszpvakojb">
               <w:r>
                 <w:rPr>
                   <w:rFonts w:ascii="Arial" w:cs="Arial" w:eastAsia="Arial" w:hAnsi="Arial"/>
@@ -36869,7 +37648,7 @@
               <w:spacing w:after="10" w:before="0"/>
               <w:ind w:left="120"/>
             </w:pPr>
-            <w:hyperlink w:history="1" r:id="rIdnniygyu-oyhkwzxjhgoht">
+            <w:hyperlink w:history="1" r:id="rIdh60nq8obfufb1nakbk-f3">
               <w:r>
                 <w:rPr>
                   <w:rFonts w:ascii="Arial" w:cs="Arial" w:eastAsia="Arial" w:hAnsi="Arial"/>
@@ -36914,7 +37693,7 @@
             <w:pPr>
               <w:spacing w:after="20" w:before="0"/>
             </w:pPr>
-            <w:hyperlink w:history="1" r:id="rIdybt3pu87dkh_rngrjwn-e">
+            <w:hyperlink w:history="1" r:id="rIdaqbmu0leu180vcoklwrvq">
               <w:r>
                 <w:rPr>
                   <w:rFonts w:ascii="Arial" w:cs="Arial" w:eastAsia="Arial" w:hAnsi="Arial"/>
@@ -36947,7 +37726,7 @@
               <w:spacing w:after="10" w:before="0"/>
               <w:ind w:left="120"/>
             </w:pPr>
-            <w:hyperlink w:history="1" r:id="rIdfl40kvtuddwl-7fp96sud">
+            <w:hyperlink w:history="1" r:id="rIdfr44gj2zzyic-hyzrh6co">
               <w:r>
                 <w:rPr>
                   <w:rFonts w:ascii="Arial" w:cs="Arial" w:eastAsia="Arial" w:hAnsi="Arial"/>
@@ -36975,6 +37754,7 @@
           </w:tcPr>
           <w:p>
             <w:pPr>
+              <w:keepNext w:val="false"/>
               <w:spacing w:after="40" w:before="0"/>
               <w:jc w:val="left"/>
             </w:pPr>
@@ -37007,6 +37787,7 @@
           </w:tcPr>
           <w:p>
             <w:pPr>
+              <w:keepNext w:val="false"/>
               <w:spacing w:after="40" w:before="0"/>
               <w:jc w:val="left"/>
             </w:pPr>
@@ -37039,6 +37820,7 @@
           </w:tcPr>
           <w:p>
             <w:pPr>
+              <w:keepNext w:val="false"/>
               <w:spacing w:after="40" w:before="0"/>
               <w:jc w:val="left"/>
             </w:pPr>
@@ -37071,6 +37853,7 @@
           </w:tcPr>
           <w:p>
             <w:pPr>
+              <w:keepNext w:val="false"/>
               <w:spacing w:after="40" w:before="0"/>
               <w:jc w:val="left"/>
             </w:pPr>
@@ -37105,6 +37888,7 @@
           </w:tcPr>
           <w:p>
             <w:pPr>
+              <w:keepNext w:val="false"/>
               <w:spacing w:after="40" w:before="0"/>
               <w:jc w:val="left"/>
             </w:pPr>
@@ -37142,7 +37926,7 @@
             <w:pPr>
               <w:spacing w:after="20" w:before="0"/>
             </w:pPr>
-            <w:hyperlink w:history="1" r:id="rIdehijgxtnshntrwrh4sjpd">
+            <w:hyperlink w:history="1" r:id="rIdrm8yx9lqm1thn0i5rf8ez">
               <w:r>
                 <w:rPr>
                   <w:rFonts w:ascii="Arial" w:cs="Arial" w:eastAsia="Arial" w:hAnsi="Arial"/>
@@ -37175,7 +37959,7 @@
               <w:spacing w:after="10" w:before="0"/>
               <w:ind w:left="120"/>
             </w:pPr>
-            <w:hyperlink w:history="1" r:id="rIdv3npmdngmur6ifakaufzv">
+            <w:hyperlink w:history="1" r:id="rIdjxxvxhdr5dhlrljax8ujm">
               <w:r>
                 <w:rPr>
                   <w:rFonts w:ascii="Arial" w:cs="Arial" w:eastAsia="Arial" w:hAnsi="Arial"/>
@@ -37220,7 +38004,7 @@
             <w:pPr>
               <w:spacing w:after="20" w:before="0"/>
             </w:pPr>
-            <w:hyperlink w:history="1" r:id="rIdpxnrzv7ynbdtzonzamtaw">
+            <w:hyperlink w:history="1" r:id="rIdkihcuksgzk5sefhwwd-uw">
               <w:r>
                 <w:rPr>
                   <w:rFonts w:ascii="Arial" w:cs="Arial" w:eastAsia="Arial" w:hAnsi="Arial"/>
@@ -37269,7 +38053,7 @@
               <w:spacing w:after="10" w:before="0"/>
               <w:ind w:left="120"/>
             </w:pPr>
-            <w:hyperlink w:history="1" r:id="rId2fkymmgjfsxre9fnairee">
+            <w:hyperlink w:history="1" r:id="rId5k3vtdiucxsb5ftus-c-p">
               <w:r>
                 <w:rPr>
                   <w:rFonts w:ascii="Arial" w:cs="Arial" w:eastAsia="Arial" w:hAnsi="Arial"/>
@@ -37297,6 +38081,7 @@
           </w:tcPr>
           <w:p>
             <w:pPr>
+              <w:keepNext w:val="false"/>
               <w:spacing w:after="40" w:before="0"/>
               <w:jc w:val="left"/>
             </w:pPr>
@@ -37329,6 +38114,7 @@
           </w:tcPr>
           <w:p>
             <w:pPr>
+              <w:keepNext w:val="false"/>
               <w:spacing w:after="40" w:before="0"/>
               <w:jc w:val="left"/>
             </w:pPr>
@@ -37361,6 +38147,7 @@
           </w:tcPr>
           <w:p>
             <w:pPr>
+              <w:keepNext w:val="false"/>
               <w:spacing w:after="40" w:before="0"/>
               <w:jc w:val="left"/>
             </w:pPr>
@@ -37393,6 +38180,7 @@
           </w:tcPr>
           <w:p>
             <w:pPr>
+              <w:keepNext w:val="false"/>
               <w:spacing w:after="40" w:before="0"/>
               <w:jc w:val="left"/>
             </w:pPr>
@@ -37452,6 +38240,7 @@
           </w:tcPr>
           <w:p>
             <w:pPr>
+              <w:keepNext w:val="false"/>
               <w:spacing w:after="40" w:before="0"/>
               <w:jc w:val="center"/>
             </w:pPr>
@@ -37486,6 +38275,7 @@
           </w:tcPr>
           <w:p>
             <w:pPr>
+              <w:keepNext w:val="false"/>
               <w:spacing w:after="40" w:before="0"/>
               <w:jc w:val="left"/>
             </w:pPr>
@@ -37505,6 +38295,7 @@
           </w:p>
           <w:p>
             <w:pPr>
+              <w:keepNext w:val="false"/>
               <w:spacing w:after="40" w:before="0"/>
               <w:jc w:val="left"/>
             </w:pPr>
@@ -37524,6 +38315,7 @@
           </w:p>
           <w:p>
             <w:pPr>
+              <w:keepNext w:val="false"/>
               <w:spacing w:after="40" w:before="0"/>
               <w:jc w:val="left"/>
             </w:pPr>
@@ -37543,6 +38335,7 @@
           </w:p>
           <w:p>
             <w:pPr>
+              <w:keepNext w:val="false"/>
               <w:spacing w:after="40" w:before="0"/>
               <w:jc w:val="left"/>
             </w:pPr>
@@ -37562,6 +38355,7 @@
           </w:p>
           <w:p>
             <w:pPr>
+              <w:keepNext w:val="false"/>
               <w:spacing w:after="40" w:before="0"/>
               <w:jc w:val="left"/>
             </w:pPr>
@@ -37581,6 +38375,7 @@
           </w:p>
           <w:p>
             <w:pPr>
+              <w:keepNext w:val="false"/>
               <w:spacing w:after="40" w:before="0"/>
               <w:jc w:val="left"/>
             </w:pPr>
@@ -37600,6 +38395,7 @@
           </w:p>
           <w:p>
             <w:pPr>
+              <w:keepNext w:val="false"/>
               <w:spacing w:after="40" w:before="0"/>
               <w:jc w:val="left"/>
             </w:pPr>
@@ -37619,6 +38415,7 @@
           </w:p>
           <w:p>
             <w:pPr>
+              <w:keepNext w:val="false"/>
               <w:spacing w:after="40" w:before="0"/>
               <w:jc w:val="left"/>
             </w:pPr>
@@ -37638,6 +38435,7 @@
           </w:p>
           <w:p>
             <w:pPr>
+              <w:keepNext w:val="false"/>
               <w:spacing w:after="40" w:before="0"/>
               <w:jc w:val="left"/>
             </w:pPr>
@@ -37657,6 +38455,7 @@
           </w:p>
           <w:p>
             <w:pPr>
+              <w:keepNext w:val="false"/>
               <w:spacing w:after="40" w:before="0"/>
               <w:jc w:val="left"/>
             </w:pPr>
@@ -37676,6 +38475,7 @@
           </w:p>
           <w:p>
             <w:pPr>
+              <w:keepNext w:val="false"/>
               <w:spacing w:after="40" w:before="0"/>
               <w:jc w:val="left"/>
             </w:pPr>
@@ -37695,6 +38495,7 @@
           </w:p>
           <w:p>
             <w:pPr>
+              <w:keepNext w:val="false"/>
               <w:spacing w:after="40" w:before="0"/>
               <w:jc w:val="left"/>
             </w:pPr>
@@ -37714,6 +38515,7 @@
           </w:p>
           <w:p>
             <w:pPr>
+              <w:keepNext w:val="false"/>
               <w:spacing w:after="40" w:before="0"/>
               <w:jc w:val="left"/>
             </w:pPr>
@@ -37775,6 +38577,7 @@
           </w:tcPr>
           <w:p>
             <w:pPr>
+              <w:keepNext w:val="false"/>
               <w:spacing w:after="40" w:before="0"/>
               <w:jc w:val="center"/>
             </w:pPr>
@@ -37809,6 +38612,7 @@
           </w:tcPr>
           <w:p>
             <w:pPr>
+              <w:keepNext w:val="false"/>
               <w:spacing w:after="40" w:before="0"/>
               <w:jc w:val="left"/>
             </w:pPr>
@@ -37841,6 +38645,7 @@
           </w:tcPr>
           <w:p>
             <w:pPr>
+              <w:keepNext w:val="false"/>
               <w:spacing w:after="40" w:before="0"/>
               <w:jc w:val="left"/>
             </w:pPr>
@@ -37875,6 +38680,7 @@
           </w:tcPr>
           <w:p>
             <w:pPr>
+              <w:keepNext w:val="false"/>
               <w:spacing w:after="40" w:before="0"/>
               <w:jc w:val="left"/>
             </w:pPr>
@@ -37907,6 +38713,7 @@
           </w:tcPr>
           <w:p>
             <w:pPr>
+              <w:keepNext w:val="false"/>
               <w:spacing w:after="40" w:before="0"/>
               <w:jc w:val="left"/>
             </w:pPr>
@@ -37941,6 +38748,7 @@
           </w:tcPr>
           <w:p>
             <w:pPr>
+              <w:keepNext w:val="false"/>
               <w:spacing w:after="40" w:before="0"/>
               <w:jc w:val="left"/>
             </w:pPr>
@@ -37973,6 +38781,7 @@
           </w:tcPr>
           <w:p>
             <w:pPr>
+              <w:keepNext w:val="false"/>
               <w:spacing w:after="40" w:before="0"/>
               <w:jc w:val="left"/>
             </w:pPr>
@@ -38009,7 +38818,7 @@
         </w:rPr>
         <w:t xml:space="preserve">© 2026 SeaVuria and ARES. Aligned with KICD objectives. Developed by SeaVuria; technical implementation by ARES (with AI assistance from Claude). Licensed under </w:t>
       </w:r>
-      <w:hyperlink w:history="1" r:id="rIdp1c5erbdrb1jatqhjmr8v">
+      <w:hyperlink w:history="1" r:id="rIdgefxhwfwwsisby21ihk_n">
         <w:r>
           <w:rPr>
             <w:rFonts w:ascii="Arial" w:cs="Arial" w:eastAsia="Arial" w:hAnsi="Arial"/>
@@ -38030,7 +38839,7 @@
         </w:rPr>
         <w:t xml:space="preserve"> (</w:t>
       </w:r>
-      <w:hyperlink w:history="1" r:id="rIdgdgf5vreppg7wln2dqy0p">
+      <w:hyperlink w:history="1" r:id="rIdrjrut2pde0cnqchntqp5x">
         <w:r>
           <w:rPr>
             <w:rFonts w:ascii="Arial" w:cs="Arial" w:eastAsia="Arial" w:hAnsi="Arial"/>
@@ -38091,6 +38900,7 @@
           </w:tcPr>
           <w:p>
             <w:pPr>
+              <w:keepNext w:val="false"/>
               <w:spacing w:after="40" w:before="0"/>
               <w:jc w:val="center"/>
             </w:pPr>
@@ -38125,6 +38935,7 @@
           </w:tcPr>
           <w:p>
             <w:pPr>
+              <w:keepNext w:val="false"/>
               <w:spacing w:after="40" w:before="0"/>
               <w:jc w:val="left"/>
             </w:pPr>
@@ -38157,6 +38968,7 @@
           </w:tcPr>
           <w:p>
             <w:pPr>
+              <w:keepNext w:val="false"/>
               <w:spacing w:after="40" w:before="0"/>
               <w:jc w:val="left"/>
             </w:pPr>
@@ -38189,6 +39001,7 @@
           </w:tcPr>
           <w:p>
             <w:pPr>
+              <w:keepNext w:val="false"/>
               <w:spacing w:after="40" w:before="0"/>
               <w:jc w:val="left"/>
             </w:pPr>
@@ -38223,6 +39036,7 @@
           </w:tcPr>
           <w:p>
             <w:pPr>
+              <w:keepNext w:val="false"/>
               <w:spacing w:after="40" w:before="0"/>
               <w:jc w:val="left"/>
             </w:pPr>
@@ -38255,6 +39069,7 @@
           </w:tcPr>
           <w:p>
             <w:pPr>
+              <w:keepNext w:val="false"/>
               <w:spacing w:after="40" w:before="0"/>
               <w:jc w:val="left"/>
             </w:pPr>
@@ -38287,6 +39102,7 @@
           </w:tcPr>
           <w:p>
             <w:pPr>
+              <w:keepNext w:val="false"/>
               <w:spacing w:after="40" w:before="0"/>
               <w:jc w:val="left"/>
             </w:pPr>
@@ -38321,6 +39137,7 @@
           </w:tcPr>
           <w:p>
             <w:pPr>
+              <w:keepNext w:val="false"/>
               <w:spacing w:after="40" w:before="0"/>
               <w:jc w:val="left"/>
             </w:pPr>
@@ -38353,6 +39170,7 @@
           </w:tcPr>
           <w:p>
             <w:pPr>
+              <w:keepNext w:val="false"/>
               <w:spacing w:after="40" w:before="0"/>
               <w:jc w:val="left"/>
             </w:pPr>
@@ -38385,6 +39203,7 @@
           </w:tcPr>
           <w:p>
             <w:pPr>
+              <w:keepNext w:val="false"/>
               <w:spacing w:after="40" w:before="0"/>
               <w:jc w:val="left"/>
             </w:pPr>
@@ -38419,6 +39238,7 @@
           </w:tcPr>
           <w:p>
             <w:pPr>
+              <w:keepNext w:val="false"/>
               <w:spacing w:after="40" w:before="0"/>
               <w:jc w:val="left"/>
             </w:pPr>
@@ -38451,6 +39271,7 @@
           </w:tcPr>
           <w:p>
             <w:pPr>
+              <w:keepNext w:val="false"/>
               <w:spacing w:after="40" w:before="0"/>
               <w:jc w:val="left"/>
             </w:pPr>
@@ -38483,6 +39304,7 @@
           </w:tcPr>
           <w:p>
             <w:pPr>
+              <w:keepNext w:val="false"/>
               <w:spacing w:after="40" w:before="0"/>
               <w:jc w:val="left"/>
             </w:pPr>

--- a/data/outputs/v2/Physics/SS4.2_Introduction_to_Space_Physics/Physics_Introduction_to_Space_Physics_CBE_LessonSequence.docx
+++ b/data/outputs/v2/Physics/SS4.2_Introduction_to_Space_Physics/Physics_Introduction_to_Space_Physics_CBE_LessonSequence.docx
@@ -2798,7 +2798,7 @@
         </w:rPr>
         <w:t xml:space="preserve">© 2026 SeaVuria and ARES. This work is licensed under a </w:t>
       </w:r>
-      <w:hyperlink w:history="1" r:id="rIdxt5ytk3rcdbywnml4ha69">
+      <w:hyperlink w:history="1" r:id="rIdi2wx9dvf4sh8xul8fgvhc">
         <w:r>
           <w:rPr>
             <w:rFonts w:ascii="Arial" w:cs="Arial" w:eastAsia="Arial" w:hAnsi="Arial"/>
@@ -2818,7 +2818,7 @@
         </w:rPr>
         <w:t xml:space="preserve"> (</w:t>
       </w:r>
-      <w:hyperlink w:history="1" r:id="rIdapl5qx7apd1q3bcgdqlqv">
+      <w:hyperlink w:history="1" r:id="rIdeoivlkcz5hgn1kwy6u-l7">
         <w:r>
           <w:rPr>
             <w:rFonts w:ascii="Arial" w:cs="Arial" w:eastAsia="Arial" w:hAnsi="Arial"/>
@@ -2838,7 +2838,7 @@
         </w:rPr>
         <w:t xml:space="preserve">). To view a copy of this license, visit </w:t>
       </w:r>
-      <w:hyperlink w:history="1" r:id="rId0rjqla4_ttbgdtcypcpkb">
+      <w:hyperlink w:history="1" r:id="rId31hixzxubnnvfqzjneiwo">
         <w:r>
           <w:rPr>
             <w:rFonts w:ascii="Arial" w:cs="Arial" w:eastAsia="Arial" w:hAnsi="Arial"/>
@@ -3877,7 +3877,7 @@
             <w:pPr>
               <w:spacing w:after="20" w:before="0"/>
             </w:pPr>
-            <w:hyperlink w:history="1" r:id="rIdzvfgtl4l3sm5isv6knpxs">
+            <w:hyperlink w:history="1" r:id="rIddfw9rjh146dm4chv8_zwz">
               <w:r>
                 <w:rPr>
                   <w:rFonts w:ascii="Arial" w:cs="Arial" w:eastAsia="Arial" w:hAnsi="Arial"/>
@@ -3910,7 +3910,7 @@
               <w:spacing w:after="10" w:before="0"/>
               <w:ind w:left="120"/>
             </w:pPr>
-            <w:hyperlink w:history="1" r:id="rIdxuccprkbnwtsmajn3bizs">
+            <w:hyperlink w:history="1" r:id="rIdc6ds_c1adpfdv9xfplija">
               <w:r>
                 <w:rPr>
                   <w:rFonts w:ascii="Arial" w:cs="Arial" w:eastAsia="Arial" w:hAnsi="Arial"/>
@@ -3972,7 +3972,7 @@
               <w:spacing w:after="10" w:before="0"/>
               <w:ind w:left="120"/>
             </w:pPr>
-            <w:hyperlink w:history="1" r:id="rIdvf-q4p5doy5da4fwe30im">
+            <w:hyperlink w:history="1" r:id="rIdyvdy3yimauuskegx_fmq1">
               <w:r>
                 <w:rPr>
                   <w:rFonts w:ascii="Arial" w:cs="Arial" w:eastAsia="Arial" w:hAnsi="Arial"/>
@@ -4187,7 +4187,7 @@
             <w:pPr>
               <w:spacing w:after="20" w:before="0"/>
             </w:pPr>
-            <w:hyperlink w:history="1" r:id="rIdeqy_u6cwjos-pwxqf0hee">
+            <w:hyperlink w:history="1" r:id="rId6kx50ogbnauatsff7qicv">
               <w:r>
                 <w:rPr>
                   <w:rFonts w:ascii="Arial" w:cs="Arial" w:eastAsia="Arial" w:hAnsi="Arial"/>
@@ -4220,7 +4220,7 @@
               <w:spacing w:after="10" w:before="0"/>
               <w:ind w:left="120"/>
             </w:pPr>
-            <w:hyperlink w:history="1" r:id="rIdw2qp4bvwf1n5gfpagdnvk">
+            <w:hyperlink w:history="1" r:id="rIdfyhdq-r_6ecf6pyrtiqez">
               <w:r>
                 <w:rPr>
                   <w:rFonts w:ascii="Arial" w:cs="Arial" w:eastAsia="Arial" w:hAnsi="Arial"/>
@@ -4282,7 +4282,7 @@
               <w:spacing w:after="10" w:before="0"/>
               <w:ind w:left="120"/>
             </w:pPr>
-            <w:hyperlink w:history="1" r:id="rIdzy69h4ordwcjiwb6po-iz">
+            <w:hyperlink w:history="1" r:id="rIdjio1cbknf7dsp8jlmv2ib">
               <w:r>
                 <w:rPr>
                   <w:rFonts w:ascii="Arial" w:cs="Arial" w:eastAsia="Arial" w:hAnsi="Arial"/>
@@ -4497,7 +4497,7 @@
             <w:pPr>
               <w:spacing w:after="20" w:before="0"/>
             </w:pPr>
-            <w:hyperlink w:history="1" r:id="rIduwup415wqaqyukakay22t">
+            <w:hyperlink w:history="1" r:id="rIduodqdsxudpsqvnmtte1rz">
               <w:r>
                 <w:rPr>
                   <w:rFonts w:ascii="Arial" w:cs="Arial" w:eastAsia="Arial" w:hAnsi="Arial"/>
@@ -4546,7 +4546,7 @@
               <w:spacing w:after="10" w:before="0"/>
               <w:ind w:left="120"/>
             </w:pPr>
-            <w:hyperlink w:history="1" r:id="rIda__m8cd0qtfqzrggru4uc">
+            <w:hyperlink w:history="1" r:id="rIdfri5ynv_ilw8ocydwe5f5">
               <w:r>
                 <w:rPr>
                   <w:rFonts w:ascii="Arial" w:cs="Arial" w:eastAsia="Arial" w:hAnsi="Arial"/>
@@ -4608,7 +4608,7 @@
               <w:spacing w:after="10" w:before="0"/>
               <w:ind w:left="120"/>
             </w:pPr>
-            <w:hyperlink w:history="1" r:id="rIdcgz08tb4nx1r8obmmwnhz">
+            <w:hyperlink w:history="1" r:id="rId0kdvmek6mot_dzhbko3z3">
               <w:r>
                 <w:rPr>
                   <w:rFonts w:ascii="Arial" w:cs="Arial" w:eastAsia="Arial" w:hAnsi="Arial"/>
@@ -4823,7 +4823,7 @@
             <w:pPr>
               <w:spacing w:after="20" w:before="0"/>
             </w:pPr>
-            <w:hyperlink w:history="1" r:id="rIdtgq4rssupampaq1g1fhik">
+            <w:hyperlink w:history="1" r:id="rIddpps_nts9uxw642jftxpg">
               <w:r>
                 <w:rPr>
                   <w:rFonts w:ascii="Arial" w:cs="Arial" w:eastAsia="Arial" w:hAnsi="Arial"/>
@@ -4872,7 +4872,7 @@
               <w:spacing w:after="10" w:before="0"/>
               <w:ind w:left="120"/>
             </w:pPr>
-            <w:hyperlink w:history="1" r:id="rIdkpeks8phns_g6l8nh2hg2">
+            <w:hyperlink w:history="1" r:id="rIdrksuwdrvbzrytn37rbjt0">
               <w:r>
                 <w:rPr>
                   <w:rFonts w:ascii="Arial" w:cs="Arial" w:eastAsia="Arial" w:hAnsi="Arial"/>
@@ -4934,7 +4934,7 @@
               <w:spacing w:after="10" w:before="0"/>
               <w:ind w:left="120"/>
             </w:pPr>
-            <w:hyperlink w:history="1" r:id="rIdc7ajebcv72aykiosdm_-8">
+            <w:hyperlink w:history="1" r:id="rIdr0gwx2toyot7qycuvxuhx">
               <w:r>
                 <w:rPr>
                   <w:rFonts w:ascii="Arial" w:cs="Arial" w:eastAsia="Arial" w:hAnsi="Arial"/>
@@ -5149,7 +5149,7 @@
             <w:pPr>
               <w:spacing w:after="20" w:before="0"/>
             </w:pPr>
-            <w:hyperlink w:history="1" r:id="rIdhxqg3hzaxjy5y8jragosg">
+            <w:hyperlink w:history="1" r:id="rIducpls-5wdqbdjpqynjubx">
               <w:r>
                 <w:rPr>
                   <w:rFonts w:ascii="Arial" w:cs="Arial" w:eastAsia="Arial" w:hAnsi="Arial"/>
@@ -5198,7 +5198,7 @@
               <w:spacing w:after="10" w:before="0"/>
               <w:ind w:left="120"/>
             </w:pPr>
-            <w:hyperlink w:history="1" r:id="rIdvwdxuhestyfjchnjdqed9">
+            <w:hyperlink w:history="1" r:id="rId44or_8svivwc0zyaxzirr">
               <w:r>
                 <w:rPr>
                   <w:rFonts w:ascii="Arial" w:cs="Arial" w:eastAsia="Arial" w:hAnsi="Arial"/>
@@ -5260,7 +5260,7 @@
               <w:spacing w:after="10" w:before="0"/>
               <w:ind w:left="120"/>
             </w:pPr>
-            <w:hyperlink w:history="1" r:id="rIdv5es1scf53tnz_hmj1h8s">
+            <w:hyperlink w:history="1" r:id="rIdszlsjybm-m2xflcamudjd">
               <w:r>
                 <w:rPr>
                   <w:rFonts w:ascii="Arial" w:cs="Arial" w:eastAsia="Arial" w:hAnsi="Arial"/>
@@ -5800,7 +5800,7 @@
         </w:rPr>
         <w:t xml:space="preserve">© 2026 SeaVuria and ARES. Aligned with KICD objectives. Developed by SeaVuria; technical implementation by ARES (with AI assistance from Claude). Licensed under </w:t>
       </w:r>
-      <w:hyperlink w:history="1" r:id="rIdz8fdqvzrxca71w-7by82j">
+      <w:hyperlink w:history="1" r:id="rIdk7_9gemuzenu9sqcixvw6">
         <w:r>
           <w:rPr>
             <w:rFonts w:ascii="Arial" w:cs="Arial" w:eastAsia="Arial" w:hAnsi="Arial"/>
@@ -5821,7 +5821,7 @@
         </w:rPr>
         <w:t xml:space="preserve"> (</w:t>
       </w:r>
-      <w:hyperlink w:history="1" r:id="rIdn8tfbto7os_9dqat19bek">
+      <w:hyperlink w:history="1" r:id="rId_zr6j7wiqf4kx3d2o7lxg">
         <w:r>
           <w:rPr>
             <w:rFonts w:ascii="Arial" w:cs="Arial" w:eastAsia="Arial" w:hAnsi="Arial"/>
@@ -6861,7 +6861,7 @@
             <w:pPr>
               <w:spacing w:after="20" w:before="0"/>
             </w:pPr>
-            <w:hyperlink w:history="1" r:id="rIdkfedvebx5yak2ogd7vu6c">
+            <w:hyperlink w:history="1" r:id="rId8bbloy1tbrmkxbrpv_hiz">
               <w:r>
                 <w:rPr>
                   <w:rFonts w:ascii="Arial" w:cs="Arial" w:eastAsia="Arial" w:hAnsi="Arial"/>
@@ -6894,7 +6894,7 @@
               <w:spacing w:after="10" w:before="0"/>
               <w:ind w:left="120"/>
             </w:pPr>
-            <w:hyperlink w:history="1" r:id="rIdunzbtbnromszwu-qualj3">
+            <w:hyperlink w:history="1" r:id="rIds4e7dvjd7m--ipdwgdtgq">
               <w:r>
                 <w:rPr>
                   <w:rFonts w:ascii="Arial" w:cs="Arial" w:eastAsia="Arial" w:hAnsi="Arial"/>
@@ -6939,7 +6939,7 @@
             <w:pPr>
               <w:spacing w:after="20" w:before="0"/>
             </w:pPr>
-            <w:hyperlink w:history="1" r:id="rIdvp5yiksavrvzlutwdgt18">
+            <w:hyperlink w:history="1" r:id="rId1d4tmzlwsuhtsyw282qfo">
               <w:r>
                 <w:rPr>
                   <w:rFonts w:ascii="Arial" w:cs="Arial" w:eastAsia="Arial" w:hAnsi="Arial"/>
@@ -6972,7 +6972,7 @@
               <w:spacing w:after="10" w:before="0"/>
               <w:ind w:left="120"/>
             </w:pPr>
-            <w:hyperlink w:history="1" r:id="rIdlky4lwsiyypcjmfv86bpg">
+            <w:hyperlink w:history="1" r:id="rIdh9jtqvp2v9yo4cfvk4kdp">
               <w:r>
                 <w:rPr>
                   <w:rFonts w:ascii="Arial" w:cs="Arial" w:eastAsia="Arial" w:hAnsi="Arial"/>
@@ -7172,7 +7172,7 @@
             <w:pPr>
               <w:spacing w:after="20" w:before="0"/>
             </w:pPr>
-            <w:hyperlink w:history="1" r:id="rIdgt0vedu3ilb5-t-lyf5mo">
+            <w:hyperlink w:history="1" r:id="rIdhwxabvzcho34lupmel77m">
               <w:r>
                 <w:rPr>
                   <w:rFonts w:ascii="Arial" w:cs="Arial" w:eastAsia="Arial" w:hAnsi="Arial"/>
@@ -7205,7 +7205,7 @@
               <w:spacing w:after="10" w:before="0"/>
               <w:ind w:left="120"/>
             </w:pPr>
-            <w:hyperlink w:history="1" r:id="rIdhrqh_kiyuwifuigxswwyi">
+            <w:hyperlink w:history="1" r:id="rIdpytxqhenh62ajrqsyiq08">
               <w:r>
                 <w:rPr>
                   <w:rFonts w:ascii="Arial" w:cs="Arial" w:eastAsia="Arial" w:hAnsi="Arial"/>
@@ -7250,7 +7250,7 @@
             <w:pPr>
               <w:spacing w:after="20" w:before="0"/>
             </w:pPr>
-            <w:hyperlink w:history="1" r:id="rIdypcknxgzgrhejelxcvgbn">
+            <w:hyperlink w:history="1" r:id="rIde6ernzdjozfgjv-uvm6x9">
               <w:r>
                 <w:rPr>
                   <w:rFonts w:ascii="Arial" w:cs="Arial" w:eastAsia="Arial" w:hAnsi="Arial"/>
@@ -7283,7 +7283,7 @@
               <w:spacing w:after="10" w:before="0"/>
               <w:ind w:left="120"/>
             </w:pPr>
-            <w:hyperlink w:history="1" r:id="rIdxoa4vhy-tq4yy7hczpm2h">
+            <w:hyperlink w:history="1" r:id="rIdbj6wvhkjse_ili24l6ogn">
               <w:r>
                 <w:rPr>
                   <w:rFonts w:ascii="Arial" w:cs="Arial" w:eastAsia="Arial" w:hAnsi="Arial"/>
@@ -7563,7 +7563,7 @@
             <w:pPr>
               <w:spacing w:after="20" w:before="0"/>
             </w:pPr>
-            <w:hyperlink w:history="1" r:id="rIdweauulc4syva4pjjpwx81">
+            <w:hyperlink w:history="1" r:id="rId49f4qcjgz4y2cuib23hwz">
               <w:r>
                 <w:rPr>
                   <w:rFonts w:ascii="Arial" w:cs="Arial" w:eastAsia="Arial" w:hAnsi="Arial"/>
@@ -7596,7 +7596,7 @@
               <w:spacing w:after="10" w:before="0"/>
               <w:ind w:left="120"/>
             </w:pPr>
-            <w:hyperlink w:history="1" r:id="rIdgllb_wlha5fovcixobwxk">
+            <w:hyperlink w:history="1" r:id="rIdndyfhxt1iwc_q_nk7cezk">
               <w:r>
                 <w:rPr>
                   <w:rFonts w:ascii="Arial" w:cs="Arial" w:eastAsia="Arial" w:hAnsi="Arial"/>
@@ -7641,7 +7641,7 @@
             <w:pPr>
               <w:spacing w:after="20" w:before="0"/>
             </w:pPr>
-            <w:hyperlink w:history="1" r:id="rIdtwm8unvx7t3sophglidsz">
+            <w:hyperlink w:history="1" r:id="rIdx2hl4nkivrqodiri5cwgu">
               <w:r>
                 <w:rPr>
                   <w:rFonts w:ascii="Arial" w:cs="Arial" w:eastAsia="Arial" w:hAnsi="Arial"/>
@@ -7674,7 +7674,7 @@
               <w:spacing w:after="10" w:before="0"/>
               <w:ind w:left="120"/>
             </w:pPr>
-            <w:hyperlink w:history="1" r:id="rId2zrepru9c2aord9lw-fl7">
+            <w:hyperlink w:history="1" r:id="rIdlbtcfl4ryaki3hb7sxtj1">
               <w:r>
                 <w:rPr>
                   <w:rFonts w:ascii="Arial" w:cs="Arial" w:eastAsia="Arial" w:hAnsi="Arial"/>
@@ -7874,7 +7874,7 @@
             <w:pPr>
               <w:spacing w:after="20" w:before="0"/>
             </w:pPr>
-            <w:hyperlink w:history="1" r:id="rId5fqe-a2ejuvdp8aa7dapb">
+            <w:hyperlink w:history="1" r:id="rIdyw9csn6ckxyhdm-5xmy6n">
               <w:r>
                 <w:rPr>
                   <w:rFonts w:ascii="Arial" w:cs="Arial" w:eastAsia="Arial" w:hAnsi="Arial"/>
@@ -7907,7 +7907,7 @@
               <w:spacing w:after="10" w:before="0"/>
               <w:ind w:left="120"/>
             </w:pPr>
-            <w:hyperlink w:history="1" r:id="rIdly5gfsbxmahyntlov4q74">
+            <w:hyperlink w:history="1" r:id="rIdtyz1wvuhzydbaugdmgkjd">
               <w:r>
                 <w:rPr>
                   <w:rFonts w:ascii="Arial" w:cs="Arial" w:eastAsia="Arial" w:hAnsi="Arial"/>
@@ -7952,7 +7952,7 @@
             <w:pPr>
               <w:spacing w:after="20" w:before="0"/>
             </w:pPr>
-            <w:hyperlink w:history="1" r:id="rIdlncrdvpzz4xexvndcpycx">
+            <w:hyperlink w:history="1" r:id="rIdbb5p-r96p1vpl4qubizup">
               <w:r>
                 <w:rPr>
                   <w:rFonts w:ascii="Arial" w:cs="Arial" w:eastAsia="Arial" w:hAnsi="Arial"/>
@@ -7985,7 +7985,7 @@
               <w:spacing w:after="10" w:before="0"/>
               <w:ind w:left="120"/>
             </w:pPr>
-            <w:hyperlink w:history="1" r:id="rIdmuwds8huo5kgxsyddkutg">
+            <w:hyperlink w:history="1" r:id="rIdzfge-wdvad_dcwbtiepki">
               <w:r>
                 <w:rPr>
                   <w:rFonts w:ascii="Arial" w:cs="Arial" w:eastAsia="Arial" w:hAnsi="Arial"/>
@@ -8185,7 +8185,7 @@
             <w:pPr>
               <w:spacing w:after="20" w:before="0"/>
             </w:pPr>
-            <w:hyperlink w:history="1" r:id="rIdmpvrng1_cztf4toqvd_u4">
+            <w:hyperlink w:history="1" r:id="rIdk3_7pv3ntgu_8khv1y0li">
               <w:r>
                 <w:rPr>
                   <w:rFonts w:ascii="Arial" w:cs="Arial" w:eastAsia="Arial" w:hAnsi="Arial"/>
@@ -8218,7 +8218,7 @@
               <w:spacing w:after="10" w:before="0"/>
               <w:ind w:left="120"/>
             </w:pPr>
-            <w:hyperlink w:history="1" r:id="rIdf2faczr7jxtztyfifwscd">
+            <w:hyperlink w:history="1" r:id="rIdkcucv5x58g1o2zq_ljg7_">
               <w:r>
                 <w:rPr>
                   <w:rFonts w:ascii="Arial" w:cs="Arial" w:eastAsia="Arial" w:hAnsi="Arial"/>
@@ -8263,7 +8263,7 @@
             <w:pPr>
               <w:spacing w:after="20" w:before="0"/>
             </w:pPr>
-            <w:hyperlink w:history="1" r:id="rIdzlsb_jvqbfisobui4rqzb">
+            <w:hyperlink w:history="1" r:id="rIdt8ytigya_bo6qmaari908">
               <w:r>
                 <w:rPr>
                   <w:rFonts w:ascii="Arial" w:cs="Arial" w:eastAsia="Arial" w:hAnsi="Arial"/>
@@ -8296,7 +8296,7 @@
               <w:spacing w:after="10" w:before="0"/>
               <w:ind w:left="120"/>
             </w:pPr>
-            <w:hyperlink w:history="1" r:id="rIdplebz_4fwac6gkiacnl_z">
+            <w:hyperlink w:history="1" r:id="rIdm854wpafepxwslglwx5z-">
               <w:r>
                 <w:rPr>
                   <w:rFonts w:ascii="Arial" w:cs="Arial" w:eastAsia="Arial" w:hAnsi="Arial"/>
@@ -8821,7 +8821,7 @@
         </w:rPr>
         <w:t xml:space="preserve">© 2026 SeaVuria and ARES. Aligned with KICD objectives. Developed by SeaVuria; technical implementation by ARES (with AI assistance from Claude). Licensed under </w:t>
       </w:r>
-      <w:hyperlink w:history="1" r:id="rId3eiycq_vkhkg8jpc8lw6n">
+      <w:hyperlink w:history="1" r:id="rIdyzqjvybm2rynjd7bmdftr">
         <w:r>
           <w:rPr>
             <w:rFonts w:ascii="Arial" w:cs="Arial" w:eastAsia="Arial" w:hAnsi="Arial"/>
@@ -8842,7 +8842,7 @@
         </w:rPr>
         <w:t xml:space="preserve"> (</w:t>
       </w:r>
-      <w:hyperlink w:history="1" r:id="rIdmc8b8xmc56tfjq8tssn8o">
+      <w:hyperlink w:history="1" r:id="rId270fk1xswkk44ear7nmdo">
         <w:r>
           <w:rPr>
             <w:rFonts w:ascii="Arial" w:cs="Arial" w:eastAsia="Arial" w:hAnsi="Arial"/>
@@ -9882,7 +9882,7 @@
             <w:pPr>
               <w:spacing w:after="20" w:before="0"/>
             </w:pPr>
-            <w:hyperlink w:history="1" r:id="rIdzptvwmzauvbjkdjftcr3o">
+            <w:hyperlink w:history="1" r:id="rIdydxxmlsgt5tjwtg049e2g">
               <w:r>
                 <w:rPr>
                   <w:rFonts w:ascii="Arial" w:cs="Arial" w:eastAsia="Arial" w:hAnsi="Arial"/>
@@ -9931,7 +9931,7 @@
               <w:spacing w:after="10" w:before="0"/>
               <w:ind w:left="120"/>
             </w:pPr>
-            <w:hyperlink w:history="1" r:id="rIdwxnls9ur2-mxxmbb-k4pi">
+            <w:hyperlink w:history="1" r:id="rId7nybwgpaosqrdbhebtcga">
               <w:r>
                 <w:rPr>
                   <w:rFonts w:ascii="Arial" w:cs="Arial" w:eastAsia="Arial" w:hAnsi="Arial"/>
@@ -9976,7 +9976,7 @@
             <w:pPr>
               <w:spacing w:after="20" w:before="0"/>
             </w:pPr>
-            <w:hyperlink w:history="1" r:id="rId7lvvkh3o4ntdsbcgobf21">
+            <w:hyperlink w:history="1" r:id="rId1itxqq_7fvws9r9khlu9r">
               <w:r>
                 <w:rPr>
                   <w:rFonts w:ascii="Arial" w:cs="Arial" w:eastAsia="Arial" w:hAnsi="Arial"/>
@@ -10025,7 +10025,7 @@
               <w:spacing w:after="10" w:before="0"/>
               <w:ind w:left="120"/>
             </w:pPr>
-            <w:hyperlink w:history="1" r:id="rIddrcmc7mk9kj463nv9jav7">
+            <w:hyperlink w:history="1" r:id="rId2oogwowiptomajgfn2hzf">
               <w:r>
                 <w:rPr>
                   <w:rFonts w:ascii="Arial" w:cs="Arial" w:eastAsia="Arial" w:hAnsi="Arial"/>
@@ -10225,7 +10225,7 @@
             <w:pPr>
               <w:spacing w:after="20" w:before="0"/>
             </w:pPr>
-            <w:hyperlink w:history="1" r:id="rIdwf0epitx3_nc_xecizf-r">
+            <w:hyperlink w:history="1" r:id="rIds9oy5rf54mpn-iap9dnuo">
               <w:r>
                 <w:rPr>
                   <w:rFonts w:ascii="Arial" w:cs="Arial" w:eastAsia="Arial" w:hAnsi="Arial"/>
@@ -10274,7 +10274,7 @@
               <w:spacing w:after="10" w:before="0"/>
               <w:ind w:left="120"/>
             </w:pPr>
-            <w:hyperlink w:history="1" r:id="rIdo17e7yaw57bosnm2cqrng">
+            <w:hyperlink w:history="1" r:id="rIdloxcm_os3fhwnlbn5io6b">
               <w:r>
                 <w:rPr>
                   <w:rFonts w:ascii="Arial" w:cs="Arial" w:eastAsia="Arial" w:hAnsi="Arial"/>
@@ -10319,7 +10319,7 @@
             <w:pPr>
               <w:spacing w:after="20" w:before="0"/>
             </w:pPr>
-            <w:hyperlink w:history="1" r:id="rIdjxb5ehwybhxmu8uf94lw-">
+            <w:hyperlink w:history="1" r:id="rId4r8n7rz9rkur8qwwosbdw">
               <w:r>
                 <w:rPr>
                   <w:rFonts w:ascii="Arial" w:cs="Arial" w:eastAsia="Arial" w:hAnsi="Arial"/>
@@ -10368,7 +10368,7 @@
               <w:spacing w:after="10" w:before="0"/>
               <w:ind w:left="120"/>
             </w:pPr>
-            <w:hyperlink w:history="1" r:id="rIdbhiquankcqj-lhjbdo1or">
+            <w:hyperlink w:history="1" r:id="rIdgt-khu6eh95sqhzgq3ziu">
               <w:r>
                 <w:rPr>
                   <w:rFonts w:ascii="Arial" w:cs="Arial" w:eastAsia="Arial" w:hAnsi="Arial"/>
@@ -10568,7 +10568,7 @@
             <w:pPr>
               <w:spacing w:after="20" w:before="0"/>
             </w:pPr>
-            <w:hyperlink w:history="1" r:id="rId9mvnlplse8m_xkkujyseh">
+            <w:hyperlink w:history="1" r:id="rIdbsru0pjjxfljwz1t1uxdc">
               <w:r>
                 <w:rPr>
                   <w:rFonts w:ascii="Arial" w:cs="Arial" w:eastAsia="Arial" w:hAnsi="Arial"/>
@@ -10617,7 +10617,7 @@
               <w:spacing w:after="10" w:before="0"/>
               <w:ind w:left="120"/>
             </w:pPr>
-            <w:hyperlink w:history="1" r:id="rIdlsfy60rdycofibnhwfifw">
+            <w:hyperlink w:history="1" r:id="rIdqzmcyzbyjloimq0ezpxmw">
               <w:r>
                 <w:rPr>
                   <w:rFonts w:ascii="Arial" w:cs="Arial" w:eastAsia="Arial" w:hAnsi="Arial"/>
@@ -10662,7 +10662,7 @@
             <w:pPr>
               <w:spacing w:after="20" w:before="0"/>
             </w:pPr>
-            <w:hyperlink w:history="1" r:id="rIdls_emht2a4tofoknzvnuc">
+            <w:hyperlink w:history="1" r:id="rIdf4ickha6bmrz0zppgas1k">
               <w:r>
                 <w:rPr>
                   <w:rFonts w:ascii="Arial" w:cs="Arial" w:eastAsia="Arial" w:hAnsi="Arial"/>
@@ -10711,7 +10711,7 @@
               <w:spacing w:after="10" w:before="0"/>
               <w:ind w:left="120"/>
             </w:pPr>
-            <w:hyperlink w:history="1" r:id="rIdafh8nl9jjk8j4euj9ckba">
+            <w:hyperlink w:history="1" r:id="rIddaiml7ddxihtgwcwolnvw">
               <w:r>
                 <w:rPr>
                   <w:rFonts w:ascii="Arial" w:cs="Arial" w:eastAsia="Arial" w:hAnsi="Arial"/>
@@ -10911,7 +10911,7 @@
             <w:pPr>
               <w:spacing w:after="20" w:before="0"/>
             </w:pPr>
-            <w:hyperlink w:history="1" r:id="rIdhtud3i0fyh2p7bhbhguya">
+            <w:hyperlink w:history="1" r:id="rIdh-ccejstilsrn6twz70rg">
               <w:r>
                 <w:rPr>
                   <w:rFonts w:ascii="Arial" w:cs="Arial" w:eastAsia="Arial" w:hAnsi="Arial"/>
@@ -10960,7 +10960,7 @@
               <w:spacing w:after="10" w:before="0"/>
               <w:ind w:left="120"/>
             </w:pPr>
-            <w:hyperlink w:history="1" r:id="rIdaymug2oqaif478ecep0rj">
+            <w:hyperlink w:history="1" r:id="rIdsw13awbgirrja-kce3akd">
               <w:r>
                 <w:rPr>
                   <w:rFonts w:ascii="Arial" w:cs="Arial" w:eastAsia="Arial" w:hAnsi="Arial"/>
@@ -11005,7 +11005,7 @@
             <w:pPr>
               <w:spacing w:after="20" w:before="0"/>
             </w:pPr>
-            <w:hyperlink w:history="1" r:id="rIdmenuj-w5qfwpfpkvbdxb8">
+            <w:hyperlink w:history="1" r:id="rIdkmhr0_ltaxzcyj_-esudk">
               <w:r>
                 <w:rPr>
                   <w:rFonts w:ascii="Arial" w:cs="Arial" w:eastAsia="Arial" w:hAnsi="Arial"/>
@@ -11054,7 +11054,7 @@
               <w:spacing w:after="10" w:before="0"/>
               <w:ind w:left="120"/>
             </w:pPr>
-            <w:hyperlink w:history="1" r:id="rIdle5dkgztpsj8lm4y2xnzj">
+            <w:hyperlink w:history="1" r:id="rIdb-2_pg515ud5n5fwbbs0o">
               <w:r>
                 <w:rPr>
                   <w:rFonts w:ascii="Arial" w:cs="Arial" w:eastAsia="Arial" w:hAnsi="Arial"/>
@@ -11254,7 +11254,7 @@
             <w:pPr>
               <w:spacing w:after="20" w:before="0"/>
             </w:pPr>
-            <w:hyperlink w:history="1" r:id="rIdvfmu3ypc5dqbmiydlg77p">
+            <w:hyperlink w:history="1" r:id="rId7z08w2iaoqfqtj6ilu2v6">
               <w:r>
                 <w:rPr>
                   <w:rFonts w:ascii="Arial" w:cs="Arial" w:eastAsia="Arial" w:hAnsi="Arial"/>
@@ -11303,7 +11303,7 @@
               <w:spacing w:after="10" w:before="0"/>
               <w:ind w:left="120"/>
             </w:pPr>
-            <w:hyperlink w:history="1" r:id="rIdgn11xbznfpdj2hvcscriq">
+            <w:hyperlink w:history="1" r:id="rId2nsoyvbjorh-erwuojh1u">
               <w:r>
                 <w:rPr>
                   <w:rFonts w:ascii="Arial" w:cs="Arial" w:eastAsia="Arial" w:hAnsi="Arial"/>
@@ -11348,7 +11348,7 @@
             <w:pPr>
               <w:spacing w:after="20" w:before="0"/>
             </w:pPr>
-            <w:hyperlink w:history="1" r:id="rIdzzd_noklp8gsfk9lbmkmk">
+            <w:hyperlink w:history="1" r:id="rId_pm4mpmigirhmwkwj0cgr">
               <w:r>
                 <w:rPr>
                   <w:rFonts w:ascii="Arial" w:cs="Arial" w:eastAsia="Arial" w:hAnsi="Arial"/>
@@ -11397,7 +11397,7 @@
               <w:spacing w:after="10" w:before="0"/>
               <w:ind w:left="120"/>
             </w:pPr>
-            <w:hyperlink w:history="1" r:id="rIdmmo3z_g03nictxzlgkc8l">
+            <w:hyperlink w:history="1" r:id="rIddenvgogagnw8nriputkn8">
               <w:r>
                 <w:rPr>
                   <w:rFonts w:ascii="Arial" w:cs="Arial" w:eastAsia="Arial" w:hAnsi="Arial"/>
@@ -11922,7 +11922,7 @@
         </w:rPr>
         <w:t xml:space="preserve">© 2026 SeaVuria and ARES. Aligned with KICD objectives. Developed by SeaVuria; technical implementation by ARES (with AI assistance from Claude). Licensed under </w:t>
       </w:r>
-      <w:hyperlink w:history="1" r:id="rIdsjvkxti4hv-rw9sq3owpv">
+      <w:hyperlink w:history="1" r:id="rIdqkdpx39riaa0lb2k3yrds">
         <w:r>
           <w:rPr>
             <w:rFonts w:ascii="Arial" w:cs="Arial" w:eastAsia="Arial" w:hAnsi="Arial"/>
@@ -11943,7 +11943,7 @@
         </w:rPr>
         <w:t xml:space="preserve"> (</w:t>
       </w:r>
-      <w:hyperlink w:history="1" r:id="rIdcfpegr3n7_hpq3kzc5-o1">
+      <w:hyperlink w:history="1" r:id="rIdfcwyxzd7vgqcidbbdbi2n">
         <w:r>
           <w:rPr>
             <w:rFonts w:ascii="Arial" w:cs="Arial" w:eastAsia="Arial" w:hAnsi="Arial"/>
@@ -12983,7 +12983,7 @@
             <w:pPr>
               <w:spacing w:after="20" w:before="0"/>
             </w:pPr>
-            <w:hyperlink w:history="1" r:id="rIdtx314b3x9rp-ycrccgoor">
+            <w:hyperlink w:history="1" r:id="rIdq5yonsumzo_ficst55dj_">
               <w:r>
                 <w:rPr>
                   <w:rFonts w:ascii="Arial" w:cs="Arial" w:eastAsia="Arial" w:hAnsi="Arial"/>
@@ -13016,7 +13016,7 @@
               <w:spacing w:after="10" w:before="0"/>
               <w:ind w:left="120"/>
             </w:pPr>
-            <w:hyperlink w:history="1" r:id="rIdjagprmbkv5dpgynnryoiu">
+            <w:hyperlink w:history="1" r:id="rIddmpsd_kwzt6iy5utlonem">
               <w:r>
                 <w:rPr>
                   <w:rFonts w:ascii="Arial" w:cs="Arial" w:eastAsia="Arial" w:hAnsi="Arial"/>
@@ -13061,7 +13061,7 @@
             <w:pPr>
               <w:spacing w:after="20" w:before="0"/>
             </w:pPr>
-            <w:hyperlink w:history="1" r:id="rId3n6tbnccy1julwgm2nkv5">
+            <w:hyperlink w:history="1" r:id="rId5scooygwt7orvcyv5njsv">
               <w:r>
                 <w:rPr>
                   <w:rFonts w:ascii="Arial" w:cs="Arial" w:eastAsia="Arial" w:hAnsi="Arial"/>
@@ -13094,7 +13094,7 @@
               <w:spacing w:after="10" w:before="0"/>
               <w:ind w:left="120"/>
             </w:pPr>
-            <w:hyperlink w:history="1" r:id="rIdtxd4h6xbny3cyn-tmpksr">
+            <w:hyperlink w:history="1" r:id="rId4yh3vljesmzquj5p9gz3e">
               <w:r>
                 <w:rPr>
                   <w:rFonts w:ascii="Arial" w:cs="Arial" w:eastAsia="Arial" w:hAnsi="Arial"/>
@@ -13294,7 +13294,7 @@
             <w:pPr>
               <w:spacing w:after="20" w:before="0"/>
             </w:pPr>
-            <w:hyperlink w:history="1" r:id="rIdr96rgrjtv8efjckmsv5mk">
+            <w:hyperlink w:history="1" r:id="rIdyhsqzcokuls-aeksxufr7">
               <w:r>
                 <w:rPr>
                   <w:rFonts w:ascii="Arial" w:cs="Arial" w:eastAsia="Arial" w:hAnsi="Arial"/>
@@ -13327,7 +13327,7 @@
               <w:spacing w:after="10" w:before="0"/>
               <w:ind w:left="120"/>
             </w:pPr>
-            <w:hyperlink w:history="1" r:id="rIdk0tiutasse7rwp2-ockdj">
+            <w:hyperlink w:history="1" r:id="rIdrdmrihs6dstf00noh4ji_">
               <w:r>
                 <w:rPr>
                   <w:rFonts w:ascii="Arial" w:cs="Arial" w:eastAsia="Arial" w:hAnsi="Arial"/>
@@ -13372,7 +13372,7 @@
             <w:pPr>
               <w:spacing w:after="20" w:before="0"/>
             </w:pPr>
-            <w:hyperlink w:history="1" r:id="rIdheco-wpedj88ynpylcrsm">
+            <w:hyperlink w:history="1" r:id="rIdzvlk8rdptwixuzgmjlten">
               <w:r>
                 <w:rPr>
                   <w:rFonts w:ascii="Arial" w:cs="Arial" w:eastAsia="Arial" w:hAnsi="Arial"/>
@@ -13405,7 +13405,7 @@
               <w:spacing w:after="10" w:before="0"/>
               <w:ind w:left="120"/>
             </w:pPr>
-            <w:hyperlink w:history="1" r:id="rIdahg-oquf3ondeytglfjgn">
+            <w:hyperlink w:history="1" r:id="rIdpnbmm-87olgdaymher1q0">
               <w:r>
                 <w:rPr>
                   <w:rFonts w:ascii="Arial" w:cs="Arial" w:eastAsia="Arial" w:hAnsi="Arial"/>
@@ -13605,7 +13605,7 @@
             <w:pPr>
               <w:spacing w:after="20" w:before="0"/>
             </w:pPr>
-            <w:hyperlink w:history="1" r:id="rIdkfsdzyzlgswqsfjw-nzkh">
+            <w:hyperlink w:history="1" r:id="rIdm-ikkac99zuf3txt3spi5">
               <w:r>
                 <w:rPr>
                   <w:rFonts w:ascii="Arial" w:cs="Arial" w:eastAsia="Arial" w:hAnsi="Arial"/>
@@ -13638,7 +13638,7 @@
               <w:spacing w:after="10" w:before="0"/>
               <w:ind w:left="120"/>
             </w:pPr>
-            <w:hyperlink w:history="1" r:id="rIdmmz8yhrhfcmy1pvroelum">
+            <w:hyperlink w:history="1" r:id="rIdpuysn-bsiio07s-5bv3nw">
               <w:r>
                 <w:rPr>
                   <w:rFonts w:ascii="Arial" w:cs="Arial" w:eastAsia="Arial" w:hAnsi="Arial"/>
@@ -13683,7 +13683,7 @@
             <w:pPr>
               <w:spacing w:after="20" w:before="0"/>
             </w:pPr>
-            <w:hyperlink w:history="1" r:id="rId5wr7bd1uhm3pruibiyyt8">
+            <w:hyperlink w:history="1" r:id="rIdx_ynhmpsxqenzlixpvsj8">
               <w:r>
                 <w:rPr>
                   <w:rFonts w:ascii="Arial" w:cs="Arial" w:eastAsia="Arial" w:hAnsi="Arial"/>
@@ -13716,7 +13716,7 @@
               <w:spacing w:after="10" w:before="0"/>
               <w:ind w:left="120"/>
             </w:pPr>
-            <w:hyperlink w:history="1" r:id="rIdcdptp_u6jdt4ywgc1ezur">
+            <w:hyperlink w:history="1" r:id="rIdp2-28bgt9qjgogr5pk2m0">
               <w:r>
                 <w:rPr>
                   <w:rFonts w:ascii="Arial" w:cs="Arial" w:eastAsia="Arial" w:hAnsi="Arial"/>
@@ -13916,7 +13916,7 @@
             <w:pPr>
               <w:spacing w:after="20" w:before="0"/>
             </w:pPr>
-            <w:hyperlink w:history="1" r:id="rIdexnngcyo11tbh9ogjmspm">
+            <w:hyperlink w:history="1" r:id="rIdm1zltjqdteume3vc-nic7">
               <w:r>
                 <w:rPr>
                   <w:rFonts w:ascii="Arial" w:cs="Arial" w:eastAsia="Arial" w:hAnsi="Arial"/>
@@ -13949,7 +13949,7 @@
               <w:spacing w:after="10" w:before="0"/>
               <w:ind w:left="120"/>
             </w:pPr>
-            <w:hyperlink w:history="1" r:id="rIdb2swihlantwjcuydfbaf6">
+            <w:hyperlink w:history="1" r:id="rIdjibsw3zbceue7fmn4jqow">
               <w:r>
                 <w:rPr>
                   <w:rFonts w:ascii="Arial" w:cs="Arial" w:eastAsia="Arial" w:hAnsi="Arial"/>
@@ -13994,7 +13994,7 @@
             <w:pPr>
               <w:spacing w:after="20" w:before="0"/>
             </w:pPr>
-            <w:hyperlink w:history="1" r:id="rIdjrvufa5w4wlje4h33fmfj">
+            <w:hyperlink w:history="1" r:id="rIdyi_gzvbts_ntozetsad2u">
               <w:r>
                 <w:rPr>
                   <w:rFonts w:ascii="Arial" w:cs="Arial" w:eastAsia="Arial" w:hAnsi="Arial"/>
@@ -14027,7 +14027,7 @@
               <w:spacing w:after="10" w:before="0"/>
               <w:ind w:left="120"/>
             </w:pPr>
-            <w:hyperlink w:history="1" r:id="rIdasor9qkq3x6g64y5ayuw0">
+            <w:hyperlink w:history="1" r:id="rIdl_snguwn8kyzdahfi9ck_">
               <w:r>
                 <w:rPr>
                   <w:rFonts w:ascii="Arial" w:cs="Arial" w:eastAsia="Arial" w:hAnsi="Arial"/>
@@ -14227,7 +14227,7 @@
             <w:pPr>
               <w:spacing w:after="20" w:before="0"/>
             </w:pPr>
-            <w:hyperlink w:history="1" r:id="rId7r1kadxxmqbbcurszgeg1">
+            <w:hyperlink w:history="1" r:id="rIdqmg7pfnyqhxbezuqhszrz">
               <w:r>
                 <w:rPr>
                   <w:rFonts w:ascii="Arial" w:cs="Arial" w:eastAsia="Arial" w:hAnsi="Arial"/>
@@ -14276,7 +14276,7 @@
               <w:spacing w:after="10" w:before="0"/>
               <w:ind w:left="120"/>
             </w:pPr>
-            <w:hyperlink w:history="1" r:id="rIde1i9uayrddew0tr_hpfr6">
+            <w:hyperlink w:history="1" r:id="rIdwg_znwlxz3lbkjh18xkfi">
               <w:r>
                 <w:rPr>
                   <w:rFonts w:ascii="Arial" w:cs="Arial" w:eastAsia="Arial" w:hAnsi="Arial"/>
@@ -14321,7 +14321,7 @@
             <w:pPr>
               <w:spacing w:after="20" w:before="0"/>
             </w:pPr>
-            <w:hyperlink w:history="1" r:id="rIdoztvpakx06p0xoywmxodf">
+            <w:hyperlink w:history="1" r:id="rIdh-a5mijrbvlt_39m2wjgp">
               <w:r>
                 <w:rPr>
                   <w:rFonts w:ascii="Arial" w:cs="Arial" w:eastAsia="Arial" w:hAnsi="Arial"/>
@@ -14354,7 +14354,7 @@
               <w:spacing w:after="10" w:before="0"/>
               <w:ind w:left="120"/>
             </w:pPr>
-            <w:hyperlink w:history="1" r:id="rId3c_vadylpvrskpjpq58d2">
+            <w:hyperlink w:history="1" r:id="rId_p46bt3lnc0toovzteiyp">
               <w:r>
                 <w:rPr>
                   <w:rFonts w:ascii="Arial" w:cs="Arial" w:eastAsia="Arial" w:hAnsi="Arial"/>
@@ -14879,7 +14879,7 @@
         </w:rPr>
         <w:t xml:space="preserve">© 2026 SeaVuria and ARES. Aligned with KICD objectives. Developed by SeaVuria; technical implementation by ARES (with AI assistance from Claude). Licensed under </w:t>
       </w:r>
-      <w:hyperlink w:history="1" r:id="rIdezqnqm2pxbrufnvryirgy">
+      <w:hyperlink w:history="1" r:id="rIdl_mfylwfdhoz3opi8pq6e">
         <w:r>
           <w:rPr>
             <w:rFonts w:ascii="Arial" w:cs="Arial" w:eastAsia="Arial" w:hAnsi="Arial"/>
@@ -14900,7 +14900,7 @@
         </w:rPr>
         <w:t xml:space="preserve"> (</w:t>
       </w:r>
-      <w:hyperlink w:history="1" r:id="rIdgigv3sig5tcxba4kz6typ">
+      <w:hyperlink w:history="1" r:id="rIdauijoz3iqpurygyrfrgem">
         <w:r>
           <w:rPr>
             <w:rFonts w:ascii="Arial" w:cs="Arial" w:eastAsia="Arial" w:hAnsi="Arial"/>
@@ -15957,7 +15957,7 @@
               <w:spacing w:after="10" w:before="0"/>
               <w:ind w:left="120"/>
             </w:pPr>
-            <w:hyperlink w:history="1" r:id="rIdzqfnamimf7h3bk__tcute">
+            <w:hyperlink w:history="1" r:id="rId8ibw7bergx4g0coekg07p">
               <w:r>
                 <w:rPr>
                   <w:rFonts w:ascii="Arial" w:cs="Arial" w:eastAsia="Arial" w:hAnsi="Arial"/>
@@ -16017,7 +16017,7 @@
             <w:pPr>
               <w:spacing w:after="20" w:before="0"/>
             </w:pPr>
-            <w:hyperlink w:history="1" r:id="rIdmvbzeoyf6onuhno2yamac">
+            <w:hyperlink w:history="1" r:id="rIdt9nquabztbdamank65i8c">
               <w:r>
                 <w:rPr>
                   <w:rFonts w:ascii="Arial" w:cs="Arial" w:eastAsia="Arial" w:hAnsi="Arial"/>
@@ -16050,7 +16050,7 @@
               <w:spacing w:after="10" w:before="0"/>
               <w:ind w:left="120"/>
             </w:pPr>
-            <w:hyperlink w:history="1" r:id="rId-50swqpen6h2ks2qshfo1">
+            <w:hyperlink w:history="1" r:id="rIdh2kcgtecv6jz-yt6dwmq5">
               <w:r>
                 <w:rPr>
                   <w:rFonts w:ascii="Arial" w:cs="Arial" w:eastAsia="Arial" w:hAnsi="Arial"/>
@@ -16267,7 +16267,7 @@
               <w:spacing w:after="10" w:before="0"/>
               <w:ind w:left="120"/>
             </w:pPr>
-            <w:hyperlink w:history="1" r:id="rIdnghjte24kkzr7w2ynzvsb">
+            <w:hyperlink w:history="1" r:id="rIdcfmeql5ipiedmzkloc4lp">
               <w:r>
                 <w:rPr>
                   <w:rFonts w:ascii="Arial" w:cs="Arial" w:eastAsia="Arial" w:hAnsi="Arial"/>
@@ -16327,7 +16327,7 @@
             <w:pPr>
               <w:spacing w:after="20" w:before="0"/>
             </w:pPr>
-            <w:hyperlink w:history="1" r:id="rId_v7w9dwgtdch1evah2ioy">
+            <w:hyperlink w:history="1" r:id="rIda4ig44pz3nrjb9isiyr66">
               <w:r>
                 <w:rPr>
                   <w:rFonts w:ascii="Arial" w:cs="Arial" w:eastAsia="Arial" w:hAnsi="Arial"/>
@@ -16360,7 +16360,7 @@
               <w:spacing w:after="10" w:before="0"/>
               <w:ind w:left="120"/>
             </w:pPr>
-            <w:hyperlink w:history="1" r:id="rIds2ngrjgfgav5xhaf6x6n4">
+            <w:hyperlink w:history="1" r:id="rIdgecf6f__ax5qexfaigayn">
               <w:r>
                 <w:rPr>
                   <w:rFonts w:ascii="Arial" w:cs="Arial" w:eastAsia="Arial" w:hAnsi="Arial"/>
@@ -16577,7 +16577,7 @@
               <w:spacing w:after="10" w:before="0"/>
               <w:ind w:left="120"/>
             </w:pPr>
-            <w:hyperlink w:history="1" r:id="rIdy--r5gglzoibk9x1-dajt">
+            <w:hyperlink w:history="1" r:id="rIdga4cvjf57ojmult20xmkd">
               <w:r>
                 <w:rPr>
                   <w:rFonts w:ascii="Arial" w:cs="Arial" w:eastAsia="Arial" w:hAnsi="Arial"/>
@@ -16637,7 +16637,7 @@
             <w:pPr>
               <w:spacing w:after="20" w:before="0"/>
             </w:pPr>
-            <w:hyperlink w:history="1" r:id="rIdyhxjaj8fexuqk6rpeo9nw">
+            <w:hyperlink w:history="1" r:id="rIdbql0moscapfks6ixmow7c">
               <w:r>
                 <w:rPr>
                   <w:rFonts w:ascii="Arial" w:cs="Arial" w:eastAsia="Arial" w:hAnsi="Arial"/>
@@ -16670,7 +16670,7 @@
               <w:spacing w:after="10" w:before="0"/>
               <w:ind w:left="120"/>
             </w:pPr>
-            <w:hyperlink w:history="1" r:id="rId1soqbnti6vdbp0hthuyjf">
+            <w:hyperlink w:history="1" r:id="rIdas22micofjxscvwleb1vq">
               <w:r>
                 <w:rPr>
                   <w:rFonts w:ascii="Arial" w:cs="Arial" w:eastAsia="Arial" w:hAnsi="Arial"/>
@@ -16887,7 +16887,7 @@
               <w:spacing w:after="10" w:before="0"/>
               <w:ind w:left="120"/>
             </w:pPr>
-            <w:hyperlink w:history="1" r:id="rId5gugohpqnp7_yvizdjgfs">
+            <w:hyperlink w:history="1" r:id="rIdjrfd6voc27vlof1azc67t">
               <w:r>
                 <w:rPr>
                   <w:rFonts w:ascii="Arial" w:cs="Arial" w:eastAsia="Arial" w:hAnsi="Arial"/>
@@ -16947,7 +16947,7 @@
             <w:pPr>
               <w:spacing w:after="20" w:before="0"/>
             </w:pPr>
-            <w:hyperlink w:history="1" r:id="rIdvarp3lquozcnjltpcrkov">
+            <w:hyperlink w:history="1" r:id="rIdchtoq4f8jrcmli5wsxcl_">
               <w:r>
                 <w:rPr>
                   <w:rFonts w:ascii="Arial" w:cs="Arial" w:eastAsia="Arial" w:hAnsi="Arial"/>
@@ -16980,7 +16980,7 @@
               <w:spacing w:after="10" w:before="0"/>
               <w:ind w:left="120"/>
             </w:pPr>
-            <w:hyperlink w:history="1" r:id="rIdtyiow7h7sfv87dgx94o8k">
+            <w:hyperlink w:history="1" r:id="rIdrpdttqgexy7tjamonamlx">
               <w:r>
                 <w:rPr>
                   <w:rFonts w:ascii="Arial" w:cs="Arial" w:eastAsia="Arial" w:hAnsi="Arial"/>
@@ -17197,7 +17197,7 @@
               <w:spacing w:after="10" w:before="0"/>
               <w:ind w:left="120"/>
             </w:pPr>
-            <w:hyperlink w:history="1" r:id="rIdrnnc_qydaexyuk1idu8ub">
+            <w:hyperlink w:history="1" r:id="rId9smgtioymd8aelsz9zjnw">
               <w:r>
                 <w:rPr>
                   <w:rFonts w:ascii="Arial" w:cs="Arial" w:eastAsia="Arial" w:hAnsi="Arial"/>
@@ -17257,7 +17257,7 @@
             <w:pPr>
               <w:spacing w:after="20" w:before="0"/>
             </w:pPr>
-            <w:hyperlink w:history="1" r:id="rIdg1i1c_bxtlb0hcwwrqqud">
+            <w:hyperlink w:history="1" r:id="rIdl0juxomjquyuclm-6vljg">
               <w:r>
                 <w:rPr>
                   <w:rFonts w:ascii="Arial" w:cs="Arial" w:eastAsia="Arial" w:hAnsi="Arial"/>
@@ -17306,7 +17306,7 @@
               <w:spacing w:after="10" w:before="0"/>
               <w:ind w:left="120"/>
             </w:pPr>
-            <w:hyperlink w:history="1" r:id="rIdqhuwl5soirkzqhkmuwgdt">
+            <w:hyperlink w:history="1" r:id="rIdqznaz4s374uzl9dbrnr0l">
               <w:r>
                 <w:rPr>
                   <w:rFonts w:ascii="Arial" w:cs="Arial" w:eastAsia="Arial" w:hAnsi="Arial"/>
@@ -17831,7 +17831,7 @@
         </w:rPr>
         <w:t xml:space="preserve">© 2026 SeaVuria and ARES. Aligned with KICD objectives. Developed by SeaVuria; technical implementation by ARES (with AI assistance from Claude). Licensed under </w:t>
       </w:r>
-      <w:hyperlink w:history="1" r:id="rIdy7x3oq2mga5fyin_uvtfg">
+      <w:hyperlink w:history="1" r:id="rIdvdkkw9rh9x-eihuyvl52o">
         <w:r>
           <w:rPr>
             <w:rFonts w:ascii="Arial" w:cs="Arial" w:eastAsia="Arial" w:hAnsi="Arial"/>
@@ -17852,7 +17852,7 @@
         </w:rPr>
         <w:t xml:space="preserve"> (</w:t>
       </w:r>
-      <w:hyperlink w:history="1" r:id="rIdk1rbsn3lr0nadkwamh1z9">
+      <w:hyperlink w:history="1" r:id="rIdptrv8geiy35gald789sh5">
         <w:r>
           <w:rPr>
             <w:rFonts w:ascii="Arial" w:cs="Arial" w:eastAsia="Arial" w:hAnsi="Arial"/>
@@ -18892,7 +18892,7 @@
             <w:pPr>
               <w:spacing w:after="20" w:before="0"/>
             </w:pPr>
-            <w:hyperlink w:history="1" r:id="rIdvkixfkmyfj2j5gx2uigwu">
+            <w:hyperlink w:history="1" r:id="rId-vptzhstyczkmqlf6zzdk">
               <w:r>
                 <w:rPr>
                   <w:rFonts w:ascii="Arial" w:cs="Arial" w:eastAsia="Arial" w:hAnsi="Arial"/>
@@ -18925,7 +18925,7 @@
               <w:spacing w:after="10" w:before="0"/>
               <w:ind w:left="120"/>
             </w:pPr>
-            <w:hyperlink w:history="1" r:id="rIdqq9eqssmxuyqs902j3ows">
+            <w:hyperlink w:history="1" r:id="rId8eo2m11hyeyuqcianf98w">
               <w:r>
                 <w:rPr>
                   <w:rFonts w:ascii="Arial" w:cs="Arial" w:eastAsia="Arial" w:hAnsi="Arial"/>
@@ -18970,7 +18970,7 @@
             <w:pPr>
               <w:spacing w:after="20" w:before="0"/>
             </w:pPr>
-            <w:hyperlink w:history="1" r:id="rIdorjoujdvzq-teuixwdu-6">
+            <w:hyperlink w:history="1" r:id="rIdcy_ftmvokokasjfzob3kh">
               <w:r>
                 <w:rPr>
                   <w:rFonts w:ascii="Arial" w:cs="Arial" w:eastAsia="Arial" w:hAnsi="Arial"/>
@@ -19003,7 +19003,7 @@
               <w:spacing w:after="10" w:before="0"/>
               <w:ind w:left="120"/>
             </w:pPr>
-            <w:hyperlink w:history="1" r:id="rIdhqjnisgbrqyq7bxybezml">
+            <w:hyperlink w:history="1" r:id="rId7nmzob95wx1jvdyta2xny">
               <w:r>
                 <w:rPr>
                   <w:rFonts w:ascii="Arial" w:cs="Arial" w:eastAsia="Arial" w:hAnsi="Arial"/>
@@ -19203,7 +19203,7 @@
             <w:pPr>
               <w:spacing w:after="20" w:before="0"/>
             </w:pPr>
-            <w:hyperlink w:history="1" r:id="rId4szo-fd8-oaiedutnd51k">
+            <w:hyperlink w:history="1" r:id="rIdf7dxclod8dj4suzs9xc2f">
               <w:r>
                 <w:rPr>
                   <w:rFonts w:ascii="Arial" w:cs="Arial" w:eastAsia="Arial" w:hAnsi="Arial"/>
@@ -19236,7 +19236,7 @@
               <w:spacing w:after="10" w:before="0"/>
               <w:ind w:left="120"/>
             </w:pPr>
-            <w:hyperlink w:history="1" r:id="rIdhs4pbyubvw8ce8v1y0rg2">
+            <w:hyperlink w:history="1" r:id="rId0bbkcwjlqoqwxmjeubn3d">
               <w:r>
                 <w:rPr>
                   <w:rFonts w:ascii="Arial" w:cs="Arial" w:eastAsia="Arial" w:hAnsi="Arial"/>
@@ -19281,7 +19281,7 @@
             <w:pPr>
               <w:spacing w:after="20" w:before="0"/>
             </w:pPr>
-            <w:hyperlink w:history="1" r:id="rIddqb9l5tpy9mrnseb7otmu">
+            <w:hyperlink w:history="1" r:id="rIdrqfdxyysyprzbpzvtrhmy">
               <w:r>
                 <w:rPr>
                   <w:rFonts w:ascii="Arial" w:cs="Arial" w:eastAsia="Arial" w:hAnsi="Arial"/>
@@ -19314,7 +19314,7 @@
               <w:spacing w:after="10" w:before="0"/>
               <w:ind w:left="120"/>
             </w:pPr>
-            <w:hyperlink w:history="1" r:id="rIdiywu2xoqb_9wvmeuu8tae">
+            <w:hyperlink w:history="1" r:id="rIdr9y1ngd1idgq-bgoz1atk">
               <w:r>
                 <w:rPr>
                   <w:rFonts w:ascii="Arial" w:cs="Arial" w:eastAsia="Arial" w:hAnsi="Arial"/>
@@ -19514,7 +19514,7 @@
             <w:pPr>
               <w:spacing w:after="20" w:before="0"/>
             </w:pPr>
-            <w:hyperlink w:history="1" r:id="rIdd62la_djmvtkrmfw8rtfs">
+            <w:hyperlink w:history="1" r:id="rIdx7fhmxrff7s8ra78xlfnu">
               <w:r>
                 <w:rPr>
                   <w:rFonts w:ascii="Arial" w:cs="Arial" w:eastAsia="Arial" w:hAnsi="Arial"/>
@@ -19563,7 +19563,7 @@
               <w:spacing w:after="10" w:before="0"/>
               <w:ind w:left="120"/>
             </w:pPr>
-            <w:hyperlink w:history="1" r:id="rIdhrtattvigbydamqxvoana">
+            <w:hyperlink w:history="1" r:id="rIdww_jli7ezxflsjm8nvzg0">
               <w:r>
                 <w:rPr>
                   <w:rFonts w:ascii="Arial" w:cs="Arial" w:eastAsia="Arial" w:hAnsi="Arial"/>
@@ -19608,7 +19608,7 @@
             <w:pPr>
               <w:spacing w:after="20" w:before="0"/>
             </w:pPr>
-            <w:hyperlink w:history="1" r:id="rIdjvddcc9xtp6zyravuykon">
+            <w:hyperlink w:history="1" r:id="rId44twnazvpwpkxvughd0zk">
               <w:r>
                 <w:rPr>
                   <w:rFonts w:ascii="Arial" w:cs="Arial" w:eastAsia="Arial" w:hAnsi="Arial"/>
@@ -19657,7 +19657,7 @@
               <w:spacing w:after="10" w:before="0"/>
               <w:ind w:left="120"/>
             </w:pPr>
-            <w:hyperlink w:history="1" r:id="rId3wasxeldwq4efouah76v6">
+            <w:hyperlink w:history="1" r:id="rId_7z_gqm2nmwjzll2xud0c">
               <w:r>
                 <w:rPr>
                   <w:rFonts w:ascii="Arial" w:cs="Arial" w:eastAsia="Arial" w:hAnsi="Arial"/>
@@ -19857,7 +19857,7 @@
             <w:pPr>
               <w:spacing w:after="20" w:before="0"/>
             </w:pPr>
-            <w:hyperlink w:history="1" r:id="rIdpcxv93yhpwx0tjmiez98o">
+            <w:hyperlink w:history="1" r:id="rIdcpcue952mslzeq2kv3lqs">
               <w:r>
                 <w:rPr>
                   <w:rFonts w:ascii="Arial" w:cs="Arial" w:eastAsia="Arial" w:hAnsi="Arial"/>
@@ -19890,7 +19890,7 @@
               <w:spacing w:after="10" w:before="0"/>
               <w:ind w:left="120"/>
             </w:pPr>
-            <w:hyperlink w:history="1" r:id="rIdyvbhvkmlqmjbqxrumpv6f">
+            <w:hyperlink w:history="1" r:id="rIdcsq8rnabwkltrt_fi4wxf">
               <w:r>
                 <w:rPr>
                   <w:rFonts w:ascii="Arial" w:cs="Arial" w:eastAsia="Arial" w:hAnsi="Arial"/>
@@ -19935,7 +19935,7 @@
             <w:pPr>
               <w:spacing w:after="20" w:before="0"/>
             </w:pPr>
-            <w:hyperlink w:history="1" r:id="rIdiaa7-g7ydeiwni4eliwwo">
+            <w:hyperlink w:history="1" r:id="rIdi1jnpbrptvuxzdqarg_ql">
               <w:r>
                 <w:rPr>
                   <w:rFonts w:ascii="Arial" w:cs="Arial" w:eastAsia="Arial" w:hAnsi="Arial"/>
@@ -19968,7 +19968,7 @@
               <w:spacing w:after="10" w:before="0"/>
               <w:ind w:left="120"/>
             </w:pPr>
-            <w:hyperlink w:history="1" r:id="rIdmrakjobxdwfcmx8sqpfqs">
+            <w:hyperlink w:history="1" r:id="rIdulrdiwxid7nwnum-1tuuu">
               <w:r>
                 <w:rPr>
                   <w:rFonts w:ascii="Arial" w:cs="Arial" w:eastAsia="Arial" w:hAnsi="Arial"/>
@@ -20168,7 +20168,7 @@
             <w:pPr>
               <w:spacing w:after="20" w:before="0"/>
             </w:pPr>
-            <w:hyperlink w:history="1" r:id="rIdbonq89yg3bq3sbynr_cud">
+            <w:hyperlink w:history="1" r:id="rIdngpwdwsikihiwbzbmcrdq">
               <w:r>
                 <w:rPr>
                   <w:rFonts w:ascii="Arial" w:cs="Arial" w:eastAsia="Arial" w:hAnsi="Arial"/>
@@ -20201,7 +20201,7 @@
               <w:spacing w:after="10" w:before="0"/>
               <w:ind w:left="120"/>
             </w:pPr>
-            <w:hyperlink w:history="1" r:id="rIdextvvhu46xvranyryfgyt">
+            <w:hyperlink w:history="1" r:id="rId0msf8duvqugd0f-u_mpxp">
               <w:r>
                 <w:rPr>
                   <w:rFonts w:ascii="Arial" w:cs="Arial" w:eastAsia="Arial" w:hAnsi="Arial"/>
@@ -20246,7 +20246,7 @@
             <w:pPr>
               <w:spacing w:after="20" w:before="0"/>
             </w:pPr>
-            <w:hyperlink w:history="1" r:id="rIds5t_4d7c2rvmpemafkzi8">
+            <w:hyperlink w:history="1" r:id="rIdbcci79ydworcm3l-9zoge">
               <w:r>
                 <w:rPr>
                   <w:rFonts w:ascii="Arial" w:cs="Arial" w:eastAsia="Arial" w:hAnsi="Arial"/>
@@ -20279,7 +20279,7 @@
               <w:spacing w:after="10" w:before="0"/>
               <w:ind w:left="120"/>
             </w:pPr>
-            <w:hyperlink w:history="1" r:id="rIdziwwr1oznocpvgnva6u5-">
+            <w:hyperlink w:history="1" r:id="rIdmlsnvudoc1xgep4dzymlb">
               <w:r>
                 <w:rPr>
                   <w:rFonts w:ascii="Arial" w:cs="Arial" w:eastAsia="Arial" w:hAnsi="Arial"/>
@@ -20804,7 +20804,7 @@
         </w:rPr>
         <w:t xml:space="preserve">© 2026 SeaVuria and ARES. Aligned with KICD objectives. Developed by SeaVuria; technical implementation by ARES (with AI assistance from Claude). Licensed under </w:t>
       </w:r>
-      <w:hyperlink w:history="1" r:id="rIdnfyew16esdoe67vy3peml">
+      <w:hyperlink w:history="1" r:id="rIduugryb4vifswwsagbxyd_">
         <w:r>
           <w:rPr>
             <w:rFonts w:ascii="Arial" w:cs="Arial" w:eastAsia="Arial" w:hAnsi="Arial"/>
@@ -20825,7 +20825,7 @@
         </w:rPr>
         <w:t xml:space="preserve"> (</w:t>
       </w:r>
-      <w:hyperlink w:history="1" r:id="rId-gwbvbulmuncvlslobwcm">
+      <w:hyperlink w:history="1" r:id="rId_3e7rpnm5hechaugvis-a">
         <w:r>
           <w:rPr>
             <w:rFonts w:ascii="Arial" w:cs="Arial" w:eastAsia="Arial" w:hAnsi="Arial"/>
@@ -21882,7 +21882,7 @@
               <w:spacing w:after="10" w:before="0"/>
               <w:ind w:left="120"/>
             </w:pPr>
-            <w:hyperlink w:history="1" r:id="rIdw_xunbsuxw8avkyr58clv">
+            <w:hyperlink w:history="1" r:id="rIdpr_y-nemg9dgigtytk7u1">
               <w:r>
                 <w:rPr>
                   <w:rFonts w:ascii="Arial" w:cs="Arial" w:eastAsia="Arial" w:hAnsi="Arial"/>
@@ -21942,7 +21942,7 @@
             <w:pPr>
               <w:spacing w:after="20" w:before="0"/>
             </w:pPr>
-            <w:hyperlink w:history="1" r:id="rIdcc2ei25sjf1tldg_6ctth">
+            <w:hyperlink w:history="1" r:id="rIdio2eo12nitcitekkpzlkr">
               <w:r>
                 <w:rPr>
                   <w:rFonts w:ascii="Arial" w:cs="Arial" w:eastAsia="Arial" w:hAnsi="Arial"/>
@@ -21975,7 +21975,7 @@
               <w:spacing w:after="10" w:before="0"/>
               <w:ind w:left="120"/>
             </w:pPr>
-            <w:hyperlink w:history="1" r:id="rIdnocpinuxknzmacuua4wio">
+            <w:hyperlink w:history="1" r:id="rId9cj3rfssnpupfnyjrwfd9">
               <w:r>
                 <w:rPr>
                   <w:rFonts w:ascii="Arial" w:cs="Arial" w:eastAsia="Arial" w:hAnsi="Arial"/>
@@ -22192,7 +22192,7 @@
               <w:spacing w:after="10" w:before="0"/>
               <w:ind w:left="120"/>
             </w:pPr>
-            <w:hyperlink w:history="1" r:id="rIdnvmdkj2tgj9ifh15qqila">
+            <w:hyperlink w:history="1" r:id="rIdw8mroa9inrgkk7voel9qp">
               <w:r>
                 <w:rPr>
                   <w:rFonts w:ascii="Arial" w:cs="Arial" w:eastAsia="Arial" w:hAnsi="Arial"/>
@@ -22252,7 +22252,7 @@
             <w:pPr>
               <w:spacing w:after="20" w:before="0"/>
             </w:pPr>
-            <w:hyperlink w:history="1" r:id="rIdowrwl1jgchg7heiaad87w">
+            <w:hyperlink w:history="1" r:id="rIddokj4umxzwxatddcqy8ag">
               <w:r>
                 <w:rPr>
                   <w:rFonts w:ascii="Arial" w:cs="Arial" w:eastAsia="Arial" w:hAnsi="Arial"/>
@@ -22285,7 +22285,7 @@
               <w:spacing w:after="10" w:before="0"/>
               <w:ind w:left="120"/>
             </w:pPr>
-            <w:hyperlink w:history="1" r:id="rIdobord975nlohf5ngvkw42">
+            <w:hyperlink w:history="1" r:id="rId6tkoc0euuctbadlecubeb">
               <w:r>
                 <w:rPr>
                   <w:rFonts w:ascii="Arial" w:cs="Arial" w:eastAsia="Arial" w:hAnsi="Arial"/>
@@ -22502,7 +22502,7 @@
               <w:spacing w:after="10" w:before="0"/>
               <w:ind w:left="120"/>
             </w:pPr>
-            <w:hyperlink w:history="1" r:id="rIdqcv2neaix9j5kdouxsgdp">
+            <w:hyperlink w:history="1" r:id="rIdqkmc2p_rrpo09gjr6mjqk">
               <w:r>
                 <w:rPr>
                   <w:rFonts w:ascii="Arial" w:cs="Arial" w:eastAsia="Arial" w:hAnsi="Arial"/>
@@ -22562,7 +22562,7 @@
             <w:pPr>
               <w:spacing w:after="20" w:before="0"/>
             </w:pPr>
-            <w:hyperlink w:history="1" r:id="rIdmlyngmrcuvb-0utt1azgh">
+            <w:hyperlink w:history="1" r:id="rIdekrozqub0rax_idkgbwn2">
               <w:r>
                 <w:rPr>
                   <w:rFonts w:ascii="Arial" w:cs="Arial" w:eastAsia="Arial" w:hAnsi="Arial"/>
@@ -22611,7 +22611,7 @@
               <w:spacing w:after="10" w:before="0"/>
               <w:ind w:left="120"/>
             </w:pPr>
-            <w:hyperlink w:history="1" r:id="rId3obf-0dl8hezkhpize2id">
+            <w:hyperlink w:history="1" r:id="rIdetsuo0wv9s-whfqatx7yz">
               <w:r>
                 <w:rPr>
                   <w:rFonts w:ascii="Arial" w:cs="Arial" w:eastAsia="Arial" w:hAnsi="Arial"/>
@@ -22828,7 +22828,7 @@
               <w:spacing w:after="10" w:before="0"/>
               <w:ind w:left="120"/>
             </w:pPr>
-            <w:hyperlink w:history="1" r:id="rIdpkhpo55d-v77p0ytxslkw">
+            <w:hyperlink w:history="1" r:id="rIdmfgd8wa-uslgszs3lynwk">
               <w:r>
                 <w:rPr>
                   <w:rFonts w:ascii="Arial" w:cs="Arial" w:eastAsia="Arial" w:hAnsi="Arial"/>
@@ -22888,7 +22888,7 @@
             <w:pPr>
               <w:spacing w:after="20" w:before="0"/>
             </w:pPr>
-            <w:hyperlink w:history="1" r:id="rIdtunw3d2orrzlyfvkgpkui">
+            <w:hyperlink w:history="1" r:id="rIdjofqrzqxbb3ca6jpwzzj_">
               <w:r>
                 <w:rPr>
                   <w:rFonts w:ascii="Arial" w:cs="Arial" w:eastAsia="Arial" w:hAnsi="Arial"/>
@@ -22921,7 +22921,7 @@
               <w:spacing w:after="10" w:before="0"/>
               <w:ind w:left="120"/>
             </w:pPr>
-            <w:hyperlink w:history="1" r:id="rIdooazpd1lk_rozmp7e5rqf">
+            <w:hyperlink w:history="1" r:id="rId1riagqaghxchiiowyhf9t">
               <w:r>
                 <w:rPr>
                   <w:rFonts w:ascii="Arial" w:cs="Arial" w:eastAsia="Arial" w:hAnsi="Arial"/>
@@ -23138,7 +23138,7 @@
               <w:spacing w:after="10" w:before="0"/>
               <w:ind w:left="120"/>
             </w:pPr>
-            <w:hyperlink w:history="1" r:id="rId8fjtjuv8pnslkkca-upxi">
+            <w:hyperlink w:history="1" r:id="rIdy2wqpe-ouxjpf4uitouiq">
               <w:r>
                 <w:rPr>
                   <w:rFonts w:ascii="Arial" w:cs="Arial" w:eastAsia="Arial" w:hAnsi="Arial"/>
@@ -23198,7 +23198,7 @@
             <w:pPr>
               <w:spacing w:after="20" w:before="0"/>
             </w:pPr>
-            <w:hyperlink w:history="1" r:id="rIdwgbyyaa5vhsx9mkypgvje">
+            <w:hyperlink w:history="1" r:id="rIdme3srfl2h-ekgcobbqb1d">
               <w:r>
                 <w:rPr>
                   <w:rFonts w:ascii="Arial" w:cs="Arial" w:eastAsia="Arial" w:hAnsi="Arial"/>
@@ -23231,7 +23231,7 @@
               <w:spacing w:after="10" w:before="0"/>
               <w:ind w:left="120"/>
             </w:pPr>
-            <w:hyperlink w:history="1" r:id="rIdwiunechb8kddcxjzpqzzt">
+            <w:hyperlink w:history="1" r:id="rIdniraqzkjp67li4iu-z5fp">
               <w:r>
                 <w:rPr>
                   <w:rFonts w:ascii="Arial" w:cs="Arial" w:eastAsia="Arial" w:hAnsi="Arial"/>
@@ -23756,7 +23756,7 @@
         </w:rPr>
         <w:t xml:space="preserve">© 2026 SeaVuria and ARES. Aligned with KICD objectives. Developed by SeaVuria; technical implementation by ARES (with AI assistance from Claude). Licensed under </w:t>
       </w:r>
-      <w:hyperlink w:history="1" r:id="rIdihmwoo43-rofcvet8tcmt">
+      <w:hyperlink w:history="1" r:id="rId-qra3uxielbzhxf8clmzk">
         <w:r>
           <w:rPr>
             <w:rFonts w:ascii="Arial" w:cs="Arial" w:eastAsia="Arial" w:hAnsi="Arial"/>
@@ -23777,7 +23777,7 @@
         </w:rPr>
         <w:t xml:space="preserve"> (</w:t>
       </w:r>
-      <w:hyperlink w:history="1" r:id="rIdyhvlq8piobgt_5hy0gefg">
+      <w:hyperlink w:history="1" r:id="rIdq1g2qlicjawtohur-pk2c">
         <w:r>
           <w:rPr>
             <w:rFonts w:ascii="Arial" w:cs="Arial" w:eastAsia="Arial" w:hAnsi="Arial"/>
@@ -24834,7 +24834,7 @@
               <w:spacing w:after="10" w:before="0"/>
               <w:ind w:left="120"/>
             </w:pPr>
-            <w:hyperlink w:history="1" r:id="rId92cajmyi9cokkasenwc2g">
+            <w:hyperlink w:history="1" r:id="rIdabfo2yde7ecanjx-6ekex">
               <w:r>
                 <w:rPr>
                   <w:rFonts w:ascii="Arial" w:cs="Arial" w:eastAsia="Arial" w:hAnsi="Arial"/>
@@ -24911,7 +24911,7 @@
               <w:spacing w:after="10" w:before="0"/>
               <w:ind w:left="120"/>
             </w:pPr>
-            <w:hyperlink w:history="1" r:id="rIdhsfplpzqyz7x8bpaemdy0">
+            <w:hyperlink w:history="1" r:id="rId8hep0z8u8uqynbv1zspbi">
               <w:r>
                 <w:rPr>
                   <w:rFonts w:ascii="Arial" w:cs="Arial" w:eastAsia="Arial" w:hAnsi="Arial"/>
@@ -25143,7 +25143,7 @@
               <w:spacing w:after="10" w:before="0"/>
               <w:ind w:left="120"/>
             </w:pPr>
-            <w:hyperlink w:history="1" r:id="rIdqbjeizd1ix3cdc5so9bfb">
+            <w:hyperlink w:history="1" r:id="rIdhybqjn7452tfyxygreed1">
               <w:r>
                 <w:rPr>
                   <w:rFonts w:ascii="Arial" w:cs="Arial" w:eastAsia="Arial" w:hAnsi="Arial"/>
@@ -25220,7 +25220,7 @@
               <w:spacing w:after="10" w:before="0"/>
               <w:ind w:left="120"/>
             </w:pPr>
-            <w:hyperlink w:history="1" r:id="rIdlhefxuqbuj7rqpalwflmm">
+            <w:hyperlink w:history="1" r:id="rId-baojh4qbrfdsirsr_gr1">
               <w:r>
                 <w:rPr>
                   <w:rFonts w:ascii="Arial" w:cs="Arial" w:eastAsia="Arial" w:hAnsi="Arial"/>
@@ -25452,7 +25452,7 @@
               <w:spacing w:after="10" w:before="0"/>
               <w:ind w:left="120"/>
             </w:pPr>
-            <w:hyperlink w:history="1" r:id="rIde5gz7u0e-zgpgdm4k85gi">
+            <w:hyperlink w:history="1" r:id="rIdd_l3-yakzzbzb4x8obpc6">
               <w:r>
                 <w:rPr>
                   <w:rFonts w:ascii="Arial" w:cs="Arial" w:eastAsia="Arial" w:hAnsi="Arial"/>
@@ -25529,7 +25529,7 @@
               <w:spacing w:after="10" w:before="0"/>
               <w:ind w:left="120"/>
             </w:pPr>
-            <w:hyperlink w:history="1" r:id="rIdbjjrmb2wkosjbirl1cnro">
+            <w:hyperlink w:history="1" r:id="rIdbnideh8p91tl6kdm7rpuh">
               <w:r>
                 <w:rPr>
                   <w:rFonts w:ascii="Arial" w:cs="Arial" w:eastAsia="Arial" w:hAnsi="Arial"/>
@@ -25761,7 +25761,7 @@
               <w:spacing w:after="10" w:before="0"/>
               <w:ind w:left="120"/>
             </w:pPr>
-            <w:hyperlink w:history="1" r:id="rIdlzdtpczwhe5lxvpzvpoo2">
+            <w:hyperlink w:history="1" r:id="rIdlrth6fc2bpbwukneyhdnb">
               <w:r>
                 <w:rPr>
                   <w:rFonts w:ascii="Arial" w:cs="Arial" w:eastAsia="Arial" w:hAnsi="Arial"/>
@@ -25838,7 +25838,7 @@
               <w:spacing w:after="10" w:before="0"/>
               <w:ind w:left="120"/>
             </w:pPr>
-            <w:hyperlink w:history="1" r:id="rId3psvyhz5xs32jttwxojhu">
+            <w:hyperlink w:history="1" r:id="rIddk42hogov9c3u5l6kg_jd">
               <w:r>
                 <w:rPr>
                   <w:rFonts w:ascii="Arial" w:cs="Arial" w:eastAsia="Arial" w:hAnsi="Arial"/>
@@ -26070,7 +26070,7 @@
               <w:spacing w:after="10" w:before="0"/>
               <w:ind w:left="120"/>
             </w:pPr>
-            <w:hyperlink w:history="1" r:id="rId-1-m3idytpb4zcqfjkgtu">
+            <w:hyperlink w:history="1" r:id="rId70z04mwabbhrsls8v5qhj">
               <w:r>
                 <w:rPr>
                   <w:rFonts w:ascii="Arial" w:cs="Arial" w:eastAsia="Arial" w:hAnsi="Arial"/>
@@ -26147,7 +26147,7 @@
               <w:spacing w:after="10" w:before="0"/>
               <w:ind w:left="120"/>
             </w:pPr>
-            <w:hyperlink w:history="1" r:id="rId03piszgtf0erjbwoskyp3">
+            <w:hyperlink w:history="1" r:id="rIdejcbydfmil_xcoskmiq2h">
               <w:r>
                 <w:rPr>
                   <w:rFonts w:ascii="Arial" w:cs="Arial" w:eastAsia="Arial" w:hAnsi="Arial"/>
@@ -26687,7 +26687,7 @@
         </w:rPr>
         <w:t xml:space="preserve">© 2026 SeaVuria and ARES. Aligned with KICD objectives. Developed by SeaVuria; technical implementation by ARES (with AI assistance from Claude). Licensed under </w:t>
       </w:r>
-      <w:hyperlink w:history="1" r:id="rIdnaiwtglrft3o4r-t65qao">
+      <w:hyperlink w:history="1" r:id="rId0s_8g8qjbchprioi_dvmd">
         <w:r>
           <w:rPr>
             <w:rFonts w:ascii="Arial" w:cs="Arial" w:eastAsia="Arial" w:hAnsi="Arial"/>
@@ -26708,7 +26708,7 @@
         </w:rPr>
         <w:t xml:space="preserve"> (</w:t>
       </w:r>
-      <w:hyperlink w:history="1" r:id="rIdfyxtb7bti4yz-inw5hd8s">
+      <w:hyperlink w:history="1" r:id="rIdcqjxnach1vl_qfsfe1tl_">
         <w:r>
           <w:rPr>
             <w:rFonts w:ascii="Arial" w:cs="Arial" w:eastAsia="Arial" w:hAnsi="Arial"/>
@@ -27748,7 +27748,7 @@
             <w:pPr>
               <w:spacing w:after="20" w:before="0"/>
             </w:pPr>
-            <w:hyperlink w:history="1" r:id="rIdnswwlap2kvihmzrugeux7">
+            <w:hyperlink w:history="1" r:id="rId1vr1lxbtguktcxf8g8yrs">
               <w:r>
                 <w:rPr>
                   <w:rFonts w:ascii="Arial" w:cs="Arial" w:eastAsia="Arial" w:hAnsi="Arial"/>
@@ -27781,7 +27781,7 @@
               <w:spacing w:after="10" w:before="0"/>
               <w:ind w:left="120"/>
             </w:pPr>
-            <w:hyperlink w:history="1" r:id="rIdjy_za56tgtd9oc5jxvhf8">
+            <w:hyperlink w:history="1" r:id="rIdwjl3h59cv8dza2cfwvxes">
               <w:r>
                 <w:rPr>
                   <w:rFonts w:ascii="Arial" w:cs="Arial" w:eastAsia="Arial" w:hAnsi="Arial"/>
@@ -27843,7 +27843,7 @@
               <w:spacing w:after="10" w:before="0"/>
               <w:ind w:left="120"/>
             </w:pPr>
-            <w:hyperlink w:history="1" r:id="rIdyvmn9-_pcx2fzvdu5xf9m">
+            <w:hyperlink w:history="1" r:id="rId0mwof4woguus8hhvhlpwr">
               <w:r>
                 <w:rPr>
                   <w:rFonts w:ascii="Arial" w:cs="Arial" w:eastAsia="Arial" w:hAnsi="Arial"/>
@@ -28058,7 +28058,7 @@
             <w:pPr>
               <w:spacing w:after="20" w:before="0"/>
             </w:pPr>
-            <w:hyperlink w:history="1" r:id="rId0rob2zdbnryhsriskzpfn">
+            <w:hyperlink w:history="1" r:id="rIdqqtsjrpn-4bkwea5h9rxq">
               <w:r>
                 <w:rPr>
                   <w:rFonts w:ascii="Arial" w:cs="Arial" w:eastAsia="Arial" w:hAnsi="Arial"/>
@@ -28091,7 +28091,7 @@
               <w:spacing w:after="10" w:before="0"/>
               <w:ind w:left="120"/>
             </w:pPr>
-            <w:hyperlink w:history="1" r:id="rIdfkvai4qf8tkydsyervega">
+            <w:hyperlink w:history="1" r:id="rIdndaincjmon_6ziyo__le5">
               <w:r>
                 <w:rPr>
                   <w:rFonts w:ascii="Arial" w:cs="Arial" w:eastAsia="Arial" w:hAnsi="Arial"/>
@@ -28153,7 +28153,7 @@
               <w:spacing w:after="10" w:before="0"/>
               <w:ind w:left="120"/>
             </w:pPr>
-            <w:hyperlink w:history="1" r:id="rIdcfxjnsrevyeymimx9lyq-">
+            <w:hyperlink w:history="1" r:id="rIdmzwtppfzgipjkg4pmgs_q">
               <w:r>
                 <w:rPr>
                   <w:rFonts w:ascii="Arial" w:cs="Arial" w:eastAsia="Arial" w:hAnsi="Arial"/>
@@ -28368,7 +28368,7 @@
             <w:pPr>
               <w:spacing w:after="20" w:before="0"/>
             </w:pPr>
-            <w:hyperlink w:history="1" r:id="rIdi2w532q8ocqk_xxxphext">
+            <w:hyperlink w:history="1" r:id="rIdpopqkd1esr4jwtdz9w3yu">
               <w:r>
                 <w:rPr>
                   <w:rFonts w:ascii="Arial" w:cs="Arial" w:eastAsia="Arial" w:hAnsi="Arial"/>
@@ -28417,7 +28417,7 @@
               <w:spacing w:after="10" w:before="0"/>
               <w:ind w:left="120"/>
             </w:pPr>
-            <w:hyperlink w:history="1" r:id="rIdzgiqdwkbkanayoh0eawqs">
+            <w:hyperlink w:history="1" r:id="rId2kgjhl6a5f90leupcugng">
               <w:r>
                 <w:rPr>
                   <w:rFonts w:ascii="Arial" w:cs="Arial" w:eastAsia="Arial" w:hAnsi="Arial"/>
@@ -28479,7 +28479,7 @@
               <w:spacing w:after="10" w:before="0"/>
               <w:ind w:left="120"/>
             </w:pPr>
-            <w:hyperlink w:history="1" r:id="rId-3tg3l0peoov9hdck_kf2">
+            <w:hyperlink w:history="1" r:id="rIdij_v53ftgdcn07mkgr_uz">
               <w:r>
                 <w:rPr>
                   <w:rFonts w:ascii="Arial" w:cs="Arial" w:eastAsia="Arial" w:hAnsi="Arial"/>
@@ -28694,7 +28694,7 @@
             <w:pPr>
               <w:spacing w:after="20" w:before="0"/>
             </w:pPr>
-            <w:hyperlink w:history="1" r:id="rId4e3edu3gwswvi2ovtixav">
+            <w:hyperlink w:history="1" r:id="rIdbvanssopvwn5hpnnyptwl">
               <w:r>
                 <w:rPr>
                   <w:rFonts w:ascii="Arial" w:cs="Arial" w:eastAsia="Arial" w:hAnsi="Arial"/>
@@ -28727,7 +28727,7 @@
               <w:spacing w:after="10" w:before="0"/>
               <w:ind w:left="120"/>
             </w:pPr>
-            <w:hyperlink w:history="1" r:id="rIdz3_ufzag02xhbb-wggebl">
+            <w:hyperlink w:history="1" r:id="rIdnzvwcsxrgznlzqgmulx15">
               <w:r>
                 <w:rPr>
                   <w:rFonts w:ascii="Arial" w:cs="Arial" w:eastAsia="Arial" w:hAnsi="Arial"/>
@@ -28789,7 +28789,7 @@
               <w:spacing w:after="10" w:before="0"/>
               <w:ind w:left="120"/>
             </w:pPr>
-            <w:hyperlink w:history="1" r:id="rIdqqellybaekqvbg9vl8ifb">
+            <w:hyperlink w:history="1" r:id="rIdlatrkexr6oecodhdsxeoo">
               <w:r>
                 <w:rPr>
                   <w:rFonts w:ascii="Arial" w:cs="Arial" w:eastAsia="Arial" w:hAnsi="Arial"/>
@@ -29004,7 +29004,7 @@
             <w:pPr>
               <w:spacing w:after="20" w:before="0"/>
             </w:pPr>
-            <w:hyperlink w:history="1" r:id="rIdbdluunex8gofbnrnrpnaw">
+            <w:hyperlink w:history="1" r:id="rIdfa1uz3xnp8vp2epyw8hod">
               <w:r>
                 <w:rPr>
                   <w:rFonts w:ascii="Arial" w:cs="Arial" w:eastAsia="Arial" w:hAnsi="Arial"/>
@@ -29037,7 +29037,7 @@
               <w:spacing w:after="10" w:before="0"/>
               <w:ind w:left="120"/>
             </w:pPr>
-            <w:hyperlink w:history="1" r:id="rIdw4i8_hfb4d4dhvij1n4qa">
+            <w:hyperlink w:history="1" r:id="rIda0f5q5sq9p_azsqsrazoy">
               <w:r>
                 <w:rPr>
                   <w:rFonts w:ascii="Arial" w:cs="Arial" w:eastAsia="Arial" w:hAnsi="Arial"/>
@@ -29099,7 +29099,7 @@
               <w:spacing w:after="10" w:before="0"/>
               <w:ind w:left="120"/>
             </w:pPr>
-            <w:hyperlink w:history="1" r:id="rIdvhtvhkz8je6tua2envevj">
+            <w:hyperlink w:history="1" r:id="rIdkohtdtw1luqyytkc5p72h">
               <w:r>
                 <w:rPr>
                   <w:rFonts w:ascii="Arial" w:cs="Arial" w:eastAsia="Arial" w:hAnsi="Arial"/>
@@ -29639,7 +29639,7 @@
         </w:rPr>
         <w:t xml:space="preserve">© 2026 SeaVuria and ARES. Aligned with KICD objectives. Developed by SeaVuria; technical implementation by ARES (with AI assistance from Claude). Licensed under </w:t>
       </w:r>
-      <w:hyperlink w:history="1" r:id="rId3new22l_j8kiooei-dykr">
+      <w:hyperlink w:history="1" r:id="rIdrtjvpidmrdlled9tpzfxz">
         <w:r>
           <w:rPr>
             <w:rFonts w:ascii="Arial" w:cs="Arial" w:eastAsia="Arial" w:hAnsi="Arial"/>
@@ -29660,7 +29660,7 @@
         </w:rPr>
         <w:t xml:space="preserve"> (</w:t>
       </w:r>
-      <w:hyperlink w:history="1" r:id="rIdyv-7_kpxnvl0bcjfbmnkt">
+      <w:hyperlink w:history="1" r:id="rIdrm2ceffc_igmvd9y6dhfq">
         <w:r>
           <w:rPr>
             <w:rFonts w:ascii="Arial" w:cs="Arial" w:eastAsia="Arial" w:hAnsi="Arial"/>
@@ -30717,7 +30717,7 @@
               <w:spacing w:after="10" w:before="0"/>
               <w:ind w:left="120"/>
             </w:pPr>
-            <w:hyperlink w:history="1" r:id="rId723mpozzzcp1p5sd8kecx">
+            <w:hyperlink w:history="1" r:id="rIduaewawkkcnjhuio0firlo">
               <w:r>
                 <w:rPr>
                   <w:rFonts w:ascii="Arial" w:cs="Arial" w:eastAsia="Arial" w:hAnsi="Arial"/>
@@ -30794,7 +30794,7 @@
               <w:spacing w:after="10" w:before="0"/>
               <w:ind w:left="120"/>
             </w:pPr>
-            <w:hyperlink w:history="1" r:id="rIdhkr0-rwlqitr8fdvdlkni">
+            <w:hyperlink w:history="1" r:id="rIdgorhxayjmqivlarkt1h25">
               <w:r>
                 <w:rPr>
                   <w:rFonts w:ascii="Arial" w:cs="Arial" w:eastAsia="Arial" w:hAnsi="Arial"/>
@@ -31026,7 +31026,7 @@
               <w:spacing w:after="10" w:before="0"/>
               <w:ind w:left="120"/>
             </w:pPr>
-            <w:hyperlink w:history="1" r:id="rIdb4u9d4mnpuhpxigvlqkdl">
+            <w:hyperlink w:history="1" r:id="rIdg4jfeeml4hiwik64dghlp">
               <w:r>
                 <w:rPr>
                   <w:rFonts w:ascii="Arial" w:cs="Arial" w:eastAsia="Arial" w:hAnsi="Arial"/>
@@ -31103,7 +31103,7 @@
               <w:spacing w:after="10" w:before="0"/>
               <w:ind w:left="120"/>
             </w:pPr>
-            <w:hyperlink w:history="1" r:id="rIdlvpdp64x2-k3ei-xjmin5">
+            <w:hyperlink w:history="1" r:id="rIddmw62kdfh6ivvgozjz6h9">
               <w:r>
                 <w:rPr>
                   <w:rFonts w:ascii="Arial" w:cs="Arial" w:eastAsia="Arial" w:hAnsi="Arial"/>
@@ -31335,7 +31335,7 @@
               <w:spacing w:after="10" w:before="0"/>
               <w:ind w:left="120"/>
             </w:pPr>
-            <w:hyperlink w:history="1" r:id="rId4um_2sjemuz7rvwwg8mg6">
+            <w:hyperlink w:history="1" r:id="rIdbyvz-dlmrl1-kg4ptg8zk">
               <w:r>
                 <w:rPr>
                   <w:rFonts w:ascii="Arial" w:cs="Arial" w:eastAsia="Arial" w:hAnsi="Arial"/>
@@ -31412,7 +31412,7 @@
               <w:spacing w:after="10" w:before="0"/>
               <w:ind w:left="120"/>
             </w:pPr>
-            <w:hyperlink w:history="1" r:id="rId3fi2n-p0cnjskpyjersyt">
+            <w:hyperlink w:history="1" r:id="rIdflhukvqk_u52sk9vbuicb">
               <w:r>
                 <w:rPr>
                   <w:rFonts w:ascii="Arial" w:cs="Arial" w:eastAsia="Arial" w:hAnsi="Arial"/>
@@ -31644,7 +31644,7 @@
               <w:spacing w:after="10" w:before="0"/>
               <w:ind w:left="120"/>
             </w:pPr>
-            <w:hyperlink w:history="1" r:id="rIdpbwdn61exbrnimkouxsrq">
+            <w:hyperlink w:history="1" r:id="rIdy-kb4xzlef15rydzybvhe">
               <w:r>
                 <w:rPr>
                   <w:rFonts w:ascii="Arial" w:cs="Arial" w:eastAsia="Arial" w:hAnsi="Arial"/>
@@ -31721,7 +31721,7 @@
               <w:spacing w:after="10" w:before="0"/>
               <w:ind w:left="120"/>
             </w:pPr>
-            <w:hyperlink w:history="1" r:id="rIddy2eqrcq0ynfbq3np_r7i">
+            <w:hyperlink w:history="1" r:id="rIdmwbuxfjkcudonhncigd6e">
               <w:r>
                 <w:rPr>
                   <w:rFonts w:ascii="Arial" w:cs="Arial" w:eastAsia="Arial" w:hAnsi="Arial"/>
@@ -31953,7 +31953,7 @@
               <w:spacing w:after="10" w:before="0"/>
               <w:ind w:left="120"/>
             </w:pPr>
-            <w:hyperlink w:history="1" r:id="rIduwipucppiky5_ecgz5hzy">
+            <w:hyperlink w:history="1" r:id="rIdzto9dwnuzpnqfe2pmk-yx">
               <w:r>
                 <w:rPr>
                   <w:rFonts w:ascii="Arial" w:cs="Arial" w:eastAsia="Arial" w:hAnsi="Arial"/>
@@ -32030,7 +32030,7 @@
               <w:spacing w:after="10" w:before="0"/>
               <w:ind w:left="120"/>
             </w:pPr>
-            <w:hyperlink w:history="1" r:id="rIdld0isxyyc4iseg74qkge6">
+            <w:hyperlink w:history="1" r:id="rIdbugntrurtmk3cshcurddp">
               <w:r>
                 <w:rPr>
                   <w:rFonts w:ascii="Arial" w:cs="Arial" w:eastAsia="Arial" w:hAnsi="Arial"/>
@@ -32690,7 +32690,7 @@
         </w:rPr>
         <w:t xml:space="preserve">© 2026 SeaVuria and ARES. Aligned with KICD objectives. Developed by SeaVuria; technical implementation by ARES (with AI assistance from Claude). Licensed under </w:t>
       </w:r>
-      <w:hyperlink w:history="1" r:id="rIdoxenoc01eeuq-z0at-ojh">
+      <w:hyperlink w:history="1" r:id="rIdyoccphydlk9osbbf5kfnp">
         <w:r>
           <w:rPr>
             <w:rFonts w:ascii="Arial" w:cs="Arial" w:eastAsia="Arial" w:hAnsi="Arial"/>
@@ -32711,7 +32711,7 @@
         </w:rPr>
         <w:t xml:space="preserve"> (</w:t>
       </w:r>
-      <w:hyperlink w:history="1" r:id="rIdr4wfmxs5uevxaguepaghp">
+      <w:hyperlink w:history="1" r:id="rIdayf0vppxvlkygfx_ehacq">
         <w:r>
           <w:rPr>
             <w:rFonts w:ascii="Arial" w:cs="Arial" w:eastAsia="Arial" w:hAnsi="Arial"/>
@@ -33768,7 +33768,7 @@
               <w:spacing w:after="10" w:before="0"/>
               <w:ind w:left="120"/>
             </w:pPr>
-            <w:hyperlink w:history="1" r:id="rIdkrrrqwcg8g_mzz4k9-deg">
+            <w:hyperlink w:history="1" r:id="rIdgzeo4sf3zqgtmr3qozk0x">
               <w:r>
                 <w:rPr>
                   <w:rFonts w:ascii="Arial" w:cs="Arial" w:eastAsia="Arial" w:hAnsi="Arial"/>
@@ -33845,7 +33845,7 @@
               <w:spacing w:after="10" w:before="0"/>
               <w:ind w:left="120"/>
             </w:pPr>
-            <w:hyperlink w:history="1" r:id="rId21-gcdr5kcqris2kjvgyw">
+            <w:hyperlink w:history="1" r:id="rIdo_qrlkuvpx_sq0-z9rdgv">
               <w:r>
                 <w:rPr>
                   <w:rFonts w:ascii="Arial" w:cs="Arial" w:eastAsia="Arial" w:hAnsi="Arial"/>
@@ -34077,7 +34077,7 @@
               <w:spacing w:after="10" w:before="0"/>
               <w:ind w:left="120"/>
             </w:pPr>
-            <w:hyperlink w:history="1" r:id="rIdvt-0mtl0rhidweaghnswu">
+            <w:hyperlink w:history="1" r:id="rIdxx8mxmuoclm0fl5if3ijc">
               <w:r>
                 <w:rPr>
                   <w:rFonts w:ascii="Arial" w:cs="Arial" w:eastAsia="Arial" w:hAnsi="Arial"/>
@@ -34154,7 +34154,7 @@
               <w:spacing w:after="10" w:before="0"/>
               <w:ind w:left="120"/>
             </w:pPr>
-            <w:hyperlink w:history="1" r:id="rIdxxsazsf50evrndi7meey3">
+            <w:hyperlink w:history="1" r:id="rIdoqe8qri074rj-5buukcet">
               <w:r>
                 <w:rPr>
                   <w:rFonts w:ascii="Arial" w:cs="Arial" w:eastAsia="Arial" w:hAnsi="Arial"/>
@@ -34386,7 +34386,7 @@
               <w:spacing w:after="10" w:before="0"/>
               <w:ind w:left="120"/>
             </w:pPr>
-            <w:hyperlink w:history="1" r:id="rIdklzvbpq0prpiidzwmcabn">
+            <w:hyperlink w:history="1" r:id="rIdypvxes9u3mp7wjxyucael">
               <w:r>
                 <w:rPr>
                   <w:rFonts w:ascii="Arial" w:cs="Arial" w:eastAsia="Arial" w:hAnsi="Arial"/>
@@ -34463,7 +34463,7 @@
               <w:spacing w:after="10" w:before="0"/>
               <w:ind w:left="120"/>
             </w:pPr>
-            <w:hyperlink w:history="1" r:id="rId4niggt9_wlgwtpngrgfgk">
+            <w:hyperlink w:history="1" r:id="rIdqpyeiah9t66l4adlihugp">
               <w:r>
                 <w:rPr>
                   <w:rFonts w:ascii="Arial" w:cs="Arial" w:eastAsia="Arial" w:hAnsi="Arial"/>
@@ -34695,7 +34695,7 @@
               <w:spacing w:after="10" w:before="0"/>
               <w:ind w:left="120"/>
             </w:pPr>
-            <w:hyperlink w:history="1" r:id="rIdzyw6prd3_sods_zn1opk3">
+            <w:hyperlink w:history="1" r:id="rIdyekgsqjklqbdiam3yxfeu">
               <w:r>
                 <w:rPr>
                   <w:rFonts w:ascii="Arial" w:cs="Arial" w:eastAsia="Arial" w:hAnsi="Arial"/>
@@ -34772,7 +34772,7 @@
               <w:spacing w:after="10" w:before="0"/>
               <w:ind w:left="120"/>
             </w:pPr>
-            <w:hyperlink w:history="1" r:id="rIdqlsxjzwlbuvlakf9euzgk">
+            <w:hyperlink w:history="1" r:id="rId3bbss44aci-9vv2i5p1lx">
               <w:r>
                 <w:rPr>
                   <w:rFonts w:ascii="Arial" w:cs="Arial" w:eastAsia="Arial" w:hAnsi="Arial"/>
@@ -35004,7 +35004,7 @@
               <w:spacing w:after="10" w:before="0"/>
               <w:ind w:left="120"/>
             </w:pPr>
-            <w:hyperlink w:history="1" r:id="rId6juxinhzdz05becul8hem">
+            <w:hyperlink w:history="1" r:id="rIdze7mbt5sibz7wo3aprhw2">
               <w:r>
                 <w:rPr>
                   <w:rFonts w:ascii="Arial" w:cs="Arial" w:eastAsia="Arial" w:hAnsi="Arial"/>
@@ -35081,7 +35081,7 @@
               <w:spacing w:after="10" w:before="0"/>
               <w:ind w:left="120"/>
             </w:pPr>
-            <w:hyperlink w:history="1" r:id="rIdpnqaszo8kogzxm359ddr-">
+            <w:hyperlink w:history="1" r:id="rIdqtxz7ugx7c2jvg4xttcuz">
               <w:r>
                 <w:rPr>
                   <w:rFonts w:ascii="Arial" w:cs="Arial" w:eastAsia="Arial" w:hAnsi="Arial"/>
@@ -35621,7 +35621,7 @@
         </w:rPr>
         <w:t xml:space="preserve">© 2026 SeaVuria and ARES. Aligned with KICD objectives. Developed by SeaVuria; technical implementation by ARES (with AI assistance from Claude). Licensed under </w:t>
       </w:r>
-      <w:hyperlink w:history="1" r:id="rIdk54lcth7sr5m3gi-vfyfm">
+      <w:hyperlink w:history="1" r:id="rId1tb5w9vwpfua2cxqcyqlu">
         <w:r>
           <w:rPr>
             <w:rFonts w:ascii="Arial" w:cs="Arial" w:eastAsia="Arial" w:hAnsi="Arial"/>
@@ -35642,7 +35642,7 @@
         </w:rPr>
         <w:t xml:space="preserve"> (</w:t>
       </w:r>
-      <w:hyperlink w:history="1" r:id="rIdixjmuet1j6e9qh0s02nwe">
+      <w:hyperlink w:history="1" r:id="rIdmknhqckb4_29f1il0jzva">
         <w:r>
           <w:rPr>
             <w:rFonts w:ascii="Arial" w:cs="Arial" w:eastAsia="Arial" w:hAnsi="Arial"/>
@@ -36682,7 +36682,7 @@
             <w:pPr>
               <w:spacing w:after="20" w:before="0"/>
             </w:pPr>
-            <w:hyperlink w:history="1" r:id="rIdhttpczr2chch_0rymgcuh">
+            <w:hyperlink w:history="1" r:id="rIdlt1tbmdda-zzphdkxslgz">
               <w:r>
                 <w:rPr>
                   <w:rFonts w:ascii="Arial" w:cs="Arial" w:eastAsia="Arial" w:hAnsi="Arial"/>
@@ -36715,7 +36715,7 @@
               <w:spacing w:after="10" w:before="0"/>
               <w:ind w:left="120"/>
             </w:pPr>
-            <w:hyperlink w:history="1" r:id="rIdhydfpqd9y6juwvkdfxnon">
+            <w:hyperlink w:history="1" r:id="rIdfsxak333drp7zopebjjjt">
               <w:r>
                 <w:rPr>
                   <w:rFonts w:ascii="Arial" w:cs="Arial" w:eastAsia="Arial" w:hAnsi="Arial"/>
@@ -36760,7 +36760,7 @@
             <w:pPr>
               <w:spacing w:after="20" w:before="0"/>
             </w:pPr>
-            <w:hyperlink w:history="1" r:id="rIde1xchtexn5ruzfohj21gk">
+            <w:hyperlink w:history="1" r:id="rIdet0bx1q7ofnw_3e3jur-t">
               <w:r>
                 <w:rPr>
                   <w:rFonts w:ascii="Arial" w:cs="Arial" w:eastAsia="Arial" w:hAnsi="Arial"/>
@@ -36793,7 +36793,7 @@
               <w:spacing w:after="10" w:before="0"/>
               <w:ind w:left="120"/>
             </w:pPr>
-            <w:hyperlink w:history="1" r:id="rIdg5anqdu174bwcdjlttymz">
+            <w:hyperlink w:history="1" r:id="rIdtxc-qw6y--5w8nyysjxgx">
               <w:r>
                 <w:rPr>
                   <w:rFonts w:ascii="Arial" w:cs="Arial" w:eastAsia="Arial" w:hAnsi="Arial"/>
@@ -36993,7 +36993,7 @@
             <w:pPr>
               <w:spacing w:after="20" w:before="0"/>
             </w:pPr>
-            <w:hyperlink w:history="1" r:id="rIdi64pndagjiapyssnhruyz">
+            <w:hyperlink w:history="1" r:id="rIdj9mhbgzfng57_k2exi3u3">
               <w:r>
                 <w:rPr>
                   <w:rFonts w:ascii="Arial" w:cs="Arial" w:eastAsia="Arial" w:hAnsi="Arial"/>
@@ -37026,7 +37026,7 @@
               <w:spacing w:after="10" w:before="0"/>
               <w:ind w:left="120"/>
             </w:pPr>
-            <w:hyperlink w:history="1" r:id="rIdvjn674cxjotbptnhsfbvj">
+            <w:hyperlink w:history="1" r:id="rIdfrzolb6pr6zb7wd_wfoup">
               <w:r>
                 <w:rPr>
                   <w:rFonts w:ascii="Arial" w:cs="Arial" w:eastAsia="Arial" w:hAnsi="Arial"/>
@@ -37071,7 +37071,7 @@
             <w:pPr>
               <w:spacing w:after="20" w:before="0"/>
             </w:pPr>
-            <w:hyperlink w:history="1" r:id="rIdguzruwvd0ykcq_ozzpp8b">
+            <w:hyperlink w:history="1" r:id="rIdy7karwfec3-vubhfllo5b">
               <w:r>
                 <w:rPr>
                   <w:rFonts w:ascii="Arial" w:cs="Arial" w:eastAsia="Arial" w:hAnsi="Arial"/>
@@ -37104,7 +37104,7 @@
               <w:spacing w:after="10" w:before="0"/>
               <w:ind w:left="120"/>
             </w:pPr>
-            <w:hyperlink w:history="1" r:id="rIdnfd4bcil3xlfyvp2gaiqi">
+            <w:hyperlink w:history="1" r:id="rIdkudqtbs5js1m_n8gnwvqp">
               <w:r>
                 <w:rPr>
                   <w:rFonts w:ascii="Arial" w:cs="Arial" w:eastAsia="Arial" w:hAnsi="Arial"/>
@@ -37304,7 +37304,7 @@
             <w:pPr>
               <w:spacing w:after="20" w:before="0"/>
             </w:pPr>
-            <w:hyperlink w:history="1" r:id="rIdkqarncacqysuhwgu7jhro">
+            <w:hyperlink w:history="1" r:id="rIdvzs-lfo8q3eq7eyuie2yc">
               <w:r>
                 <w:rPr>
                   <w:rFonts w:ascii="Arial" w:cs="Arial" w:eastAsia="Arial" w:hAnsi="Arial"/>
@@ -37337,7 +37337,7 @@
               <w:spacing w:after="10" w:before="0"/>
               <w:ind w:left="120"/>
             </w:pPr>
-            <w:hyperlink w:history="1" r:id="rIdp8t6o3iuhyuihm-wqyfxl">
+            <w:hyperlink w:history="1" r:id="rIdvrbu7re0-xbg-bu95vlvd">
               <w:r>
                 <w:rPr>
                   <w:rFonts w:ascii="Arial" w:cs="Arial" w:eastAsia="Arial" w:hAnsi="Arial"/>
@@ -37382,7 +37382,7 @@
             <w:pPr>
               <w:spacing w:after="20" w:before="0"/>
             </w:pPr>
-            <w:hyperlink w:history="1" r:id="rIdgz4s09s_7x_j3pnyezfai">
+            <w:hyperlink w:history="1" r:id="rIdjqqwcazbhf-a0hohqozph">
               <w:r>
                 <w:rPr>
                   <w:rFonts w:ascii="Arial" w:cs="Arial" w:eastAsia="Arial" w:hAnsi="Arial"/>
@@ -37415,7 +37415,7 @@
               <w:spacing w:after="10" w:before="0"/>
               <w:ind w:left="120"/>
             </w:pPr>
-            <w:hyperlink w:history="1" r:id="rIdvpbgxlleguwnp8yjdohcc">
+            <w:hyperlink w:history="1" r:id="rIdfphiwj_zksgmfzxbt8meo">
               <w:r>
                 <w:rPr>
                   <w:rFonts w:ascii="Arial" w:cs="Arial" w:eastAsia="Arial" w:hAnsi="Arial"/>
@@ -37615,7 +37615,7 @@
             <w:pPr>
               <w:spacing w:after="20" w:before="0"/>
             </w:pPr>
-            <w:hyperlink w:history="1" r:id="rIdlzjg8txelvrbszpvakojb">
+            <w:hyperlink w:history="1" r:id="rIdvqptendt01sfxvr9-qg7f">
               <w:r>
                 <w:rPr>
                   <w:rFonts w:ascii="Arial" w:cs="Arial" w:eastAsia="Arial" w:hAnsi="Arial"/>
@@ -37648,7 +37648,7 @@
               <w:spacing w:after="10" w:before="0"/>
               <w:ind w:left="120"/>
             </w:pPr>
-            <w:hyperlink w:history="1" r:id="rIdh60nq8obfufb1nakbk-f3">
+            <w:hyperlink w:history="1" r:id="rIdmaf8si6in8wjocx9hzops">
               <w:r>
                 <w:rPr>
                   <w:rFonts w:ascii="Arial" w:cs="Arial" w:eastAsia="Arial" w:hAnsi="Arial"/>
@@ -37693,7 +37693,7 @@
             <w:pPr>
               <w:spacing w:after="20" w:before="0"/>
             </w:pPr>
-            <w:hyperlink w:history="1" r:id="rIdaqbmu0leu180vcoklwrvq">
+            <w:hyperlink w:history="1" r:id="rIdle49t-lqfsbqigsejq4sj">
               <w:r>
                 <w:rPr>
                   <w:rFonts w:ascii="Arial" w:cs="Arial" w:eastAsia="Arial" w:hAnsi="Arial"/>
@@ -37726,7 +37726,7 @@
               <w:spacing w:after="10" w:before="0"/>
               <w:ind w:left="120"/>
             </w:pPr>
-            <w:hyperlink w:history="1" r:id="rIdfr44gj2zzyic-hyzrh6co">
+            <w:hyperlink w:history="1" r:id="rIdupiygqfkrogqpsoapcgpg">
               <w:r>
                 <w:rPr>
                   <w:rFonts w:ascii="Arial" w:cs="Arial" w:eastAsia="Arial" w:hAnsi="Arial"/>
@@ -37926,7 +37926,7 @@
             <w:pPr>
               <w:spacing w:after="20" w:before="0"/>
             </w:pPr>
-            <w:hyperlink w:history="1" r:id="rIdrm8yx9lqm1thn0i5rf8ez">
+            <w:hyperlink w:history="1" r:id="rIdymzu_p4acuzk6lagzwnh4">
               <w:r>
                 <w:rPr>
                   <w:rFonts w:ascii="Arial" w:cs="Arial" w:eastAsia="Arial" w:hAnsi="Arial"/>
@@ -37959,7 +37959,7 @@
               <w:spacing w:after="10" w:before="0"/>
               <w:ind w:left="120"/>
             </w:pPr>
-            <w:hyperlink w:history="1" r:id="rIdjxxvxhdr5dhlrljax8ujm">
+            <w:hyperlink w:history="1" r:id="rIda25cf63dvvdu8lj4r8pkh">
               <w:r>
                 <w:rPr>
                   <w:rFonts w:ascii="Arial" w:cs="Arial" w:eastAsia="Arial" w:hAnsi="Arial"/>
@@ -38004,7 +38004,7 @@
             <w:pPr>
               <w:spacing w:after="20" w:before="0"/>
             </w:pPr>
-            <w:hyperlink w:history="1" r:id="rIdkihcuksgzk5sefhwwd-uw">
+            <w:hyperlink w:history="1" r:id="rId_hhij_qqqs07mg4cwajym">
               <w:r>
                 <w:rPr>
                   <w:rFonts w:ascii="Arial" w:cs="Arial" w:eastAsia="Arial" w:hAnsi="Arial"/>
@@ -38053,7 +38053,7 @@
               <w:spacing w:after="10" w:before="0"/>
               <w:ind w:left="120"/>
             </w:pPr>
-            <w:hyperlink w:history="1" r:id="rId5k3vtdiucxsb5ftus-c-p">
+            <w:hyperlink w:history="1" r:id="rIdaytm4nlak4tkvzcwl1-h5">
               <w:r>
                 <w:rPr>
                   <w:rFonts w:ascii="Arial" w:cs="Arial" w:eastAsia="Arial" w:hAnsi="Arial"/>
@@ -38818,7 +38818,7 @@
         </w:rPr>
         <w:t xml:space="preserve">© 2026 SeaVuria and ARES. Aligned with KICD objectives. Developed by SeaVuria; technical implementation by ARES (with AI assistance from Claude). Licensed under </w:t>
       </w:r>
-      <w:hyperlink w:history="1" r:id="rIdgefxhwfwwsisby21ihk_n">
+      <w:hyperlink w:history="1" r:id="rIdb1ubzwg2-jf0nta5zaasd">
         <w:r>
           <w:rPr>
             <w:rFonts w:ascii="Arial" w:cs="Arial" w:eastAsia="Arial" w:hAnsi="Arial"/>
@@ -38839,7 +38839,7 @@
         </w:rPr>
         <w:t xml:space="preserve"> (</w:t>
       </w:r>
-      <w:hyperlink w:history="1" r:id="rIdrjrut2pde0cnqchntqp5x">
+      <w:hyperlink w:history="1" r:id="rIdzjd-fwvt7xl97xyo6lvdb">
         <w:r>
           <w:rPr>
             <w:rFonts w:ascii="Arial" w:cs="Arial" w:eastAsia="Arial" w:hAnsi="Arial"/>
